--- a/EXPORTS/DOCX/published/niveau2/English/Suriname.docx
+++ b/EXPORTS/DOCX/published/niveau2/English/Suriname.docx
@@ -1318,27 +1318,138 @@
           <w:sz w:val="24"/>
           <w:u w:val="single"/>
         </w:rPr>
+        <w:hyperlink r:id="rId15" w:history="1">
+          <w:r>
+            <w:rPr>
+              <w:rStyle w:val="Hyperlink"/>
+            </w:rPr>
+            <w:t>Lam</w:t>
+          </w:r>
+        </w:hyperlink>
+      </w:r>
+      <w:r>
+        <w:rPr>
+          <w:rFonts w:ascii="Charis SIL Regular" w:hAnsi="Charis SIL Regular" w:eastAsia="Charis SIL Regular"/>
+          <w:b w:val="0"/>
+          <w:i w:val="0"/>
+          <w:color w:val="0000FF"/>
+          <w:sz w:val="24"/>
+          <w:u w:val="single"/>
+        </w:rPr>
+        <w:hyperlink r:id="rId15" w:history="1">
+          <w:r>
+            <w:rPr>
+              <w:rStyle w:val="Hyperlink"/>
+            </w:rPr>
+            <w:t>m</w:t>
+          </w:r>
+        </w:hyperlink>
+      </w:r>
+      <w:r>
+        <w:rPr>
+          <w:rFonts w:ascii="Charis SIL Regular" w:hAnsi="Charis SIL Regular" w:eastAsia="Charis SIL Regular"/>
+          <w:b w:val="0"/>
+          <w:i w:val="0"/>
+          <w:color w:val="0000FF"/>
+          <w:sz w:val="24"/>
+          <w:u w:val="single"/>
+        </w:rPr>
+        <w:hyperlink r:id="rId15" w:history="1">
+          <w:r>
+            <w:rPr>
+              <w:rStyle w:val="Hyperlink"/>
+            </w:rPr>
+            <w:t>ens</w:t>
+          </w:r>
+        </w:hyperlink>
+      </w:r>
+      <w:r>
+        <w:rPr>
+          <w:u w:val="single" w:color="0000ff"/>
+          <w:rFonts w:ascii="Charis SIL Regular" w:hAnsi="Charis SIL Regular" w:eastAsia="Charis SIL Regular"/>
+          <w:b w:val="0"/>
+          <w:i w:val="0"/>
+          <w:color w:val="000000"/>
+          <w:sz w:val="24"/>
+        </w:rPr>
         <w:hyperlink r:id="rId12" w:history="1">
           <w:r>
             <w:rPr>
               <w:rStyle w:val="Hyperlink"/>
             </w:rPr>
-            <w:t>Lam</w:t>
-          </w:r>
-        </w:hyperlink>
-      </w:r>
-      <w:r>
-        <w:rPr>
-          <w:rFonts w:ascii="Charis SIL Regular" w:hAnsi="Charis SIL Regular" w:eastAsia="Charis SIL Regular"/>
-          <w:b w:val="0"/>
-          <w:i w:val="0"/>
-          <w:color w:val="0000FF"/>
+            <w:t>. La</w:t>
+          </w:r>
+        </w:hyperlink>
+      </w:r>
+      <w:r>
+        <w:rPr>
+          <w:rFonts w:ascii="Charis SIL Regular" w:hAnsi="Charis SIL Regular" w:eastAsia="Charis SIL Regular"/>
+          <w:b w:val="0"/>
+          <w:i w:val="0"/>
+          <w:color w:val="000000"/>
           <w:sz w:val="24"/>
         </w:rPr>
         <w:t>m</w:t>
       </w:r>
       <w:r>
         <w:rPr>
+          <w:u w:val="single" w:color="0000ff"/>
+          <w:rFonts w:ascii="Charis SIL Regular" w:hAnsi="Charis SIL Regular" w:eastAsia="Charis SIL Regular"/>
+          <w:b w:val="0"/>
+          <w:i w:val="0"/>
+          <w:color w:val="000000"/>
+          <w:sz w:val="24"/>
+        </w:rPr>
+        <w:hyperlink r:id="rId13" w:history="1">
+          <w:r>
+            <w:rPr>
+              <w:rStyle w:val="Hyperlink"/>
+            </w:rPr>
+            <w:t>mens, s</w:t>
+          </w:r>
+        </w:hyperlink>
+      </w:r>
+      <w:r>
+        <w:rPr>
+          <w:u w:val="single" w:color="0000ff"/>
+          <w:rFonts w:ascii="Charis SIL Regular" w:hAnsi="Charis SIL Regular" w:eastAsia="Charis SIL Regular"/>
+          <w:b w:val="0"/>
+          <w:i w:val="0"/>
+          <w:color w:val="000000"/>
+          <w:sz w:val="24"/>
+        </w:rPr>
+        <w:hyperlink r:id="rId13" w:history="1">
+          <w:r>
+            <w:rPr>
+              <w:rStyle w:val="Hyperlink"/>
+            </w:rPr>
+            <w:t>on-in-law an</w:t>
+          </w:r>
+        </w:hyperlink>
+      </w:r>
+      <w:r>
+        <w:rPr>
+          <w:rFonts w:ascii="Charis SIL Regular" w:hAnsi="Charis SIL Regular" w:eastAsia="Charis SIL Regular"/>
+          <w:b w:val="0"/>
+          <w:i w:val="0"/>
+          <w:color w:val="000000"/>
+          <w:sz w:val="24"/>
+        </w:rPr>
+        <w:t>d</w:t>
+      </w:r>
+      <w:r>
+        <w:rPr>
+          <w:u w:val="single" w:color="0000ff"/>
+          <w:rFonts w:ascii="Charis SIL Regular" w:hAnsi="Charis SIL Regular" w:eastAsia="Charis SIL Regular"/>
+          <w:b w:val="0"/>
+          <w:i w:val="0"/>
+          <w:color w:val="000000"/>
+          <w:sz w:val="24"/>
+        </w:rPr>
+        <w:t xml:space="preserve"> admirer of </w:t>
+      </w:r>
+      <w:r>
+        <w:rPr>
           <w:rFonts w:ascii="Charis SIL Regular" w:hAnsi="Charis SIL Regular" w:eastAsia="Charis SIL Regular"/>
           <w:b w:val="0"/>
           <w:i w:val="0"/>
@@ -1346,153 +1457,7 @@
           <w:sz w:val="24"/>
           <w:u w:val="single"/>
         </w:rPr>
-        <w:hyperlink r:id="rId12" w:history="1">
-          <w:r>
-            <w:rPr>
-              <w:rStyle w:val="Hyperlink"/>
-            </w:rPr>
-            <w:t>ens</w:t>
-          </w:r>
-        </w:hyperlink>
-      </w:r>
-      <w:r>
-        <w:rPr>
-          <w:u w:val="single" w:color="0000ff"/>
-          <w:rFonts w:ascii="Charis SIL Regular" w:hAnsi="Charis SIL Regular" w:eastAsia="Charis SIL Regular"/>
-          <w:b w:val="0"/>
-          <w:i w:val="0"/>
-          <w:color w:val="000000"/>
-          <w:sz w:val="24"/>
-        </w:rPr>
-        <w:hyperlink r:id="rId12" w:history="1">
-          <w:r>
-            <w:rPr>
-              <w:rStyle w:val="Hyperlink"/>
-            </w:rPr>
-            <w:t>. La</w:t>
-          </w:r>
-        </w:hyperlink>
-      </w:r>
-      <w:r>
-        <w:rPr>
-          <w:rFonts w:ascii="Charis SIL Regular" w:hAnsi="Charis SIL Regular" w:eastAsia="Charis SIL Regular"/>
-          <w:b w:val="0"/>
-          <w:i w:val="0"/>
-          <w:color w:val="000000"/>
-          <w:sz w:val="24"/>
-        </w:rPr>
-        <w:t>m</w:t>
-      </w:r>
-      <w:r>
-        <w:rPr>
-          <w:u w:val="single" w:color="0000ff"/>
-          <w:rFonts w:ascii="Charis SIL Regular" w:hAnsi="Charis SIL Regular" w:eastAsia="Charis SIL Regular"/>
-          <w:b w:val="0"/>
-          <w:i w:val="0"/>
-          <w:color w:val="000000"/>
-          <w:sz w:val="24"/>
-        </w:rPr>
-        <w:hyperlink r:id="rId13" w:history="1">
-          <w:r>
-            <w:rPr>
-              <w:rStyle w:val="Hyperlink"/>
-            </w:rPr>
-            <w:t>mens, s</w:t>
-          </w:r>
-        </w:hyperlink>
-      </w:r>
-      <w:r>
-        <w:rPr>
-          <w:u w:val="single" w:color="0000ff"/>
-          <w:rFonts w:ascii="Charis SIL Regular" w:hAnsi="Charis SIL Regular" w:eastAsia="Charis SIL Regular"/>
-          <w:b w:val="0"/>
-          <w:i w:val="0"/>
-          <w:color w:val="000000"/>
-          <w:sz w:val="24"/>
-        </w:rPr>
-        <w:hyperlink r:id="rId13" w:history="1">
-          <w:r>
-            <w:rPr>
-              <w:rStyle w:val="Hyperlink"/>
-            </w:rPr>
-            <w:t>on-in-law an</w:t>
-          </w:r>
-        </w:hyperlink>
-      </w:r>
-      <w:r>
-        <w:rPr>
-          <w:rFonts w:ascii="Charis SIL Regular" w:hAnsi="Charis SIL Regular" w:eastAsia="Charis SIL Regular"/>
-          <w:b w:val="0"/>
-          <w:i w:val="0"/>
-          <w:color w:val="000000"/>
-          <w:sz w:val="24"/>
-        </w:rPr>
-        <w:t>d</w:t>
-      </w:r>
-      <w:r>
-        <w:rPr>
-          <w:u w:val="single" w:color="0000ff"/>
-          <w:rFonts w:ascii="Charis SIL Regular" w:hAnsi="Charis SIL Regular" w:eastAsia="Charis SIL Regular"/>
-          <w:b w:val="0"/>
-          <w:i w:val="0"/>
-          <w:color w:val="000000"/>
-          <w:sz w:val="24"/>
-        </w:rPr>
-        <w:hyperlink r:id="rId14" w:history="1">
-          <w:r>
-            <w:rPr>
-              <w:rStyle w:val="Hyperlink"/>
-            </w:rPr>
-            <w:t xml:space="preserve"> admire</w:t>
-          </w:r>
-        </w:hyperlink>
-      </w:r>
-      <w:r>
-        <w:rPr>
-          <w:u w:val="single" w:color="0000ff"/>
-          <w:rFonts w:ascii="Charis SIL Regular" w:hAnsi="Charis SIL Regular" w:eastAsia="Charis SIL Regular"/>
-          <w:b w:val="0"/>
-          <w:i w:val="0"/>
-          <w:color w:val="000000"/>
-          <w:sz w:val="24"/>
-        </w:rPr>
-        <w:hyperlink r:id="rId14" w:history="1">
-          <w:r>
-            <w:rPr>
-              <w:rStyle w:val="Hyperlink"/>
-            </w:rPr>
-            <w:t>r</w:t>
-          </w:r>
-        </w:hyperlink>
-      </w:r>
-      <w:r>
-        <w:rPr>
-          <w:u w:val="single" w:color="0000ff"/>
-          <w:rFonts w:ascii="Charis SIL Regular" w:hAnsi="Charis SIL Regular" w:eastAsia="Charis SIL Regular"/>
-          <w:b w:val="0"/>
-          <w:i w:val="0"/>
-          <w:color w:val="000000"/>
-          <w:sz w:val="24"/>
-        </w:rPr>
-        <w:hyperlink r:id="rId14" w:history="1">
-          <w:r>
-            <w:rPr>
-              <w:rStyle w:val="Hyperlink"/>
-            </w:rPr>
-            <w:t xml:space="preserve"> of </w:t>
-          </w:r>
-        </w:hyperlink>
-      </w:r>
-      <w:r>
-        <w:rPr>
-          <w:rFonts w:ascii="Charis SIL Regular" w:hAnsi="Charis SIL Regular" w:eastAsia="Charis SIL Regular"/>
-          <w:b w:val="0"/>
-          <w:i w:val="0"/>
-          <w:color w:val="0000FF"/>
-          <w:sz w:val="24"/>
-          <w:u w:val="single"/>
-        </w:rPr>
-        <w:hyperlink r:id="rId14" w:history="1">
+        <w:hyperlink r:id="rId16" w:history="1">
           <w:r>
             <w:rPr>
               <w:rStyle w:val="Hyperlink"/>
@@ -2304,18 +2269,7 @@
           <w:color w:val="000000"/>
           <w:sz w:val="24"/>
         </w:rPr>
-        <w:t xml:space="preserve">is </w:t>
-      </w:r>
-      <w:r>
-        <w:rPr>
-          <w:u w:val="single" w:color="0000ff"/>
-          <w:rFonts w:ascii="Charis SIL Regular" w:hAnsi="Charis SIL Regular" w:eastAsia="Charis SIL Regular"/>
-          <w:b w:val="0"/>
-          <w:i w:val="0"/>
-          <w:color w:val="000000"/>
-          <w:sz w:val="24"/>
-        </w:rPr>
-        <w:t xml:space="preserve">housed at </w:t>
+        <w:t xml:space="preserve">is housed at </w:t>
       </w:r>
       <w:r>
         <w:rPr>
@@ -2741,19 +2695,9 @@
             <w:rPr>
               <w:rStyle w:val="Hyperlink"/>
             </w:rPr>
-            <w:t>audi</w:t>
-          </w:r>
-        </w:hyperlink>
-      </w:r>
-      <w:r>
-        <w:rPr>
-          <w:rFonts w:ascii="Charis SIL Regular" w:hAnsi="Charis SIL Regular" w:eastAsia="Charis SIL Regular"/>
-          <w:b w:val="0"/>
-          <w:i w:val="0"/>
-          <w:color w:val="0000FF"/>
-          <w:sz w:val="24"/>
-        </w:rPr>
-        <w:t>o</w:t>
+            <w:t>audio</w:t>
+          </w:r>
+        </w:hyperlink>
       </w:r>
       <w:r>
         <w:rPr>
@@ -2780,9 +2724,19 @@
             <w:rPr>
               <w:rStyle w:val="Hyperlink"/>
             </w:rPr>
-            <w:t>tapes</w:t>
-          </w:r>
-        </w:hyperlink>
+            <w:t>tape</w:t>
+          </w:r>
+        </w:hyperlink>
+      </w:r>
+      <w:r>
+        <w:rPr>
+          <w:rFonts w:ascii="Charis SIL Regular" w:hAnsi="Charis SIL Regular" w:eastAsia="Charis SIL Regular"/>
+          <w:b w:val="0"/>
+          <w:i w:val="0"/>
+          <w:color w:val="0000FF"/>
+          <w:sz w:val="24"/>
+        </w:rPr>
+        <w:t>s</w:t>
       </w:r>
       <w:r>
         <w:rPr>
@@ -3213,7 +3167,6 @@
       </w:r>
       <w:r>
         <w:rPr>
-          <w:u w:val="single" w:color="0000ff"/>
           <w:rFonts w:ascii="Charis SIL Regular" w:hAnsi="Charis SIL Regular" w:eastAsia="Charis SIL Regular"/>
           <w:b w:val="0"/>
           <w:i w:val="0"/>
@@ -5552,6 +5505,23 @@
       </w:r>
       <w:r>
         <w:rPr>
+          <w:rFonts w:ascii="Charis SIL Italic" w:hAnsi="Charis SIL Italic" w:eastAsia="Charis SIL Italic"/>
+          <w:b w:val="0"/>
+          <w:i/>
+          <w:color w:val="000000"/>
+          <w:sz w:val="24"/>
+        </w:rPr>
+        <w:hyperlink r:id="rId43" w:history="1">
+          <w:r>
+            <w:rPr>
+              <w:rStyle w:val="Hyperlink"/>
+            </w:rPr>
+            <w:t>m</w:t>
+          </w:r>
+        </w:hyperlink>
+      </w:r>
+      <w:r>
+        <w:rPr>
           <w:u w:val="single" w:color="0000ff"/>
           <w:rFonts w:ascii="Charis SIL Italic" w:hAnsi="Charis SIL Italic" w:eastAsia="Charis SIL Italic"/>
           <w:b w:val="0"/>
@@ -5559,7 +5529,7 @@
           <w:color w:val="000000"/>
           <w:sz w:val="24"/>
         </w:rPr>
-        <w:t>m</w:t>
+        <w:t>u</w:t>
       </w:r>
       <w:r>
         <w:rPr>
@@ -5569,7 +5539,7 @@
           <w:color w:val="000000"/>
           <w:sz w:val="24"/>
         </w:rPr>
-        <w:t>useet</w:t>
+        <w:t>seet</w:t>
       </w:r>
       <w:r>
         <w:rPr>
@@ -5855,14 +5825,7 @@
           <w:color w:val="000000"/>
           <w:sz w:val="24"/>
         </w:rPr>
-        <w:hyperlink r:id="rId44" w:history="1">
-          <w:r>
-            <w:rPr>
-              <w:rStyle w:val="Hyperlink"/>
-            </w:rPr>
-            <w:t xml:space="preserve">the </w:t>
-          </w:r>
-        </w:hyperlink>
+        <w:t xml:space="preserve">the </w:t>
       </w:r>
       <w:r>
         <w:rPr>
@@ -5984,15 +5947,9 @@
           <w:i w:val="0"/>
           <w:color w:val="0000FF"/>
           <w:sz w:val="24"/>
-        </w:rPr>
-        <w:hyperlink r:id="rId46" w:history="1">
-          <w:r>
-            <w:rPr>
-              <w:rStyle w:val="Hyperlink"/>
-            </w:rPr>
-            <w:t>o</w:t>
-          </w:r>
-        </w:hyperlink>
+          <w:u w:val="single"/>
+        </w:rPr>
+        <w:t>o</w:t>
       </w:r>
       <w:r>
         <w:rPr>
@@ -8121,12 +8078,106 @@
           <w:sz w:val="24"/>
           <w:u w:val="single"/>
         </w:rPr>
+        <w:hyperlink r:id="rId65" w:history="1">
+          <w:r>
+            <w:rPr>
+              <w:rStyle w:val="Hyperlink"/>
+            </w:rPr>
+            <w:t>Eliot</w:t>
+          </w:r>
+        </w:hyperlink>
+      </w:r>
+      <w:r>
+        <w:rPr>
+          <w:rFonts w:ascii="Charis SIL Regular" w:hAnsi="Charis SIL Regular" w:eastAsia="Charis SIL Regular"/>
+          <w:b w:val="0"/>
+          <w:i w:val="0"/>
+          <w:color w:val="0000FF"/>
+          <w:sz w:val="24"/>
+          <w:u w:val="single"/>
+        </w:rPr>
+        <w:t xml:space="preserve"> </w:t>
+      </w:r>
+      <w:r>
+        <w:rPr>
+          <w:rFonts w:ascii="Charis SIL Regular" w:hAnsi="Charis SIL Regular" w:eastAsia="Charis SIL Regular"/>
+          <w:b w:val="0"/>
+          <w:i w:val="0"/>
+          <w:color w:val="0000FF"/>
+          <w:sz w:val="24"/>
+          <w:u w:val="single"/>
+        </w:rPr>
+        <w:hyperlink r:id="rId65" w:history="1">
+          <w:r>
+            <w:rPr>
+              <w:rStyle w:val="Hyperlink"/>
+            </w:rPr>
+            <w:t>El</w:t>
+          </w:r>
+        </w:hyperlink>
+      </w:r>
+      <w:r>
+        <w:rPr>
+          <w:rFonts w:ascii="Charis SIL Regular" w:hAnsi="Charis SIL Regular" w:eastAsia="Charis SIL Regular"/>
+          <w:b w:val="0"/>
+          <w:i w:val="0"/>
+          <w:color w:val="0000FF"/>
+          <w:sz w:val="24"/>
+          <w:u w:val="single"/>
+        </w:rPr>
+        <w:hyperlink r:id="rId65" w:history="1">
+          <w:r>
+            <w:rPr>
+              <w:rStyle w:val="Hyperlink"/>
+            </w:rPr>
+            <w:t>i</w:t>
+          </w:r>
+        </w:hyperlink>
+      </w:r>
+      <w:r>
+        <w:rPr>
+          <w:rFonts w:ascii="Charis SIL Regular" w:hAnsi="Charis SIL Regular" w:eastAsia="Charis SIL Regular"/>
+          <w:b w:val="0"/>
+          <w:i w:val="0"/>
+          <w:color w:val="0000FF"/>
+          <w:sz w:val="24"/>
+          <w:u w:val="single"/>
+        </w:rPr>
+        <w:hyperlink r:id="rId65" w:history="1">
+          <w:r>
+            <w:rPr>
+              <w:rStyle w:val="Hyperlink"/>
+            </w:rPr>
+            <w:t>sofon</w:t>
+          </w:r>
+        </w:hyperlink>
+      </w:r>
+      <w:r>
+        <w:rPr>
+          <w:rFonts w:ascii="Charis SIL Regular" w:hAnsi="Charis SIL Regular" w:eastAsia="Charis SIL Regular"/>
+          <w:b w:val="0"/>
+          <w:i w:val="0"/>
+          <w:color w:val="0000FF"/>
+          <w:sz w:val="24"/>
+          <w:u w:val="single"/>
+        </w:rPr>
+        <w:t xml:space="preserve"> </w:t>
+      </w:r>
+      <w:r>
+        <w:rPr>
+          <w:rFonts w:ascii="Charis SIL Regular" w:hAnsi="Charis SIL Regular" w:eastAsia="Charis SIL Regular"/>
+          <w:b w:val="0"/>
+          <w:i w:val="0"/>
+          <w:color w:val="0000FF"/>
+          <w:sz w:val="24"/>
+          <w:u w:val="single"/>
+        </w:rPr>
         <w:hyperlink r:id="rId66" w:history="1">
           <w:r>
             <w:rPr>
               <w:rStyle w:val="Hyperlink"/>
             </w:rPr>
-            <w:t>Eliot</w:t>
+            <w:t>P</w:t>
           </w:r>
         </w:hyperlink>
       </w:r>
@@ -8139,6 +8190,60 @@
           <w:sz w:val="24"/>
           <w:u w:val="single"/>
         </w:rPr>
+        <w:hyperlink r:id="rId66" w:history="1">
+          <w:r>
+            <w:rPr>
+              <w:rStyle w:val="Hyperlink"/>
+            </w:rPr>
+            <w:t>ho</w:t>
+          </w:r>
+        </w:hyperlink>
+      </w:r>
+      <w:r>
+        <w:rPr>
+          <w:rFonts w:ascii="Charis SIL Regular" w:hAnsi="Charis SIL Regular" w:eastAsia="Charis SIL Regular"/>
+          <w:b w:val="0"/>
+          <w:i w:val="0"/>
+          <w:color w:val="0000FF"/>
+          <w:sz w:val="24"/>
+          <w:u w:val="single"/>
+        </w:rPr>
+        <w:hyperlink r:id="rId66" w:history="1">
+          <w:r>
+            <w:rPr>
+              <w:rStyle w:val="Hyperlink"/>
+            </w:rPr>
+            <w:t>t</w:t>
+          </w:r>
+        </w:hyperlink>
+      </w:r>
+      <w:r>
+        <w:rPr>
+          <w:rFonts w:ascii="Charis SIL Regular" w:hAnsi="Charis SIL Regular" w:eastAsia="Charis SIL Regular"/>
+          <w:b w:val="0"/>
+          <w:i w:val="0"/>
+          <w:color w:val="0000FF"/>
+          <w:sz w:val="24"/>
+          <w:u w:val="single"/>
+        </w:rPr>
+        <w:hyperlink r:id="rId66" w:history="1">
+          <w:r>
+            <w:rPr>
+              <w:rStyle w:val="Hyperlink"/>
+            </w:rPr>
+            <w:t>ographic</w:t>
+          </w:r>
+        </w:hyperlink>
+      </w:r>
+      <w:r>
+        <w:rPr>
+          <w:rFonts w:ascii="Charis SIL Regular" w:hAnsi="Charis SIL Regular" w:eastAsia="Charis SIL Regular"/>
+          <w:b w:val="0"/>
+          <w:i w:val="0"/>
+          <w:color w:val="0000FF"/>
+          <w:sz w:val="24"/>
+          <w:u w:val="single"/>
+        </w:rPr>
         <w:t xml:space="preserve"> </w:t>
       </w:r>
       <w:r>
@@ -8155,7 +8260,7 @@
             <w:rPr>
               <w:rStyle w:val="Hyperlink"/>
             </w:rPr>
-            <w:t>El</w:t>
+            <w:t>Ar</w:t>
           </w:r>
         </w:hyperlink>
       </w:r>
@@ -8173,7 +8278,7 @@
             <w:rPr>
               <w:rStyle w:val="Hyperlink"/>
             </w:rPr>
-            <w:t>i</w:t>
+            <w:t>chive</w:t>
           </w:r>
         </w:hyperlink>
       </w:r>
@@ -8191,7 +8296,7 @@
             <w:rPr>
               <w:rStyle w:val="Hyperlink"/>
             </w:rPr>
-            <w:t>sofon</w:t>
+            <w:t>s</w:t>
           </w:r>
         </w:hyperlink>
       </w:r>
@@ -8204,6 +8309,24 @@
           <w:sz w:val="24"/>
           <w:u w:val="single"/>
         </w:rPr>
+        <w:hyperlink r:id="rId66" w:history="1">
+          <w:r>
+            <w:rPr>
+              <w:rStyle w:val="Hyperlink"/>
+            </w:rPr>
+            <w:t>,</w:t>
+          </w:r>
+        </w:hyperlink>
+      </w:r>
+      <w:r>
+        <w:rPr>
+          <w:rFonts w:ascii="Charis SIL Regular" w:hAnsi="Charis SIL Regular" w:eastAsia="Charis SIL Regular"/>
+          <w:b w:val="0"/>
+          <w:i w:val="0"/>
+          <w:color w:val="0000FF"/>
+          <w:sz w:val="24"/>
+          <w:u w:val="single"/>
+        </w:rPr>
         <w:t xml:space="preserve"> </w:t>
       </w:r>
       <w:r>
@@ -8216,172 +8339,6 @@
           <w:u w:val="single"/>
         </w:rPr>
         <w:hyperlink r:id="rId66" w:history="1">
-          <w:r>
-            <w:rPr>
-              <w:rStyle w:val="Hyperlink"/>
-            </w:rPr>
-            <w:t>P</w:t>
-          </w:r>
-        </w:hyperlink>
-      </w:r>
-      <w:r>
-        <w:rPr>
-          <w:rFonts w:ascii="Charis SIL Regular" w:hAnsi="Charis SIL Regular" w:eastAsia="Charis SIL Regular"/>
-          <w:b w:val="0"/>
-          <w:i w:val="0"/>
-          <w:color w:val="0000FF"/>
-          <w:sz w:val="24"/>
-          <w:u w:val="single"/>
-        </w:rPr>
-        <w:hyperlink r:id="rId66" w:history="1">
-          <w:r>
-            <w:rPr>
-              <w:rStyle w:val="Hyperlink"/>
-            </w:rPr>
-            <w:t>ho</w:t>
-          </w:r>
-        </w:hyperlink>
-      </w:r>
-      <w:r>
-        <w:rPr>
-          <w:rFonts w:ascii="Charis SIL Regular" w:hAnsi="Charis SIL Regular" w:eastAsia="Charis SIL Regular"/>
-          <w:b w:val="0"/>
-          <w:i w:val="0"/>
-          <w:color w:val="0000FF"/>
-          <w:sz w:val="24"/>
-          <w:u w:val="single"/>
-        </w:rPr>
-        <w:hyperlink r:id="rId66" w:history="1">
-          <w:r>
-            <w:rPr>
-              <w:rStyle w:val="Hyperlink"/>
-            </w:rPr>
-            <w:t>t</w:t>
-          </w:r>
-        </w:hyperlink>
-      </w:r>
-      <w:r>
-        <w:rPr>
-          <w:rFonts w:ascii="Charis SIL Regular" w:hAnsi="Charis SIL Regular" w:eastAsia="Charis SIL Regular"/>
-          <w:b w:val="0"/>
-          <w:i w:val="0"/>
-          <w:color w:val="0000FF"/>
-          <w:sz w:val="24"/>
-          <w:u w:val="single"/>
-        </w:rPr>
-        <w:hyperlink r:id="rId66" w:history="1">
-          <w:r>
-            <w:rPr>
-              <w:rStyle w:val="Hyperlink"/>
-            </w:rPr>
-            <w:t>ographic</w:t>
-          </w:r>
-        </w:hyperlink>
-      </w:r>
-      <w:r>
-        <w:rPr>
-          <w:rFonts w:ascii="Charis SIL Regular" w:hAnsi="Charis SIL Regular" w:eastAsia="Charis SIL Regular"/>
-          <w:b w:val="0"/>
-          <w:i w:val="0"/>
-          <w:color w:val="0000FF"/>
-          <w:sz w:val="24"/>
-          <w:u w:val="single"/>
-        </w:rPr>
-        <w:t xml:space="preserve"> </w:t>
-      </w:r>
-      <w:r>
-        <w:rPr>
-          <w:rFonts w:ascii="Charis SIL Regular" w:hAnsi="Charis SIL Regular" w:eastAsia="Charis SIL Regular"/>
-          <w:b w:val="0"/>
-          <w:i w:val="0"/>
-          <w:color w:val="0000FF"/>
-          <w:sz w:val="24"/>
-          <w:u w:val="single"/>
-        </w:rPr>
-        <w:hyperlink r:id="rId66" w:history="1">
-          <w:r>
-            <w:rPr>
-              <w:rStyle w:val="Hyperlink"/>
-            </w:rPr>
-            <w:t>Ar</w:t>
-          </w:r>
-        </w:hyperlink>
-      </w:r>
-      <w:r>
-        <w:rPr>
-          <w:rFonts w:ascii="Charis SIL Regular" w:hAnsi="Charis SIL Regular" w:eastAsia="Charis SIL Regular"/>
-          <w:b w:val="0"/>
-          <w:i w:val="0"/>
-          <w:color w:val="0000FF"/>
-          <w:sz w:val="24"/>
-          <w:u w:val="single"/>
-        </w:rPr>
-        <w:hyperlink r:id="rId66" w:history="1">
-          <w:r>
-            <w:rPr>
-              <w:rStyle w:val="Hyperlink"/>
-            </w:rPr>
-            <w:t>chive</w:t>
-          </w:r>
-        </w:hyperlink>
-      </w:r>
-      <w:r>
-        <w:rPr>
-          <w:rFonts w:ascii="Charis SIL Regular" w:hAnsi="Charis SIL Regular" w:eastAsia="Charis SIL Regular"/>
-          <w:b w:val="0"/>
-          <w:i w:val="0"/>
-          <w:color w:val="0000FF"/>
-          <w:sz w:val="24"/>
-          <w:u w:val="single"/>
-        </w:rPr>
-        <w:hyperlink r:id="rId65" w:history="1">
-          <w:r>
-            <w:rPr>
-              <w:rStyle w:val="Hyperlink"/>
-            </w:rPr>
-            <w:t>s</w:t>
-          </w:r>
-        </w:hyperlink>
-      </w:r>
-      <w:r>
-        <w:rPr>
-          <w:rFonts w:ascii="Charis SIL Regular" w:hAnsi="Charis SIL Regular" w:eastAsia="Charis SIL Regular"/>
-          <w:b w:val="0"/>
-          <w:i w:val="0"/>
-          <w:color w:val="0000FF"/>
-          <w:sz w:val="24"/>
-          <w:u w:val="single"/>
-        </w:rPr>
-        <w:hyperlink r:id="rId65" w:history="1">
-          <w:r>
-            <w:rPr>
-              <w:rStyle w:val="Hyperlink"/>
-            </w:rPr>
-            <w:t>,</w:t>
-          </w:r>
-        </w:hyperlink>
-      </w:r>
-      <w:r>
-        <w:rPr>
-          <w:rFonts w:ascii="Charis SIL Regular" w:hAnsi="Charis SIL Regular" w:eastAsia="Charis SIL Regular"/>
-          <w:b w:val="0"/>
-          <w:i w:val="0"/>
-          <w:color w:val="0000FF"/>
-          <w:sz w:val="24"/>
-          <w:u w:val="single"/>
-        </w:rPr>
-        <w:t xml:space="preserve"> </w:t>
-      </w:r>
-      <w:r>
-        <w:rPr>
-          <w:rFonts w:ascii="Charis SIL Regular" w:hAnsi="Charis SIL Regular" w:eastAsia="Charis SIL Regular"/>
-          <w:b w:val="0"/>
-          <w:i w:val="0"/>
-          <w:color w:val="0000FF"/>
-          <w:sz w:val="24"/>
-          <w:u w:val="single"/>
-        </w:rPr>
-        <w:hyperlink r:id="rId65" w:history="1">
           <w:r>
             <w:rPr>
               <w:rStyle w:val="Hyperlink"/>
@@ -11631,7 +11588,7 @@
           <w:sz w:val="24"/>
           <w:u w:val="single"/>
         </w:rPr>
-        <w:hyperlink r:id="rId86" w:history="1">
+        <w:hyperlink r:id="rId85" w:history="1">
           <w:r>
             <w:rPr>
               <w:rStyle w:val="Hyperlink"/>
@@ -11766,12 +11723,76 @@
           <w:sz w:val="24"/>
           <w:u w:val="single"/>
         </w:rPr>
+        <w:hyperlink r:id="rId86" w:history="1">
+          <w:r>
+            <w:rPr>
+              <w:rStyle w:val="Hyperlink"/>
+            </w:rPr>
+            <w:t>http://</w:t>
+          </w:r>
+        </w:hyperlink>
+      </w:r>
+      <w:r>
+        <w:rPr>
+          <w:rFonts w:ascii="Charis SIL Regular" w:hAnsi="Charis SIL Regular" w:eastAsia="Charis SIL Regular"/>
+          <w:b w:val="0"/>
+          <w:i w:val="0"/>
+          <w:color w:val="0000FF"/>
+          <w:sz w:val="24"/>
+          <w:u w:val="single"/>
+        </w:rPr>
+        <w:hyperlink r:id="rId86" w:history="1">
+          <w:r>
+            <w:rPr>
+              <w:rStyle w:val="Hyperlink"/>
+            </w:rPr>
+            <w:t>hdl.handle.net/1887.1/</w:t>
+          </w:r>
+        </w:hyperlink>
+      </w:r>
+      <w:r>
+        <w:rPr>
+          <w:rFonts w:ascii="Charis SIL Regular" w:hAnsi="Charis SIL Regular" w:eastAsia="Charis SIL Regular"/>
+          <w:b w:val="0"/>
+          <w:i w:val="0"/>
+          <w:color w:val="0000FF"/>
+          <w:sz w:val="24"/>
+          <w:u w:val="single"/>
+        </w:rPr>
+        <w:hyperlink r:id="rId86" w:history="1">
+          <w:r>
+            <w:rPr>
+              <w:rStyle w:val="Hyperlink"/>
+            </w:rPr>
+            <w:t>item:970083</w:t>
+          </w:r>
+        </w:hyperlink>
+      </w:r>
+      <w:r>
+        <w:rPr>
+          <w:rFonts w:ascii="Charis SIL Regular" w:hAnsi="Charis SIL Regular" w:eastAsia="Charis SIL Regular"/>
+          <w:b w:val="0"/>
+          <w:i w:val="0"/>
+          <w:color w:val="000000"/>
+          <w:sz w:val="24"/>
+        </w:rPr>
+        <w:t xml:space="preserve">, </w:t>
+      </w:r>
+      <w:r>
+        <w:rPr>
+          <w:rFonts w:ascii="Charis SIL Regular" w:hAnsi="Charis SIL Regular" w:eastAsia="Charis SIL Regular"/>
+          <w:b w:val="0"/>
+          <w:i w:val="0"/>
+          <w:color w:val="0000FF"/>
+          <w:sz w:val="24"/>
+          <w:u w:val="single"/>
+        </w:rPr>
         <w:hyperlink r:id="rId87" w:history="1">
           <w:r>
             <w:rPr>
               <w:rStyle w:val="Hyperlink"/>
             </w:rPr>
-            <w:t>http://</w:t>
+            <w:t>WorldCat</w:t>
           </w:r>
         </w:hyperlink>
       </w:r>
@@ -11784,82 +11805,18 @@
           <w:sz w:val="24"/>
           <w:u w:val="single"/>
         </w:rPr>
+        <w:t xml:space="preserve"> </w:t>
+      </w:r>
+      <w:r>
+        <w:rPr>
+          <w:rFonts w:ascii="Charis SIL Regular" w:hAnsi="Charis SIL Regular" w:eastAsia="Charis SIL Regular"/>
+          <w:b w:val="0"/>
+          <w:i w:val="0"/>
+          <w:color w:val="0000FF"/>
+          <w:sz w:val="24"/>
+          <w:u w:val="single"/>
+        </w:rPr>
         <w:hyperlink r:id="rId87" w:history="1">
-          <w:r>
-            <w:rPr>
-              <w:rStyle w:val="Hyperlink"/>
-            </w:rPr>
-            <w:t>hdl.handle.net/1887.1/</w:t>
-          </w:r>
-        </w:hyperlink>
-      </w:r>
-      <w:r>
-        <w:rPr>
-          <w:rFonts w:ascii="Charis SIL Regular" w:hAnsi="Charis SIL Regular" w:eastAsia="Charis SIL Regular"/>
-          <w:b w:val="0"/>
-          <w:i w:val="0"/>
-          <w:color w:val="0000FF"/>
-          <w:sz w:val="24"/>
-          <w:u w:val="single"/>
-        </w:rPr>
-        <w:hyperlink r:id="rId87" w:history="1">
-          <w:r>
-            <w:rPr>
-              <w:rStyle w:val="Hyperlink"/>
-            </w:rPr>
-            <w:t>item:970083</w:t>
-          </w:r>
-        </w:hyperlink>
-      </w:r>
-      <w:r>
-        <w:rPr>
-          <w:rFonts w:ascii="Charis SIL Regular" w:hAnsi="Charis SIL Regular" w:eastAsia="Charis SIL Regular"/>
-          <w:b w:val="0"/>
-          <w:i w:val="0"/>
-          <w:color w:val="000000"/>
-          <w:sz w:val="24"/>
-        </w:rPr>
-        <w:t xml:space="preserve">, </w:t>
-      </w:r>
-      <w:r>
-        <w:rPr>
-          <w:rFonts w:ascii="Charis SIL Regular" w:hAnsi="Charis SIL Regular" w:eastAsia="Charis SIL Regular"/>
-          <w:b w:val="0"/>
-          <w:i w:val="0"/>
-          <w:color w:val="0000FF"/>
-          <w:sz w:val="24"/>
-          <w:u w:val="single"/>
-        </w:rPr>
-        <w:hyperlink r:id="rId88" w:history="1">
-          <w:r>
-            <w:rPr>
-              <w:rStyle w:val="Hyperlink"/>
-            </w:rPr>
-            <w:t>WorldCat</w:t>
-          </w:r>
-        </w:hyperlink>
-      </w:r>
-      <w:r>
-        <w:rPr>
-          <w:rFonts w:ascii="Charis SIL Regular" w:hAnsi="Charis SIL Regular" w:eastAsia="Charis SIL Regular"/>
-          <w:b w:val="0"/>
-          <w:i w:val="0"/>
-          <w:color w:val="0000FF"/>
-          <w:sz w:val="24"/>
-          <w:u w:val="single"/>
-        </w:rPr>
-        <w:t xml:space="preserve"> </w:t>
-      </w:r>
-      <w:r>
-        <w:rPr>
-          <w:rFonts w:ascii="Charis SIL Regular" w:hAnsi="Charis SIL Regular" w:eastAsia="Charis SIL Regular"/>
-          <w:b w:val="0"/>
-          <w:i w:val="0"/>
-          <w:color w:val="0000FF"/>
-          <w:sz w:val="24"/>
-          <w:u w:val="single"/>
-        </w:rPr>
-        <w:hyperlink r:id="rId88" w:history="1">
           <w:r>
             <w:rPr>
               <w:rStyle w:val="Hyperlink"/>
@@ -11990,7 +11947,7 @@
           <w:sz w:val="24"/>
           <w:u w:val="single"/>
         </w:rPr>
-        <w:hyperlink r:id="rId89" w:history="1">
+        <w:hyperlink r:id="rId88" w:history="1">
           <w:r>
             <w:rPr>
               <w:rStyle w:val="Hyperlink"/>
@@ -12008,7 +11965,7 @@
           <w:sz w:val="24"/>
           <w:u w:val="single"/>
         </w:rPr>
-        <w:hyperlink r:id="rId89" w:history="1">
+        <w:hyperlink r:id="rId88" w:history="1">
           <w:r>
             <w:rPr>
               <w:rStyle w:val="Hyperlink"/>
@@ -12026,7 +11983,7 @@
           <w:sz w:val="24"/>
           <w:u w:val="single"/>
         </w:rPr>
-        <w:hyperlink r:id="rId89" w:history="1">
+        <w:hyperlink r:id="rId88" w:history="1">
           <w:r>
             <w:rPr>
               <w:rStyle w:val="Hyperlink"/>
@@ -12044,7 +12001,7 @@
           <w:sz w:val="24"/>
           <w:u w:val="single"/>
         </w:rPr>
-        <w:hyperlink r:id="rId89" w:history="1">
+        <w:hyperlink r:id="rId88" w:history="1">
           <w:r>
             <w:rPr>
               <w:rStyle w:val="Hyperlink"/>
@@ -12072,7 +12029,7 @@
           <w:sz w:val="24"/>
           <w:u w:val="single"/>
         </w:rPr>
-        <w:hyperlink r:id="rId90" w:history="1">
+        <w:hyperlink r:id="rId88" w:history="1">
           <w:r>
             <w:rPr>
               <w:rStyle w:val="Hyperlink"/>
@@ -12090,7 +12047,7 @@
           <w:sz w:val="24"/>
           <w:u w:val="single"/>
         </w:rPr>
-        <w:hyperlink r:id="rId90" w:history="1">
+        <w:hyperlink r:id="rId88" w:history="1">
           <w:r>
             <w:rPr>
               <w:rStyle w:val="Hyperlink"/>
@@ -12119,7 +12076,7 @@
           <w:sz w:val="24"/>
           <w:u w:val="single"/>
         </w:rPr>
-        <w:hyperlink r:id="rId90" w:history="1">
+        <w:hyperlink r:id="rId88" w:history="1">
           <w:r>
             <w:rPr>
               <w:rStyle w:val="Hyperlink"/>
@@ -12227,7 +12184,7 @@
           <w:sz w:val="24"/>
           <w:u w:val="single"/>
         </w:rPr>
-        <w:hyperlink r:id="rId91" w:history="1">
+        <w:hyperlink r:id="rId89" w:history="1">
           <w:r>
             <w:rPr>
               <w:rStyle w:val="Hyperlink"/>
@@ -12245,7 +12202,7 @@
           <w:sz w:val="24"/>
           <w:u w:val="single"/>
         </w:rPr>
-        <w:hyperlink r:id="rId91" w:history="1">
+        <w:hyperlink r:id="rId89" w:history="1">
           <w:r>
             <w:rPr>
               <w:rStyle w:val="Hyperlink"/>
@@ -12343,7 +12300,7 @@
           <w:sz w:val="24"/>
           <w:u w:val="single"/>
         </w:rPr>
-        <w:hyperlink r:id="rId92" w:history="1">
+        <w:hyperlink r:id="rId90" w:history="1">
           <w:r>
             <w:rPr>
               <w:rStyle w:val="Hyperlink"/>
@@ -12372,7 +12329,7 @@
           <w:sz w:val="24"/>
           <w:u w:val="single"/>
         </w:rPr>
-        <w:hyperlink r:id="rId92" w:history="1">
+        <w:hyperlink r:id="rId90" w:history="1">
           <w:r>
             <w:rPr>
               <w:rStyle w:val="Hyperlink"/>
@@ -12500,7 +12457,7 @@
           <w:sz w:val="24"/>
           <w:u w:val="single"/>
         </w:rPr>
-        <w:hyperlink r:id="rId93" w:history="1">
+        <w:hyperlink r:id="rId91" w:history="1">
           <w:r>
             <w:rPr>
               <w:rStyle w:val="Hyperlink"/>
@@ -12518,7 +12475,7 @@
           <w:sz w:val="24"/>
           <w:u w:val="single"/>
         </w:rPr>
-        <w:hyperlink r:id="rId93" w:history="1">
+        <w:hyperlink r:id="rId91" w:history="1">
           <w:r>
             <w:rPr>
               <w:rStyle w:val="Hyperlink"/>
@@ -12536,7 +12493,7 @@
           <w:sz w:val="24"/>
           <w:u w:val="single"/>
         </w:rPr>
-        <w:hyperlink r:id="rId93" w:history="1">
+        <w:hyperlink r:id="rId91" w:history="1">
           <w:r>
             <w:rPr>
               <w:rStyle w:val="Hyperlink"/>
@@ -12634,7 +12591,7 @@
           <w:sz w:val="24"/>
           <w:u w:val="single"/>
         </w:rPr>
-        <w:hyperlink r:id="rId94" w:history="1">
+        <w:hyperlink r:id="rId92" w:history="1">
           <w:r>
             <w:rPr>
               <w:rStyle w:val="Hyperlink"/>
@@ -12663,7 +12620,7 @@
           <w:sz w:val="24"/>
           <w:u w:val="single"/>
         </w:rPr>
-        <w:hyperlink r:id="rId94" w:history="1">
+        <w:hyperlink r:id="rId92" w:history="1">
           <w:r>
             <w:rPr>
               <w:rStyle w:val="Hyperlink"/>
@@ -12691,7 +12648,7 @@
           <w:sz w:val="24"/>
           <w:u w:val="single"/>
         </w:rPr>
-        <w:hyperlink r:id="rId95" w:history="1">
+        <w:hyperlink r:id="rId93" w:history="1">
           <w:r>
             <w:rPr>
               <w:rStyle w:val="Hyperlink"/>
@@ -12720,7 +12677,7 @@
           <w:sz w:val="24"/>
           <w:u w:val="single"/>
         </w:rPr>
-        <w:hyperlink r:id="rId95" w:history="1">
+        <w:hyperlink r:id="rId93" w:history="1">
           <w:r>
             <w:rPr>
               <w:rStyle w:val="Hyperlink"/>
@@ -12846,7 +12803,7 @@
           <w:color w:val="0000FF"/>
           <w:sz w:val="24"/>
         </w:rPr>
-        <w:hyperlink r:id="rId96" w:history="1">
+        <w:hyperlink r:id="rId94" w:history="1">
           <w:r>
             <w:rPr>
               <w:rStyle w:val="Hyperlink"/>
@@ -12863,7 +12820,7 @@
           <w:color w:val="0000FF"/>
           <w:sz w:val="24"/>
         </w:rPr>
-        <w:hyperlink r:id="rId96" w:history="1">
+        <w:hyperlink r:id="rId94" w:history="1">
           <w:r>
             <w:rPr>
               <w:rStyle w:val="Hyperlink"/>
@@ -12880,7 +12837,7 @@
           <w:color w:val="0000FF"/>
           <w:sz w:val="24"/>
         </w:rPr>
-        <w:hyperlink r:id="rId96" w:history="1">
+        <w:hyperlink r:id="rId94" w:history="1">
           <w:r>
             <w:rPr>
               <w:rStyle w:val="Hyperlink"/>
@@ -12897,7 +12854,7 @@
           <w:color w:val="0000FF"/>
           <w:sz w:val="24"/>
         </w:rPr>
-        <w:hyperlink r:id="rId96" w:history="1">
+        <w:hyperlink r:id="rId94" w:history="1">
           <w:r>
             <w:rPr>
               <w:rStyle w:val="Hyperlink"/>
@@ -12914,7 +12871,7 @@
           <w:color w:val="0000FF"/>
           <w:sz w:val="24"/>
         </w:rPr>
-        <w:hyperlink r:id="rId96" w:history="1">
+        <w:hyperlink r:id="rId94" w:history="1">
           <w:r>
             <w:rPr>
               <w:rStyle w:val="Hyperlink"/>
@@ -13011,7 +12968,7 @@
           <w:color w:val="0000FF"/>
           <w:sz w:val="24"/>
         </w:rPr>
-        <w:hyperlink r:id="rId97" w:history="1">
+        <w:hyperlink r:id="rId95" w:history="1">
           <w:r>
             <w:rPr>
               <w:rStyle w:val="Hyperlink"/>
@@ -13028,7 +12985,7 @@
           <w:color w:val="0000FF"/>
           <w:sz w:val="24"/>
         </w:rPr>
-        <w:hyperlink r:id="rId97" w:history="1">
+        <w:hyperlink r:id="rId95" w:history="1">
           <w:r>
             <w:rPr>
               <w:rStyle w:val="Hyperlink"/>
@@ -13045,7 +13002,7 @@
           <w:color w:val="0000FF"/>
           <w:sz w:val="24"/>
         </w:rPr>
-        <w:hyperlink r:id="rId97" w:history="1">
+        <w:hyperlink r:id="rId95" w:history="1">
           <w:r>
             <w:rPr>
               <w:rStyle w:val="Hyperlink"/>
@@ -13062,7 +13019,7 @@
           <w:color w:val="0000FF"/>
           <w:sz w:val="24"/>
         </w:rPr>
-        <w:hyperlink r:id="rId97" w:history="1">
+        <w:hyperlink r:id="rId95" w:history="1">
           <w:r>
             <w:rPr>
               <w:rStyle w:val="Hyperlink"/>
@@ -13079,7 +13036,7 @@
           <w:color w:val="0000FF"/>
           <w:sz w:val="24"/>
         </w:rPr>
-        <w:hyperlink r:id="rId97" w:history="1">
+        <w:hyperlink r:id="rId95" w:history="1">
           <w:r>
             <w:rPr>
               <w:rStyle w:val="Hyperlink"/>
@@ -13176,7 +13133,7 @@
           <w:color w:val="0000FF"/>
           <w:sz w:val="24"/>
         </w:rPr>
-        <w:hyperlink r:id="rId98" w:history="1">
+        <w:hyperlink r:id="rId96" w:history="1">
           <w:r>
             <w:rPr>
               <w:rStyle w:val="Hyperlink"/>
@@ -13193,7 +13150,7 @@
           <w:color w:val="0000FF"/>
           <w:sz w:val="24"/>
         </w:rPr>
-        <w:hyperlink r:id="rId98" w:history="1">
+        <w:hyperlink r:id="rId96" w:history="1">
           <w:r>
             <w:rPr>
               <w:rStyle w:val="Hyperlink"/>
@@ -13210,7 +13167,7 @@
           <w:color w:val="0000FF"/>
           <w:sz w:val="24"/>
         </w:rPr>
-        <w:hyperlink r:id="rId98" w:history="1">
+        <w:hyperlink r:id="rId96" w:history="1">
           <w:r>
             <w:rPr>
               <w:rStyle w:val="Hyperlink"/>
@@ -13227,7 +13184,7 @@
           <w:color w:val="0000FF"/>
           <w:sz w:val="24"/>
         </w:rPr>
-        <w:hyperlink r:id="rId98" w:history="1">
+        <w:hyperlink r:id="rId96" w:history="1">
           <w:r>
             <w:rPr>
               <w:rStyle w:val="Hyperlink"/>
@@ -13244,7 +13201,7 @@
           <w:color w:val="0000FF"/>
           <w:sz w:val="24"/>
         </w:rPr>
-        <w:hyperlink r:id="rId98" w:history="1">
+        <w:hyperlink r:id="rId96" w:history="1">
           <w:r>
             <w:rPr>
               <w:rStyle w:val="Hyperlink"/>
@@ -13361,7 +13318,7 @@
           <w:color w:val="0000FF"/>
           <w:sz w:val="24"/>
         </w:rPr>
-        <w:hyperlink r:id="rId99" w:history="1">
+        <w:hyperlink r:id="rId97" w:history="1">
           <w:r>
             <w:rPr>
               <w:rStyle w:val="Hyperlink"/>
@@ -13378,7 +13335,7 @@
           <w:color w:val="0000FF"/>
           <w:sz w:val="24"/>
         </w:rPr>
-        <w:hyperlink r:id="rId99" w:history="1">
+        <w:hyperlink r:id="rId97" w:history="1">
           <w:r>
             <w:rPr>
               <w:rStyle w:val="Hyperlink"/>
@@ -13395,7 +13352,7 @@
           <w:color w:val="0000FF"/>
           <w:sz w:val="24"/>
         </w:rPr>
-        <w:hyperlink r:id="rId99" w:history="1">
+        <w:hyperlink r:id="rId97" w:history="1">
           <w:r>
             <w:rPr>
               <w:rStyle w:val="Hyperlink"/>
@@ -13412,7 +13369,7 @@
           <w:color w:val="0000FF"/>
           <w:sz w:val="24"/>
         </w:rPr>
-        <w:hyperlink r:id="rId99" w:history="1">
+        <w:hyperlink r:id="rId97" w:history="1">
           <w:r>
             <w:rPr>
               <w:rStyle w:val="Hyperlink"/>
@@ -13429,7 +13386,7 @@
           <w:color w:val="0000FF"/>
           <w:sz w:val="24"/>
         </w:rPr>
-        <w:hyperlink r:id="rId99" w:history="1">
+        <w:hyperlink r:id="rId97" w:history="1">
           <w:r>
             <w:rPr>
               <w:rStyle w:val="Hyperlink"/>
@@ -13547,7 +13504,7 @@
           <w:sz w:val="24"/>
           <w:u w:val="single"/>
         </w:rPr>
-        <w:hyperlink r:id="rId100" w:history="1">
+        <w:hyperlink r:id="rId98" w:history="1">
           <w:r>
             <w:rPr>
               <w:rStyle w:val="Hyperlink"/>
@@ -13576,7 +13533,7 @@
           <w:sz w:val="24"/>
           <w:u w:val="single"/>
         </w:rPr>
-        <w:hyperlink r:id="rId100" w:history="1">
+        <w:hyperlink r:id="rId98" w:history="1">
           <w:r>
             <w:rPr>
               <w:rStyle w:val="Hyperlink"/>
@@ -13673,7 +13630,7 @@
           <w:color w:val="0000FF"/>
           <w:sz w:val="24"/>
         </w:rPr>
-        <w:hyperlink r:id="rId101" w:history="1">
+        <w:hyperlink r:id="rId99" w:history="1">
           <w:r>
             <w:rPr>
               <w:rStyle w:val="Hyperlink"/>
@@ -13690,7 +13647,7 @@
           <w:color w:val="0000FF"/>
           <w:sz w:val="24"/>
         </w:rPr>
-        <w:hyperlink r:id="rId101" w:history="1">
+        <w:hyperlink r:id="rId99" w:history="1">
           <w:r>
             <w:rPr>
               <w:rStyle w:val="Hyperlink"/>
@@ -13707,7 +13664,7 @@
           <w:color w:val="0000FF"/>
           <w:sz w:val="24"/>
         </w:rPr>
-        <w:hyperlink r:id="rId101" w:history="1">
+        <w:hyperlink r:id="rId99" w:history="1">
           <w:r>
             <w:rPr>
               <w:rStyle w:val="Hyperlink"/>
@@ -13724,7 +13681,7 @@
           <w:color w:val="0000FF"/>
           <w:sz w:val="24"/>
         </w:rPr>
-        <w:hyperlink r:id="rId101" w:history="1">
+        <w:hyperlink r:id="rId99" w:history="1">
           <w:r>
             <w:rPr>
               <w:rStyle w:val="Hyperlink"/>
@@ -13741,7 +13698,7 @@
           <w:color w:val="0000FF"/>
           <w:sz w:val="24"/>
         </w:rPr>
-        <w:hyperlink r:id="rId101" w:history="1">
+        <w:hyperlink r:id="rId99" w:history="1">
           <w:r>
             <w:rPr>
               <w:rStyle w:val="Hyperlink"/>
@@ -13758,7 +13715,7 @@
           <w:color w:val="0000FF"/>
           <w:sz w:val="24"/>
         </w:rPr>
-        <w:hyperlink r:id="rId101" w:history="1">
+        <w:hyperlink r:id="rId99" w:history="1">
           <w:r>
             <w:rPr>
               <w:rStyle w:val="Hyperlink"/>
@@ -13775,7 +13732,7 @@
           <w:color w:val="0000FF"/>
           <w:sz w:val="24"/>
         </w:rPr>
-        <w:hyperlink r:id="rId101" w:history="1">
+        <w:hyperlink r:id="rId99" w:history="1">
           <w:r>
             <w:rPr>
               <w:rStyle w:val="Hyperlink"/>
@@ -13791,178 +13748,8 @@
           <w:i w:val="0"/>
           <w:color w:val="0000FF"/>
           <w:sz w:val="24"/>
-          <w:u w:val="single"/>
-        </w:rPr>
-        <w:hyperlink r:id="rId101" w:history="1">
-          <w:r>
-            <w:rPr>
-              <w:rStyle w:val="Hyperlink"/>
-            </w:rPr>
-            <w:t>inventa</w:t>
-          </w:r>
-        </w:hyperlink>
-      </w:r>
-      <w:r>
-        <w:rPr>
-          <w:rFonts w:ascii="Charis SIL Regular" w:hAnsi="Charis SIL Regular" w:eastAsia="Charis SIL Regular"/>
-          <w:b w:val="0"/>
-          <w:i w:val="0"/>
-          <w:color w:val="0000FF"/>
-          <w:sz w:val="24"/>
-          <w:u w:val="single"/>
-        </w:rPr>
-        <w:hyperlink r:id="rId101" w:history="1">
-          <w:r>
-            <w:rPr>
-              <w:rStyle w:val="Hyperlink"/>
-            </w:rPr>
-            <w:t>risti</w:t>
-          </w:r>
-        </w:hyperlink>
-      </w:r>
-      <w:r>
-        <w:rPr>
-          <w:rFonts w:ascii="Charis SIL Regular" w:hAnsi="Charis SIL Regular" w:eastAsia="Charis SIL Regular"/>
-          <w:b w:val="0"/>
-          <w:i w:val="0"/>
-          <w:color w:val="0000FF"/>
-          <w:sz w:val="24"/>
-          <w:u w:val="single"/>
-        </w:rPr>
-        <w:hyperlink r:id="rId101" w:history="1">
-          <w:r>
-            <w:rPr>
-              <w:rStyle w:val="Hyperlink"/>
-            </w:rPr>
-            <w:t>e-</w:t>
-          </w:r>
-        </w:hyperlink>
-      </w:r>
-      <w:r>
-        <w:rPr>
-          <w:rFonts w:ascii="Charis SIL Regular" w:hAnsi="Charis SIL Regular" w:eastAsia="Charis SIL Regular"/>
-          <w:b w:val="0"/>
-          <w:i w:val="0"/>
-          <w:color w:val="0000FF"/>
-          <w:sz w:val="24"/>
-          <w:u w:val="single"/>
-        </w:rPr>
-        <w:hyperlink r:id="rId101" w:history="1">
-          <w:r>
-            <w:rPr>
-              <w:rStyle w:val="Hyperlink"/>
-            </w:rPr>
-            <w:t>objecten-</w:t>
-          </w:r>
-        </w:hyperlink>
-      </w:r>
-      <w:r>
-        <w:rPr>
-          <w:rFonts w:ascii="Charis SIL Regular" w:hAnsi="Charis SIL Regular" w:eastAsia="Charis SIL Regular"/>
-          <w:b w:val="0"/>
-          <w:i w:val="0"/>
-          <w:color w:val="0000FF"/>
-          <w:sz w:val="24"/>
-          <w:u w:val="single"/>
-        </w:rPr>
-        <w:hyperlink r:id="rId101" w:history="1">
-          <w:r>
-            <w:rPr>
-              <w:rStyle w:val="Hyperlink"/>
-            </w:rPr>
-            <w:t>Suriname_Consor</w:t>
-          </w:r>
-        </w:hyperlink>
-      </w:r>
-      <w:r>
-        <w:rPr>
-          <w:rFonts w:ascii="Charis SIL Regular" w:hAnsi="Charis SIL Regular" w:eastAsia="Charis SIL Regular"/>
-          <w:b w:val="0"/>
-          <w:i w:val="0"/>
-          <w:color w:val="0000FF"/>
-          <w:sz w:val="24"/>
-          <w:u w:val="single"/>
-        </w:rPr>
-        <w:hyperlink r:id="rId101" w:history="1">
-          <w:r>
-            <w:rPr>
-              <w:rStyle w:val="Hyperlink"/>
-            </w:rPr>
-            <w:t>tiu</w:t>
-          </w:r>
-        </w:hyperlink>
-      </w:r>
-      <w:r>
-        <w:rPr>
-          <w:rFonts w:ascii="Charis SIL Regular" w:hAnsi="Charis SIL Regular" w:eastAsia="Charis SIL Regular"/>
-          <w:b w:val="0"/>
-          <w:i w:val="0"/>
-          <w:color w:val="0000FF"/>
-          <w:sz w:val="24"/>
-          <w:u w:val="single"/>
-        </w:rPr>
-        <w:hyperlink r:id="rId101" w:history="1">
-          <w:r>
-            <w:rPr>
-              <w:rStyle w:val="Hyperlink"/>
-            </w:rPr>
-            <w:t>m-</w:t>
-          </w:r>
-        </w:hyperlink>
-      </w:r>
-      <w:r>
-        <w:rPr>
-          <w:rFonts w:ascii="Charis SIL Regular" w:hAnsi="Charis SIL Regular" w:eastAsia="Charis SIL Regular"/>
-          <w:b w:val="0"/>
-          <w:i w:val="0"/>
-          <w:color w:val="0000FF"/>
-          <w:sz w:val="24"/>
-          <w:u w:val="single"/>
-        </w:rPr>
-        <w:hyperlink r:id="rId101" w:history="1">
-          <w:r>
-            <w:rPr>
-              <w:rStyle w:val="Hyperlink"/>
-            </w:rPr>
-            <w:t>Koloni</w:t>
-          </w:r>
-        </w:hyperlink>
-      </w:r>
-      <w:r>
-        <w:rPr>
-          <w:rFonts w:ascii="Charis SIL Regular" w:hAnsi="Charis SIL Regular" w:eastAsia="Charis SIL Regular"/>
-          <w:b w:val="0"/>
-          <w:i w:val="0"/>
-          <w:color w:val="0000FF"/>
-          <w:sz w:val="24"/>
-          <w:u w:val="single"/>
-        </w:rPr>
-        <w:hyperlink r:id="rId101" w:history="1">
-          <w:r>
-            <w:rPr>
-              <w:rStyle w:val="Hyperlink"/>
-            </w:rPr>
-            <w:t>ale-</w:t>
-          </w:r>
-        </w:hyperlink>
-      </w:r>
-      <w:r>
-        <w:rPr>
-          <w:rFonts w:ascii="Charis SIL Regular" w:hAnsi="Charis SIL Regular" w:eastAsia="Charis SIL Regular"/>
-          <w:b w:val="0"/>
-          <w:i w:val="0"/>
-          <w:color w:val="0000FF"/>
-          <w:sz w:val="24"/>
-          <w:u w:val="single"/>
-        </w:rPr>
-        <w:hyperlink r:id="rId101" w:history="1">
-          <w:r>
-            <w:rPr>
-              <w:rStyle w:val="Hyperlink"/>
-            </w:rPr>
-            <w:t>Collecties-2.pdf</w:t>
-          </w:r>
-        </w:hyperlink>
+        </w:rPr>
+        <w:t>inventaristie-objecten-Suriname_Consortium-Koloniale-Collecties-2.pdf</w:t>
       </w:r>
     </w:p>
     <w:p>

--- a/EXPORTS/DOCX/published/niveau2/English/Suriname.docx
+++ b/EXPORTS/DOCX/published/niveau2/English/Suriname.docx
@@ -767,25 +767,7 @@
           <w:color w:val="000000"/>
           <w:sz w:val="24"/>
         </w:rPr>
-        <w:hyperlink r:id="rId10" w:history="1">
-          <w:r>
-            <w:rPr>
-              <w:rStyle w:val="Hyperlink"/>
-            </w:rPr>
-            <w:t xml:space="preserve">binet of </w:t>
-          </w:r>
-        </w:hyperlink>
-      </w:r>
-      <w:r>
-        <w:rPr>
-          <w:u w:val="single" w:color="0000ff"/>
-          <w:rFonts w:ascii="Charis SIL Regular" w:hAnsi="Charis SIL Regular" w:eastAsia="Charis SIL Regular"/>
-          <w:b w:val="0"/>
-          <w:i w:val="0"/>
-          <w:color w:val="000000"/>
-          <w:sz w:val="24"/>
-        </w:rPr>
-        <w:t>C</w:t>
+        <w:t>binet of C</w:t>
       </w:r>
       <w:r>
         <w:rPr>
@@ -1318,7 +1300,7 @@
           <w:sz w:val="24"/>
           <w:u w:val="single"/>
         </w:rPr>
-        <w:hyperlink r:id="rId15" w:history="1">
+        <w:hyperlink r:id="rId12" w:history="1">
           <w:r>
             <w:rPr>
               <w:rStyle w:val="Hyperlink"/>
@@ -1334,14 +1316,152 @@
           <w:i w:val="0"/>
           <w:color w:val="0000FF"/>
           <w:sz w:val="24"/>
+        </w:rPr>
+        <w:t>m</w:t>
+      </w:r>
+      <w:r>
+        <w:rPr>
+          <w:rFonts w:ascii="Charis SIL Regular" w:hAnsi="Charis SIL Regular" w:eastAsia="Charis SIL Regular"/>
+          <w:b w:val="0"/>
+          <w:i w:val="0"/>
+          <w:color w:val="0000FF"/>
+          <w:sz w:val="24"/>
           <w:u w:val="single"/>
         </w:rPr>
-        <w:hyperlink r:id="rId15" w:history="1">
-          <w:r>
-            <w:rPr>
-              <w:rStyle w:val="Hyperlink"/>
-            </w:rPr>
-            <w:t>m</w:t>
+        <w:hyperlink r:id="rId12" w:history="1">
+          <w:r>
+            <w:rPr>
+              <w:rStyle w:val="Hyperlink"/>
+            </w:rPr>
+            <w:t>ens</w:t>
+          </w:r>
+        </w:hyperlink>
+      </w:r>
+      <w:r>
+        <w:rPr>
+          <w:u w:val="single" w:color="0000ff"/>
+          <w:rFonts w:ascii="Charis SIL Regular" w:hAnsi="Charis SIL Regular" w:eastAsia="Charis SIL Regular"/>
+          <w:b w:val="0"/>
+          <w:i w:val="0"/>
+          <w:color w:val="000000"/>
+          <w:sz w:val="24"/>
+        </w:rPr>
+        <w:hyperlink r:id="rId12" w:history="1">
+          <w:r>
+            <w:rPr>
+              <w:rStyle w:val="Hyperlink"/>
+            </w:rPr>
+            <w:t>. La</w:t>
+          </w:r>
+        </w:hyperlink>
+      </w:r>
+      <w:r>
+        <w:rPr>
+          <w:rFonts w:ascii="Charis SIL Regular" w:hAnsi="Charis SIL Regular" w:eastAsia="Charis SIL Regular"/>
+          <w:b w:val="0"/>
+          <w:i w:val="0"/>
+          <w:color w:val="000000"/>
+          <w:sz w:val="24"/>
+        </w:rPr>
+        <w:t>m</w:t>
+      </w:r>
+      <w:r>
+        <w:rPr>
+          <w:u w:val="single" w:color="0000ff"/>
+          <w:rFonts w:ascii="Charis SIL Regular" w:hAnsi="Charis SIL Regular" w:eastAsia="Charis SIL Regular"/>
+          <w:b w:val="0"/>
+          <w:i w:val="0"/>
+          <w:color w:val="000000"/>
+          <w:sz w:val="24"/>
+        </w:rPr>
+        <w:hyperlink r:id="rId13" w:history="1">
+          <w:r>
+            <w:rPr>
+              <w:rStyle w:val="Hyperlink"/>
+            </w:rPr>
+            <w:t>mens, s</w:t>
+          </w:r>
+        </w:hyperlink>
+      </w:r>
+      <w:r>
+        <w:rPr>
+          <w:u w:val="single" w:color="0000ff"/>
+          <w:rFonts w:ascii="Charis SIL Regular" w:hAnsi="Charis SIL Regular" w:eastAsia="Charis SIL Regular"/>
+          <w:b w:val="0"/>
+          <w:i w:val="0"/>
+          <w:color w:val="000000"/>
+          <w:sz w:val="24"/>
+        </w:rPr>
+        <w:hyperlink r:id="rId13" w:history="1">
+          <w:r>
+            <w:rPr>
+              <w:rStyle w:val="Hyperlink"/>
+            </w:rPr>
+            <w:t>on-in-law an</w:t>
+          </w:r>
+        </w:hyperlink>
+      </w:r>
+      <w:r>
+        <w:rPr>
+          <w:rFonts w:ascii="Charis SIL Regular" w:hAnsi="Charis SIL Regular" w:eastAsia="Charis SIL Regular"/>
+          <w:b w:val="0"/>
+          <w:i w:val="0"/>
+          <w:color w:val="000000"/>
+          <w:sz w:val="24"/>
+        </w:rPr>
+        <w:t>d</w:t>
+      </w:r>
+      <w:r>
+        <w:rPr>
+          <w:u w:val="single" w:color="0000ff"/>
+          <w:rFonts w:ascii="Charis SIL Regular" w:hAnsi="Charis SIL Regular" w:eastAsia="Charis SIL Regular"/>
+          <w:b w:val="0"/>
+          <w:i w:val="0"/>
+          <w:color w:val="000000"/>
+          <w:sz w:val="24"/>
+        </w:rPr>
+        <w:hyperlink r:id="rId14" w:history="1">
+          <w:r>
+            <w:rPr>
+              <w:rStyle w:val="Hyperlink"/>
+            </w:rPr>
+            <w:t xml:space="preserve"> admire</w:t>
+          </w:r>
+        </w:hyperlink>
+      </w:r>
+      <w:r>
+        <w:rPr>
+          <w:u w:val="single" w:color="0000ff"/>
+          <w:rFonts w:ascii="Charis SIL Regular" w:hAnsi="Charis SIL Regular" w:eastAsia="Charis SIL Regular"/>
+          <w:b w:val="0"/>
+          <w:i w:val="0"/>
+          <w:color w:val="000000"/>
+          <w:sz w:val="24"/>
+        </w:rPr>
+        <w:hyperlink r:id="rId14" w:history="1">
+          <w:r>
+            <w:rPr>
+              <w:rStyle w:val="Hyperlink"/>
+            </w:rPr>
+            <w:t>r</w:t>
+          </w:r>
+        </w:hyperlink>
+      </w:r>
+      <w:r>
+        <w:rPr>
+          <w:u w:val="single" w:color="0000ff"/>
+          <w:rFonts w:ascii="Charis SIL Regular" w:hAnsi="Charis SIL Regular" w:eastAsia="Charis SIL Regular"/>
+          <w:b w:val="0"/>
+          <w:i w:val="0"/>
+          <w:color w:val="000000"/>
+          <w:sz w:val="24"/>
+        </w:rPr>
+        <w:hyperlink r:id="rId14" w:history="1">
+          <w:r>
+            <w:rPr>
+              <w:rStyle w:val="Hyperlink"/>
+            </w:rPr>
+            <w:t xml:space="preserve"> of </w:t>
           </w:r>
         </w:hyperlink>
       </w:r>
@@ -1354,110 +1474,7 @@
           <w:sz w:val="24"/>
           <w:u w:val="single"/>
         </w:rPr>
-        <w:hyperlink r:id="rId15" w:history="1">
-          <w:r>
-            <w:rPr>
-              <w:rStyle w:val="Hyperlink"/>
-            </w:rPr>
-            <w:t>ens</w:t>
-          </w:r>
-        </w:hyperlink>
-      </w:r>
-      <w:r>
-        <w:rPr>
-          <w:u w:val="single" w:color="0000ff"/>
-          <w:rFonts w:ascii="Charis SIL Regular" w:hAnsi="Charis SIL Regular" w:eastAsia="Charis SIL Regular"/>
-          <w:b w:val="0"/>
-          <w:i w:val="0"/>
-          <w:color w:val="000000"/>
-          <w:sz w:val="24"/>
-        </w:rPr>
-        <w:hyperlink r:id="rId12" w:history="1">
-          <w:r>
-            <w:rPr>
-              <w:rStyle w:val="Hyperlink"/>
-            </w:rPr>
-            <w:t>. La</w:t>
-          </w:r>
-        </w:hyperlink>
-      </w:r>
-      <w:r>
-        <w:rPr>
-          <w:rFonts w:ascii="Charis SIL Regular" w:hAnsi="Charis SIL Regular" w:eastAsia="Charis SIL Regular"/>
-          <w:b w:val="0"/>
-          <w:i w:val="0"/>
-          <w:color w:val="000000"/>
-          <w:sz w:val="24"/>
-        </w:rPr>
-        <w:t>m</w:t>
-      </w:r>
-      <w:r>
-        <w:rPr>
-          <w:u w:val="single" w:color="0000ff"/>
-          <w:rFonts w:ascii="Charis SIL Regular" w:hAnsi="Charis SIL Regular" w:eastAsia="Charis SIL Regular"/>
-          <w:b w:val="0"/>
-          <w:i w:val="0"/>
-          <w:color w:val="000000"/>
-          <w:sz w:val="24"/>
-        </w:rPr>
-        <w:hyperlink r:id="rId13" w:history="1">
-          <w:r>
-            <w:rPr>
-              <w:rStyle w:val="Hyperlink"/>
-            </w:rPr>
-            <w:t>mens, s</w:t>
-          </w:r>
-        </w:hyperlink>
-      </w:r>
-      <w:r>
-        <w:rPr>
-          <w:u w:val="single" w:color="0000ff"/>
-          <w:rFonts w:ascii="Charis SIL Regular" w:hAnsi="Charis SIL Regular" w:eastAsia="Charis SIL Regular"/>
-          <w:b w:val="0"/>
-          <w:i w:val="0"/>
-          <w:color w:val="000000"/>
-          <w:sz w:val="24"/>
-        </w:rPr>
-        <w:hyperlink r:id="rId13" w:history="1">
-          <w:r>
-            <w:rPr>
-              <w:rStyle w:val="Hyperlink"/>
-            </w:rPr>
-            <w:t>on-in-law an</w:t>
-          </w:r>
-        </w:hyperlink>
-      </w:r>
-      <w:r>
-        <w:rPr>
-          <w:rFonts w:ascii="Charis SIL Regular" w:hAnsi="Charis SIL Regular" w:eastAsia="Charis SIL Regular"/>
-          <w:b w:val="0"/>
-          <w:i w:val="0"/>
-          <w:color w:val="000000"/>
-          <w:sz w:val="24"/>
-        </w:rPr>
-        <w:t>d</w:t>
-      </w:r>
-      <w:r>
-        <w:rPr>
-          <w:u w:val="single" w:color="0000ff"/>
-          <w:rFonts w:ascii="Charis SIL Regular" w:hAnsi="Charis SIL Regular" w:eastAsia="Charis SIL Regular"/>
-          <w:b w:val="0"/>
-          <w:i w:val="0"/>
-          <w:color w:val="000000"/>
-          <w:sz w:val="24"/>
-        </w:rPr>
-        <w:t xml:space="preserve"> admirer of </w:t>
-      </w:r>
-      <w:r>
-        <w:rPr>
-          <w:rFonts w:ascii="Charis SIL Regular" w:hAnsi="Charis SIL Regular" w:eastAsia="Charis SIL Regular"/>
-          <w:b w:val="0"/>
-          <w:i w:val="0"/>
-          <w:color w:val="0000FF"/>
-          <w:sz w:val="24"/>
-          <w:u w:val="single"/>
-        </w:rPr>
-        <w:hyperlink r:id="rId16" w:history="1">
+        <w:hyperlink r:id="rId14" w:history="1">
           <w:r>
             <w:rPr>
               <w:rStyle w:val="Hyperlink"/>
@@ -1776,6 +1793,83 @@
       </w:r>
       <w:r>
         <w:rPr>
+          <w:rFonts w:ascii="Charis SIL Regular" w:hAnsi="Charis SIL Regular" w:eastAsia="Charis SIL Regular"/>
+          <w:b w:val="0"/>
+          <w:i w:val="0"/>
+          <w:color w:val="000000"/>
+          <w:sz w:val="24"/>
+        </w:rPr>
+        <w:t xml:space="preserve">1857 the missionary </w:t>
+      </w:r>
+      <w:r>
+        <w:rPr>
+          <w:rFonts w:ascii="Charis SIL Regular" w:hAnsi="Charis SIL Regular" w:eastAsia="Charis SIL Regular"/>
+          <w:b w:val="0"/>
+          <w:i w:val="0"/>
+          <w:color w:val="0000FF"/>
+          <w:sz w:val="24"/>
+          <w:u w:val="single"/>
+        </w:rPr>
+        <w:hyperlink r:id="rId18" w:history="1">
+          <w:r>
+            <w:rPr>
+              <w:rStyle w:val="Hyperlink"/>
+            </w:rPr>
+            <w:t>Johann</w:t>
+          </w:r>
+        </w:hyperlink>
+      </w:r>
+      <w:r>
+        <w:rPr>
+          <w:rFonts w:ascii="Charis SIL Regular" w:hAnsi="Charis SIL Regular" w:eastAsia="Charis SIL Regular"/>
+          <w:b w:val="0"/>
+          <w:i w:val="0"/>
+          <w:color w:val="0000FF"/>
+          <w:sz w:val="24"/>
+          <w:u w:val="single"/>
+        </w:rPr>
+        <w:t xml:space="preserve"> </w:t>
+      </w:r>
+      <w:r>
+        <w:rPr>
+          <w:rFonts w:ascii="Charis SIL Regular" w:hAnsi="Charis SIL Regular" w:eastAsia="Charis SIL Regular"/>
+          <w:b w:val="0"/>
+          <w:i w:val="0"/>
+          <w:color w:val="0000FF"/>
+          <w:sz w:val="24"/>
+          <w:u w:val="single"/>
+        </w:rPr>
+        <w:hyperlink r:id="rId18" w:history="1">
+          <w:r>
+            <w:rPr>
+              <w:rStyle w:val="Hyperlink"/>
+            </w:rPr>
+            <w:t>Jansa</w:t>
+          </w:r>
+        </w:hyperlink>
+      </w:r>
+      <w:r>
+        <w:rPr>
+          <w:rFonts w:ascii="Charis SIL Regular" w:hAnsi="Charis SIL Regular" w:eastAsia="Charis SIL Regular"/>
+          <w:b w:val="0"/>
+          <w:i w:val="0"/>
+          <w:color w:val="000000"/>
+          <w:sz w:val="24"/>
+        </w:rPr>
+        <w:t xml:space="preserve"> handed over a collection of objects originating from the </w:t>
+      </w:r>
+      <w:r>
+        <w:rPr>
+          <w:rFonts w:ascii="Charis SIL Regular" w:hAnsi="Charis SIL Regular" w:eastAsia="Charis SIL Regular"/>
+          <w:b w:val="0"/>
+          <w:i w:val="0"/>
+          <w:color w:val="000000"/>
+          <w:sz w:val="24"/>
+        </w:rPr>
+        <w:t>area around the Berg</w:t>
+      </w:r>
+      <w:r>
+        <w:rPr>
           <w:u w:val="single" w:color="0000ff"/>
           <w:rFonts w:ascii="Charis SIL Regular" w:hAnsi="Charis SIL Regular" w:eastAsia="Charis SIL Regular"/>
           <w:b w:val="0"/>
@@ -1783,24 +1877,63 @@
           <w:color w:val="000000"/>
           <w:sz w:val="24"/>
         </w:rPr>
-        <w:hyperlink r:id="rId17" w:history="1">
-          <w:r>
-            <w:rPr>
-              <w:rStyle w:val="Hyperlink"/>
-            </w:rPr>
-            <w:t>1857 th</w:t>
-          </w:r>
-        </w:hyperlink>
-      </w:r>
-      <w:r>
-        <w:rPr>
-          <w:rFonts w:ascii="Charis SIL Regular" w:hAnsi="Charis SIL Regular" w:eastAsia="Charis SIL Regular"/>
-          <w:b w:val="0"/>
-          <w:i w:val="0"/>
-          <w:color w:val="000000"/>
-          <w:sz w:val="24"/>
-        </w:rPr>
-        <w:t xml:space="preserve">e missionary </w:t>
+        <w:hyperlink r:id="rId18" w:history="1">
+          <w:r>
+            <w:rPr>
+              <w:rStyle w:val="Hyperlink"/>
+            </w:rPr>
+            <w:t xml:space="preserve"> en Dal</w:t>
+          </w:r>
+        </w:hyperlink>
+      </w:r>
+      <w:r>
+        <w:rPr>
+          <w:u w:val="single" w:color="0000ff"/>
+          <w:rFonts w:ascii="Charis SIL Regular" w:hAnsi="Charis SIL Regular" w:eastAsia="Charis SIL Regular"/>
+          <w:b w:val="0"/>
+          <w:i w:val="0"/>
+          <w:color w:val="000000"/>
+          <w:sz w:val="24"/>
+        </w:rPr>
+        <w:t xml:space="preserve"> </w:t>
+      </w:r>
+      <w:r>
+        <w:rPr>
+          <w:u w:val="single" w:color="0000ff"/>
+          <w:rFonts w:ascii="Charis SIL Regular" w:hAnsi="Charis SIL Regular" w:eastAsia="Charis SIL Regular"/>
+          <w:b w:val="0"/>
+          <w:i w:val="0"/>
+          <w:color w:val="000000"/>
+          <w:sz w:val="24"/>
+        </w:rPr>
+        <w:hyperlink r:id="rId18" w:history="1">
+          <w:r>
+            <w:rPr>
+              <w:rStyle w:val="Hyperlink"/>
+            </w:rPr>
+            <w:t>missio</w:t>
+          </w:r>
+        </w:hyperlink>
+      </w:r>
+      <w:r>
+        <w:rPr>
+          <w:rFonts w:ascii="Charis SIL Regular" w:hAnsi="Charis SIL Regular" w:eastAsia="Charis SIL Regular"/>
+          <w:b w:val="0"/>
+          <w:i w:val="0"/>
+          <w:color w:val="000000"/>
+          <w:sz w:val="24"/>
+        </w:rPr>
+        <w:t xml:space="preserve">n station to the archivist of the Moravian Church in </w:t>
+      </w:r>
+      <w:r>
+        <w:rPr>
+          <w:rFonts w:ascii="Charis SIL Regular" w:hAnsi="Charis SIL Regular" w:eastAsia="Charis SIL Regular"/>
+          <w:b w:val="0"/>
+          <w:i w:val="0"/>
+          <w:color w:val="000000"/>
+          <w:sz w:val="24"/>
+        </w:rPr>
+        <w:t xml:space="preserve">Herrnhut. Many of the objects collected by Quandt and Jansa later ended up in the </w:t>
       </w:r>
       <w:r>
         <w:rPr>
@@ -1811,12 +1944,12 @@
           <w:sz w:val="24"/>
           <w:u w:val="single"/>
         </w:rPr>
-        <w:hyperlink r:id="rId18" w:history="1">
-          <w:r>
-            <w:rPr>
-              <w:rStyle w:val="Hyperlink"/>
-            </w:rPr>
-            <w:t>Johann</w:t>
+        <w:hyperlink r:id="rId19" w:history="1">
+          <w:r>
+            <w:rPr>
+              <w:rStyle w:val="Hyperlink"/>
+            </w:rPr>
+            <w:t xml:space="preserve">Herrnhut </w:t>
           </w:r>
         </w:hyperlink>
       </w:r>
@@ -1829,6 +1962,24 @@
           <w:sz w:val="24"/>
           <w:u w:val="single"/>
         </w:rPr>
+        <w:hyperlink r:id="rId19" w:history="1">
+          <w:r>
+            <w:rPr>
+              <w:rStyle w:val="Hyperlink"/>
+            </w:rPr>
+            <w:t>Ethnographic</w:t>
+          </w:r>
+        </w:hyperlink>
+      </w:r>
+      <w:r>
+        <w:rPr>
+          <w:rFonts w:ascii="Charis SIL Regular" w:hAnsi="Charis SIL Regular" w:eastAsia="Charis SIL Regular"/>
+          <w:b w:val="0"/>
+          <w:i w:val="0"/>
+          <w:color w:val="0000FF"/>
+          <w:sz w:val="24"/>
+          <w:u w:val="single"/>
+        </w:rPr>
         <w:t xml:space="preserve"> </w:t>
       </w:r>
       <w:r>
@@ -1840,34 +1991,24 @@
           <w:sz w:val="24"/>
           <w:u w:val="single"/>
         </w:rPr>
-        <w:hyperlink r:id="rId18" w:history="1">
-          <w:r>
-            <w:rPr>
-              <w:rStyle w:val="Hyperlink"/>
-            </w:rPr>
-            <w:t>Jansa</w:t>
-          </w:r>
-        </w:hyperlink>
-      </w:r>
-      <w:r>
-        <w:rPr>
-          <w:rFonts w:ascii="Charis SIL Regular" w:hAnsi="Charis SIL Regular" w:eastAsia="Charis SIL Regular"/>
-          <w:b w:val="0"/>
-          <w:i w:val="0"/>
-          <w:color w:val="000000"/>
-          <w:sz w:val="24"/>
-        </w:rPr>
-        <w:t xml:space="preserve"> handed over a collection of objects originating from the </w:t>
-      </w:r>
-      <w:r>
-        <w:rPr>
-          <w:rFonts w:ascii="Charis SIL Regular" w:hAnsi="Charis SIL Regular" w:eastAsia="Charis SIL Regular"/>
-          <w:b w:val="0"/>
-          <w:i w:val="0"/>
-          <w:color w:val="000000"/>
-          <w:sz w:val="24"/>
-        </w:rPr>
-        <w:t>area around the Berg</w:t>
+        <w:hyperlink r:id="rId19" w:history="1">
+          <w:r>
+            <w:rPr>
+              <w:rStyle w:val="Hyperlink"/>
+            </w:rPr>
+            <w:t>Museum</w:t>
+          </w:r>
+        </w:hyperlink>
+      </w:r>
+      <w:r>
+        <w:rPr>
+          <w:rFonts w:ascii="Charis SIL Regular" w:hAnsi="Charis SIL Regular" w:eastAsia="Charis SIL Regular"/>
+          <w:b w:val="0"/>
+          <w:i w:val="0"/>
+          <w:color w:val="000000"/>
+          <w:sz w:val="24"/>
+        </w:rPr>
+        <w:t>, founded in 1878, although the sale of ethnographic items al</w:t>
       </w:r>
       <w:r>
         <w:rPr>
@@ -1878,12 +2019,12 @@
           <w:color w:val="000000"/>
           <w:sz w:val="24"/>
         </w:rPr>
-        <w:hyperlink r:id="rId18" w:history="1">
-          <w:r>
-            <w:rPr>
-              <w:rStyle w:val="Hyperlink"/>
-            </w:rPr>
-            <w:t xml:space="preserve"> en Dal</w:t>
+        <w:hyperlink r:id="rId19" w:history="1">
+          <w:r>
+            <w:rPr>
+              <w:rStyle w:val="Hyperlink"/>
+            </w:rPr>
+            <w:t xml:space="preserve">so served </w:t>
           </w:r>
         </w:hyperlink>
       </w:r>
@@ -1896,6 +2037,24 @@
           <w:color w:val="000000"/>
           <w:sz w:val="24"/>
         </w:rPr>
+        <w:hyperlink r:id="rId19" w:history="1">
+          <w:r>
+            <w:rPr>
+              <w:rStyle w:val="Hyperlink"/>
+            </w:rPr>
+            <w:t>as a source of</w:t>
+          </w:r>
+        </w:hyperlink>
+      </w:r>
+      <w:r>
+        <w:rPr>
+          <w:u w:val="single" w:color="0000ff"/>
+          <w:rFonts w:ascii="Charis SIL Regular" w:hAnsi="Charis SIL Regular" w:eastAsia="Charis SIL Regular"/>
+          <w:b w:val="0"/>
+          <w:i w:val="0"/>
+          <w:color w:val="000000"/>
+          <w:sz w:val="24"/>
+        </w:rPr>
         <w:t xml:space="preserve"> </w:t>
       </w:r>
       <w:r>
@@ -1907,34 +2066,84 @@
           <w:color w:val="000000"/>
           <w:sz w:val="24"/>
         </w:rPr>
-        <w:hyperlink r:id="rId18" w:history="1">
-          <w:r>
-            <w:rPr>
-              <w:rStyle w:val="Hyperlink"/>
-            </w:rPr>
-            <w:t>missio</w:t>
-          </w:r>
-        </w:hyperlink>
-      </w:r>
-      <w:r>
-        <w:rPr>
-          <w:rFonts w:ascii="Charis SIL Regular" w:hAnsi="Charis SIL Regular" w:eastAsia="Charis SIL Regular"/>
-          <w:b w:val="0"/>
-          <w:i w:val="0"/>
-          <w:color w:val="000000"/>
-          <w:sz w:val="24"/>
-        </w:rPr>
-        <w:t xml:space="preserve">n station to the archivist of the Moravian Church in </w:t>
-      </w:r>
-      <w:r>
-        <w:rPr>
-          <w:rFonts w:ascii="Charis SIL Regular" w:hAnsi="Charis SIL Regular" w:eastAsia="Charis SIL Regular"/>
-          <w:b w:val="0"/>
-          <w:i w:val="0"/>
-          <w:color w:val="000000"/>
-          <w:sz w:val="24"/>
-        </w:rPr>
-        <w:t xml:space="preserve">Herrnhut. Many of the objects collected by Quandt and Jansa later ended up in the </w:t>
+        <w:hyperlink r:id="rId19" w:history="1">
+          <w:r>
+            <w:rPr>
+              <w:rStyle w:val="Hyperlink"/>
+            </w:rPr>
+            <w:t>income f</w:t>
+          </w:r>
+        </w:hyperlink>
+      </w:r>
+      <w:r>
+        <w:rPr>
+          <w:rFonts w:ascii="Charis SIL Regular" w:hAnsi="Charis SIL Regular" w:eastAsia="Charis SIL Regular"/>
+          <w:b w:val="0"/>
+          <w:i w:val="0"/>
+          <w:color w:val="000000"/>
+          <w:sz w:val="24"/>
+        </w:rPr>
+        <w:t xml:space="preserve">or the Moravian Church. For example, in 1861 part of Jansa's </w:t>
+      </w:r>
+      <w:r>
+        <w:rPr>
+          <w:rFonts w:ascii="Charis SIL Regular" w:hAnsi="Charis SIL Regular" w:eastAsia="Charis SIL Regular"/>
+          <w:b w:val="0"/>
+          <w:i w:val="0"/>
+          <w:color w:val="000000"/>
+          <w:sz w:val="24"/>
+        </w:rPr>
+        <w:t xml:space="preserve">collection was sold to the ethnographic cabinet of the Royal Prussian Art Chamber, which </w:t>
+      </w:r>
+      <w:r>
+        <w:rPr>
+          <w:rFonts w:ascii="Charis SIL Regular" w:hAnsi="Charis SIL Regular" w:eastAsia="Charis SIL Regular"/>
+          <w:b w:val="0"/>
+          <w:i w:val="0"/>
+          <w:color w:val="000000"/>
+          <w:sz w:val="24"/>
+        </w:rPr>
+        <w:t xml:space="preserve">was subsumed into the </w:t>
+      </w:r>
+      <w:r>
+        <w:rPr>
+          <w:rFonts w:ascii="Charis SIL Italic" w:hAnsi="Charis SIL Italic" w:eastAsia="Charis SIL Italic"/>
+          <w:b w:val="0"/>
+          <w:i/>
+          <w:color w:val="000000"/>
+          <w:sz w:val="24"/>
+        </w:rPr>
+        <w:t>Ethnologisches Museum</w:t>
+      </w:r>
+      <w:r>
+        <w:rPr>
+          <w:rFonts w:ascii="Charis SIL Regular" w:hAnsi="Charis SIL Regular" w:eastAsia="Charis SIL Regular"/>
+          <w:b w:val="0"/>
+          <w:i w:val="0"/>
+          <w:color w:val="000000"/>
+          <w:sz w:val="24"/>
+        </w:rPr>
+        <w:t xml:space="preserve"> in Berlin in 1873. A small collection of objects </w:t>
+      </w:r>
+      <w:r>
+        <w:rPr>
+          <w:rFonts w:ascii="Charis SIL Regular" w:hAnsi="Charis SIL Regular" w:eastAsia="Charis SIL Regular"/>
+          <w:b w:val="0"/>
+          <w:i w:val="0"/>
+          <w:color w:val="000000"/>
+          <w:sz w:val="24"/>
+        </w:rPr>
+        <w:t xml:space="preserve">from the Zeist Missionary Society, which is affiliated with the Moravian Church, is on display </w:t>
+      </w:r>
+      <w:r>
+        <w:rPr>
+          <w:rFonts w:ascii="Charis SIL Regular" w:hAnsi="Charis SIL Regular" w:eastAsia="Charis SIL Regular"/>
+          <w:b w:val="0"/>
+          <w:i w:val="0"/>
+          <w:color w:val="000000"/>
+          <w:sz w:val="24"/>
+        </w:rPr>
+        <w:t xml:space="preserve">at </w:t>
       </w:r>
       <w:r>
         <w:rPr>
@@ -1945,12 +2154,12 @@
           <w:sz w:val="24"/>
           <w:u w:val="single"/>
         </w:rPr>
-        <w:hyperlink r:id="rId19" w:history="1">
-          <w:r>
-            <w:rPr>
-              <w:rStyle w:val="Hyperlink"/>
-            </w:rPr>
-            <w:t xml:space="preserve">Herrnhut </w:t>
+        <w:hyperlink r:id="rId20" w:history="1">
+          <w:r>
+            <w:rPr>
+              <w:rStyle w:val="Hyperlink"/>
+            </w:rPr>
+            <w:t>Het</w:t>
           </w:r>
         </w:hyperlink>
       </w:r>
@@ -1963,14 +2172,7 @@
           <w:sz w:val="24"/>
           <w:u w:val="single"/>
         </w:rPr>
-        <w:hyperlink r:id="rId19" w:history="1">
-          <w:r>
-            <w:rPr>
-              <w:rStyle w:val="Hyperlink"/>
-            </w:rPr>
-            <w:t>Ethnographic</w:t>
-          </w:r>
-        </w:hyperlink>
+        <w:t xml:space="preserve"> </w:t>
       </w:r>
       <w:r>
         <w:rPr>
@@ -1981,6 +2183,24 @@
           <w:sz w:val="24"/>
           <w:u w:val="single"/>
         </w:rPr>
+        <w:hyperlink r:id="rId20" w:history="1">
+          <w:r>
+            <w:rPr>
+              <w:rStyle w:val="Hyperlink"/>
+            </w:rPr>
+            <w:t>Herrnhutter</w:t>
+          </w:r>
+        </w:hyperlink>
+      </w:r>
+      <w:r>
+        <w:rPr>
+          <w:rFonts w:ascii="Charis SIL Regular" w:hAnsi="Charis SIL Regular" w:eastAsia="Charis SIL Regular"/>
+          <w:b w:val="0"/>
+          <w:i w:val="0"/>
+          <w:color w:val="0000FF"/>
+          <w:sz w:val="24"/>
+          <w:u w:val="single"/>
+        </w:rPr>
         <w:t xml:space="preserve"> </w:t>
       </w:r>
       <w:r>
@@ -1992,7 +2212,36 @@
           <w:sz w:val="24"/>
           <w:u w:val="single"/>
         </w:rPr>
-        <w:hyperlink r:id="rId19" w:history="1">
+        <w:hyperlink r:id="rId20" w:history="1">
+          <w:r>
+            <w:rPr>
+              <w:rStyle w:val="Hyperlink"/>
+            </w:rPr>
+            <w:t>Huis</w:t>
+          </w:r>
+        </w:hyperlink>
+      </w:r>
+      <w:r>
+        <w:rPr>
+          <w:rFonts w:ascii="Charis SIL Regular" w:hAnsi="Charis SIL Regular" w:eastAsia="Charis SIL Regular"/>
+          <w:b w:val="0"/>
+          <w:i w:val="0"/>
+          <w:color w:val="0000FF"/>
+          <w:sz w:val="24"/>
+          <w:u w:val="single"/>
+        </w:rPr>
+        <w:t xml:space="preserve"> </w:t>
+      </w:r>
+      <w:r>
+        <w:rPr>
+          <w:rFonts w:ascii="Charis SIL Regular" w:hAnsi="Charis SIL Regular" w:eastAsia="Charis SIL Regular"/>
+          <w:b w:val="0"/>
+          <w:i w:val="0"/>
+          <w:color w:val="0000FF"/>
+          <w:sz w:val="24"/>
+          <w:u w:val="single"/>
+        </w:rPr>
+        <w:hyperlink r:id="rId20" w:history="1">
           <w:r>
             <w:rPr>
               <w:rStyle w:val="Hyperlink"/>
@@ -2009,7 +2258,17 @@
           <w:color w:val="000000"/>
           <w:sz w:val="24"/>
         </w:rPr>
-        <w:t>, founded in 1878, although the sale of ethnographic items al</w:t>
+        <w:t xml:space="preserve"> in Zeist. A collection belonging to the Redemptorist Fathers </w:t>
+      </w:r>
+      <w:r>
+        <w:rPr>
+          <w:rFonts w:ascii="Charis SIL Regular" w:hAnsi="Charis SIL Regular" w:eastAsia="Charis SIL Regular"/>
+          <w:b w:val="0"/>
+          <w:i w:val="0"/>
+          <w:color w:val="000000"/>
+          <w:sz w:val="24"/>
+        </w:rPr>
+        <w:t xml:space="preserve">is </w:t>
       </w:r>
       <w:r>
         <w:rPr>
@@ -2020,256 +2279,7 @@
           <w:color w:val="000000"/>
           <w:sz w:val="24"/>
         </w:rPr>
-        <w:hyperlink r:id="rId19" w:history="1">
-          <w:r>
-            <w:rPr>
-              <w:rStyle w:val="Hyperlink"/>
-            </w:rPr>
-            <w:t xml:space="preserve">so served </w:t>
-          </w:r>
-        </w:hyperlink>
-      </w:r>
-      <w:r>
-        <w:rPr>
-          <w:u w:val="single" w:color="0000ff"/>
-          <w:rFonts w:ascii="Charis SIL Regular" w:hAnsi="Charis SIL Regular" w:eastAsia="Charis SIL Regular"/>
-          <w:b w:val="0"/>
-          <w:i w:val="0"/>
-          <w:color w:val="000000"/>
-          <w:sz w:val="24"/>
-        </w:rPr>
-        <w:hyperlink r:id="rId19" w:history="1">
-          <w:r>
-            <w:rPr>
-              <w:rStyle w:val="Hyperlink"/>
-            </w:rPr>
-            <w:t>as a source of</w:t>
-          </w:r>
-        </w:hyperlink>
-      </w:r>
-      <w:r>
-        <w:rPr>
-          <w:u w:val="single" w:color="0000ff"/>
-          <w:rFonts w:ascii="Charis SIL Regular" w:hAnsi="Charis SIL Regular" w:eastAsia="Charis SIL Regular"/>
-          <w:b w:val="0"/>
-          <w:i w:val="0"/>
-          <w:color w:val="000000"/>
-          <w:sz w:val="24"/>
-        </w:rPr>
-        <w:t xml:space="preserve"> </w:t>
-      </w:r>
-      <w:r>
-        <w:rPr>
-          <w:u w:val="single" w:color="0000ff"/>
-          <w:rFonts w:ascii="Charis SIL Regular" w:hAnsi="Charis SIL Regular" w:eastAsia="Charis SIL Regular"/>
-          <w:b w:val="0"/>
-          <w:i w:val="0"/>
-          <w:color w:val="000000"/>
-          <w:sz w:val="24"/>
-        </w:rPr>
-        <w:hyperlink r:id="rId19" w:history="1">
-          <w:r>
-            <w:rPr>
-              <w:rStyle w:val="Hyperlink"/>
-            </w:rPr>
-            <w:t>income f</w:t>
-          </w:r>
-        </w:hyperlink>
-      </w:r>
-      <w:r>
-        <w:rPr>
-          <w:rFonts w:ascii="Charis SIL Regular" w:hAnsi="Charis SIL Regular" w:eastAsia="Charis SIL Regular"/>
-          <w:b w:val="0"/>
-          <w:i w:val="0"/>
-          <w:color w:val="000000"/>
-          <w:sz w:val="24"/>
-        </w:rPr>
-        <w:t xml:space="preserve">or the Moravian Church. For example, in 1861 part of Jansa's </w:t>
-      </w:r>
-      <w:r>
-        <w:rPr>
-          <w:rFonts w:ascii="Charis SIL Regular" w:hAnsi="Charis SIL Regular" w:eastAsia="Charis SIL Regular"/>
-          <w:b w:val="0"/>
-          <w:i w:val="0"/>
-          <w:color w:val="000000"/>
-          <w:sz w:val="24"/>
-        </w:rPr>
-        <w:t xml:space="preserve">collection was sold to the ethnographic cabinet of the Royal Prussian Art Chamber, which </w:t>
-      </w:r>
-      <w:r>
-        <w:rPr>
-          <w:rFonts w:ascii="Charis SIL Regular" w:hAnsi="Charis SIL Regular" w:eastAsia="Charis SIL Regular"/>
-          <w:b w:val="0"/>
-          <w:i w:val="0"/>
-          <w:color w:val="000000"/>
-          <w:sz w:val="24"/>
-        </w:rPr>
-        <w:t xml:space="preserve">was subsumed into the </w:t>
-      </w:r>
-      <w:r>
-        <w:rPr>
-          <w:rFonts w:ascii="Charis SIL Italic" w:hAnsi="Charis SIL Italic" w:eastAsia="Charis SIL Italic"/>
-          <w:b w:val="0"/>
-          <w:i/>
-          <w:color w:val="000000"/>
-          <w:sz w:val="24"/>
-        </w:rPr>
-        <w:t>Ethnologisches Museum</w:t>
-      </w:r>
-      <w:r>
-        <w:rPr>
-          <w:rFonts w:ascii="Charis SIL Regular" w:hAnsi="Charis SIL Regular" w:eastAsia="Charis SIL Regular"/>
-          <w:b w:val="0"/>
-          <w:i w:val="0"/>
-          <w:color w:val="000000"/>
-          <w:sz w:val="24"/>
-        </w:rPr>
-        <w:t xml:space="preserve"> in Berlin in 1873. A small collection of objects </w:t>
-      </w:r>
-      <w:r>
-        <w:rPr>
-          <w:rFonts w:ascii="Charis SIL Regular" w:hAnsi="Charis SIL Regular" w:eastAsia="Charis SIL Regular"/>
-          <w:b w:val="0"/>
-          <w:i w:val="0"/>
-          <w:color w:val="000000"/>
-          <w:sz w:val="24"/>
-        </w:rPr>
-        <w:t xml:space="preserve">from the Zeist Missionary Society, which is affiliated with the Moravian Church, is on display </w:t>
-      </w:r>
-      <w:r>
-        <w:rPr>
-          <w:rFonts w:ascii="Charis SIL Regular" w:hAnsi="Charis SIL Regular" w:eastAsia="Charis SIL Regular"/>
-          <w:b w:val="0"/>
-          <w:i w:val="0"/>
-          <w:color w:val="000000"/>
-          <w:sz w:val="24"/>
-        </w:rPr>
-        <w:t xml:space="preserve">at </w:t>
-      </w:r>
-      <w:r>
-        <w:rPr>
-          <w:rFonts w:ascii="Charis SIL Regular" w:hAnsi="Charis SIL Regular" w:eastAsia="Charis SIL Regular"/>
-          <w:b w:val="0"/>
-          <w:i w:val="0"/>
-          <w:color w:val="0000FF"/>
-          <w:sz w:val="24"/>
-          <w:u w:val="single"/>
-        </w:rPr>
-        <w:hyperlink r:id="rId20" w:history="1">
-          <w:r>
-            <w:rPr>
-              <w:rStyle w:val="Hyperlink"/>
-            </w:rPr>
-            <w:t>Het</w:t>
-          </w:r>
-        </w:hyperlink>
-      </w:r>
-      <w:r>
-        <w:rPr>
-          <w:rFonts w:ascii="Charis SIL Regular" w:hAnsi="Charis SIL Regular" w:eastAsia="Charis SIL Regular"/>
-          <w:b w:val="0"/>
-          <w:i w:val="0"/>
-          <w:color w:val="0000FF"/>
-          <w:sz w:val="24"/>
-          <w:u w:val="single"/>
-        </w:rPr>
-        <w:t xml:space="preserve"> </w:t>
-      </w:r>
-      <w:r>
-        <w:rPr>
-          <w:rFonts w:ascii="Charis SIL Regular" w:hAnsi="Charis SIL Regular" w:eastAsia="Charis SIL Regular"/>
-          <w:b w:val="0"/>
-          <w:i w:val="0"/>
-          <w:color w:val="0000FF"/>
-          <w:sz w:val="24"/>
-          <w:u w:val="single"/>
-        </w:rPr>
-        <w:hyperlink r:id="rId20" w:history="1">
-          <w:r>
-            <w:rPr>
-              <w:rStyle w:val="Hyperlink"/>
-            </w:rPr>
-            <w:t>Herrnhutter</w:t>
-          </w:r>
-        </w:hyperlink>
-      </w:r>
-      <w:r>
-        <w:rPr>
-          <w:rFonts w:ascii="Charis SIL Regular" w:hAnsi="Charis SIL Regular" w:eastAsia="Charis SIL Regular"/>
-          <w:b w:val="0"/>
-          <w:i w:val="0"/>
-          <w:color w:val="0000FF"/>
-          <w:sz w:val="24"/>
-          <w:u w:val="single"/>
-        </w:rPr>
-        <w:t xml:space="preserve"> </w:t>
-      </w:r>
-      <w:r>
-        <w:rPr>
-          <w:rFonts w:ascii="Charis SIL Regular" w:hAnsi="Charis SIL Regular" w:eastAsia="Charis SIL Regular"/>
-          <w:b w:val="0"/>
-          <w:i w:val="0"/>
-          <w:color w:val="0000FF"/>
-          <w:sz w:val="24"/>
-          <w:u w:val="single"/>
-        </w:rPr>
-        <w:hyperlink r:id="rId20" w:history="1">
-          <w:r>
-            <w:rPr>
-              <w:rStyle w:val="Hyperlink"/>
-            </w:rPr>
-            <w:t>Huis</w:t>
-          </w:r>
-        </w:hyperlink>
-      </w:r>
-      <w:r>
-        <w:rPr>
-          <w:rFonts w:ascii="Charis SIL Regular" w:hAnsi="Charis SIL Regular" w:eastAsia="Charis SIL Regular"/>
-          <w:b w:val="0"/>
-          <w:i w:val="0"/>
-          <w:color w:val="0000FF"/>
-          <w:sz w:val="24"/>
-          <w:u w:val="single"/>
-        </w:rPr>
-        <w:t xml:space="preserve"> </w:t>
-      </w:r>
-      <w:r>
-        <w:rPr>
-          <w:rFonts w:ascii="Charis SIL Regular" w:hAnsi="Charis SIL Regular" w:eastAsia="Charis SIL Regular"/>
-          <w:b w:val="0"/>
-          <w:i w:val="0"/>
-          <w:color w:val="0000FF"/>
-          <w:sz w:val="24"/>
-          <w:u w:val="single"/>
-        </w:rPr>
-        <w:hyperlink r:id="rId20" w:history="1">
-          <w:r>
-            <w:rPr>
-              <w:rStyle w:val="Hyperlink"/>
-            </w:rPr>
-            <w:t>Museum</w:t>
-          </w:r>
-        </w:hyperlink>
-      </w:r>
-      <w:r>
-        <w:rPr>
-          <w:rFonts w:ascii="Charis SIL Regular" w:hAnsi="Charis SIL Regular" w:eastAsia="Charis SIL Regular"/>
-          <w:b w:val="0"/>
-          <w:i w:val="0"/>
-          <w:color w:val="000000"/>
-          <w:sz w:val="24"/>
-        </w:rPr>
-        <w:t xml:space="preserve"> in Zeist. A collection belonging to the Redemptorist Fathers </w:t>
-      </w:r>
-      <w:r>
-        <w:rPr>
-          <w:rFonts w:ascii="Charis SIL Regular" w:hAnsi="Charis SIL Regular" w:eastAsia="Charis SIL Regular"/>
-          <w:b w:val="0"/>
-          <w:i w:val="0"/>
-          <w:color w:val="000000"/>
-          <w:sz w:val="24"/>
-        </w:rPr>
-        <w:t xml:space="preserve">is housed at </w:t>
+        <w:t xml:space="preserve">housed at </w:t>
       </w:r>
       <w:r>
         <w:rPr>
@@ -2648,8 +2658,36 @@
           <w:i w:val="0"/>
           <w:color w:val="0000FF"/>
           <w:sz w:val="24"/>
+        </w:rPr>
+        <w:t xml:space="preserve"> </w:t>
+      </w:r>
+      <w:r>
+        <w:rPr>
+          <w:rFonts w:ascii="Charis SIL Regular" w:hAnsi="Charis SIL Regular" w:eastAsia="Charis SIL Regular"/>
+          <w:b w:val="0"/>
+          <w:i w:val="0"/>
+          <w:color w:val="0000FF"/>
+          <w:sz w:val="24"/>
           <w:u w:val="single"/>
         </w:rPr>
+        <w:hyperlink r:id="rId22" w:history="1">
+          <w:r>
+            <w:rPr>
+              <w:rStyle w:val="Hyperlink"/>
+            </w:rPr>
+            <w:t>and</w:t>
+          </w:r>
+        </w:hyperlink>
+      </w:r>
+      <w:r>
+        <w:rPr>
+          <w:rFonts w:ascii="Charis SIL Regular" w:hAnsi="Charis SIL Regular" w:eastAsia="Charis SIL Regular"/>
+          <w:b w:val="0"/>
+          <w:i w:val="0"/>
+          <w:color w:val="0000FF"/>
+          <w:sz w:val="24"/>
+          <w:u w:val="single"/>
+        </w:rPr>
         <w:t xml:space="preserve"> </w:t>
       </w:r>
       <w:r>
@@ -2666,7 +2704,7 @@
             <w:rPr>
               <w:rStyle w:val="Hyperlink"/>
             </w:rPr>
-            <w:t>and</w:t>
+            <w:t>audio</w:t>
           </w:r>
         </w:hyperlink>
       </w:r>
@@ -2695,48 +2733,9 @@
             <w:rPr>
               <w:rStyle w:val="Hyperlink"/>
             </w:rPr>
-            <w:t>audio</w:t>
-          </w:r>
-        </w:hyperlink>
-      </w:r>
-      <w:r>
-        <w:rPr>
-          <w:rFonts w:ascii="Charis SIL Regular" w:hAnsi="Charis SIL Regular" w:eastAsia="Charis SIL Regular"/>
-          <w:b w:val="0"/>
-          <w:i w:val="0"/>
-          <w:color w:val="0000FF"/>
-          <w:sz w:val="24"/>
-          <w:u w:val="single"/>
-        </w:rPr>
-        <w:t xml:space="preserve"> </w:t>
-      </w:r>
-      <w:r>
-        <w:rPr>
-          <w:rFonts w:ascii="Charis SIL Regular" w:hAnsi="Charis SIL Regular" w:eastAsia="Charis SIL Regular"/>
-          <w:b w:val="0"/>
-          <w:i w:val="0"/>
-          <w:color w:val="0000FF"/>
-          <w:sz w:val="24"/>
-          <w:u w:val="single"/>
-        </w:rPr>
-        <w:hyperlink r:id="rId22" w:history="1">
-          <w:r>
-            <w:rPr>
-              <w:rStyle w:val="Hyperlink"/>
-            </w:rPr>
-            <w:t>tape</w:t>
-          </w:r>
-        </w:hyperlink>
-      </w:r>
-      <w:r>
-        <w:rPr>
-          <w:rFonts w:ascii="Charis SIL Regular" w:hAnsi="Charis SIL Regular" w:eastAsia="Charis SIL Regular"/>
-          <w:b w:val="0"/>
-          <w:i w:val="0"/>
-          <w:color w:val="0000FF"/>
-          <w:sz w:val="24"/>
-        </w:rPr>
-        <w:t>s</w:t>
+            <w:t>tapes</w:t>
+          </w:r>
+        </w:hyperlink>
       </w:r>
       <w:r>
         <w:rPr>
@@ -3167,6 +3166,7 @@
       </w:r>
       <w:r>
         <w:rPr>
+          <w:u w:val="single" w:color="0000ff"/>
           <w:rFonts w:ascii="Charis SIL Regular" w:hAnsi="Charis SIL Regular" w:eastAsia="Charis SIL Regular"/>
           <w:b w:val="0"/>
           <w:i w:val="0"/>
@@ -5505,23 +5505,6 @@
       </w:r>
       <w:r>
         <w:rPr>
-          <w:rFonts w:ascii="Charis SIL Italic" w:hAnsi="Charis SIL Italic" w:eastAsia="Charis SIL Italic"/>
-          <w:b w:val="0"/>
-          <w:i/>
-          <w:color w:val="000000"/>
-          <w:sz w:val="24"/>
-        </w:rPr>
-        <w:hyperlink r:id="rId43" w:history="1">
-          <w:r>
-            <w:rPr>
-              <w:rStyle w:val="Hyperlink"/>
-            </w:rPr>
-            <w:t>m</w:t>
-          </w:r>
-        </w:hyperlink>
-      </w:r>
-      <w:r>
-        <w:rPr>
           <w:u w:val="single" w:color="0000ff"/>
           <w:rFonts w:ascii="Charis SIL Italic" w:hAnsi="Charis SIL Italic" w:eastAsia="Charis SIL Italic"/>
           <w:b w:val="0"/>
@@ -5529,7 +5512,7 @@
           <w:color w:val="000000"/>
           <w:sz w:val="24"/>
         </w:rPr>
-        <w:t>u</w:t>
+        <w:t>m</w:t>
       </w:r>
       <w:r>
         <w:rPr>
@@ -5539,7 +5522,7 @@
           <w:color w:val="000000"/>
           <w:sz w:val="24"/>
         </w:rPr>
-        <w:t>seet</w:t>
+        <w:t>useet</w:t>
       </w:r>
       <w:r>
         <w:rPr>
@@ -5825,7 +5808,14 @@
           <w:color w:val="000000"/>
           <w:sz w:val="24"/>
         </w:rPr>
-        <w:t xml:space="preserve">the </w:t>
+        <w:hyperlink r:id="rId44" w:history="1">
+          <w:r>
+            <w:rPr>
+              <w:rStyle w:val="Hyperlink"/>
+            </w:rPr>
+            <w:t xml:space="preserve">the </w:t>
+          </w:r>
+        </w:hyperlink>
       </w:r>
       <w:r>
         <w:rPr>
@@ -5947,29 +5937,148 @@
           <w:i w:val="0"/>
           <w:color w:val="0000FF"/>
           <w:sz w:val="24"/>
+        </w:rPr>
+        <w:hyperlink r:id="rId46" w:history="1">
+          <w:r>
+            <w:rPr>
+              <w:rStyle w:val="Hyperlink"/>
+            </w:rPr>
+            <w:t>o</w:t>
+          </w:r>
+        </w:hyperlink>
+      </w:r>
+      <w:r>
+        <w:rPr>
+          <w:rFonts w:ascii="Charis SIL Regular" w:hAnsi="Charis SIL Regular" w:eastAsia="Charis SIL Regular"/>
+          <w:b w:val="0"/>
+          <w:i w:val="0"/>
+          <w:color w:val="0000FF"/>
+          <w:sz w:val="24"/>
+        </w:rPr>
+        <w:t>y</w:t>
+      </w:r>
+      <w:r>
+        <w:rPr>
+          <w:rFonts w:ascii="Charis SIL Regular" w:hAnsi="Charis SIL Regular" w:eastAsia="Charis SIL Regular"/>
+          <w:b w:val="0"/>
+          <w:i w:val="0"/>
+          <w:color w:val="000000"/>
+          <w:sz w:val="24"/>
+        </w:rPr>
+        <w:t xml:space="preserve">, director of the </w:t>
+      </w:r>
+      <w:r>
+        <w:rPr>
+          <w:rFonts w:ascii="Charis SIL Italic" w:hAnsi="Charis SIL Italic" w:eastAsia="Charis SIL Italic"/>
+          <w:b w:val="0"/>
+          <w:i/>
+          <w:color w:val="000000"/>
+          <w:sz w:val="24"/>
+        </w:rPr>
+        <w:t>Compagnie des mines d'or de la Guyane hollandaise</w:t>
+      </w:r>
+      <w:r>
+        <w:rPr>
+          <w:rFonts w:ascii="Charis SIL Regular" w:hAnsi="Charis SIL Regular" w:eastAsia="Charis SIL Regular"/>
+          <w:b w:val="0"/>
+          <w:i w:val="0"/>
+          <w:color w:val="000000"/>
+          <w:sz w:val="24"/>
+        </w:rPr>
+        <w:t xml:space="preserve">, </w:t>
+      </w:r>
+      <w:r>
+        <w:rPr>
+          <w:rFonts w:ascii="Charis SIL Regular" w:hAnsi="Charis SIL Regular" w:eastAsia="Charis SIL Regular"/>
+          <w:b w:val="0"/>
+          <w:i w:val="0"/>
+          <w:color w:val="0000FF"/>
+          <w:sz w:val="24"/>
           <w:u w:val="single"/>
         </w:rPr>
-        <w:t>o</w:t>
-      </w:r>
-      <w:r>
-        <w:rPr>
-          <w:rFonts w:ascii="Charis SIL Regular" w:hAnsi="Charis SIL Regular" w:eastAsia="Charis SIL Regular"/>
-          <w:b w:val="0"/>
-          <w:i w:val="0"/>
-          <w:color w:val="0000FF"/>
-          <w:sz w:val="24"/>
-        </w:rPr>
-        <w:t>y</w:t>
-      </w:r>
-      <w:r>
-        <w:rPr>
-          <w:rFonts w:ascii="Charis SIL Regular" w:hAnsi="Charis SIL Regular" w:eastAsia="Charis SIL Regular"/>
-          <w:b w:val="0"/>
-          <w:i w:val="0"/>
-          <w:color w:val="000000"/>
-          <w:sz w:val="24"/>
-        </w:rPr>
-        <w:t xml:space="preserve">, director of the </w:t>
+        <w:hyperlink r:id="rId47" w:history="1">
+          <w:r>
+            <w:rPr>
+              <w:rStyle w:val="Hyperlink"/>
+            </w:rPr>
+            <w:t>donated</w:t>
+          </w:r>
+        </w:hyperlink>
+      </w:r>
+      <w:r>
+        <w:rPr>
+          <w:u w:val="single" w:color="0000ff"/>
+          <w:rFonts w:ascii="Charis SIL Regular" w:hAnsi="Charis SIL Regular" w:eastAsia="Charis SIL Regular"/>
+          <w:b w:val="0"/>
+          <w:i w:val="0"/>
+          <w:color w:val="000000"/>
+          <w:sz w:val="24"/>
+        </w:rPr>
+        <w:t xml:space="preserve"> </w:t>
+      </w:r>
+      <w:r>
+        <w:rPr>
+          <w:u w:val="single" w:color="0000ff"/>
+          <w:rFonts w:ascii="Charis SIL Regular" w:hAnsi="Charis SIL Regular" w:eastAsia="Charis SIL Regular"/>
+          <w:b w:val="0"/>
+          <w:i w:val="0"/>
+          <w:color w:val="000000"/>
+          <w:sz w:val="24"/>
+        </w:rPr>
+        <w:hyperlink r:id="rId46" w:history="1">
+          <w:r>
+            <w:rPr>
+              <w:rStyle w:val="Hyperlink"/>
+            </w:rPr>
+            <w:t xml:space="preserve">a large </w:t>
+          </w:r>
+        </w:hyperlink>
+      </w:r>
+      <w:r>
+        <w:rPr>
+          <w:u w:val="single" w:color="0000ff"/>
+          <w:rFonts w:ascii="Charis SIL Regular" w:hAnsi="Charis SIL Regular" w:eastAsia="Charis SIL Regular"/>
+          <w:b w:val="0"/>
+          <w:i w:val="0"/>
+          <w:color w:val="000000"/>
+          <w:sz w:val="24"/>
+        </w:rPr>
+        <w:hyperlink r:id="rId46" w:history="1">
+          <w:r>
+            <w:rPr>
+              <w:rStyle w:val="Hyperlink"/>
+            </w:rPr>
+            <w:t>c</w:t>
+          </w:r>
+        </w:hyperlink>
+      </w:r>
+      <w:r>
+        <w:rPr>
+          <w:u w:val="single" w:color="0000ff"/>
+          <w:rFonts w:ascii="Charis SIL Regular" w:hAnsi="Charis SIL Regular" w:eastAsia="Charis SIL Regular"/>
+          <w:b w:val="0"/>
+          <w:i w:val="0"/>
+          <w:color w:val="000000"/>
+          <w:sz w:val="24"/>
+        </w:rPr>
+        <w:hyperlink r:id="rId46" w:history="1">
+          <w:r>
+            <w:rPr>
+              <w:rStyle w:val="Hyperlink"/>
+            </w:rPr>
+            <w:t>ollectio</w:t>
+          </w:r>
+        </w:hyperlink>
+      </w:r>
+      <w:r>
+        <w:rPr>
+          <w:rFonts w:ascii="Charis SIL Regular" w:hAnsi="Charis SIL Regular" w:eastAsia="Charis SIL Regular"/>
+          <w:b w:val="0"/>
+          <w:i w:val="0"/>
+          <w:color w:val="000000"/>
+          <w:sz w:val="24"/>
+        </w:rPr>
+        <w:t xml:space="preserve">n of Wayana and Aluku artifacts to the </w:t>
       </w:r>
       <w:r>
         <w:rPr>
@@ -5979,17 +6088,65 @@
           <w:color w:val="000000"/>
           <w:sz w:val="24"/>
         </w:rPr>
-        <w:t>Compagnie des mines d'or de la Guyane hollandaise</w:t>
-      </w:r>
-      <w:r>
-        <w:rPr>
-          <w:rFonts w:ascii="Charis SIL Regular" w:hAnsi="Charis SIL Regular" w:eastAsia="Charis SIL Regular"/>
-          <w:b w:val="0"/>
-          <w:i w:val="0"/>
-          <w:color w:val="000000"/>
-          <w:sz w:val="24"/>
-        </w:rPr>
-        <w:t xml:space="preserve">, </w:t>
+        <w:t>Musée du Trocadéro</w:t>
+      </w:r>
+      <w:r>
+        <w:rPr>
+          <w:rFonts w:ascii="Charis SIL Regular" w:hAnsi="Charis SIL Regular" w:eastAsia="Charis SIL Regular"/>
+          <w:b w:val="0"/>
+          <w:i w:val="0"/>
+          <w:color w:val="000000"/>
+          <w:sz w:val="24"/>
+        </w:rPr>
+        <w:t xml:space="preserve">. Three of </w:t>
+      </w:r>
+      <w:r>
+        <w:rPr>
+          <w:u w:val="single" w:color="0000ff"/>
+          <w:rFonts w:ascii="Charis SIL Regular" w:hAnsi="Charis SIL Regular" w:eastAsia="Charis SIL Regular"/>
+          <w:b w:val="0"/>
+          <w:i w:val="0"/>
+          <w:color w:val="000000"/>
+          <w:sz w:val="24"/>
+        </w:rPr>
+        <w:hyperlink r:id="rId47" w:history="1">
+          <w:r>
+            <w:rPr>
+              <w:rStyle w:val="Hyperlink"/>
+            </w:rPr>
+            <w:t>the eigh</w:t>
+          </w:r>
+        </w:hyperlink>
+      </w:r>
+      <w:r>
+        <w:rPr>
+          <w:rFonts w:ascii="Charis SIL Regular" w:hAnsi="Charis SIL Regular" w:eastAsia="Charis SIL Regular"/>
+          <w:b w:val="0"/>
+          <w:i w:val="0"/>
+          <w:color w:val="000000"/>
+          <w:sz w:val="24"/>
+        </w:rPr>
+        <w:t xml:space="preserve">t expeditions to Suriname organised shortly after the turn of the century under the </w:t>
+      </w:r>
+      <w:r>
+        <w:rPr>
+          <w:rFonts w:ascii="Charis SIL Regular" w:hAnsi="Charis SIL Regular" w:eastAsia="Charis SIL Regular"/>
+          <w:b w:val="0"/>
+          <w:i w:val="0"/>
+          <w:color w:val="000000"/>
+          <w:sz w:val="24"/>
+        </w:rPr>
+        <w:t xml:space="preserve">auspices of the Royal Dutch Geographical Society (KNAG) yielded extensive ethnographic </w:t>
+      </w:r>
+      <w:r>
+        <w:rPr>
+          <w:rFonts w:ascii="Charis SIL Regular" w:hAnsi="Charis SIL Regular" w:eastAsia="Charis SIL Regular"/>
+          <w:b w:val="0"/>
+          <w:i w:val="0"/>
+          <w:color w:val="000000"/>
+          <w:sz w:val="24"/>
+        </w:rPr>
+        <w:t xml:space="preserve">collections, which are now part of the collection of the </w:t>
       </w:r>
       <w:r>
         <w:rPr>
@@ -6000,12 +6157,96 @@
           <w:sz w:val="24"/>
           <w:u w:val="single"/>
         </w:rPr>
-        <w:hyperlink r:id="rId47" w:history="1">
-          <w:r>
-            <w:rPr>
-              <w:rStyle w:val="Hyperlink"/>
-            </w:rPr>
-            <w:t>donated</w:t>
+        <w:hyperlink r:id="rId48" w:history="1">
+          <w:r>
+            <w:rPr>
+              <w:rStyle w:val="Hyperlink"/>
+            </w:rPr>
+            <w:t>Wereldmuseum</w:t>
+          </w:r>
+        </w:hyperlink>
+      </w:r>
+      <w:r>
+        <w:rPr>
+          <w:rFonts w:ascii="Charis SIL Regular" w:hAnsi="Charis SIL Regular" w:eastAsia="Charis SIL Regular"/>
+          <w:b w:val="0"/>
+          <w:i w:val="0"/>
+          <w:color w:val="0000FF"/>
+          <w:sz w:val="24"/>
+          <w:u w:val="single"/>
+        </w:rPr>
+        <w:t xml:space="preserve"> </w:t>
+      </w:r>
+      <w:r>
+        <w:rPr>
+          <w:rFonts w:ascii="Charis SIL Regular" w:hAnsi="Charis SIL Regular" w:eastAsia="Charis SIL Regular"/>
+          <w:b w:val="0"/>
+          <w:i w:val="0"/>
+          <w:color w:val="0000FF"/>
+          <w:sz w:val="24"/>
+          <w:u w:val="single"/>
+        </w:rPr>
+        <w:hyperlink r:id="rId48" w:history="1">
+          <w:r>
+            <w:rPr>
+              <w:rStyle w:val="Hyperlink"/>
+            </w:rPr>
+            <w:t>Amsterdam</w:t>
+          </w:r>
+        </w:hyperlink>
+      </w:r>
+      <w:r>
+        <w:rPr>
+          <w:rFonts w:ascii="Charis SIL Regular" w:hAnsi="Charis SIL Regular" w:eastAsia="Charis SIL Regular"/>
+          <w:b w:val="0"/>
+          <w:i w:val="0"/>
+          <w:color w:val="000000"/>
+          <w:sz w:val="24"/>
+        </w:rPr>
+        <w:t xml:space="preserve">. The </w:t>
+      </w:r>
+      <w:r>
+        <w:rPr>
+          <w:rFonts w:ascii="Charis SIL Regular" w:hAnsi="Charis SIL Regular" w:eastAsia="Charis SIL Regular"/>
+          <w:b w:val="0"/>
+          <w:i w:val="0"/>
+          <w:color w:val="000000"/>
+          <w:sz w:val="24"/>
+        </w:rPr>
+        <w:t xml:space="preserve">1903 expedition to the Gonini River resulted in series </w:t>
+      </w:r>
+      <w:r>
+        <w:rPr>
+          <w:rFonts w:ascii="Charis SIL Regular" w:hAnsi="Charis SIL Regular" w:eastAsia="Charis SIL Regular"/>
+          <w:b w:val="0"/>
+          <w:i w:val="0"/>
+          <w:color w:val="0000FF"/>
+          <w:sz w:val="24"/>
+        </w:rPr>
+        <w:hyperlink r:id="rId49" w:history="1">
+          <w:r>
+            <w:rPr>
+              <w:rStyle w:val="Hyperlink"/>
+            </w:rPr>
+            <w:t>T</w:t>
+          </w:r>
+        </w:hyperlink>
+      </w:r>
+      <w:r>
+        <w:rPr>
+          <w:rFonts w:ascii="Charis SIL Regular" w:hAnsi="Charis SIL Regular" w:eastAsia="Charis SIL Regular"/>
+          <w:b w:val="0"/>
+          <w:i w:val="0"/>
+          <w:color w:val="0000FF"/>
+          <w:sz w:val="24"/>
+          <w:u w:val="single"/>
+        </w:rPr>
+        <w:hyperlink r:id="rId48" w:history="1">
+          <w:r>
+            <w:rPr>
+              <w:rStyle w:val="Hyperlink"/>
+            </w:rPr>
+            <w:t>M-401</w:t>
           </w:r>
         </w:hyperlink>
       </w:r>
@@ -6018,10 +6259,241 @@
           <w:color w:val="000000"/>
           <w:sz w:val="24"/>
         </w:rPr>
+        <w:hyperlink r:id="rId48" w:history="1">
+          <w:r>
+            <w:rPr>
+              <w:rStyle w:val="Hyperlink"/>
+            </w:rPr>
+            <w:t xml:space="preserve"> with 86 </w:t>
+          </w:r>
+        </w:hyperlink>
+      </w:r>
+      <w:r>
+        <w:rPr>
+          <w:u w:val="single" w:color="0000ff"/>
+          <w:rFonts w:ascii="Charis SIL Regular" w:hAnsi="Charis SIL Regular" w:eastAsia="Charis SIL Regular"/>
+          <w:b w:val="0"/>
+          <w:i w:val="0"/>
+          <w:color w:val="000000"/>
+          <w:sz w:val="24"/>
+        </w:rPr>
+        <w:hyperlink r:id="rId48" w:history="1">
+          <w:r>
+            <w:rPr>
+              <w:rStyle w:val="Hyperlink"/>
+            </w:rPr>
+            <w:t xml:space="preserve">objects, the </w:t>
+          </w:r>
+        </w:hyperlink>
+      </w:r>
+      <w:r>
+        <w:rPr>
+          <w:rFonts w:ascii="Charis SIL Regular" w:hAnsi="Charis SIL Regular" w:eastAsia="Charis SIL Regular"/>
+          <w:b w:val="0"/>
+          <w:i w:val="0"/>
+          <w:color w:val="000000"/>
+          <w:sz w:val="24"/>
+        </w:rPr>
+        <w:t xml:space="preserve">1904 </w:t>
+      </w:r>
+      <w:r>
+        <w:rPr>
+          <w:rFonts w:ascii="Charis SIL Regular" w:hAnsi="Charis SIL Regular" w:eastAsia="Charis SIL Regular"/>
+          <w:b w:val="0"/>
+          <w:i w:val="0"/>
+          <w:color w:val="000000"/>
+          <w:sz w:val="24"/>
+        </w:rPr>
+        <w:t xml:space="preserve">expedition to the Tapanahony River yielded series </w:t>
+      </w:r>
+      <w:r>
+        <w:rPr>
+          <w:rFonts w:ascii="Charis SIL Regular" w:hAnsi="Charis SIL Regular" w:eastAsia="Charis SIL Regular"/>
+          <w:b w:val="0"/>
+          <w:i w:val="0"/>
+          <w:color w:val="0000FF"/>
+          <w:sz w:val="24"/>
+        </w:rPr>
+        <w:hyperlink r:id="rId50" w:history="1">
+          <w:r>
+            <w:rPr>
+              <w:rStyle w:val="Hyperlink"/>
+            </w:rPr>
+            <w:t>TM</w:t>
+          </w:r>
+        </w:hyperlink>
+      </w:r>
+      <w:r>
+        <w:rPr>
+          <w:rFonts w:ascii="Charis SIL Regular" w:hAnsi="Charis SIL Regular" w:eastAsia="Charis SIL Regular"/>
+          <w:b w:val="0"/>
+          <w:i w:val="0"/>
+          <w:color w:val="0000FF"/>
+          <w:sz w:val="24"/>
+          <w:u w:val="single"/>
+        </w:rPr>
+        <w:hyperlink r:id="rId49" w:history="1">
+          <w:r>
+            <w:rPr>
+              <w:rStyle w:val="Hyperlink"/>
+            </w:rPr>
+            <w:t>-402</w:t>
+          </w:r>
+        </w:hyperlink>
+      </w:r>
+      <w:r>
+        <w:rPr>
+          <w:u w:val="single" w:color="0000ff"/>
+          <w:rFonts w:ascii="Charis SIL Regular" w:hAnsi="Charis SIL Regular" w:eastAsia="Charis SIL Regular"/>
+          <w:b w:val="0"/>
+          <w:i w:val="0"/>
+          <w:color w:val="000000"/>
+          <w:sz w:val="24"/>
+        </w:rPr>
+        <w:hyperlink r:id="rId49" w:history="1">
+          <w:r>
+            <w:rPr>
+              <w:rStyle w:val="Hyperlink"/>
+            </w:rPr>
+            <w:t xml:space="preserve"> co</w:t>
+          </w:r>
+        </w:hyperlink>
+      </w:r>
+      <w:r>
+        <w:rPr>
+          <w:rFonts w:ascii="Charis SIL Regular" w:hAnsi="Charis SIL Regular" w:eastAsia="Charis SIL Regular"/>
+          <w:b w:val="0"/>
+          <w:i w:val="0"/>
+          <w:color w:val="000000"/>
+          <w:sz w:val="24"/>
+        </w:rPr>
+        <w:t xml:space="preserve">mprising 493 objects and the </w:t>
+      </w:r>
+      <w:r>
+        <w:rPr>
+          <w:rFonts w:ascii="Charis SIL Regular" w:hAnsi="Charis SIL Regular" w:eastAsia="Charis SIL Regular"/>
+          <w:b w:val="0"/>
+          <w:i w:val="0"/>
+          <w:color w:val="000000"/>
+          <w:sz w:val="24"/>
+        </w:rPr>
+        <w:t>1904 expedition to the Tumuk Humak Mountains y</w:t>
+      </w:r>
+      <w:r>
+        <w:rPr>
+          <w:u w:val="single" w:color="0000ff"/>
+          <w:rFonts w:ascii="Charis SIL Regular" w:hAnsi="Charis SIL Regular" w:eastAsia="Charis SIL Regular"/>
+          <w:b w:val="0"/>
+          <w:i w:val="0"/>
+          <w:color w:val="000000"/>
+          <w:sz w:val="24"/>
+        </w:rPr>
+        <w:hyperlink r:id="rId50" w:history="1">
+          <w:r>
+            <w:rPr>
+              <w:rStyle w:val="Hyperlink"/>
+            </w:rPr>
+            <w:t>ielded s</w:t>
+          </w:r>
+        </w:hyperlink>
+      </w:r>
+      <w:r>
+        <w:rPr>
+          <w:rFonts w:ascii="Charis SIL Regular" w:hAnsi="Charis SIL Regular" w:eastAsia="Charis SIL Regular"/>
+          <w:b w:val="0"/>
+          <w:i w:val="0"/>
+          <w:color w:val="000000"/>
+          <w:sz w:val="24"/>
+        </w:rPr>
+        <w:t xml:space="preserve">eries </w:t>
+      </w:r>
+      <w:r>
+        <w:rPr>
+          <w:rFonts w:ascii="Charis SIL Regular" w:hAnsi="Charis SIL Regular" w:eastAsia="Charis SIL Regular"/>
+          <w:b w:val="0"/>
+          <w:i w:val="0"/>
+          <w:color w:val="0000FF"/>
+          <w:sz w:val="24"/>
+          <w:u w:val="single"/>
+        </w:rPr>
+        <w:hyperlink r:id="rId51" w:history="1">
+          <w:r>
+            <w:rPr>
+              <w:rStyle w:val="Hyperlink"/>
+            </w:rPr>
+            <w:t>TM-403</w:t>
+          </w:r>
+        </w:hyperlink>
+      </w:r>
+      <w:r>
+        <w:rPr>
+          <w:rFonts w:ascii="Charis SIL Regular" w:hAnsi="Charis SIL Regular" w:eastAsia="Charis SIL Regular"/>
+          <w:b w:val="0"/>
+          <w:i w:val="0"/>
+          <w:color w:val="000000"/>
+          <w:sz w:val="24"/>
+        </w:rPr>
+        <w:t xml:space="preserve"> with 186 objects. A </w:t>
+      </w:r>
+      <w:r>
+        <w:rPr>
+          <w:rFonts w:ascii="Charis SIL Regular" w:hAnsi="Charis SIL Regular" w:eastAsia="Charis SIL Regular"/>
+          <w:b w:val="0"/>
+          <w:i w:val="0"/>
+          <w:color w:val="0000FF"/>
+          <w:sz w:val="24"/>
+          <w:u w:val="single"/>
+        </w:rPr>
+        <w:hyperlink r:id="rId52" w:history="1">
+          <w:r>
+            <w:rPr>
+              <w:rStyle w:val="Hyperlink"/>
+            </w:rPr>
+            <w:t>jewellery</w:t>
+          </w:r>
+        </w:hyperlink>
+      </w:r>
+      <w:r>
+        <w:rPr>
+          <w:rFonts w:ascii="Charis SIL Regular" w:hAnsi="Charis SIL Regular" w:eastAsia="Charis SIL Regular"/>
+          <w:b w:val="0"/>
+          <w:i w:val="0"/>
+          <w:color w:val="0000FF"/>
+          <w:sz w:val="24"/>
+          <w:u w:val="single"/>
+        </w:rPr>
         <w:t xml:space="preserve"> </w:t>
       </w:r>
       <w:r>
         <w:rPr>
+          <w:rFonts w:ascii="Charis SIL Regular" w:hAnsi="Charis SIL Regular" w:eastAsia="Charis SIL Regular"/>
+          <w:b w:val="0"/>
+          <w:i w:val="0"/>
+          <w:color w:val="0000FF"/>
+          <w:sz w:val="24"/>
+          <w:u w:val="single"/>
+        </w:rPr>
+        <w:hyperlink r:id="rId52" w:history="1">
+          <w:r>
+            <w:rPr>
+              <w:rStyle w:val="Hyperlink"/>
+            </w:rPr>
+            <w:t>box</w:t>
+          </w:r>
+        </w:hyperlink>
+      </w:r>
+      <w:r>
+        <w:rPr>
+          <w:rFonts w:ascii="Charis SIL Regular" w:hAnsi="Charis SIL Regular" w:eastAsia="Charis SIL Regular"/>
+          <w:b w:val="0"/>
+          <w:i w:val="0"/>
+          <w:color w:val="000000"/>
+          <w:sz w:val="24"/>
+        </w:rPr>
+        <w:t xml:space="preserve"> referencing the Gonini expedition is part of the co</w:t>
+      </w:r>
+      <w:r>
+        <w:rPr>
           <w:u w:val="single" w:color="0000ff"/>
           <w:rFonts w:ascii="Charis SIL Regular" w:hAnsi="Charis SIL Regular" w:eastAsia="Charis SIL Regular"/>
           <w:b w:val="0"/>
@@ -6029,14 +6501,7 @@
           <w:color w:val="000000"/>
           <w:sz w:val="24"/>
         </w:rPr>
-        <w:hyperlink r:id="rId46" w:history="1">
-          <w:r>
-            <w:rPr>
-              <w:rStyle w:val="Hyperlink"/>
-            </w:rPr>
-            <w:t xml:space="preserve">a large </w:t>
-          </w:r>
-        </w:hyperlink>
+        <w:t>l</w:t>
       </w:r>
       <w:r>
         <w:rPr>
@@ -6047,110 +6512,24 @@
           <w:color w:val="000000"/>
           <w:sz w:val="24"/>
         </w:rPr>
-        <w:hyperlink r:id="rId46" w:history="1">
-          <w:r>
-            <w:rPr>
-              <w:rStyle w:val="Hyperlink"/>
-            </w:rPr>
-            <w:t>c</w:t>
-          </w:r>
-        </w:hyperlink>
-      </w:r>
-      <w:r>
-        <w:rPr>
-          <w:u w:val="single" w:color="0000ff"/>
-          <w:rFonts w:ascii="Charis SIL Regular" w:hAnsi="Charis SIL Regular" w:eastAsia="Charis SIL Regular"/>
-          <w:b w:val="0"/>
-          <w:i w:val="0"/>
-          <w:color w:val="000000"/>
-          <w:sz w:val="24"/>
-        </w:rPr>
-        <w:hyperlink r:id="rId46" w:history="1">
-          <w:r>
-            <w:rPr>
-              <w:rStyle w:val="Hyperlink"/>
-            </w:rPr>
-            <w:t>ollectio</w:t>
-          </w:r>
-        </w:hyperlink>
-      </w:r>
-      <w:r>
-        <w:rPr>
-          <w:rFonts w:ascii="Charis SIL Regular" w:hAnsi="Charis SIL Regular" w:eastAsia="Charis SIL Regular"/>
-          <w:b w:val="0"/>
-          <w:i w:val="0"/>
-          <w:color w:val="000000"/>
-          <w:sz w:val="24"/>
-        </w:rPr>
-        <w:t xml:space="preserve">n of Wayana and Aluku artifacts to the </w:t>
-      </w:r>
-      <w:r>
-        <w:rPr>
-          <w:rFonts w:ascii="Charis SIL Italic" w:hAnsi="Charis SIL Italic" w:eastAsia="Charis SIL Italic"/>
-          <w:b w:val="0"/>
-          <w:i/>
-          <w:color w:val="000000"/>
-          <w:sz w:val="24"/>
-        </w:rPr>
-        <w:t>Musée du Trocadéro</w:t>
-      </w:r>
-      <w:r>
-        <w:rPr>
-          <w:rFonts w:ascii="Charis SIL Regular" w:hAnsi="Charis SIL Regular" w:eastAsia="Charis SIL Regular"/>
-          <w:b w:val="0"/>
-          <w:i w:val="0"/>
-          <w:color w:val="000000"/>
-          <w:sz w:val="24"/>
-        </w:rPr>
-        <w:t xml:space="preserve">. Three of </w:t>
-      </w:r>
-      <w:r>
-        <w:rPr>
-          <w:u w:val="single" w:color="0000ff"/>
-          <w:rFonts w:ascii="Charis SIL Regular" w:hAnsi="Charis SIL Regular" w:eastAsia="Charis SIL Regular"/>
-          <w:b w:val="0"/>
-          <w:i w:val="0"/>
-          <w:color w:val="000000"/>
-          <w:sz w:val="24"/>
-        </w:rPr>
-        <w:hyperlink r:id="rId47" w:history="1">
-          <w:r>
-            <w:rPr>
-              <w:rStyle w:val="Hyperlink"/>
-            </w:rPr>
-            <w:t>the eigh</w:t>
-          </w:r>
-        </w:hyperlink>
-      </w:r>
-      <w:r>
-        <w:rPr>
-          <w:rFonts w:ascii="Charis SIL Regular" w:hAnsi="Charis SIL Regular" w:eastAsia="Charis SIL Regular"/>
-          <w:b w:val="0"/>
-          <w:i w:val="0"/>
-          <w:color w:val="000000"/>
-          <w:sz w:val="24"/>
-        </w:rPr>
-        <w:t xml:space="preserve">t expeditions to Suriname organised shortly after the turn of the century under the </w:t>
-      </w:r>
-      <w:r>
-        <w:rPr>
-          <w:rFonts w:ascii="Charis SIL Regular" w:hAnsi="Charis SIL Regular" w:eastAsia="Charis SIL Regular"/>
-          <w:b w:val="0"/>
-          <w:i w:val="0"/>
-          <w:color w:val="000000"/>
-          <w:sz w:val="24"/>
-        </w:rPr>
-        <w:t xml:space="preserve">auspices of the Royal Dutch Geographical Society (KNAG) yielded extensive ethnographic </w:t>
-      </w:r>
-      <w:r>
-        <w:rPr>
-          <w:rFonts w:ascii="Charis SIL Regular" w:hAnsi="Charis SIL Regular" w:eastAsia="Charis SIL Regular"/>
-          <w:b w:val="0"/>
-          <w:i w:val="0"/>
-          <w:color w:val="000000"/>
-          <w:sz w:val="24"/>
-        </w:rPr>
-        <w:t xml:space="preserve">collections, which are now part of the collection of the </w:t>
+        <w:hyperlink r:id="rId51" w:history="1">
+          <w:r>
+            <w:rPr>
+              <w:rStyle w:val="Hyperlink"/>
+            </w:rPr>
+            <w:t xml:space="preserve">lection </w:t>
+          </w:r>
+        </w:hyperlink>
+      </w:r>
+      <w:r>
+        <w:rPr>
+          <w:rFonts w:ascii="Charis SIL Regular" w:hAnsi="Charis SIL Regular" w:eastAsia="Charis SIL Regular"/>
+          <w:b w:val="0"/>
+          <w:i w:val="0"/>
+          <w:color w:val="000000"/>
+          <w:sz w:val="24"/>
+        </w:rPr>
+        <w:t xml:space="preserve">of the </w:t>
       </w:r>
       <w:r>
         <w:rPr>
@@ -6161,12 +6540,12 @@
           <w:sz w:val="24"/>
           <w:u w:val="single"/>
         </w:rPr>
-        <w:hyperlink r:id="rId48" w:history="1">
-          <w:r>
-            <w:rPr>
-              <w:rStyle w:val="Hyperlink"/>
-            </w:rPr>
-            <w:t>Wereldmuseum</w:t>
+        <w:hyperlink r:id="rId53" w:history="1">
+          <w:r>
+            <w:rPr>
+              <w:rStyle w:val="Hyperlink"/>
+            </w:rPr>
+            <w:t xml:space="preserve">Rijksmuseum </w:t>
           </w:r>
         </w:hyperlink>
       </w:r>
@@ -6179,7 +6558,14 @@
           <w:sz w:val="24"/>
           <w:u w:val="single"/>
         </w:rPr>
-        <w:t xml:space="preserve"> </w:t>
+        <w:hyperlink r:id="rId52" w:history="1">
+          <w:r>
+            <w:rPr>
+              <w:rStyle w:val="Hyperlink"/>
+            </w:rPr>
+            <w:t>Amsterda</w:t>
+          </w:r>
+        </w:hyperlink>
       </w:r>
       <w:r>
         <w:rPr>
@@ -6190,399 +6576,7 @@
           <w:sz w:val="24"/>
           <w:u w:val="single"/>
         </w:rPr>
-        <w:hyperlink r:id="rId48" w:history="1">
-          <w:r>
-            <w:rPr>
-              <w:rStyle w:val="Hyperlink"/>
-            </w:rPr>
-            <w:t>Amsterdam</w:t>
-          </w:r>
-        </w:hyperlink>
-      </w:r>
-      <w:r>
-        <w:rPr>
-          <w:rFonts w:ascii="Charis SIL Regular" w:hAnsi="Charis SIL Regular" w:eastAsia="Charis SIL Regular"/>
-          <w:b w:val="0"/>
-          <w:i w:val="0"/>
-          <w:color w:val="000000"/>
-          <w:sz w:val="24"/>
-        </w:rPr>
-        <w:t xml:space="preserve">. The </w:t>
-      </w:r>
-      <w:r>
-        <w:rPr>
-          <w:rFonts w:ascii="Charis SIL Regular" w:hAnsi="Charis SIL Regular" w:eastAsia="Charis SIL Regular"/>
-          <w:b w:val="0"/>
-          <w:i w:val="0"/>
-          <w:color w:val="000000"/>
-          <w:sz w:val="24"/>
-        </w:rPr>
-        <w:t xml:space="preserve">1903 expedition to the Gonini River resulted in series </w:t>
-      </w:r>
-      <w:r>
-        <w:rPr>
-          <w:rFonts w:ascii="Charis SIL Regular" w:hAnsi="Charis SIL Regular" w:eastAsia="Charis SIL Regular"/>
-          <w:b w:val="0"/>
-          <w:i w:val="0"/>
-          <w:color w:val="0000FF"/>
-          <w:sz w:val="24"/>
-          <w:u w:val="single"/>
-        </w:rPr>
-        <w:hyperlink r:id="rId49" w:history="1">
-          <w:r>
-            <w:rPr>
-              <w:rStyle w:val="Hyperlink"/>
-            </w:rPr>
-            <w:t>T</w:t>
-          </w:r>
-        </w:hyperlink>
-      </w:r>
-      <w:r>
-        <w:rPr>
-          <w:rFonts w:ascii="Charis SIL Regular" w:hAnsi="Charis SIL Regular" w:eastAsia="Charis SIL Regular"/>
-          <w:b w:val="0"/>
-          <w:i w:val="0"/>
-          <w:color w:val="0000FF"/>
-          <w:sz w:val="24"/>
-          <w:u w:val="single"/>
-        </w:rPr>
-        <w:hyperlink r:id="rId48" w:history="1">
-          <w:r>
-            <w:rPr>
-              <w:rStyle w:val="Hyperlink"/>
-            </w:rPr>
-            <w:t>M-401</w:t>
-          </w:r>
-        </w:hyperlink>
-      </w:r>
-      <w:r>
-        <w:rPr>
-          <w:u w:val="single" w:color="0000ff"/>
-          <w:rFonts w:ascii="Charis SIL Regular" w:hAnsi="Charis SIL Regular" w:eastAsia="Charis SIL Regular"/>
-          <w:b w:val="0"/>
-          <w:i w:val="0"/>
-          <w:color w:val="000000"/>
-          <w:sz w:val="24"/>
-        </w:rPr>
-        <w:hyperlink r:id="rId48" w:history="1">
-          <w:r>
-            <w:rPr>
-              <w:rStyle w:val="Hyperlink"/>
-            </w:rPr>
-            <w:t xml:space="preserve"> with 86 </w:t>
-          </w:r>
-        </w:hyperlink>
-      </w:r>
-      <w:r>
-        <w:rPr>
-          <w:u w:val="single" w:color="0000ff"/>
-          <w:rFonts w:ascii="Charis SIL Regular" w:hAnsi="Charis SIL Regular" w:eastAsia="Charis SIL Regular"/>
-          <w:b w:val="0"/>
-          <w:i w:val="0"/>
-          <w:color w:val="000000"/>
-          <w:sz w:val="24"/>
-        </w:rPr>
-        <w:hyperlink r:id="rId48" w:history="1">
-          <w:r>
-            <w:rPr>
-              <w:rStyle w:val="Hyperlink"/>
-            </w:rPr>
-            <w:t xml:space="preserve">objects, the </w:t>
-          </w:r>
-        </w:hyperlink>
-      </w:r>
-      <w:r>
-        <w:rPr>
-          <w:rFonts w:ascii="Charis SIL Regular" w:hAnsi="Charis SIL Regular" w:eastAsia="Charis SIL Regular"/>
-          <w:b w:val="0"/>
-          <w:i w:val="0"/>
-          <w:color w:val="000000"/>
-          <w:sz w:val="24"/>
-        </w:rPr>
-        <w:t xml:space="preserve">1904 </w:t>
-      </w:r>
-      <w:r>
-        <w:rPr>
-          <w:rFonts w:ascii="Charis SIL Regular" w:hAnsi="Charis SIL Regular" w:eastAsia="Charis SIL Regular"/>
-          <w:b w:val="0"/>
-          <w:i w:val="0"/>
-          <w:color w:val="000000"/>
-          <w:sz w:val="24"/>
-        </w:rPr>
-        <w:t xml:space="preserve">expedition to the Tapanahony River yielded series </w:t>
-      </w:r>
-      <w:r>
-        <w:rPr>
-          <w:rFonts w:ascii="Charis SIL Regular" w:hAnsi="Charis SIL Regular" w:eastAsia="Charis SIL Regular"/>
-          <w:b w:val="0"/>
-          <w:i w:val="0"/>
-          <w:color w:val="0000FF"/>
-          <w:sz w:val="24"/>
-          <w:u w:val="single"/>
-        </w:rPr>
-        <w:hyperlink r:id="rId50" w:history="1">
-          <w:r>
-            <w:rPr>
-              <w:rStyle w:val="Hyperlink"/>
-            </w:rPr>
-            <w:t>TM</w:t>
-          </w:r>
-        </w:hyperlink>
-      </w:r>
-      <w:r>
-        <w:rPr>
-          <w:rFonts w:ascii="Charis SIL Regular" w:hAnsi="Charis SIL Regular" w:eastAsia="Charis SIL Regular"/>
-          <w:b w:val="0"/>
-          <w:i w:val="0"/>
-          <w:color w:val="0000FF"/>
-          <w:sz w:val="24"/>
-          <w:u w:val="single"/>
-        </w:rPr>
-        <w:hyperlink r:id="rId49" w:history="1">
-          <w:r>
-            <w:rPr>
-              <w:rStyle w:val="Hyperlink"/>
-            </w:rPr>
-            <w:t>-402</w:t>
-          </w:r>
-        </w:hyperlink>
-      </w:r>
-      <w:r>
-        <w:rPr>
-          <w:u w:val="single" w:color="0000ff"/>
-          <w:rFonts w:ascii="Charis SIL Regular" w:hAnsi="Charis SIL Regular" w:eastAsia="Charis SIL Regular"/>
-          <w:b w:val="0"/>
-          <w:i w:val="0"/>
-          <w:color w:val="000000"/>
-          <w:sz w:val="24"/>
-        </w:rPr>
-        <w:hyperlink r:id="rId49" w:history="1">
-          <w:r>
-            <w:rPr>
-              <w:rStyle w:val="Hyperlink"/>
-            </w:rPr>
-            <w:t xml:space="preserve"> co</w:t>
-          </w:r>
-        </w:hyperlink>
-      </w:r>
-      <w:r>
-        <w:rPr>
-          <w:rFonts w:ascii="Charis SIL Regular" w:hAnsi="Charis SIL Regular" w:eastAsia="Charis SIL Regular"/>
-          <w:b w:val="0"/>
-          <w:i w:val="0"/>
-          <w:color w:val="000000"/>
-          <w:sz w:val="24"/>
-        </w:rPr>
-        <w:t xml:space="preserve">mprising 493 objects and the </w:t>
-      </w:r>
-      <w:r>
-        <w:rPr>
-          <w:rFonts w:ascii="Charis SIL Regular" w:hAnsi="Charis SIL Regular" w:eastAsia="Charis SIL Regular"/>
-          <w:b w:val="0"/>
-          <w:i w:val="0"/>
-          <w:color w:val="000000"/>
-          <w:sz w:val="24"/>
-        </w:rPr>
-        <w:t>1904 expedition to the Tumuk Humak Mountains y</w:t>
-      </w:r>
-      <w:r>
-        <w:rPr>
-          <w:u w:val="single" w:color="0000ff"/>
-          <w:rFonts w:ascii="Charis SIL Regular" w:hAnsi="Charis SIL Regular" w:eastAsia="Charis SIL Regular"/>
-          <w:b w:val="0"/>
-          <w:i w:val="0"/>
-          <w:color w:val="000000"/>
-          <w:sz w:val="24"/>
-        </w:rPr>
-        <w:hyperlink r:id="rId50" w:history="1">
-          <w:r>
-            <w:rPr>
-              <w:rStyle w:val="Hyperlink"/>
-            </w:rPr>
-            <w:t>ielded s</w:t>
-          </w:r>
-        </w:hyperlink>
-      </w:r>
-      <w:r>
-        <w:rPr>
-          <w:rFonts w:ascii="Charis SIL Regular" w:hAnsi="Charis SIL Regular" w:eastAsia="Charis SIL Regular"/>
-          <w:b w:val="0"/>
-          <w:i w:val="0"/>
-          <w:color w:val="000000"/>
-          <w:sz w:val="24"/>
-        </w:rPr>
-        <w:t xml:space="preserve">eries </w:t>
-      </w:r>
-      <w:r>
-        <w:rPr>
-          <w:rFonts w:ascii="Charis SIL Regular" w:hAnsi="Charis SIL Regular" w:eastAsia="Charis SIL Regular"/>
-          <w:b w:val="0"/>
-          <w:i w:val="0"/>
-          <w:color w:val="0000FF"/>
-          <w:sz w:val="24"/>
-          <w:u w:val="single"/>
-        </w:rPr>
-        <w:hyperlink r:id="rId51" w:history="1">
-          <w:r>
-            <w:rPr>
-              <w:rStyle w:val="Hyperlink"/>
-            </w:rPr>
-            <w:t>TM-403</w:t>
-          </w:r>
-        </w:hyperlink>
-      </w:r>
-      <w:r>
-        <w:rPr>
-          <w:rFonts w:ascii="Charis SIL Regular" w:hAnsi="Charis SIL Regular" w:eastAsia="Charis SIL Regular"/>
-          <w:b w:val="0"/>
-          <w:i w:val="0"/>
-          <w:color w:val="000000"/>
-          <w:sz w:val="24"/>
-        </w:rPr>
-        <w:t xml:space="preserve"> with 186 objects. A </w:t>
-      </w:r>
-      <w:r>
-        <w:rPr>
-          <w:rFonts w:ascii="Charis SIL Regular" w:hAnsi="Charis SIL Regular" w:eastAsia="Charis SIL Regular"/>
-          <w:b w:val="0"/>
-          <w:i w:val="0"/>
-          <w:color w:val="0000FF"/>
-          <w:sz w:val="24"/>
-          <w:u w:val="single"/>
-        </w:rPr>
         <w:hyperlink r:id="rId52" w:history="1">
-          <w:r>
-            <w:rPr>
-              <w:rStyle w:val="Hyperlink"/>
-            </w:rPr>
-            <w:t>jewellery</w:t>
-          </w:r>
-        </w:hyperlink>
-      </w:r>
-      <w:r>
-        <w:rPr>
-          <w:rFonts w:ascii="Charis SIL Regular" w:hAnsi="Charis SIL Regular" w:eastAsia="Charis SIL Regular"/>
-          <w:b w:val="0"/>
-          <w:i w:val="0"/>
-          <w:color w:val="0000FF"/>
-          <w:sz w:val="24"/>
-          <w:u w:val="single"/>
-        </w:rPr>
-        <w:t xml:space="preserve"> </w:t>
-      </w:r>
-      <w:r>
-        <w:rPr>
-          <w:rFonts w:ascii="Charis SIL Regular" w:hAnsi="Charis SIL Regular" w:eastAsia="Charis SIL Regular"/>
-          <w:b w:val="0"/>
-          <w:i w:val="0"/>
-          <w:color w:val="0000FF"/>
-          <w:sz w:val="24"/>
-          <w:u w:val="single"/>
-        </w:rPr>
-        <w:hyperlink r:id="rId52" w:history="1">
-          <w:r>
-            <w:rPr>
-              <w:rStyle w:val="Hyperlink"/>
-            </w:rPr>
-            <w:t>box</w:t>
-          </w:r>
-        </w:hyperlink>
-      </w:r>
-      <w:r>
-        <w:rPr>
-          <w:rFonts w:ascii="Charis SIL Regular" w:hAnsi="Charis SIL Regular" w:eastAsia="Charis SIL Regular"/>
-          <w:b w:val="0"/>
-          <w:i w:val="0"/>
-          <w:color w:val="000000"/>
-          <w:sz w:val="24"/>
-        </w:rPr>
-        <w:t xml:space="preserve"> referencing the Gonini expedition is part of the co</w:t>
-      </w:r>
-      <w:r>
-        <w:rPr>
-          <w:u w:val="single" w:color="0000ff"/>
-          <w:rFonts w:ascii="Charis SIL Regular" w:hAnsi="Charis SIL Regular" w:eastAsia="Charis SIL Regular"/>
-          <w:b w:val="0"/>
-          <w:i w:val="0"/>
-          <w:color w:val="000000"/>
-          <w:sz w:val="24"/>
-        </w:rPr>
-        <w:t>l</w:t>
-      </w:r>
-      <w:r>
-        <w:rPr>
-          <w:u w:val="single" w:color="0000ff"/>
-          <w:rFonts w:ascii="Charis SIL Regular" w:hAnsi="Charis SIL Regular" w:eastAsia="Charis SIL Regular"/>
-          <w:b w:val="0"/>
-          <w:i w:val="0"/>
-          <w:color w:val="000000"/>
-          <w:sz w:val="24"/>
-        </w:rPr>
-        <w:hyperlink r:id="rId51" w:history="1">
-          <w:r>
-            <w:rPr>
-              <w:rStyle w:val="Hyperlink"/>
-            </w:rPr>
-            <w:t xml:space="preserve">lection </w:t>
-          </w:r>
-        </w:hyperlink>
-      </w:r>
-      <w:r>
-        <w:rPr>
-          <w:rFonts w:ascii="Charis SIL Regular" w:hAnsi="Charis SIL Regular" w:eastAsia="Charis SIL Regular"/>
-          <w:b w:val="0"/>
-          <w:i w:val="0"/>
-          <w:color w:val="000000"/>
-          <w:sz w:val="24"/>
-        </w:rPr>
-        <w:t xml:space="preserve">of the </w:t>
-      </w:r>
-      <w:r>
-        <w:rPr>
-          <w:rFonts w:ascii="Charis SIL Regular" w:hAnsi="Charis SIL Regular" w:eastAsia="Charis SIL Regular"/>
-          <w:b w:val="0"/>
-          <w:i w:val="0"/>
-          <w:color w:val="0000FF"/>
-          <w:sz w:val="24"/>
-          <w:u w:val="single"/>
-        </w:rPr>
-        <w:hyperlink r:id="rId53" w:history="1">
-          <w:r>
-            <w:rPr>
-              <w:rStyle w:val="Hyperlink"/>
-            </w:rPr>
-            <w:t xml:space="preserve">Rijksmuseum </w:t>
-          </w:r>
-        </w:hyperlink>
-      </w:r>
-      <w:r>
-        <w:rPr>
-          <w:rFonts w:ascii="Charis SIL Regular" w:hAnsi="Charis SIL Regular" w:eastAsia="Charis SIL Regular"/>
-          <w:b w:val="0"/>
-          <w:i w:val="0"/>
-          <w:color w:val="0000FF"/>
-          <w:sz w:val="24"/>
-          <w:u w:val="single"/>
-        </w:rPr>
-        <w:hyperlink r:id="rId53" w:history="1">
-          <w:r>
-            <w:rPr>
-              <w:rStyle w:val="Hyperlink"/>
-            </w:rPr>
-            <w:t>Amsterda</w:t>
-          </w:r>
-        </w:hyperlink>
-      </w:r>
-      <w:r>
-        <w:rPr>
-          <w:rFonts w:ascii="Charis SIL Regular" w:hAnsi="Charis SIL Regular" w:eastAsia="Charis SIL Regular"/>
-          <w:b w:val="0"/>
-          <w:i w:val="0"/>
-          <w:color w:val="0000FF"/>
-          <w:sz w:val="24"/>
-          <w:u w:val="single"/>
-        </w:rPr>
-        <w:hyperlink r:id="rId53" w:history="1">
           <w:r>
             <w:rPr>
               <w:rStyle w:val="Hyperlink"/>
@@ -7754,7 +7748,273 @@
           <w:color w:val="000000"/>
           <w:sz w:val="24"/>
         </w:rPr>
-        <w:t>during their visits is now housed</w:t>
+        <w:t xml:space="preserve">during their visits is now housed at the </w:t>
+      </w:r>
+      <w:r>
+        <w:rPr>
+          <w:rFonts w:ascii="Charis SIL Regular" w:hAnsi="Charis SIL Regular" w:eastAsia="Charis SIL Regular"/>
+          <w:b w:val="0"/>
+          <w:i w:val="0"/>
+          <w:color w:val="0000FF"/>
+          <w:sz w:val="24"/>
+          <w:u w:val="single"/>
+        </w:rPr>
+        <w:hyperlink r:id="rId64" w:history="1">
+          <w:r>
+            <w:rPr>
+              <w:rStyle w:val="Hyperlink"/>
+            </w:rPr>
+            <w:t>Schom</w:t>
+          </w:r>
+        </w:hyperlink>
+      </w:r>
+      <w:r>
+        <w:rPr>
+          <w:rFonts w:ascii="Charis SIL Regular" w:hAnsi="Charis SIL Regular" w:eastAsia="Charis SIL Regular"/>
+          <w:b w:val="0"/>
+          <w:i w:val="0"/>
+          <w:color w:val="0000FF"/>
+          <w:sz w:val="24"/>
+          <w:u w:val="single"/>
+        </w:rPr>
+        <w:hyperlink r:id="rId64" w:history="1">
+          <w:r>
+            <w:rPr>
+              <w:rStyle w:val="Hyperlink"/>
+            </w:rPr>
+            <w:t>b</w:t>
+          </w:r>
+        </w:hyperlink>
+      </w:r>
+      <w:r>
+        <w:rPr>
+          <w:rFonts w:ascii="Charis SIL Regular" w:hAnsi="Charis SIL Regular" w:eastAsia="Charis SIL Regular"/>
+          <w:b w:val="0"/>
+          <w:i w:val="0"/>
+          <w:color w:val="0000FF"/>
+          <w:sz w:val="24"/>
+          <w:u w:val="single"/>
+        </w:rPr>
+        <w:hyperlink r:id="rId64" w:history="1">
+          <w:r>
+            <w:rPr>
+              <w:rStyle w:val="Hyperlink"/>
+            </w:rPr>
+            <w:t>urg</w:t>
+          </w:r>
+        </w:hyperlink>
+      </w:r>
+      <w:r>
+        <w:rPr>
+          <w:rFonts w:ascii="Charis SIL Regular" w:hAnsi="Charis SIL Regular" w:eastAsia="Charis SIL Regular"/>
+          <w:b w:val="0"/>
+          <w:i w:val="0"/>
+          <w:color w:val="0000FF"/>
+          <w:sz w:val="24"/>
+          <w:u w:val="single"/>
+        </w:rPr>
+        <w:t xml:space="preserve"> </w:t>
+      </w:r>
+      <w:r>
+        <w:rPr>
+          <w:rFonts w:ascii="Charis SIL Regular" w:hAnsi="Charis SIL Regular" w:eastAsia="Charis SIL Regular"/>
+          <w:b w:val="0"/>
+          <w:i w:val="0"/>
+          <w:color w:val="0000FF"/>
+          <w:sz w:val="24"/>
+          <w:u w:val="single"/>
+        </w:rPr>
+        <w:hyperlink r:id="rId64" w:history="1">
+          <w:r>
+            <w:rPr>
+              <w:rStyle w:val="Hyperlink"/>
+            </w:rPr>
+            <w:t>C</w:t>
+          </w:r>
+        </w:hyperlink>
+      </w:r>
+      <w:r>
+        <w:rPr>
+          <w:rFonts w:ascii="Charis SIL Regular" w:hAnsi="Charis SIL Regular" w:eastAsia="Charis SIL Regular"/>
+          <w:b w:val="0"/>
+          <w:i w:val="0"/>
+          <w:color w:val="0000FF"/>
+          <w:sz w:val="24"/>
+          <w:u w:val="single"/>
+        </w:rPr>
+        <w:hyperlink r:id="rId65" w:history="1">
+          <w:r>
+            <w:rPr>
+              <w:rStyle w:val="Hyperlink"/>
+            </w:rPr>
+            <w:t>enter</w:t>
+          </w:r>
+        </w:hyperlink>
+      </w:r>
+      <w:r>
+        <w:rPr>
+          <w:rFonts w:ascii="Charis SIL Regular" w:hAnsi="Charis SIL Regular" w:eastAsia="Charis SIL Regular"/>
+          <w:b w:val="0"/>
+          <w:i w:val="0"/>
+          <w:color w:val="0000FF"/>
+          <w:sz w:val="24"/>
+          <w:u w:val="single"/>
+        </w:rPr>
+        <w:t xml:space="preserve"> </w:t>
+      </w:r>
+      <w:r>
+        <w:rPr>
+          <w:rFonts w:ascii="Charis SIL Regular" w:hAnsi="Charis SIL Regular" w:eastAsia="Charis SIL Regular"/>
+          <w:b w:val="0"/>
+          <w:i w:val="0"/>
+          <w:color w:val="0000FF"/>
+          <w:sz w:val="24"/>
+          <w:u w:val="single"/>
+        </w:rPr>
+        <w:hyperlink r:id="rId65" w:history="1">
+          <w:r>
+            <w:rPr>
+              <w:rStyle w:val="Hyperlink"/>
+            </w:rPr>
+            <w:t>for</w:t>
+          </w:r>
+        </w:hyperlink>
+      </w:r>
+      <w:r>
+        <w:rPr>
+          <w:rFonts w:ascii="Charis SIL Regular" w:hAnsi="Charis SIL Regular" w:eastAsia="Charis SIL Regular"/>
+          <w:b w:val="0"/>
+          <w:i w:val="0"/>
+          <w:color w:val="0000FF"/>
+          <w:sz w:val="24"/>
+          <w:u w:val="single"/>
+        </w:rPr>
+        <w:t xml:space="preserve"> </w:t>
+      </w:r>
+      <w:r>
+        <w:rPr>
+          <w:rFonts w:ascii="Charis SIL Regular" w:hAnsi="Charis SIL Regular" w:eastAsia="Charis SIL Regular"/>
+          <w:b w:val="0"/>
+          <w:i w:val="0"/>
+          <w:color w:val="0000FF"/>
+          <w:sz w:val="24"/>
+          <w:u w:val="single"/>
+        </w:rPr>
+        <w:hyperlink r:id="rId65" w:history="1">
+          <w:r>
+            <w:rPr>
+              <w:rStyle w:val="Hyperlink"/>
+            </w:rPr>
+            <w:t>Research</w:t>
+          </w:r>
+        </w:hyperlink>
+      </w:r>
+      <w:r>
+        <w:rPr>
+          <w:rFonts w:ascii="Charis SIL Regular" w:hAnsi="Charis SIL Regular" w:eastAsia="Charis SIL Regular"/>
+          <w:b w:val="0"/>
+          <w:i w:val="0"/>
+          <w:color w:val="0000FF"/>
+          <w:sz w:val="24"/>
+          <w:u w:val="single"/>
+        </w:rPr>
+        <w:t xml:space="preserve"> </w:t>
+      </w:r>
+      <w:r>
+        <w:rPr>
+          <w:rFonts w:ascii="Charis SIL Regular" w:hAnsi="Charis SIL Regular" w:eastAsia="Charis SIL Regular"/>
+          <w:b w:val="0"/>
+          <w:i w:val="0"/>
+          <w:color w:val="0000FF"/>
+          <w:sz w:val="24"/>
+          <w:u w:val="single"/>
+        </w:rPr>
+        <w:hyperlink r:id="rId65" w:history="1">
+          <w:r>
+            <w:rPr>
+              <w:rStyle w:val="Hyperlink"/>
+            </w:rPr>
+            <w:t>in</w:t>
+          </w:r>
+        </w:hyperlink>
+      </w:r>
+      <w:r>
+        <w:rPr>
+          <w:rFonts w:ascii="Charis SIL Regular" w:hAnsi="Charis SIL Regular" w:eastAsia="Charis SIL Regular"/>
+          <w:b w:val="0"/>
+          <w:i w:val="0"/>
+          <w:color w:val="0000FF"/>
+          <w:sz w:val="24"/>
+          <w:u w:val="single"/>
+        </w:rPr>
+        <w:t xml:space="preserve"> </w:t>
+      </w:r>
+      <w:r>
+        <w:rPr>
+          <w:rFonts w:ascii="Charis SIL Regular" w:hAnsi="Charis SIL Regular" w:eastAsia="Charis SIL Regular"/>
+          <w:b w:val="0"/>
+          <w:i w:val="0"/>
+          <w:color w:val="0000FF"/>
+          <w:sz w:val="24"/>
+          <w:u w:val="single"/>
+        </w:rPr>
+        <w:hyperlink r:id="rId65" w:history="1">
+          <w:r>
+            <w:rPr>
+              <w:rStyle w:val="Hyperlink"/>
+            </w:rPr>
+            <w:t>Black</w:t>
+          </w:r>
+        </w:hyperlink>
+      </w:r>
+      <w:r>
+        <w:rPr>
+          <w:rFonts w:ascii="Charis SIL Regular" w:hAnsi="Charis SIL Regular" w:eastAsia="Charis SIL Regular"/>
+          <w:b w:val="0"/>
+          <w:i w:val="0"/>
+          <w:color w:val="0000FF"/>
+          <w:sz w:val="24"/>
+          <w:u w:val="single"/>
+        </w:rPr>
+        <w:t xml:space="preserve"> </w:t>
+      </w:r>
+      <w:r>
+        <w:rPr>
+          <w:rFonts w:ascii="Charis SIL Regular" w:hAnsi="Charis SIL Regular" w:eastAsia="Charis SIL Regular"/>
+          <w:b w:val="0"/>
+          <w:i w:val="0"/>
+          <w:color w:val="0000FF"/>
+          <w:sz w:val="24"/>
+          <w:u w:val="single"/>
+        </w:rPr>
+        <w:hyperlink r:id="rId65" w:history="1">
+          <w:r>
+            <w:rPr>
+              <w:rStyle w:val="Hyperlink"/>
+            </w:rPr>
+            <w:t>Culture</w:t>
+          </w:r>
+        </w:hyperlink>
+      </w:r>
+      <w:r>
+        <w:rPr>
+          <w:rFonts w:ascii="Charis SIL Regular" w:hAnsi="Charis SIL Regular" w:eastAsia="Charis SIL Regular"/>
+          <w:b w:val="0"/>
+          <w:i w:val="0"/>
+          <w:color w:val="000000"/>
+          <w:sz w:val="24"/>
+        </w:rPr>
+        <w:t xml:space="preserve"> in </w:t>
+      </w:r>
+      <w:r>
+        <w:rPr>
+          <w:rFonts w:ascii="Charis SIL Regular" w:hAnsi="Charis SIL Regular" w:eastAsia="Charis SIL Regular"/>
+          <w:b w:val="0"/>
+          <w:i w:val="0"/>
+          <w:color w:val="000000"/>
+          <w:sz w:val="24"/>
+        </w:rPr>
+        <w:t>New York. The photographs are held in</w:t>
       </w:r>
       <w:r>
         <w:rPr>
@@ -7765,41 +8025,34 @@
           <w:color w:val="000000"/>
           <w:sz w:val="24"/>
         </w:rPr>
-        <w:hyperlink r:id="rId64" w:history="1">
-          <w:r>
-            <w:rPr>
-              <w:rStyle w:val="Hyperlink"/>
-            </w:rPr>
-            <w:t xml:space="preserve"> at th</w:t>
-          </w:r>
-        </w:hyperlink>
-      </w:r>
-      <w:r>
-        <w:rPr>
-          <w:u w:val="single" w:color="0000ff"/>
-          <w:rFonts w:ascii="Charis SIL Regular" w:hAnsi="Charis SIL Regular" w:eastAsia="Charis SIL Regular"/>
-          <w:b w:val="0"/>
-          <w:i w:val="0"/>
-          <w:color w:val="000000"/>
-          <w:sz w:val="24"/>
-        </w:rPr>
-        <w:hyperlink r:id="rId64" w:history="1">
-          <w:r>
-            <w:rPr>
-              <w:rStyle w:val="Hyperlink"/>
-            </w:rPr>
-            <w:t>e</w:t>
-          </w:r>
-        </w:hyperlink>
-      </w:r>
-      <w:r>
-        <w:rPr>
-          <w:u w:val="single" w:color="0000ff"/>
-          <w:rFonts w:ascii="Charis SIL Regular" w:hAnsi="Charis SIL Regular" w:eastAsia="Charis SIL Regular"/>
-          <w:b w:val="0"/>
-          <w:i w:val="0"/>
-          <w:color w:val="000000"/>
-          <w:sz w:val="24"/>
+        <w:t xml:space="preserve"> the </w:t>
+      </w:r>
+      <w:r>
+        <w:rPr>
+          <w:rFonts w:ascii="Charis SIL Regular" w:hAnsi="Charis SIL Regular" w:eastAsia="Charis SIL Regular"/>
+          <w:b w:val="0"/>
+          <w:i w:val="0"/>
+          <w:color w:val="0000FF"/>
+          <w:sz w:val="24"/>
+          <w:u w:val="single"/>
+        </w:rPr>
+        <w:hyperlink r:id="rId66" w:history="1">
+          <w:r>
+            <w:rPr>
+              <w:rStyle w:val="Hyperlink"/>
+            </w:rPr>
+            <w:t>Eliot</w:t>
+          </w:r>
+        </w:hyperlink>
+      </w:r>
+      <w:r>
+        <w:rPr>
+          <w:rFonts w:ascii="Charis SIL Regular" w:hAnsi="Charis SIL Regular" w:eastAsia="Charis SIL Regular"/>
+          <w:b w:val="0"/>
+          <w:i w:val="0"/>
+          <w:color w:val="0000FF"/>
+          <w:sz w:val="24"/>
+          <w:u w:val="single"/>
         </w:rPr>
         <w:t xml:space="preserve"> </w:t>
       </w:r>
@@ -7812,12 +8065,12 @@
           <w:sz w:val="24"/>
           <w:u w:val="single"/>
         </w:rPr>
-        <w:hyperlink r:id="rId64" w:history="1">
-          <w:r>
-            <w:rPr>
-              <w:rStyle w:val="Hyperlink"/>
-            </w:rPr>
-            <w:t>Schom</w:t>
+        <w:hyperlink r:id="rId66" w:history="1">
+          <w:r>
+            <w:rPr>
+              <w:rStyle w:val="Hyperlink"/>
+            </w:rPr>
+            <w:t>El</w:t>
           </w:r>
         </w:hyperlink>
       </w:r>
@@ -7830,12 +8083,12 @@
           <w:sz w:val="24"/>
           <w:u w:val="single"/>
         </w:rPr>
-        <w:hyperlink r:id="rId64" w:history="1">
-          <w:r>
-            <w:rPr>
-              <w:rStyle w:val="Hyperlink"/>
-            </w:rPr>
-            <w:t>b</w:t>
+        <w:hyperlink r:id="rId66" w:history="1">
+          <w:r>
+            <w:rPr>
+              <w:rStyle w:val="Hyperlink"/>
+            </w:rPr>
+            <w:t>i</w:t>
           </w:r>
         </w:hyperlink>
       </w:r>
@@ -7848,12 +8101,12 @@
           <w:sz w:val="24"/>
           <w:u w:val="single"/>
         </w:rPr>
-        <w:hyperlink r:id="rId64" w:history="1">
-          <w:r>
-            <w:rPr>
-              <w:rStyle w:val="Hyperlink"/>
-            </w:rPr>
-            <w:t>urg</w:t>
+        <w:hyperlink r:id="rId66" w:history="1">
+          <w:r>
+            <w:rPr>
+              <w:rStyle w:val="Hyperlink"/>
+            </w:rPr>
+            <w:t>sofon</w:t>
           </w:r>
         </w:hyperlink>
       </w:r>
@@ -7877,12 +8130,12 @@
           <w:sz w:val="24"/>
           <w:u w:val="single"/>
         </w:rPr>
-        <w:hyperlink r:id="rId64" w:history="1">
-          <w:r>
-            <w:rPr>
-              <w:rStyle w:val="Hyperlink"/>
-            </w:rPr>
-            <w:t>C</w:t>
+        <w:hyperlink r:id="rId66" w:history="1">
+          <w:r>
+            <w:rPr>
+              <w:rStyle w:val="Hyperlink"/>
+            </w:rPr>
+            <w:t>P</w:t>
           </w:r>
         </w:hyperlink>
       </w:r>
@@ -7900,7 +8153,7 @@
             <w:rPr>
               <w:rStyle w:val="Hyperlink"/>
             </w:rPr>
-            <w:t>enter</w:t>
+            <w:t>ho</w:t>
           </w:r>
         </w:hyperlink>
       </w:r>
@@ -7913,6 +8166,42 @@
           <w:sz w:val="24"/>
           <w:u w:val="single"/>
         </w:rPr>
+        <w:hyperlink r:id="rId65" w:history="1">
+          <w:r>
+            <w:rPr>
+              <w:rStyle w:val="Hyperlink"/>
+            </w:rPr>
+            <w:t>t</w:t>
+          </w:r>
+        </w:hyperlink>
+      </w:r>
+      <w:r>
+        <w:rPr>
+          <w:rFonts w:ascii="Charis SIL Regular" w:hAnsi="Charis SIL Regular" w:eastAsia="Charis SIL Regular"/>
+          <w:b w:val="0"/>
+          <w:i w:val="0"/>
+          <w:color w:val="0000FF"/>
+          <w:sz w:val="24"/>
+          <w:u w:val="single"/>
+        </w:rPr>
+        <w:hyperlink r:id="rId65" w:history="1">
+          <w:r>
+            <w:rPr>
+              <w:rStyle w:val="Hyperlink"/>
+            </w:rPr>
+            <w:t>ographic</w:t>
+          </w:r>
+        </w:hyperlink>
+      </w:r>
+      <w:r>
+        <w:rPr>
+          <w:rFonts w:ascii="Charis SIL Regular" w:hAnsi="Charis SIL Regular" w:eastAsia="Charis SIL Regular"/>
+          <w:b w:val="0"/>
+          <w:i w:val="0"/>
+          <w:color w:val="0000FF"/>
+          <w:sz w:val="24"/>
+          <w:u w:val="single"/>
+        </w:rPr>
         <w:t xml:space="preserve"> </w:t>
       </w:r>
       <w:r>
@@ -7929,7 +8218,7 @@
             <w:rPr>
               <w:rStyle w:val="Hyperlink"/>
             </w:rPr>
-            <w:t>for</w:t>
+            <w:t>Ar</w:t>
           </w:r>
         </w:hyperlink>
       </w:r>
@@ -7942,6 +8231,60 @@
           <w:sz w:val="24"/>
           <w:u w:val="single"/>
         </w:rPr>
+        <w:hyperlink r:id="rId65" w:history="1">
+          <w:r>
+            <w:rPr>
+              <w:rStyle w:val="Hyperlink"/>
+            </w:rPr>
+            <w:t>chive</w:t>
+          </w:r>
+        </w:hyperlink>
+      </w:r>
+      <w:r>
+        <w:rPr>
+          <w:rFonts w:ascii="Charis SIL Regular" w:hAnsi="Charis SIL Regular" w:eastAsia="Charis SIL Regular"/>
+          <w:b w:val="0"/>
+          <w:i w:val="0"/>
+          <w:color w:val="0000FF"/>
+          <w:sz w:val="24"/>
+          <w:u w:val="single"/>
+        </w:rPr>
+        <w:hyperlink r:id="rId65" w:history="1">
+          <w:r>
+            <w:rPr>
+              <w:rStyle w:val="Hyperlink"/>
+            </w:rPr>
+            <w:t>s</w:t>
+          </w:r>
+        </w:hyperlink>
+      </w:r>
+      <w:r>
+        <w:rPr>
+          <w:rFonts w:ascii="Charis SIL Regular" w:hAnsi="Charis SIL Regular" w:eastAsia="Charis SIL Regular"/>
+          <w:b w:val="0"/>
+          <w:i w:val="0"/>
+          <w:color w:val="0000FF"/>
+          <w:sz w:val="24"/>
+          <w:u w:val="single"/>
+        </w:rPr>
+        <w:hyperlink r:id="rId65" w:history="1">
+          <w:r>
+            <w:rPr>
+              <w:rStyle w:val="Hyperlink"/>
+            </w:rPr>
+            <w:t>,</w:t>
+          </w:r>
+        </w:hyperlink>
+      </w:r>
+      <w:r>
+        <w:rPr>
+          <w:rFonts w:ascii="Charis SIL Regular" w:hAnsi="Charis SIL Regular" w:eastAsia="Charis SIL Regular"/>
+          <w:b w:val="0"/>
+          <w:i w:val="0"/>
+          <w:color w:val="0000FF"/>
+          <w:sz w:val="24"/>
+          <w:u w:val="single"/>
+        </w:rPr>
         <w:t xml:space="preserve"> </w:t>
       </w:r>
       <w:r>
@@ -7954,391 +8297,6 @@
           <w:u w:val="single"/>
         </w:rPr>
         <w:hyperlink r:id="rId65" w:history="1">
-          <w:r>
-            <w:rPr>
-              <w:rStyle w:val="Hyperlink"/>
-            </w:rPr>
-            <w:t>Research</w:t>
-          </w:r>
-        </w:hyperlink>
-      </w:r>
-      <w:r>
-        <w:rPr>
-          <w:rFonts w:ascii="Charis SIL Regular" w:hAnsi="Charis SIL Regular" w:eastAsia="Charis SIL Regular"/>
-          <w:b w:val="0"/>
-          <w:i w:val="0"/>
-          <w:color w:val="0000FF"/>
-          <w:sz w:val="24"/>
-          <w:u w:val="single"/>
-        </w:rPr>
-        <w:t xml:space="preserve"> </w:t>
-      </w:r>
-      <w:r>
-        <w:rPr>
-          <w:rFonts w:ascii="Charis SIL Regular" w:hAnsi="Charis SIL Regular" w:eastAsia="Charis SIL Regular"/>
-          <w:b w:val="0"/>
-          <w:i w:val="0"/>
-          <w:color w:val="0000FF"/>
-          <w:sz w:val="24"/>
-          <w:u w:val="single"/>
-        </w:rPr>
-        <w:hyperlink r:id="rId65" w:history="1">
-          <w:r>
-            <w:rPr>
-              <w:rStyle w:val="Hyperlink"/>
-            </w:rPr>
-            <w:t>in</w:t>
-          </w:r>
-        </w:hyperlink>
-      </w:r>
-      <w:r>
-        <w:rPr>
-          <w:rFonts w:ascii="Charis SIL Regular" w:hAnsi="Charis SIL Regular" w:eastAsia="Charis SIL Regular"/>
-          <w:b w:val="0"/>
-          <w:i w:val="0"/>
-          <w:color w:val="0000FF"/>
-          <w:sz w:val="24"/>
-          <w:u w:val="single"/>
-        </w:rPr>
-        <w:t xml:space="preserve"> </w:t>
-      </w:r>
-      <w:r>
-        <w:rPr>
-          <w:rFonts w:ascii="Charis SIL Regular" w:hAnsi="Charis SIL Regular" w:eastAsia="Charis SIL Regular"/>
-          <w:b w:val="0"/>
-          <w:i w:val="0"/>
-          <w:color w:val="0000FF"/>
-          <w:sz w:val="24"/>
-          <w:u w:val="single"/>
-        </w:rPr>
-        <w:hyperlink r:id="rId65" w:history="1">
-          <w:r>
-            <w:rPr>
-              <w:rStyle w:val="Hyperlink"/>
-            </w:rPr>
-            <w:t>Black</w:t>
-          </w:r>
-        </w:hyperlink>
-      </w:r>
-      <w:r>
-        <w:rPr>
-          <w:rFonts w:ascii="Charis SIL Regular" w:hAnsi="Charis SIL Regular" w:eastAsia="Charis SIL Regular"/>
-          <w:b w:val="0"/>
-          <w:i w:val="0"/>
-          <w:color w:val="0000FF"/>
-          <w:sz w:val="24"/>
-          <w:u w:val="single"/>
-        </w:rPr>
-        <w:t xml:space="preserve"> </w:t>
-      </w:r>
-      <w:r>
-        <w:rPr>
-          <w:rFonts w:ascii="Charis SIL Regular" w:hAnsi="Charis SIL Regular" w:eastAsia="Charis SIL Regular"/>
-          <w:b w:val="0"/>
-          <w:i w:val="0"/>
-          <w:color w:val="0000FF"/>
-          <w:sz w:val="24"/>
-          <w:u w:val="single"/>
-        </w:rPr>
-        <w:hyperlink r:id="rId65" w:history="1">
-          <w:r>
-            <w:rPr>
-              <w:rStyle w:val="Hyperlink"/>
-            </w:rPr>
-            <w:t>Culture</w:t>
-          </w:r>
-        </w:hyperlink>
-      </w:r>
-      <w:r>
-        <w:rPr>
-          <w:rFonts w:ascii="Charis SIL Regular" w:hAnsi="Charis SIL Regular" w:eastAsia="Charis SIL Regular"/>
-          <w:b w:val="0"/>
-          <w:i w:val="0"/>
-          <w:color w:val="000000"/>
-          <w:sz w:val="24"/>
-        </w:rPr>
-        <w:t xml:space="preserve"> in </w:t>
-      </w:r>
-      <w:r>
-        <w:rPr>
-          <w:rFonts w:ascii="Charis SIL Regular" w:hAnsi="Charis SIL Regular" w:eastAsia="Charis SIL Regular"/>
-          <w:b w:val="0"/>
-          <w:i w:val="0"/>
-          <w:color w:val="000000"/>
-          <w:sz w:val="24"/>
-        </w:rPr>
-        <w:t xml:space="preserve">New York. The photographs are held in the </w:t>
-      </w:r>
-      <w:r>
-        <w:rPr>
-          <w:rFonts w:ascii="Charis SIL Regular" w:hAnsi="Charis SIL Regular" w:eastAsia="Charis SIL Regular"/>
-          <w:b w:val="0"/>
-          <w:i w:val="0"/>
-          <w:color w:val="0000FF"/>
-          <w:sz w:val="24"/>
-          <w:u w:val="single"/>
-        </w:rPr>
-        <w:hyperlink r:id="rId65" w:history="1">
-          <w:r>
-            <w:rPr>
-              <w:rStyle w:val="Hyperlink"/>
-            </w:rPr>
-            <w:t>Eliot</w:t>
-          </w:r>
-        </w:hyperlink>
-      </w:r>
-      <w:r>
-        <w:rPr>
-          <w:rFonts w:ascii="Charis SIL Regular" w:hAnsi="Charis SIL Regular" w:eastAsia="Charis SIL Regular"/>
-          <w:b w:val="0"/>
-          <w:i w:val="0"/>
-          <w:color w:val="0000FF"/>
-          <w:sz w:val="24"/>
-          <w:u w:val="single"/>
-        </w:rPr>
-        <w:t xml:space="preserve"> </w:t>
-      </w:r>
-      <w:r>
-        <w:rPr>
-          <w:rFonts w:ascii="Charis SIL Regular" w:hAnsi="Charis SIL Regular" w:eastAsia="Charis SIL Regular"/>
-          <w:b w:val="0"/>
-          <w:i w:val="0"/>
-          <w:color w:val="0000FF"/>
-          <w:sz w:val="24"/>
-          <w:u w:val="single"/>
-        </w:rPr>
-        <w:hyperlink r:id="rId65" w:history="1">
-          <w:r>
-            <w:rPr>
-              <w:rStyle w:val="Hyperlink"/>
-            </w:rPr>
-            <w:t>El</w:t>
-          </w:r>
-        </w:hyperlink>
-      </w:r>
-      <w:r>
-        <w:rPr>
-          <w:rFonts w:ascii="Charis SIL Regular" w:hAnsi="Charis SIL Regular" w:eastAsia="Charis SIL Regular"/>
-          <w:b w:val="0"/>
-          <w:i w:val="0"/>
-          <w:color w:val="0000FF"/>
-          <w:sz w:val="24"/>
-          <w:u w:val="single"/>
-        </w:rPr>
-        <w:hyperlink r:id="rId65" w:history="1">
-          <w:r>
-            <w:rPr>
-              <w:rStyle w:val="Hyperlink"/>
-            </w:rPr>
-            <w:t>i</w:t>
-          </w:r>
-        </w:hyperlink>
-      </w:r>
-      <w:r>
-        <w:rPr>
-          <w:rFonts w:ascii="Charis SIL Regular" w:hAnsi="Charis SIL Regular" w:eastAsia="Charis SIL Regular"/>
-          <w:b w:val="0"/>
-          <w:i w:val="0"/>
-          <w:color w:val="0000FF"/>
-          <w:sz w:val="24"/>
-          <w:u w:val="single"/>
-        </w:rPr>
-        <w:hyperlink r:id="rId65" w:history="1">
-          <w:r>
-            <w:rPr>
-              <w:rStyle w:val="Hyperlink"/>
-            </w:rPr>
-            <w:t>sofon</w:t>
-          </w:r>
-        </w:hyperlink>
-      </w:r>
-      <w:r>
-        <w:rPr>
-          <w:rFonts w:ascii="Charis SIL Regular" w:hAnsi="Charis SIL Regular" w:eastAsia="Charis SIL Regular"/>
-          <w:b w:val="0"/>
-          <w:i w:val="0"/>
-          <w:color w:val="0000FF"/>
-          <w:sz w:val="24"/>
-          <w:u w:val="single"/>
-        </w:rPr>
-        <w:t xml:space="preserve"> </w:t>
-      </w:r>
-      <w:r>
-        <w:rPr>
-          <w:rFonts w:ascii="Charis SIL Regular" w:hAnsi="Charis SIL Regular" w:eastAsia="Charis SIL Regular"/>
-          <w:b w:val="0"/>
-          <w:i w:val="0"/>
-          <w:color w:val="0000FF"/>
-          <w:sz w:val="24"/>
-          <w:u w:val="single"/>
-        </w:rPr>
-        <w:hyperlink r:id="rId66" w:history="1">
-          <w:r>
-            <w:rPr>
-              <w:rStyle w:val="Hyperlink"/>
-            </w:rPr>
-            <w:t>P</w:t>
-          </w:r>
-        </w:hyperlink>
-      </w:r>
-      <w:r>
-        <w:rPr>
-          <w:rFonts w:ascii="Charis SIL Regular" w:hAnsi="Charis SIL Regular" w:eastAsia="Charis SIL Regular"/>
-          <w:b w:val="0"/>
-          <w:i w:val="0"/>
-          <w:color w:val="0000FF"/>
-          <w:sz w:val="24"/>
-          <w:u w:val="single"/>
-        </w:rPr>
-        <w:hyperlink r:id="rId66" w:history="1">
-          <w:r>
-            <w:rPr>
-              <w:rStyle w:val="Hyperlink"/>
-            </w:rPr>
-            <w:t>ho</w:t>
-          </w:r>
-        </w:hyperlink>
-      </w:r>
-      <w:r>
-        <w:rPr>
-          <w:rFonts w:ascii="Charis SIL Regular" w:hAnsi="Charis SIL Regular" w:eastAsia="Charis SIL Regular"/>
-          <w:b w:val="0"/>
-          <w:i w:val="0"/>
-          <w:color w:val="0000FF"/>
-          <w:sz w:val="24"/>
-          <w:u w:val="single"/>
-        </w:rPr>
-        <w:hyperlink r:id="rId66" w:history="1">
-          <w:r>
-            <w:rPr>
-              <w:rStyle w:val="Hyperlink"/>
-            </w:rPr>
-            <w:t>t</w:t>
-          </w:r>
-        </w:hyperlink>
-      </w:r>
-      <w:r>
-        <w:rPr>
-          <w:rFonts w:ascii="Charis SIL Regular" w:hAnsi="Charis SIL Regular" w:eastAsia="Charis SIL Regular"/>
-          <w:b w:val="0"/>
-          <w:i w:val="0"/>
-          <w:color w:val="0000FF"/>
-          <w:sz w:val="24"/>
-          <w:u w:val="single"/>
-        </w:rPr>
-        <w:hyperlink r:id="rId66" w:history="1">
-          <w:r>
-            <w:rPr>
-              <w:rStyle w:val="Hyperlink"/>
-            </w:rPr>
-            <w:t>ographic</w:t>
-          </w:r>
-        </w:hyperlink>
-      </w:r>
-      <w:r>
-        <w:rPr>
-          <w:rFonts w:ascii="Charis SIL Regular" w:hAnsi="Charis SIL Regular" w:eastAsia="Charis SIL Regular"/>
-          <w:b w:val="0"/>
-          <w:i w:val="0"/>
-          <w:color w:val="0000FF"/>
-          <w:sz w:val="24"/>
-          <w:u w:val="single"/>
-        </w:rPr>
-        <w:t xml:space="preserve"> </w:t>
-      </w:r>
-      <w:r>
-        <w:rPr>
-          <w:rFonts w:ascii="Charis SIL Regular" w:hAnsi="Charis SIL Regular" w:eastAsia="Charis SIL Regular"/>
-          <w:b w:val="0"/>
-          <w:i w:val="0"/>
-          <w:color w:val="0000FF"/>
-          <w:sz w:val="24"/>
-          <w:u w:val="single"/>
-        </w:rPr>
-        <w:hyperlink r:id="rId66" w:history="1">
-          <w:r>
-            <w:rPr>
-              <w:rStyle w:val="Hyperlink"/>
-            </w:rPr>
-            <w:t>Ar</w:t>
-          </w:r>
-        </w:hyperlink>
-      </w:r>
-      <w:r>
-        <w:rPr>
-          <w:rFonts w:ascii="Charis SIL Regular" w:hAnsi="Charis SIL Regular" w:eastAsia="Charis SIL Regular"/>
-          <w:b w:val="0"/>
-          <w:i w:val="0"/>
-          <w:color w:val="0000FF"/>
-          <w:sz w:val="24"/>
-          <w:u w:val="single"/>
-        </w:rPr>
-        <w:hyperlink r:id="rId66" w:history="1">
-          <w:r>
-            <w:rPr>
-              <w:rStyle w:val="Hyperlink"/>
-            </w:rPr>
-            <w:t>chive</w:t>
-          </w:r>
-        </w:hyperlink>
-      </w:r>
-      <w:r>
-        <w:rPr>
-          <w:rFonts w:ascii="Charis SIL Regular" w:hAnsi="Charis SIL Regular" w:eastAsia="Charis SIL Regular"/>
-          <w:b w:val="0"/>
-          <w:i w:val="0"/>
-          <w:color w:val="0000FF"/>
-          <w:sz w:val="24"/>
-          <w:u w:val="single"/>
-        </w:rPr>
-        <w:hyperlink r:id="rId66" w:history="1">
-          <w:r>
-            <w:rPr>
-              <w:rStyle w:val="Hyperlink"/>
-            </w:rPr>
-            <w:t>s</w:t>
-          </w:r>
-        </w:hyperlink>
-      </w:r>
-      <w:r>
-        <w:rPr>
-          <w:rFonts w:ascii="Charis SIL Regular" w:hAnsi="Charis SIL Regular" w:eastAsia="Charis SIL Regular"/>
-          <w:b w:val="0"/>
-          <w:i w:val="0"/>
-          <w:color w:val="0000FF"/>
-          <w:sz w:val="24"/>
-          <w:u w:val="single"/>
-        </w:rPr>
-        <w:hyperlink r:id="rId66" w:history="1">
-          <w:r>
-            <w:rPr>
-              <w:rStyle w:val="Hyperlink"/>
-            </w:rPr>
-            <w:t>,</w:t>
-          </w:r>
-        </w:hyperlink>
-      </w:r>
-      <w:r>
-        <w:rPr>
-          <w:rFonts w:ascii="Charis SIL Regular" w:hAnsi="Charis SIL Regular" w:eastAsia="Charis SIL Regular"/>
-          <w:b w:val="0"/>
-          <w:i w:val="0"/>
-          <w:color w:val="0000FF"/>
-          <w:sz w:val="24"/>
-          <w:u w:val="single"/>
-        </w:rPr>
-        <w:t xml:space="preserve"> </w:t>
-      </w:r>
-      <w:r>
-        <w:rPr>
-          <w:rFonts w:ascii="Charis SIL Regular" w:hAnsi="Charis SIL Regular" w:eastAsia="Charis SIL Regular"/>
-          <w:b w:val="0"/>
-          <w:i w:val="0"/>
-          <w:color w:val="0000FF"/>
-          <w:sz w:val="24"/>
-          <w:u w:val="single"/>
-        </w:rPr>
-        <w:hyperlink r:id="rId66" w:history="1">
           <w:r>
             <w:rPr>
               <w:rStyle w:val="Hyperlink"/>
@@ -10400,13 +10358,85 @@
       </w:r>
       <w:r>
         <w:rPr>
-          <w:rFonts w:ascii="Charis SIL Regular" w:hAnsi="Charis SIL Regular" w:eastAsia="Charis SIL Regular"/>
-          <w:b w:val="0"/>
-          <w:i w:val="0"/>
-          <w:color w:val="000000"/>
-          <w:sz w:val="24"/>
-        </w:rPr>
-        <w:t xml:space="preserve">please contact the </w:t>
+          <w:u w:val="single" w:color="0000ff"/>
+          <w:rFonts w:ascii="Charis SIL Regular" w:hAnsi="Charis SIL Regular" w:eastAsia="Charis SIL Regular"/>
+          <w:b w:val="0"/>
+          <w:i w:val="0"/>
+          <w:color w:val="000000"/>
+          <w:sz w:val="24"/>
+        </w:rPr>
+        <w:hyperlink r:id="rId81" w:history="1">
+          <w:r>
+            <w:rPr>
+              <w:rStyle w:val="Hyperlink"/>
+            </w:rPr>
+            <w:t>please c</w:t>
+          </w:r>
+        </w:hyperlink>
+      </w:r>
+      <w:r>
+        <w:rPr>
+          <w:u w:val="single" w:color="0000ff"/>
+          <w:rFonts w:ascii="Charis SIL Regular" w:hAnsi="Charis SIL Regular" w:eastAsia="Charis SIL Regular"/>
+          <w:b w:val="0"/>
+          <w:i w:val="0"/>
+          <w:color w:val="000000"/>
+          <w:sz w:val="24"/>
+        </w:rPr>
+        <w:hyperlink r:id="rId81" w:history="1">
+          <w:r>
+            <w:rPr>
+              <w:rStyle w:val="Hyperlink"/>
+            </w:rPr>
+            <w:t>o</w:t>
+          </w:r>
+        </w:hyperlink>
+      </w:r>
+      <w:r>
+        <w:rPr>
+          <w:u w:val="single" w:color="0000ff"/>
+          <w:rFonts w:ascii="Charis SIL Regular" w:hAnsi="Charis SIL Regular" w:eastAsia="Charis SIL Regular"/>
+          <w:b w:val="0"/>
+          <w:i w:val="0"/>
+          <w:color w:val="000000"/>
+          <w:sz w:val="24"/>
+        </w:rPr>
+        <w:hyperlink r:id="rId81" w:history="1">
+          <w:r>
+            <w:rPr>
+              <w:rStyle w:val="Hyperlink"/>
+            </w:rPr>
+            <w:t>ntact th</w:t>
+          </w:r>
+        </w:hyperlink>
+      </w:r>
+      <w:r>
+        <w:rPr>
+          <w:u w:val="single" w:color="0000ff"/>
+          <w:rFonts w:ascii="Charis SIL Regular" w:hAnsi="Charis SIL Regular" w:eastAsia="Charis SIL Regular"/>
+          <w:b w:val="0"/>
+          <w:i w:val="0"/>
+          <w:color w:val="000000"/>
+          <w:sz w:val="24"/>
+        </w:rPr>
+        <w:hyperlink r:id="rId81" w:history="1">
+          <w:r>
+            <w:rPr>
+              <w:rStyle w:val="Hyperlink"/>
+            </w:rPr>
+            <w:t>e</w:t>
+          </w:r>
+        </w:hyperlink>
+      </w:r>
+      <w:r>
+        <w:rPr>
+          <w:rFonts w:ascii="Charis SIL Regular" w:hAnsi="Charis SIL Regular" w:eastAsia="Charis SIL Regular"/>
+          <w:b w:val="0"/>
+          <w:i w:val="0"/>
+          <w:color w:val="000000"/>
+          <w:sz w:val="24"/>
+        </w:rPr>
+        <w:t xml:space="preserve"> </w:t>
       </w:r>
       <w:r>
         <w:rPr>
@@ -11588,7 +11618,7 @@
           <w:sz w:val="24"/>
           <w:u w:val="single"/>
         </w:rPr>
-        <w:hyperlink r:id="rId85" w:history="1">
+        <w:hyperlink r:id="rId86" w:history="1">
           <w:r>
             <w:rPr>
               <w:rStyle w:val="Hyperlink"/>
@@ -11606,7 +11636,7 @@
           <w:sz w:val="24"/>
           <w:u w:val="single"/>
         </w:rPr>
-        <w:hyperlink r:id="rId85" w:history="1">
+        <w:hyperlink r:id="rId86" w:history="1">
           <w:r>
             <w:rPr>
               <w:rStyle w:val="Hyperlink"/>
@@ -11723,7 +11753,7 @@
           <w:sz w:val="24"/>
           <w:u w:val="single"/>
         </w:rPr>
-        <w:hyperlink r:id="rId86" w:history="1">
+        <w:hyperlink r:id="rId87" w:history="1">
           <w:r>
             <w:rPr>
               <w:rStyle w:val="Hyperlink"/>
@@ -11741,7 +11771,7 @@
           <w:sz w:val="24"/>
           <w:u w:val="single"/>
         </w:rPr>
-        <w:hyperlink r:id="rId86" w:history="1">
+        <w:hyperlink r:id="rId87" w:history="1">
           <w:r>
             <w:rPr>
               <w:rStyle w:val="Hyperlink"/>
@@ -11759,7 +11789,7 @@
           <w:sz w:val="24"/>
           <w:u w:val="single"/>
         </w:rPr>
-        <w:hyperlink r:id="rId86" w:history="1">
+        <w:hyperlink r:id="rId87" w:history="1">
           <w:r>
             <w:rPr>
               <w:rStyle w:val="Hyperlink"/>
@@ -11787,7 +11817,7 @@
           <w:sz w:val="24"/>
           <w:u w:val="single"/>
         </w:rPr>
-        <w:hyperlink r:id="rId87" w:history="1">
+        <w:hyperlink r:id="rId88" w:history="1">
           <w:r>
             <w:rPr>
               <w:rStyle w:val="Hyperlink"/>
@@ -11816,7 +11846,7 @@
           <w:sz w:val="24"/>
           <w:u w:val="single"/>
         </w:rPr>
-        <w:hyperlink r:id="rId87" w:history="1">
+        <w:hyperlink r:id="rId88" w:history="1">
           <w:r>
             <w:rPr>
               <w:rStyle w:val="Hyperlink"/>
@@ -11947,7 +11977,7 @@
           <w:sz w:val="24"/>
           <w:u w:val="single"/>
         </w:rPr>
-        <w:hyperlink r:id="rId88" w:history="1">
+        <w:hyperlink r:id="rId89" w:history="1">
           <w:r>
             <w:rPr>
               <w:rStyle w:val="Hyperlink"/>
@@ -11965,7 +11995,7 @@
           <w:sz w:val="24"/>
           <w:u w:val="single"/>
         </w:rPr>
-        <w:hyperlink r:id="rId88" w:history="1">
+        <w:hyperlink r:id="rId89" w:history="1">
           <w:r>
             <w:rPr>
               <w:rStyle w:val="Hyperlink"/>
@@ -11983,7 +12013,7 @@
           <w:sz w:val="24"/>
           <w:u w:val="single"/>
         </w:rPr>
-        <w:hyperlink r:id="rId88" w:history="1">
+        <w:hyperlink r:id="rId89" w:history="1">
           <w:r>
             <w:rPr>
               <w:rStyle w:val="Hyperlink"/>
@@ -12001,7 +12031,7 @@
           <w:sz w:val="24"/>
           <w:u w:val="single"/>
         </w:rPr>
-        <w:hyperlink r:id="rId88" w:history="1">
+        <w:hyperlink r:id="rId89" w:history="1">
           <w:r>
             <w:rPr>
               <w:rStyle w:val="Hyperlink"/>
@@ -12029,7 +12059,7 @@
           <w:sz w:val="24"/>
           <w:u w:val="single"/>
         </w:rPr>
-        <w:hyperlink r:id="rId88" w:history="1">
+        <w:hyperlink r:id="rId90" w:history="1">
           <w:r>
             <w:rPr>
               <w:rStyle w:val="Hyperlink"/>
@@ -12047,7 +12077,7 @@
           <w:sz w:val="24"/>
           <w:u w:val="single"/>
         </w:rPr>
-        <w:hyperlink r:id="rId88" w:history="1">
+        <w:hyperlink r:id="rId90" w:history="1">
           <w:r>
             <w:rPr>
               <w:rStyle w:val="Hyperlink"/>
@@ -12076,7 +12106,7 @@
           <w:sz w:val="24"/>
           <w:u w:val="single"/>
         </w:rPr>
-        <w:hyperlink r:id="rId88" w:history="1">
+        <w:hyperlink r:id="rId90" w:history="1">
           <w:r>
             <w:rPr>
               <w:rStyle w:val="Hyperlink"/>
@@ -12184,7 +12214,7 @@
           <w:sz w:val="24"/>
           <w:u w:val="single"/>
         </w:rPr>
-        <w:hyperlink r:id="rId89" w:history="1">
+        <w:hyperlink r:id="rId91" w:history="1">
           <w:r>
             <w:rPr>
               <w:rStyle w:val="Hyperlink"/>
@@ -12202,7 +12232,7 @@
           <w:sz w:val="24"/>
           <w:u w:val="single"/>
         </w:rPr>
-        <w:hyperlink r:id="rId89" w:history="1">
+        <w:hyperlink r:id="rId91" w:history="1">
           <w:r>
             <w:rPr>
               <w:rStyle w:val="Hyperlink"/>
@@ -12300,7 +12330,7 @@
           <w:sz w:val="24"/>
           <w:u w:val="single"/>
         </w:rPr>
-        <w:hyperlink r:id="rId90" w:history="1">
+        <w:hyperlink r:id="rId92" w:history="1">
           <w:r>
             <w:rPr>
               <w:rStyle w:val="Hyperlink"/>
@@ -12329,7 +12359,7 @@
           <w:sz w:val="24"/>
           <w:u w:val="single"/>
         </w:rPr>
-        <w:hyperlink r:id="rId90" w:history="1">
+        <w:hyperlink r:id="rId92" w:history="1">
           <w:r>
             <w:rPr>
               <w:rStyle w:val="Hyperlink"/>
@@ -12457,7 +12487,7 @@
           <w:sz w:val="24"/>
           <w:u w:val="single"/>
         </w:rPr>
-        <w:hyperlink r:id="rId91" w:history="1">
+        <w:hyperlink r:id="rId93" w:history="1">
           <w:r>
             <w:rPr>
               <w:rStyle w:val="Hyperlink"/>
@@ -12475,7 +12505,7 @@
           <w:sz w:val="24"/>
           <w:u w:val="single"/>
         </w:rPr>
-        <w:hyperlink r:id="rId91" w:history="1">
+        <w:hyperlink r:id="rId93" w:history="1">
           <w:r>
             <w:rPr>
               <w:rStyle w:val="Hyperlink"/>
@@ -12493,7 +12523,7 @@
           <w:sz w:val="24"/>
           <w:u w:val="single"/>
         </w:rPr>
-        <w:hyperlink r:id="rId91" w:history="1">
+        <w:hyperlink r:id="rId93" w:history="1">
           <w:r>
             <w:rPr>
               <w:rStyle w:val="Hyperlink"/>
@@ -12591,7 +12621,7 @@
           <w:sz w:val="24"/>
           <w:u w:val="single"/>
         </w:rPr>
-        <w:hyperlink r:id="rId92" w:history="1">
+        <w:hyperlink r:id="rId94" w:history="1">
           <w:r>
             <w:rPr>
               <w:rStyle w:val="Hyperlink"/>
@@ -12620,7 +12650,7 @@
           <w:sz w:val="24"/>
           <w:u w:val="single"/>
         </w:rPr>
-        <w:hyperlink r:id="rId92" w:history="1">
+        <w:hyperlink r:id="rId94" w:history="1">
           <w:r>
             <w:rPr>
               <w:rStyle w:val="Hyperlink"/>
@@ -12648,7 +12678,7 @@
           <w:sz w:val="24"/>
           <w:u w:val="single"/>
         </w:rPr>
-        <w:hyperlink r:id="rId93" w:history="1">
+        <w:hyperlink r:id="rId95" w:history="1">
           <w:r>
             <w:rPr>
               <w:rStyle w:val="Hyperlink"/>
@@ -12677,7 +12707,7 @@
           <w:sz w:val="24"/>
           <w:u w:val="single"/>
         </w:rPr>
-        <w:hyperlink r:id="rId93" w:history="1">
+        <w:hyperlink r:id="rId95" w:history="1">
           <w:r>
             <w:rPr>
               <w:rStyle w:val="Hyperlink"/>
@@ -12803,7 +12833,7 @@
           <w:color w:val="0000FF"/>
           <w:sz w:val="24"/>
         </w:rPr>
-        <w:hyperlink r:id="rId94" w:history="1">
+        <w:hyperlink r:id="rId96" w:history="1">
           <w:r>
             <w:rPr>
               <w:rStyle w:val="Hyperlink"/>
@@ -12820,7 +12850,7 @@
           <w:color w:val="0000FF"/>
           <w:sz w:val="24"/>
         </w:rPr>
-        <w:hyperlink r:id="rId94" w:history="1">
+        <w:hyperlink r:id="rId96" w:history="1">
           <w:r>
             <w:rPr>
               <w:rStyle w:val="Hyperlink"/>
@@ -12837,7 +12867,7 @@
           <w:color w:val="0000FF"/>
           <w:sz w:val="24"/>
         </w:rPr>
-        <w:hyperlink r:id="rId94" w:history="1">
+        <w:hyperlink r:id="rId96" w:history="1">
           <w:r>
             <w:rPr>
               <w:rStyle w:val="Hyperlink"/>
@@ -12854,7 +12884,7 @@
           <w:color w:val="0000FF"/>
           <w:sz w:val="24"/>
         </w:rPr>
-        <w:hyperlink r:id="rId94" w:history="1">
+        <w:hyperlink r:id="rId96" w:history="1">
           <w:r>
             <w:rPr>
               <w:rStyle w:val="Hyperlink"/>
@@ -12871,7 +12901,7 @@
           <w:color w:val="0000FF"/>
           <w:sz w:val="24"/>
         </w:rPr>
-        <w:hyperlink r:id="rId94" w:history="1">
+        <w:hyperlink r:id="rId96" w:history="1">
           <w:r>
             <w:rPr>
               <w:rStyle w:val="Hyperlink"/>
@@ -12968,7 +12998,7 @@
           <w:color w:val="0000FF"/>
           <w:sz w:val="24"/>
         </w:rPr>
-        <w:hyperlink r:id="rId95" w:history="1">
+        <w:hyperlink r:id="rId97" w:history="1">
           <w:r>
             <w:rPr>
               <w:rStyle w:val="Hyperlink"/>
@@ -12985,7 +13015,7 @@
           <w:color w:val="0000FF"/>
           <w:sz w:val="24"/>
         </w:rPr>
-        <w:hyperlink r:id="rId95" w:history="1">
+        <w:hyperlink r:id="rId97" w:history="1">
           <w:r>
             <w:rPr>
               <w:rStyle w:val="Hyperlink"/>
@@ -13002,7 +13032,7 @@
           <w:color w:val="0000FF"/>
           <w:sz w:val="24"/>
         </w:rPr>
-        <w:hyperlink r:id="rId95" w:history="1">
+        <w:hyperlink r:id="rId97" w:history="1">
           <w:r>
             <w:rPr>
               <w:rStyle w:val="Hyperlink"/>
@@ -13019,7 +13049,7 @@
           <w:color w:val="0000FF"/>
           <w:sz w:val="24"/>
         </w:rPr>
-        <w:hyperlink r:id="rId95" w:history="1">
+        <w:hyperlink r:id="rId97" w:history="1">
           <w:r>
             <w:rPr>
               <w:rStyle w:val="Hyperlink"/>
@@ -13036,7 +13066,7 @@
           <w:color w:val="0000FF"/>
           <w:sz w:val="24"/>
         </w:rPr>
-        <w:hyperlink r:id="rId95" w:history="1">
+        <w:hyperlink r:id="rId97" w:history="1">
           <w:r>
             <w:rPr>
               <w:rStyle w:val="Hyperlink"/>
@@ -13133,7 +13163,7 @@
           <w:color w:val="0000FF"/>
           <w:sz w:val="24"/>
         </w:rPr>
-        <w:hyperlink r:id="rId96" w:history="1">
+        <w:hyperlink r:id="rId98" w:history="1">
           <w:r>
             <w:rPr>
               <w:rStyle w:val="Hyperlink"/>
@@ -13150,7 +13180,7 @@
           <w:color w:val="0000FF"/>
           <w:sz w:val="24"/>
         </w:rPr>
-        <w:hyperlink r:id="rId96" w:history="1">
+        <w:hyperlink r:id="rId98" w:history="1">
           <w:r>
             <w:rPr>
               <w:rStyle w:val="Hyperlink"/>
@@ -13167,7 +13197,7 @@
           <w:color w:val="0000FF"/>
           <w:sz w:val="24"/>
         </w:rPr>
-        <w:hyperlink r:id="rId96" w:history="1">
+        <w:hyperlink r:id="rId98" w:history="1">
           <w:r>
             <w:rPr>
               <w:rStyle w:val="Hyperlink"/>
@@ -13184,7 +13214,7 @@
           <w:color w:val="0000FF"/>
           <w:sz w:val="24"/>
         </w:rPr>
-        <w:hyperlink r:id="rId96" w:history="1">
+        <w:hyperlink r:id="rId98" w:history="1">
           <w:r>
             <w:rPr>
               <w:rStyle w:val="Hyperlink"/>
@@ -13201,7 +13231,7 @@
           <w:color w:val="0000FF"/>
           <w:sz w:val="24"/>
         </w:rPr>
-        <w:hyperlink r:id="rId96" w:history="1">
+        <w:hyperlink r:id="rId98" w:history="1">
           <w:r>
             <w:rPr>
               <w:rStyle w:val="Hyperlink"/>
@@ -13318,7 +13348,7 @@
           <w:color w:val="0000FF"/>
           <w:sz w:val="24"/>
         </w:rPr>
-        <w:hyperlink r:id="rId97" w:history="1">
+        <w:hyperlink r:id="rId99" w:history="1">
           <w:r>
             <w:rPr>
               <w:rStyle w:val="Hyperlink"/>
@@ -13335,7 +13365,7 @@
           <w:color w:val="0000FF"/>
           <w:sz w:val="24"/>
         </w:rPr>
-        <w:hyperlink r:id="rId97" w:history="1">
+        <w:hyperlink r:id="rId99" w:history="1">
           <w:r>
             <w:rPr>
               <w:rStyle w:val="Hyperlink"/>
@@ -13352,7 +13382,7 @@
           <w:color w:val="0000FF"/>
           <w:sz w:val="24"/>
         </w:rPr>
-        <w:hyperlink r:id="rId97" w:history="1">
+        <w:hyperlink r:id="rId99" w:history="1">
           <w:r>
             <w:rPr>
               <w:rStyle w:val="Hyperlink"/>
@@ -13369,7 +13399,7 @@
           <w:color w:val="0000FF"/>
           <w:sz w:val="24"/>
         </w:rPr>
-        <w:hyperlink r:id="rId97" w:history="1">
+        <w:hyperlink r:id="rId99" w:history="1">
           <w:r>
             <w:rPr>
               <w:rStyle w:val="Hyperlink"/>
@@ -13386,7 +13416,7 @@
           <w:color w:val="0000FF"/>
           <w:sz w:val="24"/>
         </w:rPr>
-        <w:hyperlink r:id="rId97" w:history="1">
+        <w:hyperlink r:id="rId99" w:history="1">
           <w:r>
             <w:rPr>
               <w:rStyle w:val="Hyperlink"/>
@@ -13504,7 +13534,7 @@
           <w:sz w:val="24"/>
           <w:u w:val="single"/>
         </w:rPr>
-        <w:hyperlink r:id="rId98" w:history="1">
+        <w:hyperlink r:id="rId100" w:history="1">
           <w:r>
             <w:rPr>
               <w:rStyle w:val="Hyperlink"/>
@@ -13533,7 +13563,7 @@
           <w:sz w:val="24"/>
           <w:u w:val="single"/>
         </w:rPr>
-        <w:hyperlink r:id="rId98" w:history="1">
+        <w:hyperlink r:id="rId100" w:history="1">
           <w:r>
             <w:rPr>
               <w:rStyle w:val="Hyperlink"/>
@@ -13630,7 +13660,7 @@
           <w:color w:val="0000FF"/>
           <w:sz w:val="24"/>
         </w:rPr>
-        <w:hyperlink r:id="rId99" w:history="1">
+        <w:hyperlink r:id="rId101" w:history="1">
           <w:r>
             <w:rPr>
               <w:rStyle w:val="Hyperlink"/>
@@ -13647,7 +13677,7 @@
           <w:color w:val="0000FF"/>
           <w:sz w:val="24"/>
         </w:rPr>
-        <w:hyperlink r:id="rId99" w:history="1">
+        <w:hyperlink r:id="rId101" w:history="1">
           <w:r>
             <w:rPr>
               <w:rStyle w:val="Hyperlink"/>
@@ -13664,7 +13694,7 @@
           <w:color w:val="0000FF"/>
           <w:sz w:val="24"/>
         </w:rPr>
-        <w:hyperlink r:id="rId99" w:history="1">
+        <w:hyperlink r:id="rId101" w:history="1">
           <w:r>
             <w:rPr>
               <w:rStyle w:val="Hyperlink"/>
@@ -13681,7 +13711,7 @@
           <w:color w:val="0000FF"/>
           <w:sz w:val="24"/>
         </w:rPr>
-        <w:hyperlink r:id="rId99" w:history="1">
+        <w:hyperlink r:id="rId101" w:history="1">
           <w:r>
             <w:rPr>
               <w:rStyle w:val="Hyperlink"/>
@@ -13698,7 +13728,7 @@
           <w:color w:val="0000FF"/>
           <w:sz w:val="24"/>
         </w:rPr>
-        <w:hyperlink r:id="rId99" w:history="1">
+        <w:hyperlink r:id="rId101" w:history="1">
           <w:r>
             <w:rPr>
               <w:rStyle w:val="Hyperlink"/>
@@ -13715,7 +13745,7 @@
           <w:color w:val="0000FF"/>
           <w:sz w:val="24"/>
         </w:rPr>
-        <w:hyperlink r:id="rId99" w:history="1">
+        <w:hyperlink r:id="rId101" w:history="1">
           <w:r>
             <w:rPr>
               <w:rStyle w:val="Hyperlink"/>
@@ -13732,7 +13762,7 @@
           <w:color w:val="0000FF"/>
           <w:sz w:val="24"/>
         </w:rPr>
-        <w:hyperlink r:id="rId99" w:history="1">
+        <w:hyperlink r:id="rId101" w:history="1">
           <w:r>
             <w:rPr>
               <w:rStyle w:val="Hyperlink"/>
@@ -13748,8 +13778,178 @@
           <w:i w:val="0"/>
           <w:color w:val="0000FF"/>
           <w:sz w:val="24"/>
-        </w:rPr>
-        <w:t>inventaristie-objecten-Suriname_Consortium-Koloniale-Collecties-2.pdf</w:t>
+          <w:u w:val="single"/>
+        </w:rPr>
+        <w:hyperlink r:id="rId101" w:history="1">
+          <w:r>
+            <w:rPr>
+              <w:rStyle w:val="Hyperlink"/>
+            </w:rPr>
+            <w:t>inventa</w:t>
+          </w:r>
+        </w:hyperlink>
+      </w:r>
+      <w:r>
+        <w:rPr>
+          <w:rFonts w:ascii="Charis SIL Regular" w:hAnsi="Charis SIL Regular" w:eastAsia="Charis SIL Regular"/>
+          <w:b w:val="0"/>
+          <w:i w:val="0"/>
+          <w:color w:val="0000FF"/>
+          <w:sz w:val="24"/>
+          <w:u w:val="single"/>
+        </w:rPr>
+        <w:hyperlink r:id="rId101" w:history="1">
+          <w:r>
+            <w:rPr>
+              <w:rStyle w:val="Hyperlink"/>
+            </w:rPr>
+            <w:t>risti</w:t>
+          </w:r>
+        </w:hyperlink>
+      </w:r>
+      <w:r>
+        <w:rPr>
+          <w:rFonts w:ascii="Charis SIL Regular" w:hAnsi="Charis SIL Regular" w:eastAsia="Charis SIL Regular"/>
+          <w:b w:val="0"/>
+          <w:i w:val="0"/>
+          <w:color w:val="0000FF"/>
+          <w:sz w:val="24"/>
+          <w:u w:val="single"/>
+        </w:rPr>
+        <w:hyperlink r:id="rId101" w:history="1">
+          <w:r>
+            <w:rPr>
+              <w:rStyle w:val="Hyperlink"/>
+            </w:rPr>
+            <w:t>e-</w:t>
+          </w:r>
+        </w:hyperlink>
+      </w:r>
+      <w:r>
+        <w:rPr>
+          <w:rFonts w:ascii="Charis SIL Regular" w:hAnsi="Charis SIL Regular" w:eastAsia="Charis SIL Regular"/>
+          <w:b w:val="0"/>
+          <w:i w:val="0"/>
+          <w:color w:val="0000FF"/>
+          <w:sz w:val="24"/>
+          <w:u w:val="single"/>
+        </w:rPr>
+        <w:hyperlink r:id="rId101" w:history="1">
+          <w:r>
+            <w:rPr>
+              <w:rStyle w:val="Hyperlink"/>
+            </w:rPr>
+            <w:t>objecten-</w:t>
+          </w:r>
+        </w:hyperlink>
+      </w:r>
+      <w:r>
+        <w:rPr>
+          <w:rFonts w:ascii="Charis SIL Regular" w:hAnsi="Charis SIL Regular" w:eastAsia="Charis SIL Regular"/>
+          <w:b w:val="0"/>
+          <w:i w:val="0"/>
+          <w:color w:val="0000FF"/>
+          <w:sz w:val="24"/>
+          <w:u w:val="single"/>
+        </w:rPr>
+        <w:hyperlink r:id="rId101" w:history="1">
+          <w:r>
+            <w:rPr>
+              <w:rStyle w:val="Hyperlink"/>
+            </w:rPr>
+            <w:t>Suriname_Consor</w:t>
+          </w:r>
+        </w:hyperlink>
+      </w:r>
+      <w:r>
+        <w:rPr>
+          <w:rFonts w:ascii="Charis SIL Regular" w:hAnsi="Charis SIL Regular" w:eastAsia="Charis SIL Regular"/>
+          <w:b w:val="0"/>
+          <w:i w:val="0"/>
+          <w:color w:val="0000FF"/>
+          <w:sz w:val="24"/>
+          <w:u w:val="single"/>
+        </w:rPr>
+        <w:hyperlink r:id="rId101" w:history="1">
+          <w:r>
+            <w:rPr>
+              <w:rStyle w:val="Hyperlink"/>
+            </w:rPr>
+            <w:t>tiu</w:t>
+          </w:r>
+        </w:hyperlink>
+      </w:r>
+      <w:r>
+        <w:rPr>
+          <w:rFonts w:ascii="Charis SIL Regular" w:hAnsi="Charis SIL Regular" w:eastAsia="Charis SIL Regular"/>
+          <w:b w:val="0"/>
+          <w:i w:val="0"/>
+          <w:color w:val="0000FF"/>
+          <w:sz w:val="24"/>
+          <w:u w:val="single"/>
+        </w:rPr>
+        <w:hyperlink r:id="rId101" w:history="1">
+          <w:r>
+            <w:rPr>
+              <w:rStyle w:val="Hyperlink"/>
+            </w:rPr>
+            <w:t>m-</w:t>
+          </w:r>
+        </w:hyperlink>
+      </w:r>
+      <w:r>
+        <w:rPr>
+          <w:rFonts w:ascii="Charis SIL Regular" w:hAnsi="Charis SIL Regular" w:eastAsia="Charis SIL Regular"/>
+          <w:b w:val="0"/>
+          <w:i w:val="0"/>
+          <w:color w:val="0000FF"/>
+          <w:sz w:val="24"/>
+          <w:u w:val="single"/>
+        </w:rPr>
+        <w:hyperlink r:id="rId101" w:history="1">
+          <w:r>
+            <w:rPr>
+              <w:rStyle w:val="Hyperlink"/>
+            </w:rPr>
+            <w:t>Koloni</w:t>
+          </w:r>
+        </w:hyperlink>
+      </w:r>
+      <w:r>
+        <w:rPr>
+          <w:rFonts w:ascii="Charis SIL Regular" w:hAnsi="Charis SIL Regular" w:eastAsia="Charis SIL Regular"/>
+          <w:b w:val="0"/>
+          <w:i w:val="0"/>
+          <w:color w:val="0000FF"/>
+          <w:sz w:val="24"/>
+          <w:u w:val="single"/>
+        </w:rPr>
+        <w:hyperlink r:id="rId101" w:history="1">
+          <w:r>
+            <w:rPr>
+              <w:rStyle w:val="Hyperlink"/>
+            </w:rPr>
+            <w:t>ale-</w:t>
+          </w:r>
+        </w:hyperlink>
+      </w:r>
+      <w:r>
+        <w:rPr>
+          <w:rFonts w:ascii="Charis SIL Regular" w:hAnsi="Charis SIL Regular" w:eastAsia="Charis SIL Regular"/>
+          <w:b w:val="0"/>
+          <w:i w:val="0"/>
+          <w:color w:val="0000FF"/>
+          <w:sz w:val="24"/>
+          <w:u w:val="single"/>
+        </w:rPr>
+        <w:hyperlink r:id="rId101" w:history="1">
+          <w:r>
+            <w:rPr>
+              <w:rStyle w:val="Hyperlink"/>
+            </w:rPr>
+            <w:t>Collecties-2.pdf</w:t>
+          </w:r>
+        </w:hyperlink>
       </w:r>
     </w:p>
     <w:p>

--- a/EXPORTS/DOCX/published/niveau2/English/Suriname.docx
+++ b/EXPORTS/DOCX/published/niveau2/English/Suriname.docx
@@ -1518,7 +1518,7 @@
           <w:sz w:val="24"/>
           <w:u w:val="single"/>
         </w:rPr>
-        <w:hyperlink r:id="rId16" w:history="1">
+        <w:hyperlink r:id="rId13" w:history="1">
           <w:r>
             <w:rPr>
               <w:rStyle w:val="Hyperlink"/>
@@ -1534,14 +1534,152 @@
           <w:i w:val="0"/>
           <w:color w:val="0000FF"/>
           <w:sz w:val="24"/>
+        </w:rPr>
+        <w:t>m</w:t>
+      </w:r>
+      <w:r>
+        <w:rPr>
+          <w:rFonts w:ascii="Charis SIL Regular" w:hAnsi="Charis SIL Regular" w:eastAsia="Charis SIL Regular"/>
+          <w:b w:val="0"/>
+          <w:i w:val="0"/>
+          <w:color w:val="0000FF"/>
+          <w:sz w:val="24"/>
           <w:u w:val="single"/>
         </w:rPr>
-        <w:hyperlink r:id="rId16" w:history="1">
-          <w:r>
-            <w:rPr>
-              <w:rStyle w:val="Hyperlink"/>
-            </w:rPr>
-            <w:t>m</w:t>
+        <w:hyperlink r:id="rId13" w:history="1">
+          <w:r>
+            <w:rPr>
+              <w:rStyle w:val="Hyperlink"/>
+            </w:rPr>
+            <w:t>ens</w:t>
+          </w:r>
+        </w:hyperlink>
+      </w:r>
+      <w:r>
+        <w:rPr>
+          <w:u w:val="single" w:color="0000ff"/>
+          <w:rFonts w:ascii="Charis SIL Regular" w:hAnsi="Charis SIL Regular" w:eastAsia="Charis SIL Regular"/>
+          <w:b w:val="0"/>
+          <w:i w:val="0"/>
+          <w:color w:val="000000"/>
+          <w:sz w:val="24"/>
+        </w:rPr>
+        <w:hyperlink r:id="rId13" w:history="1">
+          <w:r>
+            <w:rPr>
+              <w:rStyle w:val="Hyperlink"/>
+            </w:rPr>
+            <w:t>. La</w:t>
+          </w:r>
+        </w:hyperlink>
+      </w:r>
+      <w:r>
+        <w:rPr>
+          <w:rFonts w:ascii="Charis SIL Regular" w:hAnsi="Charis SIL Regular" w:eastAsia="Charis SIL Regular"/>
+          <w:b w:val="0"/>
+          <w:i w:val="0"/>
+          <w:color w:val="000000"/>
+          <w:sz w:val="24"/>
+        </w:rPr>
+        <w:t>m</w:t>
+      </w:r>
+      <w:r>
+        <w:rPr>
+          <w:u w:val="single" w:color="0000ff"/>
+          <w:rFonts w:ascii="Charis SIL Regular" w:hAnsi="Charis SIL Regular" w:eastAsia="Charis SIL Regular"/>
+          <w:b w:val="0"/>
+          <w:i w:val="0"/>
+          <w:color w:val="000000"/>
+          <w:sz w:val="24"/>
+        </w:rPr>
+        <w:hyperlink r:id="rId14" w:history="1">
+          <w:r>
+            <w:rPr>
+              <w:rStyle w:val="Hyperlink"/>
+            </w:rPr>
+            <w:t>mens, s</w:t>
+          </w:r>
+        </w:hyperlink>
+      </w:r>
+      <w:r>
+        <w:rPr>
+          <w:u w:val="single" w:color="0000ff"/>
+          <w:rFonts w:ascii="Charis SIL Regular" w:hAnsi="Charis SIL Regular" w:eastAsia="Charis SIL Regular"/>
+          <w:b w:val="0"/>
+          <w:i w:val="0"/>
+          <w:color w:val="000000"/>
+          <w:sz w:val="24"/>
+        </w:rPr>
+        <w:hyperlink r:id="rId14" w:history="1">
+          <w:r>
+            <w:rPr>
+              <w:rStyle w:val="Hyperlink"/>
+            </w:rPr>
+            <w:t>on-in-law an</w:t>
+          </w:r>
+        </w:hyperlink>
+      </w:r>
+      <w:r>
+        <w:rPr>
+          <w:rFonts w:ascii="Charis SIL Regular" w:hAnsi="Charis SIL Regular" w:eastAsia="Charis SIL Regular"/>
+          <w:b w:val="0"/>
+          <w:i w:val="0"/>
+          <w:color w:val="000000"/>
+          <w:sz w:val="24"/>
+        </w:rPr>
+        <w:t>d</w:t>
+      </w:r>
+      <w:r>
+        <w:rPr>
+          <w:u w:val="single" w:color="0000ff"/>
+          <w:rFonts w:ascii="Charis SIL Regular" w:hAnsi="Charis SIL Regular" w:eastAsia="Charis SIL Regular"/>
+          <w:b w:val="0"/>
+          <w:i w:val="0"/>
+          <w:color w:val="000000"/>
+          <w:sz w:val="24"/>
+        </w:rPr>
+        <w:hyperlink r:id="rId15" w:history="1">
+          <w:r>
+            <w:rPr>
+              <w:rStyle w:val="Hyperlink"/>
+            </w:rPr>
+            <w:t xml:space="preserve"> admire</w:t>
+          </w:r>
+        </w:hyperlink>
+      </w:r>
+      <w:r>
+        <w:rPr>
+          <w:u w:val="single" w:color="0000ff"/>
+          <w:rFonts w:ascii="Charis SIL Regular" w:hAnsi="Charis SIL Regular" w:eastAsia="Charis SIL Regular"/>
+          <w:b w:val="0"/>
+          <w:i w:val="0"/>
+          <w:color w:val="000000"/>
+          <w:sz w:val="24"/>
+        </w:rPr>
+        <w:hyperlink r:id="rId15" w:history="1">
+          <w:r>
+            <w:rPr>
+              <w:rStyle w:val="Hyperlink"/>
+            </w:rPr>
+            <w:t>r</w:t>
+          </w:r>
+        </w:hyperlink>
+      </w:r>
+      <w:r>
+        <w:rPr>
+          <w:u w:val="single" w:color="0000ff"/>
+          <w:rFonts w:ascii="Charis SIL Regular" w:hAnsi="Charis SIL Regular" w:eastAsia="Charis SIL Regular"/>
+          <w:b w:val="0"/>
+          <w:i w:val="0"/>
+          <w:color w:val="000000"/>
+          <w:sz w:val="24"/>
+        </w:rPr>
+        <w:hyperlink r:id="rId15" w:history="1">
+          <w:r>
+            <w:rPr>
+              <w:rStyle w:val="Hyperlink"/>
+            </w:rPr>
+            <w:t xml:space="preserve"> of </w:t>
           </w:r>
         </w:hyperlink>
       </w:r>
@@ -1554,110 +1692,7 @@
           <w:sz w:val="24"/>
           <w:u w:val="single"/>
         </w:rPr>
-        <w:hyperlink r:id="rId16" w:history="1">
-          <w:r>
-            <w:rPr>
-              <w:rStyle w:val="Hyperlink"/>
-            </w:rPr>
-            <w:t>ens</w:t>
-          </w:r>
-        </w:hyperlink>
-      </w:r>
-      <w:r>
-        <w:rPr>
-          <w:u w:val="single" w:color="0000ff"/>
-          <w:rFonts w:ascii="Charis SIL Regular" w:hAnsi="Charis SIL Regular" w:eastAsia="Charis SIL Regular"/>
-          <w:b w:val="0"/>
-          <w:i w:val="0"/>
-          <w:color w:val="000000"/>
-          <w:sz w:val="24"/>
-        </w:rPr>
-        <w:hyperlink r:id="rId13" w:history="1">
-          <w:r>
-            <w:rPr>
-              <w:rStyle w:val="Hyperlink"/>
-            </w:rPr>
-            <w:t>. La</w:t>
-          </w:r>
-        </w:hyperlink>
-      </w:r>
-      <w:r>
-        <w:rPr>
-          <w:rFonts w:ascii="Charis SIL Regular" w:hAnsi="Charis SIL Regular" w:eastAsia="Charis SIL Regular"/>
-          <w:b w:val="0"/>
-          <w:i w:val="0"/>
-          <w:color w:val="000000"/>
-          <w:sz w:val="24"/>
-        </w:rPr>
-        <w:t>m</w:t>
-      </w:r>
-      <w:r>
-        <w:rPr>
-          <w:u w:val="single" w:color="0000ff"/>
-          <w:rFonts w:ascii="Charis SIL Regular" w:hAnsi="Charis SIL Regular" w:eastAsia="Charis SIL Regular"/>
-          <w:b w:val="0"/>
-          <w:i w:val="0"/>
-          <w:color w:val="000000"/>
-          <w:sz w:val="24"/>
-        </w:rPr>
-        <w:hyperlink r:id="rId14" w:history="1">
-          <w:r>
-            <w:rPr>
-              <w:rStyle w:val="Hyperlink"/>
-            </w:rPr>
-            <w:t>mens, s</w:t>
-          </w:r>
-        </w:hyperlink>
-      </w:r>
-      <w:r>
-        <w:rPr>
-          <w:u w:val="single" w:color="0000ff"/>
-          <w:rFonts w:ascii="Charis SIL Regular" w:hAnsi="Charis SIL Regular" w:eastAsia="Charis SIL Regular"/>
-          <w:b w:val="0"/>
-          <w:i w:val="0"/>
-          <w:color w:val="000000"/>
-          <w:sz w:val="24"/>
-        </w:rPr>
-        <w:hyperlink r:id="rId14" w:history="1">
-          <w:r>
-            <w:rPr>
-              <w:rStyle w:val="Hyperlink"/>
-            </w:rPr>
-            <w:t>on-in-law an</w:t>
-          </w:r>
-        </w:hyperlink>
-      </w:r>
-      <w:r>
-        <w:rPr>
-          <w:rFonts w:ascii="Charis SIL Regular" w:hAnsi="Charis SIL Regular" w:eastAsia="Charis SIL Regular"/>
-          <w:b w:val="0"/>
-          <w:i w:val="0"/>
-          <w:color w:val="000000"/>
-          <w:sz w:val="24"/>
-        </w:rPr>
-        <w:t>d</w:t>
-      </w:r>
-      <w:r>
-        <w:rPr>
-          <w:u w:val="single" w:color="0000ff"/>
-          <w:rFonts w:ascii="Charis SIL Regular" w:hAnsi="Charis SIL Regular" w:eastAsia="Charis SIL Regular"/>
-          <w:b w:val="0"/>
-          <w:i w:val="0"/>
-          <w:color w:val="000000"/>
-          <w:sz w:val="24"/>
-        </w:rPr>
-        <w:t xml:space="preserve"> admirer of </w:t>
-      </w:r>
-      <w:r>
-        <w:rPr>
-          <w:rFonts w:ascii="Charis SIL Regular" w:hAnsi="Charis SIL Regular" w:eastAsia="Charis SIL Regular"/>
-          <w:b w:val="0"/>
-          <w:i w:val="0"/>
-          <w:color w:val="0000FF"/>
-          <w:sz w:val="24"/>
-          <w:u w:val="single"/>
-        </w:rPr>
-        <w:hyperlink r:id="rId17" w:history="1">
+        <w:hyperlink r:id="rId15" w:history="1">
           <w:r>
             <w:rPr>
               <w:rStyle w:val="Hyperlink"/>
@@ -2480,50 +2515,7 @@
           <w:color w:val="000000"/>
           <w:sz w:val="24"/>
         </w:rPr>
-        <w:hyperlink r:id="rId21" w:history="1">
-          <w:r>
-            <w:rPr>
-              <w:rStyle w:val="Hyperlink"/>
-            </w:rPr>
-            <w:t>hou</w:t>
-          </w:r>
-        </w:hyperlink>
-      </w:r>
-      <w:r>
-        <w:rPr>
-          <w:u w:val="single" w:color="0000ff"/>
-          <w:rFonts w:ascii="Charis SIL Regular" w:hAnsi="Charis SIL Regular" w:eastAsia="Charis SIL Regular"/>
-          <w:b w:val="0"/>
-          <w:i w:val="0"/>
-          <w:color w:val="000000"/>
-          <w:sz w:val="24"/>
-        </w:rPr>
-        <w:hyperlink r:id="rId21" w:history="1">
-          <w:r>
-            <w:rPr>
-              <w:rStyle w:val="Hyperlink"/>
-            </w:rPr>
-            <w:t>s</w:t>
-          </w:r>
-        </w:hyperlink>
-      </w:r>
-      <w:r>
-        <w:rPr>
-          <w:u w:val="single" w:color="0000ff"/>
-          <w:rFonts w:ascii="Charis SIL Regular" w:hAnsi="Charis SIL Regular" w:eastAsia="Charis SIL Regular"/>
-          <w:b w:val="0"/>
-          <w:i w:val="0"/>
-          <w:color w:val="000000"/>
-          <w:sz w:val="24"/>
-        </w:rPr>
-        <w:hyperlink r:id="rId21" w:history="1">
-          <w:r>
-            <w:rPr>
-              <w:rStyle w:val="Hyperlink"/>
-            </w:rPr>
-            <w:t xml:space="preserve">ed at </w:t>
-          </w:r>
-        </w:hyperlink>
+        <w:t xml:space="preserve">housed at </w:t>
       </w:r>
       <w:r>
         <w:rPr>
@@ -2879,9 +2871,36 @@
             <w:rPr>
               <w:rStyle w:val="Hyperlink"/>
             </w:rPr>
-            <w:t>film</w:t>
-          </w:r>
-        </w:hyperlink>
+            <w:t>fil</w:t>
+          </w:r>
+        </w:hyperlink>
+      </w:r>
+      <w:r>
+        <w:rPr>
+          <w:rFonts w:ascii="Charis SIL Regular" w:hAnsi="Charis SIL Regular" w:eastAsia="Charis SIL Regular"/>
+          <w:b w:val="0"/>
+          <w:i w:val="0"/>
+          <w:color w:val="0000FF"/>
+          <w:sz w:val="24"/>
+        </w:rPr>
+        <w:hyperlink r:id="rId23" w:history="1">
+          <w:r>
+            <w:rPr>
+              <w:rStyle w:val="Hyperlink"/>
+            </w:rPr>
+            <w:t>m</w:t>
+          </w:r>
+        </w:hyperlink>
+      </w:r>
+      <w:r>
+        <w:rPr>
+          <w:rFonts w:ascii="Charis SIL Regular" w:hAnsi="Charis SIL Regular" w:eastAsia="Charis SIL Regular"/>
+          <w:b w:val="0"/>
+          <w:i w:val="0"/>
+          <w:color w:val="0000FF"/>
+          <w:sz w:val="24"/>
+        </w:rPr>
+        <w:t>s</w:t>
       </w:r>
       <w:r>
         <w:rPr>
@@ -2892,7 +2911,7 @@
           <w:sz w:val="24"/>
           <w:u w:val="single"/>
         </w:rPr>
-        <w:t>s</w:t>
+        <w:t xml:space="preserve"> </w:t>
       </w:r>
       <w:r>
         <w:rPr>
@@ -2903,6 +2922,24 @@
           <w:sz w:val="24"/>
           <w:u w:val="single"/>
         </w:rPr>
+        <w:hyperlink r:id="rId23" w:history="1">
+          <w:r>
+            <w:rPr>
+              <w:rStyle w:val="Hyperlink"/>
+            </w:rPr>
+            <w:t>and</w:t>
+          </w:r>
+        </w:hyperlink>
+      </w:r>
+      <w:r>
+        <w:rPr>
+          <w:rFonts w:ascii="Charis SIL Regular" w:hAnsi="Charis SIL Regular" w:eastAsia="Charis SIL Regular"/>
+          <w:b w:val="0"/>
+          <w:i w:val="0"/>
+          <w:color w:val="0000FF"/>
+          <w:sz w:val="24"/>
+          <w:u w:val="single"/>
+        </w:rPr>
         <w:t xml:space="preserve"> </w:t>
       </w:r>
       <w:r>
@@ -2919,7 +2956,7 @@
             <w:rPr>
               <w:rStyle w:val="Hyperlink"/>
             </w:rPr>
-            <w:t>and</w:t>
+            <w:t>audio</w:t>
           </w:r>
         </w:hyperlink>
       </w:r>
@@ -2948,48 +2985,9 @@
             <w:rPr>
               <w:rStyle w:val="Hyperlink"/>
             </w:rPr>
-            <w:t>audio</w:t>
-          </w:r>
-        </w:hyperlink>
-      </w:r>
-      <w:r>
-        <w:rPr>
-          <w:rFonts w:ascii="Charis SIL Regular" w:hAnsi="Charis SIL Regular" w:eastAsia="Charis SIL Regular"/>
-          <w:b w:val="0"/>
-          <w:i w:val="0"/>
-          <w:color w:val="0000FF"/>
-          <w:sz w:val="24"/>
-          <w:u w:val="single"/>
-        </w:rPr>
-        <w:t xml:space="preserve"> </w:t>
-      </w:r>
-      <w:r>
-        <w:rPr>
-          <w:rFonts w:ascii="Charis SIL Regular" w:hAnsi="Charis SIL Regular" w:eastAsia="Charis SIL Regular"/>
-          <w:b w:val="0"/>
-          <w:i w:val="0"/>
-          <w:color w:val="0000FF"/>
-          <w:sz w:val="24"/>
-          <w:u w:val="single"/>
-        </w:rPr>
-        <w:hyperlink r:id="rId23" w:history="1">
-          <w:r>
-            <w:rPr>
-              <w:rStyle w:val="Hyperlink"/>
-            </w:rPr>
-            <w:t>tape</w:t>
-          </w:r>
-        </w:hyperlink>
-      </w:r>
-      <w:r>
-        <w:rPr>
-          <w:rFonts w:ascii="Charis SIL Regular" w:hAnsi="Charis SIL Regular" w:eastAsia="Charis SIL Regular"/>
-          <w:b w:val="0"/>
-          <w:i w:val="0"/>
-          <w:color w:val="0000FF"/>
-          <w:sz w:val="24"/>
-        </w:rPr>
-        <w:t>s</w:t>
+            <w:t>tapes</w:t>
+          </w:r>
+        </w:hyperlink>
       </w:r>
       <w:r>
         <w:rPr>
@@ -3438,12 +3436,30 @@
           <w:sz w:val="24"/>
           <w:u w:val="single"/>
         </w:rPr>
+        <w:hyperlink r:id="rId26" w:history="1">
+          <w:r>
+            <w:rPr>
+              <w:rStyle w:val="Hyperlink"/>
+            </w:rPr>
+            <w:t>Assuee</w:t>
+          </w:r>
+        </w:hyperlink>
+      </w:r>
+      <w:r>
+        <w:rPr>
+          <w:rFonts w:ascii="Charis SIL Regular" w:hAnsi="Charis SIL Regular" w:eastAsia="Charis SIL Regular"/>
+          <w:b w:val="0"/>
+          <w:i w:val="0"/>
+          <w:color w:val="0000FF"/>
+          <w:sz w:val="24"/>
+          <w:u w:val="single"/>
+        </w:rPr>
         <w:hyperlink r:id="rId28" w:history="1">
           <w:r>
             <w:rPr>
               <w:rStyle w:val="Hyperlink"/>
             </w:rPr>
-            <w:t>Assuee</w:t>
+            <w:t>r</w:t>
           </w:r>
         </w:hyperlink>
       </w:r>
@@ -3456,11 +3472,356 @@
           <w:sz w:val="24"/>
           <w:u w:val="single"/>
         </w:rPr>
+        <w:t xml:space="preserve"> </w:t>
+      </w:r>
+      <w:r>
+        <w:rPr>
+          <w:rFonts w:ascii="Charis SIL Regular" w:hAnsi="Charis SIL Regular" w:eastAsia="Charis SIL Regular"/>
+          <w:b w:val="0"/>
+          <w:i w:val="0"/>
+          <w:color w:val="0000FF"/>
+          <w:sz w:val="24"/>
+          <w:u w:val="single"/>
+        </w:rPr>
         <w:hyperlink r:id="rId28" w:history="1">
           <w:r>
             <w:rPr>
               <w:rStyle w:val="Hyperlink"/>
             </w:rPr>
+            <w:t>Jacob</w:t>
+          </w:r>
+        </w:hyperlink>
+      </w:r>
+      <w:r>
+        <w:rPr>
+          <w:rFonts w:ascii="Charis SIL Regular" w:hAnsi="Charis SIL Regular" w:eastAsia="Charis SIL Regular"/>
+          <w:b w:val="0"/>
+          <w:i w:val="0"/>
+          <w:color w:val="0000FF"/>
+          <w:sz w:val="24"/>
+          <w:u w:val="single"/>
+        </w:rPr>
+        <w:t xml:space="preserve"> </w:t>
+      </w:r>
+      <w:r>
+        <w:rPr>
+          <w:rFonts w:ascii="Charis SIL Regular" w:hAnsi="Charis SIL Regular" w:eastAsia="Charis SIL Regular"/>
+          <w:b w:val="0"/>
+          <w:i w:val="0"/>
+          <w:color w:val="0000FF"/>
+          <w:sz w:val="24"/>
+          <w:u w:val="single"/>
+        </w:rPr>
+        <w:hyperlink r:id="rId28" w:history="1">
+          <w:r>
+            <w:rPr>
+              <w:rStyle w:val="Hyperlink"/>
+            </w:rPr>
+            <w:t xml:space="preserve">Schimmelpenninck </w:t>
+          </w:r>
+        </w:hyperlink>
+      </w:r>
+      <w:r>
+        <w:rPr>
+          <w:rFonts w:ascii="Charis SIL Regular" w:hAnsi="Charis SIL Regular" w:eastAsia="Charis SIL Regular"/>
+          <w:b w:val="0"/>
+          <w:i w:val="0"/>
+          <w:color w:val="0000FF"/>
+          <w:sz w:val="24"/>
+          <w:u w:val="single"/>
+        </w:rPr>
+        <w:hyperlink r:id="rId27" w:history="1">
+          <w:r>
+            <w:rPr>
+              <w:rStyle w:val="Hyperlink"/>
+            </w:rPr>
+            <w:t>van</w:t>
+          </w:r>
+        </w:hyperlink>
+      </w:r>
+      <w:r>
+        <w:rPr>
+          <w:rFonts w:ascii="Charis SIL Regular" w:hAnsi="Charis SIL Regular" w:eastAsia="Charis SIL Regular"/>
+          <w:b w:val="0"/>
+          <w:i w:val="0"/>
+          <w:color w:val="0000FF"/>
+          <w:sz w:val="24"/>
+          <w:u w:val="single"/>
+        </w:rPr>
+        <w:t xml:space="preserve"> </w:t>
+      </w:r>
+      <w:r>
+        <w:rPr>
+          <w:rFonts w:ascii="Charis SIL Regular" w:hAnsi="Charis SIL Regular" w:eastAsia="Charis SIL Regular"/>
+          <w:b w:val="0"/>
+          <w:i w:val="0"/>
+          <w:color w:val="0000FF"/>
+          <w:sz w:val="24"/>
+          <w:u w:val="single"/>
+        </w:rPr>
+        <w:hyperlink r:id="rId27" w:history="1">
+          <w:r>
+            <w:rPr>
+              <w:rStyle w:val="Hyperlink"/>
+            </w:rPr>
+            <w:t>der</w:t>
+          </w:r>
+        </w:hyperlink>
+      </w:r>
+      <w:r>
+        <w:rPr>
+          <w:rFonts w:ascii="Charis SIL Regular" w:hAnsi="Charis SIL Regular" w:eastAsia="Charis SIL Regular"/>
+          <w:b w:val="0"/>
+          <w:i w:val="0"/>
+          <w:color w:val="0000FF"/>
+          <w:sz w:val="24"/>
+          <w:u w:val="single"/>
+        </w:rPr>
+        <w:t xml:space="preserve"> </w:t>
+      </w:r>
+      <w:r>
+        <w:rPr>
+          <w:rFonts w:ascii="Charis SIL Regular" w:hAnsi="Charis SIL Regular" w:eastAsia="Charis SIL Regular"/>
+          <w:b w:val="0"/>
+          <w:i w:val="0"/>
+          <w:color w:val="0000FF"/>
+          <w:sz w:val="24"/>
+          <w:u w:val="single"/>
+        </w:rPr>
+        <w:hyperlink r:id="rId27" w:history="1">
+          <w:r>
+            <w:rPr>
+              <w:rStyle w:val="Hyperlink"/>
+            </w:rPr>
+            <w:t>Oye</w:t>
+          </w:r>
+        </w:hyperlink>
+      </w:r>
+      <w:r>
+        <w:rPr>
+          <w:u w:val="single" w:color="0000ff"/>
+          <w:rFonts w:ascii="Charis SIL Regular" w:hAnsi="Charis SIL Regular" w:eastAsia="Charis SIL Regular"/>
+          <w:b w:val="0"/>
+          <w:i w:val="0"/>
+          <w:color w:val="000000"/>
+          <w:sz w:val="24"/>
+        </w:rPr>
+        <w:hyperlink r:id="rId27" w:history="1">
+          <w:r>
+            <w:rPr>
+              <w:rStyle w:val="Hyperlink"/>
+            </w:rPr>
+            <w:t>. The</w:t>
+          </w:r>
+        </w:hyperlink>
+      </w:r>
+      <w:r>
+        <w:rPr>
+          <w:u w:val="single" w:color="0000ff"/>
+          <w:rFonts w:ascii="Charis SIL Regular" w:hAnsi="Charis SIL Regular" w:eastAsia="Charis SIL Regular"/>
+          <w:b w:val="0"/>
+          <w:i w:val="0"/>
+          <w:color w:val="000000"/>
+          <w:sz w:val="24"/>
+        </w:rPr>
+        <w:hyperlink r:id="rId27" w:history="1">
+          <w:r>
+            <w:rPr>
+              <w:rStyle w:val="Hyperlink"/>
+            </w:rPr>
+            <w:t>s</w:t>
+          </w:r>
+        </w:hyperlink>
+      </w:r>
+      <w:r>
+        <w:rPr>
+          <w:u w:val="single" w:color="0000ff"/>
+          <w:rFonts w:ascii="Charis SIL Regular" w:hAnsi="Charis SIL Regular" w:eastAsia="Charis SIL Regular"/>
+          <w:b w:val="0"/>
+          <w:i w:val="0"/>
+          <w:color w:val="000000"/>
+          <w:sz w:val="24"/>
+        </w:rPr>
+        <w:hyperlink r:id="rId27" w:history="1">
+          <w:r>
+            <w:rPr>
+              <w:rStyle w:val="Hyperlink"/>
+            </w:rPr>
+            <w:t>e w</w:t>
+          </w:r>
+        </w:hyperlink>
+      </w:r>
+      <w:r>
+        <w:rPr>
+          <w:u w:val="single" w:color="0000ff"/>
+          <w:rFonts w:ascii="Charis SIL Regular" w:hAnsi="Charis SIL Regular" w:eastAsia="Charis SIL Regular"/>
+          <w:b w:val="0"/>
+          <w:i w:val="0"/>
+          <w:color w:val="000000"/>
+          <w:sz w:val="24"/>
+        </w:rPr>
+        <w:hyperlink r:id="rId27" w:history="1">
+          <w:r>
+            <w:rPr>
+              <w:rStyle w:val="Hyperlink"/>
+            </w:rPr>
+            <w:t>e</w:t>
+          </w:r>
+        </w:hyperlink>
+      </w:r>
+      <w:r>
+        <w:rPr>
+          <w:u w:val="single" w:color="0000ff"/>
+          <w:rFonts w:ascii="Charis SIL Regular" w:hAnsi="Charis SIL Regular" w:eastAsia="Charis SIL Regular"/>
+          <w:b w:val="0"/>
+          <w:i w:val="0"/>
+          <w:color w:val="000000"/>
+          <w:sz w:val="24"/>
+        </w:rPr>
+        <w:hyperlink r:id="rId27" w:history="1">
+          <w:r>
+            <w:rPr>
+              <w:rStyle w:val="Hyperlink"/>
+            </w:rPr>
+            <w:t>re donate</w:t>
+          </w:r>
+        </w:hyperlink>
+      </w:r>
+      <w:r>
+        <w:rPr>
+          <w:rFonts w:ascii="Charis SIL Regular" w:hAnsi="Charis SIL Regular" w:eastAsia="Charis SIL Regular"/>
+          <w:b w:val="0"/>
+          <w:i w:val="0"/>
+          <w:color w:val="000000"/>
+          <w:sz w:val="24"/>
+        </w:rPr>
+        <w:t>d to the National Ethnograp</w:t>
+      </w:r>
+      <w:r>
+        <w:rPr>
+          <w:u w:val="single" w:color="0000ff"/>
+          <w:rFonts w:ascii="Charis SIL Regular" w:hAnsi="Charis SIL Regular" w:eastAsia="Charis SIL Regular"/>
+          <w:b w:val="0"/>
+          <w:i w:val="0"/>
+          <w:color w:val="000000"/>
+          <w:sz w:val="24"/>
+        </w:rPr>
+        <w:hyperlink r:id="rId28" w:history="1">
+          <w:r>
+            <w:rPr>
+              <w:rStyle w:val="Hyperlink"/>
+            </w:rPr>
+            <w:t>hic Mu</w:t>
+          </w:r>
+        </w:hyperlink>
+      </w:r>
+      <w:r>
+        <w:rPr>
+          <w:u w:val="single" w:color="0000ff"/>
+          <w:rFonts w:ascii="Charis SIL Regular" w:hAnsi="Charis SIL Regular" w:eastAsia="Charis SIL Regular"/>
+          <w:b w:val="0"/>
+          <w:i w:val="0"/>
+          <w:color w:val="000000"/>
+          <w:sz w:val="24"/>
+        </w:rPr>
+        <w:hyperlink r:id="rId28" w:history="1">
+          <w:r>
+            <w:rPr>
+              <w:rStyle w:val="Hyperlink"/>
+            </w:rPr>
+            <w:t>s</w:t>
+          </w:r>
+        </w:hyperlink>
+      </w:r>
+      <w:r>
+        <w:rPr>
+          <w:u w:val="single" w:color="0000ff"/>
+          <w:rFonts w:ascii="Charis SIL Regular" w:hAnsi="Charis SIL Regular" w:eastAsia="Charis SIL Regular"/>
+          <w:b w:val="0"/>
+          <w:i w:val="0"/>
+          <w:color w:val="000000"/>
+          <w:sz w:val="24"/>
+        </w:rPr>
+        <w:hyperlink r:id="rId28" w:history="1">
+          <w:r>
+            <w:rPr>
+              <w:rStyle w:val="Hyperlink"/>
+            </w:rPr>
+            <w:t xml:space="preserve">eum, </w:t>
+          </w:r>
+        </w:hyperlink>
+      </w:r>
+      <w:r>
+        <w:rPr>
+          <w:u w:val="single" w:color="0000ff"/>
+          <w:rFonts w:ascii="Charis SIL Regular" w:hAnsi="Charis SIL Regular" w:eastAsia="Charis SIL Regular"/>
+          <w:b w:val="0"/>
+          <w:i w:val="0"/>
+          <w:color w:val="000000"/>
+          <w:sz w:val="24"/>
+        </w:rPr>
+        <w:hyperlink r:id="rId28" w:history="1">
+          <w:r>
+            <w:rPr>
+              <w:rStyle w:val="Hyperlink"/>
+            </w:rPr>
+            <w:t>n</w:t>
+          </w:r>
+        </w:hyperlink>
+      </w:r>
+      <w:r>
+        <w:rPr>
+          <w:u w:val="single" w:color="0000ff"/>
+          <w:rFonts w:ascii="Charis SIL Regular" w:hAnsi="Charis SIL Regular" w:eastAsia="Charis SIL Regular"/>
+          <w:b w:val="0"/>
+          <w:i w:val="0"/>
+          <w:color w:val="000000"/>
+          <w:sz w:val="24"/>
+        </w:rPr>
+        <w:hyperlink r:id="rId28" w:history="1">
+          <w:r>
+            <w:rPr>
+              <w:rStyle w:val="Hyperlink"/>
+            </w:rPr>
+            <w:t xml:space="preserve">ow the </w:t>
+          </w:r>
+        </w:hyperlink>
+      </w:r>
+      <w:r>
+        <w:br/>
+      </w:r>
+      <w:r>
+        <w:rPr>
+          <w:rFonts w:ascii="Charis SIL Regular" w:hAnsi="Charis SIL Regular" w:eastAsia="Charis SIL Regular"/>
+          <w:b w:val="0"/>
+          <w:i w:val="0"/>
+          <w:color w:val="0000FF"/>
+          <w:sz w:val="24"/>
+          <w:u w:val="single"/>
+        </w:rPr>
+        <w:hyperlink r:id="rId29" w:history="1">
+          <w:r>
+            <w:rPr>
+              <w:rStyle w:val="Hyperlink"/>
+            </w:rPr>
+            <w:t>We</w:t>
+          </w:r>
+        </w:hyperlink>
+      </w:r>
+      <w:r>
+        <w:rPr>
+          <w:rFonts w:ascii="Charis SIL Regular" w:hAnsi="Charis SIL Regular" w:eastAsia="Charis SIL Regular"/>
+          <w:b w:val="0"/>
+          <w:i w:val="0"/>
+          <w:color w:val="0000FF"/>
+          <w:sz w:val="24"/>
+          <w:u w:val="single"/>
+        </w:rPr>
+        <w:hyperlink r:id="rId29" w:history="1">
+          <w:r>
+            <w:rPr>
+              <w:rStyle w:val="Hyperlink"/>
+            </w:rPr>
             <w:t>r</w:t>
           </w:r>
         </w:hyperlink>
@@ -3474,6 +3835,78 @@
           <w:sz w:val="24"/>
           <w:u w:val="single"/>
         </w:rPr>
+        <w:hyperlink r:id="rId29" w:history="1">
+          <w:r>
+            <w:rPr>
+              <w:rStyle w:val="Hyperlink"/>
+            </w:rPr>
+            <w:t>eld</w:t>
+          </w:r>
+        </w:hyperlink>
+      </w:r>
+      <w:r>
+        <w:rPr>
+          <w:rFonts w:ascii="Charis SIL Regular" w:hAnsi="Charis SIL Regular" w:eastAsia="Charis SIL Regular"/>
+          <w:b w:val="0"/>
+          <w:i w:val="0"/>
+          <w:color w:val="0000FF"/>
+          <w:sz w:val="24"/>
+          <w:u w:val="single"/>
+        </w:rPr>
+        <w:hyperlink r:id="rId29" w:history="1">
+          <w:r>
+            <w:rPr>
+              <w:rStyle w:val="Hyperlink"/>
+            </w:rPr>
+            <w:t>m</w:t>
+          </w:r>
+        </w:hyperlink>
+      </w:r>
+      <w:r>
+        <w:rPr>
+          <w:rFonts w:ascii="Charis SIL Regular" w:hAnsi="Charis SIL Regular" w:eastAsia="Charis SIL Regular"/>
+          <w:b w:val="0"/>
+          <w:i w:val="0"/>
+          <w:color w:val="0000FF"/>
+          <w:sz w:val="24"/>
+          <w:u w:val="single"/>
+        </w:rPr>
+        <w:hyperlink r:id="rId29" w:history="1">
+          <w:r>
+            <w:rPr>
+              <w:rStyle w:val="Hyperlink"/>
+            </w:rPr>
+            <w:t>use</w:t>
+          </w:r>
+        </w:hyperlink>
+      </w:r>
+      <w:r>
+        <w:rPr>
+          <w:rFonts w:ascii="Charis SIL Regular" w:hAnsi="Charis SIL Regular" w:eastAsia="Charis SIL Regular"/>
+          <w:b w:val="0"/>
+          <w:i w:val="0"/>
+          <w:color w:val="0000FF"/>
+          <w:sz w:val="24"/>
+          <w:u w:val="single"/>
+        </w:rPr>
+        <w:hyperlink r:id="rId29" w:history="1">
+          <w:r>
+            <w:rPr>
+              <w:rStyle w:val="Hyperlink"/>
+            </w:rPr>
+            <w:t>um</w:t>
+          </w:r>
+        </w:hyperlink>
+      </w:r>
+      <w:r>
+        <w:rPr>
+          <w:rFonts w:ascii="Charis SIL Regular" w:hAnsi="Charis SIL Regular" w:eastAsia="Charis SIL Regular"/>
+          <w:b w:val="0"/>
+          <w:i w:val="0"/>
+          <w:color w:val="0000FF"/>
+          <w:sz w:val="24"/>
+          <w:u w:val="single"/>
+        </w:rPr>
         <w:t xml:space="preserve"> </w:t>
       </w:r>
       <w:r>
@@ -3485,14 +3918,24 @@
           <w:sz w:val="24"/>
           <w:u w:val="single"/>
         </w:rPr>
-        <w:hyperlink r:id="rId28" w:history="1">
-          <w:r>
-            <w:rPr>
-              <w:rStyle w:val="Hyperlink"/>
-            </w:rPr>
-            <w:t>Jacob</w:t>
-          </w:r>
-        </w:hyperlink>
+        <w:hyperlink r:id="rId29" w:history="1">
+          <w:r>
+            <w:rPr>
+              <w:rStyle w:val="Hyperlink"/>
+            </w:rPr>
+            <w:t>Leiden</w:t>
+          </w:r>
+        </w:hyperlink>
+      </w:r>
+      <w:r>
+        <w:rPr>
+          <w:rFonts w:ascii="Charis SIL Regular" w:hAnsi="Charis SIL Regular" w:eastAsia="Charis SIL Regular"/>
+          <w:b w:val="0"/>
+          <w:i w:val="0"/>
+          <w:color w:val="000000"/>
+          <w:sz w:val="24"/>
+        </w:rPr>
+        <w:t xml:space="preserve">, in 1883 and 1895, respectively. The </w:t>
       </w:r>
       <w:r>
         <w:rPr>
@@ -3503,6 +3946,24 @@
           <w:sz w:val="24"/>
           <w:u w:val="single"/>
         </w:rPr>
+        <w:hyperlink r:id="rId30" w:history="1">
+          <w:r>
+            <w:rPr>
+              <w:rStyle w:val="Hyperlink"/>
+            </w:rPr>
+            <w:t>Artis</w:t>
+          </w:r>
+        </w:hyperlink>
+      </w:r>
+      <w:r>
+        <w:rPr>
+          <w:rFonts w:ascii="Charis SIL Regular" w:hAnsi="Charis SIL Regular" w:eastAsia="Charis SIL Regular"/>
+          <w:b w:val="0"/>
+          <w:i w:val="0"/>
+          <w:color w:val="0000FF"/>
+          <w:sz w:val="24"/>
+          <w:u w:val="single"/>
+        </w:rPr>
         <w:t xml:space="preserve"> </w:t>
       </w:r>
       <w:r>
@@ -3514,12 +3975,12 @@
           <w:sz w:val="24"/>
           <w:u w:val="single"/>
         </w:rPr>
-        <w:hyperlink r:id="rId28" w:history="1">
-          <w:r>
-            <w:rPr>
-              <w:rStyle w:val="Hyperlink"/>
-            </w:rPr>
-            <w:t xml:space="preserve">Schimmelpenninck </w:t>
+        <w:hyperlink r:id="rId30" w:history="1">
+          <w:r>
+            <w:rPr>
+              <w:rStyle w:val="Hyperlink"/>
+            </w:rPr>
+            <w:t>Ethnographic</w:t>
           </w:r>
         </w:hyperlink>
       </w:r>
@@ -3532,14 +3993,7 @@
           <w:sz w:val="24"/>
           <w:u w:val="single"/>
         </w:rPr>
-        <w:hyperlink r:id="rId28" w:history="1">
-          <w:r>
-            <w:rPr>
-              <w:rStyle w:val="Hyperlink"/>
-            </w:rPr>
-            <w:t>van</w:t>
-          </w:r>
-        </w:hyperlink>
+        <w:t xml:space="preserve"> </w:t>
       </w:r>
       <w:r>
         <w:rPr>
@@ -3550,460 +4004,11 @@
           <w:sz w:val="24"/>
           <w:u w:val="single"/>
         </w:rPr>
-        <w:t xml:space="preserve"> </w:t>
-      </w:r>
-      <w:r>
-        <w:rPr>
-          <w:rFonts w:ascii="Charis SIL Regular" w:hAnsi="Charis SIL Regular" w:eastAsia="Charis SIL Regular"/>
-          <w:b w:val="0"/>
-          <w:i w:val="0"/>
-          <w:color w:val="0000FF"/>
-          <w:sz w:val="24"/>
-          <w:u w:val="single"/>
-        </w:rPr>
-        <w:hyperlink r:id="rId28" w:history="1">
-          <w:r>
-            <w:rPr>
-              <w:rStyle w:val="Hyperlink"/>
-            </w:rPr>
-            <w:t>der</w:t>
-          </w:r>
-        </w:hyperlink>
-      </w:r>
-      <w:r>
-        <w:rPr>
-          <w:rFonts w:ascii="Charis SIL Regular" w:hAnsi="Charis SIL Regular" w:eastAsia="Charis SIL Regular"/>
-          <w:b w:val="0"/>
-          <w:i w:val="0"/>
-          <w:color w:val="0000FF"/>
-          <w:sz w:val="24"/>
-          <w:u w:val="single"/>
-        </w:rPr>
-        <w:t xml:space="preserve"> </w:t>
-      </w:r>
-      <w:r>
-        <w:rPr>
-          <w:rFonts w:ascii="Charis SIL Regular" w:hAnsi="Charis SIL Regular" w:eastAsia="Charis SIL Regular"/>
-          <w:b w:val="0"/>
-          <w:i w:val="0"/>
-          <w:color w:val="0000FF"/>
-          <w:sz w:val="24"/>
-          <w:u w:val="single"/>
-        </w:rPr>
-        <w:hyperlink r:id="rId27" w:history="1">
-          <w:r>
-            <w:rPr>
-              <w:rStyle w:val="Hyperlink"/>
-            </w:rPr>
-            <w:t>Oye</w:t>
-          </w:r>
-        </w:hyperlink>
-      </w:r>
-      <w:r>
-        <w:rPr>
-          <w:u w:val="single" w:color="0000ff"/>
-          <w:rFonts w:ascii="Charis SIL Regular" w:hAnsi="Charis SIL Regular" w:eastAsia="Charis SIL Regular"/>
-          <w:b w:val="0"/>
-          <w:i w:val="0"/>
-          <w:color w:val="000000"/>
-          <w:sz w:val="24"/>
-        </w:rPr>
-        <w:hyperlink r:id="rId27" w:history="1">
-          <w:r>
-            <w:rPr>
-              <w:rStyle w:val="Hyperlink"/>
-            </w:rPr>
-            <w:t>. The</w:t>
-          </w:r>
-        </w:hyperlink>
-      </w:r>
-      <w:r>
-        <w:rPr>
-          <w:u w:val="single" w:color="0000ff"/>
-          <w:rFonts w:ascii="Charis SIL Regular" w:hAnsi="Charis SIL Regular" w:eastAsia="Charis SIL Regular"/>
-          <w:b w:val="0"/>
-          <w:i w:val="0"/>
-          <w:color w:val="000000"/>
-          <w:sz w:val="24"/>
-        </w:rPr>
-        <w:hyperlink r:id="rId27" w:history="1">
-          <w:r>
-            <w:rPr>
-              <w:rStyle w:val="Hyperlink"/>
-            </w:rPr>
-            <w:t>s</w:t>
-          </w:r>
-        </w:hyperlink>
-      </w:r>
-      <w:r>
-        <w:rPr>
-          <w:u w:val="single" w:color="0000ff"/>
-          <w:rFonts w:ascii="Charis SIL Regular" w:hAnsi="Charis SIL Regular" w:eastAsia="Charis SIL Regular"/>
-          <w:b w:val="0"/>
-          <w:i w:val="0"/>
-          <w:color w:val="000000"/>
-          <w:sz w:val="24"/>
-        </w:rPr>
-        <w:hyperlink r:id="rId27" w:history="1">
-          <w:r>
-            <w:rPr>
-              <w:rStyle w:val="Hyperlink"/>
-            </w:rPr>
-            <w:t>e w</w:t>
-          </w:r>
-        </w:hyperlink>
-      </w:r>
-      <w:r>
-        <w:rPr>
-          <w:u w:val="single" w:color="0000ff"/>
-          <w:rFonts w:ascii="Charis SIL Regular" w:hAnsi="Charis SIL Regular" w:eastAsia="Charis SIL Regular"/>
-          <w:b w:val="0"/>
-          <w:i w:val="0"/>
-          <w:color w:val="000000"/>
-          <w:sz w:val="24"/>
-        </w:rPr>
-        <w:hyperlink r:id="rId27" w:history="1">
-          <w:r>
-            <w:rPr>
-              <w:rStyle w:val="Hyperlink"/>
-            </w:rPr>
-            <w:t>e</w:t>
-          </w:r>
-        </w:hyperlink>
-      </w:r>
-      <w:r>
-        <w:rPr>
-          <w:u w:val="single" w:color="0000ff"/>
-          <w:rFonts w:ascii="Charis SIL Regular" w:hAnsi="Charis SIL Regular" w:eastAsia="Charis SIL Regular"/>
-          <w:b w:val="0"/>
-          <w:i w:val="0"/>
-          <w:color w:val="000000"/>
-          <w:sz w:val="24"/>
-        </w:rPr>
-        <w:hyperlink r:id="rId27" w:history="1">
-          <w:r>
-            <w:rPr>
-              <w:rStyle w:val="Hyperlink"/>
-            </w:rPr>
-            <w:t>re donate</w:t>
-          </w:r>
-        </w:hyperlink>
-      </w:r>
-      <w:r>
-        <w:rPr>
-          <w:rFonts w:ascii="Charis SIL Regular" w:hAnsi="Charis SIL Regular" w:eastAsia="Charis SIL Regular"/>
-          <w:b w:val="0"/>
-          <w:i w:val="0"/>
-          <w:color w:val="000000"/>
-          <w:sz w:val="24"/>
-        </w:rPr>
-        <w:t>d to the National Ethnograp</w:t>
-      </w:r>
-      <w:r>
-        <w:rPr>
-          <w:u w:val="single" w:color="0000ff"/>
-          <w:rFonts w:ascii="Charis SIL Regular" w:hAnsi="Charis SIL Regular" w:eastAsia="Charis SIL Regular"/>
-          <w:b w:val="0"/>
-          <w:i w:val="0"/>
-          <w:color w:val="000000"/>
-          <w:sz w:val="24"/>
-        </w:rPr>
-        <w:hyperlink r:id="rId28" w:history="1">
-          <w:r>
-            <w:rPr>
-              <w:rStyle w:val="Hyperlink"/>
-            </w:rPr>
-            <w:t>hic Mu</w:t>
-          </w:r>
-        </w:hyperlink>
-      </w:r>
-      <w:r>
-        <w:rPr>
-          <w:u w:val="single" w:color="0000ff"/>
-          <w:rFonts w:ascii="Charis SIL Regular" w:hAnsi="Charis SIL Regular" w:eastAsia="Charis SIL Regular"/>
-          <w:b w:val="0"/>
-          <w:i w:val="0"/>
-          <w:color w:val="000000"/>
-          <w:sz w:val="24"/>
-        </w:rPr>
-        <w:hyperlink r:id="rId28" w:history="1">
-          <w:r>
-            <w:rPr>
-              <w:rStyle w:val="Hyperlink"/>
-            </w:rPr>
-            <w:t>s</w:t>
-          </w:r>
-        </w:hyperlink>
-      </w:r>
-      <w:r>
-        <w:rPr>
-          <w:u w:val="single" w:color="0000ff"/>
-          <w:rFonts w:ascii="Charis SIL Regular" w:hAnsi="Charis SIL Regular" w:eastAsia="Charis SIL Regular"/>
-          <w:b w:val="0"/>
-          <w:i w:val="0"/>
-          <w:color w:val="000000"/>
-          <w:sz w:val="24"/>
-        </w:rPr>
-        <w:hyperlink r:id="rId28" w:history="1">
-          <w:r>
-            <w:rPr>
-              <w:rStyle w:val="Hyperlink"/>
-            </w:rPr>
-            <w:t xml:space="preserve">eum, </w:t>
-          </w:r>
-        </w:hyperlink>
-      </w:r>
-      <w:r>
-        <w:rPr>
-          <w:u w:val="single" w:color="0000ff"/>
-          <w:rFonts w:ascii="Charis SIL Regular" w:hAnsi="Charis SIL Regular" w:eastAsia="Charis SIL Regular"/>
-          <w:b w:val="0"/>
-          <w:i w:val="0"/>
-          <w:color w:val="000000"/>
-          <w:sz w:val="24"/>
-        </w:rPr>
-        <w:hyperlink r:id="rId28" w:history="1">
-          <w:r>
-            <w:rPr>
-              <w:rStyle w:val="Hyperlink"/>
-            </w:rPr>
-            <w:t>n</w:t>
-          </w:r>
-        </w:hyperlink>
-      </w:r>
-      <w:r>
-        <w:rPr>
-          <w:u w:val="single" w:color="0000ff"/>
-          <w:rFonts w:ascii="Charis SIL Regular" w:hAnsi="Charis SIL Regular" w:eastAsia="Charis SIL Regular"/>
-          <w:b w:val="0"/>
-          <w:i w:val="0"/>
-          <w:color w:val="000000"/>
-          <w:sz w:val="24"/>
-        </w:rPr>
-        <w:hyperlink r:id="rId28" w:history="1">
-          <w:r>
-            <w:rPr>
-              <w:rStyle w:val="Hyperlink"/>
-            </w:rPr>
-            <w:t xml:space="preserve">ow the </w:t>
-          </w:r>
-        </w:hyperlink>
-      </w:r>
-      <w:r>
-        <w:br/>
-      </w:r>
-      <w:r>
-        <w:rPr>
-          <w:rFonts w:ascii="Charis SIL Regular" w:hAnsi="Charis SIL Regular" w:eastAsia="Charis SIL Regular"/>
-          <w:b w:val="0"/>
-          <w:i w:val="0"/>
-          <w:color w:val="0000FF"/>
-          <w:sz w:val="24"/>
-          <w:u w:val="single"/>
-        </w:rPr>
-        <w:hyperlink r:id="rId28" w:history="1">
-          <w:r>
-            <w:rPr>
-              <w:rStyle w:val="Hyperlink"/>
-            </w:rPr>
-            <w:t>We</w:t>
-          </w:r>
-        </w:hyperlink>
-      </w:r>
-      <w:r>
-        <w:rPr>
-          <w:rFonts w:ascii="Charis SIL Regular" w:hAnsi="Charis SIL Regular" w:eastAsia="Charis SIL Regular"/>
-          <w:b w:val="0"/>
-          <w:i w:val="0"/>
-          <w:color w:val="0000FF"/>
-          <w:sz w:val="24"/>
-          <w:u w:val="single"/>
-        </w:rPr>
-        <w:hyperlink r:id="rId28" w:history="1">
-          <w:r>
-            <w:rPr>
-              <w:rStyle w:val="Hyperlink"/>
-            </w:rPr>
-            <w:t>r</w:t>
-          </w:r>
-        </w:hyperlink>
-      </w:r>
-      <w:r>
-        <w:rPr>
-          <w:rFonts w:ascii="Charis SIL Regular" w:hAnsi="Charis SIL Regular" w:eastAsia="Charis SIL Regular"/>
-          <w:b w:val="0"/>
-          <w:i w:val="0"/>
-          <w:color w:val="0000FF"/>
-          <w:sz w:val="24"/>
-          <w:u w:val="single"/>
-        </w:rPr>
-        <w:hyperlink r:id="rId28" w:history="1">
-          <w:r>
-            <w:rPr>
-              <w:rStyle w:val="Hyperlink"/>
-            </w:rPr>
-            <w:t>eld</w:t>
-          </w:r>
-        </w:hyperlink>
-      </w:r>
-      <w:r>
-        <w:rPr>
-          <w:rFonts w:ascii="Charis SIL Regular" w:hAnsi="Charis SIL Regular" w:eastAsia="Charis SIL Regular"/>
-          <w:b w:val="0"/>
-          <w:i w:val="0"/>
-          <w:color w:val="0000FF"/>
-          <w:sz w:val="24"/>
-          <w:u w:val="single"/>
-        </w:rPr>
-        <w:t>m</w:t>
-      </w:r>
-      <w:r>
-        <w:rPr>
-          <w:rFonts w:ascii="Charis SIL Regular" w:hAnsi="Charis SIL Regular" w:eastAsia="Charis SIL Regular"/>
-          <w:b w:val="0"/>
-          <w:i w:val="0"/>
-          <w:color w:val="0000FF"/>
-          <w:sz w:val="24"/>
-          <w:u w:val="single"/>
-        </w:rPr>
-        <w:hyperlink r:id="rId28" w:history="1">
-          <w:r>
-            <w:rPr>
-              <w:rStyle w:val="Hyperlink"/>
-            </w:rPr>
-            <w:t>use</w:t>
-          </w:r>
-        </w:hyperlink>
-      </w:r>
-      <w:r>
-        <w:rPr>
-          <w:rFonts w:ascii="Charis SIL Regular" w:hAnsi="Charis SIL Regular" w:eastAsia="Charis SIL Regular"/>
-          <w:b w:val="0"/>
-          <w:i w:val="0"/>
-          <w:color w:val="0000FF"/>
-          <w:sz w:val="24"/>
-          <w:u w:val="single"/>
-        </w:rPr>
-        <w:hyperlink r:id="rId29" w:history="1">
-          <w:r>
-            <w:rPr>
-              <w:rStyle w:val="Hyperlink"/>
-            </w:rPr>
-            <w:t>um</w:t>
-          </w:r>
-        </w:hyperlink>
-      </w:r>
-      <w:r>
-        <w:rPr>
-          <w:rFonts w:ascii="Charis SIL Regular" w:hAnsi="Charis SIL Regular" w:eastAsia="Charis SIL Regular"/>
-          <w:b w:val="0"/>
-          <w:i w:val="0"/>
-          <w:color w:val="0000FF"/>
-          <w:sz w:val="24"/>
-          <w:u w:val="single"/>
-        </w:rPr>
-        <w:t xml:space="preserve"> </w:t>
-      </w:r>
-      <w:r>
-        <w:rPr>
-          <w:rFonts w:ascii="Charis SIL Regular" w:hAnsi="Charis SIL Regular" w:eastAsia="Charis SIL Regular"/>
-          <w:b w:val="0"/>
-          <w:i w:val="0"/>
-          <w:color w:val="0000FF"/>
-          <w:sz w:val="24"/>
-          <w:u w:val="single"/>
-        </w:rPr>
-        <w:hyperlink r:id="rId29" w:history="1">
-          <w:r>
-            <w:rPr>
-              <w:rStyle w:val="Hyperlink"/>
-            </w:rPr>
-            <w:t>Leiden</w:t>
-          </w:r>
-        </w:hyperlink>
-      </w:r>
-      <w:r>
-        <w:rPr>
-          <w:rFonts w:ascii="Charis SIL Regular" w:hAnsi="Charis SIL Regular" w:eastAsia="Charis SIL Regular"/>
-          <w:b w:val="0"/>
-          <w:i w:val="0"/>
-          <w:color w:val="000000"/>
-          <w:sz w:val="24"/>
-        </w:rPr>
-        <w:t xml:space="preserve">, in 1883 and 1895, respectively. The </w:t>
-      </w:r>
-      <w:r>
-        <w:rPr>
-          <w:rFonts w:ascii="Charis SIL Regular" w:hAnsi="Charis SIL Regular" w:eastAsia="Charis SIL Regular"/>
-          <w:b w:val="0"/>
-          <w:i w:val="0"/>
-          <w:color w:val="0000FF"/>
-          <w:sz w:val="24"/>
-          <w:u w:val="single"/>
-        </w:rPr>
         <w:hyperlink r:id="rId30" w:history="1">
           <w:r>
             <w:rPr>
               <w:rStyle w:val="Hyperlink"/>
             </w:rPr>
-            <w:t>Artis</w:t>
-          </w:r>
-        </w:hyperlink>
-      </w:r>
-      <w:r>
-        <w:rPr>
-          <w:rFonts w:ascii="Charis SIL Regular" w:hAnsi="Charis SIL Regular" w:eastAsia="Charis SIL Regular"/>
-          <w:b w:val="0"/>
-          <w:i w:val="0"/>
-          <w:color w:val="0000FF"/>
-          <w:sz w:val="24"/>
-          <w:u w:val="single"/>
-        </w:rPr>
-        <w:t xml:space="preserve"> </w:t>
-      </w:r>
-      <w:r>
-        <w:rPr>
-          <w:rFonts w:ascii="Charis SIL Regular" w:hAnsi="Charis SIL Regular" w:eastAsia="Charis SIL Regular"/>
-          <w:b w:val="0"/>
-          <w:i w:val="0"/>
-          <w:color w:val="0000FF"/>
-          <w:sz w:val="24"/>
-          <w:u w:val="single"/>
-        </w:rPr>
-        <w:hyperlink r:id="rId30" w:history="1">
-          <w:r>
-            <w:rPr>
-              <w:rStyle w:val="Hyperlink"/>
-            </w:rPr>
-            <w:t>Ethnographic</w:t>
-          </w:r>
-        </w:hyperlink>
-      </w:r>
-      <w:r>
-        <w:rPr>
-          <w:rFonts w:ascii="Charis SIL Regular" w:hAnsi="Charis SIL Regular" w:eastAsia="Charis SIL Regular"/>
-          <w:b w:val="0"/>
-          <w:i w:val="0"/>
-          <w:color w:val="0000FF"/>
-          <w:sz w:val="24"/>
-          <w:u w:val="single"/>
-        </w:rPr>
-        <w:t xml:space="preserve"> </w:t>
-      </w:r>
-      <w:r>
-        <w:rPr>
-          <w:rFonts w:ascii="Charis SIL Regular" w:hAnsi="Charis SIL Regular" w:eastAsia="Charis SIL Regular"/>
-          <w:b w:val="0"/>
-          <w:i w:val="0"/>
-          <w:color w:val="0000FF"/>
-          <w:sz w:val="24"/>
-          <w:u w:val="single"/>
-        </w:rPr>
-        <w:hyperlink r:id="rId30" w:history="1">
-          <w:r>
-            <w:rPr>
-              <w:rStyle w:val="Hyperlink"/>
-            </w:rPr>
             <w:t>Museum</w:t>
           </w:r>
         </w:hyperlink>
@@ -4020,21 +4025,13 @@
       </w:r>
       <w:r>
         <w:rPr>
-          <w:u w:val="single" w:color="0000ff"/>
-          <w:rFonts w:ascii="Charis SIL Regular" w:hAnsi="Charis SIL Regular" w:eastAsia="Charis SIL Regular"/>
-          <w:b w:val="0"/>
-          <w:i w:val="0"/>
-          <w:color w:val="000000"/>
-          <w:sz w:val="24"/>
-        </w:rPr>
-        <w:hyperlink r:id="rId29" w:history="1">
-          <w:r>
-            <w:rPr>
-              <w:rStyle w:val="Hyperlink"/>
-            </w:rPr>
-            <w:t>owned a large S</w:t>
-          </w:r>
-        </w:hyperlink>
+          <w:rFonts w:ascii="Charis SIL Regular" w:hAnsi="Charis SIL Regular" w:eastAsia="Charis SIL Regular"/>
+          <w:b w:val="0"/>
+          <w:i w:val="0"/>
+          <w:color w:val="000000"/>
+          <w:sz w:val="24"/>
+        </w:rPr>
+        <w:t>owned a large S</w:t>
       </w:r>
       <w:r>
         <w:rPr>
@@ -4558,6 +4555,7 @@
           <w:i w:val="0"/>
           <w:color w:val="0000FF"/>
           <w:sz w:val="24"/>
+          <w:u w:val="single"/>
         </w:rPr>
         <w:t>donated</w:t>
       </w:r>
@@ -4621,6 +4619,7 @@
       </w:r>
       <w:r>
         <w:rPr>
+          <w:u w:val="single" w:color="0000ff"/>
           <w:rFonts w:ascii="Charis SIL Regular" w:hAnsi="Charis SIL Regular" w:eastAsia="Charis SIL Regular"/>
           <w:b w:val="0"/>
           <w:i w:val="0"/>
@@ -5760,7 +5759,7 @@
           <w:color w:val="000000"/>
           <w:sz w:val="24"/>
         </w:rPr>
-        <w:t>Eth</w:t>
+        <w:t>Ethnologisch</w:t>
       </w:r>
       <w:r>
         <w:rPr>
@@ -5776,9 +5775,74 @@
             <w:rPr>
               <w:rStyle w:val="Hyperlink"/>
             </w:rPr>
-            <w:t>nologisch</w:t>
-          </w:r>
-        </w:hyperlink>
+            <w:t>es Mu</w:t>
+          </w:r>
+        </w:hyperlink>
+      </w:r>
+      <w:r>
+        <w:rPr>
+          <w:rFonts w:ascii="Charis SIL Italic" w:hAnsi="Charis SIL Italic" w:eastAsia="Charis SIL Italic"/>
+          <w:b w:val="0"/>
+          <w:i/>
+          <w:color w:val="000000"/>
+          <w:sz w:val="24"/>
+        </w:rPr>
+        <w:t>seum</w:t>
+      </w:r>
+      <w:r>
+        <w:rPr>
+          <w:rFonts w:ascii="Charis SIL Regular" w:hAnsi="Charis SIL Regular" w:eastAsia="Charis SIL Regular"/>
+          <w:b w:val="0"/>
+          <w:i w:val="0"/>
+          <w:color w:val="000000"/>
+          <w:sz w:val="24"/>
+        </w:rPr>
+        <w:t xml:space="preserve"> in Berlin a</w:t>
+      </w:r>
+      <w:r>
+        <w:rPr>
+          <w:u w:val="single" w:color="0000ff"/>
+          <w:rFonts w:ascii="Charis SIL Regular" w:hAnsi="Charis SIL Regular" w:eastAsia="Charis SIL Regular"/>
+          <w:b w:val="0"/>
+          <w:i w:val="0"/>
+          <w:color w:val="000000"/>
+          <w:sz w:val="24"/>
+        </w:rPr>
+        <w:hyperlink r:id="rId46" w:history="1">
+          <w:r>
+            <w:rPr>
+              <w:rStyle w:val="Hyperlink"/>
+            </w:rPr>
+            <w:t>nd t</w:t>
+          </w:r>
+        </w:hyperlink>
+      </w:r>
+      <w:r>
+        <w:rPr>
+          <w:rFonts w:ascii="Charis SIL Regular" w:hAnsi="Charis SIL Regular" w:eastAsia="Charis SIL Regular"/>
+          <w:b w:val="0"/>
+          <w:i w:val="0"/>
+          <w:color w:val="000000"/>
+          <w:sz w:val="24"/>
+        </w:rPr>
+        <w:hyperlink r:id="rId46" w:history="1">
+          <w:r>
+            <w:rPr>
+              <w:rStyle w:val="Hyperlink"/>
+            </w:rPr>
+            <w:t>h</w:t>
+          </w:r>
+        </w:hyperlink>
+      </w:r>
+      <w:r>
+        <w:rPr>
+          <w:rFonts w:ascii="Charis SIL Regular" w:hAnsi="Charis SIL Regular" w:eastAsia="Charis SIL Regular"/>
+          <w:b w:val="0"/>
+          <w:i w:val="0"/>
+          <w:color w:val="000000"/>
+          <w:sz w:val="24"/>
+        </w:rPr>
+        <w:t xml:space="preserve">e </w:t>
       </w:r>
       <w:r>
         <w:rPr>
@@ -5789,12 +5853,12 @@
           <w:color w:val="000000"/>
           <w:sz w:val="24"/>
         </w:rPr>
-        <w:hyperlink r:id="rId45" w:history="1">
-          <w:r>
-            <w:rPr>
-              <w:rStyle w:val="Hyperlink"/>
-            </w:rPr>
-            <w:t>es Mu</w:t>
+        <w:hyperlink r:id="rId46" w:history="1">
+          <w:r>
+            <w:rPr>
+              <w:rStyle w:val="Hyperlink"/>
+            </w:rPr>
+            <w:t xml:space="preserve">Etnografiska </w:t>
           </w:r>
         </w:hyperlink>
       </w:r>
@@ -5806,62 +5870,14 @@
           <w:color w:val="000000"/>
           <w:sz w:val="24"/>
         </w:rPr>
-        <w:t>seum</w:t>
-      </w:r>
-      <w:r>
-        <w:rPr>
-          <w:rFonts w:ascii="Charis SIL Regular" w:hAnsi="Charis SIL Regular" w:eastAsia="Charis SIL Regular"/>
-          <w:b w:val="0"/>
-          <w:i w:val="0"/>
-          <w:color w:val="000000"/>
-          <w:sz w:val="24"/>
-        </w:rPr>
-        <w:t xml:space="preserve"> in Berlin a</w:t>
-      </w:r>
-      <w:r>
-        <w:rPr>
-          <w:u w:val="single" w:color="0000ff"/>
-          <w:rFonts w:ascii="Charis SIL Regular" w:hAnsi="Charis SIL Regular" w:eastAsia="Charis SIL Regular"/>
-          <w:b w:val="0"/>
-          <w:i w:val="0"/>
-          <w:color w:val="000000"/>
-          <w:sz w:val="24"/>
-        </w:rPr>
         <w:hyperlink r:id="rId46" w:history="1">
           <w:r>
             <w:rPr>
               <w:rStyle w:val="Hyperlink"/>
             </w:rPr>
-            <w:t>nd t</w:t>
-          </w:r>
-        </w:hyperlink>
-      </w:r>
-      <w:r>
-        <w:rPr>
-          <w:rFonts w:ascii="Charis SIL Regular" w:hAnsi="Charis SIL Regular" w:eastAsia="Charis SIL Regular"/>
-          <w:b w:val="0"/>
-          <w:i w:val="0"/>
-          <w:color w:val="000000"/>
-          <w:sz w:val="24"/>
-        </w:rPr>
-        <w:hyperlink r:id="rId46" w:history="1">
-          <w:r>
-            <w:rPr>
-              <w:rStyle w:val="Hyperlink"/>
-            </w:rPr>
-            <w:t>h</w:t>
-          </w:r>
-        </w:hyperlink>
-      </w:r>
-      <w:r>
-        <w:rPr>
-          <w:rFonts w:ascii="Charis SIL Regular" w:hAnsi="Charis SIL Regular" w:eastAsia="Charis SIL Regular"/>
-          <w:b w:val="0"/>
-          <w:i w:val="0"/>
-          <w:color w:val="000000"/>
-          <w:sz w:val="24"/>
-        </w:rPr>
-        <w:t xml:space="preserve">e </w:t>
+            <w:t>m</w:t>
+          </w:r>
+        </w:hyperlink>
       </w:r>
       <w:r>
         <w:rPr>
@@ -5872,35 +5888,17 @@
           <w:color w:val="000000"/>
           <w:sz w:val="24"/>
         </w:rPr>
-        <w:hyperlink r:id="rId46" w:history="1">
-          <w:r>
-            <w:rPr>
-              <w:rStyle w:val="Hyperlink"/>
-            </w:rPr>
-            <w:t xml:space="preserve">Etnografiska </w:t>
-          </w:r>
-        </w:hyperlink>
-      </w:r>
-      <w:r>
-        <w:rPr>
-          <w:u w:val="single" w:color="0000ff"/>
+        <w:t>u</w:t>
+      </w:r>
+      <w:r>
+        <w:rPr>
           <w:rFonts w:ascii="Charis SIL Italic" w:hAnsi="Charis SIL Italic" w:eastAsia="Charis SIL Italic"/>
           <w:b w:val="0"/>
           <w:i/>
           <w:color w:val="000000"/>
           <w:sz w:val="24"/>
         </w:rPr>
-        <w:t>m</w:t>
-      </w:r>
-      <w:r>
-        <w:rPr>
-          <w:rFonts w:ascii="Charis SIL Italic" w:hAnsi="Charis SIL Italic" w:eastAsia="Charis SIL Italic"/>
-          <w:b w:val="0"/>
-          <w:i/>
-          <w:color w:val="000000"/>
-          <w:sz w:val="24"/>
-        </w:rPr>
-        <w:t>useet</w:t>
+        <w:t>seet</w:t>
       </w:r>
       <w:r>
         <w:rPr>
@@ -6186,7 +6184,14 @@
           <w:color w:val="000000"/>
           <w:sz w:val="24"/>
         </w:rPr>
-        <w:t xml:space="preserve">the </w:t>
+        <w:hyperlink r:id="rId47" w:history="1">
+          <w:r>
+            <w:rPr>
+              <w:rStyle w:val="Hyperlink"/>
+            </w:rPr>
+            <w:t xml:space="preserve">the </w:t>
+          </w:r>
+        </w:hyperlink>
       </w:r>
       <w:r>
         <w:rPr>
@@ -6308,29 +6313,148 @@
           <w:i w:val="0"/>
           <w:color w:val="0000FF"/>
           <w:sz w:val="24"/>
+        </w:rPr>
+        <w:hyperlink r:id="rId49" w:history="1">
+          <w:r>
+            <w:rPr>
+              <w:rStyle w:val="Hyperlink"/>
+            </w:rPr>
+            <w:t>o</w:t>
+          </w:r>
+        </w:hyperlink>
+      </w:r>
+      <w:r>
+        <w:rPr>
+          <w:rFonts w:ascii="Charis SIL Regular" w:hAnsi="Charis SIL Regular" w:eastAsia="Charis SIL Regular"/>
+          <w:b w:val="0"/>
+          <w:i w:val="0"/>
+          <w:color w:val="0000FF"/>
+          <w:sz w:val="24"/>
+        </w:rPr>
+        <w:t>y</w:t>
+      </w:r>
+      <w:r>
+        <w:rPr>
+          <w:rFonts w:ascii="Charis SIL Regular" w:hAnsi="Charis SIL Regular" w:eastAsia="Charis SIL Regular"/>
+          <w:b w:val="0"/>
+          <w:i w:val="0"/>
+          <w:color w:val="000000"/>
+          <w:sz w:val="24"/>
+        </w:rPr>
+        <w:t xml:space="preserve">, director of the </w:t>
+      </w:r>
+      <w:r>
+        <w:rPr>
+          <w:rFonts w:ascii="Charis SIL Italic" w:hAnsi="Charis SIL Italic" w:eastAsia="Charis SIL Italic"/>
+          <w:b w:val="0"/>
+          <w:i/>
+          <w:color w:val="000000"/>
+          <w:sz w:val="24"/>
+        </w:rPr>
+        <w:t>Compagnie des mines d'or de la Guyane hollandaise</w:t>
+      </w:r>
+      <w:r>
+        <w:rPr>
+          <w:rFonts w:ascii="Charis SIL Regular" w:hAnsi="Charis SIL Regular" w:eastAsia="Charis SIL Regular"/>
+          <w:b w:val="0"/>
+          <w:i w:val="0"/>
+          <w:color w:val="000000"/>
+          <w:sz w:val="24"/>
+        </w:rPr>
+        <w:t xml:space="preserve">, </w:t>
+      </w:r>
+      <w:r>
+        <w:rPr>
+          <w:rFonts w:ascii="Charis SIL Regular" w:hAnsi="Charis SIL Regular" w:eastAsia="Charis SIL Regular"/>
+          <w:b w:val="0"/>
+          <w:i w:val="0"/>
+          <w:color w:val="0000FF"/>
+          <w:sz w:val="24"/>
           <w:u w:val="single"/>
         </w:rPr>
-        <w:t>o</w:t>
-      </w:r>
-      <w:r>
-        <w:rPr>
-          <w:rFonts w:ascii="Charis SIL Regular" w:hAnsi="Charis SIL Regular" w:eastAsia="Charis SIL Regular"/>
-          <w:b w:val="0"/>
-          <w:i w:val="0"/>
-          <w:color w:val="0000FF"/>
-          <w:sz w:val="24"/>
-        </w:rPr>
-        <w:t>y</w:t>
-      </w:r>
-      <w:r>
-        <w:rPr>
-          <w:rFonts w:ascii="Charis SIL Regular" w:hAnsi="Charis SIL Regular" w:eastAsia="Charis SIL Regular"/>
-          <w:b w:val="0"/>
-          <w:i w:val="0"/>
-          <w:color w:val="000000"/>
-          <w:sz w:val="24"/>
-        </w:rPr>
-        <w:t xml:space="preserve">, director of the </w:t>
+        <w:hyperlink r:id="rId50" w:history="1">
+          <w:r>
+            <w:rPr>
+              <w:rStyle w:val="Hyperlink"/>
+            </w:rPr>
+            <w:t>donated</w:t>
+          </w:r>
+        </w:hyperlink>
+      </w:r>
+      <w:r>
+        <w:rPr>
+          <w:u w:val="single" w:color="0000ff"/>
+          <w:rFonts w:ascii="Charis SIL Regular" w:hAnsi="Charis SIL Regular" w:eastAsia="Charis SIL Regular"/>
+          <w:b w:val="0"/>
+          <w:i w:val="0"/>
+          <w:color w:val="000000"/>
+          <w:sz w:val="24"/>
+        </w:rPr>
+        <w:t xml:space="preserve"> </w:t>
+      </w:r>
+      <w:r>
+        <w:rPr>
+          <w:u w:val="single" w:color="0000ff"/>
+          <w:rFonts w:ascii="Charis SIL Regular" w:hAnsi="Charis SIL Regular" w:eastAsia="Charis SIL Regular"/>
+          <w:b w:val="0"/>
+          <w:i w:val="0"/>
+          <w:color w:val="000000"/>
+          <w:sz w:val="24"/>
+        </w:rPr>
+        <w:hyperlink r:id="rId49" w:history="1">
+          <w:r>
+            <w:rPr>
+              <w:rStyle w:val="Hyperlink"/>
+            </w:rPr>
+            <w:t xml:space="preserve">a large </w:t>
+          </w:r>
+        </w:hyperlink>
+      </w:r>
+      <w:r>
+        <w:rPr>
+          <w:u w:val="single" w:color="0000ff"/>
+          <w:rFonts w:ascii="Charis SIL Regular" w:hAnsi="Charis SIL Regular" w:eastAsia="Charis SIL Regular"/>
+          <w:b w:val="0"/>
+          <w:i w:val="0"/>
+          <w:color w:val="000000"/>
+          <w:sz w:val="24"/>
+        </w:rPr>
+        <w:hyperlink r:id="rId49" w:history="1">
+          <w:r>
+            <w:rPr>
+              <w:rStyle w:val="Hyperlink"/>
+            </w:rPr>
+            <w:t>c</w:t>
+          </w:r>
+        </w:hyperlink>
+      </w:r>
+      <w:r>
+        <w:rPr>
+          <w:u w:val="single" w:color="0000ff"/>
+          <w:rFonts w:ascii="Charis SIL Regular" w:hAnsi="Charis SIL Regular" w:eastAsia="Charis SIL Regular"/>
+          <w:b w:val="0"/>
+          <w:i w:val="0"/>
+          <w:color w:val="000000"/>
+          <w:sz w:val="24"/>
+        </w:rPr>
+        <w:hyperlink r:id="rId49" w:history="1">
+          <w:r>
+            <w:rPr>
+              <w:rStyle w:val="Hyperlink"/>
+            </w:rPr>
+            <w:t>ollectio</w:t>
+          </w:r>
+        </w:hyperlink>
+      </w:r>
+      <w:r>
+        <w:rPr>
+          <w:rFonts w:ascii="Charis SIL Regular" w:hAnsi="Charis SIL Regular" w:eastAsia="Charis SIL Regular"/>
+          <w:b w:val="0"/>
+          <w:i w:val="0"/>
+          <w:color w:val="000000"/>
+          <w:sz w:val="24"/>
+        </w:rPr>
+        <w:t xml:space="preserve">n of Wayana and Aluku artifacts to the </w:t>
       </w:r>
       <w:r>
         <w:rPr>
@@ -6340,17 +6464,65 @@
           <w:color w:val="000000"/>
           <w:sz w:val="24"/>
         </w:rPr>
-        <w:t>Compagnie des mines d'or de la Guyane hollandaise</w:t>
-      </w:r>
-      <w:r>
-        <w:rPr>
-          <w:rFonts w:ascii="Charis SIL Regular" w:hAnsi="Charis SIL Regular" w:eastAsia="Charis SIL Regular"/>
-          <w:b w:val="0"/>
-          <w:i w:val="0"/>
-          <w:color w:val="000000"/>
-          <w:sz w:val="24"/>
-        </w:rPr>
-        <w:t xml:space="preserve">, </w:t>
+        <w:t>Musée du Trocadéro</w:t>
+      </w:r>
+      <w:r>
+        <w:rPr>
+          <w:rFonts w:ascii="Charis SIL Regular" w:hAnsi="Charis SIL Regular" w:eastAsia="Charis SIL Regular"/>
+          <w:b w:val="0"/>
+          <w:i w:val="0"/>
+          <w:color w:val="000000"/>
+          <w:sz w:val="24"/>
+        </w:rPr>
+        <w:t xml:space="preserve">. Three of </w:t>
+      </w:r>
+      <w:r>
+        <w:rPr>
+          <w:u w:val="single" w:color="0000ff"/>
+          <w:rFonts w:ascii="Charis SIL Regular" w:hAnsi="Charis SIL Regular" w:eastAsia="Charis SIL Regular"/>
+          <w:b w:val="0"/>
+          <w:i w:val="0"/>
+          <w:color w:val="000000"/>
+          <w:sz w:val="24"/>
+        </w:rPr>
+        <w:hyperlink r:id="rId50" w:history="1">
+          <w:r>
+            <w:rPr>
+              <w:rStyle w:val="Hyperlink"/>
+            </w:rPr>
+            <w:t>the eigh</w:t>
+          </w:r>
+        </w:hyperlink>
+      </w:r>
+      <w:r>
+        <w:rPr>
+          <w:rFonts w:ascii="Charis SIL Regular" w:hAnsi="Charis SIL Regular" w:eastAsia="Charis SIL Regular"/>
+          <w:b w:val="0"/>
+          <w:i w:val="0"/>
+          <w:color w:val="000000"/>
+          <w:sz w:val="24"/>
+        </w:rPr>
+        <w:t xml:space="preserve">t expeditions to Suriname organised shortly after the turn of the century under the </w:t>
+      </w:r>
+      <w:r>
+        <w:rPr>
+          <w:rFonts w:ascii="Charis SIL Regular" w:hAnsi="Charis SIL Regular" w:eastAsia="Charis SIL Regular"/>
+          <w:b w:val="0"/>
+          <w:i w:val="0"/>
+          <w:color w:val="000000"/>
+          <w:sz w:val="24"/>
+        </w:rPr>
+        <w:t xml:space="preserve">auspices of the Royal Dutch Geographical Society (KNAG) yielded extensive ethnographic </w:t>
+      </w:r>
+      <w:r>
+        <w:rPr>
+          <w:rFonts w:ascii="Charis SIL Regular" w:hAnsi="Charis SIL Regular" w:eastAsia="Charis SIL Regular"/>
+          <w:b w:val="0"/>
+          <w:i w:val="0"/>
+          <w:color w:val="000000"/>
+          <w:sz w:val="24"/>
+        </w:rPr>
+        <w:t xml:space="preserve">collections, which are now part of the collection of the </w:t>
       </w:r>
       <w:r>
         <w:rPr>
@@ -6361,12 +6533,96 @@
           <w:sz w:val="24"/>
           <w:u w:val="single"/>
         </w:rPr>
-        <w:hyperlink r:id="rId50" w:history="1">
-          <w:r>
-            <w:rPr>
-              <w:rStyle w:val="Hyperlink"/>
-            </w:rPr>
-            <w:t>donated</w:t>
+        <w:hyperlink r:id="rId51" w:history="1">
+          <w:r>
+            <w:rPr>
+              <w:rStyle w:val="Hyperlink"/>
+            </w:rPr>
+            <w:t>Wereldmuseum</w:t>
+          </w:r>
+        </w:hyperlink>
+      </w:r>
+      <w:r>
+        <w:rPr>
+          <w:rFonts w:ascii="Charis SIL Regular" w:hAnsi="Charis SIL Regular" w:eastAsia="Charis SIL Regular"/>
+          <w:b w:val="0"/>
+          <w:i w:val="0"/>
+          <w:color w:val="0000FF"/>
+          <w:sz w:val="24"/>
+          <w:u w:val="single"/>
+        </w:rPr>
+        <w:t xml:space="preserve"> </w:t>
+      </w:r>
+      <w:r>
+        <w:rPr>
+          <w:rFonts w:ascii="Charis SIL Regular" w:hAnsi="Charis SIL Regular" w:eastAsia="Charis SIL Regular"/>
+          <w:b w:val="0"/>
+          <w:i w:val="0"/>
+          <w:color w:val="0000FF"/>
+          <w:sz w:val="24"/>
+          <w:u w:val="single"/>
+        </w:rPr>
+        <w:hyperlink r:id="rId51" w:history="1">
+          <w:r>
+            <w:rPr>
+              <w:rStyle w:val="Hyperlink"/>
+            </w:rPr>
+            <w:t>Amsterdam</w:t>
+          </w:r>
+        </w:hyperlink>
+      </w:r>
+      <w:r>
+        <w:rPr>
+          <w:rFonts w:ascii="Charis SIL Regular" w:hAnsi="Charis SIL Regular" w:eastAsia="Charis SIL Regular"/>
+          <w:b w:val="0"/>
+          <w:i w:val="0"/>
+          <w:color w:val="000000"/>
+          <w:sz w:val="24"/>
+        </w:rPr>
+        <w:t xml:space="preserve">. The </w:t>
+      </w:r>
+      <w:r>
+        <w:rPr>
+          <w:rFonts w:ascii="Charis SIL Regular" w:hAnsi="Charis SIL Regular" w:eastAsia="Charis SIL Regular"/>
+          <w:b w:val="0"/>
+          <w:i w:val="0"/>
+          <w:color w:val="000000"/>
+          <w:sz w:val="24"/>
+        </w:rPr>
+        <w:t xml:space="preserve">1903 expedition to the Gonini River resulted in series </w:t>
+      </w:r>
+      <w:r>
+        <w:rPr>
+          <w:rFonts w:ascii="Charis SIL Regular" w:hAnsi="Charis SIL Regular" w:eastAsia="Charis SIL Regular"/>
+          <w:b w:val="0"/>
+          <w:i w:val="0"/>
+          <w:color w:val="0000FF"/>
+          <w:sz w:val="24"/>
+        </w:rPr>
+        <w:hyperlink r:id="rId52" w:history="1">
+          <w:r>
+            <w:rPr>
+              <w:rStyle w:val="Hyperlink"/>
+            </w:rPr>
+            <w:t>T</w:t>
+          </w:r>
+        </w:hyperlink>
+      </w:r>
+      <w:r>
+        <w:rPr>
+          <w:rFonts w:ascii="Charis SIL Regular" w:hAnsi="Charis SIL Regular" w:eastAsia="Charis SIL Regular"/>
+          <w:b w:val="0"/>
+          <w:i w:val="0"/>
+          <w:color w:val="0000FF"/>
+          <w:sz w:val="24"/>
+          <w:u w:val="single"/>
+        </w:rPr>
+        <w:hyperlink r:id="rId51" w:history="1">
+          <w:r>
+            <w:rPr>
+              <w:rStyle w:val="Hyperlink"/>
+            </w:rPr>
+            <w:t>M-401</w:t>
           </w:r>
         </w:hyperlink>
       </w:r>
@@ -6379,252 +6635,14 @@
           <w:color w:val="000000"/>
           <w:sz w:val="24"/>
         </w:rPr>
-        <w:t xml:space="preserve"> </w:t>
-      </w:r>
-      <w:r>
-        <w:rPr>
-          <w:u w:val="single" w:color="0000ff"/>
-          <w:rFonts w:ascii="Charis SIL Regular" w:hAnsi="Charis SIL Regular" w:eastAsia="Charis SIL Regular"/>
-          <w:b w:val="0"/>
-          <w:i w:val="0"/>
-          <w:color w:val="000000"/>
-          <w:sz w:val="24"/>
-        </w:rPr>
-        <w:hyperlink r:id="rId49" w:history="1">
-          <w:r>
-            <w:rPr>
-              <w:rStyle w:val="Hyperlink"/>
-            </w:rPr>
-            <w:t xml:space="preserve">a large </w:t>
-          </w:r>
-        </w:hyperlink>
-      </w:r>
-      <w:r>
-        <w:rPr>
-          <w:u w:val="single" w:color="0000ff"/>
-          <w:rFonts w:ascii="Charis SIL Regular" w:hAnsi="Charis SIL Regular" w:eastAsia="Charis SIL Regular"/>
-          <w:b w:val="0"/>
-          <w:i w:val="0"/>
-          <w:color w:val="000000"/>
-          <w:sz w:val="24"/>
-        </w:rPr>
-        <w:hyperlink r:id="rId49" w:history="1">
-          <w:r>
-            <w:rPr>
-              <w:rStyle w:val="Hyperlink"/>
-            </w:rPr>
-            <w:t>c</w:t>
-          </w:r>
-        </w:hyperlink>
-      </w:r>
-      <w:r>
-        <w:rPr>
-          <w:u w:val="single" w:color="0000ff"/>
-          <w:rFonts w:ascii="Charis SIL Regular" w:hAnsi="Charis SIL Regular" w:eastAsia="Charis SIL Regular"/>
-          <w:b w:val="0"/>
-          <w:i w:val="0"/>
-          <w:color w:val="000000"/>
-          <w:sz w:val="24"/>
-        </w:rPr>
-        <w:hyperlink r:id="rId49" w:history="1">
-          <w:r>
-            <w:rPr>
-              <w:rStyle w:val="Hyperlink"/>
-            </w:rPr>
-            <w:t>ollectio</w:t>
-          </w:r>
-        </w:hyperlink>
-      </w:r>
-      <w:r>
-        <w:rPr>
-          <w:rFonts w:ascii="Charis SIL Regular" w:hAnsi="Charis SIL Regular" w:eastAsia="Charis SIL Regular"/>
-          <w:b w:val="0"/>
-          <w:i w:val="0"/>
-          <w:color w:val="000000"/>
-          <w:sz w:val="24"/>
-        </w:rPr>
-        <w:t xml:space="preserve">n of Wayana and Aluku artifacts to the </w:t>
-      </w:r>
-      <w:r>
-        <w:rPr>
-          <w:rFonts w:ascii="Charis SIL Italic" w:hAnsi="Charis SIL Italic" w:eastAsia="Charis SIL Italic"/>
-          <w:b w:val="0"/>
-          <w:i/>
-          <w:color w:val="000000"/>
-          <w:sz w:val="24"/>
-        </w:rPr>
-        <w:t>Musée du Trocadéro</w:t>
-      </w:r>
-      <w:r>
-        <w:rPr>
-          <w:rFonts w:ascii="Charis SIL Regular" w:hAnsi="Charis SIL Regular" w:eastAsia="Charis SIL Regular"/>
-          <w:b w:val="0"/>
-          <w:i w:val="0"/>
-          <w:color w:val="000000"/>
-          <w:sz w:val="24"/>
-        </w:rPr>
-        <w:t xml:space="preserve">. Three of </w:t>
-      </w:r>
-      <w:r>
-        <w:rPr>
-          <w:u w:val="single" w:color="0000ff"/>
-          <w:rFonts w:ascii="Charis SIL Regular" w:hAnsi="Charis SIL Regular" w:eastAsia="Charis SIL Regular"/>
-          <w:b w:val="0"/>
-          <w:i w:val="0"/>
-          <w:color w:val="000000"/>
-          <w:sz w:val="24"/>
-        </w:rPr>
-        <w:hyperlink r:id="rId50" w:history="1">
-          <w:r>
-            <w:rPr>
-              <w:rStyle w:val="Hyperlink"/>
-            </w:rPr>
-            <w:t>the eigh</w:t>
-          </w:r>
-        </w:hyperlink>
-      </w:r>
-      <w:r>
-        <w:rPr>
-          <w:rFonts w:ascii="Charis SIL Regular" w:hAnsi="Charis SIL Regular" w:eastAsia="Charis SIL Regular"/>
-          <w:b w:val="0"/>
-          <w:i w:val="0"/>
-          <w:color w:val="000000"/>
-          <w:sz w:val="24"/>
-        </w:rPr>
-        <w:t xml:space="preserve">t expeditions to Suriname organised shortly after the turn of the century under the </w:t>
-      </w:r>
-      <w:r>
-        <w:rPr>
-          <w:rFonts w:ascii="Charis SIL Regular" w:hAnsi="Charis SIL Regular" w:eastAsia="Charis SIL Regular"/>
-          <w:b w:val="0"/>
-          <w:i w:val="0"/>
-          <w:color w:val="000000"/>
-          <w:sz w:val="24"/>
-        </w:rPr>
-        <w:t xml:space="preserve">auspices of the Royal Dutch Geographical Society (KNAG) yielded extensive ethnographic </w:t>
-      </w:r>
-      <w:r>
-        <w:rPr>
-          <w:rFonts w:ascii="Charis SIL Regular" w:hAnsi="Charis SIL Regular" w:eastAsia="Charis SIL Regular"/>
-          <w:b w:val="0"/>
-          <w:i w:val="0"/>
-          <w:color w:val="000000"/>
-          <w:sz w:val="24"/>
-        </w:rPr>
-        <w:t xml:space="preserve">collections, which are now part of the collection of the </w:t>
-      </w:r>
-      <w:r>
-        <w:rPr>
-          <w:rFonts w:ascii="Charis SIL Regular" w:hAnsi="Charis SIL Regular" w:eastAsia="Charis SIL Regular"/>
-          <w:b w:val="0"/>
-          <w:i w:val="0"/>
-          <w:color w:val="0000FF"/>
-          <w:sz w:val="24"/>
-          <w:u w:val="single"/>
-        </w:rPr>
         <w:hyperlink r:id="rId51" w:history="1">
           <w:r>
             <w:rPr>
               <w:rStyle w:val="Hyperlink"/>
             </w:rPr>
-            <w:t>Wereldmuseum</w:t>
-          </w:r>
-        </w:hyperlink>
-      </w:r>
-      <w:r>
-        <w:rPr>
-          <w:rFonts w:ascii="Charis SIL Regular" w:hAnsi="Charis SIL Regular" w:eastAsia="Charis SIL Regular"/>
-          <w:b w:val="0"/>
-          <w:i w:val="0"/>
-          <w:color w:val="0000FF"/>
-          <w:sz w:val="24"/>
-          <w:u w:val="single"/>
-        </w:rPr>
-        <w:t xml:space="preserve"> </w:t>
-      </w:r>
-      <w:r>
-        <w:rPr>
-          <w:rFonts w:ascii="Charis SIL Regular" w:hAnsi="Charis SIL Regular" w:eastAsia="Charis SIL Regular"/>
-          <w:b w:val="0"/>
-          <w:i w:val="0"/>
-          <w:color w:val="0000FF"/>
-          <w:sz w:val="24"/>
-          <w:u w:val="single"/>
-        </w:rPr>
-        <w:hyperlink r:id="rId51" w:history="1">
-          <w:r>
-            <w:rPr>
-              <w:rStyle w:val="Hyperlink"/>
-            </w:rPr>
-            <w:t>Amsterdam</w:t>
-          </w:r>
-        </w:hyperlink>
-      </w:r>
-      <w:r>
-        <w:rPr>
-          <w:rFonts w:ascii="Charis SIL Regular" w:hAnsi="Charis SIL Regular" w:eastAsia="Charis SIL Regular"/>
-          <w:b w:val="0"/>
-          <w:i w:val="0"/>
-          <w:color w:val="000000"/>
-          <w:sz w:val="24"/>
-        </w:rPr>
-        <w:t xml:space="preserve">. The </w:t>
-      </w:r>
-      <w:r>
-        <w:rPr>
-          <w:rFonts w:ascii="Charis SIL Regular" w:hAnsi="Charis SIL Regular" w:eastAsia="Charis SIL Regular"/>
-          <w:b w:val="0"/>
-          <w:i w:val="0"/>
-          <w:color w:val="000000"/>
-          <w:sz w:val="24"/>
-        </w:rPr>
-        <w:t xml:space="preserve">1903 expedition to the Gonini River resulted in series </w:t>
-      </w:r>
-      <w:r>
-        <w:rPr>
-          <w:rFonts w:ascii="Charis SIL Regular" w:hAnsi="Charis SIL Regular" w:eastAsia="Charis SIL Regular"/>
-          <w:b w:val="0"/>
-          <w:i w:val="0"/>
-          <w:color w:val="0000FF"/>
-          <w:sz w:val="24"/>
-          <w:u w:val="single"/>
-        </w:rPr>
-        <w:hyperlink r:id="rId52" w:history="1">
-          <w:r>
-            <w:rPr>
-              <w:rStyle w:val="Hyperlink"/>
-            </w:rPr>
-            <w:t>T</w:t>
-          </w:r>
-        </w:hyperlink>
-      </w:r>
-      <w:r>
-        <w:rPr>
-          <w:rFonts w:ascii="Charis SIL Regular" w:hAnsi="Charis SIL Regular" w:eastAsia="Charis SIL Regular"/>
-          <w:b w:val="0"/>
-          <w:i w:val="0"/>
-          <w:color w:val="0000FF"/>
-          <w:sz w:val="24"/>
-          <w:u w:val="single"/>
-        </w:rPr>
-        <w:hyperlink r:id="rId52" w:history="1">
-          <w:r>
-            <w:rPr>
-              <w:rStyle w:val="Hyperlink"/>
-            </w:rPr>
-            <w:t>M-401</w:t>
-          </w:r>
-        </w:hyperlink>
-      </w:r>
-      <w:r>
-        <w:rPr>
-          <w:rFonts w:ascii="Charis SIL Regular" w:hAnsi="Charis SIL Regular" w:eastAsia="Charis SIL Regular"/>
-          <w:b w:val="0"/>
-          <w:i w:val="0"/>
-          <w:color w:val="000000"/>
-          <w:sz w:val="24"/>
-        </w:rPr>
-        <w:t xml:space="preserve"> with 86 </w:t>
+            <w:t xml:space="preserve"> with 86 </w:t>
+          </w:r>
+        </w:hyperlink>
       </w:r>
       <w:r>
         <w:rPr>
@@ -8411,23 +8429,23 @@
           <w:color w:val="000000"/>
           <w:sz w:val="24"/>
         </w:rPr>
-        <w:t>New York. The photographs are held in</w:t>
-      </w:r>
-      <w:r>
-        <w:rPr>
-          <w:u w:val="single" w:color="0000ff"/>
-          <w:rFonts w:ascii="Charis SIL Regular" w:hAnsi="Charis SIL Regular" w:eastAsia="Charis SIL Regular"/>
-          <w:b w:val="0"/>
-          <w:i w:val="0"/>
-          <w:color w:val="000000"/>
-          <w:sz w:val="24"/>
+        <w:t xml:space="preserve">New York. The photographs are held in the </w:t>
+      </w:r>
+      <w:r>
+        <w:rPr>
+          <w:rFonts w:ascii="Charis SIL Regular" w:hAnsi="Charis SIL Regular" w:eastAsia="Charis SIL Regular"/>
+          <w:b w:val="0"/>
+          <w:i w:val="0"/>
+          <w:color w:val="0000FF"/>
+          <w:sz w:val="24"/>
+          <w:u w:val="single"/>
         </w:rPr>
         <w:hyperlink r:id="rId68" w:history="1">
           <w:r>
             <w:rPr>
               <w:rStyle w:val="Hyperlink"/>
             </w:rPr>
-            <w:t xml:space="preserve"> the </w:t>
+            <w:t>Eliot</w:t>
           </w:r>
         </w:hyperlink>
       </w:r>
@@ -8440,12 +8458,23 @@
           <w:sz w:val="24"/>
           <w:u w:val="single"/>
         </w:rPr>
+        <w:t xml:space="preserve"> </w:t>
+      </w:r>
+      <w:r>
+        <w:rPr>
+          <w:rFonts w:ascii="Charis SIL Regular" w:hAnsi="Charis SIL Regular" w:eastAsia="Charis SIL Regular"/>
+          <w:b w:val="0"/>
+          <w:i w:val="0"/>
+          <w:color w:val="0000FF"/>
+          <w:sz w:val="24"/>
+          <w:u w:val="single"/>
+        </w:rPr>
         <w:hyperlink r:id="rId68" w:history="1">
           <w:r>
             <w:rPr>
               <w:rStyle w:val="Hyperlink"/>
             </w:rPr>
-            <w:t>Eliot</w:t>
+            <w:t>El</w:t>
           </w:r>
         </w:hyperlink>
       </w:r>
@@ -8458,6 +8487,42 @@
           <w:sz w:val="24"/>
           <w:u w:val="single"/>
         </w:rPr>
+        <w:hyperlink r:id="rId68" w:history="1">
+          <w:r>
+            <w:rPr>
+              <w:rStyle w:val="Hyperlink"/>
+            </w:rPr>
+            <w:t>i</w:t>
+          </w:r>
+        </w:hyperlink>
+      </w:r>
+      <w:r>
+        <w:rPr>
+          <w:rFonts w:ascii="Charis SIL Regular" w:hAnsi="Charis SIL Regular" w:eastAsia="Charis SIL Regular"/>
+          <w:b w:val="0"/>
+          <w:i w:val="0"/>
+          <w:color w:val="0000FF"/>
+          <w:sz w:val="24"/>
+          <w:u w:val="single"/>
+        </w:rPr>
+        <w:hyperlink r:id="rId68" w:history="1">
+          <w:r>
+            <w:rPr>
+              <w:rStyle w:val="Hyperlink"/>
+            </w:rPr>
+            <w:t>sofon</w:t>
+          </w:r>
+        </w:hyperlink>
+      </w:r>
+      <w:r>
+        <w:rPr>
+          <w:rFonts w:ascii="Charis SIL Regular" w:hAnsi="Charis SIL Regular" w:eastAsia="Charis SIL Regular"/>
+          <w:b w:val="0"/>
+          <w:i w:val="0"/>
+          <w:color w:val="0000FF"/>
+          <w:sz w:val="24"/>
+          <w:u w:val="single"/>
+        </w:rPr>
         <w:t xml:space="preserve"> </w:t>
       </w:r>
       <w:r>
@@ -8474,7 +8539,7 @@
             <w:rPr>
               <w:rStyle w:val="Hyperlink"/>
             </w:rPr>
-            <w:t>El</w:t>
+            <w:t>P</w:t>
           </w:r>
         </w:hyperlink>
       </w:r>
@@ -8492,7 +8557,7 @@
             <w:rPr>
               <w:rStyle w:val="Hyperlink"/>
             </w:rPr>
-            <w:t>i</w:t>
+            <w:t>ho</w:t>
           </w:r>
         </w:hyperlink>
       </w:r>
@@ -8510,7 +8575,7 @@
             <w:rPr>
               <w:rStyle w:val="Hyperlink"/>
             </w:rPr>
-            <w:t>sofon</w:t>
+            <w:t>t</w:t>
           </w:r>
         </w:hyperlink>
       </w:r>
@@ -8523,6 +8588,24 @@
           <w:sz w:val="24"/>
           <w:u w:val="single"/>
         </w:rPr>
+        <w:hyperlink r:id="rId68" w:history="1">
+          <w:r>
+            <w:rPr>
+              <w:rStyle w:val="Hyperlink"/>
+            </w:rPr>
+            <w:t>ographic</w:t>
+          </w:r>
+        </w:hyperlink>
+      </w:r>
+      <w:r>
+        <w:rPr>
+          <w:rFonts w:ascii="Charis SIL Regular" w:hAnsi="Charis SIL Regular" w:eastAsia="Charis SIL Regular"/>
+          <w:b w:val="0"/>
+          <w:i w:val="0"/>
+          <w:color w:val="0000FF"/>
+          <w:sz w:val="24"/>
+          <w:u w:val="single"/>
+        </w:rPr>
         <w:t xml:space="preserve"> </w:t>
       </w:r>
       <w:r>
@@ -8534,12 +8617,12 @@
           <w:sz w:val="24"/>
           <w:u w:val="single"/>
         </w:rPr>
-        <w:hyperlink r:id="rId68" w:history="1">
-          <w:r>
-            <w:rPr>
-              <w:rStyle w:val="Hyperlink"/>
-            </w:rPr>
-            <w:t>P</w:t>
+        <w:hyperlink r:id="rId69" w:history="1">
+          <w:r>
+            <w:rPr>
+              <w:rStyle w:val="Hyperlink"/>
+            </w:rPr>
+            <w:t>Ar</w:t>
           </w:r>
         </w:hyperlink>
       </w:r>
@@ -8552,12 +8635,12 @@
           <w:sz w:val="24"/>
           <w:u w:val="single"/>
         </w:rPr>
-        <w:hyperlink r:id="rId68" w:history="1">
-          <w:r>
-            <w:rPr>
-              <w:rStyle w:val="Hyperlink"/>
-            </w:rPr>
-            <w:t>ho</w:t>
+        <w:hyperlink r:id="rId69" w:history="1">
+          <w:r>
+            <w:rPr>
+              <w:rStyle w:val="Hyperlink"/>
+            </w:rPr>
+            <w:t>chive</w:t>
           </w:r>
         </w:hyperlink>
       </w:r>
@@ -8570,12 +8653,12 @@
           <w:sz w:val="24"/>
           <w:u w:val="single"/>
         </w:rPr>
-        <w:hyperlink r:id="rId68" w:history="1">
-          <w:r>
-            <w:rPr>
-              <w:rStyle w:val="Hyperlink"/>
-            </w:rPr>
-            <w:t>t</w:t>
+        <w:hyperlink r:id="rId69" w:history="1">
+          <w:r>
+            <w:rPr>
+              <w:rStyle w:val="Hyperlink"/>
+            </w:rPr>
+            <w:t>s</w:t>
           </w:r>
         </w:hyperlink>
       </w:r>
@@ -8588,12 +8671,12 @@
           <w:sz w:val="24"/>
           <w:u w:val="single"/>
         </w:rPr>
-        <w:hyperlink r:id="rId68" w:history="1">
-          <w:r>
-            <w:rPr>
-              <w:rStyle w:val="Hyperlink"/>
-            </w:rPr>
-            <w:t>ographic</w:t>
+        <w:hyperlink r:id="rId69" w:history="1">
+          <w:r>
+            <w:rPr>
+              <w:rStyle w:val="Hyperlink"/>
+            </w:rPr>
+            <w:t>,</w:t>
           </w:r>
         </w:hyperlink>
       </w:r>
@@ -8617,90 +8700,7 @@
           <w:sz w:val="24"/>
           <w:u w:val="single"/>
         </w:rPr>
-        <w:hyperlink r:id="rId68" w:history="1">
-          <w:r>
-            <w:rPr>
-              <w:rStyle w:val="Hyperlink"/>
-            </w:rPr>
-            <w:t>Ar</w:t>
-          </w:r>
-        </w:hyperlink>
-      </w:r>
-      <w:r>
-        <w:rPr>
-          <w:rFonts w:ascii="Charis SIL Regular" w:hAnsi="Charis SIL Regular" w:eastAsia="Charis SIL Regular"/>
-          <w:b w:val="0"/>
-          <w:i w:val="0"/>
-          <w:color w:val="0000FF"/>
-          <w:sz w:val="24"/>
-          <w:u w:val="single"/>
-        </w:rPr>
-        <w:hyperlink r:id="rId68" w:history="1">
-          <w:r>
-            <w:rPr>
-              <w:rStyle w:val="Hyperlink"/>
-            </w:rPr>
-            <w:t>chive</w:t>
-          </w:r>
-        </w:hyperlink>
-      </w:r>
-      <w:r>
-        <w:rPr>
-          <w:rFonts w:ascii="Charis SIL Regular" w:hAnsi="Charis SIL Regular" w:eastAsia="Charis SIL Regular"/>
-          <w:b w:val="0"/>
-          <w:i w:val="0"/>
-          <w:color w:val="0000FF"/>
-          <w:sz w:val="24"/>
-          <w:u w:val="single"/>
-        </w:rPr>
-        <w:hyperlink r:id="rId68" w:history="1">
-          <w:r>
-            <w:rPr>
-              <w:rStyle w:val="Hyperlink"/>
-            </w:rPr>
-            <w:t>s</w:t>
-          </w:r>
-        </w:hyperlink>
-      </w:r>
-      <w:r>
-        <w:rPr>
-          <w:rFonts w:ascii="Charis SIL Regular" w:hAnsi="Charis SIL Regular" w:eastAsia="Charis SIL Regular"/>
-          <w:b w:val="0"/>
-          <w:i w:val="0"/>
-          <w:color w:val="0000FF"/>
-          <w:sz w:val="24"/>
-          <w:u w:val="single"/>
-        </w:rPr>
-        <w:hyperlink r:id="rId68" w:history="1">
-          <w:r>
-            <w:rPr>
-              <w:rStyle w:val="Hyperlink"/>
-            </w:rPr>
-            <w:t>,</w:t>
-          </w:r>
-        </w:hyperlink>
-      </w:r>
-      <w:r>
-        <w:rPr>
-          <w:rFonts w:ascii="Charis SIL Regular" w:hAnsi="Charis SIL Regular" w:eastAsia="Charis SIL Regular"/>
-          <w:b w:val="0"/>
-          <w:i w:val="0"/>
-          <w:color w:val="0000FF"/>
-          <w:sz w:val="24"/>
-          <w:u w:val="single"/>
-        </w:rPr>
-        <w:t xml:space="preserve"> </w:t>
-      </w:r>
-      <w:r>
-        <w:rPr>
-          <w:rFonts w:ascii="Charis SIL Regular" w:hAnsi="Charis SIL Regular" w:eastAsia="Charis SIL Regular"/>
-          <w:b w:val="0"/>
-          <w:i w:val="0"/>
-          <w:color w:val="0000FF"/>
-          <w:sz w:val="24"/>
-          <w:u w:val="single"/>
-        </w:rPr>
-        <w:hyperlink r:id="rId68" w:history="1">
+        <w:hyperlink r:id="rId69" w:history="1">
           <w:r>
             <w:rPr>
               <w:rStyle w:val="Hyperlink"/>
@@ -9890,23 +9890,6 @@
       </w:r>
       <w:r>
         <w:rPr>
-          <w:rFonts w:ascii="Charis SIL Regular" w:hAnsi="Charis SIL Regular" w:eastAsia="Charis SIL Regular"/>
-          <w:b w:val="0"/>
-          <w:i w:val="0"/>
-          <w:color w:val="000000"/>
-          <w:sz w:val="24"/>
-        </w:rPr>
-        <w:hyperlink r:id="rId78" w:history="1">
-          <w:r>
-            <w:rPr>
-              <w:rStyle w:val="Hyperlink"/>
-            </w:rPr>
-            <w:t>n</w:t>
-          </w:r>
-        </w:hyperlink>
-      </w:r>
-      <w:r>
-        <w:rPr>
           <w:u w:val="single" w:color="0000ff"/>
           <w:rFonts w:ascii="Charis SIL Regular" w:hAnsi="Charis SIL Regular" w:eastAsia="Charis SIL Regular"/>
           <w:b w:val="0"/>
@@ -9914,17 +9897,17 @@
           <w:color w:val="000000"/>
           <w:sz w:val="24"/>
         </w:rPr>
-        <w:t>c</w:t>
-      </w:r>
-      <w:r>
-        <w:rPr>
-          <w:rFonts w:ascii="Charis SIL Regular" w:hAnsi="Charis SIL Regular" w:eastAsia="Charis SIL Regular"/>
-          <w:b w:val="0"/>
-          <w:i w:val="0"/>
-          <w:color w:val="000000"/>
-          <w:sz w:val="24"/>
-        </w:rPr>
-        <w:t xml:space="preserve">e for the collections </w:t>
+        <w:t>n</w:t>
+      </w:r>
+      <w:r>
+        <w:rPr>
+          <w:rFonts w:ascii="Charis SIL Regular" w:hAnsi="Charis SIL Regular" w:eastAsia="Charis SIL Regular"/>
+          <w:b w:val="0"/>
+          <w:i w:val="0"/>
+          <w:color w:val="000000"/>
+          <w:sz w:val="24"/>
+        </w:rPr>
+        <w:t xml:space="preserve">ce for the collections </w:t>
       </w:r>
       <w:r>
         <w:rPr>
@@ -10769,60 +10752,24 @@
       </w:r>
       <w:r>
         <w:rPr>
-          <w:u w:val="single" w:color="0000ff"/>
-          <w:rFonts w:ascii="Charis SIL Regular" w:hAnsi="Charis SIL Regular" w:eastAsia="Charis SIL Regular"/>
-          <w:b w:val="0"/>
-          <w:i w:val="0"/>
-          <w:color w:val="000000"/>
-          <w:sz w:val="24"/>
+          <w:rFonts w:ascii="Charis SIL Regular" w:hAnsi="Charis SIL Regular" w:eastAsia="Charis SIL Regular"/>
+          <w:b w:val="0"/>
+          <w:i w:val="0"/>
+          <w:color w:val="000000"/>
+          <w:sz w:val="24"/>
+        </w:rPr>
+        <w:t xml:space="preserve">please contact the </w:t>
+      </w:r>
+      <w:r>
+        <w:rPr>
+          <w:rFonts w:ascii="Charis SIL Regular" w:hAnsi="Charis SIL Regular" w:eastAsia="Charis SIL Regular"/>
+          <w:b w:val="0"/>
+          <w:i w:val="0"/>
+          <w:color w:val="0000FF"/>
+          <w:sz w:val="24"/>
+          <w:u w:val="single"/>
         </w:rPr>
         <w:hyperlink r:id="rId84" w:history="1">
-          <w:r>
-            <w:rPr>
-              <w:rStyle w:val="Hyperlink"/>
-            </w:rPr>
-            <w:t>please c</w:t>
-          </w:r>
-        </w:hyperlink>
-      </w:r>
-      <w:r>
-        <w:rPr>
-          <w:u w:val="single" w:color="0000ff"/>
-          <w:rFonts w:ascii="Charis SIL Regular" w:hAnsi="Charis SIL Regular" w:eastAsia="Charis SIL Regular"/>
-          <w:b w:val="0"/>
-          <w:i w:val="0"/>
-          <w:color w:val="000000"/>
-          <w:sz w:val="24"/>
-        </w:rPr>
-        <w:hyperlink r:id="rId84" w:history="1">
-          <w:r>
-            <w:rPr>
-              <w:rStyle w:val="Hyperlink"/>
-            </w:rPr>
-            <w:t>o</w:t>
-          </w:r>
-        </w:hyperlink>
-      </w:r>
-      <w:r>
-        <w:rPr>
-          <w:rFonts w:ascii="Charis SIL Regular" w:hAnsi="Charis SIL Regular" w:eastAsia="Charis SIL Regular"/>
-          <w:b w:val="0"/>
-          <w:i w:val="0"/>
-          <w:color w:val="000000"/>
-          <w:sz w:val="24"/>
-        </w:rPr>
-        <w:t xml:space="preserve">ntact the </w:t>
-      </w:r>
-      <w:r>
-        <w:rPr>
-          <w:rFonts w:ascii="Charis SIL Regular" w:hAnsi="Charis SIL Regular" w:eastAsia="Charis SIL Regular"/>
-          <w:b w:val="0"/>
-          <w:i w:val="0"/>
-          <w:color w:val="0000FF"/>
-          <w:sz w:val="24"/>
-          <w:u w:val="single"/>
-        </w:rPr>
-        <w:hyperlink r:id="rId85" w:history="1">
           <w:r>
             <w:rPr>
               <w:rStyle w:val="Hyperlink"/>
@@ -11297,6 +11244,89 @@
         </w:rPr>
         <w:t>dam</w:t>
       </w:r>
+      <w:r>
+        <w:br/>
+      </w:r>
+      <w:r>
+        <w:rPr>
+          <w:rFonts w:ascii="Charis SIL Regular" w:hAnsi="Charis SIL Regular" w:eastAsia="Charis SIL Regular"/>
+          <w:b w:val="0"/>
+          <w:i w:val="0"/>
+          <w:color w:val="000000"/>
+          <w:sz w:val="24"/>
+        </w:rPr>
+        <w:t xml:space="preserve">•  </w:t>
+      </w:r>
+      <w:r>
+        <w:rPr>
+          <w:rFonts w:ascii="Charis SIL Regular" w:hAnsi="Charis SIL Regular" w:eastAsia="Charis SIL Regular"/>
+          <w:b w:val="0"/>
+          <w:i w:val="0"/>
+          <w:color w:val="0000FF"/>
+          <w:sz w:val="24"/>
+          <w:u w:val="single"/>
+        </w:rPr>
+        <w:t>Artis Ethnographic Museu</w:t>
+      </w:r>
+      <w:r>
+        <w:rPr>
+          <w:rFonts w:ascii="Charis SIL Regular" w:hAnsi="Charis SIL Regular" w:eastAsia="Charis SIL Regular"/>
+          <w:b w:val="0"/>
+          <w:i w:val="0"/>
+          <w:color w:val="0000FF"/>
+          <w:sz w:val="24"/>
+          <w:u w:val="single"/>
+        </w:rPr>
+        <w:t>m</w:t>
+      </w:r>
+      <w:r>
+        <w:br/>
+      </w:r>
+      <w:r>
+        <w:rPr>
+          <w:rFonts w:ascii="Charis SIL Regular" w:hAnsi="Charis SIL Regular" w:eastAsia="Charis SIL Regular"/>
+          <w:b w:val="0"/>
+          <w:i w:val="0"/>
+          <w:color w:val="000000"/>
+          <w:sz w:val="24"/>
+        </w:rPr>
+        <w:t xml:space="preserve">•  </w:t>
+      </w:r>
+      <w:r>
+        <w:rPr>
+          <w:rFonts w:ascii="Charis SIL Regular" w:hAnsi="Charis SIL Regular" w:eastAsia="Charis SIL Regular"/>
+          <w:b w:val="0"/>
+          <w:i w:val="0"/>
+          <w:color w:val="0000FF"/>
+          <w:sz w:val="24"/>
+          <w:u w:val="single"/>
+        </w:rPr>
+        <w:t>Royal Cabinet of Curiosities</w:t>
+      </w:r>
+      <w:r>
+        <w:br/>
+      </w:r>
+      <w:r>
+        <w:rPr>
+          <w:rFonts w:ascii="Charis SIL Regular" w:hAnsi="Charis SIL Regular" w:eastAsia="Charis SIL Regular"/>
+          <w:b w:val="0"/>
+          <w:i w:val="0"/>
+          <w:color w:val="000000"/>
+          <w:sz w:val="24"/>
+        </w:rPr>
+        <w:t xml:space="preserve">•  </w:t>
+      </w:r>
+      <w:r>
+        <w:rPr>
+          <w:rFonts w:ascii="Charis SIL Regular" w:hAnsi="Charis SIL Regular" w:eastAsia="Charis SIL Regular"/>
+          <w:b w:val="0"/>
+          <w:i w:val="0"/>
+          <w:color w:val="0000FF"/>
+          <w:sz w:val="24"/>
+          <w:u w:val="single"/>
+        </w:rPr>
+        <w:t>Museon-Omniversum</w:t>
+      </w:r>
     </w:p>
     <w:p>
       <w:pPr>
@@ -11794,15 +11824,333 @@
     </w:p>
     <w:p>
       <w:pPr>
+        <w:sectPr>
+          <w:pgSz w:w="11900" w:h="16840"/>
+          <w:pgMar w:top="318" w:right="962" w:bottom="432" w:left="950" w:header="720" w:footer="720" w:gutter="0"/>
+          <w:cols/>
+          <w:docGrid w:linePitch="360"/>
+        </w:sectPr>
+      </w:pPr>
+    </w:p>
+    <w:p>
+      <w:pPr>
+        <w:autoSpaceDN w:val="0"/>
+        <w:autoSpaceDE w:val="0"/>
+        <w:widowControl/>
+        <w:spacing w:line="220" w:lineRule="exact" w:before="0" w:after="104"/>
+        <w:ind w:left="0" w:right="0"/>
+      </w:pPr>
+    </w:p>
+    <w:p>
+      <w:pPr>
+        <w:autoSpaceDN w:val="0"/>
+        <w:autoSpaceDE w:val="0"/>
+        <w:widowControl/>
+        <w:spacing w:line="288" w:lineRule="exact" w:before="64" w:after="0"/>
+        <w:ind w:left="800" w:right="432" w:firstLine="0"/>
+        <w:jc w:val="left"/>
+      </w:pPr>
+      <w:r>
+        <w:rPr>
+          <w:rFonts w:ascii="Charis SIL Regular" w:hAnsi="Charis SIL Regular" w:eastAsia="Charis SIL Regular"/>
+          <w:b w:val="0"/>
+          <w:i w:val="0"/>
+          <w:color w:val="0000FF"/>
+          <w:sz w:val="24"/>
+          <w:u w:val="single"/>
+        </w:rPr>
+        <w:hyperlink r:id="rId88" w:history="1">
+          <w:r>
+            <w:rPr>
+              <w:rStyle w:val="Hyperlink"/>
+            </w:rPr>
+            <w:t>https://</w:t>
+          </w:r>
+        </w:hyperlink>
+      </w:r>
+      <w:r>
+        <w:rPr>
+          <w:rFonts w:ascii="Charis SIL Regular" w:hAnsi="Charis SIL Regular" w:eastAsia="Charis SIL Regular"/>
+          <w:b w:val="0"/>
+          <w:i w:val="0"/>
+          <w:color w:val="0000FF"/>
+          <w:sz w:val="24"/>
+          <w:u w:val="single"/>
+        </w:rPr>
+        <w:hyperlink r:id="rId88" w:history="1">
+          <w:r>
+            <w:rPr>
+              <w:rStyle w:val="Hyperlink"/>
+            </w:rPr>
+            <w:t>www.sidestone.com/</w:t>
+          </w:r>
+        </w:hyperlink>
+      </w:r>
+      <w:r>
+        <w:rPr>
+          <w:rFonts w:ascii="Charis SIL Regular" w:hAnsi="Charis SIL Regular" w:eastAsia="Charis SIL Regular"/>
+          <w:b w:val="0"/>
+          <w:i w:val="0"/>
+          <w:color w:val="0000FF"/>
+          <w:sz w:val="24"/>
+          <w:u w:val="single"/>
+        </w:rPr>
+        <w:hyperlink r:id="rId88" w:history="1">
+          <w:r>
+            <w:rPr>
+              <w:rStyle w:val="Hyperlink"/>
+            </w:rPr>
+            <w:t>books/</w:t>
+          </w:r>
+        </w:hyperlink>
+      </w:r>
+      <w:r>
+        <w:rPr>
+          <w:rFonts w:ascii="Charis SIL Regular" w:hAnsi="Charis SIL Regular" w:eastAsia="Charis SIL Regular"/>
+          <w:b w:val="0"/>
+          <w:i w:val="0"/>
+          <w:color w:val="0000FF"/>
+          <w:sz w:val="24"/>
+          <w:u w:val="single"/>
+        </w:rPr>
+        <w:hyperlink r:id="rId88" w:history="1">
+          <w:r>
+            <w:rPr>
+              <w:rStyle w:val="Hyperlink"/>
+            </w:rPr>
+            <w:t>sharing-</w:t>
+          </w:r>
+        </w:hyperlink>
+      </w:r>
+      <w:r>
+        <w:rPr>
+          <w:rFonts w:ascii="Charis SIL Regular" w:hAnsi="Charis SIL Regular" w:eastAsia="Charis SIL Regular"/>
+          <w:b w:val="0"/>
+          <w:i w:val="0"/>
+          <w:color w:val="0000FF"/>
+          <w:sz w:val="24"/>
+          <w:u w:val="single"/>
+        </w:rPr>
+        <w:hyperlink r:id="rId88" w:history="1">
+          <w:r>
+            <w:rPr>
+              <w:rStyle w:val="Hyperlink"/>
+            </w:rPr>
+            <w:t>knowledge-</w:t>
+          </w:r>
+        </w:hyperlink>
+      </w:r>
+      <w:r>
+        <w:rPr>
+          <w:rFonts w:ascii="Charis SIL Regular" w:hAnsi="Charis SIL Regular" w:eastAsia="Charis SIL Regular"/>
+          <w:b w:val="0"/>
+          <w:i w:val="0"/>
+          <w:color w:val="0000FF"/>
+          <w:sz w:val="24"/>
+          <w:u w:val="single"/>
+        </w:rPr>
+        <w:hyperlink r:id="rId88" w:history="1">
+          <w:r>
+            <w:rPr>
+              <w:rStyle w:val="Hyperlink"/>
+            </w:rPr>
+            <w:t>and-</w:t>
+          </w:r>
+        </w:hyperlink>
+      </w:r>
+      <w:r>
+        <w:rPr>
+          <w:rFonts w:ascii="Charis SIL Regular" w:hAnsi="Charis SIL Regular" w:eastAsia="Charis SIL Regular"/>
+          <w:b w:val="0"/>
+          <w:i w:val="0"/>
+          <w:color w:val="0000FF"/>
+          <w:sz w:val="24"/>
+          <w:u w:val="single"/>
+        </w:rPr>
+        <w:hyperlink r:id="rId88" w:history="1">
+          <w:r>
+            <w:rPr>
+              <w:rStyle w:val="Hyperlink"/>
+            </w:rPr>
+            <w:t>cultural-</w:t>
+          </w:r>
+        </w:hyperlink>
+      </w:r>
+      <w:r>
+        <w:rPr>
+          <w:rFonts w:ascii="Charis SIL Regular" w:hAnsi="Charis SIL Regular" w:eastAsia="Charis SIL Regular"/>
+          <w:b w:val="0"/>
+          <w:i w:val="0"/>
+          <w:color w:val="0000FF"/>
+          <w:sz w:val="24"/>
+          <w:u w:val="single"/>
+        </w:rPr>
+        <w:hyperlink r:id="rId88" w:history="1">
+          <w:r>
+            <w:rPr>
+              <w:rStyle w:val="Hyperlink"/>
+            </w:rPr>
+            <w:t>heritage</w:t>
+          </w:r>
+        </w:hyperlink>
+      </w:r>
+      <w:r>
+        <w:rPr>
+          <w:rFonts w:ascii="Charis SIL Regular" w:hAnsi="Charis SIL Regular" w:eastAsia="Charis SIL Regular"/>
+          <w:b w:val="0"/>
+          <w:i w:val="0"/>
+          <w:color w:val="000000"/>
+          <w:sz w:val="24"/>
+        </w:rPr>
+        <w:t xml:space="preserve">, </w:t>
+      </w:r>
+      <w:r>
+        <w:rPr>
+          <w:rFonts w:ascii="Charis SIL Regular" w:hAnsi="Charis SIL Regular" w:eastAsia="Charis SIL Regular"/>
+          <w:b w:val="0"/>
+          <w:i w:val="0"/>
+          <w:color w:val="0000FF"/>
+          <w:sz w:val="24"/>
+          <w:u w:val="single"/>
+        </w:rPr>
+        <w:hyperlink r:id="rId88" w:history="1">
+          <w:r>
+            <w:rPr>
+              <w:rStyle w:val="Hyperlink"/>
+            </w:rPr>
+            <w:t>ISBN</w:t>
+          </w:r>
+        </w:hyperlink>
+      </w:r>
+      <w:r>
+        <w:rPr>
+          <w:rFonts w:ascii="Charis SIL Regular" w:hAnsi="Charis SIL Regular" w:eastAsia="Charis SIL Regular"/>
+          <w:b w:val="0"/>
+          <w:i w:val="0"/>
+          <w:color w:val="0000FF"/>
+          <w:sz w:val="24"/>
+          <w:u w:val="single"/>
+        </w:rPr>
+        <w:t xml:space="preserve"> </w:t>
+      </w:r>
+      <w:r>
+        <w:rPr>
+          <w:rFonts w:ascii="Charis SIL Regular" w:hAnsi="Charis SIL Regular" w:eastAsia="Charis SIL Regular"/>
+          <w:b w:val="0"/>
+          <w:i w:val="0"/>
+          <w:color w:val="0000FF"/>
+          <w:sz w:val="24"/>
+          <w:u w:val="single"/>
+        </w:rPr>
+        <w:hyperlink r:id="rId88" w:history="1">
+          <w:r>
+            <w:rPr>
+              <w:rStyle w:val="Hyperlink"/>
+            </w:rPr>
+            <w:t>97</w:t>
+          </w:r>
+        </w:hyperlink>
+      </w:r>
+      <w:r>
+        <w:rPr>
+          <w:rFonts w:ascii="Charis SIL Regular" w:hAnsi="Charis SIL Regular" w:eastAsia="Charis SIL Regular"/>
+          <w:b w:val="0"/>
+          <w:i w:val="0"/>
+          <w:color w:val="0000FF"/>
+          <w:sz w:val="24"/>
+          <w:u w:val="single"/>
+        </w:rPr>
+        <w:hyperlink r:id="rId88" w:history="1">
+          <w:r>
+            <w:rPr>
+              <w:rStyle w:val="Hyperlink"/>
+            </w:rPr>
+            <w:t>8-90-8890-066-2</w:t>
+          </w:r>
+        </w:hyperlink>
+      </w:r>
+    </w:p>
+    <w:p>
+      <w:pPr>
+        <w:autoSpaceDN w:val="0"/>
+        <w:autoSpaceDE w:val="0"/>
+        <w:widowControl/>
+        <w:spacing w:line="352" w:lineRule="exact" w:before="176" w:after="0"/>
+        <w:ind w:left="0" w:right="0" w:firstLine="0"/>
+        <w:jc w:val="left"/>
+      </w:pPr>
+      <w:r>
+        <w:rPr>
+          <w:rFonts w:ascii="Charis SIL Regular" w:hAnsi="Charis SIL Regular" w:eastAsia="Charis SIL Regular"/>
+          <w:b w:val="0"/>
+          <w:i w:val="0"/>
+          <w:color w:val="000000"/>
+          <w:sz w:val="24"/>
+        </w:rPr>
+        <w:t>Book:</w:t>
+      </w:r>
+    </w:p>
+    <w:p>
+      <w:pPr>
         <w:autoSpaceDN w:val="0"/>
         <w:autoSpaceDE w:val="0"/>
         <w:widowControl/>
         <w:spacing w:line="288" w:lineRule="exact" w:before="240" w:after="0"/>
-        <w:ind w:left="810" w:right="864" w:firstLine="0"/>
+        <w:ind w:left="800" w:right="720" w:firstLine="0"/>
         <w:jc w:val="left"/>
       </w:pPr>
       <w:r>
         <w:rPr>
+          <w:rFonts w:ascii="Charis SIL Italic" w:hAnsi="Charis SIL Italic" w:eastAsia="Charis SIL Italic"/>
+          <w:b w:val="0"/>
+          <w:i/>
+          <w:color w:val="000000"/>
+          <w:sz w:val="24"/>
+        </w:rPr>
+        <w:t xml:space="preserve">Eeden, F.W. van, Catalogus der Nederlandsche West-Indische tentoonstelling te </w:t>
+      </w:r>
+      <w:r>
+        <w:rPr>
+          <w:rFonts w:ascii="Charis SIL Italic" w:hAnsi="Charis SIL Italic" w:eastAsia="Charis SIL Italic"/>
+          <w:b w:val="0"/>
+          <w:i/>
+          <w:color w:val="000000"/>
+          <w:sz w:val="24"/>
+        </w:rPr>
+        <w:t>Haarlem 1899. Amsterdam: de Bussy 1899.</w:t>
+      </w:r>
+      <w:r>
+        <w:rPr>
+          <w:rFonts w:ascii="Charis SIL Italic" w:hAnsi="Charis SIL Italic" w:eastAsia="Charis SIL Italic"/>
+          <w:b w:val="0"/>
+          <w:i/>
+          <w:color w:val="000000"/>
+          <w:sz w:val="24"/>
+        </w:rPr>
+        <w:t xml:space="preserve">Catalogue of the West Indies </w:t>
+      </w:r>
+      <w:r>
+        <w:rPr>
+          <w:rFonts w:ascii="Charis SIL Italic" w:hAnsi="Charis SIL Italic" w:eastAsia="Charis SIL Italic"/>
+          <w:b w:val="0"/>
+          <w:i/>
+          <w:color w:val="000000"/>
+          <w:sz w:val="24"/>
+        </w:rPr>
+        <w:t>exhibition held in the Colonial Museum in Haarlem in 1899.</w:t>
+      </w:r>
+    </w:p>
+    <w:p>
+      <w:pPr>
+        <w:autoSpaceDN w:val="0"/>
+        <w:autoSpaceDE w:val="0"/>
+        <w:widowControl/>
+        <w:spacing w:line="352" w:lineRule="exact" w:before="176" w:after="0"/>
+        <w:ind w:left="800" w:right="0" w:firstLine="0"/>
+        <w:jc w:val="left"/>
+      </w:pPr>
+      <w:r>
+        <w:rPr>
           <w:rFonts w:ascii="Charis SIL Regular" w:hAnsi="Charis SIL Regular" w:eastAsia="Charis SIL Regular"/>
           <w:b w:val="0"/>
           <w:i w:val="0"/>
@@ -11810,7 +12158,231 @@
           <w:sz w:val="24"/>
           <w:u w:val="single"/>
         </w:rPr>
-        <w:hyperlink r:id="rId88" w:history="1">
+        <w:hyperlink r:id="rId89" w:history="1">
+          <w:r>
+            <w:rPr>
+              <w:rStyle w:val="Hyperlink"/>
+            </w:rPr>
+            <w:t>http://</w:t>
+          </w:r>
+        </w:hyperlink>
+      </w:r>
+      <w:r>
+        <w:rPr>
+          <w:rFonts w:ascii="Charis SIL Regular" w:hAnsi="Charis SIL Regular" w:eastAsia="Charis SIL Regular"/>
+          <w:b w:val="0"/>
+          <w:i w:val="0"/>
+          <w:color w:val="0000FF"/>
+          <w:sz w:val="24"/>
+          <w:u w:val="single"/>
+        </w:rPr>
+        <w:hyperlink r:id="rId89" w:history="1">
+          <w:r>
+            <w:rPr>
+              <w:rStyle w:val="Hyperlink"/>
+            </w:rPr>
+            <w:t>hdl.handle.net/1887.1/</w:t>
+          </w:r>
+        </w:hyperlink>
+      </w:r>
+      <w:r>
+        <w:rPr>
+          <w:rFonts w:ascii="Charis SIL Regular" w:hAnsi="Charis SIL Regular" w:eastAsia="Charis SIL Regular"/>
+          <w:b w:val="0"/>
+          <w:i w:val="0"/>
+          <w:color w:val="0000FF"/>
+          <w:sz w:val="24"/>
+          <w:u w:val="single"/>
+        </w:rPr>
+        <w:hyperlink r:id="rId89" w:history="1">
+          <w:r>
+            <w:rPr>
+              <w:rStyle w:val="Hyperlink"/>
+            </w:rPr>
+            <w:t>item:970083</w:t>
+          </w:r>
+        </w:hyperlink>
+      </w:r>
+      <w:r>
+        <w:rPr>
+          <w:rFonts w:ascii="Charis SIL Regular" w:hAnsi="Charis SIL Regular" w:eastAsia="Charis SIL Regular"/>
+          <w:b w:val="0"/>
+          <w:i w:val="0"/>
+          <w:color w:val="000000"/>
+          <w:sz w:val="24"/>
+        </w:rPr>
+        <w:t xml:space="preserve">, </w:t>
+      </w:r>
+      <w:r>
+        <w:rPr>
+          <w:rFonts w:ascii="Charis SIL Regular" w:hAnsi="Charis SIL Regular" w:eastAsia="Charis SIL Regular"/>
+          <w:b w:val="0"/>
+          <w:i w:val="0"/>
+          <w:color w:val="0000FF"/>
+          <w:sz w:val="24"/>
+          <w:u w:val="single"/>
+        </w:rPr>
+        <w:hyperlink r:id="rId90" w:history="1">
+          <w:r>
+            <w:rPr>
+              <w:rStyle w:val="Hyperlink"/>
+            </w:rPr>
+            <w:t>WorldCat</w:t>
+          </w:r>
+        </w:hyperlink>
+      </w:r>
+      <w:r>
+        <w:rPr>
+          <w:rFonts w:ascii="Charis SIL Regular" w:hAnsi="Charis SIL Regular" w:eastAsia="Charis SIL Regular"/>
+          <w:b w:val="0"/>
+          <w:i w:val="0"/>
+          <w:color w:val="0000FF"/>
+          <w:sz w:val="24"/>
+          <w:u w:val="single"/>
+        </w:rPr>
+        <w:t xml:space="preserve"> </w:t>
+      </w:r>
+      <w:r>
+        <w:rPr>
+          <w:rFonts w:ascii="Charis SIL Regular" w:hAnsi="Charis SIL Regular" w:eastAsia="Charis SIL Regular"/>
+          <w:b w:val="0"/>
+          <w:i w:val="0"/>
+          <w:color w:val="0000FF"/>
+          <w:sz w:val="24"/>
+          <w:u w:val="single"/>
+        </w:rPr>
+        <w:hyperlink r:id="rId90" w:history="1">
+          <w:r>
+            <w:rPr>
+              <w:rStyle w:val="Hyperlink"/>
+            </w:rPr>
+            <w:t>905463122</w:t>
+          </w:r>
+        </w:hyperlink>
+      </w:r>
+    </w:p>
+    <w:p>
+      <w:pPr>
+        <w:autoSpaceDN w:val="0"/>
+        <w:autoSpaceDE w:val="0"/>
+        <w:widowControl/>
+        <w:spacing w:line="352" w:lineRule="exact" w:before="176" w:after="0"/>
+        <w:ind w:left="0" w:right="0" w:firstLine="0"/>
+        <w:jc w:val="left"/>
+      </w:pPr>
+      <w:r>
+        <w:rPr>
+          <w:rFonts w:ascii="Charis SIL Regular" w:hAnsi="Charis SIL Regular" w:eastAsia="Charis SIL Regular"/>
+          <w:b w:val="0"/>
+          <w:i w:val="0"/>
+          <w:color w:val="000000"/>
+          <w:sz w:val="24"/>
+        </w:rPr>
+        <w:t>Dissertation:</w:t>
+      </w:r>
+    </w:p>
+    <w:p>
+      <w:pPr>
+        <w:autoSpaceDN w:val="0"/>
+        <w:autoSpaceDE w:val="0"/>
+        <w:widowControl/>
+        <w:spacing w:line="288" w:lineRule="exact" w:before="240" w:after="0"/>
+        <w:ind w:left="800" w:right="288" w:firstLine="0"/>
+        <w:jc w:val="left"/>
+      </w:pPr>
+      <w:r>
+        <w:rPr>
+          <w:rFonts w:ascii="Charis SIL Italic" w:hAnsi="Charis SIL Italic" w:eastAsia="Charis SIL Italic"/>
+          <w:b w:val="0"/>
+          <w:i/>
+          <w:color w:val="000000"/>
+          <w:sz w:val="24"/>
+        </w:rPr>
+        <w:t xml:space="preserve">Effert, Rudolf. Volkenkundig verzamelen: het Koninklijk Kabinet van </w:t>
+      </w:r>
+      <w:r>
+        <w:br/>
+      </w:r>
+      <w:r>
+        <w:rPr>
+          <w:rFonts w:ascii="Charis SIL Italic" w:hAnsi="Charis SIL Italic" w:eastAsia="Charis SIL Italic"/>
+          <w:b w:val="0"/>
+          <w:i/>
+          <w:color w:val="000000"/>
+          <w:sz w:val="24"/>
+        </w:rPr>
+        <w:t>Zeldzaamheden en het Rijks Ethnografisch Museum</w:t>
+      </w:r>
+      <w:r>
+        <w:rPr>
+          <w:rFonts w:ascii="Charis SIL Italic" w:hAnsi="Charis SIL Italic" w:eastAsia="Charis SIL Italic"/>
+          <w:b w:val="0"/>
+          <w:i/>
+          <w:color w:val="000000"/>
+          <w:sz w:val="24"/>
+        </w:rPr>
+        <w:t xml:space="preserve">: 1816-1883. Proefschrift </w:t>
+      </w:r>
+      <w:r>
+        <w:rPr>
+          <w:rFonts w:ascii="Charis SIL Italic" w:hAnsi="Charis SIL Italic" w:eastAsia="Charis SIL Italic"/>
+          <w:b w:val="0"/>
+          <w:i/>
+          <w:color w:val="000000"/>
+          <w:sz w:val="24"/>
+        </w:rPr>
+        <w:t>Universiteit Leiden, 2003.</w:t>
+      </w:r>
+      <w:r>
+        <w:rPr>
+          <w:rFonts w:ascii="Charis SIL Italic" w:hAnsi="Charis SIL Italic" w:eastAsia="Charis SIL Italic"/>
+          <w:b w:val="0"/>
+          <w:i/>
+          <w:color w:val="000000"/>
+          <w:sz w:val="24"/>
+        </w:rPr>
+        <w:t xml:space="preserve">Dissertation from 2003 on the history of ethnographic </w:t>
+      </w:r>
+      <w:r>
+        <w:rPr>
+          <w:rFonts w:ascii="Charis SIL Italic" w:hAnsi="Charis SIL Italic" w:eastAsia="Charis SIL Italic"/>
+          <w:b w:val="0"/>
+          <w:i/>
+          <w:color w:val="000000"/>
+          <w:sz w:val="24"/>
+        </w:rPr>
+        <w:t xml:space="preserve">collecting: the Royal Cabinet of Curiosities and the National Museum of Ethnology, </w:t>
+      </w:r>
+      <w:r>
+        <w:rPr>
+          <w:rFonts w:ascii="Charis SIL Italic" w:hAnsi="Charis SIL Italic" w:eastAsia="Charis SIL Italic"/>
+          <w:b w:val="0"/>
+          <w:i/>
+          <w:color w:val="000000"/>
+          <w:sz w:val="24"/>
+        </w:rPr>
+        <w:t>1816-1883.</w:t>
+      </w:r>
+    </w:p>
+    <w:p>
+      <w:pPr>
+        <w:autoSpaceDN w:val="0"/>
+        <w:autoSpaceDE w:val="0"/>
+        <w:widowControl/>
+        <w:spacing w:line="288" w:lineRule="exact" w:before="240" w:after="0"/>
+        <w:ind w:left="800" w:right="1296" w:firstLine="0"/>
+        <w:jc w:val="left"/>
+      </w:pPr>
+      <w:r>
+        <w:rPr>
+          <w:rFonts w:ascii="Charis SIL Regular" w:hAnsi="Charis SIL Regular" w:eastAsia="Charis SIL Regular"/>
+          <w:b w:val="0"/>
+          <w:i w:val="0"/>
+          <w:color w:val="0000FF"/>
+          <w:sz w:val="24"/>
+          <w:u w:val="single"/>
+        </w:rPr>
+        <w:hyperlink r:id="rId91" w:history="1">
           <w:r>
             <w:rPr>
               <w:rStyle w:val="Hyperlink"/>
@@ -11828,12 +12400,12 @@
           <w:sz w:val="24"/>
           <w:u w:val="single"/>
         </w:rPr>
-        <w:hyperlink r:id="rId88" w:history="1">
-          <w:r>
-            <w:rPr>
-              <w:rStyle w:val="Hyperlink"/>
-            </w:rPr>
-            <w:t>www.sidestone.com/</w:t>
+        <w:hyperlink r:id="rId91" w:history="1">
+          <w:r>
+            <w:rPr>
+              <w:rStyle w:val="Hyperlink"/>
+            </w:rPr>
+            <w:t>search.worldcat.org/</w:t>
           </w:r>
         </w:hyperlink>
       </w:r>
@@ -11846,12 +12418,12 @@
           <w:sz w:val="24"/>
           <w:u w:val="single"/>
         </w:rPr>
-        <w:hyperlink r:id="rId88" w:history="1">
-          <w:r>
-            <w:rPr>
-              <w:rStyle w:val="Hyperlink"/>
-            </w:rPr>
-            <w:t>books/</w:t>
+        <w:hyperlink r:id="rId91" w:history="1">
+          <w:r>
+            <w:rPr>
+              <w:rStyle w:val="Hyperlink"/>
+            </w:rPr>
+            <w:t>title/163275947?</w:t>
           </w:r>
         </w:hyperlink>
       </w:r>
@@ -11864,14 +12436,24 @@
           <w:sz w:val="24"/>
           <w:u w:val="single"/>
         </w:rPr>
-        <w:hyperlink r:id="rId88" w:history="1">
-          <w:r>
-            <w:rPr>
-              <w:rStyle w:val="Hyperlink"/>
-            </w:rPr>
-            <w:t>sharing-</w:t>
-          </w:r>
-        </w:hyperlink>
+        <w:hyperlink r:id="rId91" w:history="1">
+          <w:r>
+            <w:rPr>
+              <w:rStyle w:val="Hyperlink"/>
+            </w:rPr>
+            <w:t>oclcNum=163275947</w:t>
+          </w:r>
+        </w:hyperlink>
+      </w:r>
+      <w:r>
+        <w:rPr>
+          <w:rFonts w:ascii="Charis SIL Regular" w:hAnsi="Charis SIL Regular" w:eastAsia="Charis SIL Regular"/>
+          <w:b w:val="0"/>
+          <w:i w:val="0"/>
+          <w:color w:val="000000"/>
+          <w:sz w:val="24"/>
+        </w:rPr>
+        <w:t xml:space="preserve">, </w:t>
       </w:r>
       <w:r>
         <w:rPr>
@@ -11882,12 +12464,12 @@
           <w:sz w:val="24"/>
           <w:u w:val="single"/>
         </w:rPr>
-        <w:hyperlink r:id="rId88" w:history="1">
-          <w:r>
-            <w:rPr>
-              <w:rStyle w:val="Hyperlink"/>
-            </w:rPr>
-            <w:t>knowledge-</w:t>
+        <w:hyperlink r:id="rId92" w:history="1">
+          <w:r>
+            <w:rPr>
+              <w:rStyle w:val="Hyperlink"/>
+            </w:rPr>
+            <w:t>WorldC</w:t>
           </w:r>
         </w:hyperlink>
       </w:r>
@@ -11900,12 +12482,12 @@
           <w:sz w:val="24"/>
           <w:u w:val="single"/>
         </w:rPr>
-        <w:hyperlink r:id="rId88" w:history="1">
-          <w:r>
-            <w:rPr>
-              <w:rStyle w:val="Hyperlink"/>
-            </w:rPr>
-            <w:t>and-</w:t>
+        <w:hyperlink r:id="rId91" w:history="1">
+          <w:r>
+            <w:rPr>
+              <w:rStyle w:val="Hyperlink"/>
+            </w:rPr>
+            <w:t>at</w:t>
           </w:r>
         </w:hyperlink>
       </w:r>
@@ -11918,14 +12500,7 @@
           <w:sz w:val="24"/>
           <w:u w:val="single"/>
         </w:rPr>
-        <w:hyperlink r:id="rId88" w:history="1">
-          <w:r>
-            <w:rPr>
-              <w:rStyle w:val="Hyperlink"/>
-            </w:rPr>
-            <w:t>cultural-</w:t>
-          </w:r>
-        </w:hyperlink>
+        <w:t xml:space="preserve"> </w:t>
       </w:r>
       <w:r>
         <w:rPr>
@@ -11936,12 +12511,382 @@
           <w:sz w:val="24"/>
           <w:u w:val="single"/>
         </w:rPr>
-        <w:hyperlink r:id="rId88" w:history="1">
-          <w:r>
-            <w:rPr>
-              <w:rStyle w:val="Hyperlink"/>
-            </w:rPr>
-            <w:t>heritage</w:t>
+        <w:hyperlink r:id="rId91" w:history="1">
+          <w:r>
+            <w:rPr>
+              <w:rStyle w:val="Hyperlink"/>
+            </w:rPr>
+            <w:t>163275947</w:t>
+          </w:r>
+        </w:hyperlink>
+      </w:r>
+    </w:p>
+    <w:p>
+      <w:pPr>
+        <w:autoSpaceDN w:val="0"/>
+        <w:autoSpaceDE w:val="0"/>
+        <w:widowControl/>
+        <w:spacing w:line="352" w:lineRule="exact" w:before="176" w:after="0"/>
+        <w:ind w:left="0" w:right="0" w:firstLine="0"/>
+        <w:jc w:val="left"/>
+      </w:pPr>
+      <w:r>
+        <w:rPr>
+          <w:rFonts w:ascii="Charis SIL Regular" w:hAnsi="Charis SIL Regular" w:eastAsia="Charis SIL Regular"/>
+          <w:b w:val="0"/>
+          <w:i w:val="0"/>
+          <w:color w:val="000000"/>
+          <w:sz w:val="24"/>
+        </w:rPr>
+        <w:t>Scientific article:</w:t>
+      </w:r>
+    </w:p>
+    <w:p>
+      <w:pPr>
+        <w:autoSpaceDN w:val="0"/>
+        <w:autoSpaceDE w:val="0"/>
+        <w:widowControl/>
+        <w:spacing w:line="288" w:lineRule="exact" w:before="240" w:after="0"/>
+        <w:ind w:left="800" w:right="432" w:firstLine="0"/>
+        <w:jc w:val="left"/>
+      </w:pPr>
+      <w:r>
+        <w:rPr>
+          <w:rFonts w:ascii="Charis SIL Italic" w:hAnsi="Charis SIL Italic" w:eastAsia="Charis SIL Italic"/>
+          <w:b w:val="0"/>
+          <w:i/>
+          <w:color w:val="000000"/>
+          <w:sz w:val="24"/>
+        </w:rPr>
+        <w:t xml:space="preserve">Price, R. and S. Price ‘John Gabriel Stedman's collection of 18th-century artifacts </w:t>
+      </w:r>
+      <w:r>
+        <w:rPr>
+          <w:rFonts w:ascii="Charis SIL Italic" w:hAnsi="Charis SIL Italic" w:eastAsia="Charis SIL Italic"/>
+          <w:b w:val="0"/>
+          <w:i/>
+          <w:color w:val="000000"/>
+          <w:sz w:val="24"/>
+        </w:rPr>
+        <w:t xml:space="preserve">from Suriname’, New West Indian Guide / Nieuwe West-Indische Gids, 53(1) </w:t>
+      </w:r>
+      <w:r>
+        <w:rPr>
+          <w:rFonts w:ascii="Charis SIL Italic" w:hAnsi="Charis SIL Italic" w:eastAsia="Charis SIL Italic"/>
+          <w:b w:val="0"/>
+          <w:i/>
+          <w:color w:val="000000"/>
+          <w:sz w:val="24"/>
+        </w:rPr>
+        <w:t>(1979), 121-140.</w:t>
+      </w:r>
+      <w:r>
+        <w:rPr>
+          <w:rFonts w:ascii="Charis SIL Italic" w:hAnsi="Charis SIL Italic" w:eastAsia="Charis SIL Italic"/>
+          <w:b w:val="0"/>
+          <w:i/>
+          <w:color w:val="000000"/>
+          <w:sz w:val="24"/>
+        </w:rPr>
+        <w:t xml:space="preserve">Scientific article about objects in the collection of the former </w:t>
+      </w:r>
+      <w:r>
+        <w:rPr>
+          <w:rFonts w:ascii="Charis SIL Italic" w:hAnsi="Charis SIL Italic" w:eastAsia="Charis SIL Italic"/>
+          <w:b w:val="0"/>
+          <w:i/>
+          <w:color w:val="000000"/>
+          <w:sz w:val="24"/>
+        </w:rPr>
+        <w:t>Royal Cabinet of Curiosities that may originate from John Gabriel Stedman.</w:t>
+      </w:r>
+    </w:p>
+    <w:p>
+      <w:pPr>
+        <w:autoSpaceDN w:val="0"/>
+        <w:autoSpaceDE w:val="0"/>
+        <w:widowControl/>
+        <w:spacing w:line="352" w:lineRule="exact" w:before="176" w:after="0"/>
+        <w:ind w:left="800" w:right="0" w:firstLine="0"/>
+        <w:jc w:val="left"/>
+      </w:pPr>
+      <w:r>
+        <w:rPr>
+          <w:rFonts w:ascii="Charis SIL Regular" w:hAnsi="Charis SIL Regular" w:eastAsia="Charis SIL Regular"/>
+          <w:b w:val="0"/>
+          <w:i w:val="0"/>
+          <w:color w:val="0000FF"/>
+          <w:sz w:val="24"/>
+          <w:u w:val="single"/>
+        </w:rPr>
+        <w:hyperlink r:id="rId93" w:history="1">
+          <w:r>
+            <w:rPr>
+              <w:rStyle w:val="Hyperlink"/>
+            </w:rPr>
+            <w:t>https://</w:t>
+          </w:r>
+        </w:hyperlink>
+      </w:r>
+      <w:r>
+        <w:rPr>
+          <w:rFonts w:ascii="Charis SIL Regular" w:hAnsi="Charis SIL Regular" w:eastAsia="Charis SIL Regular"/>
+          <w:b w:val="0"/>
+          <w:i w:val="0"/>
+          <w:color w:val="0000FF"/>
+          <w:sz w:val="24"/>
+          <w:u w:val="single"/>
+        </w:rPr>
+        <w:hyperlink r:id="rId93" w:history="1">
+          <w:r>
+            <w:rPr>
+              <w:rStyle w:val="Hyperlink"/>
+            </w:rPr>
+            <w:t>doi.org/10.1163/22134360-90002148</w:t>
+          </w:r>
+        </w:hyperlink>
+      </w:r>
+    </w:p>
+    <w:p>
+      <w:pPr>
+        <w:autoSpaceDN w:val="0"/>
+        <w:autoSpaceDE w:val="0"/>
+        <w:widowControl/>
+        <w:spacing w:line="352" w:lineRule="exact" w:before="176" w:after="0"/>
+        <w:ind w:left="0" w:right="0" w:firstLine="0"/>
+        <w:jc w:val="left"/>
+      </w:pPr>
+      <w:r>
+        <w:rPr>
+          <w:rFonts w:ascii="Charis SIL Regular" w:hAnsi="Charis SIL Regular" w:eastAsia="Charis SIL Regular"/>
+          <w:b w:val="0"/>
+          <w:i w:val="0"/>
+          <w:color w:val="000000"/>
+          <w:sz w:val="24"/>
+        </w:rPr>
+        <w:t>Book:</w:t>
+      </w:r>
+    </w:p>
+    <w:p>
+      <w:pPr>
+        <w:autoSpaceDN w:val="0"/>
+        <w:autoSpaceDE w:val="0"/>
+        <w:widowControl/>
+        <w:spacing w:line="288" w:lineRule="exact" w:before="240" w:after="0"/>
+        <w:ind w:left="800" w:right="686" w:firstLine="0"/>
+        <w:jc w:val="both"/>
+      </w:pPr>
+      <w:r>
+        <w:rPr>
+          <w:rFonts w:ascii="Charis SIL Italic" w:hAnsi="Charis SIL Italic" w:eastAsia="Charis SIL Italic"/>
+          <w:b w:val="0"/>
+          <w:i/>
+          <w:color w:val="000000"/>
+          <w:sz w:val="24"/>
+        </w:rPr>
+        <w:t xml:space="preserve">Price, R. and S. Price. Afro-American arts of the Suriname rain forest. Berkeley: </w:t>
+      </w:r>
+      <w:r>
+        <w:rPr>
+          <w:rFonts w:ascii="Charis SIL Italic" w:hAnsi="Charis SIL Italic" w:eastAsia="Charis SIL Italic"/>
+          <w:b w:val="0"/>
+          <w:i/>
+          <w:color w:val="000000"/>
+          <w:sz w:val="24"/>
+        </w:rPr>
+        <w:t>University of California Press, 1980.</w:t>
+      </w:r>
+      <w:r>
+        <w:rPr>
+          <w:rFonts w:ascii="Charis SIL Italic" w:hAnsi="Charis SIL Italic" w:eastAsia="Charis SIL Italic"/>
+          <w:b w:val="0"/>
+          <w:i/>
+          <w:color w:val="000000"/>
+          <w:sz w:val="24"/>
+        </w:rPr>
+        <w:t xml:space="preserve">Catalogue of an exhibition held in 1980 in </w:t>
+      </w:r>
+      <w:r>
+        <w:rPr>
+          <w:rFonts w:ascii="Charis SIL Italic" w:hAnsi="Charis SIL Italic" w:eastAsia="Charis SIL Italic"/>
+          <w:b w:val="0"/>
+          <w:i/>
+          <w:color w:val="000000"/>
+          <w:sz w:val="24"/>
+        </w:rPr>
+        <w:t>Los Angeles, Dallas, Baltimore and New York about Maroon art.</w:t>
+      </w:r>
+    </w:p>
+    <w:p>
+      <w:pPr>
+        <w:autoSpaceDN w:val="0"/>
+        <w:autoSpaceDE w:val="0"/>
+        <w:widowControl/>
+        <w:spacing w:line="352" w:lineRule="exact" w:before="176" w:after="0"/>
+        <w:ind w:left="800" w:right="0" w:firstLine="0"/>
+        <w:jc w:val="left"/>
+      </w:pPr>
+      <w:r>
+        <w:rPr>
+          <w:rFonts w:ascii="Charis SIL Regular" w:hAnsi="Charis SIL Regular" w:eastAsia="Charis SIL Regular"/>
+          <w:b w:val="0"/>
+          <w:i w:val="0"/>
+          <w:color w:val="0000FF"/>
+          <w:sz w:val="24"/>
+          <w:u w:val="single"/>
+        </w:rPr>
+        <w:hyperlink r:id="rId94" w:history="1">
+          <w:r>
+            <w:rPr>
+              <w:rStyle w:val="Hyperlink"/>
+            </w:rPr>
+            <w:t>ISBN</w:t>
+          </w:r>
+        </w:hyperlink>
+      </w:r>
+      <w:r>
+        <w:rPr>
+          <w:rFonts w:ascii="Charis SIL Regular" w:hAnsi="Charis SIL Regular" w:eastAsia="Charis SIL Regular"/>
+          <w:b w:val="0"/>
+          <w:i w:val="0"/>
+          <w:color w:val="0000FF"/>
+          <w:sz w:val="24"/>
+          <w:u w:val="single"/>
+        </w:rPr>
+        <w:t xml:space="preserve"> </w:t>
+      </w:r>
+      <w:r>
+        <w:rPr>
+          <w:rFonts w:ascii="Charis SIL Regular" w:hAnsi="Charis SIL Regular" w:eastAsia="Charis SIL Regular"/>
+          <w:b w:val="0"/>
+          <w:i w:val="0"/>
+          <w:color w:val="0000FF"/>
+          <w:sz w:val="24"/>
+          <w:u w:val="single"/>
+        </w:rPr>
+        <w:hyperlink r:id="rId94" w:history="1">
+          <w:r>
+            <w:rPr>
+              <w:rStyle w:val="Hyperlink"/>
+            </w:rPr>
+            <w:t>978-0-520-04412-8</w:t>
+          </w:r>
+        </w:hyperlink>
+      </w:r>
+    </w:p>
+    <w:p>
+      <w:pPr>
+        <w:autoSpaceDN w:val="0"/>
+        <w:autoSpaceDE w:val="0"/>
+        <w:widowControl/>
+        <w:spacing w:line="352" w:lineRule="exact" w:before="176" w:after="0"/>
+        <w:ind w:left="0" w:right="0" w:firstLine="0"/>
+        <w:jc w:val="left"/>
+      </w:pPr>
+      <w:r>
+        <w:rPr>
+          <w:rFonts w:ascii="Charis SIL Regular" w:hAnsi="Charis SIL Regular" w:eastAsia="Charis SIL Regular"/>
+          <w:b w:val="0"/>
+          <w:i w:val="0"/>
+          <w:color w:val="000000"/>
+          <w:sz w:val="24"/>
+        </w:rPr>
+        <w:t>Book:</w:t>
+      </w:r>
+    </w:p>
+    <w:p>
+      <w:pPr>
+        <w:autoSpaceDN w:val="0"/>
+        <w:autoSpaceDE w:val="0"/>
+        <w:widowControl/>
+        <w:spacing w:line="288" w:lineRule="exact" w:before="240" w:after="0"/>
+        <w:ind w:left="800" w:right="1008" w:firstLine="0"/>
+        <w:jc w:val="left"/>
+      </w:pPr>
+      <w:r>
+        <w:rPr>
+          <w:rFonts w:ascii="Charis SIL Italic" w:hAnsi="Charis SIL Italic" w:eastAsia="Charis SIL Italic"/>
+          <w:b w:val="0"/>
+          <w:i/>
+          <w:color w:val="000000"/>
+          <w:sz w:val="24"/>
+        </w:rPr>
+        <w:t xml:space="preserve">Price, R. and S. Price. Maroon arts: cultural vitality in the African diaspora. </w:t>
+      </w:r>
+      <w:r>
+        <w:rPr>
+          <w:rFonts w:ascii="Charis SIL Italic" w:hAnsi="Charis SIL Italic" w:eastAsia="Charis SIL Italic"/>
+          <w:b w:val="0"/>
+          <w:i/>
+          <w:color w:val="000000"/>
+          <w:sz w:val="24"/>
+        </w:rPr>
+        <w:t>Boston: Beacon Press, 1999.</w:t>
+      </w:r>
+      <w:r>
+        <w:rPr>
+          <w:rFonts w:ascii="Charis SIL Italic" w:hAnsi="Charis SIL Italic" w:eastAsia="Charis SIL Italic"/>
+          <w:b w:val="0"/>
+          <w:i/>
+          <w:color w:val="000000"/>
+          <w:sz w:val="24"/>
+        </w:rPr>
+        <w:t>Book about Maroon arts.</w:t>
+      </w:r>
+    </w:p>
+    <w:p>
+      <w:pPr>
+        <w:autoSpaceDN w:val="0"/>
+        <w:autoSpaceDE w:val="0"/>
+        <w:widowControl/>
+        <w:spacing w:line="352" w:lineRule="exact" w:before="176" w:after="0"/>
+        <w:ind w:left="800" w:right="0" w:firstLine="0"/>
+        <w:jc w:val="left"/>
+      </w:pPr>
+      <w:r>
+        <w:rPr>
+          <w:rFonts w:ascii="Charis SIL Regular" w:hAnsi="Charis SIL Regular" w:eastAsia="Charis SIL Regular"/>
+          <w:b w:val="0"/>
+          <w:i w:val="0"/>
+          <w:color w:val="0000FF"/>
+          <w:sz w:val="24"/>
+          <w:u w:val="single"/>
+        </w:rPr>
+        <w:hyperlink r:id="rId95" w:history="1">
+          <w:r>
+            <w:rPr>
+              <w:rStyle w:val="Hyperlink"/>
+            </w:rPr>
+            <w:t>WorldCat</w:t>
+          </w:r>
+        </w:hyperlink>
+      </w:r>
+      <w:r>
+        <w:rPr>
+          <w:rFonts w:ascii="Charis SIL Regular" w:hAnsi="Charis SIL Regular" w:eastAsia="Charis SIL Regular"/>
+          <w:b w:val="0"/>
+          <w:i w:val="0"/>
+          <w:color w:val="0000FF"/>
+          <w:sz w:val="24"/>
+          <w:u w:val="single"/>
+        </w:rPr>
+        <w:t xml:space="preserve"> </w:t>
+      </w:r>
+      <w:r>
+        <w:rPr>
+          <w:rFonts w:ascii="Charis SIL Regular" w:hAnsi="Charis SIL Regular" w:eastAsia="Charis SIL Regular"/>
+          <w:b w:val="0"/>
+          <w:i w:val="0"/>
+          <w:color w:val="0000FF"/>
+          <w:sz w:val="24"/>
+          <w:u w:val="single"/>
+        </w:rPr>
+        <w:hyperlink r:id="rId95" w:history="1">
+          <w:r>
+            <w:rPr>
+              <w:rStyle w:val="Hyperlink"/>
+            </w:rPr>
+            <w:t>905783269</w:t>
           </w:r>
         </w:hyperlink>
       </w:r>
@@ -11964,7 +12909,7 @@
           <w:sz w:val="24"/>
           <w:u w:val="single"/>
         </w:rPr>
-        <w:hyperlink r:id="rId88" w:history="1">
+        <w:hyperlink r:id="rId96" w:history="1">
           <w:r>
             <w:rPr>
               <w:rStyle w:val="Hyperlink"/>
@@ -11993,15 +12938,125 @@
           <w:sz w:val="24"/>
           <w:u w:val="single"/>
         </w:rPr>
-        <w:hyperlink r:id="rId88" w:history="1">
-          <w:r>
-            <w:rPr>
-              <w:rStyle w:val="Hyperlink"/>
-            </w:rPr>
-            <w:t>97</w:t>
-          </w:r>
-        </w:hyperlink>
-      </w:r>
+        <w:hyperlink r:id="rId96" w:history="1">
+          <w:r>
+            <w:rPr>
+              <w:rStyle w:val="Hyperlink"/>
+            </w:rPr>
+            <w:t>978-0-8070-8550-9</w:t>
+          </w:r>
+        </w:hyperlink>
+      </w:r>
+    </w:p>
+    <w:p>
+      <w:pPr>
+        <w:autoSpaceDN w:val="0"/>
+        <w:autoSpaceDE w:val="0"/>
+        <w:widowControl/>
+        <w:spacing w:line="352" w:lineRule="exact" w:before="176" w:after="0"/>
+        <w:ind w:left="0" w:right="0" w:firstLine="0"/>
+        <w:jc w:val="left"/>
+      </w:pPr>
+      <w:r>
+        <w:rPr>
+          <w:rFonts w:ascii="Charis SIL Regular" w:hAnsi="Charis SIL Regular" w:eastAsia="Charis SIL Regular"/>
+          <w:b w:val="0"/>
+          <w:i w:val="0"/>
+          <w:color w:val="000000"/>
+          <w:sz w:val="24"/>
+        </w:rPr>
+        <w:t>Scientific article:</w:t>
+      </w:r>
+    </w:p>
+    <w:p>
+      <w:pPr>
+        <w:autoSpaceDN w:val="0"/>
+        <w:autoSpaceDE w:val="0"/>
+        <w:widowControl/>
+        <w:spacing w:line="288" w:lineRule="exact" w:before="240" w:after="0"/>
+        <w:ind w:left="800" w:right="288" w:firstLine="0"/>
+        <w:jc w:val="left"/>
+      </w:pPr>
+      <w:r>
+        <w:rPr>
+          <w:rFonts w:ascii="Charis SIL Italic" w:hAnsi="Charis SIL Italic" w:eastAsia="Charis SIL Italic"/>
+          <w:b w:val="0"/>
+          <w:i/>
+          <w:color w:val="000000"/>
+          <w:sz w:val="24"/>
+        </w:rPr>
+        <w:t xml:space="preserve">Ruiter, I. de, T. van Andel, M. Françozo, C.F. Caromano ‘Surinamese Maroon and </w:t>
+      </w:r>
+      <w:r>
+        <w:rPr>
+          <w:rFonts w:ascii="Charis SIL Italic" w:hAnsi="Charis SIL Italic" w:eastAsia="Charis SIL Italic"/>
+          <w:b w:val="0"/>
+          <w:i/>
+          <w:color w:val="000000"/>
+          <w:sz w:val="24"/>
+        </w:rPr>
+        <w:t xml:space="preserve">Indigenous Knowledge in the Creation of Natural and Ethnographic Collections </w:t>
+      </w:r>
+      <w:r>
+        <w:rPr>
+          <w:rFonts w:ascii="Charis SIL Italic" w:hAnsi="Charis SIL Italic" w:eastAsia="Charis SIL Italic"/>
+          <w:b w:val="0"/>
+          <w:i/>
+          <w:color w:val="000000"/>
+          <w:sz w:val="24"/>
+        </w:rPr>
+        <w:t xml:space="preserve">Housed in The Netherlands’, New West Indian Guide / Nieuwe West-Indische Gids, </w:t>
+      </w:r>
+      <w:r>
+        <w:rPr>
+          <w:rFonts w:ascii="Charis SIL Italic" w:hAnsi="Charis SIL Italic" w:eastAsia="Charis SIL Italic"/>
+          <w:b w:val="0"/>
+          <w:i/>
+          <w:color w:val="000000"/>
+          <w:sz w:val="24"/>
+        </w:rPr>
+        <w:t>99(3-4) (2025), 287-324.</w:t>
+      </w:r>
+      <w:r>
+        <w:rPr>
+          <w:rFonts w:ascii="Charis SIL Italic" w:hAnsi="Charis SIL Italic" w:eastAsia="Charis SIL Italic"/>
+          <w:b w:val="0"/>
+          <w:i/>
+          <w:color w:val="000000"/>
+          <w:sz w:val="24"/>
+        </w:rPr>
+        <w:t xml:space="preserve">Scientific article about the contribution of Maroons and </w:t>
+      </w:r>
+      <w:r>
+        <w:rPr>
+          <w:rFonts w:ascii="Charis SIL Italic" w:hAnsi="Charis SIL Italic" w:eastAsia="Charis SIL Italic"/>
+          <w:b w:val="0"/>
+          <w:i/>
+          <w:color w:val="000000"/>
+          <w:sz w:val="24"/>
+        </w:rPr>
+        <w:t xml:space="preserve">Amerindians to the creation of natural and ethnographic collections housed in the </w:t>
+      </w:r>
+      <w:r>
+        <w:rPr>
+          <w:rFonts w:ascii="Charis SIL Italic" w:hAnsi="Charis SIL Italic" w:eastAsia="Charis SIL Italic"/>
+          <w:b w:val="0"/>
+          <w:i/>
+          <w:color w:val="000000"/>
+          <w:sz w:val="24"/>
+        </w:rPr>
+        <w:t>Netherlands.</w:t>
+      </w:r>
+    </w:p>
+    <w:p>
+      <w:pPr>
+        <w:autoSpaceDN w:val="0"/>
+        <w:autoSpaceDE w:val="0"/>
+        <w:widowControl/>
+        <w:spacing w:line="352" w:lineRule="exact" w:before="176" w:after="0"/>
+        <w:ind w:left="800" w:right="0" w:firstLine="0"/>
+        <w:jc w:val="left"/>
+      </w:pPr>
       <w:r>
         <w:rPr>
           <w:rFonts w:ascii="Charis SIL Regular" w:hAnsi="Charis SIL Regular" w:eastAsia="Charis SIL Regular"/>
@@ -12011,12 +13066,48 @@
           <w:sz w:val="24"/>
           <w:u w:val="single"/>
         </w:rPr>
-        <w:hyperlink r:id="rId88" w:history="1">
-          <w:r>
-            <w:rPr>
-              <w:rStyle w:val="Hyperlink"/>
-            </w:rPr>
-            <w:t>8-90-8890-066-2</w:t>
+        <w:hyperlink r:id="rId97" w:history="1">
+          <w:r>
+            <w:rPr>
+              <w:rStyle w:val="Hyperlink"/>
+            </w:rPr>
+            <w:t>https://</w:t>
+          </w:r>
+        </w:hyperlink>
+      </w:r>
+      <w:r>
+        <w:rPr>
+          <w:rFonts w:ascii="Charis SIL Regular" w:hAnsi="Charis SIL Regular" w:eastAsia="Charis SIL Regular"/>
+          <w:b w:val="0"/>
+          <w:i w:val="0"/>
+          <w:color w:val="0000FF"/>
+          <w:sz w:val="24"/>
+          <w:u w:val="single"/>
+        </w:rPr>
+        <w:hyperlink r:id="rId97" w:history="1">
+          <w:r>
+            <w:rPr>
+              <w:rStyle w:val="Hyperlink"/>
+            </w:rPr>
+            <w:t>doi.org/10.1163/22134360-</w:t>
+          </w:r>
+        </w:hyperlink>
+      </w:r>
+      <w:r>
+        <w:rPr>
+          <w:rFonts w:ascii="Charis SIL Regular" w:hAnsi="Charis SIL Regular" w:eastAsia="Charis SIL Regular"/>
+          <w:b w:val="0"/>
+          <w:i w:val="0"/>
+          <w:color w:val="0000FF"/>
+          <w:sz w:val="24"/>
+          <w:u w:val="single"/>
+        </w:rPr>
+        <w:hyperlink r:id="rId97" w:history="1">
+          <w:r>
+            <w:rPr>
+              <w:rStyle w:val="Hyperlink"/>
+            </w:rPr>
+            <w:t>bja10038</w:t>
           </w:r>
         </w:hyperlink>
       </w:r>
@@ -12025,7 +13116,7 @@
       <w:pPr>
         <w:sectPr>
           <w:pgSz w:w="11900" w:h="16840"/>
-          <w:pgMar w:top="318" w:right="962" w:bottom="456" w:left="950" w:header="720" w:footer="720" w:gutter="0"/>
+          <w:pgMar w:top="324" w:right="1440" w:bottom="432" w:left="960" w:header="720" w:footer="720" w:gutter="0"/>
           <w:cols/>
           <w:docGrid w:linePitch="360"/>
         </w:sectPr>
@@ -12046,7 +13137,7 @@
         <w:autoSpaceDE w:val="0"/>
         <w:widowControl/>
         <w:spacing w:line="364" w:lineRule="exact" w:before="0" w:after="0"/>
-        <w:ind w:left="800" w:right="720" w:hanging="800"/>
+        <w:ind w:left="800" w:right="576" w:hanging="800"/>
         <w:jc w:val="left"/>
       </w:pPr>
       <w:r>
@@ -12070,7 +13161,7 @@
           <w:color w:val="000000"/>
           <w:sz w:val="24"/>
         </w:rPr>
-        <w:t xml:space="preserve">Eeden, F.W. van, Catalogus der Nederlandsche West-Indische tentoonstelling te </w:t>
+        <w:t xml:space="preserve">Sint Nicolaas, Eveline. Shackles and bonds: Suriname and the Netherlands since </w:t>
       </w:r>
       <w:r>
         <w:rPr>
@@ -12080,7 +13171,7 @@
           <w:color w:val="000000"/>
           <w:sz w:val="24"/>
         </w:rPr>
-        <w:t>Haarlem 1899. Amsterdam: de Bussy 1899.</w:t>
+        <w:t>1600. Nijmegen: Vantilt, 2018.</w:t>
       </w:r>
       <w:r>
         <w:rPr>
@@ -12090,7 +13181,7 @@
           <w:color w:val="000000"/>
           <w:sz w:val="24"/>
         </w:rPr>
-        <w:t xml:space="preserve">Catalogue of the West Indies </w:t>
+        <w:t xml:space="preserve">Book about objects from Suriname in the </w:t>
       </w:r>
       <w:r>
         <w:rPr>
@@ -12100,7 +13191,7 @@
           <w:color w:val="000000"/>
           <w:sz w:val="24"/>
         </w:rPr>
-        <w:t>exhibition held in the Colonial Museum in Haarlem in 1899.</w:t>
+        <w:t>Rijksmuseum Amsterdam collection.</w:t>
       </w:r>
     </w:p>
     <w:p>
@@ -12111,8 +13202,8 @@
         </w:tabs>
         <w:autoSpaceDE w:val="0"/>
         <w:widowControl/>
-        <w:spacing w:line="368" w:lineRule="exact" w:before="160" w:after="0"/>
-        <w:ind w:left="0" w:right="288" w:firstLine="0"/>
+        <w:spacing w:line="528" w:lineRule="exact" w:before="0" w:after="0"/>
+        <w:ind w:left="0" w:right="864" w:firstLine="0"/>
         <w:jc w:val="left"/>
       </w:pPr>
       <w:r>
@@ -12127,12 +13218,12 @@
           <w:sz w:val="24"/>
           <w:u w:val="single"/>
         </w:rPr>
-        <w:hyperlink r:id="rId89" w:history="1">
-          <w:r>
-            <w:rPr>
-              <w:rStyle w:val="Hyperlink"/>
-            </w:rPr>
-            <w:t>http://</w:t>
+        <w:hyperlink r:id="rId98" w:history="1">
+          <w:r>
+            <w:rPr>
+              <w:rStyle w:val="Hyperlink"/>
+            </w:rPr>
+            <w:t>WorldCat</w:t>
           </w:r>
         </w:hyperlink>
       </w:r>
@@ -12145,14 +13236,7 @@
           <w:sz w:val="24"/>
           <w:u w:val="single"/>
         </w:rPr>
-        <w:hyperlink r:id="rId89" w:history="1">
-          <w:r>
-            <w:rPr>
-              <w:rStyle w:val="Hyperlink"/>
-            </w:rPr>
-            <w:t>hdl.handle.net/1887.1/</w:t>
-          </w:r>
-        </w:hyperlink>
+        <w:t xml:space="preserve"> </w:t>
       </w:r>
       <w:r>
         <w:rPr>
@@ -12163,12 +13247,12 @@
           <w:sz w:val="24"/>
           <w:u w:val="single"/>
         </w:rPr>
-        <w:hyperlink r:id="rId89" w:history="1">
-          <w:r>
-            <w:rPr>
-              <w:rStyle w:val="Hyperlink"/>
-            </w:rPr>
-            <w:t>item:970083</w:t>
+        <w:hyperlink r:id="rId98" w:history="1">
+          <w:r>
+            <w:rPr>
+              <w:rStyle w:val="Hyperlink"/>
+            </w:rPr>
+            <w:t>1041816245</w:t>
           </w:r>
         </w:hyperlink>
       </w:r>
@@ -12191,12 +13275,12 @@
           <w:sz w:val="24"/>
           <w:u w:val="single"/>
         </w:rPr>
-        <w:hyperlink r:id="rId90" w:history="1">
-          <w:r>
-            <w:rPr>
-              <w:rStyle w:val="Hyperlink"/>
-            </w:rPr>
-            <w:t>WorldCat</w:t>
+        <w:hyperlink r:id="rId99" w:history="1">
+          <w:r>
+            <w:rPr>
+              <w:rStyle w:val="Hyperlink"/>
+            </w:rPr>
+            <w:t>ISBN</w:t>
           </w:r>
         </w:hyperlink>
       </w:r>
@@ -12220,12 +13304,12 @@
           <w:sz w:val="24"/>
           <w:u w:val="single"/>
         </w:rPr>
-        <w:hyperlink r:id="rId90" w:history="1">
-          <w:r>
-            <w:rPr>
-              <w:rStyle w:val="Hyperlink"/>
-            </w:rPr>
-            <w:t xml:space="preserve">905463122 </w:t>
+        <w:hyperlink r:id="rId99" w:history="1">
+          <w:r>
+            <w:rPr>
+              <w:rStyle w:val="Hyperlink"/>
+            </w:rPr>
+            <w:t xml:space="preserve">9789460043567 </w:t>
           </w:r>
         </w:hyperlink>
       </w:r>
@@ -12240,7 +13324,7 @@
           <w:color w:val="000000"/>
           <w:sz w:val="24"/>
         </w:rPr>
-        <w:t xml:space="preserve">Dissertation: </w:t>
+        <w:t xml:space="preserve">Scientific article: </w:t>
       </w:r>
       <w:r>
         <w:br/>
@@ -12256,269 +13340,19 @@
           <w:color w:val="000000"/>
           <w:sz w:val="24"/>
         </w:rPr>
-        <w:t xml:space="preserve">Effert, Rudolf. Volkenkundig verzamelen: het Koninklijk Kabinet van </w:t>
-      </w:r>
-      <w:r>
-        <w:br/>
-      </w:r>
-      <w:r>
-        <w:tab/>
-      </w:r>
-      <w:r>
-        <w:rPr>
-          <w:rFonts w:ascii="Charis SIL Italic" w:hAnsi="Charis SIL Italic" w:eastAsia="Charis SIL Italic"/>
-          <w:b w:val="0"/>
-          <w:i/>
-          <w:color w:val="000000"/>
-          <w:sz w:val="24"/>
-        </w:rPr>
-        <w:t>Zeldzaamheden en het Rijks Ethnografisch Museum</w:t>
-      </w:r>
-      <w:r>
-        <w:rPr>
-          <w:rFonts w:ascii="Charis SIL Italic" w:hAnsi="Charis SIL Italic" w:eastAsia="Charis SIL Italic"/>
-          <w:b w:val="0"/>
-          <w:i/>
-          <w:color w:val="000000"/>
-          <w:sz w:val="24"/>
-        </w:rPr>
-        <w:t xml:space="preserve">: 1816-1883. Proefschrift </w:t>
-      </w:r>
-      <w:r>
-        <w:tab/>
-      </w:r>
-      <w:r>
-        <w:rPr>
-          <w:rFonts w:ascii="Charis SIL Italic" w:hAnsi="Charis SIL Italic" w:eastAsia="Charis SIL Italic"/>
-          <w:b w:val="0"/>
-          <w:i/>
-          <w:color w:val="000000"/>
-          <w:sz w:val="24"/>
-        </w:rPr>
-        <w:t>Universiteit Leiden, 2003.</w:t>
-      </w:r>
-      <w:r>
-        <w:rPr>
-          <w:rFonts w:ascii="Charis SIL Italic" w:hAnsi="Charis SIL Italic" w:eastAsia="Charis SIL Italic"/>
-          <w:b w:val="0"/>
-          <w:i/>
-          <w:color w:val="000000"/>
-          <w:sz w:val="24"/>
-        </w:rPr>
-        <w:t xml:space="preserve">Dissertation from 2003 on the history of ethnographic </w:t>
-      </w:r>
-      <w:r>
-        <w:tab/>
-      </w:r>
-      <w:r>
-        <w:rPr>
-          <w:rFonts w:ascii="Charis SIL Italic" w:hAnsi="Charis SIL Italic" w:eastAsia="Charis SIL Italic"/>
-          <w:b w:val="0"/>
-          <w:i/>
-          <w:color w:val="000000"/>
-          <w:sz w:val="24"/>
-        </w:rPr>
-        <w:t xml:space="preserve">collecting: the Royal Cabinet of Curiosities and the National Museum of Ethnology, </w:t>
-      </w:r>
-      <w:r>
-        <w:tab/>
-      </w:r>
-      <w:r>
-        <w:rPr>
-          <w:rFonts w:ascii="Charis SIL Italic" w:hAnsi="Charis SIL Italic" w:eastAsia="Charis SIL Italic"/>
-          <w:b w:val="0"/>
-          <w:i/>
-          <w:color w:val="000000"/>
-          <w:sz w:val="24"/>
-        </w:rPr>
-        <w:t>1816-1883.</w:t>
+        <w:t>Stipriaan, A. van ‘Caraïbisch erfgoed in de Nederlandse Black Atlantic’, OSO.</w:t>
       </w:r>
     </w:p>
     <w:p>
       <w:pPr>
         <w:autoSpaceDN w:val="0"/>
-        <w:tabs>
-          <w:tab w:pos="800" w:val="left"/>
-        </w:tabs>
         <w:autoSpaceDE w:val="0"/>
         <w:widowControl/>
-        <w:spacing w:line="368" w:lineRule="exact" w:before="160" w:after="0"/>
-        <w:ind w:left="0" w:right="432" w:firstLine="0"/>
+        <w:spacing w:line="288" w:lineRule="exact" w:before="64" w:after="0"/>
+        <w:ind w:left="800" w:right="1008" w:firstLine="0"/>
         <w:jc w:val="left"/>
       </w:pPr>
       <w:r>
-        <w:tab/>
-      </w:r>
-      <w:r>
-        <w:rPr>
-          <w:rFonts w:ascii="Charis SIL Regular" w:hAnsi="Charis SIL Regular" w:eastAsia="Charis SIL Regular"/>
-          <w:b w:val="0"/>
-          <w:i w:val="0"/>
-          <w:color w:val="0000FF"/>
-          <w:sz w:val="24"/>
-          <w:u w:val="single"/>
-        </w:rPr>
-        <w:hyperlink r:id="rId91" w:history="1">
-          <w:r>
-            <w:rPr>
-              <w:rStyle w:val="Hyperlink"/>
-            </w:rPr>
-            <w:t>https://</w:t>
-          </w:r>
-        </w:hyperlink>
-      </w:r>
-      <w:r>
-        <w:rPr>
-          <w:rFonts w:ascii="Charis SIL Regular" w:hAnsi="Charis SIL Regular" w:eastAsia="Charis SIL Regular"/>
-          <w:b w:val="0"/>
-          <w:i w:val="0"/>
-          <w:color w:val="0000FF"/>
-          <w:sz w:val="24"/>
-          <w:u w:val="single"/>
-        </w:rPr>
-        <w:hyperlink r:id="rId91" w:history="1">
-          <w:r>
-            <w:rPr>
-              <w:rStyle w:val="Hyperlink"/>
-            </w:rPr>
-            <w:t>search.worldcat.org/</w:t>
-          </w:r>
-        </w:hyperlink>
-      </w:r>
-      <w:r>
-        <w:rPr>
-          <w:rFonts w:ascii="Charis SIL Regular" w:hAnsi="Charis SIL Regular" w:eastAsia="Charis SIL Regular"/>
-          <w:b w:val="0"/>
-          <w:i w:val="0"/>
-          <w:color w:val="0000FF"/>
-          <w:sz w:val="24"/>
-          <w:u w:val="single"/>
-        </w:rPr>
-        <w:hyperlink r:id="rId91" w:history="1">
-          <w:r>
-            <w:rPr>
-              <w:rStyle w:val="Hyperlink"/>
-            </w:rPr>
-            <w:t>title/163275947?</w:t>
-          </w:r>
-        </w:hyperlink>
-      </w:r>
-      <w:r>
-        <w:rPr>
-          <w:rFonts w:ascii="Charis SIL Regular" w:hAnsi="Charis SIL Regular" w:eastAsia="Charis SIL Regular"/>
-          <w:b w:val="0"/>
-          <w:i w:val="0"/>
-          <w:color w:val="0000FF"/>
-          <w:sz w:val="24"/>
-          <w:u w:val="single"/>
-        </w:rPr>
-        <w:hyperlink r:id="rId91" w:history="1">
-          <w:r>
-            <w:rPr>
-              <w:rStyle w:val="Hyperlink"/>
-            </w:rPr>
-            <w:t>oclcNum=163275947</w:t>
-          </w:r>
-        </w:hyperlink>
-      </w:r>
-      <w:r>
-        <w:rPr>
-          <w:rFonts w:ascii="Charis SIL Regular" w:hAnsi="Charis SIL Regular" w:eastAsia="Charis SIL Regular"/>
-          <w:b w:val="0"/>
-          <w:i w:val="0"/>
-          <w:color w:val="000000"/>
-          <w:sz w:val="24"/>
-        </w:rPr>
-        <w:t xml:space="preserve">, </w:t>
-      </w:r>
-      <w:r>
-        <w:tab/>
-      </w:r>
-      <w:r>
-        <w:rPr>
-          <w:rFonts w:ascii="Charis SIL Regular" w:hAnsi="Charis SIL Regular" w:eastAsia="Charis SIL Regular"/>
-          <w:b w:val="0"/>
-          <w:i w:val="0"/>
-          <w:color w:val="0000FF"/>
-          <w:sz w:val="24"/>
-          <w:u w:val="single"/>
-        </w:rPr>
-        <w:hyperlink r:id="rId92" w:history="1">
-          <w:r>
-            <w:rPr>
-              <w:rStyle w:val="Hyperlink"/>
-            </w:rPr>
-            <w:t>WorldC</w:t>
-          </w:r>
-        </w:hyperlink>
-      </w:r>
-      <w:r>
-        <w:rPr>
-          <w:rFonts w:ascii="Charis SIL Regular" w:hAnsi="Charis SIL Regular" w:eastAsia="Charis SIL Regular"/>
-          <w:b w:val="0"/>
-          <w:i w:val="0"/>
-          <w:color w:val="0000FF"/>
-          <w:sz w:val="24"/>
-          <w:u w:val="single"/>
-        </w:rPr>
-        <w:hyperlink r:id="rId92" w:history="1">
-          <w:r>
-            <w:rPr>
-              <w:rStyle w:val="Hyperlink"/>
-            </w:rPr>
-            <w:t>at</w:t>
-          </w:r>
-        </w:hyperlink>
-      </w:r>
-      <w:r>
-        <w:rPr>
-          <w:rFonts w:ascii="Charis SIL Regular" w:hAnsi="Charis SIL Regular" w:eastAsia="Charis SIL Regular"/>
-          <w:b w:val="0"/>
-          <w:i w:val="0"/>
-          <w:color w:val="0000FF"/>
-          <w:sz w:val="24"/>
-          <w:u w:val="single"/>
-        </w:rPr>
-        <w:t xml:space="preserve"> </w:t>
-      </w:r>
-      <w:r>
-        <w:rPr>
-          <w:rFonts w:ascii="Charis SIL Regular" w:hAnsi="Charis SIL Regular" w:eastAsia="Charis SIL Regular"/>
-          <w:b w:val="0"/>
-          <w:i w:val="0"/>
-          <w:color w:val="0000FF"/>
-          <w:sz w:val="24"/>
-          <w:u w:val="single"/>
-        </w:rPr>
-        <w:hyperlink r:id="rId92" w:history="1">
-          <w:r>
-            <w:rPr>
-              <w:rStyle w:val="Hyperlink"/>
-            </w:rPr>
-            <w:t xml:space="preserve">163275947 </w:t>
-          </w:r>
-        </w:hyperlink>
-      </w:r>
-      <w:r>
-        <w:br/>
-      </w:r>
-      <w:r>
-        <w:rPr>
-          <w:rFonts w:ascii="Charis SIL Regular" w:hAnsi="Charis SIL Regular" w:eastAsia="Charis SIL Regular"/>
-          <w:b w:val="0"/>
-          <w:i w:val="0"/>
-          <w:color w:val="000000"/>
-          <w:sz w:val="24"/>
-        </w:rPr>
-        <w:t xml:space="preserve">Scientific article: </w:t>
-      </w:r>
-      <w:r>
-        <w:br/>
-      </w:r>
-      <w:r>
-        <w:tab/>
-      </w:r>
-      <w:r>
         <w:rPr>
           <w:rFonts w:ascii="Charis SIL Italic" w:hAnsi="Charis SIL Italic" w:eastAsia="Charis SIL Italic"/>
           <w:b w:val="0"/>
@@ -12526,10 +13360,7 @@
           <w:color w:val="000000"/>
           <w:sz w:val="24"/>
         </w:rPr>
-        <w:t xml:space="preserve">Price, R. and S. Price ‘John Gabriel Stedman's collection of 18th-century artifacts </w:t>
-      </w:r>
-      <w:r>
-        <w:tab/>
+        <w:t xml:space="preserve">Tijdschrift voor Surinaamse Taalkunde, Letterkunde en Geschiedenis, 35(1) </w:t>
       </w:r>
       <w:r>
         <w:rPr>
@@ -12539,10 +13370,7 @@
           <w:color w:val="000000"/>
           <w:sz w:val="24"/>
         </w:rPr>
-        <w:t xml:space="preserve">from Suriname’, New West Indian Guide / Nieuwe West-Indische Gids, 53(1) </w:t>
-      </w:r>
-      <w:r>
-        <w:tab/>
+        <w:t>(2016), 11-37.</w:t>
       </w:r>
       <w:r>
         <w:rPr>
@@ -12552,7 +13380,7 @@
           <w:color w:val="000000"/>
           <w:sz w:val="24"/>
         </w:rPr>
-        <w:t>(1979), 121-140.</w:t>
+        <w:t xml:space="preserve">Article about the distribution of cultural heritage from the </w:t>
       </w:r>
       <w:r>
         <w:rPr>
@@ -12562,137 +13390,7 @@
           <w:color w:val="000000"/>
           <w:sz w:val="24"/>
         </w:rPr>
-        <w:t xml:space="preserve">Scientific article about objects in the collection of the former </w:t>
-      </w:r>
-      <w:r>
-        <w:tab/>
-      </w:r>
-      <w:r>
-        <w:rPr>
-          <w:rFonts w:ascii="Charis SIL Italic" w:hAnsi="Charis SIL Italic" w:eastAsia="Charis SIL Italic"/>
-          <w:b w:val="0"/>
-          <w:i/>
-          <w:color w:val="000000"/>
-          <w:sz w:val="24"/>
-        </w:rPr>
-        <w:t>Royal Cabinet of Curiosities that may originate from John Gabriel Stedman.</w:t>
-      </w:r>
-    </w:p>
-    <w:p>
-      <w:pPr>
-        <w:autoSpaceDN w:val="0"/>
-        <w:tabs>
-          <w:tab w:pos="800" w:val="left"/>
-        </w:tabs>
-        <w:autoSpaceDE w:val="0"/>
-        <w:widowControl/>
-        <w:spacing w:line="408" w:lineRule="exact" w:before="120" w:after="0"/>
-        <w:ind w:left="0" w:right="576" w:firstLine="0"/>
-        <w:jc w:val="left"/>
-      </w:pPr>
-      <w:r>
-        <w:tab/>
-      </w:r>
-      <w:r>
-        <w:rPr>
-          <w:rFonts w:ascii="Charis SIL Regular" w:hAnsi="Charis SIL Regular" w:eastAsia="Charis SIL Regular"/>
-          <w:b w:val="0"/>
-          <w:i w:val="0"/>
-          <w:color w:val="0000FF"/>
-          <w:sz w:val="24"/>
-          <w:u w:val="single"/>
-        </w:rPr>
-        <w:hyperlink r:id="rId93" w:history="1">
-          <w:r>
-            <w:rPr>
-              <w:rStyle w:val="Hyperlink"/>
-            </w:rPr>
-            <w:t>https://</w:t>
-          </w:r>
-        </w:hyperlink>
-      </w:r>
-      <w:r>
-        <w:rPr>
-          <w:rFonts w:ascii="Charis SIL Regular" w:hAnsi="Charis SIL Regular" w:eastAsia="Charis SIL Regular"/>
-          <w:b w:val="0"/>
-          <w:i w:val="0"/>
-          <w:color w:val="0000FF"/>
-          <w:sz w:val="24"/>
-          <w:u w:val="single"/>
-        </w:rPr>
-        <w:hyperlink r:id="rId93" w:history="1">
-          <w:r>
-            <w:rPr>
-              <w:rStyle w:val="Hyperlink"/>
-            </w:rPr>
-            <w:t xml:space="preserve">doi.org/10.1163/22134360-90002148 </w:t>
-          </w:r>
-        </w:hyperlink>
-      </w:r>
-      <w:r>
-        <w:br/>
-      </w:r>
-      <w:r>
-        <w:rPr>
-          <w:rFonts w:ascii="Charis SIL Regular" w:hAnsi="Charis SIL Regular" w:eastAsia="Charis SIL Regular"/>
-          <w:b w:val="0"/>
-          <w:i w:val="0"/>
-          <w:color w:val="000000"/>
-          <w:sz w:val="24"/>
-        </w:rPr>
-        <w:t xml:space="preserve">Book: </w:t>
-      </w:r>
-      <w:r>
-        <w:br/>
-      </w:r>
-      <w:r>
-        <w:tab/>
-      </w:r>
-      <w:r>
-        <w:rPr>
-          <w:rFonts w:ascii="Charis SIL Italic" w:hAnsi="Charis SIL Italic" w:eastAsia="Charis SIL Italic"/>
-          <w:b w:val="0"/>
-          <w:i/>
-          <w:color w:val="000000"/>
-          <w:sz w:val="24"/>
-        </w:rPr>
-        <w:t xml:space="preserve">Price, R. and S. Price. Afro-American arts of the Suriname rain forest. Berkeley: </w:t>
-      </w:r>
-      <w:r>
-        <w:tab/>
-      </w:r>
-      <w:r>
-        <w:rPr>
-          <w:rFonts w:ascii="Charis SIL Italic" w:hAnsi="Charis SIL Italic" w:eastAsia="Charis SIL Italic"/>
-          <w:b w:val="0"/>
-          <w:i/>
-          <w:color w:val="000000"/>
-          <w:sz w:val="24"/>
-        </w:rPr>
-        <w:t>University of California Press, 1980.</w:t>
-      </w:r>
-      <w:r>
-        <w:rPr>
-          <w:rFonts w:ascii="Charis SIL Italic" w:hAnsi="Charis SIL Italic" w:eastAsia="Charis SIL Italic"/>
-          <w:b w:val="0"/>
-          <w:i/>
-          <w:color w:val="000000"/>
-          <w:sz w:val="24"/>
-        </w:rPr>
-        <w:t xml:space="preserve">Catalogue of an exhibition held in 1980 in </w:t>
-      </w:r>
-      <w:r>
-        <w:tab/>
-      </w:r>
-      <w:r>
-        <w:rPr>
-          <w:rFonts w:ascii="Charis SIL Italic" w:hAnsi="Charis SIL Italic" w:eastAsia="Charis SIL Italic"/>
-          <w:b w:val="0"/>
-          <w:i/>
-          <w:color w:val="000000"/>
-          <w:sz w:val="24"/>
-        </w:rPr>
-        <w:t>Los Angeles, Dallas, Baltimore and New York about Maroon art.</w:t>
+        <w:t>Caribbean in the Netherlands and beyond.</w:t>
       </w:r>
     </w:p>
     <w:p>
@@ -12704,7 +13402,7 @@
         <w:autoSpaceDE w:val="0"/>
         <w:widowControl/>
         <w:spacing w:line="448" w:lineRule="exact" w:before="80" w:after="0"/>
-        <w:ind w:left="0" w:right="1008" w:firstLine="0"/>
+        <w:ind w:left="0" w:right="288" w:firstLine="0"/>
         <w:jc w:val="left"/>
       </w:pPr>
       <w:r>
@@ -12717,63 +13415,98 @@
           <w:i w:val="0"/>
           <w:color w:val="0000FF"/>
           <w:sz w:val="24"/>
-          <w:u w:val="single"/>
-        </w:rPr>
-        <w:hyperlink r:id="rId94" w:history="1">
-          <w:r>
-            <w:rPr>
-              <w:rStyle w:val="Hyperlink"/>
-            </w:rPr>
-            <w:t>ISBN</w:t>
-          </w:r>
-        </w:hyperlink>
-      </w:r>
-      <w:r>
-        <w:rPr>
-          <w:rFonts w:ascii="Charis SIL Regular" w:hAnsi="Charis SIL Regular" w:eastAsia="Charis SIL Regular"/>
-          <w:b w:val="0"/>
-          <w:i w:val="0"/>
-          <w:color w:val="0000FF"/>
-          <w:sz w:val="24"/>
-          <w:u w:val="single"/>
-        </w:rPr>
-        <w:t xml:space="preserve"> </w:t>
-      </w:r>
-      <w:r>
-        <w:rPr>
-          <w:rFonts w:ascii="Charis SIL Regular" w:hAnsi="Charis SIL Regular" w:eastAsia="Charis SIL Regular"/>
-          <w:b w:val="0"/>
-          <w:i w:val="0"/>
-          <w:color w:val="0000FF"/>
-          <w:sz w:val="24"/>
-          <w:u w:val="single"/>
-        </w:rPr>
-        <w:hyperlink r:id="rId94" w:history="1">
-          <w:r>
-            <w:rPr>
-              <w:rStyle w:val="Hyperlink"/>
-            </w:rPr>
-            <w:t xml:space="preserve">978-0-520-04412-8 </w:t>
-          </w:r>
-        </w:hyperlink>
+        </w:rPr>
+        <w:hyperlink r:id="rId100" w:history="1">
+          <w:r>
+            <w:rPr>
+              <w:rStyle w:val="Hyperlink"/>
+            </w:rPr>
+            <w:t>https://</w:t>
+          </w:r>
+        </w:hyperlink>
+      </w:r>
+      <w:r>
+        <w:rPr>
+          <w:rFonts w:ascii="Charis SIL Regular" w:hAnsi="Charis SIL Regular" w:eastAsia="Charis SIL Regular"/>
+          <w:b w:val="0"/>
+          <w:i w:val="0"/>
+          <w:color w:val="0000FF"/>
+          <w:sz w:val="24"/>
+        </w:rPr>
+        <w:hyperlink r:id="rId100" w:history="1">
+          <w:r>
+            <w:rPr>
+              <w:rStyle w:val="Hyperlink"/>
+            </w:rPr>
+            <w:t>www.dbnl.org/</w:t>
+          </w:r>
+        </w:hyperlink>
+      </w:r>
+      <w:r>
+        <w:rPr>
+          <w:rFonts w:ascii="Charis SIL Regular" w:hAnsi="Charis SIL Regular" w:eastAsia="Charis SIL Regular"/>
+          <w:b w:val="0"/>
+          <w:i w:val="0"/>
+          <w:color w:val="0000FF"/>
+          <w:sz w:val="24"/>
+        </w:rPr>
+        <w:hyperlink r:id="rId100" w:history="1">
+          <w:r>
+            <w:rPr>
+              <w:rStyle w:val="Hyperlink"/>
+            </w:rPr>
+            <w:t>tekst/</w:t>
+          </w:r>
+        </w:hyperlink>
+      </w:r>
+      <w:r>
+        <w:rPr>
+          <w:rFonts w:ascii="Charis SIL Regular" w:hAnsi="Charis SIL Regular" w:eastAsia="Charis SIL Regular"/>
+          <w:b w:val="0"/>
+          <w:i w:val="0"/>
+          <w:color w:val="0000FF"/>
+          <w:sz w:val="24"/>
+        </w:rPr>
+        <w:hyperlink r:id="rId100" w:history="1">
+          <w:r>
+            <w:rPr>
+              <w:rStyle w:val="Hyperlink"/>
+            </w:rPr>
+            <w:t>_oso001201601_01/</w:t>
+          </w:r>
+        </w:hyperlink>
+      </w:r>
+      <w:r>
+        <w:rPr>
+          <w:rFonts w:ascii="Charis SIL Regular" w:hAnsi="Charis SIL Regular" w:eastAsia="Charis SIL Regular"/>
+          <w:b w:val="0"/>
+          <w:i w:val="0"/>
+          <w:color w:val="0000FF"/>
+          <w:sz w:val="24"/>
+        </w:rPr>
+        <w:hyperlink r:id="rId100" w:history="1">
+          <w:r>
+            <w:rPr>
+              <w:rStyle w:val="Hyperlink"/>
+            </w:rPr>
+            <w:t xml:space="preserve">_oso001201601_01_0003.php </w:t>
+          </w:r>
+        </w:hyperlink>
+      </w:r>
+      <w:r>
+        <w:rPr>
+          <w:rFonts w:ascii="Charis SIL Regular" w:hAnsi="Charis SIL Regular" w:eastAsia="Charis SIL Regular"/>
+          <w:b w:val="0"/>
+          <w:i w:val="0"/>
+          <w:color w:val="000000"/>
+          <w:sz w:val="24"/>
+        </w:rPr>
+        <w:t xml:space="preserve">Scientific article: </w:t>
       </w:r>
       <w:r>
         <w:br/>
       </w:r>
       <w:r>
-        <w:rPr>
-          <w:rFonts w:ascii="Charis SIL Regular" w:hAnsi="Charis SIL Regular" w:eastAsia="Charis SIL Regular"/>
-          <w:b w:val="0"/>
-          <w:i w:val="0"/>
-          <w:color w:val="000000"/>
-          <w:sz w:val="24"/>
-        </w:rPr>
-        <w:t xml:space="preserve">Book: </w:t>
-      </w:r>
-      <w:r>
-        <w:br/>
-      </w:r>
-      <w:r>
         <w:tab/>
       </w:r>
       <w:r>
@@ -12784,7 +13517,7 @@
           <w:color w:val="000000"/>
           <w:sz w:val="24"/>
         </w:rPr>
-        <w:t xml:space="preserve">Price, R. and S. Price. Maroon arts: cultural vitality in the African diaspora. </w:t>
+        <w:t xml:space="preserve">Vruggink, H. en B. Paasman ‘Overzicht van Suriname-collecties I’, OSO. Tijdschrift </w:t>
       </w:r>
       <w:r>
         <w:tab/>
@@ -12797,8 +13530,18 @@
           <w:color w:val="000000"/>
           <w:sz w:val="24"/>
         </w:rPr>
-        <w:t>Boston: Beacon Press, 1999.</w:t>
-      </w:r>
+        <w:t>voor Surinaamse Taalkunde, Letterkunde en Geschiedenis, 7(1) (1988), 189-244.</w:t>
+      </w:r>
+    </w:p>
+    <w:p>
+      <w:pPr>
+        <w:autoSpaceDN w:val="0"/>
+        <w:autoSpaceDE w:val="0"/>
+        <w:widowControl/>
+        <w:spacing w:line="288" w:lineRule="exact" w:before="64" w:after="0"/>
+        <w:ind w:left="800" w:right="576" w:firstLine="0"/>
+        <w:jc w:val="left"/>
+      </w:pPr>
       <w:r>
         <w:rPr>
           <w:rFonts w:ascii="Charis SIL Italic" w:hAnsi="Charis SIL Italic" w:eastAsia="Charis SIL Italic"/>
@@ -12807,7 +13550,17 @@
           <w:color w:val="000000"/>
           <w:sz w:val="24"/>
         </w:rPr>
-        <w:t>Book about Maroon arts.</w:t>
+        <w:t xml:space="preserve">First part of an overview of Suriname collections in the Netherlands, published in </w:t>
+      </w:r>
+      <w:r>
+        <w:rPr>
+          <w:rFonts w:ascii="Charis SIL Italic" w:hAnsi="Charis SIL Italic" w:eastAsia="Charis SIL Italic"/>
+          <w:b w:val="0"/>
+          <w:i/>
+          <w:color w:val="000000"/>
+          <w:sz w:val="24"/>
+        </w:rPr>
+        <w:t>the journal OSO in 1988.</w:t>
       </w:r>
     </w:p>
     <w:p>
@@ -12818,7 +13571,7 @@
         </w:tabs>
         <w:autoSpaceDE w:val="0"/>
         <w:widowControl/>
-        <w:spacing w:line="356" w:lineRule="exact" w:before="172" w:after="0"/>
+        <w:spacing w:line="384" w:lineRule="exact" w:before="144" w:after="0"/>
         <w:ind w:left="0" w:right="288" w:firstLine="0"/>
         <w:jc w:val="left"/>
       </w:pPr>
@@ -12832,120 +13585,98 @@
           <w:i w:val="0"/>
           <w:color w:val="0000FF"/>
           <w:sz w:val="24"/>
-          <w:u w:val="single"/>
-        </w:rPr>
-        <w:hyperlink r:id="rId95" w:history="1">
-          <w:r>
-            <w:rPr>
-              <w:rStyle w:val="Hyperlink"/>
-            </w:rPr>
-            <w:t>WorldCat</w:t>
-          </w:r>
-        </w:hyperlink>
-      </w:r>
-      <w:r>
-        <w:rPr>
-          <w:rFonts w:ascii="Charis SIL Regular" w:hAnsi="Charis SIL Regular" w:eastAsia="Charis SIL Regular"/>
-          <w:b w:val="0"/>
-          <w:i w:val="0"/>
-          <w:color w:val="0000FF"/>
-          <w:sz w:val="24"/>
-          <w:u w:val="single"/>
-        </w:rPr>
-        <w:t xml:space="preserve"> </w:t>
-      </w:r>
-      <w:r>
-        <w:rPr>
-          <w:rFonts w:ascii="Charis SIL Regular" w:hAnsi="Charis SIL Regular" w:eastAsia="Charis SIL Regular"/>
-          <w:b w:val="0"/>
-          <w:i w:val="0"/>
-          <w:color w:val="0000FF"/>
-          <w:sz w:val="24"/>
-          <w:u w:val="single"/>
-        </w:rPr>
-        <w:hyperlink r:id="rId95" w:history="1">
-          <w:r>
-            <w:rPr>
-              <w:rStyle w:val="Hyperlink"/>
-            </w:rPr>
-            <w:t>905783269</w:t>
-          </w:r>
-        </w:hyperlink>
-      </w:r>
-      <w:r>
-        <w:rPr>
-          <w:rFonts w:ascii="Charis SIL Regular" w:hAnsi="Charis SIL Regular" w:eastAsia="Charis SIL Regular"/>
-          <w:b w:val="0"/>
-          <w:i w:val="0"/>
-          <w:color w:val="000000"/>
-          <w:sz w:val="24"/>
-        </w:rPr>
-        <w:t xml:space="preserve">, </w:t>
-      </w:r>
-      <w:r>
-        <w:rPr>
-          <w:rFonts w:ascii="Charis SIL Regular" w:hAnsi="Charis SIL Regular" w:eastAsia="Charis SIL Regular"/>
-          <w:b w:val="0"/>
-          <w:i w:val="0"/>
-          <w:color w:val="0000FF"/>
-          <w:sz w:val="24"/>
-          <w:u w:val="single"/>
-        </w:rPr>
-        <w:hyperlink r:id="rId96" w:history="1">
-          <w:r>
-            <w:rPr>
-              <w:rStyle w:val="Hyperlink"/>
-            </w:rPr>
-            <w:t>ISBN</w:t>
-          </w:r>
-        </w:hyperlink>
-      </w:r>
-      <w:r>
-        <w:rPr>
-          <w:rFonts w:ascii="Charis SIL Regular" w:hAnsi="Charis SIL Regular" w:eastAsia="Charis SIL Regular"/>
-          <w:b w:val="0"/>
-          <w:i w:val="0"/>
-          <w:color w:val="0000FF"/>
-          <w:sz w:val="24"/>
-          <w:u w:val="single"/>
-        </w:rPr>
-        <w:t xml:space="preserve"> </w:t>
-      </w:r>
-      <w:r>
-        <w:rPr>
-          <w:rFonts w:ascii="Charis SIL Regular" w:hAnsi="Charis SIL Regular" w:eastAsia="Charis SIL Regular"/>
-          <w:b w:val="0"/>
-          <w:i w:val="0"/>
-          <w:color w:val="0000FF"/>
-          <w:sz w:val="24"/>
-          <w:u w:val="single"/>
-        </w:rPr>
-        <w:hyperlink r:id="rId96" w:history="1">
-          <w:r>
-            <w:rPr>
-              <w:rStyle w:val="Hyperlink"/>
-            </w:rPr>
-            <w:t xml:space="preserve">978-0-8070-8550-9 </w:t>
-          </w:r>
-        </w:hyperlink>
+        </w:rPr>
+        <w:hyperlink r:id="rId101" w:history="1">
+          <w:r>
+            <w:rPr>
+              <w:rStyle w:val="Hyperlink"/>
+            </w:rPr>
+            <w:t>https://</w:t>
+          </w:r>
+        </w:hyperlink>
+      </w:r>
+      <w:r>
+        <w:rPr>
+          <w:rFonts w:ascii="Charis SIL Regular" w:hAnsi="Charis SIL Regular" w:eastAsia="Charis SIL Regular"/>
+          <w:b w:val="0"/>
+          <w:i w:val="0"/>
+          <w:color w:val="0000FF"/>
+          <w:sz w:val="24"/>
+        </w:rPr>
+        <w:hyperlink r:id="rId101" w:history="1">
+          <w:r>
+            <w:rPr>
+              <w:rStyle w:val="Hyperlink"/>
+            </w:rPr>
+            <w:t>www.dbnl.org/</w:t>
+          </w:r>
+        </w:hyperlink>
+      </w:r>
+      <w:r>
+        <w:rPr>
+          <w:rFonts w:ascii="Charis SIL Regular" w:hAnsi="Charis SIL Regular" w:eastAsia="Charis SIL Regular"/>
+          <w:b w:val="0"/>
+          <w:i w:val="0"/>
+          <w:color w:val="0000FF"/>
+          <w:sz w:val="24"/>
+        </w:rPr>
+        <w:hyperlink r:id="rId101" w:history="1">
+          <w:r>
+            <w:rPr>
+              <w:rStyle w:val="Hyperlink"/>
+            </w:rPr>
+            <w:t>tekst/</w:t>
+          </w:r>
+        </w:hyperlink>
+      </w:r>
+      <w:r>
+        <w:rPr>
+          <w:rFonts w:ascii="Charis SIL Regular" w:hAnsi="Charis SIL Regular" w:eastAsia="Charis SIL Regular"/>
+          <w:b w:val="0"/>
+          <w:i w:val="0"/>
+          <w:color w:val="0000FF"/>
+          <w:sz w:val="24"/>
+        </w:rPr>
+        <w:hyperlink r:id="rId101" w:history="1">
+          <w:r>
+            <w:rPr>
+              <w:rStyle w:val="Hyperlink"/>
+            </w:rPr>
+            <w:t>_oso001198801_01/</w:t>
+          </w:r>
+        </w:hyperlink>
+      </w:r>
+      <w:r>
+        <w:rPr>
+          <w:rFonts w:ascii="Charis SIL Regular" w:hAnsi="Charis SIL Regular" w:eastAsia="Charis SIL Regular"/>
+          <w:b w:val="0"/>
+          <w:i w:val="0"/>
+          <w:color w:val="0000FF"/>
+          <w:sz w:val="24"/>
+        </w:rPr>
+        <w:hyperlink r:id="rId101" w:history="1">
+          <w:r>
+            <w:rPr>
+              <w:rStyle w:val="Hyperlink"/>
+            </w:rPr>
+            <w:t xml:space="preserve">_oso001198801_01_0020.php </w:t>
+          </w:r>
+        </w:hyperlink>
+      </w:r>
+      <w:r>
+        <w:rPr>
+          <w:rFonts w:ascii="Charis SIL Regular" w:hAnsi="Charis SIL Regular" w:eastAsia="Charis SIL Regular"/>
+          <w:b w:val="0"/>
+          <w:i w:val="0"/>
+          <w:color w:val="000000"/>
+          <w:sz w:val="24"/>
+        </w:rPr>
+        <w:t xml:space="preserve">Scientific article: </w:t>
       </w:r>
       <w:r>
         <w:br/>
       </w:r>
       <w:r>
-        <w:rPr>
-          <w:rFonts w:ascii="Charis SIL Regular" w:hAnsi="Charis SIL Regular" w:eastAsia="Charis SIL Regular"/>
-          <w:b w:val="0"/>
-          <w:i w:val="0"/>
-          <w:color w:val="000000"/>
-          <w:sz w:val="24"/>
-        </w:rPr>
-        <w:t xml:space="preserve">Scientific article: </w:t>
-      </w:r>
-      <w:r>
-        <w:br/>
-      </w:r>
-      <w:r>
         <w:tab/>
       </w:r>
       <w:r>
@@ -12956,7 +13687,7 @@
           <w:color w:val="000000"/>
           <w:sz w:val="24"/>
         </w:rPr>
-        <w:t xml:space="preserve">Ruiter, I. de, T. van Andel, M. Françozo, C.F. Caromano ‘Surinamese Maroon and </w:t>
+        <w:t xml:space="preserve">Vruggink, H. en B. Paasman ‘Overzicht van Suriname-collecties II’, OSO. Tijdschrift </w:t>
       </w:r>
       <w:r>
         <w:tab/>
@@ -12969,7 +13700,7 @@
           <w:color w:val="000000"/>
           <w:sz w:val="24"/>
         </w:rPr>
-        <w:t xml:space="preserve">Indigenous Knowledge in the Creation of Natural and Ethnographic Collections </w:t>
+        <w:t xml:space="preserve">voor Surinaamse Taalkunde, Letterkunde en Geschiedenis, 8(1) (1989), 77-96. </w:t>
       </w:r>
       <w:r>
         <w:tab/>
@@ -12982,7 +13713,7 @@
           <w:color w:val="000000"/>
           <w:sz w:val="24"/>
         </w:rPr>
-        <w:t xml:space="preserve">Housed in The Netherlands’, New West Indian Guide / Nieuwe West-Indische Gids, </w:t>
+        <w:t xml:space="preserve">Second part of an overview of Suriname collections in the Netherlands, published in </w:t>
       </w:r>
       <w:r>
         <w:tab/>
@@ -12995,43 +13726,7 @@
           <w:color w:val="000000"/>
           <w:sz w:val="24"/>
         </w:rPr>
-        <w:t>99(3-4) (2025), 287-324.</w:t>
-      </w:r>
-      <w:r>
-        <w:rPr>
-          <w:rFonts w:ascii="Charis SIL Italic" w:hAnsi="Charis SIL Italic" w:eastAsia="Charis SIL Italic"/>
-          <w:b w:val="0"/>
-          <w:i/>
-          <w:color w:val="000000"/>
-          <w:sz w:val="24"/>
-        </w:rPr>
-        <w:t xml:space="preserve">Scientific article about the contribution of Maroons and </w:t>
-      </w:r>
-      <w:r>
-        <w:tab/>
-      </w:r>
-      <w:r>
-        <w:rPr>
-          <w:rFonts w:ascii="Charis SIL Italic" w:hAnsi="Charis SIL Italic" w:eastAsia="Charis SIL Italic"/>
-          <w:b w:val="0"/>
-          <w:i/>
-          <w:color w:val="000000"/>
-          <w:sz w:val="24"/>
-        </w:rPr>
-        <w:t xml:space="preserve">Amerindians to the creation of natural and ethnographic collections housed in the </w:t>
-      </w:r>
-      <w:r>
-        <w:tab/>
-      </w:r>
-      <w:r>
-        <w:rPr>
-          <w:rFonts w:ascii="Charis SIL Italic" w:hAnsi="Charis SIL Italic" w:eastAsia="Charis SIL Italic"/>
-          <w:b w:val="0"/>
-          <w:i/>
-          <w:color w:val="000000"/>
-          <w:sz w:val="24"/>
-        </w:rPr>
-        <w:t>Netherlands.</w:t>
+        <w:t>the journal OSO in 1989.</w:t>
       </w:r>
     </w:p>
     <w:p>
@@ -13043,7 +13738,7 @@
         <w:autoSpaceDE w:val="0"/>
         <w:widowControl/>
         <w:spacing w:line="528" w:lineRule="exact" w:before="0" w:after="0"/>
-        <w:ind w:left="0" w:right="3744" w:firstLine="0"/>
+        <w:ind w:left="0" w:right="288" w:firstLine="0"/>
         <w:jc w:val="left"/>
       </w:pPr>
       <w:r>
@@ -13056,14 +13751,381 @@
           <w:i w:val="0"/>
           <w:color w:val="0000FF"/>
           <w:sz w:val="24"/>
+        </w:rPr>
+        <w:hyperlink r:id="rId102" w:history="1">
+          <w:r>
+            <w:rPr>
+              <w:rStyle w:val="Hyperlink"/>
+            </w:rPr>
+            <w:t>https://</w:t>
+          </w:r>
+        </w:hyperlink>
+      </w:r>
+      <w:r>
+        <w:rPr>
+          <w:rFonts w:ascii="Charis SIL Regular" w:hAnsi="Charis SIL Regular" w:eastAsia="Charis SIL Regular"/>
+          <w:b w:val="0"/>
+          <w:i w:val="0"/>
+          <w:color w:val="0000FF"/>
+          <w:sz w:val="24"/>
+        </w:rPr>
+        <w:hyperlink r:id="rId102" w:history="1">
+          <w:r>
+            <w:rPr>
+              <w:rStyle w:val="Hyperlink"/>
+            </w:rPr>
+            <w:t>www.dbnl.org/</w:t>
+          </w:r>
+        </w:hyperlink>
+      </w:r>
+      <w:r>
+        <w:rPr>
+          <w:rFonts w:ascii="Charis SIL Regular" w:hAnsi="Charis SIL Regular" w:eastAsia="Charis SIL Regular"/>
+          <w:b w:val="0"/>
+          <w:i w:val="0"/>
+          <w:color w:val="0000FF"/>
+          <w:sz w:val="24"/>
+        </w:rPr>
+        <w:hyperlink r:id="rId102" w:history="1">
+          <w:r>
+            <w:rPr>
+              <w:rStyle w:val="Hyperlink"/>
+            </w:rPr>
+            <w:t>tekst/</w:t>
+          </w:r>
+        </w:hyperlink>
+      </w:r>
+      <w:r>
+        <w:rPr>
+          <w:rFonts w:ascii="Charis SIL Regular" w:hAnsi="Charis SIL Regular" w:eastAsia="Charis SIL Regular"/>
+          <w:b w:val="0"/>
+          <w:i w:val="0"/>
+          <w:color w:val="0000FF"/>
+          <w:sz w:val="24"/>
+        </w:rPr>
+        <w:hyperlink r:id="rId102" w:history="1">
+          <w:r>
+            <w:rPr>
+              <w:rStyle w:val="Hyperlink"/>
+            </w:rPr>
+            <w:t>_oso001198901_01/</w:t>
+          </w:r>
+        </w:hyperlink>
+      </w:r>
+      <w:r>
+        <w:rPr>
+          <w:rFonts w:ascii="Charis SIL Regular" w:hAnsi="Charis SIL Regular" w:eastAsia="Charis SIL Regular"/>
+          <w:b w:val="0"/>
+          <w:i w:val="0"/>
+          <w:color w:val="0000FF"/>
+          <w:sz w:val="24"/>
+        </w:rPr>
+        <w:hyperlink r:id="rId102" w:history="1">
+          <w:r>
+            <w:rPr>
+              <w:rStyle w:val="Hyperlink"/>
+            </w:rPr>
+            <w:t xml:space="preserve">_oso001198901_01_0010.php </w:t>
+          </w:r>
+        </w:hyperlink>
+      </w:r>
+      <w:r>
+        <w:rPr>
+          <w:rFonts w:ascii="Charis SIL Regular" w:hAnsi="Charis SIL Regular" w:eastAsia="Charis SIL Regular"/>
+          <w:b w:val="0"/>
+          <w:i w:val="0"/>
+          <w:color w:val="000000"/>
+          <w:sz w:val="24"/>
+        </w:rPr>
+        <w:t xml:space="preserve">Scientific article: </w:t>
+      </w:r>
+      <w:r>
+        <w:br/>
+      </w:r>
+      <w:r>
+        <w:tab/>
+      </w:r>
+      <w:r>
+        <w:rPr>
+          <w:rFonts w:ascii="Charis SIL Italic" w:hAnsi="Charis SIL Italic" w:eastAsia="Charis SIL Italic"/>
+          <w:b w:val="0"/>
+          <w:i/>
+          <w:color w:val="000000"/>
+          <w:sz w:val="24"/>
+        </w:rPr>
+        <w:t>Vruggink, H. en B. Paasman ‘Overzicht van Suriname-collecties III’, OSO.</w:t>
+      </w:r>
+    </w:p>
+    <w:p>
+      <w:pPr>
+        <w:autoSpaceDN w:val="0"/>
+        <w:autoSpaceDE w:val="0"/>
+        <w:widowControl/>
+        <w:spacing w:line="288" w:lineRule="exact" w:before="64" w:after="0"/>
+        <w:ind w:left="800" w:right="288" w:firstLine="0"/>
+        <w:jc w:val="left"/>
+      </w:pPr>
+      <w:r>
+        <w:rPr>
+          <w:rFonts w:ascii="Charis SIL Italic" w:hAnsi="Charis SIL Italic" w:eastAsia="Charis SIL Italic"/>
+          <w:b w:val="0"/>
+          <w:i/>
+          <w:color w:val="000000"/>
+          <w:sz w:val="24"/>
+        </w:rPr>
+        <w:t xml:space="preserve">Tijdschrift voor Surinaamse Taalkunde, Letterkunde en Geschiedenis, 8(1) (1989), </w:t>
+      </w:r>
+      <w:r>
+        <w:rPr>
+          <w:rFonts w:ascii="Charis SIL Italic" w:hAnsi="Charis SIL Italic" w:eastAsia="Charis SIL Italic"/>
+          <w:b w:val="0"/>
+          <w:i/>
+          <w:color w:val="000000"/>
+          <w:sz w:val="24"/>
+        </w:rPr>
+        <w:t>196-226.</w:t>
+      </w:r>
+      <w:r>
+        <w:rPr>
+          <w:rFonts w:ascii="Charis SIL Italic" w:hAnsi="Charis SIL Italic" w:eastAsia="Charis SIL Italic"/>
+          <w:b w:val="0"/>
+          <w:i/>
+          <w:color w:val="000000"/>
+          <w:sz w:val="24"/>
+        </w:rPr>
+        <w:t xml:space="preserve">Third part of an overview of Suriname collections in the Netherlands, </w:t>
+      </w:r>
+      <w:r>
+        <w:rPr>
+          <w:rFonts w:ascii="Charis SIL Italic" w:hAnsi="Charis SIL Italic" w:eastAsia="Charis SIL Italic"/>
+          <w:b w:val="0"/>
+          <w:i/>
+          <w:color w:val="000000"/>
+          <w:sz w:val="24"/>
+        </w:rPr>
+        <w:t>published in the journal OSO in 1989.</w:t>
+      </w:r>
+    </w:p>
+    <w:p>
+      <w:pPr>
+        <w:autoSpaceDN w:val="0"/>
+        <w:tabs>
+          <w:tab w:pos="800" w:val="left"/>
+        </w:tabs>
+        <w:autoSpaceDE w:val="0"/>
+        <w:widowControl/>
+        <w:spacing w:line="448" w:lineRule="exact" w:before="80" w:after="0"/>
+        <w:ind w:left="0" w:right="288" w:firstLine="0"/>
+        <w:jc w:val="left"/>
+      </w:pPr>
+      <w:r>
+        <w:tab/>
+      </w:r>
+      <w:r>
+        <w:rPr>
+          <w:rFonts w:ascii="Charis SIL Regular" w:hAnsi="Charis SIL Regular" w:eastAsia="Charis SIL Regular"/>
+          <w:b w:val="0"/>
+          <w:i w:val="0"/>
+          <w:color w:val="0000FF"/>
+          <w:sz w:val="24"/>
+        </w:rPr>
+        <w:hyperlink r:id="rId103" w:history="1">
+          <w:r>
+            <w:rPr>
+              <w:rStyle w:val="Hyperlink"/>
+            </w:rPr>
+            <w:t>https://</w:t>
+          </w:r>
+        </w:hyperlink>
+      </w:r>
+      <w:r>
+        <w:rPr>
+          <w:rFonts w:ascii="Charis SIL Regular" w:hAnsi="Charis SIL Regular" w:eastAsia="Charis SIL Regular"/>
+          <w:b w:val="0"/>
+          <w:i w:val="0"/>
+          <w:color w:val="0000FF"/>
+          <w:sz w:val="24"/>
+        </w:rPr>
+        <w:hyperlink r:id="rId103" w:history="1">
+          <w:r>
+            <w:rPr>
+              <w:rStyle w:val="Hyperlink"/>
+            </w:rPr>
+            <w:t>www.dbnl.org/</w:t>
+          </w:r>
+        </w:hyperlink>
+      </w:r>
+      <w:r>
+        <w:rPr>
+          <w:rFonts w:ascii="Charis SIL Regular" w:hAnsi="Charis SIL Regular" w:eastAsia="Charis SIL Regular"/>
+          <w:b w:val="0"/>
+          <w:i w:val="0"/>
+          <w:color w:val="0000FF"/>
+          <w:sz w:val="24"/>
+        </w:rPr>
+        <w:hyperlink r:id="rId103" w:history="1">
+          <w:r>
+            <w:rPr>
+              <w:rStyle w:val="Hyperlink"/>
+            </w:rPr>
+            <w:t>tekst/</w:t>
+          </w:r>
+        </w:hyperlink>
+      </w:r>
+      <w:r>
+        <w:rPr>
+          <w:rFonts w:ascii="Charis SIL Regular" w:hAnsi="Charis SIL Regular" w:eastAsia="Charis SIL Regular"/>
+          <w:b w:val="0"/>
+          <w:i w:val="0"/>
+          <w:color w:val="0000FF"/>
+          <w:sz w:val="24"/>
+        </w:rPr>
+        <w:hyperlink r:id="rId103" w:history="1">
+          <w:r>
+            <w:rPr>
+              <w:rStyle w:val="Hyperlink"/>
+            </w:rPr>
+            <w:t>_oso001198901_01/</w:t>
+          </w:r>
+        </w:hyperlink>
+      </w:r>
+      <w:r>
+        <w:rPr>
+          <w:rFonts w:ascii="Charis SIL Regular" w:hAnsi="Charis SIL Regular" w:eastAsia="Charis SIL Regular"/>
+          <w:b w:val="0"/>
+          <w:i w:val="0"/>
+          <w:color w:val="0000FF"/>
+          <w:sz w:val="24"/>
+        </w:rPr>
+        <w:hyperlink r:id="rId103" w:history="1">
+          <w:r>
+            <w:rPr>
+              <w:rStyle w:val="Hyperlink"/>
+            </w:rPr>
+            <w:t xml:space="preserve">_oso001198901_01_0026.php </w:t>
+          </w:r>
+        </w:hyperlink>
+      </w:r>
+      <w:r>
+        <w:rPr>
+          <w:rFonts w:ascii="Charis SIL Regular" w:hAnsi="Charis SIL Regular" w:eastAsia="Charis SIL Regular"/>
+          <w:b w:val="0"/>
+          <w:i w:val="0"/>
+          <w:color w:val="000000"/>
+          <w:sz w:val="24"/>
+        </w:rPr>
+        <w:t xml:space="preserve">Book: </w:t>
+      </w:r>
+      <w:r>
+        <w:br/>
+      </w:r>
+      <w:r>
+        <w:tab/>
+      </w:r>
+      <w:r>
+        <w:rPr>
+          <w:rFonts w:ascii="Charis SIL Italic" w:hAnsi="Charis SIL Italic" w:eastAsia="Charis SIL Italic"/>
+          <w:b w:val="0"/>
+          <w:i/>
+          <w:color w:val="000000"/>
+          <w:sz w:val="24"/>
+        </w:rPr>
+        <w:t xml:space="preserve">Wentholt, A. (red.), In kaart gebracht met kapmes en kompas: met het Koninklijk </w:t>
+      </w:r>
+      <w:r>
+        <w:tab/>
+      </w:r>
+      <w:r>
+        <w:rPr>
+          <w:rFonts w:ascii="Charis SIL Italic" w:hAnsi="Charis SIL Italic" w:eastAsia="Charis SIL Italic"/>
+          <w:b w:val="0"/>
+          <w:i/>
+          <w:color w:val="000000"/>
+          <w:sz w:val="24"/>
+        </w:rPr>
+        <w:t>Nederlands Aardrijkskundig Genootschap op expeditie tussen 1873 en 1960.</w:t>
+      </w:r>
+    </w:p>
+    <w:p>
+      <w:pPr>
+        <w:autoSpaceDN w:val="0"/>
+        <w:autoSpaceDE w:val="0"/>
+        <w:widowControl/>
+        <w:spacing w:line="288" w:lineRule="exact" w:before="64" w:after="0"/>
+        <w:ind w:left="800" w:right="864" w:firstLine="0"/>
+        <w:jc w:val="left"/>
+      </w:pPr>
+      <w:r>
+        <w:rPr>
+          <w:rFonts w:ascii="Charis SIL Italic" w:hAnsi="Charis SIL Italic" w:eastAsia="Charis SIL Italic"/>
+          <w:b w:val="0"/>
+          <w:i/>
+          <w:color w:val="000000"/>
+          <w:sz w:val="24"/>
+        </w:rPr>
+        <w:t>Heerlen/Utrecht: ABP/KNAG, 2003.</w:t>
+      </w:r>
+      <w:r>
+        <w:rPr>
+          <w:rFonts w:ascii="Charis SIL Italic" w:hAnsi="Charis SIL Italic" w:eastAsia="Charis SIL Italic"/>
+          <w:b w:val="0"/>
+          <w:i/>
+          <w:color w:val="000000"/>
+          <w:sz w:val="24"/>
+        </w:rPr>
+        <w:t xml:space="preserve">Book about the expeditions of the Royal </w:t>
+      </w:r>
+      <w:r>
+        <w:rPr>
+          <w:rFonts w:ascii="Charis SIL Italic" w:hAnsi="Charis SIL Italic" w:eastAsia="Charis SIL Italic"/>
+          <w:b w:val="0"/>
+          <w:i/>
+          <w:color w:val="000000"/>
+          <w:sz w:val="24"/>
+        </w:rPr>
+        <w:t xml:space="preserve">Netherlands Geographical Society, with attention also to the expeditions in </w:t>
+      </w:r>
+      <w:r>
+        <w:rPr>
+          <w:rFonts w:ascii="Charis SIL Italic" w:hAnsi="Charis SIL Italic" w:eastAsia="Charis SIL Italic"/>
+          <w:b w:val="0"/>
+          <w:i/>
+          <w:color w:val="000000"/>
+          <w:sz w:val="24"/>
+        </w:rPr>
+        <w:t>Suriname.</w:t>
+      </w:r>
+    </w:p>
+    <w:p>
+      <w:pPr>
+        <w:autoSpaceDN w:val="0"/>
+        <w:tabs>
+          <w:tab w:pos="800" w:val="left"/>
+        </w:tabs>
+        <w:autoSpaceDE w:val="0"/>
+        <w:widowControl/>
+        <w:spacing w:line="528" w:lineRule="exact" w:before="0" w:after="0"/>
+        <w:ind w:left="0" w:right="5904" w:firstLine="0"/>
+        <w:jc w:val="left"/>
+      </w:pPr>
+      <w:r>
+        <w:tab/>
+      </w:r>
+      <w:r>
+        <w:rPr>
+          <w:rFonts w:ascii="Charis SIL Regular" w:hAnsi="Charis SIL Regular" w:eastAsia="Charis SIL Regular"/>
+          <w:b w:val="0"/>
+          <w:i w:val="0"/>
+          <w:color w:val="0000FF"/>
+          <w:sz w:val="24"/>
           <w:u w:val="single"/>
         </w:rPr>
-        <w:hyperlink r:id="rId97" w:history="1">
-          <w:r>
-            <w:rPr>
-              <w:rStyle w:val="Hyperlink"/>
-            </w:rPr>
-            <w:t>https://</w:t>
+        <w:hyperlink r:id="rId104" w:history="1">
+          <w:r>
+            <w:rPr>
+              <w:rStyle w:val="Hyperlink"/>
+            </w:rPr>
+            <w:t>ISBN</w:t>
           </w:r>
         </w:hyperlink>
       </w:r>
@@ -13076,14 +14138,7 @@
           <w:sz w:val="24"/>
           <w:u w:val="single"/>
         </w:rPr>
-        <w:hyperlink r:id="rId97" w:history="1">
-          <w:r>
-            <w:rPr>
-              <w:rStyle w:val="Hyperlink"/>
-            </w:rPr>
-            <w:t>doi.org/10.1163/22134360-</w:t>
-          </w:r>
-        </w:hyperlink>
+        <w:t xml:space="preserve"> </w:t>
       </w:r>
       <w:r>
         <w:rPr>
@@ -13094,24 +14149,27 @@
           <w:sz w:val="24"/>
           <w:u w:val="single"/>
         </w:rPr>
-        <w:hyperlink r:id="rId97" w:history="1">
-          <w:r>
-            <w:rPr>
-              <w:rStyle w:val="Hyperlink"/>
-            </w:rPr>
-            <w:t xml:space="preserve">bja10038 </w:t>
-          </w:r>
-        </w:hyperlink>
-      </w:r>
-      <w:r>
-        <w:rPr>
-          <w:rFonts w:ascii="Charis SIL Regular" w:hAnsi="Charis SIL Regular" w:eastAsia="Charis SIL Regular"/>
-          <w:b w:val="0"/>
-          <w:i w:val="0"/>
-          <w:color w:val="000000"/>
-          <w:sz w:val="24"/>
-        </w:rPr>
-        <w:t>Book:</w:t>
+        <w:hyperlink r:id="rId104" w:history="1">
+          <w:r>
+            <w:rPr>
+              <w:rStyle w:val="Hyperlink"/>
+            </w:rPr>
+            <w:t xml:space="preserve">978-90-6601-015-4 </w:t>
+          </w:r>
+        </w:hyperlink>
+      </w:r>
+      <w:r>
+        <w:br/>
+      </w:r>
+      <w:r>
+        <w:rPr>
+          <w:rFonts w:ascii="Charis SIL Regular" w:hAnsi="Charis SIL Regular" w:eastAsia="Charis SIL Regular"/>
+          <w:b w:val="0"/>
+          <w:i w:val="0"/>
+          <w:color w:val="000000"/>
+          <w:sz w:val="24"/>
+        </w:rPr>
+        <w:t>Publication:</w:t>
       </w:r>
     </w:p>
     <w:p>
@@ -13139,8 +14197,8 @@
         <w:autoSpaceDE w:val="0"/>
         <w:widowControl/>
         <w:spacing w:line="288" w:lineRule="exact" w:before="64" w:after="0"/>
-        <w:ind w:left="800" w:right="576" w:firstLine="0"/>
-        <w:jc w:val="left"/>
+        <w:ind w:left="800" w:right="1048" w:firstLine="0"/>
+        <w:jc w:val="both"/>
       </w:pPr>
       <w:r>
         <w:rPr>
@@ -13150,7 +14208,7 @@
           <w:color w:val="000000"/>
           <w:sz w:val="24"/>
         </w:rPr>
-        <w:t xml:space="preserve">Sint Nicolaas, Eveline. Shackles and bonds: Suriname and the Netherlands since </w:t>
+        <w:t xml:space="preserve">Zoekterm 'Suriname'. een eerste aanzet tot een inventarisatie van objecten uit </w:t>
       </w:r>
       <w:r>
         <w:rPr>
@@ -13160,7 +14218,7 @@
           <w:color w:val="000000"/>
           <w:sz w:val="24"/>
         </w:rPr>
-        <w:t>1600. Nijmegen: Vantilt, 2018.</w:t>
+        <w:t>Suriname in Nederland. Consortium Koloniale Collecties, 2024.</w:t>
       </w:r>
       <w:r>
         <w:rPr>
@@ -13170,7 +14228,7 @@
           <w:color w:val="000000"/>
           <w:sz w:val="24"/>
         </w:rPr>
-        <w:t xml:space="preserve">Book about objects from Suriname in the </w:t>
+        <w:t xml:space="preserve">Inventory of </w:t>
       </w:r>
       <w:r>
         <w:rPr>
@@ -13180,141 +14238,7 @@
           <w:color w:val="000000"/>
           <w:sz w:val="24"/>
         </w:rPr>
-        <w:t>Rijksmuseum Amsterdam collection.</w:t>
-      </w:r>
-    </w:p>
-    <w:p>
-      <w:pPr>
-        <w:autoSpaceDN w:val="0"/>
-        <w:autoSpaceDE w:val="0"/>
-        <w:widowControl/>
-        <w:spacing w:line="352" w:lineRule="exact" w:before="176" w:after="0"/>
-        <w:ind w:left="800" w:right="0" w:firstLine="0"/>
-        <w:jc w:val="left"/>
-      </w:pPr>
-      <w:r>
-        <w:rPr>
-          <w:rFonts w:ascii="Charis SIL Regular" w:hAnsi="Charis SIL Regular" w:eastAsia="Charis SIL Regular"/>
-          <w:b w:val="0"/>
-          <w:i w:val="0"/>
-          <w:color w:val="0000FF"/>
-          <w:sz w:val="24"/>
-          <w:u w:val="single"/>
-        </w:rPr>
-        <w:hyperlink r:id="rId98" w:history="1">
-          <w:r>
-            <w:rPr>
-              <w:rStyle w:val="Hyperlink"/>
-            </w:rPr>
-            <w:t>WorldCat</w:t>
-          </w:r>
-        </w:hyperlink>
-      </w:r>
-      <w:r>
-        <w:rPr>
-          <w:rFonts w:ascii="Charis SIL Regular" w:hAnsi="Charis SIL Regular" w:eastAsia="Charis SIL Regular"/>
-          <w:b w:val="0"/>
-          <w:i w:val="0"/>
-          <w:color w:val="0000FF"/>
-          <w:sz w:val="24"/>
-          <w:u w:val="single"/>
-        </w:rPr>
-        <w:t xml:space="preserve"> </w:t>
-      </w:r>
-      <w:r>
-        <w:rPr>
-          <w:rFonts w:ascii="Charis SIL Regular" w:hAnsi="Charis SIL Regular" w:eastAsia="Charis SIL Regular"/>
-          <w:b w:val="0"/>
-          <w:i w:val="0"/>
-          <w:color w:val="0000FF"/>
-          <w:sz w:val="24"/>
-          <w:u w:val="single"/>
-        </w:rPr>
-        <w:hyperlink r:id="rId98" w:history="1">
-          <w:r>
-            <w:rPr>
-              <w:rStyle w:val="Hyperlink"/>
-            </w:rPr>
-            <w:t>1041816245</w:t>
-          </w:r>
-        </w:hyperlink>
-      </w:r>
-      <w:r>
-        <w:rPr>
-          <w:rFonts w:ascii="Charis SIL Regular" w:hAnsi="Charis SIL Regular" w:eastAsia="Charis SIL Regular"/>
-          <w:b w:val="0"/>
-          <w:i w:val="0"/>
-          <w:color w:val="000000"/>
-          <w:sz w:val="24"/>
-        </w:rPr>
-        <w:t xml:space="preserve">, </w:t>
-      </w:r>
-      <w:r>
-        <w:rPr>
-          <w:rFonts w:ascii="Charis SIL Regular" w:hAnsi="Charis SIL Regular" w:eastAsia="Charis SIL Regular"/>
-          <w:b w:val="0"/>
-          <w:i w:val="0"/>
-          <w:color w:val="0000FF"/>
-          <w:sz w:val="24"/>
-          <w:u w:val="single"/>
-        </w:rPr>
-        <w:hyperlink r:id="rId99" w:history="1">
-          <w:r>
-            <w:rPr>
-              <w:rStyle w:val="Hyperlink"/>
-            </w:rPr>
-            <w:t>ISBN</w:t>
-          </w:r>
-        </w:hyperlink>
-      </w:r>
-      <w:r>
-        <w:rPr>
-          <w:rFonts w:ascii="Charis SIL Regular" w:hAnsi="Charis SIL Regular" w:eastAsia="Charis SIL Regular"/>
-          <w:b w:val="0"/>
-          <w:i w:val="0"/>
-          <w:color w:val="0000FF"/>
-          <w:sz w:val="24"/>
-          <w:u w:val="single"/>
-        </w:rPr>
-        <w:t xml:space="preserve"> </w:t>
-      </w:r>
-      <w:r>
-        <w:rPr>
-          <w:rFonts w:ascii="Charis SIL Regular" w:hAnsi="Charis SIL Regular" w:eastAsia="Charis SIL Regular"/>
-          <w:b w:val="0"/>
-          <w:i w:val="0"/>
-          <w:color w:val="0000FF"/>
-          <w:sz w:val="24"/>
-          <w:u w:val="single"/>
-        </w:rPr>
-        <w:hyperlink r:id="rId99" w:history="1">
-          <w:r>
-            <w:rPr>
-              <w:rStyle w:val="Hyperlink"/>
-            </w:rPr>
-            <w:t>9789460043567</w:t>
-          </w:r>
-        </w:hyperlink>
-      </w:r>
-    </w:p>
-    <w:p>
-      <w:pPr>
-        <w:autoSpaceDN w:val="0"/>
-        <w:autoSpaceDE w:val="0"/>
-        <w:widowControl/>
-        <w:spacing w:line="352" w:lineRule="exact" w:before="176" w:after="0"/>
-        <w:ind w:left="0" w:right="0" w:firstLine="0"/>
-        <w:jc w:val="left"/>
-      </w:pPr>
-      <w:r>
-        <w:rPr>
-          <w:rFonts w:ascii="Charis SIL Regular" w:hAnsi="Charis SIL Regular" w:eastAsia="Charis SIL Regular"/>
-          <w:b w:val="0"/>
-          <w:i w:val="0"/>
-          <w:color w:val="000000"/>
-          <w:sz w:val="24"/>
-        </w:rPr>
-        <w:t>Scientific article:</w:t>
+        <w:t>objects from Suriname in the Netherlands by the Consortium Colonial Collections.</w:t>
       </w:r>
     </w:p>
     <w:p>
@@ -13328,53 +14252,302 @@
       </w:pPr>
       <w:r>
         <w:rPr>
-          <w:rFonts w:ascii="Charis SIL Italic" w:hAnsi="Charis SIL Italic" w:eastAsia="Charis SIL Italic"/>
-          <w:b w:val="0"/>
-          <w:i/>
-          <w:color w:val="000000"/>
-          <w:sz w:val="24"/>
-        </w:rPr>
-        <w:t xml:space="preserve">Stipriaan, A. van ‘Caraïbisch erfgoed in de Nederlandse Black Atlantic’, OSO. </w:t>
-      </w:r>
-      <w:r>
-        <w:rPr>
-          <w:rFonts w:ascii="Charis SIL Italic" w:hAnsi="Charis SIL Italic" w:eastAsia="Charis SIL Italic"/>
-          <w:b w:val="0"/>
-          <w:i/>
-          <w:color w:val="000000"/>
-          <w:sz w:val="24"/>
-        </w:rPr>
-        <w:t xml:space="preserve">Tijdschrift voor Surinaamse Taalkunde, Letterkunde en Geschiedenis, 35(1) </w:t>
-      </w:r>
-      <w:r>
-        <w:rPr>
-          <w:rFonts w:ascii="Charis SIL Italic" w:hAnsi="Charis SIL Italic" w:eastAsia="Charis SIL Italic"/>
-          <w:b w:val="0"/>
-          <w:i/>
-          <w:color w:val="000000"/>
-          <w:sz w:val="24"/>
-        </w:rPr>
-        <w:t>(2016), 11-37.</w:t>
-      </w:r>
-      <w:r>
-        <w:rPr>
-          <w:rFonts w:ascii="Charis SIL Italic" w:hAnsi="Charis SIL Italic" w:eastAsia="Charis SIL Italic"/>
-          <w:b w:val="0"/>
-          <w:i/>
-          <w:color w:val="000000"/>
-          <w:sz w:val="24"/>
-        </w:rPr>
-        <w:t xml:space="preserve">Article about the distribution of cultural heritage from the </w:t>
-      </w:r>
-      <w:r>
-        <w:rPr>
-          <w:rFonts w:ascii="Charis SIL Italic" w:hAnsi="Charis SIL Italic" w:eastAsia="Charis SIL Italic"/>
-          <w:b w:val="0"/>
-          <w:i/>
-          <w:color w:val="000000"/>
-          <w:sz w:val="24"/>
-        </w:rPr>
-        <w:t>Caribbean in the Netherlands and beyond.</w:t>
+          <w:rFonts w:ascii="Charis SIL Regular" w:hAnsi="Charis SIL Regular" w:eastAsia="Charis SIL Regular"/>
+          <w:b w:val="0"/>
+          <w:i w:val="0"/>
+          <w:color w:val="0000FF"/>
+          <w:sz w:val="24"/>
+        </w:rPr>
+        <w:hyperlink r:id="rId105" w:history="1">
+          <w:r>
+            <w:rPr>
+              <w:rStyle w:val="Hyperlink"/>
+            </w:rPr>
+            <w:t>https://</w:t>
+          </w:r>
+        </w:hyperlink>
+      </w:r>
+      <w:r>
+        <w:rPr>
+          <w:rFonts w:ascii="Charis SIL Regular" w:hAnsi="Charis SIL Regular" w:eastAsia="Charis SIL Regular"/>
+          <w:b w:val="0"/>
+          <w:i w:val="0"/>
+          <w:color w:val="0000FF"/>
+          <w:sz w:val="24"/>
+        </w:rPr>
+        <w:hyperlink r:id="rId105" w:history="1">
+          <w:r>
+            <w:rPr>
+              <w:rStyle w:val="Hyperlink"/>
+            </w:rPr>
+            <w:t>wp-</w:t>
+          </w:r>
+        </w:hyperlink>
+      </w:r>
+      <w:r>
+        <w:rPr>
+          <w:rFonts w:ascii="Charis SIL Regular" w:hAnsi="Charis SIL Regular" w:eastAsia="Charis SIL Regular"/>
+          <w:b w:val="0"/>
+          <w:i w:val="0"/>
+          <w:color w:val="0000FF"/>
+          <w:sz w:val="24"/>
+        </w:rPr>
+        <w:hyperlink r:id="rId105" w:history="1">
+          <w:r>
+            <w:rPr>
+              <w:rStyle w:val="Hyperlink"/>
+            </w:rPr>
+            <w:t>dev.colonialcollections.org/</w:t>
+          </w:r>
+        </w:hyperlink>
+      </w:r>
+      <w:r>
+        <w:rPr>
+          <w:rFonts w:ascii="Charis SIL Regular" w:hAnsi="Charis SIL Regular" w:eastAsia="Charis SIL Regular"/>
+          <w:b w:val="0"/>
+          <w:i w:val="0"/>
+          <w:color w:val="0000FF"/>
+          <w:sz w:val="24"/>
+        </w:rPr>
+        <w:hyperlink r:id="rId105" w:history="1">
+          <w:r>
+            <w:rPr>
+              <w:rStyle w:val="Hyperlink"/>
+            </w:rPr>
+            <w:t>wp-</w:t>
+          </w:r>
+        </w:hyperlink>
+      </w:r>
+      <w:r>
+        <w:rPr>
+          <w:rFonts w:ascii="Charis SIL Regular" w:hAnsi="Charis SIL Regular" w:eastAsia="Charis SIL Regular"/>
+          <w:b w:val="0"/>
+          <w:i w:val="0"/>
+          <w:color w:val="0000FF"/>
+          <w:sz w:val="24"/>
+        </w:rPr>
+        <w:hyperlink r:id="rId105" w:history="1">
+          <w:r>
+            <w:rPr>
+              <w:rStyle w:val="Hyperlink"/>
+            </w:rPr>
+            <w:t>content/</w:t>
+          </w:r>
+        </w:hyperlink>
+      </w:r>
+      <w:r>
+        <w:rPr>
+          <w:rFonts w:ascii="Charis SIL Regular" w:hAnsi="Charis SIL Regular" w:eastAsia="Charis SIL Regular"/>
+          <w:b w:val="0"/>
+          <w:i w:val="0"/>
+          <w:color w:val="0000FF"/>
+          <w:sz w:val="24"/>
+        </w:rPr>
+        <w:hyperlink r:id="rId105" w:history="1">
+          <w:r>
+            <w:rPr>
+              <w:rStyle w:val="Hyperlink"/>
+            </w:rPr>
+            <w:t>uploads/2024/04/</w:t>
+          </w:r>
+        </w:hyperlink>
+      </w:r>
+      <w:r>
+        <w:rPr>
+          <w:rFonts w:ascii="Charis SIL Regular" w:hAnsi="Charis SIL Regular" w:eastAsia="Charis SIL Regular"/>
+          <w:b w:val="0"/>
+          <w:i w:val="0"/>
+          <w:color w:val="0000FF"/>
+          <w:sz w:val="24"/>
+        </w:rPr>
+        <w:hyperlink r:id="rId105" w:history="1">
+          <w:r>
+            <w:rPr>
+              <w:rStyle w:val="Hyperlink"/>
+            </w:rPr>
+            <w:t>Eerste-</w:t>
+          </w:r>
+        </w:hyperlink>
+      </w:r>
+      <w:r>
+        <w:rPr>
+          <w:rFonts w:ascii="Charis SIL Regular" w:hAnsi="Charis SIL Regular" w:eastAsia="Charis SIL Regular"/>
+          <w:b w:val="0"/>
+          <w:i w:val="0"/>
+          <w:color w:val="0000FF"/>
+          <w:sz w:val="24"/>
+          <w:u w:val="single"/>
+        </w:rPr>
+        <w:hyperlink r:id="rId105" w:history="1">
+          <w:r>
+            <w:rPr>
+              <w:rStyle w:val="Hyperlink"/>
+            </w:rPr>
+            <w:t>inventa</w:t>
+          </w:r>
+        </w:hyperlink>
+      </w:r>
+      <w:r>
+        <w:rPr>
+          <w:rFonts w:ascii="Charis SIL Regular" w:hAnsi="Charis SIL Regular" w:eastAsia="Charis SIL Regular"/>
+          <w:b w:val="0"/>
+          <w:i w:val="0"/>
+          <w:color w:val="0000FF"/>
+          <w:sz w:val="24"/>
+          <w:u w:val="single"/>
+        </w:rPr>
+        <w:hyperlink r:id="rId105" w:history="1">
+          <w:r>
+            <w:rPr>
+              <w:rStyle w:val="Hyperlink"/>
+            </w:rPr>
+            <w:t>risti</w:t>
+          </w:r>
+        </w:hyperlink>
+      </w:r>
+      <w:r>
+        <w:rPr>
+          <w:rFonts w:ascii="Charis SIL Regular" w:hAnsi="Charis SIL Regular" w:eastAsia="Charis SIL Regular"/>
+          <w:b w:val="0"/>
+          <w:i w:val="0"/>
+          <w:color w:val="0000FF"/>
+          <w:sz w:val="24"/>
+          <w:u w:val="single"/>
+        </w:rPr>
+        <w:hyperlink r:id="rId105" w:history="1">
+          <w:r>
+            <w:rPr>
+              <w:rStyle w:val="Hyperlink"/>
+            </w:rPr>
+            <w:t>e-</w:t>
+          </w:r>
+        </w:hyperlink>
+      </w:r>
+      <w:r>
+        <w:rPr>
+          <w:rFonts w:ascii="Charis SIL Regular" w:hAnsi="Charis SIL Regular" w:eastAsia="Charis SIL Regular"/>
+          <w:b w:val="0"/>
+          <w:i w:val="0"/>
+          <w:color w:val="0000FF"/>
+          <w:sz w:val="24"/>
+          <w:u w:val="single"/>
+        </w:rPr>
+        <w:hyperlink r:id="rId105" w:history="1">
+          <w:r>
+            <w:rPr>
+              <w:rStyle w:val="Hyperlink"/>
+            </w:rPr>
+            <w:t>objecten-</w:t>
+          </w:r>
+        </w:hyperlink>
+      </w:r>
+      <w:r>
+        <w:rPr>
+          <w:rFonts w:ascii="Charis SIL Regular" w:hAnsi="Charis SIL Regular" w:eastAsia="Charis SIL Regular"/>
+          <w:b w:val="0"/>
+          <w:i w:val="0"/>
+          <w:color w:val="0000FF"/>
+          <w:sz w:val="24"/>
+          <w:u w:val="single"/>
+        </w:rPr>
+        <w:hyperlink r:id="rId105" w:history="1">
+          <w:r>
+            <w:rPr>
+              <w:rStyle w:val="Hyperlink"/>
+            </w:rPr>
+            <w:t>Suriname_Consor</w:t>
+          </w:r>
+        </w:hyperlink>
+      </w:r>
+      <w:r>
+        <w:rPr>
+          <w:rFonts w:ascii="Charis SIL Regular" w:hAnsi="Charis SIL Regular" w:eastAsia="Charis SIL Regular"/>
+          <w:b w:val="0"/>
+          <w:i w:val="0"/>
+          <w:color w:val="0000FF"/>
+          <w:sz w:val="24"/>
+          <w:u w:val="single"/>
+        </w:rPr>
+        <w:hyperlink r:id="rId105" w:history="1">
+          <w:r>
+            <w:rPr>
+              <w:rStyle w:val="Hyperlink"/>
+            </w:rPr>
+            <w:t>tiu</w:t>
+          </w:r>
+        </w:hyperlink>
+      </w:r>
+      <w:r>
+        <w:rPr>
+          <w:rFonts w:ascii="Charis SIL Regular" w:hAnsi="Charis SIL Regular" w:eastAsia="Charis SIL Regular"/>
+          <w:b w:val="0"/>
+          <w:i w:val="0"/>
+          <w:color w:val="0000FF"/>
+          <w:sz w:val="24"/>
+          <w:u w:val="single"/>
+        </w:rPr>
+        <w:hyperlink r:id="rId105" w:history="1">
+          <w:r>
+            <w:rPr>
+              <w:rStyle w:val="Hyperlink"/>
+            </w:rPr>
+            <w:t>m-</w:t>
+          </w:r>
+        </w:hyperlink>
+      </w:r>
+      <w:r>
+        <w:rPr>
+          <w:rFonts w:ascii="Charis SIL Regular" w:hAnsi="Charis SIL Regular" w:eastAsia="Charis SIL Regular"/>
+          <w:b w:val="0"/>
+          <w:i w:val="0"/>
+          <w:color w:val="0000FF"/>
+          <w:sz w:val="24"/>
+          <w:u w:val="single"/>
+        </w:rPr>
+        <w:hyperlink r:id="rId105" w:history="1">
+          <w:r>
+            <w:rPr>
+              <w:rStyle w:val="Hyperlink"/>
+            </w:rPr>
+            <w:t>Koloni</w:t>
+          </w:r>
+        </w:hyperlink>
+      </w:r>
+      <w:r>
+        <w:rPr>
+          <w:rFonts w:ascii="Charis SIL Regular" w:hAnsi="Charis SIL Regular" w:eastAsia="Charis SIL Regular"/>
+          <w:b w:val="0"/>
+          <w:i w:val="0"/>
+          <w:color w:val="0000FF"/>
+          <w:sz w:val="24"/>
+          <w:u w:val="single"/>
+        </w:rPr>
+        <w:hyperlink r:id="rId105" w:history="1">
+          <w:r>
+            <w:rPr>
+              <w:rStyle w:val="Hyperlink"/>
+            </w:rPr>
+            <w:t>ale-</w:t>
+          </w:r>
+        </w:hyperlink>
+      </w:r>
+      <w:r>
+        <w:rPr>
+          <w:rFonts w:ascii="Charis SIL Regular" w:hAnsi="Charis SIL Regular" w:eastAsia="Charis SIL Regular"/>
+          <w:b w:val="0"/>
+          <w:i w:val="0"/>
+          <w:color w:val="0000FF"/>
+          <w:sz w:val="24"/>
+          <w:u w:val="single"/>
+        </w:rPr>
+        <w:hyperlink r:id="rId105" w:history="1">
+          <w:r>
+            <w:rPr>
+              <w:rStyle w:val="Hyperlink"/>
+            </w:rPr>
+            <w:t>Collecties-2.pdf</w:t>
+          </w:r>
+        </w:hyperlink>
       </w:r>
     </w:p>
     <w:p>
@@ -13382,94 +14555,19 @@
         <w:autoSpaceDN w:val="0"/>
         <w:autoSpaceDE w:val="0"/>
         <w:widowControl/>
-        <w:spacing w:line="352" w:lineRule="exact" w:before="176" w:after="0"/>
-        <w:ind w:left="800" w:right="0" w:firstLine="0"/>
+        <w:spacing w:line="538" w:lineRule="exact" w:before="478" w:after="0"/>
+        <w:ind w:left="0" w:right="0" w:firstLine="0"/>
         <w:jc w:val="left"/>
       </w:pPr>
       <w:r>
         <w:rPr>
-          <w:rFonts w:ascii="Charis SIL Regular" w:hAnsi="Charis SIL Regular" w:eastAsia="Charis SIL Regular"/>
-          <w:b w:val="0"/>
-          <w:i w:val="0"/>
-          <w:color w:val="0000FF"/>
-          <w:sz w:val="24"/>
-        </w:rPr>
-        <w:hyperlink r:id="rId100" w:history="1">
-          <w:r>
-            <w:rPr>
-              <w:rStyle w:val="Hyperlink"/>
-            </w:rPr>
-            <w:t>https://</w:t>
-          </w:r>
-        </w:hyperlink>
-      </w:r>
-      <w:r>
-        <w:rPr>
-          <w:rFonts w:ascii="Charis SIL Regular" w:hAnsi="Charis SIL Regular" w:eastAsia="Charis SIL Regular"/>
-          <w:b w:val="0"/>
-          <w:i w:val="0"/>
-          <w:color w:val="0000FF"/>
-          <w:sz w:val="24"/>
-        </w:rPr>
-        <w:hyperlink r:id="rId100" w:history="1">
-          <w:r>
-            <w:rPr>
-              <w:rStyle w:val="Hyperlink"/>
-            </w:rPr>
-            <w:t>www.dbnl.org/</w:t>
-          </w:r>
-        </w:hyperlink>
-      </w:r>
-      <w:r>
-        <w:rPr>
-          <w:rFonts w:ascii="Charis SIL Regular" w:hAnsi="Charis SIL Regular" w:eastAsia="Charis SIL Regular"/>
-          <w:b w:val="0"/>
-          <w:i w:val="0"/>
-          <w:color w:val="0000FF"/>
-          <w:sz w:val="24"/>
-        </w:rPr>
-        <w:hyperlink r:id="rId100" w:history="1">
-          <w:r>
-            <w:rPr>
-              <w:rStyle w:val="Hyperlink"/>
-            </w:rPr>
-            <w:t>tekst/</w:t>
-          </w:r>
-        </w:hyperlink>
-      </w:r>
-      <w:r>
-        <w:rPr>
-          <w:rFonts w:ascii="Charis SIL Regular" w:hAnsi="Charis SIL Regular" w:eastAsia="Charis SIL Regular"/>
-          <w:b w:val="0"/>
-          <w:i w:val="0"/>
-          <w:color w:val="0000FF"/>
-          <w:sz w:val="24"/>
-        </w:rPr>
-        <w:hyperlink r:id="rId100" w:history="1">
-          <w:r>
-            <w:rPr>
-              <w:rStyle w:val="Hyperlink"/>
-            </w:rPr>
-            <w:t>_oso001201601_01/</w:t>
-          </w:r>
-        </w:hyperlink>
-      </w:r>
-      <w:r>
-        <w:rPr>
-          <w:rFonts w:ascii="Charis SIL Regular" w:hAnsi="Charis SIL Regular" w:eastAsia="Charis SIL Regular"/>
-          <w:b w:val="0"/>
-          <w:i w:val="0"/>
-          <w:color w:val="0000FF"/>
-          <w:sz w:val="24"/>
-        </w:rPr>
-        <w:hyperlink r:id="rId100" w:history="1">
-          <w:r>
-            <w:rPr>
-              <w:rStyle w:val="Hyperlink"/>
-            </w:rPr>
-            <w:t>_oso001201601_01_0003.php</w:t>
-          </w:r>
-        </w:hyperlink>
+          <w:rFonts w:ascii="Charis SIL Bold" w:hAnsi="Charis SIL Bold" w:eastAsia="Charis SIL Bold"/>
+          <w:b/>
+          <w:i w:val="0"/>
+          <w:color w:val="000000"/>
+          <w:sz w:val="36"/>
+        </w:rPr>
+        <w:t>Relevant Data</w:t>
       </w:r>
     </w:p>
     <w:p>
@@ -13477,7 +14575,7 @@
         <w:autoSpaceDN w:val="0"/>
         <w:autoSpaceDE w:val="0"/>
         <w:widowControl/>
-        <w:spacing w:line="352" w:lineRule="exact" w:before="176" w:after="0"/>
+        <w:spacing w:line="352" w:lineRule="exact" w:before="230" w:after="0"/>
         <w:ind w:left="0" w:right="0" w:firstLine="0"/>
         <w:jc w:val="left"/>
       </w:pPr>
@@ -13489,7 +14587,7 @@
           <w:color w:val="000000"/>
           <w:sz w:val="24"/>
         </w:rPr>
-        <w:t>Scientific article:</w:t>
+        <w:t>TO BE FILLED</w:t>
       </w:r>
     </w:p>
     <w:p>
@@ -13498,1082 +14596,9 @@
         <w:autoSpaceDE w:val="0"/>
         <w:widowControl/>
         <w:spacing w:line="288" w:lineRule="exact" w:before="240" w:after="0"/>
-        <w:ind w:left="800" w:right="288" w:firstLine="0"/>
-        <w:jc w:val="left"/>
-      </w:pPr>
-      <w:r>
-        <w:rPr>
-          <w:rFonts w:ascii="Charis SIL Italic" w:hAnsi="Charis SIL Italic" w:eastAsia="Charis SIL Italic"/>
-          <w:b w:val="0"/>
-          <w:i/>
-          <w:color w:val="000000"/>
-          <w:sz w:val="24"/>
-        </w:rPr>
-        <w:t xml:space="preserve">Vruggink, H. en B. Paasman ‘Overzicht van Suriname-collecties I’, OSO. Tijdschrift </w:t>
-      </w:r>
-      <w:r>
-        <w:rPr>
-          <w:rFonts w:ascii="Charis SIL Italic" w:hAnsi="Charis SIL Italic" w:eastAsia="Charis SIL Italic"/>
-          <w:b w:val="0"/>
-          <w:i/>
-          <w:color w:val="000000"/>
-          <w:sz w:val="24"/>
-        </w:rPr>
-        <w:t xml:space="preserve">voor Surinaamse Taalkunde, Letterkunde en Geschiedenis, 7(1) (1988), 189-244. </w:t>
-      </w:r>
-      <w:r>
-        <w:rPr>
-          <w:rFonts w:ascii="Charis SIL Italic" w:hAnsi="Charis SIL Italic" w:eastAsia="Charis SIL Italic"/>
-          <w:b w:val="0"/>
-          <w:i/>
-          <w:color w:val="000000"/>
-          <w:sz w:val="24"/>
-        </w:rPr>
-        <w:t xml:space="preserve">First part of an overview of Suriname collections in the Netherlands, published in </w:t>
-      </w:r>
-      <w:r>
-        <w:rPr>
-          <w:rFonts w:ascii="Charis SIL Italic" w:hAnsi="Charis SIL Italic" w:eastAsia="Charis SIL Italic"/>
-          <w:b w:val="0"/>
-          <w:i/>
-          <w:color w:val="000000"/>
-          <w:sz w:val="24"/>
-        </w:rPr>
-        <w:t>the journal OSO in 1988.</w:t>
-      </w:r>
-    </w:p>
-    <w:p>
-      <w:pPr>
-        <w:autoSpaceDN w:val="0"/>
-        <w:autoSpaceDE w:val="0"/>
-        <w:widowControl/>
-        <w:spacing w:line="352" w:lineRule="exact" w:before="176" w:after="0"/>
-        <w:ind w:left="800" w:right="0" w:firstLine="0"/>
-        <w:jc w:val="left"/>
-      </w:pPr>
-      <w:r>
-        <w:rPr>
-          <w:rFonts w:ascii="Charis SIL Regular" w:hAnsi="Charis SIL Regular" w:eastAsia="Charis SIL Regular"/>
-          <w:b w:val="0"/>
-          <w:i w:val="0"/>
-          <w:color w:val="0000FF"/>
-          <w:sz w:val="24"/>
-        </w:rPr>
-        <w:hyperlink r:id="rId101" w:history="1">
-          <w:r>
-            <w:rPr>
-              <w:rStyle w:val="Hyperlink"/>
-            </w:rPr>
-            <w:t>https://</w:t>
-          </w:r>
-        </w:hyperlink>
-      </w:r>
-      <w:r>
-        <w:rPr>
-          <w:rFonts w:ascii="Charis SIL Regular" w:hAnsi="Charis SIL Regular" w:eastAsia="Charis SIL Regular"/>
-          <w:b w:val="0"/>
-          <w:i w:val="0"/>
-          <w:color w:val="0000FF"/>
-          <w:sz w:val="24"/>
-        </w:rPr>
-        <w:hyperlink r:id="rId101" w:history="1">
-          <w:r>
-            <w:rPr>
-              <w:rStyle w:val="Hyperlink"/>
-            </w:rPr>
-            <w:t>www.dbnl.org/</w:t>
-          </w:r>
-        </w:hyperlink>
-      </w:r>
-      <w:r>
-        <w:rPr>
-          <w:rFonts w:ascii="Charis SIL Regular" w:hAnsi="Charis SIL Regular" w:eastAsia="Charis SIL Regular"/>
-          <w:b w:val="0"/>
-          <w:i w:val="0"/>
-          <w:color w:val="0000FF"/>
-          <w:sz w:val="24"/>
-        </w:rPr>
-        <w:hyperlink r:id="rId101" w:history="1">
-          <w:r>
-            <w:rPr>
-              <w:rStyle w:val="Hyperlink"/>
-            </w:rPr>
-            <w:t>tekst/</w:t>
-          </w:r>
-        </w:hyperlink>
-      </w:r>
-      <w:r>
-        <w:rPr>
-          <w:rFonts w:ascii="Charis SIL Regular" w:hAnsi="Charis SIL Regular" w:eastAsia="Charis SIL Regular"/>
-          <w:b w:val="0"/>
-          <w:i w:val="0"/>
-          <w:color w:val="0000FF"/>
-          <w:sz w:val="24"/>
-        </w:rPr>
-        <w:hyperlink r:id="rId101" w:history="1">
-          <w:r>
-            <w:rPr>
-              <w:rStyle w:val="Hyperlink"/>
-            </w:rPr>
-            <w:t>_oso001198801_01/</w:t>
-          </w:r>
-        </w:hyperlink>
-      </w:r>
-      <w:r>
-        <w:rPr>
-          <w:rFonts w:ascii="Charis SIL Regular" w:hAnsi="Charis SIL Regular" w:eastAsia="Charis SIL Regular"/>
-          <w:b w:val="0"/>
-          <w:i w:val="0"/>
-          <w:color w:val="0000FF"/>
-          <w:sz w:val="24"/>
-        </w:rPr>
-        <w:hyperlink r:id="rId101" w:history="1">
-          <w:r>
-            <w:rPr>
-              <w:rStyle w:val="Hyperlink"/>
-            </w:rPr>
-            <w:t>_oso001198801_01_0020.php</w:t>
-          </w:r>
-        </w:hyperlink>
-      </w:r>
-    </w:p>
-    <w:p>
-      <w:pPr>
-        <w:autoSpaceDN w:val="0"/>
-        <w:autoSpaceDE w:val="0"/>
-        <w:widowControl/>
-        <w:spacing w:line="352" w:lineRule="exact" w:before="176" w:after="0"/>
-        <w:ind w:left="0" w:right="0" w:firstLine="0"/>
-        <w:jc w:val="left"/>
-      </w:pPr>
-      <w:r>
-        <w:rPr>
-          <w:rFonts w:ascii="Charis SIL Regular" w:hAnsi="Charis SIL Regular" w:eastAsia="Charis SIL Regular"/>
-          <w:b w:val="0"/>
-          <w:i w:val="0"/>
-          <w:color w:val="000000"/>
-          <w:sz w:val="24"/>
-        </w:rPr>
-        <w:t>Scientific article:</w:t>
-      </w:r>
-    </w:p>
-    <w:p>
-      <w:pPr>
-        <w:autoSpaceDN w:val="0"/>
-        <w:autoSpaceDE w:val="0"/>
-        <w:widowControl/>
-        <w:spacing w:line="288" w:lineRule="exact" w:before="240" w:after="0"/>
-        <w:ind w:left="800" w:right="288" w:firstLine="0"/>
-        <w:jc w:val="left"/>
-      </w:pPr>
-      <w:r>
-        <w:rPr>
-          <w:rFonts w:ascii="Charis SIL Italic" w:hAnsi="Charis SIL Italic" w:eastAsia="Charis SIL Italic"/>
-          <w:b w:val="0"/>
-          <w:i/>
-          <w:color w:val="000000"/>
-          <w:sz w:val="24"/>
-        </w:rPr>
-        <w:t xml:space="preserve">Vruggink, H. en B. Paasman ‘Overzicht van Suriname-collecties II’, OSO. Tijdschrift </w:t>
-      </w:r>
-      <w:r>
-        <w:rPr>
-          <w:rFonts w:ascii="Charis SIL Italic" w:hAnsi="Charis SIL Italic" w:eastAsia="Charis SIL Italic"/>
-          <w:b w:val="0"/>
-          <w:i/>
-          <w:color w:val="000000"/>
-          <w:sz w:val="24"/>
-        </w:rPr>
-        <w:t xml:space="preserve">voor Surinaamse Taalkunde, Letterkunde en Geschiedenis, 8(1) (1989), 77-96. </w:t>
-      </w:r>
-      <w:r>
-        <w:rPr>
-          <w:rFonts w:ascii="Charis SIL Italic" w:hAnsi="Charis SIL Italic" w:eastAsia="Charis SIL Italic"/>
-          <w:b w:val="0"/>
-          <w:i/>
-          <w:color w:val="000000"/>
-          <w:sz w:val="24"/>
-        </w:rPr>
-        <w:t xml:space="preserve">Second part of an overview of Suriname collections in the Netherlands, published in </w:t>
-      </w:r>
-      <w:r>
-        <w:rPr>
-          <w:rFonts w:ascii="Charis SIL Italic" w:hAnsi="Charis SIL Italic" w:eastAsia="Charis SIL Italic"/>
-          <w:b w:val="0"/>
-          <w:i/>
-          <w:color w:val="000000"/>
-          <w:sz w:val="24"/>
-        </w:rPr>
-        <w:t>the journal OSO in 1989.</w:t>
-      </w:r>
-    </w:p>
-    <w:p>
-      <w:pPr>
-        <w:autoSpaceDN w:val="0"/>
-        <w:autoSpaceDE w:val="0"/>
-        <w:widowControl/>
-        <w:spacing w:line="352" w:lineRule="exact" w:before="176" w:after="0"/>
-        <w:ind w:left="800" w:right="0" w:firstLine="0"/>
-        <w:jc w:val="left"/>
-      </w:pPr>
-      <w:r>
-        <w:rPr>
-          <w:rFonts w:ascii="Charis SIL Regular" w:hAnsi="Charis SIL Regular" w:eastAsia="Charis SIL Regular"/>
-          <w:b w:val="0"/>
-          <w:i w:val="0"/>
-          <w:color w:val="0000FF"/>
-          <w:sz w:val="24"/>
-        </w:rPr>
-        <w:hyperlink r:id="rId102" w:history="1">
-          <w:r>
-            <w:rPr>
-              <w:rStyle w:val="Hyperlink"/>
-            </w:rPr>
-            <w:t>https://</w:t>
-          </w:r>
-        </w:hyperlink>
-      </w:r>
-      <w:r>
-        <w:rPr>
-          <w:rFonts w:ascii="Charis SIL Regular" w:hAnsi="Charis SIL Regular" w:eastAsia="Charis SIL Regular"/>
-          <w:b w:val="0"/>
-          <w:i w:val="0"/>
-          <w:color w:val="0000FF"/>
-          <w:sz w:val="24"/>
-        </w:rPr>
-        <w:hyperlink r:id="rId102" w:history="1">
-          <w:r>
-            <w:rPr>
-              <w:rStyle w:val="Hyperlink"/>
-            </w:rPr>
-            <w:t>www.dbnl.org/</w:t>
-          </w:r>
-        </w:hyperlink>
-      </w:r>
-      <w:r>
-        <w:rPr>
-          <w:rFonts w:ascii="Charis SIL Regular" w:hAnsi="Charis SIL Regular" w:eastAsia="Charis SIL Regular"/>
-          <w:b w:val="0"/>
-          <w:i w:val="0"/>
-          <w:color w:val="0000FF"/>
-          <w:sz w:val="24"/>
-        </w:rPr>
-        <w:hyperlink r:id="rId102" w:history="1">
-          <w:r>
-            <w:rPr>
-              <w:rStyle w:val="Hyperlink"/>
-            </w:rPr>
-            <w:t>tekst/</w:t>
-          </w:r>
-        </w:hyperlink>
-      </w:r>
-      <w:r>
-        <w:rPr>
-          <w:rFonts w:ascii="Charis SIL Regular" w:hAnsi="Charis SIL Regular" w:eastAsia="Charis SIL Regular"/>
-          <w:b w:val="0"/>
-          <w:i w:val="0"/>
-          <w:color w:val="0000FF"/>
-          <w:sz w:val="24"/>
-        </w:rPr>
-        <w:hyperlink r:id="rId102" w:history="1">
-          <w:r>
-            <w:rPr>
-              <w:rStyle w:val="Hyperlink"/>
-            </w:rPr>
-            <w:t>_oso001198901_01/</w:t>
-          </w:r>
-        </w:hyperlink>
-      </w:r>
-      <w:r>
-        <w:rPr>
-          <w:rFonts w:ascii="Charis SIL Regular" w:hAnsi="Charis SIL Regular" w:eastAsia="Charis SIL Regular"/>
-          <w:b w:val="0"/>
-          <w:i w:val="0"/>
-          <w:color w:val="0000FF"/>
-          <w:sz w:val="24"/>
-        </w:rPr>
-        <w:hyperlink r:id="rId102" w:history="1">
-          <w:r>
-            <w:rPr>
-              <w:rStyle w:val="Hyperlink"/>
-            </w:rPr>
-            <w:t>_oso001198901_01_0010.php</w:t>
-          </w:r>
-        </w:hyperlink>
-      </w:r>
-    </w:p>
-    <w:p>
-      <w:pPr>
-        <w:autoSpaceDN w:val="0"/>
-        <w:autoSpaceDE w:val="0"/>
-        <w:widowControl/>
-        <w:spacing w:line="352" w:lineRule="exact" w:before="176" w:after="0"/>
-        <w:ind w:left="0" w:right="0" w:firstLine="0"/>
-        <w:jc w:val="left"/>
-      </w:pPr>
-      <w:r>
-        <w:rPr>
-          <w:rFonts w:ascii="Charis SIL Regular" w:hAnsi="Charis SIL Regular" w:eastAsia="Charis SIL Regular"/>
-          <w:b w:val="0"/>
-          <w:i w:val="0"/>
-          <w:color w:val="000000"/>
-          <w:sz w:val="24"/>
-        </w:rPr>
-        <w:t>Scientific article:</w:t>
-      </w:r>
-    </w:p>
-    <w:p>
-      <w:pPr>
-        <w:autoSpaceDN w:val="0"/>
-        <w:autoSpaceDE w:val="0"/>
-        <w:widowControl/>
-        <w:spacing w:line="352" w:lineRule="exact" w:before="176" w:after="0"/>
-        <w:ind w:left="800" w:right="0" w:firstLine="0"/>
-        <w:jc w:val="left"/>
-      </w:pPr>
-      <w:r>
-        <w:rPr>
-          <w:rFonts w:ascii="Charis SIL Italic" w:hAnsi="Charis SIL Italic" w:eastAsia="Charis SIL Italic"/>
-          <w:b w:val="0"/>
-          <w:i/>
-          <w:color w:val="000000"/>
-          <w:sz w:val="24"/>
-        </w:rPr>
-        <w:t>Vruggink, H. en B. Paasman ‘Overzicht van Suriname-collecties III’, OSO.</w:t>
-      </w:r>
-    </w:p>
-    <w:p>
-      <w:pPr>
-        <w:autoSpaceDN w:val="0"/>
-        <w:autoSpaceDE w:val="0"/>
-        <w:widowControl/>
-        <w:spacing w:line="288" w:lineRule="exact" w:before="64" w:after="0"/>
-        <w:ind w:left="800" w:right="288" w:firstLine="0"/>
-        <w:jc w:val="left"/>
-      </w:pPr>
-      <w:r>
-        <w:rPr>
-          <w:rFonts w:ascii="Charis SIL Italic" w:hAnsi="Charis SIL Italic" w:eastAsia="Charis SIL Italic"/>
-          <w:b w:val="0"/>
-          <w:i/>
-          <w:color w:val="000000"/>
-          <w:sz w:val="24"/>
-        </w:rPr>
-        <w:t xml:space="preserve">Tijdschrift voor Surinaamse Taalkunde, Letterkunde en Geschiedenis, 8(1) (1989), </w:t>
-      </w:r>
-      <w:r>
-        <w:rPr>
-          <w:rFonts w:ascii="Charis SIL Italic" w:hAnsi="Charis SIL Italic" w:eastAsia="Charis SIL Italic"/>
-          <w:b w:val="0"/>
-          <w:i/>
-          <w:color w:val="000000"/>
-          <w:sz w:val="24"/>
-        </w:rPr>
-        <w:t>196-226.</w:t>
-      </w:r>
-      <w:r>
-        <w:rPr>
-          <w:rFonts w:ascii="Charis SIL Italic" w:hAnsi="Charis SIL Italic" w:eastAsia="Charis SIL Italic"/>
-          <w:b w:val="0"/>
-          <w:i/>
-          <w:color w:val="000000"/>
-          <w:sz w:val="24"/>
-        </w:rPr>
-        <w:t xml:space="preserve">Third part of an overview of Suriname collections in the Netherlands, </w:t>
-      </w:r>
-      <w:r>
-        <w:rPr>
-          <w:rFonts w:ascii="Charis SIL Italic" w:hAnsi="Charis SIL Italic" w:eastAsia="Charis SIL Italic"/>
-          <w:b w:val="0"/>
-          <w:i/>
-          <w:color w:val="000000"/>
-          <w:sz w:val="24"/>
-        </w:rPr>
-        <w:t>published in the journal OSO in 1989.</w:t>
-      </w:r>
-    </w:p>
-    <w:p>
-      <w:pPr>
-        <w:autoSpaceDN w:val="0"/>
-        <w:autoSpaceDE w:val="0"/>
-        <w:widowControl/>
-        <w:spacing w:line="352" w:lineRule="exact" w:before="176" w:after="0"/>
-        <w:ind w:left="800" w:right="0" w:firstLine="0"/>
-        <w:jc w:val="left"/>
-      </w:pPr>
-      <w:r>
-        <w:rPr>
-          <w:rFonts w:ascii="Charis SIL Regular" w:hAnsi="Charis SIL Regular" w:eastAsia="Charis SIL Regular"/>
-          <w:b w:val="0"/>
-          <w:i w:val="0"/>
-          <w:color w:val="0000FF"/>
-          <w:sz w:val="24"/>
-        </w:rPr>
-        <w:hyperlink r:id="rId103" w:history="1">
-          <w:r>
-            <w:rPr>
-              <w:rStyle w:val="Hyperlink"/>
-            </w:rPr>
-            <w:t>https://</w:t>
-          </w:r>
-        </w:hyperlink>
-      </w:r>
-      <w:r>
-        <w:rPr>
-          <w:rFonts w:ascii="Charis SIL Regular" w:hAnsi="Charis SIL Regular" w:eastAsia="Charis SIL Regular"/>
-          <w:b w:val="0"/>
-          <w:i w:val="0"/>
-          <w:color w:val="0000FF"/>
-          <w:sz w:val="24"/>
-        </w:rPr>
-        <w:hyperlink r:id="rId103" w:history="1">
-          <w:r>
-            <w:rPr>
-              <w:rStyle w:val="Hyperlink"/>
-            </w:rPr>
-            <w:t>www.dbnl.org/</w:t>
-          </w:r>
-        </w:hyperlink>
-      </w:r>
-      <w:r>
-        <w:rPr>
-          <w:rFonts w:ascii="Charis SIL Regular" w:hAnsi="Charis SIL Regular" w:eastAsia="Charis SIL Regular"/>
-          <w:b w:val="0"/>
-          <w:i w:val="0"/>
-          <w:color w:val="0000FF"/>
-          <w:sz w:val="24"/>
-        </w:rPr>
-        <w:hyperlink r:id="rId103" w:history="1">
-          <w:r>
-            <w:rPr>
-              <w:rStyle w:val="Hyperlink"/>
-            </w:rPr>
-            <w:t>tekst/</w:t>
-          </w:r>
-        </w:hyperlink>
-      </w:r>
-      <w:r>
-        <w:rPr>
-          <w:rFonts w:ascii="Charis SIL Regular" w:hAnsi="Charis SIL Regular" w:eastAsia="Charis SIL Regular"/>
-          <w:b w:val="0"/>
-          <w:i w:val="0"/>
-          <w:color w:val="0000FF"/>
-          <w:sz w:val="24"/>
-        </w:rPr>
-        <w:hyperlink r:id="rId103" w:history="1">
-          <w:r>
-            <w:rPr>
-              <w:rStyle w:val="Hyperlink"/>
-            </w:rPr>
-            <w:t>_oso001198901_01/</w:t>
-          </w:r>
-        </w:hyperlink>
-      </w:r>
-      <w:r>
-        <w:rPr>
-          <w:rFonts w:ascii="Charis SIL Regular" w:hAnsi="Charis SIL Regular" w:eastAsia="Charis SIL Regular"/>
-          <w:b w:val="0"/>
-          <w:i w:val="0"/>
-          <w:color w:val="0000FF"/>
-          <w:sz w:val="24"/>
-        </w:rPr>
-        <w:hyperlink r:id="rId103" w:history="1">
-          <w:r>
-            <w:rPr>
-              <w:rStyle w:val="Hyperlink"/>
-            </w:rPr>
-            <w:t>_oso001198901_01_0026.php</w:t>
-          </w:r>
-        </w:hyperlink>
-      </w:r>
-    </w:p>
-    <w:p>
-      <w:pPr>
-        <w:autoSpaceDN w:val="0"/>
-        <w:autoSpaceDE w:val="0"/>
-        <w:widowControl/>
-        <w:spacing w:line="352" w:lineRule="exact" w:before="176" w:after="0"/>
-        <w:ind w:left="0" w:right="0" w:firstLine="0"/>
-        <w:jc w:val="left"/>
-      </w:pPr>
-      <w:r>
-        <w:rPr>
-          <w:rFonts w:ascii="Charis SIL Regular" w:hAnsi="Charis SIL Regular" w:eastAsia="Charis SIL Regular"/>
-          <w:b w:val="0"/>
-          <w:i w:val="0"/>
-          <w:color w:val="000000"/>
-          <w:sz w:val="24"/>
-        </w:rPr>
-        <w:t>Book:</w:t>
-      </w:r>
-    </w:p>
-    <w:p>
-      <w:pPr>
-        <w:autoSpaceDN w:val="0"/>
-        <w:autoSpaceDE w:val="0"/>
-        <w:widowControl/>
-        <w:spacing w:line="288" w:lineRule="exact" w:before="240" w:after="0"/>
-        <w:ind w:left="800" w:right="432" w:firstLine="0"/>
-        <w:jc w:val="left"/>
-      </w:pPr>
-      <w:r>
-        <w:rPr>
-          <w:rFonts w:ascii="Charis SIL Italic" w:hAnsi="Charis SIL Italic" w:eastAsia="Charis SIL Italic"/>
-          <w:b w:val="0"/>
-          <w:i/>
-          <w:color w:val="000000"/>
-          <w:sz w:val="24"/>
-        </w:rPr>
-        <w:t xml:space="preserve">Wentholt, A. (red.), In kaart gebracht met kapmes en kompas: met het Koninklijk </w:t>
-      </w:r>
-      <w:r>
-        <w:rPr>
-          <w:rFonts w:ascii="Charis SIL Italic" w:hAnsi="Charis SIL Italic" w:eastAsia="Charis SIL Italic"/>
-          <w:b w:val="0"/>
-          <w:i/>
-          <w:color w:val="000000"/>
-          <w:sz w:val="24"/>
-        </w:rPr>
-        <w:t xml:space="preserve">Nederlands Aardrijkskundig Genootschap op expeditie tussen 1873 en 1960. </w:t>
-      </w:r>
-      <w:r>
-        <w:rPr>
-          <w:rFonts w:ascii="Charis SIL Italic" w:hAnsi="Charis SIL Italic" w:eastAsia="Charis SIL Italic"/>
-          <w:b w:val="0"/>
-          <w:i/>
-          <w:color w:val="000000"/>
-          <w:sz w:val="24"/>
-        </w:rPr>
-        <w:t>Heerlen/Utrecht: ABP/KNAG, 2003.</w:t>
-      </w:r>
-      <w:r>
-        <w:rPr>
-          <w:rFonts w:ascii="Charis SIL Italic" w:hAnsi="Charis SIL Italic" w:eastAsia="Charis SIL Italic"/>
-          <w:b w:val="0"/>
-          <w:i/>
-          <w:color w:val="000000"/>
-          <w:sz w:val="24"/>
-        </w:rPr>
-        <w:t xml:space="preserve">Book about the expeditions of the Royal </w:t>
-      </w:r>
-      <w:r>
-        <w:rPr>
-          <w:rFonts w:ascii="Charis SIL Italic" w:hAnsi="Charis SIL Italic" w:eastAsia="Charis SIL Italic"/>
-          <w:b w:val="0"/>
-          <w:i/>
-          <w:color w:val="000000"/>
-          <w:sz w:val="24"/>
-        </w:rPr>
-        <w:t xml:space="preserve">Netherlands Geographical Society, with attention also to the expeditions in </w:t>
-      </w:r>
-      <w:r>
-        <w:rPr>
-          <w:rFonts w:ascii="Charis SIL Italic" w:hAnsi="Charis SIL Italic" w:eastAsia="Charis SIL Italic"/>
-          <w:b w:val="0"/>
-          <w:i/>
-          <w:color w:val="000000"/>
-          <w:sz w:val="24"/>
-        </w:rPr>
-        <w:t>Suriname.</w:t>
-      </w:r>
-    </w:p>
-    <w:p>
-      <w:pPr>
-        <w:autoSpaceDN w:val="0"/>
-        <w:autoSpaceDE w:val="0"/>
-        <w:widowControl/>
-        <w:spacing w:line="352" w:lineRule="exact" w:before="176" w:after="0"/>
-        <w:ind w:left="800" w:right="0" w:firstLine="0"/>
-        <w:jc w:val="left"/>
-      </w:pPr>
-      <w:r>
-        <w:rPr>
-          <w:rFonts w:ascii="Charis SIL Regular" w:hAnsi="Charis SIL Regular" w:eastAsia="Charis SIL Regular"/>
-          <w:b w:val="0"/>
-          <w:i w:val="0"/>
-          <w:color w:val="0000FF"/>
-          <w:sz w:val="24"/>
-          <w:u w:val="single"/>
-        </w:rPr>
-        <w:hyperlink r:id="rId104" w:history="1">
-          <w:r>
-            <w:rPr>
-              <w:rStyle w:val="Hyperlink"/>
-            </w:rPr>
-            <w:t>ISBN</w:t>
-          </w:r>
-        </w:hyperlink>
-      </w:r>
-      <w:r>
-        <w:rPr>
-          <w:rFonts w:ascii="Charis SIL Regular" w:hAnsi="Charis SIL Regular" w:eastAsia="Charis SIL Regular"/>
-          <w:b w:val="0"/>
-          <w:i w:val="0"/>
-          <w:color w:val="0000FF"/>
-          <w:sz w:val="24"/>
-          <w:u w:val="single"/>
-        </w:rPr>
-        <w:t xml:space="preserve"> </w:t>
-      </w:r>
-      <w:r>
-        <w:rPr>
-          <w:rFonts w:ascii="Charis SIL Regular" w:hAnsi="Charis SIL Regular" w:eastAsia="Charis SIL Regular"/>
-          <w:b w:val="0"/>
-          <w:i w:val="0"/>
-          <w:color w:val="0000FF"/>
-          <w:sz w:val="24"/>
-          <w:u w:val="single"/>
-        </w:rPr>
-        <w:hyperlink r:id="rId104" w:history="1">
-          <w:r>
-            <w:rPr>
-              <w:rStyle w:val="Hyperlink"/>
-            </w:rPr>
-            <w:t>978-90-6601-015-4</w:t>
-          </w:r>
-        </w:hyperlink>
-      </w:r>
-    </w:p>
-    <w:p>
-      <w:pPr>
-        <w:autoSpaceDN w:val="0"/>
-        <w:autoSpaceDE w:val="0"/>
-        <w:widowControl/>
-        <w:spacing w:line="352" w:lineRule="exact" w:before="176" w:after="0"/>
-        <w:ind w:left="0" w:right="0" w:firstLine="0"/>
-        <w:jc w:val="left"/>
-      </w:pPr>
-      <w:r>
-        <w:rPr>
-          <w:rFonts w:ascii="Charis SIL Regular" w:hAnsi="Charis SIL Regular" w:eastAsia="Charis SIL Regular"/>
-          <w:b w:val="0"/>
-          <w:i w:val="0"/>
-          <w:color w:val="000000"/>
-          <w:sz w:val="24"/>
-        </w:rPr>
-        <w:t>Publication:</w:t>
-      </w:r>
-    </w:p>
-    <w:p>
-      <w:pPr>
-        <w:autoSpaceDN w:val="0"/>
-        <w:autoSpaceDE w:val="0"/>
-        <w:widowControl/>
-        <w:spacing w:line="288" w:lineRule="exact" w:before="240" w:after="0"/>
-        <w:ind w:left="800" w:right="1008" w:firstLine="0"/>
-        <w:jc w:val="left"/>
-      </w:pPr>
-      <w:r>
-        <w:rPr>
-          <w:rFonts w:ascii="Charis SIL Italic" w:hAnsi="Charis SIL Italic" w:eastAsia="Charis SIL Italic"/>
-          <w:b w:val="0"/>
-          <w:i/>
-          <w:color w:val="000000"/>
-          <w:sz w:val="24"/>
-        </w:rPr>
-        <w:t xml:space="preserve">Zoekterm 'Suriname'. een eerste aanzet tot een inventarisatie van objecten uit </w:t>
-      </w:r>
-      <w:r>
-        <w:rPr>
-          <w:rFonts w:ascii="Charis SIL Italic" w:hAnsi="Charis SIL Italic" w:eastAsia="Charis SIL Italic"/>
-          <w:b w:val="0"/>
-          <w:i/>
-          <w:color w:val="000000"/>
-          <w:sz w:val="24"/>
-        </w:rPr>
-        <w:t>Suriname in Nederland. Consortium Koloniale Collecties, 2024.</w:t>
-      </w:r>
-      <w:r>
-        <w:rPr>
-          <w:rFonts w:ascii="Charis SIL Italic" w:hAnsi="Charis SIL Italic" w:eastAsia="Charis SIL Italic"/>
-          <w:b w:val="0"/>
-          <w:i/>
-          <w:color w:val="000000"/>
-          <w:sz w:val="24"/>
-        </w:rPr>
-        <w:t>Inventory of</w:t>
-      </w:r>
-    </w:p>
-    <w:p>
-      <w:pPr>
-        <w:sectPr>
-          <w:pgSz w:w="11900" w:h="16840"/>
-          <w:pgMar w:top="324" w:right="1440" w:bottom="432" w:left="960" w:header="720" w:footer="720" w:gutter="0"/>
-          <w:cols/>
-          <w:docGrid w:linePitch="360"/>
-        </w:sectPr>
-      </w:pPr>
-    </w:p>
-    <w:p>
-      <w:pPr>
-        <w:autoSpaceDN w:val="0"/>
-        <w:autoSpaceDE w:val="0"/>
-        <w:widowControl/>
-        <w:spacing w:line="220" w:lineRule="exact" w:before="0" w:after="104"/>
-        <w:ind w:left="0" w:right="0"/>
-      </w:pPr>
-    </w:p>
-    <w:p>
-      <w:pPr>
-        <w:autoSpaceDN w:val="0"/>
-        <w:autoSpaceDE w:val="0"/>
-        <w:widowControl/>
-        <w:spacing w:line="390" w:lineRule="exact" w:before="0" w:after="0"/>
-        <w:ind w:left="800" w:right="864" w:firstLine="0"/>
-        <w:jc w:val="left"/>
-      </w:pPr>
-      <w:r>
-        <w:rPr>
-          <w:rFonts w:ascii="Charis SIL Italic" w:hAnsi="Charis SIL Italic" w:eastAsia="Charis SIL Italic"/>
-          <w:b w:val="0"/>
-          <w:i/>
-          <w:color w:val="000000"/>
-          <w:sz w:val="24"/>
-        </w:rPr>
-        <w:t xml:space="preserve">objects from Suriname in the Netherlands by the Consortium Colonial Collections. </w:t>
-      </w:r>
-      <w:r>
-        <w:rPr>
-          <w:rFonts w:ascii="Charis SIL Regular" w:hAnsi="Charis SIL Regular" w:eastAsia="Charis SIL Regular"/>
-          <w:b w:val="0"/>
-          <w:i w:val="0"/>
-          <w:color w:val="0000FF"/>
-          <w:sz w:val="24"/>
-        </w:rPr>
-        <w:hyperlink r:id="rId105" w:history="1">
-          <w:r>
-            <w:rPr>
-              <w:rStyle w:val="Hyperlink"/>
-            </w:rPr>
-            <w:t>https://</w:t>
-          </w:r>
-        </w:hyperlink>
-      </w:r>
-      <w:r>
-        <w:rPr>
-          <w:rFonts w:ascii="Charis SIL Regular" w:hAnsi="Charis SIL Regular" w:eastAsia="Charis SIL Regular"/>
-          <w:b w:val="0"/>
-          <w:i w:val="0"/>
-          <w:color w:val="0000FF"/>
-          <w:sz w:val="24"/>
-        </w:rPr>
-        <w:hyperlink r:id="rId105" w:history="1">
-          <w:r>
-            <w:rPr>
-              <w:rStyle w:val="Hyperlink"/>
-            </w:rPr>
-            <w:t>wp-</w:t>
-          </w:r>
-        </w:hyperlink>
-      </w:r>
-      <w:r>
-        <w:rPr>
-          <w:rFonts w:ascii="Charis SIL Regular" w:hAnsi="Charis SIL Regular" w:eastAsia="Charis SIL Regular"/>
-          <w:b w:val="0"/>
-          <w:i w:val="0"/>
-          <w:color w:val="0000FF"/>
-          <w:sz w:val="24"/>
-        </w:rPr>
-        <w:hyperlink r:id="rId105" w:history="1">
-          <w:r>
-            <w:rPr>
-              <w:rStyle w:val="Hyperlink"/>
-            </w:rPr>
-            <w:t>dev.colonialcollections.org/</w:t>
-          </w:r>
-        </w:hyperlink>
-      </w:r>
-      <w:r>
-        <w:rPr>
-          <w:rFonts w:ascii="Charis SIL Regular" w:hAnsi="Charis SIL Regular" w:eastAsia="Charis SIL Regular"/>
-          <w:b w:val="0"/>
-          <w:i w:val="0"/>
-          <w:color w:val="0000FF"/>
-          <w:sz w:val="24"/>
-        </w:rPr>
-        <w:hyperlink r:id="rId105" w:history="1">
-          <w:r>
-            <w:rPr>
-              <w:rStyle w:val="Hyperlink"/>
-            </w:rPr>
-            <w:t>wp-</w:t>
-          </w:r>
-        </w:hyperlink>
-      </w:r>
-      <w:r>
-        <w:rPr>
-          <w:rFonts w:ascii="Charis SIL Regular" w:hAnsi="Charis SIL Regular" w:eastAsia="Charis SIL Regular"/>
-          <w:b w:val="0"/>
-          <w:i w:val="0"/>
-          <w:color w:val="0000FF"/>
-          <w:sz w:val="24"/>
-        </w:rPr>
-        <w:hyperlink r:id="rId105" w:history="1">
-          <w:r>
-            <w:rPr>
-              <w:rStyle w:val="Hyperlink"/>
-            </w:rPr>
-            <w:t>content/</w:t>
-          </w:r>
-        </w:hyperlink>
-      </w:r>
-      <w:r>
-        <w:rPr>
-          <w:rFonts w:ascii="Charis SIL Regular" w:hAnsi="Charis SIL Regular" w:eastAsia="Charis SIL Regular"/>
-          <w:b w:val="0"/>
-          <w:i w:val="0"/>
-          <w:color w:val="0000FF"/>
-          <w:sz w:val="24"/>
-        </w:rPr>
-        <w:hyperlink r:id="rId105" w:history="1">
-          <w:r>
-            <w:rPr>
-              <w:rStyle w:val="Hyperlink"/>
-            </w:rPr>
-            <w:t>uploads/2024/04/</w:t>
-          </w:r>
-        </w:hyperlink>
-      </w:r>
-      <w:r>
-        <w:rPr>
-          <w:rFonts w:ascii="Charis SIL Regular" w:hAnsi="Charis SIL Regular" w:eastAsia="Charis SIL Regular"/>
-          <w:b w:val="0"/>
-          <w:i w:val="0"/>
-          <w:color w:val="0000FF"/>
-          <w:sz w:val="24"/>
-        </w:rPr>
-        <w:hyperlink r:id="rId105" w:history="1">
-          <w:r>
-            <w:rPr>
-              <w:rStyle w:val="Hyperlink"/>
-            </w:rPr>
-            <w:t>Eerste-</w:t>
-          </w:r>
-        </w:hyperlink>
-      </w:r>
-      <w:r>
-        <w:rPr>
-          <w:rFonts w:ascii="Charis SIL Regular" w:hAnsi="Charis SIL Regular" w:eastAsia="Charis SIL Regular"/>
-          <w:b w:val="0"/>
-          <w:i w:val="0"/>
-          <w:color w:val="0000FF"/>
-          <w:sz w:val="24"/>
-          <w:u w:val="single"/>
-        </w:rPr>
-        <w:hyperlink r:id="rId105" w:history="1">
-          <w:r>
-            <w:rPr>
-              <w:rStyle w:val="Hyperlink"/>
-            </w:rPr>
-            <w:t>inventa</w:t>
-          </w:r>
-        </w:hyperlink>
-      </w:r>
-      <w:r>
-        <w:rPr>
-          <w:rFonts w:ascii="Charis SIL Regular" w:hAnsi="Charis SIL Regular" w:eastAsia="Charis SIL Regular"/>
-          <w:b w:val="0"/>
-          <w:i w:val="0"/>
-          <w:color w:val="0000FF"/>
-          <w:sz w:val="24"/>
-          <w:u w:val="single"/>
-        </w:rPr>
-        <w:hyperlink r:id="rId105" w:history="1">
-          <w:r>
-            <w:rPr>
-              <w:rStyle w:val="Hyperlink"/>
-            </w:rPr>
-            <w:t>risti</w:t>
-          </w:r>
-        </w:hyperlink>
-      </w:r>
-      <w:r>
-        <w:rPr>
-          <w:rFonts w:ascii="Charis SIL Regular" w:hAnsi="Charis SIL Regular" w:eastAsia="Charis SIL Regular"/>
-          <w:b w:val="0"/>
-          <w:i w:val="0"/>
-          <w:color w:val="0000FF"/>
-          <w:sz w:val="24"/>
-          <w:u w:val="single"/>
-        </w:rPr>
-        <w:hyperlink r:id="rId105" w:history="1">
-          <w:r>
-            <w:rPr>
-              <w:rStyle w:val="Hyperlink"/>
-            </w:rPr>
-            <w:t>e-</w:t>
-          </w:r>
-        </w:hyperlink>
-      </w:r>
-      <w:r>
-        <w:rPr>
-          <w:rFonts w:ascii="Charis SIL Regular" w:hAnsi="Charis SIL Regular" w:eastAsia="Charis SIL Regular"/>
-          <w:b w:val="0"/>
-          <w:i w:val="0"/>
-          <w:color w:val="0000FF"/>
-          <w:sz w:val="24"/>
-          <w:u w:val="single"/>
-        </w:rPr>
-        <w:hyperlink r:id="rId105" w:history="1">
-          <w:r>
-            <w:rPr>
-              <w:rStyle w:val="Hyperlink"/>
-            </w:rPr>
-            <w:t>objecten-</w:t>
-          </w:r>
-        </w:hyperlink>
-      </w:r>
-      <w:r>
-        <w:rPr>
-          <w:rFonts w:ascii="Charis SIL Regular" w:hAnsi="Charis SIL Regular" w:eastAsia="Charis SIL Regular"/>
-          <w:b w:val="0"/>
-          <w:i w:val="0"/>
-          <w:color w:val="0000FF"/>
-          <w:sz w:val="24"/>
-          <w:u w:val="single"/>
-        </w:rPr>
-        <w:hyperlink r:id="rId105" w:history="1">
-          <w:r>
-            <w:rPr>
-              <w:rStyle w:val="Hyperlink"/>
-            </w:rPr>
-            <w:t>Suriname_Consor</w:t>
-          </w:r>
-        </w:hyperlink>
-      </w:r>
-      <w:r>
-        <w:rPr>
-          <w:rFonts w:ascii="Charis SIL Regular" w:hAnsi="Charis SIL Regular" w:eastAsia="Charis SIL Regular"/>
-          <w:b w:val="0"/>
-          <w:i w:val="0"/>
-          <w:color w:val="0000FF"/>
-          <w:sz w:val="24"/>
-          <w:u w:val="single"/>
-        </w:rPr>
-        <w:hyperlink r:id="rId105" w:history="1">
-          <w:r>
-            <w:rPr>
-              <w:rStyle w:val="Hyperlink"/>
-            </w:rPr>
-            <w:t>tiu</w:t>
-          </w:r>
-        </w:hyperlink>
-      </w:r>
-      <w:r>
-        <w:rPr>
-          <w:rFonts w:ascii="Charis SIL Regular" w:hAnsi="Charis SIL Regular" w:eastAsia="Charis SIL Regular"/>
-          <w:b w:val="0"/>
-          <w:i w:val="0"/>
-          <w:color w:val="0000FF"/>
-          <w:sz w:val="24"/>
-          <w:u w:val="single"/>
-        </w:rPr>
-        <w:hyperlink r:id="rId105" w:history="1">
-          <w:r>
-            <w:rPr>
-              <w:rStyle w:val="Hyperlink"/>
-            </w:rPr>
-            <w:t>m-</w:t>
-          </w:r>
-        </w:hyperlink>
-      </w:r>
-      <w:r>
-        <w:rPr>
-          <w:rFonts w:ascii="Charis SIL Regular" w:hAnsi="Charis SIL Regular" w:eastAsia="Charis SIL Regular"/>
-          <w:b w:val="0"/>
-          <w:i w:val="0"/>
-          <w:color w:val="0000FF"/>
-          <w:sz w:val="24"/>
-          <w:u w:val="single"/>
-        </w:rPr>
-        <w:hyperlink r:id="rId105" w:history="1">
-          <w:r>
-            <w:rPr>
-              <w:rStyle w:val="Hyperlink"/>
-            </w:rPr>
-            <w:t>Koloni</w:t>
-          </w:r>
-        </w:hyperlink>
-      </w:r>
-      <w:r>
-        <w:rPr>
-          <w:rFonts w:ascii="Charis SIL Regular" w:hAnsi="Charis SIL Regular" w:eastAsia="Charis SIL Regular"/>
-          <w:b w:val="0"/>
-          <w:i w:val="0"/>
-          <w:color w:val="0000FF"/>
-          <w:sz w:val="24"/>
-          <w:u w:val="single"/>
-        </w:rPr>
-        <w:hyperlink r:id="rId105" w:history="1">
-          <w:r>
-            <w:rPr>
-              <w:rStyle w:val="Hyperlink"/>
-            </w:rPr>
-            <w:t>ale-</w:t>
-          </w:r>
-        </w:hyperlink>
-      </w:r>
-      <w:r>
-        <w:rPr>
-          <w:rFonts w:ascii="Charis SIL Regular" w:hAnsi="Charis SIL Regular" w:eastAsia="Charis SIL Regular"/>
-          <w:b w:val="0"/>
-          <w:i w:val="0"/>
-          <w:color w:val="0000FF"/>
-          <w:sz w:val="24"/>
-          <w:u w:val="single"/>
-        </w:rPr>
-        <w:hyperlink r:id="rId105" w:history="1">
-          <w:r>
-            <w:rPr>
-              <w:rStyle w:val="Hyperlink"/>
-            </w:rPr>
-            <w:t>Collecties-2.pdf</w:t>
-          </w:r>
-        </w:hyperlink>
-      </w:r>
-    </w:p>
-    <w:p>
-      <w:pPr>
-        <w:autoSpaceDN w:val="0"/>
-        <w:autoSpaceDE w:val="0"/>
-        <w:widowControl/>
-        <w:spacing w:line="540" w:lineRule="exact" w:before="478" w:after="0"/>
-        <w:ind w:left="0" w:right="0" w:firstLine="0"/>
-        <w:jc w:val="left"/>
-      </w:pPr>
-      <w:r>
-        <w:rPr>
-          <w:rFonts w:ascii="Charis SIL Bold" w:hAnsi="Charis SIL Bold" w:eastAsia="Charis SIL Bold"/>
-          <w:b/>
-          <w:i w:val="0"/>
-          <w:color w:val="000000"/>
-          <w:sz w:val="36"/>
-        </w:rPr>
-        <w:t>Relevant Data</w:t>
-      </w:r>
-    </w:p>
-    <w:p>
-      <w:pPr>
-        <w:autoSpaceDN w:val="0"/>
-        <w:autoSpaceDE w:val="0"/>
-        <w:widowControl/>
-        <w:spacing w:line="408" w:lineRule="exact" w:before="172" w:after="0"/>
         <w:ind w:left="0" w:right="2880" w:firstLine="0"/>
         <w:jc w:val="left"/>
       </w:pPr>
-      <w:r>
-        <w:rPr>
-          <w:rFonts w:ascii="Charis SIL Regular" w:hAnsi="Charis SIL Regular" w:eastAsia="Charis SIL Regular"/>
-          <w:b w:val="0"/>
-          <w:i w:val="0"/>
-          <w:color w:val="000000"/>
-          <w:sz w:val="24"/>
-        </w:rPr>
-        <w:t xml:space="preserve">TO BE FILLED </w:t>
-      </w:r>
-      <w:r>
-        <w:br/>
-      </w:r>
       <w:r>
         <w:rPr>
           <w:rFonts w:ascii="Charis SIL Italic" w:hAnsi="Charis SIL Italic" w:eastAsia="Charis SIL Italic"/>

--- a/EXPORTS/DOCX/published/niveau2/English/Suriname.docx
+++ b/EXPORTS/DOCX/published/niveau2/English/Suriname.docx
@@ -1516,26 +1516,8 @@
           <w:i w:val="0"/>
           <w:color w:val="0000FF"/>
           <w:sz w:val="24"/>
-          <w:u w:val="single"/>
-        </w:rPr>
-        <w:hyperlink r:id="rId13" w:history="1">
-          <w:r>
-            <w:rPr>
-              <w:rStyle w:val="Hyperlink"/>
-            </w:rPr>
-            <w:t>Lam</w:t>
-          </w:r>
-        </w:hyperlink>
-      </w:r>
-      <w:r>
-        <w:rPr>
-          <w:rFonts w:ascii="Charis SIL Regular" w:hAnsi="Charis SIL Regular" w:eastAsia="Charis SIL Regular"/>
-          <w:b w:val="0"/>
-          <w:i w:val="0"/>
-          <w:color w:val="0000FF"/>
-          <w:sz w:val="24"/>
-        </w:rPr>
-        <w:t>m</w:t>
+        </w:rPr>
+        <w:t>Lamm</w:t>
       </w:r>
       <w:r>
         <w:rPr>
@@ -2504,18 +2486,7 @@
           <w:color w:val="000000"/>
           <w:sz w:val="24"/>
         </w:rPr>
-        <w:t xml:space="preserve">is </w:t>
-      </w:r>
-      <w:r>
-        <w:rPr>
-          <w:u w:val="single" w:color="0000ff"/>
-          <w:rFonts w:ascii="Charis SIL Regular" w:hAnsi="Charis SIL Regular" w:eastAsia="Charis SIL Regular"/>
-          <w:b w:val="0"/>
-          <w:i w:val="0"/>
-          <w:color w:val="000000"/>
-          <w:sz w:val="24"/>
-        </w:rPr>
-        <w:t xml:space="preserve">housed at </w:t>
+        <w:t xml:space="preserve">is housed at </w:t>
       </w:r>
       <w:r>
         <w:rPr>
@@ -2811,6 +2782,7 @@
       </w:r>
       <w:r>
         <w:rPr>
+          <w:u w:val="single" w:color="0000ff"/>
           <w:rFonts w:ascii="Charis SIL Regular" w:hAnsi="Charis SIL Regular" w:eastAsia="Charis SIL Regular"/>
           <w:b w:val="0"/>
           <w:i w:val="0"/>
@@ -2866,108 +2838,15 @@
           <w:sz w:val="24"/>
           <w:u w:val="single"/>
         </w:rPr>
-        <w:hyperlink r:id="rId23" w:history="1">
-          <w:r>
-            <w:rPr>
-              <w:rStyle w:val="Hyperlink"/>
-            </w:rPr>
-            <w:t>fil</w:t>
-          </w:r>
-        </w:hyperlink>
-      </w:r>
-      <w:r>
-        <w:rPr>
-          <w:rFonts w:ascii="Charis SIL Regular" w:hAnsi="Charis SIL Regular" w:eastAsia="Charis SIL Regular"/>
-          <w:b w:val="0"/>
-          <w:i w:val="0"/>
-          <w:color w:val="0000FF"/>
-          <w:sz w:val="24"/>
-        </w:rPr>
-        <w:hyperlink r:id="rId23" w:history="1">
-          <w:r>
-            <w:rPr>
-              <w:rStyle w:val="Hyperlink"/>
-            </w:rPr>
-            <w:t>m</w:t>
-          </w:r>
-        </w:hyperlink>
-      </w:r>
-      <w:r>
-        <w:rPr>
-          <w:rFonts w:ascii="Charis SIL Regular" w:hAnsi="Charis SIL Regular" w:eastAsia="Charis SIL Regular"/>
-          <w:b w:val="0"/>
-          <w:i w:val="0"/>
-          <w:color w:val="0000FF"/>
-          <w:sz w:val="24"/>
-        </w:rPr>
-        <w:t>s</w:t>
-      </w:r>
-      <w:r>
-        <w:rPr>
-          <w:rFonts w:ascii="Charis SIL Regular" w:hAnsi="Charis SIL Regular" w:eastAsia="Charis SIL Regular"/>
-          <w:b w:val="0"/>
-          <w:i w:val="0"/>
-          <w:color w:val="0000FF"/>
-          <w:sz w:val="24"/>
-          <w:u w:val="single"/>
-        </w:rPr>
-        <w:t xml:space="preserve"> </w:t>
-      </w:r>
-      <w:r>
-        <w:rPr>
-          <w:rFonts w:ascii="Charis SIL Regular" w:hAnsi="Charis SIL Regular" w:eastAsia="Charis SIL Regular"/>
-          <w:b w:val="0"/>
-          <w:i w:val="0"/>
-          <w:color w:val="0000FF"/>
-          <w:sz w:val="24"/>
-          <w:u w:val="single"/>
-        </w:rPr>
-        <w:hyperlink r:id="rId23" w:history="1">
-          <w:r>
-            <w:rPr>
-              <w:rStyle w:val="Hyperlink"/>
-            </w:rPr>
-            <w:t>and</w:t>
-          </w:r>
-        </w:hyperlink>
-      </w:r>
-      <w:r>
-        <w:rPr>
-          <w:rFonts w:ascii="Charis SIL Regular" w:hAnsi="Charis SIL Regular" w:eastAsia="Charis SIL Regular"/>
-          <w:b w:val="0"/>
-          <w:i w:val="0"/>
-          <w:color w:val="0000FF"/>
-          <w:sz w:val="24"/>
-          <w:u w:val="single"/>
-        </w:rPr>
-        <w:t xml:space="preserve"> </w:t>
-      </w:r>
-      <w:r>
-        <w:rPr>
-          <w:rFonts w:ascii="Charis SIL Regular" w:hAnsi="Charis SIL Regular" w:eastAsia="Charis SIL Regular"/>
-          <w:b w:val="0"/>
-          <w:i w:val="0"/>
-          <w:color w:val="0000FF"/>
-          <w:sz w:val="24"/>
-          <w:u w:val="single"/>
-        </w:rPr>
-        <w:hyperlink r:id="rId23" w:history="1">
-          <w:r>
-            <w:rPr>
-              <w:rStyle w:val="Hyperlink"/>
-            </w:rPr>
-            <w:t>audio</w:t>
-          </w:r>
-        </w:hyperlink>
-      </w:r>
-      <w:r>
-        <w:rPr>
-          <w:rFonts w:ascii="Charis SIL Regular" w:hAnsi="Charis SIL Regular" w:eastAsia="Charis SIL Regular"/>
-          <w:b w:val="0"/>
-          <w:i w:val="0"/>
-          <w:color w:val="0000FF"/>
-          <w:sz w:val="24"/>
-          <w:u w:val="single"/>
+        <w:t>films and audio</w:t>
+      </w:r>
+      <w:r>
+        <w:rPr>
+          <w:rFonts w:ascii="Charis SIL Regular" w:hAnsi="Charis SIL Regular" w:eastAsia="Charis SIL Regular"/>
+          <w:b w:val="0"/>
+          <w:i w:val="0"/>
+          <w:color w:val="0000FF"/>
+          <w:sz w:val="24"/>
         </w:rPr>
         <w:t xml:space="preserve"> </w:t>
       </w:r>
@@ -3386,7 +3265,177 @@
           <w:color w:val="000000"/>
           <w:sz w:val="24"/>
         </w:rPr>
-        <w:t xml:space="preserve"> and finance </w:t>
+        <w:t xml:space="preserve"> and finance administrator </w:t>
+      </w:r>
+      <w:r>
+        <w:rPr>
+          <w:rFonts w:ascii="Charis SIL Regular" w:hAnsi="Charis SIL Regular" w:eastAsia="Charis SIL Regular"/>
+          <w:b w:val="0"/>
+          <w:i w:val="0"/>
+          <w:color w:val="0000FF"/>
+          <w:sz w:val="24"/>
+          <w:u w:val="single"/>
+        </w:rPr>
+        <w:hyperlink r:id="rId26" w:history="1">
+          <w:r>
+            <w:rPr>
+              <w:rStyle w:val="Hyperlink"/>
+            </w:rPr>
+            <w:t>Assuee</w:t>
+          </w:r>
+        </w:hyperlink>
+      </w:r>
+      <w:r>
+        <w:rPr>
+          <w:rFonts w:ascii="Charis SIL Regular" w:hAnsi="Charis SIL Regular" w:eastAsia="Charis SIL Regular"/>
+          <w:b w:val="0"/>
+          <w:i w:val="0"/>
+          <w:color w:val="0000FF"/>
+          <w:sz w:val="24"/>
+          <w:u w:val="single"/>
+        </w:rPr>
+        <w:hyperlink r:id="rId28" w:history="1">
+          <w:r>
+            <w:rPr>
+              <w:rStyle w:val="Hyperlink"/>
+            </w:rPr>
+            <w:t>r</w:t>
+          </w:r>
+        </w:hyperlink>
+      </w:r>
+      <w:r>
+        <w:rPr>
+          <w:rFonts w:ascii="Charis SIL Regular" w:hAnsi="Charis SIL Regular" w:eastAsia="Charis SIL Regular"/>
+          <w:b w:val="0"/>
+          <w:i w:val="0"/>
+          <w:color w:val="0000FF"/>
+          <w:sz w:val="24"/>
+          <w:u w:val="single"/>
+        </w:rPr>
+        <w:t xml:space="preserve"> </w:t>
+      </w:r>
+      <w:r>
+        <w:rPr>
+          <w:rFonts w:ascii="Charis SIL Regular" w:hAnsi="Charis SIL Regular" w:eastAsia="Charis SIL Regular"/>
+          <w:b w:val="0"/>
+          <w:i w:val="0"/>
+          <w:color w:val="0000FF"/>
+          <w:sz w:val="24"/>
+          <w:u w:val="single"/>
+        </w:rPr>
+        <w:hyperlink r:id="rId28" w:history="1">
+          <w:r>
+            <w:rPr>
+              <w:rStyle w:val="Hyperlink"/>
+            </w:rPr>
+            <w:t>Jacob</w:t>
+          </w:r>
+        </w:hyperlink>
+      </w:r>
+      <w:r>
+        <w:rPr>
+          <w:rFonts w:ascii="Charis SIL Regular" w:hAnsi="Charis SIL Regular" w:eastAsia="Charis SIL Regular"/>
+          <w:b w:val="0"/>
+          <w:i w:val="0"/>
+          <w:color w:val="0000FF"/>
+          <w:sz w:val="24"/>
+          <w:u w:val="single"/>
+        </w:rPr>
+        <w:t xml:space="preserve"> </w:t>
+      </w:r>
+      <w:r>
+        <w:rPr>
+          <w:rFonts w:ascii="Charis SIL Regular" w:hAnsi="Charis SIL Regular" w:eastAsia="Charis SIL Regular"/>
+          <w:b w:val="0"/>
+          <w:i w:val="0"/>
+          <w:color w:val="0000FF"/>
+          <w:sz w:val="24"/>
+          <w:u w:val="single"/>
+        </w:rPr>
+        <w:hyperlink r:id="rId28" w:history="1">
+          <w:r>
+            <w:rPr>
+              <w:rStyle w:val="Hyperlink"/>
+            </w:rPr>
+            <w:t xml:space="preserve">Schimmelpenninck </w:t>
+          </w:r>
+        </w:hyperlink>
+      </w:r>
+      <w:r>
+        <w:rPr>
+          <w:rFonts w:ascii="Charis SIL Regular" w:hAnsi="Charis SIL Regular" w:eastAsia="Charis SIL Regular"/>
+          <w:b w:val="0"/>
+          <w:i w:val="0"/>
+          <w:color w:val="0000FF"/>
+          <w:sz w:val="24"/>
+          <w:u w:val="single"/>
+        </w:rPr>
+        <w:hyperlink r:id="rId27" w:history="1">
+          <w:r>
+            <w:rPr>
+              <w:rStyle w:val="Hyperlink"/>
+            </w:rPr>
+            <w:t>van</w:t>
+          </w:r>
+        </w:hyperlink>
+      </w:r>
+      <w:r>
+        <w:rPr>
+          <w:rFonts w:ascii="Charis SIL Regular" w:hAnsi="Charis SIL Regular" w:eastAsia="Charis SIL Regular"/>
+          <w:b w:val="0"/>
+          <w:i w:val="0"/>
+          <w:color w:val="0000FF"/>
+          <w:sz w:val="24"/>
+          <w:u w:val="single"/>
+        </w:rPr>
+        <w:t xml:space="preserve"> </w:t>
+      </w:r>
+      <w:r>
+        <w:rPr>
+          <w:rFonts w:ascii="Charis SIL Regular" w:hAnsi="Charis SIL Regular" w:eastAsia="Charis SIL Regular"/>
+          <w:b w:val="0"/>
+          <w:i w:val="0"/>
+          <w:color w:val="0000FF"/>
+          <w:sz w:val="24"/>
+          <w:u w:val="single"/>
+        </w:rPr>
+        <w:hyperlink r:id="rId27" w:history="1">
+          <w:r>
+            <w:rPr>
+              <w:rStyle w:val="Hyperlink"/>
+            </w:rPr>
+            <w:t>der</w:t>
+          </w:r>
+        </w:hyperlink>
+      </w:r>
+      <w:r>
+        <w:rPr>
+          <w:rFonts w:ascii="Charis SIL Regular" w:hAnsi="Charis SIL Regular" w:eastAsia="Charis SIL Regular"/>
+          <w:b w:val="0"/>
+          <w:i w:val="0"/>
+          <w:color w:val="0000FF"/>
+          <w:sz w:val="24"/>
+          <w:u w:val="single"/>
+        </w:rPr>
+        <w:t xml:space="preserve"> </w:t>
+      </w:r>
+      <w:r>
+        <w:rPr>
+          <w:rFonts w:ascii="Charis SIL Regular" w:hAnsi="Charis SIL Regular" w:eastAsia="Charis SIL Regular"/>
+          <w:b w:val="0"/>
+          <w:i w:val="0"/>
+          <w:color w:val="0000FF"/>
+          <w:sz w:val="24"/>
+          <w:u w:val="single"/>
+        </w:rPr>
+        <w:hyperlink r:id="rId27" w:history="1">
+          <w:r>
+            <w:rPr>
+              <w:rStyle w:val="Hyperlink"/>
+            </w:rPr>
+            <w:t>Oye</w:t>
+          </w:r>
+        </w:hyperlink>
       </w:r>
       <w:r>
         <w:rPr>
@@ -3397,24 +3446,14 @@
           <w:color w:val="000000"/>
           <w:sz w:val="24"/>
         </w:rPr>
-        <w:hyperlink r:id="rId25" w:history="1">
-          <w:r>
-            <w:rPr>
-              <w:rStyle w:val="Hyperlink"/>
-            </w:rPr>
-            <w:t>admini</w:t>
-          </w:r>
-        </w:hyperlink>
-      </w:r>
-      <w:r>
-        <w:rPr>
-          <w:rFonts w:ascii="Charis SIL Regular" w:hAnsi="Charis SIL Regular" w:eastAsia="Charis SIL Regular"/>
-          <w:b w:val="0"/>
-          <w:i w:val="0"/>
-          <w:color w:val="000000"/>
-          <w:sz w:val="24"/>
-        </w:rPr>
-        <w:t>strato</w:t>
+        <w:hyperlink r:id="rId27" w:history="1">
+          <w:r>
+            <w:rPr>
+              <w:rStyle w:val="Hyperlink"/>
+            </w:rPr>
+            <w:t>. The</w:t>
+          </w:r>
+        </w:hyperlink>
       </w:r>
       <w:r>
         <w:rPr>
@@ -3425,7 +3464,171 @@
           <w:color w:val="000000"/>
           <w:sz w:val="24"/>
         </w:rPr>
-        <w:t xml:space="preserve">r </w:t>
+        <w:hyperlink r:id="rId27" w:history="1">
+          <w:r>
+            <w:rPr>
+              <w:rStyle w:val="Hyperlink"/>
+            </w:rPr>
+            <w:t>s</w:t>
+          </w:r>
+        </w:hyperlink>
+      </w:r>
+      <w:r>
+        <w:rPr>
+          <w:u w:val="single" w:color="0000ff"/>
+          <w:rFonts w:ascii="Charis SIL Regular" w:hAnsi="Charis SIL Regular" w:eastAsia="Charis SIL Regular"/>
+          <w:b w:val="0"/>
+          <w:i w:val="0"/>
+          <w:color w:val="000000"/>
+          <w:sz w:val="24"/>
+        </w:rPr>
+        <w:hyperlink r:id="rId27" w:history="1">
+          <w:r>
+            <w:rPr>
+              <w:rStyle w:val="Hyperlink"/>
+            </w:rPr>
+            <w:t>e w</w:t>
+          </w:r>
+        </w:hyperlink>
+      </w:r>
+      <w:r>
+        <w:rPr>
+          <w:u w:val="single" w:color="0000ff"/>
+          <w:rFonts w:ascii="Charis SIL Regular" w:hAnsi="Charis SIL Regular" w:eastAsia="Charis SIL Regular"/>
+          <w:b w:val="0"/>
+          <w:i w:val="0"/>
+          <w:color w:val="000000"/>
+          <w:sz w:val="24"/>
+        </w:rPr>
+        <w:hyperlink r:id="rId27" w:history="1">
+          <w:r>
+            <w:rPr>
+              <w:rStyle w:val="Hyperlink"/>
+            </w:rPr>
+            <w:t>e</w:t>
+          </w:r>
+        </w:hyperlink>
+      </w:r>
+      <w:r>
+        <w:rPr>
+          <w:u w:val="single" w:color="0000ff"/>
+          <w:rFonts w:ascii="Charis SIL Regular" w:hAnsi="Charis SIL Regular" w:eastAsia="Charis SIL Regular"/>
+          <w:b w:val="0"/>
+          <w:i w:val="0"/>
+          <w:color w:val="000000"/>
+          <w:sz w:val="24"/>
+        </w:rPr>
+        <w:hyperlink r:id="rId27" w:history="1">
+          <w:r>
+            <w:rPr>
+              <w:rStyle w:val="Hyperlink"/>
+            </w:rPr>
+            <w:t>re donate</w:t>
+          </w:r>
+        </w:hyperlink>
+      </w:r>
+      <w:r>
+        <w:rPr>
+          <w:rFonts w:ascii="Charis SIL Regular" w:hAnsi="Charis SIL Regular" w:eastAsia="Charis SIL Regular"/>
+          <w:b w:val="0"/>
+          <w:i w:val="0"/>
+          <w:color w:val="000000"/>
+          <w:sz w:val="24"/>
+        </w:rPr>
+        <w:t>d to the National Ethnograp</w:t>
+      </w:r>
+      <w:r>
+        <w:rPr>
+          <w:u w:val="single" w:color="0000ff"/>
+          <w:rFonts w:ascii="Charis SIL Regular" w:hAnsi="Charis SIL Regular" w:eastAsia="Charis SIL Regular"/>
+          <w:b w:val="0"/>
+          <w:i w:val="0"/>
+          <w:color w:val="000000"/>
+          <w:sz w:val="24"/>
+        </w:rPr>
+        <w:hyperlink r:id="rId28" w:history="1">
+          <w:r>
+            <w:rPr>
+              <w:rStyle w:val="Hyperlink"/>
+            </w:rPr>
+            <w:t>hic Mu</w:t>
+          </w:r>
+        </w:hyperlink>
+      </w:r>
+      <w:r>
+        <w:rPr>
+          <w:u w:val="single" w:color="0000ff"/>
+          <w:rFonts w:ascii="Charis SIL Regular" w:hAnsi="Charis SIL Regular" w:eastAsia="Charis SIL Regular"/>
+          <w:b w:val="0"/>
+          <w:i w:val="0"/>
+          <w:color w:val="000000"/>
+          <w:sz w:val="24"/>
+        </w:rPr>
+        <w:hyperlink r:id="rId28" w:history="1">
+          <w:r>
+            <w:rPr>
+              <w:rStyle w:val="Hyperlink"/>
+            </w:rPr>
+            <w:t>s</w:t>
+          </w:r>
+        </w:hyperlink>
+      </w:r>
+      <w:r>
+        <w:rPr>
+          <w:u w:val="single" w:color="0000ff"/>
+          <w:rFonts w:ascii="Charis SIL Regular" w:hAnsi="Charis SIL Regular" w:eastAsia="Charis SIL Regular"/>
+          <w:b w:val="0"/>
+          <w:i w:val="0"/>
+          <w:color w:val="000000"/>
+          <w:sz w:val="24"/>
+        </w:rPr>
+        <w:hyperlink r:id="rId28" w:history="1">
+          <w:r>
+            <w:rPr>
+              <w:rStyle w:val="Hyperlink"/>
+            </w:rPr>
+            <w:t xml:space="preserve">eum, </w:t>
+          </w:r>
+        </w:hyperlink>
+      </w:r>
+      <w:r>
+        <w:rPr>
+          <w:u w:val="single" w:color="0000ff"/>
+          <w:rFonts w:ascii="Charis SIL Regular" w:hAnsi="Charis SIL Regular" w:eastAsia="Charis SIL Regular"/>
+          <w:b w:val="0"/>
+          <w:i w:val="0"/>
+          <w:color w:val="000000"/>
+          <w:sz w:val="24"/>
+        </w:rPr>
+        <w:hyperlink r:id="rId28" w:history="1">
+          <w:r>
+            <w:rPr>
+              <w:rStyle w:val="Hyperlink"/>
+            </w:rPr>
+            <w:t>n</w:t>
+          </w:r>
+        </w:hyperlink>
+      </w:r>
+      <w:r>
+        <w:rPr>
+          <w:u w:val="single" w:color="0000ff"/>
+          <w:rFonts w:ascii="Charis SIL Regular" w:hAnsi="Charis SIL Regular" w:eastAsia="Charis SIL Regular"/>
+          <w:b w:val="0"/>
+          <w:i w:val="0"/>
+          <w:color w:val="000000"/>
+          <w:sz w:val="24"/>
+        </w:rPr>
+        <w:hyperlink r:id="rId28" w:history="1">
+          <w:r>
+            <w:rPr>
+              <w:rStyle w:val="Hyperlink"/>
+            </w:rPr>
+            <w:t xml:space="preserve">ow the </w:t>
+          </w:r>
+        </w:hyperlink>
+      </w:r>
+      <w:r>
+        <w:br/>
       </w:r>
       <w:r>
         <w:rPr>
@@ -3436,12 +3639,12 @@
           <w:sz w:val="24"/>
           <w:u w:val="single"/>
         </w:rPr>
-        <w:hyperlink r:id="rId26" w:history="1">
-          <w:r>
-            <w:rPr>
-              <w:rStyle w:val="Hyperlink"/>
-            </w:rPr>
-            <w:t>Assuee</w:t>
+        <w:hyperlink r:id="rId28" w:history="1">
+          <w:r>
+            <w:rPr>
+              <w:rStyle w:val="Hyperlink"/>
+            </w:rPr>
+            <w:t>We</w:t>
           </w:r>
         </w:hyperlink>
       </w:r>
@@ -3472,6 +3675,71 @@
           <w:sz w:val="24"/>
           <w:u w:val="single"/>
         </w:rPr>
+        <w:hyperlink r:id="rId28" w:history="1">
+          <w:r>
+            <w:rPr>
+              <w:rStyle w:val="Hyperlink"/>
+            </w:rPr>
+            <w:t>eld</w:t>
+          </w:r>
+        </w:hyperlink>
+      </w:r>
+      <w:r>
+        <w:rPr>
+          <w:rFonts w:ascii="Charis SIL Regular" w:hAnsi="Charis SIL Regular" w:eastAsia="Charis SIL Regular"/>
+          <w:b w:val="0"/>
+          <w:i w:val="0"/>
+          <w:color w:val="0000FF"/>
+          <w:sz w:val="24"/>
+          <w:u w:val="single"/>
+        </w:rPr>
+        <w:t>m</w:t>
+      </w:r>
+      <w:r>
+        <w:rPr>
+          <w:rFonts w:ascii="Charis SIL Regular" w:hAnsi="Charis SIL Regular" w:eastAsia="Charis SIL Regular"/>
+          <w:b w:val="0"/>
+          <w:i w:val="0"/>
+          <w:color w:val="0000FF"/>
+          <w:sz w:val="24"/>
+          <w:u w:val="single"/>
+        </w:rPr>
+        <w:hyperlink r:id="rId28" w:history="1">
+          <w:r>
+            <w:rPr>
+              <w:rStyle w:val="Hyperlink"/>
+            </w:rPr>
+            <w:t>use</w:t>
+          </w:r>
+        </w:hyperlink>
+      </w:r>
+      <w:r>
+        <w:rPr>
+          <w:rFonts w:ascii="Charis SIL Regular" w:hAnsi="Charis SIL Regular" w:eastAsia="Charis SIL Regular"/>
+          <w:b w:val="0"/>
+          <w:i w:val="0"/>
+          <w:color w:val="0000FF"/>
+          <w:sz w:val="24"/>
+          <w:u w:val="single"/>
+        </w:rPr>
+        <w:hyperlink r:id="rId29" w:history="1">
+          <w:r>
+            <w:rPr>
+              <w:rStyle w:val="Hyperlink"/>
+            </w:rPr>
+            <w:t>um</w:t>
+          </w:r>
+        </w:hyperlink>
+      </w:r>
+      <w:r>
+        <w:rPr>
+          <w:rFonts w:ascii="Charis SIL Regular" w:hAnsi="Charis SIL Regular" w:eastAsia="Charis SIL Regular"/>
+          <w:b w:val="0"/>
+          <w:i w:val="0"/>
+          <w:color w:val="0000FF"/>
+          <w:sz w:val="24"/>
+          <w:u w:val="single"/>
+        </w:rPr>
         <w:t xml:space="preserve"> </w:t>
       </w:r>
       <w:r>
@@ -3483,14 +3751,24 @@
           <w:sz w:val="24"/>
           <w:u w:val="single"/>
         </w:rPr>
-        <w:hyperlink r:id="rId28" w:history="1">
-          <w:r>
-            <w:rPr>
-              <w:rStyle w:val="Hyperlink"/>
-            </w:rPr>
-            <w:t>Jacob</w:t>
-          </w:r>
-        </w:hyperlink>
+        <w:hyperlink r:id="rId29" w:history="1">
+          <w:r>
+            <w:rPr>
+              <w:rStyle w:val="Hyperlink"/>
+            </w:rPr>
+            <w:t>Leiden</w:t>
+          </w:r>
+        </w:hyperlink>
+      </w:r>
+      <w:r>
+        <w:rPr>
+          <w:rFonts w:ascii="Charis SIL Regular" w:hAnsi="Charis SIL Regular" w:eastAsia="Charis SIL Regular"/>
+          <w:b w:val="0"/>
+          <w:i w:val="0"/>
+          <w:color w:val="000000"/>
+          <w:sz w:val="24"/>
+        </w:rPr>
+        <w:t xml:space="preserve">, in 1883 and 1895, respectively. The </w:t>
       </w:r>
       <w:r>
         <w:rPr>
@@ -3501,6 +3779,24 @@
           <w:sz w:val="24"/>
           <w:u w:val="single"/>
         </w:rPr>
+        <w:hyperlink r:id="rId30" w:history="1">
+          <w:r>
+            <w:rPr>
+              <w:rStyle w:val="Hyperlink"/>
+            </w:rPr>
+            <w:t>Artis</w:t>
+          </w:r>
+        </w:hyperlink>
+      </w:r>
+      <w:r>
+        <w:rPr>
+          <w:rFonts w:ascii="Charis SIL Regular" w:hAnsi="Charis SIL Regular" w:eastAsia="Charis SIL Regular"/>
+          <w:b w:val="0"/>
+          <w:i w:val="0"/>
+          <w:color w:val="0000FF"/>
+          <w:sz w:val="24"/>
+          <w:u w:val="single"/>
+        </w:rPr>
         <w:t xml:space="preserve"> </w:t>
       </w:r>
       <w:r>
@@ -3512,12 +3808,12 @@
           <w:sz w:val="24"/>
           <w:u w:val="single"/>
         </w:rPr>
-        <w:hyperlink r:id="rId28" w:history="1">
-          <w:r>
-            <w:rPr>
-              <w:rStyle w:val="Hyperlink"/>
-            </w:rPr>
-            <w:t xml:space="preserve">Schimmelpenninck </w:t>
+        <w:hyperlink r:id="rId30" w:history="1">
+          <w:r>
+            <w:rPr>
+              <w:rStyle w:val="Hyperlink"/>
+            </w:rPr>
+            <w:t>Ethnographic</w:t>
           </w:r>
         </w:hyperlink>
       </w:r>
@@ -3530,14 +3826,7 @@
           <w:sz w:val="24"/>
           <w:u w:val="single"/>
         </w:rPr>
-        <w:hyperlink r:id="rId27" w:history="1">
-          <w:r>
-            <w:rPr>
-              <w:rStyle w:val="Hyperlink"/>
-            </w:rPr>
-            <w:t>van</w:t>
-          </w:r>
-        </w:hyperlink>
+        <w:t xml:space="preserve"> </w:t>
       </w:r>
       <w:r>
         <w:rPr>
@@ -3548,54 +3837,24 @@
           <w:sz w:val="24"/>
           <w:u w:val="single"/>
         </w:rPr>
-        <w:t xml:space="preserve"> </w:t>
-      </w:r>
-      <w:r>
-        <w:rPr>
-          <w:rFonts w:ascii="Charis SIL Regular" w:hAnsi="Charis SIL Regular" w:eastAsia="Charis SIL Regular"/>
-          <w:b w:val="0"/>
-          <w:i w:val="0"/>
-          <w:color w:val="0000FF"/>
-          <w:sz w:val="24"/>
-          <w:u w:val="single"/>
-        </w:rPr>
-        <w:hyperlink r:id="rId27" w:history="1">
-          <w:r>
-            <w:rPr>
-              <w:rStyle w:val="Hyperlink"/>
-            </w:rPr>
-            <w:t>der</w:t>
-          </w:r>
-        </w:hyperlink>
-      </w:r>
-      <w:r>
-        <w:rPr>
-          <w:rFonts w:ascii="Charis SIL Regular" w:hAnsi="Charis SIL Regular" w:eastAsia="Charis SIL Regular"/>
-          <w:b w:val="0"/>
-          <w:i w:val="0"/>
-          <w:color w:val="0000FF"/>
-          <w:sz w:val="24"/>
-          <w:u w:val="single"/>
-        </w:rPr>
-        <w:t xml:space="preserve"> </w:t>
-      </w:r>
-      <w:r>
-        <w:rPr>
-          <w:rFonts w:ascii="Charis SIL Regular" w:hAnsi="Charis SIL Regular" w:eastAsia="Charis SIL Regular"/>
-          <w:b w:val="0"/>
-          <w:i w:val="0"/>
-          <w:color w:val="0000FF"/>
-          <w:sz w:val="24"/>
-          <w:u w:val="single"/>
-        </w:rPr>
-        <w:hyperlink r:id="rId27" w:history="1">
-          <w:r>
-            <w:rPr>
-              <w:rStyle w:val="Hyperlink"/>
-            </w:rPr>
-            <w:t>Oye</w:t>
-          </w:r>
-        </w:hyperlink>
+        <w:hyperlink r:id="rId30" w:history="1">
+          <w:r>
+            <w:rPr>
+              <w:rStyle w:val="Hyperlink"/>
+            </w:rPr>
+            <w:t>Museum</w:t>
+          </w:r>
+        </w:hyperlink>
+      </w:r>
+      <w:r>
+        <w:rPr>
+          <w:rFonts w:ascii="Charis SIL Regular" w:hAnsi="Charis SIL Regular" w:eastAsia="Charis SIL Regular"/>
+          <w:b w:val="0"/>
+          <w:i w:val="0"/>
+          <w:color w:val="000000"/>
+          <w:sz w:val="24"/>
+        </w:rPr>
+        <w:t xml:space="preserve"> also </w:t>
       </w:r>
       <w:r>
         <w:rPr>
@@ -3606,432 +3865,14 @@
           <w:color w:val="000000"/>
           <w:sz w:val="24"/>
         </w:rPr>
-        <w:hyperlink r:id="rId27" w:history="1">
-          <w:r>
-            <w:rPr>
-              <w:rStyle w:val="Hyperlink"/>
-            </w:rPr>
-            <w:t>. The</w:t>
-          </w:r>
-        </w:hyperlink>
-      </w:r>
-      <w:r>
-        <w:rPr>
-          <w:u w:val="single" w:color="0000ff"/>
-          <w:rFonts w:ascii="Charis SIL Regular" w:hAnsi="Charis SIL Regular" w:eastAsia="Charis SIL Regular"/>
-          <w:b w:val="0"/>
-          <w:i w:val="0"/>
-          <w:color w:val="000000"/>
-          <w:sz w:val="24"/>
-        </w:rPr>
-        <w:hyperlink r:id="rId27" w:history="1">
-          <w:r>
-            <w:rPr>
-              <w:rStyle w:val="Hyperlink"/>
-            </w:rPr>
-            <w:t>s</w:t>
-          </w:r>
-        </w:hyperlink>
-      </w:r>
-      <w:r>
-        <w:rPr>
-          <w:u w:val="single" w:color="0000ff"/>
-          <w:rFonts w:ascii="Charis SIL Regular" w:hAnsi="Charis SIL Regular" w:eastAsia="Charis SIL Regular"/>
-          <w:b w:val="0"/>
-          <w:i w:val="0"/>
-          <w:color w:val="000000"/>
-          <w:sz w:val="24"/>
-        </w:rPr>
-        <w:hyperlink r:id="rId27" w:history="1">
-          <w:r>
-            <w:rPr>
-              <w:rStyle w:val="Hyperlink"/>
-            </w:rPr>
-            <w:t>e w</w:t>
-          </w:r>
-        </w:hyperlink>
-      </w:r>
-      <w:r>
-        <w:rPr>
-          <w:u w:val="single" w:color="0000ff"/>
-          <w:rFonts w:ascii="Charis SIL Regular" w:hAnsi="Charis SIL Regular" w:eastAsia="Charis SIL Regular"/>
-          <w:b w:val="0"/>
-          <w:i w:val="0"/>
-          <w:color w:val="000000"/>
-          <w:sz w:val="24"/>
-        </w:rPr>
-        <w:hyperlink r:id="rId27" w:history="1">
-          <w:r>
-            <w:rPr>
-              <w:rStyle w:val="Hyperlink"/>
-            </w:rPr>
-            <w:t>e</w:t>
-          </w:r>
-        </w:hyperlink>
-      </w:r>
-      <w:r>
-        <w:rPr>
-          <w:u w:val="single" w:color="0000ff"/>
-          <w:rFonts w:ascii="Charis SIL Regular" w:hAnsi="Charis SIL Regular" w:eastAsia="Charis SIL Regular"/>
-          <w:b w:val="0"/>
-          <w:i w:val="0"/>
-          <w:color w:val="000000"/>
-          <w:sz w:val="24"/>
-        </w:rPr>
-        <w:hyperlink r:id="rId27" w:history="1">
-          <w:r>
-            <w:rPr>
-              <w:rStyle w:val="Hyperlink"/>
-            </w:rPr>
-            <w:t>re donate</w:t>
-          </w:r>
-        </w:hyperlink>
-      </w:r>
-      <w:r>
-        <w:rPr>
-          <w:rFonts w:ascii="Charis SIL Regular" w:hAnsi="Charis SIL Regular" w:eastAsia="Charis SIL Regular"/>
-          <w:b w:val="0"/>
-          <w:i w:val="0"/>
-          <w:color w:val="000000"/>
-          <w:sz w:val="24"/>
-        </w:rPr>
-        <w:t>d to the National Ethnograp</w:t>
-      </w:r>
-      <w:r>
-        <w:rPr>
-          <w:u w:val="single" w:color="0000ff"/>
-          <w:rFonts w:ascii="Charis SIL Regular" w:hAnsi="Charis SIL Regular" w:eastAsia="Charis SIL Regular"/>
-          <w:b w:val="0"/>
-          <w:i w:val="0"/>
-          <w:color w:val="000000"/>
-          <w:sz w:val="24"/>
-        </w:rPr>
-        <w:hyperlink r:id="rId28" w:history="1">
-          <w:r>
-            <w:rPr>
-              <w:rStyle w:val="Hyperlink"/>
-            </w:rPr>
-            <w:t>hic Mu</w:t>
-          </w:r>
-        </w:hyperlink>
-      </w:r>
-      <w:r>
-        <w:rPr>
-          <w:u w:val="single" w:color="0000ff"/>
-          <w:rFonts w:ascii="Charis SIL Regular" w:hAnsi="Charis SIL Regular" w:eastAsia="Charis SIL Regular"/>
-          <w:b w:val="0"/>
-          <w:i w:val="0"/>
-          <w:color w:val="000000"/>
-          <w:sz w:val="24"/>
-        </w:rPr>
-        <w:hyperlink r:id="rId28" w:history="1">
-          <w:r>
-            <w:rPr>
-              <w:rStyle w:val="Hyperlink"/>
-            </w:rPr>
-            <w:t>s</w:t>
-          </w:r>
-        </w:hyperlink>
-      </w:r>
-      <w:r>
-        <w:rPr>
-          <w:u w:val="single" w:color="0000ff"/>
-          <w:rFonts w:ascii="Charis SIL Regular" w:hAnsi="Charis SIL Regular" w:eastAsia="Charis SIL Regular"/>
-          <w:b w:val="0"/>
-          <w:i w:val="0"/>
-          <w:color w:val="000000"/>
-          <w:sz w:val="24"/>
-        </w:rPr>
-        <w:hyperlink r:id="rId28" w:history="1">
-          <w:r>
-            <w:rPr>
-              <w:rStyle w:val="Hyperlink"/>
-            </w:rPr>
-            <w:t xml:space="preserve">eum, </w:t>
-          </w:r>
-        </w:hyperlink>
-      </w:r>
-      <w:r>
-        <w:rPr>
-          <w:u w:val="single" w:color="0000ff"/>
-          <w:rFonts w:ascii="Charis SIL Regular" w:hAnsi="Charis SIL Regular" w:eastAsia="Charis SIL Regular"/>
-          <w:b w:val="0"/>
-          <w:i w:val="0"/>
-          <w:color w:val="000000"/>
-          <w:sz w:val="24"/>
-        </w:rPr>
-        <w:hyperlink r:id="rId28" w:history="1">
-          <w:r>
-            <w:rPr>
-              <w:rStyle w:val="Hyperlink"/>
-            </w:rPr>
-            <w:t>n</w:t>
-          </w:r>
-        </w:hyperlink>
-      </w:r>
-      <w:r>
-        <w:rPr>
-          <w:u w:val="single" w:color="0000ff"/>
-          <w:rFonts w:ascii="Charis SIL Regular" w:hAnsi="Charis SIL Regular" w:eastAsia="Charis SIL Regular"/>
-          <w:b w:val="0"/>
-          <w:i w:val="0"/>
-          <w:color w:val="000000"/>
-          <w:sz w:val="24"/>
-        </w:rPr>
-        <w:hyperlink r:id="rId28" w:history="1">
-          <w:r>
-            <w:rPr>
-              <w:rStyle w:val="Hyperlink"/>
-            </w:rPr>
-            <w:t xml:space="preserve">ow the </w:t>
-          </w:r>
-        </w:hyperlink>
-      </w:r>
-      <w:r>
-        <w:br/>
-      </w:r>
-      <w:r>
-        <w:rPr>
-          <w:rFonts w:ascii="Charis SIL Regular" w:hAnsi="Charis SIL Regular" w:eastAsia="Charis SIL Regular"/>
-          <w:b w:val="0"/>
-          <w:i w:val="0"/>
-          <w:color w:val="0000FF"/>
-          <w:sz w:val="24"/>
-          <w:u w:val="single"/>
-        </w:rPr>
         <w:hyperlink r:id="rId29" w:history="1">
           <w:r>
             <w:rPr>
               <w:rStyle w:val="Hyperlink"/>
             </w:rPr>
-            <w:t>We</w:t>
-          </w:r>
-        </w:hyperlink>
-      </w:r>
-      <w:r>
-        <w:rPr>
-          <w:rFonts w:ascii="Charis SIL Regular" w:hAnsi="Charis SIL Regular" w:eastAsia="Charis SIL Regular"/>
-          <w:b w:val="0"/>
-          <w:i w:val="0"/>
-          <w:color w:val="0000FF"/>
-          <w:sz w:val="24"/>
-          <w:u w:val="single"/>
-        </w:rPr>
-        <w:hyperlink r:id="rId29" w:history="1">
-          <w:r>
-            <w:rPr>
-              <w:rStyle w:val="Hyperlink"/>
-            </w:rPr>
-            <w:t>r</w:t>
-          </w:r>
-        </w:hyperlink>
-      </w:r>
-      <w:r>
-        <w:rPr>
-          <w:rFonts w:ascii="Charis SIL Regular" w:hAnsi="Charis SIL Regular" w:eastAsia="Charis SIL Regular"/>
-          <w:b w:val="0"/>
-          <w:i w:val="0"/>
-          <w:color w:val="0000FF"/>
-          <w:sz w:val="24"/>
-          <w:u w:val="single"/>
-        </w:rPr>
-        <w:hyperlink r:id="rId29" w:history="1">
-          <w:r>
-            <w:rPr>
-              <w:rStyle w:val="Hyperlink"/>
-            </w:rPr>
-            <w:t>eld</w:t>
-          </w:r>
-        </w:hyperlink>
-      </w:r>
-      <w:r>
-        <w:rPr>
-          <w:rFonts w:ascii="Charis SIL Regular" w:hAnsi="Charis SIL Regular" w:eastAsia="Charis SIL Regular"/>
-          <w:b w:val="0"/>
-          <w:i w:val="0"/>
-          <w:color w:val="0000FF"/>
-          <w:sz w:val="24"/>
-          <w:u w:val="single"/>
-        </w:rPr>
-        <w:hyperlink r:id="rId29" w:history="1">
-          <w:r>
-            <w:rPr>
-              <w:rStyle w:val="Hyperlink"/>
-            </w:rPr>
-            <w:t>m</w:t>
-          </w:r>
-        </w:hyperlink>
-      </w:r>
-      <w:r>
-        <w:rPr>
-          <w:rFonts w:ascii="Charis SIL Regular" w:hAnsi="Charis SIL Regular" w:eastAsia="Charis SIL Regular"/>
-          <w:b w:val="0"/>
-          <w:i w:val="0"/>
-          <w:color w:val="0000FF"/>
-          <w:sz w:val="24"/>
-          <w:u w:val="single"/>
-        </w:rPr>
-        <w:hyperlink r:id="rId29" w:history="1">
-          <w:r>
-            <w:rPr>
-              <w:rStyle w:val="Hyperlink"/>
-            </w:rPr>
-            <w:t>use</w:t>
-          </w:r>
-        </w:hyperlink>
-      </w:r>
-      <w:r>
-        <w:rPr>
-          <w:rFonts w:ascii="Charis SIL Regular" w:hAnsi="Charis SIL Regular" w:eastAsia="Charis SIL Regular"/>
-          <w:b w:val="0"/>
-          <w:i w:val="0"/>
-          <w:color w:val="0000FF"/>
-          <w:sz w:val="24"/>
-          <w:u w:val="single"/>
-        </w:rPr>
-        <w:hyperlink r:id="rId29" w:history="1">
-          <w:r>
-            <w:rPr>
-              <w:rStyle w:val="Hyperlink"/>
-            </w:rPr>
-            <w:t>um</w:t>
-          </w:r>
-        </w:hyperlink>
-      </w:r>
-      <w:r>
-        <w:rPr>
-          <w:rFonts w:ascii="Charis SIL Regular" w:hAnsi="Charis SIL Regular" w:eastAsia="Charis SIL Regular"/>
-          <w:b w:val="0"/>
-          <w:i w:val="0"/>
-          <w:color w:val="0000FF"/>
-          <w:sz w:val="24"/>
-          <w:u w:val="single"/>
-        </w:rPr>
-        <w:t xml:space="preserve"> </w:t>
-      </w:r>
-      <w:r>
-        <w:rPr>
-          <w:rFonts w:ascii="Charis SIL Regular" w:hAnsi="Charis SIL Regular" w:eastAsia="Charis SIL Regular"/>
-          <w:b w:val="0"/>
-          <w:i w:val="0"/>
-          <w:color w:val="0000FF"/>
-          <w:sz w:val="24"/>
-          <w:u w:val="single"/>
-        </w:rPr>
-        <w:hyperlink r:id="rId29" w:history="1">
-          <w:r>
-            <w:rPr>
-              <w:rStyle w:val="Hyperlink"/>
-            </w:rPr>
-            <w:t>Leiden</w:t>
-          </w:r>
-        </w:hyperlink>
-      </w:r>
-      <w:r>
-        <w:rPr>
-          <w:rFonts w:ascii="Charis SIL Regular" w:hAnsi="Charis SIL Regular" w:eastAsia="Charis SIL Regular"/>
-          <w:b w:val="0"/>
-          <w:i w:val="0"/>
-          <w:color w:val="000000"/>
-          <w:sz w:val="24"/>
-        </w:rPr>
-        <w:t xml:space="preserve">, in 1883 and 1895, respectively. The </w:t>
-      </w:r>
-      <w:r>
-        <w:rPr>
-          <w:rFonts w:ascii="Charis SIL Regular" w:hAnsi="Charis SIL Regular" w:eastAsia="Charis SIL Regular"/>
-          <w:b w:val="0"/>
-          <w:i w:val="0"/>
-          <w:color w:val="0000FF"/>
-          <w:sz w:val="24"/>
-          <w:u w:val="single"/>
-        </w:rPr>
-        <w:hyperlink r:id="rId30" w:history="1">
-          <w:r>
-            <w:rPr>
-              <w:rStyle w:val="Hyperlink"/>
-            </w:rPr>
-            <w:t>Artis</w:t>
-          </w:r>
-        </w:hyperlink>
-      </w:r>
-      <w:r>
-        <w:rPr>
-          <w:rFonts w:ascii="Charis SIL Regular" w:hAnsi="Charis SIL Regular" w:eastAsia="Charis SIL Regular"/>
-          <w:b w:val="0"/>
-          <w:i w:val="0"/>
-          <w:color w:val="0000FF"/>
-          <w:sz w:val="24"/>
-          <w:u w:val="single"/>
-        </w:rPr>
-        <w:t xml:space="preserve"> </w:t>
-      </w:r>
-      <w:r>
-        <w:rPr>
-          <w:rFonts w:ascii="Charis SIL Regular" w:hAnsi="Charis SIL Regular" w:eastAsia="Charis SIL Regular"/>
-          <w:b w:val="0"/>
-          <w:i w:val="0"/>
-          <w:color w:val="0000FF"/>
-          <w:sz w:val="24"/>
-          <w:u w:val="single"/>
-        </w:rPr>
-        <w:hyperlink r:id="rId30" w:history="1">
-          <w:r>
-            <w:rPr>
-              <w:rStyle w:val="Hyperlink"/>
-            </w:rPr>
-            <w:t>Ethnographic</w:t>
-          </w:r>
-        </w:hyperlink>
-      </w:r>
-      <w:r>
-        <w:rPr>
-          <w:rFonts w:ascii="Charis SIL Regular" w:hAnsi="Charis SIL Regular" w:eastAsia="Charis SIL Regular"/>
-          <w:b w:val="0"/>
-          <w:i w:val="0"/>
-          <w:color w:val="0000FF"/>
-          <w:sz w:val="24"/>
-          <w:u w:val="single"/>
-        </w:rPr>
-        <w:t xml:space="preserve"> </w:t>
-      </w:r>
-      <w:r>
-        <w:rPr>
-          <w:rFonts w:ascii="Charis SIL Regular" w:hAnsi="Charis SIL Regular" w:eastAsia="Charis SIL Regular"/>
-          <w:b w:val="0"/>
-          <w:i w:val="0"/>
-          <w:color w:val="0000FF"/>
-          <w:sz w:val="24"/>
-          <w:u w:val="single"/>
-        </w:rPr>
-        <w:hyperlink r:id="rId30" w:history="1">
-          <w:r>
-            <w:rPr>
-              <w:rStyle w:val="Hyperlink"/>
-            </w:rPr>
-            <w:t>Museum</w:t>
-          </w:r>
-        </w:hyperlink>
-      </w:r>
-      <w:r>
-        <w:rPr>
-          <w:rFonts w:ascii="Charis SIL Regular" w:hAnsi="Charis SIL Regular" w:eastAsia="Charis SIL Regular"/>
-          <w:b w:val="0"/>
-          <w:i w:val="0"/>
-          <w:color w:val="000000"/>
-          <w:sz w:val="24"/>
-        </w:rPr>
-        <w:t xml:space="preserve"> also </w:t>
-      </w:r>
-      <w:r>
-        <w:rPr>
-          <w:rFonts w:ascii="Charis SIL Regular" w:hAnsi="Charis SIL Regular" w:eastAsia="Charis SIL Regular"/>
-          <w:b w:val="0"/>
-          <w:i w:val="0"/>
-          <w:color w:val="000000"/>
-          <w:sz w:val="24"/>
-        </w:rPr>
-        <w:t>owned a large S</w:t>
+            <w:t>owned a large S</w:t>
+          </w:r>
+        </w:hyperlink>
       </w:r>
       <w:r>
         <w:rPr>
@@ -4555,7 +4396,6 @@
           <w:i w:val="0"/>
           <w:color w:val="0000FF"/>
           <w:sz w:val="24"/>
-          <w:u w:val="single"/>
         </w:rPr>
         <w:t>donated</w:t>
       </w:r>
@@ -4619,7 +4459,6 @@
       </w:r>
       <w:r>
         <w:rPr>
-          <w:u w:val="single" w:color="0000ff"/>
           <w:rFonts w:ascii="Charis SIL Regular" w:hAnsi="Charis SIL Regular" w:eastAsia="Charis SIL Regular"/>
           <w:b w:val="0"/>
           <w:i w:val="0"/>
@@ -5085,7 +4924,7 @@
           <w:color w:val="000000"/>
           <w:sz w:val="24"/>
         </w:rPr>
-        <w:t xml:space="preserve"> stayed in Suriname from May 1885 to July 1886 to compile the </w:t>
+        <w:t xml:space="preserve"> stayed in Suriname from May 1885 to July 1886 to compile </w:t>
       </w:r>
       <w:r>
         <w:rPr>
@@ -5113,7 +4952,7 @@
           <w:color w:val="000000"/>
           <w:sz w:val="24"/>
         </w:rPr>
-        <w:t xml:space="preserve"> for </w:t>
+        <w:t xml:space="preserve"> for the </w:t>
       </w:r>
       <w:r>
         <w:rPr>
@@ -5129,7 +4968,7 @@
             <w:rPr>
               <w:rStyle w:val="Hyperlink"/>
             </w:rPr>
-            <w:t>the Nati</w:t>
+            <w:t>Nationa</w:t>
           </w:r>
         </w:hyperlink>
       </w:r>
@@ -5147,7 +4986,7 @@
             <w:rPr>
               <w:rStyle w:val="Hyperlink"/>
             </w:rPr>
-            <w:t>o</w:t>
+            <w:t>l</w:t>
           </w:r>
         </w:hyperlink>
       </w:r>
@@ -5165,7 +5004,7 @@
             <w:rPr>
               <w:rStyle w:val="Hyperlink"/>
             </w:rPr>
-            <w:t>na</w:t>
+            <w:t xml:space="preserve"> Et</w:t>
           </w:r>
         </w:hyperlink>
       </w:r>
@@ -5183,7 +5022,7 @@
             <w:rPr>
               <w:rStyle w:val="Hyperlink"/>
             </w:rPr>
-            <w:t>l</w:t>
+            <w:t>h</w:t>
           </w:r>
         </w:hyperlink>
       </w:r>
@@ -5201,9 +5040,19 @@
             <w:rPr>
               <w:rStyle w:val="Hyperlink"/>
             </w:rPr>
-            <w:t xml:space="preserve"> Eth</w:t>
-          </w:r>
-        </w:hyperlink>
+            <w:t>nogr</w:t>
+          </w:r>
+        </w:hyperlink>
+      </w:r>
+      <w:r>
+        <w:rPr>
+          <w:rFonts w:ascii="Charis SIL Regular" w:hAnsi="Charis SIL Regular" w:eastAsia="Charis SIL Regular"/>
+          <w:b w:val="0"/>
+          <w:i w:val="0"/>
+          <w:color w:val="000000"/>
+          <w:sz w:val="24"/>
+        </w:rPr>
+        <w:t xml:space="preserve">aphic Museum. During the same period, Leiden professor of </w:t>
       </w:r>
       <w:r>
         <w:rPr>
@@ -5214,17 +5063,7 @@
           <w:color w:val="000000"/>
           <w:sz w:val="24"/>
         </w:rPr>
-        <w:t>n</w:t>
-      </w:r>
-      <w:r>
-        <w:rPr>
-          <w:rFonts w:ascii="Charis SIL Regular" w:hAnsi="Charis SIL Regular" w:eastAsia="Charis SIL Regular"/>
-          <w:b w:val="0"/>
-          <w:i w:val="0"/>
-          <w:color w:val="000000"/>
-          <w:sz w:val="24"/>
-        </w:rPr>
-        <w:t xml:space="preserve">ographic Museum. During the same period, Leiden professor of </w:t>
+        <w:t>g</w:t>
       </w:r>
       <w:r>
         <w:rPr>
@@ -5235,7 +5074,72 @@
           <w:color w:val="000000"/>
           <w:sz w:val="24"/>
         </w:rPr>
-        <w:t>g</w:t>
+        <w:hyperlink r:id="rId41" w:history="1">
+          <w:r>
+            <w:rPr>
+              <w:rStyle w:val="Hyperlink"/>
+            </w:rPr>
+            <w:t xml:space="preserve">eology </w:t>
+          </w:r>
+        </w:hyperlink>
+      </w:r>
+      <w:r>
+        <w:rPr>
+          <w:rFonts w:ascii="Charis SIL Regular" w:hAnsi="Charis SIL Regular" w:eastAsia="Charis SIL Regular"/>
+          <w:b w:val="0"/>
+          <w:i w:val="0"/>
+          <w:color w:val="000000"/>
+          <w:sz w:val="24"/>
+        </w:rPr>
+        <w:t xml:space="preserve">Karl </w:t>
+      </w:r>
+      <w:r>
+        <w:rPr>
+          <w:rFonts w:ascii="Charis SIL Regular" w:hAnsi="Charis SIL Regular" w:eastAsia="Charis SIL Regular"/>
+          <w:b w:val="0"/>
+          <w:i w:val="0"/>
+          <w:color w:val="000000"/>
+          <w:sz w:val="24"/>
+        </w:rPr>
+        <w:t xml:space="preserve">Martin collected specimens from Amerindians and the Saamaka; in 1949 the collection was </w:t>
+      </w:r>
+      <w:r>
+        <w:rPr>
+          <w:rFonts w:ascii="Charis SIL Regular" w:hAnsi="Charis SIL Regular" w:eastAsia="Charis SIL Regular"/>
+          <w:b w:val="0"/>
+          <w:i w:val="0"/>
+          <w:color w:val="000000"/>
+          <w:sz w:val="24"/>
+        </w:rPr>
+        <w:t xml:space="preserve">donated by his widow Hillegonda Martin-Icke and incorporated into the museum as series </w:t>
+      </w:r>
+      <w:r>
+        <w:rPr>
+          <w:rFonts w:ascii="Charis SIL Regular" w:hAnsi="Charis SIL Regular" w:eastAsia="Charis SIL Regular"/>
+          <w:b w:val="0"/>
+          <w:i w:val="0"/>
+          <w:color w:val="0000FF"/>
+          <w:sz w:val="24"/>
+          <w:u w:val="single"/>
+        </w:rPr>
+        <w:hyperlink r:id="rId42" w:history="1">
+          <w:r>
+            <w:rPr>
+              <w:rStyle w:val="Hyperlink"/>
+            </w:rPr>
+            <w:t>RV-2777</w:t>
+          </w:r>
+        </w:hyperlink>
+      </w:r>
+      <w:r>
+        <w:rPr>
+          <w:rFonts w:ascii="Charis SIL Regular" w:hAnsi="Charis SIL Regular" w:eastAsia="Charis SIL Regular"/>
+          <w:b w:val="0"/>
+          <w:i w:val="0"/>
+          <w:color w:val="000000"/>
+          <w:sz w:val="24"/>
+        </w:rPr>
+        <w:t xml:space="preserve">. In 1887 Apatou guided another Frenchman, the geographer and colonial official </w:t>
       </w:r>
       <w:r>
         <w:rPr>
@@ -5246,44 +5150,24 @@
           <w:color w:val="000000"/>
           <w:sz w:val="24"/>
         </w:rPr>
-        <w:hyperlink r:id="rId41" w:history="1">
-          <w:r>
-            <w:rPr>
-              <w:rStyle w:val="Hyperlink"/>
-            </w:rPr>
-            <w:t xml:space="preserve">eology </w:t>
-          </w:r>
-        </w:hyperlink>
-      </w:r>
-      <w:r>
-        <w:rPr>
-          <w:rFonts w:ascii="Charis SIL Regular" w:hAnsi="Charis SIL Regular" w:eastAsia="Charis SIL Regular"/>
-          <w:b w:val="0"/>
-          <w:i w:val="0"/>
-          <w:color w:val="000000"/>
-          <w:sz w:val="24"/>
-        </w:rPr>
-        <w:t xml:space="preserve">Karl Martin collected specimens from Amerindians and the Saamaka; in 1949 the collection </w:t>
-      </w:r>
-      <w:r>
-        <w:rPr>
-          <w:rFonts w:ascii="Charis SIL Regular" w:hAnsi="Charis SIL Regular" w:eastAsia="Charis SIL Regular"/>
-          <w:b w:val="0"/>
-          <w:i w:val="0"/>
-          <w:color w:val="000000"/>
-          <w:sz w:val="24"/>
-        </w:rPr>
-        <w:t xml:space="preserve">was donated by his widow Hillegonda Martin-Icke and incorporated into the museum as </w:t>
-      </w:r>
-      <w:r>
-        <w:rPr>
-          <w:rFonts w:ascii="Charis SIL Regular" w:hAnsi="Charis SIL Regular" w:eastAsia="Charis SIL Regular"/>
-          <w:b w:val="0"/>
-          <w:i w:val="0"/>
-          <w:color w:val="000000"/>
-          <w:sz w:val="24"/>
-        </w:rPr>
-        <w:t xml:space="preserve">series </w:t>
+        <w:hyperlink r:id="rId42" w:history="1">
+          <w:r>
+            <w:rPr>
+              <w:rStyle w:val="Hyperlink"/>
+            </w:rPr>
+            <w:t>Henri Co</w:t>
+          </w:r>
+        </w:hyperlink>
+      </w:r>
+      <w:r>
+        <w:rPr>
+          <w:rFonts w:ascii="Charis SIL Regular" w:hAnsi="Charis SIL Regular" w:eastAsia="Charis SIL Regular"/>
+          <w:b w:val="0"/>
+          <w:i w:val="0"/>
+          <w:color w:val="000000"/>
+          <w:sz w:val="24"/>
+        </w:rPr>
+        <w:t xml:space="preserve">udreau, along the upper reaches of the Marowijne. His collection was also </w:t>
       </w:r>
       <w:r>
         <w:rPr>
@@ -5294,34 +5178,140 @@
           <w:sz w:val="24"/>
           <w:u w:val="single"/>
         </w:rPr>
-        <w:hyperlink r:id="rId42" w:history="1">
-          <w:r>
-            <w:rPr>
-              <w:rStyle w:val="Hyperlink"/>
-            </w:rPr>
-            <w:t>RV-2777</w:t>
-          </w:r>
-        </w:hyperlink>
-      </w:r>
-      <w:r>
-        <w:rPr>
-          <w:rFonts w:ascii="Charis SIL Regular" w:hAnsi="Charis SIL Regular" w:eastAsia="Charis SIL Regular"/>
-          <w:b w:val="0"/>
-          <w:i w:val="0"/>
-          <w:color w:val="000000"/>
-          <w:sz w:val="24"/>
-        </w:rPr>
-        <w:t xml:space="preserve">. In 1887 Apatou guided another Frenchman, the geographer and colonial </w:t>
-      </w:r>
-      <w:r>
-        <w:rPr>
-          <w:rFonts w:ascii="Charis SIL Regular" w:hAnsi="Charis SIL Regular" w:eastAsia="Charis SIL Regular"/>
-          <w:b w:val="0"/>
-          <w:i w:val="0"/>
-          <w:color w:val="000000"/>
-          <w:sz w:val="24"/>
-        </w:rPr>
-        <w:t>officia</w:t>
+        <w:hyperlink r:id="rId43" w:history="1">
+          <w:r>
+            <w:rPr>
+              <w:rStyle w:val="Hyperlink"/>
+            </w:rPr>
+            <w:t>housed</w:t>
+          </w:r>
+        </w:hyperlink>
+      </w:r>
+      <w:r>
+        <w:rPr>
+          <w:rFonts w:ascii="Charis SIL Regular" w:hAnsi="Charis SIL Regular" w:eastAsia="Charis SIL Regular"/>
+          <w:b w:val="0"/>
+          <w:i w:val="0"/>
+          <w:color w:val="000000"/>
+          <w:sz w:val="24"/>
+        </w:rPr>
+        <w:t xml:space="preserve"> at </w:t>
+      </w:r>
+      <w:r>
+        <w:rPr>
+          <w:rFonts w:ascii="Charis SIL Regular" w:hAnsi="Charis SIL Regular" w:eastAsia="Charis SIL Regular"/>
+          <w:b w:val="0"/>
+          <w:i w:val="0"/>
+          <w:color w:val="000000"/>
+          <w:sz w:val="24"/>
+        </w:rPr>
+        <w:t xml:space="preserve">the </w:t>
+      </w:r>
+      <w:r>
+        <w:rPr>
+          <w:rFonts w:ascii="Charis SIL Italic" w:hAnsi="Charis SIL Italic" w:eastAsia="Charis SIL Italic"/>
+          <w:b w:val="0"/>
+          <w:i/>
+          <w:color w:val="000000"/>
+          <w:sz w:val="24"/>
+        </w:rPr>
+        <w:t>Musée du Trocadéro</w:t>
+      </w:r>
+      <w:r>
+        <w:rPr>
+          <w:rFonts w:ascii="Charis SIL Regular" w:hAnsi="Charis SIL Regular" w:eastAsia="Charis SIL Regular"/>
+          <w:b w:val="0"/>
+          <w:i w:val="0"/>
+          <w:color w:val="000000"/>
+          <w:sz w:val="24"/>
+        </w:rPr>
+        <w:t xml:space="preserve">. In 1888 Army Surgeon </w:t>
+      </w:r>
+      <w:r>
+        <w:rPr>
+          <w:rFonts w:ascii="Charis SIL Regular" w:hAnsi="Charis SIL Regular" w:eastAsia="Charis SIL Regular"/>
+          <w:b w:val="0"/>
+          <w:i w:val="0"/>
+          <w:color w:val="0000FF"/>
+          <w:sz w:val="24"/>
+          <w:u w:val="single"/>
+        </w:rPr>
+        <w:hyperlink r:id="rId44" w:history="1">
+          <w:r>
+            <w:rPr>
+              <w:rStyle w:val="Hyperlink"/>
+            </w:rPr>
+            <w:t>John</w:t>
+          </w:r>
+        </w:hyperlink>
+      </w:r>
+      <w:r>
+        <w:rPr>
+          <w:rFonts w:ascii="Charis SIL Regular" w:hAnsi="Charis SIL Regular" w:eastAsia="Charis SIL Regular"/>
+          <w:b w:val="0"/>
+          <w:i w:val="0"/>
+          <w:color w:val="0000FF"/>
+          <w:sz w:val="24"/>
+          <w:u w:val="single"/>
+        </w:rPr>
+        <w:t xml:space="preserve"> </w:t>
+      </w:r>
+      <w:r>
+        <w:rPr>
+          <w:rFonts w:ascii="Charis SIL Regular" w:hAnsi="Charis SIL Regular" w:eastAsia="Charis SIL Regular"/>
+          <w:b w:val="0"/>
+          <w:i w:val="0"/>
+          <w:color w:val="0000FF"/>
+          <w:sz w:val="24"/>
+          <w:u w:val="single"/>
+        </w:rPr>
+        <w:hyperlink r:id="rId44" w:history="1">
+          <w:r>
+            <w:rPr>
+              <w:rStyle w:val="Hyperlink"/>
+            </w:rPr>
+            <w:t>H.</w:t>
+          </w:r>
+        </w:hyperlink>
+      </w:r>
+      <w:r>
+        <w:rPr>
+          <w:rFonts w:ascii="Charis SIL Regular" w:hAnsi="Charis SIL Regular" w:eastAsia="Charis SIL Regular"/>
+          <w:b w:val="0"/>
+          <w:i w:val="0"/>
+          <w:color w:val="0000FF"/>
+          <w:sz w:val="24"/>
+          <w:u w:val="single"/>
+        </w:rPr>
+        <w:t xml:space="preserve"> </w:t>
+      </w:r>
+      <w:r>
+        <w:rPr>
+          <w:rFonts w:ascii="Charis SIL Regular" w:hAnsi="Charis SIL Regular" w:eastAsia="Charis SIL Regular"/>
+          <w:b w:val="0"/>
+          <w:i w:val="0"/>
+          <w:color w:val="0000FF"/>
+          <w:sz w:val="24"/>
+          <w:u w:val="single"/>
+        </w:rPr>
+        <w:hyperlink r:id="rId44" w:history="1">
+          <w:r>
+            <w:rPr>
+              <w:rStyle w:val="Hyperlink"/>
+            </w:rPr>
+            <w:t>Spitzly</w:t>
+          </w:r>
+        </w:hyperlink>
+      </w:r>
+      <w:r>
+        <w:rPr>
+          <w:rFonts w:ascii="Charis SIL Regular" w:hAnsi="Charis SIL Regular" w:eastAsia="Charis SIL Regular"/>
+          <w:b w:val="0"/>
+          <w:i w:val="0"/>
+          <w:color w:val="000000"/>
+          <w:sz w:val="24"/>
+        </w:rPr>
+        <w:t xml:space="preserve"> donated a collection</w:t>
       </w:r>
       <w:r>
         <w:rPr>
@@ -5332,52 +5322,24 @@
           <w:color w:val="000000"/>
           <w:sz w:val="24"/>
         </w:rPr>
-        <w:hyperlink r:id="rId42" w:history="1">
-          <w:r>
-            <w:rPr>
-              <w:rStyle w:val="Hyperlink"/>
-            </w:rPr>
-            <w:t>l Henri C</w:t>
-          </w:r>
-        </w:hyperlink>
-      </w:r>
-      <w:r>
-        <w:rPr>
-          <w:rFonts w:ascii="Charis SIL Regular" w:hAnsi="Charis SIL Regular" w:eastAsia="Charis SIL Regular"/>
-          <w:b w:val="0"/>
-          <w:i w:val="0"/>
-          <w:color w:val="000000"/>
-          <w:sz w:val="24"/>
-        </w:rPr>
-        <w:t xml:space="preserve">oudreau, along the upper reaches of the Marowijne. His collection was also </w:t>
-      </w:r>
-      <w:r>
-        <w:rPr>
-          <w:rFonts w:ascii="Charis SIL Regular" w:hAnsi="Charis SIL Regular" w:eastAsia="Charis SIL Regular"/>
-          <w:b w:val="0"/>
-          <w:i w:val="0"/>
-          <w:color w:val="0000FF"/>
-          <w:sz w:val="24"/>
-          <w:u w:val="single"/>
-        </w:rPr>
         <w:hyperlink r:id="rId43" w:history="1">
           <w:r>
             <w:rPr>
               <w:rStyle w:val="Hyperlink"/>
             </w:rPr>
-            <w:t>housed</w:t>
-          </w:r>
-        </w:hyperlink>
-      </w:r>
-      <w:r>
-        <w:rPr>
-          <w:rFonts w:ascii="Charis SIL Regular" w:hAnsi="Charis SIL Regular" w:eastAsia="Charis SIL Regular"/>
-          <w:b w:val="0"/>
-          <w:i w:val="0"/>
-          <w:color w:val="000000"/>
-          <w:sz w:val="24"/>
-        </w:rPr>
-        <w:t xml:space="preserve"> at the </w:t>
+            <w:t xml:space="preserve"> of </w:t>
+          </w:r>
+        </w:hyperlink>
+      </w:r>
+      <w:r>
+        <w:rPr>
+          <w:rFonts w:ascii="Charis SIL Regular" w:hAnsi="Charis SIL Regular" w:eastAsia="Charis SIL Regular"/>
+          <w:b w:val="0"/>
+          <w:i w:val="0"/>
+          <w:color w:val="000000"/>
+          <w:sz w:val="24"/>
+        </w:rPr>
+        <w:t xml:space="preserve">ethnographic objects from Suriname to the </w:t>
       </w:r>
       <w:r>
         <w:rPr>
@@ -5387,144 +5349,7 @@
           <w:color w:val="000000"/>
           <w:sz w:val="24"/>
         </w:rPr>
-        <w:t>Musée du Trocadéro</w:t>
-      </w:r>
-      <w:r>
-        <w:rPr>
-          <w:rFonts w:ascii="Charis SIL Regular" w:hAnsi="Charis SIL Regular" w:eastAsia="Charis SIL Regular"/>
-          <w:b w:val="0"/>
-          <w:i w:val="0"/>
-          <w:color w:val="000000"/>
-          <w:sz w:val="24"/>
-        </w:rPr>
-        <w:t xml:space="preserve">. In 1888 Army Surgeon </w:t>
-      </w:r>
-      <w:r>
-        <w:rPr>
-          <w:rFonts w:ascii="Charis SIL Regular" w:hAnsi="Charis SIL Regular" w:eastAsia="Charis SIL Regular"/>
-          <w:b w:val="0"/>
-          <w:i w:val="0"/>
-          <w:color w:val="0000FF"/>
-          <w:sz w:val="24"/>
-          <w:u w:val="single"/>
-        </w:rPr>
-        <w:hyperlink r:id="rId44" w:history="1">
-          <w:r>
-            <w:rPr>
-              <w:rStyle w:val="Hyperlink"/>
-            </w:rPr>
-            <w:t>John</w:t>
-          </w:r>
-        </w:hyperlink>
-      </w:r>
-      <w:r>
-        <w:rPr>
-          <w:rFonts w:ascii="Charis SIL Regular" w:hAnsi="Charis SIL Regular" w:eastAsia="Charis SIL Regular"/>
-          <w:b w:val="0"/>
-          <w:i w:val="0"/>
-          <w:color w:val="0000FF"/>
-          <w:sz w:val="24"/>
-          <w:u w:val="single"/>
-        </w:rPr>
-        <w:t xml:space="preserve"> </w:t>
-      </w:r>
-      <w:r>
-        <w:rPr>
-          <w:rFonts w:ascii="Charis SIL Regular" w:hAnsi="Charis SIL Regular" w:eastAsia="Charis SIL Regular"/>
-          <w:b w:val="0"/>
-          <w:i w:val="0"/>
-          <w:color w:val="0000FF"/>
-          <w:sz w:val="24"/>
-          <w:u w:val="single"/>
-        </w:rPr>
-        <w:hyperlink r:id="rId44" w:history="1">
-          <w:r>
-            <w:rPr>
-              <w:rStyle w:val="Hyperlink"/>
-            </w:rPr>
-            <w:t>H.</w:t>
-          </w:r>
-        </w:hyperlink>
-      </w:r>
-      <w:r>
-        <w:rPr>
-          <w:rFonts w:ascii="Charis SIL Regular" w:hAnsi="Charis SIL Regular" w:eastAsia="Charis SIL Regular"/>
-          <w:b w:val="0"/>
-          <w:i w:val="0"/>
-          <w:color w:val="0000FF"/>
-          <w:sz w:val="24"/>
-          <w:u w:val="single"/>
-        </w:rPr>
-        <w:t xml:space="preserve"> </w:t>
-      </w:r>
-      <w:r>
-        <w:rPr>
-          <w:rFonts w:ascii="Charis SIL Regular" w:hAnsi="Charis SIL Regular" w:eastAsia="Charis SIL Regular"/>
-          <w:b w:val="0"/>
-          <w:i w:val="0"/>
-          <w:color w:val="0000FF"/>
-          <w:sz w:val="24"/>
-          <w:u w:val="single"/>
-        </w:rPr>
-        <w:hyperlink r:id="rId44" w:history="1">
-          <w:r>
-            <w:rPr>
-              <w:rStyle w:val="Hyperlink"/>
-            </w:rPr>
-            <w:t>Spitzly</w:t>
-          </w:r>
-        </w:hyperlink>
-      </w:r>
-      <w:r>
-        <w:rPr>
-          <w:rFonts w:ascii="Charis SIL Regular" w:hAnsi="Charis SIL Regular" w:eastAsia="Charis SIL Regular"/>
-          <w:b w:val="0"/>
-          <w:i w:val="0"/>
-          <w:color w:val="000000"/>
-          <w:sz w:val="24"/>
-        </w:rPr>
-        <w:t xml:space="preserve"> donated a </w:t>
-      </w:r>
-      <w:r>
-        <w:br/>
-      </w:r>
-      <w:r>
-        <w:rPr>
-          <w:u w:val="single" w:color="0000ff"/>
-          <w:rFonts w:ascii="Charis SIL Regular" w:hAnsi="Charis SIL Regular" w:eastAsia="Charis SIL Regular"/>
-          <w:b w:val="0"/>
-          <w:i w:val="0"/>
-          <w:color w:val="000000"/>
-          <w:sz w:val="24"/>
-        </w:rPr>
-        <w:hyperlink r:id="rId43" w:history="1">
-          <w:r>
-            <w:rPr>
-              <w:rStyle w:val="Hyperlink"/>
-            </w:rPr>
-            <w:t>collecti</w:t>
-          </w:r>
-        </w:hyperlink>
-      </w:r>
-      <w:r>
-        <w:rPr>
-          <w:rFonts w:ascii="Charis SIL Regular" w:hAnsi="Charis SIL Regular" w:eastAsia="Charis SIL Regular"/>
-          <w:b w:val="0"/>
-          <w:i w:val="0"/>
-          <w:color w:val="000000"/>
-          <w:sz w:val="24"/>
-        </w:rPr>
-        <w:t xml:space="preserve">on of ethnographic objects from Suriname to the </w:t>
-      </w:r>
-      <w:r>
-        <w:rPr>
-          <w:rFonts w:ascii="Charis SIL Italic" w:hAnsi="Charis SIL Italic" w:eastAsia="Charis SIL Italic"/>
-          <w:b w:val="0"/>
-          <w:i/>
-          <w:color w:val="000000"/>
-          <w:sz w:val="24"/>
-        </w:rPr>
-        <w:t>B</w:t>
+        <w:t>Berli</w:t>
       </w:r>
       <w:r>
         <w:rPr>
@@ -5540,7 +5365,7 @@
             <w:rPr>
               <w:rStyle w:val="Hyperlink"/>
             </w:rPr>
-            <w:t>erline</w:t>
+            <w:t>ner G</w:t>
           </w:r>
         </w:hyperlink>
       </w:r>
@@ -5558,7 +5383,7 @@
             <w:rPr>
               <w:rStyle w:val="Hyperlink"/>
             </w:rPr>
-            <w:t>r</w:t>
+            <w:t>ese</w:t>
           </w:r>
         </w:hyperlink>
       </w:r>
@@ -5576,7 +5401,7 @@
             <w:rPr>
               <w:rStyle w:val="Hyperlink"/>
             </w:rPr>
-            <w:t xml:space="preserve"> G</w:t>
+            <w:t>l</w:t>
           </w:r>
         </w:hyperlink>
       </w:r>
@@ -5594,7 +5419,7 @@
             <w:rPr>
               <w:rStyle w:val="Hyperlink"/>
             </w:rPr>
-            <w:t>esellsch</w:t>
+            <w:t xml:space="preserve">lschaft </w:t>
           </w:r>
         </w:hyperlink>
       </w:r>
@@ -5606,7 +5431,7 @@
           <w:color w:val="000000"/>
           <w:sz w:val="24"/>
         </w:rPr>
-        <w:t xml:space="preserve">aft für Anthropologie, </w:t>
+        <w:t xml:space="preserve">für Anthropologie, Ethnologie </w:t>
       </w:r>
       <w:r>
         <w:rPr>
@@ -5616,7 +5441,7 @@
           <w:color w:val="000000"/>
           <w:sz w:val="24"/>
         </w:rPr>
-        <w:t>Ethnologie und Urgeschichte</w:t>
+        <w:t>und Urgeschichte</w:t>
       </w:r>
       <w:r>
         <w:rPr>
@@ -5759,7 +5584,7 @@
           <w:color w:val="000000"/>
           <w:sz w:val="24"/>
         </w:rPr>
-        <w:t>Ethnologisch</w:t>
+        <w:t>Eth</w:t>
       </w:r>
       <w:r>
         <w:rPr>
@@ -5770,79 +5595,7 @@
           <w:color w:val="000000"/>
           <w:sz w:val="24"/>
         </w:rPr>
-        <w:hyperlink r:id="rId45" w:history="1">
-          <w:r>
-            <w:rPr>
-              <w:rStyle w:val="Hyperlink"/>
-            </w:rPr>
-            <w:t>es Mu</w:t>
-          </w:r>
-        </w:hyperlink>
-      </w:r>
-      <w:r>
-        <w:rPr>
-          <w:rFonts w:ascii="Charis SIL Italic" w:hAnsi="Charis SIL Italic" w:eastAsia="Charis SIL Italic"/>
-          <w:b w:val="0"/>
-          <w:i/>
-          <w:color w:val="000000"/>
-          <w:sz w:val="24"/>
-        </w:rPr>
-        <w:t>seum</w:t>
-      </w:r>
-      <w:r>
-        <w:rPr>
-          <w:rFonts w:ascii="Charis SIL Regular" w:hAnsi="Charis SIL Regular" w:eastAsia="Charis SIL Regular"/>
-          <w:b w:val="0"/>
-          <w:i w:val="0"/>
-          <w:color w:val="000000"/>
-          <w:sz w:val="24"/>
-        </w:rPr>
-        <w:t xml:space="preserve"> in Berlin a</w:t>
-      </w:r>
-      <w:r>
-        <w:rPr>
-          <w:u w:val="single" w:color="0000ff"/>
-          <w:rFonts w:ascii="Charis SIL Regular" w:hAnsi="Charis SIL Regular" w:eastAsia="Charis SIL Regular"/>
-          <w:b w:val="0"/>
-          <w:i w:val="0"/>
-          <w:color w:val="000000"/>
-          <w:sz w:val="24"/>
-        </w:rPr>
-        <w:hyperlink r:id="rId46" w:history="1">
-          <w:r>
-            <w:rPr>
-              <w:rStyle w:val="Hyperlink"/>
-            </w:rPr>
-            <w:t>nd t</w:t>
-          </w:r>
-        </w:hyperlink>
-      </w:r>
-      <w:r>
-        <w:rPr>
-          <w:rFonts w:ascii="Charis SIL Regular" w:hAnsi="Charis SIL Regular" w:eastAsia="Charis SIL Regular"/>
-          <w:b w:val="0"/>
-          <w:i w:val="0"/>
-          <w:color w:val="000000"/>
-          <w:sz w:val="24"/>
-        </w:rPr>
-        <w:hyperlink r:id="rId46" w:history="1">
-          <w:r>
-            <w:rPr>
-              <w:rStyle w:val="Hyperlink"/>
-            </w:rPr>
-            <w:t>h</w:t>
-          </w:r>
-        </w:hyperlink>
-      </w:r>
-      <w:r>
-        <w:rPr>
-          <w:rFonts w:ascii="Charis SIL Regular" w:hAnsi="Charis SIL Regular" w:eastAsia="Charis SIL Regular"/>
-          <w:b w:val="0"/>
-          <w:i w:val="0"/>
-          <w:color w:val="000000"/>
-          <w:sz w:val="24"/>
-        </w:rPr>
-        <w:t xml:space="preserve">e </w:t>
+        <w:t>nologisch</w:t>
       </w:r>
       <w:r>
         <w:rPr>
@@ -5853,20 +5606,58 @@
           <w:color w:val="000000"/>
           <w:sz w:val="24"/>
         </w:rPr>
+        <w:hyperlink r:id="rId45" w:history="1">
+          <w:r>
+            <w:rPr>
+              <w:rStyle w:val="Hyperlink"/>
+            </w:rPr>
+            <w:t>es Mu</w:t>
+          </w:r>
+        </w:hyperlink>
+      </w:r>
+      <w:r>
+        <w:rPr>
+          <w:rFonts w:ascii="Charis SIL Italic" w:hAnsi="Charis SIL Italic" w:eastAsia="Charis SIL Italic"/>
+          <w:b w:val="0"/>
+          <w:i/>
+          <w:color w:val="000000"/>
+          <w:sz w:val="24"/>
+        </w:rPr>
+        <w:t>seum</w:t>
+      </w:r>
+      <w:r>
+        <w:rPr>
+          <w:rFonts w:ascii="Charis SIL Regular" w:hAnsi="Charis SIL Regular" w:eastAsia="Charis SIL Regular"/>
+          <w:b w:val="0"/>
+          <w:i w:val="0"/>
+          <w:color w:val="000000"/>
+          <w:sz w:val="24"/>
+        </w:rPr>
+        <w:t xml:space="preserve"> in Berlin a</w:t>
+      </w:r>
+      <w:r>
+        <w:rPr>
+          <w:u w:val="single" w:color="0000ff"/>
+          <w:rFonts w:ascii="Charis SIL Regular" w:hAnsi="Charis SIL Regular" w:eastAsia="Charis SIL Regular"/>
+          <w:b w:val="0"/>
+          <w:i w:val="0"/>
+          <w:color w:val="000000"/>
+          <w:sz w:val="24"/>
+        </w:rPr>
         <w:hyperlink r:id="rId46" w:history="1">
           <w:r>
             <w:rPr>
               <w:rStyle w:val="Hyperlink"/>
             </w:rPr>
-            <w:t xml:space="preserve">Etnografiska </w:t>
-          </w:r>
-        </w:hyperlink>
-      </w:r>
-      <w:r>
-        <w:rPr>
-          <w:rFonts w:ascii="Charis SIL Italic" w:hAnsi="Charis SIL Italic" w:eastAsia="Charis SIL Italic"/>
-          <w:b w:val="0"/>
-          <w:i/>
+            <w:t>nd t</w:t>
+          </w:r>
+        </w:hyperlink>
+      </w:r>
+      <w:r>
+        <w:rPr>
+          <w:rFonts w:ascii="Charis SIL Regular" w:hAnsi="Charis SIL Regular" w:eastAsia="Charis SIL Regular"/>
+          <w:b w:val="0"/>
+          <w:i w:val="0"/>
           <w:color w:val="000000"/>
           <w:sz w:val="24"/>
         </w:rPr>
@@ -5875,9 +5666,19 @@
             <w:rPr>
               <w:rStyle w:val="Hyperlink"/>
             </w:rPr>
-            <w:t>m</w:t>
-          </w:r>
-        </w:hyperlink>
+            <w:t>h</w:t>
+          </w:r>
+        </w:hyperlink>
+      </w:r>
+      <w:r>
+        <w:rPr>
+          <w:rFonts w:ascii="Charis SIL Regular" w:hAnsi="Charis SIL Regular" w:eastAsia="Charis SIL Regular"/>
+          <w:b w:val="0"/>
+          <w:i w:val="0"/>
+          <w:color w:val="000000"/>
+          <w:sz w:val="24"/>
+        </w:rPr>
+        <w:t xml:space="preserve">e </w:t>
       </w:r>
       <w:r>
         <w:rPr>
@@ -5888,17 +5689,35 @@
           <w:color w:val="000000"/>
           <w:sz w:val="24"/>
         </w:rPr>
-        <w:t>u</w:t>
-      </w:r>
-      <w:r>
-        <w:rPr>
+        <w:hyperlink r:id="rId46" w:history="1">
+          <w:r>
+            <w:rPr>
+              <w:rStyle w:val="Hyperlink"/>
+            </w:rPr>
+            <w:t xml:space="preserve">Etnografiska </w:t>
+          </w:r>
+        </w:hyperlink>
+      </w:r>
+      <w:r>
+        <w:rPr>
+          <w:u w:val="single" w:color="0000ff"/>
           <w:rFonts w:ascii="Charis SIL Italic" w:hAnsi="Charis SIL Italic" w:eastAsia="Charis SIL Italic"/>
           <w:b w:val="0"/>
           <w:i/>
           <w:color w:val="000000"/>
           <w:sz w:val="24"/>
         </w:rPr>
-        <w:t>seet</w:t>
+        <w:t>m</w:t>
+      </w:r>
+      <w:r>
+        <w:rPr>
+          <w:rFonts w:ascii="Charis SIL Italic" w:hAnsi="Charis SIL Italic" w:eastAsia="Charis SIL Italic"/>
+          <w:b w:val="0"/>
+          <w:i/>
+          <w:color w:val="000000"/>
+          <w:sz w:val="24"/>
+        </w:rPr>
+        <w:t>useet</w:t>
       </w:r>
       <w:r>
         <w:rPr>
@@ -6184,14 +6003,7 @@
           <w:color w:val="000000"/>
           <w:sz w:val="24"/>
         </w:rPr>
-        <w:hyperlink r:id="rId47" w:history="1">
-          <w:r>
-            <w:rPr>
-              <w:rStyle w:val="Hyperlink"/>
-            </w:rPr>
-            <w:t xml:space="preserve">the </w:t>
-          </w:r>
-        </w:hyperlink>
+        <w:t xml:space="preserve">the </w:t>
       </w:r>
       <w:r>
         <w:rPr>
@@ -7708,7 +7520,7 @@
           <w:sz w:val="24"/>
           <w:u w:val="single"/>
         </w:rPr>
-        <w:hyperlink r:id="rId64" w:history="1">
+        <w:hyperlink r:id="rId65" w:history="1">
           <w:r>
             <w:rPr>
               <w:rStyle w:val="Hyperlink"/>
@@ -7726,7 +7538,7 @@
           <w:sz w:val="24"/>
           <w:u w:val="single"/>
         </w:rPr>
-        <w:hyperlink r:id="rId64" w:history="1">
+        <w:hyperlink r:id="rId65" w:history="1">
           <w:r>
             <w:rPr>
               <w:rStyle w:val="Hyperlink"/>
@@ -7744,7 +7556,7 @@
           <w:sz w:val="24"/>
           <w:u w:val="single"/>
         </w:rPr>
-        <w:hyperlink r:id="rId64" w:history="1">
+        <w:hyperlink r:id="rId65" w:history="1">
           <w:r>
             <w:rPr>
               <w:rStyle w:val="Hyperlink"/>
@@ -7773,7 +7585,7 @@
           <w:sz w:val="24"/>
           <w:u w:val="single"/>
         </w:rPr>
-        <w:hyperlink r:id="rId64" w:history="1">
+        <w:hyperlink r:id="rId65" w:history="1">
           <w:r>
             <w:rPr>
               <w:rStyle w:val="Hyperlink"/>
@@ -8617,7 +8429,7 @@
           <w:sz w:val="24"/>
           <w:u w:val="single"/>
         </w:rPr>
-        <w:hyperlink r:id="rId69" w:history="1">
+        <w:hyperlink r:id="rId68" w:history="1">
           <w:r>
             <w:rPr>
               <w:rStyle w:val="Hyperlink"/>
@@ -8635,7 +8447,7 @@
           <w:sz w:val="24"/>
           <w:u w:val="single"/>
         </w:rPr>
-        <w:hyperlink r:id="rId69" w:history="1">
+        <w:hyperlink r:id="rId68" w:history="1">
           <w:r>
             <w:rPr>
               <w:rStyle w:val="Hyperlink"/>
@@ -8653,7 +8465,7 @@
           <w:sz w:val="24"/>
           <w:u w:val="single"/>
         </w:rPr>
-        <w:hyperlink r:id="rId69" w:history="1">
+        <w:hyperlink r:id="rId68" w:history="1">
           <w:r>
             <w:rPr>
               <w:rStyle w:val="Hyperlink"/>
@@ -8671,7 +8483,7 @@
           <w:sz w:val="24"/>
           <w:u w:val="single"/>
         </w:rPr>
-        <w:hyperlink r:id="rId69" w:history="1">
+        <w:hyperlink r:id="rId68" w:history="1">
           <w:r>
             <w:rPr>
               <w:rStyle w:val="Hyperlink"/>
@@ -8700,7 +8512,7 @@
           <w:sz w:val="24"/>
           <w:u w:val="single"/>
         </w:rPr>
-        <w:hyperlink r:id="rId69" w:history="1">
+        <w:hyperlink r:id="rId68" w:history="1">
           <w:r>
             <w:rPr>
               <w:rStyle w:val="Hyperlink"/>
@@ -9080,110 +8892,7 @@
           <w:color w:val="000000"/>
           <w:sz w:val="24"/>
         </w:rPr>
-        <w:t>Mar</w:t>
-      </w:r>
-      <w:r>
-        <w:rPr>
-          <w:u w:val="single" w:color="0000ff"/>
-          <w:rFonts w:ascii="Charis SIL Regular" w:hAnsi="Charis SIL Regular" w:eastAsia="Charis SIL Regular"/>
-          <w:b w:val="0"/>
-          <w:i w:val="0"/>
-          <w:color w:val="000000"/>
-          <w:sz w:val="24"/>
-        </w:rPr>
-        <w:hyperlink r:id="rId71" w:history="1">
-          <w:r>
-            <w:rPr>
-              <w:rStyle w:val="Hyperlink"/>
-            </w:rPr>
-            <w:t>c Richard</w:t>
-          </w:r>
-        </w:hyperlink>
-      </w:r>
-      <w:r>
-        <w:rPr>
-          <w:u w:val="single" w:color="0000ff"/>
-          <w:rFonts w:ascii="Charis SIL Regular" w:hAnsi="Charis SIL Regular" w:eastAsia="Charis SIL Regular"/>
-          <w:b w:val="0"/>
-          <w:i w:val="0"/>
-          <w:color w:val="000000"/>
-          <w:sz w:val="24"/>
-        </w:rPr>
-        <w:t xml:space="preserve"> </w:t>
-      </w:r>
-      <w:r>
-        <w:rPr>
-          <w:u w:val="single" w:color="0000ff"/>
-          <w:rFonts w:ascii="Charis SIL Regular" w:hAnsi="Charis SIL Regular" w:eastAsia="Charis SIL Regular"/>
-          <w:b w:val="0"/>
-          <w:i w:val="0"/>
-          <w:color w:val="000000"/>
-          <w:sz w:val="24"/>
-        </w:rPr>
-        <w:hyperlink r:id="rId71" w:history="1">
-          <w:r>
-            <w:rPr>
-              <w:rStyle w:val="Hyperlink"/>
-            </w:rPr>
-            <w:t>financ</w:t>
-          </w:r>
-        </w:hyperlink>
-      </w:r>
-      <w:r>
-        <w:rPr>
-          <w:rFonts w:ascii="Charis SIL Regular" w:hAnsi="Charis SIL Regular" w:eastAsia="Charis SIL Regular"/>
-          <w:b w:val="0"/>
-          <w:i w:val="0"/>
-          <w:color w:val="000000"/>
-          <w:sz w:val="24"/>
-        </w:rPr>
-        <w:hyperlink r:id="rId71" w:history="1">
-          <w:r>
-            <w:rPr>
-              <w:rStyle w:val="Hyperlink"/>
-            </w:rPr>
-            <w:t>e</w:t>
-          </w:r>
-        </w:hyperlink>
-      </w:r>
-      <w:r>
-        <w:rPr>
-          <w:rFonts w:ascii="Charis SIL Regular" w:hAnsi="Charis SIL Regular" w:eastAsia="Charis SIL Regular"/>
-          <w:b w:val="0"/>
-          <w:i w:val="0"/>
-          <w:color w:val="000000"/>
-          <w:sz w:val="24"/>
-        </w:rPr>
-        <w:t>d</w:t>
-      </w:r>
-      <w:r>
-        <w:rPr>
-          <w:u w:val="single" w:color="0000ff"/>
-          <w:rFonts w:ascii="Charis SIL Regular" w:hAnsi="Charis SIL Regular" w:eastAsia="Charis SIL Regular"/>
-          <w:b w:val="0"/>
-          <w:i w:val="0"/>
-          <w:color w:val="000000"/>
-          <w:sz w:val="24"/>
-        </w:rPr>
-        <w:t xml:space="preserve"> </w:t>
-      </w:r>
-      <w:r>
-        <w:rPr>
-          <w:u w:val="single" w:color="0000ff"/>
-          <w:rFonts w:ascii="Charis SIL Regular" w:hAnsi="Charis SIL Regular" w:eastAsia="Charis SIL Regular"/>
-          <w:b w:val="0"/>
-          <w:i w:val="0"/>
-          <w:color w:val="000000"/>
-          <w:sz w:val="24"/>
-        </w:rPr>
-        <w:hyperlink r:id="rId71" w:history="1">
-          <w:r>
-            <w:rPr>
-              <w:rStyle w:val="Hyperlink"/>
-            </w:rPr>
-            <w:t xml:space="preserve">a </w:t>
-          </w:r>
-        </w:hyperlink>
+        <w:t xml:space="preserve">Marc Richard financed a </w:t>
       </w:r>
       <w:r>
         <w:rPr>
@@ -9890,6 +9599,23 @@
       </w:r>
       <w:r>
         <w:rPr>
+          <w:rFonts w:ascii="Charis SIL Regular" w:hAnsi="Charis SIL Regular" w:eastAsia="Charis SIL Regular"/>
+          <w:b w:val="0"/>
+          <w:i w:val="0"/>
+          <w:color w:val="000000"/>
+          <w:sz w:val="24"/>
+        </w:rPr>
+        <w:hyperlink r:id="rId78" w:history="1">
+          <w:r>
+            <w:rPr>
+              <w:rStyle w:val="Hyperlink"/>
+            </w:rPr>
+            <w:t>n</w:t>
+          </w:r>
+        </w:hyperlink>
+      </w:r>
+      <w:r>
+        <w:rPr>
           <w:u w:val="single" w:color="0000ff"/>
           <w:rFonts w:ascii="Charis SIL Regular" w:hAnsi="Charis SIL Regular" w:eastAsia="Charis SIL Regular"/>
           <w:b w:val="0"/>
@@ -9897,17 +9623,17 @@
           <w:color w:val="000000"/>
           <w:sz w:val="24"/>
         </w:rPr>
-        <w:t>n</w:t>
-      </w:r>
-      <w:r>
-        <w:rPr>
-          <w:rFonts w:ascii="Charis SIL Regular" w:hAnsi="Charis SIL Regular" w:eastAsia="Charis SIL Regular"/>
-          <w:b w:val="0"/>
-          <w:i w:val="0"/>
-          <w:color w:val="000000"/>
-          <w:sz w:val="24"/>
-        </w:rPr>
-        <w:t xml:space="preserve">ce for the collections </w:t>
+        <w:t>c</w:t>
+      </w:r>
+      <w:r>
+        <w:rPr>
+          <w:rFonts w:ascii="Charis SIL Regular" w:hAnsi="Charis SIL Regular" w:eastAsia="Charis SIL Regular"/>
+          <w:b w:val="0"/>
+          <w:i w:val="0"/>
+          <w:color w:val="000000"/>
+          <w:sz w:val="24"/>
+        </w:rPr>
+        <w:t xml:space="preserve">e for the collections </w:t>
       </w:r>
       <w:r>
         <w:rPr>
@@ -10752,13 +10478,85 @@
       </w:r>
       <w:r>
         <w:rPr>
-          <w:rFonts w:ascii="Charis SIL Regular" w:hAnsi="Charis SIL Regular" w:eastAsia="Charis SIL Regular"/>
-          <w:b w:val="0"/>
-          <w:i w:val="0"/>
-          <w:color w:val="000000"/>
-          <w:sz w:val="24"/>
-        </w:rPr>
-        <w:t xml:space="preserve">please contact the </w:t>
+          <w:u w:val="single" w:color="0000ff"/>
+          <w:rFonts w:ascii="Charis SIL Regular" w:hAnsi="Charis SIL Regular" w:eastAsia="Charis SIL Regular"/>
+          <w:b w:val="0"/>
+          <w:i w:val="0"/>
+          <w:color w:val="000000"/>
+          <w:sz w:val="24"/>
+        </w:rPr>
+        <w:hyperlink r:id="rId84" w:history="1">
+          <w:r>
+            <w:rPr>
+              <w:rStyle w:val="Hyperlink"/>
+            </w:rPr>
+            <w:t>please c</w:t>
+          </w:r>
+        </w:hyperlink>
+      </w:r>
+      <w:r>
+        <w:rPr>
+          <w:u w:val="single" w:color="0000ff"/>
+          <w:rFonts w:ascii="Charis SIL Regular" w:hAnsi="Charis SIL Regular" w:eastAsia="Charis SIL Regular"/>
+          <w:b w:val="0"/>
+          <w:i w:val="0"/>
+          <w:color w:val="000000"/>
+          <w:sz w:val="24"/>
+        </w:rPr>
+        <w:hyperlink r:id="rId84" w:history="1">
+          <w:r>
+            <w:rPr>
+              <w:rStyle w:val="Hyperlink"/>
+            </w:rPr>
+            <w:t>o</w:t>
+          </w:r>
+        </w:hyperlink>
+      </w:r>
+      <w:r>
+        <w:rPr>
+          <w:u w:val="single" w:color="0000ff"/>
+          <w:rFonts w:ascii="Charis SIL Regular" w:hAnsi="Charis SIL Regular" w:eastAsia="Charis SIL Regular"/>
+          <w:b w:val="0"/>
+          <w:i w:val="0"/>
+          <w:color w:val="000000"/>
+          <w:sz w:val="24"/>
+        </w:rPr>
+        <w:hyperlink r:id="rId84" w:history="1">
+          <w:r>
+            <w:rPr>
+              <w:rStyle w:val="Hyperlink"/>
+            </w:rPr>
+            <w:t>ntact th</w:t>
+          </w:r>
+        </w:hyperlink>
+      </w:r>
+      <w:r>
+        <w:rPr>
+          <w:u w:val="single" w:color="0000ff"/>
+          <w:rFonts w:ascii="Charis SIL Regular" w:hAnsi="Charis SIL Regular" w:eastAsia="Charis SIL Regular"/>
+          <w:b w:val="0"/>
+          <w:i w:val="0"/>
+          <w:color w:val="000000"/>
+          <w:sz w:val="24"/>
+        </w:rPr>
+        <w:hyperlink r:id="rId84" w:history="1">
+          <w:r>
+            <w:rPr>
+              <w:rStyle w:val="Hyperlink"/>
+            </w:rPr>
+            <w:t>e</w:t>
+          </w:r>
+        </w:hyperlink>
+      </w:r>
+      <w:r>
+        <w:rPr>
+          <w:rFonts w:ascii="Charis SIL Regular" w:hAnsi="Charis SIL Regular" w:eastAsia="Charis SIL Regular"/>
+          <w:b w:val="0"/>
+          <w:i w:val="0"/>
+          <w:color w:val="000000"/>
+          <w:sz w:val="24"/>
+        </w:rPr>
+        <w:t xml:space="preserve"> </w:t>
       </w:r>
       <w:r>
         <w:rPr>
@@ -11608,15 +11406,9 @@
           <w:i w:val="0"/>
           <w:color w:val="0000FF"/>
           <w:sz w:val="24"/>
-        </w:rPr>
-        <w:hyperlink r:id="rId87" w:history="1">
-          <w:r>
-            <w:rPr>
-              <w:rStyle w:val="Hyperlink"/>
-            </w:rPr>
-            <w:t>l</w:t>
-          </w:r>
-        </w:hyperlink>
+          <w:u w:val="single"/>
+        </w:rPr>
+        <w:t>l</w:t>
       </w:r>
       <w:r>
         <w:rPr>
@@ -12464,54 +12256,54 @@
           <w:sz w:val="24"/>
           <w:u w:val="single"/>
         </w:rPr>
+        <w:hyperlink r:id="rId91" w:history="1">
+          <w:r>
+            <w:rPr>
+              <w:rStyle w:val="Hyperlink"/>
+            </w:rPr>
+            <w:t>WorldC</w:t>
+          </w:r>
+        </w:hyperlink>
+      </w:r>
+      <w:r>
+        <w:rPr>
+          <w:rFonts w:ascii="Charis SIL Regular" w:hAnsi="Charis SIL Regular" w:eastAsia="Charis SIL Regular"/>
+          <w:b w:val="0"/>
+          <w:i w:val="0"/>
+          <w:color w:val="0000FF"/>
+          <w:sz w:val="24"/>
+          <w:u w:val="single"/>
+        </w:rPr>
+        <w:hyperlink r:id="rId91" w:history="1">
+          <w:r>
+            <w:rPr>
+              <w:rStyle w:val="Hyperlink"/>
+            </w:rPr>
+            <w:t>at</w:t>
+          </w:r>
+        </w:hyperlink>
+      </w:r>
+      <w:r>
+        <w:rPr>
+          <w:rFonts w:ascii="Charis SIL Regular" w:hAnsi="Charis SIL Regular" w:eastAsia="Charis SIL Regular"/>
+          <w:b w:val="0"/>
+          <w:i w:val="0"/>
+          <w:color w:val="0000FF"/>
+          <w:sz w:val="24"/>
+          <w:u w:val="single"/>
+        </w:rPr>
+        <w:t xml:space="preserve"> </w:t>
+      </w:r>
+      <w:r>
+        <w:rPr>
+          <w:rFonts w:ascii="Charis SIL Regular" w:hAnsi="Charis SIL Regular" w:eastAsia="Charis SIL Regular"/>
+          <w:b w:val="0"/>
+          <w:i w:val="0"/>
+          <w:color w:val="0000FF"/>
+          <w:sz w:val="24"/>
+          <w:u w:val="single"/>
+        </w:rPr>
         <w:hyperlink r:id="rId92" w:history="1">
-          <w:r>
-            <w:rPr>
-              <w:rStyle w:val="Hyperlink"/>
-            </w:rPr>
-            <w:t>WorldC</w:t>
-          </w:r>
-        </w:hyperlink>
-      </w:r>
-      <w:r>
-        <w:rPr>
-          <w:rFonts w:ascii="Charis SIL Regular" w:hAnsi="Charis SIL Regular" w:eastAsia="Charis SIL Regular"/>
-          <w:b w:val="0"/>
-          <w:i w:val="0"/>
-          <w:color w:val="0000FF"/>
-          <w:sz w:val="24"/>
-          <w:u w:val="single"/>
-        </w:rPr>
-        <w:hyperlink r:id="rId91" w:history="1">
-          <w:r>
-            <w:rPr>
-              <w:rStyle w:val="Hyperlink"/>
-            </w:rPr>
-            <w:t>at</w:t>
-          </w:r>
-        </w:hyperlink>
-      </w:r>
-      <w:r>
-        <w:rPr>
-          <w:rFonts w:ascii="Charis SIL Regular" w:hAnsi="Charis SIL Regular" w:eastAsia="Charis SIL Regular"/>
-          <w:b w:val="0"/>
-          <w:i w:val="0"/>
-          <w:color w:val="0000FF"/>
-          <w:sz w:val="24"/>
-          <w:u w:val="single"/>
-        </w:rPr>
-        <w:t xml:space="preserve"> </w:t>
-      </w:r>
-      <w:r>
-        <w:rPr>
-          <w:rFonts w:ascii="Charis SIL Regular" w:hAnsi="Charis SIL Regular" w:eastAsia="Charis SIL Regular"/>
-          <w:b w:val="0"/>
-          <w:i w:val="0"/>
-          <w:color w:val="0000FF"/>
-          <w:sz w:val="24"/>
-          <w:u w:val="single"/>
-        </w:rPr>
-        <w:hyperlink r:id="rId91" w:history="1">
           <w:r>
             <w:rPr>
               <w:rStyle w:val="Hyperlink"/>
@@ -14538,7 +14330,6 @@
           <w:i w:val="0"/>
           <w:color w:val="0000FF"/>
           <w:sz w:val="24"/>
-          <w:u w:val="single"/>
         </w:rPr>
         <w:hyperlink r:id="rId105" w:history="1">
           <w:r>

--- a/EXPORTS/DOCX/published/niveau2/English/Suriname.docx
+++ b/EXPORTS/DOCX/published/niveau2/English/Suriname.docx
@@ -967,25 +967,7 @@
           <w:color w:val="000000"/>
           <w:sz w:val="24"/>
         </w:rPr>
-        <w:hyperlink r:id="rId11" w:history="1">
-          <w:r>
-            <w:rPr>
-              <w:rStyle w:val="Hyperlink"/>
-            </w:rPr>
-            <w:t xml:space="preserve">binet of </w:t>
-          </w:r>
-        </w:hyperlink>
-      </w:r>
-      <w:r>
-        <w:rPr>
-          <w:u w:val="single" w:color="0000ff"/>
-          <w:rFonts w:ascii="Charis SIL Regular" w:hAnsi="Charis SIL Regular" w:eastAsia="Charis SIL Regular"/>
-          <w:b w:val="0"/>
-          <w:i w:val="0"/>
-          <w:color w:val="000000"/>
-          <w:sz w:val="24"/>
-        </w:rPr>
-        <w:t>C</w:t>
+        <w:t>binet of C</w:t>
       </w:r>
       <w:r>
         <w:rPr>
@@ -1516,19 +1498,45 @@
           <w:i w:val="0"/>
           <w:color w:val="0000FF"/>
           <w:sz w:val="24"/>
-        </w:rPr>
-        <w:t>Lamm</w:t>
-      </w:r>
-      <w:r>
-        <w:rPr>
-          <w:rFonts w:ascii="Charis SIL Regular" w:hAnsi="Charis SIL Regular" w:eastAsia="Charis SIL Regular"/>
-          <w:b w:val="0"/>
-          <w:i w:val="0"/>
-          <w:color w:val="0000FF"/>
-          <w:sz w:val="24"/>
           <w:u w:val="single"/>
         </w:rPr>
-        <w:hyperlink r:id="rId13" w:history="1">
+        <w:hyperlink r:id="rId16" w:history="1">
+          <w:r>
+            <w:rPr>
+              <w:rStyle w:val="Hyperlink"/>
+            </w:rPr>
+            <w:t>Lam</w:t>
+          </w:r>
+        </w:hyperlink>
+      </w:r>
+      <w:r>
+        <w:rPr>
+          <w:rFonts w:ascii="Charis SIL Regular" w:hAnsi="Charis SIL Regular" w:eastAsia="Charis SIL Regular"/>
+          <w:b w:val="0"/>
+          <w:i w:val="0"/>
+          <w:color w:val="0000FF"/>
+          <w:sz w:val="24"/>
+          <w:u w:val="single"/>
+        </w:rPr>
+        <w:hyperlink r:id="rId16" w:history="1">
+          <w:r>
+            <w:rPr>
+              <w:rStyle w:val="Hyperlink"/>
+            </w:rPr>
+            <w:t>m</w:t>
+          </w:r>
+        </w:hyperlink>
+      </w:r>
+      <w:r>
+        <w:rPr>
+          <w:rFonts w:ascii="Charis SIL Regular" w:hAnsi="Charis SIL Regular" w:eastAsia="Charis SIL Regular"/>
+          <w:b w:val="0"/>
+          <w:i w:val="0"/>
+          <w:color w:val="0000FF"/>
+          <w:sz w:val="24"/>
+          <w:u w:val="single"/>
+        </w:rPr>
+        <w:hyperlink r:id="rId16" w:history="1">
           <w:r>
             <w:rPr>
               <w:rStyle w:val="Hyperlink"/>
@@ -2486,7 +2494,61 @@
           <w:color w:val="000000"/>
           <w:sz w:val="24"/>
         </w:rPr>
-        <w:t xml:space="preserve">is housed at </w:t>
+        <w:t xml:space="preserve">is </w:t>
+      </w:r>
+      <w:r>
+        <w:rPr>
+          <w:u w:val="single" w:color="0000ff"/>
+          <w:rFonts w:ascii="Charis SIL Regular" w:hAnsi="Charis SIL Regular" w:eastAsia="Charis SIL Regular"/>
+          <w:b w:val="0"/>
+          <w:i w:val="0"/>
+          <w:color w:val="000000"/>
+          <w:sz w:val="24"/>
+        </w:rPr>
+        <w:hyperlink r:id="rId21" w:history="1">
+          <w:r>
+            <w:rPr>
+              <w:rStyle w:val="Hyperlink"/>
+            </w:rPr>
+            <w:t>hou</w:t>
+          </w:r>
+        </w:hyperlink>
+      </w:r>
+      <w:r>
+        <w:rPr>
+          <w:u w:val="single" w:color="0000ff"/>
+          <w:rFonts w:ascii="Charis SIL Regular" w:hAnsi="Charis SIL Regular" w:eastAsia="Charis SIL Regular"/>
+          <w:b w:val="0"/>
+          <w:i w:val="0"/>
+          <w:color w:val="000000"/>
+          <w:sz w:val="24"/>
+        </w:rPr>
+        <w:hyperlink r:id="rId21" w:history="1">
+          <w:r>
+            <w:rPr>
+              <w:rStyle w:val="Hyperlink"/>
+            </w:rPr>
+            <w:t>s</w:t>
+          </w:r>
+        </w:hyperlink>
+      </w:r>
+      <w:r>
+        <w:rPr>
+          <w:u w:val="single" w:color="0000ff"/>
+          <w:rFonts w:ascii="Charis SIL Regular" w:hAnsi="Charis SIL Regular" w:eastAsia="Charis SIL Regular"/>
+          <w:b w:val="0"/>
+          <w:i w:val="0"/>
+          <w:color w:val="000000"/>
+          <w:sz w:val="24"/>
+        </w:rPr>
+        <w:hyperlink r:id="rId21" w:history="1">
+          <w:r>
+            <w:rPr>
+              <w:rStyle w:val="Hyperlink"/>
+            </w:rPr>
+            <w:t xml:space="preserve">ed at </w:t>
+          </w:r>
+        </w:hyperlink>
       </w:r>
       <w:r>
         <w:rPr>
@@ -2838,15 +2900,34 @@
           <w:sz w:val="24"/>
           <w:u w:val="single"/>
         </w:rPr>
-        <w:t>films and audio</w:t>
-      </w:r>
-      <w:r>
-        <w:rPr>
-          <w:rFonts w:ascii="Charis SIL Regular" w:hAnsi="Charis SIL Regular" w:eastAsia="Charis SIL Regular"/>
-          <w:b w:val="0"/>
-          <w:i w:val="0"/>
-          <w:color w:val="0000FF"/>
-          <w:sz w:val="24"/>
+        <w:hyperlink r:id="rId23" w:history="1">
+          <w:r>
+            <w:rPr>
+              <w:rStyle w:val="Hyperlink"/>
+            </w:rPr>
+            <w:t>film</w:t>
+          </w:r>
+        </w:hyperlink>
+      </w:r>
+      <w:r>
+        <w:rPr>
+          <w:rFonts w:ascii="Charis SIL Regular" w:hAnsi="Charis SIL Regular" w:eastAsia="Charis SIL Regular"/>
+          <w:b w:val="0"/>
+          <w:i w:val="0"/>
+          <w:color w:val="0000FF"/>
+          <w:sz w:val="24"/>
+          <w:u w:val="single"/>
+        </w:rPr>
+        <w:t>s</w:t>
+      </w:r>
+      <w:r>
+        <w:rPr>
+          <w:rFonts w:ascii="Charis SIL Regular" w:hAnsi="Charis SIL Regular" w:eastAsia="Charis SIL Regular"/>
+          <w:b w:val="0"/>
+          <w:i w:val="0"/>
+          <w:color w:val="0000FF"/>
+          <w:sz w:val="24"/>
+          <w:u w:val="single"/>
         </w:rPr>
         <w:t xml:space="preserve"> </w:t>
       </w:r>
@@ -2864,9 +2945,77 @@
             <w:rPr>
               <w:rStyle w:val="Hyperlink"/>
             </w:rPr>
-            <w:t>tapes</w:t>
-          </w:r>
-        </w:hyperlink>
+            <w:t>and</w:t>
+          </w:r>
+        </w:hyperlink>
+      </w:r>
+      <w:r>
+        <w:rPr>
+          <w:rFonts w:ascii="Charis SIL Regular" w:hAnsi="Charis SIL Regular" w:eastAsia="Charis SIL Regular"/>
+          <w:b w:val="0"/>
+          <w:i w:val="0"/>
+          <w:color w:val="0000FF"/>
+          <w:sz w:val="24"/>
+          <w:u w:val="single"/>
+        </w:rPr>
+        <w:t xml:space="preserve"> </w:t>
+      </w:r>
+      <w:r>
+        <w:rPr>
+          <w:rFonts w:ascii="Charis SIL Regular" w:hAnsi="Charis SIL Regular" w:eastAsia="Charis SIL Regular"/>
+          <w:b w:val="0"/>
+          <w:i w:val="0"/>
+          <w:color w:val="0000FF"/>
+          <w:sz w:val="24"/>
+          <w:u w:val="single"/>
+        </w:rPr>
+        <w:hyperlink r:id="rId23" w:history="1">
+          <w:r>
+            <w:rPr>
+              <w:rStyle w:val="Hyperlink"/>
+            </w:rPr>
+            <w:t>audio</w:t>
+          </w:r>
+        </w:hyperlink>
+      </w:r>
+      <w:r>
+        <w:rPr>
+          <w:rFonts w:ascii="Charis SIL Regular" w:hAnsi="Charis SIL Regular" w:eastAsia="Charis SIL Regular"/>
+          <w:b w:val="0"/>
+          <w:i w:val="0"/>
+          <w:color w:val="0000FF"/>
+          <w:sz w:val="24"/>
+          <w:u w:val="single"/>
+        </w:rPr>
+        <w:t xml:space="preserve"> </w:t>
+      </w:r>
+      <w:r>
+        <w:rPr>
+          <w:rFonts w:ascii="Charis SIL Regular" w:hAnsi="Charis SIL Regular" w:eastAsia="Charis SIL Regular"/>
+          <w:b w:val="0"/>
+          <w:i w:val="0"/>
+          <w:color w:val="0000FF"/>
+          <w:sz w:val="24"/>
+          <w:u w:val="single"/>
+        </w:rPr>
+        <w:hyperlink r:id="rId23" w:history="1">
+          <w:r>
+            <w:rPr>
+              <w:rStyle w:val="Hyperlink"/>
+            </w:rPr>
+            <w:t>tape</w:t>
+          </w:r>
+        </w:hyperlink>
+      </w:r>
+      <w:r>
+        <w:rPr>
+          <w:rFonts w:ascii="Charis SIL Regular" w:hAnsi="Charis SIL Regular" w:eastAsia="Charis SIL Regular"/>
+          <w:b w:val="0"/>
+          <w:i w:val="0"/>
+          <w:color w:val="0000FF"/>
+          <w:sz w:val="24"/>
+        </w:rPr>
+        <w:t>s</w:t>
       </w:r>
       <w:r>
         <w:rPr>
@@ -3265,7 +3414,53 @@
           <w:color w:val="000000"/>
           <w:sz w:val="24"/>
         </w:rPr>
-        <w:t xml:space="preserve"> and finance administrator </w:t>
+        <w:t xml:space="preserve"> and finance </w:t>
+      </w:r>
+      <w:r>
+        <w:rPr>
+          <w:u w:val="single" w:color="0000ff"/>
+          <w:rFonts w:ascii="Charis SIL Regular" w:hAnsi="Charis SIL Regular" w:eastAsia="Charis SIL Regular"/>
+          <w:b w:val="0"/>
+          <w:i w:val="0"/>
+          <w:color w:val="000000"/>
+          <w:sz w:val="24"/>
+        </w:rPr>
+        <w:hyperlink r:id="rId25" w:history="1">
+          <w:r>
+            <w:rPr>
+              <w:rStyle w:val="Hyperlink"/>
+            </w:rPr>
+            <w:t>admini</w:t>
+          </w:r>
+        </w:hyperlink>
+      </w:r>
+      <w:r>
+        <w:rPr>
+          <w:rFonts w:ascii="Charis SIL Regular" w:hAnsi="Charis SIL Regular" w:eastAsia="Charis SIL Regular"/>
+          <w:b w:val="0"/>
+          <w:i w:val="0"/>
+          <w:color w:val="000000"/>
+          <w:sz w:val="24"/>
+        </w:rPr>
+        <w:t>strato</w:t>
+      </w:r>
+      <w:r>
+        <w:rPr>
+          <w:u w:val="single" w:color="0000ff"/>
+          <w:rFonts w:ascii="Charis SIL Regular" w:hAnsi="Charis SIL Regular" w:eastAsia="Charis SIL Regular"/>
+          <w:b w:val="0"/>
+          <w:i w:val="0"/>
+          <w:color w:val="000000"/>
+          <w:sz w:val="24"/>
+        </w:rPr>
+        <w:hyperlink r:id="rId26" w:history="1">
+          <w:r>
+            <w:rPr>
+              <w:rStyle w:val="Hyperlink"/>
+            </w:rPr>
+            <w:t xml:space="preserve">r </w:t>
+          </w:r>
+        </w:hyperlink>
       </w:r>
       <w:r>
         <w:rPr>
@@ -3370,7 +3565,7 @@
           <w:sz w:val="24"/>
           <w:u w:val="single"/>
         </w:rPr>
-        <w:hyperlink r:id="rId27" w:history="1">
+        <w:hyperlink r:id="rId28" w:history="1">
           <w:r>
             <w:rPr>
               <w:rStyle w:val="Hyperlink"/>
@@ -3399,7 +3594,7 @@
           <w:sz w:val="24"/>
           <w:u w:val="single"/>
         </w:rPr>
-        <w:hyperlink r:id="rId27" w:history="1">
+        <w:hyperlink r:id="rId28" w:history="1">
           <w:r>
             <w:rPr>
               <w:rStyle w:val="Hyperlink"/>
@@ -3428,7 +3623,7 @@
           <w:sz w:val="24"/>
           <w:u w:val="single"/>
         </w:rPr>
-        <w:hyperlink r:id="rId27" w:history="1">
+        <w:hyperlink r:id="rId28" w:history="1">
           <w:r>
             <w:rPr>
               <w:rStyle w:val="Hyperlink"/>
@@ -5595,7 +5790,14 @@
           <w:color w:val="000000"/>
           <w:sz w:val="24"/>
         </w:rPr>
-        <w:t>nologisch</w:t>
+        <w:hyperlink r:id="rId45" w:history="1">
+          <w:r>
+            <w:rPr>
+              <w:rStyle w:val="Hyperlink"/>
+            </w:rPr>
+            <w:t>nologisch</w:t>
+          </w:r>
+        </w:hyperlink>
       </w:r>
       <w:r>
         <w:rPr>
@@ -6125,35 +6327,142 @@
           <w:i w:val="0"/>
           <w:color w:val="0000FF"/>
           <w:sz w:val="24"/>
+          <w:u w:val="single"/>
+        </w:rPr>
+        <w:t>o</w:t>
+      </w:r>
+      <w:r>
+        <w:rPr>
+          <w:rFonts w:ascii="Charis SIL Regular" w:hAnsi="Charis SIL Regular" w:eastAsia="Charis SIL Regular"/>
+          <w:b w:val="0"/>
+          <w:i w:val="0"/>
+          <w:color w:val="0000FF"/>
+          <w:sz w:val="24"/>
+        </w:rPr>
+        <w:t>y</w:t>
+      </w:r>
+      <w:r>
+        <w:rPr>
+          <w:rFonts w:ascii="Charis SIL Regular" w:hAnsi="Charis SIL Regular" w:eastAsia="Charis SIL Regular"/>
+          <w:b w:val="0"/>
+          <w:i w:val="0"/>
+          <w:color w:val="000000"/>
+          <w:sz w:val="24"/>
+        </w:rPr>
+        <w:t xml:space="preserve">, director of the </w:t>
+      </w:r>
+      <w:r>
+        <w:rPr>
+          <w:rFonts w:ascii="Charis SIL Italic" w:hAnsi="Charis SIL Italic" w:eastAsia="Charis SIL Italic"/>
+          <w:b w:val="0"/>
+          <w:i/>
+          <w:color w:val="000000"/>
+          <w:sz w:val="24"/>
+        </w:rPr>
+        <w:t>Compagnie des mines d'or de la Guyane hollandaise</w:t>
+      </w:r>
+      <w:r>
+        <w:rPr>
+          <w:rFonts w:ascii="Charis SIL Regular" w:hAnsi="Charis SIL Regular" w:eastAsia="Charis SIL Regular"/>
+          <w:b w:val="0"/>
+          <w:i w:val="0"/>
+          <w:color w:val="000000"/>
+          <w:sz w:val="24"/>
+        </w:rPr>
+        <w:t xml:space="preserve">, </w:t>
+      </w:r>
+      <w:r>
+        <w:rPr>
+          <w:rFonts w:ascii="Charis SIL Regular" w:hAnsi="Charis SIL Regular" w:eastAsia="Charis SIL Regular"/>
+          <w:b w:val="0"/>
+          <w:i w:val="0"/>
+          <w:color w:val="0000FF"/>
+          <w:sz w:val="24"/>
+          <w:u w:val="single"/>
+        </w:rPr>
+        <w:hyperlink r:id="rId50" w:history="1">
+          <w:r>
+            <w:rPr>
+              <w:rStyle w:val="Hyperlink"/>
+            </w:rPr>
+            <w:t>donated</w:t>
+          </w:r>
+        </w:hyperlink>
+      </w:r>
+      <w:r>
+        <w:rPr>
+          <w:u w:val="single" w:color="0000ff"/>
+          <w:rFonts w:ascii="Charis SIL Regular" w:hAnsi="Charis SIL Regular" w:eastAsia="Charis SIL Regular"/>
+          <w:b w:val="0"/>
+          <w:i w:val="0"/>
+          <w:color w:val="000000"/>
+          <w:sz w:val="24"/>
+        </w:rPr>
+        <w:t xml:space="preserve"> </w:t>
+      </w:r>
+      <w:r>
+        <w:rPr>
+          <w:u w:val="single" w:color="0000ff"/>
+          <w:rFonts w:ascii="Charis SIL Regular" w:hAnsi="Charis SIL Regular" w:eastAsia="Charis SIL Regular"/>
+          <w:b w:val="0"/>
+          <w:i w:val="0"/>
+          <w:color w:val="000000"/>
+          <w:sz w:val="24"/>
         </w:rPr>
         <w:hyperlink r:id="rId49" w:history="1">
           <w:r>
             <w:rPr>
               <w:rStyle w:val="Hyperlink"/>
             </w:rPr>
-            <w:t>o</w:t>
-          </w:r>
-        </w:hyperlink>
-      </w:r>
-      <w:r>
-        <w:rPr>
-          <w:rFonts w:ascii="Charis SIL Regular" w:hAnsi="Charis SIL Regular" w:eastAsia="Charis SIL Regular"/>
-          <w:b w:val="0"/>
-          <w:i w:val="0"/>
-          <w:color w:val="0000FF"/>
-          <w:sz w:val="24"/>
-        </w:rPr>
-        <w:t>y</w:t>
-      </w:r>
-      <w:r>
-        <w:rPr>
-          <w:rFonts w:ascii="Charis SIL Regular" w:hAnsi="Charis SIL Regular" w:eastAsia="Charis SIL Regular"/>
-          <w:b w:val="0"/>
-          <w:i w:val="0"/>
-          <w:color w:val="000000"/>
-          <w:sz w:val="24"/>
-        </w:rPr>
-        <w:t xml:space="preserve">, director of the </w:t>
+            <w:t xml:space="preserve">a large </w:t>
+          </w:r>
+        </w:hyperlink>
+      </w:r>
+      <w:r>
+        <w:rPr>
+          <w:u w:val="single" w:color="0000ff"/>
+          <w:rFonts w:ascii="Charis SIL Regular" w:hAnsi="Charis SIL Regular" w:eastAsia="Charis SIL Regular"/>
+          <w:b w:val="0"/>
+          <w:i w:val="0"/>
+          <w:color w:val="000000"/>
+          <w:sz w:val="24"/>
+        </w:rPr>
+        <w:hyperlink r:id="rId49" w:history="1">
+          <w:r>
+            <w:rPr>
+              <w:rStyle w:val="Hyperlink"/>
+            </w:rPr>
+            <w:t>c</w:t>
+          </w:r>
+        </w:hyperlink>
+      </w:r>
+      <w:r>
+        <w:rPr>
+          <w:u w:val="single" w:color="0000ff"/>
+          <w:rFonts w:ascii="Charis SIL Regular" w:hAnsi="Charis SIL Regular" w:eastAsia="Charis SIL Regular"/>
+          <w:b w:val="0"/>
+          <w:i w:val="0"/>
+          <w:color w:val="000000"/>
+          <w:sz w:val="24"/>
+        </w:rPr>
+        <w:hyperlink r:id="rId49" w:history="1">
+          <w:r>
+            <w:rPr>
+              <w:rStyle w:val="Hyperlink"/>
+            </w:rPr>
+            <w:t>ollectio</w:t>
+          </w:r>
+        </w:hyperlink>
+      </w:r>
+      <w:r>
+        <w:rPr>
+          <w:rFonts w:ascii="Charis SIL Regular" w:hAnsi="Charis SIL Regular" w:eastAsia="Charis SIL Regular"/>
+          <w:b w:val="0"/>
+          <w:i w:val="0"/>
+          <w:color w:val="000000"/>
+          <w:sz w:val="24"/>
+        </w:rPr>
+        <w:t xml:space="preserve">n of Wayana and Aluku artifacts to the </w:t>
       </w:r>
       <w:r>
         <w:rPr>
@@ -6163,17 +6472,65 @@
           <w:color w:val="000000"/>
           <w:sz w:val="24"/>
         </w:rPr>
-        <w:t>Compagnie des mines d'or de la Guyane hollandaise</w:t>
-      </w:r>
-      <w:r>
-        <w:rPr>
-          <w:rFonts w:ascii="Charis SIL Regular" w:hAnsi="Charis SIL Regular" w:eastAsia="Charis SIL Regular"/>
-          <w:b w:val="0"/>
-          <w:i w:val="0"/>
-          <w:color w:val="000000"/>
-          <w:sz w:val="24"/>
-        </w:rPr>
-        <w:t xml:space="preserve">, </w:t>
+        <w:t>Musée du Trocadéro</w:t>
+      </w:r>
+      <w:r>
+        <w:rPr>
+          <w:rFonts w:ascii="Charis SIL Regular" w:hAnsi="Charis SIL Regular" w:eastAsia="Charis SIL Regular"/>
+          <w:b w:val="0"/>
+          <w:i w:val="0"/>
+          <w:color w:val="000000"/>
+          <w:sz w:val="24"/>
+        </w:rPr>
+        <w:t xml:space="preserve">. Three of </w:t>
+      </w:r>
+      <w:r>
+        <w:rPr>
+          <w:u w:val="single" w:color="0000ff"/>
+          <w:rFonts w:ascii="Charis SIL Regular" w:hAnsi="Charis SIL Regular" w:eastAsia="Charis SIL Regular"/>
+          <w:b w:val="0"/>
+          <w:i w:val="0"/>
+          <w:color w:val="000000"/>
+          <w:sz w:val="24"/>
+        </w:rPr>
+        <w:hyperlink r:id="rId50" w:history="1">
+          <w:r>
+            <w:rPr>
+              <w:rStyle w:val="Hyperlink"/>
+            </w:rPr>
+            <w:t>the eigh</w:t>
+          </w:r>
+        </w:hyperlink>
+      </w:r>
+      <w:r>
+        <w:rPr>
+          <w:rFonts w:ascii="Charis SIL Regular" w:hAnsi="Charis SIL Regular" w:eastAsia="Charis SIL Regular"/>
+          <w:b w:val="0"/>
+          <w:i w:val="0"/>
+          <w:color w:val="000000"/>
+          <w:sz w:val="24"/>
+        </w:rPr>
+        <w:t xml:space="preserve">t expeditions to Suriname organised shortly after the turn of the century under the </w:t>
+      </w:r>
+      <w:r>
+        <w:rPr>
+          <w:rFonts w:ascii="Charis SIL Regular" w:hAnsi="Charis SIL Regular" w:eastAsia="Charis SIL Regular"/>
+          <w:b w:val="0"/>
+          <w:i w:val="0"/>
+          <w:color w:val="000000"/>
+          <w:sz w:val="24"/>
+        </w:rPr>
+        <w:t xml:space="preserve">auspices of the Royal Dutch Geographical Society (KNAG) yielded extensive ethnographic </w:t>
+      </w:r>
+      <w:r>
+        <w:rPr>
+          <w:rFonts w:ascii="Charis SIL Regular" w:hAnsi="Charis SIL Regular" w:eastAsia="Charis SIL Regular"/>
+          <w:b w:val="0"/>
+          <w:i w:val="0"/>
+          <w:color w:val="000000"/>
+          <w:sz w:val="24"/>
+        </w:rPr>
+        <w:t xml:space="preserve">collections, which are now part of the collection of the </w:t>
       </w:r>
       <w:r>
         <w:rPr>
@@ -6184,12 +6541,97 @@
           <w:sz w:val="24"/>
           <w:u w:val="single"/>
         </w:rPr>
-        <w:hyperlink r:id="rId50" w:history="1">
-          <w:r>
-            <w:rPr>
-              <w:rStyle w:val="Hyperlink"/>
-            </w:rPr>
-            <w:t>donated</w:t>
+        <w:hyperlink r:id="rId51" w:history="1">
+          <w:r>
+            <w:rPr>
+              <w:rStyle w:val="Hyperlink"/>
+            </w:rPr>
+            <w:t>Wereldmuseum</w:t>
+          </w:r>
+        </w:hyperlink>
+      </w:r>
+      <w:r>
+        <w:rPr>
+          <w:rFonts w:ascii="Charis SIL Regular" w:hAnsi="Charis SIL Regular" w:eastAsia="Charis SIL Regular"/>
+          <w:b w:val="0"/>
+          <w:i w:val="0"/>
+          <w:color w:val="0000FF"/>
+          <w:sz w:val="24"/>
+          <w:u w:val="single"/>
+        </w:rPr>
+        <w:t xml:space="preserve"> </w:t>
+      </w:r>
+      <w:r>
+        <w:rPr>
+          <w:rFonts w:ascii="Charis SIL Regular" w:hAnsi="Charis SIL Regular" w:eastAsia="Charis SIL Regular"/>
+          <w:b w:val="0"/>
+          <w:i w:val="0"/>
+          <w:color w:val="0000FF"/>
+          <w:sz w:val="24"/>
+          <w:u w:val="single"/>
+        </w:rPr>
+        <w:hyperlink r:id="rId51" w:history="1">
+          <w:r>
+            <w:rPr>
+              <w:rStyle w:val="Hyperlink"/>
+            </w:rPr>
+            <w:t>Amsterdam</w:t>
+          </w:r>
+        </w:hyperlink>
+      </w:r>
+      <w:r>
+        <w:rPr>
+          <w:rFonts w:ascii="Charis SIL Regular" w:hAnsi="Charis SIL Regular" w:eastAsia="Charis SIL Regular"/>
+          <w:b w:val="0"/>
+          <w:i w:val="0"/>
+          <w:color w:val="000000"/>
+          <w:sz w:val="24"/>
+        </w:rPr>
+        <w:t xml:space="preserve">. The </w:t>
+      </w:r>
+      <w:r>
+        <w:rPr>
+          <w:rFonts w:ascii="Charis SIL Regular" w:hAnsi="Charis SIL Regular" w:eastAsia="Charis SIL Regular"/>
+          <w:b w:val="0"/>
+          <w:i w:val="0"/>
+          <w:color w:val="000000"/>
+          <w:sz w:val="24"/>
+        </w:rPr>
+        <w:t xml:space="preserve">1903 expedition to the Gonini River resulted in series </w:t>
+      </w:r>
+      <w:r>
+        <w:rPr>
+          <w:rFonts w:ascii="Charis SIL Regular" w:hAnsi="Charis SIL Regular" w:eastAsia="Charis SIL Regular"/>
+          <w:b w:val="0"/>
+          <w:i w:val="0"/>
+          <w:color w:val="0000FF"/>
+          <w:sz w:val="24"/>
+          <w:u w:val="single"/>
+        </w:rPr>
+        <w:hyperlink r:id="rId52" w:history="1">
+          <w:r>
+            <w:rPr>
+              <w:rStyle w:val="Hyperlink"/>
+            </w:rPr>
+            <w:t>T</w:t>
+          </w:r>
+        </w:hyperlink>
+      </w:r>
+      <w:r>
+        <w:rPr>
+          <w:rFonts w:ascii="Charis SIL Regular" w:hAnsi="Charis SIL Regular" w:eastAsia="Charis SIL Regular"/>
+          <w:b w:val="0"/>
+          <w:i w:val="0"/>
+          <w:color w:val="0000FF"/>
+          <w:sz w:val="24"/>
+          <w:u w:val="single"/>
+        </w:rPr>
+        <w:hyperlink r:id="rId51" w:history="1">
+          <w:r>
+            <w:rPr>
+              <w:rStyle w:val="Hyperlink"/>
+            </w:rPr>
+            <w:t>M-401</w:t>
           </w:r>
         </w:hyperlink>
       </w:r>
@@ -6202,7 +6644,14 @@
           <w:color w:val="000000"/>
           <w:sz w:val="24"/>
         </w:rPr>
-        <w:t xml:space="preserve"> </w:t>
+        <w:hyperlink r:id="rId51" w:history="1">
+          <w:r>
+            <w:rPr>
+              <w:rStyle w:val="Hyperlink"/>
+            </w:rPr>
+            <w:t xml:space="preserve"> with 86 </w:t>
+          </w:r>
+        </w:hyperlink>
       </w:r>
       <w:r>
         <w:rPr>
@@ -6213,128 +6662,34 @@
           <w:color w:val="000000"/>
           <w:sz w:val="24"/>
         </w:rPr>
-        <w:hyperlink r:id="rId49" w:history="1">
-          <w:r>
-            <w:rPr>
-              <w:rStyle w:val="Hyperlink"/>
-            </w:rPr>
-            <w:t xml:space="preserve">a large </w:t>
-          </w:r>
-        </w:hyperlink>
-      </w:r>
-      <w:r>
-        <w:rPr>
-          <w:u w:val="single" w:color="0000ff"/>
-          <w:rFonts w:ascii="Charis SIL Regular" w:hAnsi="Charis SIL Regular" w:eastAsia="Charis SIL Regular"/>
-          <w:b w:val="0"/>
-          <w:i w:val="0"/>
-          <w:color w:val="000000"/>
-          <w:sz w:val="24"/>
-        </w:rPr>
-        <w:hyperlink r:id="rId49" w:history="1">
-          <w:r>
-            <w:rPr>
-              <w:rStyle w:val="Hyperlink"/>
-            </w:rPr>
-            <w:t>c</w:t>
-          </w:r>
-        </w:hyperlink>
-      </w:r>
-      <w:r>
-        <w:rPr>
-          <w:u w:val="single" w:color="0000ff"/>
-          <w:rFonts w:ascii="Charis SIL Regular" w:hAnsi="Charis SIL Regular" w:eastAsia="Charis SIL Regular"/>
-          <w:b w:val="0"/>
-          <w:i w:val="0"/>
-          <w:color w:val="000000"/>
-          <w:sz w:val="24"/>
-        </w:rPr>
-        <w:hyperlink r:id="rId49" w:history="1">
-          <w:r>
-            <w:rPr>
-              <w:rStyle w:val="Hyperlink"/>
-            </w:rPr>
-            <w:t>ollectio</w:t>
-          </w:r>
-        </w:hyperlink>
-      </w:r>
-      <w:r>
-        <w:rPr>
-          <w:rFonts w:ascii="Charis SIL Regular" w:hAnsi="Charis SIL Regular" w:eastAsia="Charis SIL Regular"/>
-          <w:b w:val="0"/>
-          <w:i w:val="0"/>
-          <w:color w:val="000000"/>
-          <w:sz w:val="24"/>
-        </w:rPr>
-        <w:t xml:space="preserve">n of Wayana and Aluku artifacts to the </w:t>
-      </w:r>
-      <w:r>
-        <w:rPr>
-          <w:rFonts w:ascii="Charis SIL Italic" w:hAnsi="Charis SIL Italic" w:eastAsia="Charis SIL Italic"/>
-          <w:b w:val="0"/>
-          <w:i/>
-          <w:color w:val="000000"/>
-          <w:sz w:val="24"/>
-        </w:rPr>
-        <w:t>Musée du Trocadéro</w:t>
-      </w:r>
-      <w:r>
-        <w:rPr>
-          <w:rFonts w:ascii="Charis SIL Regular" w:hAnsi="Charis SIL Regular" w:eastAsia="Charis SIL Regular"/>
-          <w:b w:val="0"/>
-          <w:i w:val="0"/>
-          <w:color w:val="000000"/>
-          <w:sz w:val="24"/>
-        </w:rPr>
-        <w:t xml:space="preserve">. Three of </w:t>
-      </w:r>
-      <w:r>
-        <w:rPr>
-          <w:u w:val="single" w:color="0000ff"/>
-          <w:rFonts w:ascii="Charis SIL Regular" w:hAnsi="Charis SIL Regular" w:eastAsia="Charis SIL Regular"/>
-          <w:b w:val="0"/>
-          <w:i w:val="0"/>
-          <w:color w:val="000000"/>
-          <w:sz w:val="24"/>
-        </w:rPr>
-        <w:hyperlink r:id="rId50" w:history="1">
-          <w:r>
-            <w:rPr>
-              <w:rStyle w:val="Hyperlink"/>
-            </w:rPr>
-            <w:t>the eigh</w:t>
-          </w:r>
-        </w:hyperlink>
-      </w:r>
-      <w:r>
-        <w:rPr>
-          <w:rFonts w:ascii="Charis SIL Regular" w:hAnsi="Charis SIL Regular" w:eastAsia="Charis SIL Regular"/>
-          <w:b w:val="0"/>
-          <w:i w:val="0"/>
-          <w:color w:val="000000"/>
-          <w:sz w:val="24"/>
-        </w:rPr>
-        <w:t xml:space="preserve">t expeditions to Suriname organised shortly after the turn of the century under the </w:t>
-      </w:r>
-      <w:r>
-        <w:rPr>
-          <w:rFonts w:ascii="Charis SIL Regular" w:hAnsi="Charis SIL Regular" w:eastAsia="Charis SIL Regular"/>
-          <w:b w:val="0"/>
-          <w:i w:val="0"/>
-          <w:color w:val="000000"/>
-          <w:sz w:val="24"/>
-        </w:rPr>
-        <w:t xml:space="preserve">auspices of the Royal Dutch Geographical Society (KNAG) yielded extensive ethnographic </w:t>
-      </w:r>
-      <w:r>
-        <w:rPr>
-          <w:rFonts w:ascii="Charis SIL Regular" w:hAnsi="Charis SIL Regular" w:eastAsia="Charis SIL Regular"/>
-          <w:b w:val="0"/>
-          <w:i w:val="0"/>
-          <w:color w:val="000000"/>
-          <w:sz w:val="24"/>
-        </w:rPr>
-        <w:t xml:space="preserve">collections, which are now part of the collection of the </w:t>
+        <w:hyperlink r:id="rId51" w:history="1">
+          <w:r>
+            <w:rPr>
+              <w:rStyle w:val="Hyperlink"/>
+            </w:rPr>
+            <w:t xml:space="preserve">objects, the </w:t>
+          </w:r>
+        </w:hyperlink>
+      </w:r>
+      <w:r>
+        <w:rPr>
+          <w:rFonts w:ascii="Charis SIL Regular" w:hAnsi="Charis SIL Regular" w:eastAsia="Charis SIL Regular"/>
+          <w:b w:val="0"/>
+          <w:i w:val="0"/>
+          <w:color w:val="000000"/>
+          <w:sz w:val="24"/>
+        </w:rPr>
+        <w:t xml:space="preserve">1904 </w:t>
+      </w:r>
+      <w:r>
+        <w:rPr>
+          <w:rFonts w:ascii="Charis SIL Regular" w:hAnsi="Charis SIL Regular" w:eastAsia="Charis SIL Regular"/>
+          <w:b w:val="0"/>
+          <w:i w:val="0"/>
+          <w:color w:val="000000"/>
+          <w:sz w:val="24"/>
+        </w:rPr>
+        <w:t xml:space="preserve">expedition to the Tapanahony River yielded series </w:t>
       </w:r>
       <w:r>
         <w:rPr>
@@ -6344,163 +6699,6 @@
           <w:color w:val="0000FF"/>
           <w:sz w:val="24"/>
           <w:u w:val="single"/>
-        </w:rPr>
-        <w:hyperlink r:id="rId51" w:history="1">
-          <w:r>
-            <w:rPr>
-              <w:rStyle w:val="Hyperlink"/>
-            </w:rPr>
-            <w:t>Wereldmuseum</w:t>
-          </w:r>
-        </w:hyperlink>
-      </w:r>
-      <w:r>
-        <w:rPr>
-          <w:rFonts w:ascii="Charis SIL Regular" w:hAnsi="Charis SIL Regular" w:eastAsia="Charis SIL Regular"/>
-          <w:b w:val="0"/>
-          <w:i w:val="0"/>
-          <w:color w:val="0000FF"/>
-          <w:sz w:val="24"/>
-          <w:u w:val="single"/>
-        </w:rPr>
-        <w:t xml:space="preserve"> </w:t>
-      </w:r>
-      <w:r>
-        <w:rPr>
-          <w:rFonts w:ascii="Charis SIL Regular" w:hAnsi="Charis SIL Regular" w:eastAsia="Charis SIL Regular"/>
-          <w:b w:val="0"/>
-          <w:i w:val="0"/>
-          <w:color w:val="0000FF"/>
-          <w:sz w:val="24"/>
-          <w:u w:val="single"/>
-        </w:rPr>
-        <w:hyperlink r:id="rId51" w:history="1">
-          <w:r>
-            <w:rPr>
-              <w:rStyle w:val="Hyperlink"/>
-            </w:rPr>
-            <w:t>Amsterdam</w:t>
-          </w:r>
-        </w:hyperlink>
-      </w:r>
-      <w:r>
-        <w:rPr>
-          <w:rFonts w:ascii="Charis SIL Regular" w:hAnsi="Charis SIL Regular" w:eastAsia="Charis SIL Regular"/>
-          <w:b w:val="0"/>
-          <w:i w:val="0"/>
-          <w:color w:val="000000"/>
-          <w:sz w:val="24"/>
-        </w:rPr>
-        <w:t xml:space="preserve">. The </w:t>
-      </w:r>
-      <w:r>
-        <w:rPr>
-          <w:rFonts w:ascii="Charis SIL Regular" w:hAnsi="Charis SIL Regular" w:eastAsia="Charis SIL Regular"/>
-          <w:b w:val="0"/>
-          <w:i w:val="0"/>
-          <w:color w:val="000000"/>
-          <w:sz w:val="24"/>
-        </w:rPr>
-        <w:t xml:space="preserve">1903 expedition to the Gonini River resulted in series </w:t>
-      </w:r>
-      <w:r>
-        <w:rPr>
-          <w:rFonts w:ascii="Charis SIL Regular" w:hAnsi="Charis SIL Regular" w:eastAsia="Charis SIL Regular"/>
-          <w:b w:val="0"/>
-          <w:i w:val="0"/>
-          <w:color w:val="0000FF"/>
-          <w:sz w:val="24"/>
-        </w:rPr>
-        <w:hyperlink r:id="rId52" w:history="1">
-          <w:r>
-            <w:rPr>
-              <w:rStyle w:val="Hyperlink"/>
-            </w:rPr>
-            <w:t>T</w:t>
-          </w:r>
-        </w:hyperlink>
-      </w:r>
-      <w:r>
-        <w:rPr>
-          <w:rFonts w:ascii="Charis SIL Regular" w:hAnsi="Charis SIL Regular" w:eastAsia="Charis SIL Regular"/>
-          <w:b w:val="0"/>
-          <w:i w:val="0"/>
-          <w:color w:val="0000FF"/>
-          <w:sz w:val="24"/>
-          <w:u w:val="single"/>
-        </w:rPr>
-        <w:hyperlink r:id="rId51" w:history="1">
-          <w:r>
-            <w:rPr>
-              <w:rStyle w:val="Hyperlink"/>
-            </w:rPr>
-            <w:t>M-401</w:t>
-          </w:r>
-        </w:hyperlink>
-      </w:r>
-      <w:r>
-        <w:rPr>
-          <w:u w:val="single" w:color="0000ff"/>
-          <w:rFonts w:ascii="Charis SIL Regular" w:hAnsi="Charis SIL Regular" w:eastAsia="Charis SIL Regular"/>
-          <w:b w:val="0"/>
-          <w:i w:val="0"/>
-          <w:color w:val="000000"/>
-          <w:sz w:val="24"/>
-        </w:rPr>
-        <w:hyperlink r:id="rId51" w:history="1">
-          <w:r>
-            <w:rPr>
-              <w:rStyle w:val="Hyperlink"/>
-            </w:rPr>
-            <w:t xml:space="preserve"> with 86 </w:t>
-          </w:r>
-        </w:hyperlink>
-      </w:r>
-      <w:r>
-        <w:rPr>
-          <w:u w:val="single" w:color="0000ff"/>
-          <w:rFonts w:ascii="Charis SIL Regular" w:hAnsi="Charis SIL Regular" w:eastAsia="Charis SIL Regular"/>
-          <w:b w:val="0"/>
-          <w:i w:val="0"/>
-          <w:color w:val="000000"/>
-          <w:sz w:val="24"/>
-        </w:rPr>
-        <w:hyperlink r:id="rId51" w:history="1">
-          <w:r>
-            <w:rPr>
-              <w:rStyle w:val="Hyperlink"/>
-            </w:rPr>
-            <w:t xml:space="preserve">objects, the </w:t>
-          </w:r>
-        </w:hyperlink>
-      </w:r>
-      <w:r>
-        <w:rPr>
-          <w:rFonts w:ascii="Charis SIL Regular" w:hAnsi="Charis SIL Regular" w:eastAsia="Charis SIL Regular"/>
-          <w:b w:val="0"/>
-          <w:i w:val="0"/>
-          <w:color w:val="000000"/>
-          <w:sz w:val="24"/>
-        </w:rPr>
-        <w:t xml:space="preserve">1904 </w:t>
-      </w:r>
-      <w:r>
-        <w:rPr>
-          <w:rFonts w:ascii="Charis SIL Regular" w:hAnsi="Charis SIL Regular" w:eastAsia="Charis SIL Regular"/>
-          <w:b w:val="0"/>
-          <w:i w:val="0"/>
-          <w:color w:val="000000"/>
-          <w:sz w:val="24"/>
-        </w:rPr>
-        <w:t xml:space="preserve">expedition to the Tapanahony River yielded series </w:t>
-      </w:r>
-      <w:r>
-        <w:rPr>
-          <w:rFonts w:ascii="Charis SIL Regular" w:hAnsi="Charis SIL Regular" w:eastAsia="Charis SIL Regular"/>
-          <w:b w:val="0"/>
-          <w:i w:val="0"/>
-          <w:color w:val="0000FF"/>
-          <w:sz w:val="24"/>
         </w:rPr>
         <w:hyperlink r:id="rId53" w:history="1">
           <w:r>
@@ -7520,7 +7718,7 @@
           <w:sz w:val="24"/>
           <w:u w:val="single"/>
         </w:rPr>
-        <w:hyperlink r:id="rId65" w:history="1">
+        <w:hyperlink r:id="rId64" w:history="1">
           <w:r>
             <w:rPr>
               <w:rStyle w:val="Hyperlink"/>
@@ -7538,7 +7736,7 @@
           <w:sz w:val="24"/>
           <w:u w:val="single"/>
         </w:rPr>
-        <w:hyperlink r:id="rId65" w:history="1">
+        <w:hyperlink r:id="rId64" w:history="1">
           <w:r>
             <w:rPr>
               <w:rStyle w:val="Hyperlink"/>
@@ -7556,7 +7754,7 @@
           <w:sz w:val="24"/>
           <w:u w:val="single"/>
         </w:rPr>
-        <w:hyperlink r:id="rId65" w:history="1">
+        <w:hyperlink r:id="rId64" w:history="1">
           <w:r>
             <w:rPr>
               <w:rStyle w:val="Hyperlink"/>
@@ -7585,7 +7783,7 @@
           <w:sz w:val="24"/>
           <w:u w:val="single"/>
         </w:rPr>
-        <w:hyperlink r:id="rId65" w:history="1">
+        <w:hyperlink r:id="rId64" w:history="1">
           <w:r>
             <w:rPr>
               <w:rStyle w:val="Hyperlink"/>
@@ -7968,7 +8166,6 @@
       </w:r>
       <w:r>
         <w:rPr>
-          <w:u w:val="single" w:color="0000ff"/>
           <w:rFonts w:ascii="Charis SIL Regular" w:hAnsi="Charis SIL Regular" w:eastAsia="Charis SIL Regular"/>
           <w:b w:val="0"/>
           <w:i w:val="0"/>
@@ -8892,7 +9089,104 @@
           <w:color w:val="000000"/>
           <w:sz w:val="24"/>
         </w:rPr>
-        <w:t xml:space="preserve">Marc Richard financed a </w:t>
+        <w:t>Mar</w:t>
+      </w:r>
+      <w:r>
+        <w:rPr>
+          <w:u w:val="single" w:color="0000ff"/>
+          <w:rFonts w:ascii="Charis SIL Regular" w:hAnsi="Charis SIL Regular" w:eastAsia="Charis SIL Regular"/>
+          <w:b w:val="0"/>
+          <w:i w:val="0"/>
+          <w:color w:val="000000"/>
+          <w:sz w:val="24"/>
+        </w:rPr>
+        <w:hyperlink r:id="rId71" w:history="1">
+          <w:r>
+            <w:rPr>
+              <w:rStyle w:val="Hyperlink"/>
+            </w:rPr>
+            <w:t>c Richard</w:t>
+          </w:r>
+        </w:hyperlink>
+      </w:r>
+      <w:r>
+        <w:rPr>
+          <w:u w:val="single" w:color="0000ff"/>
+          <w:rFonts w:ascii="Charis SIL Regular" w:hAnsi="Charis SIL Regular" w:eastAsia="Charis SIL Regular"/>
+          <w:b w:val="0"/>
+          <w:i w:val="0"/>
+          <w:color w:val="000000"/>
+          <w:sz w:val="24"/>
+        </w:rPr>
+        <w:t xml:space="preserve"> </w:t>
+      </w:r>
+      <w:r>
+        <w:rPr>
+          <w:u w:val="single" w:color="0000ff"/>
+          <w:rFonts w:ascii="Charis SIL Regular" w:hAnsi="Charis SIL Regular" w:eastAsia="Charis SIL Regular"/>
+          <w:b w:val="0"/>
+          <w:i w:val="0"/>
+          <w:color w:val="000000"/>
+          <w:sz w:val="24"/>
+        </w:rPr>
+        <w:hyperlink r:id="rId71" w:history="1">
+          <w:r>
+            <w:rPr>
+              <w:rStyle w:val="Hyperlink"/>
+            </w:rPr>
+            <w:t>finance</w:t>
+          </w:r>
+        </w:hyperlink>
+      </w:r>
+      <w:r>
+        <w:rPr>
+          <w:u w:val="single" w:color="0000ff"/>
+          <w:rFonts w:ascii="Charis SIL Regular" w:hAnsi="Charis SIL Regular" w:eastAsia="Charis SIL Regular"/>
+          <w:b w:val="0"/>
+          <w:i w:val="0"/>
+          <w:color w:val="000000"/>
+          <w:sz w:val="24"/>
+        </w:rPr>
+        <w:t>d</w:t>
+      </w:r>
+      <w:r>
+        <w:rPr>
+          <w:u w:val="single" w:color="0000ff"/>
+          <w:rFonts w:ascii="Charis SIL Regular" w:hAnsi="Charis SIL Regular" w:eastAsia="Charis SIL Regular"/>
+          <w:b w:val="0"/>
+          <w:i w:val="0"/>
+          <w:color w:val="000000"/>
+          <w:sz w:val="24"/>
+        </w:rPr>
+        <w:t xml:space="preserve"> </w:t>
+      </w:r>
+      <w:r>
+        <w:rPr>
+          <w:u w:val="single" w:color="0000ff"/>
+          <w:rFonts w:ascii="Charis SIL Regular" w:hAnsi="Charis SIL Regular" w:eastAsia="Charis SIL Regular"/>
+          <w:b w:val="0"/>
+          <w:i w:val="0"/>
+          <w:color w:val="000000"/>
+          <w:sz w:val="24"/>
+        </w:rPr>
+        <w:hyperlink r:id="rId71" w:history="1">
+          <w:r>
+            <w:rPr>
+              <w:rStyle w:val="Hyperlink"/>
+            </w:rPr>
+            <w:t>a</w:t>
+          </w:r>
+        </w:hyperlink>
+      </w:r>
+      <w:r>
+        <w:rPr>
+          <w:rFonts w:ascii="Charis SIL Regular" w:hAnsi="Charis SIL Regular" w:eastAsia="Charis SIL Regular"/>
+          <w:b w:val="0"/>
+          <w:i w:val="0"/>
+          <w:color w:val="000000"/>
+          <w:sz w:val="24"/>
+        </w:rPr>
+        <w:t xml:space="preserve"> </w:t>
       </w:r>
       <w:r>
         <w:rPr>
@@ -10404,7 +10698,7 @@
             <w:rPr>
               <w:rStyle w:val="Hyperlink"/>
             </w:rPr>
-            <w:t>Amazon</w:t>
+            <w:t>Amazonian</w:t>
           </w:r>
         </w:hyperlink>
       </w:r>
@@ -10490,7 +10784,7 @@
             <w:rPr>
               <w:rStyle w:val="Hyperlink"/>
             </w:rPr>
-            <w:t>please c</w:t>
+            <w:t>please cont</w:t>
           </w:r>
         </w:hyperlink>
       </w:r>
@@ -10508,13 +10802,12 @@
             <w:rPr>
               <w:rStyle w:val="Hyperlink"/>
             </w:rPr>
-            <w:t>o</w:t>
-          </w:r>
-        </w:hyperlink>
-      </w:r>
-      <w:r>
-        <w:rPr>
-          <w:u w:val="single" w:color="0000ff"/>
+            <w:t>a</w:t>
+          </w:r>
+        </w:hyperlink>
+      </w:r>
+      <w:r>
+        <w:rPr>
           <w:rFonts w:ascii="Charis SIL Regular" w:hAnsi="Charis SIL Regular" w:eastAsia="Charis SIL Regular"/>
           <w:b w:val="0"/>
           <w:i w:val="0"/>
@@ -10526,35 +10819,54 @@
             <w:rPr>
               <w:rStyle w:val="Hyperlink"/>
             </w:rPr>
-            <w:t>ntact th</w:t>
-          </w:r>
-        </w:hyperlink>
-      </w:r>
-      <w:r>
-        <w:rPr>
-          <w:u w:val="single" w:color="0000ff"/>
-          <w:rFonts w:ascii="Charis SIL Regular" w:hAnsi="Charis SIL Regular" w:eastAsia="Charis SIL Regular"/>
-          <w:b w:val="0"/>
-          <w:i w:val="0"/>
-          <w:color w:val="000000"/>
-          <w:sz w:val="24"/>
+            <w:t xml:space="preserve">ct the </w:t>
+          </w:r>
+        </w:hyperlink>
+      </w:r>
+      <w:r>
+        <w:rPr>
+          <w:rFonts w:ascii="Charis SIL Regular" w:hAnsi="Charis SIL Regular" w:eastAsia="Charis SIL Regular"/>
+          <w:b w:val="0"/>
+          <w:i w:val="0"/>
+          <w:color w:val="0000FF"/>
+          <w:sz w:val="24"/>
+          <w:u w:val="single"/>
         </w:rPr>
         <w:hyperlink r:id="rId84" w:history="1">
           <w:r>
             <w:rPr>
               <w:rStyle w:val="Hyperlink"/>
             </w:rPr>
-            <w:t>e</w:t>
-          </w:r>
-        </w:hyperlink>
-      </w:r>
-      <w:r>
-        <w:rPr>
-          <w:rFonts w:ascii="Charis SIL Regular" w:hAnsi="Charis SIL Regular" w:eastAsia="Charis SIL Regular"/>
-          <w:b w:val="0"/>
-          <w:i w:val="0"/>
-          <w:color w:val="000000"/>
-          <w:sz w:val="24"/>
+            <w:t>Sa</w:t>
+          </w:r>
+        </w:hyperlink>
+      </w:r>
+      <w:r>
+        <w:rPr>
+          <w:rFonts w:ascii="Charis SIL Regular" w:hAnsi="Charis SIL Regular" w:eastAsia="Charis SIL Regular"/>
+          <w:b w:val="0"/>
+          <w:i w:val="0"/>
+          <w:color w:val="0000FF"/>
+          <w:sz w:val="24"/>
+          <w:u w:val="single"/>
+        </w:rPr>
+        <w:hyperlink r:id="rId84" w:history="1">
+          <w:r>
+            <w:rPr>
+              <w:rStyle w:val="Hyperlink"/>
+            </w:rPr>
+            <w:t>amaka</w:t>
+          </w:r>
+        </w:hyperlink>
+      </w:r>
+      <w:r>
+        <w:rPr>
+          <w:rFonts w:ascii="Charis SIL Regular" w:hAnsi="Charis SIL Regular" w:eastAsia="Charis SIL Regular"/>
+          <w:b w:val="0"/>
+          <w:i w:val="0"/>
+          <w:color w:val="0000FF"/>
+          <w:sz w:val="24"/>
+          <w:u w:val="single"/>
         </w:rPr>
         <w:t xml:space="preserve"> </w:t>
       </w:r>
@@ -10572,7 +10884,7 @@
             <w:rPr>
               <w:rStyle w:val="Hyperlink"/>
             </w:rPr>
-            <w:t>Saamak</w:t>
+            <w:t>M</w:t>
           </w:r>
         </w:hyperlink>
       </w:r>
@@ -10590,36 +10902,7 @@
             <w:rPr>
               <w:rStyle w:val="Hyperlink"/>
             </w:rPr>
-            <w:t>a</w:t>
-          </w:r>
-        </w:hyperlink>
-      </w:r>
-      <w:r>
-        <w:rPr>
-          <w:rFonts w:ascii="Charis SIL Regular" w:hAnsi="Charis SIL Regular" w:eastAsia="Charis SIL Regular"/>
-          <w:b w:val="0"/>
-          <w:i w:val="0"/>
-          <w:color w:val="0000FF"/>
-          <w:sz w:val="24"/>
-          <w:u w:val="single"/>
-        </w:rPr>
-        <w:t xml:space="preserve"> </w:t>
-      </w:r>
-      <w:r>
-        <w:rPr>
-          <w:rFonts w:ascii="Charis SIL Regular" w:hAnsi="Charis SIL Regular" w:eastAsia="Charis SIL Regular"/>
-          <w:b w:val="0"/>
-          <w:i w:val="0"/>
-          <w:color w:val="0000FF"/>
-          <w:sz w:val="24"/>
-          <w:u w:val="single"/>
-        </w:rPr>
-        <w:hyperlink r:id="rId85" w:history="1">
-          <w:r>
-            <w:rPr>
-              <w:rStyle w:val="Hyperlink"/>
-            </w:rPr>
-            <w:t>Museum</w:t>
+            <w:t>useum</w:t>
           </w:r>
         </w:hyperlink>
       </w:r>
@@ -11406,9 +11689,15 @@
           <w:i w:val="0"/>
           <w:color w:val="0000FF"/>
           <w:sz w:val="24"/>
-          <w:u w:val="single"/>
-        </w:rPr>
-        <w:t>l</w:t>
+        </w:rPr>
+        <w:hyperlink r:id="rId87" w:history="1">
+          <w:r>
+            <w:rPr>
+              <w:rStyle w:val="Hyperlink"/>
+            </w:rPr>
+            <w:t>l</w:t>
+          </w:r>
+        </w:hyperlink>
       </w:r>
       <w:r>
         <w:rPr>
@@ -11834,7 +12123,7 @@
           <w:sz w:val="24"/>
           <w:u w:val="single"/>
         </w:rPr>
-        <w:hyperlink r:id="rId88" w:history="1">
+        <w:hyperlink r:id="rId89" w:history="1">
           <w:r>
             <w:rPr>
               <w:rStyle w:val="Hyperlink"/>
@@ -11950,7 +12239,7 @@
           <w:sz w:val="24"/>
           <w:u w:val="single"/>
         </w:rPr>
-        <w:hyperlink r:id="rId89" w:history="1">
+        <w:hyperlink r:id="rId90" w:history="1">
           <w:r>
             <w:rPr>
               <w:rStyle w:val="Hyperlink"/>
@@ -11968,7 +12257,7 @@
           <w:sz w:val="24"/>
           <w:u w:val="single"/>
         </w:rPr>
-        <w:hyperlink r:id="rId89" w:history="1">
+        <w:hyperlink r:id="rId90" w:history="1">
           <w:r>
             <w:rPr>
               <w:rStyle w:val="Hyperlink"/>
@@ -11986,7 +12275,7 @@
           <w:sz w:val="24"/>
           <w:u w:val="single"/>
         </w:rPr>
-        <w:hyperlink r:id="rId89" w:history="1">
+        <w:hyperlink r:id="rId90" w:history="1">
           <w:r>
             <w:rPr>
               <w:rStyle w:val="Hyperlink"/>
@@ -12014,7 +12303,7 @@
           <w:sz w:val="24"/>
           <w:u w:val="single"/>
         </w:rPr>
-        <w:hyperlink r:id="rId90" w:history="1">
+        <w:hyperlink r:id="rId91" w:history="1">
           <w:r>
             <w:rPr>
               <w:rStyle w:val="Hyperlink"/>
@@ -12043,7 +12332,7 @@
           <w:sz w:val="24"/>
           <w:u w:val="single"/>
         </w:rPr>
-        <w:hyperlink r:id="rId90" w:history="1">
+        <w:hyperlink r:id="rId91" w:history="1">
           <w:r>
             <w:rPr>
               <w:rStyle w:val="Hyperlink"/>
@@ -12174,7 +12463,7 @@
           <w:sz w:val="24"/>
           <w:u w:val="single"/>
         </w:rPr>
-        <w:hyperlink r:id="rId91" w:history="1">
+        <w:hyperlink r:id="rId92" w:history="1">
           <w:r>
             <w:rPr>
               <w:rStyle w:val="Hyperlink"/>
@@ -12192,7 +12481,7 @@
           <w:sz w:val="24"/>
           <w:u w:val="single"/>
         </w:rPr>
-        <w:hyperlink r:id="rId91" w:history="1">
+        <w:hyperlink r:id="rId92" w:history="1">
           <w:r>
             <w:rPr>
               <w:rStyle w:val="Hyperlink"/>
@@ -12210,7 +12499,7 @@
           <w:sz w:val="24"/>
           <w:u w:val="single"/>
         </w:rPr>
-        <w:hyperlink r:id="rId91" w:history="1">
+        <w:hyperlink r:id="rId92" w:history="1">
           <w:r>
             <w:rPr>
               <w:rStyle w:val="Hyperlink"/>
@@ -12228,7 +12517,7 @@
           <w:sz w:val="24"/>
           <w:u w:val="single"/>
         </w:rPr>
-        <w:hyperlink r:id="rId91" w:history="1">
+        <w:hyperlink r:id="rId92" w:history="1">
           <w:r>
             <w:rPr>
               <w:rStyle w:val="Hyperlink"/>
@@ -12256,7 +12545,7 @@
           <w:sz w:val="24"/>
           <w:u w:val="single"/>
         </w:rPr>
-        <w:hyperlink r:id="rId91" w:history="1">
+        <w:hyperlink r:id="rId93" w:history="1">
           <w:r>
             <w:rPr>
               <w:rStyle w:val="Hyperlink"/>
@@ -12274,7 +12563,7 @@
           <w:sz w:val="24"/>
           <w:u w:val="single"/>
         </w:rPr>
-        <w:hyperlink r:id="rId91" w:history="1">
+        <w:hyperlink r:id="rId93" w:history="1">
           <w:r>
             <w:rPr>
               <w:rStyle w:val="Hyperlink"/>
@@ -12303,7 +12592,7 @@
           <w:sz w:val="24"/>
           <w:u w:val="single"/>
         </w:rPr>
-        <w:hyperlink r:id="rId92" w:history="1">
+        <w:hyperlink r:id="rId93" w:history="1">
           <w:r>
             <w:rPr>
               <w:rStyle w:val="Hyperlink"/>
@@ -12411,7 +12700,7 @@
           <w:sz w:val="24"/>
           <w:u w:val="single"/>
         </w:rPr>
-        <w:hyperlink r:id="rId93" w:history="1">
+        <w:hyperlink r:id="rId94" w:history="1">
           <w:r>
             <w:rPr>
               <w:rStyle w:val="Hyperlink"/>
@@ -12429,7 +12718,7 @@
           <w:sz w:val="24"/>
           <w:u w:val="single"/>
         </w:rPr>
-        <w:hyperlink r:id="rId93" w:history="1">
+        <w:hyperlink r:id="rId94" w:history="1">
           <w:r>
             <w:rPr>
               <w:rStyle w:val="Hyperlink"/>
@@ -12527,7 +12816,7 @@
           <w:sz w:val="24"/>
           <w:u w:val="single"/>
         </w:rPr>
-        <w:hyperlink r:id="rId94" w:history="1">
+        <w:hyperlink r:id="rId95" w:history="1">
           <w:r>
             <w:rPr>
               <w:rStyle w:val="Hyperlink"/>
@@ -12556,7 +12845,7 @@
           <w:sz w:val="24"/>
           <w:u w:val="single"/>
         </w:rPr>
-        <w:hyperlink r:id="rId94" w:history="1">
+        <w:hyperlink r:id="rId95" w:history="1">
           <w:r>
             <w:rPr>
               <w:rStyle w:val="Hyperlink"/>
@@ -12644,7 +12933,7 @@
           <w:sz w:val="24"/>
           <w:u w:val="single"/>
         </w:rPr>
-        <w:hyperlink r:id="rId95" w:history="1">
+        <w:hyperlink r:id="rId96" w:history="1">
           <w:r>
             <w:rPr>
               <w:rStyle w:val="Hyperlink"/>
@@ -12673,7 +12962,7 @@
           <w:sz w:val="24"/>
           <w:u w:val="single"/>
         </w:rPr>
-        <w:hyperlink r:id="rId95" w:history="1">
+        <w:hyperlink r:id="rId96" w:history="1">
           <w:r>
             <w:rPr>
               <w:rStyle w:val="Hyperlink"/>
@@ -12701,7 +12990,7 @@
           <w:sz w:val="24"/>
           <w:u w:val="single"/>
         </w:rPr>
-        <w:hyperlink r:id="rId96" w:history="1">
+        <w:hyperlink r:id="rId97" w:history="1">
           <w:r>
             <w:rPr>
               <w:rStyle w:val="Hyperlink"/>
@@ -12730,7 +13019,7 @@
           <w:sz w:val="24"/>
           <w:u w:val="single"/>
         </w:rPr>
-        <w:hyperlink r:id="rId96" w:history="1">
+        <w:hyperlink r:id="rId97" w:history="1">
           <w:r>
             <w:rPr>
               <w:rStyle w:val="Hyperlink"/>
@@ -12858,7 +13147,7 @@
           <w:sz w:val="24"/>
           <w:u w:val="single"/>
         </w:rPr>
-        <w:hyperlink r:id="rId97" w:history="1">
+        <w:hyperlink r:id="rId98" w:history="1">
           <w:r>
             <w:rPr>
               <w:rStyle w:val="Hyperlink"/>
@@ -12876,7 +13165,7 @@
           <w:sz w:val="24"/>
           <w:u w:val="single"/>
         </w:rPr>
-        <w:hyperlink r:id="rId97" w:history="1">
+        <w:hyperlink r:id="rId98" w:history="1">
           <w:r>
             <w:rPr>
               <w:rStyle w:val="Hyperlink"/>
@@ -12894,7 +13183,7 @@
           <w:sz w:val="24"/>
           <w:u w:val="single"/>
         </w:rPr>
-        <w:hyperlink r:id="rId97" w:history="1">
+        <w:hyperlink r:id="rId98" w:history="1">
           <w:r>
             <w:rPr>
               <w:rStyle w:val="Hyperlink"/>
@@ -13010,7 +13299,7 @@
           <w:sz w:val="24"/>
           <w:u w:val="single"/>
         </w:rPr>
-        <w:hyperlink r:id="rId98" w:history="1">
+        <w:hyperlink r:id="rId99" w:history="1">
           <w:r>
             <w:rPr>
               <w:rStyle w:val="Hyperlink"/>
@@ -13039,7 +13328,7 @@
           <w:sz w:val="24"/>
           <w:u w:val="single"/>
         </w:rPr>
-        <w:hyperlink r:id="rId98" w:history="1">
+        <w:hyperlink r:id="rId99" w:history="1">
           <w:r>
             <w:rPr>
               <w:rStyle w:val="Hyperlink"/>
@@ -13067,7 +13356,7 @@
           <w:sz w:val="24"/>
           <w:u w:val="single"/>
         </w:rPr>
-        <w:hyperlink r:id="rId99" w:history="1">
+        <w:hyperlink r:id="rId100" w:history="1">
           <w:r>
             <w:rPr>
               <w:rStyle w:val="Hyperlink"/>
@@ -13096,7 +13385,7 @@
           <w:sz w:val="24"/>
           <w:u w:val="single"/>
         </w:rPr>
-        <w:hyperlink r:id="rId99" w:history="1">
+        <w:hyperlink r:id="rId100" w:history="1">
           <w:r>
             <w:rPr>
               <w:rStyle w:val="Hyperlink"/>
@@ -13208,7 +13497,7 @@
           <w:color w:val="0000FF"/>
           <w:sz w:val="24"/>
         </w:rPr>
-        <w:hyperlink r:id="rId100" w:history="1">
+        <w:hyperlink r:id="rId101" w:history="1">
           <w:r>
             <w:rPr>
               <w:rStyle w:val="Hyperlink"/>
@@ -13225,7 +13514,7 @@
           <w:color w:val="0000FF"/>
           <w:sz w:val="24"/>
         </w:rPr>
-        <w:hyperlink r:id="rId100" w:history="1">
+        <w:hyperlink r:id="rId101" w:history="1">
           <w:r>
             <w:rPr>
               <w:rStyle w:val="Hyperlink"/>
@@ -13242,7 +13531,7 @@
           <w:color w:val="0000FF"/>
           <w:sz w:val="24"/>
         </w:rPr>
-        <w:hyperlink r:id="rId100" w:history="1">
+        <w:hyperlink r:id="rId101" w:history="1">
           <w:r>
             <w:rPr>
               <w:rStyle w:val="Hyperlink"/>
@@ -13259,7 +13548,7 @@
           <w:color w:val="0000FF"/>
           <w:sz w:val="24"/>
         </w:rPr>
-        <w:hyperlink r:id="rId100" w:history="1">
+        <w:hyperlink r:id="rId101" w:history="1">
           <w:r>
             <w:rPr>
               <w:rStyle w:val="Hyperlink"/>
@@ -13276,7 +13565,7 @@
           <w:color w:val="0000FF"/>
           <w:sz w:val="24"/>
         </w:rPr>
-        <w:hyperlink r:id="rId100" w:history="1">
+        <w:hyperlink r:id="rId101" w:history="1">
           <w:r>
             <w:rPr>
               <w:rStyle w:val="Hyperlink"/>
@@ -13378,7 +13667,7 @@
           <w:color w:val="0000FF"/>
           <w:sz w:val="24"/>
         </w:rPr>
-        <w:hyperlink r:id="rId101" w:history="1">
+        <w:hyperlink r:id="rId102" w:history="1">
           <w:r>
             <w:rPr>
               <w:rStyle w:val="Hyperlink"/>
@@ -13395,7 +13684,7 @@
           <w:color w:val="0000FF"/>
           <w:sz w:val="24"/>
         </w:rPr>
-        <w:hyperlink r:id="rId101" w:history="1">
+        <w:hyperlink r:id="rId102" w:history="1">
           <w:r>
             <w:rPr>
               <w:rStyle w:val="Hyperlink"/>
@@ -13412,7 +13701,7 @@
           <w:color w:val="0000FF"/>
           <w:sz w:val="24"/>
         </w:rPr>
-        <w:hyperlink r:id="rId101" w:history="1">
+        <w:hyperlink r:id="rId102" w:history="1">
           <w:r>
             <w:rPr>
               <w:rStyle w:val="Hyperlink"/>
@@ -13429,7 +13718,7 @@
           <w:color w:val="0000FF"/>
           <w:sz w:val="24"/>
         </w:rPr>
-        <w:hyperlink r:id="rId101" w:history="1">
+        <w:hyperlink r:id="rId102" w:history="1">
           <w:r>
             <w:rPr>
               <w:rStyle w:val="Hyperlink"/>
@@ -13446,7 +13735,7 @@
           <w:color w:val="0000FF"/>
           <w:sz w:val="24"/>
         </w:rPr>
-        <w:hyperlink r:id="rId101" w:history="1">
+        <w:hyperlink r:id="rId102" w:history="1">
           <w:r>
             <w:rPr>
               <w:rStyle w:val="Hyperlink"/>
@@ -13544,7 +13833,7 @@
           <w:color w:val="0000FF"/>
           <w:sz w:val="24"/>
         </w:rPr>
-        <w:hyperlink r:id="rId102" w:history="1">
+        <w:hyperlink r:id="rId103" w:history="1">
           <w:r>
             <w:rPr>
               <w:rStyle w:val="Hyperlink"/>
@@ -13561,7 +13850,7 @@
           <w:color w:val="0000FF"/>
           <w:sz w:val="24"/>
         </w:rPr>
-        <w:hyperlink r:id="rId102" w:history="1">
+        <w:hyperlink r:id="rId103" w:history="1">
           <w:r>
             <w:rPr>
               <w:rStyle w:val="Hyperlink"/>
@@ -13578,7 +13867,7 @@
           <w:color w:val="0000FF"/>
           <w:sz w:val="24"/>
         </w:rPr>
-        <w:hyperlink r:id="rId102" w:history="1">
+        <w:hyperlink r:id="rId103" w:history="1">
           <w:r>
             <w:rPr>
               <w:rStyle w:val="Hyperlink"/>
@@ -13595,7 +13884,7 @@
           <w:color w:val="0000FF"/>
           <w:sz w:val="24"/>
         </w:rPr>
-        <w:hyperlink r:id="rId102" w:history="1">
+        <w:hyperlink r:id="rId103" w:history="1">
           <w:r>
             <w:rPr>
               <w:rStyle w:val="Hyperlink"/>
@@ -13612,7 +13901,7 @@
           <w:color w:val="0000FF"/>
           <w:sz w:val="24"/>
         </w:rPr>
-        <w:hyperlink r:id="rId102" w:history="1">
+        <w:hyperlink r:id="rId103" w:history="1">
           <w:r>
             <w:rPr>
               <w:rStyle w:val="Hyperlink"/>
@@ -13721,7 +14010,7 @@
           <w:color w:val="0000FF"/>
           <w:sz w:val="24"/>
         </w:rPr>
-        <w:hyperlink r:id="rId103" w:history="1">
+        <w:hyperlink r:id="rId104" w:history="1">
           <w:r>
             <w:rPr>
               <w:rStyle w:val="Hyperlink"/>
@@ -13738,7 +14027,7 @@
           <w:color w:val="0000FF"/>
           <w:sz w:val="24"/>
         </w:rPr>
-        <w:hyperlink r:id="rId103" w:history="1">
+        <w:hyperlink r:id="rId104" w:history="1">
           <w:r>
             <w:rPr>
               <w:rStyle w:val="Hyperlink"/>
@@ -13755,7 +14044,7 @@
           <w:color w:val="0000FF"/>
           <w:sz w:val="24"/>
         </w:rPr>
-        <w:hyperlink r:id="rId103" w:history="1">
+        <w:hyperlink r:id="rId104" w:history="1">
           <w:r>
             <w:rPr>
               <w:rStyle w:val="Hyperlink"/>
@@ -13772,7 +14061,7 @@
           <w:color w:val="0000FF"/>
           <w:sz w:val="24"/>
         </w:rPr>
-        <w:hyperlink r:id="rId103" w:history="1">
+        <w:hyperlink r:id="rId104" w:history="1">
           <w:r>
             <w:rPr>
               <w:rStyle w:val="Hyperlink"/>
@@ -13789,7 +14078,7 @@
           <w:color w:val="0000FF"/>
           <w:sz w:val="24"/>
         </w:rPr>
-        <w:hyperlink r:id="rId103" w:history="1">
+        <w:hyperlink r:id="rId104" w:history="1">
           <w:r>
             <w:rPr>
               <w:rStyle w:val="Hyperlink"/>
@@ -13912,7 +14201,7 @@
           <w:sz w:val="24"/>
           <w:u w:val="single"/>
         </w:rPr>
-        <w:hyperlink r:id="rId104" w:history="1">
+        <w:hyperlink r:id="rId105" w:history="1">
           <w:r>
             <w:rPr>
               <w:rStyle w:val="Hyperlink"/>
@@ -13941,7 +14230,7 @@
           <w:sz w:val="24"/>
           <w:u w:val="single"/>
         </w:rPr>
-        <w:hyperlink r:id="rId104" w:history="1">
+        <w:hyperlink r:id="rId105" w:history="1">
           <w:r>
             <w:rPr>
               <w:rStyle w:val="Hyperlink"/>
@@ -14050,7 +14339,7 @@
           <w:color w:val="0000FF"/>
           <w:sz w:val="24"/>
         </w:rPr>
-        <w:hyperlink r:id="rId105" w:history="1">
+        <w:hyperlink r:id="rId106" w:history="1">
           <w:r>
             <w:rPr>
               <w:rStyle w:val="Hyperlink"/>
@@ -14067,7 +14356,7 @@
           <w:color w:val="0000FF"/>
           <w:sz w:val="24"/>
         </w:rPr>
-        <w:hyperlink r:id="rId105" w:history="1">
+        <w:hyperlink r:id="rId106" w:history="1">
           <w:r>
             <w:rPr>
               <w:rStyle w:val="Hyperlink"/>
@@ -14084,7 +14373,7 @@
           <w:color w:val="0000FF"/>
           <w:sz w:val="24"/>
         </w:rPr>
-        <w:hyperlink r:id="rId105" w:history="1">
+        <w:hyperlink r:id="rId106" w:history="1">
           <w:r>
             <w:rPr>
               <w:rStyle w:val="Hyperlink"/>
@@ -14101,7 +14390,7 @@
           <w:color w:val="0000FF"/>
           <w:sz w:val="24"/>
         </w:rPr>
-        <w:hyperlink r:id="rId105" w:history="1">
+        <w:hyperlink r:id="rId106" w:history="1">
           <w:r>
             <w:rPr>
               <w:rStyle w:val="Hyperlink"/>
@@ -14118,7 +14407,7 @@
           <w:color w:val="0000FF"/>
           <w:sz w:val="24"/>
         </w:rPr>
-        <w:hyperlink r:id="rId105" w:history="1">
+        <w:hyperlink r:id="rId106" w:history="1">
           <w:r>
             <w:rPr>
               <w:rStyle w:val="Hyperlink"/>
@@ -14135,7 +14424,7 @@
           <w:color w:val="0000FF"/>
           <w:sz w:val="24"/>
         </w:rPr>
-        <w:hyperlink r:id="rId105" w:history="1">
+        <w:hyperlink r:id="rId106" w:history="1">
           <w:r>
             <w:rPr>
               <w:rStyle w:val="Hyperlink"/>
@@ -14152,7 +14441,7 @@
           <w:color w:val="0000FF"/>
           <w:sz w:val="24"/>
         </w:rPr>
-        <w:hyperlink r:id="rId105" w:history="1">
+        <w:hyperlink r:id="rId106" w:history="1">
           <w:r>
             <w:rPr>
               <w:rStyle w:val="Hyperlink"/>
@@ -14170,7 +14459,7 @@
           <w:sz w:val="24"/>
           <w:u w:val="single"/>
         </w:rPr>
-        <w:hyperlink r:id="rId105" w:history="1">
+        <w:hyperlink r:id="rId106" w:history="1">
           <w:r>
             <w:rPr>
               <w:rStyle w:val="Hyperlink"/>
@@ -14188,7 +14477,7 @@
           <w:sz w:val="24"/>
           <w:u w:val="single"/>
         </w:rPr>
-        <w:hyperlink r:id="rId105" w:history="1">
+        <w:hyperlink r:id="rId106" w:history="1">
           <w:r>
             <w:rPr>
               <w:rStyle w:val="Hyperlink"/>
@@ -14206,7 +14495,7 @@
           <w:sz w:val="24"/>
           <w:u w:val="single"/>
         </w:rPr>
-        <w:hyperlink r:id="rId105" w:history="1">
+        <w:hyperlink r:id="rId106" w:history="1">
           <w:r>
             <w:rPr>
               <w:rStyle w:val="Hyperlink"/>
@@ -14224,7 +14513,7 @@
           <w:sz w:val="24"/>
           <w:u w:val="single"/>
         </w:rPr>
-        <w:hyperlink r:id="rId105" w:history="1">
+        <w:hyperlink r:id="rId106" w:history="1">
           <w:r>
             <w:rPr>
               <w:rStyle w:val="Hyperlink"/>
@@ -14242,7 +14531,7 @@
           <w:sz w:val="24"/>
           <w:u w:val="single"/>
         </w:rPr>
-        <w:hyperlink r:id="rId105" w:history="1">
+        <w:hyperlink r:id="rId106" w:history="1">
           <w:r>
             <w:rPr>
               <w:rStyle w:val="Hyperlink"/>
@@ -14260,7 +14549,7 @@
           <w:sz w:val="24"/>
           <w:u w:val="single"/>
         </w:rPr>
-        <w:hyperlink r:id="rId105" w:history="1">
+        <w:hyperlink r:id="rId106" w:history="1">
           <w:r>
             <w:rPr>
               <w:rStyle w:val="Hyperlink"/>
@@ -14278,7 +14567,7 @@
           <w:sz w:val="24"/>
           <w:u w:val="single"/>
         </w:rPr>
-        <w:hyperlink r:id="rId105" w:history="1">
+        <w:hyperlink r:id="rId106" w:history="1">
           <w:r>
             <w:rPr>
               <w:rStyle w:val="Hyperlink"/>
@@ -14296,7 +14585,7 @@
           <w:sz w:val="24"/>
           <w:u w:val="single"/>
         </w:rPr>
-        <w:hyperlink r:id="rId105" w:history="1">
+        <w:hyperlink r:id="rId106" w:history="1">
           <w:r>
             <w:rPr>
               <w:rStyle w:val="Hyperlink"/>
@@ -14314,7 +14603,7 @@
           <w:sz w:val="24"/>
           <w:u w:val="single"/>
         </w:rPr>
-        <w:hyperlink r:id="rId105" w:history="1">
+        <w:hyperlink r:id="rId106" w:history="1">
           <w:r>
             <w:rPr>
               <w:rStyle w:val="Hyperlink"/>
@@ -14330,8 +14619,9 @@
           <w:i w:val="0"/>
           <w:color w:val="0000FF"/>
           <w:sz w:val="24"/>
-        </w:rPr>
-        <w:hyperlink r:id="rId105" w:history="1">
+          <w:u w:val="single"/>
+        </w:rPr>
+        <w:hyperlink r:id="rId106" w:history="1">
           <w:r>
             <w:rPr>
               <w:rStyle w:val="Hyperlink"/>

--- a/EXPORTS/DOCX/published/niveau2/English/Suriname.docx
+++ b/EXPORTS/DOCX/published/niveau2/English/Suriname.docx
@@ -967,7 +967,24 @@
           <w:color w:val="000000"/>
           <w:sz w:val="24"/>
         </w:rPr>
-        <w:t>binet of C</w:t>
+        <w:hyperlink r:id="rId11" w:history="1">
+          <w:r>
+            <w:rPr>
+              <w:rStyle w:val="Hyperlink"/>
+            </w:rPr>
+            <w:t xml:space="preserve">binet of </w:t>
+          </w:r>
+        </w:hyperlink>
+      </w:r>
+      <w:r>
+        <w:rPr>
+          <w:rFonts w:ascii="Charis SIL Regular" w:hAnsi="Charis SIL Regular" w:eastAsia="Charis SIL Regular"/>
+          <w:b w:val="0"/>
+          <w:i w:val="0"/>
+          <w:color w:val="000000"/>
+          <w:sz w:val="24"/>
+        </w:rPr>
+        <w:t>C</w:t>
       </w:r>
       <w:r>
         <w:rPr>
@@ -1500,7 +1517,7 @@
           <w:sz w:val="24"/>
           <w:u w:val="single"/>
         </w:rPr>
-        <w:hyperlink r:id="rId16" w:history="1">
+        <w:hyperlink r:id="rId13" w:history="1">
           <w:r>
             <w:rPr>
               <w:rStyle w:val="Hyperlink"/>
@@ -1516,27 +1533,19 @@
           <w:i w:val="0"/>
           <w:color w:val="0000FF"/>
           <w:sz w:val="24"/>
+        </w:rPr>
+        <w:t>m</w:t>
+      </w:r>
+      <w:r>
+        <w:rPr>
+          <w:rFonts w:ascii="Charis SIL Regular" w:hAnsi="Charis SIL Regular" w:eastAsia="Charis SIL Regular"/>
+          <w:b w:val="0"/>
+          <w:i w:val="0"/>
+          <w:color w:val="0000FF"/>
+          <w:sz w:val="24"/>
           <w:u w:val="single"/>
         </w:rPr>
-        <w:hyperlink r:id="rId16" w:history="1">
-          <w:r>
-            <w:rPr>
-              <w:rStyle w:val="Hyperlink"/>
-            </w:rPr>
-            <w:t>m</w:t>
-          </w:r>
-        </w:hyperlink>
-      </w:r>
-      <w:r>
-        <w:rPr>
-          <w:rFonts w:ascii="Charis SIL Regular" w:hAnsi="Charis SIL Regular" w:eastAsia="Charis SIL Regular"/>
-          <w:b w:val="0"/>
-          <w:i w:val="0"/>
-          <w:color w:val="0000FF"/>
-          <w:sz w:val="24"/>
-          <w:u w:val="single"/>
-        </w:rPr>
-        <w:hyperlink r:id="rId16" w:history="1">
+        <w:hyperlink r:id="rId13" w:history="1">
           <w:r>
             <w:rPr>
               <w:rStyle w:val="Hyperlink"/>
@@ -3453,12 +3462,23 @@
           <w:color w:val="000000"/>
           <w:sz w:val="24"/>
         </w:rPr>
+        <w:t xml:space="preserve">r </w:t>
+      </w:r>
+      <w:r>
+        <w:rPr>
+          <w:rFonts w:ascii="Charis SIL Regular" w:hAnsi="Charis SIL Regular" w:eastAsia="Charis SIL Regular"/>
+          <w:b w:val="0"/>
+          <w:i w:val="0"/>
+          <w:color w:val="0000FF"/>
+          <w:sz w:val="24"/>
+          <w:u w:val="single"/>
+        </w:rPr>
         <w:hyperlink r:id="rId26" w:history="1">
           <w:r>
             <w:rPr>
               <w:rStyle w:val="Hyperlink"/>
             </w:rPr>
-            <w:t xml:space="preserve">r </w:t>
+            <w:t>Assuee</w:t>
           </w:r>
         </w:hyperlink>
       </w:r>
@@ -3471,12 +3491,12 @@
           <w:sz w:val="24"/>
           <w:u w:val="single"/>
         </w:rPr>
-        <w:hyperlink r:id="rId26" w:history="1">
-          <w:r>
-            <w:rPr>
-              <w:rStyle w:val="Hyperlink"/>
-            </w:rPr>
-            <w:t>Assuee</w:t>
+        <w:hyperlink r:id="rId28" w:history="1">
+          <w:r>
+            <w:rPr>
+              <w:rStyle w:val="Hyperlink"/>
+            </w:rPr>
+            <w:t>r</w:t>
           </w:r>
         </w:hyperlink>
       </w:r>
@@ -3489,12 +3509,23 @@
           <w:sz w:val="24"/>
           <w:u w:val="single"/>
         </w:rPr>
+        <w:t xml:space="preserve"> </w:t>
+      </w:r>
+      <w:r>
+        <w:rPr>
+          <w:rFonts w:ascii="Charis SIL Regular" w:hAnsi="Charis SIL Regular" w:eastAsia="Charis SIL Regular"/>
+          <w:b w:val="0"/>
+          <w:i w:val="0"/>
+          <w:color w:val="0000FF"/>
+          <w:sz w:val="24"/>
+          <w:u w:val="single"/>
+        </w:rPr>
         <w:hyperlink r:id="rId28" w:history="1">
           <w:r>
             <w:rPr>
               <w:rStyle w:val="Hyperlink"/>
             </w:rPr>
-            <w:t>r</w:t>
+            <w:t>Jacob</w:t>
           </w:r>
         </w:hyperlink>
       </w:r>
@@ -3523,7 +3554,7 @@
             <w:rPr>
               <w:rStyle w:val="Hyperlink"/>
             </w:rPr>
-            <w:t>Jacob</w:t>
+            <w:t xml:space="preserve">Schimmelpenninck </w:t>
           </w:r>
         </w:hyperlink>
       </w:r>
@@ -3536,6 +3567,24 @@
           <w:sz w:val="24"/>
           <w:u w:val="single"/>
         </w:rPr>
+        <w:hyperlink r:id="rId27" w:history="1">
+          <w:r>
+            <w:rPr>
+              <w:rStyle w:val="Hyperlink"/>
+            </w:rPr>
+            <w:t>van</w:t>
+          </w:r>
+        </w:hyperlink>
+      </w:r>
+      <w:r>
+        <w:rPr>
+          <w:rFonts w:ascii="Charis SIL Regular" w:hAnsi="Charis SIL Regular" w:eastAsia="Charis SIL Regular"/>
+          <w:b w:val="0"/>
+          <w:i w:val="0"/>
+          <w:color w:val="0000FF"/>
+          <w:sz w:val="24"/>
+          <w:u w:val="single"/>
+        </w:rPr>
         <w:t xml:space="preserve"> </w:t>
       </w:r>
       <w:r>
@@ -3547,12 +3596,12 @@
           <w:sz w:val="24"/>
           <w:u w:val="single"/>
         </w:rPr>
-        <w:hyperlink r:id="rId28" w:history="1">
-          <w:r>
-            <w:rPr>
-              <w:rStyle w:val="Hyperlink"/>
-            </w:rPr>
-            <w:t xml:space="preserve">Schimmelpenninck </w:t>
+        <w:hyperlink r:id="rId27" w:history="1">
+          <w:r>
+            <w:rPr>
+              <w:rStyle w:val="Hyperlink"/>
+            </w:rPr>
+            <w:t>der</w:t>
           </w:r>
         </w:hyperlink>
       </w:r>
@@ -3565,14 +3614,7 @@
           <w:sz w:val="24"/>
           <w:u w:val="single"/>
         </w:rPr>
-        <w:hyperlink r:id="rId28" w:history="1">
-          <w:r>
-            <w:rPr>
-              <w:rStyle w:val="Hyperlink"/>
-            </w:rPr>
-            <w:t>van</w:t>
-          </w:r>
-        </w:hyperlink>
+        <w:t xml:space="preserve"> </w:t>
       </w:r>
       <w:r>
         <w:rPr>
@@ -3583,47 +3625,7 @@
           <w:sz w:val="24"/>
           <w:u w:val="single"/>
         </w:rPr>
-        <w:t xml:space="preserve"> </w:t>
-      </w:r>
-      <w:r>
-        <w:rPr>
-          <w:rFonts w:ascii="Charis SIL Regular" w:hAnsi="Charis SIL Regular" w:eastAsia="Charis SIL Regular"/>
-          <w:b w:val="0"/>
-          <w:i w:val="0"/>
-          <w:color w:val="0000FF"/>
-          <w:sz w:val="24"/>
-          <w:u w:val="single"/>
-        </w:rPr>
-        <w:hyperlink r:id="rId28" w:history="1">
-          <w:r>
-            <w:rPr>
-              <w:rStyle w:val="Hyperlink"/>
-            </w:rPr>
-            <w:t>der</w:t>
-          </w:r>
-        </w:hyperlink>
-      </w:r>
-      <w:r>
-        <w:rPr>
-          <w:rFonts w:ascii="Charis SIL Regular" w:hAnsi="Charis SIL Regular" w:eastAsia="Charis SIL Regular"/>
-          <w:b w:val="0"/>
-          <w:i w:val="0"/>
-          <w:color w:val="0000FF"/>
-          <w:sz w:val="24"/>
-          <w:u w:val="single"/>
-        </w:rPr>
-        <w:t xml:space="preserve"> </w:t>
-      </w:r>
-      <w:r>
-        <w:rPr>
-          <w:rFonts w:ascii="Charis SIL Regular" w:hAnsi="Charis SIL Regular" w:eastAsia="Charis SIL Regular"/>
-          <w:b w:val="0"/>
-          <w:i w:val="0"/>
-          <w:color w:val="0000FF"/>
-          <w:sz w:val="24"/>
-          <w:u w:val="single"/>
-        </w:rPr>
-        <w:hyperlink r:id="rId28" w:history="1">
+        <w:hyperlink r:id="rId27" w:history="1">
           <w:r>
             <w:rPr>
               <w:rStyle w:val="Hyperlink"/>
@@ -4591,6 +4593,7 @@
           <w:i w:val="0"/>
           <w:color w:val="0000FF"/>
           <w:sz w:val="24"/>
+          <w:u w:val="single"/>
         </w:rPr>
         <w:t>donated</w:t>
       </w:r>
@@ -4654,6 +4657,7 @@
       </w:r>
       <w:r>
         <w:rPr>
+          <w:u w:val="single" w:color="0000ff"/>
           <w:rFonts w:ascii="Charis SIL Regular" w:hAnsi="Charis SIL Regular" w:eastAsia="Charis SIL Regular"/>
           <w:b w:val="0"/>
           <w:i w:val="0"/>
@@ -6113,7 +6117,7 @@
           <w:color w:val="000000"/>
           <w:sz w:val="24"/>
         </w:rPr>
-        <w:t xml:space="preserve"> during his posting in Albina between 1893 and 1896. This </w:t>
+        <w:t xml:space="preserve"> during his posting in Albina between 1893 and 1896. This collec</w:t>
       </w:r>
       <w:r>
         <w:rPr>
@@ -6129,7 +6133,7 @@
             <w:rPr>
               <w:rStyle w:val="Hyperlink"/>
             </w:rPr>
-            <w:t>collec</w:t>
+            <w:t>tion is no</w:t>
           </w:r>
         </w:hyperlink>
       </w:r>
@@ -6147,9 +6151,36 @@
             <w:rPr>
               <w:rStyle w:val="Hyperlink"/>
             </w:rPr>
-            <w:t>tion is no</w:t>
-          </w:r>
-        </w:hyperlink>
+            <w:t>w p</w:t>
+          </w:r>
+        </w:hyperlink>
+      </w:r>
+      <w:r>
+        <w:rPr>
+          <w:rFonts w:ascii="Charis SIL Regular" w:hAnsi="Charis SIL Regular" w:eastAsia="Charis SIL Regular"/>
+          <w:b w:val="0"/>
+          <w:i w:val="0"/>
+          <w:color w:val="000000"/>
+          <w:sz w:val="24"/>
+        </w:rPr>
+        <w:hyperlink r:id="rId47" w:history="1">
+          <w:r>
+            <w:rPr>
+              <w:rStyle w:val="Hyperlink"/>
+            </w:rPr>
+            <w:t>a</w:t>
+          </w:r>
+        </w:hyperlink>
+      </w:r>
+      <w:r>
+        <w:rPr>
+          <w:rFonts w:ascii="Charis SIL Regular" w:hAnsi="Charis SIL Regular" w:eastAsia="Charis SIL Regular"/>
+          <w:b w:val="0"/>
+          <w:i w:val="0"/>
+          <w:color w:val="000000"/>
+          <w:sz w:val="24"/>
+        </w:rPr>
+        <w:t xml:space="preserve">rt of </w:t>
       </w:r>
       <w:r>
         <w:rPr>
@@ -6165,47 +6196,9 @@
             <w:rPr>
               <w:rStyle w:val="Hyperlink"/>
             </w:rPr>
-            <w:t>w p</w:t>
-          </w:r>
-        </w:hyperlink>
-      </w:r>
-      <w:r>
-        <w:rPr>
-          <w:rFonts w:ascii="Charis SIL Regular" w:hAnsi="Charis SIL Regular" w:eastAsia="Charis SIL Regular"/>
-          <w:b w:val="0"/>
-          <w:i w:val="0"/>
-          <w:color w:val="000000"/>
-          <w:sz w:val="24"/>
-        </w:rPr>
-        <w:hyperlink r:id="rId47" w:history="1">
-          <w:r>
-            <w:rPr>
-              <w:rStyle w:val="Hyperlink"/>
-            </w:rPr>
-            <w:t>a</w:t>
-          </w:r>
-        </w:hyperlink>
-      </w:r>
-      <w:r>
-        <w:rPr>
-          <w:rFonts w:ascii="Charis SIL Regular" w:hAnsi="Charis SIL Regular" w:eastAsia="Charis SIL Regular"/>
-          <w:b w:val="0"/>
-          <w:i w:val="0"/>
-          <w:color w:val="000000"/>
-          <w:sz w:val="24"/>
-        </w:rPr>
-        <w:t xml:space="preserve">rt of </w:t>
-      </w:r>
-      <w:r>
-        <w:rPr>
-          <w:u w:val="single" w:color="0000ff"/>
-          <w:rFonts w:ascii="Charis SIL Regular" w:hAnsi="Charis SIL Regular" w:eastAsia="Charis SIL Regular"/>
-          <w:b w:val="0"/>
-          <w:i w:val="0"/>
-          <w:color w:val="000000"/>
-          <w:sz w:val="24"/>
-        </w:rPr>
-        <w:t xml:space="preserve">the </w:t>
+            <w:t xml:space="preserve">the </w:t>
+          </w:r>
+        </w:hyperlink>
       </w:r>
       <w:r>
         <w:rPr>
@@ -6327,29 +6320,148 @@
           <w:i w:val="0"/>
           <w:color w:val="0000FF"/>
           <w:sz w:val="24"/>
+        </w:rPr>
+        <w:hyperlink r:id="rId49" w:history="1">
+          <w:r>
+            <w:rPr>
+              <w:rStyle w:val="Hyperlink"/>
+            </w:rPr>
+            <w:t>o</w:t>
+          </w:r>
+        </w:hyperlink>
+      </w:r>
+      <w:r>
+        <w:rPr>
+          <w:rFonts w:ascii="Charis SIL Regular" w:hAnsi="Charis SIL Regular" w:eastAsia="Charis SIL Regular"/>
+          <w:b w:val="0"/>
+          <w:i w:val="0"/>
+          <w:color w:val="0000FF"/>
+          <w:sz w:val="24"/>
+        </w:rPr>
+        <w:t>y</w:t>
+      </w:r>
+      <w:r>
+        <w:rPr>
+          <w:rFonts w:ascii="Charis SIL Regular" w:hAnsi="Charis SIL Regular" w:eastAsia="Charis SIL Regular"/>
+          <w:b w:val="0"/>
+          <w:i w:val="0"/>
+          <w:color w:val="000000"/>
+          <w:sz w:val="24"/>
+        </w:rPr>
+        <w:t xml:space="preserve">, director of the </w:t>
+      </w:r>
+      <w:r>
+        <w:rPr>
+          <w:rFonts w:ascii="Charis SIL Italic" w:hAnsi="Charis SIL Italic" w:eastAsia="Charis SIL Italic"/>
+          <w:b w:val="0"/>
+          <w:i/>
+          <w:color w:val="000000"/>
+          <w:sz w:val="24"/>
+        </w:rPr>
+        <w:t>Compagnie des mines d'or de la Guyane hollandaise</w:t>
+      </w:r>
+      <w:r>
+        <w:rPr>
+          <w:rFonts w:ascii="Charis SIL Regular" w:hAnsi="Charis SIL Regular" w:eastAsia="Charis SIL Regular"/>
+          <w:b w:val="0"/>
+          <w:i w:val="0"/>
+          <w:color w:val="000000"/>
+          <w:sz w:val="24"/>
+        </w:rPr>
+        <w:t xml:space="preserve">, </w:t>
+      </w:r>
+      <w:r>
+        <w:rPr>
+          <w:rFonts w:ascii="Charis SIL Regular" w:hAnsi="Charis SIL Regular" w:eastAsia="Charis SIL Regular"/>
+          <w:b w:val="0"/>
+          <w:i w:val="0"/>
+          <w:color w:val="0000FF"/>
+          <w:sz w:val="24"/>
           <w:u w:val="single"/>
         </w:rPr>
-        <w:t>o</w:t>
-      </w:r>
-      <w:r>
-        <w:rPr>
-          <w:rFonts w:ascii="Charis SIL Regular" w:hAnsi="Charis SIL Regular" w:eastAsia="Charis SIL Regular"/>
-          <w:b w:val="0"/>
-          <w:i w:val="0"/>
-          <w:color w:val="0000FF"/>
-          <w:sz w:val="24"/>
-        </w:rPr>
-        <w:t>y</w:t>
-      </w:r>
-      <w:r>
-        <w:rPr>
-          <w:rFonts w:ascii="Charis SIL Regular" w:hAnsi="Charis SIL Regular" w:eastAsia="Charis SIL Regular"/>
-          <w:b w:val="0"/>
-          <w:i w:val="0"/>
-          <w:color w:val="000000"/>
-          <w:sz w:val="24"/>
-        </w:rPr>
-        <w:t xml:space="preserve">, director of the </w:t>
+        <w:hyperlink r:id="rId50" w:history="1">
+          <w:r>
+            <w:rPr>
+              <w:rStyle w:val="Hyperlink"/>
+            </w:rPr>
+            <w:t>donated</w:t>
+          </w:r>
+        </w:hyperlink>
+      </w:r>
+      <w:r>
+        <w:rPr>
+          <w:u w:val="single" w:color="0000ff"/>
+          <w:rFonts w:ascii="Charis SIL Regular" w:hAnsi="Charis SIL Regular" w:eastAsia="Charis SIL Regular"/>
+          <w:b w:val="0"/>
+          <w:i w:val="0"/>
+          <w:color w:val="000000"/>
+          <w:sz w:val="24"/>
+        </w:rPr>
+        <w:t xml:space="preserve"> </w:t>
+      </w:r>
+      <w:r>
+        <w:rPr>
+          <w:u w:val="single" w:color="0000ff"/>
+          <w:rFonts w:ascii="Charis SIL Regular" w:hAnsi="Charis SIL Regular" w:eastAsia="Charis SIL Regular"/>
+          <w:b w:val="0"/>
+          <w:i w:val="0"/>
+          <w:color w:val="000000"/>
+          <w:sz w:val="24"/>
+        </w:rPr>
+        <w:hyperlink r:id="rId49" w:history="1">
+          <w:r>
+            <w:rPr>
+              <w:rStyle w:val="Hyperlink"/>
+            </w:rPr>
+            <w:t xml:space="preserve">a large </w:t>
+          </w:r>
+        </w:hyperlink>
+      </w:r>
+      <w:r>
+        <w:rPr>
+          <w:u w:val="single" w:color="0000ff"/>
+          <w:rFonts w:ascii="Charis SIL Regular" w:hAnsi="Charis SIL Regular" w:eastAsia="Charis SIL Regular"/>
+          <w:b w:val="0"/>
+          <w:i w:val="0"/>
+          <w:color w:val="000000"/>
+          <w:sz w:val="24"/>
+        </w:rPr>
+        <w:hyperlink r:id="rId49" w:history="1">
+          <w:r>
+            <w:rPr>
+              <w:rStyle w:val="Hyperlink"/>
+            </w:rPr>
+            <w:t>c</w:t>
+          </w:r>
+        </w:hyperlink>
+      </w:r>
+      <w:r>
+        <w:rPr>
+          <w:u w:val="single" w:color="0000ff"/>
+          <w:rFonts w:ascii="Charis SIL Regular" w:hAnsi="Charis SIL Regular" w:eastAsia="Charis SIL Regular"/>
+          <w:b w:val="0"/>
+          <w:i w:val="0"/>
+          <w:color w:val="000000"/>
+          <w:sz w:val="24"/>
+        </w:rPr>
+        <w:hyperlink r:id="rId49" w:history="1">
+          <w:r>
+            <w:rPr>
+              <w:rStyle w:val="Hyperlink"/>
+            </w:rPr>
+            <w:t>ollectio</w:t>
+          </w:r>
+        </w:hyperlink>
+      </w:r>
+      <w:r>
+        <w:rPr>
+          <w:rFonts w:ascii="Charis SIL Regular" w:hAnsi="Charis SIL Regular" w:eastAsia="Charis SIL Regular"/>
+          <w:b w:val="0"/>
+          <w:i w:val="0"/>
+          <w:color w:val="000000"/>
+          <w:sz w:val="24"/>
+        </w:rPr>
+        <w:t xml:space="preserve">n of Wayana and Aluku artifacts to the </w:t>
       </w:r>
       <w:r>
         <w:rPr>
@@ -6359,17 +6471,65 @@
           <w:color w:val="000000"/>
           <w:sz w:val="24"/>
         </w:rPr>
-        <w:t>Compagnie des mines d'or de la Guyane hollandaise</w:t>
-      </w:r>
-      <w:r>
-        <w:rPr>
-          <w:rFonts w:ascii="Charis SIL Regular" w:hAnsi="Charis SIL Regular" w:eastAsia="Charis SIL Regular"/>
-          <w:b w:val="0"/>
-          <w:i w:val="0"/>
-          <w:color w:val="000000"/>
-          <w:sz w:val="24"/>
-        </w:rPr>
-        <w:t xml:space="preserve">, </w:t>
+        <w:t>Musée du Trocadéro</w:t>
+      </w:r>
+      <w:r>
+        <w:rPr>
+          <w:rFonts w:ascii="Charis SIL Regular" w:hAnsi="Charis SIL Regular" w:eastAsia="Charis SIL Regular"/>
+          <w:b w:val="0"/>
+          <w:i w:val="0"/>
+          <w:color w:val="000000"/>
+          <w:sz w:val="24"/>
+        </w:rPr>
+        <w:t xml:space="preserve">. Three of </w:t>
+      </w:r>
+      <w:r>
+        <w:rPr>
+          <w:u w:val="single" w:color="0000ff"/>
+          <w:rFonts w:ascii="Charis SIL Regular" w:hAnsi="Charis SIL Regular" w:eastAsia="Charis SIL Regular"/>
+          <w:b w:val="0"/>
+          <w:i w:val="0"/>
+          <w:color w:val="000000"/>
+          <w:sz w:val="24"/>
+        </w:rPr>
+        <w:hyperlink r:id="rId50" w:history="1">
+          <w:r>
+            <w:rPr>
+              <w:rStyle w:val="Hyperlink"/>
+            </w:rPr>
+            <w:t>the eigh</w:t>
+          </w:r>
+        </w:hyperlink>
+      </w:r>
+      <w:r>
+        <w:rPr>
+          <w:rFonts w:ascii="Charis SIL Regular" w:hAnsi="Charis SIL Regular" w:eastAsia="Charis SIL Regular"/>
+          <w:b w:val="0"/>
+          <w:i w:val="0"/>
+          <w:color w:val="000000"/>
+          <w:sz w:val="24"/>
+        </w:rPr>
+        <w:t xml:space="preserve">t expeditions to Suriname organised shortly after the turn of the century under the </w:t>
+      </w:r>
+      <w:r>
+        <w:rPr>
+          <w:rFonts w:ascii="Charis SIL Regular" w:hAnsi="Charis SIL Regular" w:eastAsia="Charis SIL Regular"/>
+          <w:b w:val="0"/>
+          <w:i w:val="0"/>
+          <w:color w:val="000000"/>
+          <w:sz w:val="24"/>
+        </w:rPr>
+        <w:t xml:space="preserve">auspices of the Royal Dutch Geographical Society (KNAG) yielded extensive ethnographic </w:t>
+      </w:r>
+      <w:r>
+        <w:rPr>
+          <w:rFonts w:ascii="Charis SIL Regular" w:hAnsi="Charis SIL Regular" w:eastAsia="Charis SIL Regular"/>
+          <w:b w:val="0"/>
+          <w:i w:val="0"/>
+          <w:color w:val="000000"/>
+          <w:sz w:val="24"/>
+        </w:rPr>
+        <w:t xml:space="preserve">collections, which are now part of the collection of the </w:t>
       </w:r>
       <w:r>
         <w:rPr>
@@ -6380,12 +6540,96 @@
           <w:sz w:val="24"/>
           <w:u w:val="single"/>
         </w:rPr>
-        <w:hyperlink r:id="rId50" w:history="1">
-          <w:r>
-            <w:rPr>
-              <w:rStyle w:val="Hyperlink"/>
-            </w:rPr>
-            <w:t>donated</w:t>
+        <w:hyperlink r:id="rId51" w:history="1">
+          <w:r>
+            <w:rPr>
+              <w:rStyle w:val="Hyperlink"/>
+            </w:rPr>
+            <w:t>Wereldmuseum</w:t>
+          </w:r>
+        </w:hyperlink>
+      </w:r>
+      <w:r>
+        <w:rPr>
+          <w:rFonts w:ascii="Charis SIL Regular" w:hAnsi="Charis SIL Regular" w:eastAsia="Charis SIL Regular"/>
+          <w:b w:val="0"/>
+          <w:i w:val="0"/>
+          <w:color w:val="0000FF"/>
+          <w:sz w:val="24"/>
+          <w:u w:val="single"/>
+        </w:rPr>
+        <w:t xml:space="preserve"> </w:t>
+      </w:r>
+      <w:r>
+        <w:rPr>
+          <w:rFonts w:ascii="Charis SIL Regular" w:hAnsi="Charis SIL Regular" w:eastAsia="Charis SIL Regular"/>
+          <w:b w:val="0"/>
+          <w:i w:val="0"/>
+          <w:color w:val="0000FF"/>
+          <w:sz w:val="24"/>
+          <w:u w:val="single"/>
+        </w:rPr>
+        <w:hyperlink r:id="rId51" w:history="1">
+          <w:r>
+            <w:rPr>
+              <w:rStyle w:val="Hyperlink"/>
+            </w:rPr>
+            <w:t>Amsterdam</w:t>
+          </w:r>
+        </w:hyperlink>
+      </w:r>
+      <w:r>
+        <w:rPr>
+          <w:rFonts w:ascii="Charis SIL Regular" w:hAnsi="Charis SIL Regular" w:eastAsia="Charis SIL Regular"/>
+          <w:b w:val="0"/>
+          <w:i w:val="0"/>
+          <w:color w:val="000000"/>
+          <w:sz w:val="24"/>
+        </w:rPr>
+        <w:t xml:space="preserve">. The </w:t>
+      </w:r>
+      <w:r>
+        <w:rPr>
+          <w:rFonts w:ascii="Charis SIL Regular" w:hAnsi="Charis SIL Regular" w:eastAsia="Charis SIL Regular"/>
+          <w:b w:val="0"/>
+          <w:i w:val="0"/>
+          <w:color w:val="000000"/>
+          <w:sz w:val="24"/>
+        </w:rPr>
+        <w:t xml:space="preserve">1903 expedition to the Gonini River resulted in series </w:t>
+      </w:r>
+      <w:r>
+        <w:rPr>
+          <w:rFonts w:ascii="Charis SIL Regular" w:hAnsi="Charis SIL Regular" w:eastAsia="Charis SIL Regular"/>
+          <w:b w:val="0"/>
+          <w:i w:val="0"/>
+          <w:color w:val="0000FF"/>
+          <w:sz w:val="24"/>
+        </w:rPr>
+        <w:hyperlink r:id="rId52" w:history="1">
+          <w:r>
+            <w:rPr>
+              <w:rStyle w:val="Hyperlink"/>
+            </w:rPr>
+            <w:t>T</w:t>
+          </w:r>
+        </w:hyperlink>
+      </w:r>
+      <w:r>
+        <w:rPr>
+          <w:rFonts w:ascii="Charis SIL Regular" w:hAnsi="Charis SIL Regular" w:eastAsia="Charis SIL Regular"/>
+          <w:b w:val="0"/>
+          <w:i w:val="0"/>
+          <w:color w:val="0000FF"/>
+          <w:sz w:val="24"/>
+          <w:u w:val="single"/>
+        </w:rPr>
+        <w:hyperlink r:id="rId51" w:history="1">
+          <w:r>
+            <w:rPr>
+              <w:rStyle w:val="Hyperlink"/>
+            </w:rPr>
+            <w:t>M-401</w:t>
           </w:r>
         </w:hyperlink>
       </w:r>
@@ -6398,10 +6642,241 @@
           <w:color w:val="000000"/>
           <w:sz w:val="24"/>
         </w:rPr>
+        <w:hyperlink r:id="rId51" w:history="1">
+          <w:r>
+            <w:rPr>
+              <w:rStyle w:val="Hyperlink"/>
+            </w:rPr>
+            <w:t xml:space="preserve"> with 86 </w:t>
+          </w:r>
+        </w:hyperlink>
+      </w:r>
+      <w:r>
+        <w:rPr>
+          <w:u w:val="single" w:color="0000ff"/>
+          <w:rFonts w:ascii="Charis SIL Regular" w:hAnsi="Charis SIL Regular" w:eastAsia="Charis SIL Regular"/>
+          <w:b w:val="0"/>
+          <w:i w:val="0"/>
+          <w:color w:val="000000"/>
+          <w:sz w:val="24"/>
+        </w:rPr>
+        <w:hyperlink r:id="rId51" w:history="1">
+          <w:r>
+            <w:rPr>
+              <w:rStyle w:val="Hyperlink"/>
+            </w:rPr>
+            <w:t xml:space="preserve">objects, the </w:t>
+          </w:r>
+        </w:hyperlink>
+      </w:r>
+      <w:r>
+        <w:rPr>
+          <w:rFonts w:ascii="Charis SIL Regular" w:hAnsi="Charis SIL Regular" w:eastAsia="Charis SIL Regular"/>
+          <w:b w:val="0"/>
+          <w:i w:val="0"/>
+          <w:color w:val="000000"/>
+          <w:sz w:val="24"/>
+        </w:rPr>
+        <w:t xml:space="preserve">1904 </w:t>
+      </w:r>
+      <w:r>
+        <w:rPr>
+          <w:rFonts w:ascii="Charis SIL Regular" w:hAnsi="Charis SIL Regular" w:eastAsia="Charis SIL Regular"/>
+          <w:b w:val="0"/>
+          <w:i w:val="0"/>
+          <w:color w:val="000000"/>
+          <w:sz w:val="24"/>
+        </w:rPr>
+        <w:t xml:space="preserve">expedition to the Tapanahony River yielded series </w:t>
+      </w:r>
+      <w:r>
+        <w:rPr>
+          <w:rFonts w:ascii="Charis SIL Regular" w:hAnsi="Charis SIL Regular" w:eastAsia="Charis SIL Regular"/>
+          <w:b w:val="0"/>
+          <w:i w:val="0"/>
+          <w:color w:val="0000FF"/>
+          <w:sz w:val="24"/>
+        </w:rPr>
+        <w:hyperlink r:id="rId53" w:history="1">
+          <w:r>
+            <w:rPr>
+              <w:rStyle w:val="Hyperlink"/>
+            </w:rPr>
+            <w:t>TM</w:t>
+          </w:r>
+        </w:hyperlink>
+      </w:r>
+      <w:r>
+        <w:rPr>
+          <w:rFonts w:ascii="Charis SIL Regular" w:hAnsi="Charis SIL Regular" w:eastAsia="Charis SIL Regular"/>
+          <w:b w:val="0"/>
+          <w:i w:val="0"/>
+          <w:color w:val="0000FF"/>
+          <w:sz w:val="24"/>
+          <w:u w:val="single"/>
+        </w:rPr>
+        <w:hyperlink r:id="rId52" w:history="1">
+          <w:r>
+            <w:rPr>
+              <w:rStyle w:val="Hyperlink"/>
+            </w:rPr>
+            <w:t>-402</w:t>
+          </w:r>
+        </w:hyperlink>
+      </w:r>
+      <w:r>
+        <w:rPr>
+          <w:u w:val="single" w:color="0000ff"/>
+          <w:rFonts w:ascii="Charis SIL Regular" w:hAnsi="Charis SIL Regular" w:eastAsia="Charis SIL Regular"/>
+          <w:b w:val="0"/>
+          <w:i w:val="0"/>
+          <w:color w:val="000000"/>
+          <w:sz w:val="24"/>
+        </w:rPr>
+        <w:hyperlink r:id="rId52" w:history="1">
+          <w:r>
+            <w:rPr>
+              <w:rStyle w:val="Hyperlink"/>
+            </w:rPr>
+            <w:t xml:space="preserve"> co</w:t>
+          </w:r>
+        </w:hyperlink>
+      </w:r>
+      <w:r>
+        <w:rPr>
+          <w:rFonts w:ascii="Charis SIL Regular" w:hAnsi="Charis SIL Regular" w:eastAsia="Charis SIL Regular"/>
+          <w:b w:val="0"/>
+          <w:i w:val="0"/>
+          <w:color w:val="000000"/>
+          <w:sz w:val="24"/>
+        </w:rPr>
+        <w:t xml:space="preserve">mprising 493 objects and the </w:t>
+      </w:r>
+      <w:r>
+        <w:rPr>
+          <w:rFonts w:ascii="Charis SIL Regular" w:hAnsi="Charis SIL Regular" w:eastAsia="Charis SIL Regular"/>
+          <w:b w:val="0"/>
+          <w:i w:val="0"/>
+          <w:color w:val="000000"/>
+          <w:sz w:val="24"/>
+        </w:rPr>
+        <w:t>1907 expedition to the Tumuk Humak Mountains y</w:t>
+      </w:r>
+      <w:r>
+        <w:rPr>
+          <w:u w:val="single" w:color="0000ff"/>
+          <w:rFonts w:ascii="Charis SIL Regular" w:hAnsi="Charis SIL Regular" w:eastAsia="Charis SIL Regular"/>
+          <w:b w:val="0"/>
+          <w:i w:val="0"/>
+          <w:color w:val="000000"/>
+          <w:sz w:val="24"/>
+        </w:rPr>
+        <w:hyperlink r:id="rId53" w:history="1">
+          <w:r>
+            <w:rPr>
+              <w:rStyle w:val="Hyperlink"/>
+            </w:rPr>
+            <w:t>ielded s</w:t>
+          </w:r>
+        </w:hyperlink>
+      </w:r>
+      <w:r>
+        <w:rPr>
+          <w:rFonts w:ascii="Charis SIL Regular" w:hAnsi="Charis SIL Regular" w:eastAsia="Charis SIL Regular"/>
+          <w:b w:val="0"/>
+          <w:i w:val="0"/>
+          <w:color w:val="000000"/>
+          <w:sz w:val="24"/>
+        </w:rPr>
+        <w:t xml:space="preserve">eries </w:t>
+      </w:r>
+      <w:r>
+        <w:rPr>
+          <w:rFonts w:ascii="Charis SIL Regular" w:hAnsi="Charis SIL Regular" w:eastAsia="Charis SIL Regular"/>
+          <w:b w:val="0"/>
+          <w:i w:val="0"/>
+          <w:color w:val="0000FF"/>
+          <w:sz w:val="24"/>
+          <w:u w:val="single"/>
+        </w:rPr>
+        <w:hyperlink r:id="rId54" w:history="1">
+          <w:r>
+            <w:rPr>
+              <w:rStyle w:val="Hyperlink"/>
+            </w:rPr>
+            <w:t>TM-403</w:t>
+          </w:r>
+        </w:hyperlink>
+      </w:r>
+      <w:r>
+        <w:rPr>
+          <w:rFonts w:ascii="Charis SIL Regular" w:hAnsi="Charis SIL Regular" w:eastAsia="Charis SIL Regular"/>
+          <w:b w:val="0"/>
+          <w:i w:val="0"/>
+          <w:color w:val="000000"/>
+          <w:sz w:val="24"/>
+        </w:rPr>
+        <w:t xml:space="preserve"> with 186 objects. A </w:t>
+      </w:r>
+      <w:r>
+        <w:rPr>
+          <w:rFonts w:ascii="Charis SIL Regular" w:hAnsi="Charis SIL Regular" w:eastAsia="Charis SIL Regular"/>
+          <w:b w:val="0"/>
+          <w:i w:val="0"/>
+          <w:color w:val="0000FF"/>
+          <w:sz w:val="24"/>
+          <w:u w:val="single"/>
+        </w:rPr>
+        <w:hyperlink r:id="rId55" w:history="1">
+          <w:r>
+            <w:rPr>
+              <w:rStyle w:val="Hyperlink"/>
+            </w:rPr>
+            <w:t>jewellery</w:t>
+          </w:r>
+        </w:hyperlink>
+      </w:r>
+      <w:r>
+        <w:rPr>
+          <w:rFonts w:ascii="Charis SIL Regular" w:hAnsi="Charis SIL Regular" w:eastAsia="Charis SIL Regular"/>
+          <w:b w:val="0"/>
+          <w:i w:val="0"/>
+          <w:color w:val="0000FF"/>
+          <w:sz w:val="24"/>
+          <w:u w:val="single"/>
+        </w:rPr>
         <w:t xml:space="preserve"> </w:t>
       </w:r>
       <w:r>
         <w:rPr>
+          <w:rFonts w:ascii="Charis SIL Regular" w:hAnsi="Charis SIL Regular" w:eastAsia="Charis SIL Regular"/>
+          <w:b w:val="0"/>
+          <w:i w:val="0"/>
+          <w:color w:val="0000FF"/>
+          <w:sz w:val="24"/>
+          <w:u w:val="single"/>
+        </w:rPr>
+        <w:hyperlink r:id="rId55" w:history="1">
+          <w:r>
+            <w:rPr>
+              <w:rStyle w:val="Hyperlink"/>
+            </w:rPr>
+            <w:t>box</w:t>
+          </w:r>
+        </w:hyperlink>
+      </w:r>
+      <w:r>
+        <w:rPr>
+          <w:rFonts w:ascii="Charis SIL Regular" w:hAnsi="Charis SIL Regular" w:eastAsia="Charis SIL Regular"/>
+          <w:b w:val="0"/>
+          <w:i w:val="0"/>
+          <w:color w:val="000000"/>
+          <w:sz w:val="24"/>
+        </w:rPr>
+        <w:t xml:space="preserve"> referencing the Gonini expedition is part of the co</w:t>
+      </w:r>
+      <w:r>
+        <w:rPr>
           <w:u w:val="single" w:color="0000ff"/>
           <w:rFonts w:ascii="Charis SIL Regular" w:hAnsi="Charis SIL Regular" w:eastAsia="Charis SIL Regular"/>
           <w:b w:val="0"/>
@@ -6409,14 +6884,7 @@
           <w:color w:val="000000"/>
           <w:sz w:val="24"/>
         </w:rPr>
-        <w:hyperlink r:id="rId49" w:history="1">
-          <w:r>
-            <w:rPr>
-              <w:rStyle w:val="Hyperlink"/>
-            </w:rPr>
-            <w:t xml:space="preserve">a large </w:t>
-          </w:r>
-        </w:hyperlink>
+        <w:t>l</w:t>
       </w:r>
       <w:r>
         <w:rPr>
@@ -6427,110 +6895,24 @@
           <w:color w:val="000000"/>
           <w:sz w:val="24"/>
         </w:rPr>
-        <w:hyperlink r:id="rId49" w:history="1">
-          <w:r>
-            <w:rPr>
-              <w:rStyle w:val="Hyperlink"/>
-            </w:rPr>
-            <w:t>c</w:t>
-          </w:r>
-        </w:hyperlink>
-      </w:r>
-      <w:r>
-        <w:rPr>
-          <w:u w:val="single" w:color="0000ff"/>
-          <w:rFonts w:ascii="Charis SIL Regular" w:hAnsi="Charis SIL Regular" w:eastAsia="Charis SIL Regular"/>
-          <w:b w:val="0"/>
-          <w:i w:val="0"/>
-          <w:color w:val="000000"/>
-          <w:sz w:val="24"/>
-        </w:rPr>
-        <w:hyperlink r:id="rId49" w:history="1">
-          <w:r>
-            <w:rPr>
-              <w:rStyle w:val="Hyperlink"/>
-            </w:rPr>
-            <w:t>ollectio</w:t>
-          </w:r>
-        </w:hyperlink>
-      </w:r>
-      <w:r>
-        <w:rPr>
-          <w:rFonts w:ascii="Charis SIL Regular" w:hAnsi="Charis SIL Regular" w:eastAsia="Charis SIL Regular"/>
-          <w:b w:val="0"/>
-          <w:i w:val="0"/>
-          <w:color w:val="000000"/>
-          <w:sz w:val="24"/>
-        </w:rPr>
-        <w:t xml:space="preserve">n of Wayana and Aluku artifacts to the </w:t>
-      </w:r>
-      <w:r>
-        <w:rPr>
-          <w:rFonts w:ascii="Charis SIL Italic" w:hAnsi="Charis SIL Italic" w:eastAsia="Charis SIL Italic"/>
-          <w:b w:val="0"/>
-          <w:i/>
-          <w:color w:val="000000"/>
-          <w:sz w:val="24"/>
-        </w:rPr>
-        <w:t>Musée du Trocadéro</w:t>
-      </w:r>
-      <w:r>
-        <w:rPr>
-          <w:rFonts w:ascii="Charis SIL Regular" w:hAnsi="Charis SIL Regular" w:eastAsia="Charis SIL Regular"/>
-          <w:b w:val="0"/>
-          <w:i w:val="0"/>
-          <w:color w:val="000000"/>
-          <w:sz w:val="24"/>
-        </w:rPr>
-        <w:t xml:space="preserve">. Three of </w:t>
-      </w:r>
-      <w:r>
-        <w:rPr>
-          <w:u w:val="single" w:color="0000ff"/>
-          <w:rFonts w:ascii="Charis SIL Regular" w:hAnsi="Charis SIL Regular" w:eastAsia="Charis SIL Regular"/>
-          <w:b w:val="0"/>
-          <w:i w:val="0"/>
-          <w:color w:val="000000"/>
-          <w:sz w:val="24"/>
-        </w:rPr>
-        <w:hyperlink r:id="rId50" w:history="1">
-          <w:r>
-            <w:rPr>
-              <w:rStyle w:val="Hyperlink"/>
-            </w:rPr>
-            <w:t>the eigh</w:t>
-          </w:r>
-        </w:hyperlink>
-      </w:r>
-      <w:r>
-        <w:rPr>
-          <w:rFonts w:ascii="Charis SIL Regular" w:hAnsi="Charis SIL Regular" w:eastAsia="Charis SIL Regular"/>
-          <w:b w:val="0"/>
-          <w:i w:val="0"/>
-          <w:color w:val="000000"/>
-          <w:sz w:val="24"/>
-        </w:rPr>
-        <w:t xml:space="preserve">t expeditions to Suriname organised shortly after the turn of the century under the </w:t>
-      </w:r>
-      <w:r>
-        <w:rPr>
-          <w:rFonts w:ascii="Charis SIL Regular" w:hAnsi="Charis SIL Regular" w:eastAsia="Charis SIL Regular"/>
-          <w:b w:val="0"/>
-          <w:i w:val="0"/>
-          <w:color w:val="000000"/>
-          <w:sz w:val="24"/>
-        </w:rPr>
-        <w:t xml:space="preserve">auspices of the Royal Dutch Geographical Society (KNAG) yielded extensive ethnographic </w:t>
-      </w:r>
-      <w:r>
-        <w:rPr>
-          <w:rFonts w:ascii="Charis SIL Regular" w:hAnsi="Charis SIL Regular" w:eastAsia="Charis SIL Regular"/>
-          <w:b w:val="0"/>
-          <w:i w:val="0"/>
-          <w:color w:val="000000"/>
-          <w:sz w:val="24"/>
-        </w:rPr>
-        <w:t xml:space="preserve">collections, which are now part of the collection of the </w:t>
+        <w:hyperlink r:id="rId54" w:history="1">
+          <w:r>
+            <w:rPr>
+              <w:rStyle w:val="Hyperlink"/>
+            </w:rPr>
+            <w:t xml:space="preserve">lection </w:t>
+          </w:r>
+        </w:hyperlink>
+      </w:r>
+      <w:r>
+        <w:rPr>
+          <w:rFonts w:ascii="Charis SIL Regular" w:hAnsi="Charis SIL Regular" w:eastAsia="Charis SIL Regular"/>
+          <w:b w:val="0"/>
+          <w:i w:val="0"/>
+          <w:color w:val="000000"/>
+          <w:sz w:val="24"/>
+        </w:rPr>
+        <w:t xml:space="preserve">of the </w:t>
       </w:r>
       <w:r>
         <w:rPr>
@@ -6541,12 +6923,12 @@
           <w:sz w:val="24"/>
           <w:u w:val="single"/>
         </w:rPr>
-        <w:hyperlink r:id="rId51" w:history="1">
-          <w:r>
-            <w:rPr>
-              <w:rStyle w:val="Hyperlink"/>
-            </w:rPr>
-            <w:t>Wereldmuseum</w:t>
+        <w:hyperlink r:id="rId56" w:history="1">
+          <w:r>
+            <w:rPr>
+              <w:rStyle w:val="Hyperlink"/>
+            </w:rPr>
+            <w:t xml:space="preserve">Rijksmuseum </w:t>
           </w:r>
         </w:hyperlink>
       </w:r>
@@ -6559,7 +6941,14 @@
           <w:sz w:val="24"/>
           <w:u w:val="single"/>
         </w:rPr>
-        <w:t xml:space="preserve"> </w:t>
+        <w:hyperlink r:id="rId55" w:history="1">
+          <w:r>
+            <w:rPr>
+              <w:rStyle w:val="Hyperlink"/>
+            </w:rPr>
+            <w:t>Amsterda</w:t>
+          </w:r>
+        </w:hyperlink>
       </w:r>
       <w:r>
         <w:rPr>
@@ -6570,434 +6959,24 @@
           <w:sz w:val="24"/>
           <w:u w:val="single"/>
         </w:rPr>
-        <w:hyperlink r:id="rId51" w:history="1">
-          <w:r>
-            <w:rPr>
-              <w:rStyle w:val="Hyperlink"/>
-            </w:rPr>
-            <w:t>Amsterdam</w:t>
-          </w:r>
-        </w:hyperlink>
-      </w:r>
-      <w:r>
-        <w:rPr>
-          <w:rFonts w:ascii="Charis SIL Regular" w:hAnsi="Charis SIL Regular" w:eastAsia="Charis SIL Regular"/>
-          <w:b w:val="0"/>
-          <w:i w:val="0"/>
-          <w:color w:val="000000"/>
-          <w:sz w:val="24"/>
-        </w:rPr>
-        <w:t xml:space="preserve">. The </w:t>
-      </w:r>
-      <w:r>
-        <w:rPr>
-          <w:rFonts w:ascii="Charis SIL Regular" w:hAnsi="Charis SIL Regular" w:eastAsia="Charis SIL Regular"/>
-          <w:b w:val="0"/>
-          <w:i w:val="0"/>
-          <w:color w:val="000000"/>
-          <w:sz w:val="24"/>
-        </w:rPr>
-        <w:t xml:space="preserve">1903 expedition to the Gonini River resulted in series </w:t>
-      </w:r>
-      <w:r>
-        <w:rPr>
-          <w:rFonts w:ascii="Charis SIL Regular" w:hAnsi="Charis SIL Regular" w:eastAsia="Charis SIL Regular"/>
-          <w:b w:val="0"/>
-          <w:i w:val="0"/>
-          <w:color w:val="0000FF"/>
-          <w:sz w:val="24"/>
-          <w:u w:val="single"/>
-        </w:rPr>
-        <w:hyperlink r:id="rId52" w:history="1">
-          <w:r>
-            <w:rPr>
-              <w:rStyle w:val="Hyperlink"/>
-            </w:rPr>
-            <w:t>T</w:t>
-          </w:r>
-        </w:hyperlink>
-      </w:r>
-      <w:r>
-        <w:rPr>
-          <w:rFonts w:ascii="Charis SIL Regular" w:hAnsi="Charis SIL Regular" w:eastAsia="Charis SIL Regular"/>
-          <w:b w:val="0"/>
-          <w:i w:val="0"/>
-          <w:color w:val="0000FF"/>
-          <w:sz w:val="24"/>
-          <w:u w:val="single"/>
-        </w:rPr>
-        <w:hyperlink r:id="rId51" w:history="1">
-          <w:r>
-            <w:rPr>
-              <w:rStyle w:val="Hyperlink"/>
-            </w:rPr>
-            <w:t>M-401</w:t>
-          </w:r>
-        </w:hyperlink>
-      </w:r>
-      <w:r>
-        <w:rPr>
-          <w:u w:val="single" w:color="0000ff"/>
-          <w:rFonts w:ascii="Charis SIL Regular" w:hAnsi="Charis SIL Regular" w:eastAsia="Charis SIL Regular"/>
-          <w:b w:val="0"/>
-          <w:i w:val="0"/>
-          <w:color w:val="000000"/>
-          <w:sz w:val="24"/>
-        </w:rPr>
-        <w:hyperlink r:id="rId51" w:history="1">
-          <w:r>
-            <w:rPr>
-              <w:rStyle w:val="Hyperlink"/>
-            </w:rPr>
-            <w:t xml:space="preserve"> with 86 </w:t>
-          </w:r>
-        </w:hyperlink>
-      </w:r>
-      <w:r>
-        <w:rPr>
-          <w:u w:val="single" w:color="0000ff"/>
-          <w:rFonts w:ascii="Charis SIL Regular" w:hAnsi="Charis SIL Regular" w:eastAsia="Charis SIL Regular"/>
-          <w:b w:val="0"/>
-          <w:i w:val="0"/>
-          <w:color w:val="000000"/>
-          <w:sz w:val="24"/>
-        </w:rPr>
-        <w:hyperlink r:id="rId51" w:history="1">
-          <w:r>
-            <w:rPr>
-              <w:rStyle w:val="Hyperlink"/>
-            </w:rPr>
-            <w:t xml:space="preserve">objects, the </w:t>
-          </w:r>
-        </w:hyperlink>
-      </w:r>
-      <w:r>
-        <w:rPr>
-          <w:rFonts w:ascii="Charis SIL Regular" w:hAnsi="Charis SIL Regular" w:eastAsia="Charis SIL Regular"/>
-          <w:b w:val="0"/>
-          <w:i w:val="0"/>
-          <w:color w:val="000000"/>
-          <w:sz w:val="24"/>
-        </w:rPr>
-        <w:t xml:space="preserve">1904 </w:t>
-      </w:r>
-      <w:r>
-        <w:rPr>
-          <w:rFonts w:ascii="Charis SIL Regular" w:hAnsi="Charis SIL Regular" w:eastAsia="Charis SIL Regular"/>
-          <w:b w:val="0"/>
-          <w:i w:val="0"/>
-          <w:color w:val="000000"/>
-          <w:sz w:val="24"/>
-        </w:rPr>
-        <w:t xml:space="preserve">expedition to the Tapanahony River yielded series </w:t>
-      </w:r>
-      <w:r>
-        <w:rPr>
-          <w:rFonts w:ascii="Charis SIL Regular" w:hAnsi="Charis SIL Regular" w:eastAsia="Charis SIL Regular"/>
-          <w:b w:val="0"/>
-          <w:i w:val="0"/>
-          <w:color w:val="0000FF"/>
-          <w:sz w:val="24"/>
-          <w:u w:val="single"/>
-        </w:rPr>
-        <w:hyperlink r:id="rId53" w:history="1">
-          <w:r>
-            <w:rPr>
-              <w:rStyle w:val="Hyperlink"/>
-            </w:rPr>
-            <w:t>TM</w:t>
-          </w:r>
-        </w:hyperlink>
-      </w:r>
-      <w:r>
-        <w:rPr>
-          <w:rFonts w:ascii="Charis SIL Regular" w:hAnsi="Charis SIL Regular" w:eastAsia="Charis SIL Regular"/>
-          <w:b w:val="0"/>
-          <w:i w:val="0"/>
-          <w:color w:val="0000FF"/>
-          <w:sz w:val="24"/>
-          <w:u w:val="single"/>
-        </w:rPr>
-        <w:hyperlink r:id="rId52" w:history="1">
-          <w:r>
-            <w:rPr>
-              <w:rStyle w:val="Hyperlink"/>
-            </w:rPr>
-            <w:t>-402</w:t>
-          </w:r>
-        </w:hyperlink>
-      </w:r>
-      <w:r>
-        <w:rPr>
-          <w:u w:val="single" w:color="0000ff"/>
-          <w:rFonts w:ascii="Charis SIL Regular" w:hAnsi="Charis SIL Regular" w:eastAsia="Charis SIL Regular"/>
-          <w:b w:val="0"/>
-          <w:i w:val="0"/>
-          <w:color w:val="000000"/>
-          <w:sz w:val="24"/>
-        </w:rPr>
-        <w:hyperlink r:id="rId52" w:history="1">
-          <w:r>
-            <w:rPr>
-              <w:rStyle w:val="Hyperlink"/>
-            </w:rPr>
-            <w:t xml:space="preserve"> co</w:t>
-          </w:r>
-        </w:hyperlink>
-      </w:r>
-      <w:r>
-        <w:rPr>
-          <w:rFonts w:ascii="Charis SIL Regular" w:hAnsi="Charis SIL Regular" w:eastAsia="Charis SIL Regular"/>
-          <w:b w:val="0"/>
-          <w:i w:val="0"/>
-          <w:color w:val="000000"/>
-          <w:sz w:val="24"/>
-        </w:rPr>
-        <w:t xml:space="preserve">mprising 493 objects and the </w:t>
-      </w:r>
-      <w:r>
-        <w:rPr>
-          <w:rFonts w:ascii="Charis SIL Regular" w:hAnsi="Charis SIL Regular" w:eastAsia="Charis SIL Regular"/>
-          <w:b w:val="0"/>
-          <w:i w:val="0"/>
-          <w:color w:val="000000"/>
-          <w:sz w:val="24"/>
-        </w:rPr>
-        <w:t>1907 expedition to the Tumuk Humak Mountains y</w:t>
-      </w:r>
-      <w:r>
-        <w:rPr>
-          <w:u w:val="single" w:color="0000ff"/>
-          <w:rFonts w:ascii="Charis SIL Regular" w:hAnsi="Charis SIL Regular" w:eastAsia="Charis SIL Regular"/>
-          <w:b w:val="0"/>
-          <w:i w:val="0"/>
-          <w:color w:val="000000"/>
-          <w:sz w:val="24"/>
-        </w:rPr>
-        <w:hyperlink r:id="rId53" w:history="1">
-          <w:r>
-            <w:rPr>
-              <w:rStyle w:val="Hyperlink"/>
-            </w:rPr>
-            <w:t>ielded s</w:t>
-          </w:r>
-        </w:hyperlink>
-      </w:r>
-      <w:r>
-        <w:rPr>
-          <w:rFonts w:ascii="Charis SIL Regular" w:hAnsi="Charis SIL Regular" w:eastAsia="Charis SIL Regular"/>
-          <w:b w:val="0"/>
-          <w:i w:val="0"/>
-          <w:color w:val="000000"/>
-          <w:sz w:val="24"/>
-        </w:rPr>
-        <w:t xml:space="preserve">eries </w:t>
-      </w:r>
-      <w:r>
-        <w:rPr>
-          <w:rFonts w:ascii="Charis SIL Regular" w:hAnsi="Charis SIL Regular" w:eastAsia="Charis SIL Regular"/>
-          <w:b w:val="0"/>
-          <w:i w:val="0"/>
-          <w:color w:val="0000FF"/>
-          <w:sz w:val="24"/>
-          <w:u w:val="single"/>
-        </w:rPr>
-        <w:hyperlink r:id="rId54" w:history="1">
-          <w:r>
-            <w:rPr>
-              <w:rStyle w:val="Hyperlink"/>
-            </w:rPr>
-            <w:t>TM-403</w:t>
-          </w:r>
-        </w:hyperlink>
-      </w:r>
-      <w:r>
-        <w:rPr>
-          <w:rFonts w:ascii="Charis SIL Regular" w:hAnsi="Charis SIL Regular" w:eastAsia="Charis SIL Regular"/>
-          <w:b w:val="0"/>
-          <w:i w:val="0"/>
-          <w:color w:val="000000"/>
-          <w:sz w:val="24"/>
-        </w:rPr>
-        <w:t xml:space="preserve"> with 186 objects. A </w:t>
-      </w:r>
-      <w:r>
-        <w:rPr>
-          <w:rFonts w:ascii="Charis SIL Regular" w:hAnsi="Charis SIL Regular" w:eastAsia="Charis SIL Regular"/>
-          <w:b w:val="0"/>
-          <w:i w:val="0"/>
-          <w:color w:val="0000FF"/>
-          <w:sz w:val="24"/>
-          <w:u w:val="single"/>
-        </w:rPr>
         <w:hyperlink r:id="rId55" w:history="1">
           <w:r>
             <w:rPr>
               <w:rStyle w:val="Hyperlink"/>
             </w:rPr>
-            <w:t>jewellery</w:t>
-          </w:r>
-        </w:hyperlink>
-      </w:r>
-      <w:r>
-        <w:rPr>
-          <w:rFonts w:ascii="Charis SIL Regular" w:hAnsi="Charis SIL Regular" w:eastAsia="Charis SIL Regular"/>
-          <w:b w:val="0"/>
-          <w:i w:val="0"/>
-          <w:color w:val="0000FF"/>
-          <w:sz w:val="24"/>
-          <w:u w:val="single"/>
-        </w:rPr>
-        <w:t xml:space="preserve"> </w:t>
-      </w:r>
-      <w:r>
-        <w:rPr>
-          <w:rFonts w:ascii="Charis SIL Regular" w:hAnsi="Charis SIL Regular" w:eastAsia="Charis SIL Regular"/>
-          <w:b w:val="0"/>
-          <w:i w:val="0"/>
-          <w:color w:val="0000FF"/>
-          <w:sz w:val="24"/>
-          <w:u w:val="single"/>
-        </w:rPr>
-        <w:hyperlink r:id="rId55" w:history="1">
-          <w:r>
-            <w:rPr>
-              <w:rStyle w:val="Hyperlink"/>
-            </w:rPr>
-            <w:t>box</w:t>
-          </w:r>
-        </w:hyperlink>
-      </w:r>
-      <w:r>
-        <w:rPr>
-          <w:rFonts w:ascii="Charis SIL Regular" w:hAnsi="Charis SIL Regular" w:eastAsia="Charis SIL Regular"/>
-          <w:b w:val="0"/>
-          <w:i w:val="0"/>
-          <w:color w:val="000000"/>
-          <w:sz w:val="24"/>
-        </w:rPr>
-        <w:t xml:space="preserve"> referencing the Gonini expedition is part of the co</w:t>
-      </w:r>
-      <w:r>
-        <w:rPr>
-          <w:u w:val="single" w:color="0000ff"/>
-          <w:rFonts w:ascii="Charis SIL Regular" w:hAnsi="Charis SIL Regular" w:eastAsia="Charis SIL Regular"/>
-          <w:b w:val="0"/>
-          <w:i w:val="0"/>
-          <w:color w:val="000000"/>
-          <w:sz w:val="24"/>
-        </w:rPr>
-        <w:t>l</w:t>
-      </w:r>
-      <w:r>
-        <w:rPr>
-          <w:u w:val="single" w:color="0000ff"/>
-          <w:rFonts w:ascii="Charis SIL Regular" w:hAnsi="Charis SIL Regular" w:eastAsia="Charis SIL Regular"/>
-          <w:b w:val="0"/>
-          <w:i w:val="0"/>
-          <w:color w:val="000000"/>
-          <w:sz w:val="24"/>
-        </w:rPr>
-        <w:hyperlink r:id="rId54" w:history="1">
-          <w:r>
-            <w:rPr>
-              <w:rStyle w:val="Hyperlink"/>
-            </w:rPr>
-            <w:t xml:space="preserve">lection </w:t>
-          </w:r>
-        </w:hyperlink>
-      </w:r>
-      <w:r>
-        <w:rPr>
-          <w:rFonts w:ascii="Charis SIL Regular" w:hAnsi="Charis SIL Regular" w:eastAsia="Charis SIL Regular"/>
-          <w:b w:val="0"/>
-          <w:i w:val="0"/>
-          <w:color w:val="000000"/>
-          <w:sz w:val="24"/>
-        </w:rPr>
-        <w:t xml:space="preserve">of the </w:t>
-      </w:r>
-      <w:r>
-        <w:rPr>
-          <w:rFonts w:ascii="Charis SIL Regular" w:hAnsi="Charis SIL Regular" w:eastAsia="Charis SIL Regular"/>
-          <w:b w:val="0"/>
-          <w:i w:val="0"/>
-          <w:color w:val="0000FF"/>
-          <w:sz w:val="24"/>
-          <w:u w:val="single"/>
-        </w:rPr>
-        <w:hyperlink r:id="rId56" w:history="1">
-          <w:r>
-            <w:rPr>
-              <w:rStyle w:val="Hyperlink"/>
-            </w:rPr>
-            <w:t xml:space="preserve">Rijksmuseum </w:t>
-          </w:r>
-        </w:hyperlink>
-      </w:r>
-      <w:r>
-        <w:rPr>
-          <w:rFonts w:ascii="Charis SIL Regular" w:hAnsi="Charis SIL Regular" w:eastAsia="Charis SIL Regular"/>
-          <w:b w:val="0"/>
-          <w:i w:val="0"/>
-          <w:color w:val="0000FF"/>
-          <w:sz w:val="24"/>
-          <w:u w:val="single"/>
-        </w:rPr>
-        <w:hyperlink r:id="rId55" w:history="1">
-          <w:r>
-            <w:rPr>
-              <w:rStyle w:val="Hyperlink"/>
-            </w:rPr>
-            <w:t>Amsterda</w:t>
-          </w:r>
-        </w:hyperlink>
-      </w:r>
-      <w:r>
-        <w:rPr>
-          <w:rFonts w:ascii="Charis SIL Regular" w:hAnsi="Charis SIL Regular" w:eastAsia="Charis SIL Regular"/>
-          <w:b w:val="0"/>
-          <w:i w:val="0"/>
-          <w:color w:val="0000FF"/>
-          <w:sz w:val="24"/>
-          <w:u w:val="single"/>
-        </w:rPr>
-        <w:hyperlink r:id="rId55" w:history="1">
-          <w:r>
-            <w:rPr>
-              <w:rStyle w:val="Hyperlink"/>
-            </w:rPr>
             <w:t>m</w:t>
           </w:r>
         </w:hyperlink>
       </w:r>
       <w:r>
         <w:rPr>
-          <w:u w:val="single" w:color="0000ff"/>
-          <w:rFonts w:ascii="Charis SIL Regular" w:hAnsi="Charis SIL Regular" w:eastAsia="Charis SIL Regular"/>
-          <w:b w:val="0"/>
-          <w:i w:val="0"/>
-          <w:color w:val="000000"/>
-          <w:sz w:val="24"/>
-        </w:rPr>
-        <w:hyperlink r:id="rId55" w:history="1">
-          <w:r>
-            <w:rPr>
-              <w:rStyle w:val="Hyperlink"/>
-            </w:rPr>
-            <w:t>. I</w:t>
-          </w:r>
-        </w:hyperlink>
-      </w:r>
-      <w:r>
-        <w:rPr>
-          <w:rFonts w:ascii="Charis SIL Regular" w:hAnsi="Charis SIL Regular" w:eastAsia="Charis SIL Regular"/>
-          <w:b w:val="0"/>
-          <w:i w:val="0"/>
-          <w:color w:val="000000"/>
-          <w:sz w:val="24"/>
-        </w:rPr>
-        <w:t xml:space="preserve">n 1904 expedition member </w:t>
+          <w:rFonts w:ascii="Charis SIL Regular" w:hAnsi="Charis SIL Regular" w:eastAsia="Charis SIL Regular"/>
+          <w:b w:val="0"/>
+          <w:i w:val="0"/>
+          <w:color w:val="000000"/>
+          <w:sz w:val="24"/>
+        </w:rPr>
+        <w:t xml:space="preserve">. In 1904 expedition member </w:t>
       </w:r>
       <w:r>
         <w:rPr>
@@ -8166,6 +8145,7 @@
       </w:r>
       <w:r>
         <w:rPr>
+          <w:u w:val="single" w:color="0000ff"/>
           <w:rFonts w:ascii="Charis SIL Regular" w:hAnsi="Charis SIL Regular" w:eastAsia="Charis SIL Regular"/>
           <w:b w:val="0"/>
           <w:i w:val="0"/>
@@ -9134,9 +9114,36 @@
             <w:rPr>
               <w:rStyle w:val="Hyperlink"/>
             </w:rPr>
-            <w:t>finance</w:t>
-          </w:r>
-        </w:hyperlink>
+            <w:t>financ</w:t>
+          </w:r>
+        </w:hyperlink>
+      </w:r>
+      <w:r>
+        <w:rPr>
+          <w:rFonts w:ascii="Charis SIL Regular" w:hAnsi="Charis SIL Regular" w:eastAsia="Charis SIL Regular"/>
+          <w:b w:val="0"/>
+          <w:i w:val="0"/>
+          <w:color w:val="000000"/>
+          <w:sz w:val="24"/>
+        </w:rPr>
+        <w:hyperlink r:id="rId71" w:history="1">
+          <w:r>
+            <w:rPr>
+              <w:rStyle w:val="Hyperlink"/>
+            </w:rPr>
+            <w:t>e</w:t>
+          </w:r>
+        </w:hyperlink>
+      </w:r>
+      <w:r>
+        <w:rPr>
+          <w:rFonts w:ascii="Charis SIL Regular" w:hAnsi="Charis SIL Regular" w:eastAsia="Charis SIL Regular"/>
+          <w:b w:val="0"/>
+          <w:i w:val="0"/>
+          <w:color w:val="000000"/>
+          <w:sz w:val="24"/>
+        </w:rPr>
+        <w:t>d</w:t>
       </w:r>
       <w:r>
         <w:rPr>
@@ -9147,7 +9154,7 @@
           <w:color w:val="000000"/>
           <w:sz w:val="24"/>
         </w:rPr>
-        <w:t>d</w:t>
+        <w:t xml:space="preserve"> </w:t>
       </w:r>
       <w:r>
         <w:rPr>
@@ -9158,35 +9165,14 @@
           <w:color w:val="000000"/>
           <w:sz w:val="24"/>
         </w:rPr>
-        <w:t xml:space="preserve"> </w:t>
-      </w:r>
-      <w:r>
-        <w:rPr>
-          <w:u w:val="single" w:color="0000ff"/>
-          <w:rFonts w:ascii="Charis SIL Regular" w:hAnsi="Charis SIL Regular" w:eastAsia="Charis SIL Regular"/>
-          <w:b w:val="0"/>
-          <w:i w:val="0"/>
-          <w:color w:val="000000"/>
-          <w:sz w:val="24"/>
-        </w:rPr>
         <w:hyperlink r:id="rId71" w:history="1">
           <w:r>
             <w:rPr>
               <w:rStyle w:val="Hyperlink"/>
             </w:rPr>
-            <w:t>a</w:t>
-          </w:r>
-        </w:hyperlink>
-      </w:r>
-      <w:r>
-        <w:rPr>
-          <w:rFonts w:ascii="Charis SIL Regular" w:hAnsi="Charis SIL Regular" w:eastAsia="Charis SIL Regular"/>
-          <w:b w:val="0"/>
-          <w:i w:val="0"/>
-          <w:color w:val="000000"/>
-          <w:sz w:val="24"/>
-        </w:rPr>
-        <w:t xml:space="preserve"> </w:t>
+            <w:t xml:space="preserve">a </w:t>
+          </w:r>
+        </w:hyperlink>
       </w:r>
       <w:r>
         <w:rPr>
@@ -10808,6 +10794,7 @@
       </w:r>
       <w:r>
         <w:rPr>
+          <w:u w:val="single" w:color="0000ff"/>
           <w:rFonts w:ascii="Charis SIL Regular" w:hAnsi="Charis SIL Regular" w:eastAsia="Charis SIL Regular"/>
           <w:b w:val="0"/>
           <w:i w:val="0"/>
@@ -11689,15 +11676,9 @@
           <w:i w:val="0"/>
           <w:color w:val="0000FF"/>
           <w:sz w:val="24"/>
-        </w:rPr>
-        <w:hyperlink r:id="rId87" w:history="1">
-          <w:r>
-            <w:rPr>
-              <w:rStyle w:val="Hyperlink"/>
-            </w:rPr>
-            <w:t>l</w:t>
-          </w:r>
-        </w:hyperlink>
+          <w:u w:val="single"/>
+        </w:rPr>
+        <w:t>l</w:t>
       </w:r>
       <w:r>
         <w:rPr>
@@ -12123,7 +12104,7 @@
           <w:sz w:val="24"/>
           <w:u w:val="single"/>
         </w:rPr>
-        <w:hyperlink r:id="rId89" w:history="1">
+        <w:hyperlink r:id="rId88" w:history="1">
           <w:r>
             <w:rPr>
               <w:rStyle w:val="Hyperlink"/>
@@ -12239,12 +12220,76 @@
           <w:sz w:val="24"/>
           <w:u w:val="single"/>
         </w:rPr>
+        <w:hyperlink r:id="rId89" w:history="1">
+          <w:r>
+            <w:rPr>
+              <w:rStyle w:val="Hyperlink"/>
+            </w:rPr>
+            <w:t>http://</w:t>
+          </w:r>
+        </w:hyperlink>
+      </w:r>
+      <w:r>
+        <w:rPr>
+          <w:rFonts w:ascii="Charis SIL Regular" w:hAnsi="Charis SIL Regular" w:eastAsia="Charis SIL Regular"/>
+          <w:b w:val="0"/>
+          <w:i w:val="0"/>
+          <w:color w:val="0000FF"/>
+          <w:sz w:val="24"/>
+          <w:u w:val="single"/>
+        </w:rPr>
+        <w:hyperlink r:id="rId89" w:history="1">
+          <w:r>
+            <w:rPr>
+              <w:rStyle w:val="Hyperlink"/>
+            </w:rPr>
+            <w:t>hdl.handle.net/1887.1/</w:t>
+          </w:r>
+        </w:hyperlink>
+      </w:r>
+      <w:r>
+        <w:rPr>
+          <w:rFonts w:ascii="Charis SIL Regular" w:hAnsi="Charis SIL Regular" w:eastAsia="Charis SIL Regular"/>
+          <w:b w:val="0"/>
+          <w:i w:val="0"/>
+          <w:color w:val="0000FF"/>
+          <w:sz w:val="24"/>
+          <w:u w:val="single"/>
+        </w:rPr>
+        <w:hyperlink r:id="rId89" w:history="1">
+          <w:r>
+            <w:rPr>
+              <w:rStyle w:val="Hyperlink"/>
+            </w:rPr>
+            <w:t>item:970083</w:t>
+          </w:r>
+        </w:hyperlink>
+      </w:r>
+      <w:r>
+        <w:rPr>
+          <w:rFonts w:ascii="Charis SIL Regular" w:hAnsi="Charis SIL Regular" w:eastAsia="Charis SIL Regular"/>
+          <w:b w:val="0"/>
+          <w:i w:val="0"/>
+          <w:color w:val="000000"/>
+          <w:sz w:val="24"/>
+        </w:rPr>
+        <w:t xml:space="preserve">, </w:t>
+      </w:r>
+      <w:r>
+        <w:rPr>
+          <w:rFonts w:ascii="Charis SIL Regular" w:hAnsi="Charis SIL Regular" w:eastAsia="Charis SIL Regular"/>
+          <w:b w:val="0"/>
+          <w:i w:val="0"/>
+          <w:color w:val="0000FF"/>
+          <w:sz w:val="24"/>
+          <w:u w:val="single"/>
+        </w:rPr>
         <w:hyperlink r:id="rId90" w:history="1">
           <w:r>
             <w:rPr>
               <w:rStyle w:val="Hyperlink"/>
             </w:rPr>
-            <w:t>http://</w:t>
+            <w:t>WorldCat</w:t>
           </w:r>
         </w:hyperlink>
       </w:r>
@@ -12257,82 +12302,18 @@
           <w:sz w:val="24"/>
           <w:u w:val="single"/>
         </w:rPr>
+        <w:t xml:space="preserve"> </w:t>
+      </w:r>
+      <w:r>
+        <w:rPr>
+          <w:rFonts w:ascii="Charis SIL Regular" w:hAnsi="Charis SIL Regular" w:eastAsia="Charis SIL Regular"/>
+          <w:b w:val="0"/>
+          <w:i w:val="0"/>
+          <w:color w:val="0000FF"/>
+          <w:sz w:val="24"/>
+          <w:u w:val="single"/>
+        </w:rPr>
         <w:hyperlink r:id="rId90" w:history="1">
-          <w:r>
-            <w:rPr>
-              <w:rStyle w:val="Hyperlink"/>
-            </w:rPr>
-            <w:t>hdl.handle.net/1887.1/</w:t>
-          </w:r>
-        </w:hyperlink>
-      </w:r>
-      <w:r>
-        <w:rPr>
-          <w:rFonts w:ascii="Charis SIL Regular" w:hAnsi="Charis SIL Regular" w:eastAsia="Charis SIL Regular"/>
-          <w:b w:val="0"/>
-          <w:i w:val="0"/>
-          <w:color w:val="0000FF"/>
-          <w:sz w:val="24"/>
-          <w:u w:val="single"/>
-        </w:rPr>
-        <w:hyperlink r:id="rId90" w:history="1">
-          <w:r>
-            <w:rPr>
-              <w:rStyle w:val="Hyperlink"/>
-            </w:rPr>
-            <w:t>item:970083</w:t>
-          </w:r>
-        </w:hyperlink>
-      </w:r>
-      <w:r>
-        <w:rPr>
-          <w:rFonts w:ascii="Charis SIL Regular" w:hAnsi="Charis SIL Regular" w:eastAsia="Charis SIL Regular"/>
-          <w:b w:val="0"/>
-          <w:i w:val="0"/>
-          <w:color w:val="000000"/>
-          <w:sz w:val="24"/>
-        </w:rPr>
-        <w:t xml:space="preserve">, </w:t>
-      </w:r>
-      <w:r>
-        <w:rPr>
-          <w:rFonts w:ascii="Charis SIL Regular" w:hAnsi="Charis SIL Regular" w:eastAsia="Charis SIL Regular"/>
-          <w:b w:val="0"/>
-          <w:i w:val="0"/>
-          <w:color w:val="0000FF"/>
-          <w:sz w:val="24"/>
-          <w:u w:val="single"/>
-        </w:rPr>
-        <w:hyperlink r:id="rId91" w:history="1">
-          <w:r>
-            <w:rPr>
-              <w:rStyle w:val="Hyperlink"/>
-            </w:rPr>
-            <w:t>WorldCat</w:t>
-          </w:r>
-        </w:hyperlink>
-      </w:r>
-      <w:r>
-        <w:rPr>
-          <w:rFonts w:ascii="Charis SIL Regular" w:hAnsi="Charis SIL Regular" w:eastAsia="Charis SIL Regular"/>
-          <w:b w:val="0"/>
-          <w:i w:val="0"/>
-          <w:color w:val="0000FF"/>
-          <w:sz w:val="24"/>
-          <w:u w:val="single"/>
-        </w:rPr>
-        <w:t xml:space="preserve"> </w:t>
-      </w:r>
-      <w:r>
-        <w:rPr>
-          <w:rFonts w:ascii="Charis SIL Regular" w:hAnsi="Charis SIL Regular" w:eastAsia="Charis SIL Regular"/>
-          <w:b w:val="0"/>
-          <w:i w:val="0"/>
-          <w:color w:val="0000FF"/>
-          <w:sz w:val="24"/>
-          <w:u w:val="single"/>
-        </w:rPr>
-        <w:hyperlink r:id="rId91" w:history="1">
           <w:r>
             <w:rPr>
               <w:rStyle w:val="Hyperlink"/>
@@ -12463,7 +12444,7 @@
           <w:sz w:val="24"/>
           <w:u w:val="single"/>
         </w:rPr>
-        <w:hyperlink r:id="rId92" w:history="1">
+        <w:hyperlink r:id="rId91" w:history="1">
           <w:r>
             <w:rPr>
               <w:rStyle w:val="Hyperlink"/>
@@ -12481,7 +12462,7 @@
           <w:sz w:val="24"/>
           <w:u w:val="single"/>
         </w:rPr>
-        <w:hyperlink r:id="rId92" w:history="1">
+        <w:hyperlink r:id="rId91" w:history="1">
           <w:r>
             <w:rPr>
               <w:rStyle w:val="Hyperlink"/>
@@ -12499,7 +12480,7 @@
           <w:sz w:val="24"/>
           <w:u w:val="single"/>
         </w:rPr>
-        <w:hyperlink r:id="rId92" w:history="1">
+        <w:hyperlink r:id="rId91" w:history="1">
           <w:r>
             <w:rPr>
               <w:rStyle w:val="Hyperlink"/>
@@ -12517,7 +12498,7 @@
           <w:sz w:val="24"/>
           <w:u w:val="single"/>
         </w:rPr>
-        <w:hyperlink r:id="rId92" w:history="1">
+        <w:hyperlink r:id="rId91" w:history="1">
           <w:r>
             <w:rPr>
               <w:rStyle w:val="Hyperlink"/>
@@ -12545,7 +12526,7 @@
           <w:sz w:val="24"/>
           <w:u w:val="single"/>
         </w:rPr>
-        <w:hyperlink r:id="rId93" w:history="1">
+        <w:hyperlink r:id="rId91" w:history="1">
           <w:r>
             <w:rPr>
               <w:rStyle w:val="Hyperlink"/>
@@ -12563,7 +12544,7 @@
           <w:sz w:val="24"/>
           <w:u w:val="single"/>
         </w:rPr>
-        <w:hyperlink r:id="rId93" w:history="1">
+        <w:hyperlink r:id="rId91" w:history="1">
           <w:r>
             <w:rPr>
               <w:rStyle w:val="Hyperlink"/>
@@ -12592,7 +12573,7 @@
           <w:sz w:val="24"/>
           <w:u w:val="single"/>
         </w:rPr>
-        <w:hyperlink r:id="rId93" w:history="1">
+        <w:hyperlink r:id="rId91" w:history="1">
           <w:r>
             <w:rPr>
               <w:rStyle w:val="Hyperlink"/>
@@ -12700,7 +12681,7 @@
           <w:sz w:val="24"/>
           <w:u w:val="single"/>
         </w:rPr>
-        <w:hyperlink r:id="rId94" w:history="1">
+        <w:hyperlink r:id="rId92" w:history="1">
           <w:r>
             <w:rPr>
               <w:rStyle w:val="Hyperlink"/>
@@ -12718,7 +12699,7 @@
           <w:sz w:val="24"/>
           <w:u w:val="single"/>
         </w:rPr>
-        <w:hyperlink r:id="rId94" w:history="1">
+        <w:hyperlink r:id="rId92" w:history="1">
           <w:r>
             <w:rPr>
               <w:rStyle w:val="Hyperlink"/>
@@ -12816,7 +12797,7 @@
           <w:sz w:val="24"/>
           <w:u w:val="single"/>
         </w:rPr>
-        <w:hyperlink r:id="rId95" w:history="1">
+        <w:hyperlink r:id="rId93" w:history="1">
           <w:r>
             <w:rPr>
               <w:rStyle w:val="Hyperlink"/>
@@ -12845,7 +12826,7 @@
           <w:sz w:val="24"/>
           <w:u w:val="single"/>
         </w:rPr>
-        <w:hyperlink r:id="rId95" w:history="1">
+        <w:hyperlink r:id="rId93" w:history="1">
           <w:r>
             <w:rPr>
               <w:rStyle w:val="Hyperlink"/>
@@ -12933,7 +12914,7 @@
           <w:sz w:val="24"/>
           <w:u w:val="single"/>
         </w:rPr>
-        <w:hyperlink r:id="rId96" w:history="1">
+        <w:hyperlink r:id="rId94" w:history="1">
           <w:r>
             <w:rPr>
               <w:rStyle w:val="Hyperlink"/>
@@ -12962,7 +12943,7 @@
           <w:sz w:val="24"/>
           <w:u w:val="single"/>
         </w:rPr>
-        <w:hyperlink r:id="rId96" w:history="1">
+        <w:hyperlink r:id="rId94" w:history="1">
           <w:r>
             <w:rPr>
               <w:rStyle w:val="Hyperlink"/>
@@ -12990,7 +12971,7 @@
           <w:sz w:val="24"/>
           <w:u w:val="single"/>
         </w:rPr>
-        <w:hyperlink r:id="rId97" w:history="1">
+        <w:hyperlink r:id="rId95" w:history="1">
           <w:r>
             <w:rPr>
               <w:rStyle w:val="Hyperlink"/>
@@ -13019,7 +13000,7 @@
           <w:sz w:val="24"/>
           <w:u w:val="single"/>
         </w:rPr>
-        <w:hyperlink r:id="rId97" w:history="1">
+        <w:hyperlink r:id="rId95" w:history="1">
           <w:r>
             <w:rPr>
               <w:rStyle w:val="Hyperlink"/>
@@ -13147,7 +13128,7 @@
           <w:sz w:val="24"/>
           <w:u w:val="single"/>
         </w:rPr>
-        <w:hyperlink r:id="rId98" w:history="1">
+        <w:hyperlink r:id="rId96" w:history="1">
           <w:r>
             <w:rPr>
               <w:rStyle w:val="Hyperlink"/>
@@ -13165,7 +13146,7 @@
           <w:sz w:val="24"/>
           <w:u w:val="single"/>
         </w:rPr>
-        <w:hyperlink r:id="rId98" w:history="1">
+        <w:hyperlink r:id="rId96" w:history="1">
           <w:r>
             <w:rPr>
               <w:rStyle w:val="Hyperlink"/>
@@ -13183,7 +13164,7 @@
           <w:sz w:val="24"/>
           <w:u w:val="single"/>
         </w:rPr>
-        <w:hyperlink r:id="rId98" w:history="1">
+        <w:hyperlink r:id="rId96" w:history="1">
           <w:r>
             <w:rPr>
               <w:rStyle w:val="Hyperlink"/>
@@ -13299,7 +13280,7 @@
           <w:sz w:val="24"/>
           <w:u w:val="single"/>
         </w:rPr>
-        <w:hyperlink r:id="rId99" w:history="1">
+        <w:hyperlink r:id="rId97" w:history="1">
           <w:r>
             <w:rPr>
               <w:rStyle w:val="Hyperlink"/>
@@ -13328,7 +13309,7 @@
           <w:sz w:val="24"/>
           <w:u w:val="single"/>
         </w:rPr>
-        <w:hyperlink r:id="rId99" w:history="1">
+        <w:hyperlink r:id="rId97" w:history="1">
           <w:r>
             <w:rPr>
               <w:rStyle w:val="Hyperlink"/>
@@ -13356,7 +13337,7 @@
           <w:sz w:val="24"/>
           <w:u w:val="single"/>
         </w:rPr>
-        <w:hyperlink r:id="rId100" w:history="1">
+        <w:hyperlink r:id="rId98" w:history="1">
           <w:r>
             <w:rPr>
               <w:rStyle w:val="Hyperlink"/>
@@ -13385,7 +13366,7 @@
           <w:sz w:val="24"/>
           <w:u w:val="single"/>
         </w:rPr>
-        <w:hyperlink r:id="rId100" w:history="1">
+        <w:hyperlink r:id="rId98" w:history="1">
           <w:r>
             <w:rPr>
               <w:rStyle w:val="Hyperlink"/>
@@ -13497,7 +13478,7 @@
           <w:color w:val="0000FF"/>
           <w:sz w:val="24"/>
         </w:rPr>
-        <w:hyperlink r:id="rId101" w:history="1">
+        <w:hyperlink r:id="rId99" w:history="1">
           <w:r>
             <w:rPr>
               <w:rStyle w:val="Hyperlink"/>
@@ -13514,7 +13495,7 @@
           <w:color w:val="0000FF"/>
           <w:sz w:val="24"/>
         </w:rPr>
-        <w:hyperlink r:id="rId101" w:history="1">
+        <w:hyperlink r:id="rId99" w:history="1">
           <w:r>
             <w:rPr>
               <w:rStyle w:val="Hyperlink"/>
@@ -13531,7 +13512,7 @@
           <w:color w:val="0000FF"/>
           <w:sz w:val="24"/>
         </w:rPr>
-        <w:hyperlink r:id="rId101" w:history="1">
+        <w:hyperlink r:id="rId99" w:history="1">
           <w:r>
             <w:rPr>
               <w:rStyle w:val="Hyperlink"/>
@@ -13548,7 +13529,7 @@
           <w:color w:val="0000FF"/>
           <w:sz w:val="24"/>
         </w:rPr>
-        <w:hyperlink r:id="rId101" w:history="1">
+        <w:hyperlink r:id="rId99" w:history="1">
           <w:r>
             <w:rPr>
               <w:rStyle w:val="Hyperlink"/>
@@ -13565,7 +13546,7 @@
           <w:color w:val="0000FF"/>
           <w:sz w:val="24"/>
         </w:rPr>
-        <w:hyperlink r:id="rId101" w:history="1">
+        <w:hyperlink r:id="rId99" w:history="1">
           <w:r>
             <w:rPr>
               <w:rStyle w:val="Hyperlink"/>
@@ -13667,7 +13648,7 @@
           <w:color w:val="0000FF"/>
           <w:sz w:val="24"/>
         </w:rPr>
-        <w:hyperlink r:id="rId102" w:history="1">
+        <w:hyperlink r:id="rId100" w:history="1">
           <w:r>
             <w:rPr>
               <w:rStyle w:val="Hyperlink"/>
@@ -13684,7 +13665,7 @@
           <w:color w:val="0000FF"/>
           <w:sz w:val="24"/>
         </w:rPr>
-        <w:hyperlink r:id="rId102" w:history="1">
+        <w:hyperlink r:id="rId100" w:history="1">
           <w:r>
             <w:rPr>
               <w:rStyle w:val="Hyperlink"/>
@@ -13701,7 +13682,7 @@
           <w:color w:val="0000FF"/>
           <w:sz w:val="24"/>
         </w:rPr>
-        <w:hyperlink r:id="rId102" w:history="1">
+        <w:hyperlink r:id="rId100" w:history="1">
           <w:r>
             <w:rPr>
               <w:rStyle w:val="Hyperlink"/>
@@ -13718,7 +13699,7 @@
           <w:color w:val="0000FF"/>
           <w:sz w:val="24"/>
         </w:rPr>
-        <w:hyperlink r:id="rId102" w:history="1">
+        <w:hyperlink r:id="rId100" w:history="1">
           <w:r>
             <w:rPr>
               <w:rStyle w:val="Hyperlink"/>
@@ -13735,7 +13716,7 @@
           <w:color w:val="0000FF"/>
           <w:sz w:val="24"/>
         </w:rPr>
-        <w:hyperlink r:id="rId102" w:history="1">
+        <w:hyperlink r:id="rId100" w:history="1">
           <w:r>
             <w:rPr>
               <w:rStyle w:val="Hyperlink"/>
@@ -13833,7 +13814,7 @@
           <w:color w:val="0000FF"/>
           <w:sz w:val="24"/>
         </w:rPr>
-        <w:hyperlink r:id="rId103" w:history="1">
+        <w:hyperlink r:id="rId101" w:history="1">
           <w:r>
             <w:rPr>
               <w:rStyle w:val="Hyperlink"/>
@@ -13850,7 +13831,7 @@
           <w:color w:val="0000FF"/>
           <w:sz w:val="24"/>
         </w:rPr>
-        <w:hyperlink r:id="rId103" w:history="1">
+        <w:hyperlink r:id="rId101" w:history="1">
           <w:r>
             <w:rPr>
               <w:rStyle w:val="Hyperlink"/>
@@ -13867,7 +13848,7 @@
           <w:color w:val="0000FF"/>
           <w:sz w:val="24"/>
         </w:rPr>
-        <w:hyperlink r:id="rId103" w:history="1">
+        <w:hyperlink r:id="rId101" w:history="1">
           <w:r>
             <w:rPr>
               <w:rStyle w:val="Hyperlink"/>
@@ -13884,7 +13865,7 @@
           <w:color w:val="0000FF"/>
           <w:sz w:val="24"/>
         </w:rPr>
-        <w:hyperlink r:id="rId103" w:history="1">
+        <w:hyperlink r:id="rId101" w:history="1">
           <w:r>
             <w:rPr>
               <w:rStyle w:val="Hyperlink"/>
@@ -13901,7 +13882,7 @@
           <w:color w:val="0000FF"/>
           <w:sz w:val="24"/>
         </w:rPr>
-        <w:hyperlink r:id="rId103" w:history="1">
+        <w:hyperlink r:id="rId101" w:history="1">
           <w:r>
             <w:rPr>
               <w:rStyle w:val="Hyperlink"/>
@@ -14010,7 +13991,7 @@
           <w:color w:val="0000FF"/>
           <w:sz w:val="24"/>
         </w:rPr>
-        <w:hyperlink r:id="rId104" w:history="1">
+        <w:hyperlink r:id="rId102" w:history="1">
           <w:r>
             <w:rPr>
               <w:rStyle w:val="Hyperlink"/>
@@ -14027,7 +14008,7 @@
           <w:color w:val="0000FF"/>
           <w:sz w:val="24"/>
         </w:rPr>
-        <w:hyperlink r:id="rId104" w:history="1">
+        <w:hyperlink r:id="rId102" w:history="1">
           <w:r>
             <w:rPr>
               <w:rStyle w:val="Hyperlink"/>
@@ -14044,7 +14025,7 @@
           <w:color w:val="0000FF"/>
           <w:sz w:val="24"/>
         </w:rPr>
-        <w:hyperlink r:id="rId104" w:history="1">
+        <w:hyperlink r:id="rId102" w:history="1">
           <w:r>
             <w:rPr>
               <w:rStyle w:val="Hyperlink"/>
@@ -14061,7 +14042,7 @@
           <w:color w:val="0000FF"/>
           <w:sz w:val="24"/>
         </w:rPr>
-        <w:hyperlink r:id="rId104" w:history="1">
+        <w:hyperlink r:id="rId102" w:history="1">
           <w:r>
             <w:rPr>
               <w:rStyle w:val="Hyperlink"/>
@@ -14078,7 +14059,7 @@
           <w:color w:val="0000FF"/>
           <w:sz w:val="24"/>
         </w:rPr>
-        <w:hyperlink r:id="rId104" w:history="1">
+        <w:hyperlink r:id="rId102" w:history="1">
           <w:r>
             <w:rPr>
               <w:rStyle w:val="Hyperlink"/>
@@ -14201,7 +14182,7 @@
           <w:sz w:val="24"/>
           <w:u w:val="single"/>
         </w:rPr>
-        <w:hyperlink r:id="rId105" w:history="1">
+        <w:hyperlink r:id="rId103" w:history="1">
           <w:r>
             <w:rPr>
               <w:rStyle w:val="Hyperlink"/>
@@ -14230,7 +14211,7 @@
           <w:sz w:val="24"/>
           <w:u w:val="single"/>
         </w:rPr>
-        <w:hyperlink r:id="rId105" w:history="1">
+        <w:hyperlink r:id="rId103" w:history="1">
           <w:r>
             <w:rPr>
               <w:rStyle w:val="Hyperlink"/>
@@ -14339,7 +14320,7 @@
           <w:color w:val="0000FF"/>
           <w:sz w:val="24"/>
         </w:rPr>
-        <w:hyperlink r:id="rId106" w:history="1">
+        <w:hyperlink r:id="rId104" w:history="1">
           <w:r>
             <w:rPr>
               <w:rStyle w:val="Hyperlink"/>
@@ -14356,7 +14337,7 @@
           <w:color w:val="0000FF"/>
           <w:sz w:val="24"/>
         </w:rPr>
-        <w:hyperlink r:id="rId106" w:history="1">
+        <w:hyperlink r:id="rId104" w:history="1">
           <w:r>
             <w:rPr>
               <w:rStyle w:val="Hyperlink"/>
@@ -14373,7 +14354,7 @@
           <w:color w:val="0000FF"/>
           <w:sz w:val="24"/>
         </w:rPr>
-        <w:hyperlink r:id="rId106" w:history="1">
+        <w:hyperlink r:id="rId104" w:history="1">
           <w:r>
             <w:rPr>
               <w:rStyle w:val="Hyperlink"/>
@@ -14390,7 +14371,7 @@
           <w:color w:val="0000FF"/>
           <w:sz w:val="24"/>
         </w:rPr>
-        <w:hyperlink r:id="rId106" w:history="1">
+        <w:hyperlink r:id="rId104" w:history="1">
           <w:r>
             <w:rPr>
               <w:rStyle w:val="Hyperlink"/>
@@ -14407,7 +14388,7 @@
           <w:color w:val="0000FF"/>
           <w:sz w:val="24"/>
         </w:rPr>
-        <w:hyperlink r:id="rId106" w:history="1">
+        <w:hyperlink r:id="rId104" w:history="1">
           <w:r>
             <w:rPr>
               <w:rStyle w:val="Hyperlink"/>
@@ -14424,7 +14405,7 @@
           <w:color w:val="0000FF"/>
           <w:sz w:val="24"/>
         </w:rPr>
-        <w:hyperlink r:id="rId106" w:history="1">
+        <w:hyperlink r:id="rId104" w:history="1">
           <w:r>
             <w:rPr>
               <w:rStyle w:val="Hyperlink"/>
@@ -14441,7 +14422,7 @@
           <w:color w:val="0000FF"/>
           <w:sz w:val="24"/>
         </w:rPr>
-        <w:hyperlink r:id="rId106" w:history="1">
+        <w:hyperlink r:id="rId104" w:history="1">
           <w:r>
             <w:rPr>
               <w:rStyle w:val="Hyperlink"/>
@@ -14459,7 +14440,7 @@
           <w:sz w:val="24"/>
           <w:u w:val="single"/>
         </w:rPr>
-        <w:hyperlink r:id="rId106" w:history="1">
+        <w:hyperlink r:id="rId104" w:history="1">
           <w:r>
             <w:rPr>
               <w:rStyle w:val="Hyperlink"/>
@@ -14477,7 +14458,7 @@
           <w:sz w:val="24"/>
           <w:u w:val="single"/>
         </w:rPr>
-        <w:hyperlink r:id="rId106" w:history="1">
+        <w:hyperlink r:id="rId104" w:history="1">
           <w:r>
             <w:rPr>
               <w:rStyle w:val="Hyperlink"/>
@@ -14495,7 +14476,7 @@
           <w:sz w:val="24"/>
           <w:u w:val="single"/>
         </w:rPr>
-        <w:hyperlink r:id="rId106" w:history="1">
+        <w:hyperlink r:id="rId104" w:history="1">
           <w:r>
             <w:rPr>
               <w:rStyle w:val="Hyperlink"/>
@@ -14513,7 +14494,7 @@
           <w:sz w:val="24"/>
           <w:u w:val="single"/>
         </w:rPr>
-        <w:hyperlink r:id="rId106" w:history="1">
+        <w:hyperlink r:id="rId104" w:history="1">
           <w:r>
             <w:rPr>
               <w:rStyle w:val="Hyperlink"/>
@@ -14531,7 +14512,7 @@
           <w:sz w:val="24"/>
           <w:u w:val="single"/>
         </w:rPr>
-        <w:hyperlink r:id="rId106" w:history="1">
+        <w:hyperlink r:id="rId104" w:history="1">
           <w:r>
             <w:rPr>
               <w:rStyle w:val="Hyperlink"/>
@@ -14549,7 +14530,7 @@
           <w:sz w:val="24"/>
           <w:u w:val="single"/>
         </w:rPr>
-        <w:hyperlink r:id="rId106" w:history="1">
+        <w:hyperlink r:id="rId104" w:history="1">
           <w:r>
             <w:rPr>
               <w:rStyle w:val="Hyperlink"/>
@@ -14567,7 +14548,7 @@
           <w:sz w:val="24"/>
           <w:u w:val="single"/>
         </w:rPr>
-        <w:hyperlink r:id="rId106" w:history="1">
+        <w:hyperlink r:id="rId104" w:history="1">
           <w:r>
             <w:rPr>
               <w:rStyle w:val="Hyperlink"/>
@@ -14585,7 +14566,7 @@
           <w:sz w:val="24"/>
           <w:u w:val="single"/>
         </w:rPr>
-        <w:hyperlink r:id="rId106" w:history="1">
+        <w:hyperlink r:id="rId104" w:history="1">
           <w:r>
             <w:rPr>
               <w:rStyle w:val="Hyperlink"/>
@@ -14603,7 +14584,7 @@
           <w:sz w:val="24"/>
           <w:u w:val="single"/>
         </w:rPr>
-        <w:hyperlink r:id="rId106" w:history="1">
+        <w:hyperlink r:id="rId104" w:history="1">
           <w:r>
             <w:rPr>
               <w:rStyle w:val="Hyperlink"/>
@@ -14621,7 +14602,7 @@
           <w:sz w:val="24"/>
           <w:u w:val="single"/>
         </w:rPr>
-        <w:hyperlink r:id="rId106" w:history="1">
+        <w:hyperlink r:id="rId104" w:history="1">
           <w:r>
             <w:rPr>
               <w:rStyle w:val="Hyperlink"/>

--- a/EXPORTS/DOCX/published/niveau2/English/Suriname.docx
+++ b/EXPORTS/DOCX/published/niveau2/English/Suriname.docx
@@ -1533,6 +1533,7 @@
           <w:i w:val="0"/>
           <w:color w:val="0000FF"/>
           <w:sz w:val="24"/>
+          <w:u w:val="single"/>
         </w:rPr>
         <w:t>m</w:t>
       </w:r>
@@ -2503,115 +2504,17 @@
           <w:color w:val="000000"/>
           <w:sz w:val="24"/>
         </w:rPr>
-        <w:t xml:space="preserve">is </w:t>
-      </w:r>
-      <w:r>
-        <w:rPr>
-          <w:u w:val="single" w:color="0000ff"/>
-          <w:rFonts w:ascii="Charis SIL Regular" w:hAnsi="Charis SIL Regular" w:eastAsia="Charis SIL Regular"/>
-          <w:b w:val="0"/>
-          <w:i w:val="0"/>
-          <w:color w:val="000000"/>
-          <w:sz w:val="24"/>
-        </w:rPr>
-        <w:hyperlink r:id="rId21" w:history="1">
-          <w:r>
-            <w:rPr>
-              <w:rStyle w:val="Hyperlink"/>
-            </w:rPr>
-            <w:t>hou</w:t>
-          </w:r>
-        </w:hyperlink>
-      </w:r>
-      <w:r>
-        <w:rPr>
-          <w:u w:val="single" w:color="0000ff"/>
-          <w:rFonts w:ascii="Charis SIL Regular" w:hAnsi="Charis SIL Regular" w:eastAsia="Charis SIL Regular"/>
-          <w:b w:val="0"/>
-          <w:i w:val="0"/>
-          <w:color w:val="000000"/>
-          <w:sz w:val="24"/>
-        </w:rPr>
-        <w:hyperlink r:id="rId21" w:history="1">
-          <w:r>
-            <w:rPr>
-              <w:rStyle w:val="Hyperlink"/>
-            </w:rPr>
-            <w:t>s</w:t>
-          </w:r>
-        </w:hyperlink>
-      </w:r>
-      <w:r>
-        <w:rPr>
-          <w:u w:val="single" w:color="0000ff"/>
-          <w:rFonts w:ascii="Charis SIL Regular" w:hAnsi="Charis SIL Regular" w:eastAsia="Charis SIL Regular"/>
-          <w:b w:val="0"/>
-          <w:i w:val="0"/>
-          <w:color w:val="000000"/>
-          <w:sz w:val="24"/>
-        </w:rPr>
-        <w:hyperlink r:id="rId21" w:history="1">
-          <w:r>
-            <w:rPr>
-              <w:rStyle w:val="Hyperlink"/>
-            </w:rPr>
-            <w:t xml:space="preserve">ed at </w:t>
-          </w:r>
-        </w:hyperlink>
-      </w:r>
-      <w:r>
-        <w:rPr>
-          <w:rFonts w:ascii="Charis SIL Regular" w:hAnsi="Charis SIL Regular" w:eastAsia="Charis SIL Regular"/>
-          <w:b w:val="0"/>
-          <w:i w:val="0"/>
-          <w:color w:val="0000FF"/>
-          <w:sz w:val="24"/>
-          <w:u w:val="single"/>
-        </w:rPr>
-        <w:hyperlink r:id="rId21" w:history="1">
-          <w:r>
-            <w:rPr>
-              <w:rStyle w:val="Hyperlink"/>
-            </w:rPr>
-            <w:t>Museo</w:t>
-          </w:r>
-        </w:hyperlink>
-      </w:r>
-      <w:r>
-        <w:rPr>
-          <w:rFonts w:ascii="Charis SIL Regular" w:hAnsi="Charis SIL Regular" w:eastAsia="Charis SIL Regular"/>
-          <w:b w:val="0"/>
-          <w:i w:val="0"/>
-          <w:color w:val="0000FF"/>
-          <w:sz w:val="24"/>
-          <w:u w:val="single"/>
-        </w:rPr>
-        <w:hyperlink r:id="rId21" w:history="1">
-          <w:r>
-            <w:rPr>
-              <w:rStyle w:val="Hyperlink"/>
-            </w:rPr>
-            <w:t>n-</w:t>
-          </w:r>
-        </w:hyperlink>
-      </w:r>
-      <w:r>
-        <w:rPr>
-          <w:rFonts w:ascii="Charis SIL Regular" w:hAnsi="Charis SIL Regular" w:eastAsia="Charis SIL Regular"/>
-          <w:b w:val="0"/>
-          <w:i w:val="0"/>
-          <w:color w:val="0000FF"/>
-          <w:sz w:val="24"/>
-          <w:u w:val="single"/>
-        </w:rPr>
-        <w:hyperlink r:id="rId21" w:history="1">
-          <w:r>
-            <w:rPr>
-              <w:rStyle w:val="Hyperlink"/>
-            </w:rPr>
-            <w:t>Om</w:t>
-          </w:r>
-        </w:hyperlink>
+        <w:t xml:space="preserve">is housed at </w:t>
+      </w:r>
+      <w:r>
+        <w:rPr>
+          <w:rFonts w:ascii="Charis SIL Regular" w:hAnsi="Charis SIL Regular" w:eastAsia="Charis SIL Regular"/>
+          <w:b w:val="0"/>
+          <w:i w:val="0"/>
+          <w:color w:val="0000FF"/>
+          <w:sz w:val="24"/>
+        </w:rPr>
+        <w:t>Museon-Om</w:t>
       </w:r>
       <w:r>
         <w:rPr>
@@ -2853,6 +2756,16 @@
       </w:r>
       <w:r>
         <w:rPr>
+          <w:rFonts w:ascii="Charis SIL Regular" w:hAnsi="Charis SIL Regular" w:eastAsia="Charis SIL Regular"/>
+          <w:b w:val="0"/>
+          <w:i w:val="0"/>
+          <w:color w:val="000000"/>
+          <w:sz w:val="24"/>
+        </w:rPr>
+        <w:t>M</w:t>
+      </w:r>
+      <w:r>
+        <w:rPr>
           <w:u w:val="single" w:color="0000ff"/>
           <w:rFonts w:ascii="Charis SIL Regular" w:hAnsi="Charis SIL Regular" w:eastAsia="Charis SIL Regular"/>
           <w:b w:val="0"/>
@@ -2860,17 +2773,6 @@
           <w:color w:val="000000"/>
           <w:sz w:val="24"/>
         </w:rPr>
-        <w:t>M</w:t>
-      </w:r>
-      <w:r>
-        <w:rPr>
-          <w:u w:val="single" w:color="0000ff"/>
-          <w:rFonts w:ascii="Charis SIL Regular" w:hAnsi="Charis SIL Regular" w:eastAsia="Charis SIL Regular"/>
-          <w:b w:val="0"/>
-          <w:i w:val="0"/>
-          <w:color w:val="000000"/>
-          <w:sz w:val="24"/>
-        </w:rPr>
         <w:hyperlink r:id="rId22" w:history="1">
           <w:r>
             <w:rPr>
@@ -2914,9 +2816,36 @@
             <w:rPr>
               <w:rStyle w:val="Hyperlink"/>
             </w:rPr>
-            <w:t>film</w:t>
-          </w:r>
-        </w:hyperlink>
+            <w:t>fil</w:t>
+          </w:r>
+        </w:hyperlink>
+      </w:r>
+      <w:r>
+        <w:rPr>
+          <w:rFonts w:ascii="Charis SIL Regular" w:hAnsi="Charis SIL Regular" w:eastAsia="Charis SIL Regular"/>
+          <w:b w:val="0"/>
+          <w:i w:val="0"/>
+          <w:color w:val="0000FF"/>
+          <w:sz w:val="24"/>
+        </w:rPr>
+        <w:hyperlink r:id="rId23" w:history="1">
+          <w:r>
+            <w:rPr>
+              <w:rStyle w:val="Hyperlink"/>
+            </w:rPr>
+            <w:t>m</w:t>
+          </w:r>
+        </w:hyperlink>
+      </w:r>
+      <w:r>
+        <w:rPr>
+          <w:rFonts w:ascii="Charis SIL Regular" w:hAnsi="Charis SIL Regular" w:eastAsia="Charis SIL Regular"/>
+          <w:b w:val="0"/>
+          <w:i w:val="0"/>
+          <w:color w:val="0000FF"/>
+          <w:sz w:val="24"/>
+        </w:rPr>
+        <w:t>s</w:t>
       </w:r>
       <w:r>
         <w:rPr>
@@ -2927,7 +2856,7 @@
           <w:sz w:val="24"/>
           <w:u w:val="single"/>
         </w:rPr>
-        <w:t>s</w:t>
+        <w:t xml:space="preserve"> </w:t>
       </w:r>
       <w:r>
         <w:rPr>
@@ -2938,6 +2867,24 @@
           <w:sz w:val="24"/>
           <w:u w:val="single"/>
         </w:rPr>
+        <w:hyperlink r:id="rId23" w:history="1">
+          <w:r>
+            <w:rPr>
+              <w:rStyle w:val="Hyperlink"/>
+            </w:rPr>
+            <w:t>and</w:t>
+          </w:r>
+        </w:hyperlink>
+      </w:r>
+      <w:r>
+        <w:rPr>
+          <w:rFonts w:ascii="Charis SIL Regular" w:hAnsi="Charis SIL Regular" w:eastAsia="Charis SIL Regular"/>
+          <w:b w:val="0"/>
+          <w:i w:val="0"/>
+          <w:color w:val="0000FF"/>
+          <w:sz w:val="24"/>
+          <w:u w:val="single"/>
+        </w:rPr>
         <w:t xml:space="preserve"> </w:t>
       </w:r>
       <w:r>
@@ -2954,7 +2901,7 @@
             <w:rPr>
               <w:rStyle w:val="Hyperlink"/>
             </w:rPr>
-            <w:t>and</w:t>
+            <w:t>audio</w:t>
           </w:r>
         </w:hyperlink>
       </w:r>
@@ -2983,48 +2930,9 @@
             <w:rPr>
               <w:rStyle w:val="Hyperlink"/>
             </w:rPr>
-            <w:t>audio</w:t>
-          </w:r>
-        </w:hyperlink>
-      </w:r>
-      <w:r>
-        <w:rPr>
-          <w:rFonts w:ascii="Charis SIL Regular" w:hAnsi="Charis SIL Regular" w:eastAsia="Charis SIL Regular"/>
-          <w:b w:val="0"/>
-          <w:i w:val="0"/>
-          <w:color w:val="0000FF"/>
-          <w:sz w:val="24"/>
-          <w:u w:val="single"/>
-        </w:rPr>
-        <w:t xml:space="preserve"> </w:t>
-      </w:r>
-      <w:r>
-        <w:rPr>
-          <w:rFonts w:ascii="Charis SIL Regular" w:hAnsi="Charis SIL Regular" w:eastAsia="Charis SIL Regular"/>
-          <w:b w:val="0"/>
-          <w:i w:val="0"/>
-          <w:color w:val="0000FF"/>
-          <w:sz w:val="24"/>
-          <w:u w:val="single"/>
-        </w:rPr>
-        <w:hyperlink r:id="rId23" w:history="1">
-          <w:r>
-            <w:rPr>
-              <w:rStyle w:val="Hyperlink"/>
-            </w:rPr>
-            <w:t>tape</w:t>
-          </w:r>
-        </w:hyperlink>
-      </w:r>
-      <w:r>
-        <w:rPr>
-          <w:rFonts w:ascii="Charis SIL Regular" w:hAnsi="Charis SIL Regular" w:eastAsia="Charis SIL Regular"/>
-          <w:b w:val="0"/>
-          <w:i w:val="0"/>
-          <w:color w:val="0000FF"/>
-          <w:sz w:val="24"/>
-        </w:rPr>
-        <w:t>s</w:t>
+            <w:t>tapes</w:t>
+          </w:r>
+        </w:hyperlink>
       </w:r>
       <w:r>
         <w:rPr>
@@ -5906,6 +5814,23 @@
       </w:r>
       <w:r>
         <w:rPr>
+          <w:rFonts w:ascii="Charis SIL Italic" w:hAnsi="Charis SIL Italic" w:eastAsia="Charis SIL Italic"/>
+          <w:b w:val="0"/>
+          <w:i/>
+          <w:color w:val="000000"/>
+          <w:sz w:val="24"/>
+        </w:rPr>
+        <w:hyperlink r:id="rId46" w:history="1">
+          <w:r>
+            <w:rPr>
+              <w:rStyle w:val="Hyperlink"/>
+            </w:rPr>
+            <w:t>m</w:t>
+          </w:r>
+        </w:hyperlink>
+      </w:r>
+      <w:r>
+        <w:rPr>
           <w:u w:val="single" w:color="0000ff"/>
           <w:rFonts w:ascii="Charis SIL Italic" w:hAnsi="Charis SIL Italic" w:eastAsia="Charis SIL Italic"/>
           <w:b w:val="0"/>
@@ -5913,7 +5838,7 @@
           <w:color w:val="000000"/>
           <w:sz w:val="24"/>
         </w:rPr>
-        <w:t>m</w:t>
+        <w:t>u</w:t>
       </w:r>
       <w:r>
         <w:rPr>
@@ -5923,7 +5848,7 @@
           <w:color w:val="000000"/>
           <w:sz w:val="24"/>
         </w:rPr>
-        <w:t>useet</w:t>
+        <w:t>seet</w:t>
       </w:r>
       <w:r>
         <w:rPr>
@@ -6117,7 +6042,25 @@
           <w:color w:val="000000"/>
           <w:sz w:val="24"/>
         </w:rPr>
-        <w:t xml:space="preserve"> during his posting in Albina between 1893 and 1896. This collec</w:t>
+        <w:t xml:space="preserve"> during his posting in Albina between 1893 and 1896. This </w:t>
+      </w:r>
+      <w:r>
+        <w:rPr>
+          <w:u w:val="single" w:color="0000ff"/>
+          <w:rFonts w:ascii="Charis SIL Regular" w:hAnsi="Charis SIL Regular" w:eastAsia="Charis SIL Regular"/>
+          <w:b w:val="0"/>
+          <w:i w:val="0"/>
+          <w:color w:val="000000"/>
+          <w:sz w:val="24"/>
+        </w:rPr>
+        <w:hyperlink r:id="rId47" w:history="1">
+          <w:r>
+            <w:rPr>
+              <w:rStyle w:val="Hyperlink"/>
+            </w:rPr>
+            <w:t>collec</w:t>
+          </w:r>
+        </w:hyperlink>
       </w:r>
       <w:r>
         <w:rPr>
@@ -6605,6 +6548,7 @@
           <w:i w:val="0"/>
           <w:color w:val="0000FF"/>
           <w:sz w:val="24"/>
+          <w:u w:val="single"/>
         </w:rPr>
         <w:hyperlink r:id="rId52" w:history="1">
           <w:r>
@@ -6696,6 +6640,7 @@
           <w:i w:val="0"/>
           <w:color w:val="0000FF"/>
           <w:sz w:val="24"/>
+          <w:u w:val="single"/>
         </w:rPr>
         <w:hyperlink r:id="rId53" w:history="1">
           <w:r>
@@ -6970,13 +6915,31 @@
       </w:r>
       <w:r>
         <w:rPr>
-          <w:rFonts w:ascii="Charis SIL Regular" w:hAnsi="Charis SIL Regular" w:eastAsia="Charis SIL Regular"/>
-          <w:b w:val="0"/>
-          <w:i w:val="0"/>
-          <w:color w:val="000000"/>
-          <w:sz w:val="24"/>
-        </w:rPr>
-        <w:t xml:space="preserve">. In 1904 expedition member </w:t>
+          <w:u w:val="single" w:color="0000ff"/>
+          <w:rFonts w:ascii="Charis SIL Regular" w:hAnsi="Charis SIL Regular" w:eastAsia="Charis SIL Regular"/>
+          <w:b w:val="0"/>
+          <w:i w:val="0"/>
+          <w:color w:val="000000"/>
+          <w:sz w:val="24"/>
+        </w:rPr>
+        <w:hyperlink r:id="rId55" w:history="1">
+          <w:r>
+            <w:rPr>
+              <w:rStyle w:val="Hyperlink"/>
+            </w:rPr>
+            <w:t>. I</w:t>
+          </w:r>
+        </w:hyperlink>
+      </w:r>
+      <w:r>
+        <w:rPr>
+          <w:rFonts w:ascii="Charis SIL Regular" w:hAnsi="Charis SIL Regular" w:eastAsia="Charis SIL Regular"/>
+          <w:b w:val="0"/>
+          <w:i w:val="0"/>
+          <w:color w:val="000000"/>
+          <w:sz w:val="24"/>
+        </w:rPr>
+        <w:t xml:space="preserve">n 1904 expedition member </w:t>
       </w:r>
       <w:r>
         <w:rPr>
@@ -8116,14 +8079,273 @@
           <w:color w:val="000000"/>
           <w:sz w:val="24"/>
         </w:rPr>
+        <w:t xml:space="preserve"> at the </w:t>
+      </w:r>
+      <w:r>
+        <w:rPr>
+          <w:rFonts w:ascii="Charis SIL Regular" w:hAnsi="Charis SIL Regular" w:eastAsia="Charis SIL Regular"/>
+          <w:b w:val="0"/>
+          <w:i w:val="0"/>
+          <w:color w:val="0000FF"/>
+          <w:sz w:val="24"/>
+          <w:u w:val="single"/>
+        </w:rPr>
         <w:hyperlink r:id="rId67" w:history="1">
           <w:r>
             <w:rPr>
               <w:rStyle w:val="Hyperlink"/>
             </w:rPr>
-            <w:t xml:space="preserve"> at th</w:t>
-          </w:r>
-        </w:hyperlink>
+            <w:t>Schom</w:t>
+          </w:r>
+        </w:hyperlink>
+      </w:r>
+      <w:r>
+        <w:rPr>
+          <w:rFonts w:ascii="Charis SIL Regular" w:hAnsi="Charis SIL Regular" w:eastAsia="Charis SIL Regular"/>
+          <w:b w:val="0"/>
+          <w:i w:val="0"/>
+          <w:color w:val="0000FF"/>
+          <w:sz w:val="24"/>
+          <w:u w:val="single"/>
+        </w:rPr>
+        <w:hyperlink r:id="rId67" w:history="1">
+          <w:r>
+            <w:rPr>
+              <w:rStyle w:val="Hyperlink"/>
+            </w:rPr>
+            <w:t>b</w:t>
+          </w:r>
+        </w:hyperlink>
+      </w:r>
+      <w:r>
+        <w:rPr>
+          <w:rFonts w:ascii="Charis SIL Regular" w:hAnsi="Charis SIL Regular" w:eastAsia="Charis SIL Regular"/>
+          <w:b w:val="0"/>
+          <w:i w:val="0"/>
+          <w:color w:val="0000FF"/>
+          <w:sz w:val="24"/>
+          <w:u w:val="single"/>
+        </w:rPr>
+        <w:hyperlink r:id="rId67" w:history="1">
+          <w:r>
+            <w:rPr>
+              <w:rStyle w:val="Hyperlink"/>
+            </w:rPr>
+            <w:t>urg</w:t>
+          </w:r>
+        </w:hyperlink>
+      </w:r>
+      <w:r>
+        <w:rPr>
+          <w:rFonts w:ascii="Charis SIL Regular" w:hAnsi="Charis SIL Regular" w:eastAsia="Charis SIL Regular"/>
+          <w:b w:val="0"/>
+          <w:i w:val="0"/>
+          <w:color w:val="0000FF"/>
+          <w:sz w:val="24"/>
+          <w:u w:val="single"/>
+        </w:rPr>
+        <w:t xml:space="preserve"> </w:t>
+      </w:r>
+      <w:r>
+        <w:rPr>
+          <w:rFonts w:ascii="Charis SIL Regular" w:hAnsi="Charis SIL Regular" w:eastAsia="Charis SIL Regular"/>
+          <w:b w:val="0"/>
+          <w:i w:val="0"/>
+          <w:color w:val="0000FF"/>
+          <w:sz w:val="24"/>
+          <w:u w:val="single"/>
+        </w:rPr>
+        <w:hyperlink r:id="rId67" w:history="1">
+          <w:r>
+            <w:rPr>
+              <w:rStyle w:val="Hyperlink"/>
+            </w:rPr>
+            <w:t>C</w:t>
+          </w:r>
+        </w:hyperlink>
+      </w:r>
+      <w:r>
+        <w:rPr>
+          <w:rFonts w:ascii="Charis SIL Regular" w:hAnsi="Charis SIL Regular" w:eastAsia="Charis SIL Regular"/>
+          <w:b w:val="0"/>
+          <w:i w:val="0"/>
+          <w:color w:val="0000FF"/>
+          <w:sz w:val="24"/>
+          <w:u w:val="single"/>
+        </w:rPr>
+        <w:hyperlink r:id="rId68" w:history="1">
+          <w:r>
+            <w:rPr>
+              <w:rStyle w:val="Hyperlink"/>
+            </w:rPr>
+            <w:t>enter</w:t>
+          </w:r>
+        </w:hyperlink>
+      </w:r>
+      <w:r>
+        <w:rPr>
+          <w:rFonts w:ascii="Charis SIL Regular" w:hAnsi="Charis SIL Regular" w:eastAsia="Charis SIL Regular"/>
+          <w:b w:val="0"/>
+          <w:i w:val="0"/>
+          <w:color w:val="0000FF"/>
+          <w:sz w:val="24"/>
+          <w:u w:val="single"/>
+        </w:rPr>
+        <w:t xml:space="preserve"> </w:t>
+      </w:r>
+      <w:r>
+        <w:rPr>
+          <w:rFonts w:ascii="Charis SIL Regular" w:hAnsi="Charis SIL Regular" w:eastAsia="Charis SIL Regular"/>
+          <w:b w:val="0"/>
+          <w:i w:val="0"/>
+          <w:color w:val="0000FF"/>
+          <w:sz w:val="24"/>
+          <w:u w:val="single"/>
+        </w:rPr>
+        <w:hyperlink r:id="rId68" w:history="1">
+          <w:r>
+            <w:rPr>
+              <w:rStyle w:val="Hyperlink"/>
+            </w:rPr>
+            <w:t>for</w:t>
+          </w:r>
+        </w:hyperlink>
+      </w:r>
+      <w:r>
+        <w:rPr>
+          <w:rFonts w:ascii="Charis SIL Regular" w:hAnsi="Charis SIL Regular" w:eastAsia="Charis SIL Regular"/>
+          <w:b w:val="0"/>
+          <w:i w:val="0"/>
+          <w:color w:val="0000FF"/>
+          <w:sz w:val="24"/>
+          <w:u w:val="single"/>
+        </w:rPr>
+        <w:t xml:space="preserve"> </w:t>
+      </w:r>
+      <w:r>
+        <w:rPr>
+          <w:rFonts w:ascii="Charis SIL Regular" w:hAnsi="Charis SIL Regular" w:eastAsia="Charis SIL Regular"/>
+          <w:b w:val="0"/>
+          <w:i w:val="0"/>
+          <w:color w:val="0000FF"/>
+          <w:sz w:val="24"/>
+          <w:u w:val="single"/>
+        </w:rPr>
+        <w:hyperlink r:id="rId68" w:history="1">
+          <w:r>
+            <w:rPr>
+              <w:rStyle w:val="Hyperlink"/>
+            </w:rPr>
+            <w:t>Research</w:t>
+          </w:r>
+        </w:hyperlink>
+      </w:r>
+      <w:r>
+        <w:rPr>
+          <w:rFonts w:ascii="Charis SIL Regular" w:hAnsi="Charis SIL Regular" w:eastAsia="Charis SIL Regular"/>
+          <w:b w:val="0"/>
+          <w:i w:val="0"/>
+          <w:color w:val="0000FF"/>
+          <w:sz w:val="24"/>
+          <w:u w:val="single"/>
+        </w:rPr>
+        <w:t xml:space="preserve"> </w:t>
+      </w:r>
+      <w:r>
+        <w:rPr>
+          <w:rFonts w:ascii="Charis SIL Regular" w:hAnsi="Charis SIL Regular" w:eastAsia="Charis SIL Regular"/>
+          <w:b w:val="0"/>
+          <w:i w:val="0"/>
+          <w:color w:val="0000FF"/>
+          <w:sz w:val="24"/>
+          <w:u w:val="single"/>
+        </w:rPr>
+        <w:hyperlink r:id="rId68" w:history="1">
+          <w:r>
+            <w:rPr>
+              <w:rStyle w:val="Hyperlink"/>
+            </w:rPr>
+            <w:t>in</w:t>
+          </w:r>
+        </w:hyperlink>
+      </w:r>
+      <w:r>
+        <w:rPr>
+          <w:rFonts w:ascii="Charis SIL Regular" w:hAnsi="Charis SIL Regular" w:eastAsia="Charis SIL Regular"/>
+          <w:b w:val="0"/>
+          <w:i w:val="0"/>
+          <w:color w:val="0000FF"/>
+          <w:sz w:val="24"/>
+          <w:u w:val="single"/>
+        </w:rPr>
+        <w:t xml:space="preserve"> </w:t>
+      </w:r>
+      <w:r>
+        <w:rPr>
+          <w:rFonts w:ascii="Charis SIL Regular" w:hAnsi="Charis SIL Regular" w:eastAsia="Charis SIL Regular"/>
+          <w:b w:val="0"/>
+          <w:i w:val="0"/>
+          <w:color w:val="0000FF"/>
+          <w:sz w:val="24"/>
+          <w:u w:val="single"/>
+        </w:rPr>
+        <w:hyperlink r:id="rId68" w:history="1">
+          <w:r>
+            <w:rPr>
+              <w:rStyle w:val="Hyperlink"/>
+            </w:rPr>
+            <w:t>Black</w:t>
+          </w:r>
+        </w:hyperlink>
+      </w:r>
+      <w:r>
+        <w:rPr>
+          <w:rFonts w:ascii="Charis SIL Regular" w:hAnsi="Charis SIL Regular" w:eastAsia="Charis SIL Regular"/>
+          <w:b w:val="0"/>
+          <w:i w:val="0"/>
+          <w:color w:val="0000FF"/>
+          <w:sz w:val="24"/>
+          <w:u w:val="single"/>
+        </w:rPr>
+        <w:t xml:space="preserve"> </w:t>
+      </w:r>
+      <w:r>
+        <w:rPr>
+          <w:rFonts w:ascii="Charis SIL Regular" w:hAnsi="Charis SIL Regular" w:eastAsia="Charis SIL Regular"/>
+          <w:b w:val="0"/>
+          <w:i w:val="0"/>
+          <w:color w:val="0000FF"/>
+          <w:sz w:val="24"/>
+          <w:u w:val="single"/>
+        </w:rPr>
+        <w:hyperlink r:id="rId68" w:history="1">
+          <w:r>
+            <w:rPr>
+              <w:rStyle w:val="Hyperlink"/>
+            </w:rPr>
+            <w:t>Culture</w:t>
+          </w:r>
+        </w:hyperlink>
+      </w:r>
+      <w:r>
+        <w:rPr>
+          <w:rFonts w:ascii="Charis SIL Regular" w:hAnsi="Charis SIL Regular" w:eastAsia="Charis SIL Regular"/>
+          <w:b w:val="0"/>
+          <w:i w:val="0"/>
+          <w:color w:val="000000"/>
+          <w:sz w:val="24"/>
+        </w:rPr>
+        <w:t xml:space="preserve"> in </w:t>
+      </w:r>
+      <w:r>
+        <w:rPr>
+          <w:rFonts w:ascii="Charis SIL Regular" w:hAnsi="Charis SIL Regular" w:eastAsia="Charis SIL Regular"/>
+          <w:b w:val="0"/>
+          <w:i w:val="0"/>
+          <w:color w:val="000000"/>
+          <w:sz w:val="24"/>
+        </w:rPr>
+        <w:t>New York. The photographs are held in</w:t>
       </w:r>
       <w:r>
         <w:rPr>
@@ -8134,23 +8356,41 @@
           <w:color w:val="000000"/>
           <w:sz w:val="24"/>
         </w:rPr>
-        <w:hyperlink r:id="rId67" w:history="1">
-          <w:r>
-            <w:rPr>
-              <w:rStyle w:val="Hyperlink"/>
-            </w:rPr>
-            <w:t>e</w:t>
-          </w:r>
-        </w:hyperlink>
-      </w:r>
-      <w:r>
-        <w:rPr>
-          <w:u w:val="single" w:color="0000ff"/>
-          <w:rFonts w:ascii="Charis SIL Regular" w:hAnsi="Charis SIL Regular" w:eastAsia="Charis SIL Regular"/>
-          <w:b w:val="0"/>
-          <w:i w:val="0"/>
-          <w:color w:val="000000"/>
-          <w:sz w:val="24"/>
+        <w:hyperlink r:id="rId68" w:history="1">
+          <w:r>
+            <w:rPr>
+              <w:rStyle w:val="Hyperlink"/>
+            </w:rPr>
+            <w:t xml:space="preserve"> the </w:t>
+          </w:r>
+        </w:hyperlink>
+      </w:r>
+      <w:r>
+        <w:rPr>
+          <w:rFonts w:ascii="Charis SIL Regular" w:hAnsi="Charis SIL Regular" w:eastAsia="Charis SIL Regular"/>
+          <w:b w:val="0"/>
+          <w:i w:val="0"/>
+          <w:color w:val="0000FF"/>
+          <w:sz w:val="24"/>
+          <w:u w:val="single"/>
+        </w:rPr>
+        <w:hyperlink r:id="rId69" w:history="1">
+          <w:r>
+            <w:rPr>
+              <w:rStyle w:val="Hyperlink"/>
+            </w:rPr>
+            <w:t>Eliot</w:t>
+          </w:r>
+        </w:hyperlink>
+      </w:r>
+      <w:r>
+        <w:rPr>
+          <w:rFonts w:ascii="Charis SIL Regular" w:hAnsi="Charis SIL Regular" w:eastAsia="Charis SIL Regular"/>
+          <w:b w:val="0"/>
+          <w:i w:val="0"/>
+          <w:color w:val="0000FF"/>
+          <w:sz w:val="24"/>
+          <w:u w:val="single"/>
         </w:rPr>
         <w:t xml:space="preserve"> </w:t>
       </w:r>
@@ -8163,12 +8403,12 @@
           <w:sz w:val="24"/>
           <w:u w:val="single"/>
         </w:rPr>
-        <w:hyperlink r:id="rId67" w:history="1">
-          <w:r>
-            <w:rPr>
-              <w:rStyle w:val="Hyperlink"/>
-            </w:rPr>
-            <w:t>Schom</w:t>
+        <w:hyperlink r:id="rId69" w:history="1">
+          <w:r>
+            <w:rPr>
+              <w:rStyle w:val="Hyperlink"/>
+            </w:rPr>
+            <w:t>El</w:t>
           </w:r>
         </w:hyperlink>
       </w:r>
@@ -8181,12 +8421,12 @@
           <w:sz w:val="24"/>
           <w:u w:val="single"/>
         </w:rPr>
-        <w:hyperlink r:id="rId67" w:history="1">
-          <w:r>
-            <w:rPr>
-              <w:rStyle w:val="Hyperlink"/>
-            </w:rPr>
-            <w:t>b</w:t>
+        <w:hyperlink r:id="rId69" w:history="1">
+          <w:r>
+            <w:rPr>
+              <w:rStyle w:val="Hyperlink"/>
+            </w:rPr>
+            <w:t>i</w:t>
           </w:r>
         </w:hyperlink>
       </w:r>
@@ -8199,12 +8439,12 @@
           <w:sz w:val="24"/>
           <w:u w:val="single"/>
         </w:rPr>
-        <w:hyperlink r:id="rId67" w:history="1">
-          <w:r>
-            <w:rPr>
-              <w:rStyle w:val="Hyperlink"/>
-            </w:rPr>
-            <w:t>urg</w:t>
+        <w:hyperlink r:id="rId69" w:history="1">
+          <w:r>
+            <w:rPr>
+              <w:rStyle w:val="Hyperlink"/>
+            </w:rPr>
+            <w:t>sofon</w:t>
           </w:r>
         </w:hyperlink>
       </w:r>
@@ -8228,12 +8468,12 @@
           <w:sz w:val="24"/>
           <w:u w:val="single"/>
         </w:rPr>
-        <w:hyperlink r:id="rId67" w:history="1">
-          <w:r>
-            <w:rPr>
-              <w:rStyle w:val="Hyperlink"/>
-            </w:rPr>
-            <w:t>C</w:t>
+        <w:hyperlink r:id="rId69" w:history="1">
+          <w:r>
+            <w:rPr>
+              <w:rStyle w:val="Hyperlink"/>
+            </w:rPr>
+            <w:t>P</w:t>
           </w:r>
         </w:hyperlink>
       </w:r>
@@ -8246,12 +8486,12 @@
           <w:sz w:val="24"/>
           <w:u w:val="single"/>
         </w:rPr>
-        <w:hyperlink r:id="rId68" w:history="1">
-          <w:r>
-            <w:rPr>
-              <w:rStyle w:val="Hyperlink"/>
-            </w:rPr>
-            <w:t>enter</w:t>
+        <w:hyperlink r:id="rId69" w:history="1">
+          <w:r>
+            <w:rPr>
+              <w:rStyle w:val="Hyperlink"/>
+            </w:rPr>
+            <w:t>ho</w:t>
           </w:r>
         </w:hyperlink>
       </w:r>
@@ -8264,6 +8504,42 @@
           <w:sz w:val="24"/>
           <w:u w:val="single"/>
         </w:rPr>
+        <w:hyperlink r:id="rId69" w:history="1">
+          <w:r>
+            <w:rPr>
+              <w:rStyle w:val="Hyperlink"/>
+            </w:rPr>
+            <w:t>t</w:t>
+          </w:r>
+        </w:hyperlink>
+      </w:r>
+      <w:r>
+        <w:rPr>
+          <w:rFonts w:ascii="Charis SIL Regular" w:hAnsi="Charis SIL Regular" w:eastAsia="Charis SIL Regular"/>
+          <w:b w:val="0"/>
+          <w:i w:val="0"/>
+          <w:color w:val="0000FF"/>
+          <w:sz w:val="24"/>
+          <w:u w:val="single"/>
+        </w:rPr>
+        <w:hyperlink r:id="rId69" w:history="1">
+          <w:r>
+            <w:rPr>
+              <w:rStyle w:val="Hyperlink"/>
+            </w:rPr>
+            <w:t>ographic</w:t>
+          </w:r>
+        </w:hyperlink>
+      </w:r>
+      <w:r>
+        <w:rPr>
+          <w:rFonts w:ascii="Charis SIL Regular" w:hAnsi="Charis SIL Regular" w:eastAsia="Charis SIL Regular"/>
+          <w:b w:val="0"/>
+          <w:i w:val="0"/>
+          <w:color w:val="0000FF"/>
+          <w:sz w:val="24"/>
+          <w:u w:val="single"/>
+        </w:rPr>
         <w:t xml:space="preserve"> </w:t>
       </w:r>
       <w:r>
@@ -8275,12 +8551,12 @@
           <w:sz w:val="24"/>
           <w:u w:val="single"/>
         </w:rPr>
-        <w:hyperlink r:id="rId68" w:history="1">
-          <w:r>
-            <w:rPr>
-              <w:rStyle w:val="Hyperlink"/>
-            </w:rPr>
-            <w:t>for</w:t>
+        <w:hyperlink r:id="rId69" w:history="1">
+          <w:r>
+            <w:rPr>
+              <w:rStyle w:val="Hyperlink"/>
+            </w:rPr>
+            <w:t>Ar</w:t>
           </w:r>
         </w:hyperlink>
       </w:r>
@@ -8293,338 +8569,7 @@
           <w:sz w:val="24"/>
           <w:u w:val="single"/>
         </w:rPr>
-        <w:t xml:space="preserve"> </w:t>
-      </w:r>
-      <w:r>
-        <w:rPr>
-          <w:rFonts w:ascii="Charis SIL Regular" w:hAnsi="Charis SIL Regular" w:eastAsia="Charis SIL Regular"/>
-          <w:b w:val="0"/>
-          <w:i w:val="0"/>
-          <w:color w:val="0000FF"/>
-          <w:sz w:val="24"/>
-          <w:u w:val="single"/>
-        </w:rPr>
-        <w:hyperlink r:id="rId68" w:history="1">
-          <w:r>
-            <w:rPr>
-              <w:rStyle w:val="Hyperlink"/>
-            </w:rPr>
-            <w:t>Research</w:t>
-          </w:r>
-        </w:hyperlink>
-      </w:r>
-      <w:r>
-        <w:rPr>
-          <w:rFonts w:ascii="Charis SIL Regular" w:hAnsi="Charis SIL Regular" w:eastAsia="Charis SIL Regular"/>
-          <w:b w:val="0"/>
-          <w:i w:val="0"/>
-          <w:color w:val="0000FF"/>
-          <w:sz w:val="24"/>
-          <w:u w:val="single"/>
-        </w:rPr>
-        <w:t xml:space="preserve"> </w:t>
-      </w:r>
-      <w:r>
-        <w:rPr>
-          <w:rFonts w:ascii="Charis SIL Regular" w:hAnsi="Charis SIL Regular" w:eastAsia="Charis SIL Regular"/>
-          <w:b w:val="0"/>
-          <w:i w:val="0"/>
-          <w:color w:val="0000FF"/>
-          <w:sz w:val="24"/>
-          <w:u w:val="single"/>
-        </w:rPr>
-        <w:hyperlink r:id="rId68" w:history="1">
-          <w:r>
-            <w:rPr>
-              <w:rStyle w:val="Hyperlink"/>
-            </w:rPr>
-            <w:t>in</w:t>
-          </w:r>
-        </w:hyperlink>
-      </w:r>
-      <w:r>
-        <w:rPr>
-          <w:rFonts w:ascii="Charis SIL Regular" w:hAnsi="Charis SIL Regular" w:eastAsia="Charis SIL Regular"/>
-          <w:b w:val="0"/>
-          <w:i w:val="0"/>
-          <w:color w:val="0000FF"/>
-          <w:sz w:val="24"/>
-          <w:u w:val="single"/>
-        </w:rPr>
-        <w:t xml:space="preserve"> </w:t>
-      </w:r>
-      <w:r>
-        <w:rPr>
-          <w:rFonts w:ascii="Charis SIL Regular" w:hAnsi="Charis SIL Regular" w:eastAsia="Charis SIL Regular"/>
-          <w:b w:val="0"/>
-          <w:i w:val="0"/>
-          <w:color w:val="0000FF"/>
-          <w:sz w:val="24"/>
-          <w:u w:val="single"/>
-        </w:rPr>
-        <w:hyperlink r:id="rId68" w:history="1">
-          <w:r>
-            <w:rPr>
-              <w:rStyle w:val="Hyperlink"/>
-            </w:rPr>
-            <w:t>Black</w:t>
-          </w:r>
-        </w:hyperlink>
-      </w:r>
-      <w:r>
-        <w:rPr>
-          <w:rFonts w:ascii="Charis SIL Regular" w:hAnsi="Charis SIL Regular" w:eastAsia="Charis SIL Regular"/>
-          <w:b w:val="0"/>
-          <w:i w:val="0"/>
-          <w:color w:val="0000FF"/>
-          <w:sz w:val="24"/>
-          <w:u w:val="single"/>
-        </w:rPr>
-        <w:t xml:space="preserve"> </w:t>
-      </w:r>
-      <w:r>
-        <w:rPr>
-          <w:rFonts w:ascii="Charis SIL Regular" w:hAnsi="Charis SIL Regular" w:eastAsia="Charis SIL Regular"/>
-          <w:b w:val="0"/>
-          <w:i w:val="0"/>
-          <w:color w:val="0000FF"/>
-          <w:sz w:val="24"/>
-          <w:u w:val="single"/>
-        </w:rPr>
-        <w:hyperlink r:id="rId68" w:history="1">
-          <w:r>
-            <w:rPr>
-              <w:rStyle w:val="Hyperlink"/>
-            </w:rPr>
-            <w:t>Culture</w:t>
-          </w:r>
-        </w:hyperlink>
-      </w:r>
-      <w:r>
-        <w:rPr>
-          <w:rFonts w:ascii="Charis SIL Regular" w:hAnsi="Charis SIL Regular" w:eastAsia="Charis SIL Regular"/>
-          <w:b w:val="0"/>
-          <w:i w:val="0"/>
-          <w:color w:val="000000"/>
-          <w:sz w:val="24"/>
-        </w:rPr>
-        <w:t xml:space="preserve"> in </w:t>
-      </w:r>
-      <w:r>
-        <w:rPr>
-          <w:rFonts w:ascii="Charis SIL Regular" w:hAnsi="Charis SIL Regular" w:eastAsia="Charis SIL Regular"/>
-          <w:b w:val="0"/>
-          <w:i w:val="0"/>
-          <w:color w:val="000000"/>
-          <w:sz w:val="24"/>
-        </w:rPr>
-        <w:t xml:space="preserve">New York. The photographs are held in the </w:t>
-      </w:r>
-      <w:r>
-        <w:rPr>
-          <w:rFonts w:ascii="Charis SIL Regular" w:hAnsi="Charis SIL Regular" w:eastAsia="Charis SIL Regular"/>
-          <w:b w:val="0"/>
-          <w:i w:val="0"/>
-          <w:color w:val="0000FF"/>
-          <w:sz w:val="24"/>
-          <w:u w:val="single"/>
-        </w:rPr>
-        <w:hyperlink r:id="rId68" w:history="1">
-          <w:r>
-            <w:rPr>
-              <w:rStyle w:val="Hyperlink"/>
-            </w:rPr>
-            <w:t>Eliot</w:t>
-          </w:r>
-        </w:hyperlink>
-      </w:r>
-      <w:r>
-        <w:rPr>
-          <w:rFonts w:ascii="Charis SIL Regular" w:hAnsi="Charis SIL Regular" w:eastAsia="Charis SIL Regular"/>
-          <w:b w:val="0"/>
-          <w:i w:val="0"/>
-          <w:color w:val="0000FF"/>
-          <w:sz w:val="24"/>
-          <w:u w:val="single"/>
-        </w:rPr>
-        <w:t xml:space="preserve"> </w:t>
-      </w:r>
-      <w:r>
-        <w:rPr>
-          <w:rFonts w:ascii="Charis SIL Regular" w:hAnsi="Charis SIL Regular" w:eastAsia="Charis SIL Regular"/>
-          <w:b w:val="0"/>
-          <w:i w:val="0"/>
-          <w:color w:val="0000FF"/>
-          <w:sz w:val="24"/>
-          <w:u w:val="single"/>
-        </w:rPr>
-        <w:hyperlink r:id="rId68" w:history="1">
-          <w:r>
-            <w:rPr>
-              <w:rStyle w:val="Hyperlink"/>
-            </w:rPr>
-            <w:t>El</w:t>
-          </w:r>
-        </w:hyperlink>
-      </w:r>
-      <w:r>
-        <w:rPr>
-          <w:rFonts w:ascii="Charis SIL Regular" w:hAnsi="Charis SIL Regular" w:eastAsia="Charis SIL Regular"/>
-          <w:b w:val="0"/>
-          <w:i w:val="0"/>
-          <w:color w:val="0000FF"/>
-          <w:sz w:val="24"/>
-          <w:u w:val="single"/>
-        </w:rPr>
-        <w:hyperlink r:id="rId68" w:history="1">
-          <w:r>
-            <w:rPr>
-              <w:rStyle w:val="Hyperlink"/>
-            </w:rPr>
-            <w:t>i</w:t>
-          </w:r>
-        </w:hyperlink>
-      </w:r>
-      <w:r>
-        <w:rPr>
-          <w:rFonts w:ascii="Charis SIL Regular" w:hAnsi="Charis SIL Regular" w:eastAsia="Charis SIL Regular"/>
-          <w:b w:val="0"/>
-          <w:i w:val="0"/>
-          <w:color w:val="0000FF"/>
-          <w:sz w:val="24"/>
-          <w:u w:val="single"/>
-        </w:rPr>
-        <w:hyperlink r:id="rId68" w:history="1">
-          <w:r>
-            <w:rPr>
-              <w:rStyle w:val="Hyperlink"/>
-            </w:rPr>
-            <w:t>sofon</w:t>
-          </w:r>
-        </w:hyperlink>
-      </w:r>
-      <w:r>
-        <w:rPr>
-          <w:rFonts w:ascii="Charis SIL Regular" w:hAnsi="Charis SIL Regular" w:eastAsia="Charis SIL Regular"/>
-          <w:b w:val="0"/>
-          <w:i w:val="0"/>
-          <w:color w:val="0000FF"/>
-          <w:sz w:val="24"/>
-          <w:u w:val="single"/>
-        </w:rPr>
-        <w:t xml:space="preserve"> </w:t>
-      </w:r>
-      <w:r>
-        <w:rPr>
-          <w:rFonts w:ascii="Charis SIL Regular" w:hAnsi="Charis SIL Regular" w:eastAsia="Charis SIL Regular"/>
-          <w:b w:val="0"/>
-          <w:i w:val="0"/>
-          <w:color w:val="0000FF"/>
-          <w:sz w:val="24"/>
-          <w:u w:val="single"/>
-        </w:rPr>
-        <w:hyperlink r:id="rId68" w:history="1">
-          <w:r>
-            <w:rPr>
-              <w:rStyle w:val="Hyperlink"/>
-            </w:rPr>
-            <w:t>P</w:t>
-          </w:r>
-        </w:hyperlink>
-      </w:r>
-      <w:r>
-        <w:rPr>
-          <w:rFonts w:ascii="Charis SIL Regular" w:hAnsi="Charis SIL Regular" w:eastAsia="Charis SIL Regular"/>
-          <w:b w:val="0"/>
-          <w:i w:val="0"/>
-          <w:color w:val="0000FF"/>
-          <w:sz w:val="24"/>
-          <w:u w:val="single"/>
-        </w:rPr>
-        <w:hyperlink r:id="rId68" w:history="1">
-          <w:r>
-            <w:rPr>
-              <w:rStyle w:val="Hyperlink"/>
-            </w:rPr>
-            <w:t>ho</w:t>
-          </w:r>
-        </w:hyperlink>
-      </w:r>
-      <w:r>
-        <w:rPr>
-          <w:rFonts w:ascii="Charis SIL Regular" w:hAnsi="Charis SIL Regular" w:eastAsia="Charis SIL Regular"/>
-          <w:b w:val="0"/>
-          <w:i w:val="0"/>
-          <w:color w:val="0000FF"/>
-          <w:sz w:val="24"/>
-          <w:u w:val="single"/>
-        </w:rPr>
-        <w:hyperlink r:id="rId68" w:history="1">
-          <w:r>
-            <w:rPr>
-              <w:rStyle w:val="Hyperlink"/>
-            </w:rPr>
-            <w:t>t</w:t>
-          </w:r>
-        </w:hyperlink>
-      </w:r>
-      <w:r>
-        <w:rPr>
-          <w:rFonts w:ascii="Charis SIL Regular" w:hAnsi="Charis SIL Regular" w:eastAsia="Charis SIL Regular"/>
-          <w:b w:val="0"/>
-          <w:i w:val="0"/>
-          <w:color w:val="0000FF"/>
-          <w:sz w:val="24"/>
-          <w:u w:val="single"/>
-        </w:rPr>
-        <w:hyperlink r:id="rId68" w:history="1">
-          <w:r>
-            <w:rPr>
-              <w:rStyle w:val="Hyperlink"/>
-            </w:rPr>
-            <w:t>ographic</w:t>
-          </w:r>
-        </w:hyperlink>
-      </w:r>
-      <w:r>
-        <w:rPr>
-          <w:rFonts w:ascii="Charis SIL Regular" w:hAnsi="Charis SIL Regular" w:eastAsia="Charis SIL Regular"/>
-          <w:b w:val="0"/>
-          <w:i w:val="0"/>
-          <w:color w:val="0000FF"/>
-          <w:sz w:val="24"/>
-          <w:u w:val="single"/>
-        </w:rPr>
-        <w:t xml:space="preserve"> </w:t>
-      </w:r>
-      <w:r>
-        <w:rPr>
-          <w:rFonts w:ascii="Charis SIL Regular" w:hAnsi="Charis SIL Regular" w:eastAsia="Charis SIL Regular"/>
-          <w:b w:val="0"/>
-          <w:i w:val="0"/>
-          <w:color w:val="0000FF"/>
-          <w:sz w:val="24"/>
-          <w:u w:val="single"/>
-        </w:rPr>
-        <w:hyperlink r:id="rId68" w:history="1">
-          <w:r>
-            <w:rPr>
-              <w:rStyle w:val="Hyperlink"/>
-            </w:rPr>
-            <w:t>Ar</w:t>
-          </w:r>
-        </w:hyperlink>
-      </w:r>
-      <w:r>
-        <w:rPr>
-          <w:rFonts w:ascii="Charis SIL Regular" w:hAnsi="Charis SIL Regular" w:eastAsia="Charis SIL Regular"/>
-          <w:b w:val="0"/>
-          <w:i w:val="0"/>
-          <w:color w:val="0000FF"/>
-          <w:sz w:val="24"/>
-          <w:u w:val="single"/>
-        </w:rPr>
-        <w:hyperlink r:id="rId68" w:history="1">
+        <w:hyperlink r:id="rId69" w:history="1">
           <w:r>
             <w:rPr>
               <w:rStyle w:val="Hyperlink"/>
@@ -9114,12 +9059,35 @@
             <w:rPr>
               <w:rStyle w:val="Hyperlink"/>
             </w:rPr>
-            <w:t>financ</w:t>
-          </w:r>
-        </w:hyperlink>
-      </w:r>
-      <w:r>
-        <w:rPr>
+            <w:t>finance</w:t>
+          </w:r>
+        </w:hyperlink>
+      </w:r>
+      <w:r>
+        <w:rPr>
+          <w:u w:val="single" w:color="0000ff"/>
+          <w:rFonts w:ascii="Charis SIL Regular" w:hAnsi="Charis SIL Regular" w:eastAsia="Charis SIL Regular"/>
+          <w:b w:val="0"/>
+          <w:i w:val="0"/>
+          <w:color w:val="000000"/>
+          <w:sz w:val="24"/>
+        </w:rPr>
+        <w:t>d</w:t>
+      </w:r>
+      <w:r>
+        <w:rPr>
+          <w:u w:val="single" w:color="0000ff"/>
+          <w:rFonts w:ascii="Charis SIL Regular" w:hAnsi="Charis SIL Regular" w:eastAsia="Charis SIL Regular"/>
+          <w:b w:val="0"/>
+          <w:i w:val="0"/>
+          <w:color w:val="000000"/>
+          <w:sz w:val="24"/>
+        </w:rPr>
+        <w:t xml:space="preserve"> </w:t>
+      </w:r>
+      <w:r>
+        <w:rPr>
+          <w:u w:val="single" w:color="0000ff"/>
           <w:rFonts w:ascii="Charis SIL Regular" w:hAnsi="Charis SIL Regular" w:eastAsia="Charis SIL Regular"/>
           <w:b w:val="0"/>
           <w:i w:val="0"/>
@@ -9131,19 +9099,9 @@
             <w:rPr>
               <w:rStyle w:val="Hyperlink"/>
             </w:rPr>
-            <w:t>e</w:t>
-          </w:r>
-        </w:hyperlink>
-      </w:r>
-      <w:r>
-        <w:rPr>
-          <w:rFonts w:ascii="Charis SIL Regular" w:hAnsi="Charis SIL Regular" w:eastAsia="Charis SIL Regular"/>
-          <w:b w:val="0"/>
-          <w:i w:val="0"/>
-          <w:color w:val="000000"/>
-          <w:sz w:val="24"/>
-        </w:rPr>
-        <w:t>d</w:t>
+            <w:t xml:space="preserve">a </w:t>
+          </w:r>
+        </w:hyperlink>
       </w:r>
       <w:r>
         <w:rPr>
@@ -9154,7 +9112,14 @@
           <w:color w:val="000000"/>
           <w:sz w:val="24"/>
         </w:rPr>
-        <w:t xml:space="preserve"> </w:t>
+        <w:hyperlink r:id="rId71" w:history="1">
+          <w:r>
+            <w:rPr>
+              <w:rStyle w:val="Hyperlink"/>
+            </w:rPr>
+            <w:t>multidis</w:t>
+          </w:r>
+        </w:hyperlink>
       </w:r>
       <w:r>
         <w:rPr>
@@ -9170,7 +9135,7 @@
             <w:rPr>
               <w:rStyle w:val="Hyperlink"/>
             </w:rPr>
-            <w:t xml:space="preserve">a </w:t>
+            <w:t>c</w:t>
           </w:r>
         </w:hyperlink>
       </w:r>
@@ -9188,7 +9153,113 @@
             <w:rPr>
               <w:rStyle w:val="Hyperlink"/>
             </w:rPr>
-            <w:t>multidis</w:t>
+            <w:t>iplina</w:t>
+          </w:r>
+        </w:hyperlink>
+      </w:r>
+      <w:r>
+        <w:rPr>
+          <w:rFonts w:ascii="Charis SIL Regular" w:hAnsi="Charis SIL Regular" w:eastAsia="Charis SIL Regular"/>
+          <w:b w:val="0"/>
+          <w:i w:val="0"/>
+          <w:color w:val="000000"/>
+          <w:sz w:val="24"/>
+        </w:rPr>
+        <w:t xml:space="preserve">ry research mission to French Guiana, which yielded </w:t>
+      </w:r>
+      <w:r>
+        <w:rPr>
+          <w:rFonts w:ascii="Charis SIL Regular" w:hAnsi="Charis SIL Regular" w:eastAsia="Charis SIL Regular"/>
+          <w:b w:val="0"/>
+          <w:i w:val="0"/>
+          <w:color w:val="000000"/>
+          <w:sz w:val="24"/>
+        </w:rPr>
+        <w:t xml:space="preserve">a </w:t>
+      </w:r>
+      <w:r>
+        <w:rPr>
+          <w:rFonts w:ascii="Charis SIL Regular" w:hAnsi="Charis SIL Regular" w:eastAsia="Charis SIL Regular"/>
+          <w:b w:val="0"/>
+          <w:i w:val="0"/>
+          <w:color w:val="0000FF"/>
+          <w:sz w:val="24"/>
+          <w:u w:val="single"/>
+        </w:rPr>
+        <w:hyperlink r:id="rId72" w:history="1">
+          <w:r>
+            <w:rPr>
+              <w:rStyle w:val="Hyperlink"/>
+            </w:rPr>
+            <w:t>collection</w:t>
+          </w:r>
+        </w:hyperlink>
+      </w:r>
+      <w:r>
+        <w:rPr>
+          <w:rFonts w:ascii="Charis SIL Regular" w:hAnsi="Charis SIL Regular" w:eastAsia="Charis SIL Regular"/>
+          <w:b w:val="0"/>
+          <w:i w:val="0"/>
+          <w:color w:val="000000"/>
+          <w:sz w:val="24"/>
+        </w:rPr>
+        <w:t xml:space="preserve"> of artifacts that was donated to the </w:t>
+      </w:r>
+      <w:r>
+        <w:rPr>
+          <w:rFonts w:ascii="Charis SIL Italic" w:hAnsi="Charis SIL Italic" w:eastAsia="Charis SIL Italic"/>
+          <w:b w:val="0"/>
+          <w:i/>
+          <w:color w:val="000000"/>
+          <w:sz w:val="24"/>
+        </w:rPr>
+        <w:t>Musée du Trocadéro</w:t>
+      </w:r>
+      <w:r>
+        <w:rPr>
+          <w:rFonts w:ascii="Charis SIL Regular" w:hAnsi="Charis SIL Regular" w:eastAsia="Charis SIL Regular"/>
+          <w:b w:val="0"/>
+          <w:i w:val="0"/>
+          <w:color w:val="000000"/>
+          <w:sz w:val="24"/>
+        </w:rPr>
+        <w:t xml:space="preserve">. In 1934 a large </w:t>
+      </w:r>
+      <w:r>
+        <w:br/>
+      </w:r>
+      <w:r>
+        <w:rPr>
+          <w:rFonts w:ascii="Charis SIL Regular" w:hAnsi="Charis SIL Regular" w:eastAsia="Charis SIL Regular"/>
+          <w:b w:val="0"/>
+          <w:i w:val="0"/>
+          <w:color w:val="0000FF"/>
+          <w:sz w:val="24"/>
+        </w:rPr>
+        <w:hyperlink r:id="rId73" w:history="1">
+          <w:r>
+            <w:rPr>
+              <w:rStyle w:val="Hyperlink"/>
+            </w:rPr>
+            <w:t>co</w:t>
+          </w:r>
+        </w:hyperlink>
+      </w:r>
+      <w:r>
+        <w:rPr>
+          <w:rFonts w:ascii="Charis SIL Regular" w:hAnsi="Charis SIL Regular" w:eastAsia="Charis SIL Regular"/>
+          <w:b w:val="0"/>
+          <w:i w:val="0"/>
+          <w:color w:val="0000FF"/>
+          <w:sz w:val="24"/>
+          <w:u w:val="single"/>
+        </w:rPr>
+        <w:hyperlink r:id="rId72" w:history="1">
+          <w:r>
+            <w:rPr>
+              <w:rStyle w:val="Hyperlink"/>
+            </w:rPr>
+            <w:t>llection</w:t>
           </w:r>
         </w:hyperlink>
       </w:r>
@@ -9201,14 +9272,44 @@
           <w:color w:val="000000"/>
           <w:sz w:val="24"/>
         </w:rPr>
-        <w:hyperlink r:id="rId71" w:history="1">
-          <w:r>
-            <w:rPr>
-              <w:rStyle w:val="Hyperlink"/>
-            </w:rPr>
-            <w:t>c</w:t>
-          </w:r>
-        </w:hyperlink>
+        <w:hyperlink r:id="rId72" w:history="1">
+          <w:r>
+            <w:rPr>
+              <w:rStyle w:val="Hyperlink"/>
+            </w:rPr>
+            <w:t xml:space="preserve"> o</w:t>
+          </w:r>
+        </w:hyperlink>
+      </w:r>
+      <w:r>
+        <w:rPr>
+          <w:rFonts w:ascii="Charis SIL Regular" w:hAnsi="Charis SIL Regular" w:eastAsia="Charis SIL Regular"/>
+          <w:b w:val="0"/>
+          <w:i w:val="0"/>
+          <w:color w:val="000000"/>
+          <w:sz w:val="24"/>
+        </w:rPr>
+        <w:t xml:space="preserve">f objects was gathered along the Marowijne River for the </w:t>
+      </w:r>
+      <w:r>
+        <w:rPr>
+          <w:rFonts w:ascii="Charis SIL Italic" w:hAnsi="Charis SIL Italic" w:eastAsia="Charis SIL Italic"/>
+          <w:b w:val="0"/>
+          <w:i/>
+          <w:color w:val="000000"/>
+          <w:sz w:val="24"/>
+        </w:rPr>
+        <w:t>Musée du Trocadéro</w:t>
+      </w:r>
+      <w:r>
+        <w:rPr>
+          <w:rFonts w:ascii="Charis SIL Regular" w:hAnsi="Charis SIL Regular" w:eastAsia="Charis SIL Regular"/>
+          <w:b w:val="0"/>
+          <w:i w:val="0"/>
+          <w:color w:val="000000"/>
+          <w:sz w:val="24"/>
+        </w:rPr>
+        <w:t xml:space="preserve"> by </w:t>
       </w:r>
       <w:r>
         <w:rPr>
@@ -9219,62 +9320,34 @@
           <w:color w:val="000000"/>
           <w:sz w:val="24"/>
         </w:rPr>
-        <w:hyperlink r:id="rId71" w:history="1">
-          <w:r>
-            <w:rPr>
-              <w:rStyle w:val="Hyperlink"/>
-            </w:rPr>
-            <w:t>iplinar</w:t>
-          </w:r>
-        </w:hyperlink>
-      </w:r>
-      <w:r>
-        <w:rPr>
-          <w:rFonts w:ascii="Charis SIL Regular" w:hAnsi="Charis SIL Regular" w:eastAsia="Charis SIL Regular"/>
-          <w:b w:val="0"/>
-          <w:i w:val="0"/>
-          <w:color w:val="000000"/>
-          <w:sz w:val="24"/>
-        </w:rPr>
-        <w:t xml:space="preserve">y research mission to French Guiana, which yielded </w:t>
-      </w:r>
-      <w:r>
-        <w:rPr>
-          <w:rFonts w:ascii="Charis SIL Regular" w:hAnsi="Charis SIL Regular" w:eastAsia="Charis SIL Regular"/>
-          <w:b w:val="0"/>
-          <w:i w:val="0"/>
-          <w:color w:val="000000"/>
-          <w:sz w:val="24"/>
-        </w:rPr>
-        <w:t xml:space="preserve">a </w:t>
-      </w:r>
-      <w:r>
-        <w:rPr>
-          <w:rFonts w:ascii="Charis SIL Regular" w:hAnsi="Charis SIL Regular" w:eastAsia="Charis SIL Regular"/>
-          <w:b w:val="0"/>
-          <w:i w:val="0"/>
-          <w:color w:val="0000FF"/>
-          <w:sz w:val="24"/>
-          <w:u w:val="single"/>
-        </w:rPr>
-        <w:hyperlink r:id="rId72" w:history="1">
-          <w:r>
-            <w:rPr>
-              <w:rStyle w:val="Hyperlink"/>
-            </w:rPr>
-            <w:t>collection</w:t>
-          </w:r>
-        </w:hyperlink>
-      </w:r>
-      <w:r>
-        <w:rPr>
-          <w:rFonts w:ascii="Charis SIL Regular" w:hAnsi="Charis SIL Regular" w:eastAsia="Charis SIL Regular"/>
-          <w:b w:val="0"/>
-          <w:i w:val="0"/>
-          <w:color w:val="000000"/>
-          <w:sz w:val="24"/>
-        </w:rPr>
-        <w:t xml:space="preserve"> artifacts that was donated to the </w:t>
+        <w:hyperlink r:id="rId73" w:history="1">
+          <w:r>
+            <w:rPr>
+              <w:rStyle w:val="Hyperlink"/>
+            </w:rPr>
+            <w:t>Leon-Gon</w:t>
+          </w:r>
+        </w:hyperlink>
+      </w:r>
+      <w:r>
+        <w:rPr>
+          <w:rFonts w:ascii="Charis SIL Regular" w:hAnsi="Charis SIL Regular" w:eastAsia="Charis SIL Regular"/>
+          <w:b w:val="0"/>
+          <w:i w:val="0"/>
+          <w:color w:val="000000"/>
+          <w:sz w:val="24"/>
+        </w:rPr>
+        <w:t xml:space="preserve">tran Damas, a student at the Institute of Ethnology in Paris. The following year </w:t>
+      </w:r>
+      <w:r>
+        <w:rPr>
+          <w:rFonts w:ascii="Charis SIL Regular" w:hAnsi="Charis SIL Regular" w:eastAsia="Charis SIL Regular"/>
+          <w:b w:val="0"/>
+          <w:i w:val="0"/>
+          <w:color w:val="000000"/>
+          <w:sz w:val="24"/>
+        </w:rPr>
+        <w:t xml:space="preserve">Damas was to lay the groundwork for the </w:t>
       </w:r>
       <w:r>
         <w:rPr>
@@ -9284,140 +9357,6 @@
           <w:color w:val="000000"/>
           <w:sz w:val="24"/>
         </w:rPr>
-        <w:t>Musée du Trocadéro</w:t>
-      </w:r>
-      <w:r>
-        <w:rPr>
-          <w:rFonts w:ascii="Charis SIL Regular" w:hAnsi="Charis SIL Regular" w:eastAsia="Charis SIL Regular"/>
-          <w:b w:val="0"/>
-          <w:i w:val="0"/>
-          <w:color w:val="000000"/>
-          <w:sz w:val="24"/>
-        </w:rPr>
-        <w:t xml:space="preserve">. In 1934 a large </w:t>
-      </w:r>
-      <w:r>
-        <w:rPr>
-          <w:rFonts w:ascii="Charis SIL Regular" w:hAnsi="Charis SIL Regular" w:eastAsia="Charis SIL Regular"/>
-          <w:b w:val="0"/>
-          <w:i w:val="0"/>
-          <w:color w:val="0000FF"/>
-          <w:sz w:val="24"/>
-          <w:u w:val="single"/>
-        </w:rPr>
-        <w:hyperlink r:id="rId73" w:history="1">
-          <w:r>
-            <w:rPr>
-              <w:rStyle w:val="Hyperlink"/>
-            </w:rPr>
-            <w:t xml:space="preserve">collection </w:t>
-          </w:r>
-        </w:hyperlink>
-      </w:r>
-      <w:r>
-        <w:rPr>
-          <w:rFonts w:ascii="Charis SIL Regular" w:hAnsi="Charis SIL Regular" w:eastAsia="Charis SIL Regular"/>
-          <w:b w:val="0"/>
-          <w:i w:val="0"/>
-          <w:color w:val="000000"/>
-          <w:sz w:val="24"/>
-        </w:rPr>
-        <w:t>of</w:t>
-      </w:r>
-      <w:r>
-        <w:rPr>
-          <w:u w:val="single" w:color="0000ff"/>
-          <w:rFonts w:ascii="Charis SIL Regular" w:hAnsi="Charis SIL Regular" w:eastAsia="Charis SIL Regular"/>
-          <w:b w:val="0"/>
-          <w:i w:val="0"/>
-          <w:color w:val="000000"/>
-          <w:sz w:val="24"/>
-        </w:rPr>
-        <w:hyperlink r:id="rId72" w:history="1">
-          <w:r>
-            <w:rPr>
-              <w:rStyle w:val="Hyperlink"/>
-            </w:rPr>
-            <w:t xml:space="preserve"> objects w</w:t>
-          </w:r>
-        </w:hyperlink>
-      </w:r>
-      <w:r>
-        <w:rPr>
-          <w:rFonts w:ascii="Charis SIL Regular" w:hAnsi="Charis SIL Regular" w:eastAsia="Charis SIL Regular"/>
-          <w:b w:val="0"/>
-          <w:i w:val="0"/>
-          <w:color w:val="000000"/>
-          <w:sz w:val="24"/>
-        </w:rPr>
-        <w:t xml:space="preserve">as gathered along the Marowijne River for the </w:t>
-      </w:r>
-      <w:r>
-        <w:rPr>
-          <w:rFonts w:ascii="Charis SIL Italic" w:hAnsi="Charis SIL Italic" w:eastAsia="Charis SIL Italic"/>
-          <w:b w:val="0"/>
-          <w:i/>
-          <w:color w:val="000000"/>
-          <w:sz w:val="24"/>
-        </w:rPr>
-        <w:t>Musée du Trocadéro</w:t>
-      </w:r>
-      <w:r>
-        <w:rPr>
-          <w:rFonts w:ascii="Charis SIL Regular" w:hAnsi="Charis SIL Regular" w:eastAsia="Charis SIL Regular"/>
-          <w:b w:val="0"/>
-          <w:i w:val="0"/>
-          <w:color w:val="000000"/>
-          <w:sz w:val="24"/>
-        </w:rPr>
-        <w:t xml:space="preserve"> by </w:t>
-      </w:r>
-      <w:r>
-        <w:rPr>
-          <w:u w:val="single" w:color="0000ff"/>
-          <w:rFonts w:ascii="Charis SIL Regular" w:hAnsi="Charis SIL Regular" w:eastAsia="Charis SIL Regular"/>
-          <w:b w:val="0"/>
-          <w:i w:val="0"/>
-          <w:color w:val="000000"/>
-          <w:sz w:val="24"/>
-        </w:rPr>
-        <w:hyperlink r:id="rId73" w:history="1">
-          <w:r>
-            <w:rPr>
-              <w:rStyle w:val="Hyperlink"/>
-            </w:rPr>
-            <w:t>Leon-</w:t>
-          </w:r>
-        </w:hyperlink>
-      </w:r>
-      <w:r>
-        <w:rPr>
-          <w:rFonts w:ascii="Charis SIL Regular" w:hAnsi="Charis SIL Regular" w:eastAsia="Charis SIL Regular"/>
-          <w:b w:val="0"/>
-          <w:i w:val="0"/>
-          <w:color w:val="000000"/>
-          <w:sz w:val="24"/>
-        </w:rPr>
-        <w:t xml:space="preserve">Gontran Damas, a student at the Institute of Ethnology in Paris. The following year Damas </w:t>
-      </w:r>
-      <w:r>
-        <w:rPr>
-          <w:rFonts w:ascii="Charis SIL Regular" w:hAnsi="Charis SIL Regular" w:eastAsia="Charis SIL Regular"/>
-          <w:b w:val="0"/>
-          <w:i w:val="0"/>
-          <w:color w:val="000000"/>
-          <w:sz w:val="24"/>
-        </w:rPr>
-        <w:t xml:space="preserve">was to lay the groundwork for the </w:t>
-      </w:r>
-      <w:r>
-        <w:rPr>
-          <w:rFonts w:ascii="Charis SIL Italic" w:hAnsi="Charis SIL Italic" w:eastAsia="Charis SIL Italic"/>
-          <w:b w:val="0"/>
-          <w:i/>
-          <w:color w:val="000000"/>
-          <w:sz w:val="24"/>
-        </w:rPr>
         <w:t>Négritude</w:t>
       </w:r>
       <w:r>
@@ -9428,50 +9367,57 @@
           <w:color w:val="000000"/>
           <w:sz w:val="24"/>
         </w:rPr>
-        <w:t xml:space="preserve"> movement alongside Aimé Césaire and Léopold </w:t>
-      </w:r>
-      <w:r>
-        <w:rPr>
-          <w:rFonts w:ascii="Charis SIL Regular" w:hAnsi="Charis SIL Regular" w:eastAsia="Charis SIL Regular"/>
-          <w:b w:val="0"/>
-          <w:i w:val="0"/>
-          <w:color w:val="000000"/>
-          <w:sz w:val="24"/>
-        </w:rPr>
-        <w:t xml:space="preserve">Senghor. In 1937 Claudius de Goeje was attached as an unpaid ethnographer and linguist to </w:t>
-      </w:r>
-      <w:r>
-        <w:rPr>
-          <w:rFonts w:ascii="Charis SIL Regular" w:hAnsi="Charis SIL Regular" w:eastAsia="Charis SIL Regular"/>
-          <w:b w:val="0"/>
-          <w:i w:val="0"/>
-          <w:color w:val="000000"/>
-          <w:sz w:val="24"/>
-        </w:rPr>
-        <w:t xml:space="preserve">the third expedition to Suriname's southern border led by Conrad Carel Käyser. The </w:t>
-      </w:r>
-      <w:r>
-        <w:br/>
-      </w:r>
-      <w:r>
-        <w:rPr>
-          <w:rFonts w:ascii="Charis SIL Regular" w:hAnsi="Charis SIL Regular" w:eastAsia="Charis SIL Regular"/>
-          <w:b w:val="0"/>
-          <w:i w:val="0"/>
-          <w:color w:val="000000"/>
-          <w:sz w:val="24"/>
-        </w:rPr>
-        <w:t xml:space="preserve">collection he amassed during this expedition at the expense of the Dutch government was </w:t>
-      </w:r>
-      <w:r>
-        <w:rPr>
-          <w:rFonts w:ascii="Charis SIL Regular" w:hAnsi="Charis SIL Regular" w:eastAsia="Charis SIL Regular"/>
-          <w:b w:val="0"/>
-          <w:i w:val="0"/>
-          <w:color w:val="000000"/>
-          <w:sz w:val="24"/>
-        </w:rPr>
-        <w:t xml:space="preserve">donated to the Rijks Etnografisch Museum in 1938 and 1939 and is still housed at the </w:t>
+        <w:t xml:space="preserve"> movement alongside Aimé Césaire and </w:t>
+      </w:r>
+      <w:r>
+        <w:rPr>
+          <w:rFonts w:ascii="Charis SIL Regular" w:hAnsi="Charis SIL Regular" w:eastAsia="Charis SIL Regular"/>
+          <w:b w:val="0"/>
+          <w:i w:val="0"/>
+          <w:color w:val="000000"/>
+          <w:sz w:val="24"/>
+        </w:rPr>
+        <w:t xml:space="preserve">Léopold Senghor. In 1937 Claudius de Goeje was attached as an unpaid ethnographer and </w:t>
+      </w:r>
+      <w:r>
+        <w:rPr>
+          <w:rFonts w:ascii="Charis SIL Regular" w:hAnsi="Charis SIL Regular" w:eastAsia="Charis SIL Regular"/>
+          <w:b w:val="0"/>
+          <w:i w:val="0"/>
+          <w:color w:val="000000"/>
+          <w:sz w:val="24"/>
+        </w:rPr>
+        <w:t>linguist to the third expedition to Suriname's southern border led by Conrad Carel Käyser.</w:t>
+      </w:r>
+    </w:p>
+    <w:p>
+      <w:pPr>
+        <w:autoSpaceDN w:val="0"/>
+        <w:autoSpaceDE w:val="0"/>
+        <w:widowControl/>
+        <w:spacing w:line="288" w:lineRule="exact" w:before="64" w:after="0"/>
+        <w:ind w:left="10" w:right="288" w:firstLine="0"/>
+        <w:jc w:val="left"/>
+      </w:pPr>
+      <w:r>
+        <w:rPr>
+          <w:rFonts w:ascii="Charis SIL Regular" w:hAnsi="Charis SIL Regular" w:eastAsia="Charis SIL Regular"/>
+          <w:b w:val="0"/>
+          <w:i w:val="0"/>
+          <w:color w:val="000000"/>
+          <w:sz w:val="24"/>
+        </w:rPr>
+        <w:t xml:space="preserve">The collection he amassed during this expedition at the expense of the Dutch government </w:t>
+      </w:r>
+      <w:r>
+        <w:rPr>
+          <w:rFonts w:ascii="Charis SIL Regular" w:hAnsi="Charis SIL Regular" w:eastAsia="Charis SIL Regular"/>
+          <w:b w:val="0"/>
+          <w:i w:val="0"/>
+          <w:color w:val="000000"/>
+          <w:sz w:val="24"/>
+        </w:rPr>
+        <w:t xml:space="preserve">was donated to the Rijks Etnografisch Museum in 1938 and 1939 and is still housed at the </w:t>
       </w:r>
       <w:r>
         <w:rPr>
@@ -9879,23 +9825,6 @@
       </w:r>
       <w:r>
         <w:rPr>
-          <w:rFonts w:ascii="Charis SIL Regular" w:hAnsi="Charis SIL Regular" w:eastAsia="Charis SIL Regular"/>
-          <w:b w:val="0"/>
-          <w:i w:val="0"/>
-          <w:color w:val="000000"/>
-          <w:sz w:val="24"/>
-        </w:rPr>
-        <w:hyperlink r:id="rId78" w:history="1">
-          <w:r>
-            <w:rPr>
-              <w:rStyle w:val="Hyperlink"/>
-            </w:rPr>
-            <w:t>n</w:t>
-          </w:r>
-        </w:hyperlink>
-      </w:r>
-      <w:r>
-        <w:rPr>
           <w:u w:val="single" w:color="0000ff"/>
           <w:rFonts w:ascii="Charis SIL Regular" w:hAnsi="Charis SIL Regular" w:eastAsia="Charis SIL Regular"/>
           <w:b w:val="0"/>
@@ -9903,17 +9832,17 @@
           <w:color w:val="000000"/>
           <w:sz w:val="24"/>
         </w:rPr>
-        <w:t>c</w:t>
-      </w:r>
-      <w:r>
-        <w:rPr>
-          <w:rFonts w:ascii="Charis SIL Regular" w:hAnsi="Charis SIL Regular" w:eastAsia="Charis SIL Regular"/>
-          <w:b w:val="0"/>
-          <w:i w:val="0"/>
-          <w:color w:val="000000"/>
-          <w:sz w:val="24"/>
-        </w:rPr>
-        <w:t xml:space="preserve">e for the collections </w:t>
+        <w:t>n</w:t>
+      </w:r>
+      <w:r>
+        <w:rPr>
+          <w:rFonts w:ascii="Charis SIL Regular" w:hAnsi="Charis SIL Regular" w:eastAsia="Charis SIL Regular"/>
+          <w:b w:val="0"/>
+          <w:i w:val="0"/>
+          <w:color w:val="000000"/>
+          <w:sz w:val="24"/>
+        </w:rPr>
+        <w:t xml:space="preserve">ce for the collections </w:t>
       </w:r>
       <w:r>
         <w:rPr>
@@ -10758,57 +10687,13 @@
       </w:r>
       <w:r>
         <w:rPr>
-          <w:u w:val="single" w:color="0000ff"/>
-          <w:rFonts w:ascii="Charis SIL Regular" w:hAnsi="Charis SIL Regular" w:eastAsia="Charis SIL Regular"/>
-          <w:b w:val="0"/>
-          <w:i w:val="0"/>
-          <w:color w:val="000000"/>
-          <w:sz w:val="24"/>
-        </w:rPr>
-        <w:hyperlink r:id="rId84" w:history="1">
-          <w:r>
-            <w:rPr>
-              <w:rStyle w:val="Hyperlink"/>
-            </w:rPr>
-            <w:t>please cont</w:t>
-          </w:r>
-        </w:hyperlink>
-      </w:r>
-      <w:r>
-        <w:rPr>
-          <w:u w:val="single" w:color="0000ff"/>
-          <w:rFonts w:ascii="Charis SIL Regular" w:hAnsi="Charis SIL Regular" w:eastAsia="Charis SIL Regular"/>
-          <w:b w:val="0"/>
-          <w:i w:val="0"/>
-          <w:color w:val="000000"/>
-          <w:sz w:val="24"/>
-        </w:rPr>
-        <w:hyperlink r:id="rId84" w:history="1">
-          <w:r>
-            <w:rPr>
-              <w:rStyle w:val="Hyperlink"/>
-            </w:rPr>
-            <w:t>a</w:t>
-          </w:r>
-        </w:hyperlink>
-      </w:r>
-      <w:r>
-        <w:rPr>
-          <w:u w:val="single" w:color="0000ff"/>
-          <w:rFonts w:ascii="Charis SIL Regular" w:hAnsi="Charis SIL Regular" w:eastAsia="Charis SIL Regular"/>
-          <w:b w:val="0"/>
-          <w:i w:val="0"/>
-          <w:color w:val="000000"/>
-          <w:sz w:val="24"/>
-        </w:rPr>
-        <w:hyperlink r:id="rId84" w:history="1">
-          <w:r>
-            <w:rPr>
-              <w:rStyle w:val="Hyperlink"/>
-            </w:rPr>
-            <w:t xml:space="preserve">ct the </w:t>
-          </w:r>
-        </w:hyperlink>
+          <w:rFonts w:ascii="Charis SIL Regular" w:hAnsi="Charis SIL Regular" w:eastAsia="Charis SIL Regular"/>
+          <w:b w:val="0"/>
+          <w:i w:val="0"/>
+          <w:color w:val="000000"/>
+          <w:sz w:val="24"/>
+        </w:rPr>
+        <w:t xml:space="preserve">please contact the </w:t>
       </w:r>
       <w:r>
         <w:rPr>
@@ -10819,7 +10704,7 @@
           <w:sz w:val="24"/>
           <w:u w:val="single"/>
         </w:rPr>
-        <w:hyperlink r:id="rId84" w:history="1">
+        <w:hyperlink r:id="rId85" w:history="1">
           <w:r>
             <w:rPr>
               <w:rStyle w:val="Hyperlink"/>
@@ -11665,7 +11550,7 @@
             <w:rPr>
               <w:rStyle w:val="Hyperlink"/>
             </w:rPr>
-            <w:t>profie</w:t>
+            <w:t>profiel</w:t>
           </w:r>
         </w:hyperlink>
       </w:r>
@@ -11678,16 +11563,6 @@
           <w:sz w:val="24"/>
           <w:u w:val="single"/>
         </w:rPr>
-        <w:t>l</w:t>
-      </w:r>
-      <w:r>
-        <w:rPr>
-          <w:rFonts w:ascii="Charis SIL Regular" w:hAnsi="Charis SIL Regular" w:eastAsia="Charis SIL Regular"/>
-          <w:b w:val="0"/>
-          <w:i w:val="0"/>
-          <w:color w:val="0000FF"/>
-          <w:sz w:val="24"/>
-        </w:rPr>
         <w:t>-</w:t>
       </w:r>
       <w:r>
@@ -11704,9 +11579,19 @@
             <w:rPr>
               <w:rStyle w:val="Hyperlink"/>
             </w:rPr>
-            <w:t>als-</w:t>
-          </w:r>
-        </w:hyperlink>
+            <w:t>als</w:t>
+          </w:r>
+        </w:hyperlink>
+      </w:r>
+      <w:r>
+        <w:rPr>
+          <w:rFonts w:ascii="Charis SIL Regular" w:hAnsi="Charis SIL Regular" w:eastAsia="Charis SIL Regular"/>
+          <w:b w:val="0"/>
+          <w:i w:val="0"/>
+          <w:color w:val="0000FF"/>
+          <w:sz w:val="24"/>
+        </w:rPr>
+        <w:t>-</w:t>
       </w:r>
       <w:r>
         <w:rPr>
@@ -12526,7 +12411,7 @@
           <w:sz w:val="24"/>
           <w:u w:val="single"/>
         </w:rPr>
-        <w:hyperlink r:id="rId91" w:history="1">
+        <w:hyperlink r:id="rId92" w:history="1">
           <w:r>
             <w:rPr>
               <w:rStyle w:val="Hyperlink"/>
@@ -12544,7 +12429,7 @@
           <w:sz w:val="24"/>
           <w:u w:val="single"/>
         </w:rPr>
-        <w:hyperlink r:id="rId91" w:history="1">
+        <w:hyperlink r:id="rId92" w:history="1">
           <w:r>
             <w:rPr>
               <w:rStyle w:val="Hyperlink"/>
@@ -12573,7 +12458,7 @@
           <w:sz w:val="24"/>
           <w:u w:val="single"/>
         </w:rPr>
-        <w:hyperlink r:id="rId91" w:history="1">
+        <w:hyperlink r:id="rId92" w:history="1">
           <w:r>
             <w:rPr>
               <w:rStyle w:val="Hyperlink"/>
@@ -12681,7 +12566,7 @@
           <w:sz w:val="24"/>
           <w:u w:val="single"/>
         </w:rPr>
-        <w:hyperlink r:id="rId92" w:history="1">
+        <w:hyperlink r:id="rId93" w:history="1">
           <w:r>
             <w:rPr>
               <w:rStyle w:val="Hyperlink"/>
@@ -12699,7 +12584,7 @@
           <w:sz w:val="24"/>
           <w:u w:val="single"/>
         </w:rPr>
-        <w:hyperlink r:id="rId92" w:history="1">
+        <w:hyperlink r:id="rId93" w:history="1">
           <w:r>
             <w:rPr>
               <w:rStyle w:val="Hyperlink"/>
@@ -12797,7 +12682,7 @@
           <w:sz w:val="24"/>
           <w:u w:val="single"/>
         </w:rPr>
-        <w:hyperlink r:id="rId93" w:history="1">
+        <w:hyperlink r:id="rId94" w:history="1">
           <w:r>
             <w:rPr>
               <w:rStyle w:val="Hyperlink"/>
@@ -12826,7 +12711,7 @@
           <w:sz w:val="24"/>
           <w:u w:val="single"/>
         </w:rPr>
-        <w:hyperlink r:id="rId93" w:history="1">
+        <w:hyperlink r:id="rId94" w:history="1">
           <w:r>
             <w:rPr>
               <w:rStyle w:val="Hyperlink"/>
@@ -12914,7 +12799,7 @@
           <w:sz w:val="24"/>
           <w:u w:val="single"/>
         </w:rPr>
-        <w:hyperlink r:id="rId94" w:history="1">
+        <w:hyperlink r:id="rId95" w:history="1">
           <w:r>
             <w:rPr>
               <w:rStyle w:val="Hyperlink"/>
@@ -12943,7 +12828,7 @@
           <w:sz w:val="24"/>
           <w:u w:val="single"/>
         </w:rPr>
-        <w:hyperlink r:id="rId94" w:history="1">
+        <w:hyperlink r:id="rId95" w:history="1">
           <w:r>
             <w:rPr>
               <w:rStyle w:val="Hyperlink"/>
@@ -12971,7 +12856,7 @@
           <w:sz w:val="24"/>
           <w:u w:val="single"/>
         </w:rPr>
-        <w:hyperlink r:id="rId95" w:history="1">
+        <w:hyperlink r:id="rId96" w:history="1">
           <w:r>
             <w:rPr>
               <w:rStyle w:val="Hyperlink"/>
@@ -13000,7 +12885,7 @@
           <w:sz w:val="24"/>
           <w:u w:val="single"/>
         </w:rPr>
-        <w:hyperlink r:id="rId95" w:history="1">
+        <w:hyperlink r:id="rId96" w:history="1">
           <w:r>
             <w:rPr>
               <w:rStyle w:val="Hyperlink"/>
@@ -13128,7 +13013,7 @@
           <w:sz w:val="24"/>
           <w:u w:val="single"/>
         </w:rPr>
-        <w:hyperlink r:id="rId96" w:history="1">
+        <w:hyperlink r:id="rId97" w:history="1">
           <w:r>
             <w:rPr>
               <w:rStyle w:val="Hyperlink"/>
@@ -13146,7 +13031,7 @@
           <w:sz w:val="24"/>
           <w:u w:val="single"/>
         </w:rPr>
-        <w:hyperlink r:id="rId96" w:history="1">
+        <w:hyperlink r:id="rId97" w:history="1">
           <w:r>
             <w:rPr>
               <w:rStyle w:val="Hyperlink"/>
@@ -13164,7 +13049,7 @@
           <w:sz w:val="24"/>
           <w:u w:val="single"/>
         </w:rPr>
-        <w:hyperlink r:id="rId96" w:history="1">
+        <w:hyperlink r:id="rId97" w:history="1">
           <w:r>
             <w:rPr>
               <w:rStyle w:val="Hyperlink"/>
@@ -13280,7 +13165,7 @@
           <w:sz w:val="24"/>
           <w:u w:val="single"/>
         </w:rPr>
-        <w:hyperlink r:id="rId97" w:history="1">
+        <w:hyperlink r:id="rId98" w:history="1">
           <w:r>
             <w:rPr>
               <w:rStyle w:val="Hyperlink"/>
@@ -13309,7 +13194,7 @@
           <w:sz w:val="24"/>
           <w:u w:val="single"/>
         </w:rPr>
-        <w:hyperlink r:id="rId97" w:history="1">
+        <w:hyperlink r:id="rId98" w:history="1">
           <w:r>
             <w:rPr>
               <w:rStyle w:val="Hyperlink"/>
@@ -13337,7 +13222,7 @@
           <w:sz w:val="24"/>
           <w:u w:val="single"/>
         </w:rPr>
-        <w:hyperlink r:id="rId98" w:history="1">
+        <w:hyperlink r:id="rId99" w:history="1">
           <w:r>
             <w:rPr>
               <w:rStyle w:val="Hyperlink"/>
@@ -13366,7 +13251,7 @@
           <w:sz w:val="24"/>
           <w:u w:val="single"/>
         </w:rPr>
-        <w:hyperlink r:id="rId98" w:history="1">
+        <w:hyperlink r:id="rId99" w:history="1">
           <w:r>
             <w:rPr>
               <w:rStyle w:val="Hyperlink"/>
@@ -13478,7 +13363,7 @@
           <w:color w:val="0000FF"/>
           <w:sz w:val="24"/>
         </w:rPr>
-        <w:hyperlink r:id="rId99" w:history="1">
+        <w:hyperlink r:id="rId100" w:history="1">
           <w:r>
             <w:rPr>
               <w:rStyle w:val="Hyperlink"/>
@@ -13495,7 +13380,7 @@
           <w:color w:val="0000FF"/>
           <w:sz w:val="24"/>
         </w:rPr>
-        <w:hyperlink r:id="rId99" w:history="1">
+        <w:hyperlink r:id="rId100" w:history="1">
           <w:r>
             <w:rPr>
               <w:rStyle w:val="Hyperlink"/>
@@ -13512,7 +13397,7 @@
           <w:color w:val="0000FF"/>
           <w:sz w:val="24"/>
         </w:rPr>
-        <w:hyperlink r:id="rId99" w:history="1">
+        <w:hyperlink r:id="rId100" w:history="1">
           <w:r>
             <w:rPr>
               <w:rStyle w:val="Hyperlink"/>
@@ -13529,7 +13414,7 @@
           <w:color w:val="0000FF"/>
           <w:sz w:val="24"/>
         </w:rPr>
-        <w:hyperlink r:id="rId99" w:history="1">
+        <w:hyperlink r:id="rId100" w:history="1">
           <w:r>
             <w:rPr>
               <w:rStyle w:val="Hyperlink"/>
@@ -13546,7 +13431,7 @@
           <w:color w:val="0000FF"/>
           <w:sz w:val="24"/>
         </w:rPr>
-        <w:hyperlink r:id="rId99" w:history="1">
+        <w:hyperlink r:id="rId100" w:history="1">
           <w:r>
             <w:rPr>
               <w:rStyle w:val="Hyperlink"/>
@@ -13648,7 +13533,7 @@
           <w:color w:val="0000FF"/>
           <w:sz w:val="24"/>
         </w:rPr>
-        <w:hyperlink r:id="rId100" w:history="1">
+        <w:hyperlink r:id="rId101" w:history="1">
           <w:r>
             <w:rPr>
               <w:rStyle w:val="Hyperlink"/>
@@ -13665,7 +13550,7 @@
           <w:color w:val="0000FF"/>
           <w:sz w:val="24"/>
         </w:rPr>
-        <w:hyperlink r:id="rId100" w:history="1">
+        <w:hyperlink r:id="rId101" w:history="1">
           <w:r>
             <w:rPr>
               <w:rStyle w:val="Hyperlink"/>
@@ -13682,7 +13567,7 @@
           <w:color w:val="0000FF"/>
           <w:sz w:val="24"/>
         </w:rPr>
-        <w:hyperlink r:id="rId100" w:history="1">
+        <w:hyperlink r:id="rId101" w:history="1">
           <w:r>
             <w:rPr>
               <w:rStyle w:val="Hyperlink"/>
@@ -13699,7 +13584,7 @@
           <w:color w:val="0000FF"/>
           <w:sz w:val="24"/>
         </w:rPr>
-        <w:hyperlink r:id="rId100" w:history="1">
+        <w:hyperlink r:id="rId101" w:history="1">
           <w:r>
             <w:rPr>
               <w:rStyle w:val="Hyperlink"/>
@@ -13716,7 +13601,7 @@
           <w:color w:val="0000FF"/>
           <w:sz w:val="24"/>
         </w:rPr>
-        <w:hyperlink r:id="rId100" w:history="1">
+        <w:hyperlink r:id="rId101" w:history="1">
           <w:r>
             <w:rPr>
               <w:rStyle w:val="Hyperlink"/>
@@ -13814,7 +13699,7 @@
           <w:color w:val="0000FF"/>
           <w:sz w:val="24"/>
         </w:rPr>
-        <w:hyperlink r:id="rId101" w:history="1">
+        <w:hyperlink r:id="rId102" w:history="1">
           <w:r>
             <w:rPr>
               <w:rStyle w:val="Hyperlink"/>
@@ -13831,7 +13716,7 @@
           <w:color w:val="0000FF"/>
           <w:sz w:val="24"/>
         </w:rPr>
-        <w:hyperlink r:id="rId101" w:history="1">
+        <w:hyperlink r:id="rId102" w:history="1">
           <w:r>
             <w:rPr>
               <w:rStyle w:val="Hyperlink"/>
@@ -13848,7 +13733,7 @@
           <w:color w:val="0000FF"/>
           <w:sz w:val="24"/>
         </w:rPr>
-        <w:hyperlink r:id="rId101" w:history="1">
+        <w:hyperlink r:id="rId102" w:history="1">
           <w:r>
             <w:rPr>
               <w:rStyle w:val="Hyperlink"/>
@@ -13865,7 +13750,7 @@
           <w:color w:val="0000FF"/>
           <w:sz w:val="24"/>
         </w:rPr>
-        <w:hyperlink r:id="rId101" w:history="1">
+        <w:hyperlink r:id="rId102" w:history="1">
           <w:r>
             <w:rPr>
               <w:rStyle w:val="Hyperlink"/>
@@ -13882,7 +13767,7 @@
           <w:color w:val="0000FF"/>
           <w:sz w:val="24"/>
         </w:rPr>
-        <w:hyperlink r:id="rId101" w:history="1">
+        <w:hyperlink r:id="rId102" w:history="1">
           <w:r>
             <w:rPr>
               <w:rStyle w:val="Hyperlink"/>
@@ -13991,7 +13876,7 @@
           <w:color w:val="0000FF"/>
           <w:sz w:val="24"/>
         </w:rPr>
-        <w:hyperlink r:id="rId102" w:history="1">
+        <w:hyperlink r:id="rId103" w:history="1">
           <w:r>
             <w:rPr>
               <w:rStyle w:val="Hyperlink"/>
@@ -14008,7 +13893,7 @@
           <w:color w:val="0000FF"/>
           <w:sz w:val="24"/>
         </w:rPr>
-        <w:hyperlink r:id="rId102" w:history="1">
+        <w:hyperlink r:id="rId103" w:history="1">
           <w:r>
             <w:rPr>
               <w:rStyle w:val="Hyperlink"/>
@@ -14025,7 +13910,7 @@
           <w:color w:val="0000FF"/>
           <w:sz w:val="24"/>
         </w:rPr>
-        <w:hyperlink r:id="rId102" w:history="1">
+        <w:hyperlink r:id="rId103" w:history="1">
           <w:r>
             <w:rPr>
               <w:rStyle w:val="Hyperlink"/>
@@ -14042,7 +13927,7 @@
           <w:color w:val="0000FF"/>
           <w:sz w:val="24"/>
         </w:rPr>
-        <w:hyperlink r:id="rId102" w:history="1">
+        <w:hyperlink r:id="rId103" w:history="1">
           <w:r>
             <w:rPr>
               <w:rStyle w:val="Hyperlink"/>
@@ -14059,7 +13944,7 @@
           <w:color w:val="0000FF"/>
           <w:sz w:val="24"/>
         </w:rPr>
-        <w:hyperlink r:id="rId102" w:history="1">
+        <w:hyperlink r:id="rId103" w:history="1">
           <w:r>
             <w:rPr>
               <w:rStyle w:val="Hyperlink"/>
@@ -14182,7 +14067,7 @@
           <w:sz w:val="24"/>
           <w:u w:val="single"/>
         </w:rPr>
-        <w:hyperlink r:id="rId103" w:history="1">
+        <w:hyperlink r:id="rId104" w:history="1">
           <w:r>
             <w:rPr>
               <w:rStyle w:val="Hyperlink"/>
@@ -14211,7 +14096,7 @@
           <w:sz w:val="24"/>
           <w:u w:val="single"/>
         </w:rPr>
-        <w:hyperlink r:id="rId103" w:history="1">
+        <w:hyperlink r:id="rId104" w:history="1">
           <w:r>
             <w:rPr>
               <w:rStyle w:val="Hyperlink"/>
@@ -14320,7 +14205,7 @@
           <w:color w:val="0000FF"/>
           <w:sz w:val="24"/>
         </w:rPr>
-        <w:hyperlink r:id="rId104" w:history="1">
+        <w:hyperlink r:id="rId105" w:history="1">
           <w:r>
             <w:rPr>
               <w:rStyle w:val="Hyperlink"/>
@@ -14337,7 +14222,7 @@
           <w:color w:val="0000FF"/>
           <w:sz w:val="24"/>
         </w:rPr>
-        <w:hyperlink r:id="rId104" w:history="1">
+        <w:hyperlink r:id="rId105" w:history="1">
           <w:r>
             <w:rPr>
               <w:rStyle w:val="Hyperlink"/>
@@ -14354,7 +14239,7 @@
           <w:color w:val="0000FF"/>
           <w:sz w:val="24"/>
         </w:rPr>
-        <w:hyperlink r:id="rId104" w:history="1">
+        <w:hyperlink r:id="rId105" w:history="1">
           <w:r>
             <w:rPr>
               <w:rStyle w:val="Hyperlink"/>
@@ -14371,7 +14256,7 @@
           <w:color w:val="0000FF"/>
           <w:sz w:val="24"/>
         </w:rPr>
-        <w:hyperlink r:id="rId104" w:history="1">
+        <w:hyperlink r:id="rId105" w:history="1">
           <w:r>
             <w:rPr>
               <w:rStyle w:val="Hyperlink"/>
@@ -14388,7 +14273,7 @@
           <w:color w:val="0000FF"/>
           <w:sz w:val="24"/>
         </w:rPr>
-        <w:hyperlink r:id="rId104" w:history="1">
+        <w:hyperlink r:id="rId105" w:history="1">
           <w:r>
             <w:rPr>
               <w:rStyle w:val="Hyperlink"/>
@@ -14405,7 +14290,7 @@
           <w:color w:val="0000FF"/>
           <w:sz w:val="24"/>
         </w:rPr>
-        <w:hyperlink r:id="rId104" w:history="1">
+        <w:hyperlink r:id="rId105" w:history="1">
           <w:r>
             <w:rPr>
               <w:rStyle w:val="Hyperlink"/>
@@ -14422,7 +14307,7 @@
           <w:color w:val="0000FF"/>
           <w:sz w:val="24"/>
         </w:rPr>
-        <w:hyperlink r:id="rId104" w:history="1">
+        <w:hyperlink r:id="rId105" w:history="1">
           <w:r>
             <w:rPr>
               <w:rStyle w:val="Hyperlink"/>
@@ -14440,7 +14325,7 @@
           <w:sz w:val="24"/>
           <w:u w:val="single"/>
         </w:rPr>
-        <w:hyperlink r:id="rId104" w:history="1">
+        <w:hyperlink r:id="rId105" w:history="1">
           <w:r>
             <w:rPr>
               <w:rStyle w:val="Hyperlink"/>
@@ -14458,7 +14343,7 @@
           <w:sz w:val="24"/>
           <w:u w:val="single"/>
         </w:rPr>
-        <w:hyperlink r:id="rId104" w:history="1">
+        <w:hyperlink r:id="rId105" w:history="1">
           <w:r>
             <w:rPr>
               <w:rStyle w:val="Hyperlink"/>
@@ -14476,7 +14361,7 @@
           <w:sz w:val="24"/>
           <w:u w:val="single"/>
         </w:rPr>
-        <w:hyperlink r:id="rId104" w:history="1">
+        <w:hyperlink r:id="rId105" w:history="1">
           <w:r>
             <w:rPr>
               <w:rStyle w:val="Hyperlink"/>
@@ -14494,7 +14379,7 @@
           <w:sz w:val="24"/>
           <w:u w:val="single"/>
         </w:rPr>
-        <w:hyperlink r:id="rId104" w:history="1">
+        <w:hyperlink r:id="rId105" w:history="1">
           <w:r>
             <w:rPr>
               <w:rStyle w:val="Hyperlink"/>
@@ -14512,7 +14397,7 @@
           <w:sz w:val="24"/>
           <w:u w:val="single"/>
         </w:rPr>
-        <w:hyperlink r:id="rId104" w:history="1">
+        <w:hyperlink r:id="rId105" w:history="1">
           <w:r>
             <w:rPr>
               <w:rStyle w:val="Hyperlink"/>
@@ -14530,7 +14415,7 @@
           <w:sz w:val="24"/>
           <w:u w:val="single"/>
         </w:rPr>
-        <w:hyperlink r:id="rId104" w:history="1">
+        <w:hyperlink r:id="rId105" w:history="1">
           <w:r>
             <w:rPr>
               <w:rStyle w:val="Hyperlink"/>
@@ -14548,7 +14433,7 @@
           <w:sz w:val="24"/>
           <w:u w:val="single"/>
         </w:rPr>
-        <w:hyperlink r:id="rId104" w:history="1">
+        <w:hyperlink r:id="rId105" w:history="1">
           <w:r>
             <w:rPr>
               <w:rStyle w:val="Hyperlink"/>
@@ -14566,7 +14451,7 @@
           <w:sz w:val="24"/>
           <w:u w:val="single"/>
         </w:rPr>
-        <w:hyperlink r:id="rId104" w:history="1">
+        <w:hyperlink r:id="rId105" w:history="1">
           <w:r>
             <w:rPr>
               <w:rStyle w:val="Hyperlink"/>
@@ -14584,7 +14469,7 @@
           <w:sz w:val="24"/>
           <w:u w:val="single"/>
         </w:rPr>
-        <w:hyperlink r:id="rId104" w:history="1">
+        <w:hyperlink r:id="rId105" w:history="1">
           <w:r>
             <w:rPr>
               <w:rStyle w:val="Hyperlink"/>
@@ -14602,7 +14487,7 @@
           <w:sz w:val="24"/>
           <w:u w:val="single"/>
         </w:rPr>
-        <w:hyperlink r:id="rId104" w:history="1">
+        <w:hyperlink r:id="rId105" w:history="1">
           <w:r>
             <w:rPr>
               <w:rStyle w:val="Hyperlink"/>

--- a/EXPORTS/DOCX/published/niveau2/English/Suriname.docx
+++ b/EXPORTS/DOCX/published/niveau2/English/Suriname.docx
@@ -978,6 +978,7 @@
       </w:r>
       <w:r>
         <w:rPr>
+          <w:u w:val="single" w:color="0000ff"/>
           <w:rFonts w:ascii="Charis SIL Regular" w:hAnsi="Charis SIL Regular" w:eastAsia="Charis SIL Regular"/>
           <w:b w:val="0"/>
           <w:i w:val="0"/>
@@ -1515,27 +1516,8 @@
           <w:i w:val="0"/>
           <w:color w:val="0000FF"/>
           <w:sz w:val="24"/>
-          <w:u w:val="single"/>
-        </w:rPr>
-        <w:hyperlink r:id="rId13" w:history="1">
-          <w:r>
-            <w:rPr>
-              <w:rStyle w:val="Hyperlink"/>
-            </w:rPr>
-            <w:t>Lam</w:t>
-          </w:r>
-        </w:hyperlink>
-      </w:r>
-      <w:r>
-        <w:rPr>
-          <w:rFonts w:ascii="Charis SIL Regular" w:hAnsi="Charis SIL Regular" w:eastAsia="Charis SIL Regular"/>
-          <w:b w:val="0"/>
-          <w:i w:val="0"/>
-          <w:color w:val="0000FF"/>
-          <w:sz w:val="24"/>
-          <w:u w:val="single"/>
-        </w:rPr>
-        <w:t>m</w:t>
+        </w:rPr>
+        <w:t>Lamm</w:t>
       </w:r>
       <w:r>
         <w:rPr>
@@ -2513,8 +2495,52 @@
           <w:i w:val="0"/>
           <w:color w:val="0000FF"/>
           <w:sz w:val="24"/>
-        </w:rPr>
-        <w:t>Museon-Om</w:t>
+          <w:u w:val="single"/>
+        </w:rPr>
+        <w:hyperlink r:id="rId21" w:history="1">
+          <w:r>
+            <w:rPr>
+              <w:rStyle w:val="Hyperlink"/>
+            </w:rPr>
+            <w:t>Museo</w:t>
+          </w:r>
+        </w:hyperlink>
+      </w:r>
+      <w:r>
+        <w:rPr>
+          <w:rFonts w:ascii="Charis SIL Regular" w:hAnsi="Charis SIL Regular" w:eastAsia="Charis SIL Regular"/>
+          <w:b w:val="0"/>
+          <w:i w:val="0"/>
+          <w:color w:val="0000FF"/>
+          <w:sz w:val="24"/>
+          <w:u w:val="single"/>
+        </w:rPr>
+        <w:hyperlink r:id="rId21" w:history="1">
+          <w:r>
+            <w:rPr>
+              <w:rStyle w:val="Hyperlink"/>
+            </w:rPr>
+            <w:t>n-</w:t>
+          </w:r>
+        </w:hyperlink>
+      </w:r>
+      <w:r>
+        <w:rPr>
+          <w:rFonts w:ascii="Charis SIL Regular" w:hAnsi="Charis SIL Regular" w:eastAsia="Charis SIL Regular"/>
+          <w:b w:val="0"/>
+          <w:i w:val="0"/>
+          <w:color w:val="0000FF"/>
+          <w:sz w:val="24"/>
+          <w:u w:val="single"/>
+        </w:rPr>
+        <w:hyperlink r:id="rId21" w:history="1">
+          <w:r>
+            <w:rPr>
+              <w:rStyle w:val="Hyperlink"/>
+            </w:rPr>
+            <w:t>Om</w:t>
+          </w:r>
+        </w:hyperlink>
       </w:r>
       <w:r>
         <w:rPr>
@@ -2756,6 +2782,7 @@
       </w:r>
       <w:r>
         <w:rPr>
+          <w:u w:val="single" w:color="0000ff"/>
           <w:rFonts w:ascii="Charis SIL Regular" w:hAnsi="Charis SIL Regular" w:eastAsia="Charis SIL Regular"/>
           <w:b w:val="0"/>
           <w:i w:val="0"/>
@@ -2816,24 +2843,105 @@
             <w:rPr>
               <w:rStyle w:val="Hyperlink"/>
             </w:rPr>
-            <w:t>fil</w:t>
-          </w:r>
-        </w:hyperlink>
-      </w:r>
-      <w:r>
-        <w:rPr>
-          <w:rFonts w:ascii="Charis SIL Regular" w:hAnsi="Charis SIL Regular" w:eastAsia="Charis SIL Regular"/>
-          <w:b w:val="0"/>
-          <w:i w:val="0"/>
-          <w:color w:val="0000FF"/>
-          <w:sz w:val="24"/>
+            <w:t>film</w:t>
+          </w:r>
+        </w:hyperlink>
+      </w:r>
+      <w:r>
+        <w:rPr>
+          <w:rFonts w:ascii="Charis SIL Regular" w:hAnsi="Charis SIL Regular" w:eastAsia="Charis SIL Regular"/>
+          <w:b w:val="0"/>
+          <w:i w:val="0"/>
+          <w:color w:val="0000FF"/>
+          <w:sz w:val="24"/>
+          <w:u w:val="single"/>
+        </w:rPr>
+        <w:t>s</w:t>
+      </w:r>
+      <w:r>
+        <w:rPr>
+          <w:rFonts w:ascii="Charis SIL Regular" w:hAnsi="Charis SIL Regular" w:eastAsia="Charis SIL Regular"/>
+          <w:b w:val="0"/>
+          <w:i w:val="0"/>
+          <w:color w:val="0000FF"/>
+          <w:sz w:val="24"/>
+          <w:u w:val="single"/>
+        </w:rPr>
+        <w:t xml:space="preserve"> </w:t>
+      </w:r>
+      <w:r>
+        <w:rPr>
+          <w:rFonts w:ascii="Charis SIL Regular" w:hAnsi="Charis SIL Regular" w:eastAsia="Charis SIL Regular"/>
+          <w:b w:val="0"/>
+          <w:i w:val="0"/>
+          <w:color w:val="0000FF"/>
+          <w:sz w:val="24"/>
+          <w:u w:val="single"/>
         </w:rPr>
         <w:hyperlink r:id="rId23" w:history="1">
           <w:r>
             <w:rPr>
               <w:rStyle w:val="Hyperlink"/>
             </w:rPr>
-            <w:t>m</w:t>
+            <w:t>and</w:t>
+          </w:r>
+        </w:hyperlink>
+      </w:r>
+      <w:r>
+        <w:rPr>
+          <w:rFonts w:ascii="Charis SIL Regular" w:hAnsi="Charis SIL Regular" w:eastAsia="Charis SIL Regular"/>
+          <w:b w:val="0"/>
+          <w:i w:val="0"/>
+          <w:color w:val="0000FF"/>
+          <w:sz w:val="24"/>
+          <w:u w:val="single"/>
+        </w:rPr>
+        <w:t xml:space="preserve"> </w:t>
+      </w:r>
+      <w:r>
+        <w:rPr>
+          <w:rFonts w:ascii="Charis SIL Regular" w:hAnsi="Charis SIL Regular" w:eastAsia="Charis SIL Regular"/>
+          <w:b w:val="0"/>
+          <w:i w:val="0"/>
+          <w:color w:val="0000FF"/>
+          <w:sz w:val="24"/>
+          <w:u w:val="single"/>
+        </w:rPr>
+        <w:hyperlink r:id="rId23" w:history="1">
+          <w:r>
+            <w:rPr>
+              <w:rStyle w:val="Hyperlink"/>
+            </w:rPr>
+            <w:t>audio</w:t>
+          </w:r>
+        </w:hyperlink>
+      </w:r>
+      <w:r>
+        <w:rPr>
+          <w:rFonts w:ascii="Charis SIL Regular" w:hAnsi="Charis SIL Regular" w:eastAsia="Charis SIL Regular"/>
+          <w:b w:val="0"/>
+          <w:i w:val="0"/>
+          <w:color w:val="0000FF"/>
+          <w:sz w:val="24"/>
+          <w:u w:val="single"/>
+        </w:rPr>
+        <w:t xml:space="preserve"> </w:t>
+      </w:r>
+      <w:r>
+        <w:rPr>
+          <w:rFonts w:ascii="Charis SIL Regular" w:hAnsi="Charis SIL Regular" w:eastAsia="Charis SIL Regular"/>
+          <w:b w:val="0"/>
+          <w:i w:val="0"/>
+          <w:color w:val="0000FF"/>
+          <w:sz w:val="24"/>
+          <w:u w:val="single"/>
+        </w:rPr>
+        <w:hyperlink r:id="rId23" w:history="1">
+          <w:r>
+            <w:rPr>
+              <w:rStyle w:val="Hyperlink"/>
+            </w:rPr>
+            <w:t>tape</w:t>
           </w:r>
         </w:hyperlink>
       </w:r>
@@ -2846,93 +2954,6 @@
           <w:sz w:val="24"/>
         </w:rPr>
         <w:t>s</w:t>
-      </w:r>
-      <w:r>
-        <w:rPr>
-          <w:rFonts w:ascii="Charis SIL Regular" w:hAnsi="Charis SIL Regular" w:eastAsia="Charis SIL Regular"/>
-          <w:b w:val="0"/>
-          <w:i w:val="0"/>
-          <w:color w:val="0000FF"/>
-          <w:sz w:val="24"/>
-          <w:u w:val="single"/>
-        </w:rPr>
-        <w:t xml:space="preserve"> </w:t>
-      </w:r>
-      <w:r>
-        <w:rPr>
-          <w:rFonts w:ascii="Charis SIL Regular" w:hAnsi="Charis SIL Regular" w:eastAsia="Charis SIL Regular"/>
-          <w:b w:val="0"/>
-          <w:i w:val="0"/>
-          <w:color w:val="0000FF"/>
-          <w:sz w:val="24"/>
-          <w:u w:val="single"/>
-        </w:rPr>
-        <w:hyperlink r:id="rId23" w:history="1">
-          <w:r>
-            <w:rPr>
-              <w:rStyle w:val="Hyperlink"/>
-            </w:rPr>
-            <w:t>and</w:t>
-          </w:r>
-        </w:hyperlink>
-      </w:r>
-      <w:r>
-        <w:rPr>
-          <w:rFonts w:ascii="Charis SIL Regular" w:hAnsi="Charis SIL Regular" w:eastAsia="Charis SIL Regular"/>
-          <w:b w:val="0"/>
-          <w:i w:val="0"/>
-          <w:color w:val="0000FF"/>
-          <w:sz w:val="24"/>
-          <w:u w:val="single"/>
-        </w:rPr>
-        <w:t xml:space="preserve"> </w:t>
-      </w:r>
-      <w:r>
-        <w:rPr>
-          <w:rFonts w:ascii="Charis SIL Regular" w:hAnsi="Charis SIL Regular" w:eastAsia="Charis SIL Regular"/>
-          <w:b w:val="0"/>
-          <w:i w:val="0"/>
-          <w:color w:val="0000FF"/>
-          <w:sz w:val="24"/>
-          <w:u w:val="single"/>
-        </w:rPr>
-        <w:hyperlink r:id="rId23" w:history="1">
-          <w:r>
-            <w:rPr>
-              <w:rStyle w:val="Hyperlink"/>
-            </w:rPr>
-            <w:t>audio</w:t>
-          </w:r>
-        </w:hyperlink>
-      </w:r>
-      <w:r>
-        <w:rPr>
-          <w:rFonts w:ascii="Charis SIL Regular" w:hAnsi="Charis SIL Regular" w:eastAsia="Charis SIL Regular"/>
-          <w:b w:val="0"/>
-          <w:i w:val="0"/>
-          <w:color w:val="0000FF"/>
-          <w:sz w:val="24"/>
-          <w:u w:val="single"/>
-        </w:rPr>
-        <w:t xml:space="preserve"> </w:t>
-      </w:r>
-      <w:r>
-        <w:rPr>
-          <w:rFonts w:ascii="Charis SIL Regular" w:hAnsi="Charis SIL Regular" w:eastAsia="Charis SIL Regular"/>
-          <w:b w:val="0"/>
-          <w:i w:val="0"/>
-          <w:color w:val="0000FF"/>
-          <w:sz w:val="24"/>
-          <w:u w:val="single"/>
-        </w:rPr>
-        <w:hyperlink r:id="rId23" w:history="1">
-          <w:r>
-            <w:rPr>
-              <w:rStyle w:val="Hyperlink"/>
-            </w:rPr>
-            <w:t>tapes</w:t>
-          </w:r>
-        </w:hyperlink>
       </w:r>
       <w:r>
         <w:rPr>
@@ -3331,46 +3352,7 @@
           <w:color w:val="000000"/>
           <w:sz w:val="24"/>
         </w:rPr>
-        <w:t xml:space="preserve"> and finance </w:t>
-      </w:r>
-      <w:r>
-        <w:rPr>
-          <w:u w:val="single" w:color="0000ff"/>
-          <w:rFonts w:ascii="Charis SIL Regular" w:hAnsi="Charis SIL Regular" w:eastAsia="Charis SIL Regular"/>
-          <w:b w:val="0"/>
-          <w:i w:val="0"/>
-          <w:color w:val="000000"/>
-          <w:sz w:val="24"/>
-        </w:rPr>
-        <w:hyperlink r:id="rId25" w:history="1">
-          <w:r>
-            <w:rPr>
-              <w:rStyle w:val="Hyperlink"/>
-            </w:rPr>
-            <w:t>admini</w:t>
-          </w:r>
-        </w:hyperlink>
-      </w:r>
-      <w:r>
-        <w:rPr>
-          <w:rFonts w:ascii="Charis SIL Regular" w:hAnsi="Charis SIL Regular" w:eastAsia="Charis SIL Regular"/>
-          <w:b w:val="0"/>
-          <w:i w:val="0"/>
-          <w:color w:val="000000"/>
-          <w:sz w:val="24"/>
-        </w:rPr>
-        <w:t>strato</w:t>
-      </w:r>
-      <w:r>
-        <w:rPr>
-          <w:u w:val="single" w:color="0000ff"/>
-          <w:rFonts w:ascii="Charis SIL Regular" w:hAnsi="Charis SIL Regular" w:eastAsia="Charis SIL Regular"/>
-          <w:b w:val="0"/>
-          <w:i w:val="0"/>
-          <w:color w:val="000000"/>
-          <w:sz w:val="24"/>
-        </w:rPr>
-        <w:t xml:space="preserve">r </w:t>
+        <w:t xml:space="preserve"> and finance administrator </w:t>
       </w:r>
       <w:r>
         <w:rPr>
@@ -4501,7 +4483,6 @@
           <w:i w:val="0"/>
           <w:color w:val="0000FF"/>
           <w:sz w:val="24"/>
-          <w:u w:val="single"/>
         </w:rPr>
         <w:t>donated</w:t>
       </w:r>
@@ -4565,7 +4546,6 @@
       </w:r>
       <w:r>
         <w:rPr>
-          <w:u w:val="single" w:color="0000ff"/>
           <w:rFonts w:ascii="Charis SIL Regular" w:hAnsi="Charis SIL Regular" w:eastAsia="Charis SIL Regular"/>
           <w:b w:val="0"/>
           <w:i w:val="0"/>
@@ -5814,23 +5794,6 @@
       </w:r>
       <w:r>
         <w:rPr>
-          <w:rFonts w:ascii="Charis SIL Italic" w:hAnsi="Charis SIL Italic" w:eastAsia="Charis SIL Italic"/>
-          <w:b w:val="0"/>
-          <w:i/>
-          <w:color w:val="000000"/>
-          <w:sz w:val="24"/>
-        </w:rPr>
-        <w:hyperlink r:id="rId46" w:history="1">
-          <w:r>
-            <w:rPr>
-              <w:rStyle w:val="Hyperlink"/>
-            </w:rPr>
-            <w:t>m</w:t>
-          </w:r>
-        </w:hyperlink>
-      </w:r>
-      <w:r>
-        <w:rPr>
           <w:u w:val="single" w:color="0000ff"/>
           <w:rFonts w:ascii="Charis SIL Italic" w:hAnsi="Charis SIL Italic" w:eastAsia="Charis SIL Italic"/>
           <w:b w:val="0"/>
@@ -5838,7 +5801,7 @@
           <w:color w:val="000000"/>
           <w:sz w:val="24"/>
         </w:rPr>
-        <w:t>u</w:t>
+        <w:t>m</w:t>
       </w:r>
       <w:r>
         <w:rPr>
@@ -5848,7 +5811,7 @@
           <w:color w:val="000000"/>
           <w:sz w:val="24"/>
         </w:rPr>
-        <w:t>seet</w:t>
+        <w:t>useet</w:t>
       </w:r>
       <w:r>
         <w:rPr>
@@ -6134,14 +6097,7 @@
           <w:color w:val="000000"/>
           <w:sz w:val="24"/>
         </w:rPr>
-        <w:hyperlink r:id="rId47" w:history="1">
-          <w:r>
-            <w:rPr>
-              <w:rStyle w:val="Hyperlink"/>
-            </w:rPr>
-            <w:t xml:space="preserve">the </w:t>
-          </w:r>
-        </w:hyperlink>
+        <w:t xml:space="preserve">the </w:t>
       </w:r>
       <w:r>
         <w:rPr>
@@ -6263,35 +6219,142 @@
           <w:i w:val="0"/>
           <w:color w:val="0000FF"/>
           <w:sz w:val="24"/>
+          <w:u w:val="single"/>
+        </w:rPr>
+        <w:t>o</w:t>
+      </w:r>
+      <w:r>
+        <w:rPr>
+          <w:rFonts w:ascii="Charis SIL Regular" w:hAnsi="Charis SIL Regular" w:eastAsia="Charis SIL Regular"/>
+          <w:b w:val="0"/>
+          <w:i w:val="0"/>
+          <w:color w:val="0000FF"/>
+          <w:sz w:val="24"/>
+        </w:rPr>
+        <w:t>y</w:t>
+      </w:r>
+      <w:r>
+        <w:rPr>
+          <w:rFonts w:ascii="Charis SIL Regular" w:hAnsi="Charis SIL Regular" w:eastAsia="Charis SIL Regular"/>
+          <w:b w:val="0"/>
+          <w:i w:val="0"/>
+          <w:color w:val="000000"/>
+          <w:sz w:val="24"/>
+        </w:rPr>
+        <w:t xml:space="preserve">, director of the </w:t>
+      </w:r>
+      <w:r>
+        <w:rPr>
+          <w:rFonts w:ascii="Charis SIL Italic" w:hAnsi="Charis SIL Italic" w:eastAsia="Charis SIL Italic"/>
+          <w:b w:val="0"/>
+          <w:i/>
+          <w:color w:val="000000"/>
+          <w:sz w:val="24"/>
+        </w:rPr>
+        <w:t>Compagnie des mines d'or de la Guyane hollandaise</w:t>
+      </w:r>
+      <w:r>
+        <w:rPr>
+          <w:rFonts w:ascii="Charis SIL Regular" w:hAnsi="Charis SIL Regular" w:eastAsia="Charis SIL Regular"/>
+          <w:b w:val="0"/>
+          <w:i w:val="0"/>
+          <w:color w:val="000000"/>
+          <w:sz w:val="24"/>
+        </w:rPr>
+        <w:t xml:space="preserve">, </w:t>
+      </w:r>
+      <w:r>
+        <w:rPr>
+          <w:rFonts w:ascii="Charis SIL Regular" w:hAnsi="Charis SIL Regular" w:eastAsia="Charis SIL Regular"/>
+          <w:b w:val="0"/>
+          <w:i w:val="0"/>
+          <w:color w:val="0000FF"/>
+          <w:sz w:val="24"/>
+          <w:u w:val="single"/>
+        </w:rPr>
+        <w:hyperlink r:id="rId50" w:history="1">
+          <w:r>
+            <w:rPr>
+              <w:rStyle w:val="Hyperlink"/>
+            </w:rPr>
+            <w:t>donated</w:t>
+          </w:r>
+        </w:hyperlink>
+      </w:r>
+      <w:r>
+        <w:rPr>
+          <w:u w:val="single" w:color="0000ff"/>
+          <w:rFonts w:ascii="Charis SIL Regular" w:hAnsi="Charis SIL Regular" w:eastAsia="Charis SIL Regular"/>
+          <w:b w:val="0"/>
+          <w:i w:val="0"/>
+          <w:color w:val="000000"/>
+          <w:sz w:val="24"/>
+        </w:rPr>
+        <w:t xml:space="preserve"> </w:t>
+      </w:r>
+      <w:r>
+        <w:rPr>
+          <w:u w:val="single" w:color="0000ff"/>
+          <w:rFonts w:ascii="Charis SIL Regular" w:hAnsi="Charis SIL Regular" w:eastAsia="Charis SIL Regular"/>
+          <w:b w:val="0"/>
+          <w:i w:val="0"/>
+          <w:color w:val="000000"/>
+          <w:sz w:val="24"/>
         </w:rPr>
         <w:hyperlink r:id="rId49" w:history="1">
           <w:r>
             <w:rPr>
               <w:rStyle w:val="Hyperlink"/>
             </w:rPr>
-            <w:t>o</w:t>
-          </w:r>
-        </w:hyperlink>
-      </w:r>
-      <w:r>
-        <w:rPr>
-          <w:rFonts w:ascii="Charis SIL Regular" w:hAnsi="Charis SIL Regular" w:eastAsia="Charis SIL Regular"/>
-          <w:b w:val="0"/>
-          <w:i w:val="0"/>
-          <w:color w:val="0000FF"/>
-          <w:sz w:val="24"/>
-        </w:rPr>
-        <w:t>y</w:t>
-      </w:r>
-      <w:r>
-        <w:rPr>
-          <w:rFonts w:ascii="Charis SIL Regular" w:hAnsi="Charis SIL Regular" w:eastAsia="Charis SIL Regular"/>
-          <w:b w:val="0"/>
-          <w:i w:val="0"/>
-          <w:color w:val="000000"/>
-          <w:sz w:val="24"/>
-        </w:rPr>
-        <w:t xml:space="preserve">, director of the </w:t>
+            <w:t xml:space="preserve">a large </w:t>
+          </w:r>
+        </w:hyperlink>
+      </w:r>
+      <w:r>
+        <w:rPr>
+          <w:u w:val="single" w:color="0000ff"/>
+          <w:rFonts w:ascii="Charis SIL Regular" w:hAnsi="Charis SIL Regular" w:eastAsia="Charis SIL Regular"/>
+          <w:b w:val="0"/>
+          <w:i w:val="0"/>
+          <w:color w:val="000000"/>
+          <w:sz w:val="24"/>
+        </w:rPr>
+        <w:hyperlink r:id="rId49" w:history="1">
+          <w:r>
+            <w:rPr>
+              <w:rStyle w:val="Hyperlink"/>
+            </w:rPr>
+            <w:t>c</w:t>
+          </w:r>
+        </w:hyperlink>
+      </w:r>
+      <w:r>
+        <w:rPr>
+          <w:u w:val="single" w:color="0000ff"/>
+          <w:rFonts w:ascii="Charis SIL Regular" w:hAnsi="Charis SIL Regular" w:eastAsia="Charis SIL Regular"/>
+          <w:b w:val="0"/>
+          <w:i w:val="0"/>
+          <w:color w:val="000000"/>
+          <w:sz w:val="24"/>
+        </w:rPr>
+        <w:hyperlink r:id="rId49" w:history="1">
+          <w:r>
+            <w:rPr>
+              <w:rStyle w:val="Hyperlink"/>
+            </w:rPr>
+            <w:t>ollectio</w:t>
+          </w:r>
+        </w:hyperlink>
+      </w:r>
+      <w:r>
+        <w:rPr>
+          <w:rFonts w:ascii="Charis SIL Regular" w:hAnsi="Charis SIL Regular" w:eastAsia="Charis SIL Regular"/>
+          <w:b w:val="0"/>
+          <w:i w:val="0"/>
+          <w:color w:val="000000"/>
+          <w:sz w:val="24"/>
+        </w:rPr>
+        <w:t xml:space="preserve">n of Wayana and Aluku artifacts to the </w:t>
       </w:r>
       <w:r>
         <w:rPr>
@@ -6301,17 +6364,65 @@
           <w:color w:val="000000"/>
           <w:sz w:val="24"/>
         </w:rPr>
-        <w:t>Compagnie des mines d'or de la Guyane hollandaise</w:t>
-      </w:r>
-      <w:r>
-        <w:rPr>
-          <w:rFonts w:ascii="Charis SIL Regular" w:hAnsi="Charis SIL Regular" w:eastAsia="Charis SIL Regular"/>
-          <w:b w:val="0"/>
-          <w:i w:val="0"/>
-          <w:color w:val="000000"/>
-          <w:sz w:val="24"/>
-        </w:rPr>
-        <w:t xml:space="preserve">, </w:t>
+        <w:t>Musée du Trocadéro</w:t>
+      </w:r>
+      <w:r>
+        <w:rPr>
+          <w:rFonts w:ascii="Charis SIL Regular" w:hAnsi="Charis SIL Regular" w:eastAsia="Charis SIL Regular"/>
+          <w:b w:val="0"/>
+          <w:i w:val="0"/>
+          <w:color w:val="000000"/>
+          <w:sz w:val="24"/>
+        </w:rPr>
+        <w:t xml:space="preserve">. Three of </w:t>
+      </w:r>
+      <w:r>
+        <w:rPr>
+          <w:u w:val="single" w:color="0000ff"/>
+          <w:rFonts w:ascii="Charis SIL Regular" w:hAnsi="Charis SIL Regular" w:eastAsia="Charis SIL Regular"/>
+          <w:b w:val="0"/>
+          <w:i w:val="0"/>
+          <w:color w:val="000000"/>
+          <w:sz w:val="24"/>
+        </w:rPr>
+        <w:hyperlink r:id="rId50" w:history="1">
+          <w:r>
+            <w:rPr>
+              <w:rStyle w:val="Hyperlink"/>
+            </w:rPr>
+            <w:t>the eigh</w:t>
+          </w:r>
+        </w:hyperlink>
+      </w:r>
+      <w:r>
+        <w:rPr>
+          <w:rFonts w:ascii="Charis SIL Regular" w:hAnsi="Charis SIL Regular" w:eastAsia="Charis SIL Regular"/>
+          <w:b w:val="0"/>
+          <w:i w:val="0"/>
+          <w:color w:val="000000"/>
+          <w:sz w:val="24"/>
+        </w:rPr>
+        <w:t xml:space="preserve">t expeditions to Suriname organised shortly after the turn of the century under the </w:t>
+      </w:r>
+      <w:r>
+        <w:rPr>
+          <w:rFonts w:ascii="Charis SIL Regular" w:hAnsi="Charis SIL Regular" w:eastAsia="Charis SIL Regular"/>
+          <w:b w:val="0"/>
+          <w:i w:val="0"/>
+          <w:color w:val="000000"/>
+          <w:sz w:val="24"/>
+        </w:rPr>
+        <w:t xml:space="preserve">auspices of the Royal Dutch Geographical Society (KNAG) yielded extensive ethnographic </w:t>
+      </w:r>
+      <w:r>
+        <w:rPr>
+          <w:rFonts w:ascii="Charis SIL Regular" w:hAnsi="Charis SIL Regular" w:eastAsia="Charis SIL Regular"/>
+          <w:b w:val="0"/>
+          <w:i w:val="0"/>
+          <w:color w:val="000000"/>
+          <w:sz w:val="24"/>
+        </w:rPr>
+        <w:t xml:space="preserve">collections, which are now part of the collection of the </w:t>
       </w:r>
       <w:r>
         <w:rPr>
@@ -6322,12 +6433,97 @@
           <w:sz w:val="24"/>
           <w:u w:val="single"/>
         </w:rPr>
-        <w:hyperlink r:id="rId50" w:history="1">
-          <w:r>
-            <w:rPr>
-              <w:rStyle w:val="Hyperlink"/>
-            </w:rPr>
-            <w:t>donated</w:t>
+        <w:hyperlink r:id="rId51" w:history="1">
+          <w:r>
+            <w:rPr>
+              <w:rStyle w:val="Hyperlink"/>
+            </w:rPr>
+            <w:t>Wereldmuseum</w:t>
+          </w:r>
+        </w:hyperlink>
+      </w:r>
+      <w:r>
+        <w:rPr>
+          <w:rFonts w:ascii="Charis SIL Regular" w:hAnsi="Charis SIL Regular" w:eastAsia="Charis SIL Regular"/>
+          <w:b w:val="0"/>
+          <w:i w:val="0"/>
+          <w:color w:val="0000FF"/>
+          <w:sz w:val="24"/>
+          <w:u w:val="single"/>
+        </w:rPr>
+        <w:t xml:space="preserve"> </w:t>
+      </w:r>
+      <w:r>
+        <w:rPr>
+          <w:rFonts w:ascii="Charis SIL Regular" w:hAnsi="Charis SIL Regular" w:eastAsia="Charis SIL Regular"/>
+          <w:b w:val="0"/>
+          <w:i w:val="0"/>
+          <w:color w:val="0000FF"/>
+          <w:sz w:val="24"/>
+          <w:u w:val="single"/>
+        </w:rPr>
+        <w:hyperlink r:id="rId51" w:history="1">
+          <w:r>
+            <w:rPr>
+              <w:rStyle w:val="Hyperlink"/>
+            </w:rPr>
+            <w:t>Amsterdam</w:t>
+          </w:r>
+        </w:hyperlink>
+      </w:r>
+      <w:r>
+        <w:rPr>
+          <w:rFonts w:ascii="Charis SIL Regular" w:hAnsi="Charis SIL Regular" w:eastAsia="Charis SIL Regular"/>
+          <w:b w:val="0"/>
+          <w:i w:val="0"/>
+          <w:color w:val="000000"/>
+          <w:sz w:val="24"/>
+        </w:rPr>
+        <w:t xml:space="preserve">. The </w:t>
+      </w:r>
+      <w:r>
+        <w:rPr>
+          <w:rFonts w:ascii="Charis SIL Regular" w:hAnsi="Charis SIL Regular" w:eastAsia="Charis SIL Regular"/>
+          <w:b w:val="0"/>
+          <w:i w:val="0"/>
+          <w:color w:val="000000"/>
+          <w:sz w:val="24"/>
+        </w:rPr>
+        <w:t xml:space="preserve">1903 expedition to the Gonini River resulted in series </w:t>
+      </w:r>
+      <w:r>
+        <w:rPr>
+          <w:rFonts w:ascii="Charis SIL Regular" w:hAnsi="Charis SIL Regular" w:eastAsia="Charis SIL Regular"/>
+          <w:b w:val="0"/>
+          <w:i w:val="0"/>
+          <w:color w:val="0000FF"/>
+          <w:sz w:val="24"/>
+          <w:u w:val="single"/>
+        </w:rPr>
+        <w:hyperlink r:id="rId52" w:history="1">
+          <w:r>
+            <w:rPr>
+              <w:rStyle w:val="Hyperlink"/>
+            </w:rPr>
+            <w:t>T</w:t>
+          </w:r>
+        </w:hyperlink>
+      </w:r>
+      <w:r>
+        <w:rPr>
+          <w:rFonts w:ascii="Charis SIL Regular" w:hAnsi="Charis SIL Regular" w:eastAsia="Charis SIL Regular"/>
+          <w:b w:val="0"/>
+          <w:i w:val="0"/>
+          <w:color w:val="0000FF"/>
+          <w:sz w:val="24"/>
+          <w:u w:val="single"/>
+        </w:rPr>
+        <w:hyperlink r:id="rId51" w:history="1">
+          <w:r>
+            <w:rPr>
+              <w:rStyle w:val="Hyperlink"/>
+            </w:rPr>
+            <w:t>M-401</w:t>
           </w:r>
         </w:hyperlink>
       </w:r>
@@ -6340,7 +6536,14 @@
           <w:color w:val="000000"/>
           <w:sz w:val="24"/>
         </w:rPr>
-        <w:t xml:space="preserve"> </w:t>
+        <w:hyperlink r:id="rId51" w:history="1">
+          <w:r>
+            <w:rPr>
+              <w:rStyle w:val="Hyperlink"/>
+            </w:rPr>
+            <w:t xml:space="preserve"> with 86 </w:t>
+          </w:r>
+        </w:hyperlink>
       </w:r>
       <w:r>
         <w:rPr>
@@ -6351,128 +6554,34 @@
           <w:color w:val="000000"/>
           <w:sz w:val="24"/>
         </w:rPr>
-        <w:hyperlink r:id="rId49" w:history="1">
-          <w:r>
-            <w:rPr>
-              <w:rStyle w:val="Hyperlink"/>
-            </w:rPr>
-            <w:t xml:space="preserve">a large </w:t>
-          </w:r>
-        </w:hyperlink>
-      </w:r>
-      <w:r>
-        <w:rPr>
-          <w:u w:val="single" w:color="0000ff"/>
-          <w:rFonts w:ascii="Charis SIL Regular" w:hAnsi="Charis SIL Regular" w:eastAsia="Charis SIL Regular"/>
-          <w:b w:val="0"/>
-          <w:i w:val="0"/>
-          <w:color w:val="000000"/>
-          <w:sz w:val="24"/>
-        </w:rPr>
-        <w:hyperlink r:id="rId49" w:history="1">
-          <w:r>
-            <w:rPr>
-              <w:rStyle w:val="Hyperlink"/>
-            </w:rPr>
-            <w:t>c</w:t>
-          </w:r>
-        </w:hyperlink>
-      </w:r>
-      <w:r>
-        <w:rPr>
-          <w:u w:val="single" w:color="0000ff"/>
-          <w:rFonts w:ascii="Charis SIL Regular" w:hAnsi="Charis SIL Regular" w:eastAsia="Charis SIL Regular"/>
-          <w:b w:val="0"/>
-          <w:i w:val="0"/>
-          <w:color w:val="000000"/>
-          <w:sz w:val="24"/>
-        </w:rPr>
-        <w:hyperlink r:id="rId49" w:history="1">
-          <w:r>
-            <w:rPr>
-              <w:rStyle w:val="Hyperlink"/>
-            </w:rPr>
-            <w:t>ollectio</w:t>
-          </w:r>
-        </w:hyperlink>
-      </w:r>
-      <w:r>
-        <w:rPr>
-          <w:rFonts w:ascii="Charis SIL Regular" w:hAnsi="Charis SIL Regular" w:eastAsia="Charis SIL Regular"/>
-          <w:b w:val="0"/>
-          <w:i w:val="0"/>
-          <w:color w:val="000000"/>
-          <w:sz w:val="24"/>
-        </w:rPr>
-        <w:t xml:space="preserve">n of Wayana and Aluku artifacts to the </w:t>
-      </w:r>
-      <w:r>
-        <w:rPr>
-          <w:rFonts w:ascii="Charis SIL Italic" w:hAnsi="Charis SIL Italic" w:eastAsia="Charis SIL Italic"/>
-          <w:b w:val="0"/>
-          <w:i/>
-          <w:color w:val="000000"/>
-          <w:sz w:val="24"/>
-        </w:rPr>
-        <w:t>Musée du Trocadéro</w:t>
-      </w:r>
-      <w:r>
-        <w:rPr>
-          <w:rFonts w:ascii="Charis SIL Regular" w:hAnsi="Charis SIL Regular" w:eastAsia="Charis SIL Regular"/>
-          <w:b w:val="0"/>
-          <w:i w:val="0"/>
-          <w:color w:val="000000"/>
-          <w:sz w:val="24"/>
-        </w:rPr>
-        <w:t xml:space="preserve">. Three of </w:t>
-      </w:r>
-      <w:r>
-        <w:rPr>
-          <w:u w:val="single" w:color="0000ff"/>
-          <w:rFonts w:ascii="Charis SIL Regular" w:hAnsi="Charis SIL Regular" w:eastAsia="Charis SIL Regular"/>
-          <w:b w:val="0"/>
-          <w:i w:val="0"/>
-          <w:color w:val="000000"/>
-          <w:sz w:val="24"/>
-        </w:rPr>
-        <w:hyperlink r:id="rId50" w:history="1">
-          <w:r>
-            <w:rPr>
-              <w:rStyle w:val="Hyperlink"/>
-            </w:rPr>
-            <w:t>the eigh</w:t>
-          </w:r>
-        </w:hyperlink>
-      </w:r>
-      <w:r>
-        <w:rPr>
-          <w:rFonts w:ascii="Charis SIL Regular" w:hAnsi="Charis SIL Regular" w:eastAsia="Charis SIL Regular"/>
-          <w:b w:val="0"/>
-          <w:i w:val="0"/>
-          <w:color w:val="000000"/>
-          <w:sz w:val="24"/>
-        </w:rPr>
-        <w:t xml:space="preserve">t expeditions to Suriname organised shortly after the turn of the century under the </w:t>
-      </w:r>
-      <w:r>
-        <w:rPr>
-          <w:rFonts w:ascii="Charis SIL Regular" w:hAnsi="Charis SIL Regular" w:eastAsia="Charis SIL Regular"/>
-          <w:b w:val="0"/>
-          <w:i w:val="0"/>
-          <w:color w:val="000000"/>
-          <w:sz w:val="24"/>
-        </w:rPr>
-        <w:t xml:space="preserve">auspices of the Royal Dutch Geographical Society (KNAG) yielded extensive ethnographic </w:t>
-      </w:r>
-      <w:r>
-        <w:rPr>
-          <w:rFonts w:ascii="Charis SIL Regular" w:hAnsi="Charis SIL Regular" w:eastAsia="Charis SIL Regular"/>
-          <w:b w:val="0"/>
-          <w:i w:val="0"/>
-          <w:color w:val="000000"/>
-          <w:sz w:val="24"/>
-        </w:rPr>
-        <w:t xml:space="preserve">collections, which are now part of the collection of the </w:t>
+        <w:hyperlink r:id="rId51" w:history="1">
+          <w:r>
+            <w:rPr>
+              <w:rStyle w:val="Hyperlink"/>
+            </w:rPr>
+            <w:t xml:space="preserve">objects, the </w:t>
+          </w:r>
+        </w:hyperlink>
+      </w:r>
+      <w:r>
+        <w:rPr>
+          <w:rFonts w:ascii="Charis SIL Regular" w:hAnsi="Charis SIL Regular" w:eastAsia="Charis SIL Regular"/>
+          <w:b w:val="0"/>
+          <w:i w:val="0"/>
+          <w:color w:val="000000"/>
+          <w:sz w:val="24"/>
+        </w:rPr>
+        <w:t xml:space="preserve">1904 </w:t>
+      </w:r>
+      <w:r>
+        <w:rPr>
+          <w:rFonts w:ascii="Charis SIL Regular" w:hAnsi="Charis SIL Regular" w:eastAsia="Charis SIL Regular"/>
+          <w:b w:val="0"/>
+          <w:i w:val="0"/>
+          <w:color w:val="000000"/>
+          <w:sz w:val="24"/>
+        </w:rPr>
+        <w:t xml:space="preserve">expedition to the Tapanahony River yielded series </w:t>
       </w:r>
       <w:r>
         <w:rPr>
@@ -6483,12 +6592,12 @@
           <w:sz w:val="24"/>
           <w:u w:val="single"/>
         </w:rPr>
-        <w:hyperlink r:id="rId51" w:history="1">
-          <w:r>
-            <w:rPr>
-              <w:rStyle w:val="Hyperlink"/>
-            </w:rPr>
-            <w:t>Wereldmuseum</w:t>
+        <w:hyperlink r:id="rId53" w:history="1">
+          <w:r>
+            <w:rPr>
+              <w:rStyle w:val="Hyperlink"/>
+            </w:rPr>
+            <w:t>TM</w:t>
           </w:r>
         </w:hyperlink>
       </w:r>
@@ -6501,166 +6610,7 @@
           <w:sz w:val="24"/>
           <w:u w:val="single"/>
         </w:rPr>
-        <w:t xml:space="preserve"> </w:t>
-      </w:r>
-      <w:r>
-        <w:rPr>
-          <w:rFonts w:ascii="Charis SIL Regular" w:hAnsi="Charis SIL Regular" w:eastAsia="Charis SIL Regular"/>
-          <w:b w:val="0"/>
-          <w:i w:val="0"/>
-          <w:color w:val="0000FF"/>
-          <w:sz w:val="24"/>
-          <w:u w:val="single"/>
-        </w:rPr>
-        <w:hyperlink r:id="rId51" w:history="1">
-          <w:r>
-            <w:rPr>
-              <w:rStyle w:val="Hyperlink"/>
-            </w:rPr>
-            <w:t>Amsterdam</w:t>
-          </w:r>
-        </w:hyperlink>
-      </w:r>
-      <w:r>
-        <w:rPr>
-          <w:rFonts w:ascii="Charis SIL Regular" w:hAnsi="Charis SIL Regular" w:eastAsia="Charis SIL Regular"/>
-          <w:b w:val="0"/>
-          <w:i w:val="0"/>
-          <w:color w:val="000000"/>
-          <w:sz w:val="24"/>
-        </w:rPr>
-        <w:t xml:space="preserve">. The </w:t>
-      </w:r>
-      <w:r>
-        <w:rPr>
-          <w:rFonts w:ascii="Charis SIL Regular" w:hAnsi="Charis SIL Regular" w:eastAsia="Charis SIL Regular"/>
-          <w:b w:val="0"/>
-          <w:i w:val="0"/>
-          <w:color w:val="000000"/>
-          <w:sz w:val="24"/>
-        </w:rPr>
-        <w:t xml:space="preserve">1903 expedition to the Gonini River resulted in series </w:t>
-      </w:r>
-      <w:r>
-        <w:rPr>
-          <w:rFonts w:ascii="Charis SIL Regular" w:hAnsi="Charis SIL Regular" w:eastAsia="Charis SIL Regular"/>
-          <w:b w:val="0"/>
-          <w:i w:val="0"/>
-          <w:color w:val="0000FF"/>
-          <w:sz w:val="24"/>
-          <w:u w:val="single"/>
-        </w:rPr>
-        <w:hyperlink r:id="rId52" w:history="1">
-          <w:r>
-            <w:rPr>
-              <w:rStyle w:val="Hyperlink"/>
-            </w:rPr>
-            <w:t>T</w:t>
-          </w:r>
-        </w:hyperlink>
-      </w:r>
-      <w:r>
-        <w:rPr>
-          <w:rFonts w:ascii="Charis SIL Regular" w:hAnsi="Charis SIL Regular" w:eastAsia="Charis SIL Regular"/>
-          <w:b w:val="0"/>
-          <w:i w:val="0"/>
-          <w:color w:val="0000FF"/>
-          <w:sz w:val="24"/>
-          <w:u w:val="single"/>
-        </w:rPr>
-        <w:hyperlink r:id="rId51" w:history="1">
-          <w:r>
-            <w:rPr>
-              <w:rStyle w:val="Hyperlink"/>
-            </w:rPr>
-            <w:t>M-401</w:t>
-          </w:r>
-        </w:hyperlink>
-      </w:r>
-      <w:r>
-        <w:rPr>
-          <w:u w:val="single" w:color="0000ff"/>
-          <w:rFonts w:ascii="Charis SIL Regular" w:hAnsi="Charis SIL Regular" w:eastAsia="Charis SIL Regular"/>
-          <w:b w:val="0"/>
-          <w:i w:val="0"/>
-          <w:color w:val="000000"/>
-          <w:sz w:val="24"/>
-        </w:rPr>
-        <w:hyperlink r:id="rId51" w:history="1">
-          <w:r>
-            <w:rPr>
-              <w:rStyle w:val="Hyperlink"/>
-            </w:rPr>
-            <w:t xml:space="preserve"> with 86 </w:t>
-          </w:r>
-        </w:hyperlink>
-      </w:r>
-      <w:r>
-        <w:rPr>
-          <w:u w:val="single" w:color="0000ff"/>
-          <w:rFonts w:ascii="Charis SIL Regular" w:hAnsi="Charis SIL Regular" w:eastAsia="Charis SIL Regular"/>
-          <w:b w:val="0"/>
-          <w:i w:val="0"/>
-          <w:color w:val="000000"/>
-          <w:sz w:val="24"/>
-        </w:rPr>
-        <w:hyperlink r:id="rId51" w:history="1">
-          <w:r>
-            <w:rPr>
-              <w:rStyle w:val="Hyperlink"/>
-            </w:rPr>
-            <w:t xml:space="preserve">objects, the </w:t>
-          </w:r>
-        </w:hyperlink>
-      </w:r>
-      <w:r>
-        <w:rPr>
-          <w:rFonts w:ascii="Charis SIL Regular" w:hAnsi="Charis SIL Regular" w:eastAsia="Charis SIL Regular"/>
-          <w:b w:val="0"/>
-          <w:i w:val="0"/>
-          <w:color w:val="000000"/>
-          <w:sz w:val="24"/>
-        </w:rPr>
-        <w:t xml:space="preserve">1904 </w:t>
-      </w:r>
-      <w:r>
-        <w:rPr>
-          <w:rFonts w:ascii="Charis SIL Regular" w:hAnsi="Charis SIL Regular" w:eastAsia="Charis SIL Regular"/>
-          <w:b w:val="0"/>
-          <w:i w:val="0"/>
-          <w:color w:val="000000"/>
-          <w:sz w:val="24"/>
-        </w:rPr>
-        <w:t xml:space="preserve">expedition to the Tapanahony River yielded series </w:t>
-      </w:r>
-      <w:r>
-        <w:rPr>
-          <w:rFonts w:ascii="Charis SIL Regular" w:hAnsi="Charis SIL Regular" w:eastAsia="Charis SIL Regular"/>
-          <w:b w:val="0"/>
-          <w:i w:val="0"/>
-          <w:color w:val="0000FF"/>
-          <w:sz w:val="24"/>
-          <w:u w:val="single"/>
-        </w:rPr>
         <w:hyperlink r:id="rId53" w:history="1">
-          <w:r>
-            <w:rPr>
-              <w:rStyle w:val="Hyperlink"/>
-            </w:rPr>
-            <w:t>TM</w:t>
-          </w:r>
-        </w:hyperlink>
-      </w:r>
-      <w:r>
-        <w:rPr>
-          <w:rFonts w:ascii="Charis SIL Regular" w:hAnsi="Charis SIL Regular" w:eastAsia="Charis SIL Regular"/>
-          <w:b w:val="0"/>
-          <w:i w:val="0"/>
-          <w:color w:val="0000FF"/>
-          <w:sz w:val="24"/>
-          <w:u w:val="single"/>
-        </w:rPr>
-        <w:hyperlink r:id="rId52" w:history="1">
           <w:r>
             <w:rPr>
               <w:rStyle w:val="Hyperlink"/>
@@ -8079,7 +8029,43 @@
           <w:color w:val="000000"/>
           <w:sz w:val="24"/>
         </w:rPr>
-        <w:t xml:space="preserve"> at the </w:t>
+        <w:hyperlink r:id="rId67" w:history="1">
+          <w:r>
+            <w:rPr>
+              <w:rStyle w:val="Hyperlink"/>
+            </w:rPr>
+            <w:t xml:space="preserve"> at th</w:t>
+          </w:r>
+        </w:hyperlink>
+      </w:r>
+      <w:r>
+        <w:rPr>
+          <w:u w:val="single" w:color="0000ff"/>
+          <w:rFonts w:ascii="Charis SIL Regular" w:hAnsi="Charis SIL Regular" w:eastAsia="Charis SIL Regular"/>
+          <w:b w:val="0"/>
+          <w:i w:val="0"/>
+          <w:color w:val="000000"/>
+          <w:sz w:val="24"/>
+        </w:rPr>
+        <w:hyperlink r:id="rId67" w:history="1">
+          <w:r>
+            <w:rPr>
+              <w:rStyle w:val="Hyperlink"/>
+            </w:rPr>
+            <w:t>e</w:t>
+          </w:r>
+        </w:hyperlink>
+      </w:r>
+      <w:r>
+        <w:rPr>
+          <w:u w:val="single" w:color="0000ff"/>
+          <w:rFonts w:ascii="Charis SIL Regular" w:hAnsi="Charis SIL Regular" w:eastAsia="Charis SIL Regular"/>
+          <w:b w:val="0"/>
+          <w:i w:val="0"/>
+          <w:color w:val="000000"/>
+          <w:sz w:val="24"/>
+        </w:rPr>
+        <w:t xml:space="preserve"> </w:t>
       </w:r>
       <w:r>
         <w:rPr>
@@ -8345,23 +8331,23 @@
           <w:color w:val="000000"/>
           <w:sz w:val="24"/>
         </w:rPr>
-        <w:t>New York. The photographs are held in</w:t>
-      </w:r>
-      <w:r>
-        <w:rPr>
-          <w:u w:val="single" w:color="0000ff"/>
-          <w:rFonts w:ascii="Charis SIL Regular" w:hAnsi="Charis SIL Regular" w:eastAsia="Charis SIL Regular"/>
-          <w:b w:val="0"/>
-          <w:i w:val="0"/>
-          <w:color w:val="000000"/>
-          <w:sz w:val="24"/>
+        <w:t xml:space="preserve">New York. The photographs are held in the </w:t>
+      </w:r>
+      <w:r>
+        <w:rPr>
+          <w:rFonts w:ascii="Charis SIL Regular" w:hAnsi="Charis SIL Regular" w:eastAsia="Charis SIL Regular"/>
+          <w:b w:val="0"/>
+          <w:i w:val="0"/>
+          <w:color w:val="0000FF"/>
+          <w:sz w:val="24"/>
+          <w:u w:val="single"/>
         </w:rPr>
         <w:hyperlink r:id="rId68" w:history="1">
           <w:r>
             <w:rPr>
               <w:rStyle w:val="Hyperlink"/>
             </w:rPr>
-            <w:t xml:space="preserve"> the </w:t>
+            <w:t>Eliot</w:t>
           </w:r>
         </w:hyperlink>
       </w:r>
@@ -8374,14 +8360,7 @@
           <w:sz w:val="24"/>
           <w:u w:val="single"/>
         </w:rPr>
-        <w:hyperlink r:id="rId69" w:history="1">
-          <w:r>
-            <w:rPr>
-              <w:rStyle w:val="Hyperlink"/>
-            </w:rPr>
-            <w:t>Eliot</w:t>
-          </w:r>
-        </w:hyperlink>
+        <w:t xml:space="preserve"> </w:t>
       </w:r>
       <w:r>
         <w:rPr>
@@ -8392,6 +8371,60 @@
           <w:sz w:val="24"/>
           <w:u w:val="single"/>
         </w:rPr>
+        <w:hyperlink r:id="rId68" w:history="1">
+          <w:r>
+            <w:rPr>
+              <w:rStyle w:val="Hyperlink"/>
+            </w:rPr>
+            <w:t>El</w:t>
+          </w:r>
+        </w:hyperlink>
+      </w:r>
+      <w:r>
+        <w:rPr>
+          <w:rFonts w:ascii="Charis SIL Regular" w:hAnsi="Charis SIL Regular" w:eastAsia="Charis SIL Regular"/>
+          <w:b w:val="0"/>
+          <w:i w:val="0"/>
+          <w:color w:val="0000FF"/>
+          <w:sz w:val="24"/>
+          <w:u w:val="single"/>
+        </w:rPr>
+        <w:hyperlink r:id="rId68" w:history="1">
+          <w:r>
+            <w:rPr>
+              <w:rStyle w:val="Hyperlink"/>
+            </w:rPr>
+            <w:t>i</w:t>
+          </w:r>
+        </w:hyperlink>
+      </w:r>
+      <w:r>
+        <w:rPr>
+          <w:rFonts w:ascii="Charis SIL Regular" w:hAnsi="Charis SIL Regular" w:eastAsia="Charis SIL Regular"/>
+          <w:b w:val="0"/>
+          <w:i w:val="0"/>
+          <w:color w:val="0000FF"/>
+          <w:sz w:val="24"/>
+          <w:u w:val="single"/>
+        </w:rPr>
+        <w:hyperlink r:id="rId68" w:history="1">
+          <w:r>
+            <w:rPr>
+              <w:rStyle w:val="Hyperlink"/>
+            </w:rPr>
+            <w:t>sofon</w:t>
+          </w:r>
+        </w:hyperlink>
+      </w:r>
+      <w:r>
+        <w:rPr>
+          <w:rFonts w:ascii="Charis SIL Regular" w:hAnsi="Charis SIL Regular" w:eastAsia="Charis SIL Regular"/>
+          <w:b w:val="0"/>
+          <w:i w:val="0"/>
+          <w:color w:val="0000FF"/>
+          <w:sz w:val="24"/>
+          <w:u w:val="single"/>
+        </w:rPr>
         <w:t xml:space="preserve"> </w:t>
       </w:r>
       <w:r>
@@ -8403,12 +8436,12 @@
           <w:sz w:val="24"/>
           <w:u w:val="single"/>
         </w:rPr>
-        <w:hyperlink r:id="rId69" w:history="1">
-          <w:r>
-            <w:rPr>
-              <w:rStyle w:val="Hyperlink"/>
-            </w:rPr>
-            <w:t>El</w:t>
+        <w:hyperlink r:id="rId68" w:history="1">
+          <w:r>
+            <w:rPr>
+              <w:rStyle w:val="Hyperlink"/>
+            </w:rPr>
+            <w:t>P</w:t>
           </w:r>
         </w:hyperlink>
       </w:r>
@@ -8421,12 +8454,12 @@
           <w:sz w:val="24"/>
           <w:u w:val="single"/>
         </w:rPr>
-        <w:hyperlink r:id="rId69" w:history="1">
-          <w:r>
-            <w:rPr>
-              <w:rStyle w:val="Hyperlink"/>
-            </w:rPr>
-            <w:t>i</w:t>
+        <w:hyperlink r:id="rId68" w:history="1">
+          <w:r>
+            <w:rPr>
+              <w:rStyle w:val="Hyperlink"/>
+            </w:rPr>
+            <w:t>ho</w:t>
           </w:r>
         </w:hyperlink>
       </w:r>
@@ -8439,12 +8472,12 @@
           <w:sz w:val="24"/>
           <w:u w:val="single"/>
         </w:rPr>
-        <w:hyperlink r:id="rId69" w:history="1">
-          <w:r>
-            <w:rPr>
-              <w:rStyle w:val="Hyperlink"/>
-            </w:rPr>
-            <w:t>sofon</w:t>
+        <w:hyperlink r:id="rId68" w:history="1">
+          <w:r>
+            <w:rPr>
+              <w:rStyle w:val="Hyperlink"/>
+            </w:rPr>
+            <w:t>t</w:t>
           </w:r>
         </w:hyperlink>
       </w:r>
@@ -8457,6 +8490,24 @@
           <w:sz w:val="24"/>
           <w:u w:val="single"/>
         </w:rPr>
+        <w:hyperlink r:id="rId68" w:history="1">
+          <w:r>
+            <w:rPr>
+              <w:rStyle w:val="Hyperlink"/>
+            </w:rPr>
+            <w:t>ographic</w:t>
+          </w:r>
+        </w:hyperlink>
+      </w:r>
+      <w:r>
+        <w:rPr>
+          <w:rFonts w:ascii="Charis SIL Regular" w:hAnsi="Charis SIL Regular" w:eastAsia="Charis SIL Regular"/>
+          <w:b w:val="0"/>
+          <w:i w:val="0"/>
+          <w:color w:val="0000FF"/>
+          <w:sz w:val="24"/>
+          <w:u w:val="single"/>
+        </w:rPr>
         <w:t xml:space="preserve"> </w:t>
       </w:r>
       <w:r>
@@ -8468,12 +8519,12 @@
           <w:sz w:val="24"/>
           <w:u w:val="single"/>
         </w:rPr>
-        <w:hyperlink r:id="rId69" w:history="1">
-          <w:r>
-            <w:rPr>
-              <w:rStyle w:val="Hyperlink"/>
-            </w:rPr>
-            <w:t>P</w:t>
+        <w:hyperlink r:id="rId68" w:history="1">
+          <w:r>
+            <w:rPr>
+              <w:rStyle w:val="Hyperlink"/>
+            </w:rPr>
+            <w:t>Ar</w:t>
           </w:r>
         </w:hyperlink>
       </w:r>
@@ -8486,90 +8537,7 @@
           <w:sz w:val="24"/>
           <w:u w:val="single"/>
         </w:rPr>
-        <w:hyperlink r:id="rId69" w:history="1">
-          <w:r>
-            <w:rPr>
-              <w:rStyle w:val="Hyperlink"/>
-            </w:rPr>
-            <w:t>ho</w:t>
-          </w:r>
-        </w:hyperlink>
-      </w:r>
-      <w:r>
-        <w:rPr>
-          <w:rFonts w:ascii="Charis SIL Regular" w:hAnsi="Charis SIL Regular" w:eastAsia="Charis SIL Regular"/>
-          <w:b w:val="0"/>
-          <w:i w:val="0"/>
-          <w:color w:val="0000FF"/>
-          <w:sz w:val="24"/>
-          <w:u w:val="single"/>
-        </w:rPr>
-        <w:hyperlink r:id="rId69" w:history="1">
-          <w:r>
-            <w:rPr>
-              <w:rStyle w:val="Hyperlink"/>
-            </w:rPr>
-            <w:t>t</w:t>
-          </w:r>
-        </w:hyperlink>
-      </w:r>
-      <w:r>
-        <w:rPr>
-          <w:rFonts w:ascii="Charis SIL Regular" w:hAnsi="Charis SIL Regular" w:eastAsia="Charis SIL Regular"/>
-          <w:b w:val="0"/>
-          <w:i w:val="0"/>
-          <w:color w:val="0000FF"/>
-          <w:sz w:val="24"/>
-          <w:u w:val="single"/>
-        </w:rPr>
-        <w:hyperlink r:id="rId69" w:history="1">
-          <w:r>
-            <w:rPr>
-              <w:rStyle w:val="Hyperlink"/>
-            </w:rPr>
-            <w:t>ographic</w:t>
-          </w:r>
-        </w:hyperlink>
-      </w:r>
-      <w:r>
-        <w:rPr>
-          <w:rFonts w:ascii="Charis SIL Regular" w:hAnsi="Charis SIL Regular" w:eastAsia="Charis SIL Regular"/>
-          <w:b w:val="0"/>
-          <w:i w:val="0"/>
-          <w:color w:val="0000FF"/>
-          <w:sz w:val="24"/>
-          <w:u w:val="single"/>
-        </w:rPr>
-        <w:t xml:space="preserve"> </w:t>
-      </w:r>
-      <w:r>
-        <w:rPr>
-          <w:rFonts w:ascii="Charis SIL Regular" w:hAnsi="Charis SIL Regular" w:eastAsia="Charis SIL Regular"/>
-          <w:b w:val="0"/>
-          <w:i w:val="0"/>
-          <w:color w:val="0000FF"/>
-          <w:sz w:val="24"/>
-          <w:u w:val="single"/>
-        </w:rPr>
-        <w:hyperlink r:id="rId69" w:history="1">
-          <w:r>
-            <w:rPr>
-              <w:rStyle w:val="Hyperlink"/>
-            </w:rPr>
-            <w:t>Ar</w:t>
-          </w:r>
-        </w:hyperlink>
-      </w:r>
-      <w:r>
-        <w:rPr>
-          <w:rFonts w:ascii="Charis SIL Regular" w:hAnsi="Charis SIL Regular" w:eastAsia="Charis SIL Regular"/>
-          <w:b w:val="0"/>
-          <w:i w:val="0"/>
-          <w:color w:val="0000FF"/>
-          <w:sz w:val="24"/>
-          <w:u w:val="single"/>
-        </w:rPr>
-        <w:hyperlink r:id="rId69" w:history="1">
+        <w:hyperlink r:id="rId68" w:history="1">
           <w:r>
             <w:rPr>
               <w:rStyle w:val="Hyperlink"/>
@@ -9059,9 +9027,36 @@
             <w:rPr>
               <w:rStyle w:val="Hyperlink"/>
             </w:rPr>
-            <w:t>finance</w:t>
-          </w:r>
-        </w:hyperlink>
+            <w:t>financ</w:t>
+          </w:r>
+        </w:hyperlink>
+      </w:r>
+      <w:r>
+        <w:rPr>
+          <w:rFonts w:ascii="Charis SIL Regular" w:hAnsi="Charis SIL Regular" w:eastAsia="Charis SIL Regular"/>
+          <w:b w:val="0"/>
+          <w:i w:val="0"/>
+          <w:color w:val="000000"/>
+          <w:sz w:val="24"/>
+        </w:rPr>
+        <w:hyperlink r:id="rId71" w:history="1">
+          <w:r>
+            <w:rPr>
+              <w:rStyle w:val="Hyperlink"/>
+            </w:rPr>
+            <w:t>e</w:t>
+          </w:r>
+        </w:hyperlink>
+      </w:r>
+      <w:r>
+        <w:rPr>
+          <w:rFonts w:ascii="Charis SIL Regular" w:hAnsi="Charis SIL Regular" w:eastAsia="Charis SIL Regular"/>
+          <w:b w:val="0"/>
+          <w:i w:val="0"/>
+          <w:color w:val="000000"/>
+          <w:sz w:val="24"/>
+        </w:rPr>
+        <w:t>d</w:t>
       </w:r>
       <w:r>
         <w:rPr>
@@ -9072,7 +9067,7 @@
           <w:color w:val="000000"/>
           <w:sz w:val="24"/>
         </w:rPr>
-        <w:t>d</w:t>
+        <w:t xml:space="preserve"> </w:t>
       </w:r>
       <w:r>
         <w:rPr>
@@ -9083,7 +9078,14 @@
           <w:color w:val="000000"/>
           <w:sz w:val="24"/>
         </w:rPr>
-        <w:t xml:space="preserve"> </w:t>
+        <w:hyperlink r:id="rId71" w:history="1">
+          <w:r>
+            <w:rPr>
+              <w:rStyle w:val="Hyperlink"/>
+            </w:rPr>
+            <w:t xml:space="preserve">a </w:t>
+          </w:r>
+        </w:hyperlink>
       </w:r>
       <w:r>
         <w:rPr>
@@ -9099,7 +9101,7 @@
             <w:rPr>
               <w:rStyle w:val="Hyperlink"/>
             </w:rPr>
-            <w:t xml:space="preserve">a </w:t>
+            <w:t>multidis</w:t>
           </w:r>
         </w:hyperlink>
       </w:r>
@@ -9117,7 +9119,7 @@
             <w:rPr>
               <w:rStyle w:val="Hyperlink"/>
             </w:rPr>
-            <w:t>multidis</w:t>
+            <w:t>c</w:t>
           </w:r>
         </w:hyperlink>
       </w:r>
@@ -9135,37 +9137,19 @@
             <w:rPr>
               <w:rStyle w:val="Hyperlink"/>
             </w:rPr>
-            <w:t>c</w:t>
-          </w:r>
-        </w:hyperlink>
-      </w:r>
-      <w:r>
-        <w:rPr>
-          <w:u w:val="single" w:color="0000ff"/>
-          <w:rFonts w:ascii="Charis SIL Regular" w:hAnsi="Charis SIL Regular" w:eastAsia="Charis SIL Regular"/>
-          <w:b w:val="0"/>
-          <w:i w:val="0"/>
-          <w:color w:val="000000"/>
-          <w:sz w:val="24"/>
-        </w:rPr>
-        <w:hyperlink r:id="rId71" w:history="1">
-          <w:r>
-            <w:rPr>
-              <w:rStyle w:val="Hyperlink"/>
-            </w:rPr>
-            <w:t>iplina</w:t>
-          </w:r>
-        </w:hyperlink>
-      </w:r>
-      <w:r>
-        <w:rPr>
-          <w:rFonts w:ascii="Charis SIL Regular" w:hAnsi="Charis SIL Regular" w:eastAsia="Charis SIL Regular"/>
-          <w:b w:val="0"/>
-          <w:i w:val="0"/>
-          <w:color w:val="000000"/>
-          <w:sz w:val="24"/>
-        </w:rPr>
-        <w:t xml:space="preserve">ry research mission to French Guiana, which yielded </w:t>
+            <w:t>iplinar</w:t>
+          </w:r>
+        </w:hyperlink>
+      </w:r>
+      <w:r>
+        <w:rPr>
+          <w:rFonts w:ascii="Charis SIL Regular" w:hAnsi="Charis SIL Regular" w:eastAsia="Charis SIL Regular"/>
+          <w:b w:val="0"/>
+          <w:i w:val="0"/>
+          <w:color w:val="000000"/>
+          <w:sz w:val="24"/>
+        </w:rPr>
+        <w:t xml:space="preserve">y research mission to French Guiana, which yielded </w:t>
       </w:r>
       <w:r>
         <w:rPr>
@@ -9825,6 +9809,23 @@
       </w:r>
       <w:r>
         <w:rPr>
+          <w:rFonts w:ascii="Charis SIL Regular" w:hAnsi="Charis SIL Regular" w:eastAsia="Charis SIL Regular"/>
+          <w:b w:val="0"/>
+          <w:i w:val="0"/>
+          <w:color w:val="000000"/>
+          <w:sz w:val="24"/>
+        </w:rPr>
+        <w:hyperlink r:id="rId78" w:history="1">
+          <w:r>
+            <w:rPr>
+              <w:rStyle w:val="Hyperlink"/>
+            </w:rPr>
+            <w:t>n</w:t>
+          </w:r>
+        </w:hyperlink>
+      </w:r>
+      <w:r>
+        <w:rPr>
           <w:u w:val="single" w:color="0000ff"/>
           <w:rFonts w:ascii="Charis SIL Regular" w:hAnsi="Charis SIL Regular" w:eastAsia="Charis SIL Regular"/>
           <w:b w:val="0"/>
@@ -9832,17 +9833,17 @@
           <w:color w:val="000000"/>
           <w:sz w:val="24"/>
         </w:rPr>
-        <w:t>n</w:t>
-      </w:r>
-      <w:r>
-        <w:rPr>
-          <w:rFonts w:ascii="Charis SIL Regular" w:hAnsi="Charis SIL Regular" w:eastAsia="Charis SIL Regular"/>
-          <w:b w:val="0"/>
-          <w:i w:val="0"/>
-          <w:color w:val="000000"/>
-          <w:sz w:val="24"/>
-        </w:rPr>
-        <w:t xml:space="preserve">ce for the collections </w:t>
+        <w:t>c</w:t>
+      </w:r>
+      <w:r>
+        <w:rPr>
+          <w:rFonts w:ascii="Charis SIL Regular" w:hAnsi="Charis SIL Regular" w:eastAsia="Charis SIL Regular"/>
+          <w:b w:val="0"/>
+          <w:i w:val="0"/>
+          <w:color w:val="000000"/>
+          <w:sz w:val="24"/>
+        </w:rPr>
+        <w:t xml:space="preserve">e for the collections </w:t>
       </w:r>
       <w:r>
         <w:rPr>
@@ -10687,13 +10688,50 @@
       </w:r>
       <w:r>
         <w:rPr>
-          <w:rFonts w:ascii="Charis SIL Regular" w:hAnsi="Charis SIL Regular" w:eastAsia="Charis SIL Regular"/>
-          <w:b w:val="0"/>
-          <w:i w:val="0"/>
-          <w:color w:val="000000"/>
-          <w:sz w:val="24"/>
-        </w:rPr>
-        <w:t xml:space="preserve">please contact the </w:t>
+          <w:u w:val="single" w:color="0000ff"/>
+          <w:rFonts w:ascii="Charis SIL Regular" w:hAnsi="Charis SIL Regular" w:eastAsia="Charis SIL Regular"/>
+          <w:b w:val="0"/>
+          <w:i w:val="0"/>
+          <w:color w:val="000000"/>
+          <w:sz w:val="24"/>
+        </w:rPr>
+        <w:hyperlink r:id="rId84" w:history="1">
+          <w:r>
+            <w:rPr>
+              <w:rStyle w:val="Hyperlink"/>
+            </w:rPr>
+            <w:t>please cont</w:t>
+          </w:r>
+        </w:hyperlink>
+      </w:r>
+      <w:r>
+        <w:rPr>
+          <w:u w:val="single" w:color="0000ff"/>
+          <w:rFonts w:ascii="Charis SIL Regular" w:hAnsi="Charis SIL Regular" w:eastAsia="Charis SIL Regular"/>
+          <w:b w:val="0"/>
+          <w:i w:val="0"/>
+          <w:color w:val="000000"/>
+          <w:sz w:val="24"/>
+        </w:rPr>
+        <w:hyperlink r:id="rId84" w:history="1">
+          <w:r>
+            <w:rPr>
+              <w:rStyle w:val="Hyperlink"/>
+            </w:rPr>
+            <w:t>a</w:t>
+          </w:r>
+        </w:hyperlink>
+      </w:r>
+      <w:r>
+        <w:rPr>
+          <w:u w:val="single" w:color="0000ff"/>
+          <w:rFonts w:ascii="Charis SIL Regular" w:hAnsi="Charis SIL Regular" w:eastAsia="Charis SIL Regular"/>
+          <w:b w:val="0"/>
+          <w:i w:val="0"/>
+          <w:color w:val="000000"/>
+          <w:sz w:val="24"/>
+        </w:rPr>
+        <w:t xml:space="preserve">ct the </w:t>
       </w:r>
       <w:r>
         <w:rPr>
@@ -12411,7 +12449,7 @@
           <w:sz w:val="24"/>
           <w:u w:val="single"/>
         </w:rPr>
-        <w:hyperlink r:id="rId92" w:history="1">
+        <w:hyperlink r:id="rId91" w:history="1">
           <w:r>
             <w:rPr>
               <w:rStyle w:val="Hyperlink"/>
@@ -12429,7 +12467,7 @@
           <w:sz w:val="24"/>
           <w:u w:val="single"/>
         </w:rPr>
-        <w:hyperlink r:id="rId92" w:history="1">
+        <w:hyperlink r:id="rId91" w:history="1">
           <w:r>
             <w:rPr>
               <w:rStyle w:val="Hyperlink"/>
@@ -12458,7 +12496,7 @@
           <w:sz w:val="24"/>
           <w:u w:val="single"/>
         </w:rPr>
-        <w:hyperlink r:id="rId92" w:history="1">
+        <w:hyperlink r:id="rId91" w:history="1">
           <w:r>
             <w:rPr>
               <w:rStyle w:val="Hyperlink"/>
@@ -12566,7 +12604,7 @@
           <w:sz w:val="24"/>
           <w:u w:val="single"/>
         </w:rPr>
-        <w:hyperlink r:id="rId93" w:history="1">
+        <w:hyperlink r:id="rId92" w:history="1">
           <w:r>
             <w:rPr>
               <w:rStyle w:val="Hyperlink"/>
@@ -12584,7 +12622,7 @@
           <w:sz w:val="24"/>
           <w:u w:val="single"/>
         </w:rPr>
-        <w:hyperlink r:id="rId93" w:history="1">
+        <w:hyperlink r:id="rId92" w:history="1">
           <w:r>
             <w:rPr>
               <w:rStyle w:val="Hyperlink"/>
@@ -12682,7 +12720,7 @@
           <w:sz w:val="24"/>
           <w:u w:val="single"/>
         </w:rPr>
-        <w:hyperlink r:id="rId94" w:history="1">
+        <w:hyperlink r:id="rId93" w:history="1">
           <w:r>
             <w:rPr>
               <w:rStyle w:val="Hyperlink"/>
@@ -12711,7 +12749,7 @@
           <w:sz w:val="24"/>
           <w:u w:val="single"/>
         </w:rPr>
-        <w:hyperlink r:id="rId94" w:history="1">
+        <w:hyperlink r:id="rId93" w:history="1">
           <w:r>
             <w:rPr>
               <w:rStyle w:val="Hyperlink"/>
@@ -12799,12 +12837,69 @@
           <w:sz w:val="24"/>
           <w:u w:val="single"/>
         </w:rPr>
+        <w:hyperlink r:id="rId94" w:history="1">
+          <w:r>
+            <w:rPr>
+              <w:rStyle w:val="Hyperlink"/>
+            </w:rPr>
+            <w:t>WorldCat</w:t>
+          </w:r>
+        </w:hyperlink>
+      </w:r>
+      <w:r>
+        <w:rPr>
+          <w:rFonts w:ascii="Charis SIL Regular" w:hAnsi="Charis SIL Regular" w:eastAsia="Charis SIL Regular"/>
+          <w:b w:val="0"/>
+          <w:i w:val="0"/>
+          <w:color w:val="0000FF"/>
+          <w:sz w:val="24"/>
+          <w:u w:val="single"/>
+        </w:rPr>
+        <w:t xml:space="preserve"> </w:t>
+      </w:r>
+      <w:r>
+        <w:rPr>
+          <w:rFonts w:ascii="Charis SIL Regular" w:hAnsi="Charis SIL Regular" w:eastAsia="Charis SIL Regular"/>
+          <w:b w:val="0"/>
+          <w:i w:val="0"/>
+          <w:color w:val="0000FF"/>
+          <w:sz w:val="24"/>
+          <w:u w:val="single"/>
+        </w:rPr>
+        <w:hyperlink r:id="rId94" w:history="1">
+          <w:r>
+            <w:rPr>
+              <w:rStyle w:val="Hyperlink"/>
+            </w:rPr>
+            <w:t>905783269</w:t>
+          </w:r>
+        </w:hyperlink>
+      </w:r>
+      <w:r>
+        <w:rPr>
+          <w:rFonts w:ascii="Charis SIL Regular" w:hAnsi="Charis SIL Regular" w:eastAsia="Charis SIL Regular"/>
+          <w:b w:val="0"/>
+          <w:i w:val="0"/>
+          <w:color w:val="000000"/>
+          <w:sz w:val="24"/>
+        </w:rPr>
+        <w:t xml:space="preserve">, </w:t>
+      </w:r>
+      <w:r>
+        <w:rPr>
+          <w:rFonts w:ascii="Charis SIL Regular" w:hAnsi="Charis SIL Regular" w:eastAsia="Charis SIL Regular"/>
+          <w:b w:val="0"/>
+          <w:i w:val="0"/>
+          <w:color w:val="0000FF"/>
+          <w:sz w:val="24"/>
+          <w:u w:val="single"/>
+        </w:rPr>
         <w:hyperlink r:id="rId95" w:history="1">
           <w:r>
             <w:rPr>
               <w:rStyle w:val="Hyperlink"/>
             </w:rPr>
-            <w:t>WorldCat</w:t>
+            <w:t>ISBN</w:t>
           </w:r>
         </w:hyperlink>
       </w:r>
@@ -12829,63 +12924,6 @@
           <w:u w:val="single"/>
         </w:rPr>
         <w:hyperlink r:id="rId95" w:history="1">
-          <w:r>
-            <w:rPr>
-              <w:rStyle w:val="Hyperlink"/>
-            </w:rPr>
-            <w:t>905783269</w:t>
-          </w:r>
-        </w:hyperlink>
-      </w:r>
-      <w:r>
-        <w:rPr>
-          <w:rFonts w:ascii="Charis SIL Regular" w:hAnsi="Charis SIL Regular" w:eastAsia="Charis SIL Regular"/>
-          <w:b w:val="0"/>
-          <w:i w:val="0"/>
-          <w:color w:val="000000"/>
-          <w:sz w:val="24"/>
-        </w:rPr>
-        <w:t xml:space="preserve">, </w:t>
-      </w:r>
-      <w:r>
-        <w:rPr>
-          <w:rFonts w:ascii="Charis SIL Regular" w:hAnsi="Charis SIL Regular" w:eastAsia="Charis SIL Regular"/>
-          <w:b w:val="0"/>
-          <w:i w:val="0"/>
-          <w:color w:val="0000FF"/>
-          <w:sz w:val="24"/>
-          <w:u w:val="single"/>
-        </w:rPr>
-        <w:hyperlink r:id="rId96" w:history="1">
-          <w:r>
-            <w:rPr>
-              <w:rStyle w:val="Hyperlink"/>
-            </w:rPr>
-            <w:t>ISBN</w:t>
-          </w:r>
-        </w:hyperlink>
-      </w:r>
-      <w:r>
-        <w:rPr>
-          <w:rFonts w:ascii="Charis SIL Regular" w:hAnsi="Charis SIL Regular" w:eastAsia="Charis SIL Regular"/>
-          <w:b w:val="0"/>
-          <w:i w:val="0"/>
-          <w:color w:val="0000FF"/>
-          <w:sz w:val="24"/>
-          <w:u w:val="single"/>
-        </w:rPr>
-        <w:t xml:space="preserve"> </w:t>
-      </w:r>
-      <w:r>
-        <w:rPr>
-          <w:rFonts w:ascii="Charis SIL Regular" w:hAnsi="Charis SIL Regular" w:eastAsia="Charis SIL Regular"/>
-          <w:b w:val="0"/>
-          <w:i w:val="0"/>
-          <w:color w:val="0000FF"/>
-          <w:sz w:val="24"/>
-          <w:u w:val="single"/>
-        </w:rPr>
-        <w:hyperlink r:id="rId96" w:history="1">
           <w:r>
             <w:rPr>
               <w:rStyle w:val="Hyperlink"/>
@@ -13013,7 +13051,7 @@
           <w:sz w:val="24"/>
           <w:u w:val="single"/>
         </w:rPr>
-        <w:hyperlink r:id="rId97" w:history="1">
+        <w:hyperlink r:id="rId96" w:history="1">
           <w:r>
             <w:rPr>
               <w:rStyle w:val="Hyperlink"/>
@@ -13031,7 +13069,7 @@
           <w:sz w:val="24"/>
           <w:u w:val="single"/>
         </w:rPr>
-        <w:hyperlink r:id="rId97" w:history="1">
+        <w:hyperlink r:id="rId96" w:history="1">
           <w:r>
             <w:rPr>
               <w:rStyle w:val="Hyperlink"/>
@@ -13049,7 +13087,7 @@
           <w:sz w:val="24"/>
           <w:u w:val="single"/>
         </w:rPr>
-        <w:hyperlink r:id="rId97" w:history="1">
+        <w:hyperlink r:id="rId96" w:history="1">
           <w:r>
             <w:rPr>
               <w:rStyle w:val="Hyperlink"/>
@@ -13165,12 +13203,69 @@
           <w:sz w:val="24"/>
           <w:u w:val="single"/>
         </w:rPr>
+        <w:hyperlink r:id="rId97" w:history="1">
+          <w:r>
+            <w:rPr>
+              <w:rStyle w:val="Hyperlink"/>
+            </w:rPr>
+            <w:t>WorldCat</w:t>
+          </w:r>
+        </w:hyperlink>
+      </w:r>
+      <w:r>
+        <w:rPr>
+          <w:rFonts w:ascii="Charis SIL Regular" w:hAnsi="Charis SIL Regular" w:eastAsia="Charis SIL Regular"/>
+          <w:b w:val="0"/>
+          <w:i w:val="0"/>
+          <w:color w:val="0000FF"/>
+          <w:sz w:val="24"/>
+          <w:u w:val="single"/>
+        </w:rPr>
+        <w:t xml:space="preserve"> </w:t>
+      </w:r>
+      <w:r>
+        <w:rPr>
+          <w:rFonts w:ascii="Charis SIL Regular" w:hAnsi="Charis SIL Regular" w:eastAsia="Charis SIL Regular"/>
+          <w:b w:val="0"/>
+          <w:i w:val="0"/>
+          <w:color w:val="0000FF"/>
+          <w:sz w:val="24"/>
+          <w:u w:val="single"/>
+        </w:rPr>
+        <w:hyperlink r:id="rId97" w:history="1">
+          <w:r>
+            <w:rPr>
+              <w:rStyle w:val="Hyperlink"/>
+            </w:rPr>
+            <w:t>1041816245</w:t>
+          </w:r>
+        </w:hyperlink>
+      </w:r>
+      <w:r>
+        <w:rPr>
+          <w:rFonts w:ascii="Charis SIL Regular" w:hAnsi="Charis SIL Regular" w:eastAsia="Charis SIL Regular"/>
+          <w:b w:val="0"/>
+          <w:i w:val="0"/>
+          <w:color w:val="000000"/>
+          <w:sz w:val="24"/>
+        </w:rPr>
+        <w:t xml:space="preserve">, </w:t>
+      </w:r>
+      <w:r>
+        <w:rPr>
+          <w:rFonts w:ascii="Charis SIL Regular" w:hAnsi="Charis SIL Regular" w:eastAsia="Charis SIL Regular"/>
+          <w:b w:val="0"/>
+          <w:i w:val="0"/>
+          <w:color w:val="0000FF"/>
+          <w:sz w:val="24"/>
+          <w:u w:val="single"/>
+        </w:rPr>
         <w:hyperlink r:id="rId98" w:history="1">
           <w:r>
             <w:rPr>
               <w:rStyle w:val="Hyperlink"/>
             </w:rPr>
-            <w:t>WorldCat</w:t>
+            <w:t>ISBN</w:t>
           </w:r>
         </w:hyperlink>
       </w:r>
@@ -13195,63 +13290,6 @@
           <w:u w:val="single"/>
         </w:rPr>
         <w:hyperlink r:id="rId98" w:history="1">
-          <w:r>
-            <w:rPr>
-              <w:rStyle w:val="Hyperlink"/>
-            </w:rPr>
-            <w:t>1041816245</w:t>
-          </w:r>
-        </w:hyperlink>
-      </w:r>
-      <w:r>
-        <w:rPr>
-          <w:rFonts w:ascii="Charis SIL Regular" w:hAnsi="Charis SIL Regular" w:eastAsia="Charis SIL Regular"/>
-          <w:b w:val="0"/>
-          <w:i w:val="0"/>
-          <w:color w:val="000000"/>
-          <w:sz w:val="24"/>
-        </w:rPr>
-        <w:t xml:space="preserve">, </w:t>
-      </w:r>
-      <w:r>
-        <w:rPr>
-          <w:rFonts w:ascii="Charis SIL Regular" w:hAnsi="Charis SIL Regular" w:eastAsia="Charis SIL Regular"/>
-          <w:b w:val="0"/>
-          <w:i w:val="0"/>
-          <w:color w:val="0000FF"/>
-          <w:sz w:val="24"/>
-          <w:u w:val="single"/>
-        </w:rPr>
-        <w:hyperlink r:id="rId99" w:history="1">
-          <w:r>
-            <w:rPr>
-              <w:rStyle w:val="Hyperlink"/>
-            </w:rPr>
-            <w:t>ISBN</w:t>
-          </w:r>
-        </w:hyperlink>
-      </w:r>
-      <w:r>
-        <w:rPr>
-          <w:rFonts w:ascii="Charis SIL Regular" w:hAnsi="Charis SIL Regular" w:eastAsia="Charis SIL Regular"/>
-          <w:b w:val="0"/>
-          <w:i w:val="0"/>
-          <w:color w:val="0000FF"/>
-          <w:sz w:val="24"/>
-          <w:u w:val="single"/>
-        </w:rPr>
-        <w:t xml:space="preserve"> </w:t>
-      </w:r>
-      <w:r>
-        <w:rPr>
-          <w:rFonts w:ascii="Charis SIL Regular" w:hAnsi="Charis SIL Regular" w:eastAsia="Charis SIL Regular"/>
-          <w:b w:val="0"/>
-          <w:i w:val="0"/>
-          <w:color w:val="0000FF"/>
-          <w:sz w:val="24"/>
-          <w:u w:val="single"/>
-        </w:rPr>
-        <w:hyperlink r:id="rId99" w:history="1">
           <w:r>
             <w:rPr>
               <w:rStyle w:val="Hyperlink"/>
@@ -13363,7 +13401,7 @@
           <w:color w:val="0000FF"/>
           <w:sz w:val="24"/>
         </w:rPr>
-        <w:hyperlink r:id="rId100" w:history="1">
+        <w:hyperlink r:id="rId99" w:history="1">
           <w:r>
             <w:rPr>
               <w:rStyle w:val="Hyperlink"/>
@@ -13380,7 +13418,7 @@
           <w:color w:val="0000FF"/>
           <w:sz w:val="24"/>
         </w:rPr>
-        <w:hyperlink r:id="rId100" w:history="1">
+        <w:hyperlink r:id="rId99" w:history="1">
           <w:r>
             <w:rPr>
               <w:rStyle w:val="Hyperlink"/>
@@ -13397,7 +13435,7 @@
           <w:color w:val="0000FF"/>
           <w:sz w:val="24"/>
         </w:rPr>
-        <w:hyperlink r:id="rId100" w:history="1">
+        <w:hyperlink r:id="rId99" w:history="1">
           <w:r>
             <w:rPr>
               <w:rStyle w:val="Hyperlink"/>
@@ -13414,7 +13452,7 @@
           <w:color w:val="0000FF"/>
           <w:sz w:val="24"/>
         </w:rPr>
-        <w:hyperlink r:id="rId100" w:history="1">
+        <w:hyperlink r:id="rId99" w:history="1">
           <w:r>
             <w:rPr>
               <w:rStyle w:val="Hyperlink"/>
@@ -13431,7 +13469,7 @@
           <w:color w:val="0000FF"/>
           <w:sz w:val="24"/>
         </w:rPr>
-        <w:hyperlink r:id="rId100" w:history="1">
+        <w:hyperlink r:id="rId99" w:history="1">
           <w:r>
             <w:rPr>
               <w:rStyle w:val="Hyperlink"/>
@@ -13533,7 +13571,7 @@
           <w:color w:val="0000FF"/>
           <w:sz w:val="24"/>
         </w:rPr>
-        <w:hyperlink r:id="rId101" w:history="1">
+        <w:hyperlink r:id="rId100" w:history="1">
           <w:r>
             <w:rPr>
               <w:rStyle w:val="Hyperlink"/>
@@ -13550,7 +13588,7 @@
           <w:color w:val="0000FF"/>
           <w:sz w:val="24"/>
         </w:rPr>
-        <w:hyperlink r:id="rId101" w:history="1">
+        <w:hyperlink r:id="rId100" w:history="1">
           <w:r>
             <w:rPr>
               <w:rStyle w:val="Hyperlink"/>
@@ -13567,7 +13605,7 @@
           <w:color w:val="0000FF"/>
           <w:sz w:val="24"/>
         </w:rPr>
-        <w:hyperlink r:id="rId101" w:history="1">
+        <w:hyperlink r:id="rId100" w:history="1">
           <w:r>
             <w:rPr>
               <w:rStyle w:val="Hyperlink"/>
@@ -13584,7 +13622,7 @@
           <w:color w:val="0000FF"/>
           <w:sz w:val="24"/>
         </w:rPr>
-        <w:hyperlink r:id="rId101" w:history="1">
+        <w:hyperlink r:id="rId100" w:history="1">
           <w:r>
             <w:rPr>
               <w:rStyle w:val="Hyperlink"/>
@@ -13601,7 +13639,7 @@
           <w:color w:val="0000FF"/>
           <w:sz w:val="24"/>
         </w:rPr>
-        <w:hyperlink r:id="rId101" w:history="1">
+        <w:hyperlink r:id="rId100" w:history="1">
           <w:r>
             <w:rPr>
               <w:rStyle w:val="Hyperlink"/>
@@ -13699,7 +13737,7 @@
           <w:color w:val="0000FF"/>
           <w:sz w:val="24"/>
         </w:rPr>
-        <w:hyperlink r:id="rId102" w:history="1">
+        <w:hyperlink r:id="rId101" w:history="1">
           <w:r>
             <w:rPr>
               <w:rStyle w:val="Hyperlink"/>
@@ -13716,7 +13754,7 @@
           <w:color w:val="0000FF"/>
           <w:sz w:val="24"/>
         </w:rPr>
-        <w:hyperlink r:id="rId102" w:history="1">
+        <w:hyperlink r:id="rId101" w:history="1">
           <w:r>
             <w:rPr>
               <w:rStyle w:val="Hyperlink"/>
@@ -13733,7 +13771,7 @@
           <w:color w:val="0000FF"/>
           <w:sz w:val="24"/>
         </w:rPr>
-        <w:hyperlink r:id="rId102" w:history="1">
+        <w:hyperlink r:id="rId101" w:history="1">
           <w:r>
             <w:rPr>
               <w:rStyle w:val="Hyperlink"/>
@@ -13750,7 +13788,7 @@
           <w:color w:val="0000FF"/>
           <w:sz w:val="24"/>
         </w:rPr>
-        <w:hyperlink r:id="rId102" w:history="1">
+        <w:hyperlink r:id="rId101" w:history="1">
           <w:r>
             <w:rPr>
               <w:rStyle w:val="Hyperlink"/>
@@ -13767,7 +13805,7 @@
           <w:color w:val="0000FF"/>
           <w:sz w:val="24"/>
         </w:rPr>
-        <w:hyperlink r:id="rId102" w:history="1">
+        <w:hyperlink r:id="rId101" w:history="1">
           <w:r>
             <w:rPr>
               <w:rStyle w:val="Hyperlink"/>
@@ -13876,7 +13914,7 @@
           <w:color w:val="0000FF"/>
           <w:sz w:val="24"/>
         </w:rPr>
-        <w:hyperlink r:id="rId103" w:history="1">
+        <w:hyperlink r:id="rId102" w:history="1">
           <w:r>
             <w:rPr>
               <w:rStyle w:val="Hyperlink"/>
@@ -13893,7 +13931,7 @@
           <w:color w:val="0000FF"/>
           <w:sz w:val="24"/>
         </w:rPr>
-        <w:hyperlink r:id="rId103" w:history="1">
+        <w:hyperlink r:id="rId102" w:history="1">
           <w:r>
             <w:rPr>
               <w:rStyle w:val="Hyperlink"/>
@@ -13910,7 +13948,7 @@
           <w:color w:val="0000FF"/>
           <w:sz w:val="24"/>
         </w:rPr>
-        <w:hyperlink r:id="rId103" w:history="1">
+        <w:hyperlink r:id="rId102" w:history="1">
           <w:r>
             <w:rPr>
               <w:rStyle w:val="Hyperlink"/>
@@ -13927,7 +13965,7 @@
           <w:color w:val="0000FF"/>
           <w:sz w:val="24"/>
         </w:rPr>
-        <w:hyperlink r:id="rId103" w:history="1">
+        <w:hyperlink r:id="rId102" w:history="1">
           <w:r>
             <w:rPr>
               <w:rStyle w:val="Hyperlink"/>
@@ -13944,7 +13982,7 @@
           <w:color w:val="0000FF"/>
           <w:sz w:val="24"/>
         </w:rPr>
-        <w:hyperlink r:id="rId103" w:history="1">
+        <w:hyperlink r:id="rId102" w:history="1">
           <w:r>
             <w:rPr>
               <w:rStyle w:val="Hyperlink"/>
@@ -14067,7 +14105,7 @@
           <w:sz w:val="24"/>
           <w:u w:val="single"/>
         </w:rPr>
-        <w:hyperlink r:id="rId104" w:history="1">
+        <w:hyperlink r:id="rId103" w:history="1">
           <w:r>
             <w:rPr>
               <w:rStyle w:val="Hyperlink"/>
@@ -14096,7 +14134,7 @@
           <w:sz w:val="24"/>
           <w:u w:val="single"/>
         </w:rPr>
-        <w:hyperlink r:id="rId104" w:history="1">
+        <w:hyperlink r:id="rId103" w:history="1">
           <w:r>
             <w:rPr>
               <w:rStyle w:val="Hyperlink"/>
@@ -14205,7 +14243,7 @@
           <w:color w:val="0000FF"/>
           <w:sz w:val="24"/>
         </w:rPr>
-        <w:hyperlink r:id="rId105" w:history="1">
+        <w:hyperlink r:id="rId104" w:history="1">
           <w:r>
             <w:rPr>
               <w:rStyle w:val="Hyperlink"/>
@@ -14222,7 +14260,7 @@
           <w:color w:val="0000FF"/>
           <w:sz w:val="24"/>
         </w:rPr>
-        <w:hyperlink r:id="rId105" w:history="1">
+        <w:hyperlink r:id="rId104" w:history="1">
           <w:r>
             <w:rPr>
               <w:rStyle w:val="Hyperlink"/>
@@ -14239,7 +14277,7 @@
           <w:color w:val="0000FF"/>
           <w:sz w:val="24"/>
         </w:rPr>
-        <w:hyperlink r:id="rId105" w:history="1">
+        <w:hyperlink r:id="rId104" w:history="1">
           <w:r>
             <w:rPr>
               <w:rStyle w:val="Hyperlink"/>
@@ -14256,7 +14294,7 @@
           <w:color w:val="0000FF"/>
           <w:sz w:val="24"/>
         </w:rPr>
-        <w:hyperlink r:id="rId105" w:history="1">
+        <w:hyperlink r:id="rId104" w:history="1">
           <w:r>
             <w:rPr>
               <w:rStyle w:val="Hyperlink"/>
@@ -14273,7 +14311,7 @@
           <w:color w:val="0000FF"/>
           <w:sz w:val="24"/>
         </w:rPr>
-        <w:hyperlink r:id="rId105" w:history="1">
+        <w:hyperlink r:id="rId104" w:history="1">
           <w:r>
             <w:rPr>
               <w:rStyle w:val="Hyperlink"/>
@@ -14290,7 +14328,7 @@
           <w:color w:val="0000FF"/>
           <w:sz w:val="24"/>
         </w:rPr>
-        <w:hyperlink r:id="rId105" w:history="1">
+        <w:hyperlink r:id="rId104" w:history="1">
           <w:r>
             <w:rPr>
               <w:rStyle w:val="Hyperlink"/>
@@ -14307,7 +14345,7 @@
           <w:color w:val="0000FF"/>
           <w:sz w:val="24"/>
         </w:rPr>
-        <w:hyperlink r:id="rId105" w:history="1">
+        <w:hyperlink r:id="rId104" w:history="1">
           <w:r>
             <w:rPr>
               <w:rStyle w:val="Hyperlink"/>
@@ -14325,7 +14363,7 @@
           <w:sz w:val="24"/>
           <w:u w:val="single"/>
         </w:rPr>
-        <w:hyperlink r:id="rId105" w:history="1">
+        <w:hyperlink r:id="rId104" w:history="1">
           <w:r>
             <w:rPr>
               <w:rStyle w:val="Hyperlink"/>
@@ -14343,7 +14381,7 @@
           <w:sz w:val="24"/>
           <w:u w:val="single"/>
         </w:rPr>
-        <w:hyperlink r:id="rId105" w:history="1">
+        <w:hyperlink r:id="rId104" w:history="1">
           <w:r>
             <w:rPr>
               <w:rStyle w:val="Hyperlink"/>
@@ -14361,7 +14399,7 @@
           <w:sz w:val="24"/>
           <w:u w:val="single"/>
         </w:rPr>
-        <w:hyperlink r:id="rId105" w:history="1">
+        <w:hyperlink r:id="rId104" w:history="1">
           <w:r>
             <w:rPr>
               <w:rStyle w:val="Hyperlink"/>
@@ -14379,7 +14417,7 @@
           <w:sz w:val="24"/>
           <w:u w:val="single"/>
         </w:rPr>
-        <w:hyperlink r:id="rId105" w:history="1">
+        <w:hyperlink r:id="rId104" w:history="1">
           <w:r>
             <w:rPr>
               <w:rStyle w:val="Hyperlink"/>
@@ -14397,7 +14435,7 @@
           <w:sz w:val="24"/>
           <w:u w:val="single"/>
         </w:rPr>
-        <w:hyperlink r:id="rId105" w:history="1">
+        <w:hyperlink r:id="rId104" w:history="1">
           <w:r>
             <w:rPr>
               <w:rStyle w:val="Hyperlink"/>
@@ -14415,7 +14453,7 @@
           <w:sz w:val="24"/>
           <w:u w:val="single"/>
         </w:rPr>
-        <w:hyperlink r:id="rId105" w:history="1">
+        <w:hyperlink r:id="rId104" w:history="1">
           <w:r>
             <w:rPr>
               <w:rStyle w:val="Hyperlink"/>
@@ -14433,7 +14471,7 @@
           <w:sz w:val="24"/>
           <w:u w:val="single"/>
         </w:rPr>
-        <w:hyperlink r:id="rId105" w:history="1">
+        <w:hyperlink r:id="rId104" w:history="1">
           <w:r>
             <w:rPr>
               <w:rStyle w:val="Hyperlink"/>
@@ -14451,7 +14489,7 @@
           <w:sz w:val="24"/>
           <w:u w:val="single"/>
         </w:rPr>
-        <w:hyperlink r:id="rId105" w:history="1">
+        <w:hyperlink r:id="rId104" w:history="1">
           <w:r>
             <w:rPr>
               <w:rStyle w:val="Hyperlink"/>
@@ -14469,7 +14507,7 @@
           <w:sz w:val="24"/>
           <w:u w:val="single"/>
         </w:rPr>
-        <w:hyperlink r:id="rId105" w:history="1">
+        <w:hyperlink r:id="rId104" w:history="1">
           <w:r>
             <w:rPr>
               <w:rStyle w:val="Hyperlink"/>
@@ -14487,7 +14525,7 @@
           <w:sz w:val="24"/>
           <w:u w:val="single"/>
         </w:rPr>
-        <w:hyperlink r:id="rId105" w:history="1">
+        <w:hyperlink r:id="rId104" w:history="1">
           <w:r>
             <w:rPr>
               <w:rStyle w:val="Hyperlink"/>

--- a/EXPORTS/DOCX/published/niveau2/English/Suriname.docx
+++ b/EXPORTS/DOCX/published/niveau2/English/Suriname.docx
@@ -1516,8 +1516,26 @@
           <w:i w:val="0"/>
           <w:color w:val="0000FF"/>
           <w:sz w:val="24"/>
-        </w:rPr>
-        <w:t>Lamm</w:t>
+          <w:u w:val="single"/>
+        </w:rPr>
+        <w:hyperlink r:id="rId13" w:history="1">
+          <w:r>
+            <w:rPr>
+              <w:rStyle w:val="Hyperlink"/>
+            </w:rPr>
+            <w:t>Lam</w:t>
+          </w:r>
+        </w:hyperlink>
+      </w:r>
+      <w:r>
+        <w:rPr>
+          <w:rFonts w:ascii="Charis SIL Regular" w:hAnsi="Charis SIL Regular" w:eastAsia="Charis SIL Regular"/>
+          <w:b w:val="0"/>
+          <w:i w:val="0"/>
+          <w:color w:val="0000FF"/>
+          <w:sz w:val="24"/>
+        </w:rPr>
+        <w:t>m</w:t>
       </w:r>
       <w:r>
         <w:rPr>
@@ -2486,7 +2504,18 @@
           <w:color w:val="000000"/>
           <w:sz w:val="24"/>
         </w:rPr>
-        <w:t xml:space="preserve">is housed at </w:t>
+        <w:t xml:space="preserve">is </w:t>
+      </w:r>
+      <w:r>
+        <w:rPr>
+          <w:u w:val="single" w:color="0000ff"/>
+          <w:rFonts w:ascii="Charis SIL Regular" w:hAnsi="Charis SIL Regular" w:eastAsia="Charis SIL Regular"/>
+          <w:b w:val="0"/>
+          <w:i w:val="0"/>
+          <w:color w:val="000000"/>
+          <w:sz w:val="24"/>
+        </w:rPr>
+        <w:t xml:space="preserve">housed at </w:t>
       </w:r>
       <w:r>
         <w:rPr>
@@ -2533,7 +2562,7 @@
           <w:sz w:val="24"/>
           <w:u w:val="single"/>
         </w:rPr>
-        <w:hyperlink r:id="rId21" w:history="1">
+        <w:hyperlink r:id="rId22" w:history="1">
           <w:r>
             <w:rPr>
               <w:rStyle w:val="Hyperlink"/>
@@ -2551,7 +2580,7 @@
           <w:sz w:val="24"/>
           <w:u w:val="single"/>
         </w:rPr>
-        <w:hyperlink r:id="rId21" w:history="1">
+        <w:hyperlink r:id="rId22" w:history="1">
           <w:r>
             <w:rPr>
               <w:rStyle w:val="Hyperlink"/>
@@ -2599,7 +2628,7 @@
           <w:sz w:val="24"/>
           <w:u w:val="single"/>
         </w:rPr>
-        <w:hyperlink r:id="rId22" w:history="1">
+        <w:hyperlink r:id="rId23" w:history="1">
           <w:r>
             <w:rPr>
               <w:rStyle w:val="Hyperlink"/>
@@ -2628,7 +2657,7 @@
           <w:sz w:val="24"/>
           <w:u w:val="single"/>
         </w:rPr>
-        <w:hyperlink r:id="rId22" w:history="1">
+        <w:hyperlink r:id="rId23" w:history="1">
           <w:r>
             <w:rPr>
               <w:rStyle w:val="Hyperlink"/>
@@ -2657,7 +2686,7 @@
           <w:sz w:val="24"/>
           <w:u w:val="single"/>
         </w:rPr>
-        <w:hyperlink r:id="rId22" w:history="1">
+        <w:hyperlink r:id="rId23" w:history="1">
           <w:r>
             <w:rPr>
               <w:rStyle w:val="Hyperlink"/>
@@ -2686,7 +2715,7 @@
           <w:sz w:val="24"/>
           <w:u w:val="single"/>
         </w:rPr>
-        <w:hyperlink r:id="rId22" w:history="1">
+        <w:hyperlink r:id="rId23" w:history="1">
           <w:r>
             <w:rPr>
               <w:rStyle w:val="Hyperlink"/>
@@ -2724,7 +2753,7 @@
           <w:color w:val="000000"/>
           <w:sz w:val="24"/>
         </w:rPr>
-        <w:hyperlink r:id="rId22" w:history="1">
+        <w:hyperlink r:id="rId23" w:history="1">
           <w:r>
             <w:rPr>
               <w:rStyle w:val="Hyperlink"/>
@@ -2742,7 +2771,7 @@
           <w:color w:val="000000"/>
           <w:sz w:val="24"/>
         </w:rPr>
-        <w:hyperlink r:id="rId22" w:history="1">
+        <w:hyperlink r:id="rId23" w:history="1">
           <w:r>
             <w:rPr>
               <w:rStyle w:val="Hyperlink"/>
@@ -2771,7 +2800,7 @@
           <w:color w:val="000000"/>
           <w:sz w:val="24"/>
         </w:rPr>
-        <w:hyperlink r:id="rId22" w:history="1">
+        <w:hyperlink r:id="rId23" w:history="1">
           <w:r>
             <w:rPr>
               <w:rStyle w:val="Hyperlink"/>
@@ -2782,6 +2811,16 @@
       </w:r>
       <w:r>
         <w:rPr>
+          <w:rFonts w:ascii="Charis SIL Regular" w:hAnsi="Charis SIL Regular" w:eastAsia="Charis SIL Regular"/>
+          <w:b w:val="0"/>
+          <w:i w:val="0"/>
+          <w:color w:val="000000"/>
+          <w:sz w:val="24"/>
+        </w:rPr>
+        <w:t>M</w:t>
+      </w:r>
+      <w:r>
+        <w:rPr>
           <w:u w:val="single" w:color="0000ff"/>
           <w:rFonts w:ascii="Charis SIL Regular" w:hAnsi="Charis SIL Regular" w:eastAsia="Charis SIL Regular"/>
           <w:b w:val="0"/>
@@ -2789,7 +2828,309 @@
           <w:color w:val="000000"/>
           <w:sz w:val="24"/>
         </w:rPr>
-        <w:t>M</w:t>
+        <w:hyperlink r:id="rId23" w:history="1">
+          <w:r>
+            <w:rPr>
+              <w:rStyle w:val="Hyperlink"/>
+            </w:rPr>
+            <w:t>useum. T</w:t>
+          </w:r>
+        </w:hyperlink>
+      </w:r>
+      <w:r>
+        <w:rPr>
+          <w:rFonts w:ascii="Charis SIL Regular" w:hAnsi="Charis SIL Regular" w:eastAsia="Charis SIL Regular"/>
+          <w:b w:val="0"/>
+          <w:i w:val="0"/>
+          <w:color w:val="000000"/>
+          <w:sz w:val="24"/>
+        </w:rPr>
+        <w:t xml:space="preserve">he Utrecht </w:t>
+      </w:r>
+      <w:r>
+        <w:rPr>
+          <w:rFonts w:ascii="Charis SIL Regular" w:hAnsi="Charis SIL Regular" w:eastAsia="Charis SIL Regular"/>
+          <w:b w:val="0"/>
+          <w:i w:val="0"/>
+          <w:color w:val="000000"/>
+          <w:sz w:val="24"/>
+        </w:rPr>
+        <w:t xml:space="preserve">Archives manages the collection of </w:t>
+      </w:r>
+      <w:r>
+        <w:rPr>
+          <w:rFonts w:ascii="Charis SIL Regular" w:hAnsi="Charis SIL Regular" w:eastAsia="Charis SIL Regular"/>
+          <w:b w:val="0"/>
+          <w:i w:val="0"/>
+          <w:color w:val="0000FF"/>
+          <w:sz w:val="24"/>
+          <w:u w:val="single"/>
+        </w:rPr>
+        <w:hyperlink r:id="rId24" w:history="1">
+          <w:r>
+            <w:rPr>
+              <w:rStyle w:val="Hyperlink"/>
+            </w:rPr>
+            <w:t>fil</w:t>
+          </w:r>
+        </w:hyperlink>
+      </w:r>
+      <w:r>
+        <w:rPr>
+          <w:rFonts w:ascii="Charis SIL Regular" w:hAnsi="Charis SIL Regular" w:eastAsia="Charis SIL Regular"/>
+          <w:b w:val="0"/>
+          <w:i w:val="0"/>
+          <w:color w:val="0000FF"/>
+          <w:sz w:val="24"/>
+        </w:rPr>
+        <w:hyperlink r:id="rId24" w:history="1">
+          <w:r>
+            <w:rPr>
+              <w:rStyle w:val="Hyperlink"/>
+            </w:rPr>
+            <w:t>m</w:t>
+          </w:r>
+        </w:hyperlink>
+      </w:r>
+      <w:r>
+        <w:rPr>
+          <w:rFonts w:ascii="Charis SIL Regular" w:hAnsi="Charis SIL Regular" w:eastAsia="Charis SIL Regular"/>
+          <w:b w:val="0"/>
+          <w:i w:val="0"/>
+          <w:color w:val="0000FF"/>
+          <w:sz w:val="24"/>
+        </w:rPr>
+        <w:t>s</w:t>
+      </w:r>
+      <w:r>
+        <w:rPr>
+          <w:rFonts w:ascii="Charis SIL Regular" w:hAnsi="Charis SIL Regular" w:eastAsia="Charis SIL Regular"/>
+          <w:b w:val="0"/>
+          <w:i w:val="0"/>
+          <w:color w:val="0000FF"/>
+          <w:sz w:val="24"/>
+          <w:u w:val="single"/>
+        </w:rPr>
+        <w:t xml:space="preserve"> </w:t>
+      </w:r>
+      <w:r>
+        <w:rPr>
+          <w:rFonts w:ascii="Charis SIL Regular" w:hAnsi="Charis SIL Regular" w:eastAsia="Charis SIL Regular"/>
+          <w:b w:val="0"/>
+          <w:i w:val="0"/>
+          <w:color w:val="0000FF"/>
+          <w:sz w:val="24"/>
+          <w:u w:val="single"/>
+        </w:rPr>
+        <w:hyperlink r:id="rId24" w:history="1">
+          <w:r>
+            <w:rPr>
+              <w:rStyle w:val="Hyperlink"/>
+            </w:rPr>
+            <w:t>and</w:t>
+          </w:r>
+        </w:hyperlink>
+      </w:r>
+      <w:r>
+        <w:rPr>
+          <w:rFonts w:ascii="Charis SIL Regular" w:hAnsi="Charis SIL Regular" w:eastAsia="Charis SIL Regular"/>
+          <w:b w:val="0"/>
+          <w:i w:val="0"/>
+          <w:color w:val="0000FF"/>
+          <w:sz w:val="24"/>
+          <w:u w:val="single"/>
+        </w:rPr>
+        <w:t xml:space="preserve"> </w:t>
+      </w:r>
+      <w:r>
+        <w:rPr>
+          <w:rFonts w:ascii="Charis SIL Regular" w:hAnsi="Charis SIL Regular" w:eastAsia="Charis SIL Regular"/>
+          <w:b w:val="0"/>
+          <w:i w:val="0"/>
+          <w:color w:val="0000FF"/>
+          <w:sz w:val="24"/>
+          <w:u w:val="single"/>
+        </w:rPr>
+        <w:hyperlink r:id="rId24" w:history="1">
+          <w:r>
+            <w:rPr>
+              <w:rStyle w:val="Hyperlink"/>
+            </w:rPr>
+            <w:t>audio</w:t>
+          </w:r>
+        </w:hyperlink>
+      </w:r>
+      <w:r>
+        <w:rPr>
+          <w:rFonts w:ascii="Charis SIL Regular" w:hAnsi="Charis SIL Regular" w:eastAsia="Charis SIL Regular"/>
+          <w:b w:val="0"/>
+          <w:i w:val="0"/>
+          <w:color w:val="0000FF"/>
+          <w:sz w:val="24"/>
+          <w:u w:val="single"/>
+        </w:rPr>
+        <w:t xml:space="preserve"> </w:t>
+      </w:r>
+      <w:r>
+        <w:rPr>
+          <w:rFonts w:ascii="Charis SIL Regular" w:hAnsi="Charis SIL Regular" w:eastAsia="Charis SIL Regular"/>
+          <w:b w:val="0"/>
+          <w:i w:val="0"/>
+          <w:color w:val="0000FF"/>
+          <w:sz w:val="24"/>
+          <w:u w:val="single"/>
+        </w:rPr>
+        <w:hyperlink r:id="rId24" w:history="1">
+          <w:r>
+            <w:rPr>
+              <w:rStyle w:val="Hyperlink"/>
+            </w:rPr>
+            <w:t>tapes</w:t>
+          </w:r>
+        </w:hyperlink>
+      </w:r>
+      <w:r>
+        <w:rPr>
+          <w:rFonts w:ascii="Charis SIL Regular" w:hAnsi="Charis SIL Regular" w:eastAsia="Charis SIL Regular"/>
+          <w:b w:val="0"/>
+          <w:i w:val="0"/>
+          <w:color w:val="000000"/>
+          <w:sz w:val="24"/>
+        </w:rPr>
+        <w:t xml:space="preserve"> as well as </w:t>
+      </w:r>
+      <w:r>
+        <w:rPr>
+          <w:rFonts w:ascii="Charis SIL Regular" w:hAnsi="Charis SIL Regular" w:eastAsia="Charis SIL Regular"/>
+          <w:b w:val="0"/>
+          <w:i w:val="0"/>
+          <w:color w:val="0000FF"/>
+          <w:sz w:val="24"/>
+          <w:u w:val="single"/>
+        </w:rPr>
+        <w:hyperlink r:id="rId25" w:history="1">
+          <w:r>
+            <w:rPr>
+              <w:rStyle w:val="Hyperlink"/>
+            </w:rPr>
+            <w:t>prints,</w:t>
+          </w:r>
+        </w:hyperlink>
+      </w:r>
+      <w:r>
+        <w:rPr>
+          <w:rFonts w:ascii="Charis SIL Regular" w:hAnsi="Charis SIL Regular" w:eastAsia="Charis SIL Regular"/>
+          <w:b w:val="0"/>
+          <w:i w:val="0"/>
+          <w:color w:val="0000FF"/>
+          <w:sz w:val="24"/>
+          <w:u w:val="single"/>
+        </w:rPr>
+        <w:t xml:space="preserve"> </w:t>
+      </w:r>
+      <w:r>
+        <w:rPr>
+          <w:rFonts w:ascii="Charis SIL Regular" w:hAnsi="Charis SIL Regular" w:eastAsia="Charis SIL Regular"/>
+          <w:b w:val="0"/>
+          <w:i w:val="0"/>
+          <w:color w:val="0000FF"/>
+          <w:sz w:val="24"/>
+          <w:u w:val="single"/>
+        </w:rPr>
+        <w:hyperlink r:id="rId25" w:history="1">
+          <w:r>
+            <w:rPr>
+              <w:rStyle w:val="Hyperlink"/>
+            </w:rPr>
+            <w:t>drawings,</w:t>
+          </w:r>
+        </w:hyperlink>
+      </w:r>
+      <w:r>
+        <w:rPr>
+          <w:rFonts w:ascii="Charis SIL Regular" w:hAnsi="Charis SIL Regular" w:eastAsia="Charis SIL Regular"/>
+          <w:b w:val="0"/>
+          <w:i w:val="0"/>
+          <w:color w:val="0000FF"/>
+          <w:sz w:val="24"/>
+          <w:u w:val="single"/>
+        </w:rPr>
+        <w:t xml:space="preserve"> </w:t>
+      </w:r>
+      <w:r>
+        <w:rPr>
+          <w:rFonts w:ascii="Charis SIL Regular" w:hAnsi="Charis SIL Regular" w:eastAsia="Charis SIL Regular"/>
+          <w:b w:val="0"/>
+          <w:i w:val="0"/>
+          <w:color w:val="0000FF"/>
+          <w:sz w:val="24"/>
+          <w:u w:val="single"/>
+        </w:rPr>
+        <w:hyperlink r:id="rId25" w:history="1">
+          <w:r>
+            <w:rPr>
+              <w:rStyle w:val="Hyperlink"/>
+            </w:rPr>
+            <w:t xml:space="preserve">maps </w:t>
+          </w:r>
+        </w:hyperlink>
+      </w:r>
+      <w:r>
+        <w:rPr>
+          <w:rFonts w:ascii="Charis SIL Regular" w:hAnsi="Charis SIL Regular" w:eastAsia="Charis SIL Regular"/>
+          <w:b w:val="0"/>
+          <w:i w:val="0"/>
+          <w:color w:val="0000FF"/>
+          <w:sz w:val="24"/>
+          <w:u w:val="single"/>
+        </w:rPr>
+        <w:hyperlink r:id="rId25" w:history="1">
+          <w:r>
+            <w:rPr>
+              <w:rStyle w:val="Hyperlink"/>
+            </w:rPr>
+            <w:t>and</w:t>
+          </w:r>
+        </w:hyperlink>
+      </w:r>
+      <w:r>
+        <w:rPr>
+          <w:rFonts w:ascii="Charis SIL Regular" w:hAnsi="Charis SIL Regular" w:eastAsia="Charis SIL Regular"/>
+          <w:b w:val="0"/>
+          <w:i w:val="0"/>
+          <w:color w:val="0000FF"/>
+          <w:sz w:val="24"/>
+          <w:u w:val="single"/>
+        </w:rPr>
+        <w:t xml:space="preserve"> </w:t>
+      </w:r>
+      <w:r>
+        <w:rPr>
+          <w:rFonts w:ascii="Charis SIL Regular" w:hAnsi="Charis SIL Regular" w:eastAsia="Charis SIL Regular"/>
+          <w:b w:val="0"/>
+          <w:i w:val="0"/>
+          <w:color w:val="0000FF"/>
+          <w:sz w:val="24"/>
+          <w:u w:val="single"/>
+        </w:rPr>
+        <w:hyperlink r:id="rId25" w:history="1">
+          <w:r>
+            <w:rPr>
+              <w:rStyle w:val="Hyperlink"/>
+            </w:rPr>
+            <w:t>photographs</w:t>
+          </w:r>
+        </w:hyperlink>
+      </w:r>
+      <w:r>
+        <w:rPr>
+          <w:rFonts w:ascii="Charis SIL Regular" w:hAnsi="Charis SIL Regular" w:eastAsia="Charis SIL Regular"/>
+          <w:b w:val="0"/>
+          <w:i w:val="0"/>
+          <w:color w:val="000000"/>
+          <w:sz w:val="24"/>
+        </w:rPr>
+        <w:t xml:space="preserve"> of the Zeist Missio</w:t>
       </w:r>
       <w:r>
         <w:rPr>
@@ -2800,361 +3141,54 @@
           <w:color w:val="000000"/>
           <w:sz w:val="24"/>
         </w:rPr>
-        <w:hyperlink r:id="rId22" w:history="1">
-          <w:r>
-            <w:rPr>
-              <w:rStyle w:val="Hyperlink"/>
-            </w:rPr>
-            <w:t>useum. T</w:t>
-          </w:r>
-        </w:hyperlink>
-      </w:r>
-      <w:r>
-        <w:rPr>
-          <w:rFonts w:ascii="Charis SIL Regular" w:hAnsi="Charis SIL Regular" w:eastAsia="Charis SIL Regular"/>
-          <w:b w:val="0"/>
-          <w:i w:val="0"/>
-          <w:color w:val="000000"/>
-          <w:sz w:val="24"/>
-        </w:rPr>
-        <w:t xml:space="preserve">he Utrecht </w:t>
-      </w:r>
-      <w:r>
-        <w:rPr>
-          <w:rFonts w:ascii="Charis SIL Regular" w:hAnsi="Charis SIL Regular" w:eastAsia="Charis SIL Regular"/>
-          <w:b w:val="0"/>
-          <w:i w:val="0"/>
-          <w:color w:val="000000"/>
-          <w:sz w:val="24"/>
-        </w:rPr>
-        <w:t xml:space="preserve">Archives manages the collection of </w:t>
-      </w:r>
-      <w:r>
-        <w:rPr>
-          <w:rFonts w:ascii="Charis SIL Regular" w:hAnsi="Charis SIL Regular" w:eastAsia="Charis SIL Regular"/>
-          <w:b w:val="0"/>
-          <w:i w:val="0"/>
-          <w:color w:val="0000FF"/>
-          <w:sz w:val="24"/>
-          <w:u w:val="single"/>
-        </w:rPr>
-        <w:hyperlink r:id="rId23" w:history="1">
-          <w:r>
-            <w:rPr>
-              <w:rStyle w:val="Hyperlink"/>
-            </w:rPr>
-            <w:t>film</w:t>
-          </w:r>
-        </w:hyperlink>
-      </w:r>
-      <w:r>
-        <w:rPr>
-          <w:rFonts w:ascii="Charis SIL Regular" w:hAnsi="Charis SIL Regular" w:eastAsia="Charis SIL Regular"/>
-          <w:b w:val="0"/>
-          <w:i w:val="0"/>
-          <w:color w:val="0000FF"/>
-          <w:sz w:val="24"/>
-          <w:u w:val="single"/>
-        </w:rPr>
-        <w:t>s</w:t>
-      </w:r>
-      <w:r>
-        <w:rPr>
-          <w:rFonts w:ascii="Charis SIL Regular" w:hAnsi="Charis SIL Regular" w:eastAsia="Charis SIL Regular"/>
-          <w:b w:val="0"/>
-          <w:i w:val="0"/>
-          <w:color w:val="0000FF"/>
-          <w:sz w:val="24"/>
-          <w:u w:val="single"/>
+        <w:hyperlink r:id="rId24" w:history="1">
+          <w:r>
+            <w:rPr>
+              <w:rStyle w:val="Hyperlink"/>
+            </w:rPr>
+            <w:t>nary</w:t>
+          </w:r>
+        </w:hyperlink>
+      </w:r>
+      <w:r>
+        <w:rPr>
+          <w:u w:val="single" w:color="0000ff"/>
+          <w:rFonts w:ascii="Charis SIL Regular" w:hAnsi="Charis SIL Regular" w:eastAsia="Charis SIL Regular"/>
+          <w:b w:val="0"/>
+          <w:i w:val="0"/>
+          <w:color w:val="000000"/>
+          <w:sz w:val="24"/>
         </w:rPr>
         <w:t xml:space="preserve"> </w:t>
       </w:r>
       <w:r>
         <w:rPr>
-          <w:rFonts w:ascii="Charis SIL Regular" w:hAnsi="Charis SIL Regular" w:eastAsia="Charis SIL Regular"/>
-          <w:b w:val="0"/>
-          <w:i w:val="0"/>
-          <w:color w:val="0000FF"/>
-          <w:sz w:val="24"/>
-          <w:u w:val="single"/>
-        </w:rPr>
-        <w:hyperlink r:id="rId23" w:history="1">
-          <w:r>
-            <w:rPr>
-              <w:rStyle w:val="Hyperlink"/>
-            </w:rPr>
-            <w:t>and</w:t>
-          </w:r>
-        </w:hyperlink>
-      </w:r>
-      <w:r>
-        <w:rPr>
-          <w:rFonts w:ascii="Charis SIL Regular" w:hAnsi="Charis SIL Regular" w:eastAsia="Charis SIL Regular"/>
-          <w:b w:val="0"/>
-          <w:i w:val="0"/>
-          <w:color w:val="0000FF"/>
-          <w:sz w:val="24"/>
-          <w:u w:val="single"/>
-        </w:rPr>
-        <w:t xml:space="preserve"> </w:t>
-      </w:r>
-      <w:r>
-        <w:rPr>
-          <w:rFonts w:ascii="Charis SIL Regular" w:hAnsi="Charis SIL Regular" w:eastAsia="Charis SIL Regular"/>
-          <w:b w:val="0"/>
-          <w:i w:val="0"/>
-          <w:color w:val="0000FF"/>
-          <w:sz w:val="24"/>
-          <w:u w:val="single"/>
-        </w:rPr>
-        <w:hyperlink r:id="rId23" w:history="1">
-          <w:r>
-            <w:rPr>
-              <w:rStyle w:val="Hyperlink"/>
-            </w:rPr>
-            <w:t>audio</w:t>
-          </w:r>
-        </w:hyperlink>
-      </w:r>
-      <w:r>
-        <w:rPr>
-          <w:rFonts w:ascii="Charis SIL Regular" w:hAnsi="Charis SIL Regular" w:eastAsia="Charis SIL Regular"/>
-          <w:b w:val="0"/>
-          <w:i w:val="0"/>
-          <w:color w:val="0000FF"/>
-          <w:sz w:val="24"/>
-          <w:u w:val="single"/>
-        </w:rPr>
-        <w:t xml:space="preserve"> </w:t>
-      </w:r>
-      <w:r>
-        <w:rPr>
-          <w:rFonts w:ascii="Charis SIL Regular" w:hAnsi="Charis SIL Regular" w:eastAsia="Charis SIL Regular"/>
-          <w:b w:val="0"/>
-          <w:i w:val="0"/>
-          <w:color w:val="0000FF"/>
-          <w:sz w:val="24"/>
-          <w:u w:val="single"/>
-        </w:rPr>
-        <w:hyperlink r:id="rId23" w:history="1">
-          <w:r>
-            <w:rPr>
-              <w:rStyle w:val="Hyperlink"/>
-            </w:rPr>
-            <w:t>tape</w:t>
-          </w:r>
-        </w:hyperlink>
-      </w:r>
-      <w:r>
-        <w:rPr>
-          <w:rFonts w:ascii="Charis SIL Regular" w:hAnsi="Charis SIL Regular" w:eastAsia="Charis SIL Regular"/>
-          <w:b w:val="0"/>
-          <w:i w:val="0"/>
-          <w:color w:val="0000FF"/>
-          <w:sz w:val="24"/>
-        </w:rPr>
-        <w:t>s</w:t>
-      </w:r>
-      <w:r>
-        <w:rPr>
-          <w:rFonts w:ascii="Charis SIL Regular" w:hAnsi="Charis SIL Regular" w:eastAsia="Charis SIL Regular"/>
-          <w:b w:val="0"/>
-          <w:i w:val="0"/>
-          <w:color w:val="000000"/>
-          <w:sz w:val="24"/>
-        </w:rPr>
-        <w:t xml:space="preserve"> as well as </w:t>
-      </w:r>
-      <w:r>
-        <w:rPr>
-          <w:rFonts w:ascii="Charis SIL Regular" w:hAnsi="Charis SIL Regular" w:eastAsia="Charis SIL Regular"/>
-          <w:b w:val="0"/>
-          <w:i w:val="0"/>
-          <w:color w:val="0000FF"/>
-          <w:sz w:val="24"/>
-          <w:u w:val="single"/>
+          <w:u w:val="single" w:color="0000ff"/>
+          <w:rFonts w:ascii="Charis SIL Regular" w:hAnsi="Charis SIL Regular" w:eastAsia="Charis SIL Regular"/>
+          <w:b w:val="0"/>
+          <w:i w:val="0"/>
+          <w:color w:val="000000"/>
+          <w:sz w:val="24"/>
         </w:rPr>
         <w:hyperlink r:id="rId24" w:history="1">
           <w:r>
             <w:rPr>
               <w:rStyle w:val="Hyperlink"/>
             </w:rPr>
-            <w:t>prints,</w:t>
-          </w:r>
-        </w:hyperlink>
-      </w:r>
-      <w:r>
-        <w:rPr>
-          <w:rFonts w:ascii="Charis SIL Regular" w:hAnsi="Charis SIL Regular" w:eastAsia="Charis SIL Regular"/>
-          <w:b w:val="0"/>
-          <w:i w:val="0"/>
-          <w:color w:val="0000FF"/>
-          <w:sz w:val="24"/>
-          <w:u w:val="single"/>
-        </w:rPr>
-        <w:t xml:space="preserve"> </w:t>
-      </w:r>
-      <w:r>
-        <w:rPr>
-          <w:rFonts w:ascii="Charis SIL Regular" w:hAnsi="Charis SIL Regular" w:eastAsia="Charis SIL Regular"/>
-          <w:b w:val="0"/>
-          <w:i w:val="0"/>
-          <w:color w:val="0000FF"/>
-          <w:sz w:val="24"/>
-          <w:u w:val="single"/>
+            <w:t>Soci</w:t>
+          </w:r>
+        </w:hyperlink>
+      </w:r>
+      <w:r>
+        <w:rPr>
+          <w:u w:val="single" w:color="0000ff"/>
+          <w:rFonts w:ascii="Charis SIL Regular" w:hAnsi="Charis SIL Regular" w:eastAsia="Charis SIL Regular"/>
+          <w:b w:val="0"/>
+          <w:i w:val="0"/>
+          <w:color w:val="000000"/>
+          <w:sz w:val="24"/>
         </w:rPr>
         <w:hyperlink r:id="rId24" w:history="1">
-          <w:r>
-            <w:rPr>
-              <w:rStyle w:val="Hyperlink"/>
-            </w:rPr>
-            <w:t>drawings,</w:t>
-          </w:r>
-        </w:hyperlink>
-      </w:r>
-      <w:r>
-        <w:rPr>
-          <w:rFonts w:ascii="Charis SIL Regular" w:hAnsi="Charis SIL Regular" w:eastAsia="Charis SIL Regular"/>
-          <w:b w:val="0"/>
-          <w:i w:val="0"/>
-          <w:color w:val="0000FF"/>
-          <w:sz w:val="24"/>
-          <w:u w:val="single"/>
-        </w:rPr>
-        <w:t xml:space="preserve"> </w:t>
-      </w:r>
-      <w:r>
-        <w:rPr>
-          <w:rFonts w:ascii="Charis SIL Regular" w:hAnsi="Charis SIL Regular" w:eastAsia="Charis SIL Regular"/>
-          <w:b w:val="0"/>
-          <w:i w:val="0"/>
-          <w:color w:val="0000FF"/>
-          <w:sz w:val="24"/>
-          <w:u w:val="single"/>
-        </w:rPr>
-        <w:hyperlink r:id="rId24" w:history="1">
-          <w:r>
-            <w:rPr>
-              <w:rStyle w:val="Hyperlink"/>
-            </w:rPr>
-            <w:t xml:space="preserve">maps </w:t>
-          </w:r>
-        </w:hyperlink>
-      </w:r>
-      <w:r>
-        <w:rPr>
-          <w:rFonts w:ascii="Charis SIL Regular" w:hAnsi="Charis SIL Regular" w:eastAsia="Charis SIL Regular"/>
-          <w:b w:val="0"/>
-          <w:i w:val="0"/>
-          <w:color w:val="0000FF"/>
-          <w:sz w:val="24"/>
-          <w:u w:val="single"/>
-        </w:rPr>
-        <w:hyperlink r:id="rId24" w:history="1">
-          <w:r>
-            <w:rPr>
-              <w:rStyle w:val="Hyperlink"/>
-            </w:rPr>
-            <w:t>and</w:t>
-          </w:r>
-        </w:hyperlink>
-      </w:r>
-      <w:r>
-        <w:rPr>
-          <w:rFonts w:ascii="Charis SIL Regular" w:hAnsi="Charis SIL Regular" w:eastAsia="Charis SIL Regular"/>
-          <w:b w:val="0"/>
-          <w:i w:val="0"/>
-          <w:color w:val="0000FF"/>
-          <w:sz w:val="24"/>
-          <w:u w:val="single"/>
-        </w:rPr>
-        <w:t xml:space="preserve"> </w:t>
-      </w:r>
-      <w:r>
-        <w:rPr>
-          <w:rFonts w:ascii="Charis SIL Regular" w:hAnsi="Charis SIL Regular" w:eastAsia="Charis SIL Regular"/>
-          <w:b w:val="0"/>
-          <w:i w:val="0"/>
-          <w:color w:val="0000FF"/>
-          <w:sz w:val="24"/>
-          <w:u w:val="single"/>
-        </w:rPr>
-        <w:hyperlink r:id="rId24" w:history="1">
-          <w:r>
-            <w:rPr>
-              <w:rStyle w:val="Hyperlink"/>
-            </w:rPr>
-            <w:t>photographs</w:t>
-          </w:r>
-        </w:hyperlink>
-      </w:r>
-      <w:r>
-        <w:rPr>
-          <w:rFonts w:ascii="Charis SIL Regular" w:hAnsi="Charis SIL Regular" w:eastAsia="Charis SIL Regular"/>
-          <w:b w:val="0"/>
-          <w:i w:val="0"/>
-          <w:color w:val="000000"/>
-          <w:sz w:val="24"/>
-        </w:rPr>
-        <w:t xml:space="preserve"> of the Zeist Missio</w:t>
-      </w:r>
-      <w:r>
-        <w:rPr>
-          <w:u w:val="single" w:color="0000ff"/>
-          <w:rFonts w:ascii="Charis SIL Regular" w:hAnsi="Charis SIL Regular" w:eastAsia="Charis SIL Regular"/>
-          <w:b w:val="0"/>
-          <w:i w:val="0"/>
-          <w:color w:val="000000"/>
-          <w:sz w:val="24"/>
-        </w:rPr>
-        <w:hyperlink r:id="rId23" w:history="1">
-          <w:r>
-            <w:rPr>
-              <w:rStyle w:val="Hyperlink"/>
-            </w:rPr>
-            <w:t>nary</w:t>
-          </w:r>
-        </w:hyperlink>
-      </w:r>
-      <w:r>
-        <w:rPr>
-          <w:u w:val="single" w:color="0000ff"/>
-          <w:rFonts w:ascii="Charis SIL Regular" w:hAnsi="Charis SIL Regular" w:eastAsia="Charis SIL Regular"/>
-          <w:b w:val="0"/>
-          <w:i w:val="0"/>
-          <w:color w:val="000000"/>
-          <w:sz w:val="24"/>
-        </w:rPr>
-        <w:t xml:space="preserve"> </w:t>
-      </w:r>
-      <w:r>
-        <w:rPr>
-          <w:u w:val="single" w:color="0000ff"/>
-          <w:rFonts w:ascii="Charis SIL Regular" w:hAnsi="Charis SIL Regular" w:eastAsia="Charis SIL Regular"/>
-          <w:b w:val="0"/>
-          <w:i w:val="0"/>
-          <w:color w:val="000000"/>
-          <w:sz w:val="24"/>
-        </w:rPr>
-        <w:hyperlink r:id="rId23" w:history="1">
-          <w:r>
-            <w:rPr>
-              <w:rStyle w:val="Hyperlink"/>
-            </w:rPr>
-            <w:t>Soci</w:t>
-          </w:r>
-        </w:hyperlink>
-      </w:r>
-      <w:r>
-        <w:rPr>
-          <w:u w:val="single" w:color="0000ff"/>
-          <w:rFonts w:ascii="Charis SIL Regular" w:hAnsi="Charis SIL Regular" w:eastAsia="Charis SIL Regular"/>
-          <w:b w:val="0"/>
-          <w:i w:val="0"/>
-          <w:color w:val="000000"/>
-          <w:sz w:val="24"/>
-        </w:rPr>
-        <w:hyperlink r:id="rId23" w:history="1">
           <w:r>
             <w:rPr>
               <w:rStyle w:val="Hyperlink"/>
@@ -3192,7 +3226,7 @@
           <w:sz w:val="24"/>
           <w:u w:val="single"/>
         </w:rPr>
-        <w:hyperlink r:id="rId25" w:history="1">
+        <w:hyperlink r:id="rId26" w:history="1">
           <w:r>
             <w:rPr>
               <w:rStyle w:val="Hyperlink"/>
@@ -3220,24 +3254,178 @@
           <w:sz w:val="24"/>
           <w:u w:val="single"/>
         </w:rPr>
+        <w:hyperlink r:id="rId27" w:history="1">
+          <w:r>
+            <w:rPr>
+              <w:rStyle w:val="Hyperlink"/>
+            </w:rPr>
+            <w:t>RV-1054</w:t>
+          </w:r>
+        </w:hyperlink>
+      </w:r>
+      <w:r>
+        <w:rPr>
+          <w:rFonts w:ascii="Charis SIL Regular" w:hAnsi="Charis SIL Regular" w:eastAsia="Charis SIL Regular"/>
+          <w:b w:val="0"/>
+          <w:i w:val="0"/>
+          <w:color w:val="000000"/>
+          <w:sz w:val="24"/>
+        </w:rPr>
+        <w:t xml:space="preserve">, amassed by Governor </w:t>
+      </w:r>
+      <w:r>
+        <w:rPr>
+          <w:rFonts w:ascii="Charis SIL Regular" w:hAnsi="Charis SIL Regular" w:eastAsia="Charis SIL Regular"/>
+          <w:b w:val="0"/>
+          <w:i w:val="0"/>
+          <w:color w:val="0000FF"/>
+          <w:sz w:val="24"/>
+          <w:u w:val="single"/>
+        </w:rPr>
+        <w:hyperlink r:id="rId28" w:history="1">
+          <w:r>
+            <w:rPr>
+              <w:rStyle w:val="Hyperlink"/>
+            </w:rPr>
+            <w:t>Cornelis</w:t>
+          </w:r>
+        </w:hyperlink>
+      </w:r>
+      <w:r>
+        <w:rPr>
+          <w:rFonts w:ascii="Charis SIL Regular" w:hAnsi="Charis SIL Regular" w:eastAsia="Charis SIL Regular"/>
+          <w:b w:val="0"/>
+          <w:i w:val="0"/>
+          <w:color w:val="0000FF"/>
+          <w:sz w:val="24"/>
+          <w:u w:val="single"/>
+        </w:rPr>
+        <w:t xml:space="preserve"> </w:t>
+      </w:r>
+      <w:r>
+        <w:rPr>
+          <w:rFonts w:ascii="Charis SIL Regular" w:hAnsi="Charis SIL Regular" w:eastAsia="Charis SIL Regular"/>
+          <w:b w:val="0"/>
+          <w:i w:val="0"/>
+          <w:color w:val="0000FF"/>
+          <w:sz w:val="24"/>
+          <w:u w:val="single"/>
+        </w:rPr>
+        <w:hyperlink r:id="rId28" w:history="1">
+          <w:r>
+            <w:rPr>
+              <w:rStyle w:val="Hyperlink"/>
+            </w:rPr>
+            <w:t>Ascanius</w:t>
+          </w:r>
+        </w:hyperlink>
+      </w:r>
+      <w:r>
+        <w:rPr>
+          <w:rFonts w:ascii="Charis SIL Regular" w:hAnsi="Charis SIL Regular" w:eastAsia="Charis SIL Regular"/>
+          <w:b w:val="0"/>
+          <w:i w:val="0"/>
+          <w:color w:val="0000FF"/>
+          <w:sz w:val="24"/>
+          <w:u w:val="single"/>
+        </w:rPr>
+        <w:t xml:space="preserve"> </w:t>
+      </w:r>
+      <w:r>
+        <w:rPr>
+          <w:rFonts w:ascii="Charis SIL Regular" w:hAnsi="Charis SIL Regular" w:eastAsia="Charis SIL Regular"/>
+          <w:b w:val="0"/>
+          <w:i w:val="0"/>
+          <w:color w:val="0000FF"/>
+          <w:sz w:val="24"/>
+          <w:u w:val="single"/>
+        </w:rPr>
+        <w:hyperlink r:id="rId28" w:history="1">
+          <w:r>
+            <w:rPr>
+              <w:rStyle w:val="Hyperlink"/>
+            </w:rPr>
+            <w:t>van</w:t>
+          </w:r>
+        </w:hyperlink>
+      </w:r>
+      <w:r>
+        <w:rPr>
+          <w:rFonts w:ascii="Charis SIL Regular" w:hAnsi="Charis SIL Regular" w:eastAsia="Charis SIL Regular"/>
+          <w:b w:val="0"/>
+          <w:i w:val="0"/>
+          <w:color w:val="0000FF"/>
+          <w:sz w:val="24"/>
+          <w:u w:val="single"/>
+        </w:rPr>
+        <w:t xml:space="preserve"> </w:t>
+      </w:r>
+      <w:r>
+        <w:rPr>
+          <w:rFonts w:ascii="Charis SIL Regular" w:hAnsi="Charis SIL Regular" w:eastAsia="Charis SIL Regular"/>
+          <w:b w:val="0"/>
+          <w:i w:val="0"/>
+          <w:color w:val="0000FF"/>
+          <w:sz w:val="24"/>
+          <w:u w:val="single"/>
+        </w:rPr>
+        <w:hyperlink r:id="rId28" w:history="1">
+          <w:r>
+            <w:rPr>
+              <w:rStyle w:val="Hyperlink"/>
+            </w:rPr>
+            <w:t>Sypesteyn</w:t>
+          </w:r>
+        </w:hyperlink>
+      </w:r>
+      <w:r>
+        <w:rPr>
+          <w:rFonts w:ascii="Charis SIL Regular" w:hAnsi="Charis SIL Regular" w:eastAsia="Charis SIL Regular"/>
+          <w:b w:val="0"/>
+          <w:i w:val="0"/>
+          <w:color w:val="000000"/>
+          <w:sz w:val="24"/>
+        </w:rPr>
+        <w:t xml:space="preserve"> and finance </w:t>
+      </w:r>
+      <w:r>
+        <w:rPr>
+          <w:u w:val="single" w:color="0000ff"/>
+          <w:rFonts w:ascii="Charis SIL Regular" w:hAnsi="Charis SIL Regular" w:eastAsia="Charis SIL Regular"/>
+          <w:b w:val="0"/>
+          <w:i w:val="0"/>
+          <w:color w:val="000000"/>
+          <w:sz w:val="24"/>
+        </w:rPr>
         <w:hyperlink r:id="rId26" w:history="1">
           <w:r>
             <w:rPr>
               <w:rStyle w:val="Hyperlink"/>
             </w:rPr>
-            <w:t>RV-1054</w:t>
-          </w:r>
-        </w:hyperlink>
-      </w:r>
-      <w:r>
-        <w:rPr>
-          <w:rFonts w:ascii="Charis SIL Regular" w:hAnsi="Charis SIL Regular" w:eastAsia="Charis SIL Regular"/>
-          <w:b w:val="0"/>
-          <w:i w:val="0"/>
-          <w:color w:val="000000"/>
-          <w:sz w:val="24"/>
-        </w:rPr>
-        <w:t xml:space="preserve">, amassed by Governor </w:t>
+            <w:t>admini</w:t>
+          </w:r>
+        </w:hyperlink>
+      </w:r>
+      <w:r>
+        <w:rPr>
+          <w:rFonts w:ascii="Charis SIL Regular" w:hAnsi="Charis SIL Regular" w:eastAsia="Charis SIL Regular"/>
+          <w:b w:val="0"/>
+          <w:i w:val="0"/>
+          <w:color w:val="000000"/>
+          <w:sz w:val="24"/>
+        </w:rPr>
+        <w:t>strato</w:t>
+      </w:r>
+      <w:r>
+        <w:rPr>
+          <w:u w:val="single" w:color="0000ff"/>
+          <w:rFonts w:ascii="Charis SIL Regular" w:hAnsi="Charis SIL Regular" w:eastAsia="Charis SIL Regular"/>
+          <w:b w:val="0"/>
+          <w:i w:val="0"/>
+          <w:color w:val="000000"/>
+          <w:sz w:val="24"/>
+        </w:rPr>
+        <w:t xml:space="preserve">r </w:t>
       </w:r>
       <w:r>
         <w:rPr>
@@ -3253,7 +3441,7 @@
             <w:rPr>
               <w:rStyle w:val="Hyperlink"/>
             </w:rPr>
-            <w:t>Cornelis</w:t>
+            <w:t>Assuee</w:t>
           </w:r>
         </w:hyperlink>
       </w:r>
@@ -3266,6 +3454,24 @@
           <w:sz w:val="24"/>
           <w:u w:val="single"/>
         </w:rPr>
+        <w:hyperlink r:id="rId29" w:history="1">
+          <w:r>
+            <w:rPr>
+              <w:rStyle w:val="Hyperlink"/>
+            </w:rPr>
+            <w:t>r</w:t>
+          </w:r>
+        </w:hyperlink>
+      </w:r>
+      <w:r>
+        <w:rPr>
+          <w:rFonts w:ascii="Charis SIL Regular" w:hAnsi="Charis SIL Regular" w:eastAsia="Charis SIL Regular"/>
+          <w:b w:val="0"/>
+          <w:i w:val="0"/>
+          <w:color w:val="0000FF"/>
+          <w:sz w:val="24"/>
+          <w:u w:val="single"/>
+        </w:rPr>
         <w:t xml:space="preserve"> </w:t>
       </w:r>
       <w:r>
@@ -3277,12 +3483,12 @@
           <w:sz w:val="24"/>
           <w:u w:val="single"/>
         </w:rPr>
-        <w:hyperlink r:id="rId27" w:history="1">
-          <w:r>
-            <w:rPr>
-              <w:rStyle w:val="Hyperlink"/>
-            </w:rPr>
-            <w:t>Ascanius</w:t>
+        <w:hyperlink r:id="rId29" w:history="1">
+          <w:r>
+            <w:rPr>
+              <w:rStyle w:val="Hyperlink"/>
+            </w:rPr>
+            <w:t>Jacob</w:t>
           </w:r>
         </w:hyperlink>
       </w:r>
@@ -3306,7 +3512,25 @@
           <w:sz w:val="24"/>
           <w:u w:val="single"/>
         </w:rPr>
-        <w:hyperlink r:id="rId27" w:history="1">
+        <w:hyperlink r:id="rId29" w:history="1">
+          <w:r>
+            <w:rPr>
+              <w:rStyle w:val="Hyperlink"/>
+            </w:rPr>
+            <w:t xml:space="preserve">Schimmelpenninck </w:t>
+          </w:r>
+        </w:hyperlink>
+      </w:r>
+      <w:r>
+        <w:rPr>
+          <w:rFonts w:ascii="Charis SIL Regular" w:hAnsi="Charis SIL Regular" w:eastAsia="Charis SIL Regular"/>
+          <w:b w:val="0"/>
+          <w:i w:val="0"/>
+          <w:color w:val="0000FF"/>
+          <w:sz w:val="24"/>
+          <w:u w:val="single"/>
+        </w:rPr>
+        <w:hyperlink r:id="rId28" w:history="1">
           <w:r>
             <w:rPr>
               <w:rStyle w:val="Hyperlink"/>
@@ -3335,24 +3559,14 @@
           <w:sz w:val="24"/>
           <w:u w:val="single"/>
         </w:rPr>
-        <w:hyperlink r:id="rId27" w:history="1">
-          <w:r>
-            <w:rPr>
-              <w:rStyle w:val="Hyperlink"/>
-            </w:rPr>
-            <w:t>Sypesteyn</w:t>
-          </w:r>
-        </w:hyperlink>
-      </w:r>
-      <w:r>
-        <w:rPr>
-          <w:rFonts w:ascii="Charis SIL Regular" w:hAnsi="Charis SIL Regular" w:eastAsia="Charis SIL Regular"/>
-          <w:b w:val="0"/>
-          <w:i w:val="0"/>
-          <w:color w:val="000000"/>
-          <w:sz w:val="24"/>
-        </w:rPr>
-        <w:t xml:space="preserve"> and finance administrator </w:t>
+        <w:hyperlink r:id="rId28" w:history="1">
+          <w:r>
+            <w:rPr>
+              <w:rStyle w:val="Hyperlink"/>
+            </w:rPr>
+            <w:t>der</w:t>
+          </w:r>
+        </w:hyperlink>
       </w:r>
       <w:r>
         <w:rPr>
@@ -3363,14 +3577,7 @@
           <w:sz w:val="24"/>
           <w:u w:val="single"/>
         </w:rPr>
-        <w:hyperlink r:id="rId26" w:history="1">
-          <w:r>
-            <w:rPr>
-              <w:rStyle w:val="Hyperlink"/>
-            </w:rPr>
-            <w:t>Assuee</w:t>
-          </w:r>
-        </w:hyperlink>
+        <w:t xml:space="preserve"> </w:t>
       </w:r>
       <w:r>
         <w:rPr>
@@ -3386,6 +3593,235 @@
             <w:rPr>
               <w:rStyle w:val="Hyperlink"/>
             </w:rPr>
+            <w:t>Oye</w:t>
+          </w:r>
+        </w:hyperlink>
+      </w:r>
+      <w:r>
+        <w:rPr>
+          <w:u w:val="single" w:color="0000ff"/>
+          <w:rFonts w:ascii="Charis SIL Regular" w:hAnsi="Charis SIL Regular" w:eastAsia="Charis SIL Regular"/>
+          <w:b w:val="0"/>
+          <w:i w:val="0"/>
+          <w:color w:val="000000"/>
+          <w:sz w:val="24"/>
+        </w:rPr>
+        <w:hyperlink r:id="rId28" w:history="1">
+          <w:r>
+            <w:rPr>
+              <w:rStyle w:val="Hyperlink"/>
+            </w:rPr>
+            <w:t>. The</w:t>
+          </w:r>
+        </w:hyperlink>
+      </w:r>
+      <w:r>
+        <w:rPr>
+          <w:u w:val="single" w:color="0000ff"/>
+          <w:rFonts w:ascii="Charis SIL Regular" w:hAnsi="Charis SIL Regular" w:eastAsia="Charis SIL Regular"/>
+          <w:b w:val="0"/>
+          <w:i w:val="0"/>
+          <w:color w:val="000000"/>
+          <w:sz w:val="24"/>
+        </w:rPr>
+        <w:hyperlink r:id="rId28" w:history="1">
+          <w:r>
+            <w:rPr>
+              <w:rStyle w:val="Hyperlink"/>
+            </w:rPr>
+            <w:t>s</w:t>
+          </w:r>
+        </w:hyperlink>
+      </w:r>
+      <w:r>
+        <w:rPr>
+          <w:u w:val="single" w:color="0000ff"/>
+          <w:rFonts w:ascii="Charis SIL Regular" w:hAnsi="Charis SIL Regular" w:eastAsia="Charis SIL Regular"/>
+          <w:b w:val="0"/>
+          <w:i w:val="0"/>
+          <w:color w:val="000000"/>
+          <w:sz w:val="24"/>
+        </w:rPr>
+        <w:hyperlink r:id="rId28" w:history="1">
+          <w:r>
+            <w:rPr>
+              <w:rStyle w:val="Hyperlink"/>
+            </w:rPr>
+            <w:t>e w</w:t>
+          </w:r>
+        </w:hyperlink>
+      </w:r>
+      <w:r>
+        <w:rPr>
+          <w:u w:val="single" w:color="0000ff"/>
+          <w:rFonts w:ascii="Charis SIL Regular" w:hAnsi="Charis SIL Regular" w:eastAsia="Charis SIL Regular"/>
+          <w:b w:val="0"/>
+          <w:i w:val="0"/>
+          <w:color w:val="000000"/>
+          <w:sz w:val="24"/>
+        </w:rPr>
+        <w:hyperlink r:id="rId28" w:history="1">
+          <w:r>
+            <w:rPr>
+              <w:rStyle w:val="Hyperlink"/>
+            </w:rPr>
+            <w:t>e</w:t>
+          </w:r>
+        </w:hyperlink>
+      </w:r>
+      <w:r>
+        <w:rPr>
+          <w:u w:val="single" w:color="0000ff"/>
+          <w:rFonts w:ascii="Charis SIL Regular" w:hAnsi="Charis SIL Regular" w:eastAsia="Charis SIL Regular"/>
+          <w:b w:val="0"/>
+          <w:i w:val="0"/>
+          <w:color w:val="000000"/>
+          <w:sz w:val="24"/>
+        </w:rPr>
+        <w:hyperlink r:id="rId28" w:history="1">
+          <w:r>
+            <w:rPr>
+              <w:rStyle w:val="Hyperlink"/>
+            </w:rPr>
+            <w:t>re donate</w:t>
+          </w:r>
+        </w:hyperlink>
+      </w:r>
+      <w:r>
+        <w:rPr>
+          <w:rFonts w:ascii="Charis SIL Regular" w:hAnsi="Charis SIL Regular" w:eastAsia="Charis SIL Regular"/>
+          <w:b w:val="0"/>
+          <w:i w:val="0"/>
+          <w:color w:val="000000"/>
+          <w:sz w:val="24"/>
+        </w:rPr>
+        <w:t>d to the National Ethnograp</w:t>
+      </w:r>
+      <w:r>
+        <w:rPr>
+          <w:u w:val="single" w:color="0000ff"/>
+          <w:rFonts w:ascii="Charis SIL Regular" w:hAnsi="Charis SIL Regular" w:eastAsia="Charis SIL Regular"/>
+          <w:b w:val="0"/>
+          <w:i w:val="0"/>
+          <w:color w:val="000000"/>
+          <w:sz w:val="24"/>
+        </w:rPr>
+        <w:hyperlink r:id="rId29" w:history="1">
+          <w:r>
+            <w:rPr>
+              <w:rStyle w:val="Hyperlink"/>
+            </w:rPr>
+            <w:t>hic Mu</w:t>
+          </w:r>
+        </w:hyperlink>
+      </w:r>
+      <w:r>
+        <w:rPr>
+          <w:u w:val="single" w:color="0000ff"/>
+          <w:rFonts w:ascii="Charis SIL Regular" w:hAnsi="Charis SIL Regular" w:eastAsia="Charis SIL Regular"/>
+          <w:b w:val="0"/>
+          <w:i w:val="0"/>
+          <w:color w:val="000000"/>
+          <w:sz w:val="24"/>
+        </w:rPr>
+        <w:hyperlink r:id="rId29" w:history="1">
+          <w:r>
+            <w:rPr>
+              <w:rStyle w:val="Hyperlink"/>
+            </w:rPr>
+            <w:t>s</w:t>
+          </w:r>
+        </w:hyperlink>
+      </w:r>
+      <w:r>
+        <w:rPr>
+          <w:u w:val="single" w:color="0000ff"/>
+          <w:rFonts w:ascii="Charis SIL Regular" w:hAnsi="Charis SIL Regular" w:eastAsia="Charis SIL Regular"/>
+          <w:b w:val="0"/>
+          <w:i w:val="0"/>
+          <w:color w:val="000000"/>
+          <w:sz w:val="24"/>
+        </w:rPr>
+        <w:hyperlink r:id="rId29" w:history="1">
+          <w:r>
+            <w:rPr>
+              <w:rStyle w:val="Hyperlink"/>
+            </w:rPr>
+            <w:t xml:space="preserve">eum, </w:t>
+          </w:r>
+        </w:hyperlink>
+      </w:r>
+      <w:r>
+        <w:rPr>
+          <w:u w:val="single" w:color="0000ff"/>
+          <w:rFonts w:ascii="Charis SIL Regular" w:hAnsi="Charis SIL Regular" w:eastAsia="Charis SIL Regular"/>
+          <w:b w:val="0"/>
+          <w:i w:val="0"/>
+          <w:color w:val="000000"/>
+          <w:sz w:val="24"/>
+        </w:rPr>
+        <w:hyperlink r:id="rId29" w:history="1">
+          <w:r>
+            <w:rPr>
+              <w:rStyle w:val="Hyperlink"/>
+            </w:rPr>
+            <w:t>n</w:t>
+          </w:r>
+        </w:hyperlink>
+      </w:r>
+      <w:r>
+        <w:rPr>
+          <w:u w:val="single" w:color="0000ff"/>
+          <w:rFonts w:ascii="Charis SIL Regular" w:hAnsi="Charis SIL Regular" w:eastAsia="Charis SIL Regular"/>
+          <w:b w:val="0"/>
+          <w:i w:val="0"/>
+          <w:color w:val="000000"/>
+          <w:sz w:val="24"/>
+        </w:rPr>
+        <w:hyperlink r:id="rId29" w:history="1">
+          <w:r>
+            <w:rPr>
+              <w:rStyle w:val="Hyperlink"/>
+            </w:rPr>
+            <w:t xml:space="preserve">ow the </w:t>
+          </w:r>
+        </w:hyperlink>
+      </w:r>
+      <w:r>
+        <w:br/>
+      </w:r>
+      <w:r>
+        <w:rPr>
+          <w:rFonts w:ascii="Charis SIL Regular" w:hAnsi="Charis SIL Regular" w:eastAsia="Charis SIL Regular"/>
+          <w:b w:val="0"/>
+          <w:i w:val="0"/>
+          <w:color w:val="0000FF"/>
+          <w:sz w:val="24"/>
+          <w:u w:val="single"/>
+        </w:rPr>
+        <w:hyperlink r:id="rId29" w:history="1">
+          <w:r>
+            <w:rPr>
+              <w:rStyle w:val="Hyperlink"/>
+            </w:rPr>
+            <w:t>We</w:t>
+          </w:r>
+        </w:hyperlink>
+      </w:r>
+      <w:r>
+        <w:rPr>
+          <w:rFonts w:ascii="Charis SIL Regular" w:hAnsi="Charis SIL Regular" w:eastAsia="Charis SIL Regular"/>
+          <w:b w:val="0"/>
+          <w:i w:val="0"/>
+          <w:color w:val="0000FF"/>
+          <w:sz w:val="24"/>
+          <w:u w:val="single"/>
+        </w:rPr>
+        <w:hyperlink r:id="rId29" w:history="1">
+          <w:r>
+            <w:rPr>
+              <w:rStyle w:val="Hyperlink"/>
+            </w:rPr>
             <w:t>r</w:t>
           </w:r>
         </w:hyperlink>
@@ -3399,6 +3835,71 @@
           <w:sz w:val="24"/>
           <w:u w:val="single"/>
         </w:rPr>
+        <w:hyperlink r:id="rId29" w:history="1">
+          <w:r>
+            <w:rPr>
+              <w:rStyle w:val="Hyperlink"/>
+            </w:rPr>
+            <w:t>eld</w:t>
+          </w:r>
+        </w:hyperlink>
+      </w:r>
+      <w:r>
+        <w:rPr>
+          <w:rFonts w:ascii="Charis SIL Regular" w:hAnsi="Charis SIL Regular" w:eastAsia="Charis SIL Regular"/>
+          <w:b w:val="0"/>
+          <w:i w:val="0"/>
+          <w:color w:val="0000FF"/>
+          <w:sz w:val="24"/>
+          <w:u w:val="single"/>
+        </w:rPr>
+        <w:t>m</w:t>
+      </w:r>
+      <w:r>
+        <w:rPr>
+          <w:rFonts w:ascii="Charis SIL Regular" w:hAnsi="Charis SIL Regular" w:eastAsia="Charis SIL Regular"/>
+          <w:b w:val="0"/>
+          <w:i w:val="0"/>
+          <w:color w:val="0000FF"/>
+          <w:sz w:val="24"/>
+          <w:u w:val="single"/>
+        </w:rPr>
+        <w:hyperlink r:id="rId29" w:history="1">
+          <w:r>
+            <w:rPr>
+              <w:rStyle w:val="Hyperlink"/>
+            </w:rPr>
+            <w:t>use</w:t>
+          </w:r>
+        </w:hyperlink>
+      </w:r>
+      <w:r>
+        <w:rPr>
+          <w:rFonts w:ascii="Charis SIL Regular" w:hAnsi="Charis SIL Regular" w:eastAsia="Charis SIL Regular"/>
+          <w:b w:val="0"/>
+          <w:i w:val="0"/>
+          <w:color w:val="0000FF"/>
+          <w:sz w:val="24"/>
+          <w:u w:val="single"/>
+        </w:rPr>
+        <w:hyperlink r:id="rId30" w:history="1">
+          <w:r>
+            <w:rPr>
+              <w:rStyle w:val="Hyperlink"/>
+            </w:rPr>
+            <w:t>um</w:t>
+          </w:r>
+        </w:hyperlink>
+      </w:r>
+      <w:r>
+        <w:rPr>
+          <w:rFonts w:ascii="Charis SIL Regular" w:hAnsi="Charis SIL Regular" w:eastAsia="Charis SIL Regular"/>
+          <w:b w:val="0"/>
+          <w:i w:val="0"/>
+          <w:color w:val="0000FF"/>
+          <w:sz w:val="24"/>
+          <w:u w:val="single"/>
+        </w:rPr>
         <w:t xml:space="preserve"> </w:t>
       </w:r>
       <w:r>
@@ -3410,14 +3911,24 @@
           <w:sz w:val="24"/>
           <w:u w:val="single"/>
         </w:rPr>
-        <w:hyperlink r:id="rId28" w:history="1">
-          <w:r>
-            <w:rPr>
-              <w:rStyle w:val="Hyperlink"/>
-            </w:rPr>
-            <w:t>Jacob</w:t>
-          </w:r>
-        </w:hyperlink>
+        <w:hyperlink r:id="rId30" w:history="1">
+          <w:r>
+            <w:rPr>
+              <w:rStyle w:val="Hyperlink"/>
+            </w:rPr>
+            <w:t>Leiden</w:t>
+          </w:r>
+        </w:hyperlink>
+      </w:r>
+      <w:r>
+        <w:rPr>
+          <w:rFonts w:ascii="Charis SIL Regular" w:hAnsi="Charis SIL Regular" w:eastAsia="Charis SIL Regular"/>
+          <w:b w:val="0"/>
+          <w:i w:val="0"/>
+          <w:color w:val="000000"/>
+          <w:sz w:val="24"/>
+        </w:rPr>
+        <w:t xml:space="preserve">, in 1883 and 1895, respectively. The </w:t>
       </w:r>
       <w:r>
         <w:rPr>
@@ -3428,6 +3939,24 @@
           <w:sz w:val="24"/>
           <w:u w:val="single"/>
         </w:rPr>
+        <w:hyperlink r:id="rId31" w:history="1">
+          <w:r>
+            <w:rPr>
+              <w:rStyle w:val="Hyperlink"/>
+            </w:rPr>
+            <w:t>Artis</w:t>
+          </w:r>
+        </w:hyperlink>
+      </w:r>
+      <w:r>
+        <w:rPr>
+          <w:rFonts w:ascii="Charis SIL Regular" w:hAnsi="Charis SIL Regular" w:eastAsia="Charis SIL Regular"/>
+          <w:b w:val="0"/>
+          <w:i w:val="0"/>
+          <w:color w:val="0000FF"/>
+          <w:sz w:val="24"/>
+          <w:u w:val="single"/>
+        </w:rPr>
         <w:t xml:space="preserve"> </w:t>
       </w:r>
       <w:r>
@@ -3439,12 +3968,12 @@
           <w:sz w:val="24"/>
           <w:u w:val="single"/>
         </w:rPr>
-        <w:hyperlink r:id="rId28" w:history="1">
-          <w:r>
-            <w:rPr>
-              <w:rStyle w:val="Hyperlink"/>
-            </w:rPr>
-            <w:t xml:space="preserve">Schimmelpenninck </w:t>
+        <w:hyperlink r:id="rId31" w:history="1">
+          <w:r>
+            <w:rPr>
+              <w:rStyle w:val="Hyperlink"/>
+            </w:rPr>
+            <w:t>Ethnographic</w:t>
           </w:r>
         </w:hyperlink>
       </w:r>
@@ -3457,14 +3986,7 @@
           <w:sz w:val="24"/>
           <w:u w:val="single"/>
         </w:rPr>
-        <w:hyperlink r:id="rId27" w:history="1">
-          <w:r>
-            <w:rPr>
-              <w:rStyle w:val="Hyperlink"/>
-            </w:rPr>
-            <w:t>van</w:t>
-          </w:r>
-        </w:hyperlink>
+        <w:t xml:space="preserve"> </w:t>
       </w:r>
       <w:r>
         <w:rPr>
@@ -3475,54 +3997,24 @@
           <w:sz w:val="24"/>
           <w:u w:val="single"/>
         </w:rPr>
-        <w:t xml:space="preserve"> </w:t>
-      </w:r>
-      <w:r>
-        <w:rPr>
-          <w:rFonts w:ascii="Charis SIL Regular" w:hAnsi="Charis SIL Regular" w:eastAsia="Charis SIL Regular"/>
-          <w:b w:val="0"/>
-          <w:i w:val="0"/>
-          <w:color w:val="0000FF"/>
-          <w:sz w:val="24"/>
-          <w:u w:val="single"/>
-        </w:rPr>
-        <w:hyperlink r:id="rId27" w:history="1">
-          <w:r>
-            <w:rPr>
-              <w:rStyle w:val="Hyperlink"/>
-            </w:rPr>
-            <w:t>der</w:t>
-          </w:r>
-        </w:hyperlink>
-      </w:r>
-      <w:r>
-        <w:rPr>
-          <w:rFonts w:ascii="Charis SIL Regular" w:hAnsi="Charis SIL Regular" w:eastAsia="Charis SIL Regular"/>
-          <w:b w:val="0"/>
-          <w:i w:val="0"/>
-          <w:color w:val="0000FF"/>
-          <w:sz w:val="24"/>
-          <w:u w:val="single"/>
-        </w:rPr>
-        <w:t xml:space="preserve"> </w:t>
-      </w:r>
-      <w:r>
-        <w:rPr>
-          <w:rFonts w:ascii="Charis SIL Regular" w:hAnsi="Charis SIL Regular" w:eastAsia="Charis SIL Regular"/>
-          <w:b w:val="0"/>
-          <w:i w:val="0"/>
-          <w:color w:val="0000FF"/>
-          <w:sz w:val="24"/>
-          <w:u w:val="single"/>
-        </w:rPr>
-        <w:hyperlink r:id="rId27" w:history="1">
-          <w:r>
-            <w:rPr>
-              <w:rStyle w:val="Hyperlink"/>
-            </w:rPr>
-            <w:t>Oye</w:t>
-          </w:r>
-        </w:hyperlink>
+        <w:hyperlink r:id="rId31" w:history="1">
+          <w:r>
+            <w:rPr>
+              <w:rStyle w:val="Hyperlink"/>
+            </w:rPr>
+            <w:t>Museum</w:t>
+          </w:r>
+        </w:hyperlink>
+      </w:r>
+      <w:r>
+        <w:rPr>
+          <w:rFonts w:ascii="Charis SIL Regular" w:hAnsi="Charis SIL Regular" w:eastAsia="Charis SIL Regular"/>
+          <w:b w:val="0"/>
+          <w:i w:val="0"/>
+          <w:color w:val="000000"/>
+          <w:sz w:val="24"/>
+        </w:rPr>
+        <w:t xml:space="preserve"> also </w:t>
       </w:r>
       <w:r>
         <w:rPr>
@@ -3533,12 +4025,12 @@
           <w:color w:val="000000"/>
           <w:sz w:val="24"/>
         </w:rPr>
-        <w:hyperlink r:id="rId27" w:history="1">
-          <w:r>
-            <w:rPr>
-              <w:rStyle w:val="Hyperlink"/>
-            </w:rPr>
-            <w:t>. The</w:t>
+        <w:hyperlink r:id="rId30" w:history="1">
+          <w:r>
+            <w:rPr>
+              <w:rStyle w:val="Hyperlink"/>
+            </w:rPr>
+            <w:t>owned a large S</w:t>
           </w:r>
         </w:hyperlink>
       </w:r>
@@ -3551,426 +4043,7 @@
           <w:color w:val="000000"/>
           <w:sz w:val="24"/>
         </w:rPr>
-        <w:hyperlink r:id="rId27" w:history="1">
-          <w:r>
-            <w:rPr>
-              <w:rStyle w:val="Hyperlink"/>
-            </w:rPr>
-            <w:t>s</w:t>
-          </w:r>
-        </w:hyperlink>
-      </w:r>
-      <w:r>
-        <w:rPr>
-          <w:u w:val="single" w:color="0000ff"/>
-          <w:rFonts w:ascii="Charis SIL Regular" w:hAnsi="Charis SIL Regular" w:eastAsia="Charis SIL Regular"/>
-          <w:b w:val="0"/>
-          <w:i w:val="0"/>
-          <w:color w:val="000000"/>
-          <w:sz w:val="24"/>
-        </w:rPr>
-        <w:hyperlink r:id="rId27" w:history="1">
-          <w:r>
-            <w:rPr>
-              <w:rStyle w:val="Hyperlink"/>
-            </w:rPr>
-            <w:t>e w</w:t>
-          </w:r>
-        </w:hyperlink>
-      </w:r>
-      <w:r>
-        <w:rPr>
-          <w:u w:val="single" w:color="0000ff"/>
-          <w:rFonts w:ascii="Charis SIL Regular" w:hAnsi="Charis SIL Regular" w:eastAsia="Charis SIL Regular"/>
-          <w:b w:val="0"/>
-          <w:i w:val="0"/>
-          <w:color w:val="000000"/>
-          <w:sz w:val="24"/>
-        </w:rPr>
-        <w:hyperlink r:id="rId27" w:history="1">
-          <w:r>
-            <w:rPr>
-              <w:rStyle w:val="Hyperlink"/>
-            </w:rPr>
-            <w:t>e</w:t>
-          </w:r>
-        </w:hyperlink>
-      </w:r>
-      <w:r>
-        <w:rPr>
-          <w:u w:val="single" w:color="0000ff"/>
-          <w:rFonts w:ascii="Charis SIL Regular" w:hAnsi="Charis SIL Regular" w:eastAsia="Charis SIL Regular"/>
-          <w:b w:val="0"/>
-          <w:i w:val="0"/>
-          <w:color w:val="000000"/>
-          <w:sz w:val="24"/>
-        </w:rPr>
-        <w:hyperlink r:id="rId27" w:history="1">
-          <w:r>
-            <w:rPr>
-              <w:rStyle w:val="Hyperlink"/>
-            </w:rPr>
-            <w:t>re donate</w:t>
-          </w:r>
-        </w:hyperlink>
-      </w:r>
-      <w:r>
-        <w:rPr>
-          <w:rFonts w:ascii="Charis SIL Regular" w:hAnsi="Charis SIL Regular" w:eastAsia="Charis SIL Regular"/>
-          <w:b w:val="0"/>
-          <w:i w:val="0"/>
-          <w:color w:val="000000"/>
-          <w:sz w:val="24"/>
-        </w:rPr>
-        <w:t>d to the National Ethnograp</w:t>
-      </w:r>
-      <w:r>
-        <w:rPr>
-          <w:u w:val="single" w:color="0000ff"/>
-          <w:rFonts w:ascii="Charis SIL Regular" w:hAnsi="Charis SIL Regular" w:eastAsia="Charis SIL Regular"/>
-          <w:b w:val="0"/>
-          <w:i w:val="0"/>
-          <w:color w:val="000000"/>
-          <w:sz w:val="24"/>
-        </w:rPr>
-        <w:hyperlink r:id="rId28" w:history="1">
-          <w:r>
-            <w:rPr>
-              <w:rStyle w:val="Hyperlink"/>
-            </w:rPr>
-            <w:t>hic Mu</w:t>
-          </w:r>
-        </w:hyperlink>
-      </w:r>
-      <w:r>
-        <w:rPr>
-          <w:u w:val="single" w:color="0000ff"/>
-          <w:rFonts w:ascii="Charis SIL Regular" w:hAnsi="Charis SIL Regular" w:eastAsia="Charis SIL Regular"/>
-          <w:b w:val="0"/>
-          <w:i w:val="0"/>
-          <w:color w:val="000000"/>
-          <w:sz w:val="24"/>
-        </w:rPr>
-        <w:hyperlink r:id="rId28" w:history="1">
-          <w:r>
-            <w:rPr>
-              <w:rStyle w:val="Hyperlink"/>
-            </w:rPr>
-            <w:t>s</w:t>
-          </w:r>
-        </w:hyperlink>
-      </w:r>
-      <w:r>
-        <w:rPr>
-          <w:u w:val="single" w:color="0000ff"/>
-          <w:rFonts w:ascii="Charis SIL Regular" w:hAnsi="Charis SIL Regular" w:eastAsia="Charis SIL Regular"/>
-          <w:b w:val="0"/>
-          <w:i w:val="0"/>
-          <w:color w:val="000000"/>
-          <w:sz w:val="24"/>
-        </w:rPr>
-        <w:hyperlink r:id="rId28" w:history="1">
-          <w:r>
-            <w:rPr>
-              <w:rStyle w:val="Hyperlink"/>
-            </w:rPr>
-            <w:t xml:space="preserve">eum, </w:t>
-          </w:r>
-        </w:hyperlink>
-      </w:r>
-      <w:r>
-        <w:rPr>
-          <w:u w:val="single" w:color="0000ff"/>
-          <w:rFonts w:ascii="Charis SIL Regular" w:hAnsi="Charis SIL Regular" w:eastAsia="Charis SIL Regular"/>
-          <w:b w:val="0"/>
-          <w:i w:val="0"/>
-          <w:color w:val="000000"/>
-          <w:sz w:val="24"/>
-        </w:rPr>
-        <w:hyperlink r:id="rId28" w:history="1">
-          <w:r>
-            <w:rPr>
-              <w:rStyle w:val="Hyperlink"/>
-            </w:rPr>
-            <w:t>n</w:t>
-          </w:r>
-        </w:hyperlink>
-      </w:r>
-      <w:r>
-        <w:rPr>
-          <w:u w:val="single" w:color="0000ff"/>
-          <w:rFonts w:ascii="Charis SIL Regular" w:hAnsi="Charis SIL Regular" w:eastAsia="Charis SIL Regular"/>
-          <w:b w:val="0"/>
-          <w:i w:val="0"/>
-          <w:color w:val="000000"/>
-          <w:sz w:val="24"/>
-        </w:rPr>
-        <w:hyperlink r:id="rId28" w:history="1">
-          <w:r>
-            <w:rPr>
-              <w:rStyle w:val="Hyperlink"/>
-            </w:rPr>
-            <w:t xml:space="preserve">ow the </w:t>
-          </w:r>
-        </w:hyperlink>
-      </w:r>
-      <w:r>
-        <w:br/>
-      </w:r>
-      <w:r>
-        <w:rPr>
-          <w:rFonts w:ascii="Charis SIL Regular" w:hAnsi="Charis SIL Regular" w:eastAsia="Charis SIL Regular"/>
-          <w:b w:val="0"/>
-          <w:i w:val="0"/>
-          <w:color w:val="0000FF"/>
-          <w:sz w:val="24"/>
-          <w:u w:val="single"/>
-        </w:rPr>
-        <w:hyperlink r:id="rId28" w:history="1">
-          <w:r>
-            <w:rPr>
-              <w:rStyle w:val="Hyperlink"/>
-            </w:rPr>
-            <w:t>We</w:t>
-          </w:r>
-        </w:hyperlink>
-      </w:r>
-      <w:r>
-        <w:rPr>
-          <w:rFonts w:ascii="Charis SIL Regular" w:hAnsi="Charis SIL Regular" w:eastAsia="Charis SIL Regular"/>
-          <w:b w:val="0"/>
-          <w:i w:val="0"/>
-          <w:color w:val="0000FF"/>
-          <w:sz w:val="24"/>
-          <w:u w:val="single"/>
-        </w:rPr>
-        <w:hyperlink r:id="rId28" w:history="1">
-          <w:r>
-            <w:rPr>
-              <w:rStyle w:val="Hyperlink"/>
-            </w:rPr>
-            <w:t>r</w:t>
-          </w:r>
-        </w:hyperlink>
-      </w:r>
-      <w:r>
-        <w:rPr>
-          <w:rFonts w:ascii="Charis SIL Regular" w:hAnsi="Charis SIL Regular" w:eastAsia="Charis SIL Regular"/>
-          <w:b w:val="0"/>
-          <w:i w:val="0"/>
-          <w:color w:val="0000FF"/>
-          <w:sz w:val="24"/>
-          <w:u w:val="single"/>
-        </w:rPr>
-        <w:hyperlink r:id="rId28" w:history="1">
-          <w:r>
-            <w:rPr>
-              <w:rStyle w:val="Hyperlink"/>
-            </w:rPr>
-            <w:t>eld</w:t>
-          </w:r>
-        </w:hyperlink>
-      </w:r>
-      <w:r>
-        <w:rPr>
-          <w:rFonts w:ascii="Charis SIL Regular" w:hAnsi="Charis SIL Regular" w:eastAsia="Charis SIL Regular"/>
-          <w:b w:val="0"/>
-          <w:i w:val="0"/>
-          <w:color w:val="0000FF"/>
-          <w:sz w:val="24"/>
-          <w:u w:val="single"/>
-        </w:rPr>
-        <w:t>m</w:t>
-      </w:r>
-      <w:r>
-        <w:rPr>
-          <w:rFonts w:ascii="Charis SIL Regular" w:hAnsi="Charis SIL Regular" w:eastAsia="Charis SIL Regular"/>
-          <w:b w:val="0"/>
-          <w:i w:val="0"/>
-          <w:color w:val="0000FF"/>
-          <w:sz w:val="24"/>
-          <w:u w:val="single"/>
-        </w:rPr>
-        <w:hyperlink r:id="rId28" w:history="1">
-          <w:r>
-            <w:rPr>
-              <w:rStyle w:val="Hyperlink"/>
-            </w:rPr>
-            <w:t>use</w:t>
-          </w:r>
-        </w:hyperlink>
-      </w:r>
-      <w:r>
-        <w:rPr>
-          <w:rFonts w:ascii="Charis SIL Regular" w:hAnsi="Charis SIL Regular" w:eastAsia="Charis SIL Regular"/>
-          <w:b w:val="0"/>
-          <w:i w:val="0"/>
-          <w:color w:val="0000FF"/>
-          <w:sz w:val="24"/>
-          <w:u w:val="single"/>
-        </w:rPr>
-        <w:hyperlink r:id="rId29" w:history="1">
-          <w:r>
-            <w:rPr>
-              <w:rStyle w:val="Hyperlink"/>
-            </w:rPr>
-            <w:t>um</w:t>
-          </w:r>
-        </w:hyperlink>
-      </w:r>
-      <w:r>
-        <w:rPr>
-          <w:rFonts w:ascii="Charis SIL Regular" w:hAnsi="Charis SIL Regular" w:eastAsia="Charis SIL Regular"/>
-          <w:b w:val="0"/>
-          <w:i w:val="0"/>
-          <w:color w:val="0000FF"/>
-          <w:sz w:val="24"/>
-          <w:u w:val="single"/>
-        </w:rPr>
-        <w:t xml:space="preserve"> </w:t>
-      </w:r>
-      <w:r>
-        <w:rPr>
-          <w:rFonts w:ascii="Charis SIL Regular" w:hAnsi="Charis SIL Regular" w:eastAsia="Charis SIL Regular"/>
-          <w:b w:val="0"/>
-          <w:i w:val="0"/>
-          <w:color w:val="0000FF"/>
-          <w:sz w:val="24"/>
-          <w:u w:val="single"/>
-        </w:rPr>
-        <w:hyperlink r:id="rId29" w:history="1">
-          <w:r>
-            <w:rPr>
-              <w:rStyle w:val="Hyperlink"/>
-            </w:rPr>
-            <w:t>Leiden</w:t>
-          </w:r>
-        </w:hyperlink>
-      </w:r>
-      <w:r>
-        <w:rPr>
-          <w:rFonts w:ascii="Charis SIL Regular" w:hAnsi="Charis SIL Regular" w:eastAsia="Charis SIL Regular"/>
-          <w:b w:val="0"/>
-          <w:i w:val="0"/>
-          <w:color w:val="000000"/>
-          <w:sz w:val="24"/>
-        </w:rPr>
-        <w:t xml:space="preserve">, in 1883 and 1895, respectively. The </w:t>
-      </w:r>
-      <w:r>
-        <w:rPr>
-          <w:rFonts w:ascii="Charis SIL Regular" w:hAnsi="Charis SIL Regular" w:eastAsia="Charis SIL Regular"/>
-          <w:b w:val="0"/>
-          <w:i w:val="0"/>
-          <w:color w:val="0000FF"/>
-          <w:sz w:val="24"/>
-          <w:u w:val="single"/>
-        </w:rPr>
         <w:hyperlink r:id="rId30" w:history="1">
-          <w:r>
-            <w:rPr>
-              <w:rStyle w:val="Hyperlink"/>
-            </w:rPr>
-            <w:t>Artis</w:t>
-          </w:r>
-        </w:hyperlink>
-      </w:r>
-      <w:r>
-        <w:rPr>
-          <w:rFonts w:ascii="Charis SIL Regular" w:hAnsi="Charis SIL Regular" w:eastAsia="Charis SIL Regular"/>
-          <w:b w:val="0"/>
-          <w:i w:val="0"/>
-          <w:color w:val="0000FF"/>
-          <w:sz w:val="24"/>
-          <w:u w:val="single"/>
-        </w:rPr>
-        <w:t xml:space="preserve"> </w:t>
-      </w:r>
-      <w:r>
-        <w:rPr>
-          <w:rFonts w:ascii="Charis SIL Regular" w:hAnsi="Charis SIL Regular" w:eastAsia="Charis SIL Regular"/>
-          <w:b w:val="0"/>
-          <w:i w:val="0"/>
-          <w:color w:val="0000FF"/>
-          <w:sz w:val="24"/>
-          <w:u w:val="single"/>
-        </w:rPr>
-        <w:hyperlink r:id="rId30" w:history="1">
-          <w:r>
-            <w:rPr>
-              <w:rStyle w:val="Hyperlink"/>
-            </w:rPr>
-            <w:t>Ethnographic</w:t>
-          </w:r>
-        </w:hyperlink>
-      </w:r>
-      <w:r>
-        <w:rPr>
-          <w:rFonts w:ascii="Charis SIL Regular" w:hAnsi="Charis SIL Regular" w:eastAsia="Charis SIL Regular"/>
-          <w:b w:val="0"/>
-          <w:i w:val="0"/>
-          <w:color w:val="0000FF"/>
-          <w:sz w:val="24"/>
-          <w:u w:val="single"/>
-        </w:rPr>
-        <w:t xml:space="preserve"> </w:t>
-      </w:r>
-      <w:r>
-        <w:rPr>
-          <w:rFonts w:ascii="Charis SIL Regular" w:hAnsi="Charis SIL Regular" w:eastAsia="Charis SIL Regular"/>
-          <w:b w:val="0"/>
-          <w:i w:val="0"/>
-          <w:color w:val="0000FF"/>
-          <w:sz w:val="24"/>
-          <w:u w:val="single"/>
-        </w:rPr>
-        <w:hyperlink r:id="rId30" w:history="1">
-          <w:r>
-            <w:rPr>
-              <w:rStyle w:val="Hyperlink"/>
-            </w:rPr>
-            <w:t>Museum</w:t>
-          </w:r>
-        </w:hyperlink>
-      </w:r>
-      <w:r>
-        <w:rPr>
-          <w:rFonts w:ascii="Charis SIL Regular" w:hAnsi="Charis SIL Regular" w:eastAsia="Charis SIL Regular"/>
-          <w:b w:val="0"/>
-          <w:i w:val="0"/>
-          <w:color w:val="000000"/>
-          <w:sz w:val="24"/>
-        </w:rPr>
-        <w:t xml:space="preserve"> also </w:t>
-      </w:r>
-      <w:r>
-        <w:rPr>
-          <w:u w:val="single" w:color="0000ff"/>
-          <w:rFonts w:ascii="Charis SIL Regular" w:hAnsi="Charis SIL Regular" w:eastAsia="Charis SIL Regular"/>
-          <w:b w:val="0"/>
-          <w:i w:val="0"/>
-          <w:color w:val="000000"/>
-          <w:sz w:val="24"/>
-        </w:rPr>
-        <w:hyperlink r:id="rId29" w:history="1">
-          <w:r>
-            <w:rPr>
-              <w:rStyle w:val="Hyperlink"/>
-            </w:rPr>
-            <w:t>owned a large S</w:t>
-          </w:r>
-        </w:hyperlink>
-      </w:r>
-      <w:r>
-        <w:rPr>
-          <w:u w:val="single" w:color="0000ff"/>
-          <w:rFonts w:ascii="Charis SIL Regular" w:hAnsi="Charis SIL Regular" w:eastAsia="Charis SIL Regular"/>
-          <w:b w:val="0"/>
-          <w:i w:val="0"/>
-          <w:color w:val="000000"/>
-          <w:sz w:val="24"/>
-        </w:rPr>
-        <w:hyperlink r:id="rId29" w:history="1">
           <w:r>
             <w:rPr>
               <w:rStyle w:val="Hyperlink"/>
@@ -4019,7 +4092,7 @@
           <w:color w:val="000000"/>
           <w:sz w:val="24"/>
         </w:rPr>
-        <w:hyperlink r:id="rId30" w:history="1">
+        <w:hyperlink r:id="rId31" w:history="1">
           <w:r>
             <w:rPr>
               <w:rStyle w:val="Hyperlink"/>
@@ -4037,7 +4110,7 @@
           <w:color w:val="000000"/>
           <w:sz w:val="24"/>
         </w:rPr>
-        <w:hyperlink r:id="rId30" w:history="1">
+        <w:hyperlink r:id="rId31" w:history="1">
           <w:r>
             <w:rPr>
               <w:rStyle w:val="Hyperlink"/>
@@ -4055,7 +4128,7 @@
           <w:color w:val="000000"/>
           <w:sz w:val="24"/>
         </w:rPr>
-        <w:hyperlink r:id="rId30" w:history="1">
+        <w:hyperlink r:id="rId31" w:history="1">
           <w:r>
             <w:rPr>
               <w:rStyle w:val="Hyperlink"/>
@@ -4073,7 +4146,7 @@
           <w:color w:val="000000"/>
           <w:sz w:val="24"/>
         </w:rPr>
-        <w:hyperlink r:id="rId30" w:history="1">
+        <w:hyperlink r:id="rId31" w:history="1">
           <w:r>
             <w:rPr>
               <w:rStyle w:val="Hyperlink"/>
@@ -4091,7 +4164,7 @@
           <w:color w:val="000000"/>
           <w:sz w:val="24"/>
         </w:rPr>
-        <w:hyperlink r:id="rId30" w:history="1">
+        <w:hyperlink r:id="rId31" w:history="1">
           <w:r>
             <w:rPr>
               <w:rStyle w:val="Hyperlink"/>
@@ -4119,7 +4192,7 @@
           <w:sz w:val="24"/>
           <w:u w:val="single"/>
         </w:rPr>
-        <w:hyperlink r:id="rId31" w:history="1">
+        <w:hyperlink r:id="rId32" w:history="1">
           <w:r>
             <w:rPr>
               <w:rStyle w:val="Hyperlink"/>
@@ -4177,7 +4250,7 @@
           <w:color w:val="000000"/>
           <w:sz w:val="24"/>
         </w:rPr>
-        <w:hyperlink r:id="rId31" w:history="1">
+        <w:hyperlink r:id="rId32" w:history="1">
           <w:r>
             <w:rPr>
               <w:rStyle w:val="Hyperlink"/>
@@ -4225,7 +4298,7 @@
           <w:sz w:val="24"/>
           <w:u w:val="single"/>
         </w:rPr>
-        <w:hyperlink r:id="rId32" w:history="1">
+        <w:hyperlink r:id="rId33" w:history="1">
           <w:r>
             <w:rPr>
               <w:rStyle w:val="Hyperlink"/>
@@ -4243,7 +4316,7 @@
           <w:sz w:val="24"/>
           <w:u w:val="single"/>
         </w:rPr>
-        <w:hyperlink r:id="rId32" w:history="1">
+        <w:hyperlink r:id="rId33" w:history="1">
           <w:r>
             <w:rPr>
               <w:rStyle w:val="Hyperlink"/>
@@ -4311,7 +4384,7 @@
           <w:sz w:val="24"/>
           <w:u w:val="single"/>
         </w:rPr>
-        <w:hyperlink r:id="rId33" w:history="1">
+        <w:hyperlink r:id="rId34" w:history="1">
           <w:r>
             <w:rPr>
               <w:rStyle w:val="Hyperlink"/>
@@ -4340,7 +4413,7 @@
           <w:sz w:val="24"/>
           <w:u w:val="single"/>
         </w:rPr>
-        <w:hyperlink r:id="rId33" w:history="1">
+        <w:hyperlink r:id="rId34" w:history="1">
           <w:r>
             <w:rPr>
               <w:rStyle w:val="Hyperlink"/>
@@ -4447,7 +4520,7 @@
           <w:sz w:val="24"/>
           <w:u w:val="single"/>
         </w:rPr>
-        <w:hyperlink r:id="rId34" w:history="1">
+        <w:hyperlink r:id="rId35" w:history="1">
           <w:r>
             <w:rPr>
               <w:rStyle w:val="Hyperlink"/>
@@ -4495,7 +4568,7 @@
           <w:color w:val="000000"/>
           <w:sz w:val="24"/>
         </w:rPr>
-        <w:hyperlink r:id="rId34" w:history="1">
+        <w:hyperlink r:id="rId35" w:history="1">
           <w:r>
             <w:rPr>
               <w:rStyle w:val="Hyperlink"/>
@@ -4552,7 +4625,7 @@
           <w:color w:val="000000"/>
           <w:sz w:val="24"/>
         </w:rPr>
-        <w:hyperlink r:id="rId35" w:history="1">
+        <w:hyperlink r:id="rId36" w:history="1">
           <w:r>
             <w:rPr>
               <w:rStyle w:val="Hyperlink"/>
@@ -4620,7 +4693,7 @@
           <w:sz w:val="24"/>
           <w:u w:val="single"/>
         </w:rPr>
-        <w:hyperlink r:id="rId36" w:history="1">
+        <w:hyperlink r:id="rId37" w:history="1">
           <w:r>
             <w:rPr>
               <w:rStyle w:val="Hyperlink"/>
@@ -4658,7 +4731,7 @@
           <w:color w:val="000000"/>
           <w:sz w:val="24"/>
         </w:rPr>
-        <w:hyperlink r:id="rId36" w:history="1">
+        <w:hyperlink r:id="rId37" w:history="1">
           <w:r>
             <w:rPr>
               <w:rStyle w:val="Hyperlink"/>
@@ -4686,7 +4759,7 @@
           <w:sz w:val="24"/>
           <w:u w:val="single"/>
         </w:rPr>
-        <w:hyperlink r:id="rId37" w:history="1">
+        <w:hyperlink r:id="rId38" w:history="1">
           <w:r>
             <w:rPr>
               <w:rStyle w:val="Hyperlink"/>
@@ -4704,7 +4777,7 @@
           <w:sz w:val="24"/>
           <w:u w:val="single"/>
         </w:rPr>
-        <w:hyperlink r:id="rId37" w:history="1">
+        <w:hyperlink r:id="rId38" w:history="1">
           <w:r>
             <w:rPr>
               <w:rStyle w:val="Hyperlink"/>
@@ -4733,7 +4806,7 @@
           <w:sz w:val="24"/>
           <w:u w:val="single"/>
         </w:rPr>
-        <w:hyperlink r:id="rId37" w:history="1">
+        <w:hyperlink r:id="rId38" w:history="1">
           <w:r>
             <w:rPr>
               <w:rStyle w:val="Hyperlink"/>
@@ -4761,7 +4834,7 @@
           <w:color w:val="000000"/>
           <w:sz w:val="24"/>
         </w:rPr>
-        <w:hyperlink r:id="rId37" w:history="1">
+        <w:hyperlink r:id="rId38" w:history="1">
           <w:r>
             <w:rPr>
               <w:rStyle w:val="Hyperlink"/>
@@ -4778,7 +4851,7 @@
           <w:color w:val="000000"/>
           <w:sz w:val="24"/>
         </w:rPr>
-        <w:hyperlink r:id="rId37" w:history="1">
+        <w:hyperlink r:id="rId38" w:history="1">
           <w:r>
             <w:rPr>
               <w:rStyle w:val="Hyperlink"/>
@@ -4806,7 +4879,7 @@
           <w:color w:val="000000"/>
           <w:sz w:val="24"/>
         </w:rPr>
-        <w:hyperlink r:id="rId37" w:history="1">
+        <w:hyperlink r:id="rId38" w:history="1">
           <w:r>
             <w:rPr>
               <w:rStyle w:val="Hyperlink"/>
@@ -4824,7 +4897,7 @@
           <w:color w:val="000000"/>
           <w:sz w:val="24"/>
         </w:rPr>
-        <w:hyperlink r:id="rId37" w:history="1">
+        <w:hyperlink r:id="rId38" w:history="1">
           <w:r>
             <w:rPr>
               <w:rStyle w:val="Hyperlink"/>
@@ -4842,7 +4915,7 @@
           <w:color w:val="000000"/>
           <w:sz w:val="24"/>
         </w:rPr>
-        <w:hyperlink r:id="rId37" w:history="1">
+        <w:hyperlink r:id="rId38" w:history="1">
           <w:r>
             <w:rPr>
               <w:rStyle w:val="Hyperlink"/>
@@ -4870,7 +4943,7 @@
           <w:sz w:val="24"/>
           <w:u w:val="single"/>
         </w:rPr>
-        <w:hyperlink r:id="rId38" w:history="1">
+        <w:hyperlink r:id="rId39" w:history="1">
           <w:r>
             <w:rPr>
               <w:rStyle w:val="Hyperlink"/>
@@ -4898,7 +4971,7 @@
           <w:sz w:val="24"/>
           <w:u w:val="single"/>
         </w:rPr>
-        <w:hyperlink r:id="rId39" w:history="1">
+        <w:hyperlink r:id="rId40" w:history="1">
           <w:r>
             <w:rPr>
               <w:rStyle w:val="Hyperlink"/>
@@ -4936,7 +5009,7 @@
           <w:sz w:val="24"/>
           <w:u w:val="single"/>
         </w:rPr>
-        <w:hyperlink r:id="rId40" w:history="1">
+        <w:hyperlink r:id="rId41" w:history="1">
           <w:r>
             <w:rPr>
               <w:rStyle w:val="Hyperlink"/>
@@ -4965,7 +5038,7 @@
           <w:sz w:val="24"/>
           <w:u w:val="single"/>
         </w:rPr>
-        <w:hyperlink r:id="rId40" w:history="1">
+        <w:hyperlink r:id="rId41" w:history="1">
           <w:r>
             <w:rPr>
               <w:rStyle w:val="Hyperlink"/>
@@ -4994,7 +5067,7 @@
           <w:sz w:val="24"/>
           <w:u w:val="single"/>
         </w:rPr>
-        <w:hyperlink r:id="rId40" w:history="1">
+        <w:hyperlink r:id="rId41" w:history="1">
           <w:r>
             <w:rPr>
               <w:rStyle w:val="Hyperlink"/>
@@ -5022,24 +5095,42 @@
           <w:sz w:val="24"/>
           <w:u w:val="single"/>
         </w:rPr>
+        <w:hyperlink r:id="rId42" w:history="1">
+          <w:r>
+            <w:rPr>
+              <w:rStyle w:val="Hyperlink"/>
+            </w:rPr>
+            <w:t>RV-581</w:t>
+          </w:r>
+        </w:hyperlink>
+      </w:r>
+      <w:r>
+        <w:rPr>
+          <w:rFonts w:ascii="Charis SIL Regular" w:hAnsi="Charis SIL Regular" w:eastAsia="Charis SIL Regular"/>
+          <w:b w:val="0"/>
+          <w:i w:val="0"/>
+          <w:color w:val="000000"/>
+          <w:sz w:val="24"/>
+        </w:rPr>
+        <w:t xml:space="preserve"> for the </w:t>
+      </w:r>
+      <w:r>
+        <w:rPr>
+          <w:u w:val="single" w:color="0000ff"/>
+          <w:rFonts w:ascii="Charis SIL Regular" w:hAnsi="Charis SIL Regular" w:eastAsia="Charis SIL Regular"/>
+          <w:b w:val="0"/>
+          <w:i w:val="0"/>
+          <w:color w:val="000000"/>
+          <w:sz w:val="24"/>
+        </w:rPr>
         <w:hyperlink r:id="rId41" w:history="1">
           <w:r>
             <w:rPr>
               <w:rStyle w:val="Hyperlink"/>
             </w:rPr>
-            <w:t>RV-581</w:t>
-          </w:r>
-        </w:hyperlink>
-      </w:r>
-      <w:r>
-        <w:rPr>
-          <w:rFonts w:ascii="Charis SIL Regular" w:hAnsi="Charis SIL Regular" w:eastAsia="Charis SIL Regular"/>
-          <w:b w:val="0"/>
-          <w:i w:val="0"/>
-          <w:color w:val="000000"/>
-          <w:sz w:val="24"/>
-        </w:rPr>
-        <w:t xml:space="preserve"> for the </w:t>
+            <w:t>Nationa</w:t>
+          </w:r>
+        </w:hyperlink>
       </w:r>
       <w:r>
         <w:rPr>
@@ -5050,12 +5141,12 @@
           <w:color w:val="000000"/>
           <w:sz w:val="24"/>
         </w:rPr>
-        <w:hyperlink r:id="rId40" w:history="1">
-          <w:r>
-            <w:rPr>
-              <w:rStyle w:val="Hyperlink"/>
-            </w:rPr>
-            <w:t>Nationa</w:t>
+        <w:hyperlink r:id="rId41" w:history="1">
+          <w:r>
+            <w:rPr>
+              <w:rStyle w:val="Hyperlink"/>
+            </w:rPr>
+            <w:t>l</w:t>
           </w:r>
         </w:hyperlink>
       </w:r>
@@ -5068,12 +5159,12 @@
           <w:color w:val="000000"/>
           <w:sz w:val="24"/>
         </w:rPr>
-        <w:hyperlink r:id="rId40" w:history="1">
-          <w:r>
-            <w:rPr>
-              <w:rStyle w:val="Hyperlink"/>
-            </w:rPr>
-            <w:t>l</w:t>
+        <w:hyperlink r:id="rId41" w:history="1">
+          <w:r>
+            <w:rPr>
+              <w:rStyle w:val="Hyperlink"/>
+            </w:rPr>
+            <w:t xml:space="preserve"> Et</w:t>
           </w:r>
         </w:hyperlink>
       </w:r>
@@ -5086,12 +5177,12 @@
           <w:color w:val="000000"/>
           <w:sz w:val="24"/>
         </w:rPr>
-        <w:hyperlink r:id="rId40" w:history="1">
-          <w:r>
-            <w:rPr>
-              <w:rStyle w:val="Hyperlink"/>
-            </w:rPr>
-            <w:t xml:space="preserve"> Et</w:t>
+        <w:hyperlink r:id="rId41" w:history="1">
+          <w:r>
+            <w:rPr>
+              <w:rStyle w:val="Hyperlink"/>
+            </w:rPr>
+            <w:t>h</w:t>
           </w:r>
         </w:hyperlink>
       </w:r>
@@ -5104,14 +5195,24 @@
           <w:color w:val="000000"/>
           <w:sz w:val="24"/>
         </w:rPr>
-        <w:hyperlink r:id="rId40" w:history="1">
-          <w:r>
-            <w:rPr>
-              <w:rStyle w:val="Hyperlink"/>
-            </w:rPr>
-            <w:t>h</w:t>
-          </w:r>
-        </w:hyperlink>
+        <w:hyperlink r:id="rId41" w:history="1">
+          <w:r>
+            <w:rPr>
+              <w:rStyle w:val="Hyperlink"/>
+            </w:rPr>
+            <w:t>nogr</w:t>
+          </w:r>
+        </w:hyperlink>
+      </w:r>
+      <w:r>
+        <w:rPr>
+          <w:rFonts w:ascii="Charis SIL Regular" w:hAnsi="Charis SIL Regular" w:eastAsia="Charis SIL Regular"/>
+          <w:b w:val="0"/>
+          <w:i w:val="0"/>
+          <w:color w:val="000000"/>
+          <w:sz w:val="24"/>
+        </w:rPr>
+        <w:t xml:space="preserve">aphic Museum. During the same period, Leiden professor of </w:t>
       </w:r>
       <w:r>
         <w:rPr>
@@ -5122,24 +5223,7 @@
           <w:color w:val="000000"/>
           <w:sz w:val="24"/>
         </w:rPr>
-        <w:hyperlink r:id="rId40" w:history="1">
-          <w:r>
-            <w:rPr>
-              <w:rStyle w:val="Hyperlink"/>
-            </w:rPr>
-            <w:t>nogr</w:t>
-          </w:r>
-        </w:hyperlink>
-      </w:r>
-      <w:r>
-        <w:rPr>
-          <w:rFonts w:ascii="Charis SIL Regular" w:hAnsi="Charis SIL Regular" w:eastAsia="Charis SIL Regular"/>
-          <w:b w:val="0"/>
-          <w:i w:val="0"/>
-          <w:color w:val="000000"/>
-          <w:sz w:val="24"/>
-        </w:rPr>
-        <w:t xml:space="preserve">aphic Museum. During the same period, Leiden professor of </w:t>
+        <w:t>g</w:t>
       </w:r>
       <w:r>
         <w:rPr>
@@ -5150,7 +5234,72 @@
           <w:color w:val="000000"/>
           <w:sz w:val="24"/>
         </w:rPr>
-        <w:t>g</w:t>
+        <w:hyperlink r:id="rId42" w:history="1">
+          <w:r>
+            <w:rPr>
+              <w:rStyle w:val="Hyperlink"/>
+            </w:rPr>
+            <w:t xml:space="preserve">eology </w:t>
+          </w:r>
+        </w:hyperlink>
+      </w:r>
+      <w:r>
+        <w:rPr>
+          <w:rFonts w:ascii="Charis SIL Regular" w:hAnsi="Charis SIL Regular" w:eastAsia="Charis SIL Regular"/>
+          <w:b w:val="0"/>
+          <w:i w:val="0"/>
+          <w:color w:val="000000"/>
+          <w:sz w:val="24"/>
+        </w:rPr>
+        <w:t xml:space="preserve">Karl </w:t>
+      </w:r>
+      <w:r>
+        <w:rPr>
+          <w:rFonts w:ascii="Charis SIL Regular" w:hAnsi="Charis SIL Regular" w:eastAsia="Charis SIL Regular"/>
+          <w:b w:val="0"/>
+          <w:i w:val="0"/>
+          <w:color w:val="000000"/>
+          <w:sz w:val="24"/>
+        </w:rPr>
+        <w:t xml:space="preserve">Martin collected specimens from Amerindians and the Saamaka; in 1949 the collection was </w:t>
+      </w:r>
+      <w:r>
+        <w:rPr>
+          <w:rFonts w:ascii="Charis SIL Regular" w:hAnsi="Charis SIL Regular" w:eastAsia="Charis SIL Regular"/>
+          <w:b w:val="0"/>
+          <w:i w:val="0"/>
+          <w:color w:val="000000"/>
+          <w:sz w:val="24"/>
+        </w:rPr>
+        <w:t xml:space="preserve">donated by his widow Hillegonda Martin-Icke and incorporated into the museum as series </w:t>
+      </w:r>
+      <w:r>
+        <w:rPr>
+          <w:rFonts w:ascii="Charis SIL Regular" w:hAnsi="Charis SIL Regular" w:eastAsia="Charis SIL Regular"/>
+          <w:b w:val="0"/>
+          <w:i w:val="0"/>
+          <w:color w:val="0000FF"/>
+          <w:sz w:val="24"/>
+          <w:u w:val="single"/>
+        </w:rPr>
+        <w:hyperlink r:id="rId43" w:history="1">
+          <w:r>
+            <w:rPr>
+              <w:rStyle w:val="Hyperlink"/>
+            </w:rPr>
+            <w:t>RV-2777</w:t>
+          </w:r>
+        </w:hyperlink>
+      </w:r>
+      <w:r>
+        <w:rPr>
+          <w:rFonts w:ascii="Charis SIL Regular" w:hAnsi="Charis SIL Regular" w:eastAsia="Charis SIL Regular"/>
+          <w:b w:val="0"/>
+          <w:i w:val="0"/>
+          <w:color w:val="000000"/>
+          <w:sz w:val="24"/>
+        </w:rPr>
+        <w:t xml:space="preserve">. In 1887 Apatou guided another Frenchman, the geographer and colonial official </w:t>
       </w:r>
       <w:r>
         <w:rPr>
@@ -5161,44 +5310,24 @@
           <w:color w:val="000000"/>
           <w:sz w:val="24"/>
         </w:rPr>
-        <w:hyperlink r:id="rId41" w:history="1">
-          <w:r>
-            <w:rPr>
-              <w:rStyle w:val="Hyperlink"/>
-            </w:rPr>
-            <w:t xml:space="preserve">eology </w:t>
-          </w:r>
-        </w:hyperlink>
-      </w:r>
-      <w:r>
-        <w:rPr>
-          <w:rFonts w:ascii="Charis SIL Regular" w:hAnsi="Charis SIL Regular" w:eastAsia="Charis SIL Regular"/>
-          <w:b w:val="0"/>
-          <w:i w:val="0"/>
-          <w:color w:val="000000"/>
-          <w:sz w:val="24"/>
-        </w:rPr>
-        <w:t xml:space="preserve">Karl </w:t>
-      </w:r>
-      <w:r>
-        <w:rPr>
-          <w:rFonts w:ascii="Charis SIL Regular" w:hAnsi="Charis SIL Regular" w:eastAsia="Charis SIL Regular"/>
-          <w:b w:val="0"/>
-          <w:i w:val="0"/>
-          <w:color w:val="000000"/>
-          <w:sz w:val="24"/>
-        </w:rPr>
-        <w:t xml:space="preserve">Martin collected specimens from Amerindians and the Saamaka; in 1949 the collection was </w:t>
-      </w:r>
-      <w:r>
-        <w:rPr>
-          <w:rFonts w:ascii="Charis SIL Regular" w:hAnsi="Charis SIL Regular" w:eastAsia="Charis SIL Regular"/>
-          <w:b w:val="0"/>
-          <w:i w:val="0"/>
-          <w:color w:val="000000"/>
-          <w:sz w:val="24"/>
-        </w:rPr>
-        <w:t xml:space="preserve">donated by his widow Hillegonda Martin-Icke and incorporated into the museum as series </w:t>
+        <w:hyperlink r:id="rId43" w:history="1">
+          <w:r>
+            <w:rPr>
+              <w:rStyle w:val="Hyperlink"/>
+            </w:rPr>
+            <w:t>Henri Co</w:t>
+          </w:r>
+        </w:hyperlink>
+      </w:r>
+      <w:r>
+        <w:rPr>
+          <w:rFonts w:ascii="Charis SIL Regular" w:hAnsi="Charis SIL Regular" w:eastAsia="Charis SIL Regular"/>
+          <w:b w:val="0"/>
+          <w:i w:val="0"/>
+          <w:color w:val="000000"/>
+          <w:sz w:val="24"/>
+        </w:rPr>
+        <w:t xml:space="preserve">udreau, along the upper reaches of the Marowijne. His collection was also </w:t>
       </w:r>
       <w:r>
         <w:rPr>
@@ -5209,24 +5338,140 @@
           <w:sz w:val="24"/>
           <w:u w:val="single"/>
         </w:rPr>
-        <w:hyperlink r:id="rId42" w:history="1">
-          <w:r>
-            <w:rPr>
-              <w:rStyle w:val="Hyperlink"/>
-            </w:rPr>
-            <w:t>RV-2777</w:t>
-          </w:r>
-        </w:hyperlink>
-      </w:r>
-      <w:r>
-        <w:rPr>
-          <w:rFonts w:ascii="Charis SIL Regular" w:hAnsi="Charis SIL Regular" w:eastAsia="Charis SIL Regular"/>
-          <w:b w:val="0"/>
-          <w:i w:val="0"/>
-          <w:color w:val="000000"/>
-          <w:sz w:val="24"/>
-        </w:rPr>
-        <w:t xml:space="preserve">. In 1887 Apatou guided another Frenchman, the geographer and colonial official </w:t>
+        <w:hyperlink r:id="rId44" w:history="1">
+          <w:r>
+            <w:rPr>
+              <w:rStyle w:val="Hyperlink"/>
+            </w:rPr>
+            <w:t>housed</w:t>
+          </w:r>
+        </w:hyperlink>
+      </w:r>
+      <w:r>
+        <w:rPr>
+          <w:rFonts w:ascii="Charis SIL Regular" w:hAnsi="Charis SIL Regular" w:eastAsia="Charis SIL Regular"/>
+          <w:b w:val="0"/>
+          <w:i w:val="0"/>
+          <w:color w:val="000000"/>
+          <w:sz w:val="24"/>
+        </w:rPr>
+        <w:t xml:space="preserve"> at </w:t>
+      </w:r>
+      <w:r>
+        <w:rPr>
+          <w:rFonts w:ascii="Charis SIL Regular" w:hAnsi="Charis SIL Regular" w:eastAsia="Charis SIL Regular"/>
+          <w:b w:val="0"/>
+          <w:i w:val="0"/>
+          <w:color w:val="000000"/>
+          <w:sz w:val="24"/>
+        </w:rPr>
+        <w:t xml:space="preserve">the </w:t>
+      </w:r>
+      <w:r>
+        <w:rPr>
+          <w:rFonts w:ascii="Charis SIL Italic" w:hAnsi="Charis SIL Italic" w:eastAsia="Charis SIL Italic"/>
+          <w:b w:val="0"/>
+          <w:i/>
+          <w:color w:val="000000"/>
+          <w:sz w:val="24"/>
+        </w:rPr>
+        <w:t>Musée du Trocadéro</w:t>
+      </w:r>
+      <w:r>
+        <w:rPr>
+          <w:rFonts w:ascii="Charis SIL Regular" w:hAnsi="Charis SIL Regular" w:eastAsia="Charis SIL Regular"/>
+          <w:b w:val="0"/>
+          <w:i w:val="0"/>
+          <w:color w:val="000000"/>
+          <w:sz w:val="24"/>
+        </w:rPr>
+        <w:t xml:space="preserve">. In 1888 Army Surgeon </w:t>
+      </w:r>
+      <w:r>
+        <w:rPr>
+          <w:rFonts w:ascii="Charis SIL Regular" w:hAnsi="Charis SIL Regular" w:eastAsia="Charis SIL Regular"/>
+          <w:b w:val="0"/>
+          <w:i w:val="0"/>
+          <w:color w:val="0000FF"/>
+          <w:sz w:val="24"/>
+          <w:u w:val="single"/>
+        </w:rPr>
+        <w:hyperlink r:id="rId45" w:history="1">
+          <w:r>
+            <w:rPr>
+              <w:rStyle w:val="Hyperlink"/>
+            </w:rPr>
+            <w:t>John</w:t>
+          </w:r>
+        </w:hyperlink>
+      </w:r>
+      <w:r>
+        <w:rPr>
+          <w:rFonts w:ascii="Charis SIL Regular" w:hAnsi="Charis SIL Regular" w:eastAsia="Charis SIL Regular"/>
+          <w:b w:val="0"/>
+          <w:i w:val="0"/>
+          <w:color w:val="0000FF"/>
+          <w:sz w:val="24"/>
+          <w:u w:val="single"/>
+        </w:rPr>
+        <w:t xml:space="preserve"> </w:t>
+      </w:r>
+      <w:r>
+        <w:rPr>
+          <w:rFonts w:ascii="Charis SIL Regular" w:hAnsi="Charis SIL Regular" w:eastAsia="Charis SIL Regular"/>
+          <w:b w:val="0"/>
+          <w:i w:val="0"/>
+          <w:color w:val="0000FF"/>
+          <w:sz w:val="24"/>
+          <w:u w:val="single"/>
+        </w:rPr>
+        <w:hyperlink r:id="rId45" w:history="1">
+          <w:r>
+            <w:rPr>
+              <w:rStyle w:val="Hyperlink"/>
+            </w:rPr>
+            <w:t>H.</w:t>
+          </w:r>
+        </w:hyperlink>
+      </w:r>
+      <w:r>
+        <w:rPr>
+          <w:rFonts w:ascii="Charis SIL Regular" w:hAnsi="Charis SIL Regular" w:eastAsia="Charis SIL Regular"/>
+          <w:b w:val="0"/>
+          <w:i w:val="0"/>
+          <w:color w:val="0000FF"/>
+          <w:sz w:val="24"/>
+          <w:u w:val="single"/>
+        </w:rPr>
+        <w:t xml:space="preserve"> </w:t>
+      </w:r>
+      <w:r>
+        <w:rPr>
+          <w:rFonts w:ascii="Charis SIL Regular" w:hAnsi="Charis SIL Regular" w:eastAsia="Charis SIL Regular"/>
+          <w:b w:val="0"/>
+          <w:i w:val="0"/>
+          <w:color w:val="0000FF"/>
+          <w:sz w:val="24"/>
+          <w:u w:val="single"/>
+        </w:rPr>
+        <w:hyperlink r:id="rId45" w:history="1">
+          <w:r>
+            <w:rPr>
+              <w:rStyle w:val="Hyperlink"/>
+            </w:rPr>
+            <w:t>Spitzly</w:t>
+          </w:r>
+        </w:hyperlink>
+      </w:r>
+      <w:r>
+        <w:rPr>
+          <w:rFonts w:ascii="Charis SIL Regular" w:hAnsi="Charis SIL Regular" w:eastAsia="Charis SIL Regular"/>
+          <w:b w:val="0"/>
+          <w:i w:val="0"/>
+          <w:color w:val="000000"/>
+          <w:sz w:val="24"/>
+        </w:rPr>
+        <w:t xml:space="preserve"> donated a collection</w:t>
       </w:r>
       <w:r>
         <w:rPr>
@@ -5237,179 +5482,7 @@
           <w:color w:val="000000"/>
           <w:sz w:val="24"/>
         </w:rPr>
-        <w:hyperlink r:id="rId42" w:history="1">
-          <w:r>
-            <w:rPr>
-              <w:rStyle w:val="Hyperlink"/>
-            </w:rPr>
-            <w:t>Henri Co</w:t>
-          </w:r>
-        </w:hyperlink>
-      </w:r>
-      <w:r>
-        <w:rPr>
-          <w:rFonts w:ascii="Charis SIL Regular" w:hAnsi="Charis SIL Regular" w:eastAsia="Charis SIL Regular"/>
-          <w:b w:val="0"/>
-          <w:i w:val="0"/>
-          <w:color w:val="000000"/>
-          <w:sz w:val="24"/>
-        </w:rPr>
-        <w:t xml:space="preserve">udreau, along the upper reaches of the Marowijne. His collection was also </w:t>
-      </w:r>
-      <w:r>
-        <w:rPr>
-          <w:rFonts w:ascii="Charis SIL Regular" w:hAnsi="Charis SIL Regular" w:eastAsia="Charis SIL Regular"/>
-          <w:b w:val="0"/>
-          <w:i w:val="0"/>
-          <w:color w:val="0000FF"/>
-          <w:sz w:val="24"/>
-          <w:u w:val="single"/>
-        </w:rPr>
-        <w:hyperlink r:id="rId43" w:history="1">
-          <w:r>
-            <w:rPr>
-              <w:rStyle w:val="Hyperlink"/>
-            </w:rPr>
-            <w:t>housed</w:t>
-          </w:r>
-        </w:hyperlink>
-      </w:r>
-      <w:r>
-        <w:rPr>
-          <w:rFonts w:ascii="Charis SIL Regular" w:hAnsi="Charis SIL Regular" w:eastAsia="Charis SIL Regular"/>
-          <w:b w:val="0"/>
-          <w:i w:val="0"/>
-          <w:color w:val="000000"/>
-          <w:sz w:val="24"/>
-        </w:rPr>
-        <w:t xml:space="preserve"> at </w:t>
-      </w:r>
-      <w:r>
-        <w:rPr>
-          <w:rFonts w:ascii="Charis SIL Regular" w:hAnsi="Charis SIL Regular" w:eastAsia="Charis SIL Regular"/>
-          <w:b w:val="0"/>
-          <w:i w:val="0"/>
-          <w:color w:val="000000"/>
-          <w:sz w:val="24"/>
-        </w:rPr>
-        <w:t xml:space="preserve">the </w:t>
-      </w:r>
-      <w:r>
-        <w:rPr>
-          <w:rFonts w:ascii="Charis SIL Italic" w:hAnsi="Charis SIL Italic" w:eastAsia="Charis SIL Italic"/>
-          <w:b w:val="0"/>
-          <w:i/>
-          <w:color w:val="000000"/>
-          <w:sz w:val="24"/>
-        </w:rPr>
-        <w:t>Musée du Trocadéro</w:t>
-      </w:r>
-      <w:r>
-        <w:rPr>
-          <w:rFonts w:ascii="Charis SIL Regular" w:hAnsi="Charis SIL Regular" w:eastAsia="Charis SIL Regular"/>
-          <w:b w:val="0"/>
-          <w:i w:val="0"/>
-          <w:color w:val="000000"/>
-          <w:sz w:val="24"/>
-        </w:rPr>
-        <w:t xml:space="preserve">. In 1888 Army Surgeon </w:t>
-      </w:r>
-      <w:r>
-        <w:rPr>
-          <w:rFonts w:ascii="Charis SIL Regular" w:hAnsi="Charis SIL Regular" w:eastAsia="Charis SIL Regular"/>
-          <w:b w:val="0"/>
-          <w:i w:val="0"/>
-          <w:color w:val="0000FF"/>
-          <w:sz w:val="24"/>
-          <w:u w:val="single"/>
-        </w:rPr>
         <w:hyperlink r:id="rId44" w:history="1">
-          <w:r>
-            <w:rPr>
-              <w:rStyle w:val="Hyperlink"/>
-            </w:rPr>
-            <w:t>John</w:t>
-          </w:r>
-        </w:hyperlink>
-      </w:r>
-      <w:r>
-        <w:rPr>
-          <w:rFonts w:ascii="Charis SIL Regular" w:hAnsi="Charis SIL Regular" w:eastAsia="Charis SIL Regular"/>
-          <w:b w:val="0"/>
-          <w:i w:val="0"/>
-          <w:color w:val="0000FF"/>
-          <w:sz w:val="24"/>
-          <w:u w:val="single"/>
-        </w:rPr>
-        <w:t xml:space="preserve"> </w:t>
-      </w:r>
-      <w:r>
-        <w:rPr>
-          <w:rFonts w:ascii="Charis SIL Regular" w:hAnsi="Charis SIL Regular" w:eastAsia="Charis SIL Regular"/>
-          <w:b w:val="0"/>
-          <w:i w:val="0"/>
-          <w:color w:val="0000FF"/>
-          <w:sz w:val="24"/>
-          <w:u w:val="single"/>
-        </w:rPr>
-        <w:hyperlink r:id="rId44" w:history="1">
-          <w:r>
-            <w:rPr>
-              <w:rStyle w:val="Hyperlink"/>
-            </w:rPr>
-            <w:t>H.</w:t>
-          </w:r>
-        </w:hyperlink>
-      </w:r>
-      <w:r>
-        <w:rPr>
-          <w:rFonts w:ascii="Charis SIL Regular" w:hAnsi="Charis SIL Regular" w:eastAsia="Charis SIL Regular"/>
-          <w:b w:val="0"/>
-          <w:i w:val="0"/>
-          <w:color w:val="0000FF"/>
-          <w:sz w:val="24"/>
-          <w:u w:val="single"/>
-        </w:rPr>
-        <w:t xml:space="preserve"> </w:t>
-      </w:r>
-      <w:r>
-        <w:rPr>
-          <w:rFonts w:ascii="Charis SIL Regular" w:hAnsi="Charis SIL Regular" w:eastAsia="Charis SIL Regular"/>
-          <w:b w:val="0"/>
-          <w:i w:val="0"/>
-          <w:color w:val="0000FF"/>
-          <w:sz w:val="24"/>
-          <w:u w:val="single"/>
-        </w:rPr>
-        <w:hyperlink r:id="rId44" w:history="1">
-          <w:r>
-            <w:rPr>
-              <w:rStyle w:val="Hyperlink"/>
-            </w:rPr>
-            <w:t>Spitzly</w:t>
-          </w:r>
-        </w:hyperlink>
-      </w:r>
-      <w:r>
-        <w:rPr>
-          <w:rFonts w:ascii="Charis SIL Regular" w:hAnsi="Charis SIL Regular" w:eastAsia="Charis SIL Regular"/>
-          <w:b w:val="0"/>
-          <w:i w:val="0"/>
-          <w:color w:val="000000"/>
-          <w:sz w:val="24"/>
-        </w:rPr>
-        <w:t xml:space="preserve"> donated a collection</w:t>
-      </w:r>
-      <w:r>
-        <w:rPr>
-          <w:u w:val="single" w:color="0000ff"/>
-          <w:rFonts w:ascii="Charis SIL Regular" w:hAnsi="Charis SIL Regular" w:eastAsia="Charis SIL Regular"/>
-          <w:b w:val="0"/>
-          <w:i w:val="0"/>
-          <w:color w:val="000000"/>
-          <w:sz w:val="24"/>
-        </w:rPr>
-        <w:hyperlink r:id="rId43" w:history="1">
           <w:r>
             <w:rPr>
               <w:rStyle w:val="Hyperlink"/>
@@ -5447,7 +5520,7 @@
           <w:color w:val="000000"/>
           <w:sz w:val="24"/>
         </w:rPr>
-        <w:hyperlink r:id="rId44" w:history="1">
+        <w:hyperlink r:id="rId45" w:history="1">
           <w:r>
             <w:rPr>
               <w:rStyle w:val="Hyperlink"/>
@@ -5465,7 +5538,7 @@
           <w:color w:val="000000"/>
           <w:sz w:val="24"/>
         </w:rPr>
-        <w:hyperlink r:id="rId44" w:history="1">
+        <w:hyperlink r:id="rId45" w:history="1">
           <w:r>
             <w:rPr>
               <w:rStyle w:val="Hyperlink"/>
@@ -5483,7 +5556,7 @@
           <w:color w:val="000000"/>
           <w:sz w:val="24"/>
         </w:rPr>
-        <w:hyperlink r:id="rId44" w:history="1">
+        <w:hyperlink r:id="rId45" w:history="1">
           <w:r>
             <w:rPr>
               <w:rStyle w:val="Hyperlink"/>
@@ -5501,7 +5574,7 @@
           <w:color w:val="000000"/>
           <w:sz w:val="24"/>
         </w:rPr>
-        <w:hyperlink r:id="rId44" w:history="1">
+        <w:hyperlink r:id="rId45" w:history="1">
           <w:r>
             <w:rPr>
               <w:rStyle w:val="Hyperlink"/>
@@ -5569,7 +5642,7 @@
           <w:sz w:val="24"/>
           <w:u w:val="single"/>
         </w:rPr>
-        <w:hyperlink r:id="rId45" w:history="1">
+        <w:hyperlink r:id="rId46" w:history="1">
           <w:r>
             <w:rPr>
               <w:rStyle w:val="Hyperlink"/>
@@ -5598,7 +5671,7 @@
           <w:sz w:val="24"/>
           <w:u w:val="single"/>
         </w:rPr>
-        <w:hyperlink r:id="rId45" w:history="1">
+        <w:hyperlink r:id="rId46" w:history="1">
           <w:r>
             <w:rPr>
               <w:rStyle w:val="Hyperlink"/>
@@ -5626,7 +5699,7 @@
           <w:sz w:val="24"/>
           <w:u w:val="single"/>
         </w:rPr>
-        <w:hyperlink r:id="rId46" w:history="1">
+        <w:hyperlink r:id="rId47" w:history="1">
           <w:r>
             <w:rPr>
               <w:rStyle w:val="Hyperlink"/>
@@ -5644,7 +5717,7 @@
           <w:sz w:val="24"/>
           <w:u w:val="single"/>
         </w:rPr>
-        <w:hyperlink r:id="rId46" w:history="1">
+        <w:hyperlink r:id="rId47" w:history="1">
           <w:r>
             <w:rPr>
               <w:rStyle w:val="Hyperlink"/>
@@ -5671,7 +5744,7 @@
           <w:color w:val="000000"/>
           <w:sz w:val="24"/>
         </w:rPr>
-        <w:t>Eth</w:t>
+        <w:t>Ethnologisch</w:t>
       </w:r>
       <w:r>
         <w:rPr>
@@ -5682,14 +5755,79 @@
           <w:color w:val="000000"/>
           <w:sz w:val="24"/>
         </w:rPr>
-        <w:hyperlink r:id="rId45" w:history="1">
-          <w:r>
-            <w:rPr>
-              <w:rStyle w:val="Hyperlink"/>
-            </w:rPr>
-            <w:t>nologisch</w:t>
-          </w:r>
-        </w:hyperlink>
+        <w:hyperlink r:id="rId46" w:history="1">
+          <w:r>
+            <w:rPr>
+              <w:rStyle w:val="Hyperlink"/>
+            </w:rPr>
+            <w:t>es Mu</w:t>
+          </w:r>
+        </w:hyperlink>
+      </w:r>
+      <w:r>
+        <w:rPr>
+          <w:rFonts w:ascii="Charis SIL Italic" w:hAnsi="Charis SIL Italic" w:eastAsia="Charis SIL Italic"/>
+          <w:b w:val="0"/>
+          <w:i/>
+          <w:color w:val="000000"/>
+          <w:sz w:val="24"/>
+        </w:rPr>
+        <w:t>seum</w:t>
+      </w:r>
+      <w:r>
+        <w:rPr>
+          <w:rFonts w:ascii="Charis SIL Regular" w:hAnsi="Charis SIL Regular" w:eastAsia="Charis SIL Regular"/>
+          <w:b w:val="0"/>
+          <w:i w:val="0"/>
+          <w:color w:val="000000"/>
+          <w:sz w:val="24"/>
+        </w:rPr>
+        <w:t xml:space="preserve"> in Berlin a</w:t>
+      </w:r>
+      <w:r>
+        <w:rPr>
+          <w:u w:val="single" w:color="0000ff"/>
+          <w:rFonts w:ascii="Charis SIL Regular" w:hAnsi="Charis SIL Regular" w:eastAsia="Charis SIL Regular"/>
+          <w:b w:val="0"/>
+          <w:i w:val="0"/>
+          <w:color w:val="000000"/>
+          <w:sz w:val="24"/>
+        </w:rPr>
+        <w:hyperlink r:id="rId47" w:history="1">
+          <w:r>
+            <w:rPr>
+              <w:rStyle w:val="Hyperlink"/>
+            </w:rPr>
+            <w:t>nd t</w:t>
+          </w:r>
+        </w:hyperlink>
+      </w:r>
+      <w:r>
+        <w:rPr>
+          <w:rFonts w:ascii="Charis SIL Regular" w:hAnsi="Charis SIL Regular" w:eastAsia="Charis SIL Regular"/>
+          <w:b w:val="0"/>
+          <w:i w:val="0"/>
+          <w:color w:val="000000"/>
+          <w:sz w:val="24"/>
+        </w:rPr>
+        <w:hyperlink r:id="rId47" w:history="1">
+          <w:r>
+            <w:rPr>
+              <w:rStyle w:val="Hyperlink"/>
+            </w:rPr>
+            <w:t>h</w:t>
+          </w:r>
+        </w:hyperlink>
+      </w:r>
+      <w:r>
+        <w:rPr>
+          <w:rFonts w:ascii="Charis SIL Regular" w:hAnsi="Charis SIL Regular" w:eastAsia="Charis SIL Regular"/>
+          <w:b w:val="0"/>
+          <w:i w:val="0"/>
+          <w:color w:val="000000"/>
+          <w:sz w:val="24"/>
+        </w:rPr>
+        <w:t xml:space="preserve">e </w:t>
       </w:r>
       <w:r>
         <w:rPr>
@@ -5700,12 +5838,12 @@
           <w:color w:val="000000"/>
           <w:sz w:val="24"/>
         </w:rPr>
-        <w:hyperlink r:id="rId45" w:history="1">
-          <w:r>
-            <w:rPr>
-              <w:rStyle w:val="Hyperlink"/>
-            </w:rPr>
-            <w:t>es Mu</w:t>
+        <w:hyperlink r:id="rId47" w:history="1">
+          <w:r>
+            <w:rPr>
+              <w:rStyle w:val="Hyperlink"/>
+            </w:rPr>
+            <w:t xml:space="preserve">Etnografiska </w:t>
           </w:r>
         </w:hyperlink>
       </w:r>
@@ -5717,62 +5855,14 @@
           <w:color w:val="000000"/>
           <w:sz w:val="24"/>
         </w:rPr>
-        <w:t>seum</w:t>
-      </w:r>
-      <w:r>
-        <w:rPr>
-          <w:rFonts w:ascii="Charis SIL Regular" w:hAnsi="Charis SIL Regular" w:eastAsia="Charis SIL Regular"/>
-          <w:b w:val="0"/>
-          <w:i w:val="0"/>
-          <w:color w:val="000000"/>
-          <w:sz w:val="24"/>
-        </w:rPr>
-        <w:t xml:space="preserve"> in Berlin a</w:t>
-      </w:r>
-      <w:r>
-        <w:rPr>
-          <w:u w:val="single" w:color="0000ff"/>
-          <w:rFonts w:ascii="Charis SIL Regular" w:hAnsi="Charis SIL Regular" w:eastAsia="Charis SIL Regular"/>
-          <w:b w:val="0"/>
-          <w:i w:val="0"/>
-          <w:color w:val="000000"/>
-          <w:sz w:val="24"/>
-        </w:rPr>
-        <w:hyperlink r:id="rId46" w:history="1">
-          <w:r>
-            <w:rPr>
-              <w:rStyle w:val="Hyperlink"/>
-            </w:rPr>
-            <w:t>nd t</w:t>
-          </w:r>
-        </w:hyperlink>
-      </w:r>
-      <w:r>
-        <w:rPr>
-          <w:rFonts w:ascii="Charis SIL Regular" w:hAnsi="Charis SIL Regular" w:eastAsia="Charis SIL Regular"/>
-          <w:b w:val="0"/>
-          <w:i w:val="0"/>
-          <w:color w:val="000000"/>
-          <w:sz w:val="24"/>
-        </w:rPr>
-        <w:hyperlink r:id="rId46" w:history="1">
-          <w:r>
-            <w:rPr>
-              <w:rStyle w:val="Hyperlink"/>
-            </w:rPr>
-            <w:t>h</w:t>
-          </w:r>
-        </w:hyperlink>
-      </w:r>
-      <w:r>
-        <w:rPr>
-          <w:rFonts w:ascii="Charis SIL Regular" w:hAnsi="Charis SIL Regular" w:eastAsia="Charis SIL Regular"/>
-          <w:b w:val="0"/>
-          <w:i w:val="0"/>
-          <w:color w:val="000000"/>
-          <w:sz w:val="24"/>
-        </w:rPr>
-        <w:t xml:space="preserve">e </w:t>
+        <w:hyperlink r:id="rId47" w:history="1">
+          <w:r>
+            <w:rPr>
+              <w:rStyle w:val="Hyperlink"/>
+            </w:rPr>
+            <w:t>m</w:t>
+          </w:r>
+        </w:hyperlink>
       </w:r>
       <w:r>
         <w:rPr>
@@ -5783,35 +5873,17 @@
           <w:color w:val="000000"/>
           <w:sz w:val="24"/>
         </w:rPr>
-        <w:hyperlink r:id="rId46" w:history="1">
-          <w:r>
-            <w:rPr>
-              <w:rStyle w:val="Hyperlink"/>
-            </w:rPr>
-            <w:t xml:space="preserve">Etnografiska </w:t>
-          </w:r>
-        </w:hyperlink>
-      </w:r>
-      <w:r>
-        <w:rPr>
-          <w:u w:val="single" w:color="0000ff"/>
+        <w:t>u</w:t>
+      </w:r>
+      <w:r>
+        <w:rPr>
           <w:rFonts w:ascii="Charis SIL Italic" w:hAnsi="Charis SIL Italic" w:eastAsia="Charis SIL Italic"/>
           <w:b w:val="0"/>
           <w:i/>
           <w:color w:val="000000"/>
           <w:sz w:val="24"/>
         </w:rPr>
-        <w:t>m</w:t>
-      </w:r>
-      <w:r>
-        <w:rPr>
-          <w:rFonts w:ascii="Charis SIL Italic" w:hAnsi="Charis SIL Italic" w:eastAsia="Charis SIL Italic"/>
-          <w:b w:val="0"/>
-          <w:i/>
-          <w:color w:val="000000"/>
-          <w:sz w:val="24"/>
-        </w:rPr>
-        <w:t>useet</w:t>
+        <w:t>seet</w:t>
       </w:r>
       <w:r>
         <w:rPr>
@@ -5912,7 +5984,7 @@
           <w:sz w:val="24"/>
           <w:u w:val="single"/>
         </w:rPr>
-        <w:hyperlink r:id="rId47" w:history="1">
+        <w:hyperlink r:id="rId48" w:history="1">
           <w:r>
             <w:rPr>
               <w:rStyle w:val="Hyperlink"/>
@@ -5941,7 +6013,7 @@
           <w:sz w:val="24"/>
           <w:u w:val="single"/>
         </w:rPr>
-        <w:hyperlink r:id="rId47" w:history="1">
+        <w:hyperlink r:id="rId48" w:history="1">
           <w:r>
             <w:rPr>
               <w:rStyle w:val="Hyperlink"/>
@@ -5970,7 +6042,7 @@
           <w:sz w:val="24"/>
           <w:u w:val="single"/>
         </w:rPr>
-        <w:hyperlink r:id="rId47" w:history="1">
+        <w:hyperlink r:id="rId48" w:history="1">
           <w:r>
             <w:rPr>
               <w:rStyle w:val="Hyperlink"/>
@@ -5988,7 +6060,7 @@
           <w:sz w:val="24"/>
           <w:u w:val="single"/>
         </w:rPr>
-        <w:hyperlink r:id="rId47" w:history="1">
+        <w:hyperlink r:id="rId48" w:history="1">
           <w:r>
             <w:rPr>
               <w:rStyle w:val="Hyperlink"/>
@@ -6016,7 +6088,7 @@
           <w:color w:val="000000"/>
           <w:sz w:val="24"/>
         </w:rPr>
-        <w:hyperlink r:id="rId47" w:history="1">
+        <w:hyperlink r:id="rId48" w:history="1">
           <w:r>
             <w:rPr>
               <w:rStyle w:val="Hyperlink"/>
@@ -6034,7 +6106,7 @@
           <w:color w:val="000000"/>
           <w:sz w:val="24"/>
         </w:rPr>
-        <w:hyperlink r:id="rId47" w:history="1">
+        <w:hyperlink r:id="rId48" w:history="1">
           <w:r>
             <w:rPr>
               <w:rStyle w:val="Hyperlink"/>
@@ -6052,7 +6124,7 @@
           <w:color w:val="000000"/>
           <w:sz w:val="24"/>
         </w:rPr>
-        <w:hyperlink r:id="rId47" w:history="1">
+        <w:hyperlink r:id="rId48" w:history="1">
           <w:r>
             <w:rPr>
               <w:rStyle w:val="Hyperlink"/>
@@ -6069,7 +6141,7 @@
           <w:color w:val="000000"/>
           <w:sz w:val="24"/>
         </w:rPr>
-        <w:hyperlink r:id="rId47" w:history="1">
+        <w:hyperlink r:id="rId48" w:history="1">
           <w:r>
             <w:rPr>
               <w:rStyle w:val="Hyperlink"/>
@@ -6097,7 +6169,14 @@
           <w:color w:val="000000"/>
           <w:sz w:val="24"/>
         </w:rPr>
-        <w:t xml:space="preserve">the </w:t>
+        <w:hyperlink r:id="rId48" w:history="1">
+          <w:r>
+            <w:rPr>
+              <w:rStyle w:val="Hyperlink"/>
+            </w:rPr>
+            <w:t xml:space="preserve">the </w:t>
+          </w:r>
+        </w:hyperlink>
       </w:r>
       <w:r>
         <w:rPr>
@@ -6108,7 +6187,7 @@
           <w:sz w:val="24"/>
           <w:u w:val="single"/>
         </w:rPr>
-        <w:hyperlink r:id="rId47" w:history="1">
+        <w:hyperlink r:id="rId48" w:history="1">
           <w:r>
             <w:rPr>
               <w:rStyle w:val="Hyperlink"/>
@@ -6126,7 +6205,7 @@
           <w:sz w:val="24"/>
           <w:u w:val="single"/>
         </w:rPr>
-        <w:hyperlink r:id="rId48" w:history="1">
+        <w:hyperlink r:id="rId49" w:history="1">
           <w:r>
             <w:rPr>
               <w:rStyle w:val="Hyperlink"/>
@@ -6174,7 +6253,7 @@
           <w:sz w:val="24"/>
           <w:u w:val="single"/>
         </w:rPr>
-        <w:hyperlink r:id="rId49" w:history="1">
+        <w:hyperlink r:id="rId50" w:history="1">
           <w:r>
             <w:rPr>
               <w:rStyle w:val="Hyperlink"/>
@@ -6203,7 +6282,7 @@
           <w:sz w:val="24"/>
           <w:u w:val="single"/>
         </w:rPr>
-        <w:hyperlink r:id="rId49" w:history="1">
+        <w:hyperlink r:id="rId50" w:history="1">
           <w:r>
             <w:rPr>
               <w:rStyle w:val="Hyperlink"/>
@@ -6219,29 +6298,148 @@
           <w:i w:val="0"/>
           <w:color w:val="0000FF"/>
           <w:sz w:val="24"/>
+        </w:rPr>
+        <w:hyperlink r:id="rId50" w:history="1">
+          <w:r>
+            <w:rPr>
+              <w:rStyle w:val="Hyperlink"/>
+            </w:rPr>
+            <w:t>o</w:t>
+          </w:r>
+        </w:hyperlink>
+      </w:r>
+      <w:r>
+        <w:rPr>
+          <w:rFonts w:ascii="Charis SIL Regular" w:hAnsi="Charis SIL Regular" w:eastAsia="Charis SIL Regular"/>
+          <w:b w:val="0"/>
+          <w:i w:val="0"/>
+          <w:color w:val="0000FF"/>
+          <w:sz w:val="24"/>
+        </w:rPr>
+        <w:t>y</w:t>
+      </w:r>
+      <w:r>
+        <w:rPr>
+          <w:rFonts w:ascii="Charis SIL Regular" w:hAnsi="Charis SIL Regular" w:eastAsia="Charis SIL Regular"/>
+          <w:b w:val="0"/>
+          <w:i w:val="0"/>
+          <w:color w:val="000000"/>
+          <w:sz w:val="24"/>
+        </w:rPr>
+        <w:t xml:space="preserve">, director of the </w:t>
+      </w:r>
+      <w:r>
+        <w:rPr>
+          <w:rFonts w:ascii="Charis SIL Italic" w:hAnsi="Charis SIL Italic" w:eastAsia="Charis SIL Italic"/>
+          <w:b w:val="0"/>
+          <w:i/>
+          <w:color w:val="000000"/>
+          <w:sz w:val="24"/>
+        </w:rPr>
+        <w:t>Compagnie des mines d'or de la Guyane hollandaise</w:t>
+      </w:r>
+      <w:r>
+        <w:rPr>
+          <w:rFonts w:ascii="Charis SIL Regular" w:hAnsi="Charis SIL Regular" w:eastAsia="Charis SIL Regular"/>
+          <w:b w:val="0"/>
+          <w:i w:val="0"/>
+          <w:color w:val="000000"/>
+          <w:sz w:val="24"/>
+        </w:rPr>
+        <w:t xml:space="preserve">, </w:t>
+      </w:r>
+      <w:r>
+        <w:rPr>
+          <w:rFonts w:ascii="Charis SIL Regular" w:hAnsi="Charis SIL Regular" w:eastAsia="Charis SIL Regular"/>
+          <w:b w:val="0"/>
+          <w:i w:val="0"/>
+          <w:color w:val="0000FF"/>
+          <w:sz w:val="24"/>
           <w:u w:val="single"/>
         </w:rPr>
-        <w:t>o</w:t>
-      </w:r>
-      <w:r>
-        <w:rPr>
-          <w:rFonts w:ascii="Charis SIL Regular" w:hAnsi="Charis SIL Regular" w:eastAsia="Charis SIL Regular"/>
-          <w:b w:val="0"/>
-          <w:i w:val="0"/>
-          <w:color w:val="0000FF"/>
-          <w:sz w:val="24"/>
-        </w:rPr>
-        <w:t>y</w:t>
-      </w:r>
-      <w:r>
-        <w:rPr>
-          <w:rFonts w:ascii="Charis SIL Regular" w:hAnsi="Charis SIL Regular" w:eastAsia="Charis SIL Regular"/>
-          <w:b w:val="0"/>
-          <w:i w:val="0"/>
-          <w:color w:val="000000"/>
-          <w:sz w:val="24"/>
-        </w:rPr>
-        <w:t xml:space="preserve">, director of the </w:t>
+        <w:hyperlink r:id="rId51" w:history="1">
+          <w:r>
+            <w:rPr>
+              <w:rStyle w:val="Hyperlink"/>
+            </w:rPr>
+            <w:t>donated</w:t>
+          </w:r>
+        </w:hyperlink>
+      </w:r>
+      <w:r>
+        <w:rPr>
+          <w:u w:val="single" w:color="0000ff"/>
+          <w:rFonts w:ascii="Charis SIL Regular" w:hAnsi="Charis SIL Regular" w:eastAsia="Charis SIL Regular"/>
+          <w:b w:val="0"/>
+          <w:i w:val="0"/>
+          <w:color w:val="000000"/>
+          <w:sz w:val="24"/>
+        </w:rPr>
+        <w:t xml:space="preserve"> </w:t>
+      </w:r>
+      <w:r>
+        <w:rPr>
+          <w:u w:val="single" w:color="0000ff"/>
+          <w:rFonts w:ascii="Charis SIL Regular" w:hAnsi="Charis SIL Regular" w:eastAsia="Charis SIL Regular"/>
+          <w:b w:val="0"/>
+          <w:i w:val="0"/>
+          <w:color w:val="000000"/>
+          <w:sz w:val="24"/>
+        </w:rPr>
+        <w:hyperlink r:id="rId50" w:history="1">
+          <w:r>
+            <w:rPr>
+              <w:rStyle w:val="Hyperlink"/>
+            </w:rPr>
+            <w:t xml:space="preserve">a large </w:t>
+          </w:r>
+        </w:hyperlink>
+      </w:r>
+      <w:r>
+        <w:rPr>
+          <w:u w:val="single" w:color="0000ff"/>
+          <w:rFonts w:ascii="Charis SIL Regular" w:hAnsi="Charis SIL Regular" w:eastAsia="Charis SIL Regular"/>
+          <w:b w:val="0"/>
+          <w:i w:val="0"/>
+          <w:color w:val="000000"/>
+          <w:sz w:val="24"/>
+        </w:rPr>
+        <w:hyperlink r:id="rId50" w:history="1">
+          <w:r>
+            <w:rPr>
+              <w:rStyle w:val="Hyperlink"/>
+            </w:rPr>
+            <w:t>c</w:t>
+          </w:r>
+        </w:hyperlink>
+      </w:r>
+      <w:r>
+        <w:rPr>
+          <w:u w:val="single" w:color="0000ff"/>
+          <w:rFonts w:ascii="Charis SIL Regular" w:hAnsi="Charis SIL Regular" w:eastAsia="Charis SIL Regular"/>
+          <w:b w:val="0"/>
+          <w:i w:val="0"/>
+          <w:color w:val="000000"/>
+          <w:sz w:val="24"/>
+        </w:rPr>
+        <w:hyperlink r:id="rId50" w:history="1">
+          <w:r>
+            <w:rPr>
+              <w:rStyle w:val="Hyperlink"/>
+            </w:rPr>
+            <w:t>ollectio</w:t>
+          </w:r>
+        </w:hyperlink>
+      </w:r>
+      <w:r>
+        <w:rPr>
+          <w:rFonts w:ascii="Charis SIL Regular" w:hAnsi="Charis SIL Regular" w:eastAsia="Charis SIL Regular"/>
+          <w:b w:val="0"/>
+          <w:i w:val="0"/>
+          <w:color w:val="000000"/>
+          <w:sz w:val="24"/>
+        </w:rPr>
+        <w:t xml:space="preserve">n of Wayana and Aluku artifacts to the </w:t>
       </w:r>
       <w:r>
         <w:rPr>
@@ -6251,17 +6449,65 @@
           <w:color w:val="000000"/>
           <w:sz w:val="24"/>
         </w:rPr>
-        <w:t>Compagnie des mines d'or de la Guyane hollandaise</w:t>
-      </w:r>
-      <w:r>
-        <w:rPr>
-          <w:rFonts w:ascii="Charis SIL Regular" w:hAnsi="Charis SIL Regular" w:eastAsia="Charis SIL Regular"/>
-          <w:b w:val="0"/>
-          <w:i w:val="0"/>
-          <w:color w:val="000000"/>
-          <w:sz w:val="24"/>
-        </w:rPr>
-        <w:t xml:space="preserve">, </w:t>
+        <w:t>Musée du Trocadéro</w:t>
+      </w:r>
+      <w:r>
+        <w:rPr>
+          <w:rFonts w:ascii="Charis SIL Regular" w:hAnsi="Charis SIL Regular" w:eastAsia="Charis SIL Regular"/>
+          <w:b w:val="0"/>
+          <w:i w:val="0"/>
+          <w:color w:val="000000"/>
+          <w:sz w:val="24"/>
+        </w:rPr>
+        <w:t xml:space="preserve">. Three of </w:t>
+      </w:r>
+      <w:r>
+        <w:rPr>
+          <w:u w:val="single" w:color="0000ff"/>
+          <w:rFonts w:ascii="Charis SIL Regular" w:hAnsi="Charis SIL Regular" w:eastAsia="Charis SIL Regular"/>
+          <w:b w:val="0"/>
+          <w:i w:val="0"/>
+          <w:color w:val="000000"/>
+          <w:sz w:val="24"/>
+        </w:rPr>
+        <w:hyperlink r:id="rId51" w:history="1">
+          <w:r>
+            <w:rPr>
+              <w:rStyle w:val="Hyperlink"/>
+            </w:rPr>
+            <w:t>the eigh</w:t>
+          </w:r>
+        </w:hyperlink>
+      </w:r>
+      <w:r>
+        <w:rPr>
+          <w:rFonts w:ascii="Charis SIL Regular" w:hAnsi="Charis SIL Regular" w:eastAsia="Charis SIL Regular"/>
+          <w:b w:val="0"/>
+          <w:i w:val="0"/>
+          <w:color w:val="000000"/>
+          <w:sz w:val="24"/>
+        </w:rPr>
+        <w:t xml:space="preserve">t expeditions to Suriname organised shortly after the turn of the century under the </w:t>
+      </w:r>
+      <w:r>
+        <w:rPr>
+          <w:rFonts w:ascii="Charis SIL Regular" w:hAnsi="Charis SIL Regular" w:eastAsia="Charis SIL Regular"/>
+          <w:b w:val="0"/>
+          <w:i w:val="0"/>
+          <w:color w:val="000000"/>
+          <w:sz w:val="24"/>
+        </w:rPr>
+        <w:t xml:space="preserve">auspices of the Royal Dutch Geographical Society (KNAG) yielded extensive ethnographic </w:t>
+      </w:r>
+      <w:r>
+        <w:rPr>
+          <w:rFonts w:ascii="Charis SIL Regular" w:hAnsi="Charis SIL Regular" w:eastAsia="Charis SIL Regular"/>
+          <w:b w:val="0"/>
+          <w:i w:val="0"/>
+          <w:color w:val="000000"/>
+          <w:sz w:val="24"/>
+        </w:rPr>
+        <w:t xml:space="preserve">collections, which are now part of the collection of the </w:t>
       </w:r>
       <w:r>
         <w:rPr>
@@ -6272,12 +6518,97 @@
           <w:sz w:val="24"/>
           <w:u w:val="single"/>
         </w:rPr>
-        <w:hyperlink r:id="rId50" w:history="1">
-          <w:r>
-            <w:rPr>
-              <w:rStyle w:val="Hyperlink"/>
-            </w:rPr>
-            <w:t>donated</w:t>
+        <w:hyperlink r:id="rId52" w:history="1">
+          <w:r>
+            <w:rPr>
+              <w:rStyle w:val="Hyperlink"/>
+            </w:rPr>
+            <w:t>Wereldmuseum</w:t>
+          </w:r>
+        </w:hyperlink>
+      </w:r>
+      <w:r>
+        <w:rPr>
+          <w:rFonts w:ascii="Charis SIL Regular" w:hAnsi="Charis SIL Regular" w:eastAsia="Charis SIL Regular"/>
+          <w:b w:val="0"/>
+          <w:i w:val="0"/>
+          <w:color w:val="0000FF"/>
+          <w:sz w:val="24"/>
+          <w:u w:val="single"/>
+        </w:rPr>
+        <w:t xml:space="preserve"> </w:t>
+      </w:r>
+      <w:r>
+        <w:rPr>
+          <w:rFonts w:ascii="Charis SIL Regular" w:hAnsi="Charis SIL Regular" w:eastAsia="Charis SIL Regular"/>
+          <w:b w:val="0"/>
+          <w:i w:val="0"/>
+          <w:color w:val="0000FF"/>
+          <w:sz w:val="24"/>
+          <w:u w:val="single"/>
+        </w:rPr>
+        <w:hyperlink r:id="rId52" w:history="1">
+          <w:r>
+            <w:rPr>
+              <w:rStyle w:val="Hyperlink"/>
+            </w:rPr>
+            <w:t>Amsterdam</w:t>
+          </w:r>
+        </w:hyperlink>
+      </w:r>
+      <w:r>
+        <w:rPr>
+          <w:rFonts w:ascii="Charis SIL Regular" w:hAnsi="Charis SIL Regular" w:eastAsia="Charis SIL Regular"/>
+          <w:b w:val="0"/>
+          <w:i w:val="0"/>
+          <w:color w:val="000000"/>
+          <w:sz w:val="24"/>
+        </w:rPr>
+        <w:t xml:space="preserve">. The </w:t>
+      </w:r>
+      <w:r>
+        <w:rPr>
+          <w:rFonts w:ascii="Charis SIL Regular" w:hAnsi="Charis SIL Regular" w:eastAsia="Charis SIL Regular"/>
+          <w:b w:val="0"/>
+          <w:i w:val="0"/>
+          <w:color w:val="000000"/>
+          <w:sz w:val="24"/>
+        </w:rPr>
+        <w:t xml:space="preserve">1903 expedition to the Gonini River resulted in series </w:t>
+      </w:r>
+      <w:r>
+        <w:rPr>
+          <w:rFonts w:ascii="Charis SIL Regular" w:hAnsi="Charis SIL Regular" w:eastAsia="Charis SIL Regular"/>
+          <w:b w:val="0"/>
+          <w:i w:val="0"/>
+          <w:color w:val="0000FF"/>
+          <w:sz w:val="24"/>
+          <w:u w:val="single"/>
+        </w:rPr>
+        <w:hyperlink r:id="rId53" w:history="1">
+          <w:r>
+            <w:rPr>
+              <w:rStyle w:val="Hyperlink"/>
+            </w:rPr>
+            <w:t>T</w:t>
+          </w:r>
+        </w:hyperlink>
+      </w:r>
+      <w:r>
+        <w:rPr>
+          <w:rFonts w:ascii="Charis SIL Regular" w:hAnsi="Charis SIL Regular" w:eastAsia="Charis SIL Regular"/>
+          <w:b w:val="0"/>
+          <w:i w:val="0"/>
+          <w:color w:val="0000FF"/>
+          <w:sz w:val="24"/>
+          <w:u w:val="single"/>
+        </w:rPr>
+        <w:hyperlink r:id="rId52" w:history="1">
+          <w:r>
+            <w:rPr>
+              <w:rStyle w:val="Hyperlink"/>
+            </w:rPr>
+            <w:t>M-401</w:t>
           </w:r>
         </w:hyperlink>
       </w:r>
@@ -6290,10 +6621,242 @@
           <w:color w:val="000000"/>
           <w:sz w:val="24"/>
         </w:rPr>
+        <w:hyperlink r:id="rId52" w:history="1">
+          <w:r>
+            <w:rPr>
+              <w:rStyle w:val="Hyperlink"/>
+            </w:rPr>
+            <w:t xml:space="preserve"> with 86 </w:t>
+          </w:r>
+        </w:hyperlink>
+      </w:r>
+      <w:r>
+        <w:rPr>
+          <w:u w:val="single" w:color="0000ff"/>
+          <w:rFonts w:ascii="Charis SIL Regular" w:hAnsi="Charis SIL Regular" w:eastAsia="Charis SIL Regular"/>
+          <w:b w:val="0"/>
+          <w:i w:val="0"/>
+          <w:color w:val="000000"/>
+          <w:sz w:val="24"/>
+        </w:rPr>
+        <w:hyperlink r:id="rId52" w:history="1">
+          <w:r>
+            <w:rPr>
+              <w:rStyle w:val="Hyperlink"/>
+            </w:rPr>
+            <w:t xml:space="preserve">objects, the </w:t>
+          </w:r>
+        </w:hyperlink>
+      </w:r>
+      <w:r>
+        <w:rPr>
+          <w:rFonts w:ascii="Charis SIL Regular" w:hAnsi="Charis SIL Regular" w:eastAsia="Charis SIL Regular"/>
+          <w:b w:val="0"/>
+          <w:i w:val="0"/>
+          <w:color w:val="000000"/>
+          <w:sz w:val="24"/>
+        </w:rPr>
+        <w:t xml:space="preserve">1904 </w:t>
+      </w:r>
+      <w:r>
+        <w:rPr>
+          <w:rFonts w:ascii="Charis SIL Regular" w:hAnsi="Charis SIL Regular" w:eastAsia="Charis SIL Regular"/>
+          <w:b w:val="0"/>
+          <w:i w:val="0"/>
+          <w:color w:val="000000"/>
+          <w:sz w:val="24"/>
+        </w:rPr>
+        <w:t xml:space="preserve">expedition to the Tapanahony River yielded series </w:t>
+      </w:r>
+      <w:r>
+        <w:rPr>
+          <w:rFonts w:ascii="Charis SIL Regular" w:hAnsi="Charis SIL Regular" w:eastAsia="Charis SIL Regular"/>
+          <w:b w:val="0"/>
+          <w:i w:val="0"/>
+          <w:color w:val="0000FF"/>
+          <w:sz w:val="24"/>
+          <w:u w:val="single"/>
+        </w:rPr>
+        <w:hyperlink r:id="rId54" w:history="1">
+          <w:r>
+            <w:rPr>
+              <w:rStyle w:val="Hyperlink"/>
+            </w:rPr>
+            <w:t>TM</w:t>
+          </w:r>
+        </w:hyperlink>
+      </w:r>
+      <w:r>
+        <w:rPr>
+          <w:rFonts w:ascii="Charis SIL Regular" w:hAnsi="Charis SIL Regular" w:eastAsia="Charis SIL Regular"/>
+          <w:b w:val="0"/>
+          <w:i w:val="0"/>
+          <w:color w:val="0000FF"/>
+          <w:sz w:val="24"/>
+          <w:u w:val="single"/>
+        </w:rPr>
+        <w:hyperlink r:id="rId53" w:history="1">
+          <w:r>
+            <w:rPr>
+              <w:rStyle w:val="Hyperlink"/>
+            </w:rPr>
+            <w:t>-402</w:t>
+          </w:r>
+        </w:hyperlink>
+      </w:r>
+      <w:r>
+        <w:rPr>
+          <w:u w:val="single" w:color="0000ff"/>
+          <w:rFonts w:ascii="Charis SIL Regular" w:hAnsi="Charis SIL Regular" w:eastAsia="Charis SIL Regular"/>
+          <w:b w:val="0"/>
+          <w:i w:val="0"/>
+          <w:color w:val="000000"/>
+          <w:sz w:val="24"/>
+        </w:rPr>
+        <w:hyperlink r:id="rId53" w:history="1">
+          <w:r>
+            <w:rPr>
+              <w:rStyle w:val="Hyperlink"/>
+            </w:rPr>
+            <w:t xml:space="preserve"> co</w:t>
+          </w:r>
+        </w:hyperlink>
+      </w:r>
+      <w:r>
+        <w:rPr>
+          <w:rFonts w:ascii="Charis SIL Regular" w:hAnsi="Charis SIL Regular" w:eastAsia="Charis SIL Regular"/>
+          <w:b w:val="0"/>
+          <w:i w:val="0"/>
+          <w:color w:val="000000"/>
+          <w:sz w:val="24"/>
+        </w:rPr>
+        <w:t xml:space="preserve">mprising 493 objects and the </w:t>
+      </w:r>
+      <w:r>
+        <w:rPr>
+          <w:rFonts w:ascii="Charis SIL Regular" w:hAnsi="Charis SIL Regular" w:eastAsia="Charis SIL Regular"/>
+          <w:b w:val="0"/>
+          <w:i w:val="0"/>
+          <w:color w:val="000000"/>
+          <w:sz w:val="24"/>
+        </w:rPr>
+        <w:t>1907 expedition to the Tumuk Humak Mountains y</w:t>
+      </w:r>
+      <w:r>
+        <w:rPr>
+          <w:u w:val="single" w:color="0000ff"/>
+          <w:rFonts w:ascii="Charis SIL Regular" w:hAnsi="Charis SIL Regular" w:eastAsia="Charis SIL Regular"/>
+          <w:b w:val="0"/>
+          <w:i w:val="0"/>
+          <w:color w:val="000000"/>
+          <w:sz w:val="24"/>
+        </w:rPr>
+        <w:hyperlink r:id="rId54" w:history="1">
+          <w:r>
+            <w:rPr>
+              <w:rStyle w:val="Hyperlink"/>
+            </w:rPr>
+            <w:t>ielded s</w:t>
+          </w:r>
+        </w:hyperlink>
+      </w:r>
+      <w:r>
+        <w:rPr>
+          <w:rFonts w:ascii="Charis SIL Regular" w:hAnsi="Charis SIL Regular" w:eastAsia="Charis SIL Regular"/>
+          <w:b w:val="0"/>
+          <w:i w:val="0"/>
+          <w:color w:val="000000"/>
+          <w:sz w:val="24"/>
+        </w:rPr>
+        <w:t xml:space="preserve">eries </w:t>
+      </w:r>
+      <w:r>
+        <w:rPr>
+          <w:rFonts w:ascii="Charis SIL Regular" w:hAnsi="Charis SIL Regular" w:eastAsia="Charis SIL Regular"/>
+          <w:b w:val="0"/>
+          <w:i w:val="0"/>
+          <w:color w:val="0000FF"/>
+          <w:sz w:val="24"/>
+          <w:u w:val="single"/>
+        </w:rPr>
+        <w:hyperlink r:id="rId55" w:history="1">
+          <w:r>
+            <w:rPr>
+              <w:rStyle w:val="Hyperlink"/>
+            </w:rPr>
+            <w:t>TM-403</w:t>
+          </w:r>
+        </w:hyperlink>
+      </w:r>
+      <w:r>
+        <w:rPr>
+          <w:rFonts w:ascii="Charis SIL Regular" w:hAnsi="Charis SIL Regular" w:eastAsia="Charis SIL Regular"/>
+          <w:b w:val="0"/>
+          <w:i w:val="0"/>
+          <w:color w:val="000000"/>
+          <w:sz w:val="24"/>
+        </w:rPr>
+        <w:t xml:space="preserve"> with 186 objects. A </w:t>
+      </w:r>
+      <w:r>
+        <w:rPr>
+          <w:rFonts w:ascii="Charis SIL Regular" w:hAnsi="Charis SIL Regular" w:eastAsia="Charis SIL Regular"/>
+          <w:b w:val="0"/>
+          <w:i w:val="0"/>
+          <w:color w:val="0000FF"/>
+          <w:sz w:val="24"/>
+          <w:u w:val="single"/>
+        </w:rPr>
+        <w:hyperlink r:id="rId56" w:history="1">
+          <w:r>
+            <w:rPr>
+              <w:rStyle w:val="Hyperlink"/>
+            </w:rPr>
+            <w:t>jewellery</w:t>
+          </w:r>
+        </w:hyperlink>
+      </w:r>
+      <w:r>
+        <w:rPr>
+          <w:rFonts w:ascii="Charis SIL Regular" w:hAnsi="Charis SIL Regular" w:eastAsia="Charis SIL Regular"/>
+          <w:b w:val="0"/>
+          <w:i w:val="0"/>
+          <w:color w:val="0000FF"/>
+          <w:sz w:val="24"/>
+          <w:u w:val="single"/>
+        </w:rPr>
         <w:t xml:space="preserve"> </w:t>
       </w:r>
       <w:r>
         <w:rPr>
+          <w:rFonts w:ascii="Charis SIL Regular" w:hAnsi="Charis SIL Regular" w:eastAsia="Charis SIL Regular"/>
+          <w:b w:val="0"/>
+          <w:i w:val="0"/>
+          <w:color w:val="0000FF"/>
+          <w:sz w:val="24"/>
+          <w:u w:val="single"/>
+        </w:rPr>
+        <w:hyperlink r:id="rId56" w:history="1">
+          <w:r>
+            <w:rPr>
+              <w:rStyle w:val="Hyperlink"/>
+            </w:rPr>
+            <w:t>box</w:t>
+          </w:r>
+        </w:hyperlink>
+      </w:r>
+      <w:r>
+        <w:rPr>
+          <w:rFonts w:ascii="Charis SIL Regular" w:hAnsi="Charis SIL Regular" w:eastAsia="Charis SIL Regular"/>
+          <w:b w:val="0"/>
+          <w:i w:val="0"/>
+          <w:color w:val="000000"/>
+          <w:sz w:val="24"/>
+        </w:rPr>
+        <w:t xml:space="preserve"> referencing the Gonini expedition is part of the co</w:t>
+      </w:r>
+      <w:r>
+        <w:rPr>
           <w:u w:val="single" w:color="0000ff"/>
           <w:rFonts w:ascii="Charis SIL Regular" w:hAnsi="Charis SIL Regular" w:eastAsia="Charis SIL Regular"/>
           <w:b w:val="0"/>
@@ -6301,14 +6864,7 @@
           <w:color w:val="000000"/>
           <w:sz w:val="24"/>
         </w:rPr>
-        <w:hyperlink r:id="rId49" w:history="1">
-          <w:r>
-            <w:rPr>
-              <w:rStyle w:val="Hyperlink"/>
-            </w:rPr>
-            <w:t xml:space="preserve">a large </w:t>
-          </w:r>
-        </w:hyperlink>
+        <w:t>l</w:t>
       </w:r>
       <w:r>
         <w:rPr>
@@ -6319,12 +6875,76 @@
           <w:color w:val="000000"/>
           <w:sz w:val="24"/>
         </w:rPr>
-        <w:hyperlink r:id="rId49" w:history="1">
-          <w:r>
-            <w:rPr>
-              <w:rStyle w:val="Hyperlink"/>
-            </w:rPr>
-            <w:t>c</w:t>
+        <w:hyperlink r:id="rId55" w:history="1">
+          <w:r>
+            <w:rPr>
+              <w:rStyle w:val="Hyperlink"/>
+            </w:rPr>
+            <w:t xml:space="preserve">lection </w:t>
+          </w:r>
+        </w:hyperlink>
+      </w:r>
+      <w:r>
+        <w:rPr>
+          <w:rFonts w:ascii="Charis SIL Regular" w:hAnsi="Charis SIL Regular" w:eastAsia="Charis SIL Regular"/>
+          <w:b w:val="0"/>
+          <w:i w:val="0"/>
+          <w:color w:val="000000"/>
+          <w:sz w:val="24"/>
+        </w:rPr>
+        <w:t xml:space="preserve">of the </w:t>
+      </w:r>
+      <w:r>
+        <w:rPr>
+          <w:rFonts w:ascii="Charis SIL Regular" w:hAnsi="Charis SIL Regular" w:eastAsia="Charis SIL Regular"/>
+          <w:b w:val="0"/>
+          <w:i w:val="0"/>
+          <w:color w:val="0000FF"/>
+          <w:sz w:val="24"/>
+          <w:u w:val="single"/>
+        </w:rPr>
+        <w:hyperlink r:id="rId57" w:history="1">
+          <w:r>
+            <w:rPr>
+              <w:rStyle w:val="Hyperlink"/>
+            </w:rPr>
+            <w:t xml:space="preserve">Rijksmuseum </w:t>
+          </w:r>
+        </w:hyperlink>
+      </w:r>
+      <w:r>
+        <w:rPr>
+          <w:rFonts w:ascii="Charis SIL Regular" w:hAnsi="Charis SIL Regular" w:eastAsia="Charis SIL Regular"/>
+          <w:b w:val="0"/>
+          <w:i w:val="0"/>
+          <w:color w:val="0000FF"/>
+          <w:sz w:val="24"/>
+          <w:u w:val="single"/>
+        </w:rPr>
+        <w:hyperlink r:id="rId56" w:history="1">
+          <w:r>
+            <w:rPr>
+              <w:rStyle w:val="Hyperlink"/>
+            </w:rPr>
+            <w:t>Amsterda</w:t>
+          </w:r>
+        </w:hyperlink>
+      </w:r>
+      <w:r>
+        <w:rPr>
+          <w:rFonts w:ascii="Charis SIL Regular" w:hAnsi="Charis SIL Regular" w:eastAsia="Charis SIL Regular"/>
+          <w:b w:val="0"/>
+          <w:i w:val="0"/>
+          <w:color w:val="0000FF"/>
+          <w:sz w:val="24"/>
+          <w:u w:val="single"/>
+        </w:rPr>
+        <w:hyperlink r:id="rId56" w:history="1">
+          <w:r>
+            <w:rPr>
+              <w:rStyle w:val="Hyperlink"/>
+            </w:rPr>
+            <w:t>m</w:t>
           </w:r>
         </w:hyperlink>
       </w:r>
@@ -6337,44 +6957,110 @@
           <w:color w:val="000000"/>
           <w:sz w:val="24"/>
         </w:rPr>
-        <w:hyperlink r:id="rId49" w:history="1">
-          <w:r>
-            <w:rPr>
-              <w:rStyle w:val="Hyperlink"/>
-            </w:rPr>
-            <w:t>ollectio</w:t>
-          </w:r>
-        </w:hyperlink>
-      </w:r>
-      <w:r>
-        <w:rPr>
-          <w:rFonts w:ascii="Charis SIL Regular" w:hAnsi="Charis SIL Regular" w:eastAsia="Charis SIL Regular"/>
-          <w:b w:val="0"/>
-          <w:i w:val="0"/>
-          <w:color w:val="000000"/>
-          <w:sz w:val="24"/>
-        </w:rPr>
-        <w:t xml:space="preserve">n of Wayana and Aluku artifacts to the </w:t>
-      </w:r>
-      <w:r>
-        <w:rPr>
-          <w:rFonts w:ascii="Charis SIL Italic" w:hAnsi="Charis SIL Italic" w:eastAsia="Charis SIL Italic"/>
-          <w:b w:val="0"/>
-          <w:i/>
-          <w:color w:val="000000"/>
-          <w:sz w:val="24"/>
-        </w:rPr>
-        <w:t>Musée du Trocadéro</w:t>
-      </w:r>
-      <w:r>
-        <w:rPr>
-          <w:rFonts w:ascii="Charis SIL Regular" w:hAnsi="Charis SIL Regular" w:eastAsia="Charis SIL Regular"/>
-          <w:b w:val="0"/>
-          <w:i w:val="0"/>
-          <w:color w:val="000000"/>
-          <w:sz w:val="24"/>
-        </w:rPr>
-        <w:t xml:space="preserve">. Three of </w:t>
+        <w:hyperlink r:id="rId56" w:history="1">
+          <w:r>
+            <w:rPr>
+              <w:rStyle w:val="Hyperlink"/>
+            </w:rPr>
+            <w:t>. I</w:t>
+          </w:r>
+        </w:hyperlink>
+      </w:r>
+      <w:r>
+        <w:rPr>
+          <w:rFonts w:ascii="Charis SIL Regular" w:hAnsi="Charis SIL Regular" w:eastAsia="Charis SIL Regular"/>
+          <w:b w:val="0"/>
+          <w:i w:val="0"/>
+          <w:color w:val="000000"/>
+          <w:sz w:val="24"/>
+        </w:rPr>
+        <w:t xml:space="preserve">n 1904 expedition member </w:t>
+      </w:r>
+      <w:r>
+        <w:rPr>
+          <w:rFonts w:ascii="Charis SIL Regular" w:hAnsi="Charis SIL Regular" w:eastAsia="Charis SIL Regular"/>
+          <w:b w:val="0"/>
+          <w:i w:val="0"/>
+          <w:color w:val="0000FF"/>
+          <w:sz w:val="24"/>
+          <w:u w:val="single"/>
+        </w:rPr>
+        <w:hyperlink r:id="rId58" w:history="1">
+          <w:r>
+            <w:rPr>
+              <w:rStyle w:val="Hyperlink"/>
+            </w:rPr>
+            <w:t>Claudius</w:t>
+          </w:r>
+        </w:hyperlink>
+      </w:r>
+      <w:r>
+        <w:rPr>
+          <w:rFonts w:ascii="Charis SIL Regular" w:hAnsi="Charis SIL Regular" w:eastAsia="Charis SIL Regular"/>
+          <w:b w:val="0"/>
+          <w:i w:val="0"/>
+          <w:color w:val="0000FF"/>
+          <w:sz w:val="24"/>
+          <w:u w:val="single"/>
+        </w:rPr>
+        <w:t xml:space="preserve"> </w:t>
+      </w:r>
+      <w:r>
+        <w:rPr>
+          <w:rFonts w:ascii="Charis SIL Regular" w:hAnsi="Charis SIL Regular" w:eastAsia="Charis SIL Regular"/>
+          <w:b w:val="0"/>
+          <w:i w:val="0"/>
+          <w:color w:val="0000FF"/>
+          <w:sz w:val="24"/>
+          <w:u w:val="single"/>
+        </w:rPr>
+        <w:hyperlink r:id="rId58" w:history="1">
+          <w:r>
+            <w:rPr>
+              <w:rStyle w:val="Hyperlink"/>
+            </w:rPr>
+            <w:t>de</w:t>
+          </w:r>
+        </w:hyperlink>
+      </w:r>
+      <w:r>
+        <w:rPr>
+          <w:rFonts w:ascii="Charis SIL Regular" w:hAnsi="Charis SIL Regular" w:eastAsia="Charis SIL Regular"/>
+          <w:b w:val="0"/>
+          <w:i w:val="0"/>
+          <w:color w:val="0000FF"/>
+          <w:sz w:val="24"/>
+          <w:u w:val="single"/>
+        </w:rPr>
+        <w:t xml:space="preserve"> </w:t>
+      </w:r>
+      <w:r>
+        <w:rPr>
+          <w:rFonts w:ascii="Charis SIL Regular" w:hAnsi="Charis SIL Regular" w:eastAsia="Charis SIL Regular"/>
+          <w:b w:val="0"/>
+          <w:i w:val="0"/>
+          <w:color w:val="0000FF"/>
+          <w:sz w:val="24"/>
+          <w:u w:val="single"/>
+        </w:rPr>
+        <w:hyperlink r:id="rId58" w:history="1">
+          <w:r>
+            <w:rPr>
+              <w:rStyle w:val="Hyperlink"/>
+            </w:rPr>
+            <w:t>Goeje</w:t>
+          </w:r>
+        </w:hyperlink>
+      </w:r>
+      <w:r>
+        <w:rPr>
+          <w:rFonts w:ascii="Charis SIL Regular" w:hAnsi="Charis SIL Regular" w:eastAsia="Charis SIL Regular"/>
+          <w:b w:val="0"/>
+          <w:i w:val="0"/>
+          <w:color w:val="000000"/>
+          <w:sz w:val="24"/>
+        </w:rPr>
+        <w:t xml:space="preserve"> donated a personal</w:t>
       </w:r>
       <w:r>
         <w:rPr>
@@ -6385,44 +7071,124 @@
           <w:color w:val="000000"/>
           <w:sz w:val="24"/>
         </w:rPr>
-        <w:hyperlink r:id="rId50" w:history="1">
-          <w:r>
-            <w:rPr>
-              <w:rStyle w:val="Hyperlink"/>
-            </w:rPr>
-            <w:t>the eigh</w:t>
-          </w:r>
-        </w:hyperlink>
-      </w:r>
-      <w:r>
-        <w:rPr>
-          <w:rFonts w:ascii="Charis SIL Regular" w:hAnsi="Charis SIL Regular" w:eastAsia="Charis SIL Regular"/>
-          <w:b w:val="0"/>
-          <w:i w:val="0"/>
-          <w:color w:val="000000"/>
-          <w:sz w:val="24"/>
-        </w:rPr>
-        <w:t xml:space="preserve">t expeditions to Suriname organised shortly after the turn of the century under the </w:t>
-      </w:r>
-      <w:r>
-        <w:rPr>
-          <w:rFonts w:ascii="Charis SIL Regular" w:hAnsi="Charis SIL Regular" w:eastAsia="Charis SIL Regular"/>
-          <w:b w:val="0"/>
-          <w:i w:val="0"/>
-          <w:color w:val="000000"/>
-          <w:sz w:val="24"/>
-        </w:rPr>
-        <w:t xml:space="preserve">auspices of the Royal Dutch Geographical Society (KNAG) yielded extensive ethnographic </w:t>
-      </w:r>
-      <w:r>
-        <w:rPr>
-          <w:rFonts w:ascii="Charis SIL Regular" w:hAnsi="Charis SIL Regular" w:eastAsia="Charis SIL Regular"/>
-          <w:b w:val="0"/>
-          <w:i w:val="0"/>
-          <w:color w:val="000000"/>
-          <w:sz w:val="24"/>
-        </w:rPr>
-        <w:t xml:space="preserve">collections, which are now part of the collection of the </w:t>
+        <w:hyperlink r:id="rId57" w:history="1">
+          <w:r>
+            <w:rPr>
+              <w:rStyle w:val="Hyperlink"/>
+            </w:rPr>
+            <w:t xml:space="preserve"> collection to </w:t>
+          </w:r>
+        </w:hyperlink>
+      </w:r>
+      <w:r>
+        <w:rPr>
+          <w:u w:val="single" w:color="0000ff"/>
+          <w:rFonts w:ascii="Charis SIL Regular" w:hAnsi="Charis SIL Regular" w:eastAsia="Charis SIL Regular"/>
+          <w:b w:val="0"/>
+          <w:i w:val="0"/>
+          <w:color w:val="000000"/>
+          <w:sz w:val="24"/>
+        </w:rPr>
+        <w:hyperlink r:id="rId57" w:history="1">
+          <w:r>
+            <w:rPr>
+              <w:rStyle w:val="Hyperlink"/>
+            </w:rPr>
+            <w:t>the museum</w:t>
+          </w:r>
+        </w:hyperlink>
+      </w:r>
+      <w:r>
+        <w:rPr>
+          <w:rFonts w:ascii="Charis SIL Regular" w:hAnsi="Charis SIL Regular" w:eastAsia="Charis SIL Regular"/>
+          <w:b w:val="0"/>
+          <w:i w:val="0"/>
+          <w:color w:val="000000"/>
+          <w:sz w:val="24"/>
+        </w:rPr>
+        <w:t xml:space="preserve"> in Leiden, where it was cata</w:t>
+      </w:r>
+      <w:r>
+        <w:rPr>
+          <w:u w:val="single" w:color="0000ff"/>
+          <w:rFonts w:ascii="Charis SIL Regular" w:hAnsi="Charis SIL Regular" w:eastAsia="Charis SIL Regular"/>
+          <w:b w:val="0"/>
+          <w:i w:val="0"/>
+          <w:color w:val="000000"/>
+          <w:sz w:val="24"/>
+        </w:rPr>
+        <w:hyperlink r:id="rId58" w:history="1">
+          <w:r>
+            <w:rPr>
+              <w:rStyle w:val="Hyperlink"/>
+            </w:rPr>
+            <w:t>logued u</w:t>
+          </w:r>
+        </w:hyperlink>
+      </w:r>
+      <w:r>
+        <w:rPr>
+          <w:u w:val="single" w:color="0000ff"/>
+          <w:rFonts w:ascii="Charis SIL Regular" w:hAnsi="Charis SIL Regular" w:eastAsia="Charis SIL Regular"/>
+          <w:b w:val="0"/>
+          <w:i w:val="0"/>
+          <w:color w:val="000000"/>
+          <w:sz w:val="24"/>
+        </w:rPr>
+        <w:hyperlink r:id="rId58" w:history="1">
+          <w:r>
+            <w:rPr>
+              <w:rStyle w:val="Hyperlink"/>
+            </w:rPr>
+            <w:t>n</w:t>
+          </w:r>
+        </w:hyperlink>
+      </w:r>
+      <w:r>
+        <w:rPr>
+          <w:u w:val="single" w:color="0000ff"/>
+          <w:rFonts w:ascii="Charis SIL Regular" w:hAnsi="Charis SIL Regular" w:eastAsia="Charis SIL Regular"/>
+          <w:b w:val="0"/>
+          <w:i w:val="0"/>
+          <w:color w:val="000000"/>
+          <w:sz w:val="24"/>
+        </w:rPr>
+        <w:hyperlink r:id="rId58" w:history="1">
+          <w:r>
+            <w:rPr>
+              <w:rStyle w:val="Hyperlink"/>
+            </w:rPr>
+            <w:t>de</w:t>
+          </w:r>
+        </w:hyperlink>
+      </w:r>
+      <w:r>
+        <w:rPr>
+          <w:u w:val="single" w:color="0000ff"/>
+          <w:rFonts w:ascii="Charis SIL Regular" w:hAnsi="Charis SIL Regular" w:eastAsia="Charis SIL Regular"/>
+          <w:b w:val="0"/>
+          <w:i w:val="0"/>
+          <w:color w:val="000000"/>
+          <w:sz w:val="24"/>
+        </w:rPr>
+        <w:hyperlink r:id="rId58" w:history="1">
+          <w:r>
+            <w:rPr>
+              <w:rStyle w:val="Hyperlink"/>
+            </w:rPr>
+            <w:t>r seria</w:t>
+          </w:r>
+        </w:hyperlink>
+      </w:r>
+      <w:r>
+        <w:rPr>
+          <w:rFonts w:ascii="Charis SIL Regular" w:hAnsi="Charis SIL Regular" w:eastAsia="Charis SIL Regular"/>
+          <w:b w:val="0"/>
+          <w:i w:val="0"/>
+          <w:color w:val="000000"/>
+          <w:sz w:val="24"/>
+        </w:rPr>
+        <w:t xml:space="preserve">l numbers </w:t>
       </w:r>
       <w:r>
         <w:rPr>
@@ -6433,14 +7199,24 @@
           <w:sz w:val="24"/>
           <w:u w:val="single"/>
         </w:rPr>
-        <w:hyperlink r:id="rId51" w:history="1">
-          <w:r>
-            <w:rPr>
-              <w:rStyle w:val="Hyperlink"/>
-            </w:rPr>
-            <w:t>Wereldmuseum</w:t>
-          </w:r>
-        </w:hyperlink>
+        <w:hyperlink r:id="rId59" w:history="1">
+          <w:r>
+            <w:rPr>
+              <w:rStyle w:val="Hyperlink"/>
+            </w:rPr>
+            <w:t>RV-1443</w:t>
+          </w:r>
+        </w:hyperlink>
+      </w:r>
+      <w:r>
+        <w:rPr>
+          <w:rFonts w:ascii="Charis SIL Regular" w:hAnsi="Charis SIL Regular" w:eastAsia="Charis SIL Regular"/>
+          <w:b w:val="0"/>
+          <w:i w:val="0"/>
+          <w:color w:val="000000"/>
+          <w:sz w:val="24"/>
+        </w:rPr>
+        <w:t xml:space="preserve"> and </w:t>
       </w:r>
       <w:r>
         <w:rPr>
@@ -6451,698 +7227,7 @@
           <w:sz w:val="24"/>
           <w:u w:val="single"/>
         </w:rPr>
-        <w:t xml:space="preserve"> </w:t>
-      </w:r>
-      <w:r>
-        <w:rPr>
-          <w:rFonts w:ascii="Charis SIL Regular" w:hAnsi="Charis SIL Regular" w:eastAsia="Charis SIL Regular"/>
-          <w:b w:val="0"/>
-          <w:i w:val="0"/>
-          <w:color w:val="0000FF"/>
-          <w:sz w:val="24"/>
-          <w:u w:val="single"/>
-        </w:rPr>
-        <w:hyperlink r:id="rId51" w:history="1">
-          <w:r>
-            <w:rPr>
-              <w:rStyle w:val="Hyperlink"/>
-            </w:rPr>
-            <w:t>Amsterdam</w:t>
-          </w:r>
-        </w:hyperlink>
-      </w:r>
-      <w:r>
-        <w:rPr>
-          <w:rFonts w:ascii="Charis SIL Regular" w:hAnsi="Charis SIL Regular" w:eastAsia="Charis SIL Regular"/>
-          <w:b w:val="0"/>
-          <w:i w:val="0"/>
-          <w:color w:val="000000"/>
-          <w:sz w:val="24"/>
-        </w:rPr>
-        <w:t xml:space="preserve">. The </w:t>
-      </w:r>
-      <w:r>
-        <w:rPr>
-          <w:rFonts w:ascii="Charis SIL Regular" w:hAnsi="Charis SIL Regular" w:eastAsia="Charis SIL Regular"/>
-          <w:b w:val="0"/>
-          <w:i w:val="0"/>
-          <w:color w:val="000000"/>
-          <w:sz w:val="24"/>
-        </w:rPr>
-        <w:t xml:space="preserve">1903 expedition to the Gonini River resulted in series </w:t>
-      </w:r>
-      <w:r>
-        <w:rPr>
-          <w:rFonts w:ascii="Charis SIL Regular" w:hAnsi="Charis SIL Regular" w:eastAsia="Charis SIL Regular"/>
-          <w:b w:val="0"/>
-          <w:i w:val="0"/>
-          <w:color w:val="0000FF"/>
-          <w:sz w:val="24"/>
-          <w:u w:val="single"/>
-        </w:rPr>
-        <w:hyperlink r:id="rId52" w:history="1">
-          <w:r>
-            <w:rPr>
-              <w:rStyle w:val="Hyperlink"/>
-            </w:rPr>
-            <w:t>T</w:t>
-          </w:r>
-        </w:hyperlink>
-      </w:r>
-      <w:r>
-        <w:rPr>
-          <w:rFonts w:ascii="Charis SIL Regular" w:hAnsi="Charis SIL Regular" w:eastAsia="Charis SIL Regular"/>
-          <w:b w:val="0"/>
-          <w:i w:val="0"/>
-          <w:color w:val="0000FF"/>
-          <w:sz w:val="24"/>
-          <w:u w:val="single"/>
-        </w:rPr>
-        <w:hyperlink r:id="rId51" w:history="1">
-          <w:r>
-            <w:rPr>
-              <w:rStyle w:val="Hyperlink"/>
-            </w:rPr>
-            <w:t>M-401</w:t>
-          </w:r>
-        </w:hyperlink>
-      </w:r>
-      <w:r>
-        <w:rPr>
-          <w:u w:val="single" w:color="0000ff"/>
-          <w:rFonts w:ascii="Charis SIL Regular" w:hAnsi="Charis SIL Regular" w:eastAsia="Charis SIL Regular"/>
-          <w:b w:val="0"/>
-          <w:i w:val="0"/>
-          <w:color w:val="000000"/>
-          <w:sz w:val="24"/>
-        </w:rPr>
-        <w:hyperlink r:id="rId51" w:history="1">
-          <w:r>
-            <w:rPr>
-              <w:rStyle w:val="Hyperlink"/>
-            </w:rPr>
-            <w:t xml:space="preserve"> with 86 </w:t>
-          </w:r>
-        </w:hyperlink>
-      </w:r>
-      <w:r>
-        <w:rPr>
-          <w:u w:val="single" w:color="0000ff"/>
-          <w:rFonts w:ascii="Charis SIL Regular" w:hAnsi="Charis SIL Regular" w:eastAsia="Charis SIL Regular"/>
-          <w:b w:val="0"/>
-          <w:i w:val="0"/>
-          <w:color w:val="000000"/>
-          <w:sz w:val="24"/>
-        </w:rPr>
-        <w:hyperlink r:id="rId51" w:history="1">
-          <w:r>
-            <w:rPr>
-              <w:rStyle w:val="Hyperlink"/>
-            </w:rPr>
-            <w:t xml:space="preserve">objects, the </w:t>
-          </w:r>
-        </w:hyperlink>
-      </w:r>
-      <w:r>
-        <w:rPr>
-          <w:rFonts w:ascii="Charis SIL Regular" w:hAnsi="Charis SIL Regular" w:eastAsia="Charis SIL Regular"/>
-          <w:b w:val="0"/>
-          <w:i w:val="0"/>
-          <w:color w:val="000000"/>
-          <w:sz w:val="24"/>
-        </w:rPr>
-        <w:t xml:space="preserve">1904 </w:t>
-      </w:r>
-      <w:r>
-        <w:rPr>
-          <w:rFonts w:ascii="Charis SIL Regular" w:hAnsi="Charis SIL Regular" w:eastAsia="Charis SIL Regular"/>
-          <w:b w:val="0"/>
-          <w:i w:val="0"/>
-          <w:color w:val="000000"/>
-          <w:sz w:val="24"/>
-        </w:rPr>
-        <w:t xml:space="preserve">expedition to the Tapanahony River yielded series </w:t>
-      </w:r>
-      <w:r>
-        <w:rPr>
-          <w:rFonts w:ascii="Charis SIL Regular" w:hAnsi="Charis SIL Regular" w:eastAsia="Charis SIL Regular"/>
-          <w:b w:val="0"/>
-          <w:i w:val="0"/>
-          <w:color w:val="0000FF"/>
-          <w:sz w:val="24"/>
-          <w:u w:val="single"/>
-        </w:rPr>
-        <w:hyperlink r:id="rId53" w:history="1">
-          <w:r>
-            <w:rPr>
-              <w:rStyle w:val="Hyperlink"/>
-            </w:rPr>
-            <w:t>TM</w:t>
-          </w:r>
-        </w:hyperlink>
-      </w:r>
-      <w:r>
-        <w:rPr>
-          <w:rFonts w:ascii="Charis SIL Regular" w:hAnsi="Charis SIL Regular" w:eastAsia="Charis SIL Regular"/>
-          <w:b w:val="0"/>
-          <w:i w:val="0"/>
-          <w:color w:val="0000FF"/>
-          <w:sz w:val="24"/>
-          <w:u w:val="single"/>
-        </w:rPr>
-        <w:hyperlink r:id="rId53" w:history="1">
-          <w:r>
-            <w:rPr>
-              <w:rStyle w:val="Hyperlink"/>
-            </w:rPr>
-            <w:t>-402</w:t>
-          </w:r>
-        </w:hyperlink>
-      </w:r>
-      <w:r>
-        <w:rPr>
-          <w:u w:val="single" w:color="0000ff"/>
-          <w:rFonts w:ascii="Charis SIL Regular" w:hAnsi="Charis SIL Regular" w:eastAsia="Charis SIL Regular"/>
-          <w:b w:val="0"/>
-          <w:i w:val="0"/>
-          <w:color w:val="000000"/>
-          <w:sz w:val="24"/>
-        </w:rPr>
-        <w:hyperlink r:id="rId52" w:history="1">
-          <w:r>
-            <w:rPr>
-              <w:rStyle w:val="Hyperlink"/>
-            </w:rPr>
-            <w:t xml:space="preserve"> co</w:t>
-          </w:r>
-        </w:hyperlink>
-      </w:r>
-      <w:r>
-        <w:rPr>
-          <w:rFonts w:ascii="Charis SIL Regular" w:hAnsi="Charis SIL Regular" w:eastAsia="Charis SIL Regular"/>
-          <w:b w:val="0"/>
-          <w:i w:val="0"/>
-          <w:color w:val="000000"/>
-          <w:sz w:val="24"/>
-        </w:rPr>
-        <w:t xml:space="preserve">mprising 493 objects and the </w:t>
-      </w:r>
-      <w:r>
-        <w:rPr>
-          <w:rFonts w:ascii="Charis SIL Regular" w:hAnsi="Charis SIL Regular" w:eastAsia="Charis SIL Regular"/>
-          <w:b w:val="0"/>
-          <w:i w:val="0"/>
-          <w:color w:val="000000"/>
-          <w:sz w:val="24"/>
-        </w:rPr>
-        <w:t>1907 expedition to the Tumuk Humak Mountains y</w:t>
-      </w:r>
-      <w:r>
-        <w:rPr>
-          <w:u w:val="single" w:color="0000ff"/>
-          <w:rFonts w:ascii="Charis SIL Regular" w:hAnsi="Charis SIL Regular" w:eastAsia="Charis SIL Regular"/>
-          <w:b w:val="0"/>
-          <w:i w:val="0"/>
-          <w:color w:val="000000"/>
-          <w:sz w:val="24"/>
-        </w:rPr>
-        <w:hyperlink r:id="rId53" w:history="1">
-          <w:r>
-            <w:rPr>
-              <w:rStyle w:val="Hyperlink"/>
-            </w:rPr>
-            <w:t>ielded s</w:t>
-          </w:r>
-        </w:hyperlink>
-      </w:r>
-      <w:r>
-        <w:rPr>
-          <w:rFonts w:ascii="Charis SIL Regular" w:hAnsi="Charis SIL Regular" w:eastAsia="Charis SIL Regular"/>
-          <w:b w:val="0"/>
-          <w:i w:val="0"/>
-          <w:color w:val="000000"/>
-          <w:sz w:val="24"/>
-        </w:rPr>
-        <w:t xml:space="preserve">eries </w:t>
-      </w:r>
-      <w:r>
-        <w:rPr>
-          <w:rFonts w:ascii="Charis SIL Regular" w:hAnsi="Charis SIL Regular" w:eastAsia="Charis SIL Regular"/>
-          <w:b w:val="0"/>
-          <w:i w:val="0"/>
-          <w:color w:val="0000FF"/>
-          <w:sz w:val="24"/>
-          <w:u w:val="single"/>
-        </w:rPr>
-        <w:hyperlink r:id="rId54" w:history="1">
-          <w:r>
-            <w:rPr>
-              <w:rStyle w:val="Hyperlink"/>
-            </w:rPr>
-            <w:t>TM-403</w:t>
-          </w:r>
-        </w:hyperlink>
-      </w:r>
-      <w:r>
-        <w:rPr>
-          <w:rFonts w:ascii="Charis SIL Regular" w:hAnsi="Charis SIL Regular" w:eastAsia="Charis SIL Regular"/>
-          <w:b w:val="0"/>
-          <w:i w:val="0"/>
-          <w:color w:val="000000"/>
-          <w:sz w:val="24"/>
-        </w:rPr>
-        <w:t xml:space="preserve"> with 186 objects. A </w:t>
-      </w:r>
-      <w:r>
-        <w:rPr>
-          <w:rFonts w:ascii="Charis SIL Regular" w:hAnsi="Charis SIL Regular" w:eastAsia="Charis SIL Regular"/>
-          <w:b w:val="0"/>
-          <w:i w:val="0"/>
-          <w:color w:val="0000FF"/>
-          <w:sz w:val="24"/>
-          <w:u w:val="single"/>
-        </w:rPr>
-        <w:hyperlink r:id="rId55" w:history="1">
-          <w:r>
-            <w:rPr>
-              <w:rStyle w:val="Hyperlink"/>
-            </w:rPr>
-            <w:t>jewellery</w:t>
-          </w:r>
-        </w:hyperlink>
-      </w:r>
-      <w:r>
-        <w:rPr>
-          <w:rFonts w:ascii="Charis SIL Regular" w:hAnsi="Charis SIL Regular" w:eastAsia="Charis SIL Regular"/>
-          <w:b w:val="0"/>
-          <w:i w:val="0"/>
-          <w:color w:val="0000FF"/>
-          <w:sz w:val="24"/>
-          <w:u w:val="single"/>
-        </w:rPr>
-        <w:t xml:space="preserve"> </w:t>
-      </w:r>
-      <w:r>
-        <w:rPr>
-          <w:rFonts w:ascii="Charis SIL Regular" w:hAnsi="Charis SIL Regular" w:eastAsia="Charis SIL Regular"/>
-          <w:b w:val="0"/>
-          <w:i w:val="0"/>
-          <w:color w:val="0000FF"/>
-          <w:sz w:val="24"/>
-          <w:u w:val="single"/>
-        </w:rPr>
-        <w:hyperlink r:id="rId55" w:history="1">
-          <w:r>
-            <w:rPr>
-              <w:rStyle w:val="Hyperlink"/>
-            </w:rPr>
-            <w:t>box</w:t>
-          </w:r>
-        </w:hyperlink>
-      </w:r>
-      <w:r>
-        <w:rPr>
-          <w:rFonts w:ascii="Charis SIL Regular" w:hAnsi="Charis SIL Regular" w:eastAsia="Charis SIL Regular"/>
-          <w:b w:val="0"/>
-          <w:i w:val="0"/>
-          <w:color w:val="000000"/>
-          <w:sz w:val="24"/>
-        </w:rPr>
-        <w:t xml:space="preserve"> referencing the Gonini expedition is part of the co</w:t>
-      </w:r>
-      <w:r>
-        <w:rPr>
-          <w:u w:val="single" w:color="0000ff"/>
-          <w:rFonts w:ascii="Charis SIL Regular" w:hAnsi="Charis SIL Regular" w:eastAsia="Charis SIL Regular"/>
-          <w:b w:val="0"/>
-          <w:i w:val="0"/>
-          <w:color w:val="000000"/>
-          <w:sz w:val="24"/>
-        </w:rPr>
-        <w:t>l</w:t>
-      </w:r>
-      <w:r>
-        <w:rPr>
-          <w:u w:val="single" w:color="0000ff"/>
-          <w:rFonts w:ascii="Charis SIL Regular" w:hAnsi="Charis SIL Regular" w:eastAsia="Charis SIL Regular"/>
-          <w:b w:val="0"/>
-          <w:i w:val="0"/>
-          <w:color w:val="000000"/>
-          <w:sz w:val="24"/>
-        </w:rPr>
-        <w:hyperlink r:id="rId54" w:history="1">
-          <w:r>
-            <w:rPr>
-              <w:rStyle w:val="Hyperlink"/>
-            </w:rPr>
-            <w:t xml:space="preserve">lection </w:t>
-          </w:r>
-        </w:hyperlink>
-      </w:r>
-      <w:r>
-        <w:rPr>
-          <w:rFonts w:ascii="Charis SIL Regular" w:hAnsi="Charis SIL Regular" w:eastAsia="Charis SIL Regular"/>
-          <w:b w:val="0"/>
-          <w:i w:val="0"/>
-          <w:color w:val="000000"/>
-          <w:sz w:val="24"/>
-        </w:rPr>
-        <w:t xml:space="preserve">of the </w:t>
-      </w:r>
-      <w:r>
-        <w:rPr>
-          <w:rFonts w:ascii="Charis SIL Regular" w:hAnsi="Charis SIL Regular" w:eastAsia="Charis SIL Regular"/>
-          <w:b w:val="0"/>
-          <w:i w:val="0"/>
-          <w:color w:val="0000FF"/>
-          <w:sz w:val="24"/>
-          <w:u w:val="single"/>
-        </w:rPr>
-        <w:hyperlink r:id="rId56" w:history="1">
-          <w:r>
-            <w:rPr>
-              <w:rStyle w:val="Hyperlink"/>
-            </w:rPr>
-            <w:t xml:space="preserve">Rijksmuseum </w:t>
-          </w:r>
-        </w:hyperlink>
-      </w:r>
-      <w:r>
-        <w:rPr>
-          <w:rFonts w:ascii="Charis SIL Regular" w:hAnsi="Charis SIL Regular" w:eastAsia="Charis SIL Regular"/>
-          <w:b w:val="0"/>
-          <w:i w:val="0"/>
-          <w:color w:val="0000FF"/>
-          <w:sz w:val="24"/>
-          <w:u w:val="single"/>
-        </w:rPr>
-        <w:hyperlink r:id="rId55" w:history="1">
-          <w:r>
-            <w:rPr>
-              <w:rStyle w:val="Hyperlink"/>
-            </w:rPr>
-            <w:t>Amsterda</w:t>
-          </w:r>
-        </w:hyperlink>
-      </w:r>
-      <w:r>
-        <w:rPr>
-          <w:rFonts w:ascii="Charis SIL Regular" w:hAnsi="Charis SIL Regular" w:eastAsia="Charis SIL Regular"/>
-          <w:b w:val="0"/>
-          <w:i w:val="0"/>
-          <w:color w:val="0000FF"/>
-          <w:sz w:val="24"/>
-          <w:u w:val="single"/>
-        </w:rPr>
-        <w:hyperlink r:id="rId55" w:history="1">
-          <w:r>
-            <w:rPr>
-              <w:rStyle w:val="Hyperlink"/>
-            </w:rPr>
-            <w:t>m</w:t>
-          </w:r>
-        </w:hyperlink>
-      </w:r>
-      <w:r>
-        <w:rPr>
-          <w:u w:val="single" w:color="0000ff"/>
-          <w:rFonts w:ascii="Charis SIL Regular" w:hAnsi="Charis SIL Regular" w:eastAsia="Charis SIL Regular"/>
-          <w:b w:val="0"/>
-          <w:i w:val="0"/>
-          <w:color w:val="000000"/>
-          <w:sz w:val="24"/>
-        </w:rPr>
-        <w:hyperlink r:id="rId55" w:history="1">
-          <w:r>
-            <w:rPr>
-              <w:rStyle w:val="Hyperlink"/>
-            </w:rPr>
-            <w:t>. I</w:t>
-          </w:r>
-        </w:hyperlink>
-      </w:r>
-      <w:r>
-        <w:rPr>
-          <w:rFonts w:ascii="Charis SIL Regular" w:hAnsi="Charis SIL Regular" w:eastAsia="Charis SIL Regular"/>
-          <w:b w:val="0"/>
-          <w:i w:val="0"/>
-          <w:color w:val="000000"/>
-          <w:sz w:val="24"/>
-        </w:rPr>
-        <w:t xml:space="preserve">n 1904 expedition member </w:t>
-      </w:r>
-      <w:r>
-        <w:rPr>
-          <w:rFonts w:ascii="Charis SIL Regular" w:hAnsi="Charis SIL Regular" w:eastAsia="Charis SIL Regular"/>
-          <w:b w:val="0"/>
-          <w:i w:val="0"/>
-          <w:color w:val="0000FF"/>
-          <w:sz w:val="24"/>
-          <w:u w:val="single"/>
-        </w:rPr>
-        <w:hyperlink r:id="rId57" w:history="1">
-          <w:r>
-            <w:rPr>
-              <w:rStyle w:val="Hyperlink"/>
-            </w:rPr>
-            <w:t>Claudius</w:t>
-          </w:r>
-        </w:hyperlink>
-      </w:r>
-      <w:r>
-        <w:rPr>
-          <w:rFonts w:ascii="Charis SIL Regular" w:hAnsi="Charis SIL Regular" w:eastAsia="Charis SIL Regular"/>
-          <w:b w:val="0"/>
-          <w:i w:val="0"/>
-          <w:color w:val="0000FF"/>
-          <w:sz w:val="24"/>
-          <w:u w:val="single"/>
-        </w:rPr>
-        <w:t xml:space="preserve"> </w:t>
-      </w:r>
-      <w:r>
-        <w:rPr>
-          <w:rFonts w:ascii="Charis SIL Regular" w:hAnsi="Charis SIL Regular" w:eastAsia="Charis SIL Regular"/>
-          <w:b w:val="0"/>
-          <w:i w:val="0"/>
-          <w:color w:val="0000FF"/>
-          <w:sz w:val="24"/>
-          <w:u w:val="single"/>
-        </w:rPr>
-        <w:hyperlink r:id="rId57" w:history="1">
-          <w:r>
-            <w:rPr>
-              <w:rStyle w:val="Hyperlink"/>
-            </w:rPr>
-            <w:t>de</w:t>
-          </w:r>
-        </w:hyperlink>
-      </w:r>
-      <w:r>
-        <w:rPr>
-          <w:rFonts w:ascii="Charis SIL Regular" w:hAnsi="Charis SIL Regular" w:eastAsia="Charis SIL Regular"/>
-          <w:b w:val="0"/>
-          <w:i w:val="0"/>
-          <w:color w:val="0000FF"/>
-          <w:sz w:val="24"/>
-          <w:u w:val="single"/>
-        </w:rPr>
-        <w:t xml:space="preserve"> </w:t>
-      </w:r>
-      <w:r>
-        <w:rPr>
-          <w:rFonts w:ascii="Charis SIL Regular" w:hAnsi="Charis SIL Regular" w:eastAsia="Charis SIL Regular"/>
-          <w:b w:val="0"/>
-          <w:i w:val="0"/>
-          <w:color w:val="0000FF"/>
-          <w:sz w:val="24"/>
-          <w:u w:val="single"/>
-        </w:rPr>
-        <w:hyperlink r:id="rId57" w:history="1">
-          <w:r>
-            <w:rPr>
-              <w:rStyle w:val="Hyperlink"/>
-            </w:rPr>
-            <w:t>Goeje</w:t>
-          </w:r>
-        </w:hyperlink>
-      </w:r>
-      <w:r>
-        <w:rPr>
-          <w:rFonts w:ascii="Charis SIL Regular" w:hAnsi="Charis SIL Regular" w:eastAsia="Charis SIL Regular"/>
-          <w:b w:val="0"/>
-          <w:i w:val="0"/>
-          <w:color w:val="000000"/>
-          <w:sz w:val="24"/>
-        </w:rPr>
-        <w:t xml:space="preserve"> donated a personal</w:t>
-      </w:r>
-      <w:r>
-        <w:rPr>
-          <w:u w:val="single" w:color="0000ff"/>
-          <w:rFonts w:ascii="Charis SIL Regular" w:hAnsi="Charis SIL Regular" w:eastAsia="Charis SIL Regular"/>
-          <w:b w:val="0"/>
-          <w:i w:val="0"/>
-          <w:color w:val="000000"/>
-          <w:sz w:val="24"/>
-        </w:rPr>
-        <w:hyperlink r:id="rId56" w:history="1">
-          <w:r>
-            <w:rPr>
-              <w:rStyle w:val="Hyperlink"/>
-            </w:rPr>
-            <w:t xml:space="preserve"> collection to </w:t>
-          </w:r>
-        </w:hyperlink>
-      </w:r>
-      <w:r>
-        <w:rPr>
-          <w:u w:val="single" w:color="0000ff"/>
-          <w:rFonts w:ascii="Charis SIL Regular" w:hAnsi="Charis SIL Regular" w:eastAsia="Charis SIL Regular"/>
-          <w:b w:val="0"/>
-          <w:i w:val="0"/>
-          <w:color w:val="000000"/>
-          <w:sz w:val="24"/>
-        </w:rPr>
-        <w:hyperlink r:id="rId56" w:history="1">
-          <w:r>
-            <w:rPr>
-              <w:rStyle w:val="Hyperlink"/>
-            </w:rPr>
-            <w:t>the museum</w:t>
-          </w:r>
-        </w:hyperlink>
-      </w:r>
-      <w:r>
-        <w:rPr>
-          <w:rFonts w:ascii="Charis SIL Regular" w:hAnsi="Charis SIL Regular" w:eastAsia="Charis SIL Regular"/>
-          <w:b w:val="0"/>
-          <w:i w:val="0"/>
-          <w:color w:val="000000"/>
-          <w:sz w:val="24"/>
-        </w:rPr>
-        <w:t xml:space="preserve"> in Leiden, where it was cata</w:t>
-      </w:r>
-      <w:r>
-        <w:rPr>
-          <w:u w:val="single" w:color="0000ff"/>
-          <w:rFonts w:ascii="Charis SIL Regular" w:hAnsi="Charis SIL Regular" w:eastAsia="Charis SIL Regular"/>
-          <w:b w:val="0"/>
-          <w:i w:val="0"/>
-          <w:color w:val="000000"/>
-          <w:sz w:val="24"/>
-        </w:rPr>
-        <w:hyperlink r:id="rId57" w:history="1">
-          <w:r>
-            <w:rPr>
-              <w:rStyle w:val="Hyperlink"/>
-            </w:rPr>
-            <w:t>logued u</w:t>
-          </w:r>
-        </w:hyperlink>
-      </w:r>
-      <w:r>
-        <w:rPr>
-          <w:u w:val="single" w:color="0000ff"/>
-          <w:rFonts w:ascii="Charis SIL Regular" w:hAnsi="Charis SIL Regular" w:eastAsia="Charis SIL Regular"/>
-          <w:b w:val="0"/>
-          <w:i w:val="0"/>
-          <w:color w:val="000000"/>
-          <w:sz w:val="24"/>
-        </w:rPr>
-        <w:hyperlink r:id="rId57" w:history="1">
-          <w:r>
-            <w:rPr>
-              <w:rStyle w:val="Hyperlink"/>
-            </w:rPr>
-            <w:t>n</w:t>
-          </w:r>
-        </w:hyperlink>
-      </w:r>
-      <w:r>
-        <w:rPr>
-          <w:u w:val="single" w:color="0000ff"/>
-          <w:rFonts w:ascii="Charis SIL Regular" w:hAnsi="Charis SIL Regular" w:eastAsia="Charis SIL Regular"/>
-          <w:b w:val="0"/>
-          <w:i w:val="0"/>
-          <w:color w:val="000000"/>
-          <w:sz w:val="24"/>
-        </w:rPr>
-        <w:hyperlink r:id="rId57" w:history="1">
-          <w:r>
-            <w:rPr>
-              <w:rStyle w:val="Hyperlink"/>
-            </w:rPr>
-            <w:t>de</w:t>
-          </w:r>
-        </w:hyperlink>
-      </w:r>
-      <w:r>
-        <w:rPr>
-          <w:u w:val="single" w:color="0000ff"/>
-          <w:rFonts w:ascii="Charis SIL Regular" w:hAnsi="Charis SIL Regular" w:eastAsia="Charis SIL Regular"/>
-          <w:b w:val="0"/>
-          <w:i w:val="0"/>
-          <w:color w:val="000000"/>
-          <w:sz w:val="24"/>
-        </w:rPr>
-        <w:hyperlink r:id="rId57" w:history="1">
-          <w:r>
-            <w:rPr>
-              <w:rStyle w:val="Hyperlink"/>
-            </w:rPr>
-            <w:t>r seria</w:t>
-          </w:r>
-        </w:hyperlink>
-      </w:r>
-      <w:r>
-        <w:rPr>
-          <w:rFonts w:ascii="Charis SIL Regular" w:hAnsi="Charis SIL Regular" w:eastAsia="Charis SIL Regular"/>
-          <w:b w:val="0"/>
-          <w:i w:val="0"/>
-          <w:color w:val="000000"/>
-          <w:sz w:val="24"/>
-        </w:rPr>
-        <w:t xml:space="preserve">l numbers </w:t>
-      </w:r>
-      <w:r>
-        <w:rPr>
-          <w:rFonts w:ascii="Charis SIL Regular" w:hAnsi="Charis SIL Regular" w:eastAsia="Charis SIL Regular"/>
-          <w:b w:val="0"/>
-          <w:i w:val="0"/>
-          <w:color w:val="0000FF"/>
-          <w:sz w:val="24"/>
-          <w:u w:val="single"/>
-        </w:rPr>
-        <w:hyperlink r:id="rId58" w:history="1">
-          <w:r>
-            <w:rPr>
-              <w:rStyle w:val="Hyperlink"/>
-            </w:rPr>
-            <w:t>RV-1443</w:t>
-          </w:r>
-        </w:hyperlink>
-      </w:r>
-      <w:r>
-        <w:rPr>
-          <w:rFonts w:ascii="Charis SIL Regular" w:hAnsi="Charis SIL Regular" w:eastAsia="Charis SIL Regular"/>
-          <w:b w:val="0"/>
-          <w:i w:val="0"/>
-          <w:color w:val="000000"/>
-          <w:sz w:val="24"/>
-        </w:rPr>
-        <w:t xml:space="preserve"> and </w:t>
-      </w:r>
-      <w:r>
-        <w:rPr>
-          <w:rFonts w:ascii="Charis SIL Regular" w:hAnsi="Charis SIL Regular" w:eastAsia="Charis SIL Regular"/>
-          <w:b w:val="0"/>
-          <w:i w:val="0"/>
-          <w:color w:val="0000FF"/>
-          <w:sz w:val="24"/>
-          <w:u w:val="single"/>
-        </w:rPr>
-        <w:hyperlink r:id="rId59" w:history="1">
+        <w:hyperlink r:id="rId60" w:history="1">
           <w:r>
             <w:rPr>
               <w:rStyle w:val="Hyperlink"/>
@@ -7190,7 +7275,7 @@
           <w:sz w:val="24"/>
           <w:u w:val="single"/>
         </w:rPr>
-        <w:hyperlink r:id="rId60" w:history="1">
+        <w:hyperlink r:id="rId61" w:history="1">
           <w:r>
             <w:rPr>
               <w:rStyle w:val="Hyperlink"/>
@@ -7218,34 +7303,73 @@
           <w:sz w:val="24"/>
           <w:u w:val="single"/>
         </w:rPr>
+        <w:hyperlink r:id="rId62" w:history="1">
+          <w:r>
+            <w:rPr>
+              <w:rStyle w:val="Hyperlink"/>
+            </w:rPr>
+            <w:t>RV-2349</w:t>
+          </w:r>
+        </w:hyperlink>
+      </w:r>
+      <w:r>
+        <w:rPr>
+          <w:rFonts w:ascii="Charis SIL Regular" w:hAnsi="Charis SIL Regular" w:eastAsia="Charis SIL Regular"/>
+          <w:b w:val="0"/>
+          <w:i w:val="0"/>
+          <w:color w:val="000000"/>
+          <w:sz w:val="24"/>
+        </w:rPr>
+        <w:t xml:space="preserve">, which were gathered from Caribs by the Surinamese </w:t>
+      </w:r>
+      <w:r>
+        <w:rPr>
+          <w:rFonts w:ascii="Charis SIL Regular" w:hAnsi="Charis SIL Regular" w:eastAsia="Charis SIL Regular"/>
+          <w:b w:val="0"/>
+          <w:i w:val="0"/>
+          <w:color w:val="000000"/>
+          <w:sz w:val="24"/>
+        </w:rPr>
+        <w:t>brothers Fr</w:t>
+      </w:r>
+      <w:r>
+        <w:rPr>
+          <w:u w:val="single" w:color="0000ff"/>
+          <w:rFonts w:ascii="Charis SIL Regular" w:hAnsi="Charis SIL Regular" w:eastAsia="Charis SIL Regular"/>
+          <w:b w:val="0"/>
+          <w:i w:val="0"/>
+          <w:color w:val="000000"/>
+          <w:sz w:val="24"/>
+        </w:rPr>
+        <w:t>e</w:t>
+      </w:r>
+      <w:r>
+        <w:rPr>
+          <w:u w:val="single" w:color="0000ff"/>
+          <w:rFonts w:ascii="Charis SIL Regular" w:hAnsi="Charis SIL Regular" w:eastAsia="Charis SIL Regular"/>
+          <w:b w:val="0"/>
+          <w:i w:val="0"/>
+          <w:color w:val="000000"/>
+          <w:sz w:val="24"/>
+        </w:rPr>
         <w:hyperlink r:id="rId61" w:history="1">
           <w:r>
             <w:rPr>
               <w:rStyle w:val="Hyperlink"/>
             </w:rPr>
-            <w:t>RV-2349</w:t>
-          </w:r>
-        </w:hyperlink>
-      </w:r>
-      <w:r>
-        <w:rPr>
-          <w:rFonts w:ascii="Charis SIL Regular" w:hAnsi="Charis SIL Regular" w:eastAsia="Charis SIL Regular"/>
-          <w:b w:val="0"/>
-          <w:i w:val="0"/>
-          <w:color w:val="000000"/>
-          <w:sz w:val="24"/>
-        </w:rPr>
-        <w:t xml:space="preserve">, which were gathered from Caribs by the Surinamese </w:t>
-      </w:r>
-      <w:r>
-        <w:rPr>
-          <w:rFonts w:ascii="Charis SIL Regular" w:hAnsi="Charis SIL Regular" w:eastAsia="Charis SIL Regular"/>
-          <w:b w:val="0"/>
-          <w:i w:val="0"/>
-          <w:color w:val="000000"/>
-          <w:sz w:val="24"/>
-        </w:rPr>
-        <w:t>brothers Fr</w:t>
+            <w:t>derik Pa</w:t>
+          </w:r>
+        </w:hyperlink>
+      </w:r>
+      <w:r>
+        <w:rPr>
+          <w:rFonts w:ascii="Charis SIL Regular" w:hAnsi="Charis SIL Regular" w:eastAsia="Charis SIL Regular"/>
+          <w:b w:val="0"/>
+          <w:i w:val="0"/>
+          <w:color w:val="000000"/>
+          <w:sz w:val="24"/>
+        </w:rPr>
+        <w:t>ul an</w:t>
       </w:r>
       <w:r>
         <w:rPr>
@@ -7256,46 +7380,7 @@
           <w:color w:val="000000"/>
           <w:sz w:val="24"/>
         </w:rPr>
-        <w:t>e</w:t>
-      </w:r>
-      <w:r>
-        <w:rPr>
-          <w:u w:val="single" w:color="0000ff"/>
-          <w:rFonts w:ascii="Charis SIL Regular" w:hAnsi="Charis SIL Regular" w:eastAsia="Charis SIL Regular"/>
-          <w:b w:val="0"/>
-          <w:i w:val="0"/>
-          <w:color w:val="000000"/>
-          <w:sz w:val="24"/>
-        </w:rPr>
-        <w:hyperlink r:id="rId60" w:history="1">
-          <w:r>
-            <w:rPr>
-              <w:rStyle w:val="Hyperlink"/>
-            </w:rPr>
-            <w:t>derik Pa</w:t>
-          </w:r>
-        </w:hyperlink>
-      </w:r>
-      <w:r>
-        <w:rPr>
-          <w:rFonts w:ascii="Charis SIL Regular" w:hAnsi="Charis SIL Regular" w:eastAsia="Charis SIL Regular"/>
-          <w:b w:val="0"/>
-          <w:i w:val="0"/>
-          <w:color w:val="000000"/>
-          <w:sz w:val="24"/>
-        </w:rPr>
-        <w:t>ul an</w:t>
-      </w:r>
-      <w:r>
-        <w:rPr>
-          <w:u w:val="single" w:color="0000ff"/>
-          <w:rFonts w:ascii="Charis SIL Regular" w:hAnsi="Charis SIL Regular" w:eastAsia="Charis SIL Regular"/>
-          <w:b w:val="0"/>
-          <w:i w:val="0"/>
-          <w:color w:val="000000"/>
-          <w:sz w:val="24"/>
-        </w:rPr>
-        <w:hyperlink r:id="rId61" w:history="1">
+        <w:hyperlink r:id="rId62" w:history="1">
           <w:r>
             <w:rPr>
               <w:rStyle w:val="Hyperlink"/>
@@ -7343,7 +7428,7 @@
           <w:sz w:val="24"/>
           <w:u w:val="single"/>
         </w:rPr>
-        <w:hyperlink r:id="rId62" w:history="1">
+        <w:hyperlink r:id="rId63" w:history="1">
           <w:r>
             <w:rPr>
               <w:rStyle w:val="Hyperlink"/>
@@ -7404,7 +7489,7 @@
           <w:sz w:val="24"/>
           <w:u w:val="single"/>
         </w:rPr>
-        <w:hyperlink r:id="rId63" w:history="1">
+        <w:hyperlink r:id="rId22" w:history="1">
           <w:r>
             <w:rPr>
               <w:rStyle w:val="Hyperlink"/>
@@ -7422,7 +7507,7 @@
           <w:sz w:val="24"/>
           <w:u w:val="single"/>
         </w:rPr>
-        <w:hyperlink r:id="rId63" w:history="1">
+        <w:hyperlink r:id="rId22" w:history="1">
           <w:r>
             <w:rPr>
               <w:rStyle w:val="Hyperlink"/>
@@ -7460,7 +7545,7 @@
           <w:color w:val="000000"/>
           <w:sz w:val="24"/>
         </w:rPr>
-        <w:hyperlink r:id="rId63" w:history="1">
+        <w:hyperlink r:id="rId22" w:history="1">
           <w:r>
             <w:rPr>
               <w:rStyle w:val="Hyperlink"/>
@@ -7478,7 +7563,7 @@
           <w:color w:val="000000"/>
           <w:sz w:val="24"/>
         </w:rPr>
-        <w:hyperlink r:id="rId63" w:history="1">
+        <w:hyperlink r:id="rId22" w:history="1">
           <w:r>
             <w:rPr>
               <w:rStyle w:val="Hyperlink"/>
@@ -8029,41 +8114,70 @@
           <w:color w:val="000000"/>
           <w:sz w:val="24"/>
         </w:rPr>
+        <w:t xml:space="preserve"> at the </w:t>
+      </w:r>
+      <w:r>
+        <w:rPr>
+          <w:rFonts w:ascii="Charis SIL Regular" w:hAnsi="Charis SIL Regular" w:eastAsia="Charis SIL Regular"/>
+          <w:b w:val="0"/>
+          <w:i w:val="0"/>
+          <w:color w:val="0000FF"/>
+          <w:sz w:val="24"/>
+          <w:u w:val="single"/>
+        </w:rPr>
         <w:hyperlink r:id="rId67" w:history="1">
           <w:r>
             <w:rPr>
               <w:rStyle w:val="Hyperlink"/>
             </w:rPr>
-            <w:t xml:space="preserve"> at th</w:t>
-          </w:r>
-        </w:hyperlink>
-      </w:r>
-      <w:r>
-        <w:rPr>
-          <w:u w:val="single" w:color="0000ff"/>
-          <w:rFonts w:ascii="Charis SIL Regular" w:hAnsi="Charis SIL Regular" w:eastAsia="Charis SIL Regular"/>
-          <w:b w:val="0"/>
-          <w:i w:val="0"/>
-          <w:color w:val="000000"/>
-          <w:sz w:val="24"/>
+            <w:t>Schom</w:t>
+          </w:r>
+        </w:hyperlink>
+      </w:r>
+      <w:r>
+        <w:rPr>
+          <w:rFonts w:ascii="Charis SIL Regular" w:hAnsi="Charis SIL Regular" w:eastAsia="Charis SIL Regular"/>
+          <w:b w:val="0"/>
+          <w:i w:val="0"/>
+          <w:color w:val="0000FF"/>
+          <w:sz w:val="24"/>
+          <w:u w:val="single"/>
         </w:rPr>
         <w:hyperlink r:id="rId67" w:history="1">
           <w:r>
             <w:rPr>
               <w:rStyle w:val="Hyperlink"/>
             </w:rPr>
-            <w:t>e</w:t>
-          </w:r>
-        </w:hyperlink>
-      </w:r>
-      <w:r>
-        <w:rPr>
-          <w:u w:val="single" w:color="0000ff"/>
-          <w:rFonts w:ascii="Charis SIL Regular" w:hAnsi="Charis SIL Regular" w:eastAsia="Charis SIL Regular"/>
-          <w:b w:val="0"/>
-          <w:i w:val="0"/>
-          <w:color w:val="000000"/>
-          <w:sz w:val="24"/>
+            <w:t>b</w:t>
+          </w:r>
+        </w:hyperlink>
+      </w:r>
+      <w:r>
+        <w:rPr>
+          <w:rFonts w:ascii="Charis SIL Regular" w:hAnsi="Charis SIL Regular" w:eastAsia="Charis SIL Regular"/>
+          <w:b w:val="0"/>
+          <w:i w:val="0"/>
+          <w:color w:val="0000FF"/>
+          <w:sz w:val="24"/>
+          <w:u w:val="single"/>
+        </w:rPr>
+        <w:hyperlink r:id="rId67" w:history="1">
+          <w:r>
+            <w:rPr>
+              <w:rStyle w:val="Hyperlink"/>
+            </w:rPr>
+            <w:t>urg</w:t>
+          </w:r>
+        </w:hyperlink>
+      </w:r>
+      <w:r>
+        <w:rPr>
+          <w:rFonts w:ascii="Charis SIL Regular" w:hAnsi="Charis SIL Regular" w:eastAsia="Charis SIL Regular"/>
+          <w:b w:val="0"/>
+          <w:i w:val="0"/>
+          <w:color w:val="0000FF"/>
+          <w:sz w:val="24"/>
+          <w:u w:val="single"/>
         </w:rPr>
         <w:t xml:space="preserve"> </w:t>
       </w:r>
@@ -8081,7 +8195,7 @@
             <w:rPr>
               <w:rStyle w:val="Hyperlink"/>
             </w:rPr>
-            <w:t>Schom</w:t>
+            <w:t>C</w:t>
           </w:r>
         </w:hyperlink>
       </w:r>
@@ -8094,12 +8208,12 @@
           <w:sz w:val="24"/>
           <w:u w:val="single"/>
         </w:rPr>
-        <w:hyperlink r:id="rId67" w:history="1">
-          <w:r>
-            <w:rPr>
-              <w:rStyle w:val="Hyperlink"/>
-            </w:rPr>
-            <w:t>b</w:t>
+        <w:hyperlink r:id="rId68" w:history="1">
+          <w:r>
+            <w:rPr>
+              <w:rStyle w:val="Hyperlink"/>
+            </w:rPr>
+            <w:t>enter</w:t>
           </w:r>
         </w:hyperlink>
       </w:r>
@@ -8112,14 +8226,7 @@
           <w:sz w:val="24"/>
           <w:u w:val="single"/>
         </w:rPr>
-        <w:hyperlink r:id="rId67" w:history="1">
-          <w:r>
-            <w:rPr>
-              <w:rStyle w:val="Hyperlink"/>
-            </w:rPr>
-            <w:t>urg</w:t>
-          </w:r>
-        </w:hyperlink>
+        <w:t xml:space="preserve"> </w:t>
       </w:r>
       <w:r>
         <w:rPr>
@@ -8130,6 +8237,24 @@
           <w:sz w:val="24"/>
           <w:u w:val="single"/>
         </w:rPr>
+        <w:hyperlink r:id="rId68" w:history="1">
+          <w:r>
+            <w:rPr>
+              <w:rStyle w:val="Hyperlink"/>
+            </w:rPr>
+            <w:t>for</w:t>
+          </w:r>
+        </w:hyperlink>
+      </w:r>
+      <w:r>
+        <w:rPr>
+          <w:rFonts w:ascii="Charis SIL Regular" w:hAnsi="Charis SIL Regular" w:eastAsia="Charis SIL Regular"/>
+          <w:b w:val="0"/>
+          <w:i w:val="0"/>
+          <w:color w:val="0000FF"/>
+          <w:sz w:val="24"/>
+          <w:u w:val="single"/>
+        </w:rPr>
         <w:t xml:space="preserve"> </w:t>
       </w:r>
       <w:r>
@@ -8141,12 +8266,12 @@
           <w:sz w:val="24"/>
           <w:u w:val="single"/>
         </w:rPr>
-        <w:hyperlink r:id="rId67" w:history="1">
-          <w:r>
-            <w:rPr>
-              <w:rStyle w:val="Hyperlink"/>
-            </w:rPr>
-            <w:t>C</w:t>
+        <w:hyperlink r:id="rId68" w:history="1">
+          <w:r>
+            <w:rPr>
+              <w:rStyle w:val="Hyperlink"/>
+            </w:rPr>
+            <w:t>Research</w:t>
           </w:r>
         </w:hyperlink>
       </w:r>
@@ -8159,12 +8284,23 @@
           <w:sz w:val="24"/>
           <w:u w:val="single"/>
         </w:rPr>
+        <w:t xml:space="preserve"> </w:t>
+      </w:r>
+      <w:r>
+        <w:rPr>
+          <w:rFonts w:ascii="Charis SIL Regular" w:hAnsi="Charis SIL Regular" w:eastAsia="Charis SIL Regular"/>
+          <w:b w:val="0"/>
+          <w:i w:val="0"/>
+          <w:color w:val="0000FF"/>
+          <w:sz w:val="24"/>
+          <w:u w:val="single"/>
+        </w:rPr>
         <w:hyperlink r:id="rId68" w:history="1">
           <w:r>
             <w:rPr>
               <w:rStyle w:val="Hyperlink"/>
             </w:rPr>
-            <w:t>enter</w:t>
+            <w:t>in</w:t>
           </w:r>
         </w:hyperlink>
       </w:r>
@@ -8193,7 +8329,7 @@
             <w:rPr>
               <w:rStyle w:val="Hyperlink"/>
             </w:rPr>
-            <w:t>for</w:t>
+            <w:t>Black</w:t>
           </w:r>
         </w:hyperlink>
       </w:r>
@@ -8222,9 +8358,29 @@
             <w:rPr>
               <w:rStyle w:val="Hyperlink"/>
             </w:rPr>
-            <w:t>Research</w:t>
-          </w:r>
-        </w:hyperlink>
+            <w:t>Culture</w:t>
+          </w:r>
+        </w:hyperlink>
+      </w:r>
+      <w:r>
+        <w:rPr>
+          <w:rFonts w:ascii="Charis SIL Regular" w:hAnsi="Charis SIL Regular" w:eastAsia="Charis SIL Regular"/>
+          <w:b w:val="0"/>
+          <w:i w:val="0"/>
+          <w:color w:val="000000"/>
+          <w:sz w:val="24"/>
+        </w:rPr>
+        <w:t xml:space="preserve"> in </w:t>
+      </w:r>
+      <w:r>
+        <w:rPr>
+          <w:rFonts w:ascii="Charis SIL Regular" w:hAnsi="Charis SIL Regular" w:eastAsia="Charis SIL Regular"/>
+          <w:b w:val="0"/>
+          <w:i w:val="0"/>
+          <w:color w:val="000000"/>
+          <w:sz w:val="24"/>
+        </w:rPr>
+        <w:t xml:space="preserve">New York. The photographs are held in the </w:t>
       </w:r>
       <w:r>
         <w:rPr>
@@ -8235,6 +8391,24 @@
           <w:sz w:val="24"/>
           <w:u w:val="single"/>
         </w:rPr>
+        <w:hyperlink r:id="rId68" w:history="1">
+          <w:r>
+            <w:rPr>
+              <w:rStyle w:val="Hyperlink"/>
+            </w:rPr>
+            <w:t>Eliot</w:t>
+          </w:r>
+        </w:hyperlink>
+      </w:r>
+      <w:r>
+        <w:rPr>
+          <w:rFonts w:ascii="Charis SIL Regular" w:hAnsi="Charis SIL Regular" w:eastAsia="Charis SIL Regular"/>
+          <w:b w:val="0"/>
+          <w:i w:val="0"/>
+          <w:color w:val="0000FF"/>
+          <w:sz w:val="24"/>
+          <w:u w:val="single"/>
+        </w:rPr>
         <w:t xml:space="preserve"> </w:t>
       </w:r>
       <w:r>
@@ -8251,7 +8425,7 @@
             <w:rPr>
               <w:rStyle w:val="Hyperlink"/>
             </w:rPr>
-            <w:t>in</w:t>
+            <w:t>El</w:t>
           </w:r>
         </w:hyperlink>
       </w:r>
@@ -8264,6 +8438,42 @@
           <w:sz w:val="24"/>
           <w:u w:val="single"/>
         </w:rPr>
+        <w:hyperlink r:id="rId68" w:history="1">
+          <w:r>
+            <w:rPr>
+              <w:rStyle w:val="Hyperlink"/>
+            </w:rPr>
+            <w:t>i</w:t>
+          </w:r>
+        </w:hyperlink>
+      </w:r>
+      <w:r>
+        <w:rPr>
+          <w:rFonts w:ascii="Charis SIL Regular" w:hAnsi="Charis SIL Regular" w:eastAsia="Charis SIL Regular"/>
+          <w:b w:val="0"/>
+          <w:i w:val="0"/>
+          <w:color w:val="0000FF"/>
+          <w:sz w:val="24"/>
+          <w:u w:val="single"/>
+        </w:rPr>
+        <w:hyperlink r:id="rId68" w:history="1">
+          <w:r>
+            <w:rPr>
+              <w:rStyle w:val="Hyperlink"/>
+            </w:rPr>
+            <w:t>sofon</w:t>
+          </w:r>
+        </w:hyperlink>
+      </w:r>
+      <w:r>
+        <w:rPr>
+          <w:rFonts w:ascii="Charis SIL Regular" w:hAnsi="Charis SIL Regular" w:eastAsia="Charis SIL Regular"/>
+          <w:b w:val="0"/>
+          <w:i w:val="0"/>
+          <w:color w:val="0000FF"/>
+          <w:sz w:val="24"/>
+          <w:u w:val="single"/>
+        </w:rPr>
         <w:t xml:space="preserve"> </w:t>
       </w:r>
       <w:r>
@@ -8275,12 +8485,12 @@
           <w:sz w:val="24"/>
           <w:u w:val="single"/>
         </w:rPr>
-        <w:hyperlink r:id="rId68" w:history="1">
-          <w:r>
-            <w:rPr>
-              <w:rStyle w:val="Hyperlink"/>
-            </w:rPr>
-            <w:t>Black</w:t>
+        <w:hyperlink r:id="rId69" w:history="1">
+          <w:r>
+            <w:rPr>
+              <w:rStyle w:val="Hyperlink"/>
+            </w:rPr>
+            <w:t>P</w:t>
           </w:r>
         </w:hyperlink>
       </w:r>
@@ -8293,6 +8503,60 @@
           <w:sz w:val="24"/>
           <w:u w:val="single"/>
         </w:rPr>
+        <w:hyperlink r:id="rId69" w:history="1">
+          <w:r>
+            <w:rPr>
+              <w:rStyle w:val="Hyperlink"/>
+            </w:rPr>
+            <w:t>ho</w:t>
+          </w:r>
+        </w:hyperlink>
+      </w:r>
+      <w:r>
+        <w:rPr>
+          <w:rFonts w:ascii="Charis SIL Regular" w:hAnsi="Charis SIL Regular" w:eastAsia="Charis SIL Regular"/>
+          <w:b w:val="0"/>
+          <w:i w:val="0"/>
+          <w:color w:val="0000FF"/>
+          <w:sz w:val="24"/>
+          <w:u w:val="single"/>
+        </w:rPr>
+        <w:hyperlink r:id="rId69" w:history="1">
+          <w:r>
+            <w:rPr>
+              <w:rStyle w:val="Hyperlink"/>
+            </w:rPr>
+            <w:t>t</w:t>
+          </w:r>
+        </w:hyperlink>
+      </w:r>
+      <w:r>
+        <w:rPr>
+          <w:rFonts w:ascii="Charis SIL Regular" w:hAnsi="Charis SIL Regular" w:eastAsia="Charis SIL Regular"/>
+          <w:b w:val="0"/>
+          <w:i w:val="0"/>
+          <w:color w:val="0000FF"/>
+          <w:sz w:val="24"/>
+          <w:u w:val="single"/>
+        </w:rPr>
+        <w:hyperlink r:id="rId69" w:history="1">
+          <w:r>
+            <w:rPr>
+              <w:rStyle w:val="Hyperlink"/>
+            </w:rPr>
+            <w:t>ographic</w:t>
+          </w:r>
+        </w:hyperlink>
+      </w:r>
+      <w:r>
+        <w:rPr>
+          <w:rFonts w:ascii="Charis SIL Regular" w:hAnsi="Charis SIL Regular" w:eastAsia="Charis SIL Regular"/>
+          <w:b w:val="0"/>
+          <w:i w:val="0"/>
+          <w:color w:val="0000FF"/>
+          <w:sz w:val="24"/>
+          <w:u w:val="single"/>
+        </w:rPr>
         <w:t xml:space="preserve"> </w:t>
       </w:r>
       <w:r>
@@ -8304,34 +8568,14 @@
           <w:sz w:val="24"/>
           <w:u w:val="single"/>
         </w:rPr>
-        <w:hyperlink r:id="rId68" w:history="1">
-          <w:r>
-            <w:rPr>
-              <w:rStyle w:val="Hyperlink"/>
-            </w:rPr>
-            <w:t>Culture</w:t>
-          </w:r>
-        </w:hyperlink>
-      </w:r>
-      <w:r>
-        <w:rPr>
-          <w:rFonts w:ascii="Charis SIL Regular" w:hAnsi="Charis SIL Regular" w:eastAsia="Charis SIL Regular"/>
-          <w:b w:val="0"/>
-          <w:i w:val="0"/>
-          <w:color w:val="000000"/>
-          <w:sz w:val="24"/>
-        </w:rPr>
-        <w:t xml:space="preserve"> in </w:t>
-      </w:r>
-      <w:r>
-        <w:rPr>
-          <w:rFonts w:ascii="Charis SIL Regular" w:hAnsi="Charis SIL Regular" w:eastAsia="Charis SIL Regular"/>
-          <w:b w:val="0"/>
-          <w:i w:val="0"/>
-          <w:color w:val="000000"/>
-          <w:sz w:val="24"/>
-        </w:rPr>
-        <w:t xml:space="preserve">New York. The photographs are held in the </w:t>
+        <w:hyperlink r:id="rId69" w:history="1">
+          <w:r>
+            <w:rPr>
+              <w:rStyle w:val="Hyperlink"/>
+            </w:rPr>
+            <w:t>Ar</w:t>
+          </w:r>
+        </w:hyperlink>
       </w:r>
       <w:r>
         <w:rPr>
@@ -8342,12 +8586,12 @@
           <w:sz w:val="24"/>
           <w:u w:val="single"/>
         </w:rPr>
-        <w:hyperlink r:id="rId68" w:history="1">
-          <w:r>
-            <w:rPr>
-              <w:rStyle w:val="Hyperlink"/>
-            </w:rPr>
-            <w:t>Eliot</w:t>
+        <w:hyperlink r:id="rId69" w:history="1">
+          <w:r>
+            <w:rPr>
+              <w:rStyle w:val="Hyperlink"/>
+            </w:rPr>
+            <w:t>chive</w:t>
           </w:r>
         </w:hyperlink>
       </w:r>
@@ -8360,6 +8604,42 @@
           <w:sz w:val="24"/>
           <w:u w:val="single"/>
         </w:rPr>
+        <w:hyperlink r:id="rId69" w:history="1">
+          <w:r>
+            <w:rPr>
+              <w:rStyle w:val="Hyperlink"/>
+            </w:rPr>
+            <w:t>s</w:t>
+          </w:r>
+        </w:hyperlink>
+      </w:r>
+      <w:r>
+        <w:rPr>
+          <w:rFonts w:ascii="Charis SIL Regular" w:hAnsi="Charis SIL Regular" w:eastAsia="Charis SIL Regular"/>
+          <w:b w:val="0"/>
+          <w:i w:val="0"/>
+          <w:color w:val="0000FF"/>
+          <w:sz w:val="24"/>
+          <w:u w:val="single"/>
+        </w:rPr>
+        <w:hyperlink r:id="rId69" w:history="1">
+          <w:r>
+            <w:rPr>
+              <w:rStyle w:val="Hyperlink"/>
+            </w:rPr>
+            <w:t>,</w:t>
+          </w:r>
+        </w:hyperlink>
+      </w:r>
+      <w:r>
+        <w:rPr>
+          <w:rFonts w:ascii="Charis SIL Regular" w:hAnsi="Charis SIL Regular" w:eastAsia="Charis SIL Regular"/>
+          <w:b w:val="0"/>
+          <w:i w:val="0"/>
+          <w:color w:val="0000FF"/>
+          <w:sz w:val="24"/>
+          <w:u w:val="single"/>
+        </w:rPr>
         <w:t xml:space="preserve"> </w:t>
       </w:r>
       <w:r>
@@ -8371,238 +8651,7 @@
           <w:sz w:val="24"/>
           <w:u w:val="single"/>
         </w:rPr>
-        <w:hyperlink r:id="rId68" w:history="1">
-          <w:r>
-            <w:rPr>
-              <w:rStyle w:val="Hyperlink"/>
-            </w:rPr>
-            <w:t>El</w:t>
-          </w:r>
-        </w:hyperlink>
-      </w:r>
-      <w:r>
-        <w:rPr>
-          <w:rFonts w:ascii="Charis SIL Regular" w:hAnsi="Charis SIL Regular" w:eastAsia="Charis SIL Regular"/>
-          <w:b w:val="0"/>
-          <w:i w:val="0"/>
-          <w:color w:val="0000FF"/>
-          <w:sz w:val="24"/>
-          <w:u w:val="single"/>
-        </w:rPr>
-        <w:hyperlink r:id="rId68" w:history="1">
-          <w:r>
-            <w:rPr>
-              <w:rStyle w:val="Hyperlink"/>
-            </w:rPr>
-            <w:t>i</w:t>
-          </w:r>
-        </w:hyperlink>
-      </w:r>
-      <w:r>
-        <w:rPr>
-          <w:rFonts w:ascii="Charis SIL Regular" w:hAnsi="Charis SIL Regular" w:eastAsia="Charis SIL Regular"/>
-          <w:b w:val="0"/>
-          <w:i w:val="0"/>
-          <w:color w:val="0000FF"/>
-          <w:sz w:val="24"/>
-          <w:u w:val="single"/>
-        </w:rPr>
-        <w:hyperlink r:id="rId68" w:history="1">
-          <w:r>
-            <w:rPr>
-              <w:rStyle w:val="Hyperlink"/>
-            </w:rPr>
-            <w:t>sofon</w:t>
-          </w:r>
-        </w:hyperlink>
-      </w:r>
-      <w:r>
-        <w:rPr>
-          <w:rFonts w:ascii="Charis SIL Regular" w:hAnsi="Charis SIL Regular" w:eastAsia="Charis SIL Regular"/>
-          <w:b w:val="0"/>
-          <w:i w:val="0"/>
-          <w:color w:val="0000FF"/>
-          <w:sz w:val="24"/>
-          <w:u w:val="single"/>
-        </w:rPr>
-        <w:t xml:space="preserve"> </w:t>
-      </w:r>
-      <w:r>
-        <w:rPr>
-          <w:rFonts w:ascii="Charis SIL Regular" w:hAnsi="Charis SIL Regular" w:eastAsia="Charis SIL Regular"/>
-          <w:b w:val="0"/>
-          <w:i w:val="0"/>
-          <w:color w:val="0000FF"/>
-          <w:sz w:val="24"/>
-          <w:u w:val="single"/>
-        </w:rPr>
-        <w:hyperlink r:id="rId68" w:history="1">
-          <w:r>
-            <w:rPr>
-              <w:rStyle w:val="Hyperlink"/>
-            </w:rPr>
-            <w:t>P</w:t>
-          </w:r>
-        </w:hyperlink>
-      </w:r>
-      <w:r>
-        <w:rPr>
-          <w:rFonts w:ascii="Charis SIL Regular" w:hAnsi="Charis SIL Regular" w:eastAsia="Charis SIL Regular"/>
-          <w:b w:val="0"/>
-          <w:i w:val="0"/>
-          <w:color w:val="0000FF"/>
-          <w:sz w:val="24"/>
-          <w:u w:val="single"/>
-        </w:rPr>
-        <w:hyperlink r:id="rId68" w:history="1">
-          <w:r>
-            <w:rPr>
-              <w:rStyle w:val="Hyperlink"/>
-            </w:rPr>
-            <w:t>ho</w:t>
-          </w:r>
-        </w:hyperlink>
-      </w:r>
-      <w:r>
-        <w:rPr>
-          <w:rFonts w:ascii="Charis SIL Regular" w:hAnsi="Charis SIL Regular" w:eastAsia="Charis SIL Regular"/>
-          <w:b w:val="0"/>
-          <w:i w:val="0"/>
-          <w:color w:val="0000FF"/>
-          <w:sz w:val="24"/>
-          <w:u w:val="single"/>
-        </w:rPr>
-        <w:hyperlink r:id="rId68" w:history="1">
-          <w:r>
-            <w:rPr>
-              <w:rStyle w:val="Hyperlink"/>
-            </w:rPr>
-            <w:t>t</w:t>
-          </w:r>
-        </w:hyperlink>
-      </w:r>
-      <w:r>
-        <w:rPr>
-          <w:rFonts w:ascii="Charis SIL Regular" w:hAnsi="Charis SIL Regular" w:eastAsia="Charis SIL Regular"/>
-          <w:b w:val="0"/>
-          <w:i w:val="0"/>
-          <w:color w:val="0000FF"/>
-          <w:sz w:val="24"/>
-          <w:u w:val="single"/>
-        </w:rPr>
-        <w:hyperlink r:id="rId68" w:history="1">
-          <w:r>
-            <w:rPr>
-              <w:rStyle w:val="Hyperlink"/>
-            </w:rPr>
-            <w:t>ographic</w:t>
-          </w:r>
-        </w:hyperlink>
-      </w:r>
-      <w:r>
-        <w:rPr>
-          <w:rFonts w:ascii="Charis SIL Regular" w:hAnsi="Charis SIL Regular" w:eastAsia="Charis SIL Regular"/>
-          <w:b w:val="0"/>
-          <w:i w:val="0"/>
-          <w:color w:val="0000FF"/>
-          <w:sz w:val="24"/>
-          <w:u w:val="single"/>
-        </w:rPr>
-        <w:t xml:space="preserve"> </w:t>
-      </w:r>
-      <w:r>
-        <w:rPr>
-          <w:rFonts w:ascii="Charis SIL Regular" w:hAnsi="Charis SIL Regular" w:eastAsia="Charis SIL Regular"/>
-          <w:b w:val="0"/>
-          <w:i w:val="0"/>
-          <w:color w:val="0000FF"/>
-          <w:sz w:val="24"/>
-          <w:u w:val="single"/>
-        </w:rPr>
-        <w:hyperlink r:id="rId68" w:history="1">
-          <w:r>
-            <w:rPr>
-              <w:rStyle w:val="Hyperlink"/>
-            </w:rPr>
-            <w:t>Ar</w:t>
-          </w:r>
-        </w:hyperlink>
-      </w:r>
-      <w:r>
-        <w:rPr>
-          <w:rFonts w:ascii="Charis SIL Regular" w:hAnsi="Charis SIL Regular" w:eastAsia="Charis SIL Regular"/>
-          <w:b w:val="0"/>
-          <w:i w:val="0"/>
-          <w:color w:val="0000FF"/>
-          <w:sz w:val="24"/>
-          <w:u w:val="single"/>
-        </w:rPr>
-        <w:hyperlink r:id="rId68" w:history="1">
-          <w:r>
-            <w:rPr>
-              <w:rStyle w:val="Hyperlink"/>
-            </w:rPr>
-            <w:t>chive</w:t>
-          </w:r>
-        </w:hyperlink>
-      </w:r>
-      <w:r>
-        <w:rPr>
-          <w:rFonts w:ascii="Charis SIL Regular" w:hAnsi="Charis SIL Regular" w:eastAsia="Charis SIL Regular"/>
-          <w:b w:val="0"/>
-          <w:i w:val="0"/>
-          <w:color w:val="0000FF"/>
-          <w:sz w:val="24"/>
-          <w:u w:val="single"/>
-        </w:rPr>
-        <w:hyperlink r:id="rId68" w:history="1">
-          <w:r>
-            <w:rPr>
-              <w:rStyle w:val="Hyperlink"/>
-            </w:rPr>
-            <w:t>s</w:t>
-          </w:r>
-        </w:hyperlink>
-      </w:r>
-      <w:r>
-        <w:rPr>
-          <w:rFonts w:ascii="Charis SIL Regular" w:hAnsi="Charis SIL Regular" w:eastAsia="Charis SIL Regular"/>
-          <w:b w:val="0"/>
-          <w:i w:val="0"/>
-          <w:color w:val="0000FF"/>
-          <w:sz w:val="24"/>
-          <w:u w:val="single"/>
-        </w:rPr>
-        <w:hyperlink r:id="rId68" w:history="1">
-          <w:r>
-            <w:rPr>
-              <w:rStyle w:val="Hyperlink"/>
-            </w:rPr>
-            <w:t>,</w:t>
-          </w:r>
-        </w:hyperlink>
-      </w:r>
-      <w:r>
-        <w:rPr>
-          <w:rFonts w:ascii="Charis SIL Regular" w:hAnsi="Charis SIL Regular" w:eastAsia="Charis SIL Regular"/>
-          <w:b w:val="0"/>
-          <w:i w:val="0"/>
-          <w:color w:val="0000FF"/>
-          <w:sz w:val="24"/>
-          <w:u w:val="single"/>
-        </w:rPr>
-        <w:t xml:space="preserve"> </w:t>
-      </w:r>
-      <w:r>
-        <w:rPr>
-          <w:rFonts w:ascii="Charis SIL Regular" w:hAnsi="Charis SIL Regular" w:eastAsia="Charis SIL Regular"/>
-          <w:b w:val="0"/>
-          <w:i w:val="0"/>
-          <w:color w:val="0000FF"/>
-          <w:sz w:val="24"/>
-          <w:u w:val="single"/>
-        </w:rPr>
-        <w:hyperlink r:id="rId68" w:history="1">
+        <w:hyperlink r:id="rId69" w:history="1">
           <w:r>
             <w:rPr>
               <w:rStyle w:val="Hyperlink"/>
@@ -9809,23 +9858,6 @@
       </w:r>
       <w:r>
         <w:rPr>
-          <w:rFonts w:ascii="Charis SIL Regular" w:hAnsi="Charis SIL Regular" w:eastAsia="Charis SIL Regular"/>
-          <w:b w:val="0"/>
-          <w:i w:val="0"/>
-          <w:color w:val="000000"/>
-          <w:sz w:val="24"/>
-        </w:rPr>
-        <w:hyperlink r:id="rId78" w:history="1">
-          <w:r>
-            <w:rPr>
-              <w:rStyle w:val="Hyperlink"/>
-            </w:rPr>
-            <w:t>n</w:t>
-          </w:r>
-        </w:hyperlink>
-      </w:r>
-      <w:r>
-        <w:rPr>
           <w:u w:val="single" w:color="0000ff"/>
           <w:rFonts w:ascii="Charis SIL Regular" w:hAnsi="Charis SIL Regular" w:eastAsia="Charis SIL Regular"/>
           <w:b w:val="0"/>
@@ -9833,17 +9865,17 @@
           <w:color w:val="000000"/>
           <w:sz w:val="24"/>
         </w:rPr>
-        <w:t>c</w:t>
-      </w:r>
-      <w:r>
-        <w:rPr>
-          <w:rFonts w:ascii="Charis SIL Regular" w:hAnsi="Charis SIL Regular" w:eastAsia="Charis SIL Regular"/>
-          <w:b w:val="0"/>
-          <w:i w:val="0"/>
-          <w:color w:val="000000"/>
-          <w:sz w:val="24"/>
-        </w:rPr>
-        <w:t xml:space="preserve">e for the collections </w:t>
+        <w:t>n</w:t>
+      </w:r>
+      <w:r>
+        <w:rPr>
+          <w:rFonts w:ascii="Charis SIL Regular" w:hAnsi="Charis SIL Regular" w:eastAsia="Charis SIL Regular"/>
+          <w:b w:val="0"/>
+          <w:i w:val="0"/>
+          <w:color w:val="000000"/>
+          <w:sz w:val="24"/>
+        </w:rPr>
+        <w:t xml:space="preserve">ce for the collections </w:t>
       </w:r>
       <w:r>
         <w:rPr>
@@ -10731,7 +10763,14 @@
           <w:color w:val="000000"/>
           <w:sz w:val="24"/>
         </w:rPr>
-        <w:t xml:space="preserve">ct the </w:t>
+        <w:hyperlink r:id="rId84" w:history="1">
+          <w:r>
+            <w:rPr>
+              <w:rStyle w:val="Hyperlink"/>
+            </w:rPr>
+            <w:t xml:space="preserve">ct the </w:t>
+          </w:r>
+        </w:hyperlink>
       </w:r>
       <w:r>
         <w:rPr>
@@ -10742,7 +10781,7 @@
           <w:sz w:val="24"/>
           <w:u w:val="single"/>
         </w:rPr>
-        <w:hyperlink r:id="rId85" w:history="1">
+        <w:hyperlink r:id="rId84" w:history="1">
           <w:r>
             <w:rPr>
               <w:rStyle w:val="Hyperlink"/>
@@ -11588,9 +11627,36 @@
             <w:rPr>
               <w:rStyle w:val="Hyperlink"/>
             </w:rPr>
-            <w:t>profiel</w:t>
-          </w:r>
-        </w:hyperlink>
+            <w:t>profie</w:t>
+          </w:r>
+        </w:hyperlink>
+      </w:r>
+      <w:r>
+        <w:rPr>
+          <w:rFonts w:ascii="Charis SIL Regular" w:hAnsi="Charis SIL Regular" w:eastAsia="Charis SIL Regular"/>
+          <w:b w:val="0"/>
+          <w:i w:val="0"/>
+          <w:color w:val="0000FF"/>
+          <w:sz w:val="24"/>
+        </w:rPr>
+        <w:hyperlink r:id="rId87" w:history="1">
+          <w:r>
+            <w:rPr>
+              <w:rStyle w:val="Hyperlink"/>
+            </w:rPr>
+            <w:t>l</w:t>
+          </w:r>
+        </w:hyperlink>
+      </w:r>
+      <w:r>
+        <w:rPr>
+          <w:rFonts w:ascii="Charis SIL Regular" w:hAnsi="Charis SIL Regular" w:eastAsia="Charis SIL Regular"/>
+          <w:b w:val="0"/>
+          <w:i w:val="0"/>
+          <w:color w:val="0000FF"/>
+          <w:sz w:val="24"/>
+        </w:rPr>
+        <w:t>-</w:t>
       </w:r>
       <w:r>
         <w:rPr>
@@ -11601,35 +11667,14 @@
           <w:sz w:val="24"/>
           <w:u w:val="single"/>
         </w:rPr>
-        <w:t>-</w:t>
-      </w:r>
-      <w:r>
-        <w:rPr>
-          <w:rFonts w:ascii="Charis SIL Regular" w:hAnsi="Charis SIL Regular" w:eastAsia="Charis SIL Regular"/>
-          <w:b w:val="0"/>
-          <w:i w:val="0"/>
-          <w:color w:val="0000FF"/>
-          <w:sz w:val="24"/>
-          <w:u w:val="single"/>
-        </w:rPr>
         <w:hyperlink r:id="rId87" w:history="1">
           <w:r>
             <w:rPr>
               <w:rStyle w:val="Hyperlink"/>
             </w:rPr>
-            <w:t>als</w:t>
-          </w:r>
-        </w:hyperlink>
-      </w:r>
-      <w:r>
-        <w:rPr>
-          <w:rFonts w:ascii="Charis SIL Regular" w:hAnsi="Charis SIL Regular" w:eastAsia="Charis SIL Regular"/>
-          <w:b w:val="0"/>
-          <w:i w:val="0"/>
-          <w:color w:val="0000FF"/>
-          <w:sz w:val="24"/>
-        </w:rPr>
-        <w:t>-</w:t>
+            <w:t>als-</w:t>
+          </w:r>
+        </w:hyperlink>
       </w:r>
       <w:r>
         <w:rPr>
@@ -11998,7 +12043,7 @@
           <w:sz w:val="24"/>
           <w:u w:val="single"/>
         </w:rPr>
-        <w:hyperlink r:id="rId88" w:history="1">
+        <w:hyperlink r:id="rId89" w:history="1">
           <w:r>
             <w:rPr>
               <w:rStyle w:val="Hyperlink"/>
@@ -12027,7 +12072,7 @@
           <w:sz w:val="24"/>
           <w:u w:val="single"/>
         </w:rPr>
-        <w:hyperlink r:id="rId88" w:history="1">
+        <w:hyperlink r:id="rId89" w:history="1">
           <w:r>
             <w:rPr>
               <w:rStyle w:val="Hyperlink"/>
@@ -12143,7 +12188,7 @@
           <w:sz w:val="24"/>
           <w:u w:val="single"/>
         </w:rPr>
-        <w:hyperlink r:id="rId89" w:history="1">
+        <w:hyperlink r:id="rId90" w:history="1">
           <w:r>
             <w:rPr>
               <w:rStyle w:val="Hyperlink"/>
@@ -12161,7 +12206,7 @@
           <w:sz w:val="24"/>
           <w:u w:val="single"/>
         </w:rPr>
-        <w:hyperlink r:id="rId89" w:history="1">
+        <w:hyperlink r:id="rId90" w:history="1">
           <w:r>
             <w:rPr>
               <w:rStyle w:val="Hyperlink"/>
@@ -12179,7 +12224,7 @@
           <w:sz w:val="24"/>
           <w:u w:val="single"/>
         </w:rPr>
-        <w:hyperlink r:id="rId89" w:history="1">
+        <w:hyperlink r:id="rId90" w:history="1">
           <w:r>
             <w:rPr>
               <w:rStyle w:val="Hyperlink"/>
@@ -12207,7 +12252,7 @@
           <w:sz w:val="24"/>
           <w:u w:val="single"/>
         </w:rPr>
-        <w:hyperlink r:id="rId90" w:history="1">
+        <w:hyperlink r:id="rId91" w:history="1">
           <w:r>
             <w:rPr>
               <w:rStyle w:val="Hyperlink"/>
@@ -12236,7 +12281,7 @@
           <w:sz w:val="24"/>
           <w:u w:val="single"/>
         </w:rPr>
-        <w:hyperlink r:id="rId90" w:history="1">
+        <w:hyperlink r:id="rId91" w:history="1">
           <w:r>
             <w:rPr>
               <w:rStyle w:val="Hyperlink"/>
@@ -12367,7 +12412,7 @@
           <w:sz w:val="24"/>
           <w:u w:val="single"/>
         </w:rPr>
-        <w:hyperlink r:id="rId91" w:history="1">
+        <w:hyperlink r:id="rId92" w:history="1">
           <w:r>
             <w:rPr>
               <w:rStyle w:val="Hyperlink"/>
@@ -12385,7 +12430,7 @@
           <w:sz w:val="24"/>
           <w:u w:val="single"/>
         </w:rPr>
-        <w:hyperlink r:id="rId91" w:history="1">
+        <w:hyperlink r:id="rId92" w:history="1">
           <w:r>
             <w:rPr>
               <w:rStyle w:val="Hyperlink"/>
@@ -12403,7 +12448,7 @@
           <w:sz w:val="24"/>
           <w:u w:val="single"/>
         </w:rPr>
-        <w:hyperlink r:id="rId91" w:history="1">
+        <w:hyperlink r:id="rId92" w:history="1">
           <w:r>
             <w:rPr>
               <w:rStyle w:val="Hyperlink"/>
@@ -12421,7 +12466,7 @@
           <w:sz w:val="24"/>
           <w:u w:val="single"/>
         </w:rPr>
-        <w:hyperlink r:id="rId91" w:history="1">
+        <w:hyperlink r:id="rId92" w:history="1">
           <w:r>
             <w:rPr>
               <w:rStyle w:val="Hyperlink"/>
@@ -12449,7 +12494,7 @@
           <w:sz w:val="24"/>
           <w:u w:val="single"/>
         </w:rPr>
-        <w:hyperlink r:id="rId91" w:history="1">
+        <w:hyperlink r:id="rId93" w:history="1">
           <w:r>
             <w:rPr>
               <w:rStyle w:val="Hyperlink"/>
@@ -12467,7 +12512,7 @@
           <w:sz w:val="24"/>
           <w:u w:val="single"/>
         </w:rPr>
-        <w:hyperlink r:id="rId91" w:history="1">
+        <w:hyperlink r:id="rId92" w:history="1">
           <w:r>
             <w:rPr>
               <w:rStyle w:val="Hyperlink"/>
@@ -12496,7 +12541,7 @@
           <w:sz w:val="24"/>
           <w:u w:val="single"/>
         </w:rPr>
-        <w:hyperlink r:id="rId91" w:history="1">
+        <w:hyperlink r:id="rId92" w:history="1">
           <w:r>
             <w:rPr>
               <w:rStyle w:val="Hyperlink"/>
@@ -12604,7 +12649,7 @@
           <w:sz w:val="24"/>
           <w:u w:val="single"/>
         </w:rPr>
-        <w:hyperlink r:id="rId92" w:history="1">
+        <w:hyperlink r:id="rId94" w:history="1">
           <w:r>
             <w:rPr>
               <w:rStyle w:val="Hyperlink"/>
@@ -12622,7 +12667,7 @@
           <w:sz w:val="24"/>
           <w:u w:val="single"/>
         </w:rPr>
-        <w:hyperlink r:id="rId92" w:history="1">
+        <w:hyperlink r:id="rId94" w:history="1">
           <w:r>
             <w:rPr>
               <w:rStyle w:val="Hyperlink"/>
@@ -12720,7 +12765,7 @@
           <w:sz w:val="24"/>
           <w:u w:val="single"/>
         </w:rPr>
-        <w:hyperlink r:id="rId93" w:history="1">
+        <w:hyperlink r:id="rId95" w:history="1">
           <w:r>
             <w:rPr>
               <w:rStyle w:val="Hyperlink"/>
@@ -12749,7 +12794,7 @@
           <w:sz w:val="24"/>
           <w:u w:val="single"/>
         </w:rPr>
-        <w:hyperlink r:id="rId93" w:history="1">
+        <w:hyperlink r:id="rId95" w:history="1">
           <w:r>
             <w:rPr>
               <w:rStyle w:val="Hyperlink"/>
@@ -12837,7 +12882,7 @@
           <w:sz w:val="24"/>
           <w:u w:val="single"/>
         </w:rPr>
-        <w:hyperlink r:id="rId94" w:history="1">
+        <w:hyperlink r:id="rId96" w:history="1">
           <w:r>
             <w:rPr>
               <w:rStyle w:val="Hyperlink"/>
@@ -12866,7 +12911,7 @@
           <w:sz w:val="24"/>
           <w:u w:val="single"/>
         </w:rPr>
-        <w:hyperlink r:id="rId94" w:history="1">
+        <w:hyperlink r:id="rId96" w:history="1">
           <w:r>
             <w:rPr>
               <w:rStyle w:val="Hyperlink"/>
@@ -12894,7 +12939,7 @@
           <w:sz w:val="24"/>
           <w:u w:val="single"/>
         </w:rPr>
-        <w:hyperlink r:id="rId95" w:history="1">
+        <w:hyperlink r:id="rId97" w:history="1">
           <w:r>
             <w:rPr>
               <w:rStyle w:val="Hyperlink"/>
@@ -12923,7 +12968,7 @@
           <w:sz w:val="24"/>
           <w:u w:val="single"/>
         </w:rPr>
-        <w:hyperlink r:id="rId95" w:history="1">
+        <w:hyperlink r:id="rId97" w:history="1">
           <w:r>
             <w:rPr>
               <w:rStyle w:val="Hyperlink"/>
@@ -13051,7 +13096,7 @@
           <w:sz w:val="24"/>
           <w:u w:val="single"/>
         </w:rPr>
-        <w:hyperlink r:id="rId96" w:history="1">
+        <w:hyperlink r:id="rId98" w:history="1">
           <w:r>
             <w:rPr>
               <w:rStyle w:val="Hyperlink"/>
@@ -13069,7 +13114,7 @@
           <w:sz w:val="24"/>
           <w:u w:val="single"/>
         </w:rPr>
-        <w:hyperlink r:id="rId96" w:history="1">
+        <w:hyperlink r:id="rId98" w:history="1">
           <w:r>
             <w:rPr>
               <w:rStyle w:val="Hyperlink"/>
@@ -13087,7 +13132,7 @@
           <w:sz w:val="24"/>
           <w:u w:val="single"/>
         </w:rPr>
-        <w:hyperlink r:id="rId96" w:history="1">
+        <w:hyperlink r:id="rId98" w:history="1">
           <w:r>
             <w:rPr>
               <w:rStyle w:val="Hyperlink"/>
@@ -13203,7 +13248,7 @@
           <w:sz w:val="24"/>
           <w:u w:val="single"/>
         </w:rPr>
-        <w:hyperlink r:id="rId97" w:history="1">
+        <w:hyperlink r:id="rId99" w:history="1">
           <w:r>
             <w:rPr>
               <w:rStyle w:val="Hyperlink"/>
@@ -13232,7 +13277,7 @@
           <w:sz w:val="24"/>
           <w:u w:val="single"/>
         </w:rPr>
-        <w:hyperlink r:id="rId97" w:history="1">
+        <w:hyperlink r:id="rId99" w:history="1">
           <w:r>
             <w:rPr>
               <w:rStyle w:val="Hyperlink"/>
@@ -13260,7 +13305,7 @@
           <w:sz w:val="24"/>
           <w:u w:val="single"/>
         </w:rPr>
-        <w:hyperlink r:id="rId98" w:history="1">
+        <w:hyperlink r:id="rId100" w:history="1">
           <w:r>
             <w:rPr>
               <w:rStyle w:val="Hyperlink"/>
@@ -13289,7 +13334,7 @@
           <w:sz w:val="24"/>
           <w:u w:val="single"/>
         </w:rPr>
-        <w:hyperlink r:id="rId98" w:history="1">
+        <w:hyperlink r:id="rId100" w:history="1">
           <w:r>
             <w:rPr>
               <w:rStyle w:val="Hyperlink"/>
@@ -13401,7 +13446,7 @@
           <w:color w:val="0000FF"/>
           <w:sz w:val="24"/>
         </w:rPr>
-        <w:hyperlink r:id="rId99" w:history="1">
+        <w:hyperlink r:id="rId101" w:history="1">
           <w:r>
             <w:rPr>
               <w:rStyle w:val="Hyperlink"/>
@@ -13418,7 +13463,7 @@
           <w:color w:val="0000FF"/>
           <w:sz w:val="24"/>
         </w:rPr>
-        <w:hyperlink r:id="rId99" w:history="1">
+        <w:hyperlink r:id="rId101" w:history="1">
           <w:r>
             <w:rPr>
               <w:rStyle w:val="Hyperlink"/>
@@ -13435,7 +13480,7 @@
           <w:color w:val="0000FF"/>
           <w:sz w:val="24"/>
         </w:rPr>
-        <w:hyperlink r:id="rId99" w:history="1">
+        <w:hyperlink r:id="rId101" w:history="1">
           <w:r>
             <w:rPr>
               <w:rStyle w:val="Hyperlink"/>
@@ -13452,7 +13497,7 @@
           <w:color w:val="0000FF"/>
           <w:sz w:val="24"/>
         </w:rPr>
-        <w:hyperlink r:id="rId99" w:history="1">
+        <w:hyperlink r:id="rId101" w:history="1">
           <w:r>
             <w:rPr>
               <w:rStyle w:val="Hyperlink"/>
@@ -13469,7 +13514,7 @@
           <w:color w:val="0000FF"/>
           <w:sz w:val="24"/>
         </w:rPr>
-        <w:hyperlink r:id="rId99" w:history="1">
+        <w:hyperlink r:id="rId101" w:history="1">
           <w:r>
             <w:rPr>
               <w:rStyle w:val="Hyperlink"/>
@@ -13571,7 +13616,7 @@
           <w:color w:val="0000FF"/>
           <w:sz w:val="24"/>
         </w:rPr>
-        <w:hyperlink r:id="rId100" w:history="1">
+        <w:hyperlink r:id="rId102" w:history="1">
           <w:r>
             <w:rPr>
               <w:rStyle w:val="Hyperlink"/>
@@ -13588,7 +13633,7 @@
           <w:color w:val="0000FF"/>
           <w:sz w:val="24"/>
         </w:rPr>
-        <w:hyperlink r:id="rId100" w:history="1">
+        <w:hyperlink r:id="rId102" w:history="1">
           <w:r>
             <w:rPr>
               <w:rStyle w:val="Hyperlink"/>
@@ -13605,7 +13650,7 @@
           <w:color w:val="0000FF"/>
           <w:sz w:val="24"/>
         </w:rPr>
-        <w:hyperlink r:id="rId100" w:history="1">
+        <w:hyperlink r:id="rId102" w:history="1">
           <w:r>
             <w:rPr>
               <w:rStyle w:val="Hyperlink"/>
@@ -13622,7 +13667,7 @@
           <w:color w:val="0000FF"/>
           <w:sz w:val="24"/>
         </w:rPr>
-        <w:hyperlink r:id="rId100" w:history="1">
+        <w:hyperlink r:id="rId102" w:history="1">
           <w:r>
             <w:rPr>
               <w:rStyle w:val="Hyperlink"/>
@@ -13639,7 +13684,7 @@
           <w:color w:val="0000FF"/>
           <w:sz w:val="24"/>
         </w:rPr>
-        <w:hyperlink r:id="rId100" w:history="1">
+        <w:hyperlink r:id="rId102" w:history="1">
           <w:r>
             <w:rPr>
               <w:rStyle w:val="Hyperlink"/>
@@ -13737,7 +13782,7 @@
           <w:color w:val="0000FF"/>
           <w:sz w:val="24"/>
         </w:rPr>
-        <w:hyperlink r:id="rId101" w:history="1">
+        <w:hyperlink r:id="rId103" w:history="1">
           <w:r>
             <w:rPr>
               <w:rStyle w:val="Hyperlink"/>
@@ -13754,7 +13799,7 @@
           <w:color w:val="0000FF"/>
           <w:sz w:val="24"/>
         </w:rPr>
-        <w:hyperlink r:id="rId101" w:history="1">
+        <w:hyperlink r:id="rId103" w:history="1">
           <w:r>
             <w:rPr>
               <w:rStyle w:val="Hyperlink"/>
@@ -13771,7 +13816,7 @@
           <w:color w:val="0000FF"/>
           <w:sz w:val="24"/>
         </w:rPr>
-        <w:hyperlink r:id="rId101" w:history="1">
+        <w:hyperlink r:id="rId103" w:history="1">
           <w:r>
             <w:rPr>
               <w:rStyle w:val="Hyperlink"/>
@@ -13788,7 +13833,7 @@
           <w:color w:val="0000FF"/>
           <w:sz w:val="24"/>
         </w:rPr>
-        <w:hyperlink r:id="rId101" w:history="1">
+        <w:hyperlink r:id="rId103" w:history="1">
           <w:r>
             <w:rPr>
               <w:rStyle w:val="Hyperlink"/>
@@ -13805,7 +13850,7 @@
           <w:color w:val="0000FF"/>
           <w:sz w:val="24"/>
         </w:rPr>
-        <w:hyperlink r:id="rId101" w:history="1">
+        <w:hyperlink r:id="rId103" w:history="1">
           <w:r>
             <w:rPr>
               <w:rStyle w:val="Hyperlink"/>
@@ -13914,7 +13959,7 @@
           <w:color w:val="0000FF"/>
           <w:sz w:val="24"/>
         </w:rPr>
-        <w:hyperlink r:id="rId102" w:history="1">
+        <w:hyperlink r:id="rId104" w:history="1">
           <w:r>
             <w:rPr>
               <w:rStyle w:val="Hyperlink"/>
@@ -13931,7 +13976,7 @@
           <w:color w:val="0000FF"/>
           <w:sz w:val="24"/>
         </w:rPr>
-        <w:hyperlink r:id="rId102" w:history="1">
+        <w:hyperlink r:id="rId104" w:history="1">
           <w:r>
             <w:rPr>
               <w:rStyle w:val="Hyperlink"/>
@@ -13948,7 +13993,7 @@
           <w:color w:val="0000FF"/>
           <w:sz w:val="24"/>
         </w:rPr>
-        <w:hyperlink r:id="rId102" w:history="1">
+        <w:hyperlink r:id="rId104" w:history="1">
           <w:r>
             <w:rPr>
               <w:rStyle w:val="Hyperlink"/>
@@ -13965,7 +14010,7 @@
           <w:color w:val="0000FF"/>
           <w:sz w:val="24"/>
         </w:rPr>
-        <w:hyperlink r:id="rId102" w:history="1">
+        <w:hyperlink r:id="rId104" w:history="1">
           <w:r>
             <w:rPr>
               <w:rStyle w:val="Hyperlink"/>
@@ -13982,7 +14027,7 @@
           <w:color w:val="0000FF"/>
           <w:sz w:val="24"/>
         </w:rPr>
-        <w:hyperlink r:id="rId102" w:history="1">
+        <w:hyperlink r:id="rId104" w:history="1">
           <w:r>
             <w:rPr>
               <w:rStyle w:val="Hyperlink"/>
@@ -14105,7 +14150,7 @@
           <w:sz w:val="24"/>
           <w:u w:val="single"/>
         </w:rPr>
-        <w:hyperlink r:id="rId103" w:history="1">
+        <w:hyperlink r:id="rId105" w:history="1">
           <w:r>
             <w:rPr>
               <w:rStyle w:val="Hyperlink"/>
@@ -14134,7 +14179,7 @@
           <w:sz w:val="24"/>
           <w:u w:val="single"/>
         </w:rPr>
-        <w:hyperlink r:id="rId103" w:history="1">
+        <w:hyperlink r:id="rId105" w:history="1">
           <w:r>
             <w:rPr>
               <w:rStyle w:val="Hyperlink"/>
@@ -14243,7 +14288,7 @@
           <w:color w:val="0000FF"/>
           <w:sz w:val="24"/>
         </w:rPr>
-        <w:hyperlink r:id="rId104" w:history="1">
+        <w:hyperlink r:id="rId106" w:history="1">
           <w:r>
             <w:rPr>
               <w:rStyle w:val="Hyperlink"/>
@@ -14260,7 +14305,7 @@
           <w:color w:val="0000FF"/>
           <w:sz w:val="24"/>
         </w:rPr>
-        <w:hyperlink r:id="rId104" w:history="1">
+        <w:hyperlink r:id="rId106" w:history="1">
           <w:r>
             <w:rPr>
               <w:rStyle w:val="Hyperlink"/>
@@ -14277,7 +14322,7 @@
           <w:color w:val="0000FF"/>
           <w:sz w:val="24"/>
         </w:rPr>
-        <w:hyperlink r:id="rId104" w:history="1">
+        <w:hyperlink r:id="rId106" w:history="1">
           <w:r>
             <w:rPr>
               <w:rStyle w:val="Hyperlink"/>
@@ -14294,7 +14339,7 @@
           <w:color w:val="0000FF"/>
           <w:sz w:val="24"/>
         </w:rPr>
-        <w:hyperlink r:id="rId104" w:history="1">
+        <w:hyperlink r:id="rId106" w:history="1">
           <w:r>
             <w:rPr>
               <w:rStyle w:val="Hyperlink"/>
@@ -14311,7 +14356,7 @@
           <w:color w:val="0000FF"/>
           <w:sz w:val="24"/>
         </w:rPr>
-        <w:hyperlink r:id="rId104" w:history="1">
+        <w:hyperlink r:id="rId106" w:history="1">
           <w:r>
             <w:rPr>
               <w:rStyle w:val="Hyperlink"/>
@@ -14328,7 +14373,7 @@
           <w:color w:val="0000FF"/>
           <w:sz w:val="24"/>
         </w:rPr>
-        <w:hyperlink r:id="rId104" w:history="1">
+        <w:hyperlink r:id="rId106" w:history="1">
           <w:r>
             <w:rPr>
               <w:rStyle w:val="Hyperlink"/>
@@ -14345,7 +14390,7 @@
           <w:color w:val="0000FF"/>
           <w:sz w:val="24"/>
         </w:rPr>
-        <w:hyperlink r:id="rId104" w:history="1">
+        <w:hyperlink r:id="rId106" w:history="1">
           <w:r>
             <w:rPr>
               <w:rStyle w:val="Hyperlink"/>
@@ -14363,7 +14408,7 @@
           <w:sz w:val="24"/>
           <w:u w:val="single"/>
         </w:rPr>
-        <w:hyperlink r:id="rId104" w:history="1">
+        <w:hyperlink r:id="rId106" w:history="1">
           <w:r>
             <w:rPr>
               <w:rStyle w:val="Hyperlink"/>
@@ -14381,7 +14426,7 @@
           <w:sz w:val="24"/>
           <w:u w:val="single"/>
         </w:rPr>
-        <w:hyperlink r:id="rId104" w:history="1">
+        <w:hyperlink r:id="rId106" w:history="1">
           <w:r>
             <w:rPr>
               <w:rStyle w:val="Hyperlink"/>
@@ -14399,7 +14444,7 @@
           <w:sz w:val="24"/>
           <w:u w:val="single"/>
         </w:rPr>
-        <w:hyperlink r:id="rId104" w:history="1">
+        <w:hyperlink r:id="rId106" w:history="1">
           <w:r>
             <w:rPr>
               <w:rStyle w:val="Hyperlink"/>
@@ -14417,7 +14462,7 @@
           <w:sz w:val="24"/>
           <w:u w:val="single"/>
         </w:rPr>
-        <w:hyperlink r:id="rId104" w:history="1">
+        <w:hyperlink r:id="rId106" w:history="1">
           <w:r>
             <w:rPr>
               <w:rStyle w:val="Hyperlink"/>
@@ -14435,7 +14480,7 @@
           <w:sz w:val="24"/>
           <w:u w:val="single"/>
         </w:rPr>
-        <w:hyperlink r:id="rId104" w:history="1">
+        <w:hyperlink r:id="rId106" w:history="1">
           <w:r>
             <w:rPr>
               <w:rStyle w:val="Hyperlink"/>
@@ -14453,7 +14498,7 @@
           <w:sz w:val="24"/>
           <w:u w:val="single"/>
         </w:rPr>
-        <w:hyperlink r:id="rId104" w:history="1">
+        <w:hyperlink r:id="rId106" w:history="1">
           <w:r>
             <w:rPr>
               <w:rStyle w:val="Hyperlink"/>
@@ -14471,7 +14516,7 @@
           <w:sz w:val="24"/>
           <w:u w:val="single"/>
         </w:rPr>
-        <w:hyperlink r:id="rId104" w:history="1">
+        <w:hyperlink r:id="rId106" w:history="1">
           <w:r>
             <w:rPr>
               <w:rStyle w:val="Hyperlink"/>
@@ -14489,7 +14534,7 @@
           <w:sz w:val="24"/>
           <w:u w:val="single"/>
         </w:rPr>
-        <w:hyperlink r:id="rId104" w:history="1">
+        <w:hyperlink r:id="rId106" w:history="1">
           <w:r>
             <w:rPr>
               <w:rStyle w:val="Hyperlink"/>
@@ -14507,7 +14552,7 @@
           <w:sz w:val="24"/>
           <w:u w:val="single"/>
         </w:rPr>
-        <w:hyperlink r:id="rId104" w:history="1">
+        <w:hyperlink r:id="rId106" w:history="1">
           <w:r>
             <w:rPr>
               <w:rStyle w:val="Hyperlink"/>
@@ -14523,9 +14568,8 @@
           <w:i w:val="0"/>
           <w:color w:val="0000FF"/>
           <w:sz w:val="24"/>
-          <w:u w:val="single"/>
-        </w:rPr>
-        <w:hyperlink r:id="rId104" w:history="1">
+        </w:rPr>
+        <w:hyperlink r:id="rId106" w:history="1">
           <w:r>
             <w:rPr>
               <w:rStyle w:val="Hyperlink"/>

--- a/EXPORTS/DOCX/published/niveau2/English/Suriname.docx
+++ b/EXPORTS/DOCX/published/niveau2/English/Suriname.docx
@@ -978,7 +978,6 @@
       </w:r>
       <w:r>
         <w:rPr>
-          <w:u w:val="single" w:color="0000ff"/>
           <w:rFonts w:ascii="Charis SIL Regular" w:hAnsi="Charis SIL Regular" w:eastAsia="Charis SIL Regular"/>
           <w:b w:val="0"/>
           <w:i w:val="0"/>
@@ -1534,6 +1533,7 @@
           <w:i w:val="0"/>
           <w:color w:val="0000FF"/>
           <w:sz w:val="24"/>
+          <w:u w:val="single"/>
         </w:rPr>
         <w:t>m</w:t>
       </w:r>
@@ -1557,131 +1557,13 @@
       </w:r>
       <w:r>
         <w:rPr>
-          <w:u w:val="single" w:color="0000ff"/>
-          <w:rFonts w:ascii="Charis SIL Regular" w:hAnsi="Charis SIL Regular" w:eastAsia="Charis SIL Regular"/>
-          <w:b w:val="0"/>
-          <w:i w:val="0"/>
-          <w:color w:val="000000"/>
-          <w:sz w:val="24"/>
-        </w:rPr>
-        <w:hyperlink r:id="rId13" w:history="1">
-          <w:r>
-            <w:rPr>
-              <w:rStyle w:val="Hyperlink"/>
-            </w:rPr>
-            <w:t>. La</w:t>
-          </w:r>
-        </w:hyperlink>
-      </w:r>
-      <w:r>
-        <w:rPr>
-          <w:rFonts w:ascii="Charis SIL Regular" w:hAnsi="Charis SIL Regular" w:eastAsia="Charis SIL Regular"/>
-          <w:b w:val="0"/>
-          <w:i w:val="0"/>
-          <w:color w:val="000000"/>
-          <w:sz w:val="24"/>
-        </w:rPr>
-        <w:t>m</w:t>
-      </w:r>
-      <w:r>
-        <w:rPr>
-          <w:u w:val="single" w:color="0000ff"/>
-          <w:rFonts w:ascii="Charis SIL Regular" w:hAnsi="Charis SIL Regular" w:eastAsia="Charis SIL Regular"/>
-          <w:b w:val="0"/>
-          <w:i w:val="0"/>
-          <w:color w:val="000000"/>
-          <w:sz w:val="24"/>
-        </w:rPr>
-        <w:hyperlink r:id="rId14" w:history="1">
-          <w:r>
-            <w:rPr>
-              <w:rStyle w:val="Hyperlink"/>
-            </w:rPr>
-            <w:t>mens, s</w:t>
-          </w:r>
-        </w:hyperlink>
-      </w:r>
-      <w:r>
-        <w:rPr>
-          <w:u w:val="single" w:color="0000ff"/>
-          <w:rFonts w:ascii="Charis SIL Regular" w:hAnsi="Charis SIL Regular" w:eastAsia="Charis SIL Regular"/>
-          <w:b w:val="0"/>
-          <w:i w:val="0"/>
-          <w:color w:val="000000"/>
-          <w:sz w:val="24"/>
-        </w:rPr>
-        <w:hyperlink r:id="rId14" w:history="1">
-          <w:r>
-            <w:rPr>
-              <w:rStyle w:val="Hyperlink"/>
-            </w:rPr>
-            <w:t>on-in-law an</w:t>
-          </w:r>
-        </w:hyperlink>
-      </w:r>
-      <w:r>
-        <w:rPr>
-          <w:rFonts w:ascii="Charis SIL Regular" w:hAnsi="Charis SIL Regular" w:eastAsia="Charis SIL Regular"/>
-          <w:b w:val="0"/>
-          <w:i w:val="0"/>
-          <w:color w:val="000000"/>
-          <w:sz w:val="24"/>
-        </w:rPr>
-        <w:t>d</w:t>
-      </w:r>
-      <w:r>
-        <w:rPr>
-          <w:u w:val="single" w:color="0000ff"/>
-          <w:rFonts w:ascii="Charis SIL Regular" w:hAnsi="Charis SIL Regular" w:eastAsia="Charis SIL Regular"/>
-          <w:b w:val="0"/>
-          <w:i w:val="0"/>
-          <w:color w:val="000000"/>
-          <w:sz w:val="24"/>
-        </w:rPr>
-        <w:hyperlink r:id="rId15" w:history="1">
-          <w:r>
-            <w:rPr>
-              <w:rStyle w:val="Hyperlink"/>
-            </w:rPr>
-            <w:t xml:space="preserve"> admire</w:t>
-          </w:r>
-        </w:hyperlink>
-      </w:r>
-      <w:r>
-        <w:rPr>
-          <w:u w:val="single" w:color="0000ff"/>
-          <w:rFonts w:ascii="Charis SIL Regular" w:hAnsi="Charis SIL Regular" w:eastAsia="Charis SIL Regular"/>
-          <w:b w:val="0"/>
-          <w:i w:val="0"/>
-          <w:color w:val="000000"/>
-          <w:sz w:val="24"/>
-        </w:rPr>
-        <w:hyperlink r:id="rId15" w:history="1">
-          <w:r>
-            <w:rPr>
-              <w:rStyle w:val="Hyperlink"/>
-            </w:rPr>
-            <w:t>r</w:t>
-          </w:r>
-        </w:hyperlink>
-      </w:r>
-      <w:r>
-        <w:rPr>
-          <w:u w:val="single" w:color="0000ff"/>
-          <w:rFonts w:ascii="Charis SIL Regular" w:hAnsi="Charis SIL Regular" w:eastAsia="Charis SIL Regular"/>
-          <w:b w:val="0"/>
-          <w:i w:val="0"/>
-          <w:color w:val="000000"/>
-          <w:sz w:val="24"/>
-        </w:rPr>
-        <w:hyperlink r:id="rId15" w:history="1">
-          <w:r>
-            <w:rPr>
-              <w:rStyle w:val="Hyperlink"/>
-            </w:rPr>
-            <w:t xml:space="preserve"> of </w:t>
-          </w:r>
-        </w:hyperlink>
+          <w:rFonts w:ascii="Charis SIL Regular" w:hAnsi="Charis SIL Regular" w:eastAsia="Charis SIL Regular"/>
+          <w:b w:val="0"/>
+          <w:i w:val="0"/>
+          <w:color w:val="000000"/>
+          <w:sz w:val="24"/>
+        </w:rPr>
+        <w:t xml:space="preserve">. Lammens, son-in-law and admirer of </w:t>
       </w:r>
       <w:r>
         <w:rPr>
@@ -2515,7 +2397,50 @@
           <w:color w:val="000000"/>
           <w:sz w:val="24"/>
         </w:rPr>
-        <w:t xml:space="preserve">housed at </w:t>
+        <w:hyperlink r:id="rId21" w:history="1">
+          <w:r>
+            <w:rPr>
+              <w:rStyle w:val="Hyperlink"/>
+            </w:rPr>
+            <w:t>hou</w:t>
+          </w:r>
+        </w:hyperlink>
+      </w:r>
+      <w:r>
+        <w:rPr>
+          <w:u w:val="single" w:color="0000ff"/>
+          <w:rFonts w:ascii="Charis SIL Regular" w:hAnsi="Charis SIL Regular" w:eastAsia="Charis SIL Regular"/>
+          <w:b w:val="0"/>
+          <w:i w:val="0"/>
+          <w:color w:val="000000"/>
+          <w:sz w:val="24"/>
+        </w:rPr>
+        <w:hyperlink r:id="rId21" w:history="1">
+          <w:r>
+            <w:rPr>
+              <w:rStyle w:val="Hyperlink"/>
+            </w:rPr>
+            <w:t>s</w:t>
+          </w:r>
+        </w:hyperlink>
+      </w:r>
+      <w:r>
+        <w:rPr>
+          <w:u w:val="single" w:color="0000ff"/>
+          <w:rFonts w:ascii="Charis SIL Regular" w:hAnsi="Charis SIL Regular" w:eastAsia="Charis SIL Regular"/>
+          <w:b w:val="0"/>
+          <w:i w:val="0"/>
+          <w:color w:val="000000"/>
+          <w:sz w:val="24"/>
+        </w:rPr>
+        <w:hyperlink r:id="rId21" w:history="1">
+          <w:r>
+            <w:rPr>
+              <w:rStyle w:val="Hyperlink"/>
+            </w:rPr>
+            <w:t xml:space="preserve">ed at </w:t>
+          </w:r>
+        </w:hyperlink>
       </w:r>
       <w:r>
         <w:rPr>
@@ -2562,7 +2487,7 @@
           <w:sz w:val="24"/>
           <w:u w:val="single"/>
         </w:rPr>
-        <w:hyperlink r:id="rId22" w:history="1">
+        <w:hyperlink r:id="rId21" w:history="1">
           <w:r>
             <w:rPr>
               <w:rStyle w:val="Hyperlink"/>
@@ -2580,7 +2505,7 @@
           <w:sz w:val="24"/>
           <w:u w:val="single"/>
         </w:rPr>
-        <w:hyperlink r:id="rId22" w:history="1">
+        <w:hyperlink r:id="rId21" w:history="1">
           <w:r>
             <w:rPr>
               <w:rStyle w:val="Hyperlink"/>
@@ -2628,14 +2553,280 @@
           <w:sz w:val="24"/>
           <w:u w:val="single"/>
         </w:rPr>
+        <w:hyperlink r:id="rId22" w:history="1">
+          <w:r>
+            <w:rPr>
+              <w:rStyle w:val="Hyperlink"/>
+            </w:rPr>
+            <w:t>Caribbean</w:t>
+          </w:r>
+        </w:hyperlink>
+      </w:r>
+      <w:r>
+        <w:rPr>
+          <w:rFonts w:ascii="Charis SIL Regular" w:hAnsi="Charis SIL Regular" w:eastAsia="Charis SIL Regular"/>
+          <w:b w:val="0"/>
+          <w:i w:val="0"/>
+          <w:color w:val="0000FF"/>
+          <w:sz w:val="24"/>
+          <w:u w:val="single"/>
+        </w:rPr>
+        <w:t xml:space="preserve"> </w:t>
+      </w:r>
+      <w:r>
+        <w:rPr>
+          <w:rFonts w:ascii="Charis SIL Regular" w:hAnsi="Charis SIL Regular" w:eastAsia="Charis SIL Regular"/>
+          <w:b w:val="0"/>
+          <w:i w:val="0"/>
+          <w:color w:val="0000FF"/>
+          <w:sz w:val="24"/>
+          <w:u w:val="single"/>
+        </w:rPr>
+        <w:hyperlink r:id="rId22" w:history="1">
+          <w:r>
+            <w:rPr>
+              <w:rStyle w:val="Hyperlink"/>
+            </w:rPr>
+            <w:t>Heritage</w:t>
+          </w:r>
+        </w:hyperlink>
+      </w:r>
+      <w:r>
+        <w:rPr>
+          <w:rFonts w:ascii="Charis SIL Regular" w:hAnsi="Charis SIL Regular" w:eastAsia="Charis SIL Regular"/>
+          <w:b w:val="0"/>
+          <w:i w:val="0"/>
+          <w:color w:val="0000FF"/>
+          <w:sz w:val="24"/>
+          <w:u w:val="single"/>
+        </w:rPr>
+        <w:t xml:space="preserve"> </w:t>
+      </w:r>
+      <w:r>
+        <w:rPr>
+          <w:rFonts w:ascii="Charis SIL Regular" w:hAnsi="Charis SIL Regular" w:eastAsia="Charis SIL Regular"/>
+          <w:b w:val="0"/>
+          <w:i w:val="0"/>
+          <w:color w:val="0000FF"/>
+          <w:sz w:val="24"/>
+          <w:u w:val="single"/>
+        </w:rPr>
+        <w:hyperlink r:id="rId22" w:history="1">
+          <w:r>
+            <w:rPr>
+              <w:rStyle w:val="Hyperlink"/>
+            </w:rPr>
+            <w:t>photo</w:t>
+          </w:r>
+        </w:hyperlink>
+      </w:r>
+      <w:r>
+        <w:rPr>
+          <w:rFonts w:ascii="Charis SIL Regular" w:hAnsi="Charis SIL Regular" w:eastAsia="Charis SIL Regular"/>
+          <w:b w:val="0"/>
+          <w:i w:val="0"/>
+          <w:color w:val="0000FF"/>
+          <w:sz w:val="24"/>
+          <w:u w:val="single"/>
+        </w:rPr>
+        <w:t xml:space="preserve"> </w:t>
+      </w:r>
+      <w:r>
+        <w:rPr>
+          <w:rFonts w:ascii="Charis SIL Regular" w:hAnsi="Charis SIL Regular" w:eastAsia="Charis SIL Regular"/>
+          <w:b w:val="0"/>
+          <w:i w:val="0"/>
+          <w:color w:val="0000FF"/>
+          <w:sz w:val="24"/>
+          <w:u w:val="single"/>
+        </w:rPr>
+        <w:hyperlink r:id="rId22" w:history="1">
+          <w:r>
+            <w:rPr>
+              <w:rStyle w:val="Hyperlink"/>
+            </w:rPr>
+            <w:t>collection</w:t>
+          </w:r>
+        </w:hyperlink>
+      </w:r>
+      <w:r>
+        <w:rPr>
+          <w:rFonts w:ascii="Charis SIL Regular" w:hAnsi="Charis SIL Regular" w:eastAsia="Charis SIL Regular"/>
+          <w:b w:val="0"/>
+          <w:i w:val="0"/>
+          <w:color w:val="000000"/>
+          <w:sz w:val="24"/>
+        </w:rPr>
+        <w:t xml:space="preserve">, which has </w:t>
+      </w:r>
+      <w:r>
+        <w:rPr>
+          <w:rFonts w:ascii="Charis SIL Regular" w:hAnsi="Charis SIL Regular" w:eastAsia="Charis SIL Regular"/>
+          <w:b w:val="0"/>
+          <w:i w:val="0"/>
+          <w:color w:val="000000"/>
+          <w:sz w:val="24"/>
+        </w:rPr>
+        <w:t>been made digitally accessible via the we</w:t>
+      </w:r>
+      <w:r>
+        <w:rPr>
+          <w:u w:val="single" w:color="0000ff"/>
+          <w:rFonts w:ascii="Charis SIL Regular" w:hAnsi="Charis SIL Regular" w:eastAsia="Charis SIL Regular"/>
+          <w:b w:val="0"/>
+          <w:i w:val="0"/>
+          <w:color w:val="000000"/>
+          <w:sz w:val="24"/>
+        </w:rPr>
+        <w:hyperlink r:id="rId22" w:history="1">
+          <w:r>
+            <w:rPr>
+              <w:rStyle w:val="Hyperlink"/>
+            </w:rPr>
+            <w:t>bsite of th</w:t>
+          </w:r>
+        </w:hyperlink>
+      </w:r>
+      <w:r>
+        <w:rPr>
+          <w:u w:val="single" w:color="0000ff"/>
+          <w:rFonts w:ascii="Charis SIL Regular" w:hAnsi="Charis SIL Regular" w:eastAsia="Charis SIL Regular"/>
+          <w:b w:val="0"/>
+          <w:i w:val="0"/>
+          <w:color w:val="000000"/>
+          <w:sz w:val="24"/>
+        </w:rPr>
+        <w:hyperlink r:id="rId22" w:history="1">
+          <w:r>
+            <w:rPr>
+              <w:rStyle w:val="Hyperlink"/>
+            </w:rPr>
+            <w:t>e Tilburg</w:t>
+          </w:r>
+        </w:hyperlink>
+      </w:r>
+      <w:r>
+        <w:rPr>
+          <w:u w:val="single" w:color="0000ff"/>
+          <w:rFonts w:ascii="Charis SIL Regular" w:hAnsi="Charis SIL Regular" w:eastAsia="Charis SIL Regular"/>
+          <w:b w:val="0"/>
+          <w:i w:val="0"/>
+          <w:color w:val="000000"/>
+          <w:sz w:val="24"/>
+        </w:rPr>
+        <w:t xml:space="preserve"> </w:t>
+      </w:r>
+      <w:r>
+        <w:rPr>
+          <w:u w:val="single" w:color="0000ff"/>
+          <w:rFonts w:ascii="Charis SIL Regular" w:hAnsi="Charis SIL Regular" w:eastAsia="Charis SIL Regular"/>
+          <w:b w:val="0"/>
+          <w:i w:val="0"/>
+          <w:color w:val="000000"/>
+          <w:sz w:val="24"/>
+        </w:rPr>
+        <w:hyperlink r:id="rId22" w:history="1">
+          <w:r>
+            <w:rPr>
+              <w:rStyle w:val="Hyperlink"/>
+            </w:rPr>
+            <w:t xml:space="preserve">City </w:t>
+          </w:r>
+        </w:hyperlink>
+      </w:r>
+      <w:r>
+        <w:rPr>
+          <w:u w:val="single" w:color="0000ff"/>
+          <w:rFonts w:ascii="Charis SIL Regular" w:hAnsi="Charis SIL Regular" w:eastAsia="Charis SIL Regular"/>
+          <w:b w:val="0"/>
+          <w:i w:val="0"/>
+          <w:color w:val="000000"/>
+          <w:sz w:val="24"/>
+        </w:rPr>
+        <w:t>M</w:t>
+      </w:r>
+      <w:r>
+        <w:rPr>
+          <w:u w:val="single" w:color="0000ff"/>
+          <w:rFonts w:ascii="Charis SIL Regular" w:hAnsi="Charis SIL Regular" w:eastAsia="Charis SIL Regular"/>
+          <w:b w:val="0"/>
+          <w:i w:val="0"/>
+          <w:color w:val="000000"/>
+          <w:sz w:val="24"/>
+        </w:rPr>
+        <w:hyperlink r:id="rId22" w:history="1">
+          <w:r>
+            <w:rPr>
+              <w:rStyle w:val="Hyperlink"/>
+            </w:rPr>
+            <w:t>useum. T</w:t>
+          </w:r>
+        </w:hyperlink>
+      </w:r>
+      <w:r>
+        <w:rPr>
+          <w:rFonts w:ascii="Charis SIL Regular" w:hAnsi="Charis SIL Regular" w:eastAsia="Charis SIL Regular"/>
+          <w:b w:val="0"/>
+          <w:i w:val="0"/>
+          <w:color w:val="000000"/>
+          <w:sz w:val="24"/>
+        </w:rPr>
+        <w:t xml:space="preserve">he Utrecht </w:t>
+      </w:r>
+      <w:r>
+        <w:rPr>
+          <w:rFonts w:ascii="Charis SIL Regular" w:hAnsi="Charis SIL Regular" w:eastAsia="Charis SIL Regular"/>
+          <w:b w:val="0"/>
+          <w:i w:val="0"/>
+          <w:color w:val="000000"/>
+          <w:sz w:val="24"/>
+        </w:rPr>
+        <w:t xml:space="preserve">Archives manages the collection of </w:t>
+      </w:r>
+      <w:r>
+        <w:rPr>
+          <w:rFonts w:ascii="Charis SIL Regular" w:hAnsi="Charis SIL Regular" w:eastAsia="Charis SIL Regular"/>
+          <w:b w:val="0"/>
+          <w:i w:val="0"/>
+          <w:color w:val="0000FF"/>
+          <w:sz w:val="24"/>
+          <w:u w:val="single"/>
+        </w:rPr>
         <w:hyperlink r:id="rId23" w:history="1">
           <w:r>
             <w:rPr>
               <w:rStyle w:val="Hyperlink"/>
             </w:rPr>
-            <w:t>Caribbean</w:t>
-          </w:r>
-        </w:hyperlink>
+            <w:t>fil</w:t>
+          </w:r>
+        </w:hyperlink>
+      </w:r>
+      <w:r>
+        <w:rPr>
+          <w:rFonts w:ascii="Charis SIL Regular" w:hAnsi="Charis SIL Regular" w:eastAsia="Charis SIL Regular"/>
+          <w:b w:val="0"/>
+          <w:i w:val="0"/>
+          <w:color w:val="0000FF"/>
+          <w:sz w:val="24"/>
+        </w:rPr>
+        <w:hyperlink r:id="rId23" w:history="1">
+          <w:r>
+            <w:rPr>
+              <w:rStyle w:val="Hyperlink"/>
+            </w:rPr>
+            <w:t>m</w:t>
+          </w:r>
+        </w:hyperlink>
+      </w:r>
+      <w:r>
+        <w:rPr>
+          <w:rFonts w:ascii="Charis SIL Regular" w:hAnsi="Charis SIL Regular" w:eastAsia="Charis SIL Regular"/>
+          <w:b w:val="0"/>
+          <w:i w:val="0"/>
+          <w:color w:val="0000FF"/>
+          <w:sz w:val="24"/>
+        </w:rPr>
+        <w:t>s</w:t>
       </w:r>
       <w:r>
         <w:rPr>
@@ -2662,7 +2853,7 @@
             <w:rPr>
               <w:rStyle w:val="Hyperlink"/>
             </w:rPr>
-            <w:t>Heritage</w:t>
+            <w:t>and</w:t>
           </w:r>
         </w:hyperlink>
       </w:r>
@@ -2691,7 +2882,7 @@
             <w:rPr>
               <w:rStyle w:val="Hyperlink"/>
             </w:rPr>
-            <w:t>photo</w:t>
+            <w:t>audio</w:t>
           </w:r>
         </w:hyperlink>
       </w:r>
@@ -2720,29 +2911,152 @@
             <w:rPr>
               <w:rStyle w:val="Hyperlink"/>
             </w:rPr>
-            <w:t>collection</w:t>
-          </w:r>
-        </w:hyperlink>
-      </w:r>
-      <w:r>
-        <w:rPr>
-          <w:rFonts w:ascii="Charis SIL Regular" w:hAnsi="Charis SIL Regular" w:eastAsia="Charis SIL Regular"/>
-          <w:b w:val="0"/>
-          <w:i w:val="0"/>
-          <w:color w:val="000000"/>
-          <w:sz w:val="24"/>
-        </w:rPr>
-        <w:t xml:space="preserve">, which has </w:t>
-      </w:r>
-      <w:r>
-        <w:rPr>
-          <w:rFonts w:ascii="Charis SIL Regular" w:hAnsi="Charis SIL Regular" w:eastAsia="Charis SIL Regular"/>
-          <w:b w:val="0"/>
-          <w:i w:val="0"/>
-          <w:color w:val="000000"/>
-          <w:sz w:val="24"/>
-        </w:rPr>
-        <w:t>been made digitally accessible via the we</w:t>
+            <w:t>tapes</w:t>
+          </w:r>
+        </w:hyperlink>
+      </w:r>
+      <w:r>
+        <w:rPr>
+          <w:rFonts w:ascii="Charis SIL Regular" w:hAnsi="Charis SIL Regular" w:eastAsia="Charis SIL Regular"/>
+          <w:b w:val="0"/>
+          <w:i w:val="0"/>
+          <w:color w:val="000000"/>
+          <w:sz w:val="24"/>
+        </w:rPr>
+        <w:t xml:space="preserve"> as well as </w:t>
+      </w:r>
+      <w:r>
+        <w:rPr>
+          <w:rFonts w:ascii="Charis SIL Regular" w:hAnsi="Charis SIL Regular" w:eastAsia="Charis SIL Regular"/>
+          <w:b w:val="0"/>
+          <w:i w:val="0"/>
+          <w:color w:val="0000FF"/>
+          <w:sz w:val="24"/>
+          <w:u w:val="single"/>
+        </w:rPr>
+        <w:hyperlink r:id="rId24" w:history="1">
+          <w:r>
+            <w:rPr>
+              <w:rStyle w:val="Hyperlink"/>
+            </w:rPr>
+            <w:t>prints,</w:t>
+          </w:r>
+        </w:hyperlink>
+      </w:r>
+      <w:r>
+        <w:rPr>
+          <w:rFonts w:ascii="Charis SIL Regular" w:hAnsi="Charis SIL Regular" w:eastAsia="Charis SIL Regular"/>
+          <w:b w:val="0"/>
+          <w:i w:val="0"/>
+          <w:color w:val="0000FF"/>
+          <w:sz w:val="24"/>
+          <w:u w:val="single"/>
+        </w:rPr>
+        <w:t xml:space="preserve"> </w:t>
+      </w:r>
+      <w:r>
+        <w:rPr>
+          <w:rFonts w:ascii="Charis SIL Regular" w:hAnsi="Charis SIL Regular" w:eastAsia="Charis SIL Regular"/>
+          <w:b w:val="0"/>
+          <w:i w:val="0"/>
+          <w:color w:val="0000FF"/>
+          <w:sz w:val="24"/>
+          <w:u w:val="single"/>
+        </w:rPr>
+        <w:hyperlink r:id="rId24" w:history="1">
+          <w:r>
+            <w:rPr>
+              <w:rStyle w:val="Hyperlink"/>
+            </w:rPr>
+            <w:t>drawings,</w:t>
+          </w:r>
+        </w:hyperlink>
+      </w:r>
+      <w:r>
+        <w:rPr>
+          <w:rFonts w:ascii="Charis SIL Regular" w:hAnsi="Charis SIL Regular" w:eastAsia="Charis SIL Regular"/>
+          <w:b w:val="0"/>
+          <w:i w:val="0"/>
+          <w:color w:val="0000FF"/>
+          <w:sz w:val="24"/>
+          <w:u w:val="single"/>
+        </w:rPr>
+        <w:t xml:space="preserve"> </w:t>
+      </w:r>
+      <w:r>
+        <w:rPr>
+          <w:rFonts w:ascii="Charis SIL Regular" w:hAnsi="Charis SIL Regular" w:eastAsia="Charis SIL Regular"/>
+          <w:b w:val="0"/>
+          <w:i w:val="0"/>
+          <w:color w:val="0000FF"/>
+          <w:sz w:val="24"/>
+          <w:u w:val="single"/>
+        </w:rPr>
+        <w:hyperlink r:id="rId24" w:history="1">
+          <w:r>
+            <w:rPr>
+              <w:rStyle w:val="Hyperlink"/>
+            </w:rPr>
+            <w:t xml:space="preserve">maps </w:t>
+          </w:r>
+        </w:hyperlink>
+      </w:r>
+      <w:r>
+        <w:rPr>
+          <w:rFonts w:ascii="Charis SIL Regular" w:hAnsi="Charis SIL Regular" w:eastAsia="Charis SIL Regular"/>
+          <w:b w:val="0"/>
+          <w:i w:val="0"/>
+          <w:color w:val="0000FF"/>
+          <w:sz w:val="24"/>
+          <w:u w:val="single"/>
+        </w:rPr>
+        <w:hyperlink r:id="rId24" w:history="1">
+          <w:r>
+            <w:rPr>
+              <w:rStyle w:val="Hyperlink"/>
+            </w:rPr>
+            <w:t>and</w:t>
+          </w:r>
+        </w:hyperlink>
+      </w:r>
+      <w:r>
+        <w:rPr>
+          <w:rFonts w:ascii="Charis SIL Regular" w:hAnsi="Charis SIL Regular" w:eastAsia="Charis SIL Regular"/>
+          <w:b w:val="0"/>
+          <w:i w:val="0"/>
+          <w:color w:val="0000FF"/>
+          <w:sz w:val="24"/>
+          <w:u w:val="single"/>
+        </w:rPr>
+        <w:t xml:space="preserve"> </w:t>
+      </w:r>
+      <w:r>
+        <w:rPr>
+          <w:rFonts w:ascii="Charis SIL Regular" w:hAnsi="Charis SIL Regular" w:eastAsia="Charis SIL Regular"/>
+          <w:b w:val="0"/>
+          <w:i w:val="0"/>
+          <w:color w:val="0000FF"/>
+          <w:sz w:val="24"/>
+          <w:u w:val="single"/>
+        </w:rPr>
+        <w:hyperlink r:id="rId24" w:history="1">
+          <w:r>
+            <w:rPr>
+              <w:rStyle w:val="Hyperlink"/>
+            </w:rPr>
+            <w:t>photographs</w:t>
+          </w:r>
+        </w:hyperlink>
+      </w:r>
+      <w:r>
+        <w:rPr>
+          <w:rFonts w:ascii="Charis SIL Regular" w:hAnsi="Charis SIL Regular" w:eastAsia="Charis SIL Regular"/>
+          <w:b w:val="0"/>
+          <w:i w:val="0"/>
+          <w:color w:val="000000"/>
+          <w:sz w:val="24"/>
+        </w:rPr>
+        <w:t xml:space="preserve"> of the Zeist Missio</w:t>
       </w:r>
       <w:r>
         <w:rPr>
@@ -2758,7 +3072,7 @@
             <w:rPr>
               <w:rStyle w:val="Hyperlink"/>
             </w:rPr>
-            <w:t>bsite of th</w:t>
+            <w:t>nary</w:t>
           </w:r>
         </w:hyperlink>
       </w:r>
@@ -2771,12 +3085,23 @@
           <w:color w:val="000000"/>
           <w:sz w:val="24"/>
         </w:rPr>
+        <w:t xml:space="preserve"> </w:t>
+      </w:r>
+      <w:r>
+        <w:rPr>
+          <w:u w:val="single" w:color="0000ff"/>
+          <w:rFonts w:ascii="Charis SIL Regular" w:hAnsi="Charis SIL Regular" w:eastAsia="Charis SIL Regular"/>
+          <w:b w:val="0"/>
+          <w:i w:val="0"/>
+          <w:color w:val="000000"/>
+          <w:sz w:val="24"/>
+        </w:rPr>
         <w:hyperlink r:id="rId23" w:history="1">
           <w:r>
             <w:rPr>
               <w:rStyle w:val="Hyperlink"/>
             </w:rPr>
-            <w:t>e Tilburg</w:t>
+            <w:t>Soci</w:t>
           </w:r>
         </w:hyperlink>
       </w:r>
@@ -2789,406 +3114,7 @@
           <w:color w:val="000000"/>
           <w:sz w:val="24"/>
         </w:rPr>
-        <w:t xml:space="preserve"> </w:t>
-      </w:r>
-      <w:r>
-        <w:rPr>
-          <w:u w:val="single" w:color="0000ff"/>
-          <w:rFonts w:ascii="Charis SIL Regular" w:hAnsi="Charis SIL Regular" w:eastAsia="Charis SIL Regular"/>
-          <w:b w:val="0"/>
-          <w:i w:val="0"/>
-          <w:color w:val="000000"/>
-          <w:sz w:val="24"/>
-        </w:rPr>
         <w:hyperlink r:id="rId23" w:history="1">
-          <w:r>
-            <w:rPr>
-              <w:rStyle w:val="Hyperlink"/>
-            </w:rPr>
-            <w:t xml:space="preserve">City </w:t>
-          </w:r>
-        </w:hyperlink>
-      </w:r>
-      <w:r>
-        <w:rPr>
-          <w:rFonts w:ascii="Charis SIL Regular" w:hAnsi="Charis SIL Regular" w:eastAsia="Charis SIL Regular"/>
-          <w:b w:val="0"/>
-          <w:i w:val="0"/>
-          <w:color w:val="000000"/>
-          <w:sz w:val="24"/>
-        </w:rPr>
-        <w:t>M</w:t>
-      </w:r>
-      <w:r>
-        <w:rPr>
-          <w:u w:val="single" w:color="0000ff"/>
-          <w:rFonts w:ascii="Charis SIL Regular" w:hAnsi="Charis SIL Regular" w:eastAsia="Charis SIL Regular"/>
-          <w:b w:val="0"/>
-          <w:i w:val="0"/>
-          <w:color w:val="000000"/>
-          <w:sz w:val="24"/>
-        </w:rPr>
-        <w:hyperlink r:id="rId23" w:history="1">
-          <w:r>
-            <w:rPr>
-              <w:rStyle w:val="Hyperlink"/>
-            </w:rPr>
-            <w:t>useum. T</w:t>
-          </w:r>
-        </w:hyperlink>
-      </w:r>
-      <w:r>
-        <w:rPr>
-          <w:rFonts w:ascii="Charis SIL Regular" w:hAnsi="Charis SIL Regular" w:eastAsia="Charis SIL Regular"/>
-          <w:b w:val="0"/>
-          <w:i w:val="0"/>
-          <w:color w:val="000000"/>
-          <w:sz w:val="24"/>
-        </w:rPr>
-        <w:t xml:space="preserve">he Utrecht </w:t>
-      </w:r>
-      <w:r>
-        <w:rPr>
-          <w:rFonts w:ascii="Charis SIL Regular" w:hAnsi="Charis SIL Regular" w:eastAsia="Charis SIL Regular"/>
-          <w:b w:val="0"/>
-          <w:i w:val="0"/>
-          <w:color w:val="000000"/>
-          <w:sz w:val="24"/>
-        </w:rPr>
-        <w:t xml:space="preserve">Archives manages the collection of </w:t>
-      </w:r>
-      <w:r>
-        <w:rPr>
-          <w:rFonts w:ascii="Charis SIL Regular" w:hAnsi="Charis SIL Regular" w:eastAsia="Charis SIL Regular"/>
-          <w:b w:val="0"/>
-          <w:i w:val="0"/>
-          <w:color w:val="0000FF"/>
-          <w:sz w:val="24"/>
-          <w:u w:val="single"/>
-        </w:rPr>
-        <w:hyperlink r:id="rId24" w:history="1">
-          <w:r>
-            <w:rPr>
-              <w:rStyle w:val="Hyperlink"/>
-            </w:rPr>
-            <w:t>fil</w:t>
-          </w:r>
-        </w:hyperlink>
-      </w:r>
-      <w:r>
-        <w:rPr>
-          <w:rFonts w:ascii="Charis SIL Regular" w:hAnsi="Charis SIL Regular" w:eastAsia="Charis SIL Regular"/>
-          <w:b w:val="0"/>
-          <w:i w:val="0"/>
-          <w:color w:val="0000FF"/>
-          <w:sz w:val="24"/>
-        </w:rPr>
-        <w:hyperlink r:id="rId24" w:history="1">
-          <w:r>
-            <w:rPr>
-              <w:rStyle w:val="Hyperlink"/>
-            </w:rPr>
-            <w:t>m</w:t>
-          </w:r>
-        </w:hyperlink>
-      </w:r>
-      <w:r>
-        <w:rPr>
-          <w:rFonts w:ascii="Charis SIL Regular" w:hAnsi="Charis SIL Regular" w:eastAsia="Charis SIL Regular"/>
-          <w:b w:val="0"/>
-          <w:i w:val="0"/>
-          <w:color w:val="0000FF"/>
-          <w:sz w:val="24"/>
-        </w:rPr>
-        <w:t>s</w:t>
-      </w:r>
-      <w:r>
-        <w:rPr>
-          <w:rFonts w:ascii="Charis SIL Regular" w:hAnsi="Charis SIL Regular" w:eastAsia="Charis SIL Regular"/>
-          <w:b w:val="0"/>
-          <w:i w:val="0"/>
-          <w:color w:val="0000FF"/>
-          <w:sz w:val="24"/>
-          <w:u w:val="single"/>
-        </w:rPr>
-        <w:t xml:space="preserve"> </w:t>
-      </w:r>
-      <w:r>
-        <w:rPr>
-          <w:rFonts w:ascii="Charis SIL Regular" w:hAnsi="Charis SIL Regular" w:eastAsia="Charis SIL Regular"/>
-          <w:b w:val="0"/>
-          <w:i w:val="0"/>
-          <w:color w:val="0000FF"/>
-          <w:sz w:val="24"/>
-          <w:u w:val="single"/>
-        </w:rPr>
-        <w:hyperlink r:id="rId24" w:history="1">
-          <w:r>
-            <w:rPr>
-              <w:rStyle w:val="Hyperlink"/>
-            </w:rPr>
-            <w:t>and</w:t>
-          </w:r>
-        </w:hyperlink>
-      </w:r>
-      <w:r>
-        <w:rPr>
-          <w:rFonts w:ascii="Charis SIL Regular" w:hAnsi="Charis SIL Regular" w:eastAsia="Charis SIL Regular"/>
-          <w:b w:val="0"/>
-          <w:i w:val="0"/>
-          <w:color w:val="0000FF"/>
-          <w:sz w:val="24"/>
-          <w:u w:val="single"/>
-        </w:rPr>
-        <w:t xml:space="preserve"> </w:t>
-      </w:r>
-      <w:r>
-        <w:rPr>
-          <w:rFonts w:ascii="Charis SIL Regular" w:hAnsi="Charis SIL Regular" w:eastAsia="Charis SIL Regular"/>
-          <w:b w:val="0"/>
-          <w:i w:val="0"/>
-          <w:color w:val="0000FF"/>
-          <w:sz w:val="24"/>
-          <w:u w:val="single"/>
-        </w:rPr>
-        <w:hyperlink r:id="rId24" w:history="1">
-          <w:r>
-            <w:rPr>
-              <w:rStyle w:val="Hyperlink"/>
-            </w:rPr>
-            <w:t>audio</w:t>
-          </w:r>
-        </w:hyperlink>
-      </w:r>
-      <w:r>
-        <w:rPr>
-          <w:rFonts w:ascii="Charis SIL Regular" w:hAnsi="Charis SIL Regular" w:eastAsia="Charis SIL Regular"/>
-          <w:b w:val="0"/>
-          <w:i w:val="0"/>
-          <w:color w:val="0000FF"/>
-          <w:sz w:val="24"/>
-          <w:u w:val="single"/>
-        </w:rPr>
-        <w:t xml:space="preserve"> </w:t>
-      </w:r>
-      <w:r>
-        <w:rPr>
-          <w:rFonts w:ascii="Charis SIL Regular" w:hAnsi="Charis SIL Regular" w:eastAsia="Charis SIL Regular"/>
-          <w:b w:val="0"/>
-          <w:i w:val="0"/>
-          <w:color w:val="0000FF"/>
-          <w:sz w:val="24"/>
-          <w:u w:val="single"/>
-        </w:rPr>
-        <w:hyperlink r:id="rId24" w:history="1">
-          <w:r>
-            <w:rPr>
-              <w:rStyle w:val="Hyperlink"/>
-            </w:rPr>
-            <w:t>tapes</w:t>
-          </w:r>
-        </w:hyperlink>
-      </w:r>
-      <w:r>
-        <w:rPr>
-          <w:rFonts w:ascii="Charis SIL Regular" w:hAnsi="Charis SIL Regular" w:eastAsia="Charis SIL Regular"/>
-          <w:b w:val="0"/>
-          <w:i w:val="0"/>
-          <w:color w:val="000000"/>
-          <w:sz w:val="24"/>
-        </w:rPr>
-        <w:t xml:space="preserve"> as well as </w:t>
-      </w:r>
-      <w:r>
-        <w:rPr>
-          <w:rFonts w:ascii="Charis SIL Regular" w:hAnsi="Charis SIL Regular" w:eastAsia="Charis SIL Regular"/>
-          <w:b w:val="0"/>
-          <w:i w:val="0"/>
-          <w:color w:val="0000FF"/>
-          <w:sz w:val="24"/>
-          <w:u w:val="single"/>
-        </w:rPr>
-        <w:hyperlink r:id="rId25" w:history="1">
-          <w:r>
-            <w:rPr>
-              <w:rStyle w:val="Hyperlink"/>
-            </w:rPr>
-            <w:t>prints,</w:t>
-          </w:r>
-        </w:hyperlink>
-      </w:r>
-      <w:r>
-        <w:rPr>
-          <w:rFonts w:ascii="Charis SIL Regular" w:hAnsi="Charis SIL Regular" w:eastAsia="Charis SIL Regular"/>
-          <w:b w:val="0"/>
-          <w:i w:val="0"/>
-          <w:color w:val="0000FF"/>
-          <w:sz w:val="24"/>
-          <w:u w:val="single"/>
-        </w:rPr>
-        <w:t xml:space="preserve"> </w:t>
-      </w:r>
-      <w:r>
-        <w:rPr>
-          <w:rFonts w:ascii="Charis SIL Regular" w:hAnsi="Charis SIL Regular" w:eastAsia="Charis SIL Regular"/>
-          <w:b w:val="0"/>
-          <w:i w:val="0"/>
-          <w:color w:val="0000FF"/>
-          <w:sz w:val="24"/>
-          <w:u w:val="single"/>
-        </w:rPr>
-        <w:hyperlink r:id="rId25" w:history="1">
-          <w:r>
-            <w:rPr>
-              <w:rStyle w:val="Hyperlink"/>
-            </w:rPr>
-            <w:t>drawings,</w:t>
-          </w:r>
-        </w:hyperlink>
-      </w:r>
-      <w:r>
-        <w:rPr>
-          <w:rFonts w:ascii="Charis SIL Regular" w:hAnsi="Charis SIL Regular" w:eastAsia="Charis SIL Regular"/>
-          <w:b w:val="0"/>
-          <w:i w:val="0"/>
-          <w:color w:val="0000FF"/>
-          <w:sz w:val="24"/>
-          <w:u w:val="single"/>
-        </w:rPr>
-        <w:t xml:space="preserve"> </w:t>
-      </w:r>
-      <w:r>
-        <w:rPr>
-          <w:rFonts w:ascii="Charis SIL Regular" w:hAnsi="Charis SIL Regular" w:eastAsia="Charis SIL Regular"/>
-          <w:b w:val="0"/>
-          <w:i w:val="0"/>
-          <w:color w:val="0000FF"/>
-          <w:sz w:val="24"/>
-          <w:u w:val="single"/>
-        </w:rPr>
-        <w:hyperlink r:id="rId25" w:history="1">
-          <w:r>
-            <w:rPr>
-              <w:rStyle w:val="Hyperlink"/>
-            </w:rPr>
-            <w:t xml:space="preserve">maps </w:t>
-          </w:r>
-        </w:hyperlink>
-      </w:r>
-      <w:r>
-        <w:rPr>
-          <w:rFonts w:ascii="Charis SIL Regular" w:hAnsi="Charis SIL Regular" w:eastAsia="Charis SIL Regular"/>
-          <w:b w:val="0"/>
-          <w:i w:val="0"/>
-          <w:color w:val="0000FF"/>
-          <w:sz w:val="24"/>
-          <w:u w:val="single"/>
-        </w:rPr>
-        <w:hyperlink r:id="rId25" w:history="1">
-          <w:r>
-            <w:rPr>
-              <w:rStyle w:val="Hyperlink"/>
-            </w:rPr>
-            <w:t>and</w:t>
-          </w:r>
-        </w:hyperlink>
-      </w:r>
-      <w:r>
-        <w:rPr>
-          <w:rFonts w:ascii="Charis SIL Regular" w:hAnsi="Charis SIL Regular" w:eastAsia="Charis SIL Regular"/>
-          <w:b w:val="0"/>
-          <w:i w:val="0"/>
-          <w:color w:val="0000FF"/>
-          <w:sz w:val="24"/>
-          <w:u w:val="single"/>
-        </w:rPr>
-        <w:t xml:space="preserve"> </w:t>
-      </w:r>
-      <w:r>
-        <w:rPr>
-          <w:rFonts w:ascii="Charis SIL Regular" w:hAnsi="Charis SIL Regular" w:eastAsia="Charis SIL Regular"/>
-          <w:b w:val="0"/>
-          <w:i w:val="0"/>
-          <w:color w:val="0000FF"/>
-          <w:sz w:val="24"/>
-          <w:u w:val="single"/>
-        </w:rPr>
-        <w:hyperlink r:id="rId25" w:history="1">
-          <w:r>
-            <w:rPr>
-              <w:rStyle w:val="Hyperlink"/>
-            </w:rPr>
-            <w:t>photographs</w:t>
-          </w:r>
-        </w:hyperlink>
-      </w:r>
-      <w:r>
-        <w:rPr>
-          <w:rFonts w:ascii="Charis SIL Regular" w:hAnsi="Charis SIL Regular" w:eastAsia="Charis SIL Regular"/>
-          <w:b w:val="0"/>
-          <w:i w:val="0"/>
-          <w:color w:val="000000"/>
-          <w:sz w:val="24"/>
-        </w:rPr>
-        <w:t xml:space="preserve"> of the Zeist Missio</w:t>
-      </w:r>
-      <w:r>
-        <w:rPr>
-          <w:u w:val="single" w:color="0000ff"/>
-          <w:rFonts w:ascii="Charis SIL Regular" w:hAnsi="Charis SIL Regular" w:eastAsia="Charis SIL Regular"/>
-          <w:b w:val="0"/>
-          <w:i w:val="0"/>
-          <w:color w:val="000000"/>
-          <w:sz w:val="24"/>
-        </w:rPr>
-        <w:hyperlink r:id="rId24" w:history="1">
-          <w:r>
-            <w:rPr>
-              <w:rStyle w:val="Hyperlink"/>
-            </w:rPr>
-            <w:t>nary</w:t>
-          </w:r>
-        </w:hyperlink>
-      </w:r>
-      <w:r>
-        <w:rPr>
-          <w:u w:val="single" w:color="0000ff"/>
-          <w:rFonts w:ascii="Charis SIL Regular" w:hAnsi="Charis SIL Regular" w:eastAsia="Charis SIL Regular"/>
-          <w:b w:val="0"/>
-          <w:i w:val="0"/>
-          <w:color w:val="000000"/>
-          <w:sz w:val="24"/>
-        </w:rPr>
-        <w:t xml:space="preserve"> </w:t>
-      </w:r>
-      <w:r>
-        <w:rPr>
-          <w:u w:val="single" w:color="0000ff"/>
-          <w:rFonts w:ascii="Charis SIL Regular" w:hAnsi="Charis SIL Regular" w:eastAsia="Charis SIL Regular"/>
-          <w:b w:val="0"/>
-          <w:i w:val="0"/>
-          <w:color w:val="000000"/>
-          <w:sz w:val="24"/>
-        </w:rPr>
-        <w:hyperlink r:id="rId24" w:history="1">
-          <w:r>
-            <w:rPr>
-              <w:rStyle w:val="Hyperlink"/>
-            </w:rPr>
-            <w:t>Soci</w:t>
-          </w:r>
-        </w:hyperlink>
-      </w:r>
-      <w:r>
-        <w:rPr>
-          <w:u w:val="single" w:color="0000ff"/>
-          <w:rFonts w:ascii="Charis SIL Regular" w:hAnsi="Charis SIL Regular" w:eastAsia="Charis SIL Regular"/>
-          <w:b w:val="0"/>
-          <w:i w:val="0"/>
-          <w:color w:val="000000"/>
-          <w:sz w:val="24"/>
-        </w:rPr>
-        <w:hyperlink r:id="rId24" w:history="1">
           <w:r>
             <w:rPr>
               <w:rStyle w:val="Hyperlink"/>
@@ -3226,24 +3152,52 @@
           <w:sz w:val="24"/>
           <w:u w:val="single"/>
         </w:rPr>
+        <w:hyperlink r:id="rId25" w:history="1">
+          <w:r>
+            <w:rPr>
+              <w:rStyle w:val="Hyperlink"/>
+            </w:rPr>
+            <w:t>RV-399</w:t>
+          </w:r>
+        </w:hyperlink>
+      </w:r>
+      <w:r>
+        <w:rPr>
+          <w:rFonts w:ascii="Charis SIL Regular" w:hAnsi="Charis SIL Regular" w:eastAsia="Charis SIL Regular"/>
+          <w:b w:val="0"/>
+          <w:i w:val="0"/>
+          <w:color w:val="000000"/>
+          <w:sz w:val="24"/>
+        </w:rPr>
+        <w:t xml:space="preserve"> and </w:t>
+      </w:r>
+      <w:r>
+        <w:rPr>
+          <w:rFonts w:ascii="Charis SIL Regular" w:hAnsi="Charis SIL Regular" w:eastAsia="Charis SIL Regular"/>
+          <w:b w:val="0"/>
+          <w:i w:val="0"/>
+          <w:color w:val="0000FF"/>
+          <w:sz w:val="24"/>
+          <w:u w:val="single"/>
+        </w:rPr>
         <w:hyperlink r:id="rId26" w:history="1">
           <w:r>
             <w:rPr>
               <w:rStyle w:val="Hyperlink"/>
             </w:rPr>
-            <w:t>RV-399</w:t>
-          </w:r>
-        </w:hyperlink>
-      </w:r>
-      <w:r>
-        <w:rPr>
-          <w:rFonts w:ascii="Charis SIL Regular" w:hAnsi="Charis SIL Regular" w:eastAsia="Charis SIL Regular"/>
-          <w:b w:val="0"/>
-          <w:i w:val="0"/>
-          <w:color w:val="000000"/>
-          <w:sz w:val="24"/>
-        </w:rPr>
-        <w:t xml:space="preserve"> and </w:t>
+            <w:t>RV-1054</w:t>
+          </w:r>
+        </w:hyperlink>
+      </w:r>
+      <w:r>
+        <w:rPr>
+          <w:rFonts w:ascii="Charis SIL Regular" w:hAnsi="Charis SIL Regular" w:eastAsia="Charis SIL Regular"/>
+          <w:b w:val="0"/>
+          <w:i w:val="0"/>
+          <w:color w:val="000000"/>
+          <w:sz w:val="24"/>
+        </w:rPr>
+        <w:t xml:space="preserve">, amassed by Governor </w:t>
       </w:r>
       <w:r>
         <w:rPr>
@@ -3259,19 +3213,9 @@
             <w:rPr>
               <w:rStyle w:val="Hyperlink"/>
             </w:rPr>
-            <w:t>RV-1054</w:t>
-          </w:r>
-        </w:hyperlink>
-      </w:r>
-      <w:r>
-        <w:rPr>
-          <w:rFonts w:ascii="Charis SIL Regular" w:hAnsi="Charis SIL Regular" w:eastAsia="Charis SIL Regular"/>
-          <w:b w:val="0"/>
-          <w:i w:val="0"/>
-          <w:color w:val="000000"/>
-          <w:sz w:val="24"/>
-        </w:rPr>
-        <w:t xml:space="preserve">, amassed by Governor </w:t>
+            <w:t>Cornelis</w:t>
+          </w:r>
+        </w:hyperlink>
       </w:r>
       <w:r>
         <w:rPr>
@@ -3282,12 +3226,173 @@
           <w:sz w:val="24"/>
           <w:u w:val="single"/>
         </w:rPr>
+        <w:t xml:space="preserve"> </w:t>
+      </w:r>
+      <w:r>
+        <w:rPr>
+          <w:rFonts w:ascii="Charis SIL Regular" w:hAnsi="Charis SIL Regular" w:eastAsia="Charis SIL Regular"/>
+          <w:b w:val="0"/>
+          <w:i w:val="0"/>
+          <w:color w:val="0000FF"/>
+          <w:sz w:val="24"/>
+          <w:u w:val="single"/>
+        </w:rPr>
+        <w:hyperlink r:id="rId27" w:history="1">
+          <w:r>
+            <w:rPr>
+              <w:rStyle w:val="Hyperlink"/>
+            </w:rPr>
+            <w:t>Ascanius</w:t>
+          </w:r>
+        </w:hyperlink>
+      </w:r>
+      <w:r>
+        <w:rPr>
+          <w:rFonts w:ascii="Charis SIL Regular" w:hAnsi="Charis SIL Regular" w:eastAsia="Charis SIL Regular"/>
+          <w:b w:val="0"/>
+          <w:i w:val="0"/>
+          <w:color w:val="0000FF"/>
+          <w:sz w:val="24"/>
+          <w:u w:val="single"/>
+        </w:rPr>
+        <w:t xml:space="preserve"> </w:t>
+      </w:r>
+      <w:r>
+        <w:rPr>
+          <w:rFonts w:ascii="Charis SIL Regular" w:hAnsi="Charis SIL Regular" w:eastAsia="Charis SIL Regular"/>
+          <w:b w:val="0"/>
+          <w:i w:val="0"/>
+          <w:color w:val="0000FF"/>
+          <w:sz w:val="24"/>
+          <w:u w:val="single"/>
+        </w:rPr>
+        <w:hyperlink r:id="rId27" w:history="1">
+          <w:r>
+            <w:rPr>
+              <w:rStyle w:val="Hyperlink"/>
+            </w:rPr>
+            <w:t>van</w:t>
+          </w:r>
+        </w:hyperlink>
+      </w:r>
+      <w:r>
+        <w:rPr>
+          <w:rFonts w:ascii="Charis SIL Regular" w:hAnsi="Charis SIL Regular" w:eastAsia="Charis SIL Regular"/>
+          <w:b w:val="0"/>
+          <w:i w:val="0"/>
+          <w:color w:val="0000FF"/>
+          <w:sz w:val="24"/>
+          <w:u w:val="single"/>
+        </w:rPr>
+        <w:t xml:space="preserve"> </w:t>
+      </w:r>
+      <w:r>
+        <w:rPr>
+          <w:rFonts w:ascii="Charis SIL Regular" w:hAnsi="Charis SIL Regular" w:eastAsia="Charis SIL Regular"/>
+          <w:b w:val="0"/>
+          <w:i w:val="0"/>
+          <w:color w:val="0000FF"/>
+          <w:sz w:val="24"/>
+          <w:u w:val="single"/>
+        </w:rPr>
+        <w:hyperlink r:id="rId27" w:history="1">
+          <w:r>
+            <w:rPr>
+              <w:rStyle w:val="Hyperlink"/>
+            </w:rPr>
+            <w:t>Sypesteyn</w:t>
+          </w:r>
+        </w:hyperlink>
+      </w:r>
+      <w:r>
+        <w:rPr>
+          <w:rFonts w:ascii="Charis SIL Regular" w:hAnsi="Charis SIL Regular" w:eastAsia="Charis SIL Regular"/>
+          <w:b w:val="0"/>
+          <w:i w:val="0"/>
+          <w:color w:val="000000"/>
+          <w:sz w:val="24"/>
+        </w:rPr>
+        <w:t xml:space="preserve"> and finance </w:t>
+      </w:r>
+      <w:r>
+        <w:rPr>
+          <w:u w:val="single" w:color="0000ff"/>
+          <w:rFonts w:ascii="Charis SIL Regular" w:hAnsi="Charis SIL Regular" w:eastAsia="Charis SIL Regular"/>
+          <w:b w:val="0"/>
+          <w:i w:val="0"/>
+          <w:color w:val="000000"/>
+          <w:sz w:val="24"/>
+        </w:rPr>
+        <w:hyperlink r:id="rId25" w:history="1">
+          <w:r>
+            <w:rPr>
+              <w:rStyle w:val="Hyperlink"/>
+            </w:rPr>
+            <w:t>admini</w:t>
+          </w:r>
+        </w:hyperlink>
+      </w:r>
+      <w:r>
+        <w:rPr>
+          <w:rFonts w:ascii="Charis SIL Regular" w:hAnsi="Charis SIL Regular" w:eastAsia="Charis SIL Regular"/>
+          <w:b w:val="0"/>
+          <w:i w:val="0"/>
+          <w:color w:val="000000"/>
+          <w:sz w:val="24"/>
+        </w:rPr>
+        <w:t>strato</w:t>
+      </w:r>
+      <w:r>
+        <w:rPr>
+          <w:u w:val="single" w:color="0000ff"/>
+          <w:rFonts w:ascii="Charis SIL Regular" w:hAnsi="Charis SIL Regular" w:eastAsia="Charis SIL Regular"/>
+          <w:b w:val="0"/>
+          <w:i w:val="0"/>
+          <w:color w:val="000000"/>
+          <w:sz w:val="24"/>
+        </w:rPr>
+        <w:hyperlink r:id="rId26" w:history="1">
+          <w:r>
+            <w:rPr>
+              <w:rStyle w:val="Hyperlink"/>
+            </w:rPr>
+            <w:t xml:space="preserve">r </w:t>
+          </w:r>
+        </w:hyperlink>
+      </w:r>
+      <w:r>
+        <w:rPr>
+          <w:rFonts w:ascii="Charis SIL Regular" w:hAnsi="Charis SIL Regular" w:eastAsia="Charis SIL Regular"/>
+          <w:b w:val="0"/>
+          <w:i w:val="0"/>
+          <w:color w:val="0000FF"/>
+          <w:sz w:val="24"/>
+          <w:u w:val="single"/>
+        </w:rPr>
+        <w:hyperlink r:id="rId26" w:history="1">
+          <w:r>
+            <w:rPr>
+              <w:rStyle w:val="Hyperlink"/>
+            </w:rPr>
+            <w:t>Assuee</w:t>
+          </w:r>
+        </w:hyperlink>
+      </w:r>
+      <w:r>
+        <w:rPr>
+          <w:rFonts w:ascii="Charis SIL Regular" w:hAnsi="Charis SIL Regular" w:eastAsia="Charis SIL Regular"/>
+          <w:b w:val="0"/>
+          <w:i w:val="0"/>
+          <w:color w:val="0000FF"/>
+          <w:sz w:val="24"/>
+          <w:u w:val="single"/>
+        </w:rPr>
         <w:hyperlink r:id="rId28" w:history="1">
           <w:r>
             <w:rPr>
               <w:rStyle w:val="Hyperlink"/>
             </w:rPr>
-            <w:t>Cornelis</w:t>
+            <w:t>r</w:t>
           </w:r>
         </w:hyperlink>
       </w:r>
@@ -3316,7 +3421,7 @@
             <w:rPr>
               <w:rStyle w:val="Hyperlink"/>
             </w:rPr>
-            <w:t>Ascanius</w:t>
+            <w:t>Jacob</w:t>
           </w:r>
         </w:hyperlink>
       </w:r>
@@ -3345,6 +3450,24 @@
             <w:rPr>
               <w:rStyle w:val="Hyperlink"/>
             </w:rPr>
+            <w:t xml:space="preserve">Schimmelpenninck </w:t>
+          </w:r>
+        </w:hyperlink>
+      </w:r>
+      <w:r>
+        <w:rPr>
+          <w:rFonts w:ascii="Charis SIL Regular" w:hAnsi="Charis SIL Regular" w:eastAsia="Charis SIL Regular"/>
+          <w:b w:val="0"/>
+          <w:i w:val="0"/>
+          <w:color w:val="0000FF"/>
+          <w:sz w:val="24"/>
+          <w:u w:val="single"/>
+        </w:rPr>
+        <w:hyperlink r:id="rId27" w:history="1">
+          <w:r>
+            <w:rPr>
+              <w:rStyle w:val="Hyperlink"/>
+            </w:rPr>
             <w:t>van</w:t>
           </w:r>
         </w:hyperlink>
@@ -3369,24 +3492,161 @@
           <w:sz w:val="24"/>
           <w:u w:val="single"/>
         </w:rPr>
+        <w:hyperlink r:id="rId27" w:history="1">
+          <w:r>
+            <w:rPr>
+              <w:rStyle w:val="Hyperlink"/>
+            </w:rPr>
+            <w:t>der</w:t>
+          </w:r>
+        </w:hyperlink>
+      </w:r>
+      <w:r>
+        <w:rPr>
+          <w:rFonts w:ascii="Charis SIL Regular" w:hAnsi="Charis SIL Regular" w:eastAsia="Charis SIL Regular"/>
+          <w:b w:val="0"/>
+          <w:i w:val="0"/>
+          <w:color w:val="0000FF"/>
+          <w:sz w:val="24"/>
+          <w:u w:val="single"/>
+        </w:rPr>
+        <w:t xml:space="preserve"> </w:t>
+      </w:r>
+      <w:r>
+        <w:rPr>
+          <w:rFonts w:ascii="Charis SIL Regular" w:hAnsi="Charis SIL Regular" w:eastAsia="Charis SIL Regular"/>
+          <w:b w:val="0"/>
+          <w:i w:val="0"/>
+          <w:color w:val="0000FF"/>
+          <w:sz w:val="24"/>
+          <w:u w:val="single"/>
+        </w:rPr>
+        <w:hyperlink r:id="rId27" w:history="1">
+          <w:r>
+            <w:rPr>
+              <w:rStyle w:val="Hyperlink"/>
+            </w:rPr>
+            <w:t>Oye</w:t>
+          </w:r>
+        </w:hyperlink>
+      </w:r>
+      <w:r>
+        <w:rPr>
+          <w:u w:val="single" w:color="0000ff"/>
+          <w:rFonts w:ascii="Charis SIL Regular" w:hAnsi="Charis SIL Regular" w:eastAsia="Charis SIL Regular"/>
+          <w:b w:val="0"/>
+          <w:i w:val="0"/>
+          <w:color w:val="000000"/>
+          <w:sz w:val="24"/>
+        </w:rPr>
+        <w:hyperlink r:id="rId27" w:history="1">
+          <w:r>
+            <w:rPr>
+              <w:rStyle w:val="Hyperlink"/>
+            </w:rPr>
+            <w:t>. The</w:t>
+          </w:r>
+        </w:hyperlink>
+      </w:r>
+      <w:r>
+        <w:rPr>
+          <w:u w:val="single" w:color="0000ff"/>
+          <w:rFonts w:ascii="Charis SIL Regular" w:hAnsi="Charis SIL Regular" w:eastAsia="Charis SIL Regular"/>
+          <w:b w:val="0"/>
+          <w:i w:val="0"/>
+          <w:color w:val="000000"/>
+          <w:sz w:val="24"/>
+        </w:rPr>
+        <w:hyperlink r:id="rId27" w:history="1">
+          <w:r>
+            <w:rPr>
+              <w:rStyle w:val="Hyperlink"/>
+            </w:rPr>
+            <w:t>s</w:t>
+          </w:r>
+        </w:hyperlink>
+      </w:r>
+      <w:r>
+        <w:rPr>
+          <w:u w:val="single" w:color="0000ff"/>
+          <w:rFonts w:ascii="Charis SIL Regular" w:hAnsi="Charis SIL Regular" w:eastAsia="Charis SIL Regular"/>
+          <w:b w:val="0"/>
+          <w:i w:val="0"/>
+          <w:color w:val="000000"/>
+          <w:sz w:val="24"/>
+        </w:rPr>
+        <w:hyperlink r:id="rId27" w:history="1">
+          <w:r>
+            <w:rPr>
+              <w:rStyle w:val="Hyperlink"/>
+            </w:rPr>
+            <w:t>e w</w:t>
+          </w:r>
+        </w:hyperlink>
+      </w:r>
+      <w:r>
+        <w:rPr>
+          <w:u w:val="single" w:color="0000ff"/>
+          <w:rFonts w:ascii="Charis SIL Regular" w:hAnsi="Charis SIL Regular" w:eastAsia="Charis SIL Regular"/>
+          <w:b w:val="0"/>
+          <w:i w:val="0"/>
+          <w:color w:val="000000"/>
+          <w:sz w:val="24"/>
+        </w:rPr>
+        <w:hyperlink r:id="rId27" w:history="1">
+          <w:r>
+            <w:rPr>
+              <w:rStyle w:val="Hyperlink"/>
+            </w:rPr>
+            <w:t>e</w:t>
+          </w:r>
+        </w:hyperlink>
+      </w:r>
+      <w:r>
+        <w:rPr>
+          <w:u w:val="single" w:color="0000ff"/>
+          <w:rFonts w:ascii="Charis SIL Regular" w:hAnsi="Charis SIL Regular" w:eastAsia="Charis SIL Regular"/>
+          <w:b w:val="0"/>
+          <w:i w:val="0"/>
+          <w:color w:val="000000"/>
+          <w:sz w:val="24"/>
+        </w:rPr>
+        <w:hyperlink r:id="rId27" w:history="1">
+          <w:r>
+            <w:rPr>
+              <w:rStyle w:val="Hyperlink"/>
+            </w:rPr>
+            <w:t>re donate</w:t>
+          </w:r>
+        </w:hyperlink>
+      </w:r>
+      <w:r>
+        <w:rPr>
+          <w:rFonts w:ascii="Charis SIL Regular" w:hAnsi="Charis SIL Regular" w:eastAsia="Charis SIL Regular"/>
+          <w:b w:val="0"/>
+          <w:i w:val="0"/>
+          <w:color w:val="000000"/>
+          <w:sz w:val="24"/>
+        </w:rPr>
+        <w:t>d to the National Ethnograp</w:t>
+      </w:r>
+      <w:r>
+        <w:rPr>
+          <w:u w:val="single" w:color="0000ff"/>
+          <w:rFonts w:ascii="Charis SIL Regular" w:hAnsi="Charis SIL Regular" w:eastAsia="Charis SIL Regular"/>
+          <w:b w:val="0"/>
+          <w:i w:val="0"/>
+          <w:color w:val="000000"/>
+          <w:sz w:val="24"/>
+        </w:rPr>
         <w:hyperlink r:id="rId28" w:history="1">
           <w:r>
             <w:rPr>
               <w:rStyle w:val="Hyperlink"/>
             </w:rPr>
-            <w:t>Sypesteyn</w:t>
-          </w:r>
-        </w:hyperlink>
-      </w:r>
-      <w:r>
-        <w:rPr>
-          <w:rFonts w:ascii="Charis SIL Regular" w:hAnsi="Charis SIL Regular" w:eastAsia="Charis SIL Regular"/>
-          <w:b w:val="0"/>
-          <w:i w:val="0"/>
-          <w:color w:val="000000"/>
-          <w:sz w:val="24"/>
-        </w:rPr>
-        <w:t xml:space="preserve"> and finance </w:t>
+            <w:t>hic Mu</w:t>
+          </w:r>
+        </w:hyperlink>
       </w:r>
       <w:r>
         <w:rPr>
@@ -3397,24 +3657,14 @@
           <w:color w:val="000000"/>
           <w:sz w:val="24"/>
         </w:rPr>
-        <w:hyperlink r:id="rId26" w:history="1">
-          <w:r>
-            <w:rPr>
-              <w:rStyle w:val="Hyperlink"/>
-            </w:rPr>
-            <w:t>admini</w:t>
-          </w:r>
-        </w:hyperlink>
-      </w:r>
-      <w:r>
-        <w:rPr>
-          <w:rFonts w:ascii="Charis SIL Regular" w:hAnsi="Charis SIL Regular" w:eastAsia="Charis SIL Regular"/>
-          <w:b w:val="0"/>
-          <w:i w:val="0"/>
-          <w:color w:val="000000"/>
-          <w:sz w:val="24"/>
-        </w:rPr>
-        <w:t>strato</w:t>
+        <w:hyperlink r:id="rId28" w:history="1">
+          <w:r>
+            <w:rPr>
+              <w:rStyle w:val="Hyperlink"/>
+            </w:rPr>
+            <w:t>s</w:t>
+          </w:r>
+        </w:hyperlink>
       </w:r>
       <w:r>
         <w:rPr>
@@ -3425,7 +3675,53 @@
           <w:color w:val="000000"/>
           <w:sz w:val="24"/>
         </w:rPr>
-        <w:t xml:space="preserve">r </w:t>
+        <w:hyperlink r:id="rId28" w:history="1">
+          <w:r>
+            <w:rPr>
+              <w:rStyle w:val="Hyperlink"/>
+            </w:rPr>
+            <w:t xml:space="preserve">eum, </w:t>
+          </w:r>
+        </w:hyperlink>
+      </w:r>
+      <w:r>
+        <w:rPr>
+          <w:u w:val="single" w:color="0000ff"/>
+          <w:rFonts w:ascii="Charis SIL Regular" w:hAnsi="Charis SIL Regular" w:eastAsia="Charis SIL Regular"/>
+          <w:b w:val="0"/>
+          <w:i w:val="0"/>
+          <w:color w:val="000000"/>
+          <w:sz w:val="24"/>
+        </w:rPr>
+        <w:hyperlink r:id="rId28" w:history="1">
+          <w:r>
+            <w:rPr>
+              <w:rStyle w:val="Hyperlink"/>
+            </w:rPr>
+            <w:t>n</w:t>
+          </w:r>
+        </w:hyperlink>
+      </w:r>
+      <w:r>
+        <w:rPr>
+          <w:u w:val="single" w:color="0000ff"/>
+          <w:rFonts w:ascii="Charis SIL Regular" w:hAnsi="Charis SIL Regular" w:eastAsia="Charis SIL Regular"/>
+          <w:b w:val="0"/>
+          <w:i w:val="0"/>
+          <w:color w:val="000000"/>
+          <w:sz w:val="24"/>
+        </w:rPr>
+        <w:hyperlink r:id="rId28" w:history="1">
+          <w:r>
+            <w:rPr>
+              <w:rStyle w:val="Hyperlink"/>
+            </w:rPr>
+            <w:t xml:space="preserve">ow the </w:t>
+          </w:r>
+        </w:hyperlink>
+      </w:r>
+      <w:r>
+        <w:br/>
       </w:r>
       <w:r>
         <w:rPr>
@@ -3436,12 +3732,12 @@
           <w:sz w:val="24"/>
           <w:u w:val="single"/>
         </w:rPr>
-        <w:hyperlink r:id="rId27" w:history="1">
-          <w:r>
-            <w:rPr>
-              <w:rStyle w:val="Hyperlink"/>
-            </w:rPr>
-            <w:t>Assuee</w:t>
+        <w:hyperlink r:id="rId28" w:history="1">
+          <w:r>
+            <w:rPr>
+              <w:rStyle w:val="Hyperlink"/>
+            </w:rPr>
+            <w:t>We</w:t>
           </w:r>
         </w:hyperlink>
       </w:r>
@@ -3454,12 +3750,77 @@
           <w:sz w:val="24"/>
           <w:u w:val="single"/>
         </w:rPr>
+        <w:hyperlink r:id="rId28" w:history="1">
+          <w:r>
+            <w:rPr>
+              <w:rStyle w:val="Hyperlink"/>
+            </w:rPr>
+            <w:t>r</w:t>
+          </w:r>
+        </w:hyperlink>
+      </w:r>
+      <w:r>
+        <w:rPr>
+          <w:rFonts w:ascii="Charis SIL Regular" w:hAnsi="Charis SIL Regular" w:eastAsia="Charis SIL Regular"/>
+          <w:b w:val="0"/>
+          <w:i w:val="0"/>
+          <w:color w:val="0000FF"/>
+          <w:sz w:val="24"/>
+          <w:u w:val="single"/>
+        </w:rPr>
+        <w:hyperlink r:id="rId28" w:history="1">
+          <w:r>
+            <w:rPr>
+              <w:rStyle w:val="Hyperlink"/>
+            </w:rPr>
+            <w:t>eld</w:t>
+          </w:r>
+        </w:hyperlink>
+      </w:r>
+      <w:r>
+        <w:rPr>
+          <w:rFonts w:ascii="Charis SIL Regular" w:hAnsi="Charis SIL Regular" w:eastAsia="Charis SIL Regular"/>
+          <w:b w:val="0"/>
+          <w:i w:val="0"/>
+          <w:color w:val="0000FF"/>
+          <w:sz w:val="24"/>
+          <w:u w:val="single"/>
+        </w:rPr>
+        <w:t>m</w:t>
+      </w:r>
+      <w:r>
+        <w:rPr>
+          <w:rFonts w:ascii="Charis SIL Regular" w:hAnsi="Charis SIL Regular" w:eastAsia="Charis SIL Regular"/>
+          <w:b w:val="0"/>
+          <w:i w:val="0"/>
+          <w:color w:val="0000FF"/>
+          <w:sz w:val="24"/>
+          <w:u w:val="single"/>
+        </w:rPr>
+        <w:hyperlink r:id="rId28" w:history="1">
+          <w:r>
+            <w:rPr>
+              <w:rStyle w:val="Hyperlink"/>
+            </w:rPr>
+            <w:t>use</w:t>
+          </w:r>
+        </w:hyperlink>
+      </w:r>
+      <w:r>
+        <w:rPr>
+          <w:rFonts w:ascii="Charis SIL Regular" w:hAnsi="Charis SIL Regular" w:eastAsia="Charis SIL Regular"/>
+          <w:b w:val="0"/>
+          <w:i w:val="0"/>
+          <w:color w:val="0000FF"/>
+          <w:sz w:val="24"/>
+          <w:u w:val="single"/>
+        </w:rPr>
         <w:hyperlink r:id="rId29" w:history="1">
           <w:r>
             <w:rPr>
               <w:rStyle w:val="Hyperlink"/>
             </w:rPr>
-            <w:t>r</w:t>
+            <w:t>um</w:t>
           </w:r>
         </w:hyperlink>
       </w:r>
@@ -3488,9 +3849,19 @@
             <w:rPr>
               <w:rStyle w:val="Hyperlink"/>
             </w:rPr>
-            <w:t>Jacob</w:t>
-          </w:r>
-        </w:hyperlink>
+            <w:t>Leiden</w:t>
+          </w:r>
+        </w:hyperlink>
+      </w:r>
+      <w:r>
+        <w:rPr>
+          <w:rFonts w:ascii="Charis SIL Regular" w:hAnsi="Charis SIL Regular" w:eastAsia="Charis SIL Regular"/>
+          <w:b w:val="0"/>
+          <w:i w:val="0"/>
+          <w:color w:val="000000"/>
+          <w:sz w:val="24"/>
+        </w:rPr>
+        <w:t xml:space="preserve">, in 1883 and 1895, respectively. The </w:t>
       </w:r>
       <w:r>
         <w:rPr>
@@ -3501,6 +3872,24 @@
           <w:sz w:val="24"/>
           <w:u w:val="single"/>
         </w:rPr>
+        <w:hyperlink r:id="rId30" w:history="1">
+          <w:r>
+            <w:rPr>
+              <w:rStyle w:val="Hyperlink"/>
+            </w:rPr>
+            <w:t>Artis</w:t>
+          </w:r>
+        </w:hyperlink>
+      </w:r>
+      <w:r>
+        <w:rPr>
+          <w:rFonts w:ascii="Charis SIL Regular" w:hAnsi="Charis SIL Regular" w:eastAsia="Charis SIL Regular"/>
+          <w:b w:val="0"/>
+          <w:i w:val="0"/>
+          <w:color w:val="0000FF"/>
+          <w:sz w:val="24"/>
+          <w:u w:val="single"/>
+        </w:rPr>
         <w:t xml:space="preserve"> </w:t>
       </w:r>
       <w:r>
@@ -3512,88 +3901,69 @@
           <w:sz w:val="24"/>
           <w:u w:val="single"/>
         </w:rPr>
+        <w:hyperlink r:id="rId30" w:history="1">
+          <w:r>
+            <w:rPr>
+              <w:rStyle w:val="Hyperlink"/>
+            </w:rPr>
+            <w:t>Ethnographic</w:t>
+          </w:r>
+        </w:hyperlink>
+      </w:r>
+      <w:r>
+        <w:rPr>
+          <w:rFonts w:ascii="Charis SIL Regular" w:hAnsi="Charis SIL Regular" w:eastAsia="Charis SIL Regular"/>
+          <w:b w:val="0"/>
+          <w:i w:val="0"/>
+          <w:color w:val="0000FF"/>
+          <w:sz w:val="24"/>
+          <w:u w:val="single"/>
+        </w:rPr>
+        <w:t xml:space="preserve"> </w:t>
+      </w:r>
+      <w:r>
+        <w:rPr>
+          <w:rFonts w:ascii="Charis SIL Regular" w:hAnsi="Charis SIL Regular" w:eastAsia="Charis SIL Regular"/>
+          <w:b w:val="0"/>
+          <w:i w:val="0"/>
+          <w:color w:val="0000FF"/>
+          <w:sz w:val="24"/>
+          <w:u w:val="single"/>
+        </w:rPr>
+        <w:hyperlink r:id="rId30" w:history="1">
+          <w:r>
+            <w:rPr>
+              <w:rStyle w:val="Hyperlink"/>
+            </w:rPr>
+            <w:t>Museum</w:t>
+          </w:r>
+        </w:hyperlink>
+      </w:r>
+      <w:r>
+        <w:rPr>
+          <w:rFonts w:ascii="Charis SIL Regular" w:hAnsi="Charis SIL Regular" w:eastAsia="Charis SIL Regular"/>
+          <w:b w:val="0"/>
+          <w:i w:val="0"/>
+          <w:color w:val="000000"/>
+          <w:sz w:val="24"/>
+        </w:rPr>
+        <w:t xml:space="preserve"> also </w:t>
+      </w:r>
+      <w:r>
+        <w:rPr>
+          <w:u w:val="single" w:color="0000ff"/>
+          <w:rFonts w:ascii="Charis SIL Regular" w:hAnsi="Charis SIL Regular" w:eastAsia="Charis SIL Regular"/>
+          <w:b w:val="0"/>
+          <w:i w:val="0"/>
+          <w:color w:val="000000"/>
+          <w:sz w:val="24"/>
+        </w:rPr>
         <w:hyperlink r:id="rId29" w:history="1">
           <w:r>
             <w:rPr>
               <w:rStyle w:val="Hyperlink"/>
             </w:rPr>
-            <w:t xml:space="preserve">Schimmelpenninck </w:t>
-          </w:r>
-        </w:hyperlink>
-      </w:r>
-      <w:r>
-        <w:rPr>
-          <w:rFonts w:ascii="Charis SIL Regular" w:hAnsi="Charis SIL Regular" w:eastAsia="Charis SIL Regular"/>
-          <w:b w:val="0"/>
-          <w:i w:val="0"/>
-          <w:color w:val="0000FF"/>
-          <w:sz w:val="24"/>
-          <w:u w:val="single"/>
-        </w:rPr>
-        <w:hyperlink r:id="rId28" w:history="1">
-          <w:r>
-            <w:rPr>
-              <w:rStyle w:val="Hyperlink"/>
-            </w:rPr>
-            <w:t>van</w:t>
-          </w:r>
-        </w:hyperlink>
-      </w:r>
-      <w:r>
-        <w:rPr>
-          <w:rFonts w:ascii="Charis SIL Regular" w:hAnsi="Charis SIL Regular" w:eastAsia="Charis SIL Regular"/>
-          <w:b w:val="0"/>
-          <w:i w:val="0"/>
-          <w:color w:val="0000FF"/>
-          <w:sz w:val="24"/>
-          <w:u w:val="single"/>
-        </w:rPr>
-        <w:t xml:space="preserve"> </w:t>
-      </w:r>
-      <w:r>
-        <w:rPr>
-          <w:rFonts w:ascii="Charis SIL Regular" w:hAnsi="Charis SIL Regular" w:eastAsia="Charis SIL Regular"/>
-          <w:b w:val="0"/>
-          <w:i w:val="0"/>
-          <w:color w:val="0000FF"/>
-          <w:sz w:val="24"/>
-          <w:u w:val="single"/>
-        </w:rPr>
-        <w:hyperlink r:id="rId28" w:history="1">
-          <w:r>
-            <w:rPr>
-              <w:rStyle w:val="Hyperlink"/>
-            </w:rPr>
-            <w:t>der</w:t>
-          </w:r>
-        </w:hyperlink>
-      </w:r>
-      <w:r>
-        <w:rPr>
-          <w:rFonts w:ascii="Charis SIL Regular" w:hAnsi="Charis SIL Regular" w:eastAsia="Charis SIL Regular"/>
-          <w:b w:val="0"/>
-          <w:i w:val="0"/>
-          <w:color w:val="0000FF"/>
-          <w:sz w:val="24"/>
-          <w:u w:val="single"/>
-        </w:rPr>
-        <w:t xml:space="preserve"> </w:t>
-      </w:r>
-      <w:r>
-        <w:rPr>
-          <w:rFonts w:ascii="Charis SIL Regular" w:hAnsi="Charis SIL Regular" w:eastAsia="Charis SIL Regular"/>
-          <w:b w:val="0"/>
-          <w:i w:val="0"/>
-          <w:color w:val="0000FF"/>
-          <w:sz w:val="24"/>
-          <w:u w:val="single"/>
-        </w:rPr>
-        <w:hyperlink r:id="rId28" w:history="1">
-          <w:r>
-            <w:rPr>
-              <w:rStyle w:val="Hyperlink"/>
-            </w:rPr>
-            <w:t>Oye</w:t>
+            <w:t>owned a large S</w:t>
           </w:r>
         </w:hyperlink>
       </w:r>
@@ -3606,444 +3976,7 @@
           <w:color w:val="000000"/>
           <w:sz w:val="24"/>
         </w:rPr>
-        <w:hyperlink r:id="rId28" w:history="1">
-          <w:r>
-            <w:rPr>
-              <w:rStyle w:val="Hyperlink"/>
-            </w:rPr>
-            <w:t>. The</w:t>
-          </w:r>
-        </w:hyperlink>
-      </w:r>
-      <w:r>
-        <w:rPr>
-          <w:u w:val="single" w:color="0000ff"/>
-          <w:rFonts w:ascii="Charis SIL Regular" w:hAnsi="Charis SIL Regular" w:eastAsia="Charis SIL Regular"/>
-          <w:b w:val="0"/>
-          <w:i w:val="0"/>
-          <w:color w:val="000000"/>
-          <w:sz w:val="24"/>
-        </w:rPr>
-        <w:hyperlink r:id="rId28" w:history="1">
-          <w:r>
-            <w:rPr>
-              <w:rStyle w:val="Hyperlink"/>
-            </w:rPr>
-            <w:t>s</w:t>
-          </w:r>
-        </w:hyperlink>
-      </w:r>
-      <w:r>
-        <w:rPr>
-          <w:u w:val="single" w:color="0000ff"/>
-          <w:rFonts w:ascii="Charis SIL Regular" w:hAnsi="Charis SIL Regular" w:eastAsia="Charis SIL Regular"/>
-          <w:b w:val="0"/>
-          <w:i w:val="0"/>
-          <w:color w:val="000000"/>
-          <w:sz w:val="24"/>
-        </w:rPr>
-        <w:hyperlink r:id="rId28" w:history="1">
-          <w:r>
-            <w:rPr>
-              <w:rStyle w:val="Hyperlink"/>
-            </w:rPr>
-            <w:t>e w</w:t>
-          </w:r>
-        </w:hyperlink>
-      </w:r>
-      <w:r>
-        <w:rPr>
-          <w:u w:val="single" w:color="0000ff"/>
-          <w:rFonts w:ascii="Charis SIL Regular" w:hAnsi="Charis SIL Regular" w:eastAsia="Charis SIL Regular"/>
-          <w:b w:val="0"/>
-          <w:i w:val="0"/>
-          <w:color w:val="000000"/>
-          <w:sz w:val="24"/>
-        </w:rPr>
-        <w:hyperlink r:id="rId28" w:history="1">
-          <w:r>
-            <w:rPr>
-              <w:rStyle w:val="Hyperlink"/>
-            </w:rPr>
-            <w:t>e</w:t>
-          </w:r>
-        </w:hyperlink>
-      </w:r>
-      <w:r>
-        <w:rPr>
-          <w:u w:val="single" w:color="0000ff"/>
-          <w:rFonts w:ascii="Charis SIL Regular" w:hAnsi="Charis SIL Regular" w:eastAsia="Charis SIL Regular"/>
-          <w:b w:val="0"/>
-          <w:i w:val="0"/>
-          <w:color w:val="000000"/>
-          <w:sz w:val="24"/>
-        </w:rPr>
-        <w:hyperlink r:id="rId28" w:history="1">
-          <w:r>
-            <w:rPr>
-              <w:rStyle w:val="Hyperlink"/>
-            </w:rPr>
-            <w:t>re donate</w:t>
-          </w:r>
-        </w:hyperlink>
-      </w:r>
-      <w:r>
-        <w:rPr>
-          <w:rFonts w:ascii="Charis SIL Regular" w:hAnsi="Charis SIL Regular" w:eastAsia="Charis SIL Regular"/>
-          <w:b w:val="0"/>
-          <w:i w:val="0"/>
-          <w:color w:val="000000"/>
-          <w:sz w:val="24"/>
-        </w:rPr>
-        <w:t>d to the National Ethnograp</w:t>
-      </w:r>
-      <w:r>
-        <w:rPr>
-          <w:u w:val="single" w:color="0000ff"/>
-          <w:rFonts w:ascii="Charis SIL Regular" w:hAnsi="Charis SIL Regular" w:eastAsia="Charis SIL Regular"/>
-          <w:b w:val="0"/>
-          <w:i w:val="0"/>
-          <w:color w:val="000000"/>
-          <w:sz w:val="24"/>
-        </w:rPr>
         <w:hyperlink r:id="rId29" w:history="1">
-          <w:r>
-            <w:rPr>
-              <w:rStyle w:val="Hyperlink"/>
-            </w:rPr>
-            <w:t>hic Mu</w:t>
-          </w:r>
-        </w:hyperlink>
-      </w:r>
-      <w:r>
-        <w:rPr>
-          <w:u w:val="single" w:color="0000ff"/>
-          <w:rFonts w:ascii="Charis SIL Regular" w:hAnsi="Charis SIL Regular" w:eastAsia="Charis SIL Regular"/>
-          <w:b w:val="0"/>
-          <w:i w:val="0"/>
-          <w:color w:val="000000"/>
-          <w:sz w:val="24"/>
-        </w:rPr>
-        <w:hyperlink r:id="rId29" w:history="1">
-          <w:r>
-            <w:rPr>
-              <w:rStyle w:val="Hyperlink"/>
-            </w:rPr>
-            <w:t>s</w:t>
-          </w:r>
-        </w:hyperlink>
-      </w:r>
-      <w:r>
-        <w:rPr>
-          <w:u w:val="single" w:color="0000ff"/>
-          <w:rFonts w:ascii="Charis SIL Regular" w:hAnsi="Charis SIL Regular" w:eastAsia="Charis SIL Regular"/>
-          <w:b w:val="0"/>
-          <w:i w:val="0"/>
-          <w:color w:val="000000"/>
-          <w:sz w:val="24"/>
-        </w:rPr>
-        <w:hyperlink r:id="rId29" w:history="1">
-          <w:r>
-            <w:rPr>
-              <w:rStyle w:val="Hyperlink"/>
-            </w:rPr>
-            <w:t xml:space="preserve">eum, </w:t>
-          </w:r>
-        </w:hyperlink>
-      </w:r>
-      <w:r>
-        <w:rPr>
-          <w:u w:val="single" w:color="0000ff"/>
-          <w:rFonts w:ascii="Charis SIL Regular" w:hAnsi="Charis SIL Regular" w:eastAsia="Charis SIL Regular"/>
-          <w:b w:val="0"/>
-          <w:i w:val="0"/>
-          <w:color w:val="000000"/>
-          <w:sz w:val="24"/>
-        </w:rPr>
-        <w:hyperlink r:id="rId29" w:history="1">
-          <w:r>
-            <w:rPr>
-              <w:rStyle w:val="Hyperlink"/>
-            </w:rPr>
-            <w:t>n</w:t>
-          </w:r>
-        </w:hyperlink>
-      </w:r>
-      <w:r>
-        <w:rPr>
-          <w:u w:val="single" w:color="0000ff"/>
-          <w:rFonts w:ascii="Charis SIL Regular" w:hAnsi="Charis SIL Regular" w:eastAsia="Charis SIL Regular"/>
-          <w:b w:val="0"/>
-          <w:i w:val="0"/>
-          <w:color w:val="000000"/>
-          <w:sz w:val="24"/>
-        </w:rPr>
-        <w:hyperlink r:id="rId29" w:history="1">
-          <w:r>
-            <w:rPr>
-              <w:rStyle w:val="Hyperlink"/>
-            </w:rPr>
-            <w:t xml:space="preserve">ow the </w:t>
-          </w:r>
-        </w:hyperlink>
-      </w:r>
-      <w:r>
-        <w:br/>
-      </w:r>
-      <w:r>
-        <w:rPr>
-          <w:rFonts w:ascii="Charis SIL Regular" w:hAnsi="Charis SIL Regular" w:eastAsia="Charis SIL Regular"/>
-          <w:b w:val="0"/>
-          <w:i w:val="0"/>
-          <w:color w:val="0000FF"/>
-          <w:sz w:val="24"/>
-          <w:u w:val="single"/>
-        </w:rPr>
-        <w:hyperlink r:id="rId29" w:history="1">
-          <w:r>
-            <w:rPr>
-              <w:rStyle w:val="Hyperlink"/>
-            </w:rPr>
-            <w:t>We</w:t>
-          </w:r>
-        </w:hyperlink>
-      </w:r>
-      <w:r>
-        <w:rPr>
-          <w:rFonts w:ascii="Charis SIL Regular" w:hAnsi="Charis SIL Regular" w:eastAsia="Charis SIL Regular"/>
-          <w:b w:val="0"/>
-          <w:i w:val="0"/>
-          <w:color w:val="0000FF"/>
-          <w:sz w:val="24"/>
-          <w:u w:val="single"/>
-        </w:rPr>
-        <w:hyperlink r:id="rId29" w:history="1">
-          <w:r>
-            <w:rPr>
-              <w:rStyle w:val="Hyperlink"/>
-            </w:rPr>
-            <w:t>r</w:t>
-          </w:r>
-        </w:hyperlink>
-      </w:r>
-      <w:r>
-        <w:rPr>
-          <w:rFonts w:ascii="Charis SIL Regular" w:hAnsi="Charis SIL Regular" w:eastAsia="Charis SIL Regular"/>
-          <w:b w:val="0"/>
-          <w:i w:val="0"/>
-          <w:color w:val="0000FF"/>
-          <w:sz w:val="24"/>
-          <w:u w:val="single"/>
-        </w:rPr>
-        <w:hyperlink r:id="rId29" w:history="1">
-          <w:r>
-            <w:rPr>
-              <w:rStyle w:val="Hyperlink"/>
-            </w:rPr>
-            <w:t>eld</w:t>
-          </w:r>
-        </w:hyperlink>
-      </w:r>
-      <w:r>
-        <w:rPr>
-          <w:rFonts w:ascii="Charis SIL Regular" w:hAnsi="Charis SIL Regular" w:eastAsia="Charis SIL Regular"/>
-          <w:b w:val="0"/>
-          <w:i w:val="0"/>
-          <w:color w:val="0000FF"/>
-          <w:sz w:val="24"/>
-          <w:u w:val="single"/>
-        </w:rPr>
-        <w:t>m</w:t>
-      </w:r>
-      <w:r>
-        <w:rPr>
-          <w:rFonts w:ascii="Charis SIL Regular" w:hAnsi="Charis SIL Regular" w:eastAsia="Charis SIL Regular"/>
-          <w:b w:val="0"/>
-          <w:i w:val="0"/>
-          <w:color w:val="0000FF"/>
-          <w:sz w:val="24"/>
-          <w:u w:val="single"/>
-        </w:rPr>
-        <w:hyperlink r:id="rId29" w:history="1">
-          <w:r>
-            <w:rPr>
-              <w:rStyle w:val="Hyperlink"/>
-            </w:rPr>
-            <w:t>use</w:t>
-          </w:r>
-        </w:hyperlink>
-      </w:r>
-      <w:r>
-        <w:rPr>
-          <w:rFonts w:ascii="Charis SIL Regular" w:hAnsi="Charis SIL Regular" w:eastAsia="Charis SIL Regular"/>
-          <w:b w:val="0"/>
-          <w:i w:val="0"/>
-          <w:color w:val="0000FF"/>
-          <w:sz w:val="24"/>
-          <w:u w:val="single"/>
-        </w:rPr>
-        <w:hyperlink r:id="rId30" w:history="1">
-          <w:r>
-            <w:rPr>
-              <w:rStyle w:val="Hyperlink"/>
-            </w:rPr>
-            <w:t>um</w:t>
-          </w:r>
-        </w:hyperlink>
-      </w:r>
-      <w:r>
-        <w:rPr>
-          <w:rFonts w:ascii="Charis SIL Regular" w:hAnsi="Charis SIL Regular" w:eastAsia="Charis SIL Regular"/>
-          <w:b w:val="0"/>
-          <w:i w:val="0"/>
-          <w:color w:val="0000FF"/>
-          <w:sz w:val="24"/>
-          <w:u w:val="single"/>
-        </w:rPr>
-        <w:t xml:space="preserve"> </w:t>
-      </w:r>
-      <w:r>
-        <w:rPr>
-          <w:rFonts w:ascii="Charis SIL Regular" w:hAnsi="Charis SIL Regular" w:eastAsia="Charis SIL Regular"/>
-          <w:b w:val="0"/>
-          <w:i w:val="0"/>
-          <w:color w:val="0000FF"/>
-          <w:sz w:val="24"/>
-          <w:u w:val="single"/>
-        </w:rPr>
-        <w:hyperlink r:id="rId30" w:history="1">
-          <w:r>
-            <w:rPr>
-              <w:rStyle w:val="Hyperlink"/>
-            </w:rPr>
-            <w:t>Leiden</w:t>
-          </w:r>
-        </w:hyperlink>
-      </w:r>
-      <w:r>
-        <w:rPr>
-          <w:rFonts w:ascii="Charis SIL Regular" w:hAnsi="Charis SIL Regular" w:eastAsia="Charis SIL Regular"/>
-          <w:b w:val="0"/>
-          <w:i w:val="0"/>
-          <w:color w:val="000000"/>
-          <w:sz w:val="24"/>
-        </w:rPr>
-        <w:t xml:space="preserve">, in 1883 and 1895, respectively. The </w:t>
-      </w:r>
-      <w:r>
-        <w:rPr>
-          <w:rFonts w:ascii="Charis SIL Regular" w:hAnsi="Charis SIL Regular" w:eastAsia="Charis SIL Regular"/>
-          <w:b w:val="0"/>
-          <w:i w:val="0"/>
-          <w:color w:val="0000FF"/>
-          <w:sz w:val="24"/>
-          <w:u w:val="single"/>
-        </w:rPr>
-        <w:hyperlink r:id="rId31" w:history="1">
-          <w:r>
-            <w:rPr>
-              <w:rStyle w:val="Hyperlink"/>
-            </w:rPr>
-            <w:t>Artis</w:t>
-          </w:r>
-        </w:hyperlink>
-      </w:r>
-      <w:r>
-        <w:rPr>
-          <w:rFonts w:ascii="Charis SIL Regular" w:hAnsi="Charis SIL Regular" w:eastAsia="Charis SIL Regular"/>
-          <w:b w:val="0"/>
-          <w:i w:val="0"/>
-          <w:color w:val="0000FF"/>
-          <w:sz w:val="24"/>
-          <w:u w:val="single"/>
-        </w:rPr>
-        <w:t xml:space="preserve"> </w:t>
-      </w:r>
-      <w:r>
-        <w:rPr>
-          <w:rFonts w:ascii="Charis SIL Regular" w:hAnsi="Charis SIL Regular" w:eastAsia="Charis SIL Regular"/>
-          <w:b w:val="0"/>
-          <w:i w:val="0"/>
-          <w:color w:val="0000FF"/>
-          <w:sz w:val="24"/>
-          <w:u w:val="single"/>
-        </w:rPr>
-        <w:hyperlink r:id="rId31" w:history="1">
-          <w:r>
-            <w:rPr>
-              <w:rStyle w:val="Hyperlink"/>
-            </w:rPr>
-            <w:t>Ethnographic</w:t>
-          </w:r>
-        </w:hyperlink>
-      </w:r>
-      <w:r>
-        <w:rPr>
-          <w:rFonts w:ascii="Charis SIL Regular" w:hAnsi="Charis SIL Regular" w:eastAsia="Charis SIL Regular"/>
-          <w:b w:val="0"/>
-          <w:i w:val="0"/>
-          <w:color w:val="0000FF"/>
-          <w:sz w:val="24"/>
-          <w:u w:val="single"/>
-        </w:rPr>
-        <w:t xml:space="preserve"> </w:t>
-      </w:r>
-      <w:r>
-        <w:rPr>
-          <w:rFonts w:ascii="Charis SIL Regular" w:hAnsi="Charis SIL Regular" w:eastAsia="Charis SIL Regular"/>
-          <w:b w:val="0"/>
-          <w:i w:val="0"/>
-          <w:color w:val="0000FF"/>
-          <w:sz w:val="24"/>
-          <w:u w:val="single"/>
-        </w:rPr>
-        <w:hyperlink r:id="rId31" w:history="1">
-          <w:r>
-            <w:rPr>
-              <w:rStyle w:val="Hyperlink"/>
-            </w:rPr>
-            <w:t>Museum</w:t>
-          </w:r>
-        </w:hyperlink>
-      </w:r>
-      <w:r>
-        <w:rPr>
-          <w:rFonts w:ascii="Charis SIL Regular" w:hAnsi="Charis SIL Regular" w:eastAsia="Charis SIL Regular"/>
-          <w:b w:val="0"/>
-          <w:i w:val="0"/>
-          <w:color w:val="000000"/>
-          <w:sz w:val="24"/>
-        </w:rPr>
-        <w:t xml:space="preserve"> also </w:t>
-      </w:r>
-      <w:r>
-        <w:rPr>
-          <w:u w:val="single" w:color="0000ff"/>
-          <w:rFonts w:ascii="Charis SIL Regular" w:hAnsi="Charis SIL Regular" w:eastAsia="Charis SIL Regular"/>
-          <w:b w:val="0"/>
-          <w:i w:val="0"/>
-          <w:color w:val="000000"/>
-          <w:sz w:val="24"/>
-        </w:rPr>
-        <w:hyperlink r:id="rId30" w:history="1">
-          <w:r>
-            <w:rPr>
-              <w:rStyle w:val="Hyperlink"/>
-            </w:rPr>
-            <w:t>owned a large S</w:t>
-          </w:r>
-        </w:hyperlink>
-      </w:r>
-      <w:r>
-        <w:rPr>
-          <w:u w:val="single" w:color="0000ff"/>
-          <w:rFonts w:ascii="Charis SIL Regular" w:hAnsi="Charis SIL Regular" w:eastAsia="Charis SIL Regular"/>
-          <w:b w:val="0"/>
-          <w:i w:val="0"/>
-          <w:color w:val="000000"/>
-          <w:sz w:val="24"/>
-        </w:rPr>
-        <w:hyperlink r:id="rId30" w:history="1">
           <w:r>
             <w:rPr>
               <w:rStyle w:val="Hyperlink"/>
@@ -4092,14 +4025,154 @@
           <w:color w:val="000000"/>
           <w:sz w:val="24"/>
         </w:rPr>
+        <w:hyperlink r:id="rId30" w:history="1">
+          <w:r>
+            <w:rPr>
+              <w:rStyle w:val="Hyperlink"/>
+            </w:rPr>
+            <w:t>angi</w:t>
+          </w:r>
+        </w:hyperlink>
+      </w:r>
+      <w:r>
+        <w:rPr>
+          <w:u w:val="single" w:color="0000ff"/>
+          <w:rFonts w:ascii="Charis SIL Regular" w:hAnsi="Charis SIL Regular" w:eastAsia="Charis SIL Regular"/>
+          <w:b w:val="0"/>
+          <w:i w:val="0"/>
+          <w:color w:val="000000"/>
+          <w:sz w:val="24"/>
+        </w:rPr>
+        <w:hyperlink r:id="rId30" w:history="1">
+          <w:r>
+            <w:rPr>
+              <w:rStyle w:val="Hyperlink"/>
+            </w:rPr>
+            <w:t>,</w:t>
+          </w:r>
+        </w:hyperlink>
+      </w:r>
+      <w:r>
+        <w:rPr>
+          <w:u w:val="single" w:color="0000ff"/>
+          <w:rFonts w:ascii="Charis SIL Regular" w:hAnsi="Charis SIL Regular" w:eastAsia="Charis SIL Regular"/>
+          <w:b w:val="0"/>
+          <w:i w:val="0"/>
+          <w:color w:val="000000"/>
+          <w:sz w:val="24"/>
+        </w:rPr>
+        <w:hyperlink r:id="rId30" w:history="1">
+          <w:r>
+            <w:rPr>
+              <w:rStyle w:val="Hyperlink"/>
+            </w:rPr>
+            <w:t xml:space="preserve"> about which </w:t>
+          </w:r>
+        </w:hyperlink>
+      </w:r>
+      <w:r>
+        <w:rPr>
+          <w:u w:val="single" w:color="0000ff"/>
+          <w:rFonts w:ascii="Charis SIL Regular" w:hAnsi="Charis SIL Regular" w:eastAsia="Charis SIL Regular"/>
+          <w:b w:val="0"/>
+          <w:i w:val="0"/>
+          <w:color w:val="000000"/>
+          <w:sz w:val="24"/>
+        </w:rPr>
+        <w:hyperlink r:id="rId30" w:history="1">
+          <w:r>
+            <w:rPr>
+              <w:rStyle w:val="Hyperlink"/>
+            </w:rPr>
+            <w:t>c</w:t>
+          </w:r>
+        </w:hyperlink>
+      </w:r>
+      <w:r>
+        <w:rPr>
+          <w:u w:val="single" w:color="0000ff"/>
+          <w:rFonts w:ascii="Charis SIL Regular" w:hAnsi="Charis SIL Regular" w:eastAsia="Charis SIL Regular"/>
+          <w:b w:val="0"/>
+          <w:i w:val="0"/>
+          <w:color w:val="000000"/>
+          <w:sz w:val="24"/>
+        </w:rPr>
+        <w:hyperlink r:id="rId30" w:history="1">
+          <w:r>
+            <w:rPr>
+              <w:rStyle w:val="Hyperlink"/>
+            </w:rPr>
+            <w:t xml:space="preserve">urator </w:t>
+          </w:r>
+        </w:hyperlink>
+      </w:r>
+      <w:r>
+        <w:rPr>
+          <w:rFonts w:ascii="Charis SIL Regular" w:hAnsi="Charis SIL Regular" w:eastAsia="Charis SIL Regular"/>
+          <w:b w:val="0"/>
+          <w:i w:val="0"/>
+          <w:color w:val="000000"/>
+          <w:sz w:val="24"/>
+        </w:rPr>
+        <w:t xml:space="preserve">Cornelis Marinus Pleyte published an </w:t>
+      </w:r>
+      <w:r>
+        <w:rPr>
+          <w:rFonts w:ascii="Charis SIL Regular" w:hAnsi="Charis SIL Regular" w:eastAsia="Charis SIL Regular"/>
+          <w:b w:val="0"/>
+          <w:i w:val="0"/>
+          <w:color w:val="0000FF"/>
+          <w:sz w:val="24"/>
+          <w:u w:val="single"/>
+        </w:rPr>
         <w:hyperlink r:id="rId31" w:history="1">
           <w:r>
             <w:rPr>
               <w:rStyle w:val="Hyperlink"/>
             </w:rPr>
-            <w:t>angi</w:t>
-          </w:r>
-        </w:hyperlink>
+            <w:t>article</w:t>
+          </w:r>
+        </w:hyperlink>
+      </w:r>
+      <w:r>
+        <w:rPr>
+          <w:rFonts w:ascii="Charis SIL Regular" w:hAnsi="Charis SIL Regular" w:eastAsia="Charis SIL Regular"/>
+          <w:b w:val="0"/>
+          <w:i w:val="0"/>
+          <w:color w:val="000000"/>
+          <w:sz w:val="24"/>
+        </w:rPr>
+        <w:t xml:space="preserve"> in 1896 in the German journal </w:t>
+      </w:r>
+      <w:r>
+        <w:rPr>
+          <w:rFonts w:ascii="Charis SIL Italic" w:hAnsi="Charis SIL Italic" w:eastAsia="Charis SIL Italic"/>
+          <w:b w:val="0"/>
+          <w:i/>
+          <w:color w:val="000000"/>
+          <w:sz w:val="24"/>
+        </w:rPr>
+        <w:t>Globus</w:t>
+      </w:r>
+      <w:r>
+        <w:rPr>
+          <w:rFonts w:ascii="Charis SIL Regular" w:hAnsi="Charis SIL Regular" w:eastAsia="Charis SIL Regular"/>
+          <w:b w:val="0"/>
+          <w:i w:val="0"/>
+          <w:color w:val="000000"/>
+          <w:sz w:val="24"/>
+        </w:rPr>
+        <w:t xml:space="preserve">. In 1921, </w:t>
+      </w:r>
+      <w:r>
+        <w:rPr>
+          <w:rFonts w:ascii="Charis SIL Regular" w:hAnsi="Charis SIL Regular" w:eastAsia="Charis SIL Regular"/>
+          <w:b w:val="0"/>
+          <w:i w:val="0"/>
+          <w:color w:val="000000"/>
+          <w:sz w:val="24"/>
+        </w:rPr>
+        <w:t>the Artis collection was transferred to</w:t>
       </w:r>
       <w:r>
         <w:rPr>
@@ -4115,73 +4188,39 @@
             <w:rPr>
               <w:rStyle w:val="Hyperlink"/>
             </w:rPr>
-            <w:t>,</w:t>
-          </w:r>
-        </w:hyperlink>
-      </w:r>
-      <w:r>
-        <w:rPr>
-          <w:u w:val="single" w:color="0000ff"/>
-          <w:rFonts w:ascii="Charis SIL Regular" w:hAnsi="Charis SIL Regular" w:eastAsia="Charis SIL Regular"/>
-          <w:b w:val="0"/>
-          <w:i w:val="0"/>
-          <w:color w:val="000000"/>
-          <w:sz w:val="24"/>
-        </w:rPr>
-        <w:hyperlink r:id="rId31" w:history="1">
-          <w:r>
-            <w:rPr>
-              <w:rStyle w:val="Hyperlink"/>
-            </w:rPr>
-            <w:t xml:space="preserve"> about which </w:t>
-          </w:r>
-        </w:hyperlink>
-      </w:r>
-      <w:r>
-        <w:rPr>
-          <w:u w:val="single" w:color="0000ff"/>
-          <w:rFonts w:ascii="Charis SIL Regular" w:hAnsi="Charis SIL Regular" w:eastAsia="Charis SIL Regular"/>
-          <w:b w:val="0"/>
-          <w:i w:val="0"/>
-          <w:color w:val="000000"/>
-          <w:sz w:val="24"/>
-        </w:rPr>
-        <w:hyperlink r:id="rId31" w:history="1">
-          <w:r>
-            <w:rPr>
-              <w:rStyle w:val="Hyperlink"/>
-            </w:rPr>
-            <w:t>c</w:t>
-          </w:r>
-        </w:hyperlink>
-      </w:r>
-      <w:r>
-        <w:rPr>
-          <w:u w:val="single" w:color="0000ff"/>
-          <w:rFonts w:ascii="Charis SIL Regular" w:hAnsi="Charis SIL Regular" w:eastAsia="Charis SIL Regular"/>
-          <w:b w:val="0"/>
-          <w:i w:val="0"/>
-          <w:color w:val="000000"/>
-          <w:sz w:val="24"/>
-        </w:rPr>
-        <w:hyperlink r:id="rId31" w:history="1">
-          <w:r>
-            <w:rPr>
-              <w:rStyle w:val="Hyperlink"/>
-            </w:rPr>
-            <w:t xml:space="preserve">urator </w:t>
-          </w:r>
-        </w:hyperlink>
-      </w:r>
-      <w:r>
-        <w:rPr>
-          <w:rFonts w:ascii="Charis SIL Regular" w:hAnsi="Charis SIL Regular" w:eastAsia="Charis SIL Regular"/>
-          <w:b w:val="0"/>
-          <w:i w:val="0"/>
-          <w:color w:val="000000"/>
-          <w:sz w:val="24"/>
-        </w:rPr>
-        <w:t xml:space="preserve">Cornelis Marinus Pleyte published an </w:t>
+            <w:t xml:space="preserve"> the m</w:t>
+          </w:r>
+        </w:hyperlink>
+      </w:r>
+      <w:r>
+        <w:rPr>
+          <w:rFonts w:ascii="Charis SIL Regular" w:hAnsi="Charis SIL Regular" w:eastAsia="Charis SIL Regular"/>
+          <w:b w:val="0"/>
+          <w:i w:val="0"/>
+          <w:color w:val="000000"/>
+          <w:sz w:val="24"/>
+        </w:rPr>
+        <w:t xml:space="preserve">useum of the Colonial Institute, which opened in </w:t>
+      </w:r>
+      <w:r>
+        <w:rPr>
+          <w:rFonts w:ascii="Charis SIL Regular" w:hAnsi="Charis SIL Regular" w:eastAsia="Charis SIL Regular"/>
+          <w:b w:val="0"/>
+          <w:i w:val="0"/>
+          <w:color w:val="000000"/>
+          <w:sz w:val="24"/>
+        </w:rPr>
+        <w:t xml:space="preserve">1926 and is now the Wereldmuseum Amsterdam, where it can be identified by the serial </w:t>
+      </w:r>
+      <w:r>
+        <w:rPr>
+          <w:rFonts w:ascii="Charis SIL Regular" w:hAnsi="Charis SIL Regular" w:eastAsia="Charis SIL Regular"/>
+          <w:b w:val="0"/>
+          <w:i w:val="0"/>
+          <w:color w:val="000000"/>
+          <w:sz w:val="24"/>
+        </w:rPr>
+        <w:t xml:space="preserve">letters </w:t>
       </w:r>
       <w:r>
         <w:rPr>
@@ -4197,126 +4236,20 @@
             <w:rPr>
               <w:rStyle w:val="Hyperlink"/>
             </w:rPr>
-            <w:t>article</w:t>
-          </w:r>
-        </w:hyperlink>
-      </w:r>
-      <w:r>
-        <w:rPr>
-          <w:rFonts w:ascii="Charis SIL Regular" w:hAnsi="Charis SIL Regular" w:eastAsia="Charis SIL Regular"/>
-          <w:b w:val="0"/>
-          <w:i w:val="0"/>
-          <w:color w:val="000000"/>
-          <w:sz w:val="24"/>
-        </w:rPr>
-        <w:t xml:space="preserve"> in 1896 in the German journal </w:t>
-      </w:r>
-      <w:r>
-        <w:rPr>
-          <w:rFonts w:ascii="Charis SIL Italic" w:hAnsi="Charis SIL Italic" w:eastAsia="Charis SIL Italic"/>
-          <w:b w:val="0"/>
-          <w:i/>
-          <w:color w:val="000000"/>
-          <w:sz w:val="24"/>
-        </w:rPr>
-        <w:t>Globus</w:t>
-      </w:r>
-      <w:r>
-        <w:rPr>
-          <w:rFonts w:ascii="Charis SIL Regular" w:hAnsi="Charis SIL Regular" w:eastAsia="Charis SIL Regular"/>
-          <w:b w:val="0"/>
-          <w:i w:val="0"/>
-          <w:color w:val="000000"/>
-          <w:sz w:val="24"/>
-        </w:rPr>
-        <w:t xml:space="preserve">. In 1921, </w:t>
-      </w:r>
-      <w:r>
-        <w:rPr>
-          <w:rFonts w:ascii="Charis SIL Regular" w:hAnsi="Charis SIL Regular" w:eastAsia="Charis SIL Regular"/>
-          <w:b w:val="0"/>
-          <w:i w:val="0"/>
-          <w:color w:val="000000"/>
-          <w:sz w:val="24"/>
-        </w:rPr>
-        <w:t>the Artis collection was transferred to</w:t>
-      </w:r>
-      <w:r>
-        <w:rPr>
-          <w:u w:val="single" w:color="0000ff"/>
-          <w:rFonts w:ascii="Charis SIL Regular" w:hAnsi="Charis SIL Regular" w:eastAsia="Charis SIL Regular"/>
-          <w:b w:val="0"/>
-          <w:i w:val="0"/>
-          <w:color w:val="000000"/>
-          <w:sz w:val="24"/>
+            <w:t>TM-</w:t>
+          </w:r>
+        </w:hyperlink>
+      </w:r>
+      <w:r>
+        <w:rPr>
+          <w:rFonts w:ascii="Charis SIL Regular" w:hAnsi="Charis SIL Regular" w:eastAsia="Charis SIL Regular"/>
+          <w:b w:val="0"/>
+          <w:i w:val="0"/>
+          <w:color w:val="0000FF"/>
+          <w:sz w:val="24"/>
+          <w:u w:val="single"/>
         </w:rPr>
         <w:hyperlink r:id="rId32" w:history="1">
-          <w:r>
-            <w:rPr>
-              <w:rStyle w:val="Hyperlink"/>
-            </w:rPr>
-            <w:t xml:space="preserve"> the m</w:t>
-          </w:r>
-        </w:hyperlink>
-      </w:r>
-      <w:r>
-        <w:rPr>
-          <w:rFonts w:ascii="Charis SIL Regular" w:hAnsi="Charis SIL Regular" w:eastAsia="Charis SIL Regular"/>
-          <w:b w:val="0"/>
-          <w:i w:val="0"/>
-          <w:color w:val="000000"/>
-          <w:sz w:val="24"/>
-        </w:rPr>
-        <w:t xml:space="preserve">useum of the Colonial Institute, which opened in </w:t>
-      </w:r>
-      <w:r>
-        <w:rPr>
-          <w:rFonts w:ascii="Charis SIL Regular" w:hAnsi="Charis SIL Regular" w:eastAsia="Charis SIL Regular"/>
-          <w:b w:val="0"/>
-          <w:i w:val="0"/>
-          <w:color w:val="000000"/>
-          <w:sz w:val="24"/>
-        </w:rPr>
-        <w:t xml:space="preserve">1926 and is now the Wereldmuseum Amsterdam, where it can be identified by the serial </w:t>
-      </w:r>
-      <w:r>
-        <w:rPr>
-          <w:rFonts w:ascii="Charis SIL Regular" w:hAnsi="Charis SIL Regular" w:eastAsia="Charis SIL Regular"/>
-          <w:b w:val="0"/>
-          <w:i w:val="0"/>
-          <w:color w:val="000000"/>
-          <w:sz w:val="24"/>
-        </w:rPr>
-        <w:t xml:space="preserve">letters </w:t>
-      </w:r>
-      <w:r>
-        <w:rPr>
-          <w:rFonts w:ascii="Charis SIL Regular" w:hAnsi="Charis SIL Regular" w:eastAsia="Charis SIL Regular"/>
-          <w:b w:val="0"/>
-          <w:i w:val="0"/>
-          <w:color w:val="0000FF"/>
-          <w:sz w:val="24"/>
-          <w:u w:val="single"/>
-        </w:rPr>
-        <w:hyperlink r:id="rId33" w:history="1">
-          <w:r>
-            <w:rPr>
-              <w:rStyle w:val="Hyperlink"/>
-            </w:rPr>
-            <w:t>TM-</w:t>
-          </w:r>
-        </w:hyperlink>
-      </w:r>
-      <w:r>
-        <w:rPr>
-          <w:rFonts w:ascii="Charis SIL Regular" w:hAnsi="Charis SIL Regular" w:eastAsia="Charis SIL Regular"/>
-          <w:b w:val="0"/>
-          <w:i w:val="0"/>
-          <w:color w:val="0000FF"/>
-          <w:sz w:val="24"/>
-          <w:u w:val="single"/>
-        </w:rPr>
-        <w:hyperlink r:id="rId33" w:history="1">
           <w:r>
             <w:rPr>
               <w:rStyle w:val="Hyperlink"/>
@@ -4384,7 +4317,7 @@
           <w:sz w:val="24"/>
           <w:u w:val="single"/>
         </w:rPr>
-        <w:hyperlink r:id="rId34" w:history="1">
+        <w:hyperlink r:id="rId33" w:history="1">
           <w:r>
             <w:rPr>
               <w:rStyle w:val="Hyperlink"/>
@@ -4413,7 +4346,7 @@
           <w:sz w:val="24"/>
           <w:u w:val="single"/>
         </w:rPr>
-        <w:hyperlink r:id="rId34" w:history="1">
+        <w:hyperlink r:id="rId33" w:history="1">
           <w:r>
             <w:rPr>
               <w:rStyle w:val="Hyperlink"/>
@@ -4520,112 +4453,114 @@
           <w:sz w:val="24"/>
           <w:u w:val="single"/>
         </w:rPr>
+        <w:hyperlink r:id="rId34" w:history="1">
+          <w:r>
+            <w:rPr>
+              <w:rStyle w:val="Hyperlink"/>
+            </w:rPr>
+            <w:t>Apatou</w:t>
+          </w:r>
+        </w:hyperlink>
+      </w:r>
+      <w:r>
+        <w:rPr>
+          <w:rFonts w:ascii="Charis SIL Regular" w:hAnsi="Charis SIL Regular" w:eastAsia="Charis SIL Regular"/>
+          <w:b w:val="0"/>
+          <w:i w:val="0"/>
+          <w:color w:val="000000"/>
+          <w:sz w:val="24"/>
+        </w:rPr>
+        <w:t xml:space="preserve">, travelled via the upper reaches of the Marowijne to Belém </w:t>
+      </w:r>
+      <w:r>
+        <w:rPr>
+          <w:rFonts w:ascii="Charis SIL Regular" w:hAnsi="Charis SIL Regular" w:eastAsia="Charis SIL Regular"/>
+          <w:b w:val="0"/>
+          <w:i w:val="0"/>
+          <w:color w:val="000000"/>
+          <w:sz w:val="24"/>
+        </w:rPr>
+        <w:t xml:space="preserve">in Brazil. Crevaux </w:t>
+      </w:r>
+      <w:r>
+        <w:rPr>
+          <w:rFonts w:ascii="Charis SIL Regular" w:hAnsi="Charis SIL Regular" w:eastAsia="Charis SIL Regular"/>
+          <w:b w:val="0"/>
+          <w:i w:val="0"/>
+          <w:color w:val="0000FF"/>
+          <w:sz w:val="24"/>
+          <w:u w:val="single"/>
+        </w:rPr>
+        <w:t>donated</w:t>
+      </w:r>
+      <w:r>
+        <w:rPr>
+          <w:u w:val="single" w:color="0000ff"/>
+          <w:rFonts w:ascii="Charis SIL Regular" w:hAnsi="Charis SIL Regular" w:eastAsia="Charis SIL Regular"/>
+          <w:b w:val="0"/>
+          <w:i w:val="0"/>
+          <w:color w:val="000000"/>
+          <w:sz w:val="24"/>
+        </w:rPr>
+        <w:hyperlink r:id="rId34" w:history="1">
+          <w:r>
+            <w:rPr>
+              <w:rStyle w:val="Hyperlink"/>
+            </w:rPr>
+            <w:t xml:space="preserve"> the ob</w:t>
+          </w:r>
+        </w:hyperlink>
+      </w:r>
+      <w:r>
+        <w:rPr>
+          <w:rFonts w:ascii="Charis SIL Regular" w:hAnsi="Charis SIL Regular" w:eastAsia="Charis SIL Regular"/>
+          <w:b w:val="0"/>
+          <w:i w:val="0"/>
+          <w:color w:val="000000"/>
+          <w:sz w:val="24"/>
+        </w:rPr>
+        <w:t xml:space="preserve">jects he collected during his travels to the </w:t>
+      </w:r>
+      <w:r>
+        <w:rPr>
+          <w:rFonts w:ascii="Charis SIL Italic" w:hAnsi="Charis SIL Italic" w:eastAsia="Charis SIL Italic"/>
+          <w:b w:val="0"/>
+          <w:i/>
+          <w:color w:val="000000"/>
+          <w:sz w:val="24"/>
+        </w:rPr>
+        <w:t xml:space="preserve">Musée du </w:t>
+      </w:r>
+      <w:r>
+        <w:rPr>
+          <w:rFonts w:ascii="Charis SIL Italic" w:hAnsi="Charis SIL Italic" w:eastAsia="Charis SIL Italic"/>
+          <w:b w:val="0"/>
+          <w:i/>
+          <w:color w:val="000000"/>
+          <w:sz w:val="24"/>
+        </w:rPr>
+        <w:t>Trocadéro</w:t>
+      </w:r>
+      <w:r>
+        <w:rPr>
+          <w:rFonts w:ascii="Charis SIL Regular" w:hAnsi="Charis SIL Regular" w:eastAsia="Charis SIL Regular"/>
+          <w:b w:val="0"/>
+          <w:i w:val="0"/>
+          <w:color w:val="000000"/>
+          <w:sz w:val="24"/>
+        </w:rPr>
+        <w:t xml:space="preserve"> in Paris,</w:t>
+      </w:r>
+      <w:r>
+        <w:rPr>
+          <w:u w:val="single" w:color="0000ff"/>
+          <w:rFonts w:ascii="Charis SIL Regular" w:hAnsi="Charis SIL Regular" w:eastAsia="Charis SIL Regular"/>
+          <w:b w:val="0"/>
+          <w:i w:val="0"/>
+          <w:color w:val="000000"/>
+          <w:sz w:val="24"/>
+        </w:rPr>
         <w:hyperlink r:id="rId35" w:history="1">
-          <w:r>
-            <w:rPr>
-              <w:rStyle w:val="Hyperlink"/>
-            </w:rPr>
-            <w:t>Apatou</w:t>
-          </w:r>
-        </w:hyperlink>
-      </w:r>
-      <w:r>
-        <w:rPr>
-          <w:rFonts w:ascii="Charis SIL Regular" w:hAnsi="Charis SIL Regular" w:eastAsia="Charis SIL Regular"/>
-          <w:b w:val="0"/>
-          <w:i w:val="0"/>
-          <w:color w:val="000000"/>
-          <w:sz w:val="24"/>
-        </w:rPr>
-        <w:t xml:space="preserve">, travelled via the upper reaches of the Marowijne to Belém </w:t>
-      </w:r>
-      <w:r>
-        <w:rPr>
-          <w:rFonts w:ascii="Charis SIL Regular" w:hAnsi="Charis SIL Regular" w:eastAsia="Charis SIL Regular"/>
-          <w:b w:val="0"/>
-          <w:i w:val="0"/>
-          <w:color w:val="000000"/>
-          <w:sz w:val="24"/>
-        </w:rPr>
-        <w:t xml:space="preserve">in Brazil. Crevaux </w:t>
-      </w:r>
-      <w:r>
-        <w:rPr>
-          <w:rFonts w:ascii="Charis SIL Regular" w:hAnsi="Charis SIL Regular" w:eastAsia="Charis SIL Regular"/>
-          <w:b w:val="0"/>
-          <w:i w:val="0"/>
-          <w:color w:val="0000FF"/>
-          <w:sz w:val="24"/>
-        </w:rPr>
-        <w:t>donated</w:t>
-      </w:r>
-      <w:r>
-        <w:rPr>
-          <w:u w:val="single" w:color="0000ff"/>
-          <w:rFonts w:ascii="Charis SIL Regular" w:hAnsi="Charis SIL Regular" w:eastAsia="Charis SIL Regular"/>
-          <w:b w:val="0"/>
-          <w:i w:val="0"/>
-          <w:color w:val="000000"/>
-          <w:sz w:val="24"/>
-        </w:rPr>
-        <w:hyperlink r:id="rId35" w:history="1">
-          <w:r>
-            <w:rPr>
-              <w:rStyle w:val="Hyperlink"/>
-            </w:rPr>
-            <w:t xml:space="preserve"> the ob</w:t>
-          </w:r>
-        </w:hyperlink>
-      </w:r>
-      <w:r>
-        <w:rPr>
-          <w:rFonts w:ascii="Charis SIL Regular" w:hAnsi="Charis SIL Regular" w:eastAsia="Charis SIL Regular"/>
-          <w:b w:val="0"/>
-          <w:i w:val="0"/>
-          <w:color w:val="000000"/>
-          <w:sz w:val="24"/>
-        </w:rPr>
-        <w:t xml:space="preserve">jects he collected during his travels to the </w:t>
-      </w:r>
-      <w:r>
-        <w:rPr>
-          <w:rFonts w:ascii="Charis SIL Italic" w:hAnsi="Charis SIL Italic" w:eastAsia="Charis SIL Italic"/>
-          <w:b w:val="0"/>
-          <w:i/>
-          <w:color w:val="000000"/>
-          <w:sz w:val="24"/>
-        </w:rPr>
-        <w:t xml:space="preserve">Musée du </w:t>
-      </w:r>
-      <w:r>
-        <w:rPr>
-          <w:rFonts w:ascii="Charis SIL Italic" w:hAnsi="Charis SIL Italic" w:eastAsia="Charis SIL Italic"/>
-          <w:b w:val="0"/>
-          <w:i/>
-          <w:color w:val="000000"/>
-          <w:sz w:val="24"/>
-        </w:rPr>
-        <w:t>Trocadéro</w:t>
-      </w:r>
-      <w:r>
-        <w:rPr>
-          <w:rFonts w:ascii="Charis SIL Regular" w:hAnsi="Charis SIL Regular" w:eastAsia="Charis SIL Regular"/>
-          <w:b w:val="0"/>
-          <w:i w:val="0"/>
-          <w:color w:val="000000"/>
-          <w:sz w:val="24"/>
-        </w:rPr>
-        <w:t xml:space="preserve"> in Paris,</w:t>
-      </w:r>
-      <w:r>
-        <w:rPr>
-          <w:rFonts w:ascii="Charis SIL Regular" w:hAnsi="Charis SIL Regular" w:eastAsia="Charis SIL Regular"/>
-          <w:b w:val="0"/>
-          <w:i w:val="0"/>
-          <w:color w:val="000000"/>
-          <w:sz w:val="24"/>
-        </w:rPr>
-        <w:hyperlink r:id="rId36" w:history="1">
           <w:r>
             <w:rPr>
               <w:rStyle w:val="Hyperlink"/>
@@ -4693,34 +4628,137 @@
           <w:sz w:val="24"/>
           <w:u w:val="single"/>
         </w:rPr>
+        <w:hyperlink r:id="rId36" w:history="1">
+          <w:r>
+            <w:rPr>
+              <w:rStyle w:val="Hyperlink"/>
+            </w:rPr>
+            <w:t>objects</w:t>
+          </w:r>
+        </w:hyperlink>
+      </w:r>
+      <w:r>
+        <w:rPr>
+          <w:rFonts w:ascii="Charis SIL Regular" w:hAnsi="Charis SIL Regular" w:eastAsia="Charis SIL Regular"/>
+          <w:b w:val="0"/>
+          <w:i w:val="0"/>
+          <w:color w:val="000000"/>
+          <w:sz w:val="24"/>
+        </w:rPr>
+        <w:t xml:space="preserve"> collected by Lucien Fournereau along the Marowijne River in </w:t>
+      </w:r>
+      <w:r>
+        <w:rPr>
+          <w:rFonts w:ascii="Charis SIL Regular" w:hAnsi="Charis SIL Regular" w:eastAsia="Charis SIL Regular"/>
+          <w:b w:val="0"/>
+          <w:i w:val="0"/>
+          <w:color w:val="000000"/>
+          <w:sz w:val="24"/>
+        </w:rPr>
+        <w:t>1882. Objects from S</w:t>
+      </w:r>
+      <w:r>
+        <w:rPr>
+          <w:u w:val="single" w:color="0000ff"/>
+          <w:rFonts w:ascii="Charis SIL Regular" w:hAnsi="Charis SIL Regular" w:eastAsia="Charis SIL Regular"/>
+          <w:b w:val="0"/>
+          <w:i w:val="0"/>
+          <w:color w:val="000000"/>
+          <w:sz w:val="24"/>
+        </w:rPr>
+        <w:hyperlink r:id="rId36" w:history="1">
+          <w:r>
+            <w:rPr>
+              <w:rStyle w:val="Hyperlink"/>
+            </w:rPr>
+            <w:t>urinam</w:t>
+          </w:r>
+        </w:hyperlink>
+      </w:r>
+      <w:r>
+        <w:rPr>
+          <w:rFonts w:ascii="Charis SIL Regular" w:hAnsi="Charis SIL Regular" w:eastAsia="Charis SIL Regular"/>
+          <w:b w:val="0"/>
+          <w:i w:val="0"/>
+          <w:color w:val="000000"/>
+          <w:sz w:val="24"/>
+        </w:rPr>
+        <w:t xml:space="preserve">e exhibited at the 1878 World’s Fair in Paris and the </w:t>
+      </w:r>
+      <w:r>
+        <w:rPr>
+          <w:rFonts w:ascii="Charis SIL Regular" w:hAnsi="Charis SIL Regular" w:eastAsia="Charis SIL Regular"/>
+          <w:b w:val="0"/>
+          <w:i w:val="0"/>
+          <w:color w:val="0000FF"/>
+          <w:sz w:val="24"/>
+          <w:u w:val="single"/>
+        </w:rPr>
         <w:hyperlink r:id="rId37" w:history="1">
           <w:r>
             <w:rPr>
               <w:rStyle w:val="Hyperlink"/>
             </w:rPr>
-            <w:t>objects</w:t>
-          </w:r>
-        </w:hyperlink>
-      </w:r>
-      <w:r>
-        <w:rPr>
-          <w:rFonts w:ascii="Charis SIL Regular" w:hAnsi="Charis SIL Regular" w:eastAsia="Charis SIL Regular"/>
-          <w:b w:val="0"/>
-          <w:i w:val="0"/>
-          <w:color w:val="000000"/>
-          <w:sz w:val="24"/>
-        </w:rPr>
-        <w:t xml:space="preserve"> collected by Lucien Fournereau along the Marowijne River in </w:t>
-      </w:r>
-      <w:r>
-        <w:rPr>
-          <w:rFonts w:ascii="Charis SIL Regular" w:hAnsi="Charis SIL Regular" w:eastAsia="Charis SIL Regular"/>
-          <w:b w:val="0"/>
-          <w:i w:val="0"/>
-          <w:color w:val="000000"/>
-          <w:sz w:val="24"/>
-        </w:rPr>
-        <w:t>1882. Objects from S</w:t>
+            <w:t xml:space="preserve">1883 </w:t>
+          </w:r>
+        </w:hyperlink>
+      </w:r>
+      <w:r>
+        <w:rPr>
+          <w:rFonts w:ascii="Charis SIL Regular" w:hAnsi="Charis SIL Regular" w:eastAsia="Charis SIL Regular"/>
+          <w:b w:val="0"/>
+          <w:i w:val="0"/>
+          <w:color w:val="0000FF"/>
+          <w:sz w:val="24"/>
+          <w:u w:val="single"/>
+        </w:rPr>
+        <w:hyperlink r:id="rId37" w:history="1">
+          <w:r>
+            <w:rPr>
+              <w:rStyle w:val="Hyperlink"/>
+            </w:rPr>
+            <w:t>World’s</w:t>
+          </w:r>
+        </w:hyperlink>
+      </w:r>
+      <w:r>
+        <w:rPr>
+          <w:rFonts w:ascii="Charis SIL Regular" w:hAnsi="Charis SIL Regular" w:eastAsia="Charis SIL Regular"/>
+          <w:b w:val="0"/>
+          <w:i w:val="0"/>
+          <w:color w:val="0000FF"/>
+          <w:sz w:val="24"/>
+          <w:u w:val="single"/>
+        </w:rPr>
+        <w:t xml:space="preserve"> </w:t>
+      </w:r>
+      <w:r>
+        <w:rPr>
+          <w:rFonts w:ascii="Charis SIL Regular" w:hAnsi="Charis SIL Regular" w:eastAsia="Charis SIL Regular"/>
+          <w:b w:val="0"/>
+          <w:i w:val="0"/>
+          <w:color w:val="0000FF"/>
+          <w:sz w:val="24"/>
+          <w:u w:val="single"/>
+        </w:rPr>
+        <w:hyperlink r:id="rId37" w:history="1">
+          <w:r>
+            <w:rPr>
+              <w:rStyle w:val="Hyperlink"/>
+            </w:rPr>
+            <w:t>Fair</w:t>
+          </w:r>
+        </w:hyperlink>
+      </w:r>
+      <w:r>
+        <w:rPr>
+          <w:rFonts w:ascii="Charis SIL Regular" w:hAnsi="Charis SIL Regular" w:eastAsia="Charis SIL Regular"/>
+          <w:b w:val="0"/>
+          <w:i w:val="0"/>
+          <w:color w:val="000000"/>
+          <w:sz w:val="24"/>
+        </w:rPr>
+        <w:t xml:space="preserve"> in Amsterdam were distributed among various ethnographic museum</w:t>
       </w:r>
       <w:r>
         <w:rPr>
@@ -4736,19 +4774,100 @@
             <w:rPr>
               <w:rStyle w:val="Hyperlink"/>
             </w:rPr>
-            <w:t>urinam</w:t>
-          </w:r>
-        </w:hyperlink>
-      </w:r>
-      <w:r>
-        <w:rPr>
-          <w:rFonts w:ascii="Charis SIL Regular" w:hAnsi="Charis SIL Regular" w:eastAsia="Charis SIL Regular"/>
-          <w:b w:val="0"/>
-          <w:i w:val="0"/>
-          <w:color w:val="000000"/>
-          <w:sz w:val="24"/>
-        </w:rPr>
-        <w:t xml:space="preserve">e exhibited at the 1878 World’s Fair in Paris and the </w:t>
+            <w:t>s aft</w:t>
+          </w:r>
+        </w:hyperlink>
+      </w:r>
+      <w:r>
+        <w:rPr>
+          <w:rFonts w:ascii="Charis SIL Regular" w:hAnsi="Charis SIL Regular" w:eastAsia="Charis SIL Regular"/>
+          <w:b w:val="0"/>
+          <w:i w:val="0"/>
+          <w:color w:val="000000"/>
+          <w:sz w:val="24"/>
+        </w:rPr>
+        <w:hyperlink r:id="rId37" w:history="1">
+          <w:r>
+            <w:rPr>
+              <w:rStyle w:val="Hyperlink"/>
+            </w:rPr>
+            <w:t>e</w:t>
+          </w:r>
+        </w:hyperlink>
+      </w:r>
+      <w:r>
+        <w:rPr>
+          <w:rFonts w:ascii="Charis SIL Regular" w:hAnsi="Charis SIL Regular" w:eastAsia="Charis SIL Regular"/>
+          <w:b w:val="0"/>
+          <w:i w:val="0"/>
+          <w:color w:val="000000"/>
+          <w:sz w:val="24"/>
+        </w:rPr>
+        <w:t xml:space="preserve">r the </w:t>
+      </w:r>
+      <w:r>
+        <w:rPr>
+          <w:u w:val="single" w:color="0000ff"/>
+          <w:rFonts w:ascii="Charis SIL Regular" w:hAnsi="Charis SIL Regular" w:eastAsia="Charis SIL Regular"/>
+          <w:b w:val="0"/>
+          <w:i w:val="0"/>
+          <w:color w:val="000000"/>
+          <w:sz w:val="24"/>
+        </w:rPr>
+        <w:hyperlink r:id="rId37" w:history="1">
+          <w:r>
+            <w:rPr>
+              <w:rStyle w:val="Hyperlink"/>
+            </w:rPr>
+            <w:t>exhibiti</w:t>
+          </w:r>
+        </w:hyperlink>
+      </w:r>
+      <w:r>
+        <w:rPr>
+          <w:u w:val="single" w:color="0000ff"/>
+          <w:rFonts w:ascii="Charis SIL Regular" w:hAnsi="Charis SIL Regular" w:eastAsia="Charis SIL Regular"/>
+          <w:b w:val="0"/>
+          <w:i w:val="0"/>
+          <w:color w:val="000000"/>
+          <w:sz w:val="24"/>
+        </w:rPr>
+        <w:hyperlink r:id="rId37" w:history="1">
+          <w:r>
+            <w:rPr>
+              <w:rStyle w:val="Hyperlink"/>
+            </w:rPr>
+            <w:t>o</w:t>
+          </w:r>
+        </w:hyperlink>
+      </w:r>
+      <w:r>
+        <w:rPr>
+          <w:u w:val="single" w:color="0000ff"/>
+          <w:rFonts w:ascii="Charis SIL Regular" w:hAnsi="Charis SIL Regular" w:eastAsia="Charis SIL Regular"/>
+          <w:b w:val="0"/>
+          <w:i w:val="0"/>
+          <w:color w:val="000000"/>
+          <w:sz w:val="24"/>
+        </w:rPr>
+        <w:hyperlink r:id="rId37" w:history="1">
+          <w:r>
+            <w:rPr>
+              <w:rStyle w:val="Hyperlink"/>
+            </w:rPr>
+            <w:t xml:space="preserve">ns; </w:t>
+          </w:r>
+        </w:hyperlink>
+      </w:r>
+      <w:r>
+        <w:rPr>
+          <w:rFonts w:ascii="Charis SIL Regular" w:hAnsi="Charis SIL Regular" w:eastAsia="Charis SIL Regular"/>
+          <w:b w:val="0"/>
+          <w:i w:val="0"/>
+          <w:color w:val="000000"/>
+          <w:sz w:val="24"/>
+        </w:rPr>
+        <w:t xml:space="preserve">in the Netherlands this resulted in the series </w:t>
       </w:r>
       <w:r>
         <w:rPr>
@@ -4764,9 +4883,19 @@
             <w:rPr>
               <w:rStyle w:val="Hyperlink"/>
             </w:rPr>
-            <w:t xml:space="preserve">1883 </w:t>
-          </w:r>
-        </w:hyperlink>
+            <w:t>RV-300</w:t>
+          </w:r>
+        </w:hyperlink>
+      </w:r>
+      <w:r>
+        <w:rPr>
+          <w:rFonts w:ascii="Charis SIL Regular" w:hAnsi="Charis SIL Regular" w:eastAsia="Charis SIL Regular"/>
+          <w:b w:val="0"/>
+          <w:i w:val="0"/>
+          <w:color w:val="000000"/>
+          <w:sz w:val="24"/>
+        </w:rPr>
+        <w:t xml:space="preserve"> and </w:t>
       </w:r>
       <w:r>
         <w:rPr>
@@ -4777,201 +4906,7 @@
           <w:sz w:val="24"/>
           <w:u w:val="single"/>
         </w:rPr>
-        <w:hyperlink r:id="rId38" w:history="1">
-          <w:r>
-            <w:rPr>
-              <w:rStyle w:val="Hyperlink"/>
-            </w:rPr>
-            <w:t>World’s</w:t>
-          </w:r>
-        </w:hyperlink>
-      </w:r>
-      <w:r>
-        <w:rPr>
-          <w:rFonts w:ascii="Charis SIL Regular" w:hAnsi="Charis SIL Regular" w:eastAsia="Charis SIL Regular"/>
-          <w:b w:val="0"/>
-          <w:i w:val="0"/>
-          <w:color w:val="0000FF"/>
-          <w:sz w:val="24"/>
-          <w:u w:val="single"/>
-        </w:rPr>
-        <w:t xml:space="preserve"> </w:t>
-      </w:r>
-      <w:r>
-        <w:rPr>
-          <w:rFonts w:ascii="Charis SIL Regular" w:hAnsi="Charis SIL Regular" w:eastAsia="Charis SIL Regular"/>
-          <w:b w:val="0"/>
-          <w:i w:val="0"/>
-          <w:color w:val="0000FF"/>
-          <w:sz w:val="24"/>
-          <w:u w:val="single"/>
-        </w:rPr>
-        <w:hyperlink r:id="rId38" w:history="1">
-          <w:r>
-            <w:rPr>
-              <w:rStyle w:val="Hyperlink"/>
-            </w:rPr>
-            <w:t>Fair</w:t>
-          </w:r>
-        </w:hyperlink>
-      </w:r>
-      <w:r>
-        <w:rPr>
-          <w:rFonts w:ascii="Charis SIL Regular" w:hAnsi="Charis SIL Regular" w:eastAsia="Charis SIL Regular"/>
-          <w:b w:val="0"/>
-          <w:i w:val="0"/>
-          <w:color w:val="000000"/>
-          <w:sz w:val="24"/>
-        </w:rPr>
-        <w:t xml:space="preserve"> in Amsterdam were distributed among various ethnographic museum</w:t>
-      </w:r>
-      <w:r>
-        <w:rPr>
-          <w:u w:val="single" w:color="0000ff"/>
-          <w:rFonts w:ascii="Charis SIL Regular" w:hAnsi="Charis SIL Regular" w:eastAsia="Charis SIL Regular"/>
-          <w:b w:val="0"/>
-          <w:i w:val="0"/>
-          <w:color w:val="000000"/>
-          <w:sz w:val="24"/>
-        </w:rPr>
-        <w:hyperlink r:id="rId38" w:history="1">
-          <w:r>
-            <w:rPr>
-              <w:rStyle w:val="Hyperlink"/>
-            </w:rPr>
-            <w:t>s aft</w:t>
-          </w:r>
-        </w:hyperlink>
-      </w:r>
-      <w:r>
-        <w:rPr>
-          <w:rFonts w:ascii="Charis SIL Regular" w:hAnsi="Charis SIL Regular" w:eastAsia="Charis SIL Regular"/>
-          <w:b w:val="0"/>
-          <w:i w:val="0"/>
-          <w:color w:val="000000"/>
-          <w:sz w:val="24"/>
-        </w:rPr>
-        <w:hyperlink r:id="rId38" w:history="1">
-          <w:r>
-            <w:rPr>
-              <w:rStyle w:val="Hyperlink"/>
-            </w:rPr>
-            <w:t>e</w:t>
-          </w:r>
-        </w:hyperlink>
-      </w:r>
-      <w:r>
-        <w:rPr>
-          <w:rFonts w:ascii="Charis SIL Regular" w:hAnsi="Charis SIL Regular" w:eastAsia="Charis SIL Regular"/>
-          <w:b w:val="0"/>
-          <w:i w:val="0"/>
-          <w:color w:val="000000"/>
-          <w:sz w:val="24"/>
-        </w:rPr>
-        <w:t xml:space="preserve">r the </w:t>
-      </w:r>
-      <w:r>
-        <w:rPr>
-          <w:u w:val="single" w:color="0000ff"/>
-          <w:rFonts w:ascii="Charis SIL Regular" w:hAnsi="Charis SIL Regular" w:eastAsia="Charis SIL Regular"/>
-          <w:b w:val="0"/>
-          <w:i w:val="0"/>
-          <w:color w:val="000000"/>
-          <w:sz w:val="24"/>
-        </w:rPr>
-        <w:hyperlink r:id="rId38" w:history="1">
-          <w:r>
-            <w:rPr>
-              <w:rStyle w:val="Hyperlink"/>
-            </w:rPr>
-            <w:t>exhibiti</w:t>
-          </w:r>
-        </w:hyperlink>
-      </w:r>
-      <w:r>
-        <w:rPr>
-          <w:u w:val="single" w:color="0000ff"/>
-          <w:rFonts w:ascii="Charis SIL Regular" w:hAnsi="Charis SIL Regular" w:eastAsia="Charis SIL Regular"/>
-          <w:b w:val="0"/>
-          <w:i w:val="0"/>
-          <w:color w:val="000000"/>
-          <w:sz w:val="24"/>
-        </w:rPr>
-        <w:hyperlink r:id="rId38" w:history="1">
-          <w:r>
-            <w:rPr>
-              <w:rStyle w:val="Hyperlink"/>
-            </w:rPr>
-            <w:t>o</w:t>
-          </w:r>
-        </w:hyperlink>
-      </w:r>
-      <w:r>
-        <w:rPr>
-          <w:u w:val="single" w:color="0000ff"/>
-          <w:rFonts w:ascii="Charis SIL Regular" w:hAnsi="Charis SIL Regular" w:eastAsia="Charis SIL Regular"/>
-          <w:b w:val="0"/>
-          <w:i w:val="0"/>
-          <w:color w:val="000000"/>
-          <w:sz w:val="24"/>
-        </w:rPr>
-        <w:hyperlink r:id="rId38" w:history="1">
-          <w:r>
-            <w:rPr>
-              <w:rStyle w:val="Hyperlink"/>
-            </w:rPr>
-            <w:t xml:space="preserve">ns; </w:t>
-          </w:r>
-        </w:hyperlink>
-      </w:r>
-      <w:r>
-        <w:rPr>
-          <w:rFonts w:ascii="Charis SIL Regular" w:hAnsi="Charis SIL Regular" w:eastAsia="Charis SIL Regular"/>
-          <w:b w:val="0"/>
-          <w:i w:val="0"/>
-          <w:color w:val="000000"/>
-          <w:sz w:val="24"/>
-        </w:rPr>
-        <w:t xml:space="preserve">in the Netherlands this resulted in the series </w:t>
-      </w:r>
-      <w:r>
-        <w:rPr>
-          <w:rFonts w:ascii="Charis SIL Regular" w:hAnsi="Charis SIL Regular" w:eastAsia="Charis SIL Regular"/>
-          <w:b w:val="0"/>
-          <w:i w:val="0"/>
-          <w:color w:val="0000FF"/>
-          <w:sz w:val="24"/>
-          <w:u w:val="single"/>
-        </w:rPr>
         <w:hyperlink r:id="rId39" w:history="1">
-          <w:r>
-            <w:rPr>
-              <w:rStyle w:val="Hyperlink"/>
-            </w:rPr>
-            <w:t>RV-300</w:t>
-          </w:r>
-        </w:hyperlink>
-      </w:r>
-      <w:r>
-        <w:rPr>
-          <w:rFonts w:ascii="Charis SIL Regular" w:hAnsi="Charis SIL Regular" w:eastAsia="Charis SIL Regular"/>
-          <w:b w:val="0"/>
-          <w:i w:val="0"/>
-          <w:color w:val="000000"/>
-          <w:sz w:val="24"/>
-        </w:rPr>
-        <w:t xml:space="preserve"> and </w:t>
-      </w:r>
-      <w:r>
-        <w:rPr>
-          <w:rFonts w:ascii="Charis SIL Regular" w:hAnsi="Charis SIL Regular" w:eastAsia="Charis SIL Regular"/>
-          <w:b w:val="0"/>
-          <w:i w:val="0"/>
-          <w:color w:val="0000FF"/>
-          <w:sz w:val="24"/>
-          <w:u w:val="single"/>
-        </w:rPr>
-        <w:hyperlink r:id="rId40" w:history="1">
           <w:r>
             <w:rPr>
               <w:rStyle w:val="Hyperlink"/>
@@ -5009,14 +4944,269 @@
           <w:sz w:val="24"/>
           <w:u w:val="single"/>
         </w:rPr>
+        <w:hyperlink r:id="rId40" w:history="1">
+          <w:r>
+            <w:rPr>
+              <w:rStyle w:val="Hyperlink"/>
+            </w:rPr>
+            <w:t>Herman</w:t>
+          </w:r>
+        </w:hyperlink>
+      </w:r>
+      <w:r>
+        <w:rPr>
+          <w:rFonts w:ascii="Charis SIL Regular" w:hAnsi="Charis SIL Regular" w:eastAsia="Charis SIL Regular"/>
+          <w:b w:val="0"/>
+          <w:i w:val="0"/>
+          <w:color w:val="0000FF"/>
+          <w:sz w:val="24"/>
+          <w:u w:val="single"/>
+        </w:rPr>
+        <w:t xml:space="preserve"> </w:t>
+      </w:r>
+      <w:r>
+        <w:rPr>
+          <w:rFonts w:ascii="Charis SIL Regular" w:hAnsi="Charis SIL Regular" w:eastAsia="Charis SIL Regular"/>
+          <w:b w:val="0"/>
+          <w:i w:val="0"/>
+          <w:color w:val="0000FF"/>
+          <w:sz w:val="24"/>
+          <w:u w:val="single"/>
+        </w:rPr>
+        <w:hyperlink r:id="rId40" w:history="1">
+          <w:r>
+            <w:rPr>
+              <w:rStyle w:val="Hyperlink"/>
+            </w:rPr>
+            <w:t>ten</w:t>
+          </w:r>
+        </w:hyperlink>
+      </w:r>
+      <w:r>
+        <w:rPr>
+          <w:rFonts w:ascii="Charis SIL Regular" w:hAnsi="Charis SIL Regular" w:eastAsia="Charis SIL Regular"/>
+          <w:b w:val="0"/>
+          <w:i w:val="0"/>
+          <w:color w:val="0000FF"/>
+          <w:sz w:val="24"/>
+          <w:u w:val="single"/>
+        </w:rPr>
+        <w:t xml:space="preserve"> </w:t>
+      </w:r>
+      <w:r>
+        <w:rPr>
+          <w:rFonts w:ascii="Charis SIL Regular" w:hAnsi="Charis SIL Regular" w:eastAsia="Charis SIL Regular"/>
+          <w:b w:val="0"/>
+          <w:i w:val="0"/>
+          <w:color w:val="0000FF"/>
+          <w:sz w:val="24"/>
+          <w:u w:val="single"/>
+        </w:rPr>
+        <w:hyperlink r:id="rId40" w:history="1">
+          <w:r>
+            <w:rPr>
+              <w:rStyle w:val="Hyperlink"/>
+            </w:rPr>
+            <w:t>Kate</w:t>
+          </w:r>
+        </w:hyperlink>
+      </w:r>
+      <w:r>
+        <w:rPr>
+          <w:rFonts w:ascii="Charis SIL Regular" w:hAnsi="Charis SIL Regular" w:eastAsia="Charis SIL Regular"/>
+          <w:b w:val="0"/>
+          <w:i w:val="0"/>
+          <w:color w:val="000000"/>
+          <w:sz w:val="24"/>
+        </w:rPr>
+        <w:t xml:space="preserve"> stayed in Suriname from May 1885 to July 1886 to compile </w:t>
+      </w:r>
+      <w:r>
+        <w:rPr>
+          <w:rFonts w:ascii="Charis SIL Regular" w:hAnsi="Charis SIL Regular" w:eastAsia="Charis SIL Regular"/>
+          <w:b w:val="0"/>
+          <w:i w:val="0"/>
+          <w:color w:val="0000FF"/>
+          <w:sz w:val="24"/>
+          <w:u w:val="single"/>
+        </w:rPr>
         <w:hyperlink r:id="rId41" w:history="1">
           <w:r>
             <w:rPr>
               <w:rStyle w:val="Hyperlink"/>
             </w:rPr>
-            <w:t>Herman</w:t>
-          </w:r>
-        </w:hyperlink>
+            <w:t>RV-581</w:t>
+          </w:r>
+        </w:hyperlink>
+      </w:r>
+      <w:r>
+        <w:rPr>
+          <w:rFonts w:ascii="Charis SIL Regular" w:hAnsi="Charis SIL Regular" w:eastAsia="Charis SIL Regular"/>
+          <w:b w:val="0"/>
+          <w:i w:val="0"/>
+          <w:color w:val="000000"/>
+          <w:sz w:val="24"/>
+        </w:rPr>
+        <w:t xml:space="preserve"> for the </w:t>
+      </w:r>
+      <w:r>
+        <w:rPr>
+          <w:u w:val="single" w:color="0000ff"/>
+          <w:rFonts w:ascii="Charis SIL Regular" w:hAnsi="Charis SIL Regular" w:eastAsia="Charis SIL Regular"/>
+          <w:b w:val="0"/>
+          <w:i w:val="0"/>
+          <w:color w:val="000000"/>
+          <w:sz w:val="24"/>
+        </w:rPr>
+        <w:hyperlink r:id="rId40" w:history="1">
+          <w:r>
+            <w:rPr>
+              <w:rStyle w:val="Hyperlink"/>
+            </w:rPr>
+            <w:t>Nationa</w:t>
+          </w:r>
+        </w:hyperlink>
+      </w:r>
+      <w:r>
+        <w:rPr>
+          <w:u w:val="single" w:color="0000ff"/>
+          <w:rFonts w:ascii="Charis SIL Regular" w:hAnsi="Charis SIL Regular" w:eastAsia="Charis SIL Regular"/>
+          <w:b w:val="0"/>
+          <w:i w:val="0"/>
+          <w:color w:val="000000"/>
+          <w:sz w:val="24"/>
+        </w:rPr>
+        <w:hyperlink r:id="rId40" w:history="1">
+          <w:r>
+            <w:rPr>
+              <w:rStyle w:val="Hyperlink"/>
+            </w:rPr>
+            <w:t>l</w:t>
+          </w:r>
+        </w:hyperlink>
+      </w:r>
+      <w:r>
+        <w:rPr>
+          <w:u w:val="single" w:color="0000ff"/>
+          <w:rFonts w:ascii="Charis SIL Regular" w:hAnsi="Charis SIL Regular" w:eastAsia="Charis SIL Regular"/>
+          <w:b w:val="0"/>
+          <w:i w:val="0"/>
+          <w:color w:val="000000"/>
+          <w:sz w:val="24"/>
+        </w:rPr>
+        <w:hyperlink r:id="rId40" w:history="1">
+          <w:r>
+            <w:rPr>
+              <w:rStyle w:val="Hyperlink"/>
+            </w:rPr>
+            <w:t xml:space="preserve"> Et</w:t>
+          </w:r>
+        </w:hyperlink>
+      </w:r>
+      <w:r>
+        <w:rPr>
+          <w:u w:val="single" w:color="0000ff"/>
+          <w:rFonts w:ascii="Charis SIL Regular" w:hAnsi="Charis SIL Regular" w:eastAsia="Charis SIL Regular"/>
+          <w:b w:val="0"/>
+          <w:i w:val="0"/>
+          <w:color w:val="000000"/>
+          <w:sz w:val="24"/>
+        </w:rPr>
+        <w:hyperlink r:id="rId40" w:history="1">
+          <w:r>
+            <w:rPr>
+              <w:rStyle w:val="Hyperlink"/>
+            </w:rPr>
+            <w:t>h</w:t>
+          </w:r>
+        </w:hyperlink>
+      </w:r>
+      <w:r>
+        <w:rPr>
+          <w:u w:val="single" w:color="0000ff"/>
+          <w:rFonts w:ascii="Charis SIL Regular" w:hAnsi="Charis SIL Regular" w:eastAsia="Charis SIL Regular"/>
+          <w:b w:val="0"/>
+          <w:i w:val="0"/>
+          <w:color w:val="000000"/>
+          <w:sz w:val="24"/>
+        </w:rPr>
+        <w:hyperlink r:id="rId40" w:history="1">
+          <w:r>
+            <w:rPr>
+              <w:rStyle w:val="Hyperlink"/>
+            </w:rPr>
+            <w:t>nogr</w:t>
+          </w:r>
+        </w:hyperlink>
+      </w:r>
+      <w:r>
+        <w:rPr>
+          <w:rFonts w:ascii="Charis SIL Regular" w:hAnsi="Charis SIL Regular" w:eastAsia="Charis SIL Regular"/>
+          <w:b w:val="0"/>
+          <w:i w:val="0"/>
+          <w:color w:val="000000"/>
+          <w:sz w:val="24"/>
+        </w:rPr>
+        <w:t xml:space="preserve">aphic Museum. During the same period, Leiden professor of </w:t>
+      </w:r>
+      <w:r>
+        <w:rPr>
+          <w:u w:val="single" w:color="0000ff"/>
+          <w:rFonts w:ascii="Charis SIL Regular" w:hAnsi="Charis SIL Regular" w:eastAsia="Charis SIL Regular"/>
+          <w:b w:val="0"/>
+          <w:i w:val="0"/>
+          <w:color w:val="000000"/>
+          <w:sz w:val="24"/>
+        </w:rPr>
+        <w:t>g</w:t>
+      </w:r>
+      <w:r>
+        <w:rPr>
+          <w:u w:val="single" w:color="0000ff"/>
+          <w:rFonts w:ascii="Charis SIL Regular" w:hAnsi="Charis SIL Regular" w:eastAsia="Charis SIL Regular"/>
+          <w:b w:val="0"/>
+          <w:i w:val="0"/>
+          <w:color w:val="000000"/>
+          <w:sz w:val="24"/>
+        </w:rPr>
+        <w:hyperlink r:id="rId41" w:history="1">
+          <w:r>
+            <w:rPr>
+              <w:rStyle w:val="Hyperlink"/>
+            </w:rPr>
+            <w:t xml:space="preserve">eology </w:t>
+          </w:r>
+        </w:hyperlink>
+      </w:r>
+      <w:r>
+        <w:rPr>
+          <w:rFonts w:ascii="Charis SIL Regular" w:hAnsi="Charis SIL Regular" w:eastAsia="Charis SIL Regular"/>
+          <w:b w:val="0"/>
+          <w:i w:val="0"/>
+          <w:color w:val="000000"/>
+          <w:sz w:val="24"/>
+        </w:rPr>
+        <w:t xml:space="preserve">Karl </w:t>
+      </w:r>
+      <w:r>
+        <w:rPr>
+          <w:rFonts w:ascii="Charis SIL Regular" w:hAnsi="Charis SIL Regular" w:eastAsia="Charis SIL Regular"/>
+          <w:b w:val="0"/>
+          <w:i w:val="0"/>
+          <w:color w:val="000000"/>
+          <w:sz w:val="24"/>
+        </w:rPr>
+        <w:t xml:space="preserve">Martin collected specimens from Amerindians and the Saamaka; in 1949 the collection was </w:t>
+      </w:r>
+      <w:r>
+        <w:rPr>
+          <w:rFonts w:ascii="Charis SIL Regular" w:hAnsi="Charis SIL Regular" w:eastAsia="Charis SIL Regular"/>
+          <w:b w:val="0"/>
+          <w:i w:val="0"/>
+          <w:color w:val="000000"/>
+          <w:sz w:val="24"/>
+        </w:rPr>
+        <w:t xml:space="preserve">donated by his widow Hillegonda Martin-Icke and incorporated into the museum as series </w:t>
       </w:r>
       <w:r>
         <w:rPr>
@@ -5027,6 +5217,138 @@
           <w:sz w:val="24"/>
           <w:u w:val="single"/>
         </w:rPr>
+        <w:hyperlink r:id="rId42" w:history="1">
+          <w:r>
+            <w:rPr>
+              <w:rStyle w:val="Hyperlink"/>
+            </w:rPr>
+            <w:t>RV-2777</w:t>
+          </w:r>
+        </w:hyperlink>
+      </w:r>
+      <w:r>
+        <w:rPr>
+          <w:rFonts w:ascii="Charis SIL Regular" w:hAnsi="Charis SIL Regular" w:eastAsia="Charis SIL Regular"/>
+          <w:b w:val="0"/>
+          <w:i w:val="0"/>
+          <w:color w:val="000000"/>
+          <w:sz w:val="24"/>
+        </w:rPr>
+        <w:t xml:space="preserve">. In 1887 Apatou guided another Frenchman, the geographer and colonial official </w:t>
+      </w:r>
+      <w:r>
+        <w:rPr>
+          <w:u w:val="single" w:color="0000ff"/>
+          <w:rFonts w:ascii="Charis SIL Regular" w:hAnsi="Charis SIL Regular" w:eastAsia="Charis SIL Regular"/>
+          <w:b w:val="0"/>
+          <w:i w:val="0"/>
+          <w:color w:val="000000"/>
+          <w:sz w:val="24"/>
+        </w:rPr>
+        <w:hyperlink r:id="rId42" w:history="1">
+          <w:r>
+            <w:rPr>
+              <w:rStyle w:val="Hyperlink"/>
+            </w:rPr>
+            <w:t>Henri Co</w:t>
+          </w:r>
+        </w:hyperlink>
+      </w:r>
+      <w:r>
+        <w:rPr>
+          <w:rFonts w:ascii="Charis SIL Regular" w:hAnsi="Charis SIL Regular" w:eastAsia="Charis SIL Regular"/>
+          <w:b w:val="0"/>
+          <w:i w:val="0"/>
+          <w:color w:val="000000"/>
+          <w:sz w:val="24"/>
+        </w:rPr>
+        <w:t xml:space="preserve">udreau, along the upper reaches of the Marowijne. His collection was also </w:t>
+      </w:r>
+      <w:r>
+        <w:rPr>
+          <w:rFonts w:ascii="Charis SIL Regular" w:hAnsi="Charis SIL Regular" w:eastAsia="Charis SIL Regular"/>
+          <w:b w:val="0"/>
+          <w:i w:val="0"/>
+          <w:color w:val="0000FF"/>
+          <w:sz w:val="24"/>
+          <w:u w:val="single"/>
+        </w:rPr>
+        <w:hyperlink r:id="rId43" w:history="1">
+          <w:r>
+            <w:rPr>
+              <w:rStyle w:val="Hyperlink"/>
+            </w:rPr>
+            <w:t>housed</w:t>
+          </w:r>
+        </w:hyperlink>
+      </w:r>
+      <w:r>
+        <w:rPr>
+          <w:rFonts w:ascii="Charis SIL Regular" w:hAnsi="Charis SIL Regular" w:eastAsia="Charis SIL Regular"/>
+          <w:b w:val="0"/>
+          <w:i w:val="0"/>
+          <w:color w:val="000000"/>
+          <w:sz w:val="24"/>
+        </w:rPr>
+        <w:t xml:space="preserve"> at </w:t>
+      </w:r>
+      <w:r>
+        <w:rPr>
+          <w:rFonts w:ascii="Charis SIL Regular" w:hAnsi="Charis SIL Regular" w:eastAsia="Charis SIL Regular"/>
+          <w:b w:val="0"/>
+          <w:i w:val="0"/>
+          <w:color w:val="000000"/>
+          <w:sz w:val="24"/>
+        </w:rPr>
+        <w:t xml:space="preserve">the </w:t>
+      </w:r>
+      <w:r>
+        <w:rPr>
+          <w:rFonts w:ascii="Charis SIL Italic" w:hAnsi="Charis SIL Italic" w:eastAsia="Charis SIL Italic"/>
+          <w:b w:val="0"/>
+          <w:i/>
+          <w:color w:val="000000"/>
+          <w:sz w:val="24"/>
+        </w:rPr>
+        <w:t>Musée du Trocadéro</w:t>
+      </w:r>
+      <w:r>
+        <w:rPr>
+          <w:rFonts w:ascii="Charis SIL Regular" w:hAnsi="Charis SIL Regular" w:eastAsia="Charis SIL Regular"/>
+          <w:b w:val="0"/>
+          <w:i w:val="0"/>
+          <w:color w:val="000000"/>
+          <w:sz w:val="24"/>
+        </w:rPr>
+        <w:t xml:space="preserve">. In 1888 Army Surgeon </w:t>
+      </w:r>
+      <w:r>
+        <w:rPr>
+          <w:rFonts w:ascii="Charis SIL Regular" w:hAnsi="Charis SIL Regular" w:eastAsia="Charis SIL Regular"/>
+          <w:b w:val="0"/>
+          <w:i w:val="0"/>
+          <w:color w:val="0000FF"/>
+          <w:sz w:val="24"/>
+          <w:u w:val="single"/>
+        </w:rPr>
+        <w:hyperlink r:id="rId44" w:history="1">
+          <w:r>
+            <w:rPr>
+              <w:rStyle w:val="Hyperlink"/>
+            </w:rPr>
+            <w:t>John</w:t>
+          </w:r>
+        </w:hyperlink>
+      </w:r>
+      <w:r>
+        <w:rPr>
+          <w:rFonts w:ascii="Charis SIL Regular" w:hAnsi="Charis SIL Regular" w:eastAsia="Charis SIL Regular"/>
+          <w:b w:val="0"/>
+          <w:i w:val="0"/>
+          <w:color w:val="0000FF"/>
+          <w:sz w:val="24"/>
+          <w:u w:val="single"/>
+        </w:rPr>
         <w:t xml:space="preserve"> </w:t>
       </w:r>
       <w:r>
@@ -5038,12 +5360,12 @@
           <w:sz w:val="24"/>
           <w:u w:val="single"/>
         </w:rPr>
-        <w:hyperlink r:id="rId41" w:history="1">
-          <w:r>
-            <w:rPr>
-              <w:rStyle w:val="Hyperlink"/>
-            </w:rPr>
-            <w:t>ten</w:t>
+        <w:hyperlink r:id="rId44" w:history="1">
+          <w:r>
+            <w:rPr>
+              <w:rStyle w:val="Hyperlink"/>
+            </w:rPr>
+            <w:t>H.</w:t>
           </w:r>
         </w:hyperlink>
       </w:r>
@@ -5067,52 +5389,24 @@
           <w:sz w:val="24"/>
           <w:u w:val="single"/>
         </w:rPr>
-        <w:hyperlink r:id="rId41" w:history="1">
-          <w:r>
-            <w:rPr>
-              <w:rStyle w:val="Hyperlink"/>
-            </w:rPr>
-            <w:t>Kate</w:t>
-          </w:r>
-        </w:hyperlink>
-      </w:r>
-      <w:r>
-        <w:rPr>
-          <w:rFonts w:ascii="Charis SIL Regular" w:hAnsi="Charis SIL Regular" w:eastAsia="Charis SIL Regular"/>
-          <w:b w:val="0"/>
-          <w:i w:val="0"/>
-          <w:color w:val="000000"/>
-          <w:sz w:val="24"/>
-        </w:rPr>
-        <w:t xml:space="preserve"> stayed in Suriname from May 1885 to July 1886 to compile </w:t>
-      </w:r>
-      <w:r>
-        <w:rPr>
-          <w:rFonts w:ascii="Charis SIL Regular" w:hAnsi="Charis SIL Regular" w:eastAsia="Charis SIL Regular"/>
-          <w:b w:val="0"/>
-          <w:i w:val="0"/>
-          <w:color w:val="0000FF"/>
-          <w:sz w:val="24"/>
-          <w:u w:val="single"/>
-        </w:rPr>
-        <w:hyperlink r:id="rId42" w:history="1">
-          <w:r>
-            <w:rPr>
-              <w:rStyle w:val="Hyperlink"/>
-            </w:rPr>
-            <w:t>RV-581</w:t>
-          </w:r>
-        </w:hyperlink>
-      </w:r>
-      <w:r>
-        <w:rPr>
-          <w:rFonts w:ascii="Charis SIL Regular" w:hAnsi="Charis SIL Regular" w:eastAsia="Charis SIL Regular"/>
-          <w:b w:val="0"/>
-          <w:i w:val="0"/>
-          <w:color w:val="000000"/>
-          <w:sz w:val="24"/>
-        </w:rPr>
-        <w:t xml:space="preserve"> for the </w:t>
+        <w:hyperlink r:id="rId44" w:history="1">
+          <w:r>
+            <w:rPr>
+              <w:rStyle w:val="Hyperlink"/>
+            </w:rPr>
+            <w:t>Spitzly</w:t>
+          </w:r>
+        </w:hyperlink>
+      </w:r>
+      <w:r>
+        <w:rPr>
+          <w:rFonts w:ascii="Charis SIL Regular" w:hAnsi="Charis SIL Regular" w:eastAsia="Charis SIL Regular"/>
+          <w:b w:val="0"/>
+          <w:i w:val="0"/>
+          <w:color w:val="000000"/>
+          <w:sz w:val="24"/>
+        </w:rPr>
+        <w:t xml:space="preserve"> donated a collection</w:t>
       </w:r>
       <w:r>
         <w:rPr>
@@ -5123,366 +5417,7 @@
           <w:color w:val="000000"/>
           <w:sz w:val="24"/>
         </w:rPr>
-        <w:hyperlink r:id="rId41" w:history="1">
-          <w:r>
-            <w:rPr>
-              <w:rStyle w:val="Hyperlink"/>
-            </w:rPr>
-            <w:t>Nationa</w:t>
-          </w:r>
-        </w:hyperlink>
-      </w:r>
-      <w:r>
-        <w:rPr>
-          <w:u w:val="single" w:color="0000ff"/>
-          <w:rFonts w:ascii="Charis SIL Regular" w:hAnsi="Charis SIL Regular" w:eastAsia="Charis SIL Regular"/>
-          <w:b w:val="0"/>
-          <w:i w:val="0"/>
-          <w:color w:val="000000"/>
-          <w:sz w:val="24"/>
-        </w:rPr>
-        <w:hyperlink r:id="rId41" w:history="1">
-          <w:r>
-            <w:rPr>
-              <w:rStyle w:val="Hyperlink"/>
-            </w:rPr>
-            <w:t>l</w:t>
-          </w:r>
-        </w:hyperlink>
-      </w:r>
-      <w:r>
-        <w:rPr>
-          <w:u w:val="single" w:color="0000ff"/>
-          <w:rFonts w:ascii="Charis SIL Regular" w:hAnsi="Charis SIL Regular" w:eastAsia="Charis SIL Regular"/>
-          <w:b w:val="0"/>
-          <w:i w:val="0"/>
-          <w:color w:val="000000"/>
-          <w:sz w:val="24"/>
-        </w:rPr>
-        <w:hyperlink r:id="rId41" w:history="1">
-          <w:r>
-            <w:rPr>
-              <w:rStyle w:val="Hyperlink"/>
-            </w:rPr>
-            <w:t xml:space="preserve"> Et</w:t>
-          </w:r>
-        </w:hyperlink>
-      </w:r>
-      <w:r>
-        <w:rPr>
-          <w:u w:val="single" w:color="0000ff"/>
-          <w:rFonts w:ascii="Charis SIL Regular" w:hAnsi="Charis SIL Regular" w:eastAsia="Charis SIL Regular"/>
-          <w:b w:val="0"/>
-          <w:i w:val="0"/>
-          <w:color w:val="000000"/>
-          <w:sz w:val="24"/>
-        </w:rPr>
-        <w:hyperlink r:id="rId41" w:history="1">
-          <w:r>
-            <w:rPr>
-              <w:rStyle w:val="Hyperlink"/>
-            </w:rPr>
-            <w:t>h</w:t>
-          </w:r>
-        </w:hyperlink>
-      </w:r>
-      <w:r>
-        <w:rPr>
-          <w:u w:val="single" w:color="0000ff"/>
-          <w:rFonts w:ascii="Charis SIL Regular" w:hAnsi="Charis SIL Regular" w:eastAsia="Charis SIL Regular"/>
-          <w:b w:val="0"/>
-          <w:i w:val="0"/>
-          <w:color w:val="000000"/>
-          <w:sz w:val="24"/>
-        </w:rPr>
-        <w:hyperlink r:id="rId41" w:history="1">
-          <w:r>
-            <w:rPr>
-              <w:rStyle w:val="Hyperlink"/>
-            </w:rPr>
-            <w:t>nogr</w:t>
-          </w:r>
-        </w:hyperlink>
-      </w:r>
-      <w:r>
-        <w:rPr>
-          <w:rFonts w:ascii="Charis SIL Regular" w:hAnsi="Charis SIL Regular" w:eastAsia="Charis SIL Regular"/>
-          <w:b w:val="0"/>
-          <w:i w:val="0"/>
-          <w:color w:val="000000"/>
-          <w:sz w:val="24"/>
-        </w:rPr>
-        <w:t xml:space="preserve">aphic Museum. During the same period, Leiden professor of </w:t>
-      </w:r>
-      <w:r>
-        <w:rPr>
-          <w:u w:val="single" w:color="0000ff"/>
-          <w:rFonts w:ascii="Charis SIL Regular" w:hAnsi="Charis SIL Regular" w:eastAsia="Charis SIL Regular"/>
-          <w:b w:val="0"/>
-          <w:i w:val="0"/>
-          <w:color w:val="000000"/>
-          <w:sz w:val="24"/>
-        </w:rPr>
-        <w:t>g</w:t>
-      </w:r>
-      <w:r>
-        <w:rPr>
-          <w:u w:val="single" w:color="0000ff"/>
-          <w:rFonts w:ascii="Charis SIL Regular" w:hAnsi="Charis SIL Regular" w:eastAsia="Charis SIL Regular"/>
-          <w:b w:val="0"/>
-          <w:i w:val="0"/>
-          <w:color w:val="000000"/>
-          <w:sz w:val="24"/>
-        </w:rPr>
-        <w:hyperlink r:id="rId42" w:history="1">
-          <w:r>
-            <w:rPr>
-              <w:rStyle w:val="Hyperlink"/>
-            </w:rPr>
-            <w:t xml:space="preserve">eology </w:t>
-          </w:r>
-        </w:hyperlink>
-      </w:r>
-      <w:r>
-        <w:rPr>
-          <w:rFonts w:ascii="Charis SIL Regular" w:hAnsi="Charis SIL Regular" w:eastAsia="Charis SIL Regular"/>
-          <w:b w:val="0"/>
-          <w:i w:val="0"/>
-          <w:color w:val="000000"/>
-          <w:sz w:val="24"/>
-        </w:rPr>
-        <w:t xml:space="preserve">Karl </w:t>
-      </w:r>
-      <w:r>
-        <w:rPr>
-          <w:rFonts w:ascii="Charis SIL Regular" w:hAnsi="Charis SIL Regular" w:eastAsia="Charis SIL Regular"/>
-          <w:b w:val="0"/>
-          <w:i w:val="0"/>
-          <w:color w:val="000000"/>
-          <w:sz w:val="24"/>
-        </w:rPr>
-        <w:t xml:space="preserve">Martin collected specimens from Amerindians and the Saamaka; in 1949 the collection was </w:t>
-      </w:r>
-      <w:r>
-        <w:rPr>
-          <w:rFonts w:ascii="Charis SIL Regular" w:hAnsi="Charis SIL Regular" w:eastAsia="Charis SIL Regular"/>
-          <w:b w:val="0"/>
-          <w:i w:val="0"/>
-          <w:color w:val="000000"/>
-          <w:sz w:val="24"/>
-        </w:rPr>
-        <w:t xml:space="preserve">donated by his widow Hillegonda Martin-Icke and incorporated into the museum as series </w:t>
-      </w:r>
-      <w:r>
-        <w:rPr>
-          <w:rFonts w:ascii="Charis SIL Regular" w:hAnsi="Charis SIL Regular" w:eastAsia="Charis SIL Regular"/>
-          <w:b w:val="0"/>
-          <w:i w:val="0"/>
-          <w:color w:val="0000FF"/>
-          <w:sz w:val="24"/>
-          <w:u w:val="single"/>
-        </w:rPr>
         <w:hyperlink r:id="rId43" w:history="1">
-          <w:r>
-            <w:rPr>
-              <w:rStyle w:val="Hyperlink"/>
-            </w:rPr>
-            <w:t>RV-2777</w:t>
-          </w:r>
-        </w:hyperlink>
-      </w:r>
-      <w:r>
-        <w:rPr>
-          <w:rFonts w:ascii="Charis SIL Regular" w:hAnsi="Charis SIL Regular" w:eastAsia="Charis SIL Regular"/>
-          <w:b w:val="0"/>
-          <w:i w:val="0"/>
-          <w:color w:val="000000"/>
-          <w:sz w:val="24"/>
-        </w:rPr>
-        <w:t xml:space="preserve">. In 1887 Apatou guided another Frenchman, the geographer and colonial official </w:t>
-      </w:r>
-      <w:r>
-        <w:rPr>
-          <w:u w:val="single" w:color="0000ff"/>
-          <w:rFonts w:ascii="Charis SIL Regular" w:hAnsi="Charis SIL Regular" w:eastAsia="Charis SIL Regular"/>
-          <w:b w:val="0"/>
-          <w:i w:val="0"/>
-          <w:color w:val="000000"/>
-          <w:sz w:val="24"/>
-        </w:rPr>
-        <w:hyperlink r:id="rId43" w:history="1">
-          <w:r>
-            <w:rPr>
-              <w:rStyle w:val="Hyperlink"/>
-            </w:rPr>
-            <w:t>Henri Co</w:t>
-          </w:r>
-        </w:hyperlink>
-      </w:r>
-      <w:r>
-        <w:rPr>
-          <w:rFonts w:ascii="Charis SIL Regular" w:hAnsi="Charis SIL Regular" w:eastAsia="Charis SIL Regular"/>
-          <w:b w:val="0"/>
-          <w:i w:val="0"/>
-          <w:color w:val="000000"/>
-          <w:sz w:val="24"/>
-        </w:rPr>
-        <w:t xml:space="preserve">udreau, along the upper reaches of the Marowijne. His collection was also </w:t>
-      </w:r>
-      <w:r>
-        <w:rPr>
-          <w:rFonts w:ascii="Charis SIL Regular" w:hAnsi="Charis SIL Regular" w:eastAsia="Charis SIL Regular"/>
-          <w:b w:val="0"/>
-          <w:i w:val="0"/>
-          <w:color w:val="0000FF"/>
-          <w:sz w:val="24"/>
-          <w:u w:val="single"/>
-        </w:rPr>
-        <w:hyperlink r:id="rId44" w:history="1">
-          <w:r>
-            <w:rPr>
-              <w:rStyle w:val="Hyperlink"/>
-            </w:rPr>
-            <w:t>housed</w:t>
-          </w:r>
-        </w:hyperlink>
-      </w:r>
-      <w:r>
-        <w:rPr>
-          <w:rFonts w:ascii="Charis SIL Regular" w:hAnsi="Charis SIL Regular" w:eastAsia="Charis SIL Regular"/>
-          <w:b w:val="0"/>
-          <w:i w:val="0"/>
-          <w:color w:val="000000"/>
-          <w:sz w:val="24"/>
-        </w:rPr>
-        <w:t xml:space="preserve"> at </w:t>
-      </w:r>
-      <w:r>
-        <w:rPr>
-          <w:rFonts w:ascii="Charis SIL Regular" w:hAnsi="Charis SIL Regular" w:eastAsia="Charis SIL Regular"/>
-          <w:b w:val="0"/>
-          <w:i w:val="0"/>
-          <w:color w:val="000000"/>
-          <w:sz w:val="24"/>
-        </w:rPr>
-        <w:t xml:space="preserve">the </w:t>
-      </w:r>
-      <w:r>
-        <w:rPr>
-          <w:rFonts w:ascii="Charis SIL Italic" w:hAnsi="Charis SIL Italic" w:eastAsia="Charis SIL Italic"/>
-          <w:b w:val="0"/>
-          <w:i/>
-          <w:color w:val="000000"/>
-          <w:sz w:val="24"/>
-        </w:rPr>
-        <w:t>Musée du Trocadéro</w:t>
-      </w:r>
-      <w:r>
-        <w:rPr>
-          <w:rFonts w:ascii="Charis SIL Regular" w:hAnsi="Charis SIL Regular" w:eastAsia="Charis SIL Regular"/>
-          <w:b w:val="0"/>
-          <w:i w:val="0"/>
-          <w:color w:val="000000"/>
-          <w:sz w:val="24"/>
-        </w:rPr>
-        <w:t xml:space="preserve">. In 1888 Army Surgeon </w:t>
-      </w:r>
-      <w:r>
-        <w:rPr>
-          <w:rFonts w:ascii="Charis SIL Regular" w:hAnsi="Charis SIL Regular" w:eastAsia="Charis SIL Regular"/>
-          <w:b w:val="0"/>
-          <w:i w:val="0"/>
-          <w:color w:val="0000FF"/>
-          <w:sz w:val="24"/>
-          <w:u w:val="single"/>
-        </w:rPr>
-        <w:hyperlink r:id="rId45" w:history="1">
-          <w:r>
-            <w:rPr>
-              <w:rStyle w:val="Hyperlink"/>
-            </w:rPr>
-            <w:t>John</w:t>
-          </w:r>
-        </w:hyperlink>
-      </w:r>
-      <w:r>
-        <w:rPr>
-          <w:rFonts w:ascii="Charis SIL Regular" w:hAnsi="Charis SIL Regular" w:eastAsia="Charis SIL Regular"/>
-          <w:b w:val="0"/>
-          <w:i w:val="0"/>
-          <w:color w:val="0000FF"/>
-          <w:sz w:val="24"/>
-          <w:u w:val="single"/>
-        </w:rPr>
-        <w:t xml:space="preserve"> </w:t>
-      </w:r>
-      <w:r>
-        <w:rPr>
-          <w:rFonts w:ascii="Charis SIL Regular" w:hAnsi="Charis SIL Regular" w:eastAsia="Charis SIL Regular"/>
-          <w:b w:val="0"/>
-          <w:i w:val="0"/>
-          <w:color w:val="0000FF"/>
-          <w:sz w:val="24"/>
-          <w:u w:val="single"/>
-        </w:rPr>
-        <w:hyperlink r:id="rId45" w:history="1">
-          <w:r>
-            <w:rPr>
-              <w:rStyle w:val="Hyperlink"/>
-            </w:rPr>
-            <w:t>H.</w:t>
-          </w:r>
-        </w:hyperlink>
-      </w:r>
-      <w:r>
-        <w:rPr>
-          <w:rFonts w:ascii="Charis SIL Regular" w:hAnsi="Charis SIL Regular" w:eastAsia="Charis SIL Regular"/>
-          <w:b w:val="0"/>
-          <w:i w:val="0"/>
-          <w:color w:val="0000FF"/>
-          <w:sz w:val="24"/>
-          <w:u w:val="single"/>
-        </w:rPr>
-        <w:t xml:space="preserve"> </w:t>
-      </w:r>
-      <w:r>
-        <w:rPr>
-          <w:rFonts w:ascii="Charis SIL Regular" w:hAnsi="Charis SIL Regular" w:eastAsia="Charis SIL Regular"/>
-          <w:b w:val="0"/>
-          <w:i w:val="0"/>
-          <w:color w:val="0000FF"/>
-          <w:sz w:val="24"/>
-          <w:u w:val="single"/>
-        </w:rPr>
-        <w:hyperlink r:id="rId45" w:history="1">
-          <w:r>
-            <w:rPr>
-              <w:rStyle w:val="Hyperlink"/>
-            </w:rPr>
-            <w:t>Spitzly</w:t>
-          </w:r>
-        </w:hyperlink>
-      </w:r>
-      <w:r>
-        <w:rPr>
-          <w:rFonts w:ascii="Charis SIL Regular" w:hAnsi="Charis SIL Regular" w:eastAsia="Charis SIL Regular"/>
-          <w:b w:val="0"/>
-          <w:i w:val="0"/>
-          <w:color w:val="000000"/>
-          <w:sz w:val="24"/>
-        </w:rPr>
-        <w:t xml:space="preserve"> donated a collection</w:t>
-      </w:r>
-      <w:r>
-        <w:rPr>
-          <w:u w:val="single" w:color="0000ff"/>
-          <w:rFonts w:ascii="Charis SIL Regular" w:hAnsi="Charis SIL Regular" w:eastAsia="Charis SIL Regular"/>
-          <w:b w:val="0"/>
-          <w:i w:val="0"/>
-          <w:color w:val="000000"/>
-          <w:sz w:val="24"/>
-        </w:rPr>
-        <w:hyperlink r:id="rId44" w:history="1">
           <w:r>
             <w:rPr>
               <w:rStyle w:val="Hyperlink"/>
@@ -5520,7 +5455,7 @@
           <w:color w:val="000000"/>
           <w:sz w:val="24"/>
         </w:rPr>
-        <w:hyperlink r:id="rId45" w:history="1">
+        <w:hyperlink r:id="rId44" w:history="1">
           <w:r>
             <w:rPr>
               <w:rStyle w:val="Hyperlink"/>
@@ -5538,7 +5473,7 @@
           <w:color w:val="000000"/>
           <w:sz w:val="24"/>
         </w:rPr>
-        <w:hyperlink r:id="rId45" w:history="1">
+        <w:hyperlink r:id="rId44" w:history="1">
           <w:r>
             <w:rPr>
               <w:rStyle w:val="Hyperlink"/>
@@ -5556,7 +5491,7 @@
           <w:color w:val="000000"/>
           <w:sz w:val="24"/>
         </w:rPr>
-        <w:hyperlink r:id="rId45" w:history="1">
+        <w:hyperlink r:id="rId44" w:history="1">
           <w:r>
             <w:rPr>
               <w:rStyle w:val="Hyperlink"/>
@@ -5574,7 +5509,7 @@
           <w:color w:val="000000"/>
           <w:sz w:val="24"/>
         </w:rPr>
-        <w:hyperlink r:id="rId45" w:history="1">
+        <w:hyperlink r:id="rId44" w:history="1">
           <w:r>
             <w:rPr>
               <w:rStyle w:val="Hyperlink"/>
@@ -5642,12 +5577,69 @@
           <w:sz w:val="24"/>
           <w:u w:val="single"/>
         </w:rPr>
+        <w:hyperlink r:id="rId45" w:history="1">
+          <w:r>
+            <w:rPr>
+              <w:rStyle w:val="Hyperlink"/>
+            </w:rPr>
+            <w:t>Wilhelm</w:t>
+          </w:r>
+        </w:hyperlink>
+      </w:r>
+      <w:r>
+        <w:rPr>
+          <w:rFonts w:ascii="Charis SIL Regular" w:hAnsi="Charis SIL Regular" w:eastAsia="Charis SIL Regular"/>
+          <w:b w:val="0"/>
+          <w:i w:val="0"/>
+          <w:color w:val="0000FF"/>
+          <w:sz w:val="24"/>
+          <w:u w:val="single"/>
+        </w:rPr>
+        <w:t xml:space="preserve"> </w:t>
+      </w:r>
+      <w:r>
+        <w:rPr>
+          <w:rFonts w:ascii="Charis SIL Regular" w:hAnsi="Charis SIL Regular" w:eastAsia="Charis SIL Regular"/>
+          <w:b w:val="0"/>
+          <w:i w:val="0"/>
+          <w:color w:val="0000FF"/>
+          <w:sz w:val="24"/>
+          <w:u w:val="single"/>
+        </w:rPr>
+        <w:hyperlink r:id="rId45" w:history="1">
+          <w:r>
+            <w:rPr>
+              <w:rStyle w:val="Hyperlink"/>
+            </w:rPr>
+            <w:t>Joest</w:t>
+          </w:r>
+        </w:hyperlink>
+      </w:r>
+      <w:r>
+        <w:rPr>
+          <w:rFonts w:ascii="Charis SIL Regular" w:hAnsi="Charis SIL Regular" w:eastAsia="Charis SIL Regular"/>
+          <w:b w:val="0"/>
+          <w:i w:val="0"/>
+          <w:color w:val="000000"/>
+          <w:sz w:val="24"/>
+        </w:rPr>
+        <w:t xml:space="preserve"> and the Swede </w:t>
+      </w:r>
+      <w:r>
+        <w:rPr>
+          <w:rFonts w:ascii="Charis SIL Regular" w:hAnsi="Charis SIL Regular" w:eastAsia="Charis SIL Regular"/>
+          <w:b w:val="0"/>
+          <w:i w:val="0"/>
+          <w:color w:val="0000FF"/>
+          <w:sz w:val="24"/>
+          <w:u w:val="single"/>
+        </w:rPr>
         <w:hyperlink r:id="rId46" w:history="1">
           <w:r>
             <w:rPr>
               <w:rStyle w:val="Hyperlink"/>
             </w:rPr>
-            <w:t>Wilhelm</w:t>
+            <w:t xml:space="preserve">Axel </w:t>
           </w:r>
         </w:hyperlink>
       </w:r>
@@ -5660,68 +5652,11 @@
           <w:sz w:val="24"/>
           <w:u w:val="single"/>
         </w:rPr>
-        <w:t xml:space="preserve"> </w:t>
-      </w:r>
-      <w:r>
-        <w:rPr>
-          <w:rFonts w:ascii="Charis SIL Regular" w:hAnsi="Charis SIL Regular" w:eastAsia="Charis SIL Regular"/>
-          <w:b w:val="0"/>
-          <w:i w:val="0"/>
-          <w:color w:val="0000FF"/>
-          <w:sz w:val="24"/>
-          <w:u w:val="single"/>
-        </w:rPr>
         <w:hyperlink r:id="rId46" w:history="1">
           <w:r>
             <w:rPr>
               <w:rStyle w:val="Hyperlink"/>
             </w:rPr>
-            <w:t>Joest</w:t>
-          </w:r>
-        </w:hyperlink>
-      </w:r>
-      <w:r>
-        <w:rPr>
-          <w:rFonts w:ascii="Charis SIL Regular" w:hAnsi="Charis SIL Regular" w:eastAsia="Charis SIL Regular"/>
-          <w:b w:val="0"/>
-          <w:i w:val="0"/>
-          <w:color w:val="000000"/>
-          <w:sz w:val="24"/>
-        </w:rPr>
-        <w:t xml:space="preserve"> and the Swede </w:t>
-      </w:r>
-      <w:r>
-        <w:rPr>
-          <w:rFonts w:ascii="Charis SIL Regular" w:hAnsi="Charis SIL Regular" w:eastAsia="Charis SIL Regular"/>
-          <w:b w:val="0"/>
-          <w:i w:val="0"/>
-          <w:color w:val="0000FF"/>
-          <w:sz w:val="24"/>
-          <w:u w:val="single"/>
-        </w:rPr>
-        <w:hyperlink r:id="rId47" w:history="1">
-          <w:r>
-            <w:rPr>
-              <w:rStyle w:val="Hyperlink"/>
-            </w:rPr>
-            <w:t xml:space="preserve">Axel </w:t>
-          </w:r>
-        </w:hyperlink>
-      </w:r>
-      <w:r>
-        <w:rPr>
-          <w:rFonts w:ascii="Charis SIL Regular" w:hAnsi="Charis SIL Regular" w:eastAsia="Charis SIL Regular"/>
-          <w:b w:val="0"/>
-          <w:i w:val="0"/>
-          <w:color w:val="0000FF"/>
-          <w:sz w:val="24"/>
-          <w:u w:val="single"/>
-        </w:rPr>
-        <w:hyperlink r:id="rId47" w:history="1">
-          <w:r>
-            <w:rPr>
-              <w:rStyle w:val="Hyperlink"/>
-            </w:rPr>
             <w:t>Klinckowström</w:t>
           </w:r>
         </w:hyperlink>
@@ -5744,7 +5679,7 @@
           <w:color w:val="000000"/>
           <w:sz w:val="24"/>
         </w:rPr>
-        <w:t>Ethnologisch</w:t>
+        <w:t>Eth</w:t>
       </w:r>
       <w:r>
         <w:rPr>
@@ -5755,79 +5690,14 @@
           <w:color w:val="000000"/>
           <w:sz w:val="24"/>
         </w:rPr>
-        <w:hyperlink r:id="rId46" w:history="1">
-          <w:r>
-            <w:rPr>
-              <w:rStyle w:val="Hyperlink"/>
-            </w:rPr>
-            <w:t>es Mu</w:t>
-          </w:r>
-        </w:hyperlink>
-      </w:r>
-      <w:r>
-        <w:rPr>
-          <w:rFonts w:ascii="Charis SIL Italic" w:hAnsi="Charis SIL Italic" w:eastAsia="Charis SIL Italic"/>
-          <w:b w:val="0"/>
-          <w:i/>
-          <w:color w:val="000000"/>
-          <w:sz w:val="24"/>
-        </w:rPr>
-        <w:t>seum</w:t>
-      </w:r>
-      <w:r>
-        <w:rPr>
-          <w:rFonts w:ascii="Charis SIL Regular" w:hAnsi="Charis SIL Regular" w:eastAsia="Charis SIL Regular"/>
-          <w:b w:val="0"/>
-          <w:i w:val="0"/>
-          <w:color w:val="000000"/>
-          <w:sz w:val="24"/>
-        </w:rPr>
-        <w:t xml:space="preserve"> in Berlin a</w:t>
-      </w:r>
-      <w:r>
-        <w:rPr>
-          <w:u w:val="single" w:color="0000ff"/>
-          <w:rFonts w:ascii="Charis SIL Regular" w:hAnsi="Charis SIL Regular" w:eastAsia="Charis SIL Regular"/>
-          <w:b w:val="0"/>
-          <w:i w:val="0"/>
-          <w:color w:val="000000"/>
-          <w:sz w:val="24"/>
-        </w:rPr>
-        <w:hyperlink r:id="rId47" w:history="1">
-          <w:r>
-            <w:rPr>
-              <w:rStyle w:val="Hyperlink"/>
-            </w:rPr>
-            <w:t>nd t</w:t>
-          </w:r>
-        </w:hyperlink>
-      </w:r>
-      <w:r>
-        <w:rPr>
-          <w:rFonts w:ascii="Charis SIL Regular" w:hAnsi="Charis SIL Regular" w:eastAsia="Charis SIL Regular"/>
-          <w:b w:val="0"/>
-          <w:i w:val="0"/>
-          <w:color w:val="000000"/>
-          <w:sz w:val="24"/>
-        </w:rPr>
-        <w:hyperlink r:id="rId47" w:history="1">
-          <w:r>
-            <w:rPr>
-              <w:rStyle w:val="Hyperlink"/>
-            </w:rPr>
-            <w:t>h</w:t>
-          </w:r>
-        </w:hyperlink>
-      </w:r>
-      <w:r>
-        <w:rPr>
-          <w:rFonts w:ascii="Charis SIL Regular" w:hAnsi="Charis SIL Regular" w:eastAsia="Charis SIL Regular"/>
-          <w:b w:val="0"/>
-          <w:i w:val="0"/>
-          <w:color w:val="000000"/>
-          <w:sz w:val="24"/>
-        </w:rPr>
-        <w:t xml:space="preserve">e </w:t>
+        <w:hyperlink r:id="rId45" w:history="1">
+          <w:r>
+            <w:rPr>
+              <w:rStyle w:val="Hyperlink"/>
+            </w:rPr>
+            <w:t>nologisch</w:t>
+          </w:r>
+        </w:hyperlink>
       </w:r>
       <w:r>
         <w:rPr>
@@ -5838,7 +5708,90 @@
           <w:color w:val="000000"/>
           <w:sz w:val="24"/>
         </w:rPr>
-        <w:hyperlink r:id="rId47" w:history="1">
+        <w:hyperlink r:id="rId45" w:history="1">
+          <w:r>
+            <w:rPr>
+              <w:rStyle w:val="Hyperlink"/>
+            </w:rPr>
+            <w:t>es Mu</w:t>
+          </w:r>
+        </w:hyperlink>
+      </w:r>
+      <w:r>
+        <w:rPr>
+          <w:rFonts w:ascii="Charis SIL Italic" w:hAnsi="Charis SIL Italic" w:eastAsia="Charis SIL Italic"/>
+          <w:b w:val="0"/>
+          <w:i/>
+          <w:color w:val="000000"/>
+          <w:sz w:val="24"/>
+        </w:rPr>
+        <w:t>seum</w:t>
+      </w:r>
+      <w:r>
+        <w:rPr>
+          <w:rFonts w:ascii="Charis SIL Regular" w:hAnsi="Charis SIL Regular" w:eastAsia="Charis SIL Regular"/>
+          <w:b w:val="0"/>
+          <w:i w:val="0"/>
+          <w:color w:val="000000"/>
+          <w:sz w:val="24"/>
+        </w:rPr>
+        <w:t xml:space="preserve"> in Berlin a</w:t>
+      </w:r>
+      <w:r>
+        <w:rPr>
+          <w:u w:val="single" w:color="0000ff"/>
+          <w:rFonts w:ascii="Charis SIL Regular" w:hAnsi="Charis SIL Regular" w:eastAsia="Charis SIL Regular"/>
+          <w:b w:val="0"/>
+          <w:i w:val="0"/>
+          <w:color w:val="000000"/>
+          <w:sz w:val="24"/>
+        </w:rPr>
+        <w:hyperlink r:id="rId46" w:history="1">
+          <w:r>
+            <w:rPr>
+              <w:rStyle w:val="Hyperlink"/>
+            </w:rPr>
+            <w:t>nd t</w:t>
+          </w:r>
+        </w:hyperlink>
+      </w:r>
+      <w:r>
+        <w:rPr>
+          <w:rFonts w:ascii="Charis SIL Regular" w:hAnsi="Charis SIL Regular" w:eastAsia="Charis SIL Regular"/>
+          <w:b w:val="0"/>
+          <w:i w:val="0"/>
+          <w:color w:val="000000"/>
+          <w:sz w:val="24"/>
+        </w:rPr>
+        <w:hyperlink r:id="rId46" w:history="1">
+          <w:r>
+            <w:rPr>
+              <w:rStyle w:val="Hyperlink"/>
+            </w:rPr>
+            <w:t>h</w:t>
+          </w:r>
+        </w:hyperlink>
+      </w:r>
+      <w:r>
+        <w:rPr>
+          <w:rFonts w:ascii="Charis SIL Regular" w:hAnsi="Charis SIL Regular" w:eastAsia="Charis SIL Regular"/>
+          <w:b w:val="0"/>
+          <w:i w:val="0"/>
+          <w:color w:val="000000"/>
+          <w:sz w:val="24"/>
+        </w:rPr>
+        <w:t xml:space="preserve">e </w:t>
+      </w:r>
+      <w:r>
+        <w:rPr>
+          <w:u w:val="single" w:color="0000ff"/>
+          <w:rFonts w:ascii="Charis SIL Italic" w:hAnsi="Charis SIL Italic" w:eastAsia="Charis SIL Italic"/>
+          <w:b w:val="0"/>
+          <w:i/>
+          <w:color w:val="000000"/>
+          <w:sz w:val="24"/>
+        </w:rPr>
+        <w:hyperlink r:id="rId46" w:history="1">
           <w:r>
             <w:rPr>
               <w:rStyle w:val="Hyperlink"/>
@@ -5855,7 +5808,7 @@
           <w:color w:val="000000"/>
           <w:sz w:val="24"/>
         </w:rPr>
-        <w:hyperlink r:id="rId47" w:history="1">
+        <w:hyperlink r:id="rId46" w:history="1">
           <w:r>
             <w:rPr>
               <w:rStyle w:val="Hyperlink"/>
@@ -5984,228 +5937,228 @@
           <w:sz w:val="24"/>
           <w:u w:val="single"/>
         </w:rPr>
+        <w:hyperlink r:id="rId47" w:history="1">
+          <w:r>
+            <w:rPr>
+              <w:rStyle w:val="Hyperlink"/>
+            </w:rPr>
+            <w:t>Louis</w:t>
+          </w:r>
+        </w:hyperlink>
+      </w:r>
+      <w:r>
+        <w:rPr>
+          <w:rFonts w:ascii="Charis SIL Regular" w:hAnsi="Charis SIL Regular" w:eastAsia="Charis SIL Regular"/>
+          <w:b w:val="0"/>
+          <w:i w:val="0"/>
+          <w:color w:val="0000FF"/>
+          <w:sz w:val="24"/>
+          <w:u w:val="single"/>
+        </w:rPr>
+        <w:t xml:space="preserve"> </w:t>
+      </w:r>
+      <w:r>
+        <w:rPr>
+          <w:rFonts w:ascii="Charis SIL Regular" w:hAnsi="Charis SIL Regular" w:eastAsia="Charis SIL Regular"/>
+          <w:b w:val="0"/>
+          <w:i w:val="0"/>
+          <w:color w:val="0000FF"/>
+          <w:sz w:val="24"/>
+          <w:u w:val="single"/>
+        </w:rPr>
+        <w:hyperlink r:id="rId47" w:history="1">
+          <w:r>
+            <w:rPr>
+              <w:rStyle w:val="Hyperlink"/>
+            </w:rPr>
+            <w:t>Constant</w:t>
+          </w:r>
+        </w:hyperlink>
+      </w:r>
+      <w:r>
+        <w:rPr>
+          <w:rFonts w:ascii="Charis SIL Regular" w:hAnsi="Charis SIL Regular" w:eastAsia="Charis SIL Regular"/>
+          <w:b w:val="0"/>
+          <w:i w:val="0"/>
+          <w:color w:val="0000FF"/>
+          <w:sz w:val="24"/>
+          <w:u w:val="single"/>
+        </w:rPr>
+        <w:t xml:space="preserve"> </w:t>
+      </w:r>
+      <w:r>
+        <w:rPr>
+          <w:rFonts w:ascii="Charis SIL Regular" w:hAnsi="Charis SIL Regular" w:eastAsia="Charis SIL Regular"/>
+          <w:b w:val="0"/>
+          <w:i w:val="0"/>
+          <w:color w:val="0000FF"/>
+          <w:sz w:val="24"/>
+          <w:u w:val="single"/>
+        </w:rPr>
+        <w:hyperlink r:id="rId47" w:history="1">
+          <w:r>
+            <w:rPr>
+              <w:rStyle w:val="Hyperlink"/>
+            </w:rPr>
+            <w:t xml:space="preserve">van </w:t>
+          </w:r>
+        </w:hyperlink>
+      </w:r>
+      <w:r>
+        <w:rPr>
+          <w:rFonts w:ascii="Charis SIL Regular" w:hAnsi="Charis SIL Regular" w:eastAsia="Charis SIL Regular"/>
+          <w:b w:val="0"/>
+          <w:i w:val="0"/>
+          <w:color w:val="0000FF"/>
+          <w:sz w:val="24"/>
+          <w:u w:val="single"/>
+        </w:rPr>
+        <w:hyperlink r:id="rId47" w:history="1">
+          <w:r>
+            <w:rPr>
+              <w:rStyle w:val="Hyperlink"/>
+            </w:rPr>
+            <w:t>Panhuys</w:t>
+          </w:r>
+        </w:hyperlink>
+      </w:r>
+      <w:r>
+        <w:rPr>
+          <w:rFonts w:ascii="Charis SIL Regular" w:hAnsi="Charis SIL Regular" w:eastAsia="Charis SIL Regular"/>
+          <w:b w:val="0"/>
+          <w:i w:val="0"/>
+          <w:color w:val="000000"/>
+          <w:sz w:val="24"/>
+        </w:rPr>
+        <w:t xml:space="preserve"> during his posting in Albina between 1893 and 1896. This </w:t>
+      </w:r>
+      <w:r>
+        <w:rPr>
+          <w:u w:val="single" w:color="0000ff"/>
+          <w:rFonts w:ascii="Charis SIL Regular" w:hAnsi="Charis SIL Regular" w:eastAsia="Charis SIL Regular"/>
+          <w:b w:val="0"/>
+          <w:i w:val="0"/>
+          <w:color w:val="000000"/>
+          <w:sz w:val="24"/>
+        </w:rPr>
+        <w:hyperlink r:id="rId47" w:history="1">
+          <w:r>
+            <w:rPr>
+              <w:rStyle w:val="Hyperlink"/>
+            </w:rPr>
+            <w:t>collec</w:t>
+          </w:r>
+        </w:hyperlink>
+      </w:r>
+      <w:r>
+        <w:rPr>
+          <w:u w:val="single" w:color="0000ff"/>
+          <w:rFonts w:ascii="Charis SIL Regular" w:hAnsi="Charis SIL Regular" w:eastAsia="Charis SIL Regular"/>
+          <w:b w:val="0"/>
+          <w:i w:val="0"/>
+          <w:color w:val="000000"/>
+          <w:sz w:val="24"/>
+        </w:rPr>
+        <w:hyperlink r:id="rId47" w:history="1">
+          <w:r>
+            <w:rPr>
+              <w:rStyle w:val="Hyperlink"/>
+            </w:rPr>
+            <w:t>tion is no</w:t>
+          </w:r>
+        </w:hyperlink>
+      </w:r>
+      <w:r>
+        <w:rPr>
+          <w:u w:val="single" w:color="0000ff"/>
+          <w:rFonts w:ascii="Charis SIL Regular" w:hAnsi="Charis SIL Regular" w:eastAsia="Charis SIL Regular"/>
+          <w:b w:val="0"/>
+          <w:i w:val="0"/>
+          <w:color w:val="000000"/>
+          <w:sz w:val="24"/>
+        </w:rPr>
+        <w:hyperlink r:id="rId47" w:history="1">
+          <w:r>
+            <w:rPr>
+              <w:rStyle w:val="Hyperlink"/>
+            </w:rPr>
+            <w:t>w p</w:t>
+          </w:r>
+        </w:hyperlink>
+      </w:r>
+      <w:r>
+        <w:rPr>
+          <w:rFonts w:ascii="Charis SIL Regular" w:hAnsi="Charis SIL Regular" w:eastAsia="Charis SIL Regular"/>
+          <w:b w:val="0"/>
+          <w:i w:val="0"/>
+          <w:color w:val="000000"/>
+          <w:sz w:val="24"/>
+        </w:rPr>
+        <w:hyperlink r:id="rId47" w:history="1">
+          <w:r>
+            <w:rPr>
+              <w:rStyle w:val="Hyperlink"/>
+            </w:rPr>
+            <w:t>a</w:t>
+          </w:r>
+        </w:hyperlink>
+      </w:r>
+      <w:r>
+        <w:rPr>
+          <w:rFonts w:ascii="Charis SIL Regular" w:hAnsi="Charis SIL Regular" w:eastAsia="Charis SIL Regular"/>
+          <w:b w:val="0"/>
+          <w:i w:val="0"/>
+          <w:color w:val="000000"/>
+          <w:sz w:val="24"/>
+        </w:rPr>
+        <w:t xml:space="preserve">rt of </w:t>
+      </w:r>
+      <w:r>
+        <w:rPr>
+          <w:u w:val="single" w:color="0000ff"/>
+          <w:rFonts w:ascii="Charis SIL Regular" w:hAnsi="Charis SIL Regular" w:eastAsia="Charis SIL Regular"/>
+          <w:b w:val="0"/>
+          <w:i w:val="0"/>
+          <w:color w:val="000000"/>
+          <w:sz w:val="24"/>
+        </w:rPr>
+        <w:hyperlink r:id="rId47" w:history="1">
+          <w:r>
+            <w:rPr>
+              <w:rStyle w:val="Hyperlink"/>
+            </w:rPr>
+            <w:t xml:space="preserve">the </w:t>
+          </w:r>
+        </w:hyperlink>
+      </w:r>
+      <w:r>
+        <w:rPr>
+          <w:rFonts w:ascii="Charis SIL Regular" w:hAnsi="Charis SIL Regular" w:eastAsia="Charis SIL Regular"/>
+          <w:b w:val="0"/>
+          <w:i w:val="0"/>
+          <w:color w:val="0000FF"/>
+          <w:sz w:val="24"/>
+          <w:u w:val="single"/>
+        </w:rPr>
+        <w:hyperlink r:id="rId47" w:history="1">
+          <w:r>
+            <w:rPr>
+              <w:rStyle w:val="Hyperlink"/>
+            </w:rPr>
+            <w:t>TM-</w:t>
+          </w:r>
+        </w:hyperlink>
+      </w:r>
+      <w:r>
+        <w:rPr>
+          <w:rFonts w:ascii="Charis SIL Regular" w:hAnsi="Charis SIL Regular" w:eastAsia="Charis SIL Regular"/>
+          <w:b w:val="0"/>
+          <w:i w:val="0"/>
+          <w:color w:val="0000FF"/>
+          <w:sz w:val="24"/>
+          <w:u w:val="single"/>
+        </w:rPr>
         <w:hyperlink r:id="rId48" w:history="1">
-          <w:r>
-            <w:rPr>
-              <w:rStyle w:val="Hyperlink"/>
-            </w:rPr>
-            <w:t>Louis</w:t>
-          </w:r>
-        </w:hyperlink>
-      </w:r>
-      <w:r>
-        <w:rPr>
-          <w:rFonts w:ascii="Charis SIL Regular" w:hAnsi="Charis SIL Regular" w:eastAsia="Charis SIL Regular"/>
-          <w:b w:val="0"/>
-          <w:i w:val="0"/>
-          <w:color w:val="0000FF"/>
-          <w:sz w:val="24"/>
-          <w:u w:val="single"/>
-        </w:rPr>
-        <w:t xml:space="preserve"> </w:t>
-      </w:r>
-      <w:r>
-        <w:rPr>
-          <w:rFonts w:ascii="Charis SIL Regular" w:hAnsi="Charis SIL Regular" w:eastAsia="Charis SIL Regular"/>
-          <w:b w:val="0"/>
-          <w:i w:val="0"/>
-          <w:color w:val="0000FF"/>
-          <w:sz w:val="24"/>
-          <w:u w:val="single"/>
-        </w:rPr>
-        <w:hyperlink r:id="rId48" w:history="1">
-          <w:r>
-            <w:rPr>
-              <w:rStyle w:val="Hyperlink"/>
-            </w:rPr>
-            <w:t>Constant</w:t>
-          </w:r>
-        </w:hyperlink>
-      </w:r>
-      <w:r>
-        <w:rPr>
-          <w:rFonts w:ascii="Charis SIL Regular" w:hAnsi="Charis SIL Regular" w:eastAsia="Charis SIL Regular"/>
-          <w:b w:val="0"/>
-          <w:i w:val="0"/>
-          <w:color w:val="0000FF"/>
-          <w:sz w:val="24"/>
-          <w:u w:val="single"/>
-        </w:rPr>
-        <w:t xml:space="preserve"> </w:t>
-      </w:r>
-      <w:r>
-        <w:rPr>
-          <w:rFonts w:ascii="Charis SIL Regular" w:hAnsi="Charis SIL Regular" w:eastAsia="Charis SIL Regular"/>
-          <w:b w:val="0"/>
-          <w:i w:val="0"/>
-          <w:color w:val="0000FF"/>
-          <w:sz w:val="24"/>
-          <w:u w:val="single"/>
-        </w:rPr>
-        <w:hyperlink r:id="rId48" w:history="1">
-          <w:r>
-            <w:rPr>
-              <w:rStyle w:val="Hyperlink"/>
-            </w:rPr>
-            <w:t xml:space="preserve">van </w:t>
-          </w:r>
-        </w:hyperlink>
-      </w:r>
-      <w:r>
-        <w:rPr>
-          <w:rFonts w:ascii="Charis SIL Regular" w:hAnsi="Charis SIL Regular" w:eastAsia="Charis SIL Regular"/>
-          <w:b w:val="0"/>
-          <w:i w:val="0"/>
-          <w:color w:val="0000FF"/>
-          <w:sz w:val="24"/>
-          <w:u w:val="single"/>
-        </w:rPr>
-        <w:hyperlink r:id="rId48" w:history="1">
-          <w:r>
-            <w:rPr>
-              <w:rStyle w:val="Hyperlink"/>
-            </w:rPr>
-            <w:t>Panhuys</w:t>
-          </w:r>
-        </w:hyperlink>
-      </w:r>
-      <w:r>
-        <w:rPr>
-          <w:rFonts w:ascii="Charis SIL Regular" w:hAnsi="Charis SIL Regular" w:eastAsia="Charis SIL Regular"/>
-          <w:b w:val="0"/>
-          <w:i w:val="0"/>
-          <w:color w:val="000000"/>
-          <w:sz w:val="24"/>
-        </w:rPr>
-        <w:t xml:space="preserve"> during his posting in Albina between 1893 and 1896. This </w:t>
-      </w:r>
-      <w:r>
-        <w:rPr>
-          <w:u w:val="single" w:color="0000ff"/>
-          <w:rFonts w:ascii="Charis SIL Regular" w:hAnsi="Charis SIL Regular" w:eastAsia="Charis SIL Regular"/>
-          <w:b w:val="0"/>
-          <w:i w:val="0"/>
-          <w:color w:val="000000"/>
-          <w:sz w:val="24"/>
-        </w:rPr>
-        <w:hyperlink r:id="rId48" w:history="1">
-          <w:r>
-            <w:rPr>
-              <w:rStyle w:val="Hyperlink"/>
-            </w:rPr>
-            <w:t>collec</w:t>
-          </w:r>
-        </w:hyperlink>
-      </w:r>
-      <w:r>
-        <w:rPr>
-          <w:u w:val="single" w:color="0000ff"/>
-          <w:rFonts w:ascii="Charis SIL Regular" w:hAnsi="Charis SIL Regular" w:eastAsia="Charis SIL Regular"/>
-          <w:b w:val="0"/>
-          <w:i w:val="0"/>
-          <w:color w:val="000000"/>
-          <w:sz w:val="24"/>
-        </w:rPr>
-        <w:hyperlink r:id="rId48" w:history="1">
-          <w:r>
-            <w:rPr>
-              <w:rStyle w:val="Hyperlink"/>
-            </w:rPr>
-            <w:t>tion is no</w:t>
-          </w:r>
-        </w:hyperlink>
-      </w:r>
-      <w:r>
-        <w:rPr>
-          <w:u w:val="single" w:color="0000ff"/>
-          <w:rFonts w:ascii="Charis SIL Regular" w:hAnsi="Charis SIL Regular" w:eastAsia="Charis SIL Regular"/>
-          <w:b w:val="0"/>
-          <w:i w:val="0"/>
-          <w:color w:val="000000"/>
-          <w:sz w:val="24"/>
-        </w:rPr>
-        <w:hyperlink r:id="rId48" w:history="1">
-          <w:r>
-            <w:rPr>
-              <w:rStyle w:val="Hyperlink"/>
-            </w:rPr>
-            <w:t>w p</w:t>
-          </w:r>
-        </w:hyperlink>
-      </w:r>
-      <w:r>
-        <w:rPr>
-          <w:rFonts w:ascii="Charis SIL Regular" w:hAnsi="Charis SIL Regular" w:eastAsia="Charis SIL Regular"/>
-          <w:b w:val="0"/>
-          <w:i w:val="0"/>
-          <w:color w:val="000000"/>
-          <w:sz w:val="24"/>
-        </w:rPr>
-        <w:hyperlink r:id="rId48" w:history="1">
-          <w:r>
-            <w:rPr>
-              <w:rStyle w:val="Hyperlink"/>
-            </w:rPr>
-            <w:t>a</w:t>
-          </w:r>
-        </w:hyperlink>
-      </w:r>
-      <w:r>
-        <w:rPr>
-          <w:rFonts w:ascii="Charis SIL Regular" w:hAnsi="Charis SIL Regular" w:eastAsia="Charis SIL Regular"/>
-          <w:b w:val="0"/>
-          <w:i w:val="0"/>
-          <w:color w:val="000000"/>
-          <w:sz w:val="24"/>
-        </w:rPr>
-        <w:t xml:space="preserve">rt of </w:t>
-      </w:r>
-      <w:r>
-        <w:rPr>
-          <w:u w:val="single" w:color="0000ff"/>
-          <w:rFonts w:ascii="Charis SIL Regular" w:hAnsi="Charis SIL Regular" w:eastAsia="Charis SIL Regular"/>
-          <w:b w:val="0"/>
-          <w:i w:val="0"/>
-          <w:color w:val="000000"/>
-          <w:sz w:val="24"/>
-        </w:rPr>
-        <w:hyperlink r:id="rId48" w:history="1">
-          <w:r>
-            <w:rPr>
-              <w:rStyle w:val="Hyperlink"/>
-            </w:rPr>
-            <w:t xml:space="preserve">the </w:t>
-          </w:r>
-        </w:hyperlink>
-      </w:r>
-      <w:r>
-        <w:rPr>
-          <w:rFonts w:ascii="Charis SIL Regular" w:hAnsi="Charis SIL Regular" w:eastAsia="Charis SIL Regular"/>
-          <w:b w:val="0"/>
-          <w:i w:val="0"/>
-          <w:color w:val="0000FF"/>
-          <w:sz w:val="24"/>
-          <w:u w:val="single"/>
-        </w:rPr>
-        <w:hyperlink r:id="rId48" w:history="1">
-          <w:r>
-            <w:rPr>
-              <w:rStyle w:val="Hyperlink"/>
-            </w:rPr>
-            <w:t>TM-</w:t>
-          </w:r>
-        </w:hyperlink>
-      </w:r>
-      <w:r>
-        <w:rPr>
-          <w:rFonts w:ascii="Charis SIL Regular" w:hAnsi="Charis SIL Regular" w:eastAsia="Charis SIL Regular"/>
-          <w:b w:val="0"/>
-          <w:i w:val="0"/>
-          <w:color w:val="0000FF"/>
-          <w:sz w:val="24"/>
-          <w:u w:val="single"/>
-        </w:rPr>
-        <w:hyperlink r:id="rId49" w:history="1">
           <w:r>
             <w:rPr>
               <w:rStyle w:val="Hyperlink"/>
@@ -6253,14 +6206,261 @@
           <w:sz w:val="24"/>
           <w:u w:val="single"/>
         </w:rPr>
+        <w:hyperlink r:id="rId49" w:history="1">
+          <w:r>
+            <w:rPr>
+              <w:rStyle w:val="Hyperlink"/>
+            </w:rPr>
+            <w:t>Maurice</w:t>
+          </w:r>
+        </w:hyperlink>
+      </w:r>
+      <w:r>
+        <w:rPr>
+          <w:rFonts w:ascii="Charis SIL Regular" w:hAnsi="Charis SIL Regular" w:eastAsia="Charis SIL Regular"/>
+          <w:b w:val="0"/>
+          <w:i w:val="0"/>
+          <w:color w:val="0000FF"/>
+          <w:sz w:val="24"/>
+          <w:u w:val="single"/>
+        </w:rPr>
+        <w:t xml:space="preserve"> </w:t>
+      </w:r>
+      <w:r>
+        <w:rPr>
+          <w:rFonts w:ascii="Charis SIL Regular" w:hAnsi="Charis SIL Regular" w:eastAsia="Charis SIL Regular"/>
+          <w:b w:val="0"/>
+          <w:i w:val="0"/>
+          <w:color w:val="0000FF"/>
+          <w:sz w:val="24"/>
+          <w:u w:val="single"/>
+        </w:rPr>
+        <w:hyperlink r:id="rId49" w:history="1">
+          <w:r>
+            <w:rPr>
+              <w:rStyle w:val="Hyperlink"/>
+            </w:rPr>
+            <w:t>Guffr</w:t>
+          </w:r>
+        </w:hyperlink>
+      </w:r>
+      <w:r>
+        <w:rPr>
+          <w:rFonts w:ascii="Charis SIL Regular" w:hAnsi="Charis SIL Regular" w:eastAsia="Charis SIL Regular"/>
+          <w:b w:val="0"/>
+          <w:i w:val="0"/>
+          <w:color w:val="0000FF"/>
+          <w:sz w:val="24"/>
+        </w:rPr>
+        <w:hyperlink r:id="rId49" w:history="1">
+          <w:r>
+            <w:rPr>
+              <w:rStyle w:val="Hyperlink"/>
+            </w:rPr>
+            <w:t>o</w:t>
+          </w:r>
+        </w:hyperlink>
+      </w:r>
+      <w:r>
+        <w:rPr>
+          <w:rFonts w:ascii="Charis SIL Regular" w:hAnsi="Charis SIL Regular" w:eastAsia="Charis SIL Regular"/>
+          <w:b w:val="0"/>
+          <w:i w:val="0"/>
+          <w:color w:val="0000FF"/>
+          <w:sz w:val="24"/>
+        </w:rPr>
+        <w:t>y</w:t>
+      </w:r>
+      <w:r>
+        <w:rPr>
+          <w:rFonts w:ascii="Charis SIL Regular" w:hAnsi="Charis SIL Regular" w:eastAsia="Charis SIL Regular"/>
+          <w:b w:val="0"/>
+          <w:i w:val="0"/>
+          <w:color w:val="000000"/>
+          <w:sz w:val="24"/>
+        </w:rPr>
+        <w:t xml:space="preserve">, director of the </w:t>
+      </w:r>
+      <w:r>
+        <w:rPr>
+          <w:rFonts w:ascii="Charis SIL Italic" w:hAnsi="Charis SIL Italic" w:eastAsia="Charis SIL Italic"/>
+          <w:b w:val="0"/>
+          <w:i/>
+          <w:color w:val="000000"/>
+          <w:sz w:val="24"/>
+        </w:rPr>
+        <w:t>Compagnie des mines d'or de la Guyane hollandaise</w:t>
+      </w:r>
+      <w:r>
+        <w:rPr>
+          <w:rFonts w:ascii="Charis SIL Regular" w:hAnsi="Charis SIL Regular" w:eastAsia="Charis SIL Regular"/>
+          <w:b w:val="0"/>
+          <w:i w:val="0"/>
+          <w:color w:val="000000"/>
+          <w:sz w:val="24"/>
+        </w:rPr>
+        <w:t xml:space="preserve">, </w:t>
+      </w:r>
+      <w:r>
+        <w:rPr>
+          <w:rFonts w:ascii="Charis SIL Regular" w:hAnsi="Charis SIL Regular" w:eastAsia="Charis SIL Regular"/>
+          <w:b w:val="0"/>
+          <w:i w:val="0"/>
+          <w:color w:val="0000FF"/>
+          <w:sz w:val="24"/>
+          <w:u w:val="single"/>
+        </w:rPr>
         <w:hyperlink r:id="rId50" w:history="1">
           <w:r>
             <w:rPr>
               <w:rStyle w:val="Hyperlink"/>
             </w:rPr>
-            <w:t>Maurice</w:t>
-          </w:r>
-        </w:hyperlink>
+            <w:t>donated</w:t>
+          </w:r>
+        </w:hyperlink>
+      </w:r>
+      <w:r>
+        <w:rPr>
+          <w:u w:val="single" w:color="0000ff"/>
+          <w:rFonts w:ascii="Charis SIL Regular" w:hAnsi="Charis SIL Regular" w:eastAsia="Charis SIL Regular"/>
+          <w:b w:val="0"/>
+          <w:i w:val="0"/>
+          <w:color w:val="000000"/>
+          <w:sz w:val="24"/>
+        </w:rPr>
+        <w:t xml:space="preserve"> </w:t>
+      </w:r>
+      <w:r>
+        <w:rPr>
+          <w:u w:val="single" w:color="0000ff"/>
+          <w:rFonts w:ascii="Charis SIL Regular" w:hAnsi="Charis SIL Regular" w:eastAsia="Charis SIL Regular"/>
+          <w:b w:val="0"/>
+          <w:i w:val="0"/>
+          <w:color w:val="000000"/>
+          <w:sz w:val="24"/>
+        </w:rPr>
+        <w:hyperlink r:id="rId49" w:history="1">
+          <w:r>
+            <w:rPr>
+              <w:rStyle w:val="Hyperlink"/>
+            </w:rPr>
+            <w:t xml:space="preserve">a large </w:t>
+          </w:r>
+        </w:hyperlink>
+      </w:r>
+      <w:r>
+        <w:rPr>
+          <w:u w:val="single" w:color="0000ff"/>
+          <w:rFonts w:ascii="Charis SIL Regular" w:hAnsi="Charis SIL Regular" w:eastAsia="Charis SIL Regular"/>
+          <w:b w:val="0"/>
+          <w:i w:val="0"/>
+          <w:color w:val="000000"/>
+          <w:sz w:val="24"/>
+        </w:rPr>
+        <w:hyperlink r:id="rId49" w:history="1">
+          <w:r>
+            <w:rPr>
+              <w:rStyle w:val="Hyperlink"/>
+            </w:rPr>
+            <w:t>c</w:t>
+          </w:r>
+        </w:hyperlink>
+      </w:r>
+      <w:r>
+        <w:rPr>
+          <w:u w:val="single" w:color="0000ff"/>
+          <w:rFonts w:ascii="Charis SIL Regular" w:hAnsi="Charis SIL Regular" w:eastAsia="Charis SIL Regular"/>
+          <w:b w:val="0"/>
+          <w:i w:val="0"/>
+          <w:color w:val="000000"/>
+          <w:sz w:val="24"/>
+        </w:rPr>
+        <w:hyperlink r:id="rId49" w:history="1">
+          <w:r>
+            <w:rPr>
+              <w:rStyle w:val="Hyperlink"/>
+            </w:rPr>
+            <w:t>ollectio</w:t>
+          </w:r>
+        </w:hyperlink>
+      </w:r>
+      <w:r>
+        <w:rPr>
+          <w:rFonts w:ascii="Charis SIL Regular" w:hAnsi="Charis SIL Regular" w:eastAsia="Charis SIL Regular"/>
+          <w:b w:val="0"/>
+          <w:i w:val="0"/>
+          <w:color w:val="000000"/>
+          <w:sz w:val="24"/>
+        </w:rPr>
+        <w:t xml:space="preserve">n of Wayana and Aluku artifacts to the </w:t>
+      </w:r>
+      <w:r>
+        <w:rPr>
+          <w:rFonts w:ascii="Charis SIL Italic" w:hAnsi="Charis SIL Italic" w:eastAsia="Charis SIL Italic"/>
+          <w:b w:val="0"/>
+          <w:i/>
+          <w:color w:val="000000"/>
+          <w:sz w:val="24"/>
+        </w:rPr>
+        <w:t>Musée du Trocadéro</w:t>
+      </w:r>
+      <w:r>
+        <w:rPr>
+          <w:rFonts w:ascii="Charis SIL Regular" w:hAnsi="Charis SIL Regular" w:eastAsia="Charis SIL Regular"/>
+          <w:b w:val="0"/>
+          <w:i w:val="0"/>
+          <w:color w:val="000000"/>
+          <w:sz w:val="24"/>
+        </w:rPr>
+        <w:t xml:space="preserve">. Three of </w:t>
+      </w:r>
+      <w:r>
+        <w:rPr>
+          <w:u w:val="single" w:color="0000ff"/>
+          <w:rFonts w:ascii="Charis SIL Regular" w:hAnsi="Charis SIL Regular" w:eastAsia="Charis SIL Regular"/>
+          <w:b w:val="0"/>
+          <w:i w:val="0"/>
+          <w:color w:val="000000"/>
+          <w:sz w:val="24"/>
+        </w:rPr>
+        <w:hyperlink r:id="rId50" w:history="1">
+          <w:r>
+            <w:rPr>
+              <w:rStyle w:val="Hyperlink"/>
+            </w:rPr>
+            <w:t>the eigh</w:t>
+          </w:r>
+        </w:hyperlink>
+      </w:r>
+      <w:r>
+        <w:rPr>
+          <w:rFonts w:ascii="Charis SIL Regular" w:hAnsi="Charis SIL Regular" w:eastAsia="Charis SIL Regular"/>
+          <w:b w:val="0"/>
+          <w:i w:val="0"/>
+          <w:color w:val="000000"/>
+          <w:sz w:val="24"/>
+        </w:rPr>
+        <w:t xml:space="preserve">t expeditions to Suriname organised shortly after the turn of the century under the </w:t>
+      </w:r>
+      <w:r>
+        <w:rPr>
+          <w:rFonts w:ascii="Charis SIL Regular" w:hAnsi="Charis SIL Regular" w:eastAsia="Charis SIL Regular"/>
+          <w:b w:val="0"/>
+          <w:i w:val="0"/>
+          <w:color w:val="000000"/>
+          <w:sz w:val="24"/>
+        </w:rPr>
+        <w:t xml:space="preserve">auspices of the Royal Dutch Geographical Society (KNAG) yielded extensive ethnographic </w:t>
+      </w:r>
+      <w:r>
+        <w:rPr>
+          <w:rFonts w:ascii="Charis SIL Regular" w:hAnsi="Charis SIL Regular" w:eastAsia="Charis SIL Regular"/>
+          <w:b w:val="0"/>
+          <w:i w:val="0"/>
+          <w:color w:val="000000"/>
+          <w:sz w:val="24"/>
+        </w:rPr>
+        <w:t xml:space="preserve">collections, which are now part of the collection of the </w:t>
       </w:r>
       <w:r>
         <w:rPr>
@@ -6271,6 +6471,24 @@
           <w:sz w:val="24"/>
           <w:u w:val="single"/>
         </w:rPr>
+        <w:hyperlink r:id="rId51" w:history="1">
+          <w:r>
+            <w:rPr>
+              <w:rStyle w:val="Hyperlink"/>
+            </w:rPr>
+            <w:t>Wereldmuseum</w:t>
+          </w:r>
+        </w:hyperlink>
+      </w:r>
+      <w:r>
+        <w:rPr>
+          <w:rFonts w:ascii="Charis SIL Regular" w:hAnsi="Charis SIL Regular" w:eastAsia="Charis SIL Regular"/>
+          <w:b w:val="0"/>
+          <w:i w:val="0"/>
+          <w:color w:val="0000FF"/>
+          <w:sz w:val="24"/>
+          <w:u w:val="single"/>
+        </w:rPr>
         <w:t xml:space="preserve"> </w:t>
       </w:r>
       <w:r>
@@ -6282,71 +6500,51 @@
           <w:sz w:val="24"/>
           <w:u w:val="single"/>
         </w:rPr>
-        <w:hyperlink r:id="rId50" w:history="1">
-          <w:r>
-            <w:rPr>
-              <w:rStyle w:val="Hyperlink"/>
-            </w:rPr>
-            <w:t>Guffr</w:t>
-          </w:r>
-        </w:hyperlink>
-      </w:r>
-      <w:r>
-        <w:rPr>
-          <w:rFonts w:ascii="Charis SIL Regular" w:hAnsi="Charis SIL Regular" w:eastAsia="Charis SIL Regular"/>
-          <w:b w:val="0"/>
-          <w:i w:val="0"/>
-          <w:color w:val="0000FF"/>
-          <w:sz w:val="24"/>
-        </w:rPr>
-        <w:hyperlink r:id="rId50" w:history="1">
-          <w:r>
-            <w:rPr>
-              <w:rStyle w:val="Hyperlink"/>
-            </w:rPr>
-            <w:t>o</w:t>
-          </w:r>
-        </w:hyperlink>
-      </w:r>
-      <w:r>
-        <w:rPr>
-          <w:rFonts w:ascii="Charis SIL Regular" w:hAnsi="Charis SIL Regular" w:eastAsia="Charis SIL Regular"/>
-          <w:b w:val="0"/>
-          <w:i w:val="0"/>
-          <w:color w:val="0000FF"/>
-          <w:sz w:val="24"/>
-        </w:rPr>
-        <w:t>y</w:t>
-      </w:r>
-      <w:r>
-        <w:rPr>
-          <w:rFonts w:ascii="Charis SIL Regular" w:hAnsi="Charis SIL Regular" w:eastAsia="Charis SIL Regular"/>
-          <w:b w:val="0"/>
-          <w:i w:val="0"/>
-          <w:color w:val="000000"/>
-          <w:sz w:val="24"/>
-        </w:rPr>
-        <w:t xml:space="preserve">, director of the </w:t>
-      </w:r>
-      <w:r>
-        <w:rPr>
-          <w:rFonts w:ascii="Charis SIL Italic" w:hAnsi="Charis SIL Italic" w:eastAsia="Charis SIL Italic"/>
-          <w:b w:val="0"/>
-          <w:i/>
-          <w:color w:val="000000"/>
-          <w:sz w:val="24"/>
-        </w:rPr>
-        <w:t>Compagnie des mines d'or de la Guyane hollandaise</w:t>
-      </w:r>
-      <w:r>
-        <w:rPr>
-          <w:rFonts w:ascii="Charis SIL Regular" w:hAnsi="Charis SIL Regular" w:eastAsia="Charis SIL Regular"/>
-          <w:b w:val="0"/>
-          <w:i w:val="0"/>
-          <w:color w:val="000000"/>
-          <w:sz w:val="24"/>
-        </w:rPr>
-        <w:t xml:space="preserve">, </w:t>
+        <w:hyperlink r:id="rId51" w:history="1">
+          <w:r>
+            <w:rPr>
+              <w:rStyle w:val="Hyperlink"/>
+            </w:rPr>
+            <w:t>Amsterdam</w:t>
+          </w:r>
+        </w:hyperlink>
+      </w:r>
+      <w:r>
+        <w:rPr>
+          <w:rFonts w:ascii="Charis SIL Regular" w:hAnsi="Charis SIL Regular" w:eastAsia="Charis SIL Regular"/>
+          <w:b w:val="0"/>
+          <w:i w:val="0"/>
+          <w:color w:val="000000"/>
+          <w:sz w:val="24"/>
+        </w:rPr>
+        <w:t xml:space="preserve">. The </w:t>
+      </w:r>
+      <w:r>
+        <w:rPr>
+          <w:rFonts w:ascii="Charis SIL Regular" w:hAnsi="Charis SIL Regular" w:eastAsia="Charis SIL Regular"/>
+          <w:b w:val="0"/>
+          <w:i w:val="0"/>
+          <w:color w:val="000000"/>
+          <w:sz w:val="24"/>
+        </w:rPr>
+        <w:t xml:space="preserve">1903 expedition to the Gonini River resulted in series </w:t>
+      </w:r>
+      <w:r>
+        <w:rPr>
+          <w:rFonts w:ascii="Charis SIL Regular" w:hAnsi="Charis SIL Regular" w:eastAsia="Charis SIL Regular"/>
+          <w:b w:val="0"/>
+          <w:i w:val="0"/>
+          <w:color w:val="0000FF"/>
+          <w:sz w:val="24"/>
+        </w:rPr>
+        <w:hyperlink r:id="rId52" w:history="1">
+          <w:r>
+            <w:rPr>
+              <w:rStyle w:val="Hyperlink"/>
+            </w:rPr>
+            <w:t>T</w:t>
+          </w:r>
+        </w:hyperlink>
       </w:r>
       <w:r>
         <w:rPr>
@@ -6362,7 +6560,7 @@
             <w:rPr>
               <w:rStyle w:val="Hyperlink"/>
             </w:rPr>
-            <w:t>donated</w:t>
+            <w:t>M-401</w:t>
           </w:r>
         </w:hyperlink>
       </w:r>
@@ -6375,10 +6573,242 @@
           <w:color w:val="000000"/>
           <w:sz w:val="24"/>
         </w:rPr>
+        <w:hyperlink r:id="rId51" w:history="1">
+          <w:r>
+            <w:rPr>
+              <w:rStyle w:val="Hyperlink"/>
+            </w:rPr>
+            <w:t xml:space="preserve"> with 86 </w:t>
+          </w:r>
+        </w:hyperlink>
+      </w:r>
+      <w:r>
+        <w:rPr>
+          <w:u w:val="single" w:color="0000ff"/>
+          <w:rFonts w:ascii="Charis SIL Regular" w:hAnsi="Charis SIL Regular" w:eastAsia="Charis SIL Regular"/>
+          <w:b w:val="0"/>
+          <w:i w:val="0"/>
+          <w:color w:val="000000"/>
+          <w:sz w:val="24"/>
+        </w:rPr>
+        <w:hyperlink r:id="rId51" w:history="1">
+          <w:r>
+            <w:rPr>
+              <w:rStyle w:val="Hyperlink"/>
+            </w:rPr>
+            <w:t xml:space="preserve">objects, the </w:t>
+          </w:r>
+        </w:hyperlink>
+      </w:r>
+      <w:r>
+        <w:rPr>
+          <w:rFonts w:ascii="Charis SIL Regular" w:hAnsi="Charis SIL Regular" w:eastAsia="Charis SIL Regular"/>
+          <w:b w:val="0"/>
+          <w:i w:val="0"/>
+          <w:color w:val="000000"/>
+          <w:sz w:val="24"/>
+        </w:rPr>
+        <w:t xml:space="preserve">1904 </w:t>
+      </w:r>
+      <w:r>
+        <w:rPr>
+          <w:rFonts w:ascii="Charis SIL Regular" w:hAnsi="Charis SIL Regular" w:eastAsia="Charis SIL Regular"/>
+          <w:b w:val="0"/>
+          <w:i w:val="0"/>
+          <w:color w:val="000000"/>
+          <w:sz w:val="24"/>
+        </w:rPr>
+        <w:t xml:space="preserve">expedition to the Tapanahony River yielded series </w:t>
+      </w:r>
+      <w:r>
+        <w:rPr>
+          <w:rFonts w:ascii="Charis SIL Regular" w:hAnsi="Charis SIL Regular" w:eastAsia="Charis SIL Regular"/>
+          <w:b w:val="0"/>
+          <w:i w:val="0"/>
+          <w:color w:val="0000FF"/>
+          <w:sz w:val="24"/>
+          <w:u w:val="single"/>
+        </w:rPr>
+        <w:hyperlink r:id="rId53" w:history="1">
+          <w:r>
+            <w:rPr>
+              <w:rStyle w:val="Hyperlink"/>
+            </w:rPr>
+            <w:t>TM</w:t>
+          </w:r>
+        </w:hyperlink>
+      </w:r>
+      <w:r>
+        <w:rPr>
+          <w:rFonts w:ascii="Charis SIL Regular" w:hAnsi="Charis SIL Regular" w:eastAsia="Charis SIL Regular"/>
+          <w:b w:val="0"/>
+          <w:i w:val="0"/>
+          <w:color w:val="0000FF"/>
+          <w:sz w:val="24"/>
+          <w:u w:val="single"/>
+        </w:rPr>
+        <w:hyperlink r:id="rId52" w:history="1">
+          <w:r>
+            <w:rPr>
+              <w:rStyle w:val="Hyperlink"/>
+            </w:rPr>
+            <w:t>-402</w:t>
+          </w:r>
+        </w:hyperlink>
+      </w:r>
+      <w:r>
+        <w:rPr>
+          <w:u w:val="single" w:color="0000ff"/>
+          <w:rFonts w:ascii="Charis SIL Regular" w:hAnsi="Charis SIL Regular" w:eastAsia="Charis SIL Regular"/>
+          <w:b w:val="0"/>
+          <w:i w:val="0"/>
+          <w:color w:val="000000"/>
+          <w:sz w:val="24"/>
+        </w:rPr>
+        <w:hyperlink r:id="rId52" w:history="1">
+          <w:r>
+            <w:rPr>
+              <w:rStyle w:val="Hyperlink"/>
+            </w:rPr>
+            <w:t xml:space="preserve"> co</w:t>
+          </w:r>
+        </w:hyperlink>
+      </w:r>
+      <w:r>
+        <w:rPr>
+          <w:rFonts w:ascii="Charis SIL Regular" w:hAnsi="Charis SIL Regular" w:eastAsia="Charis SIL Regular"/>
+          <w:b w:val="0"/>
+          <w:i w:val="0"/>
+          <w:color w:val="000000"/>
+          <w:sz w:val="24"/>
+        </w:rPr>
+        <w:t xml:space="preserve">mprising 493 objects and the </w:t>
+      </w:r>
+      <w:r>
+        <w:rPr>
+          <w:rFonts w:ascii="Charis SIL Regular" w:hAnsi="Charis SIL Regular" w:eastAsia="Charis SIL Regular"/>
+          <w:b w:val="0"/>
+          <w:i w:val="0"/>
+          <w:color w:val="000000"/>
+          <w:sz w:val="24"/>
+        </w:rPr>
+        <w:t>1907 expedition to the Tumuk Humak Mountains y</w:t>
+      </w:r>
+      <w:r>
+        <w:rPr>
+          <w:u w:val="single" w:color="0000ff"/>
+          <w:rFonts w:ascii="Charis SIL Regular" w:hAnsi="Charis SIL Regular" w:eastAsia="Charis SIL Regular"/>
+          <w:b w:val="0"/>
+          <w:i w:val="0"/>
+          <w:color w:val="000000"/>
+          <w:sz w:val="24"/>
+        </w:rPr>
+        <w:hyperlink r:id="rId53" w:history="1">
+          <w:r>
+            <w:rPr>
+              <w:rStyle w:val="Hyperlink"/>
+            </w:rPr>
+            <w:t>ielded s</w:t>
+          </w:r>
+        </w:hyperlink>
+      </w:r>
+      <w:r>
+        <w:rPr>
+          <w:rFonts w:ascii="Charis SIL Regular" w:hAnsi="Charis SIL Regular" w:eastAsia="Charis SIL Regular"/>
+          <w:b w:val="0"/>
+          <w:i w:val="0"/>
+          <w:color w:val="000000"/>
+          <w:sz w:val="24"/>
+        </w:rPr>
+        <w:t xml:space="preserve">eries </w:t>
+      </w:r>
+      <w:r>
+        <w:rPr>
+          <w:rFonts w:ascii="Charis SIL Regular" w:hAnsi="Charis SIL Regular" w:eastAsia="Charis SIL Regular"/>
+          <w:b w:val="0"/>
+          <w:i w:val="0"/>
+          <w:color w:val="0000FF"/>
+          <w:sz w:val="24"/>
+          <w:u w:val="single"/>
+        </w:rPr>
+        <w:hyperlink r:id="rId54" w:history="1">
+          <w:r>
+            <w:rPr>
+              <w:rStyle w:val="Hyperlink"/>
+            </w:rPr>
+            <w:t>TM-403</w:t>
+          </w:r>
+        </w:hyperlink>
+      </w:r>
+      <w:r>
+        <w:rPr>
+          <w:rFonts w:ascii="Charis SIL Regular" w:hAnsi="Charis SIL Regular" w:eastAsia="Charis SIL Regular"/>
+          <w:b w:val="0"/>
+          <w:i w:val="0"/>
+          <w:color w:val="000000"/>
+          <w:sz w:val="24"/>
+        </w:rPr>
+        <w:t xml:space="preserve"> with 186 objects. A </w:t>
+      </w:r>
+      <w:r>
+        <w:rPr>
+          <w:rFonts w:ascii="Charis SIL Regular" w:hAnsi="Charis SIL Regular" w:eastAsia="Charis SIL Regular"/>
+          <w:b w:val="0"/>
+          <w:i w:val="0"/>
+          <w:color w:val="0000FF"/>
+          <w:sz w:val="24"/>
+          <w:u w:val="single"/>
+        </w:rPr>
+        <w:hyperlink r:id="rId55" w:history="1">
+          <w:r>
+            <w:rPr>
+              <w:rStyle w:val="Hyperlink"/>
+            </w:rPr>
+            <w:t>jewellery</w:t>
+          </w:r>
+        </w:hyperlink>
+      </w:r>
+      <w:r>
+        <w:rPr>
+          <w:rFonts w:ascii="Charis SIL Regular" w:hAnsi="Charis SIL Regular" w:eastAsia="Charis SIL Regular"/>
+          <w:b w:val="0"/>
+          <w:i w:val="0"/>
+          <w:color w:val="0000FF"/>
+          <w:sz w:val="24"/>
+          <w:u w:val="single"/>
+        </w:rPr>
         <w:t xml:space="preserve"> </w:t>
       </w:r>
       <w:r>
         <w:rPr>
+          <w:rFonts w:ascii="Charis SIL Regular" w:hAnsi="Charis SIL Regular" w:eastAsia="Charis SIL Regular"/>
+          <w:b w:val="0"/>
+          <w:i w:val="0"/>
+          <w:color w:val="0000FF"/>
+          <w:sz w:val="24"/>
+          <w:u w:val="single"/>
+        </w:rPr>
+        <w:hyperlink r:id="rId55" w:history="1">
+          <w:r>
+            <w:rPr>
+              <w:rStyle w:val="Hyperlink"/>
+            </w:rPr>
+            <w:t>box</w:t>
+          </w:r>
+        </w:hyperlink>
+      </w:r>
+      <w:r>
+        <w:rPr>
+          <w:rFonts w:ascii="Charis SIL Regular" w:hAnsi="Charis SIL Regular" w:eastAsia="Charis SIL Regular"/>
+          <w:b w:val="0"/>
+          <w:i w:val="0"/>
+          <w:color w:val="000000"/>
+          <w:sz w:val="24"/>
+        </w:rPr>
+        <w:t xml:space="preserve"> referencing the Gonini expedition is part of the co</w:t>
+      </w:r>
+      <w:r>
+        <w:rPr>
           <w:u w:val="single" w:color="0000ff"/>
           <w:rFonts w:ascii="Charis SIL Regular" w:hAnsi="Charis SIL Regular" w:eastAsia="Charis SIL Regular"/>
           <w:b w:val="0"/>
@@ -6386,14 +6816,7 @@
           <w:color w:val="000000"/>
           <w:sz w:val="24"/>
         </w:rPr>
-        <w:hyperlink r:id="rId50" w:history="1">
-          <w:r>
-            <w:rPr>
-              <w:rStyle w:val="Hyperlink"/>
-            </w:rPr>
-            <w:t xml:space="preserve">a large </w:t>
-          </w:r>
-        </w:hyperlink>
+        <w:t>l</w:t>
       </w:r>
       <w:r>
         <w:rPr>
@@ -6404,12 +6827,76 @@
           <w:color w:val="000000"/>
           <w:sz w:val="24"/>
         </w:rPr>
-        <w:hyperlink r:id="rId50" w:history="1">
-          <w:r>
-            <w:rPr>
-              <w:rStyle w:val="Hyperlink"/>
-            </w:rPr>
-            <w:t>c</w:t>
+        <w:hyperlink r:id="rId54" w:history="1">
+          <w:r>
+            <w:rPr>
+              <w:rStyle w:val="Hyperlink"/>
+            </w:rPr>
+            <w:t xml:space="preserve">lection </w:t>
+          </w:r>
+        </w:hyperlink>
+      </w:r>
+      <w:r>
+        <w:rPr>
+          <w:rFonts w:ascii="Charis SIL Regular" w:hAnsi="Charis SIL Regular" w:eastAsia="Charis SIL Regular"/>
+          <w:b w:val="0"/>
+          <w:i w:val="0"/>
+          <w:color w:val="000000"/>
+          <w:sz w:val="24"/>
+        </w:rPr>
+        <w:t xml:space="preserve">of the </w:t>
+      </w:r>
+      <w:r>
+        <w:rPr>
+          <w:rFonts w:ascii="Charis SIL Regular" w:hAnsi="Charis SIL Regular" w:eastAsia="Charis SIL Regular"/>
+          <w:b w:val="0"/>
+          <w:i w:val="0"/>
+          <w:color w:val="0000FF"/>
+          <w:sz w:val="24"/>
+          <w:u w:val="single"/>
+        </w:rPr>
+        <w:hyperlink r:id="rId56" w:history="1">
+          <w:r>
+            <w:rPr>
+              <w:rStyle w:val="Hyperlink"/>
+            </w:rPr>
+            <w:t xml:space="preserve">Rijksmuseum </w:t>
+          </w:r>
+        </w:hyperlink>
+      </w:r>
+      <w:r>
+        <w:rPr>
+          <w:rFonts w:ascii="Charis SIL Regular" w:hAnsi="Charis SIL Regular" w:eastAsia="Charis SIL Regular"/>
+          <w:b w:val="0"/>
+          <w:i w:val="0"/>
+          <w:color w:val="0000FF"/>
+          <w:sz w:val="24"/>
+          <w:u w:val="single"/>
+        </w:rPr>
+        <w:hyperlink r:id="rId55" w:history="1">
+          <w:r>
+            <w:rPr>
+              <w:rStyle w:val="Hyperlink"/>
+            </w:rPr>
+            <w:t>Amsterda</w:t>
+          </w:r>
+        </w:hyperlink>
+      </w:r>
+      <w:r>
+        <w:rPr>
+          <w:rFonts w:ascii="Charis SIL Regular" w:hAnsi="Charis SIL Regular" w:eastAsia="Charis SIL Regular"/>
+          <w:b w:val="0"/>
+          <w:i w:val="0"/>
+          <w:color w:val="0000FF"/>
+          <w:sz w:val="24"/>
+          <w:u w:val="single"/>
+        </w:rPr>
+        <w:hyperlink r:id="rId55" w:history="1">
+          <w:r>
+            <w:rPr>
+              <w:rStyle w:val="Hyperlink"/>
+            </w:rPr>
+            <w:t>m</w:t>
           </w:r>
         </w:hyperlink>
       </w:r>
@@ -6422,44 +6909,110 @@
           <w:color w:val="000000"/>
           <w:sz w:val="24"/>
         </w:rPr>
-        <w:hyperlink r:id="rId50" w:history="1">
-          <w:r>
-            <w:rPr>
-              <w:rStyle w:val="Hyperlink"/>
-            </w:rPr>
-            <w:t>ollectio</w:t>
-          </w:r>
-        </w:hyperlink>
-      </w:r>
-      <w:r>
-        <w:rPr>
-          <w:rFonts w:ascii="Charis SIL Regular" w:hAnsi="Charis SIL Regular" w:eastAsia="Charis SIL Regular"/>
-          <w:b w:val="0"/>
-          <w:i w:val="0"/>
-          <w:color w:val="000000"/>
-          <w:sz w:val="24"/>
-        </w:rPr>
-        <w:t xml:space="preserve">n of Wayana and Aluku artifacts to the </w:t>
-      </w:r>
-      <w:r>
-        <w:rPr>
-          <w:rFonts w:ascii="Charis SIL Italic" w:hAnsi="Charis SIL Italic" w:eastAsia="Charis SIL Italic"/>
-          <w:b w:val="0"/>
-          <w:i/>
-          <w:color w:val="000000"/>
-          <w:sz w:val="24"/>
-        </w:rPr>
-        <w:t>Musée du Trocadéro</w:t>
-      </w:r>
-      <w:r>
-        <w:rPr>
-          <w:rFonts w:ascii="Charis SIL Regular" w:hAnsi="Charis SIL Regular" w:eastAsia="Charis SIL Regular"/>
-          <w:b w:val="0"/>
-          <w:i w:val="0"/>
-          <w:color w:val="000000"/>
-          <w:sz w:val="24"/>
-        </w:rPr>
-        <w:t xml:space="preserve">. Three of </w:t>
+        <w:hyperlink r:id="rId55" w:history="1">
+          <w:r>
+            <w:rPr>
+              <w:rStyle w:val="Hyperlink"/>
+            </w:rPr>
+            <w:t>. I</w:t>
+          </w:r>
+        </w:hyperlink>
+      </w:r>
+      <w:r>
+        <w:rPr>
+          <w:rFonts w:ascii="Charis SIL Regular" w:hAnsi="Charis SIL Regular" w:eastAsia="Charis SIL Regular"/>
+          <w:b w:val="0"/>
+          <w:i w:val="0"/>
+          <w:color w:val="000000"/>
+          <w:sz w:val="24"/>
+        </w:rPr>
+        <w:t xml:space="preserve">n 1904 expedition member </w:t>
+      </w:r>
+      <w:r>
+        <w:rPr>
+          <w:rFonts w:ascii="Charis SIL Regular" w:hAnsi="Charis SIL Regular" w:eastAsia="Charis SIL Regular"/>
+          <w:b w:val="0"/>
+          <w:i w:val="0"/>
+          <w:color w:val="0000FF"/>
+          <w:sz w:val="24"/>
+          <w:u w:val="single"/>
+        </w:rPr>
+        <w:hyperlink r:id="rId57" w:history="1">
+          <w:r>
+            <w:rPr>
+              <w:rStyle w:val="Hyperlink"/>
+            </w:rPr>
+            <w:t>Claudius</w:t>
+          </w:r>
+        </w:hyperlink>
+      </w:r>
+      <w:r>
+        <w:rPr>
+          <w:rFonts w:ascii="Charis SIL Regular" w:hAnsi="Charis SIL Regular" w:eastAsia="Charis SIL Regular"/>
+          <w:b w:val="0"/>
+          <w:i w:val="0"/>
+          <w:color w:val="0000FF"/>
+          <w:sz w:val="24"/>
+          <w:u w:val="single"/>
+        </w:rPr>
+        <w:t xml:space="preserve"> </w:t>
+      </w:r>
+      <w:r>
+        <w:rPr>
+          <w:rFonts w:ascii="Charis SIL Regular" w:hAnsi="Charis SIL Regular" w:eastAsia="Charis SIL Regular"/>
+          <w:b w:val="0"/>
+          <w:i w:val="0"/>
+          <w:color w:val="0000FF"/>
+          <w:sz w:val="24"/>
+          <w:u w:val="single"/>
+        </w:rPr>
+        <w:hyperlink r:id="rId57" w:history="1">
+          <w:r>
+            <w:rPr>
+              <w:rStyle w:val="Hyperlink"/>
+            </w:rPr>
+            <w:t>de</w:t>
+          </w:r>
+        </w:hyperlink>
+      </w:r>
+      <w:r>
+        <w:rPr>
+          <w:rFonts w:ascii="Charis SIL Regular" w:hAnsi="Charis SIL Regular" w:eastAsia="Charis SIL Regular"/>
+          <w:b w:val="0"/>
+          <w:i w:val="0"/>
+          <w:color w:val="0000FF"/>
+          <w:sz w:val="24"/>
+          <w:u w:val="single"/>
+        </w:rPr>
+        <w:t xml:space="preserve"> </w:t>
+      </w:r>
+      <w:r>
+        <w:rPr>
+          <w:rFonts w:ascii="Charis SIL Regular" w:hAnsi="Charis SIL Regular" w:eastAsia="Charis SIL Regular"/>
+          <w:b w:val="0"/>
+          <w:i w:val="0"/>
+          <w:color w:val="0000FF"/>
+          <w:sz w:val="24"/>
+          <w:u w:val="single"/>
+        </w:rPr>
+        <w:hyperlink r:id="rId57" w:history="1">
+          <w:r>
+            <w:rPr>
+              <w:rStyle w:val="Hyperlink"/>
+            </w:rPr>
+            <w:t>Goeje</w:t>
+          </w:r>
+        </w:hyperlink>
+      </w:r>
+      <w:r>
+        <w:rPr>
+          <w:rFonts w:ascii="Charis SIL Regular" w:hAnsi="Charis SIL Regular" w:eastAsia="Charis SIL Regular"/>
+          <w:b w:val="0"/>
+          <w:i w:val="0"/>
+          <w:color w:val="000000"/>
+          <w:sz w:val="24"/>
+        </w:rPr>
+        <w:t xml:space="preserve"> donated a personal</w:t>
       </w:r>
       <w:r>
         <w:rPr>
@@ -6470,44 +7023,124 @@
           <w:color w:val="000000"/>
           <w:sz w:val="24"/>
         </w:rPr>
-        <w:hyperlink r:id="rId51" w:history="1">
-          <w:r>
-            <w:rPr>
-              <w:rStyle w:val="Hyperlink"/>
-            </w:rPr>
-            <w:t>the eigh</w:t>
-          </w:r>
-        </w:hyperlink>
-      </w:r>
-      <w:r>
-        <w:rPr>
-          <w:rFonts w:ascii="Charis SIL Regular" w:hAnsi="Charis SIL Regular" w:eastAsia="Charis SIL Regular"/>
-          <w:b w:val="0"/>
-          <w:i w:val="0"/>
-          <w:color w:val="000000"/>
-          <w:sz w:val="24"/>
-        </w:rPr>
-        <w:t xml:space="preserve">t expeditions to Suriname organised shortly after the turn of the century under the </w:t>
-      </w:r>
-      <w:r>
-        <w:rPr>
-          <w:rFonts w:ascii="Charis SIL Regular" w:hAnsi="Charis SIL Regular" w:eastAsia="Charis SIL Regular"/>
-          <w:b w:val="0"/>
-          <w:i w:val="0"/>
-          <w:color w:val="000000"/>
-          <w:sz w:val="24"/>
-        </w:rPr>
-        <w:t xml:space="preserve">auspices of the Royal Dutch Geographical Society (KNAG) yielded extensive ethnographic </w:t>
-      </w:r>
-      <w:r>
-        <w:rPr>
-          <w:rFonts w:ascii="Charis SIL Regular" w:hAnsi="Charis SIL Regular" w:eastAsia="Charis SIL Regular"/>
-          <w:b w:val="0"/>
-          <w:i w:val="0"/>
-          <w:color w:val="000000"/>
-          <w:sz w:val="24"/>
-        </w:rPr>
-        <w:t xml:space="preserve">collections, which are now part of the collection of the </w:t>
+        <w:hyperlink r:id="rId56" w:history="1">
+          <w:r>
+            <w:rPr>
+              <w:rStyle w:val="Hyperlink"/>
+            </w:rPr>
+            <w:t xml:space="preserve"> collection to </w:t>
+          </w:r>
+        </w:hyperlink>
+      </w:r>
+      <w:r>
+        <w:rPr>
+          <w:u w:val="single" w:color="0000ff"/>
+          <w:rFonts w:ascii="Charis SIL Regular" w:hAnsi="Charis SIL Regular" w:eastAsia="Charis SIL Regular"/>
+          <w:b w:val="0"/>
+          <w:i w:val="0"/>
+          <w:color w:val="000000"/>
+          <w:sz w:val="24"/>
+        </w:rPr>
+        <w:hyperlink r:id="rId56" w:history="1">
+          <w:r>
+            <w:rPr>
+              <w:rStyle w:val="Hyperlink"/>
+            </w:rPr>
+            <w:t>the museum</w:t>
+          </w:r>
+        </w:hyperlink>
+      </w:r>
+      <w:r>
+        <w:rPr>
+          <w:rFonts w:ascii="Charis SIL Regular" w:hAnsi="Charis SIL Regular" w:eastAsia="Charis SIL Regular"/>
+          <w:b w:val="0"/>
+          <w:i w:val="0"/>
+          <w:color w:val="000000"/>
+          <w:sz w:val="24"/>
+        </w:rPr>
+        <w:t xml:space="preserve"> in Leiden, where it was cata</w:t>
+      </w:r>
+      <w:r>
+        <w:rPr>
+          <w:u w:val="single" w:color="0000ff"/>
+          <w:rFonts w:ascii="Charis SIL Regular" w:hAnsi="Charis SIL Regular" w:eastAsia="Charis SIL Regular"/>
+          <w:b w:val="0"/>
+          <w:i w:val="0"/>
+          <w:color w:val="000000"/>
+          <w:sz w:val="24"/>
+        </w:rPr>
+        <w:hyperlink r:id="rId57" w:history="1">
+          <w:r>
+            <w:rPr>
+              <w:rStyle w:val="Hyperlink"/>
+            </w:rPr>
+            <w:t>logued u</w:t>
+          </w:r>
+        </w:hyperlink>
+      </w:r>
+      <w:r>
+        <w:rPr>
+          <w:u w:val="single" w:color="0000ff"/>
+          <w:rFonts w:ascii="Charis SIL Regular" w:hAnsi="Charis SIL Regular" w:eastAsia="Charis SIL Regular"/>
+          <w:b w:val="0"/>
+          <w:i w:val="0"/>
+          <w:color w:val="000000"/>
+          <w:sz w:val="24"/>
+        </w:rPr>
+        <w:hyperlink r:id="rId57" w:history="1">
+          <w:r>
+            <w:rPr>
+              <w:rStyle w:val="Hyperlink"/>
+            </w:rPr>
+            <w:t>n</w:t>
+          </w:r>
+        </w:hyperlink>
+      </w:r>
+      <w:r>
+        <w:rPr>
+          <w:u w:val="single" w:color="0000ff"/>
+          <w:rFonts w:ascii="Charis SIL Regular" w:hAnsi="Charis SIL Regular" w:eastAsia="Charis SIL Regular"/>
+          <w:b w:val="0"/>
+          <w:i w:val="0"/>
+          <w:color w:val="000000"/>
+          <w:sz w:val="24"/>
+        </w:rPr>
+        <w:hyperlink r:id="rId57" w:history="1">
+          <w:r>
+            <w:rPr>
+              <w:rStyle w:val="Hyperlink"/>
+            </w:rPr>
+            <w:t>de</w:t>
+          </w:r>
+        </w:hyperlink>
+      </w:r>
+      <w:r>
+        <w:rPr>
+          <w:u w:val="single" w:color="0000ff"/>
+          <w:rFonts w:ascii="Charis SIL Regular" w:hAnsi="Charis SIL Regular" w:eastAsia="Charis SIL Regular"/>
+          <w:b w:val="0"/>
+          <w:i w:val="0"/>
+          <w:color w:val="000000"/>
+          <w:sz w:val="24"/>
+        </w:rPr>
+        <w:hyperlink r:id="rId57" w:history="1">
+          <w:r>
+            <w:rPr>
+              <w:rStyle w:val="Hyperlink"/>
+            </w:rPr>
+            <w:t>r seria</w:t>
+          </w:r>
+        </w:hyperlink>
+      </w:r>
+      <w:r>
+        <w:rPr>
+          <w:rFonts w:ascii="Charis SIL Regular" w:hAnsi="Charis SIL Regular" w:eastAsia="Charis SIL Regular"/>
+          <w:b w:val="0"/>
+          <w:i w:val="0"/>
+          <w:color w:val="000000"/>
+          <w:sz w:val="24"/>
+        </w:rPr>
+        <w:t xml:space="preserve">l numbers </w:t>
       </w:r>
       <w:r>
         <w:rPr>
@@ -6518,14 +7151,24 @@
           <w:sz w:val="24"/>
           <w:u w:val="single"/>
         </w:rPr>
-        <w:hyperlink r:id="rId52" w:history="1">
-          <w:r>
-            <w:rPr>
-              <w:rStyle w:val="Hyperlink"/>
-            </w:rPr>
-            <w:t>Wereldmuseum</w:t>
-          </w:r>
-        </w:hyperlink>
+        <w:hyperlink r:id="rId58" w:history="1">
+          <w:r>
+            <w:rPr>
+              <w:rStyle w:val="Hyperlink"/>
+            </w:rPr>
+            <w:t>RV-1443</w:t>
+          </w:r>
+        </w:hyperlink>
+      </w:r>
+      <w:r>
+        <w:rPr>
+          <w:rFonts w:ascii="Charis SIL Regular" w:hAnsi="Charis SIL Regular" w:eastAsia="Charis SIL Regular"/>
+          <w:b w:val="0"/>
+          <w:i w:val="0"/>
+          <w:color w:val="000000"/>
+          <w:sz w:val="24"/>
+        </w:rPr>
+        <w:t xml:space="preserve"> and </w:t>
       </w:r>
       <w:r>
         <w:rPr>
@@ -6536,698 +7179,7 @@
           <w:sz w:val="24"/>
           <w:u w:val="single"/>
         </w:rPr>
-        <w:t xml:space="preserve"> </w:t>
-      </w:r>
-      <w:r>
-        <w:rPr>
-          <w:rFonts w:ascii="Charis SIL Regular" w:hAnsi="Charis SIL Regular" w:eastAsia="Charis SIL Regular"/>
-          <w:b w:val="0"/>
-          <w:i w:val="0"/>
-          <w:color w:val="0000FF"/>
-          <w:sz w:val="24"/>
-          <w:u w:val="single"/>
-        </w:rPr>
-        <w:hyperlink r:id="rId52" w:history="1">
-          <w:r>
-            <w:rPr>
-              <w:rStyle w:val="Hyperlink"/>
-            </w:rPr>
-            <w:t>Amsterdam</w:t>
-          </w:r>
-        </w:hyperlink>
-      </w:r>
-      <w:r>
-        <w:rPr>
-          <w:rFonts w:ascii="Charis SIL Regular" w:hAnsi="Charis SIL Regular" w:eastAsia="Charis SIL Regular"/>
-          <w:b w:val="0"/>
-          <w:i w:val="0"/>
-          <w:color w:val="000000"/>
-          <w:sz w:val="24"/>
-        </w:rPr>
-        <w:t xml:space="preserve">. The </w:t>
-      </w:r>
-      <w:r>
-        <w:rPr>
-          <w:rFonts w:ascii="Charis SIL Regular" w:hAnsi="Charis SIL Regular" w:eastAsia="Charis SIL Regular"/>
-          <w:b w:val="0"/>
-          <w:i w:val="0"/>
-          <w:color w:val="000000"/>
-          <w:sz w:val="24"/>
-        </w:rPr>
-        <w:t xml:space="preserve">1903 expedition to the Gonini River resulted in series </w:t>
-      </w:r>
-      <w:r>
-        <w:rPr>
-          <w:rFonts w:ascii="Charis SIL Regular" w:hAnsi="Charis SIL Regular" w:eastAsia="Charis SIL Regular"/>
-          <w:b w:val="0"/>
-          <w:i w:val="0"/>
-          <w:color w:val="0000FF"/>
-          <w:sz w:val="24"/>
-          <w:u w:val="single"/>
-        </w:rPr>
-        <w:hyperlink r:id="rId53" w:history="1">
-          <w:r>
-            <w:rPr>
-              <w:rStyle w:val="Hyperlink"/>
-            </w:rPr>
-            <w:t>T</w:t>
-          </w:r>
-        </w:hyperlink>
-      </w:r>
-      <w:r>
-        <w:rPr>
-          <w:rFonts w:ascii="Charis SIL Regular" w:hAnsi="Charis SIL Regular" w:eastAsia="Charis SIL Regular"/>
-          <w:b w:val="0"/>
-          <w:i w:val="0"/>
-          <w:color w:val="0000FF"/>
-          <w:sz w:val="24"/>
-          <w:u w:val="single"/>
-        </w:rPr>
-        <w:hyperlink r:id="rId52" w:history="1">
-          <w:r>
-            <w:rPr>
-              <w:rStyle w:val="Hyperlink"/>
-            </w:rPr>
-            <w:t>M-401</w:t>
-          </w:r>
-        </w:hyperlink>
-      </w:r>
-      <w:r>
-        <w:rPr>
-          <w:u w:val="single" w:color="0000ff"/>
-          <w:rFonts w:ascii="Charis SIL Regular" w:hAnsi="Charis SIL Regular" w:eastAsia="Charis SIL Regular"/>
-          <w:b w:val="0"/>
-          <w:i w:val="0"/>
-          <w:color w:val="000000"/>
-          <w:sz w:val="24"/>
-        </w:rPr>
-        <w:hyperlink r:id="rId52" w:history="1">
-          <w:r>
-            <w:rPr>
-              <w:rStyle w:val="Hyperlink"/>
-            </w:rPr>
-            <w:t xml:space="preserve"> with 86 </w:t>
-          </w:r>
-        </w:hyperlink>
-      </w:r>
-      <w:r>
-        <w:rPr>
-          <w:u w:val="single" w:color="0000ff"/>
-          <w:rFonts w:ascii="Charis SIL Regular" w:hAnsi="Charis SIL Regular" w:eastAsia="Charis SIL Regular"/>
-          <w:b w:val="0"/>
-          <w:i w:val="0"/>
-          <w:color w:val="000000"/>
-          <w:sz w:val="24"/>
-        </w:rPr>
-        <w:hyperlink r:id="rId52" w:history="1">
-          <w:r>
-            <w:rPr>
-              <w:rStyle w:val="Hyperlink"/>
-            </w:rPr>
-            <w:t xml:space="preserve">objects, the </w:t>
-          </w:r>
-        </w:hyperlink>
-      </w:r>
-      <w:r>
-        <w:rPr>
-          <w:rFonts w:ascii="Charis SIL Regular" w:hAnsi="Charis SIL Regular" w:eastAsia="Charis SIL Regular"/>
-          <w:b w:val="0"/>
-          <w:i w:val="0"/>
-          <w:color w:val="000000"/>
-          <w:sz w:val="24"/>
-        </w:rPr>
-        <w:t xml:space="preserve">1904 </w:t>
-      </w:r>
-      <w:r>
-        <w:rPr>
-          <w:rFonts w:ascii="Charis SIL Regular" w:hAnsi="Charis SIL Regular" w:eastAsia="Charis SIL Regular"/>
-          <w:b w:val="0"/>
-          <w:i w:val="0"/>
-          <w:color w:val="000000"/>
-          <w:sz w:val="24"/>
-        </w:rPr>
-        <w:t xml:space="preserve">expedition to the Tapanahony River yielded series </w:t>
-      </w:r>
-      <w:r>
-        <w:rPr>
-          <w:rFonts w:ascii="Charis SIL Regular" w:hAnsi="Charis SIL Regular" w:eastAsia="Charis SIL Regular"/>
-          <w:b w:val="0"/>
-          <w:i w:val="0"/>
-          <w:color w:val="0000FF"/>
-          <w:sz w:val="24"/>
-          <w:u w:val="single"/>
-        </w:rPr>
-        <w:hyperlink r:id="rId54" w:history="1">
-          <w:r>
-            <w:rPr>
-              <w:rStyle w:val="Hyperlink"/>
-            </w:rPr>
-            <w:t>TM</w:t>
-          </w:r>
-        </w:hyperlink>
-      </w:r>
-      <w:r>
-        <w:rPr>
-          <w:rFonts w:ascii="Charis SIL Regular" w:hAnsi="Charis SIL Regular" w:eastAsia="Charis SIL Regular"/>
-          <w:b w:val="0"/>
-          <w:i w:val="0"/>
-          <w:color w:val="0000FF"/>
-          <w:sz w:val="24"/>
-          <w:u w:val="single"/>
-        </w:rPr>
-        <w:hyperlink r:id="rId53" w:history="1">
-          <w:r>
-            <w:rPr>
-              <w:rStyle w:val="Hyperlink"/>
-            </w:rPr>
-            <w:t>-402</w:t>
-          </w:r>
-        </w:hyperlink>
-      </w:r>
-      <w:r>
-        <w:rPr>
-          <w:u w:val="single" w:color="0000ff"/>
-          <w:rFonts w:ascii="Charis SIL Regular" w:hAnsi="Charis SIL Regular" w:eastAsia="Charis SIL Regular"/>
-          <w:b w:val="0"/>
-          <w:i w:val="0"/>
-          <w:color w:val="000000"/>
-          <w:sz w:val="24"/>
-        </w:rPr>
-        <w:hyperlink r:id="rId53" w:history="1">
-          <w:r>
-            <w:rPr>
-              <w:rStyle w:val="Hyperlink"/>
-            </w:rPr>
-            <w:t xml:space="preserve"> co</w:t>
-          </w:r>
-        </w:hyperlink>
-      </w:r>
-      <w:r>
-        <w:rPr>
-          <w:rFonts w:ascii="Charis SIL Regular" w:hAnsi="Charis SIL Regular" w:eastAsia="Charis SIL Regular"/>
-          <w:b w:val="0"/>
-          <w:i w:val="0"/>
-          <w:color w:val="000000"/>
-          <w:sz w:val="24"/>
-        </w:rPr>
-        <w:t xml:space="preserve">mprising 493 objects and the </w:t>
-      </w:r>
-      <w:r>
-        <w:rPr>
-          <w:rFonts w:ascii="Charis SIL Regular" w:hAnsi="Charis SIL Regular" w:eastAsia="Charis SIL Regular"/>
-          <w:b w:val="0"/>
-          <w:i w:val="0"/>
-          <w:color w:val="000000"/>
-          <w:sz w:val="24"/>
-        </w:rPr>
-        <w:t>1907 expedition to the Tumuk Humak Mountains y</w:t>
-      </w:r>
-      <w:r>
-        <w:rPr>
-          <w:u w:val="single" w:color="0000ff"/>
-          <w:rFonts w:ascii="Charis SIL Regular" w:hAnsi="Charis SIL Regular" w:eastAsia="Charis SIL Regular"/>
-          <w:b w:val="0"/>
-          <w:i w:val="0"/>
-          <w:color w:val="000000"/>
-          <w:sz w:val="24"/>
-        </w:rPr>
-        <w:hyperlink r:id="rId54" w:history="1">
-          <w:r>
-            <w:rPr>
-              <w:rStyle w:val="Hyperlink"/>
-            </w:rPr>
-            <w:t>ielded s</w:t>
-          </w:r>
-        </w:hyperlink>
-      </w:r>
-      <w:r>
-        <w:rPr>
-          <w:rFonts w:ascii="Charis SIL Regular" w:hAnsi="Charis SIL Regular" w:eastAsia="Charis SIL Regular"/>
-          <w:b w:val="0"/>
-          <w:i w:val="0"/>
-          <w:color w:val="000000"/>
-          <w:sz w:val="24"/>
-        </w:rPr>
-        <w:t xml:space="preserve">eries </w:t>
-      </w:r>
-      <w:r>
-        <w:rPr>
-          <w:rFonts w:ascii="Charis SIL Regular" w:hAnsi="Charis SIL Regular" w:eastAsia="Charis SIL Regular"/>
-          <w:b w:val="0"/>
-          <w:i w:val="0"/>
-          <w:color w:val="0000FF"/>
-          <w:sz w:val="24"/>
-          <w:u w:val="single"/>
-        </w:rPr>
-        <w:hyperlink r:id="rId55" w:history="1">
-          <w:r>
-            <w:rPr>
-              <w:rStyle w:val="Hyperlink"/>
-            </w:rPr>
-            <w:t>TM-403</w:t>
-          </w:r>
-        </w:hyperlink>
-      </w:r>
-      <w:r>
-        <w:rPr>
-          <w:rFonts w:ascii="Charis SIL Regular" w:hAnsi="Charis SIL Regular" w:eastAsia="Charis SIL Regular"/>
-          <w:b w:val="0"/>
-          <w:i w:val="0"/>
-          <w:color w:val="000000"/>
-          <w:sz w:val="24"/>
-        </w:rPr>
-        <w:t xml:space="preserve"> with 186 objects. A </w:t>
-      </w:r>
-      <w:r>
-        <w:rPr>
-          <w:rFonts w:ascii="Charis SIL Regular" w:hAnsi="Charis SIL Regular" w:eastAsia="Charis SIL Regular"/>
-          <w:b w:val="0"/>
-          <w:i w:val="0"/>
-          <w:color w:val="0000FF"/>
-          <w:sz w:val="24"/>
-          <w:u w:val="single"/>
-        </w:rPr>
-        <w:hyperlink r:id="rId56" w:history="1">
-          <w:r>
-            <w:rPr>
-              <w:rStyle w:val="Hyperlink"/>
-            </w:rPr>
-            <w:t>jewellery</w:t>
-          </w:r>
-        </w:hyperlink>
-      </w:r>
-      <w:r>
-        <w:rPr>
-          <w:rFonts w:ascii="Charis SIL Regular" w:hAnsi="Charis SIL Regular" w:eastAsia="Charis SIL Regular"/>
-          <w:b w:val="0"/>
-          <w:i w:val="0"/>
-          <w:color w:val="0000FF"/>
-          <w:sz w:val="24"/>
-          <w:u w:val="single"/>
-        </w:rPr>
-        <w:t xml:space="preserve"> </w:t>
-      </w:r>
-      <w:r>
-        <w:rPr>
-          <w:rFonts w:ascii="Charis SIL Regular" w:hAnsi="Charis SIL Regular" w:eastAsia="Charis SIL Regular"/>
-          <w:b w:val="0"/>
-          <w:i w:val="0"/>
-          <w:color w:val="0000FF"/>
-          <w:sz w:val="24"/>
-          <w:u w:val="single"/>
-        </w:rPr>
-        <w:hyperlink r:id="rId56" w:history="1">
-          <w:r>
-            <w:rPr>
-              <w:rStyle w:val="Hyperlink"/>
-            </w:rPr>
-            <w:t>box</w:t>
-          </w:r>
-        </w:hyperlink>
-      </w:r>
-      <w:r>
-        <w:rPr>
-          <w:rFonts w:ascii="Charis SIL Regular" w:hAnsi="Charis SIL Regular" w:eastAsia="Charis SIL Regular"/>
-          <w:b w:val="0"/>
-          <w:i w:val="0"/>
-          <w:color w:val="000000"/>
-          <w:sz w:val="24"/>
-        </w:rPr>
-        <w:t xml:space="preserve"> referencing the Gonini expedition is part of the co</w:t>
-      </w:r>
-      <w:r>
-        <w:rPr>
-          <w:u w:val="single" w:color="0000ff"/>
-          <w:rFonts w:ascii="Charis SIL Regular" w:hAnsi="Charis SIL Regular" w:eastAsia="Charis SIL Regular"/>
-          <w:b w:val="0"/>
-          <w:i w:val="0"/>
-          <w:color w:val="000000"/>
-          <w:sz w:val="24"/>
-        </w:rPr>
-        <w:t>l</w:t>
-      </w:r>
-      <w:r>
-        <w:rPr>
-          <w:u w:val="single" w:color="0000ff"/>
-          <w:rFonts w:ascii="Charis SIL Regular" w:hAnsi="Charis SIL Regular" w:eastAsia="Charis SIL Regular"/>
-          <w:b w:val="0"/>
-          <w:i w:val="0"/>
-          <w:color w:val="000000"/>
-          <w:sz w:val="24"/>
-        </w:rPr>
-        <w:hyperlink r:id="rId55" w:history="1">
-          <w:r>
-            <w:rPr>
-              <w:rStyle w:val="Hyperlink"/>
-            </w:rPr>
-            <w:t xml:space="preserve">lection </w:t>
-          </w:r>
-        </w:hyperlink>
-      </w:r>
-      <w:r>
-        <w:rPr>
-          <w:rFonts w:ascii="Charis SIL Regular" w:hAnsi="Charis SIL Regular" w:eastAsia="Charis SIL Regular"/>
-          <w:b w:val="0"/>
-          <w:i w:val="0"/>
-          <w:color w:val="000000"/>
-          <w:sz w:val="24"/>
-        </w:rPr>
-        <w:t xml:space="preserve">of the </w:t>
-      </w:r>
-      <w:r>
-        <w:rPr>
-          <w:rFonts w:ascii="Charis SIL Regular" w:hAnsi="Charis SIL Regular" w:eastAsia="Charis SIL Regular"/>
-          <w:b w:val="0"/>
-          <w:i w:val="0"/>
-          <w:color w:val="0000FF"/>
-          <w:sz w:val="24"/>
-          <w:u w:val="single"/>
-        </w:rPr>
-        <w:hyperlink r:id="rId57" w:history="1">
-          <w:r>
-            <w:rPr>
-              <w:rStyle w:val="Hyperlink"/>
-            </w:rPr>
-            <w:t xml:space="preserve">Rijksmuseum </w:t>
-          </w:r>
-        </w:hyperlink>
-      </w:r>
-      <w:r>
-        <w:rPr>
-          <w:rFonts w:ascii="Charis SIL Regular" w:hAnsi="Charis SIL Regular" w:eastAsia="Charis SIL Regular"/>
-          <w:b w:val="0"/>
-          <w:i w:val="0"/>
-          <w:color w:val="0000FF"/>
-          <w:sz w:val="24"/>
-          <w:u w:val="single"/>
-        </w:rPr>
-        <w:hyperlink r:id="rId56" w:history="1">
-          <w:r>
-            <w:rPr>
-              <w:rStyle w:val="Hyperlink"/>
-            </w:rPr>
-            <w:t>Amsterda</w:t>
-          </w:r>
-        </w:hyperlink>
-      </w:r>
-      <w:r>
-        <w:rPr>
-          <w:rFonts w:ascii="Charis SIL Regular" w:hAnsi="Charis SIL Regular" w:eastAsia="Charis SIL Regular"/>
-          <w:b w:val="0"/>
-          <w:i w:val="0"/>
-          <w:color w:val="0000FF"/>
-          <w:sz w:val="24"/>
-          <w:u w:val="single"/>
-        </w:rPr>
-        <w:hyperlink r:id="rId56" w:history="1">
-          <w:r>
-            <w:rPr>
-              <w:rStyle w:val="Hyperlink"/>
-            </w:rPr>
-            <w:t>m</w:t>
-          </w:r>
-        </w:hyperlink>
-      </w:r>
-      <w:r>
-        <w:rPr>
-          <w:u w:val="single" w:color="0000ff"/>
-          <w:rFonts w:ascii="Charis SIL Regular" w:hAnsi="Charis SIL Regular" w:eastAsia="Charis SIL Regular"/>
-          <w:b w:val="0"/>
-          <w:i w:val="0"/>
-          <w:color w:val="000000"/>
-          <w:sz w:val="24"/>
-        </w:rPr>
-        <w:hyperlink r:id="rId56" w:history="1">
-          <w:r>
-            <w:rPr>
-              <w:rStyle w:val="Hyperlink"/>
-            </w:rPr>
-            <w:t>. I</w:t>
-          </w:r>
-        </w:hyperlink>
-      </w:r>
-      <w:r>
-        <w:rPr>
-          <w:rFonts w:ascii="Charis SIL Regular" w:hAnsi="Charis SIL Regular" w:eastAsia="Charis SIL Regular"/>
-          <w:b w:val="0"/>
-          <w:i w:val="0"/>
-          <w:color w:val="000000"/>
-          <w:sz w:val="24"/>
-        </w:rPr>
-        <w:t xml:space="preserve">n 1904 expedition member </w:t>
-      </w:r>
-      <w:r>
-        <w:rPr>
-          <w:rFonts w:ascii="Charis SIL Regular" w:hAnsi="Charis SIL Regular" w:eastAsia="Charis SIL Regular"/>
-          <w:b w:val="0"/>
-          <w:i w:val="0"/>
-          <w:color w:val="0000FF"/>
-          <w:sz w:val="24"/>
-          <w:u w:val="single"/>
-        </w:rPr>
-        <w:hyperlink r:id="rId58" w:history="1">
-          <w:r>
-            <w:rPr>
-              <w:rStyle w:val="Hyperlink"/>
-            </w:rPr>
-            <w:t>Claudius</w:t>
-          </w:r>
-        </w:hyperlink>
-      </w:r>
-      <w:r>
-        <w:rPr>
-          <w:rFonts w:ascii="Charis SIL Regular" w:hAnsi="Charis SIL Regular" w:eastAsia="Charis SIL Regular"/>
-          <w:b w:val="0"/>
-          <w:i w:val="0"/>
-          <w:color w:val="0000FF"/>
-          <w:sz w:val="24"/>
-          <w:u w:val="single"/>
-        </w:rPr>
-        <w:t xml:space="preserve"> </w:t>
-      </w:r>
-      <w:r>
-        <w:rPr>
-          <w:rFonts w:ascii="Charis SIL Regular" w:hAnsi="Charis SIL Regular" w:eastAsia="Charis SIL Regular"/>
-          <w:b w:val="0"/>
-          <w:i w:val="0"/>
-          <w:color w:val="0000FF"/>
-          <w:sz w:val="24"/>
-          <w:u w:val="single"/>
-        </w:rPr>
-        <w:hyperlink r:id="rId58" w:history="1">
-          <w:r>
-            <w:rPr>
-              <w:rStyle w:val="Hyperlink"/>
-            </w:rPr>
-            <w:t>de</w:t>
-          </w:r>
-        </w:hyperlink>
-      </w:r>
-      <w:r>
-        <w:rPr>
-          <w:rFonts w:ascii="Charis SIL Regular" w:hAnsi="Charis SIL Regular" w:eastAsia="Charis SIL Regular"/>
-          <w:b w:val="0"/>
-          <w:i w:val="0"/>
-          <w:color w:val="0000FF"/>
-          <w:sz w:val="24"/>
-          <w:u w:val="single"/>
-        </w:rPr>
-        <w:t xml:space="preserve"> </w:t>
-      </w:r>
-      <w:r>
-        <w:rPr>
-          <w:rFonts w:ascii="Charis SIL Regular" w:hAnsi="Charis SIL Regular" w:eastAsia="Charis SIL Regular"/>
-          <w:b w:val="0"/>
-          <w:i w:val="0"/>
-          <w:color w:val="0000FF"/>
-          <w:sz w:val="24"/>
-          <w:u w:val="single"/>
-        </w:rPr>
-        <w:hyperlink r:id="rId58" w:history="1">
-          <w:r>
-            <w:rPr>
-              <w:rStyle w:val="Hyperlink"/>
-            </w:rPr>
-            <w:t>Goeje</w:t>
-          </w:r>
-        </w:hyperlink>
-      </w:r>
-      <w:r>
-        <w:rPr>
-          <w:rFonts w:ascii="Charis SIL Regular" w:hAnsi="Charis SIL Regular" w:eastAsia="Charis SIL Regular"/>
-          <w:b w:val="0"/>
-          <w:i w:val="0"/>
-          <w:color w:val="000000"/>
-          <w:sz w:val="24"/>
-        </w:rPr>
-        <w:t xml:space="preserve"> donated a personal</w:t>
-      </w:r>
-      <w:r>
-        <w:rPr>
-          <w:u w:val="single" w:color="0000ff"/>
-          <w:rFonts w:ascii="Charis SIL Regular" w:hAnsi="Charis SIL Regular" w:eastAsia="Charis SIL Regular"/>
-          <w:b w:val="0"/>
-          <w:i w:val="0"/>
-          <w:color w:val="000000"/>
-          <w:sz w:val="24"/>
-        </w:rPr>
-        <w:hyperlink r:id="rId57" w:history="1">
-          <w:r>
-            <w:rPr>
-              <w:rStyle w:val="Hyperlink"/>
-            </w:rPr>
-            <w:t xml:space="preserve"> collection to </w:t>
-          </w:r>
-        </w:hyperlink>
-      </w:r>
-      <w:r>
-        <w:rPr>
-          <w:u w:val="single" w:color="0000ff"/>
-          <w:rFonts w:ascii="Charis SIL Regular" w:hAnsi="Charis SIL Regular" w:eastAsia="Charis SIL Regular"/>
-          <w:b w:val="0"/>
-          <w:i w:val="0"/>
-          <w:color w:val="000000"/>
-          <w:sz w:val="24"/>
-        </w:rPr>
-        <w:hyperlink r:id="rId57" w:history="1">
-          <w:r>
-            <w:rPr>
-              <w:rStyle w:val="Hyperlink"/>
-            </w:rPr>
-            <w:t>the museum</w:t>
-          </w:r>
-        </w:hyperlink>
-      </w:r>
-      <w:r>
-        <w:rPr>
-          <w:rFonts w:ascii="Charis SIL Regular" w:hAnsi="Charis SIL Regular" w:eastAsia="Charis SIL Regular"/>
-          <w:b w:val="0"/>
-          <w:i w:val="0"/>
-          <w:color w:val="000000"/>
-          <w:sz w:val="24"/>
-        </w:rPr>
-        <w:t xml:space="preserve"> in Leiden, where it was cata</w:t>
-      </w:r>
-      <w:r>
-        <w:rPr>
-          <w:u w:val="single" w:color="0000ff"/>
-          <w:rFonts w:ascii="Charis SIL Regular" w:hAnsi="Charis SIL Regular" w:eastAsia="Charis SIL Regular"/>
-          <w:b w:val="0"/>
-          <w:i w:val="0"/>
-          <w:color w:val="000000"/>
-          <w:sz w:val="24"/>
-        </w:rPr>
-        <w:hyperlink r:id="rId58" w:history="1">
-          <w:r>
-            <w:rPr>
-              <w:rStyle w:val="Hyperlink"/>
-            </w:rPr>
-            <w:t>logued u</w:t>
-          </w:r>
-        </w:hyperlink>
-      </w:r>
-      <w:r>
-        <w:rPr>
-          <w:u w:val="single" w:color="0000ff"/>
-          <w:rFonts w:ascii="Charis SIL Regular" w:hAnsi="Charis SIL Regular" w:eastAsia="Charis SIL Regular"/>
-          <w:b w:val="0"/>
-          <w:i w:val="0"/>
-          <w:color w:val="000000"/>
-          <w:sz w:val="24"/>
-        </w:rPr>
-        <w:hyperlink r:id="rId58" w:history="1">
-          <w:r>
-            <w:rPr>
-              <w:rStyle w:val="Hyperlink"/>
-            </w:rPr>
-            <w:t>n</w:t>
-          </w:r>
-        </w:hyperlink>
-      </w:r>
-      <w:r>
-        <w:rPr>
-          <w:u w:val="single" w:color="0000ff"/>
-          <w:rFonts w:ascii="Charis SIL Regular" w:hAnsi="Charis SIL Regular" w:eastAsia="Charis SIL Regular"/>
-          <w:b w:val="0"/>
-          <w:i w:val="0"/>
-          <w:color w:val="000000"/>
-          <w:sz w:val="24"/>
-        </w:rPr>
-        <w:hyperlink r:id="rId58" w:history="1">
-          <w:r>
-            <w:rPr>
-              <w:rStyle w:val="Hyperlink"/>
-            </w:rPr>
-            <w:t>de</w:t>
-          </w:r>
-        </w:hyperlink>
-      </w:r>
-      <w:r>
-        <w:rPr>
-          <w:u w:val="single" w:color="0000ff"/>
-          <w:rFonts w:ascii="Charis SIL Regular" w:hAnsi="Charis SIL Regular" w:eastAsia="Charis SIL Regular"/>
-          <w:b w:val="0"/>
-          <w:i w:val="0"/>
-          <w:color w:val="000000"/>
-          <w:sz w:val="24"/>
-        </w:rPr>
-        <w:hyperlink r:id="rId58" w:history="1">
-          <w:r>
-            <w:rPr>
-              <w:rStyle w:val="Hyperlink"/>
-            </w:rPr>
-            <w:t>r seria</w:t>
-          </w:r>
-        </w:hyperlink>
-      </w:r>
-      <w:r>
-        <w:rPr>
-          <w:rFonts w:ascii="Charis SIL Regular" w:hAnsi="Charis SIL Regular" w:eastAsia="Charis SIL Regular"/>
-          <w:b w:val="0"/>
-          <w:i w:val="0"/>
-          <w:color w:val="000000"/>
-          <w:sz w:val="24"/>
-        </w:rPr>
-        <w:t xml:space="preserve">l numbers </w:t>
-      </w:r>
-      <w:r>
-        <w:rPr>
-          <w:rFonts w:ascii="Charis SIL Regular" w:hAnsi="Charis SIL Regular" w:eastAsia="Charis SIL Regular"/>
-          <w:b w:val="0"/>
-          <w:i w:val="0"/>
-          <w:color w:val="0000FF"/>
-          <w:sz w:val="24"/>
-          <w:u w:val="single"/>
-        </w:rPr>
         <w:hyperlink r:id="rId59" w:history="1">
-          <w:r>
-            <w:rPr>
-              <w:rStyle w:val="Hyperlink"/>
-            </w:rPr>
-            <w:t>RV-1443</w:t>
-          </w:r>
-        </w:hyperlink>
-      </w:r>
-      <w:r>
-        <w:rPr>
-          <w:rFonts w:ascii="Charis SIL Regular" w:hAnsi="Charis SIL Regular" w:eastAsia="Charis SIL Regular"/>
-          <w:b w:val="0"/>
-          <w:i w:val="0"/>
-          <w:color w:val="000000"/>
-          <w:sz w:val="24"/>
-        </w:rPr>
-        <w:t xml:space="preserve"> and </w:t>
-      </w:r>
-      <w:r>
-        <w:rPr>
-          <w:rFonts w:ascii="Charis SIL Regular" w:hAnsi="Charis SIL Regular" w:eastAsia="Charis SIL Regular"/>
-          <w:b w:val="0"/>
-          <w:i w:val="0"/>
-          <w:color w:val="0000FF"/>
-          <w:sz w:val="24"/>
-          <w:u w:val="single"/>
-        </w:rPr>
-        <w:hyperlink r:id="rId60" w:history="1">
           <w:r>
             <w:rPr>
               <w:rStyle w:val="Hyperlink"/>
@@ -7275,24 +7227,149 @@
           <w:sz w:val="24"/>
           <w:u w:val="single"/>
         </w:rPr>
+        <w:hyperlink r:id="rId60" w:history="1">
+          <w:r>
+            <w:rPr>
+              <w:rStyle w:val="Hyperlink"/>
+            </w:rPr>
+            <w:t>RV-1817</w:t>
+          </w:r>
+        </w:hyperlink>
+      </w:r>
+      <w:r>
+        <w:rPr>
+          <w:rFonts w:ascii="Charis SIL Regular" w:hAnsi="Charis SIL Regular" w:eastAsia="Charis SIL Regular"/>
+          <w:b w:val="0"/>
+          <w:i w:val="0"/>
+          <w:color w:val="000000"/>
+          <w:sz w:val="24"/>
+        </w:rPr>
+        <w:t xml:space="preserve"> and </w:t>
+      </w:r>
+      <w:r>
+        <w:rPr>
+          <w:rFonts w:ascii="Charis SIL Regular" w:hAnsi="Charis SIL Regular" w:eastAsia="Charis SIL Regular"/>
+          <w:b w:val="0"/>
+          <w:i w:val="0"/>
+          <w:color w:val="0000FF"/>
+          <w:sz w:val="24"/>
+          <w:u w:val="single"/>
+        </w:rPr>
         <w:hyperlink r:id="rId61" w:history="1">
           <w:r>
             <w:rPr>
               <w:rStyle w:val="Hyperlink"/>
             </w:rPr>
-            <w:t>RV-1817</w:t>
-          </w:r>
-        </w:hyperlink>
-      </w:r>
-      <w:r>
-        <w:rPr>
-          <w:rFonts w:ascii="Charis SIL Regular" w:hAnsi="Charis SIL Regular" w:eastAsia="Charis SIL Regular"/>
-          <w:b w:val="0"/>
-          <w:i w:val="0"/>
-          <w:color w:val="000000"/>
-          <w:sz w:val="24"/>
-        </w:rPr>
-        <w:t xml:space="preserve"> and </w:t>
+            <w:t>RV-2349</w:t>
+          </w:r>
+        </w:hyperlink>
+      </w:r>
+      <w:r>
+        <w:rPr>
+          <w:rFonts w:ascii="Charis SIL Regular" w:hAnsi="Charis SIL Regular" w:eastAsia="Charis SIL Regular"/>
+          <w:b w:val="0"/>
+          <w:i w:val="0"/>
+          <w:color w:val="000000"/>
+          <w:sz w:val="24"/>
+        </w:rPr>
+        <w:t xml:space="preserve">, which were gathered from Caribs by the Surinamese </w:t>
+      </w:r>
+      <w:r>
+        <w:rPr>
+          <w:rFonts w:ascii="Charis SIL Regular" w:hAnsi="Charis SIL Regular" w:eastAsia="Charis SIL Regular"/>
+          <w:b w:val="0"/>
+          <w:i w:val="0"/>
+          <w:color w:val="000000"/>
+          <w:sz w:val="24"/>
+        </w:rPr>
+        <w:t>brothers Fr</w:t>
+      </w:r>
+      <w:r>
+        <w:rPr>
+          <w:u w:val="single" w:color="0000ff"/>
+          <w:rFonts w:ascii="Charis SIL Regular" w:hAnsi="Charis SIL Regular" w:eastAsia="Charis SIL Regular"/>
+          <w:b w:val="0"/>
+          <w:i w:val="0"/>
+          <w:color w:val="000000"/>
+          <w:sz w:val="24"/>
+        </w:rPr>
+        <w:t>e</w:t>
+      </w:r>
+      <w:r>
+        <w:rPr>
+          <w:u w:val="single" w:color="0000ff"/>
+          <w:rFonts w:ascii="Charis SIL Regular" w:hAnsi="Charis SIL Regular" w:eastAsia="Charis SIL Regular"/>
+          <w:b w:val="0"/>
+          <w:i w:val="0"/>
+          <w:color w:val="000000"/>
+          <w:sz w:val="24"/>
+        </w:rPr>
+        <w:hyperlink r:id="rId60" w:history="1">
+          <w:r>
+            <w:rPr>
+              <w:rStyle w:val="Hyperlink"/>
+            </w:rPr>
+            <w:t>derik Pa</w:t>
+          </w:r>
+        </w:hyperlink>
+      </w:r>
+      <w:r>
+        <w:rPr>
+          <w:rFonts w:ascii="Charis SIL Regular" w:hAnsi="Charis SIL Regular" w:eastAsia="Charis SIL Regular"/>
+          <w:b w:val="0"/>
+          <w:i w:val="0"/>
+          <w:color w:val="000000"/>
+          <w:sz w:val="24"/>
+        </w:rPr>
+        <w:t>ul an</w:t>
+      </w:r>
+      <w:r>
+        <w:rPr>
+          <w:u w:val="single" w:color="0000ff"/>
+          <w:rFonts w:ascii="Charis SIL Regular" w:hAnsi="Charis SIL Regular" w:eastAsia="Charis SIL Regular"/>
+          <w:b w:val="0"/>
+          <w:i w:val="0"/>
+          <w:color w:val="000000"/>
+          <w:sz w:val="24"/>
+        </w:rPr>
+        <w:hyperlink r:id="rId61" w:history="1">
+          <w:r>
+            <w:rPr>
+              <w:rStyle w:val="Hyperlink"/>
+            </w:rPr>
+            <w:t>d Arthur</w:t>
+          </w:r>
+        </w:hyperlink>
+      </w:r>
+      <w:r>
+        <w:rPr>
+          <w:rFonts w:ascii="Charis SIL Regular" w:hAnsi="Charis SIL Regular" w:eastAsia="Charis SIL Regular"/>
+          <w:b w:val="0"/>
+          <w:i w:val="0"/>
+          <w:color w:val="000000"/>
+          <w:sz w:val="24"/>
+        </w:rPr>
+        <w:t xml:space="preserve"> Philip Penard, were donated to the museum in Leiden in </w:t>
+      </w:r>
+      <w:r>
+        <w:rPr>
+          <w:rFonts w:ascii="Charis SIL Regular" w:hAnsi="Charis SIL Regular" w:eastAsia="Charis SIL Regular"/>
+          <w:b w:val="0"/>
+          <w:i w:val="0"/>
+          <w:color w:val="000000"/>
+          <w:sz w:val="24"/>
+        </w:rPr>
+        <w:t xml:space="preserve">1912 and 1937, respectively. Finally, the 1926 KNAG expedition to the Wilhelmina </w:t>
+      </w:r>
+      <w:r>
+        <w:rPr>
+          <w:rFonts w:ascii="Charis SIL Regular" w:hAnsi="Charis SIL Regular" w:eastAsia="Charis SIL Regular"/>
+          <w:b w:val="0"/>
+          <w:i w:val="0"/>
+          <w:color w:val="000000"/>
+          <w:sz w:val="24"/>
+        </w:rPr>
+        <w:t xml:space="preserve">Mountains led by Gerold Stahel yielded the series </w:t>
       </w:r>
       <w:r>
         <w:rPr>
@@ -7304,131 +7381,6 @@
           <w:u w:val="single"/>
         </w:rPr>
         <w:hyperlink r:id="rId62" w:history="1">
-          <w:r>
-            <w:rPr>
-              <w:rStyle w:val="Hyperlink"/>
-            </w:rPr>
-            <w:t>RV-2349</w:t>
-          </w:r>
-        </w:hyperlink>
-      </w:r>
-      <w:r>
-        <w:rPr>
-          <w:rFonts w:ascii="Charis SIL Regular" w:hAnsi="Charis SIL Regular" w:eastAsia="Charis SIL Regular"/>
-          <w:b w:val="0"/>
-          <w:i w:val="0"/>
-          <w:color w:val="000000"/>
-          <w:sz w:val="24"/>
-        </w:rPr>
-        <w:t xml:space="preserve">, which were gathered from Caribs by the Surinamese </w:t>
-      </w:r>
-      <w:r>
-        <w:rPr>
-          <w:rFonts w:ascii="Charis SIL Regular" w:hAnsi="Charis SIL Regular" w:eastAsia="Charis SIL Regular"/>
-          <w:b w:val="0"/>
-          <w:i w:val="0"/>
-          <w:color w:val="000000"/>
-          <w:sz w:val="24"/>
-        </w:rPr>
-        <w:t>brothers Fr</w:t>
-      </w:r>
-      <w:r>
-        <w:rPr>
-          <w:u w:val="single" w:color="0000ff"/>
-          <w:rFonts w:ascii="Charis SIL Regular" w:hAnsi="Charis SIL Regular" w:eastAsia="Charis SIL Regular"/>
-          <w:b w:val="0"/>
-          <w:i w:val="0"/>
-          <w:color w:val="000000"/>
-          <w:sz w:val="24"/>
-        </w:rPr>
-        <w:t>e</w:t>
-      </w:r>
-      <w:r>
-        <w:rPr>
-          <w:u w:val="single" w:color="0000ff"/>
-          <w:rFonts w:ascii="Charis SIL Regular" w:hAnsi="Charis SIL Regular" w:eastAsia="Charis SIL Regular"/>
-          <w:b w:val="0"/>
-          <w:i w:val="0"/>
-          <w:color w:val="000000"/>
-          <w:sz w:val="24"/>
-        </w:rPr>
-        <w:hyperlink r:id="rId61" w:history="1">
-          <w:r>
-            <w:rPr>
-              <w:rStyle w:val="Hyperlink"/>
-            </w:rPr>
-            <w:t>derik Pa</w:t>
-          </w:r>
-        </w:hyperlink>
-      </w:r>
-      <w:r>
-        <w:rPr>
-          <w:rFonts w:ascii="Charis SIL Regular" w:hAnsi="Charis SIL Regular" w:eastAsia="Charis SIL Regular"/>
-          <w:b w:val="0"/>
-          <w:i w:val="0"/>
-          <w:color w:val="000000"/>
-          <w:sz w:val="24"/>
-        </w:rPr>
-        <w:t>ul an</w:t>
-      </w:r>
-      <w:r>
-        <w:rPr>
-          <w:u w:val="single" w:color="0000ff"/>
-          <w:rFonts w:ascii="Charis SIL Regular" w:hAnsi="Charis SIL Regular" w:eastAsia="Charis SIL Regular"/>
-          <w:b w:val="0"/>
-          <w:i w:val="0"/>
-          <w:color w:val="000000"/>
-          <w:sz w:val="24"/>
-        </w:rPr>
-        <w:hyperlink r:id="rId62" w:history="1">
-          <w:r>
-            <w:rPr>
-              <w:rStyle w:val="Hyperlink"/>
-            </w:rPr>
-            <w:t>d Arthur</w:t>
-          </w:r>
-        </w:hyperlink>
-      </w:r>
-      <w:r>
-        <w:rPr>
-          <w:rFonts w:ascii="Charis SIL Regular" w:hAnsi="Charis SIL Regular" w:eastAsia="Charis SIL Regular"/>
-          <w:b w:val="0"/>
-          <w:i w:val="0"/>
-          <w:color w:val="000000"/>
-          <w:sz w:val="24"/>
-        </w:rPr>
-        <w:t xml:space="preserve"> Philip Penard, were donated to the museum in Leiden in </w:t>
-      </w:r>
-      <w:r>
-        <w:rPr>
-          <w:rFonts w:ascii="Charis SIL Regular" w:hAnsi="Charis SIL Regular" w:eastAsia="Charis SIL Regular"/>
-          <w:b w:val="0"/>
-          <w:i w:val="0"/>
-          <w:color w:val="000000"/>
-          <w:sz w:val="24"/>
-        </w:rPr>
-        <w:t xml:space="preserve">1912 and 1937, respectively. Finally, the 1926 KNAG expedition to the Wilhelmina </w:t>
-      </w:r>
-      <w:r>
-        <w:rPr>
-          <w:rFonts w:ascii="Charis SIL Regular" w:hAnsi="Charis SIL Regular" w:eastAsia="Charis SIL Regular"/>
-          <w:b w:val="0"/>
-          <w:i w:val="0"/>
-          <w:color w:val="000000"/>
-          <w:sz w:val="24"/>
-        </w:rPr>
-        <w:t xml:space="preserve">Mountains led by Gerold Stahel yielded the series </w:t>
-      </w:r>
-      <w:r>
-        <w:rPr>
-          <w:rFonts w:ascii="Charis SIL Regular" w:hAnsi="Charis SIL Regular" w:eastAsia="Charis SIL Regular"/>
-          <w:b w:val="0"/>
-          <w:i w:val="0"/>
-          <w:color w:val="0000FF"/>
-          <w:sz w:val="24"/>
-          <w:u w:val="single"/>
-        </w:rPr>
-        <w:hyperlink r:id="rId63" w:history="1">
           <w:r>
             <w:rPr>
               <w:rStyle w:val="Hyperlink"/>
@@ -7489,7 +7441,7 @@
           <w:sz w:val="24"/>
           <w:u w:val="single"/>
         </w:rPr>
-        <w:hyperlink r:id="rId22" w:history="1">
+        <w:hyperlink r:id="rId63" w:history="1">
           <w:r>
             <w:rPr>
               <w:rStyle w:val="Hyperlink"/>
@@ -7507,7 +7459,7 @@
           <w:sz w:val="24"/>
           <w:u w:val="single"/>
         </w:rPr>
-        <w:hyperlink r:id="rId22" w:history="1">
+        <w:hyperlink r:id="rId63" w:history="1">
           <w:r>
             <w:rPr>
               <w:rStyle w:val="Hyperlink"/>
@@ -7545,7 +7497,7 @@
           <w:color w:val="000000"/>
           <w:sz w:val="24"/>
         </w:rPr>
-        <w:hyperlink r:id="rId22" w:history="1">
+        <w:hyperlink r:id="rId63" w:history="1">
           <w:r>
             <w:rPr>
               <w:rStyle w:val="Hyperlink"/>
@@ -7563,7 +7515,7 @@
           <w:color w:val="000000"/>
           <w:sz w:val="24"/>
         </w:rPr>
-        <w:hyperlink r:id="rId22" w:history="1">
+        <w:hyperlink r:id="rId63" w:history="1">
           <w:r>
             <w:rPr>
               <w:rStyle w:val="Hyperlink"/>
@@ -8114,7 +8066,43 @@
           <w:color w:val="000000"/>
           <w:sz w:val="24"/>
         </w:rPr>
-        <w:t xml:space="preserve"> at the </w:t>
+        <w:hyperlink r:id="rId67" w:history="1">
+          <w:r>
+            <w:rPr>
+              <w:rStyle w:val="Hyperlink"/>
+            </w:rPr>
+            <w:t xml:space="preserve"> at th</w:t>
+          </w:r>
+        </w:hyperlink>
+      </w:r>
+      <w:r>
+        <w:rPr>
+          <w:u w:val="single" w:color="0000ff"/>
+          <w:rFonts w:ascii="Charis SIL Regular" w:hAnsi="Charis SIL Regular" w:eastAsia="Charis SIL Regular"/>
+          <w:b w:val="0"/>
+          <w:i w:val="0"/>
+          <w:color w:val="000000"/>
+          <w:sz w:val="24"/>
+        </w:rPr>
+        <w:hyperlink r:id="rId67" w:history="1">
+          <w:r>
+            <w:rPr>
+              <w:rStyle w:val="Hyperlink"/>
+            </w:rPr>
+            <w:t>e</w:t>
+          </w:r>
+        </w:hyperlink>
+      </w:r>
+      <w:r>
+        <w:rPr>
+          <w:u w:val="single" w:color="0000ff"/>
+          <w:rFonts w:ascii="Charis SIL Regular" w:hAnsi="Charis SIL Regular" w:eastAsia="Charis SIL Regular"/>
+          <w:b w:val="0"/>
+          <w:i w:val="0"/>
+          <w:color w:val="000000"/>
+          <w:sz w:val="24"/>
+        </w:rPr>
+        <w:t xml:space="preserve"> </w:t>
       </w:r>
       <w:r>
         <w:rPr>
@@ -8391,267 +8379,267 @@
           <w:sz w:val="24"/>
           <w:u w:val="single"/>
         </w:rPr>
+        <w:hyperlink r:id="rId69" w:history="1">
+          <w:r>
+            <w:rPr>
+              <w:rStyle w:val="Hyperlink"/>
+            </w:rPr>
+            <w:t>Eliot</w:t>
+          </w:r>
+        </w:hyperlink>
+      </w:r>
+      <w:r>
+        <w:rPr>
+          <w:rFonts w:ascii="Charis SIL Regular" w:hAnsi="Charis SIL Regular" w:eastAsia="Charis SIL Regular"/>
+          <w:b w:val="0"/>
+          <w:i w:val="0"/>
+          <w:color w:val="0000FF"/>
+          <w:sz w:val="24"/>
+          <w:u w:val="single"/>
+        </w:rPr>
+        <w:t xml:space="preserve"> </w:t>
+      </w:r>
+      <w:r>
+        <w:rPr>
+          <w:rFonts w:ascii="Charis SIL Regular" w:hAnsi="Charis SIL Regular" w:eastAsia="Charis SIL Regular"/>
+          <w:b w:val="0"/>
+          <w:i w:val="0"/>
+          <w:color w:val="0000FF"/>
+          <w:sz w:val="24"/>
+          <w:u w:val="single"/>
+        </w:rPr>
+        <w:hyperlink r:id="rId69" w:history="1">
+          <w:r>
+            <w:rPr>
+              <w:rStyle w:val="Hyperlink"/>
+            </w:rPr>
+            <w:t>El</w:t>
+          </w:r>
+        </w:hyperlink>
+      </w:r>
+      <w:r>
+        <w:rPr>
+          <w:rFonts w:ascii="Charis SIL Regular" w:hAnsi="Charis SIL Regular" w:eastAsia="Charis SIL Regular"/>
+          <w:b w:val="0"/>
+          <w:i w:val="0"/>
+          <w:color w:val="0000FF"/>
+          <w:sz w:val="24"/>
+          <w:u w:val="single"/>
+        </w:rPr>
+        <w:hyperlink r:id="rId69" w:history="1">
+          <w:r>
+            <w:rPr>
+              <w:rStyle w:val="Hyperlink"/>
+            </w:rPr>
+            <w:t>i</w:t>
+          </w:r>
+        </w:hyperlink>
+      </w:r>
+      <w:r>
+        <w:rPr>
+          <w:rFonts w:ascii="Charis SIL Regular" w:hAnsi="Charis SIL Regular" w:eastAsia="Charis SIL Regular"/>
+          <w:b w:val="0"/>
+          <w:i w:val="0"/>
+          <w:color w:val="0000FF"/>
+          <w:sz w:val="24"/>
+          <w:u w:val="single"/>
+        </w:rPr>
+        <w:hyperlink r:id="rId69" w:history="1">
+          <w:r>
+            <w:rPr>
+              <w:rStyle w:val="Hyperlink"/>
+            </w:rPr>
+            <w:t>sofon</w:t>
+          </w:r>
+        </w:hyperlink>
+      </w:r>
+      <w:r>
+        <w:rPr>
+          <w:rFonts w:ascii="Charis SIL Regular" w:hAnsi="Charis SIL Regular" w:eastAsia="Charis SIL Regular"/>
+          <w:b w:val="0"/>
+          <w:i w:val="0"/>
+          <w:color w:val="0000FF"/>
+          <w:sz w:val="24"/>
+          <w:u w:val="single"/>
+        </w:rPr>
+        <w:t xml:space="preserve"> </w:t>
+      </w:r>
+      <w:r>
+        <w:rPr>
+          <w:rFonts w:ascii="Charis SIL Regular" w:hAnsi="Charis SIL Regular" w:eastAsia="Charis SIL Regular"/>
+          <w:b w:val="0"/>
+          <w:i w:val="0"/>
+          <w:color w:val="0000FF"/>
+          <w:sz w:val="24"/>
+          <w:u w:val="single"/>
+        </w:rPr>
+        <w:hyperlink r:id="rId69" w:history="1">
+          <w:r>
+            <w:rPr>
+              <w:rStyle w:val="Hyperlink"/>
+            </w:rPr>
+            <w:t>P</w:t>
+          </w:r>
+        </w:hyperlink>
+      </w:r>
+      <w:r>
+        <w:rPr>
+          <w:rFonts w:ascii="Charis SIL Regular" w:hAnsi="Charis SIL Regular" w:eastAsia="Charis SIL Regular"/>
+          <w:b w:val="0"/>
+          <w:i w:val="0"/>
+          <w:color w:val="0000FF"/>
+          <w:sz w:val="24"/>
+          <w:u w:val="single"/>
+        </w:rPr>
+        <w:hyperlink r:id="rId69" w:history="1">
+          <w:r>
+            <w:rPr>
+              <w:rStyle w:val="Hyperlink"/>
+            </w:rPr>
+            <w:t>ho</w:t>
+          </w:r>
+        </w:hyperlink>
+      </w:r>
+      <w:r>
+        <w:rPr>
+          <w:rFonts w:ascii="Charis SIL Regular" w:hAnsi="Charis SIL Regular" w:eastAsia="Charis SIL Regular"/>
+          <w:b w:val="0"/>
+          <w:i w:val="0"/>
+          <w:color w:val="0000FF"/>
+          <w:sz w:val="24"/>
+          <w:u w:val="single"/>
+        </w:rPr>
+        <w:hyperlink r:id="rId69" w:history="1">
+          <w:r>
+            <w:rPr>
+              <w:rStyle w:val="Hyperlink"/>
+            </w:rPr>
+            <w:t>t</w:t>
+          </w:r>
+        </w:hyperlink>
+      </w:r>
+      <w:r>
+        <w:rPr>
+          <w:rFonts w:ascii="Charis SIL Regular" w:hAnsi="Charis SIL Regular" w:eastAsia="Charis SIL Regular"/>
+          <w:b w:val="0"/>
+          <w:i w:val="0"/>
+          <w:color w:val="0000FF"/>
+          <w:sz w:val="24"/>
+          <w:u w:val="single"/>
+        </w:rPr>
+        <w:hyperlink r:id="rId69" w:history="1">
+          <w:r>
+            <w:rPr>
+              <w:rStyle w:val="Hyperlink"/>
+            </w:rPr>
+            <w:t>ographic</w:t>
+          </w:r>
+        </w:hyperlink>
+      </w:r>
+      <w:r>
+        <w:rPr>
+          <w:rFonts w:ascii="Charis SIL Regular" w:hAnsi="Charis SIL Regular" w:eastAsia="Charis SIL Regular"/>
+          <w:b w:val="0"/>
+          <w:i w:val="0"/>
+          <w:color w:val="0000FF"/>
+          <w:sz w:val="24"/>
+          <w:u w:val="single"/>
+        </w:rPr>
+        <w:t xml:space="preserve"> </w:t>
+      </w:r>
+      <w:r>
+        <w:rPr>
+          <w:rFonts w:ascii="Charis SIL Regular" w:hAnsi="Charis SIL Regular" w:eastAsia="Charis SIL Regular"/>
+          <w:b w:val="0"/>
+          <w:i w:val="0"/>
+          <w:color w:val="0000FF"/>
+          <w:sz w:val="24"/>
+          <w:u w:val="single"/>
+        </w:rPr>
+        <w:hyperlink r:id="rId69" w:history="1">
+          <w:r>
+            <w:rPr>
+              <w:rStyle w:val="Hyperlink"/>
+            </w:rPr>
+            <w:t>Ar</w:t>
+          </w:r>
+        </w:hyperlink>
+      </w:r>
+      <w:r>
+        <w:rPr>
+          <w:rFonts w:ascii="Charis SIL Regular" w:hAnsi="Charis SIL Regular" w:eastAsia="Charis SIL Regular"/>
+          <w:b w:val="0"/>
+          <w:i w:val="0"/>
+          <w:color w:val="0000FF"/>
+          <w:sz w:val="24"/>
+          <w:u w:val="single"/>
+        </w:rPr>
+        <w:hyperlink r:id="rId69" w:history="1">
+          <w:r>
+            <w:rPr>
+              <w:rStyle w:val="Hyperlink"/>
+            </w:rPr>
+            <w:t>chive</w:t>
+          </w:r>
+        </w:hyperlink>
+      </w:r>
+      <w:r>
+        <w:rPr>
+          <w:rFonts w:ascii="Charis SIL Regular" w:hAnsi="Charis SIL Regular" w:eastAsia="Charis SIL Regular"/>
+          <w:b w:val="0"/>
+          <w:i w:val="0"/>
+          <w:color w:val="0000FF"/>
+          <w:sz w:val="24"/>
+          <w:u w:val="single"/>
+        </w:rPr>
+        <w:hyperlink r:id="rId69" w:history="1">
+          <w:r>
+            <w:rPr>
+              <w:rStyle w:val="Hyperlink"/>
+            </w:rPr>
+            <w:t>s</w:t>
+          </w:r>
+        </w:hyperlink>
+      </w:r>
+      <w:r>
+        <w:rPr>
+          <w:rFonts w:ascii="Charis SIL Regular" w:hAnsi="Charis SIL Regular" w:eastAsia="Charis SIL Regular"/>
+          <w:b w:val="0"/>
+          <w:i w:val="0"/>
+          <w:color w:val="0000FF"/>
+          <w:sz w:val="24"/>
+          <w:u w:val="single"/>
+        </w:rPr>
+        <w:hyperlink r:id="rId69" w:history="1">
+          <w:r>
+            <w:rPr>
+              <w:rStyle w:val="Hyperlink"/>
+            </w:rPr>
+            <w:t>,</w:t>
+          </w:r>
+        </w:hyperlink>
+      </w:r>
+      <w:r>
+        <w:rPr>
+          <w:rFonts w:ascii="Charis SIL Regular" w:hAnsi="Charis SIL Regular" w:eastAsia="Charis SIL Regular"/>
+          <w:b w:val="0"/>
+          <w:i w:val="0"/>
+          <w:color w:val="0000FF"/>
+          <w:sz w:val="24"/>
+          <w:u w:val="single"/>
+        </w:rPr>
+        <w:t xml:space="preserve"> </w:t>
+      </w:r>
+      <w:r>
+        <w:rPr>
+          <w:rFonts w:ascii="Charis SIL Regular" w:hAnsi="Charis SIL Regular" w:eastAsia="Charis SIL Regular"/>
+          <w:b w:val="0"/>
+          <w:i w:val="0"/>
+          <w:color w:val="0000FF"/>
+          <w:sz w:val="24"/>
+          <w:u w:val="single"/>
+        </w:rPr>
         <w:hyperlink r:id="rId68" w:history="1">
-          <w:r>
-            <w:rPr>
-              <w:rStyle w:val="Hyperlink"/>
-            </w:rPr>
-            <w:t>Eliot</w:t>
-          </w:r>
-        </w:hyperlink>
-      </w:r>
-      <w:r>
-        <w:rPr>
-          <w:rFonts w:ascii="Charis SIL Regular" w:hAnsi="Charis SIL Regular" w:eastAsia="Charis SIL Regular"/>
-          <w:b w:val="0"/>
-          <w:i w:val="0"/>
-          <w:color w:val="0000FF"/>
-          <w:sz w:val="24"/>
-          <w:u w:val="single"/>
-        </w:rPr>
-        <w:t xml:space="preserve"> </w:t>
-      </w:r>
-      <w:r>
-        <w:rPr>
-          <w:rFonts w:ascii="Charis SIL Regular" w:hAnsi="Charis SIL Regular" w:eastAsia="Charis SIL Regular"/>
-          <w:b w:val="0"/>
-          <w:i w:val="0"/>
-          <w:color w:val="0000FF"/>
-          <w:sz w:val="24"/>
-          <w:u w:val="single"/>
-        </w:rPr>
-        <w:hyperlink r:id="rId68" w:history="1">
-          <w:r>
-            <w:rPr>
-              <w:rStyle w:val="Hyperlink"/>
-            </w:rPr>
-            <w:t>El</w:t>
-          </w:r>
-        </w:hyperlink>
-      </w:r>
-      <w:r>
-        <w:rPr>
-          <w:rFonts w:ascii="Charis SIL Regular" w:hAnsi="Charis SIL Regular" w:eastAsia="Charis SIL Regular"/>
-          <w:b w:val="0"/>
-          <w:i w:val="0"/>
-          <w:color w:val="0000FF"/>
-          <w:sz w:val="24"/>
-          <w:u w:val="single"/>
-        </w:rPr>
-        <w:hyperlink r:id="rId68" w:history="1">
-          <w:r>
-            <w:rPr>
-              <w:rStyle w:val="Hyperlink"/>
-            </w:rPr>
-            <w:t>i</w:t>
-          </w:r>
-        </w:hyperlink>
-      </w:r>
-      <w:r>
-        <w:rPr>
-          <w:rFonts w:ascii="Charis SIL Regular" w:hAnsi="Charis SIL Regular" w:eastAsia="Charis SIL Regular"/>
-          <w:b w:val="0"/>
-          <w:i w:val="0"/>
-          <w:color w:val="0000FF"/>
-          <w:sz w:val="24"/>
-          <w:u w:val="single"/>
-        </w:rPr>
-        <w:hyperlink r:id="rId68" w:history="1">
-          <w:r>
-            <w:rPr>
-              <w:rStyle w:val="Hyperlink"/>
-            </w:rPr>
-            <w:t>sofon</w:t>
-          </w:r>
-        </w:hyperlink>
-      </w:r>
-      <w:r>
-        <w:rPr>
-          <w:rFonts w:ascii="Charis SIL Regular" w:hAnsi="Charis SIL Regular" w:eastAsia="Charis SIL Regular"/>
-          <w:b w:val="0"/>
-          <w:i w:val="0"/>
-          <w:color w:val="0000FF"/>
-          <w:sz w:val="24"/>
-          <w:u w:val="single"/>
-        </w:rPr>
-        <w:t xml:space="preserve"> </w:t>
-      </w:r>
-      <w:r>
-        <w:rPr>
-          <w:rFonts w:ascii="Charis SIL Regular" w:hAnsi="Charis SIL Regular" w:eastAsia="Charis SIL Regular"/>
-          <w:b w:val="0"/>
-          <w:i w:val="0"/>
-          <w:color w:val="0000FF"/>
-          <w:sz w:val="24"/>
-          <w:u w:val="single"/>
-        </w:rPr>
-        <w:hyperlink r:id="rId69" w:history="1">
-          <w:r>
-            <w:rPr>
-              <w:rStyle w:val="Hyperlink"/>
-            </w:rPr>
-            <w:t>P</w:t>
-          </w:r>
-        </w:hyperlink>
-      </w:r>
-      <w:r>
-        <w:rPr>
-          <w:rFonts w:ascii="Charis SIL Regular" w:hAnsi="Charis SIL Regular" w:eastAsia="Charis SIL Regular"/>
-          <w:b w:val="0"/>
-          <w:i w:val="0"/>
-          <w:color w:val="0000FF"/>
-          <w:sz w:val="24"/>
-          <w:u w:val="single"/>
-        </w:rPr>
-        <w:hyperlink r:id="rId69" w:history="1">
-          <w:r>
-            <w:rPr>
-              <w:rStyle w:val="Hyperlink"/>
-            </w:rPr>
-            <w:t>ho</w:t>
-          </w:r>
-        </w:hyperlink>
-      </w:r>
-      <w:r>
-        <w:rPr>
-          <w:rFonts w:ascii="Charis SIL Regular" w:hAnsi="Charis SIL Regular" w:eastAsia="Charis SIL Regular"/>
-          <w:b w:val="0"/>
-          <w:i w:val="0"/>
-          <w:color w:val="0000FF"/>
-          <w:sz w:val="24"/>
-          <w:u w:val="single"/>
-        </w:rPr>
-        <w:hyperlink r:id="rId69" w:history="1">
-          <w:r>
-            <w:rPr>
-              <w:rStyle w:val="Hyperlink"/>
-            </w:rPr>
-            <w:t>t</w:t>
-          </w:r>
-        </w:hyperlink>
-      </w:r>
-      <w:r>
-        <w:rPr>
-          <w:rFonts w:ascii="Charis SIL Regular" w:hAnsi="Charis SIL Regular" w:eastAsia="Charis SIL Regular"/>
-          <w:b w:val="0"/>
-          <w:i w:val="0"/>
-          <w:color w:val="0000FF"/>
-          <w:sz w:val="24"/>
-          <w:u w:val="single"/>
-        </w:rPr>
-        <w:hyperlink r:id="rId69" w:history="1">
-          <w:r>
-            <w:rPr>
-              <w:rStyle w:val="Hyperlink"/>
-            </w:rPr>
-            <w:t>ographic</w:t>
-          </w:r>
-        </w:hyperlink>
-      </w:r>
-      <w:r>
-        <w:rPr>
-          <w:rFonts w:ascii="Charis SIL Regular" w:hAnsi="Charis SIL Regular" w:eastAsia="Charis SIL Regular"/>
-          <w:b w:val="0"/>
-          <w:i w:val="0"/>
-          <w:color w:val="0000FF"/>
-          <w:sz w:val="24"/>
-          <w:u w:val="single"/>
-        </w:rPr>
-        <w:t xml:space="preserve"> </w:t>
-      </w:r>
-      <w:r>
-        <w:rPr>
-          <w:rFonts w:ascii="Charis SIL Regular" w:hAnsi="Charis SIL Regular" w:eastAsia="Charis SIL Regular"/>
-          <w:b w:val="0"/>
-          <w:i w:val="0"/>
-          <w:color w:val="0000FF"/>
-          <w:sz w:val="24"/>
-          <w:u w:val="single"/>
-        </w:rPr>
-        <w:hyperlink r:id="rId69" w:history="1">
-          <w:r>
-            <w:rPr>
-              <w:rStyle w:val="Hyperlink"/>
-            </w:rPr>
-            <w:t>Ar</w:t>
-          </w:r>
-        </w:hyperlink>
-      </w:r>
-      <w:r>
-        <w:rPr>
-          <w:rFonts w:ascii="Charis SIL Regular" w:hAnsi="Charis SIL Regular" w:eastAsia="Charis SIL Regular"/>
-          <w:b w:val="0"/>
-          <w:i w:val="0"/>
-          <w:color w:val="0000FF"/>
-          <w:sz w:val="24"/>
-          <w:u w:val="single"/>
-        </w:rPr>
-        <w:hyperlink r:id="rId69" w:history="1">
-          <w:r>
-            <w:rPr>
-              <w:rStyle w:val="Hyperlink"/>
-            </w:rPr>
-            <w:t>chive</w:t>
-          </w:r>
-        </w:hyperlink>
-      </w:r>
-      <w:r>
-        <w:rPr>
-          <w:rFonts w:ascii="Charis SIL Regular" w:hAnsi="Charis SIL Regular" w:eastAsia="Charis SIL Regular"/>
-          <w:b w:val="0"/>
-          <w:i w:val="0"/>
-          <w:color w:val="0000FF"/>
-          <w:sz w:val="24"/>
-          <w:u w:val="single"/>
-        </w:rPr>
-        <w:hyperlink r:id="rId69" w:history="1">
-          <w:r>
-            <w:rPr>
-              <w:rStyle w:val="Hyperlink"/>
-            </w:rPr>
-            <w:t>s</w:t>
-          </w:r>
-        </w:hyperlink>
-      </w:r>
-      <w:r>
-        <w:rPr>
-          <w:rFonts w:ascii="Charis SIL Regular" w:hAnsi="Charis SIL Regular" w:eastAsia="Charis SIL Regular"/>
-          <w:b w:val="0"/>
-          <w:i w:val="0"/>
-          <w:color w:val="0000FF"/>
-          <w:sz w:val="24"/>
-          <w:u w:val="single"/>
-        </w:rPr>
-        <w:hyperlink r:id="rId69" w:history="1">
-          <w:r>
-            <w:rPr>
-              <w:rStyle w:val="Hyperlink"/>
-            </w:rPr>
-            <w:t>,</w:t>
-          </w:r>
-        </w:hyperlink>
-      </w:r>
-      <w:r>
-        <w:rPr>
-          <w:rFonts w:ascii="Charis SIL Regular" w:hAnsi="Charis SIL Regular" w:eastAsia="Charis SIL Regular"/>
-          <w:b w:val="0"/>
-          <w:i w:val="0"/>
-          <w:color w:val="0000FF"/>
-          <w:sz w:val="24"/>
-          <w:u w:val="single"/>
-        </w:rPr>
-        <w:t xml:space="preserve"> </w:t>
-      </w:r>
-      <w:r>
-        <w:rPr>
-          <w:rFonts w:ascii="Charis SIL Regular" w:hAnsi="Charis SIL Regular" w:eastAsia="Charis SIL Regular"/>
-          <w:b w:val="0"/>
-          <w:i w:val="0"/>
-          <w:color w:val="0000FF"/>
-          <w:sz w:val="24"/>
-          <w:u w:val="single"/>
-        </w:rPr>
-        <w:hyperlink r:id="rId69" w:history="1">
           <w:r>
             <w:rPr>
               <w:rStyle w:val="Hyperlink"/>
@@ -9268,6 +9256,7 @@
           <w:i w:val="0"/>
           <w:color w:val="0000FF"/>
           <w:sz w:val="24"/>
+          <w:u w:val="single"/>
         </w:rPr>
         <w:hyperlink r:id="rId73" w:history="1">
           <w:r>
@@ -9811,32 +9800,7 @@
           <w:color w:val="000000"/>
           <w:sz w:val="24"/>
         </w:rPr>
-        <w:hyperlink r:id="rId78" w:history="1">
-          <w:r>
-            <w:rPr>
-              <w:rStyle w:val="Hyperlink"/>
-            </w:rPr>
-            <w:t>s</w:t>
-          </w:r>
-        </w:hyperlink>
-      </w:r>
-      <w:r>
-        <w:rPr>
-          <w:u w:val="single" w:color="0000ff"/>
-          <w:rFonts w:ascii="Charis SIL Regular" w:hAnsi="Charis SIL Regular" w:eastAsia="Charis SIL Regular"/>
-          <w:b w:val="0"/>
-          <w:i w:val="0"/>
-          <w:color w:val="000000"/>
-          <w:sz w:val="24"/>
-        </w:rPr>
-        <w:hyperlink r:id="rId78" w:history="1">
-          <w:r>
-            <w:rPr>
-              <w:rStyle w:val="Hyperlink"/>
-            </w:rPr>
-            <w:t xml:space="preserve"> of great s</w:t>
-          </w:r>
-        </w:hyperlink>
+        <w:t>s of great s</w:t>
       </w:r>
       <w:r>
         <w:rPr>
@@ -10756,21 +10720,13 @@
       </w:r>
       <w:r>
         <w:rPr>
-          <w:u w:val="single" w:color="0000ff"/>
-          <w:rFonts w:ascii="Charis SIL Regular" w:hAnsi="Charis SIL Regular" w:eastAsia="Charis SIL Regular"/>
-          <w:b w:val="0"/>
-          <w:i w:val="0"/>
-          <w:color w:val="000000"/>
-          <w:sz w:val="24"/>
-        </w:rPr>
-        <w:hyperlink r:id="rId84" w:history="1">
-          <w:r>
-            <w:rPr>
-              <w:rStyle w:val="Hyperlink"/>
-            </w:rPr>
-            <w:t xml:space="preserve">ct the </w:t>
-          </w:r>
-        </w:hyperlink>
+          <w:rFonts w:ascii="Charis SIL Regular" w:hAnsi="Charis SIL Regular" w:eastAsia="Charis SIL Regular"/>
+          <w:b w:val="0"/>
+          <w:i w:val="0"/>
+          <w:color w:val="000000"/>
+          <w:sz w:val="24"/>
+        </w:rPr>
+        <w:t xml:space="preserve">ct the </w:t>
       </w:r>
       <w:r>
         <w:rPr>
@@ -12043,7 +11999,7 @@
           <w:sz w:val="24"/>
           <w:u w:val="single"/>
         </w:rPr>
-        <w:hyperlink r:id="rId89" w:history="1">
+        <w:hyperlink r:id="rId88" w:history="1">
           <w:r>
             <w:rPr>
               <w:rStyle w:val="Hyperlink"/>
@@ -12512,7 +12468,7 @@
           <w:sz w:val="24"/>
           <w:u w:val="single"/>
         </w:rPr>
-        <w:hyperlink r:id="rId92" w:history="1">
+        <w:hyperlink r:id="rId93" w:history="1">
           <w:r>
             <w:rPr>
               <w:rStyle w:val="Hyperlink"/>
@@ -12541,7 +12497,7 @@
           <w:sz w:val="24"/>
           <w:u w:val="single"/>
         </w:rPr>
-        <w:hyperlink r:id="rId92" w:history="1">
+        <w:hyperlink r:id="rId93" w:history="1">
           <w:r>
             <w:rPr>
               <w:rStyle w:val="Hyperlink"/>
@@ -14568,6 +14524,7 @@
           <w:i w:val="0"/>
           <w:color w:val="0000FF"/>
           <w:sz w:val="24"/>
+          <w:u w:val="single"/>
         </w:rPr>
         <w:hyperlink r:id="rId106" w:history="1">
           <w:r>

--- a/EXPORTS/DOCX/published/niveau2/English/Suriname.docx
+++ b/EXPORTS/DOCX/published/niveau2/English/Suriname.docx
@@ -967,24 +967,7 @@
           <w:color w:val="000000"/>
           <w:sz w:val="24"/>
         </w:rPr>
-        <w:hyperlink r:id="rId11" w:history="1">
-          <w:r>
-            <w:rPr>
-              <w:rStyle w:val="Hyperlink"/>
-            </w:rPr>
-            <w:t xml:space="preserve">binet of </w:t>
-          </w:r>
-        </w:hyperlink>
-      </w:r>
-      <w:r>
-        <w:rPr>
-          <w:rFonts w:ascii="Charis SIL Regular" w:hAnsi="Charis SIL Regular" w:eastAsia="Charis SIL Regular"/>
-          <w:b w:val="0"/>
-          <w:i w:val="0"/>
-          <w:color w:val="000000"/>
-          <w:sz w:val="24"/>
-        </w:rPr>
-        <w:t>C</w:t>
+        <w:t>binet of C</w:t>
       </w:r>
       <w:r>
         <w:rPr>
@@ -1533,37 +1516,154 @@
           <w:i w:val="0"/>
           <w:color w:val="0000FF"/>
           <w:sz w:val="24"/>
+        </w:rPr>
+        <w:t>m</w:t>
+      </w:r>
+      <w:r>
+        <w:rPr>
+          <w:rFonts w:ascii="Charis SIL Regular" w:hAnsi="Charis SIL Regular" w:eastAsia="Charis SIL Regular"/>
+          <w:b w:val="0"/>
+          <w:i w:val="0"/>
+          <w:color w:val="0000FF"/>
+          <w:sz w:val="24"/>
           <w:u w:val="single"/>
         </w:rPr>
+        <w:hyperlink r:id="rId13" w:history="1">
+          <w:r>
+            <w:rPr>
+              <w:rStyle w:val="Hyperlink"/>
+            </w:rPr>
+            <w:t>ens</w:t>
+          </w:r>
+        </w:hyperlink>
+      </w:r>
+      <w:r>
+        <w:rPr>
+          <w:u w:val="single" w:color="0000ff"/>
+          <w:rFonts w:ascii="Charis SIL Regular" w:hAnsi="Charis SIL Regular" w:eastAsia="Charis SIL Regular"/>
+          <w:b w:val="0"/>
+          <w:i w:val="0"/>
+          <w:color w:val="000000"/>
+          <w:sz w:val="24"/>
+        </w:rPr>
+        <w:hyperlink r:id="rId13" w:history="1">
+          <w:r>
+            <w:rPr>
+              <w:rStyle w:val="Hyperlink"/>
+            </w:rPr>
+            <w:t>. La</w:t>
+          </w:r>
+        </w:hyperlink>
+      </w:r>
+      <w:r>
+        <w:rPr>
+          <w:rFonts w:ascii="Charis SIL Regular" w:hAnsi="Charis SIL Regular" w:eastAsia="Charis SIL Regular"/>
+          <w:b w:val="0"/>
+          <w:i w:val="0"/>
+          <w:color w:val="000000"/>
+          <w:sz w:val="24"/>
+        </w:rPr>
         <w:t>m</w:t>
       </w:r>
       <w:r>
         <w:rPr>
-          <w:rFonts w:ascii="Charis SIL Regular" w:hAnsi="Charis SIL Regular" w:eastAsia="Charis SIL Regular"/>
-          <w:b w:val="0"/>
-          <w:i w:val="0"/>
-          <w:color w:val="0000FF"/>
-          <w:sz w:val="24"/>
-          <w:u w:val="single"/>
-        </w:rPr>
-        <w:hyperlink r:id="rId13" w:history="1">
-          <w:r>
-            <w:rPr>
-              <w:rStyle w:val="Hyperlink"/>
-            </w:rPr>
-            <w:t>ens</w:t>
-          </w:r>
-        </w:hyperlink>
-      </w:r>
-      <w:r>
-        <w:rPr>
-          <w:rFonts w:ascii="Charis SIL Regular" w:hAnsi="Charis SIL Regular" w:eastAsia="Charis SIL Regular"/>
-          <w:b w:val="0"/>
-          <w:i w:val="0"/>
-          <w:color w:val="000000"/>
-          <w:sz w:val="24"/>
-        </w:rPr>
-        <w:t xml:space="preserve">. Lammens, son-in-law and admirer of </w:t>
+          <w:u w:val="single" w:color="0000ff"/>
+          <w:rFonts w:ascii="Charis SIL Regular" w:hAnsi="Charis SIL Regular" w:eastAsia="Charis SIL Regular"/>
+          <w:b w:val="0"/>
+          <w:i w:val="0"/>
+          <w:color w:val="000000"/>
+          <w:sz w:val="24"/>
+        </w:rPr>
+        <w:hyperlink r:id="rId14" w:history="1">
+          <w:r>
+            <w:rPr>
+              <w:rStyle w:val="Hyperlink"/>
+            </w:rPr>
+            <w:t>mens, s</w:t>
+          </w:r>
+        </w:hyperlink>
+      </w:r>
+      <w:r>
+        <w:rPr>
+          <w:u w:val="single" w:color="0000ff"/>
+          <w:rFonts w:ascii="Charis SIL Regular" w:hAnsi="Charis SIL Regular" w:eastAsia="Charis SIL Regular"/>
+          <w:b w:val="0"/>
+          <w:i w:val="0"/>
+          <w:color w:val="000000"/>
+          <w:sz w:val="24"/>
+        </w:rPr>
+        <w:hyperlink r:id="rId14" w:history="1">
+          <w:r>
+            <w:rPr>
+              <w:rStyle w:val="Hyperlink"/>
+            </w:rPr>
+            <w:t>on-in-law an</w:t>
+          </w:r>
+        </w:hyperlink>
+      </w:r>
+      <w:r>
+        <w:rPr>
+          <w:rFonts w:ascii="Charis SIL Regular" w:hAnsi="Charis SIL Regular" w:eastAsia="Charis SIL Regular"/>
+          <w:b w:val="0"/>
+          <w:i w:val="0"/>
+          <w:color w:val="000000"/>
+          <w:sz w:val="24"/>
+        </w:rPr>
+        <w:t>d</w:t>
+      </w:r>
+      <w:r>
+        <w:rPr>
+          <w:u w:val="single" w:color="0000ff"/>
+          <w:rFonts w:ascii="Charis SIL Regular" w:hAnsi="Charis SIL Regular" w:eastAsia="Charis SIL Regular"/>
+          <w:b w:val="0"/>
+          <w:i w:val="0"/>
+          <w:color w:val="000000"/>
+          <w:sz w:val="24"/>
+        </w:rPr>
+        <w:hyperlink r:id="rId15" w:history="1">
+          <w:r>
+            <w:rPr>
+              <w:rStyle w:val="Hyperlink"/>
+            </w:rPr>
+            <w:t xml:space="preserve"> admire</w:t>
+          </w:r>
+        </w:hyperlink>
+      </w:r>
+      <w:r>
+        <w:rPr>
+          <w:u w:val="single" w:color="0000ff"/>
+          <w:rFonts w:ascii="Charis SIL Regular" w:hAnsi="Charis SIL Regular" w:eastAsia="Charis SIL Regular"/>
+          <w:b w:val="0"/>
+          <w:i w:val="0"/>
+          <w:color w:val="000000"/>
+          <w:sz w:val="24"/>
+        </w:rPr>
+        <w:hyperlink r:id="rId15" w:history="1">
+          <w:r>
+            <w:rPr>
+              <w:rStyle w:val="Hyperlink"/>
+            </w:rPr>
+            <w:t>r</w:t>
+          </w:r>
+        </w:hyperlink>
+      </w:r>
+      <w:r>
+        <w:rPr>
+          <w:u w:val="single" w:color="0000ff"/>
+          <w:rFonts w:ascii="Charis SIL Regular" w:hAnsi="Charis SIL Regular" w:eastAsia="Charis SIL Regular"/>
+          <w:b w:val="0"/>
+          <w:i w:val="0"/>
+          <w:color w:val="000000"/>
+          <w:sz w:val="24"/>
+        </w:rPr>
+        <w:hyperlink r:id="rId15" w:history="1">
+          <w:r>
+            <w:rPr>
+              <w:rStyle w:val="Hyperlink"/>
+            </w:rPr>
+            <w:t xml:space="preserve"> of </w:t>
+          </w:r>
+        </w:hyperlink>
       </w:r>
       <w:r>
         <w:rPr>
@@ -2386,61 +2486,7 @@
           <w:color w:val="000000"/>
           <w:sz w:val="24"/>
         </w:rPr>
-        <w:t xml:space="preserve">is </w:t>
-      </w:r>
-      <w:r>
-        <w:rPr>
-          <w:u w:val="single" w:color="0000ff"/>
-          <w:rFonts w:ascii="Charis SIL Regular" w:hAnsi="Charis SIL Regular" w:eastAsia="Charis SIL Regular"/>
-          <w:b w:val="0"/>
-          <w:i w:val="0"/>
-          <w:color w:val="000000"/>
-          <w:sz w:val="24"/>
-        </w:rPr>
-        <w:hyperlink r:id="rId21" w:history="1">
-          <w:r>
-            <w:rPr>
-              <w:rStyle w:val="Hyperlink"/>
-            </w:rPr>
-            <w:t>hou</w:t>
-          </w:r>
-        </w:hyperlink>
-      </w:r>
-      <w:r>
-        <w:rPr>
-          <w:u w:val="single" w:color="0000ff"/>
-          <w:rFonts w:ascii="Charis SIL Regular" w:hAnsi="Charis SIL Regular" w:eastAsia="Charis SIL Regular"/>
-          <w:b w:val="0"/>
-          <w:i w:val="0"/>
-          <w:color w:val="000000"/>
-          <w:sz w:val="24"/>
-        </w:rPr>
-        <w:hyperlink r:id="rId21" w:history="1">
-          <w:r>
-            <w:rPr>
-              <w:rStyle w:val="Hyperlink"/>
-            </w:rPr>
-            <w:t>s</w:t>
-          </w:r>
-        </w:hyperlink>
-      </w:r>
-      <w:r>
-        <w:rPr>
-          <w:u w:val="single" w:color="0000ff"/>
-          <w:rFonts w:ascii="Charis SIL Regular" w:hAnsi="Charis SIL Regular" w:eastAsia="Charis SIL Regular"/>
-          <w:b w:val="0"/>
-          <w:i w:val="0"/>
-          <w:color w:val="000000"/>
-          <w:sz w:val="24"/>
-        </w:rPr>
-        <w:hyperlink r:id="rId21" w:history="1">
-          <w:r>
-            <w:rPr>
-              <w:rStyle w:val="Hyperlink"/>
-            </w:rPr>
-            <w:t xml:space="preserve">ed at </w:t>
-          </w:r>
-        </w:hyperlink>
+        <w:t xml:space="preserve">is housed at </w:t>
       </w:r>
       <w:r>
         <w:rPr>
@@ -2808,15 +2854,9 @@
           <w:i w:val="0"/>
           <w:color w:val="0000FF"/>
           <w:sz w:val="24"/>
-        </w:rPr>
-        <w:hyperlink r:id="rId23" w:history="1">
-          <w:r>
-            <w:rPr>
-              <w:rStyle w:val="Hyperlink"/>
-            </w:rPr>
-            <w:t>m</w:t>
-          </w:r>
-        </w:hyperlink>
+          <w:u w:val="single"/>
+        </w:rPr>
+        <w:t>m</w:t>
       </w:r>
       <w:r>
         <w:rPr>
@@ -3312,53 +3352,7 @@
           <w:color w:val="000000"/>
           <w:sz w:val="24"/>
         </w:rPr>
-        <w:t xml:space="preserve"> and finance </w:t>
-      </w:r>
-      <w:r>
-        <w:rPr>
-          <w:u w:val="single" w:color="0000ff"/>
-          <w:rFonts w:ascii="Charis SIL Regular" w:hAnsi="Charis SIL Regular" w:eastAsia="Charis SIL Regular"/>
-          <w:b w:val="0"/>
-          <w:i w:val="0"/>
-          <w:color w:val="000000"/>
-          <w:sz w:val="24"/>
-        </w:rPr>
-        <w:hyperlink r:id="rId25" w:history="1">
-          <w:r>
-            <w:rPr>
-              <w:rStyle w:val="Hyperlink"/>
-            </w:rPr>
-            <w:t>admini</w:t>
-          </w:r>
-        </w:hyperlink>
-      </w:r>
-      <w:r>
-        <w:rPr>
-          <w:rFonts w:ascii="Charis SIL Regular" w:hAnsi="Charis SIL Regular" w:eastAsia="Charis SIL Regular"/>
-          <w:b w:val="0"/>
-          <w:i w:val="0"/>
-          <w:color w:val="000000"/>
-          <w:sz w:val="24"/>
-        </w:rPr>
-        <w:t>strato</w:t>
-      </w:r>
-      <w:r>
-        <w:rPr>
-          <w:u w:val="single" w:color="0000ff"/>
-          <w:rFonts w:ascii="Charis SIL Regular" w:hAnsi="Charis SIL Regular" w:eastAsia="Charis SIL Regular"/>
-          <w:b w:val="0"/>
-          <w:i w:val="0"/>
-          <w:color w:val="000000"/>
-          <w:sz w:val="24"/>
-        </w:rPr>
-        <w:hyperlink r:id="rId26" w:history="1">
-          <w:r>
-            <w:rPr>
-              <w:rStyle w:val="Hyperlink"/>
-            </w:rPr>
-            <w:t xml:space="preserve">r </w:t>
-          </w:r>
-        </w:hyperlink>
+        <w:t xml:space="preserve"> and finance administrator </w:t>
       </w:r>
       <w:r>
         <w:rPr>
@@ -5444,25 +5438,7 @@
           <w:color w:val="000000"/>
           <w:sz w:val="24"/>
         </w:rPr>
-        <w:t>Berli</w:t>
-      </w:r>
-      <w:r>
-        <w:rPr>
-          <w:u w:val="single" w:color="0000ff"/>
-          <w:rFonts w:ascii="Charis SIL Italic" w:hAnsi="Charis SIL Italic" w:eastAsia="Charis SIL Italic"/>
-          <w:b w:val="0"/>
-          <w:i/>
-          <w:color w:val="000000"/>
-          <w:sz w:val="24"/>
-        </w:rPr>
-        <w:hyperlink r:id="rId44" w:history="1">
-          <w:r>
-            <w:rPr>
-              <w:rStyle w:val="Hyperlink"/>
-            </w:rPr>
-            <w:t>ner G</w:t>
-          </w:r>
-        </w:hyperlink>
+        <w:t>Berliner G</w:t>
       </w:r>
       <w:r>
         <w:rPr>
@@ -5746,14 +5722,7 @@
           <w:color w:val="000000"/>
           <w:sz w:val="24"/>
         </w:rPr>
-        <w:hyperlink r:id="rId46" w:history="1">
-          <w:r>
-            <w:rPr>
-              <w:rStyle w:val="Hyperlink"/>
-            </w:rPr>
-            <w:t>nd t</w:t>
-          </w:r>
-        </w:hyperlink>
+        <w:t>nd t</w:t>
       </w:r>
       <w:r>
         <w:rPr>
@@ -5802,23 +5771,6 @@
       </w:r>
       <w:r>
         <w:rPr>
-          <w:rFonts w:ascii="Charis SIL Italic" w:hAnsi="Charis SIL Italic" w:eastAsia="Charis SIL Italic"/>
-          <w:b w:val="0"/>
-          <w:i/>
-          <w:color w:val="000000"/>
-          <w:sz w:val="24"/>
-        </w:rPr>
-        <w:hyperlink r:id="rId46" w:history="1">
-          <w:r>
-            <w:rPr>
-              <w:rStyle w:val="Hyperlink"/>
-            </w:rPr>
-            <w:t>m</w:t>
-          </w:r>
-        </w:hyperlink>
-      </w:r>
-      <w:r>
-        <w:rPr>
           <w:u w:val="single" w:color="0000ff"/>
           <w:rFonts w:ascii="Charis SIL Italic" w:hAnsi="Charis SIL Italic" w:eastAsia="Charis SIL Italic"/>
           <w:b w:val="0"/>
@@ -5826,7 +5778,7 @@
           <w:color w:val="000000"/>
           <w:sz w:val="24"/>
         </w:rPr>
-        <w:t>u</w:t>
+        <w:t>m</w:t>
       </w:r>
       <w:r>
         <w:rPr>
@@ -5836,7 +5788,7 @@
           <w:color w:val="000000"/>
           <w:sz w:val="24"/>
         </w:rPr>
-        <w:t>seet</w:t>
+        <w:t>useet</w:t>
       </w:r>
       <w:r>
         <w:rPr>
@@ -6122,14 +6074,7 @@
           <w:color w:val="000000"/>
           <w:sz w:val="24"/>
         </w:rPr>
-        <w:hyperlink r:id="rId47" w:history="1">
-          <w:r>
-            <w:rPr>
-              <w:rStyle w:val="Hyperlink"/>
-            </w:rPr>
-            <w:t xml:space="preserve">the </w:t>
-          </w:r>
-        </w:hyperlink>
+        <w:t xml:space="preserve">the </w:t>
       </w:r>
       <w:r>
         <w:rPr>
@@ -6140,7 +6085,7 @@
           <w:sz w:val="24"/>
           <w:u w:val="single"/>
         </w:rPr>
-        <w:hyperlink r:id="rId47" w:history="1">
+        <w:hyperlink r:id="rId48" w:history="1">
           <w:r>
             <w:rPr>
               <w:rStyle w:val="Hyperlink"/>
@@ -6627,7 +6572,6 @@
           <w:i w:val="0"/>
           <w:color w:val="0000FF"/>
           <w:sz w:val="24"/>
-          <w:u w:val="single"/>
         </w:rPr>
         <w:hyperlink r:id="rId53" w:history="1">
           <w:r>
@@ -8066,41 +8010,70 @@
           <w:color w:val="000000"/>
           <w:sz w:val="24"/>
         </w:rPr>
+        <w:t xml:space="preserve"> at the </w:t>
+      </w:r>
+      <w:r>
+        <w:rPr>
+          <w:rFonts w:ascii="Charis SIL Regular" w:hAnsi="Charis SIL Regular" w:eastAsia="Charis SIL Regular"/>
+          <w:b w:val="0"/>
+          <w:i w:val="0"/>
+          <w:color w:val="0000FF"/>
+          <w:sz w:val="24"/>
+          <w:u w:val="single"/>
+        </w:rPr>
         <w:hyperlink r:id="rId67" w:history="1">
           <w:r>
             <w:rPr>
               <w:rStyle w:val="Hyperlink"/>
             </w:rPr>
-            <w:t xml:space="preserve"> at th</w:t>
-          </w:r>
-        </w:hyperlink>
-      </w:r>
-      <w:r>
-        <w:rPr>
-          <w:u w:val="single" w:color="0000ff"/>
-          <w:rFonts w:ascii="Charis SIL Regular" w:hAnsi="Charis SIL Regular" w:eastAsia="Charis SIL Regular"/>
-          <w:b w:val="0"/>
-          <w:i w:val="0"/>
-          <w:color w:val="000000"/>
-          <w:sz w:val="24"/>
+            <w:t>Schom</w:t>
+          </w:r>
+        </w:hyperlink>
+      </w:r>
+      <w:r>
+        <w:rPr>
+          <w:rFonts w:ascii="Charis SIL Regular" w:hAnsi="Charis SIL Regular" w:eastAsia="Charis SIL Regular"/>
+          <w:b w:val="0"/>
+          <w:i w:val="0"/>
+          <w:color w:val="0000FF"/>
+          <w:sz w:val="24"/>
+          <w:u w:val="single"/>
         </w:rPr>
         <w:hyperlink r:id="rId67" w:history="1">
           <w:r>
             <w:rPr>
               <w:rStyle w:val="Hyperlink"/>
             </w:rPr>
-            <w:t>e</w:t>
-          </w:r>
-        </w:hyperlink>
-      </w:r>
-      <w:r>
-        <w:rPr>
-          <w:u w:val="single" w:color="0000ff"/>
-          <w:rFonts w:ascii="Charis SIL Regular" w:hAnsi="Charis SIL Regular" w:eastAsia="Charis SIL Regular"/>
-          <w:b w:val="0"/>
-          <w:i w:val="0"/>
-          <w:color w:val="000000"/>
-          <w:sz w:val="24"/>
+            <w:t>b</w:t>
+          </w:r>
+        </w:hyperlink>
+      </w:r>
+      <w:r>
+        <w:rPr>
+          <w:rFonts w:ascii="Charis SIL Regular" w:hAnsi="Charis SIL Regular" w:eastAsia="Charis SIL Regular"/>
+          <w:b w:val="0"/>
+          <w:i w:val="0"/>
+          <w:color w:val="0000FF"/>
+          <w:sz w:val="24"/>
+          <w:u w:val="single"/>
+        </w:rPr>
+        <w:hyperlink r:id="rId67" w:history="1">
+          <w:r>
+            <w:rPr>
+              <w:rStyle w:val="Hyperlink"/>
+            </w:rPr>
+            <w:t>urg</w:t>
+          </w:r>
+        </w:hyperlink>
+      </w:r>
+      <w:r>
+        <w:rPr>
+          <w:rFonts w:ascii="Charis SIL Regular" w:hAnsi="Charis SIL Regular" w:eastAsia="Charis SIL Regular"/>
+          <w:b w:val="0"/>
+          <w:i w:val="0"/>
+          <w:color w:val="0000FF"/>
+          <w:sz w:val="24"/>
+          <w:u w:val="single"/>
         </w:rPr>
         <w:t xml:space="preserve"> </w:t>
       </w:r>
@@ -8118,7 +8091,7 @@
             <w:rPr>
               <w:rStyle w:val="Hyperlink"/>
             </w:rPr>
-            <w:t>Schom</w:t>
+            <w:t>C</w:t>
           </w:r>
         </w:hyperlink>
       </w:r>
@@ -8131,12 +8104,12 @@
           <w:sz w:val="24"/>
           <w:u w:val="single"/>
         </w:rPr>
-        <w:hyperlink r:id="rId67" w:history="1">
-          <w:r>
-            <w:rPr>
-              <w:rStyle w:val="Hyperlink"/>
-            </w:rPr>
-            <w:t>b</w:t>
+        <w:hyperlink r:id="rId68" w:history="1">
+          <w:r>
+            <w:rPr>
+              <w:rStyle w:val="Hyperlink"/>
+            </w:rPr>
+            <w:t>enter</w:t>
           </w:r>
         </w:hyperlink>
       </w:r>
@@ -8149,14 +8122,7 @@
           <w:sz w:val="24"/>
           <w:u w:val="single"/>
         </w:rPr>
-        <w:hyperlink r:id="rId67" w:history="1">
-          <w:r>
-            <w:rPr>
-              <w:rStyle w:val="Hyperlink"/>
-            </w:rPr>
-            <w:t>urg</w:t>
-          </w:r>
-        </w:hyperlink>
+        <w:t xml:space="preserve"> </w:t>
       </w:r>
       <w:r>
         <w:rPr>
@@ -8167,6 +8133,24 @@
           <w:sz w:val="24"/>
           <w:u w:val="single"/>
         </w:rPr>
+        <w:hyperlink r:id="rId68" w:history="1">
+          <w:r>
+            <w:rPr>
+              <w:rStyle w:val="Hyperlink"/>
+            </w:rPr>
+            <w:t>for</w:t>
+          </w:r>
+        </w:hyperlink>
+      </w:r>
+      <w:r>
+        <w:rPr>
+          <w:rFonts w:ascii="Charis SIL Regular" w:hAnsi="Charis SIL Regular" w:eastAsia="Charis SIL Regular"/>
+          <w:b w:val="0"/>
+          <w:i w:val="0"/>
+          <w:color w:val="0000FF"/>
+          <w:sz w:val="24"/>
+          <w:u w:val="single"/>
+        </w:rPr>
         <w:t xml:space="preserve"> </w:t>
       </w:r>
       <w:r>
@@ -8178,12 +8162,12 @@
           <w:sz w:val="24"/>
           <w:u w:val="single"/>
         </w:rPr>
-        <w:hyperlink r:id="rId67" w:history="1">
-          <w:r>
-            <w:rPr>
-              <w:rStyle w:val="Hyperlink"/>
-            </w:rPr>
-            <w:t>C</w:t>
+        <w:hyperlink r:id="rId68" w:history="1">
+          <w:r>
+            <w:rPr>
+              <w:rStyle w:val="Hyperlink"/>
+            </w:rPr>
+            <w:t>Research</w:t>
           </w:r>
         </w:hyperlink>
       </w:r>
@@ -8196,12 +8180,23 @@
           <w:sz w:val="24"/>
           <w:u w:val="single"/>
         </w:rPr>
+        <w:t xml:space="preserve"> </w:t>
+      </w:r>
+      <w:r>
+        <w:rPr>
+          <w:rFonts w:ascii="Charis SIL Regular" w:hAnsi="Charis SIL Regular" w:eastAsia="Charis SIL Regular"/>
+          <w:b w:val="0"/>
+          <w:i w:val="0"/>
+          <w:color w:val="0000FF"/>
+          <w:sz w:val="24"/>
+          <w:u w:val="single"/>
+        </w:rPr>
         <w:hyperlink r:id="rId68" w:history="1">
           <w:r>
             <w:rPr>
               <w:rStyle w:val="Hyperlink"/>
             </w:rPr>
-            <w:t>enter</w:t>
+            <w:t>in</w:t>
           </w:r>
         </w:hyperlink>
       </w:r>
@@ -8230,7 +8225,7 @@
             <w:rPr>
               <w:rStyle w:val="Hyperlink"/>
             </w:rPr>
-            <w:t>for</w:t>
+            <w:t>Black</w:t>
           </w:r>
         </w:hyperlink>
       </w:r>
@@ -8259,9 +8254,29 @@
             <w:rPr>
               <w:rStyle w:val="Hyperlink"/>
             </w:rPr>
-            <w:t>Research</w:t>
-          </w:r>
-        </w:hyperlink>
+            <w:t>Culture</w:t>
+          </w:r>
+        </w:hyperlink>
+      </w:r>
+      <w:r>
+        <w:rPr>
+          <w:rFonts w:ascii="Charis SIL Regular" w:hAnsi="Charis SIL Regular" w:eastAsia="Charis SIL Regular"/>
+          <w:b w:val="0"/>
+          <w:i w:val="0"/>
+          <w:color w:val="000000"/>
+          <w:sz w:val="24"/>
+        </w:rPr>
+        <w:t xml:space="preserve"> in </w:t>
+      </w:r>
+      <w:r>
+        <w:rPr>
+          <w:rFonts w:ascii="Charis SIL Regular" w:hAnsi="Charis SIL Regular" w:eastAsia="Charis SIL Regular"/>
+          <w:b w:val="0"/>
+          <w:i w:val="0"/>
+          <w:color w:val="000000"/>
+          <w:sz w:val="24"/>
+        </w:rPr>
+        <w:t xml:space="preserve">New York. The photographs are held in the </w:t>
       </w:r>
       <w:r>
         <w:rPr>
@@ -8272,6 +8287,24 @@
           <w:sz w:val="24"/>
           <w:u w:val="single"/>
         </w:rPr>
+        <w:hyperlink r:id="rId68" w:history="1">
+          <w:r>
+            <w:rPr>
+              <w:rStyle w:val="Hyperlink"/>
+            </w:rPr>
+            <w:t>Eliot</w:t>
+          </w:r>
+        </w:hyperlink>
+      </w:r>
+      <w:r>
+        <w:rPr>
+          <w:rFonts w:ascii="Charis SIL Regular" w:hAnsi="Charis SIL Regular" w:eastAsia="Charis SIL Regular"/>
+          <w:b w:val="0"/>
+          <w:i w:val="0"/>
+          <w:color w:val="0000FF"/>
+          <w:sz w:val="24"/>
+          <w:u w:val="single"/>
+        </w:rPr>
         <w:t xml:space="preserve"> </w:t>
       </w:r>
       <w:r>
@@ -8288,7 +8321,7 @@
             <w:rPr>
               <w:rStyle w:val="Hyperlink"/>
             </w:rPr>
-            <w:t>in</w:t>
+            <w:t>El</w:t>
           </w:r>
         </w:hyperlink>
       </w:r>
@@ -8301,6 +8334,42 @@
           <w:sz w:val="24"/>
           <w:u w:val="single"/>
         </w:rPr>
+        <w:hyperlink r:id="rId68" w:history="1">
+          <w:r>
+            <w:rPr>
+              <w:rStyle w:val="Hyperlink"/>
+            </w:rPr>
+            <w:t>i</w:t>
+          </w:r>
+        </w:hyperlink>
+      </w:r>
+      <w:r>
+        <w:rPr>
+          <w:rFonts w:ascii="Charis SIL Regular" w:hAnsi="Charis SIL Regular" w:eastAsia="Charis SIL Regular"/>
+          <w:b w:val="0"/>
+          <w:i w:val="0"/>
+          <w:color w:val="0000FF"/>
+          <w:sz w:val="24"/>
+          <w:u w:val="single"/>
+        </w:rPr>
+        <w:hyperlink r:id="rId68" w:history="1">
+          <w:r>
+            <w:rPr>
+              <w:rStyle w:val="Hyperlink"/>
+            </w:rPr>
+            <w:t>sofon</w:t>
+          </w:r>
+        </w:hyperlink>
+      </w:r>
+      <w:r>
+        <w:rPr>
+          <w:rFonts w:ascii="Charis SIL Regular" w:hAnsi="Charis SIL Regular" w:eastAsia="Charis SIL Regular"/>
+          <w:b w:val="0"/>
+          <w:i w:val="0"/>
+          <w:color w:val="0000FF"/>
+          <w:sz w:val="24"/>
+          <w:u w:val="single"/>
+        </w:rPr>
         <w:t xml:space="preserve"> </w:t>
       </w:r>
       <w:r>
@@ -8317,7 +8386,7 @@
             <w:rPr>
               <w:rStyle w:val="Hyperlink"/>
             </w:rPr>
-            <w:t>Black</w:t>
+            <w:t>P</w:t>
           </w:r>
         </w:hyperlink>
       </w:r>
@@ -8330,6 +8399,60 @@
           <w:sz w:val="24"/>
           <w:u w:val="single"/>
         </w:rPr>
+        <w:hyperlink r:id="rId68" w:history="1">
+          <w:r>
+            <w:rPr>
+              <w:rStyle w:val="Hyperlink"/>
+            </w:rPr>
+            <w:t>ho</w:t>
+          </w:r>
+        </w:hyperlink>
+      </w:r>
+      <w:r>
+        <w:rPr>
+          <w:rFonts w:ascii="Charis SIL Regular" w:hAnsi="Charis SIL Regular" w:eastAsia="Charis SIL Regular"/>
+          <w:b w:val="0"/>
+          <w:i w:val="0"/>
+          <w:color w:val="0000FF"/>
+          <w:sz w:val="24"/>
+          <w:u w:val="single"/>
+        </w:rPr>
+        <w:hyperlink r:id="rId68" w:history="1">
+          <w:r>
+            <w:rPr>
+              <w:rStyle w:val="Hyperlink"/>
+            </w:rPr>
+            <w:t>t</w:t>
+          </w:r>
+        </w:hyperlink>
+      </w:r>
+      <w:r>
+        <w:rPr>
+          <w:rFonts w:ascii="Charis SIL Regular" w:hAnsi="Charis SIL Regular" w:eastAsia="Charis SIL Regular"/>
+          <w:b w:val="0"/>
+          <w:i w:val="0"/>
+          <w:color w:val="0000FF"/>
+          <w:sz w:val="24"/>
+          <w:u w:val="single"/>
+        </w:rPr>
+        <w:hyperlink r:id="rId68" w:history="1">
+          <w:r>
+            <w:rPr>
+              <w:rStyle w:val="Hyperlink"/>
+            </w:rPr>
+            <w:t>ographic</w:t>
+          </w:r>
+        </w:hyperlink>
+      </w:r>
+      <w:r>
+        <w:rPr>
+          <w:rFonts w:ascii="Charis SIL Regular" w:hAnsi="Charis SIL Regular" w:eastAsia="Charis SIL Regular"/>
+          <w:b w:val="0"/>
+          <w:i w:val="0"/>
+          <w:color w:val="0000FF"/>
+          <w:sz w:val="24"/>
+          <w:u w:val="single"/>
+        </w:rPr>
         <w:t xml:space="preserve"> </w:t>
       </w:r>
       <w:r>
@@ -8346,29 +8469,9 @@
             <w:rPr>
               <w:rStyle w:val="Hyperlink"/>
             </w:rPr>
-            <w:t>Culture</w:t>
-          </w:r>
-        </w:hyperlink>
-      </w:r>
-      <w:r>
-        <w:rPr>
-          <w:rFonts w:ascii="Charis SIL Regular" w:hAnsi="Charis SIL Regular" w:eastAsia="Charis SIL Regular"/>
-          <w:b w:val="0"/>
-          <w:i w:val="0"/>
-          <w:color w:val="000000"/>
-          <w:sz w:val="24"/>
-        </w:rPr>
-        <w:t xml:space="preserve"> in </w:t>
-      </w:r>
-      <w:r>
-        <w:rPr>
-          <w:rFonts w:ascii="Charis SIL Regular" w:hAnsi="Charis SIL Regular" w:eastAsia="Charis SIL Regular"/>
-          <w:b w:val="0"/>
-          <w:i w:val="0"/>
-          <w:color w:val="000000"/>
-          <w:sz w:val="24"/>
-        </w:rPr>
-        <w:t xml:space="preserve">New York. The photographs are held in the </w:t>
+            <w:t>Ar</w:t>
+          </w:r>
+        </w:hyperlink>
       </w:r>
       <w:r>
         <w:rPr>
@@ -8379,12 +8482,12 @@
           <w:sz w:val="24"/>
           <w:u w:val="single"/>
         </w:rPr>
-        <w:hyperlink r:id="rId69" w:history="1">
-          <w:r>
-            <w:rPr>
-              <w:rStyle w:val="Hyperlink"/>
-            </w:rPr>
-            <w:t>Eliot</w:t>
+        <w:hyperlink r:id="rId68" w:history="1">
+          <w:r>
+            <w:rPr>
+              <w:rStyle w:val="Hyperlink"/>
+            </w:rPr>
+            <w:t>chive</w:t>
           </w:r>
         </w:hyperlink>
       </w:r>
@@ -8397,7 +8500,14 @@
           <w:sz w:val="24"/>
           <w:u w:val="single"/>
         </w:rPr>
-        <w:t xml:space="preserve"> </w:t>
+        <w:hyperlink r:id="rId68" w:history="1">
+          <w:r>
+            <w:rPr>
+              <w:rStyle w:val="Hyperlink"/>
+            </w:rPr>
+            <w:t>s</w:t>
+          </w:r>
+        </w:hyperlink>
       </w:r>
       <w:r>
         <w:rPr>
@@ -8408,209 +8518,7 @@
           <w:sz w:val="24"/>
           <w:u w:val="single"/>
         </w:rPr>
-        <w:hyperlink r:id="rId69" w:history="1">
-          <w:r>
-            <w:rPr>
-              <w:rStyle w:val="Hyperlink"/>
-            </w:rPr>
-            <w:t>El</w:t>
-          </w:r>
-        </w:hyperlink>
-      </w:r>
-      <w:r>
-        <w:rPr>
-          <w:rFonts w:ascii="Charis SIL Regular" w:hAnsi="Charis SIL Regular" w:eastAsia="Charis SIL Regular"/>
-          <w:b w:val="0"/>
-          <w:i w:val="0"/>
-          <w:color w:val="0000FF"/>
-          <w:sz w:val="24"/>
-          <w:u w:val="single"/>
-        </w:rPr>
-        <w:hyperlink r:id="rId69" w:history="1">
-          <w:r>
-            <w:rPr>
-              <w:rStyle w:val="Hyperlink"/>
-            </w:rPr>
-            <w:t>i</w:t>
-          </w:r>
-        </w:hyperlink>
-      </w:r>
-      <w:r>
-        <w:rPr>
-          <w:rFonts w:ascii="Charis SIL Regular" w:hAnsi="Charis SIL Regular" w:eastAsia="Charis SIL Regular"/>
-          <w:b w:val="0"/>
-          <w:i w:val="0"/>
-          <w:color w:val="0000FF"/>
-          <w:sz w:val="24"/>
-          <w:u w:val="single"/>
-        </w:rPr>
-        <w:hyperlink r:id="rId69" w:history="1">
-          <w:r>
-            <w:rPr>
-              <w:rStyle w:val="Hyperlink"/>
-            </w:rPr>
-            <w:t>sofon</w:t>
-          </w:r>
-        </w:hyperlink>
-      </w:r>
-      <w:r>
-        <w:rPr>
-          <w:rFonts w:ascii="Charis SIL Regular" w:hAnsi="Charis SIL Regular" w:eastAsia="Charis SIL Regular"/>
-          <w:b w:val="0"/>
-          <w:i w:val="0"/>
-          <w:color w:val="0000FF"/>
-          <w:sz w:val="24"/>
-          <w:u w:val="single"/>
-        </w:rPr>
-        <w:t xml:space="preserve"> </w:t>
-      </w:r>
-      <w:r>
-        <w:rPr>
-          <w:rFonts w:ascii="Charis SIL Regular" w:hAnsi="Charis SIL Regular" w:eastAsia="Charis SIL Regular"/>
-          <w:b w:val="0"/>
-          <w:i w:val="0"/>
-          <w:color w:val="0000FF"/>
-          <w:sz w:val="24"/>
-          <w:u w:val="single"/>
-        </w:rPr>
-        <w:hyperlink r:id="rId69" w:history="1">
-          <w:r>
-            <w:rPr>
-              <w:rStyle w:val="Hyperlink"/>
-            </w:rPr>
-            <w:t>P</w:t>
-          </w:r>
-        </w:hyperlink>
-      </w:r>
-      <w:r>
-        <w:rPr>
-          <w:rFonts w:ascii="Charis SIL Regular" w:hAnsi="Charis SIL Regular" w:eastAsia="Charis SIL Regular"/>
-          <w:b w:val="0"/>
-          <w:i w:val="0"/>
-          <w:color w:val="0000FF"/>
-          <w:sz w:val="24"/>
-          <w:u w:val="single"/>
-        </w:rPr>
-        <w:hyperlink r:id="rId69" w:history="1">
-          <w:r>
-            <w:rPr>
-              <w:rStyle w:val="Hyperlink"/>
-            </w:rPr>
-            <w:t>ho</w:t>
-          </w:r>
-        </w:hyperlink>
-      </w:r>
-      <w:r>
-        <w:rPr>
-          <w:rFonts w:ascii="Charis SIL Regular" w:hAnsi="Charis SIL Regular" w:eastAsia="Charis SIL Regular"/>
-          <w:b w:val="0"/>
-          <w:i w:val="0"/>
-          <w:color w:val="0000FF"/>
-          <w:sz w:val="24"/>
-          <w:u w:val="single"/>
-        </w:rPr>
-        <w:hyperlink r:id="rId69" w:history="1">
-          <w:r>
-            <w:rPr>
-              <w:rStyle w:val="Hyperlink"/>
-            </w:rPr>
-            <w:t>t</w:t>
-          </w:r>
-        </w:hyperlink>
-      </w:r>
-      <w:r>
-        <w:rPr>
-          <w:rFonts w:ascii="Charis SIL Regular" w:hAnsi="Charis SIL Regular" w:eastAsia="Charis SIL Regular"/>
-          <w:b w:val="0"/>
-          <w:i w:val="0"/>
-          <w:color w:val="0000FF"/>
-          <w:sz w:val="24"/>
-          <w:u w:val="single"/>
-        </w:rPr>
-        <w:hyperlink r:id="rId69" w:history="1">
-          <w:r>
-            <w:rPr>
-              <w:rStyle w:val="Hyperlink"/>
-            </w:rPr>
-            <w:t>ographic</w:t>
-          </w:r>
-        </w:hyperlink>
-      </w:r>
-      <w:r>
-        <w:rPr>
-          <w:rFonts w:ascii="Charis SIL Regular" w:hAnsi="Charis SIL Regular" w:eastAsia="Charis SIL Regular"/>
-          <w:b w:val="0"/>
-          <w:i w:val="0"/>
-          <w:color w:val="0000FF"/>
-          <w:sz w:val="24"/>
-          <w:u w:val="single"/>
-        </w:rPr>
-        <w:t xml:space="preserve"> </w:t>
-      </w:r>
-      <w:r>
-        <w:rPr>
-          <w:rFonts w:ascii="Charis SIL Regular" w:hAnsi="Charis SIL Regular" w:eastAsia="Charis SIL Regular"/>
-          <w:b w:val="0"/>
-          <w:i w:val="0"/>
-          <w:color w:val="0000FF"/>
-          <w:sz w:val="24"/>
-          <w:u w:val="single"/>
-        </w:rPr>
-        <w:hyperlink r:id="rId69" w:history="1">
-          <w:r>
-            <w:rPr>
-              <w:rStyle w:val="Hyperlink"/>
-            </w:rPr>
-            <w:t>Ar</w:t>
-          </w:r>
-        </w:hyperlink>
-      </w:r>
-      <w:r>
-        <w:rPr>
-          <w:rFonts w:ascii="Charis SIL Regular" w:hAnsi="Charis SIL Regular" w:eastAsia="Charis SIL Regular"/>
-          <w:b w:val="0"/>
-          <w:i w:val="0"/>
-          <w:color w:val="0000FF"/>
-          <w:sz w:val="24"/>
-          <w:u w:val="single"/>
-        </w:rPr>
-        <w:hyperlink r:id="rId69" w:history="1">
-          <w:r>
-            <w:rPr>
-              <w:rStyle w:val="Hyperlink"/>
-            </w:rPr>
-            <w:t>chive</w:t>
-          </w:r>
-        </w:hyperlink>
-      </w:r>
-      <w:r>
-        <w:rPr>
-          <w:rFonts w:ascii="Charis SIL Regular" w:hAnsi="Charis SIL Regular" w:eastAsia="Charis SIL Regular"/>
-          <w:b w:val="0"/>
-          <w:i w:val="0"/>
-          <w:color w:val="0000FF"/>
-          <w:sz w:val="24"/>
-          <w:u w:val="single"/>
-        </w:rPr>
-        <w:hyperlink r:id="rId69" w:history="1">
-          <w:r>
-            <w:rPr>
-              <w:rStyle w:val="Hyperlink"/>
-            </w:rPr>
-            <w:t>s</w:t>
-          </w:r>
-        </w:hyperlink>
-      </w:r>
-      <w:r>
-        <w:rPr>
-          <w:rFonts w:ascii="Charis SIL Regular" w:hAnsi="Charis SIL Regular" w:eastAsia="Charis SIL Regular"/>
-          <w:b w:val="0"/>
-          <w:i w:val="0"/>
-          <w:color w:val="0000FF"/>
-          <w:sz w:val="24"/>
-          <w:u w:val="single"/>
-        </w:rPr>
-        <w:hyperlink r:id="rId69" w:history="1">
+        <w:hyperlink r:id="rId68" w:history="1">
           <w:r>
             <w:rPr>
               <w:rStyle w:val="Hyperlink"/>
@@ -9256,7 +9164,6 @@
           <w:i w:val="0"/>
           <w:color w:val="0000FF"/>
           <w:sz w:val="24"/>
-          <w:u w:val="single"/>
         </w:rPr>
         <w:hyperlink r:id="rId73" w:history="1">
           <w:r>
@@ -9800,7 +9707,14 @@
           <w:color w:val="000000"/>
           <w:sz w:val="24"/>
         </w:rPr>
-        <w:t>s of great s</w:t>
+        <w:hyperlink r:id="rId78" w:history="1">
+          <w:r>
+            <w:rPr>
+              <w:rStyle w:val="Hyperlink"/>
+            </w:rPr>
+            <w:t>s</w:t>
+          </w:r>
+        </w:hyperlink>
       </w:r>
       <w:r>
         <w:rPr>
@@ -9816,12 +9730,47 @@
             <w:rPr>
               <w:rStyle w:val="Hyperlink"/>
             </w:rPr>
+            <w:t xml:space="preserve"> of great s</w:t>
+          </w:r>
+        </w:hyperlink>
+      </w:r>
+      <w:r>
+        <w:rPr>
+          <w:u w:val="single" w:color="0000ff"/>
+          <w:rFonts w:ascii="Charis SIL Regular" w:hAnsi="Charis SIL Regular" w:eastAsia="Charis SIL Regular"/>
+          <w:b w:val="0"/>
+          <w:i w:val="0"/>
+          <w:color w:val="000000"/>
+          <w:sz w:val="24"/>
+        </w:rPr>
+        <w:hyperlink r:id="rId78" w:history="1">
+          <w:r>
+            <w:rPr>
+              <w:rStyle w:val="Hyperlink"/>
+            </w:rPr>
             <w:t>ignifica</w:t>
           </w:r>
         </w:hyperlink>
       </w:r>
       <w:r>
         <w:rPr>
+          <w:rFonts w:ascii="Charis SIL Regular" w:hAnsi="Charis SIL Regular" w:eastAsia="Charis SIL Regular"/>
+          <w:b w:val="0"/>
+          <w:i w:val="0"/>
+          <w:color w:val="000000"/>
+          <w:sz w:val="24"/>
+        </w:rPr>
+        <w:hyperlink r:id="rId78" w:history="1">
+          <w:r>
+            <w:rPr>
+              <w:rStyle w:val="Hyperlink"/>
+            </w:rPr>
+            <w:t>n</w:t>
+          </w:r>
+        </w:hyperlink>
+      </w:r>
+      <w:r>
+        <w:rPr>
           <w:u w:val="single" w:color="0000ff"/>
           <w:rFonts w:ascii="Charis SIL Regular" w:hAnsi="Charis SIL Regular" w:eastAsia="Charis SIL Regular"/>
           <w:b w:val="0"/>
@@ -9829,17 +9778,17 @@
           <w:color w:val="000000"/>
           <w:sz w:val="24"/>
         </w:rPr>
-        <w:t>n</w:t>
-      </w:r>
-      <w:r>
-        <w:rPr>
-          <w:rFonts w:ascii="Charis SIL Regular" w:hAnsi="Charis SIL Regular" w:eastAsia="Charis SIL Regular"/>
-          <w:b w:val="0"/>
-          <w:i w:val="0"/>
-          <w:color w:val="000000"/>
-          <w:sz w:val="24"/>
-        </w:rPr>
-        <w:t xml:space="preserve">ce for the collections </w:t>
+        <w:t>c</w:t>
+      </w:r>
+      <w:r>
+        <w:rPr>
+          <w:rFonts w:ascii="Charis SIL Regular" w:hAnsi="Charis SIL Regular" w:eastAsia="Charis SIL Regular"/>
+          <w:b w:val="0"/>
+          <w:i w:val="0"/>
+          <w:color w:val="000000"/>
+          <w:sz w:val="24"/>
+        </w:rPr>
+        <w:t xml:space="preserve">e for the collections </w:t>
       </w:r>
       <w:r>
         <w:rPr>
@@ -10684,49 +10633,49 @@
       </w:r>
       <w:r>
         <w:rPr>
-          <w:u w:val="single" w:color="0000ff"/>
-          <w:rFonts w:ascii="Charis SIL Regular" w:hAnsi="Charis SIL Regular" w:eastAsia="Charis SIL Regular"/>
-          <w:b w:val="0"/>
-          <w:i w:val="0"/>
-          <w:color w:val="000000"/>
-          <w:sz w:val="24"/>
+          <w:rFonts w:ascii="Charis SIL Regular" w:hAnsi="Charis SIL Regular" w:eastAsia="Charis SIL Regular"/>
+          <w:b w:val="0"/>
+          <w:i w:val="0"/>
+          <w:color w:val="000000"/>
+          <w:sz w:val="24"/>
+        </w:rPr>
+        <w:t xml:space="preserve">please contact the </w:t>
+      </w:r>
+      <w:r>
+        <w:rPr>
+          <w:rFonts w:ascii="Charis SIL Regular" w:hAnsi="Charis SIL Regular" w:eastAsia="Charis SIL Regular"/>
+          <w:b w:val="0"/>
+          <w:i w:val="0"/>
+          <w:color w:val="0000FF"/>
+          <w:sz w:val="24"/>
+          <w:u w:val="single"/>
         </w:rPr>
         <w:hyperlink r:id="rId84" w:history="1">
           <w:r>
             <w:rPr>
               <w:rStyle w:val="Hyperlink"/>
             </w:rPr>
-            <w:t>please cont</w:t>
-          </w:r>
-        </w:hyperlink>
-      </w:r>
-      <w:r>
-        <w:rPr>
-          <w:u w:val="single" w:color="0000ff"/>
-          <w:rFonts w:ascii="Charis SIL Regular" w:hAnsi="Charis SIL Regular" w:eastAsia="Charis SIL Regular"/>
-          <w:b w:val="0"/>
-          <w:i w:val="0"/>
-          <w:color w:val="000000"/>
-          <w:sz w:val="24"/>
+            <w:t>Sa</w:t>
+          </w:r>
+        </w:hyperlink>
+      </w:r>
+      <w:r>
+        <w:rPr>
+          <w:rFonts w:ascii="Charis SIL Regular" w:hAnsi="Charis SIL Regular" w:eastAsia="Charis SIL Regular"/>
+          <w:b w:val="0"/>
+          <w:i w:val="0"/>
+          <w:color w:val="0000FF"/>
+          <w:sz w:val="24"/>
+          <w:u w:val="single"/>
         </w:rPr>
         <w:hyperlink r:id="rId84" w:history="1">
           <w:r>
             <w:rPr>
               <w:rStyle w:val="Hyperlink"/>
             </w:rPr>
-            <w:t>a</w:t>
-          </w:r>
-        </w:hyperlink>
-      </w:r>
-      <w:r>
-        <w:rPr>
-          <w:rFonts w:ascii="Charis SIL Regular" w:hAnsi="Charis SIL Regular" w:eastAsia="Charis SIL Regular"/>
-          <w:b w:val="0"/>
-          <w:i w:val="0"/>
-          <w:color w:val="000000"/>
-          <w:sz w:val="24"/>
-        </w:rPr>
-        <w:t xml:space="preserve">ct the </w:t>
+            <w:t>amaka</w:t>
+          </w:r>
+        </w:hyperlink>
       </w:r>
       <w:r>
         <w:rPr>
@@ -10737,14 +10686,7 @@
           <w:sz w:val="24"/>
           <w:u w:val="single"/>
         </w:rPr>
-        <w:hyperlink r:id="rId84" w:history="1">
-          <w:r>
-            <w:rPr>
-              <w:rStyle w:val="Hyperlink"/>
-            </w:rPr>
-            <w:t>Sa</w:t>
-          </w:r>
-        </w:hyperlink>
+        <w:t xml:space="preserve"> </w:t>
       </w:r>
       <w:r>
         <w:rPr>
@@ -10755,36 +10697,7 @@
           <w:sz w:val="24"/>
           <w:u w:val="single"/>
         </w:rPr>
-        <w:hyperlink r:id="rId84" w:history="1">
-          <w:r>
-            <w:rPr>
-              <w:rStyle w:val="Hyperlink"/>
-            </w:rPr>
-            <w:t>amaka</w:t>
-          </w:r>
-        </w:hyperlink>
-      </w:r>
-      <w:r>
-        <w:rPr>
-          <w:rFonts w:ascii="Charis SIL Regular" w:hAnsi="Charis SIL Regular" w:eastAsia="Charis SIL Regular"/>
-          <w:b w:val="0"/>
-          <w:i w:val="0"/>
-          <w:color w:val="0000FF"/>
-          <w:sz w:val="24"/>
-          <w:u w:val="single"/>
-        </w:rPr>
-        <w:t xml:space="preserve"> </w:t>
-      </w:r>
-      <w:r>
-        <w:rPr>
-          <w:rFonts w:ascii="Charis SIL Regular" w:hAnsi="Charis SIL Regular" w:eastAsia="Charis SIL Regular"/>
-          <w:b w:val="0"/>
-          <w:i w:val="0"/>
-          <w:color w:val="0000FF"/>
-          <w:sz w:val="24"/>
-          <w:u w:val="single"/>
-        </w:rPr>
-        <w:hyperlink r:id="rId84" w:history="1">
+        <w:hyperlink r:id="rId85" w:history="1">
           <w:r>
             <w:rPr>
               <w:rStyle w:val="Hyperlink"/>
@@ -11583,24 +11496,36 @@
             <w:rPr>
               <w:rStyle w:val="Hyperlink"/>
             </w:rPr>
-            <w:t>profie</w:t>
-          </w:r>
-        </w:hyperlink>
-      </w:r>
-      <w:r>
-        <w:rPr>
-          <w:rFonts w:ascii="Charis SIL Regular" w:hAnsi="Charis SIL Regular" w:eastAsia="Charis SIL Regular"/>
-          <w:b w:val="0"/>
-          <w:i w:val="0"/>
-          <w:color w:val="0000FF"/>
-          <w:sz w:val="24"/>
+            <w:t>profiel</w:t>
+          </w:r>
+        </w:hyperlink>
+      </w:r>
+      <w:r>
+        <w:rPr>
+          <w:rFonts w:ascii="Charis SIL Regular" w:hAnsi="Charis SIL Regular" w:eastAsia="Charis SIL Regular"/>
+          <w:b w:val="0"/>
+          <w:i w:val="0"/>
+          <w:color w:val="0000FF"/>
+          <w:sz w:val="24"/>
+          <w:u w:val="single"/>
+        </w:rPr>
+        <w:t>-</w:t>
+      </w:r>
+      <w:r>
+        <w:rPr>
+          <w:rFonts w:ascii="Charis SIL Regular" w:hAnsi="Charis SIL Regular" w:eastAsia="Charis SIL Regular"/>
+          <w:b w:val="0"/>
+          <w:i w:val="0"/>
+          <w:color w:val="0000FF"/>
+          <w:sz w:val="24"/>
+          <w:u w:val="single"/>
         </w:rPr>
         <w:hyperlink r:id="rId87" w:history="1">
           <w:r>
             <w:rPr>
               <w:rStyle w:val="Hyperlink"/>
             </w:rPr>
-            <w:t>l</w:t>
+            <w:t>als</w:t>
           </w:r>
         </w:hyperlink>
       </w:r>
@@ -11613,24 +11538,6 @@
           <w:sz w:val="24"/>
         </w:rPr>
         <w:t>-</w:t>
-      </w:r>
-      <w:r>
-        <w:rPr>
-          <w:rFonts w:ascii="Charis SIL Regular" w:hAnsi="Charis SIL Regular" w:eastAsia="Charis SIL Regular"/>
-          <w:b w:val="0"/>
-          <w:i w:val="0"/>
-          <w:color w:val="0000FF"/>
-          <w:sz w:val="24"/>
-          <w:u w:val="single"/>
-        </w:rPr>
-        <w:hyperlink r:id="rId87" w:history="1">
-          <w:r>
-            <w:rPr>
-              <w:rStyle w:val="Hyperlink"/>
-            </w:rPr>
-            <w:t>als-</w:t>
-          </w:r>
-        </w:hyperlink>
       </w:r>
       <w:r>
         <w:rPr>
@@ -12028,7 +11935,7 @@
           <w:sz w:val="24"/>
           <w:u w:val="single"/>
         </w:rPr>
-        <w:hyperlink r:id="rId89" w:history="1">
+        <w:hyperlink r:id="rId88" w:history="1">
           <w:r>
             <w:rPr>
               <w:rStyle w:val="Hyperlink"/>
@@ -12144,12 +12051,76 @@
           <w:sz w:val="24"/>
           <w:u w:val="single"/>
         </w:rPr>
+        <w:hyperlink r:id="rId89" w:history="1">
+          <w:r>
+            <w:rPr>
+              <w:rStyle w:val="Hyperlink"/>
+            </w:rPr>
+            <w:t>http://</w:t>
+          </w:r>
+        </w:hyperlink>
+      </w:r>
+      <w:r>
+        <w:rPr>
+          <w:rFonts w:ascii="Charis SIL Regular" w:hAnsi="Charis SIL Regular" w:eastAsia="Charis SIL Regular"/>
+          <w:b w:val="0"/>
+          <w:i w:val="0"/>
+          <w:color w:val="0000FF"/>
+          <w:sz w:val="24"/>
+          <w:u w:val="single"/>
+        </w:rPr>
+        <w:hyperlink r:id="rId89" w:history="1">
+          <w:r>
+            <w:rPr>
+              <w:rStyle w:val="Hyperlink"/>
+            </w:rPr>
+            <w:t>hdl.handle.net/1887.1/</w:t>
+          </w:r>
+        </w:hyperlink>
+      </w:r>
+      <w:r>
+        <w:rPr>
+          <w:rFonts w:ascii="Charis SIL Regular" w:hAnsi="Charis SIL Regular" w:eastAsia="Charis SIL Regular"/>
+          <w:b w:val="0"/>
+          <w:i w:val="0"/>
+          <w:color w:val="0000FF"/>
+          <w:sz w:val="24"/>
+          <w:u w:val="single"/>
+        </w:rPr>
+        <w:hyperlink r:id="rId89" w:history="1">
+          <w:r>
+            <w:rPr>
+              <w:rStyle w:val="Hyperlink"/>
+            </w:rPr>
+            <w:t>item:970083</w:t>
+          </w:r>
+        </w:hyperlink>
+      </w:r>
+      <w:r>
+        <w:rPr>
+          <w:rFonts w:ascii="Charis SIL Regular" w:hAnsi="Charis SIL Regular" w:eastAsia="Charis SIL Regular"/>
+          <w:b w:val="0"/>
+          <w:i w:val="0"/>
+          <w:color w:val="000000"/>
+          <w:sz w:val="24"/>
+        </w:rPr>
+        <w:t xml:space="preserve">, </w:t>
+      </w:r>
+      <w:r>
+        <w:rPr>
+          <w:rFonts w:ascii="Charis SIL Regular" w:hAnsi="Charis SIL Regular" w:eastAsia="Charis SIL Regular"/>
+          <w:b w:val="0"/>
+          <w:i w:val="0"/>
+          <w:color w:val="0000FF"/>
+          <w:sz w:val="24"/>
+          <w:u w:val="single"/>
+        </w:rPr>
         <w:hyperlink r:id="rId90" w:history="1">
           <w:r>
             <w:rPr>
               <w:rStyle w:val="Hyperlink"/>
             </w:rPr>
-            <w:t>http://</w:t>
+            <w:t>WorldCat</w:t>
           </w:r>
         </w:hyperlink>
       </w:r>
@@ -12162,82 +12133,18 @@
           <w:sz w:val="24"/>
           <w:u w:val="single"/>
         </w:rPr>
+        <w:t xml:space="preserve"> </w:t>
+      </w:r>
+      <w:r>
+        <w:rPr>
+          <w:rFonts w:ascii="Charis SIL Regular" w:hAnsi="Charis SIL Regular" w:eastAsia="Charis SIL Regular"/>
+          <w:b w:val="0"/>
+          <w:i w:val="0"/>
+          <w:color w:val="0000FF"/>
+          <w:sz w:val="24"/>
+          <w:u w:val="single"/>
+        </w:rPr>
         <w:hyperlink r:id="rId90" w:history="1">
-          <w:r>
-            <w:rPr>
-              <w:rStyle w:val="Hyperlink"/>
-            </w:rPr>
-            <w:t>hdl.handle.net/1887.1/</w:t>
-          </w:r>
-        </w:hyperlink>
-      </w:r>
-      <w:r>
-        <w:rPr>
-          <w:rFonts w:ascii="Charis SIL Regular" w:hAnsi="Charis SIL Regular" w:eastAsia="Charis SIL Regular"/>
-          <w:b w:val="0"/>
-          <w:i w:val="0"/>
-          <w:color w:val="0000FF"/>
-          <w:sz w:val="24"/>
-          <w:u w:val="single"/>
-        </w:rPr>
-        <w:hyperlink r:id="rId90" w:history="1">
-          <w:r>
-            <w:rPr>
-              <w:rStyle w:val="Hyperlink"/>
-            </w:rPr>
-            <w:t>item:970083</w:t>
-          </w:r>
-        </w:hyperlink>
-      </w:r>
-      <w:r>
-        <w:rPr>
-          <w:rFonts w:ascii="Charis SIL Regular" w:hAnsi="Charis SIL Regular" w:eastAsia="Charis SIL Regular"/>
-          <w:b w:val="0"/>
-          <w:i w:val="0"/>
-          <w:color w:val="000000"/>
-          <w:sz w:val="24"/>
-        </w:rPr>
-        <w:t xml:space="preserve">, </w:t>
-      </w:r>
-      <w:r>
-        <w:rPr>
-          <w:rFonts w:ascii="Charis SIL Regular" w:hAnsi="Charis SIL Regular" w:eastAsia="Charis SIL Regular"/>
-          <w:b w:val="0"/>
-          <w:i w:val="0"/>
-          <w:color w:val="0000FF"/>
-          <w:sz w:val="24"/>
-          <w:u w:val="single"/>
-        </w:rPr>
-        <w:hyperlink r:id="rId91" w:history="1">
-          <w:r>
-            <w:rPr>
-              <w:rStyle w:val="Hyperlink"/>
-            </w:rPr>
-            <w:t>WorldCat</w:t>
-          </w:r>
-        </w:hyperlink>
-      </w:r>
-      <w:r>
-        <w:rPr>
-          <w:rFonts w:ascii="Charis SIL Regular" w:hAnsi="Charis SIL Regular" w:eastAsia="Charis SIL Regular"/>
-          <w:b w:val="0"/>
-          <w:i w:val="0"/>
-          <w:color w:val="0000FF"/>
-          <w:sz w:val="24"/>
-          <w:u w:val="single"/>
-        </w:rPr>
-        <w:t xml:space="preserve"> </w:t>
-      </w:r>
-      <w:r>
-        <w:rPr>
-          <w:rFonts w:ascii="Charis SIL Regular" w:hAnsi="Charis SIL Regular" w:eastAsia="Charis SIL Regular"/>
-          <w:b w:val="0"/>
-          <w:i w:val="0"/>
-          <w:color w:val="0000FF"/>
-          <w:sz w:val="24"/>
-          <w:u w:val="single"/>
-        </w:rPr>
-        <w:hyperlink r:id="rId91" w:history="1">
           <w:r>
             <w:rPr>
               <w:rStyle w:val="Hyperlink"/>
@@ -12368,7 +12275,7 @@
           <w:sz w:val="24"/>
           <w:u w:val="single"/>
         </w:rPr>
-        <w:hyperlink r:id="rId92" w:history="1">
+        <w:hyperlink r:id="rId91" w:history="1">
           <w:r>
             <w:rPr>
               <w:rStyle w:val="Hyperlink"/>
@@ -12386,7 +12293,7 @@
           <w:sz w:val="24"/>
           <w:u w:val="single"/>
         </w:rPr>
-        <w:hyperlink r:id="rId92" w:history="1">
+        <w:hyperlink r:id="rId91" w:history="1">
           <w:r>
             <w:rPr>
               <w:rStyle w:val="Hyperlink"/>
@@ -12404,7 +12311,7 @@
           <w:sz w:val="24"/>
           <w:u w:val="single"/>
         </w:rPr>
-        <w:hyperlink r:id="rId92" w:history="1">
+        <w:hyperlink r:id="rId91" w:history="1">
           <w:r>
             <w:rPr>
               <w:rStyle w:val="Hyperlink"/>
@@ -12422,7 +12329,7 @@
           <w:sz w:val="24"/>
           <w:u w:val="single"/>
         </w:rPr>
-        <w:hyperlink r:id="rId92" w:history="1">
+        <w:hyperlink r:id="rId91" w:history="1">
           <w:r>
             <w:rPr>
               <w:rStyle w:val="Hyperlink"/>
@@ -12450,7 +12357,7 @@
           <w:sz w:val="24"/>
           <w:u w:val="single"/>
         </w:rPr>
-        <w:hyperlink r:id="rId93" w:history="1">
+        <w:hyperlink r:id="rId91" w:history="1">
           <w:r>
             <w:rPr>
               <w:rStyle w:val="Hyperlink"/>
@@ -12468,7 +12375,7 @@
           <w:sz w:val="24"/>
           <w:u w:val="single"/>
         </w:rPr>
-        <w:hyperlink r:id="rId93" w:history="1">
+        <w:hyperlink r:id="rId91" w:history="1">
           <w:r>
             <w:rPr>
               <w:rStyle w:val="Hyperlink"/>
@@ -12497,7 +12404,7 @@
           <w:sz w:val="24"/>
           <w:u w:val="single"/>
         </w:rPr>
-        <w:hyperlink r:id="rId93" w:history="1">
+        <w:hyperlink r:id="rId91" w:history="1">
           <w:r>
             <w:rPr>
               <w:rStyle w:val="Hyperlink"/>
@@ -12605,7 +12512,7 @@
           <w:sz w:val="24"/>
           <w:u w:val="single"/>
         </w:rPr>
-        <w:hyperlink r:id="rId94" w:history="1">
+        <w:hyperlink r:id="rId92" w:history="1">
           <w:r>
             <w:rPr>
               <w:rStyle w:val="Hyperlink"/>
@@ -12623,7 +12530,7 @@
           <w:sz w:val="24"/>
           <w:u w:val="single"/>
         </w:rPr>
-        <w:hyperlink r:id="rId94" w:history="1">
+        <w:hyperlink r:id="rId92" w:history="1">
           <w:r>
             <w:rPr>
               <w:rStyle w:val="Hyperlink"/>
@@ -12721,7 +12628,7 @@
           <w:sz w:val="24"/>
           <w:u w:val="single"/>
         </w:rPr>
-        <w:hyperlink r:id="rId95" w:history="1">
+        <w:hyperlink r:id="rId93" w:history="1">
           <w:r>
             <w:rPr>
               <w:rStyle w:val="Hyperlink"/>
@@ -12750,7 +12657,7 @@
           <w:sz w:val="24"/>
           <w:u w:val="single"/>
         </w:rPr>
-        <w:hyperlink r:id="rId95" w:history="1">
+        <w:hyperlink r:id="rId93" w:history="1">
           <w:r>
             <w:rPr>
               <w:rStyle w:val="Hyperlink"/>
@@ -12838,7 +12745,7 @@
           <w:sz w:val="24"/>
           <w:u w:val="single"/>
         </w:rPr>
-        <w:hyperlink r:id="rId96" w:history="1">
+        <w:hyperlink r:id="rId94" w:history="1">
           <w:r>
             <w:rPr>
               <w:rStyle w:val="Hyperlink"/>
@@ -12867,7 +12774,7 @@
           <w:sz w:val="24"/>
           <w:u w:val="single"/>
         </w:rPr>
-        <w:hyperlink r:id="rId96" w:history="1">
+        <w:hyperlink r:id="rId94" w:history="1">
           <w:r>
             <w:rPr>
               <w:rStyle w:val="Hyperlink"/>
@@ -12895,7 +12802,7 @@
           <w:sz w:val="24"/>
           <w:u w:val="single"/>
         </w:rPr>
-        <w:hyperlink r:id="rId97" w:history="1">
+        <w:hyperlink r:id="rId95" w:history="1">
           <w:r>
             <w:rPr>
               <w:rStyle w:val="Hyperlink"/>
@@ -12924,7 +12831,7 @@
           <w:sz w:val="24"/>
           <w:u w:val="single"/>
         </w:rPr>
-        <w:hyperlink r:id="rId97" w:history="1">
+        <w:hyperlink r:id="rId95" w:history="1">
           <w:r>
             <w:rPr>
               <w:rStyle w:val="Hyperlink"/>
@@ -13052,7 +12959,7 @@
           <w:sz w:val="24"/>
           <w:u w:val="single"/>
         </w:rPr>
-        <w:hyperlink r:id="rId98" w:history="1">
+        <w:hyperlink r:id="rId96" w:history="1">
           <w:r>
             <w:rPr>
               <w:rStyle w:val="Hyperlink"/>
@@ -13070,7 +12977,7 @@
           <w:sz w:val="24"/>
           <w:u w:val="single"/>
         </w:rPr>
-        <w:hyperlink r:id="rId98" w:history="1">
+        <w:hyperlink r:id="rId96" w:history="1">
           <w:r>
             <w:rPr>
               <w:rStyle w:val="Hyperlink"/>
@@ -13088,7 +12995,7 @@
           <w:sz w:val="24"/>
           <w:u w:val="single"/>
         </w:rPr>
-        <w:hyperlink r:id="rId98" w:history="1">
+        <w:hyperlink r:id="rId96" w:history="1">
           <w:r>
             <w:rPr>
               <w:rStyle w:val="Hyperlink"/>
@@ -13204,7 +13111,7 @@
           <w:sz w:val="24"/>
           <w:u w:val="single"/>
         </w:rPr>
-        <w:hyperlink r:id="rId99" w:history="1">
+        <w:hyperlink r:id="rId97" w:history="1">
           <w:r>
             <w:rPr>
               <w:rStyle w:val="Hyperlink"/>
@@ -13233,7 +13140,7 @@
           <w:sz w:val="24"/>
           <w:u w:val="single"/>
         </w:rPr>
-        <w:hyperlink r:id="rId99" w:history="1">
+        <w:hyperlink r:id="rId97" w:history="1">
           <w:r>
             <w:rPr>
               <w:rStyle w:val="Hyperlink"/>
@@ -13261,7 +13168,7 @@
           <w:sz w:val="24"/>
           <w:u w:val="single"/>
         </w:rPr>
-        <w:hyperlink r:id="rId100" w:history="1">
+        <w:hyperlink r:id="rId98" w:history="1">
           <w:r>
             <w:rPr>
               <w:rStyle w:val="Hyperlink"/>
@@ -13290,7 +13197,7 @@
           <w:sz w:val="24"/>
           <w:u w:val="single"/>
         </w:rPr>
-        <w:hyperlink r:id="rId100" w:history="1">
+        <w:hyperlink r:id="rId98" w:history="1">
           <w:r>
             <w:rPr>
               <w:rStyle w:val="Hyperlink"/>
@@ -13402,7 +13309,7 @@
           <w:color w:val="0000FF"/>
           <w:sz w:val="24"/>
         </w:rPr>
-        <w:hyperlink r:id="rId101" w:history="1">
+        <w:hyperlink r:id="rId99" w:history="1">
           <w:r>
             <w:rPr>
               <w:rStyle w:val="Hyperlink"/>
@@ -13419,7 +13326,7 @@
           <w:color w:val="0000FF"/>
           <w:sz w:val="24"/>
         </w:rPr>
-        <w:hyperlink r:id="rId101" w:history="1">
+        <w:hyperlink r:id="rId99" w:history="1">
           <w:r>
             <w:rPr>
               <w:rStyle w:val="Hyperlink"/>
@@ -13436,7 +13343,7 @@
           <w:color w:val="0000FF"/>
           <w:sz w:val="24"/>
         </w:rPr>
-        <w:hyperlink r:id="rId101" w:history="1">
+        <w:hyperlink r:id="rId99" w:history="1">
           <w:r>
             <w:rPr>
               <w:rStyle w:val="Hyperlink"/>
@@ -13453,7 +13360,7 @@
           <w:color w:val="0000FF"/>
           <w:sz w:val="24"/>
         </w:rPr>
-        <w:hyperlink r:id="rId101" w:history="1">
+        <w:hyperlink r:id="rId99" w:history="1">
           <w:r>
             <w:rPr>
               <w:rStyle w:val="Hyperlink"/>
@@ -13470,7 +13377,7 @@
           <w:color w:val="0000FF"/>
           <w:sz w:val="24"/>
         </w:rPr>
-        <w:hyperlink r:id="rId101" w:history="1">
+        <w:hyperlink r:id="rId99" w:history="1">
           <w:r>
             <w:rPr>
               <w:rStyle w:val="Hyperlink"/>
@@ -13572,7 +13479,7 @@
           <w:color w:val="0000FF"/>
           <w:sz w:val="24"/>
         </w:rPr>
-        <w:hyperlink r:id="rId102" w:history="1">
+        <w:hyperlink r:id="rId100" w:history="1">
           <w:r>
             <w:rPr>
               <w:rStyle w:val="Hyperlink"/>
@@ -13589,7 +13496,7 @@
           <w:color w:val="0000FF"/>
           <w:sz w:val="24"/>
         </w:rPr>
-        <w:hyperlink r:id="rId102" w:history="1">
+        <w:hyperlink r:id="rId100" w:history="1">
           <w:r>
             <w:rPr>
               <w:rStyle w:val="Hyperlink"/>
@@ -13606,7 +13513,7 @@
           <w:color w:val="0000FF"/>
           <w:sz w:val="24"/>
         </w:rPr>
-        <w:hyperlink r:id="rId102" w:history="1">
+        <w:hyperlink r:id="rId100" w:history="1">
           <w:r>
             <w:rPr>
               <w:rStyle w:val="Hyperlink"/>
@@ -13623,7 +13530,7 @@
           <w:color w:val="0000FF"/>
           <w:sz w:val="24"/>
         </w:rPr>
-        <w:hyperlink r:id="rId102" w:history="1">
+        <w:hyperlink r:id="rId100" w:history="1">
           <w:r>
             <w:rPr>
               <w:rStyle w:val="Hyperlink"/>
@@ -13640,7 +13547,7 @@
           <w:color w:val="0000FF"/>
           <w:sz w:val="24"/>
         </w:rPr>
-        <w:hyperlink r:id="rId102" w:history="1">
+        <w:hyperlink r:id="rId100" w:history="1">
           <w:r>
             <w:rPr>
               <w:rStyle w:val="Hyperlink"/>
@@ -13738,7 +13645,7 @@
           <w:color w:val="0000FF"/>
           <w:sz w:val="24"/>
         </w:rPr>
-        <w:hyperlink r:id="rId103" w:history="1">
+        <w:hyperlink r:id="rId101" w:history="1">
           <w:r>
             <w:rPr>
               <w:rStyle w:val="Hyperlink"/>
@@ -13755,7 +13662,7 @@
           <w:color w:val="0000FF"/>
           <w:sz w:val="24"/>
         </w:rPr>
-        <w:hyperlink r:id="rId103" w:history="1">
+        <w:hyperlink r:id="rId101" w:history="1">
           <w:r>
             <w:rPr>
               <w:rStyle w:val="Hyperlink"/>
@@ -13772,7 +13679,7 @@
           <w:color w:val="0000FF"/>
           <w:sz w:val="24"/>
         </w:rPr>
-        <w:hyperlink r:id="rId103" w:history="1">
+        <w:hyperlink r:id="rId101" w:history="1">
           <w:r>
             <w:rPr>
               <w:rStyle w:val="Hyperlink"/>
@@ -13789,7 +13696,7 @@
           <w:color w:val="0000FF"/>
           <w:sz w:val="24"/>
         </w:rPr>
-        <w:hyperlink r:id="rId103" w:history="1">
+        <w:hyperlink r:id="rId101" w:history="1">
           <w:r>
             <w:rPr>
               <w:rStyle w:val="Hyperlink"/>
@@ -13806,7 +13713,7 @@
           <w:color w:val="0000FF"/>
           <w:sz w:val="24"/>
         </w:rPr>
-        <w:hyperlink r:id="rId103" w:history="1">
+        <w:hyperlink r:id="rId101" w:history="1">
           <w:r>
             <w:rPr>
               <w:rStyle w:val="Hyperlink"/>
@@ -13915,7 +13822,7 @@
           <w:color w:val="0000FF"/>
           <w:sz w:val="24"/>
         </w:rPr>
-        <w:hyperlink r:id="rId104" w:history="1">
+        <w:hyperlink r:id="rId102" w:history="1">
           <w:r>
             <w:rPr>
               <w:rStyle w:val="Hyperlink"/>
@@ -13932,7 +13839,7 @@
           <w:color w:val="0000FF"/>
           <w:sz w:val="24"/>
         </w:rPr>
-        <w:hyperlink r:id="rId104" w:history="1">
+        <w:hyperlink r:id="rId102" w:history="1">
           <w:r>
             <w:rPr>
               <w:rStyle w:val="Hyperlink"/>
@@ -13949,7 +13856,7 @@
           <w:color w:val="0000FF"/>
           <w:sz w:val="24"/>
         </w:rPr>
-        <w:hyperlink r:id="rId104" w:history="1">
+        <w:hyperlink r:id="rId102" w:history="1">
           <w:r>
             <w:rPr>
               <w:rStyle w:val="Hyperlink"/>
@@ -13966,7 +13873,7 @@
           <w:color w:val="0000FF"/>
           <w:sz w:val="24"/>
         </w:rPr>
-        <w:hyperlink r:id="rId104" w:history="1">
+        <w:hyperlink r:id="rId102" w:history="1">
           <w:r>
             <w:rPr>
               <w:rStyle w:val="Hyperlink"/>
@@ -13983,7 +13890,7 @@
           <w:color w:val="0000FF"/>
           <w:sz w:val="24"/>
         </w:rPr>
-        <w:hyperlink r:id="rId104" w:history="1">
+        <w:hyperlink r:id="rId102" w:history="1">
           <w:r>
             <w:rPr>
               <w:rStyle w:val="Hyperlink"/>
@@ -14106,7 +14013,7 @@
           <w:sz w:val="24"/>
           <w:u w:val="single"/>
         </w:rPr>
-        <w:hyperlink r:id="rId105" w:history="1">
+        <w:hyperlink r:id="rId103" w:history="1">
           <w:r>
             <w:rPr>
               <w:rStyle w:val="Hyperlink"/>
@@ -14135,7 +14042,7 @@
           <w:sz w:val="24"/>
           <w:u w:val="single"/>
         </w:rPr>
-        <w:hyperlink r:id="rId105" w:history="1">
+        <w:hyperlink r:id="rId103" w:history="1">
           <w:r>
             <w:rPr>
               <w:rStyle w:val="Hyperlink"/>
@@ -14244,7 +14151,7 @@
           <w:color w:val="0000FF"/>
           <w:sz w:val="24"/>
         </w:rPr>
-        <w:hyperlink r:id="rId106" w:history="1">
+        <w:hyperlink r:id="rId104" w:history="1">
           <w:r>
             <w:rPr>
               <w:rStyle w:val="Hyperlink"/>
@@ -14261,7 +14168,7 @@
           <w:color w:val="0000FF"/>
           <w:sz w:val="24"/>
         </w:rPr>
-        <w:hyperlink r:id="rId106" w:history="1">
+        <w:hyperlink r:id="rId104" w:history="1">
           <w:r>
             <w:rPr>
               <w:rStyle w:val="Hyperlink"/>
@@ -14278,7 +14185,7 @@
           <w:color w:val="0000FF"/>
           <w:sz w:val="24"/>
         </w:rPr>
-        <w:hyperlink r:id="rId106" w:history="1">
+        <w:hyperlink r:id="rId104" w:history="1">
           <w:r>
             <w:rPr>
               <w:rStyle w:val="Hyperlink"/>
@@ -14295,7 +14202,7 @@
           <w:color w:val="0000FF"/>
           <w:sz w:val="24"/>
         </w:rPr>
-        <w:hyperlink r:id="rId106" w:history="1">
+        <w:hyperlink r:id="rId104" w:history="1">
           <w:r>
             <w:rPr>
               <w:rStyle w:val="Hyperlink"/>
@@ -14312,7 +14219,7 @@
           <w:color w:val="0000FF"/>
           <w:sz w:val="24"/>
         </w:rPr>
-        <w:hyperlink r:id="rId106" w:history="1">
+        <w:hyperlink r:id="rId104" w:history="1">
           <w:r>
             <w:rPr>
               <w:rStyle w:val="Hyperlink"/>
@@ -14329,7 +14236,7 @@
           <w:color w:val="0000FF"/>
           <w:sz w:val="24"/>
         </w:rPr>
-        <w:hyperlink r:id="rId106" w:history="1">
+        <w:hyperlink r:id="rId104" w:history="1">
           <w:r>
             <w:rPr>
               <w:rStyle w:val="Hyperlink"/>
@@ -14346,7 +14253,7 @@
           <w:color w:val="0000FF"/>
           <w:sz w:val="24"/>
         </w:rPr>
-        <w:hyperlink r:id="rId106" w:history="1">
+        <w:hyperlink r:id="rId104" w:history="1">
           <w:r>
             <w:rPr>
               <w:rStyle w:val="Hyperlink"/>
@@ -14364,7 +14271,7 @@
           <w:sz w:val="24"/>
           <w:u w:val="single"/>
         </w:rPr>
-        <w:hyperlink r:id="rId106" w:history="1">
+        <w:hyperlink r:id="rId104" w:history="1">
           <w:r>
             <w:rPr>
               <w:rStyle w:val="Hyperlink"/>
@@ -14382,7 +14289,7 @@
           <w:sz w:val="24"/>
           <w:u w:val="single"/>
         </w:rPr>
-        <w:hyperlink r:id="rId106" w:history="1">
+        <w:hyperlink r:id="rId104" w:history="1">
           <w:r>
             <w:rPr>
               <w:rStyle w:val="Hyperlink"/>
@@ -14400,7 +14307,7 @@
           <w:sz w:val="24"/>
           <w:u w:val="single"/>
         </w:rPr>
-        <w:hyperlink r:id="rId106" w:history="1">
+        <w:hyperlink r:id="rId104" w:history="1">
           <w:r>
             <w:rPr>
               <w:rStyle w:val="Hyperlink"/>
@@ -14418,7 +14325,7 @@
           <w:sz w:val="24"/>
           <w:u w:val="single"/>
         </w:rPr>
-        <w:hyperlink r:id="rId106" w:history="1">
+        <w:hyperlink r:id="rId104" w:history="1">
           <w:r>
             <w:rPr>
               <w:rStyle w:val="Hyperlink"/>
@@ -14436,7 +14343,7 @@
           <w:sz w:val="24"/>
           <w:u w:val="single"/>
         </w:rPr>
-        <w:hyperlink r:id="rId106" w:history="1">
+        <w:hyperlink r:id="rId104" w:history="1">
           <w:r>
             <w:rPr>
               <w:rStyle w:val="Hyperlink"/>
@@ -14454,7 +14361,7 @@
           <w:sz w:val="24"/>
           <w:u w:val="single"/>
         </w:rPr>
-        <w:hyperlink r:id="rId106" w:history="1">
+        <w:hyperlink r:id="rId104" w:history="1">
           <w:r>
             <w:rPr>
               <w:rStyle w:val="Hyperlink"/>
@@ -14472,7 +14379,7 @@
           <w:sz w:val="24"/>
           <w:u w:val="single"/>
         </w:rPr>
-        <w:hyperlink r:id="rId106" w:history="1">
+        <w:hyperlink r:id="rId104" w:history="1">
           <w:r>
             <w:rPr>
               <w:rStyle w:val="Hyperlink"/>
@@ -14490,7 +14397,7 @@
           <w:sz w:val="24"/>
           <w:u w:val="single"/>
         </w:rPr>
-        <w:hyperlink r:id="rId106" w:history="1">
+        <w:hyperlink r:id="rId104" w:history="1">
           <w:r>
             <w:rPr>
               <w:rStyle w:val="Hyperlink"/>
@@ -14508,7 +14415,7 @@
           <w:sz w:val="24"/>
           <w:u w:val="single"/>
         </w:rPr>
-        <w:hyperlink r:id="rId106" w:history="1">
+        <w:hyperlink r:id="rId104" w:history="1">
           <w:r>
             <w:rPr>
               <w:rStyle w:val="Hyperlink"/>
@@ -14526,7 +14433,7 @@
           <w:sz w:val="24"/>
           <w:u w:val="single"/>
         </w:rPr>
-        <w:hyperlink r:id="rId106" w:history="1">
+        <w:hyperlink r:id="rId104" w:history="1">
           <w:r>
             <w:rPr>
               <w:rStyle w:val="Hyperlink"/>

--- a/EXPORTS/DOCX/published/niveau2/English/Suriname.docx
+++ b/EXPORTS/DOCX/published/niveau2/English/Suriname.docx
@@ -967,7 +967,25 @@
           <w:color w:val="000000"/>
           <w:sz w:val="24"/>
         </w:rPr>
-        <w:t>binet of C</w:t>
+        <w:hyperlink r:id="rId11" w:history="1">
+          <w:r>
+            <w:rPr>
+              <w:rStyle w:val="Hyperlink"/>
+            </w:rPr>
+            <w:t xml:space="preserve">binet of </w:t>
+          </w:r>
+        </w:hyperlink>
+      </w:r>
+      <w:r>
+        <w:rPr>
+          <w:u w:val="single" w:color="0000ff"/>
+          <w:rFonts w:ascii="Charis SIL Regular" w:hAnsi="Charis SIL Regular" w:eastAsia="Charis SIL Regular"/>
+          <w:b w:val="0"/>
+          <w:i w:val="0"/>
+          <w:color w:val="000000"/>
+          <w:sz w:val="24"/>
+        </w:rPr>
+        <w:t>C</w:t>
       </w:r>
       <w:r>
         <w:rPr>
@@ -2486,7 +2504,18 @@
           <w:color w:val="000000"/>
           <w:sz w:val="24"/>
         </w:rPr>
-        <w:t xml:space="preserve">is housed at </w:t>
+        <w:t xml:space="preserve">is </w:t>
+      </w:r>
+      <w:r>
+        <w:rPr>
+          <w:u w:val="single" w:color="0000ff"/>
+          <w:rFonts w:ascii="Charis SIL Regular" w:hAnsi="Charis SIL Regular" w:eastAsia="Charis SIL Regular"/>
+          <w:b w:val="0"/>
+          <w:i w:val="0"/>
+          <w:color w:val="000000"/>
+          <w:sz w:val="24"/>
+        </w:rPr>
+        <w:t xml:space="preserve">housed at </w:t>
       </w:r>
       <w:r>
         <w:rPr>
@@ -2843,7 +2872,7 @@
             <w:rPr>
               <w:rStyle w:val="Hyperlink"/>
             </w:rPr>
-            <w:t>fil</w:t>
+            <w:t>film</w:t>
           </w:r>
         </w:hyperlink>
       </w:r>
@@ -2856,16 +2885,6 @@
           <w:sz w:val="24"/>
           <w:u w:val="single"/>
         </w:rPr>
-        <w:t>m</w:t>
-      </w:r>
-      <w:r>
-        <w:rPr>
-          <w:rFonts w:ascii="Charis SIL Regular" w:hAnsi="Charis SIL Regular" w:eastAsia="Charis SIL Regular"/>
-          <w:b w:val="0"/>
-          <w:i w:val="0"/>
-          <w:color w:val="0000FF"/>
-          <w:sz w:val="24"/>
-        </w:rPr>
         <w:t>s</w:t>
       </w:r>
       <w:r>
@@ -2904,7 +2923,6 @@
           <w:i w:val="0"/>
           <w:color w:val="0000FF"/>
           <w:sz w:val="24"/>
-          <w:u w:val="single"/>
         </w:rPr>
         <w:t xml:space="preserve"> </w:t>
       </w:r>
@@ -3352,7 +3370,53 @@
           <w:color w:val="000000"/>
           <w:sz w:val="24"/>
         </w:rPr>
-        <w:t xml:space="preserve"> and finance administrator </w:t>
+        <w:t xml:space="preserve"> and finance </w:t>
+      </w:r>
+      <w:r>
+        <w:rPr>
+          <w:u w:val="single" w:color="0000ff"/>
+          <w:rFonts w:ascii="Charis SIL Regular" w:hAnsi="Charis SIL Regular" w:eastAsia="Charis SIL Regular"/>
+          <w:b w:val="0"/>
+          <w:i w:val="0"/>
+          <w:color w:val="000000"/>
+          <w:sz w:val="24"/>
+        </w:rPr>
+        <w:hyperlink r:id="rId25" w:history="1">
+          <w:r>
+            <w:rPr>
+              <w:rStyle w:val="Hyperlink"/>
+            </w:rPr>
+            <w:t>admini</w:t>
+          </w:r>
+        </w:hyperlink>
+      </w:r>
+      <w:r>
+        <w:rPr>
+          <w:rFonts w:ascii="Charis SIL Regular" w:hAnsi="Charis SIL Regular" w:eastAsia="Charis SIL Regular"/>
+          <w:b w:val="0"/>
+          <w:i w:val="0"/>
+          <w:color w:val="000000"/>
+          <w:sz w:val="24"/>
+        </w:rPr>
+        <w:t>strato</w:t>
+      </w:r>
+      <w:r>
+        <w:rPr>
+          <w:u w:val="single" w:color="0000ff"/>
+          <w:rFonts w:ascii="Charis SIL Regular" w:hAnsi="Charis SIL Regular" w:eastAsia="Charis SIL Regular"/>
+          <w:b w:val="0"/>
+          <w:i w:val="0"/>
+          <w:color w:val="000000"/>
+          <w:sz w:val="24"/>
+        </w:rPr>
+        <w:hyperlink r:id="rId26" w:history="1">
+          <w:r>
+            <w:rPr>
+              <w:rStyle w:val="Hyperlink"/>
+            </w:rPr>
+            <w:t xml:space="preserve">r </w:t>
+          </w:r>
+        </w:hyperlink>
       </w:r>
       <w:r>
         <w:rPr>
@@ -5438,7 +5502,25 @@
           <w:color w:val="000000"/>
           <w:sz w:val="24"/>
         </w:rPr>
-        <w:t>Berliner G</w:t>
+        <w:t>Berli</w:t>
+      </w:r>
+      <w:r>
+        <w:rPr>
+          <w:u w:val="single" w:color="0000ff"/>
+          <w:rFonts w:ascii="Charis SIL Italic" w:hAnsi="Charis SIL Italic" w:eastAsia="Charis SIL Italic"/>
+          <w:b w:val="0"/>
+          <w:i/>
+          <w:color w:val="000000"/>
+          <w:sz w:val="24"/>
+        </w:rPr>
+        <w:hyperlink r:id="rId44" w:history="1">
+          <w:r>
+            <w:rPr>
+              <w:rStyle w:val="Hyperlink"/>
+            </w:rPr>
+            <w:t>ner G</w:t>
+          </w:r>
+        </w:hyperlink>
       </w:r>
       <w:r>
         <w:rPr>
@@ -5722,7 +5804,14 @@
           <w:color w:val="000000"/>
           <w:sz w:val="24"/>
         </w:rPr>
-        <w:t>nd t</w:t>
+        <w:hyperlink r:id="rId46" w:history="1">
+          <w:r>
+            <w:rPr>
+              <w:rStyle w:val="Hyperlink"/>
+            </w:rPr>
+            <w:t>nd t</w:t>
+          </w:r>
+        </w:hyperlink>
       </w:r>
       <w:r>
         <w:rPr>
@@ -5982,7 +6071,7 @@
           <w:color w:val="000000"/>
           <w:sz w:val="24"/>
         </w:rPr>
-        <w:t xml:space="preserve"> during his posting in Albina between 1893 and 1896. This </w:t>
+        <w:t xml:space="preserve"> during his posting in Albina between 1893 and 1896. This collec</w:t>
       </w:r>
       <w:r>
         <w:rPr>
@@ -5998,7 +6087,7 @@
             <w:rPr>
               <w:rStyle w:val="Hyperlink"/>
             </w:rPr>
-            <w:t>collec</w:t>
+            <w:t>tion is no</w:t>
           </w:r>
         </w:hyperlink>
       </w:r>
@@ -6016,9 +6105,36 @@
             <w:rPr>
               <w:rStyle w:val="Hyperlink"/>
             </w:rPr>
-            <w:t>tion is no</w:t>
-          </w:r>
-        </w:hyperlink>
+            <w:t>w p</w:t>
+          </w:r>
+        </w:hyperlink>
+      </w:r>
+      <w:r>
+        <w:rPr>
+          <w:rFonts w:ascii="Charis SIL Regular" w:hAnsi="Charis SIL Regular" w:eastAsia="Charis SIL Regular"/>
+          <w:b w:val="0"/>
+          <w:i w:val="0"/>
+          <w:color w:val="000000"/>
+          <w:sz w:val="24"/>
+        </w:rPr>
+        <w:hyperlink r:id="rId47" w:history="1">
+          <w:r>
+            <w:rPr>
+              <w:rStyle w:val="Hyperlink"/>
+            </w:rPr>
+            <w:t>a</w:t>
+          </w:r>
+        </w:hyperlink>
+      </w:r>
+      <w:r>
+        <w:rPr>
+          <w:rFonts w:ascii="Charis SIL Regular" w:hAnsi="Charis SIL Regular" w:eastAsia="Charis SIL Regular"/>
+          <w:b w:val="0"/>
+          <w:i w:val="0"/>
+          <w:color w:val="000000"/>
+          <w:sz w:val="24"/>
+        </w:rPr>
+        <w:t xml:space="preserve">rt of </w:t>
       </w:r>
       <w:r>
         <w:rPr>
@@ -6034,58 +6150,20 @@
             <w:rPr>
               <w:rStyle w:val="Hyperlink"/>
             </w:rPr>
-            <w:t>w p</w:t>
-          </w:r>
-        </w:hyperlink>
-      </w:r>
-      <w:r>
-        <w:rPr>
-          <w:rFonts w:ascii="Charis SIL Regular" w:hAnsi="Charis SIL Regular" w:eastAsia="Charis SIL Regular"/>
-          <w:b w:val="0"/>
-          <w:i w:val="0"/>
-          <w:color w:val="000000"/>
-          <w:sz w:val="24"/>
+            <w:t xml:space="preserve">the </w:t>
+          </w:r>
+        </w:hyperlink>
+      </w:r>
+      <w:r>
+        <w:rPr>
+          <w:rFonts w:ascii="Charis SIL Regular" w:hAnsi="Charis SIL Regular" w:eastAsia="Charis SIL Regular"/>
+          <w:b w:val="0"/>
+          <w:i w:val="0"/>
+          <w:color w:val="0000FF"/>
+          <w:sz w:val="24"/>
+          <w:u w:val="single"/>
         </w:rPr>
         <w:hyperlink r:id="rId47" w:history="1">
-          <w:r>
-            <w:rPr>
-              <w:rStyle w:val="Hyperlink"/>
-            </w:rPr>
-            <w:t>a</w:t>
-          </w:r>
-        </w:hyperlink>
-      </w:r>
-      <w:r>
-        <w:rPr>
-          <w:rFonts w:ascii="Charis SIL Regular" w:hAnsi="Charis SIL Regular" w:eastAsia="Charis SIL Regular"/>
-          <w:b w:val="0"/>
-          <w:i w:val="0"/>
-          <w:color w:val="000000"/>
-          <w:sz w:val="24"/>
-        </w:rPr>
-        <w:t xml:space="preserve">rt of </w:t>
-      </w:r>
-      <w:r>
-        <w:rPr>
-          <w:u w:val="single" w:color="0000ff"/>
-          <w:rFonts w:ascii="Charis SIL Regular" w:hAnsi="Charis SIL Regular" w:eastAsia="Charis SIL Regular"/>
-          <w:b w:val="0"/>
-          <w:i w:val="0"/>
-          <w:color w:val="000000"/>
-          <w:sz w:val="24"/>
-        </w:rPr>
-        <w:t xml:space="preserve">the </w:t>
-      </w:r>
-      <w:r>
-        <w:rPr>
-          <w:rFonts w:ascii="Charis SIL Regular" w:hAnsi="Charis SIL Regular" w:eastAsia="Charis SIL Regular"/>
-          <w:b w:val="0"/>
-          <w:i w:val="0"/>
-          <w:color w:val="0000FF"/>
-          <w:sz w:val="24"/>
-          <w:u w:val="single"/>
-        </w:rPr>
-        <w:hyperlink r:id="rId48" w:history="1">
           <w:r>
             <w:rPr>
               <w:rStyle w:val="Hyperlink"/>
@@ -6196,35 +6274,142 @@
           <w:i w:val="0"/>
           <w:color w:val="0000FF"/>
           <w:sz w:val="24"/>
+          <w:u w:val="single"/>
+        </w:rPr>
+        <w:t>o</w:t>
+      </w:r>
+      <w:r>
+        <w:rPr>
+          <w:rFonts w:ascii="Charis SIL Regular" w:hAnsi="Charis SIL Regular" w:eastAsia="Charis SIL Regular"/>
+          <w:b w:val="0"/>
+          <w:i w:val="0"/>
+          <w:color w:val="0000FF"/>
+          <w:sz w:val="24"/>
+        </w:rPr>
+        <w:t>y</w:t>
+      </w:r>
+      <w:r>
+        <w:rPr>
+          <w:rFonts w:ascii="Charis SIL Regular" w:hAnsi="Charis SIL Regular" w:eastAsia="Charis SIL Regular"/>
+          <w:b w:val="0"/>
+          <w:i w:val="0"/>
+          <w:color w:val="000000"/>
+          <w:sz w:val="24"/>
+        </w:rPr>
+        <w:t xml:space="preserve">, director of the </w:t>
+      </w:r>
+      <w:r>
+        <w:rPr>
+          <w:rFonts w:ascii="Charis SIL Italic" w:hAnsi="Charis SIL Italic" w:eastAsia="Charis SIL Italic"/>
+          <w:b w:val="0"/>
+          <w:i/>
+          <w:color w:val="000000"/>
+          <w:sz w:val="24"/>
+        </w:rPr>
+        <w:t>Compagnie des mines d'or de la Guyane hollandaise</w:t>
+      </w:r>
+      <w:r>
+        <w:rPr>
+          <w:rFonts w:ascii="Charis SIL Regular" w:hAnsi="Charis SIL Regular" w:eastAsia="Charis SIL Regular"/>
+          <w:b w:val="0"/>
+          <w:i w:val="0"/>
+          <w:color w:val="000000"/>
+          <w:sz w:val="24"/>
+        </w:rPr>
+        <w:t xml:space="preserve">, </w:t>
+      </w:r>
+      <w:r>
+        <w:rPr>
+          <w:rFonts w:ascii="Charis SIL Regular" w:hAnsi="Charis SIL Regular" w:eastAsia="Charis SIL Regular"/>
+          <w:b w:val="0"/>
+          <w:i w:val="0"/>
+          <w:color w:val="0000FF"/>
+          <w:sz w:val="24"/>
+          <w:u w:val="single"/>
+        </w:rPr>
+        <w:hyperlink r:id="rId50" w:history="1">
+          <w:r>
+            <w:rPr>
+              <w:rStyle w:val="Hyperlink"/>
+            </w:rPr>
+            <w:t>donated</w:t>
+          </w:r>
+        </w:hyperlink>
+      </w:r>
+      <w:r>
+        <w:rPr>
+          <w:u w:val="single" w:color="0000ff"/>
+          <w:rFonts w:ascii="Charis SIL Regular" w:hAnsi="Charis SIL Regular" w:eastAsia="Charis SIL Regular"/>
+          <w:b w:val="0"/>
+          <w:i w:val="0"/>
+          <w:color w:val="000000"/>
+          <w:sz w:val="24"/>
+        </w:rPr>
+        <w:t xml:space="preserve"> </w:t>
+      </w:r>
+      <w:r>
+        <w:rPr>
+          <w:u w:val="single" w:color="0000ff"/>
+          <w:rFonts w:ascii="Charis SIL Regular" w:hAnsi="Charis SIL Regular" w:eastAsia="Charis SIL Regular"/>
+          <w:b w:val="0"/>
+          <w:i w:val="0"/>
+          <w:color w:val="000000"/>
+          <w:sz w:val="24"/>
         </w:rPr>
         <w:hyperlink r:id="rId49" w:history="1">
           <w:r>
             <w:rPr>
               <w:rStyle w:val="Hyperlink"/>
             </w:rPr>
-            <w:t>o</w:t>
-          </w:r>
-        </w:hyperlink>
-      </w:r>
-      <w:r>
-        <w:rPr>
-          <w:rFonts w:ascii="Charis SIL Regular" w:hAnsi="Charis SIL Regular" w:eastAsia="Charis SIL Regular"/>
-          <w:b w:val="0"/>
-          <w:i w:val="0"/>
-          <w:color w:val="0000FF"/>
-          <w:sz w:val="24"/>
-        </w:rPr>
-        <w:t>y</w:t>
-      </w:r>
-      <w:r>
-        <w:rPr>
-          <w:rFonts w:ascii="Charis SIL Regular" w:hAnsi="Charis SIL Regular" w:eastAsia="Charis SIL Regular"/>
-          <w:b w:val="0"/>
-          <w:i w:val="0"/>
-          <w:color w:val="000000"/>
-          <w:sz w:val="24"/>
-        </w:rPr>
-        <w:t xml:space="preserve">, director of the </w:t>
+            <w:t xml:space="preserve">a large </w:t>
+          </w:r>
+        </w:hyperlink>
+      </w:r>
+      <w:r>
+        <w:rPr>
+          <w:u w:val="single" w:color="0000ff"/>
+          <w:rFonts w:ascii="Charis SIL Regular" w:hAnsi="Charis SIL Regular" w:eastAsia="Charis SIL Regular"/>
+          <w:b w:val="0"/>
+          <w:i w:val="0"/>
+          <w:color w:val="000000"/>
+          <w:sz w:val="24"/>
+        </w:rPr>
+        <w:hyperlink r:id="rId49" w:history="1">
+          <w:r>
+            <w:rPr>
+              <w:rStyle w:val="Hyperlink"/>
+            </w:rPr>
+            <w:t>c</w:t>
+          </w:r>
+        </w:hyperlink>
+      </w:r>
+      <w:r>
+        <w:rPr>
+          <w:u w:val="single" w:color="0000ff"/>
+          <w:rFonts w:ascii="Charis SIL Regular" w:hAnsi="Charis SIL Regular" w:eastAsia="Charis SIL Regular"/>
+          <w:b w:val="0"/>
+          <w:i w:val="0"/>
+          <w:color w:val="000000"/>
+          <w:sz w:val="24"/>
+        </w:rPr>
+        <w:hyperlink r:id="rId49" w:history="1">
+          <w:r>
+            <w:rPr>
+              <w:rStyle w:val="Hyperlink"/>
+            </w:rPr>
+            <w:t>ollectio</w:t>
+          </w:r>
+        </w:hyperlink>
+      </w:r>
+      <w:r>
+        <w:rPr>
+          <w:rFonts w:ascii="Charis SIL Regular" w:hAnsi="Charis SIL Regular" w:eastAsia="Charis SIL Regular"/>
+          <w:b w:val="0"/>
+          <w:i w:val="0"/>
+          <w:color w:val="000000"/>
+          <w:sz w:val="24"/>
+        </w:rPr>
+        <w:t xml:space="preserve">n of Wayana and Aluku artifacts to the </w:t>
       </w:r>
       <w:r>
         <w:rPr>
@@ -6234,17 +6419,65 @@
           <w:color w:val="000000"/>
           <w:sz w:val="24"/>
         </w:rPr>
-        <w:t>Compagnie des mines d'or de la Guyane hollandaise</w:t>
-      </w:r>
-      <w:r>
-        <w:rPr>
-          <w:rFonts w:ascii="Charis SIL Regular" w:hAnsi="Charis SIL Regular" w:eastAsia="Charis SIL Regular"/>
-          <w:b w:val="0"/>
-          <w:i w:val="0"/>
-          <w:color w:val="000000"/>
-          <w:sz w:val="24"/>
-        </w:rPr>
-        <w:t xml:space="preserve">, </w:t>
+        <w:t>Musée du Trocadéro</w:t>
+      </w:r>
+      <w:r>
+        <w:rPr>
+          <w:rFonts w:ascii="Charis SIL Regular" w:hAnsi="Charis SIL Regular" w:eastAsia="Charis SIL Regular"/>
+          <w:b w:val="0"/>
+          <w:i w:val="0"/>
+          <w:color w:val="000000"/>
+          <w:sz w:val="24"/>
+        </w:rPr>
+        <w:t xml:space="preserve">. Three of </w:t>
+      </w:r>
+      <w:r>
+        <w:rPr>
+          <w:u w:val="single" w:color="0000ff"/>
+          <w:rFonts w:ascii="Charis SIL Regular" w:hAnsi="Charis SIL Regular" w:eastAsia="Charis SIL Regular"/>
+          <w:b w:val="0"/>
+          <w:i w:val="0"/>
+          <w:color w:val="000000"/>
+          <w:sz w:val="24"/>
+        </w:rPr>
+        <w:hyperlink r:id="rId50" w:history="1">
+          <w:r>
+            <w:rPr>
+              <w:rStyle w:val="Hyperlink"/>
+            </w:rPr>
+            <w:t>the eigh</w:t>
+          </w:r>
+        </w:hyperlink>
+      </w:r>
+      <w:r>
+        <w:rPr>
+          <w:rFonts w:ascii="Charis SIL Regular" w:hAnsi="Charis SIL Regular" w:eastAsia="Charis SIL Regular"/>
+          <w:b w:val="0"/>
+          <w:i w:val="0"/>
+          <w:color w:val="000000"/>
+          <w:sz w:val="24"/>
+        </w:rPr>
+        <w:t xml:space="preserve">t expeditions to Suriname organised shortly after the turn of the century under the </w:t>
+      </w:r>
+      <w:r>
+        <w:rPr>
+          <w:rFonts w:ascii="Charis SIL Regular" w:hAnsi="Charis SIL Regular" w:eastAsia="Charis SIL Regular"/>
+          <w:b w:val="0"/>
+          <w:i w:val="0"/>
+          <w:color w:val="000000"/>
+          <w:sz w:val="24"/>
+        </w:rPr>
+        <w:t xml:space="preserve">auspices of the Royal Dutch Geographical Society (KNAG) yielded extensive ethnographic </w:t>
+      </w:r>
+      <w:r>
+        <w:rPr>
+          <w:rFonts w:ascii="Charis SIL Regular" w:hAnsi="Charis SIL Regular" w:eastAsia="Charis SIL Regular"/>
+          <w:b w:val="0"/>
+          <w:i w:val="0"/>
+          <w:color w:val="000000"/>
+          <w:sz w:val="24"/>
+        </w:rPr>
+        <w:t xml:space="preserve">collections, which are now part of the collection of the </w:t>
       </w:r>
       <w:r>
         <w:rPr>
@@ -6255,12 +6488,96 @@
           <w:sz w:val="24"/>
           <w:u w:val="single"/>
         </w:rPr>
-        <w:hyperlink r:id="rId50" w:history="1">
-          <w:r>
-            <w:rPr>
-              <w:rStyle w:val="Hyperlink"/>
-            </w:rPr>
-            <w:t>donated</w:t>
+        <w:hyperlink r:id="rId51" w:history="1">
+          <w:r>
+            <w:rPr>
+              <w:rStyle w:val="Hyperlink"/>
+            </w:rPr>
+            <w:t>Wereldmuseum</w:t>
+          </w:r>
+        </w:hyperlink>
+      </w:r>
+      <w:r>
+        <w:rPr>
+          <w:rFonts w:ascii="Charis SIL Regular" w:hAnsi="Charis SIL Regular" w:eastAsia="Charis SIL Regular"/>
+          <w:b w:val="0"/>
+          <w:i w:val="0"/>
+          <w:color w:val="0000FF"/>
+          <w:sz w:val="24"/>
+          <w:u w:val="single"/>
+        </w:rPr>
+        <w:t xml:space="preserve"> </w:t>
+      </w:r>
+      <w:r>
+        <w:rPr>
+          <w:rFonts w:ascii="Charis SIL Regular" w:hAnsi="Charis SIL Regular" w:eastAsia="Charis SIL Regular"/>
+          <w:b w:val="0"/>
+          <w:i w:val="0"/>
+          <w:color w:val="0000FF"/>
+          <w:sz w:val="24"/>
+          <w:u w:val="single"/>
+        </w:rPr>
+        <w:hyperlink r:id="rId51" w:history="1">
+          <w:r>
+            <w:rPr>
+              <w:rStyle w:val="Hyperlink"/>
+            </w:rPr>
+            <w:t>Amsterdam</w:t>
+          </w:r>
+        </w:hyperlink>
+      </w:r>
+      <w:r>
+        <w:rPr>
+          <w:rFonts w:ascii="Charis SIL Regular" w:hAnsi="Charis SIL Regular" w:eastAsia="Charis SIL Regular"/>
+          <w:b w:val="0"/>
+          <w:i w:val="0"/>
+          <w:color w:val="000000"/>
+          <w:sz w:val="24"/>
+        </w:rPr>
+        <w:t xml:space="preserve">. The </w:t>
+      </w:r>
+      <w:r>
+        <w:rPr>
+          <w:rFonts w:ascii="Charis SIL Regular" w:hAnsi="Charis SIL Regular" w:eastAsia="Charis SIL Regular"/>
+          <w:b w:val="0"/>
+          <w:i w:val="0"/>
+          <w:color w:val="000000"/>
+          <w:sz w:val="24"/>
+        </w:rPr>
+        <w:t xml:space="preserve">1903 expedition to the Gonini River resulted in series </w:t>
+      </w:r>
+      <w:r>
+        <w:rPr>
+          <w:rFonts w:ascii="Charis SIL Regular" w:hAnsi="Charis SIL Regular" w:eastAsia="Charis SIL Regular"/>
+          <w:b w:val="0"/>
+          <w:i w:val="0"/>
+          <w:color w:val="0000FF"/>
+          <w:sz w:val="24"/>
+        </w:rPr>
+        <w:hyperlink r:id="rId52" w:history="1">
+          <w:r>
+            <w:rPr>
+              <w:rStyle w:val="Hyperlink"/>
+            </w:rPr>
+            <w:t>T</w:t>
+          </w:r>
+        </w:hyperlink>
+      </w:r>
+      <w:r>
+        <w:rPr>
+          <w:rFonts w:ascii="Charis SIL Regular" w:hAnsi="Charis SIL Regular" w:eastAsia="Charis SIL Regular"/>
+          <w:b w:val="0"/>
+          <w:i w:val="0"/>
+          <w:color w:val="0000FF"/>
+          <w:sz w:val="24"/>
+          <w:u w:val="single"/>
+        </w:rPr>
+        <w:hyperlink r:id="rId51" w:history="1">
+          <w:r>
+            <w:rPr>
+              <w:rStyle w:val="Hyperlink"/>
+            </w:rPr>
+            <w:t>M-401</w:t>
           </w:r>
         </w:hyperlink>
       </w:r>
@@ -6273,10 +6590,241 @@
           <w:color w:val="000000"/>
           <w:sz w:val="24"/>
         </w:rPr>
+        <w:hyperlink r:id="rId51" w:history="1">
+          <w:r>
+            <w:rPr>
+              <w:rStyle w:val="Hyperlink"/>
+            </w:rPr>
+            <w:t xml:space="preserve"> with 86 </w:t>
+          </w:r>
+        </w:hyperlink>
+      </w:r>
+      <w:r>
+        <w:rPr>
+          <w:u w:val="single" w:color="0000ff"/>
+          <w:rFonts w:ascii="Charis SIL Regular" w:hAnsi="Charis SIL Regular" w:eastAsia="Charis SIL Regular"/>
+          <w:b w:val="0"/>
+          <w:i w:val="0"/>
+          <w:color w:val="000000"/>
+          <w:sz w:val="24"/>
+        </w:rPr>
+        <w:hyperlink r:id="rId51" w:history="1">
+          <w:r>
+            <w:rPr>
+              <w:rStyle w:val="Hyperlink"/>
+            </w:rPr>
+            <w:t xml:space="preserve">objects, the </w:t>
+          </w:r>
+        </w:hyperlink>
+      </w:r>
+      <w:r>
+        <w:rPr>
+          <w:rFonts w:ascii="Charis SIL Regular" w:hAnsi="Charis SIL Regular" w:eastAsia="Charis SIL Regular"/>
+          <w:b w:val="0"/>
+          <w:i w:val="0"/>
+          <w:color w:val="000000"/>
+          <w:sz w:val="24"/>
+        </w:rPr>
+        <w:t xml:space="preserve">1904 </w:t>
+      </w:r>
+      <w:r>
+        <w:rPr>
+          <w:rFonts w:ascii="Charis SIL Regular" w:hAnsi="Charis SIL Regular" w:eastAsia="Charis SIL Regular"/>
+          <w:b w:val="0"/>
+          <w:i w:val="0"/>
+          <w:color w:val="000000"/>
+          <w:sz w:val="24"/>
+        </w:rPr>
+        <w:t xml:space="preserve">expedition to the Tapanahony River yielded series </w:t>
+      </w:r>
+      <w:r>
+        <w:rPr>
+          <w:rFonts w:ascii="Charis SIL Regular" w:hAnsi="Charis SIL Regular" w:eastAsia="Charis SIL Regular"/>
+          <w:b w:val="0"/>
+          <w:i w:val="0"/>
+          <w:color w:val="0000FF"/>
+          <w:sz w:val="24"/>
+        </w:rPr>
+        <w:hyperlink r:id="rId53" w:history="1">
+          <w:r>
+            <w:rPr>
+              <w:rStyle w:val="Hyperlink"/>
+            </w:rPr>
+            <w:t>TM</w:t>
+          </w:r>
+        </w:hyperlink>
+      </w:r>
+      <w:r>
+        <w:rPr>
+          <w:rFonts w:ascii="Charis SIL Regular" w:hAnsi="Charis SIL Regular" w:eastAsia="Charis SIL Regular"/>
+          <w:b w:val="0"/>
+          <w:i w:val="0"/>
+          <w:color w:val="0000FF"/>
+          <w:sz w:val="24"/>
+          <w:u w:val="single"/>
+        </w:rPr>
+        <w:hyperlink r:id="rId52" w:history="1">
+          <w:r>
+            <w:rPr>
+              <w:rStyle w:val="Hyperlink"/>
+            </w:rPr>
+            <w:t>-402</w:t>
+          </w:r>
+        </w:hyperlink>
+      </w:r>
+      <w:r>
+        <w:rPr>
+          <w:u w:val="single" w:color="0000ff"/>
+          <w:rFonts w:ascii="Charis SIL Regular" w:hAnsi="Charis SIL Regular" w:eastAsia="Charis SIL Regular"/>
+          <w:b w:val="0"/>
+          <w:i w:val="0"/>
+          <w:color w:val="000000"/>
+          <w:sz w:val="24"/>
+        </w:rPr>
+        <w:hyperlink r:id="rId52" w:history="1">
+          <w:r>
+            <w:rPr>
+              <w:rStyle w:val="Hyperlink"/>
+            </w:rPr>
+            <w:t xml:space="preserve"> co</w:t>
+          </w:r>
+        </w:hyperlink>
+      </w:r>
+      <w:r>
+        <w:rPr>
+          <w:rFonts w:ascii="Charis SIL Regular" w:hAnsi="Charis SIL Regular" w:eastAsia="Charis SIL Regular"/>
+          <w:b w:val="0"/>
+          <w:i w:val="0"/>
+          <w:color w:val="000000"/>
+          <w:sz w:val="24"/>
+        </w:rPr>
+        <w:t xml:space="preserve">mprising 493 objects and the </w:t>
+      </w:r>
+      <w:r>
+        <w:rPr>
+          <w:rFonts w:ascii="Charis SIL Regular" w:hAnsi="Charis SIL Regular" w:eastAsia="Charis SIL Regular"/>
+          <w:b w:val="0"/>
+          <w:i w:val="0"/>
+          <w:color w:val="000000"/>
+          <w:sz w:val="24"/>
+        </w:rPr>
+        <w:t>1907 expedition to the Tumuk Humak Mountains y</w:t>
+      </w:r>
+      <w:r>
+        <w:rPr>
+          <w:u w:val="single" w:color="0000ff"/>
+          <w:rFonts w:ascii="Charis SIL Regular" w:hAnsi="Charis SIL Regular" w:eastAsia="Charis SIL Regular"/>
+          <w:b w:val="0"/>
+          <w:i w:val="0"/>
+          <w:color w:val="000000"/>
+          <w:sz w:val="24"/>
+        </w:rPr>
+        <w:hyperlink r:id="rId53" w:history="1">
+          <w:r>
+            <w:rPr>
+              <w:rStyle w:val="Hyperlink"/>
+            </w:rPr>
+            <w:t>ielded s</w:t>
+          </w:r>
+        </w:hyperlink>
+      </w:r>
+      <w:r>
+        <w:rPr>
+          <w:rFonts w:ascii="Charis SIL Regular" w:hAnsi="Charis SIL Regular" w:eastAsia="Charis SIL Regular"/>
+          <w:b w:val="0"/>
+          <w:i w:val="0"/>
+          <w:color w:val="000000"/>
+          <w:sz w:val="24"/>
+        </w:rPr>
+        <w:t xml:space="preserve">eries </w:t>
+      </w:r>
+      <w:r>
+        <w:rPr>
+          <w:rFonts w:ascii="Charis SIL Regular" w:hAnsi="Charis SIL Regular" w:eastAsia="Charis SIL Regular"/>
+          <w:b w:val="0"/>
+          <w:i w:val="0"/>
+          <w:color w:val="0000FF"/>
+          <w:sz w:val="24"/>
+          <w:u w:val="single"/>
+        </w:rPr>
+        <w:hyperlink r:id="rId54" w:history="1">
+          <w:r>
+            <w:rPr>
+              <w:rStyle w:val="Hyperlink"/>
+            </w:rPr>
+            <w:t>TM-403</w:t>
+          </w:r>
+        </w:hyperlink>
+      </w:r>
+      <w:r>
+        <w:rPr>
+          <w:rFonts w:ascii="Charis SIL Regular" w:hAnsi="Charis SIL Regular" w:eastAsia="Charis SIL Regular"/>
+          <w:b w:val="0"/>
+          <w:i w:val="0"/>
+          <w:color w:val="000000"/>
+          <w:sz w:val="24"/>
+        </w:rPr>
+        <w:t xml:space="preserve"> with 186 objects. A </w:t>
+      </w:r>
+      <w:r>
+        <w:rPr>
+          <w:rFonts w:ascii="Charis SIL Regular" w:hAnsi="Charis SIL Regular" w:eastAsia="Charis SIL Regular"/>
+          <w:b w:val="0"/>
+          <w:i w:val="0"/>
+          <w:color w:val="0000FF"/>
+          <w:sz w:val="24"/>
+          <w:u w:val="single"/>
+        </w:rPr>
+        <w:hyperlink r:id="rId55" w:history="1">
+          <w:r>
+            <w:rPr>
+              <w:rStyle w:val="Hyperlink"/>
+            </w:rPr>
+            <w:t>jewellery</w:t>
+          </w:r>
+        </w:hyperlink>
+      </w:r>
+      <w:r>
+        <w:rPr>
+          <w:rFonts w:ascii="Charis SIL Regular" w:hAnsi="Charis SIL Regular" w:eastAsia="Charis SIL Regular"/>
+          <w:b w:val="0"/>
+          <w:i w:val="0"/>
+          <w:color w:val="0000FF"/>
+          <w:sz w:val="24"/>
+          <w:u w:val="single"/>
+        </w:rPr>
         <w:t xml:space="preserve"> </w:t>
       </w:r>
       <w:r>
         <w:rPr>
+          <w:rFonts w:ascii="Charis SIL Regular" w:hAnsi="Charis SIL Regular" w:eastAsia="Charis SIL Regular"/>
+          <w:b w:val="0"/>
+          <w:i w:val="0"/>
+          <w:color w:val="0000FF"/>
+          <w:sz w:val="24"/>
+          <w:u w:val="single"/>
+        </w:rPr>
+        <w:hyperlink r:id="rId55" w:history="1">
+          <w:r>
+            <w:rPr>
+              <w:rStyle w:val="Hyperlink"/>
+            </w:rPr>
+            <w:t>box</w:t>
+          </w:r>
+        </w:hyperlink>
+      </w:r>
+      <w:r>
+        <w:rPr>
+          <w:rFonts w:ascii="Charis SIL Regular" w:hAnsi="Charis SIL Regular" w:eastAsia="Charis SIL Regular"/>
+          <w:b w:val="0"/>
+          <w:i w:val="0"/>
+          <w:color w:val="000000"/>
+          <w:sz w:val="24"/>
+        </w:rPr>
+        <w:t xml:space="preserve"> referencing the Gonini expedition is part of the co</w:t>
+      </w:r>
+      <w:r>
+        <w:rPr>
           <w:u w:val="single" w:color="0000ff"/>
           <w:rFonts w:ascii="Charis SIL Regular" w:hAnsi="Charis SIL Regular" w:eastAsia="Charis SIL Regular"/>
           <w:b w:val="0"/>
@@ -6284,14 +6832,7 @@
           <w:color w:val="000000"/>
           <w:sz w:val="24"/>
         </w:rPr>
-        <w:hyperlink r:id="rId49" w:history="1">
-          <w:r>
-            <w:rPr>
-              <w:rStyle w:val="Hyperlink"/>
-            </w:rPr>
-            <w:t xml:space="preserve">a large </w:t>
-          </w:r>
-        </w:hyperlink>
+        <w:t>l</w:t>
       </w:r>
       <w:r>
         <w:rPr>
@@ -6302,110 +6843,24 @@
           <w:color w:val="000000"/>
           <w:sz w:val="24"/>
         </w:rPr>
-        <w:hyperlink r:id="rId49" w:history="1">
-          <w:r>
-            <w:rPr>
-              <w:rStyle w:val="Hyperlink"/>
-            </w:rPr>
-            <w:t>c</w:t>
-          </w:r>
-        </w:hyperlink>
-      </w:r>
-      <w:r>
-        <w:rPr>
-          <w:u w:val="single" w:color="0000ff"/>
-          <w:rFonts w:ascii="Charis SIL Regular" w:hAnsi="Charis SIL Regular" w:eastAsia="Charis SIL Regular"/>
-          <w:b w:val="0"/>
-          <w:i w:val="0"/>
-          <w:color w:val="000000"/>
-          <w:sz w:val="24"/>
-        </w:rPr>
-        <w:hyperlink r:id="rId49" w:history="1">
-          <w:r>
-            <w:rPr>
-              <w:rStyle w:val="Hyperlink"/>
-            </w:rPr>
-            <w:t>ollectio</w:t>
-          </w:r>
-        </w:hyperlink>
-      </w:r>
-      <w:r>
-        <w:rPr>
-          <w:rFonts w:ascii="Charis SIL Regular" w:hAnsi="Charis SIL Regular" w:eastAsia="Charis SIL Regular"/>
-          <w:b w:val="0"/>
-          <w:i w:val="0"/>
-          <w:color w:val="000000"/>
-          <w:sz w:val="24"/>
-        </w:rPr>
-        <w:t xml:space="preserve">n of Wayana and Aluku artifacts to the </w:t>
-      </w:r>
-      <w:r>
-        <w:rPr>
-          <w:rFonts w:ascii="Charis SIL Italic" w:hAnsi="Charis SIL Italic" w:eastAsia="Charis SIL Italic"/>
-          <w:b w:val="0"/>
-          <w:i/>
-          <w:color w:val="000000"/>
-          <w:sz w:val="24"/>
-        </w:rPr>
-        <w:t>Musée du Trocadéro</w:t>
-      </w:r>
-      <w:r>
-        <w:rPr>
-          <w:rFonts w:ascii="Charis SIL Regular" w:hAnsi="Charis SIL Regular" w:eastAsia="Charis SIL Regular"/>
-          <w:b w:val="0"/>
-          <w:i w:val="0"/>
-          <w:color w:val="000000"/>
-          <w:sz w:val="24"/>
-        </w:rPr>
-        <w:t xml:space="preserve">. Three of </w:t>
-      </w:r>
-      <w:r>
-        <w:rPr>
-          <w:u w:val="single" w:color="0000ff"/>
-          <w:rFonts w:ascii="Charis SIL Regular" w:hAnsi="Charis SIL Regular" w:eastAsia="Charis SIL Regular"/>
-          <w:b w:val="0"/>
-          <w:i w:val="0"/>
-          <w:color w:val="000000"/>
-          <w:sz w:val="24"/>
-        </w:rPr>
-        <w:hyperlink r:id="rId50" w:history="1">
-          <w:r>
-            <w:rPr>
-              <w:rStyle w:val="Hyperlink"/>
-            </w:rPr>
-            <w:t>the eigh</w:t>
-          </w:r>
-        </w:hyperlink>
-      </w:r>
-      <w:r>
-        <w:rPr>
-          <w:rFonts w:ascii="Charis SIL Regular" w:hAnsi="Charis SIL Regular" w:eastAsia="Charis SIL Regular"/>
-          <w:b w:val="0"/>
-          <w:i w:val="0"/>
-          <w:color w:val="000000"/>
-          <w:sz w:val="24"/>
-        </w:rPr>
-        <w:t xml:space="preserve">t expeditions to Suriname organised shortly after the turn of the century under the </w:t>
-      </w:r>
-      <w:r>
-        <w:rPr>
-          <w:rFonts w:ascii="Charis SIL Regular" w:hAnsi="Charis SIL Regular" w:eastAsia="Charis SIL Regular"/>
-          <w:b w:val="0"/>
-          <w:i w:val="0"/>
-          <w:color w:val="000000"/>
-          <w:sz w:val="24"/>
-        </w:rPr>
-        <w:t xml:space="preserve">auspices of the Royal Dutch Geographical Society (KNAG) yielded extensive ethnographic </w:t>
-      </w:r>
-      <w:r>
-        <w:rPr>
-          <w:rFonts w:ascii="Charis SIL Regular" w:hAnsi="Charis SIL Regular" w:eastAsia="Charis SIL Regular"/>
-          <w:b w:val="0"/>
-          <w:i w:val="0"/>
-          <w:color w:val="000000"/>
-          <w:sz w:val="24"/>
-        </w:rPr>
-        <w:t xml:space="preserve">collections, which are now part of the collection of the </w:t>
+        <w:hyperlink r:id="rId54" w:history="1">
+          <w:r>
+            <w:rPr>
+              <w:rStyle w:val="Hyperlink"/>
+            </w:rPr>
+            <w:t xml:space="preserve">lection </w:t>
+          </w:r>
+        </w:hyperlink>
+      </w:r>
+      <w:r>
+        <w:rPr>
+          <w:rFonts w:ascii="Charis SIL Regular" w:hAnsi="Charis SIL Regular" w:eastAsia="Charis SIL Regular"/>
+          <w:b w:val="0"/>
+          <w:i w:val="0"/>
+          <w:color w:val="000000"/>
+          <w:sz w:val="24"/>
+        </w:rPr>
+        <w:t xml:space="preserve">of the </w:t>
       </w:r>
       <w:r>
         <w:rPr>
@@ -6416,12 +6871,12 @@
           <w:sz w:val="24"/>
           <w:u w:val="single"/>
         </w:rPr>
-        <w:hyperlink r:id="rId51" w:history="1">
-          <w:r>
-            <w:rPr>
-              <w:rStyle w:val="Hyperlink"/>
-            </w:rPr>
-            <w:t>Wereldmuseum</w:t>
+        <w:hyperlink r:id="rId56" w:history="1">
+          <w:r>
+            <w:rPr>
+              <w:rStyle w:val="Hyperlink"/>
+            </w:rPr>
+            <w:t xml:space="preserve">Rijksmuseum </w:t>
           </w:r>
         </w:hyperlink>
       </w:r>
@@ -6434,7 +6889,14 @@
           <w:sz w:val="24"/>
           <w:u w:val="single"/>
         </w:rPr>
-        <w:t xml:space="preserve"> </w:t>
+        <w:hyperlink r:id="rId55" w:history="1">
+          <w:r>
+            <w:rPr>
+              <w:rStyle w:val="Hyperlink"/>
+            </w:rPr>
+            <w:t>Amsterda</w:t>
+          </w:r>
+        </w:hyperlink>
       </w:r>
       <w:r>
         <w:rPr>
@@ -6445,432 +6907,24 @@
           <w:sz w:val="24"/>
           <w:u w:val="single"/>
         </w:rPr>
-        <w:hyperlink r:id="rId51" w:history="1">
-          <w:r>
-            <w:rPr>
-              <w:rStyle w:val="Hyperlink"/>
-            </w:rPr>
-            <w:t>Amsterdam</w:t>
-          </w:r>
-        </w:hyperlink>
-      </w:r>
-      <w:r>
-        <w:rPr>
-          <w:rFonts w:ascii="Charis SIL Regular" w:hAnsi="Charis SIL Regular" w:eastAsia="Charis SIL Regular"/>
-          <w:b w:val="0"/>
-          <w:i w:val="0"/>
-          <w:color w:val="000000"/>
-          <w:sz w:val="24"/>
-        </w:rPr>
-        <w:t xml:space="preserve">. The </w:t>
-      </w:r>
-      <w:r>
-        <w:rPr>
-          <w:rFonts w:ascii="Charis SIL Regular" w:hAnsi="Charis SIL Regular" w:eastAsia="Charis SIL Regular"/>
-          <w:b w:val="0"/>
-          <w:i w:val="0"/>
-          <w:color w:val="000000"/>
-          <w:sz w:val="24"/>
-        </w:rPr>
-        <w:t xml:space="preserve">1903 expedition to the Gonini River resulted in series </w:t>
-      </w:r>
-      <w:r>
-        <w:rPr>
-          <w:rFonts w:ascii="Charis SIL Regular" w:hAnsi="Charis SIL Regular" w:eastAsia="Charis SIL Regular"/>
-          <w:b w:val="0"/>
-          <w:i w:val="0"/>
-          <w:color w:val="0000FF"/>
-          <w:sz w:val="24"/>
-        </w:rPr>
-        <w:hyperlink r:id="rId52" w:history="1">
-          <w:r>
-            <w:rPr>
-              <w:rStyle w:val="Hyperlink"/>
-            </w:rPr>
-            <w:t>T</w:t>
-          </w:r>
-        </w:hyperlink>
-      </w:r>
-      <w:r>
-        <w:rPr>
-          <w:rFonts w:ascii="Charis SIL Regular" w:hAnsi="Charis SIL Regular" w:eastAsia="Charis SIL Regular"/>
-          <w:b w:val="0"/>
-          <w:i w:val="0"/>
-          <w:color w:val="0000FF"/>
-          <w:sz w:val="24"/>
-          <w:u w:val="single"/>
-        </w:rPr>
-        <w:hyperlink r:id="rId51" w:history="1">
-          <w:r>
-            <w:rPr>
-              <w:rStyle w:val="Hyperlink"/>
-            </w:rPr>
-            <w:t>M-401</w:t>
-          </w:r>
-        </w:hyperlink>
-      </w:r>
-      <w:r>
-        <w:rPr>
-          <w:u w:val="single" w:color="0000ff"/>
-          <w:rFonts w:ascii="Charis SIL Regular" w:hAnsi="Charis SIL Regular" w:eastAsia="Charis SIL Regular"/>
-          <w:b w:val="0"/>
-          <w:i w:val="0"/>
-          <w:color w:val="000000"/>
-          <w:sz w:val="24"/>
-        </w:rPr>
-        <w:hyperlink r:id="rId51" w:history="1">
-          <w:r>
-            <w:rPr>
-              <w:rStyle w:val="Hyperlink"/>
-            </w:rPr>
-            <w:t xml:space="preserve"> with 86 </w:t>
-          </w:r>
-        </w:hyperlink>
-      </w:r>
-      <w:r>
-        <w:rPr>
-          <w:u w:val="single" w:color="0000ff"/>
-          <w:rFonts w:ascii="Charis SIL Regular" w:hAnsi="Charis SIL Regular" w:eastAsia="Charis SIL Regular"/>
-          <w:b w:val="0"/>
-          <w:i w:val="0"/>
-          <w:color w:val="000000"/>
-          <w:sz w:val="24"/>
-        </w:rPr>
-        <w:hyperlink r:id="rId51" w:history="1">
-          <w:r>
-            <w:rPr>
-              <w:rStyle w:val="Hyperlink"/>
-            </w:rPr>
-            <w:t xml:space="preserve">objects, the </w:t>
-          </w:r>
-        </w:hyperlink>
-      </w:r>
-      <w:r>
-        <w:rPr>
-          <w:rFonts w:ascii="Charis SIL Regular" w:hAnsi="Charis SIL Regular" w:eastAsia="Charis SIL Regular"/>
-          <w:b w:val="0"/>
-          <w:i w:val="0"/>
-          <w:color w:val="000000"/>
-          <w:sz w:val="24"/>
-        </w:rPr>
-        <w:t xml:space="preserve">1904 </w:t>
-      </w:r>
-      <w:r>
-        <w:rPr>
-          <w:rFonts w:ascii="Charis SIL Regular" w:hAnsi="Charis SIL Regular" w:eastAsia="Charis SIL Regular"/>
-          <w:b w:val="0"/>
-          <w:i w:val="0"/>
-          <w:color w:val="000000"/>
-          <w:sz w:val="24"/>
-        </w:rPr>
-        <w:t xml:space="preserve">expedition to the Tapanahony River yielded series </w:t>
-      </w:r>
-      <w:r>
-        <w:rPr>
-          <w:rFonts w:ascii="Charis SIL Regular" w:hAnsi="Charis SIL Regular" w:eastAsia="Charis SIL Regular"/>
-          <w:b w:val="0"/>
-          <w:i w:val="0"/>
-          <w:color w:val="0000FF"/>
-          <w:sz w:val="24"/>
-        </w:rPr>
-        <w:hyperlink r:id="rId53" w:history="1">
-          <w:r>
-            <w:rPr>
-              <w:rStyle w:val="Hyperlink"/>
-            </w:rPr>
-            <w:t>TM</w:t>
-          </w:r>
-        </w:hyperlink>
-      </w:r>
-      <w:r>
-        <w:rPr>
-          <w:rFonts w:ascii="Charis SIL Regular" w:hAnsi="Charis SIL Regular" w:eastAsia="Charis SIL Regular"/>
-          <w:b w:val="0"/>
-          <w:i w:val="0"/>
-          <w:color w:val="0000FF"/>
-          <w:sz w:val="24"/>
-          <w:u w:val="single"/>
-        </w:rPr>
-        <w:hyperlink r:id="rId52" w:history="1">
-          <w:r>
-            <w:rPr>
-              <w:rStyle w:val="Hyperlink"/>
-            </w:rPr>
-            <w:t>-402</w:t>
-          </w:r>
-        </w:hyperlink>
-      </w:r>
-      <w:r>
-        <w:rPr>
-          <w:u w:val="single" w:color="0000ff"/>
-          <w:rFonts w:ascii="Charis SIL Regular" w:hAnsi="Charis SIL Regular" w:eastAsia="Charis SIL Regular"/>
-          <w:b w:val="0"/>
-          <w:i w:val="0"/>
-          <w:color w:val="000000"/>
-          <w:sz w:val="24"/>
-        </w:rPr>
-        <w:hyperlink r:id="rId52" w:history="1">
-          <w:r>
-            <w:rPr>
-              <w:rStyle w:val="Hyperlink"/>
-            </w:rPr>
-            <w:t xml:space="preserve"> co</w:t>
-          </w:r>
-        </w:hyperlink>
-      </w:r>
-      <w:r>
-        <w:rPr>
-          <w:rFonts w:ascii="Charis SIL Regular" w:hAnsi="Charis SIL Regular" w:eastAsia="Charis SIL Regular"/>
-          <w:b w:val="0"/>
-          <w:i w:val="0"/>
-          <w:color w:val="000000"/>
-          <w:sz w:val="24"/>
-        </w:rPr>
-        <w:t xml:space="preserve">mprising 493 objects and the </w:t>
-      </w:r>
-      <w:r>
-        <w:rPr>
-          <w:rFonts w:ascii="Charis SIL Regular" w:hAnsi="Charis SIL Regular" w:eastAsia="Charis SIL Regular"/>
-          <w:b w:val="0"/>
-          <w:i w:val="0"/>
-          <w:color w:val="000000"/>
-          <w:sz w:val="24"/>
-        </w:rPr>
-        <w:t>1907 expedition to the Tumuk Humak Mountains y</w:t>
-      </w:r>
-      <w:r>
-        <w:rPr>
-          <w:u w:val="single" w:color="0000ff"/>
-          <w:rFonts w:ascii="Charis SIL Regular" w:hAnsi="Charis SIL Regular" w:eastAsia="Charis SIL Regular"/>
-          <w:b w:val="0"/>
-          <w:i w:val="0"/>
-          <w:color w:val="000000"/>
-          <w:sz w:val="24"/>
-        </w:rPr>
-        <w:hyperlink r:id="rId53" w:history="1">
-          <w:r>
-            <w:rPr>
-              <w:rStyle w:val="Hyperlink"/>
-            </w:rPr>
-            <w:t>ielded s</w:t>
-          </w:r>
-        </w:hyperlink>
-      </w:r>
-      <w:r>
-        <w:rPr>
-          <w:rFonts w:ascii="Charis SIL Regular" w:hAnsi="Charis SIL Regular" w:eastAsia="Charis SIL Regular"/>
-          <w:b w:val="0"/>
-          <w:i w:val="0"/>
-          <w:color w:val="000000"/>
-          <w:sz w:val="24"/>
-        </w:rPr>
-        <w:t xml:space="preserve">eries </w:t>
-      </w:r>
-      <w:r>
-        <w:rPr>
-          <w:rFonts w:ascii="Charis SIL Regular" w:hAnsi="Charis SIL Regular" w:eastAsia="Charis SIL Regular"/>
-          <w:b w:val="0"/>
-          <w:i w:val="0"/>
-          <w:color w:val="0000FF"/>
-          <w:sz w:val="24"/>
-          <w:u w:val="single"/>
-        </w:rPr>
-        <w:hyperlink r:id="rId54" w:history="1">
-          <w:r>
-            <w:rPr>
-              <w:rStyle w:val="Hyperlink"/>
-            </w:rPr>
-            <w:t>TM-403</w:t>
-          </w:r>
-        </w:hyperlink>
-      </w:r>
-      <w:r>
-        <w:rPr>
-          <w:rFonts w:ascii="Charis SIL Regular" w:hAnsi="Charis SIL Regular" w:eastAsia="Charis SIL Regular"/>
-          <w:b w:val="0"/>
-          <w:i w:val="0"/>
-          <w:color w:val="000000"/>
-          <w:sz w:val="24"/>
-        </w:rPr>
-        <w:t xml:space="preserve"> with 186 objects. A </w:t>
-      </w:r>
-      <w:r>
-        <w:rPr>
-          <w:rFonts w:ascii="Charis SIL Regular" w:hAnsi="Charis SIL Regular" w:eastAsia="Charis SIL Regular"/>
-          <w:b w:val="0"/>
-          <w:i w:val="0"/>
-          <w:color w:val="0000FF"/>
-          <w:sz w:val="24"/>
-          <w:u w:val="single"/>
-        </w:rPr>
         <w:hyperlink r:id="rId55" w:history="1">
           <w:r>
             <w:rPr>
               <w:rStyle w:val="Hyperlink"/>
             </w:rPr>
-            <w:t>jewellery</w:t>
-          </w:r>
-        </w:hyperlink>
-      </w:r>
-      <w:r>
-        <w:rPr>
-          <w:rFonts w:ascii="Charis SIL Regular" w:hAnsi="Charis SIL Regular" w:eastAsia="Charis SIL Regular"/>
-          <w:b w:val="0"/>
-          <w:i w:val="0"/>
-          <w:color w:val="0000FF"/>
-          <w:sz w:val="24"/>
-          <w:u w:val="single"/>
-        </w:rPr>
-        <w:t xml:space="preserve"> </w:t>
-      </w:r>
-      <w:r>
-        <w:rPr>
-          <w:rFonts w:ascii="Charis SIL Regular" w:hAnsi="Charis SIL Regular" w:eastAsia="Charis SIL Regular"/>
-          <w:b w:val="0"/>
-          <w:i w:val="0"/>
-          <w:color w:val="0000FF"/>
-          <w:sz w:val="24"/>
-          <w:u w:val="single"/>
-        </w:rPr>
-        <w:hyperlink r:id="rId55" w:history="1">
-          <w:r>
-            <w:rPr>
-              <w:rStyle w:val="Hyperlink"/>
-            </w:rPr>
-            <w:t>box</w:t>
-          </w:r>
-        </w:hyperlink>
-      </w:r>
-      <w:r>
-        <w:rPr>
-          <w:rFonts w:ascii="Charis SIL Regular" w:hAnsi="Charis SIL Regular" w:eastAsia="Charis SIL Regular"/>
-          <w:b w:val="0"/>
-          <w:i w:val="0"/>
-          <w:color w:val="000000"/>
-          <w:sz w:val="24"/>
-        </w:rPr>
-        <w:t xml:space="preserve"> referencing the Gonini expedition is part of the co</w:t>
-      </w:r>
-      <w:r>
-        <w:rPr>
-          <w:u w:val="single" w:color="0000ff"/>
-          <w:rFonts w:ascii="Charis SIL Regular" w:hAnsi="Charis SIL Regular" w:eastAsia="Charis SIL Regular"/>
-          <w:b w:val="0"/>
-          <w:i w:val="0"/>
-          <w:color w:val="000000"/>
-          <w:sz w:val="24"/>
-        </w:rPr>
-        <w:t>l</w:t>
-      </w:r>
-      <w:r>
-        <w:rPr>
-          <w:u w:val="single" w:color="0000ff"/>
-          <w:rFonts w:ascii="Charis SIL Regular" w:hAnsi="Charis SIL Regular" w:eastAsia="Charis SIL Regular"/>
-          <w:b w:val="0"/>
-          <w:i w:val="0"/>
-          <w:color w:val="000000"/>
-          <w:sz w:val="24"/>
-        </w:rPr>
-        <w:hyperlink r:id="rId54" w:history="1">
-          <w:r>
-            <w:rPr>
-              <w:rStyle w:val="Hyperlink"/>
-            </w:rPr>
-            <w:t xml:space="preserve">lection </w:t>
-          </w:r>
-        </w:hyperlink>
-      </w:r>
-      <w:r>
-        <w:rPr>
-          <w:rFonts w:ascii="Charis SIL Regular" w:hAnsi="Charis SIL Regular" w:eastAsia="Charis SIL Regular"/>
-          <w:b w:val="0"/>
-          <w:i w:val="0"/>
-          <w:color w:val="000000"/>
-          <w:sz w:val="24"/>
-        </w:rPr>
-        <w:t xml:space="preserve">of the </w:t>
-      </w:r>
-      <w:r>
-        <w:rPr>
-          <w:rFonts w:ascii="Charis SIL Regular" w:hAnsi="Charis SIL Regular" w:eastAsia="Charis SIL Regular"/>
-          <w:b w:val="0"/>
-          <w:i w:val="0"/>
-          <w:color w:val="0000FF"/>
-          <w:sz w:val="24"/>
-          <w:u w:val="single"/>
-        </w:rPr>
-        <w:hyperlink r:id="rId56" w:history="1">
-          <w:r>
-            <w:rPr>
-              <w:rStyle w:val="Hyperlink"/>
-            </w:rPr>
-            <w:t xml:space="preserve">Rijksmuseum </w:t>
-          </w:r>
-        </w:hyperlink>
-      </w:r>
-      <w:r>
-        <w:rPr>
-          <w:rFonts w:ascii="Charis SIL Regular" w:hAnsi="Charis SIL Regular" w:eastAsia="Charis SIL Regular"/>
-          <w:b w:val="0"/>
-          <w:i w:val="0"/>
-          <w:color w:val="0000FF"/>
-          <w:sz w:val="24"/>
-          <w:u w:val="single"/>
-        </w:rPr>
-        <w:hyperlink r:id="rId55" w:history="1">
-          <w:r>
-            <w:rPr>
-              <w:rStyle w:val="Hyperlink"/>
-            </w:rPr>
-            <w:t>Amsterda</w:t>
-          </w:r>
-        </w:hyperlink>
-      </w:r>
-      <w:r>
-        <w:rPr>
-          <w:rFonts w:ascii="Charis SIL Regular" w:hAnsi="Charis SIL Regular" w:eastAsia="Charis SIL Regular"/>
-          <w:b w:val="0"/>
-          <w:i w:val="0"/>
-          <w:color w:val="0000FF"/>
-          <w:sz w:val="24"/>
-          <w:u w:val="single"/>
-        </w:rPr>
-        <w:hyperlink r:id="rId55" w:history="1">
-          <w:r>
-            <w:rPr>
-              <w:rStyle w:val="Hyperlink"/>
-            </w:rPr>
             <w:t>m</w:t>
           </w:r>
         </w:hyperlink>
       </w:r>
       <w:r>
         <w:rPr>
-          <w:u w:val="single" w:color="0000ff"/>
-          <w:rFonts w:ascii="Charis SIL Regular" w:hAnsi="Charis SIL Regular" w:eastAsia="Charis SIL Regular"/>
-          <w:b w:val="0"/>
-          <w:i w:val="0"/>
-          <w:color w:val="000000"/>
-          <w:sz w:val="24"/>
-        </w:rPr>
-        <w:hyperlink r:id="rId55" w:history="1">
-          <w:r>
-            <w:rPr>
-              <w:rStyle w:val="Hyperlink"/>
-            </w:rPr>
-            <w:t>. I</w:t>
-          </w:r>
-        </w:hyperlink>
-      </w:r>
-      <w:r>
-        <w:rPr>
-          <w:rFonts w:ascii="Charis SIL Regular" w:hAnsi="Charis SIL Regular" w:eastAsia="Charis SIL Regular"/>
-          <w:b w:val="0"/>
-          <w:i w:val="0"/>
-          <w:color w:val="000000"/>
-          <w:sz w:val="24"/>
-        </w:rPr>
-        <w:t xml:space="preserve">n 1904 expedition member </w:t>
+          <w:rFonts w:ascii="Charis SIL Regular" w:hAnsi="Charis SIL Regular" w:eastAsia="Charis SIL Regular"/>
+          <w:b w:val="0"/>
+          <w:i w:val="0"/>
+          <w:color w:val="000000"/>
+          <w:sz w:val="24"/>
+        </w:rPr>
+        <w:t xml:space="preserve">. In 1904 expedition member </w:t>
       </w:r>
       <w:r>
         <w:rPr>
@@ -8010,7 +8064,43 @@
           <w:color w:val="000000"/>
           <w:sz w:val="24"/>
         </w:rPr>
-        <w:t xml:space="preserve"> at the </w:t>
+        <w:hyperlink r:id="rId67" w:history="1">
+          <w:r>
+            <w:rPr>
+              <w:rStyle w:val="Hyperlink"/>
+            </w:rPr>
+            <w:t xml:space="preserve"> at th</w:t>
+          </w:r>
+        </w:hyperlink>
+      </w:r>
+      <w:r>
+        <w:rPr>
+          <w:u w:val="single" w:color="0000ff"/>
+          <w:rFonts w:ascii="Charis SIL Regular" w:hAnsi="Charis SIL Regular" w:eastAsia="Charis SIL Regular"/>
+          <w:b w:val="0"/>
+          <w:i w:val="0"/>
+          <w:color w:val="000000"/>
+          <w:sz w:val="24"/>
+        </w:rPr>
+        <w:hyperlink r:id="rId67" w:history="1">
+          <w:r>
+            <w:rPr>
+              <w:rStyle w:val="Hyperlink"/>
+            </w:rPr>
+            <w:t>e</w:t>
+          </w:r>
+        </w:hyperlink>
+      </w:r>
+      <w:r>
+        <w:rPr>
+          <w:u w:val="single" w:color="0000ff"/>
+          <w:rFonts w:ascii="Charis SIL Regular" w:hAnsi="Charis SIL Regular" w:eastAsia="Charis SIL Regular"/>
+          <w:b w:val="0"/>
+          <w:i w:val="0"/>
+          <w:color w:val="000000"/>
+          <w:sz w:val="24"/>
+        </w:rPr>
+        <w:t xml:space="preserve"> </w:t>
       </w:r>
       <w:r>
         <w:rPr>
@@ -8316,7 +8406,7 @@
           <w:sz w:val="24"/>
           <w:u w:val="single"/>
         </w:rPr>
-        <w:hyperlink r:id="rId68" w:history="1">
+        <w:hyperlink r:id="rId69" w:history="1">
           <w:r>
             <w:rPr>
               <w:rStyle w:val="Hyperlink"/>
@@ -8334,7 +8424,7 @@
           <w:sz w:val="24"/>
           <w:u w:val="single"/>
         </w:rPr>
-        <w:hyperlink r:id="rId68" w:history="1">
+        <w:hyperlink r:id="rId69" w:history="1">
           <w:r>
             <w:rPr>
               <w:rStyle w:val="Hyperlink"/>
@@ -8352,7 +8442,7 @@
           <w:sz w:val="24"/>
           <w:u w:val="single"/>
         </w:rPr>
-        <w:hyperlink r:id="rId68" w:history="1">
+        <w:hyperlink r:id="rId69" w:history="1">
           <w:r>
             <w:rPr>
               <w:rStyle w:val="Hyperlink"/>
@@ -8381,7 +8471,7 @@
           <w:sz w:val="24"/>
           <w:u w:val="single"/>
         </w:rPr>
-        <w:hyperlink r:id="rId68" w:history="1">
+        <w:hyperlink r:id="rId69" w:history="1">
           <w:r>
             <w:rPr>
               <w:rStyle w:val="Hyperlink"/>
@@ -8399,7 +8489,7 @@
           <w:sz w:val="24"/>
           <w:u w:val="single"/>
         </w:rPr>
-        <w:hyperlink r:id="rId68" w:history="1">
+        <w:hyperlink r:id="rId69" w:history="1">
           <w:r>
             <w:rPr>
               <w:rStyle w:val="Hyperlink"/>
@@ -8417,7 +8507,7 @@
           <w:sz w:val="24"/>
           <w:u w:val="single"/>
         </w:rPr>
-        <w:hyperlink r:id="rId68" w:history="1">
+        <w:hyperlink r:id="rId69" w:history="1">
           <w:r>
             <w:rPr>
               <w:rStyle w:val="Hyperlink"/>
@@ -8435,7 +8525,7 @@
           <w:sz w:val="24"/>
           <w:u w:val="single"/>
         </w:rPr>
-        <w:hyperlink r:id="rId68" w:history="1">
+        <w:hyperlink r:id="rId69" w:history="1">
           <w:r>
             <w:rPr>
               <w:rStyle w:val="Hyperlink"/>
@@ -8464,7 +8554,7 @@
           <w:sz w:val="24"/>
           <w:u w:val="single"/>
         </w:rPr>
-        <w:hyperlink r:id="rId68" w:history="1">
+        <w:hyperlink r:id="rId69" w:history="1">
           <w:r>
             <w:rPr>
               <w:rStyle w:val="Hyperlink"/>
@@ -8482,7 +8572,7 @@
           <w:sz w:val="24"/>
           <w:u w:val="single"/>
         </w:rPr>
-        <w:hyperlink r:id="rId68" w:history="1">
+        <w:hyperlink r:id="rId69" w:history="1">
           <w:r>
             <w:rPr>
               <w:rStyle w:val="Hyperlink"/>
@@ -8500,7 +8590,7 @@
           <w:sz w:val="24"/>
           <w:u w:val="single"/>
         </w:rPr>
-        <w:hyperlink r:id="rId68" w:history="1">
+        <w:hyperlink r:id="rId69" w:history="1">
           <w:r>
             <w:rPr>
               <w:rStyle w:val="Hyperlink"/>
@@ -8518,7 +8608,7 @@
           <w:sz w:val="24"/>
           <w:u w:val="single"/>
         </w:rPr>
-        <w:hyperlink r:id="rId68" w:history="1">
+        <w:hyperlink r:id="rId69" w:history="1">
           <w:r>
             <w:rPr>
               <w:rStyle w:val="Hyperlink"/>
@@ -8547,7 +8637,7 @@
           <w:sz w:val="24"/>
           <w:u w:val="single"/>
         </w:rPr>
-        <w:hyperlink r:id="rId68" w:history="1">
+        <w:hyperlink r:id="rId69" w:history="1">
           <w:r>
             <w:rPr>
               <w:rStyle w:val="Hyperlink"/>
@@ -9754,23 +9844,6 @@
       </w:r>
       <w:r>
         <w:rPr>
-          <w:rFonts w:ascii="Charis SIL Regular" w:hAnsi="Charis SIL Regular" w:eastAsia="Charis SIL Regular"/>
-          <w:b w:val="0"/>
-          <w:i w:val="0"/>
-          <w:color w:val="000000"/>
-          <w:sz w:val="24"/>
-        </w:rPr>
-        <w:hyperlink r:id="rId78" w:history="1">
-          <w:r>
-            <w:rPr>
-              <w:rStyle w:val="Hyperlink"/>
-            </w:rPr>
-            <w:t>n</w:t>
-          </w:r>
-        </w:hyperlink>
-      </w:r>
-      <w:r>
-        <w:rPr>
           <w:u w:val="single" w:color="0000ff"/>
           <w:rFonts w:ascii="Charis SIL Regular" w:hAnsi="Charis SIL Regular" w:eastAsia="Charis SIL Regular"/>
           <w:b w:val="0"/>
@@ -9778,17 +9851,17 @@
           <w:color w:val="000000"/>
           <w:sz w:val="24"/>
         </w:rPr>
-        <w:t>c</w:t>
-      </w:r>
-      <w:r>
-        <w:rPr>
-          <w:rFonts w:ascii="Charis SIL Regular" w:hAnsi="Charis SIL Regular" w:eastAsia="Charis SIL Regular"/>
-          <w:b w:val="0"/>
-          <w:i w:val="0"/>
-          <w:color w:val="000000"/>
-          <w:sz w:val="24"/>
-        </w:rPr>
-        <w:t xml:space="preserve">e for the collections </w:t>
+        <w:t>n</w:t>
+      </w:r>
+      <w:r>
+        <w:rPr>
+          <w:rFonts w:ascii="Charis SIL Regular" w:hAnsi="Charis SIL Regular" w:eastAsia="Charis SIL Regular"/>
+          <w:b w:val="0"/>
+          <w:i w:val="0"/>
+          <w:color w:val="000000"/>
+          <w:sz w:val="24"/>
+        </w:rPr>
+        <w:t xml:space="preserve">ce for the collections </w:t>
       </w:r>
       <w:r>
         <w:rPr>
@@ -10633,13 +10706,56 @@
       </w:r>
       <w:r>
         <w:rPr>
-          <w:rFonts w:ascii="Charis SIL Regular" w:hAnsi="Charis SIL Regular" w:eastAsia="Charis SIL Regular"/>
-          <w:b w:val="0"/>
-          <w:i w:val="0"/>
-          <w:color w:val="000000"/>
-          <w:sz w:val="24"/>
-        </w:rPr>
-        <w:t xml:space="preserve">please contact the </w:t>
+          <w:u w:val="single" w:color="0000ff"/>
+          <w:rFonts w:ascii="Charis SIL Regular" w:hAnsi="Charis SIL Regular" w:eastAsia="Charis SIL Regular"/>
+          <w:b w:val="0"/>
+          <w:i w:val="0"/>
+          <w:color w:val="000000"/>
+          <w:sz w:val="24"/>
+        </w:rPr>
+        <w:hyperlink r:id="rId84" w:history="1">
+          <w:r>
+            <w:rPr>
+              <w:rStyle w:val="Hyperlink"/>
+            </w:rPr>
+            <w:t>please cont</w:t>
+          </w:r>
+        </w:hyperlink>
+      </w:r>
+      <w:r>
+        <w:rPr>
+          <w:u w:val="single" w:color="0000ff"/>
+          <w:rFonts w:ascii="Charis SIL Regular" w:hAnsi="Charis SIL Regular" w:eastAsia="Charis SIL Regular"/>
+          <w:b w:val="0"/>
+          <w:i w:val="0"/>
+          <w:color w:val="000000"/>
+          <w:sz w:val="24"/>
+        </w:rPr>
+        <w:hyperlink r:id="rId84" w:history="1">
+          <w:r>
+            <w:rPr>
+              <w:rStyle w:val="Hyperlink"/>
+            </w:rPr>
+            <w:t>a</w:t>
+          </w:r>
+        </w:hyperlink>
+      </w:r>
+      <w:r>
+        <w:rPr>
+          <w:rFonts w:ascii="Charis SIL Regular" w:hAnsi="Charis SIL Regular" w:eastAsia="Charis SIL Regular"/>
+          <w:b w:val="0"/>
+          <w:i w:val="0"/>
+          <w:color w:val="000000"/>
+          <w:sz w:val="24"/>
+        </w:rPr>
+        <w:hyperlink r:id="rId84" w:history="1">
+          <w:r>
+            <w:rPr>
+              <w:rStyle w:val="Hyperlink"/>
+            </w:rPr>
+            <w:t xml:space="preserve">ct the </w:t>
+          </w:r>
+        </w:hyperlink>
       </w:r>
       <w:r>
         <w:rPr>
@@ -10697,7 +10813,7 @@
           <w:sz w:val="24"/>
           <w:u w:val="single"/>
         </w:rPr>
-        <w:hyperlink r:id="rId85" w:history="1">
+        <w:hyperlink r:id="rId84" w:history="1">
           <w:r>
             <w:rPr>
               <w:rStyle w:val="Hyperlink"/>
@@ -11496,9 +11612,36 @@
             <w:rPr>
               <w:rStyle w:val="Hyperlink"/>
             </w:rPr>
-            <w:t>profiel</w:t>
-          </w:r>
-        </w:hyperlink>
+            <w:t>profie</w:t>
+          </w:r>
+        </w:hyperlink>
+      </w:r>
+      <w:r>
+        <w:rPr>
+          <w:rFonts w:ascii="Charis SIL Regular" w:hAnsi="Charis SIL Regular" w:eastAsia="Charis SIL Regular"/>
+          <w:b w:val="0"/>
+          <w:i w:val="0"/>
+          <w:color w:val="0000FF"/>
+          <w:sz w:val="24"/>
+        </w:rPr>
+        <w:hyperlink r:id="rId87" w:history="1">
+          <w:r>
+            <w:rPr>
+              <w:rStyle w:val="Hyperlink"/>
+            </w:rPr>
+            <w:t>l</w:t>
+          </w:r>
+        </w:hyperlink>
+      </w:r>
+      <w:r>
+        <w:rPr>
+          <w:rFonts w:ascii="Charis SIL Regular" w:hAnsi="Charis SIL Regular" w:eastAsia="Charis SIL Regular"/>
+          <w:b w:val="0"/>
+          <w:i w:val="0"/>
+          <w:color w:val="0000FF"/>
+          <w:sz w:val="24"/>
+        </w:rPr>
+        <w:t>-</w:t>
       </w:r>
       <w:r>
         <w:rPr>
@@ -11509,35 +11652,14 @@
           <w:sz w:val="24"/>
           <w:u w:val="single"/>
         </w:rPr>
-        <w:t>-</w:t>
-      </w:r>
-      <w:r>
-        <w:rPr>
-          <w:rFonts w:ascii="Charis SIL Regular" w:hAnsi="Charis SIL Regular" w:eastAsia="Charis SIL Regular"/>
-          <w:b w:val="0"/>
-          <w:i w:val="0"/>
-          <w:color w:val="0000FF"/>
-          <w:sz w:val="24"/>
-          <w:u w:val="single"/>
-        </w:rPr>
         <w:hyperlink r:id="rId87" w:history="1">
           <w:r>
             <w:rPr>
               <w:rStyle w:val="Hyperlink"/>
             </w:rPr>
-            <w:t>als</w:t>
-          </w:r>
-        </w:hyperlink>
-      </w:r>
-      <w:r>
-        <w:rPr>
-          <w:rFonts w:ascii="Charis SIL Regular" w:hAnsi="Charis SIL Regular" w:eastAsia="Charis SIL Regular"/>
-          <w:b w:val="0"/>
-          <w:i w:val="0"/>
-          <w:color w:val="0000FF"/>
-          <w:sz w:val="24"/>
-        </w:rPr>
-        <w:t>-</w:t>
+            <w:t>als-</w:t>
+          </w:r>
+        </w:hyperlink>
       </w:r>
       <w:r>
         <w:rPr>
@@ -12357,7 +12479,7 @@
           <w:sz w:val="24"/>
           <w:u w:val="single"/>
         </w:rPr>
-        <w:hyperlink r:id="rId91" w:history="1">
+        <w:hyperlink r:id="rId92" w:history="1">
           <w:r>
             <w:rPr>
               <w:rStyle w:val="Hyperlink"/>
@@ -12375,7 +12497,7 @@
           <w:sz w:val="24"/>
           <w:u w:val="single"/>
         </w:rPr>
-        <w:hyperlink r:id="rId91" w:history="1">
+        <w:hyperlink r:id="rId92" w:history="1">
           <w:r>
             <w:rPr>
               <w:rStyle w:val="Hyperlink"/>
@@ -12404,7 +12526,7 @@
           <w:sz w:val="24"/>
           <w:u w:val="single"/>
         </w:rPr>
-        <w:hyperlink r:id="rId91" w:history="1">
+        <w:hyperlink r:id="rId92" w:history="1">
           <w:r>
             <w:rPr>
               <w:rStyle w:val="Hyperlink"/>
@@ -12512,7 +12634,7 @@
           <w:sz w:val="24"/>
           <w:u w:val="single"/>
         </w:rPr>
-        <w:hyperlink r:id="rId92" w:history="1">
+        <w:hyperlink r:id="rId93" w:history="1">
           <w:r>
             <w:rPr>
               <w:rStyle w:val="Hyperlink"/>
@@ -12530,7 +12652,7 @@
           <w:sz w:val="24"/>
           <w:u w:val="single"/>
         </w:rPr>
-        <w:hyperlink r:id="rId92" w:history="1">
+        <w:hyperlink r:id="rId93" w:history="1">
           <w:r>
             <w:rPr>
               <w:rStyle w:val="Hyperlink"/>
@@ -12628,7 +12750,7 @@
           <w:sz w:val="24"/>
           <w:u w:val="single"/>
         </w:rPr>
-        <w:hyperlink r:id="rId93" w:history="1">
+        <w:hyperlink r:id="rId94" w:history="1">
           <w:r>
             <w:rPr>
               <w:rStyle w:val="Hyperlink"/>
@@ -12657,7 +12779,7 @@
           <w:sz w:val="24"/>
           <w:u w:val="single"/>
         </w:rPr>
-        <w:hyperlink r:id="rId93" w:history="1">
+        <w:hyperlink r:id="rId94" w:history="1">
           <w:r>
             <w:rPr>
               <w:rStyle w:val="Hyperlink"/>
@@ -12745,7 +12867,7 @@
           <w:sz w:val="24"/>
           <w:u w:val="single"/>
         </w:rPr>
-        <w:hyperlink r:id="rId94" w:history="1">
+        <w:hyperlink r:id="rId95" w:history="1">
           <w:r>
             <w:rPr>
               <w:rStyle w:val="Hyperlink"/>
@@ -12774,7 +12896,7 @@
           <w:sz w:val="24"/>
           <w:u w:val="single"/>
         </w:rPr>
-        <w:hyperlink r:id="rId94" w:history="1">
+        <w:hyperlink r:id="rId95" w:history="1">
           <w:r>
             <w:rPr>
               <w:rStyle w:val="Hyperlink"/>
@@ -12802,7 +12924,7 @@
           <w:sz w:val="24"/>
           <w:u w:val="single"/>
         </w:rPr>
-        <w:hyperlink r:id="rId95" w:history="1">
+        <w:hyperlink r:id="rId96" w:history="1">
           <w:r>
             <w:rPr>
               <w:rStyle w:val="Hyperlink"/>
@@ -12831,7 +12953,7 @@
           <w:sz w:val="24"/>
           <w:u w:val="single"/>
         </w:rPr>
-        <w:hyperlink r:id="rId95" w:history="1">
+        <w:hyperlink r:id="rId96" w:history="1">
           <w:r>
             <w:rPr>
               <w:rStyle w:val="Hyperlink"/>
@@ -12959,7 +13081,7 @@
           <w:sz w:val="24"/>
           <w:u w:val="single"/>
         </w:rPr>
-        <w:hyperlink r:id="rId96" w:history="1">
+        <w:hyperlink r:id="rId97" w:history="1">
           <w:r>
             <w:rPr>
               <w:rStyle w:val="Hyperlink"/>
@@ -12977,7 +13099,7 @@
           <w:sz w:val="24"/>
           <w:u w:val="single"/>
         </w:rPr>
-        <w:hyperlink r:id="rId96" w:history="1">
+        <w:hyperlink r:id="rId97" w:history="1">
           <w:r>
             <w:rPr>
               <w:rStyle w:val="Hyperlink"/>
@@ -12995,7 +13117,7 @@
           <w:sz w:val="24"/>
           <w:u w:val="single"/>
         </w:rPr>
-        <w:hyperlink r:id="rId96" w:history="1">
+        <w:hyperlink r:id="rId97" w:history="1">
           <w:r>
             <w:rPr>
               <w:rStyle w:val="Hyperlink"/>
@@ -13111,7 +13233,7 @@
           <w:sz w:val="24"/>
           <w:u w:val="single"/>
         </w:rPr>
-        <w:hyperlink r:id="rId97" w:history="1">
+        <w:hyperlink r:id="rId98" w:history="1">
           <w:r>
             <w:rPr>
               <w:rStyle w:val="Hyperlink"/>
@@ -13140,7 +13262,7 @@
           <w:sz w:val="24"/>
           <w:u w:val="single"/>
         </w:rPr>
-        <w:hyperlink r:id="rId97" w:history="1">
+        <w:hyperlink r:id="rId98" w:history="1">
           <w:r>
             <w:rPr>
               <w:rStyle w:val="Hyperlink"/>
@@ -13168,7 +13290,7 @@
           <w:sz w:val="24"/>
           <w:u w:val="single"/>
         </w:rPr>
-        <w:hyperlink r:id="rId98" w:history="1">
+        <w:hyperlink r:id="rId99" w:history="1">
           <w:r>
             <w:rPr>
               <w:rStyle w:val="Hyperlink"/>
@@ -13197,7 +13319,7 @@
           <w:sz w:val="24"/>
           <w:u w:val="single"/>
         </w:rPr>
-        <w:hyperlink r:id="rId98" w:history="1">
+        <w:hyperlink r:id="rId99" w:history="1">
           <w:r>
             <w:rPr>
               <w:rStyle w:val="Hyperlink"/>
@@ -13309,7 +13431,7 @@
           <w:color w:val="0000FF"/>
           <w:sz w:val="24"/>
         </w:rPr>
-        <w:hyperlink r:id="rId99" w:history="1">
+        <w:hyperlink r:id="rId100" w:history="1">
           <w:r>
             <w:rPr>
               <w:rStyle w:val="Hyperlink"/>
@@ -13326,7 +13448,7 @@
           <w:color w:val="0000FF"/>
           <w:sz w:val="24"/>
         </w:rPr>
-        <w:hyperlink r:id="rId99" w:history="1">
+        <w:hyperlink r:id="rId100" w:history="1">
           <w:r>
             <w:rPr>
               <w:rStyle w:val="Hyperlink"/>
@@ -13343,7 +13465,7 @@
           <w:color w:val="0000FF"/>
           <w:sz w:val="24"/>
         </w:rPr>
-        <w:hyperlink r:id="rId99" w:history="1">
+        <w:hyperlink r:id="rId100" w:history="1">
           <w:r>
             <w:rPr>
               <w:rStyle w:val="Hyperlink"/>
@@ -13360,7 +13482,7 @@
           <w:color w:val="0000FF"/>
           <w:sz w:val="24"/>
         </w:rPr>
-        <w:hyperlink r:id="rId99" w:history="1">
+        <w:hyperlink r:id="rId100" w:history="1">
           <w:r>
             <w:rPr>
               <w:rStyle w:val="Hyperlink"/>
@@ -13377,7 +13499,7 @@
           <w:color w:val="0000FF"/>
           <w:sz w:val="24"/>
         </w:rPr>
-        <w:hyperlink r:id="rId99" w:history="1">
+        <w:hyperlink r:id="rId100" w:history="1">
           <w:r>
             <w:rPr>
               <w:rStyle w:val="Hyperlink"/>
@@ -13479,7 +13601,7 @@
           <w:color w:val="0000FF"/>
           <w:sz w:val="24"/>
         </w:rPr>
-        <w:hyperlink r:id="rId100" w:history="1">
+        <w:hyperlink r:id="rId101" w:history="1">
           <w:r>
             <w:rPr>
               <w:rStyle w:val="Hyperlink"/>
@@ -13496,7 +13618,7 @@
           <w:color w:val="0000FF"/>
           <w:sz w:val="24"/>
         </w:rPr>
-        <w:hyperlink r:id="rId100" w:history="1">
+        <w:hyperlink r:id="rId101" w:history="1">
           <w:r>
             <w:rPr>
               <w:rStyle w:val="Hyperlink"/>
@@ -13513,7 +13635,7 @@
           <w:color w:val="0000FF"/>
           <w:sz w:val="24"/>
         </w:rPr>
-        <w:hyperlink r:id="rId100" w:history="1">
+        <w:hyperlink r:id="rId101" w:history="1">
           <w:r>
             <w:rPr>
               <w:rStyle w:val="Hyperlink"/>
@@ -13530,7 +13652,7 @@
           <w:color w:val="0000FF"/>
           <w:sz w:val="24"/>
         </w:rPr>
-        <w:hyperlink r:id="rId100" w:history="1">
+        <w:hyperlink r:id="rId101" w:history="1">
           <w:r>
             <w:rPr>
               <w:rStyle w:val="Hyperlink"/>
@@ -13547,7 +13669,7 @@
           <w:color w:val="0000FF"/>
           <w:sz w:val="24"/>
         </w:rPr>
-        <w:hyperlink r:id="rId100" w:history="1">
+        <w:hyperlink r:id="rId101" w:history="1">
           <w:r>
             <w:rPr>
               <w:rStyle w:val="Hyperlink"/>
@@ -13645,7 +13767,7 @@
           <w:color w:val="0000FF"/>
           <w:sz w:val="24"/>
         </w:rPr>
-        <w:hyperlink r:id="rId101" w:history="1">
+        <w:hyperlink r:id="rId102" w:history="1">
           <w:r>
             <w:rPr>
               <w:rStyle w:val="Hyperlink"/>
@@ -13662,7 +13784,7 @@
           <w:color w:val="0000FF"/>
           <w:sz w:val="24"/>
         </w:rPr>
-        <w:hyperlink r:id="rId101" w:history="1">
+        <w:hyperlink r:id="rId102" w:history="1">
           <w:r>
             <w:rPr>
               <w:rStyle w:val="Hyperlink"/>
@@ -13679,7 +13801,7 @@
           <w:color w:val="0000FF"/>
           <w:sz w:val="24"/>
         </w:rPr>
-        <w:hyperlink r:id="rId101" w:history="1">
+        <w:hyperlink r:id="rId102" w:history="1">
           <w:r>
             <w:rPr>
               <w:rStyle w:val="Hyperlink"/>
@@ -13696,7 +13818,7 @@
           <w:color w:val="0000FF"/>
           <w:sz w:val="24"/>
         </w:rPr>
-        <w:hyperlink r:id="rId101" w:history="1">
+        <w:hyperlink r:id="rId102" w:history="1">
           <w:r>
             <w:rPr>
               <w:rStyle w:val="Hyperlink"/>
@@ -13713,7 +13835,7 @@
           <w:color w:val="0000FF"/>
           <w:sz w:val="24"/>
         </w:rPr>
-        <w:hyperlink r:id="rId101" w:history="1">
+        <w:hyperlink r:id="rId102" w:history="1">
           <w:r>
             <w:rPr>
               <w:rStyle w:val="Hyperlink"/>
@@ -13822,7 +13944,7 @@
           <w:color w:val="0000FF"/>
           <w:sz w:val="24"/>
         </w:rPr>
-        <w:hyperlink r:id="rId102" w:history="1">
+        <w:hyperlink r:id="rId103" w:history="1">
           <w:r>
             <w:rPr>
               <w:rStyle w:val="Hyperlink"/>
@@ -13839,7 +13961,7 @@
           <w:color w:val="0000FF"/>
           <w:sz w:val="24"/>
         </w:rPr>
-        <w:hyperlink r:id="rId102" w:history="1">
+        <w:hyperlink r:id="rId103" w:history="1">
           <w:r>
             <w:rPr>
               <w:rStyle w:val="Hyperlink"/>
@@ -13856,7 +13978,7 @@
           <w:color w:val="0000FF"/>
           <w:sz w:val="24"/>
         </w:rPr>
-        <w:hyperlink r:id="rId102" w:history="1">
+        <w:hyperlink r:id="rId103" w:history="1">
           <w:r>
             <w:rPr>
               <w:rStyle w:val="Hyperlink"/>
@@ -13873,7 +13995,7 @@
           <w:color w:val="0000FF"/>
           <w:sz w:val="24"/>
         </w:rPr>
-        <w:hyperlink r:id="rId102" w:history="1">
+        <w:hyperlink r:id="rId103" w:history="1">
           <w:r>
             <w:rPr>
               <w:rStyle w:val="Hyperlink"/>
@@ -13890,7 +14012,7 @@
           <w:color w:val="0000FF"/>
           <w:sz w:val="24"/>
         </w:rPr>
-        <w:hyperlink r:id="rId102" w:history="1">
+        <w:hyperlink r:id="rId103" w:history="1">
           <w:r>
             <w:rPr>
               <w:rStyle w:val="Hyperlink"/>
@@ -14013,7 +14135,7 @@
           <w:sz w:val="24"/>
           <w:u w:val="single"/>
         </w:rPr>
-        <w:hyperlink r:id="rId103" w:history="1">
+        <w:hyperlink r:id="rId104" w:history="1">
           <w:r>
             <w:rPr>
               <w:rStyle w:val="Hyperlink"/>
@@ -14042,7 +14164,7 @@
           <w:sz w:val="24"/>
           <w:u w:val="single"/>
         </w:rPr>
-        <w:hyperlink r:id="rId103" w:history="1">
+        <w:hyperlink r:id="rId104" w:history="1">
           <w:r>
             <w:rPr>
               <w:rStyle w:val="Hyperlink"/>
@@ -14151,7 +14273,7 @@
           <w:color w:val="0000FF"/>
           <w:sz w:val="24"/>
         </w:rPr>
-        <w:hyperlink r:id="rId104" w:history="1">
+        <w:hyperlink r:id="rId105" w:history="1">
           <w:r>
             <w:rPr>
               <w:rStyle w:val="Hyperlink"/>
@@ -14168,7 +14290,7 @@
           <w:color w:val="0000FF"/>
           <w:sz w:val="24"/>
         </w:rPr>
-        <w:hyperlink r:id="rId104" w:history="1">
+        <w:hyperlink r:id="rId105" w:history="1">
           <w:r>
             <w:rPr>
               <w:rStyle w:val="Hyperlink"/>
@@ -14185,7 +14307,7 @@
           <w:color w:val="0000FF"/>
           <w:sz w:val="24"/>
         </w:rPr>
-        <w:hyperlink r:id="rId104" w:history="1">
+        <w:hyperlink r:id="rId105" w:history="1">
           <w:r>
             <w:rPr>
               <w:rStyle w:val="Hyperlink"/>
@@ -14202,7 +14324,7 @@
           <w:color w:val="0000FF"/>
           <w:sz w:val="24"/>
         </w:rPr>
-        <w:hyperlink r:id="rId104" w:history="1">
+        <w:hyperlink r:id="rId105" w:history="1">
           <w:r>
             <w:rPr>
               <w:rStyle w:val="Hyperlink"/>
@@ -14219,7 +14341,7 @@
           <w:color w:val="0000FF"/>
           <w:sz w:val="24"/>
         </w:rPr>
-        <w:hyperlink r:id="rId104" w:history="1">
+        <w:hyperlink r:id="rId105" w:history="1">
           <w:r>
             <w:rPr>
               <w:rStyle w:val="Hyperlink"/>
@@ -14236,7 +14358,7 @@
           <w:color w:val="0000FF"/>
           <w:sz w:val="24"/>
         </w:rPr>
-        <w:hyperlink r:id="rId104" w:history="1">
+        <w:hyperlink r:id="rId105" w:history="1">
           <w:r>
             <w:rPr>
               <w:rStyle w:val="Hyperlink"/>
@@ -14253,7 +14375,7 @@
           <w:color w:val="0000FF"/>
           <w:sz w:val="24"/>
         </w:rPr>
-        <w:hyperlink r:id="rId104" w:history="1">
+        <w:hyperlink r:id="rId105" w:history="1">
           <w:r>
             <w:rPr>
               <w:rStyle w:val="Hyperlink"/>
@@ -14271,7 +14393,7 @@
           <w:sz w:val="24"/>
           <w:u w:val="single"/>
         </w:rPr>
-        <w:hyperlink r:id="rId104" w:history="1">
+        <w:hyperlink r:id="rId105" w:history="1">
           <w:r>
             <w:rPr>
               <w:rStyle w:val="Hyperlink"/>
@@ -14289,7 +14411,7 @@
           <w:sz w:val="24"/>
           <w:u w:val="single"/>
         </w:rPr>
-        <w:hyperlink r:id="rId104" w:history="1">
+        <w:hyperlink r:id="rId105" w:history="1">
           <w:r>
             <w:rPr>
               <w:rStyle w:val="Hyperlink"/>
@@ -14307,7 +14429,7 @@
           <w:sz w:val="24"/>
           <w:u w:val="single"/>
         </w:rPr>
-        <w:hyperlink r:id="rId104" w:history="1">
+        <w:hyperlink r:id="rId105" w:history="1">
           <w:r>
             <w:rPr>
               <w:rStyle w:val="Hyperlink"/>
@@ -14325,7 +14447,7 @@
           <w:sz w:val="24"/>
           <w:u w:val="single"/>
         </w:rPr>
-        <w:hyperlink r:id="rId104" w:history="1">
+        <w:hyperlink r:id="rId105" w:history="1">
           <w:r>
             <w:rPr>
               <w:rStyle w:val="Hyperlink"/>
@@ -14343,7 +14465,7 @@
           <w:sz w:val="24"/>
           <w:u w:val="single"/>
         </w:rPr>
-        <w:hyperlink r:id="rId104" w:history="1">
+        <w:hyperlink r:id="rId105" w:history="1">
           <w:r>
             <w:rPr>
               <w:rStyle w:val="Hyperlink"/>
@@ -14361,7 +14483,7 @@
           <w:sz w:val="24"/>
           <w:u w:val="single"/>
         </w:rPr>
-        <w:hyperlink r:id="rId104" w:history="1">
+        <w:hyperlink r:id="rId105" w:history="1">
           <w:r>
             <w:rPr>
               <w:rStyle w:val="Hyperlink"/>
@@ -14379,7 +14501,7 @@
           <w:sz w:val="24"/>
           <w:u w:val="single"/>
         </w:rPr>
-        <w:hyperlink r:id="rId104" w:history="1">
+        <w:hyperlink r:id="rId105" w:history="1">
           <w:r>
             <w:rPr>
               <w:rStyle w:val="Hyperlink"/>
@@ -14397,7 +14519,7 @@
           <w:sz w:val="24"/>
           <w:u w:val="single"/>
         </w:rPr>
-        <w:hyperlink r:id="rId104" w:history="1">
+        <w:hyperlink r:id="rId105" w:history="1">
           <w:r>
             <w:rPr>
               <w:rStyle w:val="Hyperlink"/>
@@ -14415,7 +14537,7 @@
           <w:sz w:val="24"/>
           <w:u w:val="single"/>
         </w:rPr>
-        <w:hyperlink r:id="rId104" w:history="1">
+        <w:hyperlink r:id="rId105" w:history="1">
           <w:r>
             <w:rPr>
               <w:rStyle w:val="Hyperlink"/>
@@ -14433,7 +14555,7 @@
           <w:sz w:val="24"/>
           <w:u w:val="single"/>
         </w:rPr>
-        <w:hyperlink r:id="rId104" w:history="1">
+        <w:hyperlink r:id="rId105" w:history="1">
           <w:r>
             <w:rPr>
               <w:rStyle w:val="Hyperlink"/>

--- a/EXPORTS/DOCX/published/niveau2/English/Suriname.docx
+++ b/EXPORTS/DOCX/published/niveau2/English/Suriname.docx
@@ -1534,6 +1534,7 @@
           <w:i w:val="0"/>
           <w:color w:val="0000FF"/>
           <w:sz w:val="24"/>
+          <w:u w:val="single"/>
         </w:rPr>
         <w:t>m</w:t>
       </w:r>
@@ -1557,131 +1558,13 @@
       </w:r>
       <w:r>
         <w:rPr>
-          <w:u w:val="single" w:color="0000ff"/>
-          <w:rFonts w:ascii="Charis SIL Regular" w:hAnsi="Charis SIL Regular" w:eastAsia="Charis SIL Regular"/>
-          <w:b w:val="0"/>
-          <w:i w:val="0"/>
-          <w:color w:val="000000"/>
-          <w:sz w:val="24"/>
-        </w:rPr>
-        <w:hyperlink r:id="rId13" w:history="1">
-          <w:r>
-            <w:rPr>
-              <w:rStyle w:val="Hyperlink"/>
-            </w:rPr>
-            <w:t>. La</w:t>
-          </w:r>
-        </w:hyperlink>
-      </w:r>
-      <w:r>
-        <w:rPr>
-          <w:rFonts w:ascii="Charis SIL Regular" w:hAnsi="Charis SIL Regular" w:eastAsia="Charis SIL Regular"/>
-          <w:b w:val="0"/>
-          <w:i w:val="0"/>
-          <w:color w:val="000000"/>
-          <w:sz w:val="24"/>
-        </w:rPr>
-        <w:t>m</w:t>
-      </w:r>
-      <w:r>
-        <w:rPr>
-          <w:u w:val="single" w:color="0000ff"/>
-          <w:rFonts w:ascii="Charis SIL Regular" w:hAnsi="Charis SIL Regular" w:eastAsia="Charis SIL Regular"/>
-          <w:b w:val="0"/>
-          <w:i w:val="0"/>
-          <w:color w:val="000000"/>
-          <w:sz w:val="24"/>
-        </w:rPr>
-        <w:hyperlink r:id="rId14" w:history="1">
-          <w:r>
-            <w:rPr>
-              <w:rStyle w:val="Hyperlink"/>
-            </w:rPr>
-            <w:t>mens, s</w:t>
-          </w:r>
-        </w:hyperlink>
-      </w:r>
-      <w:r>
-        <w:rPr>
-          <w:u w:val="single" w:color="0000ff"/>
-          <w:rFonts w:ascii="Charis SIL Regular" w:hAnsi="Charis SIL Regular" w:eastAsia="Charis SIL Regular"/>
-          <w:b w:val="0"/>
-          <w:i w:val="0"/>
-          <w:color w:val="000000"/>
-          <w:sz w:val="24"/>
-        </w:rPr>
-        <w:hyperlink r:id="rId14" w:history="1">
-          <w:r>
-            <w:rPr>
-              <w:rStyle w:val="Hyperlink"/>
-            </w:rPr>
-            <w:t>on-in-law an</w:t>
-          </w:r>
-        </w:hyperlink>
-      </w:r>
-      <w:r>
-        <w:rPr>
-          <w:rFonts w:ascii="Charis SIL Regular" w:hAnsi="Charis SIL Regular" w:eastAsia="Charis SIL Regular"/>
-          <w:b w:val="0"/>
-          <w:i w:val="0"/>
-          <w:color w:val="000000"/>
-          <w:sz w:val="24"/>
-        </w:rPr>
-        <w:t>d</w:t>
-      </w:r>
-      <w:r>
-        <w:rPr>
-          <w:u w:val="single" w:color="0000ff"/>
-          <w:rFonts w:ascii="Charis SIL Regular" w:hAnsi="Charis SIL Regular" w:eastAsia="Charis SIL Regular"/>
-          <w:b w:val="0"/>
-          <w:i w:val="0"/>
-          <w:color w:val="000000"/>
-          <w:sz w:val="24"/>
-        </w:rPr>
-        <w:hyperlink r:id="rId15" w:history="1">
-          <w:r>
-            <w:rPr>
-              <w:rStyle w:val="Hyperlink"/>
-            </w:rPr>
-            <w:t xml:space="preserve"> admire</w:t>
-          </w:r>
-        </w:hyperlink>
-      </w:r>
-      <w:r>
-        <w:rPr>
-          <w:u w:val="single" w:color="0000ff"/>
-          <w:rFonts w:ascii="Charis SIL Regular" w:hAnsi="Charis SIL Regular" w:eastAsia="Charis SIL Regular"/>
-          <w:b w:val="0"/>
-          <w:i w:val="0"/>
-          <w:color w:val="000000"/>
-          <w:sz w:val="24"/>
-        </w:rPr>
-        <w:hyperlink r:id="rId15" w:history="1">
-          <w:r>
-            <w:rPr>
-              <w:rStyle w:val="Hyperlink"/>
-            </w:rPr>
-            <w:t>r</w:t>
-          </w:r>
-        </w:hyperlink>
-      </w:r>
-      <w:r>
-        <w:rPr>
-          <w:u w:val="single" w:color="0000ff"/>
-          <w:rFonts w:ascii="Charis SIL Regular" w:hAnsi="Charis SIL Regular" w:eastAsia="Charis SIL Regular"/>
-          <w:b w:val="0"/>
-          <w:i w:val="0"/>
-          <w:color w:val="000000"/>
-          <w:sz w:val="24"/>
-        </w:rPr>
-        <w:hyperlink r:id="rId15" w:history="1">
-          <w:r>
-            <w:rPr>
-              <w:rStyle w:val="Hyperlink"/>
-            </w:rPr>
-            <w:t xml:space="preserve"> of </w:t>
-          </w:r>
-        </w:hyperlink>
+          <w:rFonts w:ascii="Charis SIL Regular" w:hAnsi="Charis SIL Regular" w:eastAsia="Charis SIL Regular"/>
+          <w:b w:val="0"/>
+          <w:i w:val="0"/>
+          <w:color w:val="000000"/>
+          <w:sz w:val="24"/>
+        </w:rPr>
+        <w:t xml:space="preserve">. Lammens, son-in-law and admirer of </w:t>
       </w:r>
       <w:r>
         <w:rPr>
@@ -2515,7 +2398,50 @@
           <w:color w:val="000000"/>
           <w:sz w:val="24"/>
         </w:rPr>
-        <w:t xml:space="preserve">housed at </w:t>
+        <w:hyperlink r:id="rId21" w:history="1">
+          <w:r>
+            <w:rPr>
+              <w:rStyle w:val="Hyperlink"/>
+            </w:rPr>
+            <w:t>hou</w:t>
+          </w:r>
+        </w:hyperlink>
+      </w:r>
+      <w:r>
+        <w:rPr>
+          <w:u w:val="single" w:color="0000ff"/>
+          <w:rFonts w:ascii="Charis SIL Regular" w:hAnsi="Charis SIL Regular" w:eastAsia="Charis SIL Regular"/>
+          <w:b w:val="0"/>
+          <w:i w:val="0"/>
+          <w:color w:val="000000"/>
+          <w:sz w:val="24"/>
+        </w:rPr>
+        <w:hyperlink r:id="rId21" w:history="1">
+          <w:r>
+            <w:rPr>
+              <w:rStyle w:val="Hyperlink"/>
+            </w:rPr>
+            <w:t>s</w:t>
+          </w:r>
+        </w:hyperlink>
+      </w:r>
+      <w:r>
+        <w:rPr>
+          <w:u w:val="single" w:color="0000ff"/>
+          <w:rFonts w:ascii="Charis SIL Regular" w:hAnsi="Charis SIL Regular" w:eastAsia="Charis SIL Regular"/>
+          <w:b w:val="0"/>
+          <w:i w:val="0"/>
+          <w:color w:val="000000"/>
+          <w:sz w:val="24"/>
+        </w:rPr>
+        <w:hyperlink r:id="rId21" w:history="1">
+          <w:r>
+            <w:rPr>
+              <w:rStyle w:val="Hyperlink"/>
+            </w:rPr>
+            <w:t xml:space="preserve">ed at </w:t>
+          </w:r>
+        </w:hyperlink>
       </w:r>
       <w:r>
         <w:rPr>
@@ -2811,6 +2737,16 @@
       </w:r>
       <w:r>
         <w:rPr>
+          <w:rFonts w:ascii="Charis SIL Regular" w:hAnsi="Charis SIL Regular" w:eastAsia="Charis SIL Regular"/>
+          <w:b w:val="0"/>
+          <w:i w:val="0"/>
+          <w:color w:val="000000"/>
+          <w:sz w:val="24"/>
+        </w:rPr>
+        <w:t>M</w:t>
+      </w:r>
+      <w:r>
+        <w:rPr>
           <w:u w:val="single" w:color="0000ff"/>
           <w:rFonts w:ascii="Charis SIL Regular" w:hAnsi="Charis SIL Regular" w:eastAsia="Charis SIL Regular"/>
           <w:b w:val="0"/>
@@ -2818,17 +2754,6 @@
           <w:color w:val="000000"/>
           <w:sz w:val="24"/>
         </w:rPr>
-        <w:t>M</w:t>
-      </w:r>
-      <w:r>
-        <w:rPr>
-          <w:u w:val="single" w:color="0000ff"/>
-          <w:rFonts w:ascii="Charis SIL Regular" w:hAnsi="Charis SIL Regular" w:eastAsia="Charis SIL Regular"/>
-          <w:b w:val="0"/>
-          <w:i w:val="0"/>
-          <w:color w:val="000000"/>
-          <w:sz w:val="24"/>
-        </w:rPr>
         <w:hyperlink r:id="rId22" w:history="1">
           <w:r>
             <w:rPr>
@@ -2872,9 +2797,36 @@
             <w:rPr>
               <w:rStyle w:val="Hyperlink"/>
             </w:rPr>
-            <w:t>film</w:t>
-          </w:r>
-        </w:hyperlink>
+            <w:t>fil</w:t>
+          </w:r>
+        </w:hyperlink>
+      </w:r>
+      <w:r>
+        <w:rPr>
+          <w:rFonts w:ascii="Charis SIL Regular" w:hAnsi="Charis SIL Regular" w:eastAsia="Charis SIL Regular"/>
+          <w:b w:val="0"/>
+          <w:i w:val="0"/>
+          <w:color w:val="0000FF"/>
+          <w:sz w:val="24"/>
+        </w:rPr>
+        <w:hyperlink r:id="rId23" w:history="1">
+          <w:r>
+            <w:rPr>
+              <w:rStyle w:val="Hyperlink"/>
+            </w:rPr>
+            <w:t>m</w:t>
+          </w:r>
+        </w:hyperlink>
+      </w:r>
+      <w:r>
+        <w:rPr>
+          <w:rFonts w:ascii="Charis SIL Regular" w:hAnsi="Charis SIL Regular" w:eastAsia="Charis SIL Regular"/>
+          <w:b w:val="0"/>
+          <w:i w:val="0"/>
+          <w:color w:val="0000FF"/>
+          <w:sz w:val="24"/>
+        </w:rPr>
+        <w:t>s</w:t>
       </w:r>
       <w:r>
         <w:rPr>
@@ -2885,7 +2837,7 @@
           <w:sz w:val="24"/>
           <w:u w:val="single"/>
         </w:rPr>
-        <w:t>s</w:t>
+        <w:t xml:space="preserve"> </w:t>
       </w:r>
       <w:r>
         <w:rPr>
@@ -2896,7 +2848,14 @@
           <w:sz w:val="24"/>
           <w:u w:val="single"/>
         </w:rPr>
-        <w:t xml:space="preserve"> </w:t>
+        <w:hyperlink r:id="rId23" w:history="1">
+          <w:r>
+            <w:rPr>
+              <w:rStyle w:val="Hyperlink"/>
+            </w:rPr>
+            <w:t>and</w:t>
+          </w:r>
+        </w:hyperlink>
       </w:r>
       <w:r>
         <w:rPr>
@@ -2906,23 +2865,6 @@
           <w:color w:val="0000FF"/>
           <w:sz w:val="24"/>
           <w:u w:val="single"/>
-        </w:rPr>
-        <w:hyperlink r:id="rId23" w:history="1">
-          <w:r>
-            <w:rPr>
-              <w:rStyle w:val="Hyperlink"/>
-            </w:rPr>
-            <w:t>and</w:t>
-          </w:r>
-        </w:hyperlink>
-      </w:r>
-      <w:r>
-        <w:rPr>
-          <w:rFonts w:ascii="Charis SIL Regular" w:hAnsi="Charis SIL Regular" w:eastAsia="Charis SIL Regular"/>
-          <w:b w:val="0"/>
-          <w:i w:val="0"/>
-          <w:color w:val="0000FF"/>
-          <w:sz w:val="24"/>
         </w:rPr>
         <w:t xml:space="preserve"> </w:t>
       </w:r>
@@ -3409,12 +3351,23 @@
           <w:color w:val="000000"/>
           <w:sz w:val="24"/>
         </w:rPr>
+        <w:t xml:space="preserve">r </w:t>
+      </w:r>
+      <w:r>
+        <w:rPr>
+          <w:rFonts w:ascii="Charis SIL Regular" w:hAnsi="Charis SIL Regular" w:eastAsia="Charis SIL Regular"/>
+          <w:b w:val="0"/>
+          <w:i w:val="0"/>
+          <w:color w:val="0000FF"/>
+          <w:sz w:val="24"/>
+          <w:u w:val="single"/>
+        </w:rPr>
         <w:hyperlink r:id="rId26" w:history="1">
           <w:r>
             <w:rPr>
               <w:rStyle w:val="Hyperlink"/>
             </w:rPr>
-            <w:t xml:space="preserve">r </w:t>
+            <w:t>Assuee</w:t>
           </w:r>
         </w:hyperlink>
       </w:r>
@@ -3427,12 +3380,12 @@
           <w:sz w:val="24"/>
           <w:u w:val="single"/>
         </w:rPr>
-        <w:hyperlink r:id="rId26" w:history="1">
-          <w:r>
-            <w:rPr>
-              <w:rStyle w:val="Hyperlink"/>
-            </w:rPr>
-            <w:t>Assuee</w:t>
+        <w:hyperlink r:id="rId28" w:history="1">
+          <w:r>
+            <w:rPr>
+              <w:rStyle w:val="Hyperlink"/>
+            </w:rPr>
+            <w:t>r</w:t>
           </w:r>
         </w:hyperlink>
       </w:r>
@@ -3445,12 +3398,23 @@
           <w:sz w:val="24"/>
           <w:u w:val="single"/>
         </w:rPr>
+        <w:t xml:space="preserve"> </w:t>
+      </w:r>
+      <w:r>
+        <w:rPr>
+          <w:rFonts w:ascii="Charis SIL Regular" w:hAnsi="Charis SIL Regular" w:eastAsia="Charis SIL Regular"/>
+          <w:b w:val="0"/>
+          <w:i w:val="0"/>
+          <w:color w:val="0000FF"/>
+          <w:sz w:val="24"/>
+          <w:u w:val="single"/>
+        </w:rPr>
         <w:hyperlink r:id="rId28" w:history="1">
           <w:r>
             <w:rPr>
               <w:rStyle w:val="Hyperlink"/>
             </w:rPr>
-            <w:t>r</w:t>
+            <w:t>Jacob</w:t>
           </w:r>
         </w:hyperlink>
       </w:r>
@@ -3479,7 +3443,7 @@
             <w:rPr>
               <w:rStyle w:val="Hyperlink"/>
             </w:rPr>
-            <w:t>Jacob</w:t>
+            <w:t xml:space="preserve">Schimmelpenninck </w:t>
           </w:r>
         </w:hyperlink>
       </w:r>
@@ -3492,6 +3456,24 @@
           <w:sz w:val="24"/>
           <w:u w:val="single"/>
         </w:rPr>
+        <w:hyperlink r:id="rId27" w:history="1">
+          <w:r>
+            <w:rPr>
+              <w:rStyle w:val="Hyperlink"/>
+            </w:rPr>
+            <w:t>van</w:t>
+          </w:r>
+        </w:hyperlink>
+      </w:r>
+      <w:r>
+        <w:rPr>
+          <w:rFonts w:ascii="Charis SIL Regular" w:hAnsi="Charis SIL Regular" w:eastAsia="Charis SIL Regular"/>
+          <w:b w:val="0"/>
+          <w:i w:val="0"/>
+          <w:color w:val="0000FF"/>
+          <w:sz w:val="24"/>
+          <w:u w:val="single"/>
+        </w:rPr>
         <w:t xml:space="preserve"> </w:t>
       </w:r>
       <w:r>
@@ -3503,88 +3485,95 @@
           <w:sz w:val="24"/>
           <w:u w:val="single"/>
         </w:rPr>
+        <w:hyperlink r:id="rId27" w:history="1">
+          <w:r>
+            <w:rPr>
+              <w:rStyle w:val="Hyperlink"/>
+            </w:rPr>
+            <w:t>der</w:t>
+          </w:r>
+        </w:hyperlink>
+      </w:r>
+      <w:r>
+        <w:rPr>
+          <w:rFonts w:ascii="Charis SIL Regular" w:hAnsi="Charis SIL Regular" w:eastAsia="Charis SIL Regular"/>
+          <w:b w:val="0"/>
+          <w:i w:val="0"/>
+          <w:color w:val="0000FF"/>
+          <w:sz w:val="24"/>
+          <w:u w:val="single"/>
+        </w:rPr>
+        <w:t xml:space="preserve"> </w:t>
+      </w:r>
+      <w:r>
+        <w:rPr>
+          <w:rFonts w:ascii="Charis SIL Regular" w:hAnsi="Charis SIL Regular" w:eastAsia="Charis SIL Regular"/>
+          <w:b w:val="0"/>
+          <w:i w:val="0"/>
+          <w:color w:val="0000FF"/>
+          <w:sz w:val="24"/>
+          <w:u w:val="single"/>
+        </w:rPr>
         <w:hyperlink r:id="rId28" w:history="1">
           <w:r>
             <w:rPr>
               <w:rStyle w:val="Hyperlink"/>
             </w:rPr>
-            <w:t xml:space="preserve">Schimmelpenninck </w:t>
-          </w:r>
-        </w:hyperlink>
-      </w:r>
-      <w:r>
-        <w:rPr>
-          <w:rFonts w:ascii="Charis SIL Regular" w:hAnsi="Charis SIL Regular" w:eastAsia="Charis SIL Regular"/>
-          <w:b w:val="0"/>
-          <w:i w:val="0"/>
-          <w:color w:val="0000FF"/>
-          <w:sz w:val="24"/>
-          <w:u w:val="single"/>
+            <w:t>Oye</w:t>
+          </w:r>
+        </w:hyperlink>
+      </w:r>
+      <w:r>
+        <w:rPr>
+          <w:u w:val="single" w:color="0000ff"/>
+          <w:rFonts w:ascii="Charis SIL Regular" w:hAnsi="Charis SIL Regular" w:eastAsia="Charis SIL Regular"/>
+          <w:b w:val="0"/>
+          <w:i w:val="0"/>
+          <w:color w:val="000000"/>
+          <w:sz w:val="24"/>
         </w:rPr>
         <w:hyperlink r:id="rId27" w:history="1">
           <w:r>
             <w:rPr>
               <w:rStyle w:val="Hyperlink"/>
             </w:rPr>
-            <w:t>van</w:t>
-          </w:r>
-        </w:hyperlink>
-      </w:r>
-      <w:r>
-        <w:rPr>
-          <w:rFonts w:ascii="Charis SIL Regular" w:hAnsi="Charis SIL Regular" w:eastAsia="Charis SIL Regular"/>
-          <w:b w:val="0"/>
-          <w:i w:val="0"/>
-          <w:color w:val="0000FF"/>
-          <w:sz w:val="24"/>
-          <w:u w:val="single"/>
-        </w:rPr>
-        <w:t xml:space="preserve"> </w:t>
-      </w:r>
-      <w:r>
-        <w:rPr>
-          <w:rFonts w:ascii="Charis SIL Regular" w:hAnsi="Charis SIL Regular" w:eastAsia="Charis SIL Regular"/>
-          <w:b w:val="0"/>
-          <w:i w:val="0"/>
-          <w:color w:val="0000FF"/>
-          <w:sz w:val="24"/>
-          <w:u w:val="single"/>
+            <w:t>. The</w:t>
+          </w:r>
+        </w:hyperlink>
+      </w:r>
+      <w:r>
+        <w:rPr>
+          <w:u w:val="single" w:color="0000ff"/>
+          <w:rFonts w:ascii="Charis SIL Regular" w:hAnsi="Charis SIL Regular" w:eastAsia="Charis SIL Regular"/>
+          <w:b w:val="0"/>
+          <w:i w:val="0"/>
+          <w:color w:val="000000"/>
+          <w:sz w:val="24"/>
         </w:rPr>
         <w:hyperlink r:id="rId27" w:history="1">
           <w:r>
             <w:rPr>
               <w:rStyle w:val="Hyperlink"/>
             </w:rPr>
-            <w:t>der</w:t>
-          </w:r>
-        </w:hyperlink>
-      </w:r>
-      <w:r>
-        <w:rPr>
-          <w:rFonts w:ascii="Charis SIL Regular" w:hAnsi="Charis SIL Regular" w:eastAsia="Charis SIL Regular"/>
-          <w:b w:val="0"/>
-          <w:i w:val="0"/>
-          <w:color w:val="0000FF"/>
-          <w:sz w:val="24"/>
-          <w:u w:val="single"/>
-        </w:rPr>
-        <w:t xml:space="preserve"> </w:t>
-      </w:r>
-      <w:r>
-        <w:rPr>
-          <w:rFonts w:ascii="Charis SIL Regular" w:hAnsi="Charis SIL Regular" w:eastAsia="Charis SIL Regular"/>
-          <w:b w:val="0"/>
-          <w:i w:val="0"/>
-          <w:color w:val="0000FF"/>
-          <w:sz w:val="24"/>
-          <w:u w:val="single"/>
+            <w:t>s</w:t>
+          </w:r>
+        </w:hyperlink>
+      </w:r>
+      <w:r>
+        <w:rPr>
+          <w:u w:val="single" w:color="0000ff"/>
+          <w:rFonts w:ascii="Charis SIL Regular" w:hAnsi="Charis SIL Regular" w:eastAsia="Charis SIL Regular"/>
+          <w:b w:val="0"/>
+          <w:i w:val="0"/>
+          <w:color w:val="000000"/>
+          <w:sz w:val="24"/>
         </w:rPr>
         <w:hyperlink r:id="rId27" w:history="1">
           <w:r>
             <w:rPr>
               <w:rStyle w:val="Hyperlink"/>
             </w:rPr>
-            <w:t>Oye</w:t>
+            <w:t>e w</w:t>
           </w:r>
         </w:hyperlink>
       </w:r>
@@ -3602,7 +3591,7 @@
             <w:rPr>
               <w:rStyle w:val="Hyperlink"/>
             </w:rPr>
-            <w:t>. The</w:t>
+            <w:t>e</w:t>
           </w:r>
         </w:hyperlink>
       </w:r>
@@ -3620,6 +3609,52 @@
             <w:rPr>
               <w:rStyle w:val="Hyperlink"/>
             </w:rPr>
+            <w:t>re donate</w:t>
+          </w:r>
+        </w:hyperlink>
+      </w:r>
+      <w:r>
+        <w:rPr>
+          <w:rFonts w:ascii="Charis SIL Regular" w:hAnsi="Charis SIL Regular" w:eastAsia="Charis SIL Regular"/>
+          <w:b w:val="0"/>
+          <w:i w:val="0"/>
+          <w:color w:val="000000"/>
+          <w:sz w:val="24"/>
+        </w:rPr>
+        <w:t>d to the National Ethnograp</w:t>
+      </w:r>
+      <w:r>
+        <w:rPr>
+          <w:u w:val="single" w:color="0000ff"/>
+          <w:rFonts w:ascii="Charis SIL Regular" w:hAnsi="Charis SIL Regular" w:eastAsia="Charis SIL Regular"/>
+          <w:b w:val="0"/>
+          <w:i w:val="0"/>
+          <w:color w:val="000000"/>
+          <w:sz w:val="24"/>
+        </w:rPr>
+        <w:hyperlink r:id="rId28" w:history="1">
+          <w:r>
+            <w:rPr>
+              <w:rStyle w:val="Hyperlink"/>
+            </w:rPr>
+            <w:t>hic Mu</w:t>
+          </w:r>
+        </w:hyperlink>
+      </w:r>
+      <w:r>
+        <w:rPr>
+          <w:u w:val="single" w:color="0000ff"/>
+          <w:rFonts w:ascii="Charis SIL Regular" w:hAnsi="Charis SIL Regular" w:eastAsia="Charis SIL Regular"/>
+          <w:b w:val="0"/>
+          <w:i w:val="0"/>
+          <w:color w:val="000000"/>
+          <w:sz w:val="24"/>
+        </w:rPr>
+        <w:hyperlink r:id="rId28" w:history="1">
+          <w:r>
+            <w:rPr>
+              <w:rStyle w:val="Hyperlink"/>
+            </w:rPr>
             <w:t>s</w:t>
           </w:r>
         </w:hyperlink>
@@ -3633,12 +3668,12 @@
           <w:color w:val="000000"/>
           <w:sz w:val="24"/>
         </w:rPr>
-        <w:hyperlink r:id="rId27" w:history="1">
-          <w:r>
-            <w:rPr>
-              <w:rStyle w:val="Hyperlink"/>
-            </w:rPr>
-            <w:t>e w</w:t>
+        <w:hyperlink r:id="rId28" w:history="1">
+          <w:r>
+            <w:rPr>
+              <w:rStyle w:val="Hyperlink"/>
+            </w:rPr>
+            <w:t xml:space="preserve">eum, </w:t>
           </w:r>
         </w:hyperlink>
       </w:r>
@@ -3651,12 +3686,12 @@
           <w:color w:val="000000"/>
           <w:sz w:val="24"/>
         </w:rPr>
-        <w:hyperlink r:id="rId27" w:history="1">
-          <w:r>
-            <w:rPr>
-              <w:rStyle w:val="Hyperlink"/>
-            </w:rPr>
-            <w:t>e</w:t>
+        <w:hyperlink r:id="rId28" w:history="1">
+          <w:r>
+            <w:rPr>
+              <w:rStyle w:val="Hyperlink"/>
+            </w:rPr>
+            <w:t>n</w:t>
           </w:r>
         </w:hyperlink>
       </w:r>
@@ -3669,111 +3704,11 @@
           <w:color w:val="000000"/>
           <w:sz w:val="24"/>
         </w:rPr>
-        <w:hyperlink r:id="rId27" w:history="1">
-          <w:r>
-            <w:rPr>
-              <w:rStyle w:val="Hyperlink"/>
-            </w:rPr>
-            <w:t>re donate</w:t>
-          </w:r>
-        </w:hyperlink>
-      </w:r>
-      <w:r>
-        <w:rPr>
-          <w:rFonts w:ascii="Charis SIL Regular" w:hAnsi="Charis SIL Regular" w:eastAsia="Charis SIL Regular"/>
-          <w:b w:val="0"/>
-          <w:i w:val="0"/>
-          <w:color w:val="000000"/>
-          <w:sz w:val="24"/>
-        </w:rPr>
-        <w:t>d to the National Ethnograp</w:t>
-      </w:r>
-      <w:r>
-        <w:rPr>
-          <w:u w:val="single" w:color="0000ff"/>
-          <w:rFonts w:ascii="Charis SIL Regular" w:hAnsi="Charis SIL Regular" w:eastAsia="Charis SIL Regular"/>
-          <w:b w:val="0"/>
-          <w:i w:val="0"/>
-          <w:color w:val="000000"/>
-          <w:sz w:val="24"/>
-        </w:rPr>
         <w:hyperlink r:id="rId28" w:history="1">
           <w:r>
             <w:rPr>
               <w:rStyle w:val="Hyperlink"/>
             </w:rPr>
-            <w:t>hic Mu</w:t>
-          </w:r>
-        </w:hyperlink>
-      </w:r>
-      <w:r>
-        <w:rPr>
-          <w:u w:val="single" w:color="0000ff"/>
-          <w:rFonts w:ascii="Charis SIL Regular" w:hAnsi="Charis SIL Regular" w:eastAsia="Charis SIL Regular"/>
-          <w:b w:val="0"/>
-          <w:i w:val="0"/>
-          <w:color w:val="000000"/>
-          <w:sz w:val="24"/>
-        </w:rPr>
-        <w:hyperlink r:id="rId28" w:history="1">
-          <w:r>
-            <w:rPr>
-              <w:rStyle w:val="Hyperlink"/>
-            </w:rPr>
-            <w:t>s</w:t>
-          </w:r>
-        </w:hyperlink>
-      </w:r>
-      <w:r>
-        <w:rPr>
-          <w:u w:val="single" w:color="0000ff"/>
-          <w:rFonts w:ascii="Charis SIL Regular" w:hAnsi="Charis SIL Regular" w:eastAsia="Charis SIL Regular"/>
-          <w:b w:val="0"/>
-          <w:i w:val="0"/>
-          <w:color w:val="000000"/>
-          <w:sz w:val="24"/>
-        </w:rPr>
-        <w:hyperlink r:id="rId28" w:history="1">
-          <w:r>
-            <w:rPr>
-              <w:rStyle w:val="Hyperlink"/>
-            </w:rPr>
-            <w:t xml:space="preserve">eum, </w:t>
-          </w:r>
-        </w:hyperlink>
-      </w:r>
-      <w:r>
-        <w:rPr>
-          <w:u w:val="single" w:color="0000ff"/>
-          <w:rFonts w:ascii="Charis SIL Regular" w:hAnsi="Charis SIL Regular" w:eastAsia="Charis SIL Regular"/>
-          <w:b w:val="0"/>
-          <w:i w:val="0"/>
-          <w:color w:val="000000"/>
-          <w:sz w:val="24"/>
-        </w:rPr>
-        <w:hyperlink r:id="rId28" w:history="1">
-          <w:r>
-            <w:rPr>
-              <w:rStyle w:val="Hyperlink"/>
-            </w:rPr>
-            <w:t>n</w:t>
-          </w:r>
-        </w:hyperlink>
-      </w:r>
-      <w:r>
-        <w:rPr>
-          <w:u w:val="single" w:color="0000ff"/>
-          <w:rFonts w:ascii="Charis SIL Regular" w:hAnsi="Charis SIL Regular" w:eastAsia="Charis SIL Regular"/>
-          <w:b w:val="0"/>
-          <w:i w:val="0"/>
-          <w:color w:val="000000"/>
-          <w:sz w:val="24"/>
-        </w:rPr>
-        <w:hyperlink r:id="rId28" w:history="1">
-          <w:r>
-            <w:rPr>
-              <w:rStyle w:val="Hyperlink"/>
-            </w:rPr>
             <w:t xml:space="preserve">ow the </w:t>
           </w:r>
         </w:hyperlink>
@@ -3788,63 +3723,8 @@
           <w:i w:val="0"/>
           <w:color w:val="0000FF"/>
           <w:sz w:val="24"/>
-          <w:u w:val="single"/>
-        </w:rPr>
-        <w:hyperlink r:id="rId28" w:history="1">
-          <w:r>
-            <w:rPr>
-              <w:rStyle w:val="Hyperlink"/>
-            </w:rPr>
-            <w:t>We</w:t>
-          </w:r>
-        </w:hyperlink>
-      </w:r>
-      <w:r>
-        <w:rPr>
-          <w:rFonts w:ascii="Charis SIL Regular" w:hAnsi="Charis SIL Regular" w:eastAsia="Charis SIL Regular"/>
-          <w:b w:val="0"/>
-          <w:i w:val="0"/>
-          <w:color w:val="0000FF"/>
-          <w:sz w:val="24"/>
-          <w:u w:val="single"/>
-        </w:rPr>
-        <w:hyperlink r:id="rId28" w:history="1">
-          <w:r>
-            <w:rPr>
-              <w:rStyle w:val="Hyperlink"/>
-            </w:rPr>
-            <w:t>r</w:t>
-          </w:r>
-        </w:hyperlink>
-      </w:r>
-      <w:r>
-        <w:rPr>
-          <w:rFonts w:ascii="Charis SIL Regular" w:hAnsi="Charis SIL Regular" w:eastAsia="Charis SIL Regular"/>
-          <w:b w:val="0"/>
-          <w:i w:val="0"/>
-          <w:color w:val="0000FF"/>
-          <w:sz w:val="24"/>
-          <w:u w:val="single"/>
-        </w:rPr>
-        <w:hyperlink r:id="rId28" w:history="1">
-          <w:r>
-            <w:rPr>
-              <w:rStyle w:val="Hyperlink"/>
-            </w:rPr>
-            <w:t>eld</w:t>
-          </w:r>
-        </w:hyperlink>
-      </w:r>
-      <w:r>
-        <w:rPr>
-          <w:rFonts w:ascii="Charis SIL Regular" w:hAnsi="Charis SIL Regular" w:eastAsia="Charis SIL Regular"/>
-          <w:b w:val="0"/>
-          <w:i w:val="0"/>
-          <w:color w:val="0000FF"/>
-          <w:sz w:val="24"/>
-          <w:u w:val="single"/>
-        </w:rPr>
-        <w:t>m</w:t>
+        </w:rPr>
+        <w:t>Wereldm</w:t>
       </w:r>
       <w:r>
         <w:rPr>
@@ -4547,7 +4427,6 @@
           <w:i w:val="0"/>
           <w:color w:val="0000FF"/>
           <w:sz w:val="24"/>
-          <w:u w:val="single"/>
         </w:rPr>
         <w:t>donated</w:t>
       </w:r>
@@ -4611,7 +4490,6 @@
       </w:r>
       <w:r>
         <w:rPr>
-          <w:u w:val="single" w:color="0000ff"/>
           <w:rFonts w:ascii="Charis SIL Regular" w:hAnsi="Charis SIL Regular" w:eastAsia="Charis SIL Regular"/>
           <w:b w:val="0"/>
           <w:i w:val="0"/>
@@ -5860,6 +5738,23 @@
       </w:r>
       <w:r>
         <w:rPr>
+          <w:rFonts w:ascii="Charis SIL Italic" w:hAnsi="Charis SIL Italic" w:eastAsia="Charis SIL Italic"/>
+          <w:b w:val="0"/>
+          <w:i/>
+          <w:color w:val="000000"/>
+          <w:sz w:val="24"/>
+        </w:rPr>
+        <w:hyperlink r:id="rId46" w:history="1">
+          <w:r>
+            <w:rPr>
+              <w:rStyle w:val="Hyperlink"/>
+            </w:rPr>
+            <w:t>m</w:t>
+          </w:r>
+        </w:hyperlink>
+      </w:r>
+      <w:r>
+        <w:rPr>
           <w:u w:val="single" w:color="0000ff"/>
           <w:rFonts w:ascii="Charis SIL Italic" w:hAnsi="Charis SIL Italic" w:eastAsia="Charis SIL Italic"/>
           <w:b w:val="0"/>
@@ -5867,7 +5762,7 @@
           <w:color w:val="000000"/>
           <w:sz w:val="24"/>
         </w:rPr>
-        <w:t>m</w:t>
+        <w:t>u</w:t>
       </w:r>
       <w:r>
         <w:rPr>
@@ -5877,7 +5772,7 @@
           <w:color w:val="000000"/>
           <w:sz w:val="24"/>
         </w:rPr>
-        <w:t>useet</w:t>
+        <w:t>seet</w:t>
       </w:r>
       <w:r>
         <w:rPr>
@@ -6071,7 +5966,7 @@
           <w:color w:val="000000"/>
           <w:sz w:val="24"/>
         </w:rPr>
-        <w:t xml:space="preserve"> during his posting in Albina between 1893 and 1896. This collec</w:t>
+        <w:t xml:space="preserve"> during his posting in Albina between 1893 and 1896. This </w:t>
       </w:r>
       <w:r>
         <w:rPr>
@@ -6087,6 +5982,24 @@
             <w:rPr>
               <w:rStyle w:val="Hyperlink"/>
             </w:rPr>
+            <w:t>collec</w:t>
+          </w:r>
+        </w:hyperlink>
+      </w:r>
+      <w:r>
+        <w:rPr>
+          <w:u w:val="single" w:color="0000ff"/>
+          <w:rFonts w:ascii="Charis SIL Regular" w:hAnsi="Charis SIL Regular" w:eastAsia="Charis SIL Regular"/>
+          <w:b w:val="0"/>
+          <w:i w:val="0"/>
+          <w:color w:val="000000"/>
+          <w:sz w:val="24"/>
+        </w:rPr>
+        <w:hyperlink r:id="rId47" w:history="1">
+          <w:r>
+            <w:rPr>
+              <w:rStyle w:val="Hyperlink"/>
+            </w:rPr>
             <w:t>tion is no</w:t>
           </w:r>
         </w:hyperlink>
@@ -6138,21 +6051,13 @@
       </w:r>
       <w:r>
         <w:rPr>
-          <w:u w:val="single" w:color="0000ff"/>
-          <w:rFonts w:ascii="Charis SIL Regular" w:hAnsi="Charis SIL Regular" w:eastAsia="Charis SIL Regular"/>
-          <w:b w:val="0"/>
-          <w:i w:val="0"/>
-          <w:color w:val="000000"/>
-          <w:sz w:val="24"/>
-        </w:rPr>
-        <w:hyperlink r:id="rId47" w:history="1">
-          <w:r>
-            <w:rPr>
-              <w:rStyle w:val="Hyperlink"/>
-            </w:rPr>
-            <w:t xml:space="preserve">the </w:t>
-          </w:r>
-        </w:hyperlink>
+          <w:rFonts w:ascii="Charis SIL Regular" w:hAnsi="Charis SIL Regular" w:eastAsia="Charis SIL Regular"/>
+          <w:b w:val="0"/>
+          <w:i w:val="0"/>
+          <w:color w:val="000000"/>
+          <w:sz w:val="24"/>
+        </w:rPr>
+        <w:t xml:space="preserve">the </w:t>
       </w:r>
       <w:r>
         <w:rPr>
@@ -6553,6 +6458,7 @@
           <w:i w:val="0"/>
           <w:color w:val="0000FF"/>
           <w:sz w:val="24"/>
+          <w:u w:val="single"/>
         </w:rPr>
         <w:hyperlink r:id="rId52" w:history="1">
           <w:r>
@@ -6644,6 +6550,7 @@
           <w:i w:val="0"/>
           <w:color w:val="0000FF"/>
           <w:sz w:val="24"/>
+          <w:u w:val="single"/>
         </w:rPr>
         <w:hyperlink r:id="rId53" w:history="1">
           <w:r>
@@ -6918,13 +6825,31 @@
       </w:r>
       <w:r>
         <w:rPr>
-          <w:rFonts w:ascii="Charis SIL Regular" w:hAnsi="Charis SIL Regular" w:eastAsia="Charis SIL Regular"/>
-          <w:b w:val="0"/>
-          <w:i w:val="0"/>
-          <w:color w:val="000000"/>
-          <w:sz w:val="24"/>
-        </w:rPr>
-        <w:t xml:space="preserve">. In 1904 expedition member </w:t>
+          <w:u w:val="single" w:color="0000ff"/>
+          <w:rFonts w:ascii="Charis SIL Regular" w:hAnsi="Charis SIL Regular" w:eastAsia="Charis SIL Regular"/>
+          <w:b w:val="0"/>
+          <w:i w:val="0"/>
+          <w:color w:val="000000"/>
+          <w:sz w:val="24"/>
+        </w:rPr>
+        <w:hyperlink r:id="rId55" w:history="1">
+          <w:r>
+            <w:rPr>
+              <w:rStyle w:val="Hyperlink"/>
+            </w:rPr>
+            <w:t>. I</w:t>
+          </w:r>
+        </w:hyperlink>
+      </w:r>
+      <w:r>
+        <w:rPr>
+          <w:rFonts w:ascii="Charis SIL Regular" w:hAnsi="Charis SIL Regular" w:eastAsia="Charis SIL Regular"/>
+          <w:b w:val="0"/>
+          <w:i w:val="0"/>
+          <w:color w:val="000000"/>
+          <w:sz w:val="24"/>
+        </w:rPr>
+        <w:t xml:space="preserve">n 1904 expedition member </w:t>
       </w:r>
       <w:r>
         <w:rPr>
@@ -8053,7 +7978,273 @@
           <w:color w:val="000000"/>
           <w:sz w:val="24"/>
         </w:rPr>
-        <w:t>during their visits is now housed</w:t>
+        <w:t xml:space="preserve">during their visits is now housed at the </w:t>
+      </w:r>
+      <w:r>
+        <w:rPr>
+          <w:rFonts w:ascii="Charis SIL Regular" w:hAnsi="Charis SIL Regular" w:eastAsia="Charis SIL Regular"/>
+          <w:b w:val="0"/>
+          <w:i w:val="0"/>
+          <w:color w:val="0000FF"/>
+          <w:sz w:val="24"/>
+          <w:u w:val="single"/>
+        </w:rPr>
+        <w:hyperlink r:id="rId67" w:history="1">
+          <w:r>
+            <w:rPr>
+              <w:rStyle w:val="Hyperlink"/>
+            </w:rPr>
+            <w:t>Schom</w:t>
+          </w:r>
+        </w:hyperlink>
+      </w:r>
+      <w:r>
+        <w:rPr>
+          <w:rFonts w:ascii="Charis SIL Regular" w:hAnsi="Charis SIL Regular" w:eastAsia="Charis SIL Regular"/>
+          <w:b w:val="0"/>
+          <w:i w:val="0"/>
+          <w:color w:val="0000FF"/>
+          <w:sz w:val="24"/>
+          <w:u w:val="single"/>
+        </w:rPr>
+        <w:hyperlink r:id="rId67" w:history="1">
+          <w:r>
+            <w:rPr>
+              <w:rStyle w:val="Hyperlink"/>
+            </w:rPr>
+            <w:t>b</w:t>
+          </w:r>
+        </w:hyperlink>
+      </w:r>
+      <w:r>
+        <w:rPr>
+          <w:rFonts w:ascii="Charis SIL Regular" w:hAnsi="Charis SIL Regular" w:eastAsia="Charis SIL Regular"/>
+          <w:b w:val="0"/>
+          <w:i w:val="0"/>
+          <w:color w:val="0000FF"/>
+          <w:sz w:val="24"/>
+          <w:u w:val="single"/>
+        </w:rPr>
+        <w:hyperlink r:id="rId67" w:history="1">
+          <w:r>
+            <w:rPr>
+              <w:rStyle w:val="Hyperlink"/>
+            </w:rPr>
+            <w:t>urg</w:t>
+          </w:r>
+        </w:hyperlink>
+      </w:r>
+      <w:r>
+        <w:rPr>
+          <w:rFonts w:ascii="Charis SIL Regular" w:hAnsi="Charis SIL Regular" w:eastAsia="Charis SIL Regular"/>
+          <w:b w:val="0"/>
+          <w:i w:val="0"/>
+          <w:color w:val="0000FF"/>
+          <w:sz w:val="24"/>
+          <w:u w:val="single"/>
+        </w:rPr>
+        <w:t xml:space="preserve"> </w:t>
+      </w:r>
+      <w:r>
+        <w:rPr>
+          <w:rFonts w:ascii="Charis SIL Regular" w:hAnsi="Charis SIL Regular" w:eastAsia="Charis SIL Regular"/>
+          <w:b w:val="0"/>
+          <w:i w:val="0"/>
+          <w:color w:val="0000FF"/>
+          <w:sz w:val="24"/>
+          <w:u w:val="single"/>
+        </w:rPr>
+        <w:hyperlink r:id="rId67" w:history="1">
+          <w:r>
+            <w:rPr>
+              <w:rStyle w:val="Hyperlink"/>
+            </w:rPr>
+            <w:t>C</w:t>
+          </w:r>
+        </w:hyperlink>
+      </w:r>
+      <w:r>
+        <w:rPr>
+          <w:rFonts w:ascii="Charis SIL Regular" w:hAnsi="Charis SIL Regular" w:eastAsia="Charis SIL Regular"/>
+          <w:b w:val="0"/>
+          <w:i w:val="0"/>
+          <w:color w:val="0000FF"/>
+          <w:sz w:val="24"/>
+          <w:u w:val="single"/>
+        </w:rPr>
+        <w:hyperlink r:id="rId68" w:history="1">
+          <w:r>
+            <w:rPr>
+              <w:rStyle w:val="Hyperlink"/>
+            </w:rPr>
+            <w:t>enter</w:t>
+          </w:r>
+        </w:hyperlink>
+      </w:r>
+      <w:r>
+        <w:rPr>
+          <w:rFonts w:ascii="Charis SIL Regular" w:hAnsi="Charis SIL Regular" w:eastAsia="Charis SIL Regular"/>
+          <w:b w:val="0"/>
+          <w:i w:val="0"/>
+          <w:color w:val="0000FF"/>
+          <w:sz w:val="24"/>
+          <w:u w:val="single"/>
+        </w:rPr>
+        <w:t xml:space="preserve"> </w:t>
+      </w:r>
+      <w:r>
+        <w:rPr>
+          <w:rFonts w:ascii="Charis SIL Regular" w:hAnsi="Charis SIL Regular" w:eastAsia="Charis SIL Regular"/>
+          <w:b w:val="0"/>
+          <w:i w:val="0"/>
+          <w:color w:val="0000FF"/>
+          <w:sz w:val="24"/>
+          <w:u w:val="single"/>
+        </w:rPr>
+        <w:hyperlink r:id="rId68" w:history="1">
+          <w:r>
+            <w:rPr>
+              <w:rStyle w:val="Hyperlink"/>
+            </w:rPr>
+            <w:t>for</w:t>
+          </w:r>
+        </w:hyperlink>
+      </w:r>
+      <w:r>
+        <w:rPr>
+          <w:rFonts w:ascii="Charis SIL Regular" w:hAnsi="Charis SIL Regular" w:eastAsia="Charis SIL Regular"/>
+          <w:b w:val="0"/>
+          <w:i w:val="0"/>
+          <w:color w:val="0000FF"/>
+          <w:sz w:val="24"/>
+          <w:u w:val="single"/>
+        </w:rPr>
+        <w:t xml:space="preserve"> </w:t>
+      </w:r>
+      <w:r>
+        <w:rPr>
+          <w:rFonts w:ascii="Charis SIL Regular" w:hAnsi="Charis SIL Regular" w:eastAsia="Charis SIL Regular"/>
+          <w:b w:val="0"/>
+          <w:i w:val="0"/>
+          <w:color w:val="0000FF"/>
+          <w:sz w:val="24"/>
+          <w:u w:val="single"/>
+        </w:rPr>
+        <w:hyperlink r:id="rId68" w:history="1">
+          <w:r>
+            <w:rPr>
+              <w:rStyle w:val="Hyperlink"/>
+            </w:rPr>
+            <w:t>Research</w:t>
+          </w:r>
+        </w:hyperlink>
+      </w:r>
+      <w:r>
+        <w:rPr>
+          <w:rFonts w:ascii="Charis SIL Regular" w:hAnsi="Charis SIL Regular" w:eastAsia="Charis SIL Regular"/>
+          <w:b w:val="0"/>
+          <w:i w:val="0"/>
+          <w:color w:val="0000FF"/>
+          <w:sz w:val="24"/>
+          <w:u w:val="single"/>
+        </w:rPr>
+        <w:t xml:space="preserve"> </w:t>
+      </w:r>
+      <w:r>
+        <w:rPr>
+          <w:rFonts w:ascii="Charis SIL Regular" w:hAnsi="Charis SIL Regular" w:eastAsia="Charis SIL Regular"/>
+          <w:b w:val="0"/>
+          <w:i w:val="0"/>
+          <w:color w:val="0000FF"/>
+          <w:sz w:val="24"/>
+          <w:u w:val="single"/>
+        </w:rPr>
+        <w:hyperlink r:id="rId68" w:history="1">
+          <w:r>
+            <w:rPr>
+              <w:rStyle w:val="Hyperlink"/>
+            </w:rPr>
+            <w:t>in</w:t>
+          </w:r>
+        </w:hyperlink>
+      </w:r>
+      <w:r>
+        <w:rPr>
+          <w:rFonts w:ascii="Charis SIL Regular" w:hAnsi="Charis SIL Regular" w:eastAsia="Charis SIL Regular"/>
+          <w:b w:val="0"/>
+          <w:i w:val="0"/>
+          <w:color w:val="0000FF"/>
+          <w:sz w:val="24"/>
+          <w:u w:val="single"/>
+        </w:rPr>
+        <w:t xml:space="preserve"> </w:t>
+      </w:r>
+      <w:r>
+        <w:rPr>
+          <w:rFonts w:ascii="Charis SIL Regular" w:hAnsi="Charis SIL Regular" w:eastAsia="Charis SIL Regular"/>
+          <w:b w:val="0"/>
+          <w:i w:val="0"/>
+          <w:color w:val="0000FF"/>
+          <w:sz w:val="24"/>
+          <w:u w:val="single"/>
+        </w:rPr>
+        <w:hyperlink r:id="rId68" w:history="1">
+          <w:r>
+            <w:rPr>
+              <w:rStyle w:val="Hyperlink"/>
+            </w:rPr>
+            <w:t>Black</w:t>
+          </w:r>
+        </w:hyperlink>
+      </w:r>
+      <w:r>
+        <w:rPr>
+          <w:rFonts w:ascii="Charis SIL Regular" w:hAnsi="Charis SIL Regular" w:eastAsia="Charis SIL Regular"/>
+          <w:b w:val="0"/>
+          <w:i w:val="0"/>
+          <w:color w:val="0000FF"/>
+          <w:sz w:val="24"/>
+          <w:u w:val="single"/>
+        </w:rPr>
+        <w:t xml:space="preserve"> </w:t>
+      </w:r>
+      <w:r>
+        <w:rPr>
+          <w:rFonts w:ascii="Charis SIL Regular" w:hAnsi="Charis SIL Regular" w:eastAsia="Charis SIL Regular"/>
+          <w:b w:val="0"/>
+          <w:i w:val="0"/>
+          <w:color w:val="0000FF"/>
+          <w:sz w:val="24"/>
+          <w:u w:val="single"/>
+        </w:rPr>
+        <w:hyperlink r:id="rId68" w:history="1">
+          <w:r>
+            <w:rPr>
+              <w:rStyle w:val="Hyperlink"/>
+            </w:rPr>
+            <w:t>Culture</w:t>
+          </w:r>
+        </w:hyperlink>
+      </w:r>
+      <w:r>
+        <w:rPr>
+          <w:rFonts w:ascii="Charis SIL Regular" w:hAnsi="Charis SIL Regular" w:eastAsia="Charis SIL Regular"/>
+          <w:b w:val="0"/>
+          <w:i w:val="0"/>
+          <w:color w:val="000000"/>
+          <w:sz w:val="24"/>
+        </w:rPr>
+        <w:t xml:space="preserve"> in </w:t>
+      </w:r>
+      <w:r>
+        <w:rPr>
+          <w:rFonts w:ascii="Charis SIL Regular" w:hAnsi="Charis SIL Regular" w:eastAsia="Charis SIL Regular"/>
+          <w:b w:val="0"/>
+          <w:i w:val="0"/>
+          <w:color w:val="000000"/>
+          <w:sz w:val="24"/>
+        </w:rPr>
+        <w:t>New York. The photographs are held in</w:t>
       </w:r>
       <w:r>
         <w:rPr>
@@ -8064,41 +8255,41 @@
           <w:color w:val="000000"/>
           <w:sz w:val="24"/>
         </w:rPr>
-        <w:hyperlink r:id="rId67" w:history="1">
-          <w:r>
-            <w:rPr>
-              <w:rStyle w:val="Hyperlink"/>
-            </w:rPr>
-            <w:t xml:space="preserve"> at th</w:t>
-          </w:r>
-        </w:hyperlink>
-      </w:r>
-      <w:r>
-        <w:rPr>
-          <w:u w:val="single" w:color="0000ff"/>
-          <w:rFonts w:ascii="Charis SIL Regular" w:hAnsi="Charis SIL Regular" w:eastAsia="Charis SIL Regular"/>
-          <w:b w:val="0"/>
-          <w:i w:val="0"/>
-          <w:color w:val="000000"/>
-          <w:sz w:val="24"/>
-        </w:rPr>
-        <w:hyperlink r:id="rId67" w:history="1">
-          <w:r>
-            <w:rPr>
-              <w:rStyle w:val="Hyperlink"/>
-            </w:rPr>
-            <w:t>e</w:t>
-          </w:r>
-        </w:hyperlink>
-      </w:r>
-      <w:r>
-        <w:rPr>
-          <w:u w:val="single" w:color="0000ff"/>
-          <w:rFonts w:ascii="Charis SIL Regular" w:hAnsi="Charis SIL Regular" w:eastAsia="Charis SIL Regular"/>
-          <w:b w:val="0"/>
-          <w:i w:val="0"/>
-          <w:color w:val="000000"/>
-          <w:sz w:val="24"/>
+        <w:hyperlink r:id="rId68" w:history="1">
+          <w:r>
+            <w:rPr>
+              <w:rStyle w:val="Hyperlink"/>
+            </w:rPr>
+            <w:t xml:space="preserve"> the </w:t>
+          </w:r>
+        </w:hyperlink>
+      </w:r>
+      <w:r>
+        <w:rPr>
+          <w:rFonts w:ascii="Charis SIL Regular" w:hAnsi="Charis SIL Regular" w:eastAsia="Charis SIL Regular"/>
+          <w:b w:val="0"/>
+          <w:i w:val="0"/>
+          <w:color w:val="0000FF"/>
+          <w:sz w:val="24"/>
+          <w:u w:val="single"/>
+        </w:rPr>
+        <w:hyperlink r:id="rId68" w:history="1">
+          <w:r>
+            <w:rPr>
+              <w:rStyle w:val="Hyperlink"/>
+            </w:rPr>
+            <w:t>Eliot</w:t>
+          </w:r>
+        </w:hyperlink>
+      </w:r>
+      <w:r>
+        <w:rPr>
+          <w:rFonts w:ascii="Charis SIL Regular" w:hAnsi="Charis SIL Regular" w:eastAsia="Charis SIL Regular"/>
+          <w:b w:val="0"/>
+          <w:i w:val="0"/>
+          <w:color w:val="0000FF"/>
+          <w:sz w:val="24"/>
+          <w:u w:val="single"/>
         </w:rPr>
         <w:t xml:space="preserve"> </w:t>
       </w:r>
@@ -8111,12 +8302,12 @@
           <w:sz w:val="24"/>
           <w:u w:val="single"/>
         </w:rPr>
-        <w:hyperlink r:id="rId67" w:history="1">
-          <w:r>
-            <w:rPr>
-              <w:rStyle w:val="Hyperlink"/>
-            </w:rPr>
-            <w:t>Schom</w:t>
+        <w:hyperlink r:id="rId68" w:history="1">
+          <w:r>
+            <w:rPr>
+              <w:rStyle w:val="Hyperlink"/>
+            </w:rPr>
+            <w:t>El</w:t>
           </w:r>
         </w:hyperlink>
       </w:r>
@@ -8129,12 +8320,12 @@
           <w:sz w:val="24"/>
           <w:u w:val="single"/>
         </w:rPr>
-        <w:hyperlink r:id="rId67" w:history="1">
-          <w:r>
-            <w:rPr>
-              <w:rStyle w:val="Hyperlink"/>
-            </w:rPr>
-            <w:t>b</w:t>
+        <w:hyperlink r:id="rId68" w:history="1">
+          <w:r>
+            <w:rPr>
+              <w:rStyle w:val="Hyperlink"/>
+            </w:rPr>
+            <w:t>i</w:t>
           </w:r>
         </w:hyperlink>
       </w:r>
@@ -8147,12 +8338,12 @@
           <w:sz w:val="24"/>
           <w:u w:val="single"/>
         </w:rPr>
-        <w:hyperlink r:id="rId67" w:history="1">
-          <w:r>
-            <w:rPr>
-              <w:rStyle w:val="Hyperlink"/>
-            </w:rPr>
-            <w:t>urg</w:t>
+        <w:hyperlink r:id="rId68" w:history="1">
+          <w:r>
+            <w:rPr>
+              <w:rStyle w:val="Hyperlink"/>
+            </w:rPr>
+            <w:t>sofon</w:t>
           </w:r>
         </w:hyperlink>
       </w:r>
@@ -8176,12 +8367,12 @@
           <w:sz w:val="24"/>
           <w:u w:val="single"/>
         </w:rPr>
-        <w:hyperlink r:id="rId67" w:history="1">
-          <w:r>
-            <w:rPr>
-              <w:rStyle w:val="Hyperlink"/>
-            </w:rPr>
-            <w:t>C</w:t>
+        <w:hyperlink r:id="rId68" w:history="1">
+          <w:r>
+            <w:rPr>
+              <w:rStyle w:val="Hyperlink"/>
+            </w:rPr>
+            <w:t>P</w:t>
           </w:r>
         </w:hyperlink>
       </w:r>
@@ -8199,7 +8390,7 @@
             <w:rPr>
               <w:rStyle w:val="Hyperlink"/>
             </w:rPr>
-            <w:t>enter</w:t>
+            <w:t>ho</w:t>
           </w:r>
         </w:hyperlink>
       </w:r>
@@ -8212,6 +8403,42 @@
           <w:sz w:val="24"/>
           <w:u w:val="single"/>
         </w:rPr>
+        <w:hyperlink r:id="rId68" w:history="1">
+          <w:r>
+            <w:rPr>
+              <w:rStyle w:val="Hyperlink"/>
+            </w:rPr>
+            <w:t>t</w:t>
+          </w:r>
+        </w:hyperlink>
+      </w:r>
+      <w:r>
+        <w:rPr>
+          <w:rFonts w:ascii="Charis SIL Regular" w:hAnsi="Charis SIL Regular" w:eastAsia="Charis SIL Regular"/>
+          <w:b w:val="0"/>
+          <w:i w:val="0"/>
+          <w:color w:val="0000FF"/>
+          <w:sz w:val="24"/>
+          <w:u w:val="single"/>
+        </w:rPr>
+        <w:hyperlink r:id="rId68" w:history="1">
+          <w:r>
+            <w:rPr>
+              <w:rStyle w:val="Hyperlink"/>
+            </w:rPr>
+            <w:t>ographic</w:t>
+          </w:r>
+        </w:hyperlink>
+      </w:r>
+      <w:r>
+        <w:rPr>
+          <w:rFonts w:ascii="Charis SIL Regular" w:hAnsi="Charis SIL Regular" w:eastAsia="Charis SIL Regular"/>
+          <w:b w:val="0"/>
+          <w:i w:val="0"/>
+          <w:color w:val="0000FF"/>
+          <w:sz w:val="24"/>
+          <w:u w:val="single"/>
+        </w:rPr>
         <w:t xml:space="preserve"> </w:t>
       </w:r>
       <w:r>
@@ -8228,7 +8455,7 @@
             <w:rPr>
               <w:rStyle w:val="Hyperlink"/>
             </w:rPr>
-            <w:t>for</w:t>
+            <w:t>Ar</w:t>
           </w:r>
         </w:hyperlink>
       </w:r>
@@ -8241,6 +8468,60 @@
           <w:sz w:val="24"/>
           <w:u w:val="single"/>
         </w:rPr>
+        <w:hyperlink r:id="rId68" w:history="1">
+          <w:r>
+            <w:rPr>
+              <w:rStyle w:val="Hyperlink"/>
+            </w:rPr>
+            <w:t>chive</w:t>
+          </w:r>
+        </w:hyperlink>
+      </w:r>
+      <w:r>
+        <w:rPr>
+          <w:rFonts w:ascii="Charis SIL Regular" w:hAnsi="Charis SIL Regular" w:eastAsia="Charis SIL Regular"/>
+          <w:b w:val="0"/>
+          <w:i w:val="0"/>
+          <w:color w:val="0000FF"/>
+          <w:sz w:val="24"/>
+          <w:u w:val="single"/>
+        </w:rPr>
+        <w:hyperlink r:id="rId68" w:history="1">
+          <w:r>
+            <w:rPr>
+              <w:rStyle w:val="Hyperlink"/>
+            </w:rPr>
+            <w:t>s</w:t>
+          </w:r>
+        </w:hyperlink>
+      </w:r>
+      <w:r>
+        <w:rPr>
+          <w:rFonts w:ascii="Charis SIL Regular" w:hAnsi="Charis SIL Regular" w:eastAsia="Charis SIL Regular"/>
+          <w:b w:val="0"/>
+          <w:i w:val="0"/>
+          <w:color w:val="0000FF"/>
+          <w:sz w:val="24"/>
+          <w:u w:val="single"/>
+        </w:rPr>
+        <w:hyperlink r:id="rId68" w:history="1">
+          <w:r>
+            <w:rPr>
+              <w:rStyle w:val="Hyperlink"/>
+            </w:rPr>
+            <w:t>,</w:t>
+          </w:r>
+        </w:hyperlink>
+      </w:r>
+      <w:r>
+        <w:rPr>
+          <w:rFonts w:ascii="Charis SIL Regular" w:hAnsi="Charis SIL Regular" w:eastAsia="Charis SIL Regular"/>
+          <w:b w:val="0"/>
+          <w:i w:val="0"/>
+          <w:color w:val="0000FF"/>
+          <w:sz w:val="24"/>
+          <w:u w:val="single"/>
+        </w:rPr>
         <w:t xml:space="preserve"> </w:t>
       </w:r>
       <w:r>
@@ -8253,391 +8534,6 @@
           <w:u w:val="single"/>
         </w:rPr>
         <w:hyperlink r:id="rId68" w:history="1">
-          <w:r>
-            <w:rPr>
-              <w:rStyle w:val="Hyperlink"/>
-            </w:rPr>
-            <w:t>Research</w:t>
-          </w:r>
-        </w:hyperlink>
-      </w:r>
-      <w:r>
-        <w:rPr>
-          <w:rFonts w:ascii="Charis SIL Regular" w:hAnsi="Charis SIL Regular" w:eastAsia="Charis SIL Regular"/>
-          <w:b w:val="0"/>
-          <w:i w:val="0"/>
-          <w:color w:val="0000FF"/>
-          <w:sz w:val="24"/>
-          <w:u w:val="single"/>
-        </w:rPr>
-        <w:t xml:space="preserve"> </w:t>
-      </w:r>
-      <w:r>
-        <w:rPr>
-          <w:rFonts w:ascii="Charis SIL Regular" w:hAnsi="Charis SIL Regular" w:eastAsia="Charis SIL Regular"/>
-          <w:b w:val="0"/>
-          <w:i w:val="0"/>
-          <w:color w:val="0000FF"/>
-          <w:sz w:val="24"/>
-          <w:u w:val="single"/>
-        </w:rPr>
-        <w:hyperlink r:id="rId68" w:history="1">
-          <w:r>
-            <w:rPr>
-              <w:rStyle w:val="Hyperlink"/>
-            </w:rPr>
-            <w:t>in</w:t>
-          </w:r>
-        </w:hyperlink>
-      </w:r>
-      <w:r>
-        <w:rPr>
-          <w:rFonts w:ascii="Charis SIL Regular" w:hAnsi="Charis SIL Regular" w:eastAsia="Charis SIL Regular"/>
-          <w:b w:val="0"/>
-          <w:i w:val="0"/>
-          <w:color w:val="0000FF"/>
-          <w:sz w:val="24"/>
-          <w:u w:val="single"/>
-        </w:rPr>
-        <w:t xml:space="preserve"> </w:t>
-      </w:r>
-      <w:r>
-        <w:rPr>
-          <w:rFonts w:ascii="Charis SIL Regular" w:hAnsi="Charis SIL Regular" w:eastAsia="Charis SIL Regular"/>
-          <w:b w:val="0"/>
-          <w:i w:val="0"/>
-          <w:color w:val="0000FF"/>
-          <w:sz w:val="24"/>
-          <w:u w:val="single"/>
-        </w:rPr>
-        <w:hyperlink r:id="rId68" w:history="1">
-          <w:r>
-            <w:rPr>
-              <w:rStyle w:val="Hyperlink"/>
-            </w:rPr>
-            <w:t>Black</w:t>
-          </w:r>
-        </w:hyperlink>
-      </w:r>
-      <w:r>
-        <w:rPr>
-          <w:rFonts w:ascii="Charis SIL Regular" w:hAnsi="Charis SIL Regular" w:eastAsia="Charis SIL Regular"/>
-          <w:b w:val="0"/>
-          <w:i w:val="0"/>
-          <w:color w:val="0000FF"/>
-          <w:sz w:val="24"/>
-          <w:u w:val="single"/>
-        </w:rPr>
-        <w:t xml:space="preserve"> </w:t>
-      </w:r>
-      <w:r>
-        <w:rPr>
-          <w:rFonts w:ascii="Charis SIL Regular" w:hAnsi="Charis SIL Regular" w:eastAsia="Charis SIL Regular"/>
-          <w:b w:val="0"/>
-          <w:i w:val="0"/>
-          <w:color w:val="0000FF"/>
-          <w:sz w:val="24"/>
-          <w:u w:val="single"/>
-        </w:rPr>
-        <w:hyperlink r:id="rId68" w:history="1">
-          <w:r>
-            <w:rPr>
-              <w:rStyle w:val="Hyperlink"/>
-            </w:rPr>
-            <w:t>Culture</w:t>
-          </w:r>
-        </w:hyperlink>
-      </w:r>
-      <w:r>
-        <w:rPr>
-          <w:rFonts w:ascii="Charis SIL Regular" w:hAnsi="Charis SIL Regular" w:eastAsia="Charis SIL Regular"/>
-          <w:b w:val="0"/>
-          <w:i w:val="0"/>
-          <w:color w:val="000000"/>
-          <w:sz w:val="24"/>
-        </w:rPr>
-        <w:t xml:space="preserve"> in </w:t>
-      </w:r>
-      <w:r>
-        <w:rPr>
-          <w:rFonts w:ascii="Charis SIL Regular" w:hAnsi="Charis SIL Regular" w:eastAsia="Charis SIL Regular"/>
-          <w:b w:val="0"/>
-          <w:i w:val="0"/>
-          <w:color w:val="000000"/>
-          <w:sz w:val="24"/>
-        </w:rPr>
-        <w:t xml:space="preserve">New York. The photographs are held in the </w:t>
-      </w:r>
-      <w:r>
-        <w:rPr>
-          <w:rFonts w:ascii="Charis SIL Regular" w:hAnsi="Charis SIL Regular" w:eastAsia="Charis SIL Regular"/>
-          <w:b w:val="0"/>
-          <w:i w:val="0"/>
-          <w:color w:val="0000FF"/>
-          <w:sz w:val="24"/>
-          <w:u w:val="single"/>
-        </w:rPr>
-        <w:hyperlink r:id="rId68" w:history="1">
-          <w:r>
-            <w:rPr>
-              <w:rStyle w:val="Hyperlink"/>
-            </w:rPr>
-            <w:t>Eliot</w:t>
-          </w:r>
-        </w:hyperlink>
-      </w:r>
-      <w:r>
-        <w:rPr>
-          <w:rFonts w:ascii="Charis SIL Regular" w:hAnsi="Charis SIL Regular" w:eastAsia="Charis SIL Regular"/>
-          <w:b w:val="0"/>
-          <w:i w:val="0"/>
-          <w:color w:val="0000FF"/>
-          <w:sz w:val="24"/>
-          <w:u w:val="single"/>
-        </w:rPr>
-        <w:t xml:space="preserve"> </w:t>
-      </w:r>
-      <w:r>
-        <w:rPr>
-          <w:rFonts w:ascii="Charis SIL Regular" w:hAnsi="Charis SIL Regular" w:eastAsia="Charis SIL Regular"/>
-          <w:b w:val="0"/>
-          <w:i w:val="0"/>
-          <w:color w:val="0000FF"/>
-          <w:sz w:val="24"/>
-          <w:u w:val="single"/>
-        </w:rPr>
-        <w:hyperlink r:id="rId69" w:history="1">
-          <w:r>
-            <w:rPr>
-              <w:rStyle w:val="Hyperlink"/>
-            </w:rPr>
-            <w:t>El</w:t>
-          </w:r>
-        </w:hyperlink>
-      </w:r>
-      <w:r>
-        <w:rPr>
-          <w:rFonts w:ascii="Charis SIL Regular" w:hAnsi="Charis SIL Regular" w:eastAsia="Charis SIL Regular"/>
-          <w:b w:val="0"/>
-          <w:i w:val="0"/>
-          <w:color w:val="0000FF"/>
-          <w:sz w:val="24"/>
-          <w:u w:val="single"/>
-        </w:rPr>
-        <w:hyperlink r:id="rId69" w:history="1">
-          <w:r>
-            <w:rPr>
-              <w:rStyle w:val="Hyperlink"/>
-            </w:rPr>
-            <w:t>i</w:t>
-          </w:r>
-        </w:hyperlink>
-      </w:r>
-      <w:r>
-        <w:rPr>
-          <w:rFonts w:ascii="Charis SIL Regular" w:hAnsi="Charis SIL Regular" w:eastAsia="Charis SIL Regular"/>
-          <w:b w:val="0"/>
-          <w:i w:val="0"/>
-          <w:color w:val="0000FF"/>
-          <w:sz w:val="24"/>
-          <w:u w:val="single"/>
-        </w:rPr>
-        <w:hyperlink r:id="rId69" w:history="1">
-          <w:r>
-            <w:rPr>
-              <w:rStyle w:val="Hyperlink"/>
-            </w:rPr>
-            <w:t>sofon</w:t>
-          </w:r>
-        </w:hyperlink>
-      </w:r>
-      <w:r>
-        <w:rPr>
-          <w:rFonts w:ascii="Charis SIL Regular" w:hAnsi="Charis SIL Regular" w:eastAsia="Charis SIL Regular"/>
-          <w:b w:val="0"/>
-          <w:i w:val="0"/>
-          <w:color w:val="0000FF"/>
-          <w:sz w:val="24"/>
-          <w:u w:val="single"/>
-        </w:rPr>
-        <w:t xml:space="preserve"> </w:t>
-      </w:r>
-      <w:r>
-        <w:rPr>
-          <w:rFonts w:ascii="Charis SIL Regular" w:hAnsi="Charis SIL Regular" w:eastAsia="Charis SIL Regular"/>
-          <w:b w:val="0"/>
-          <w:i w:val="0"/>
-          <w:color w:val="0000FF"/>
-          <w:sz w:val="24"/>
-          <w:u w:val="single"/>
-        </w:rPr>
-        <w:hyperlink r:id="rId69" w:history="1">
-          <w:r>
-            <w:rPr>
-              <w:rStyle w:val="Hyperlink"/>
-            </w:rPr>
-            <w:t>P</w:t>
-          </w:r>
-        </w:hyperlink>
-      </w:r>
-      <w:r>
-        <w:rPr>
-          <w:rFonts w:ascii="Charis SIL Regular" w:hAnsi="Charis SIL Regular" w:eastAsia="Charis SIL Regular"/>
-          <w:b w:val="0"/>
-          <w:i w:val="0"/>
-          <w:color w:val="0000FF"/>
-          <w:sz w:val="24"/>
-          <w:u w:val="single"/>
-        </w:rPr>
-        <w:hyperlink r:id="rId69" w:history="1">
-          <w:r>
-            <w:rPr>
-              <w:rStyle w:val="Hyperlink"/>
-            </w:rPr>
-            <w:t>ho</w:t>
-          </w:r>
-        </w:hyperlink>
-      </w:r>
-      <w:r>
-        <w:rPr>
-          <w:rFonts w:ascii="Charis SIL Regular" w:hAnsi="Charis SIL Regular" w:eastAsia="Charis SIL Regular"/>
-          <w:b w:val="0"/>
-          <w:i w:val="0"/>
-          <w:color w:val="0000FF"/>
-          <w:sz w:val="24"/>
-          <w:u w:val="single"/>
-        </w:rPr>
-        <w:hyperlink r:id="rId69" w:history="1">
-          <w:r>
-            <w:rPr>
-              <w:rStyle w:val="Hyperlink"/>
-            </w:rPr>
-            <w:t>t</w:t>
-          </w:r>
-        </w:hyperlink>
-      </w:r>
-      <w:r>
-        <w:rPr>
-          <w:rFonts w:ascii="Charis SIL Regular" w:hAnsi="Charis SIL Regular" w:eastAsia="Charis SIL Regular"/>
-          <w:b w:val="0"/>
-          <w:i w:val="0"/>
-          <w:color w:val="0000FF"/>
-          <w:sz w:val="24"/>
-          <w:u w:val="single"/>
-        </w:rPr>
-        <w:hyperlink r:id="rId69" w:history="1">
-          <w:r>
-            <w:rPr>
-              <w:rStyle w:val="Hyperlink"/>
-            </w:rPr>
-            <w:t>ographic</w:t>
-          </w:r>
-        </w:hyperlink>
-      </w:r>
-      <w:r>
-        <w:rPr>
-          <w:rFonts w:ascii="Charis SIL Regular" w:hAnsi="Charis SIL Regular" w:eastAsia="Charis SIL Regular"/>
-          <w:b w:val="0"/>
-          <w:i w:val="0"/>
-          <w:color w:val="0000FF"/>
-          <w:sz w:val="24"/>
-          <w:u w:val="single"/>
-        </w:rPr>
-        <w:t xml:space="preserve"> </w:t>
-      </w:r>
-      <w:r>
-        <w:rPr>
-          <w:rFonts w:ascii="Charis SIL Regular" w:hAnsi="Charis SIL Regular" w:eastAsia="Charis SIL Regular"/>
-          <w:b w:val="0"/>
-          <w:i w:val="0"/>
-          <w:color w:val="0000FF"/>
-          <w:sz w:val="24"/>
-          <w:u w:val="single"/>
-        </w:rPr>
-        <w:hyperlink r:id="rId69" w:history="1">
-          <w:r>
-            <w:rPr>
-              <w:rStyle w:val="Hyperlink"/>
-            </w:rPr>
-            <w:t>Ar</w:t>
-          </w:r>
-        </w:hyperlink>
-      </w:r>
-      <w:r>
-        <w:rPr>
-          <w:rFonts w:ascii="Charis SIL Regular" w:hAnsi="Charis SIL Regular" w:eastAsia="Charis SIL Regular"/>
-          <w:b w:val="0"/>
-          <w:i w:val="0"/>
-          <w:color w:val="0000FF"/>
-          <w:sz w:val="24"/>
-          <w:u w:val="single"/>
-        </w:rPr>
-        <w:hyperlink r:id="rId69" w:history="1">
-          <w:r>
-            <w:rPr>
-              <w:rStyle w:val="Hyperlink"/>
-            </w:rPr>
-            <w:t>chive</w:t>
-          </w:r>
-        </w:hyperlink>
-      </w:r>
-      <w:r>
-        <w:rPr>
-          <w:rFonts w:ascii="Charis SIL Regular" w:hAnsi="Charis SIL Regular" w:eastAsia="Charis SIL Regular"/>
-          <w:b w:val="0"/>
-          <w:i w:val="0"/>
-          <w:color w:val="0000FF"/>
-          <w:sz w:val="24"/>
-          <w:u w:val="single"/>
-        </w:rPr>
-        <w:hyperlink r:id="rId69" w:history="1">
-          <w:r>
-            <w:rPr>
-              <w:rStyle w:val="Hyperlink"/>
-            </w:rPr>
-            <w:t>s</w:t>
-          </w:r>
-        </w:hyperlink>
-      </w:r>
-      <w:r>
-        <w:rPr>
-          <w:rFonts w:ascii="Charis SIL Regular" w:hAnsi="Charis SIL Regular" w:eastAsia="Charis SIL Regular"/>
-          <w:b w:val="0"/>
-          <w:i w:val="0"/>
-          <w:color w:val="0000FF"/>
-          <w:sz w:val="24"/>
-          <w:u w:val="single"/>
-        </w:rPr>
-        <w:hyperlink r:id="rId69" w:history="1">
-          <w:r>
-            <w:rPr>
-              <w:rStyle w:val="Hyperlink"/>
-            </w:rPr>
-            <w:t>,</w:t>
-          </w:r>
-        </w:hyperlink>
-      </w:r>
-      <w:r>
-        <w:rPr>
-          <w:rFonts w:ascii="Charis SIL Regular" w:hAnsi="Charis SIL Regular" w:eastAsia="Charis SIL Regular"/>
-          <w:b w:val="0"/>
-          <w:i w:val="0"/>
-          <w:color w:val="0000FF"/>
-          <w:sz w:val="24"/>
-          <w:u w:val="single"/>
-        </w:rPr>
-        <w:t xml:space="preserve"> </w:t>
-      </w:r>
-      <w:r>
-        <w:rPr>
-          <w:rFonts w:ascii="Charis SIL Regular" w:hAnsi="Charis SIL Regular" w:eastAsia="Charis SIL Regular"/>
-          <w:b w:val="0"/>
-          <w:i w:val="0"/>
-          <w:color w:val="0000FF"/>
-          <w:sz w:val="24"/>
-          <w:u w:val="single"/>
-        </w:rPr>
-        <w:hyperlink r:id="rId69" w:history="1">
           <w:r>
             <w:rPr>
               <w:rStyle w:val="Hyperlink"/>
@@ -9254,6 +9150,7 @@
           <w:i w:val="0"/>
           <w:color w:val="0000FF"/>
           <w:sz w:val="24"/>
+          <w:u w:val="single"/>
         </w:rPr>
         <w:hyperlink r:id="rId73" w:history="1">
           <w:r>
@@ -9844,6 +9741,23 @@
       </w:r>
       <w:r>
         <w:rPr>
+          <w:rFonts w:ascii="Charis SIL Regular" w:hAnsi="Charis SIL Regular" w:eastAsia="Charis SIL Regular"/>
+          <w:b w:val="0"/>
+          <w:i w:val="0"/>
+          <w:color w:val="000000"/>
+          <w:sz w:val="24"/>
+        </w:rPr>
+        <w:hyperlink r:id="rId78" w:history="1">
+          <w:r>
+            <w:rPr>
+              <w:rStyle w:val="Hyperlink"/>
+            </w:rPr>
+            <w:t>n</w:t>
+          </w:r>
+        </w:hyperlink>
+      </w:r>
+      <w:r>
+        <w:rPr>
           <w:u w:val="single" w:color="0000ff"/>
           <w:rFonts w:ascii="Charis SIL Regular" w:hAnsi="Charis SIL Regular" w:eastAsia="Charis SIL Regular"/>
           <w:b w:val="0"/>
@@ -9851,17 +9765,17 @@
           <w:color w:val="000000"/>
           <w:sz w:val="24"/>
         </w:rPr>
-        <w:t>n</w:t>
-      </w:r>
-      <w:r>
-        <w:rPr>
-          <w:rFonts w:ascii="Charis SIL Regular" w:hAnsi="Charis SIL Regular" w:eastAsia="Charis SIL Regular"/>
-          <w:b w:val="0"/>
-          <w:i w:val="0"/>
-          <w:color w:val="000000"/>
-          <w:sz w:val="24"/>
-        </w:rPr>
-        <w:t xml:space="preserve">ce for the collections </w:t>
+        <w:t>c</w:t>
+      </w:r>
+      <w:r>
+        <w:rPr>
+          <w:rFonts w:ascii="Charis SIL Regular" w:hAnsi="Charis SIL Regular" w:eastAsia="Charis SIL Regular"/>
+          <w:b w:val="0"/>
+          <w:i w:val="0"/>
+          <w:color w:val="000000"/>
+          <w:sz w:val="24"/>
+        </w:rPr>
+        <w:t xml:space="preserve">e for the collections </w:t>
       </w:r>
       <w:r>
         <w:rPr>
@@ -12028,7 +11942,7 @@
           <w:sz w:val="24"/>
           <w:u w:val="single"/>
         </w:rPr>
-        <w:hyperlink r:id="rId88" w:history="1">
+        <w:hyperlink r:id="rId89" w:history="1">
           <w:r>
             <w:rPr>
               <w:rStyle w:val="Hyperlink"/>
@@ -12057,7 +11971,7 @@
           <w:sz w:val="24"/>
           <w:u w:val="single"/>
         </w:rPr>
-        <w:hyperlink r:id="rId88" w:history="1">
+        <w:hyperlink r:id="rId89" w:history="1">
           <w:r>
             <w:rPr>
               <w:rStyle w:val="Hyperlink"/>
@@ -12173,7 +12087,7 @@
           <w:sz w:val="24"/>
           <w:u w:val="single"/>
         </w:rPr>
-        <w:hyperlink r:id="rId89" w:history="1">
+        <w:hyperlink r:id="rId90" w:history="1">
           <w:r>
             <w:rPr>
               <w:rStyle w:val="Hyperlink"/>
@@ -12191,7 +12105,7 @@
           <w:sz w:val="24"/>
           <w:u w:val="single"/>
         </w:rPr>
-        <w:hyperlink r:id="rId89" w:history="1">
+        <w:hyperlink r:id="rId90" w:history="1">
           <w:r>
             <w:rPr>
               <w:rStyle w:val="Hyperlink"/>
@@ -12209,7 +12123,7 @@
           <w:sz w:val="24"/>
           <w:u w:val="single"/>
         </w:rPr>
-        <w:hyperlink r:id="rId89" w:history="1">
+        <w:hyperlink r:id="rId90" w:history="1">
           <w:r>
             <w:rPr>
               <w:rStyle w:val="Hyperlink"/>
@@ -12237,7 +12151,7 @@
           <w:sz w:val="24"/>
           <w:u w:val="single"/>
         </w:rPr>
-        <w:hyperlink r:id="rId90" w:history="1">
+        <w:hyperlink r:id="rId91" w:history="1">
           <w:r>
             <w:rPr>
               <w:rStyle w:val="Hyperlink"/>
@@ -12266,7 +12180,7 @@
           <w:sz w:val="24"/>
           <w:u w:val="single"/>
         </w:rPr>
-        <w:hyperlink r:id="rId90" w:history="1">
+        <w:hyperlink r:id="rId91" w:history="1">
           <w:r>
             <w:rPr>
               <w:rStyle w:val="Hyperlink"/>
@@ -12397,7 +12311,7 @@
           <w:sz w:val="24"/>
           <w:u w:val="single"/>
         </w:rPr>
-        <w:hyperlink r:id="rId91" w:history="1">
+        <w:hyperlink r:id="rId92" w:history="1">
           <w:r>
             <w:rPr>
               <w:rStyle w:val="Hyperlink"/>
@@ -12415,7 +12329,7 @@
           <w:sz w:val="24"/>
           <w:u w:val="single"/>
         </w:rPr>
-        <w:hyperlink r:id="rId91" w:history="1">
+        <w:hyperlink r:id="rId92" w:history="1">
           <w:r>
             <w:rPr>
               <w:rStyle w:val="Hyperlink"/>
@@ -12433,7 +12347,7 @@
           <w:sz w:val="24"/>
           <w:u w:val="single"/>
         </w:rPr>
-        <w:hyperlink r:id="rId91" w:history="1">
+        <w:hyperlink r:id="rId92" w:history="1">
           <w:r>
             <w:rPr>
               <w:rStyle w:val="Hyperlink"/>
@@ -12451,7 +12365,7 @@
           <w:sz w:val="24"/>
           <w:u w:val="single"/>
         </w:rPr>
-        <w:hyperlink r:id="rId91" w:history="1">
+        <w:hyperlink r:id="rId92" w:history="1">
           <w:r>
             <w:rPr>
               <w:rStyle w:val="Hyperlink"/>
@@ -12479,7 +12393,7 @@
           <w:sz w:val="24"/>
           <w:u w:val="single"/>
         </w:rPr>
-        <w:hyperlink r:id="rId92" w:history="1">
+        <w:hyperlink r:id="rId93" w:history="1">
           <w:r>
             <w:rPr>
               <w:rStyle w:val="Hyperlink"/>
@@ -12634,7 +12548,7 @@
           <w:sz w:val="24"/>
           <w:u w:val="single"/>
         </w:rPr>
-        <w:hyperlink r:id="rId93" w:history="1">
+        <w:hyperlink r:id="rId94" w:history="1">
           <w:r>
             <w:rPr>
               <w:rStyle w:val="Hyperlink"/>
@@ -12652,7 +12566,7 @@
           <w:sz w:val="24"/>
           <w:u w:val="single"/>
         </w:rPr>
-        <w:hyperlink r:id="rId93" w:history="1">
+        <w:hyperlink r:id="rId94" w:history="1">
           <w:r>
             <w:rPr>
               <w:rStyle w:val="Hyperlink"/>
@@ -12750,7 +12664,7 @@
           <w:sz w:val="24"/>
           <w:u w:val="single"/>
         </w:rPr>
-        <w:hyperlink r:id="rId94" w:history="1">
+        <w:hyperlink r:id="rId95" w:history="1">
           <w:r>
             <w:rPr>
               <w:rStyle w:val="Hyperlink"/>
@@ -12779,7 +12693,7 @@
           <w:sz w:val="24"/>
           <w:u w:val="single"/>
         </w:rPr>
-        <w:hyperlink r:id="rId94" w:history="1">
+        <w:hyperlink r:id="rId95" w:history="1">
           <w:r>
             <w:rPr>
               <w:rStyle w:val="Hyperlink"/>
@@ -12867,7 +12781,7 @@
           <w:sz w:val="24"/>
           <w:u w:val="single"/>
         </w:rPr>
-        <w:hyperlink r:id="rId95" w:history="1">
+        <w:hyperlink r:id="rId96" w:history="1">
           <w:r>
             <w:rPr>
               <w:rStyle w:val="Hyperlink"/>
@@ -12896,7 +12810,7 @@
           <w:sz w:val="24"/>
           <w:u w:val="single"/>
         </w:rPr>
-        <w:hyperlink r:id="rId95" w:history="1">
+        <w:hyperlink r:id="rId96" w:history="1">
           <w:r>
             <w:rPr>
               <w:rStyle w:val="Hyperlink"/>
@@ -12924,7 +12838,7 @@
           <w:sz w:val="24"/>
           <w:u w:val="single"/>
         </w:rPr>
-        <w:hyperlink r:id="rId96" w:history="1">
+        <w:hyperlink r:id="rId97" w:history="1">
           <w:r>
             <w:rPr>
               <w:rStyle w:val="Hyperlink"/>
@@ -12953,7 +12867,7 @@
           <w:sz w:val="24"/>
           <w:u w:val="single"/>
         </w:rPr>
-        <w:hyperlink r:id="rId96" w:history="1">
+        <w:hyperlink r:id="rId97" w:history="1">
           <w:r>
             <w:rPr>
               <w:rStyle w:val="Hyperlink"/>
@@ -13081,7 +12995,7 @@
           <w:sz w:val="24"/>
           <w:u w:val="single"/>
         </w:rPr>
-        <w:hyperlink r:id="rId97" w:history="1">
+        <w:hyperlink r:id="rId98" w:history="1">
           <w:r>
             <w:rPr>
               <w:rStyle w:val="Hyperlink"/>
@@ -13099,7 +13013,7 @@
           <w:sz w:val="24"/>
           <w:u w:val="single"/>
         </w:rPr>
-        <w:hyperlink r:id="rId97" w:history="1">
+        <w:hyperlink r:id="rId98" w:history="1">
           <w:r>
             <w:rPr>
               <w:rStyle w:val="Hyperlink"/>
@@ -13117,7 +13031,7 @@
           <w:sz w:val="24"/>
           <w:u w:val="single"/>
         </w:rPr>
-        <w:hyperlink r:id="rId97" w:history="1">
+        <w:hyperlink r:id="rId98" w:history="1">
           <w:r>
             <w:rPr>
               <w:rStyle w:val="Hyperlink"/>
@@ -13233,7 +13147,7 @@
           <w:sz w:val="24"/>
           <w:u w:val="single"/>
         </w:rPr>
-        <w:hyperlink r:id="rId98" w:history="1">
+        <w:hyperlink r:id="rId99" w:history="1">
           <w:r>
             <w:rPr>
               <w:rStyle w:val="Hyperlink"/>
@@ -13262,7 +13176,7 @@
           <w:sz w:val="24"/>
           <w:u w:val="single"/>
         </w:rPr>
-        <w:hyperlink r:id="rId98" w:history="1">
+        <w:hyperlink r:id="rId99" w:history="1">
           <w:r>
             <w:rPr>
               <w:rStyle w:val="Hyperlink"/>
@@ -13290,7 +13204,7 @@
           <w:sz w:val="24"/>
           <w:u w:val="single"/>
         </w:rPr>
-        <w:hyperlink r:id="rId99" w:history="1">
+        <w:hyperlink r:id="rId100" w:history="1">
           <w:r>
             <w:rPr>
               <w:rStyle w:val="Hyperlink"/>
@@ -13319,7 +13233,7 @@
           <w:sz w:val="24"/>
           <w:u w:val="single"/>
         </w:rPr>
-        <w:hyperlink r:id="rId99" w:history="1">
+        <w:hyperlink r:id="rId100" w:history="1">
           <w:r>
             <w:rPr>
               <w:rStyle w:val="Hyperlink"/>
@@ -13431,7 +13345,7 @@
           <w:color w:val="0000FF"/>
           <w:sz w:val="24"/>
         </w:rPr>
-        <w:hyperlink r:id="rId100" w:history="1">
+        <w:hyperlink r:id="rId101" w:history="1">
           <w:r>
             <w:rPr>
               <w:rStyle w:val="Hyperlink"/>
@@ -13448,7 +13362,7 @@
           <w:color w:val="0000FF"/>
           <w:sz w:val="24"/>
         </w:rPr>
-        <w:hyperlink r:id="rId100" w:history="1">
+        <w:hyperlink r:id="rId101" w:history="1">
           <w:r>
             <w:rPr>
               <w:rStyle w:val="Hyperlink"/>
@@ -13465,7 +13379,7 @@
           <w:color w:val="0000FF"/>
           <w:sz w:val="24"/>
         </w:rPr>
-        <w:hyperlink r:id="rId100" w:history="1">
+        <w:hyperlink r:id="rId101" w:history="1">
           <w:r>
             <w:rPr>
               <w:rStyle w:val="Hyperlink"/>
@@ -13482,7 +13396,7 @@
           <w:color w:val="0000FF"/>
           <w:sz w:val="24"/>
         </w:rPr>
-        <w:hyperlink r:id="rId100" w:history="1">
+        <w:hyperlink r:id="rId101" w:history="1">
           <w:r>
             <w:rPr>
               <w:rStyle w:val="Hyperlink"/>
@@ -13499,7 +13413,7 @@
           <w:color w:val="0000FF"/>
           <w:sz w:val="24"/>
         </w:rPr>
-        <w:hyperlink r:id="rId100" w:history="1">
+        <w:hyperlink r:id="rId101" w:history="1">
           <w:r>
             <w:rPr>
               <w:rStyle w:val="Hyperlink"/>
@@ -13601,7 +13515,7 @@
           <w:color w:val="0000FF"/>
           <w:sz w:val="24"/>
         </w:rPr>
-        <w:hyperlink r:id="rId101" w:history="1">
+        <w:hyperlink r:id="rId102" w:history="1">
           <w:r>
             <w:rPr>
               <w:rStyle w:val="Hyperlink"/>
@@ -13618,7 +13532,7 @@
           <w:color w:val="0000FF"/>
           <w:sz w:val="24"/>
         </w:rPr>
-        <w:hyperlink r:id="rId101" w:history="1">
+        <w:hyperlink r:id="rId102" w:history="1">
           <w:r>
             <w:rPr>
               <w:rStyle w:val="Hyperlink"/>
@@ -13635,7 +13549,7 @@
           <w:color w:val="0000FF"/>
           <w:sz w:val="24"/>
         </w:rPr>
-        <w:hyperlink r:id="rId101" w:history="1">
+        <w:hyperlink r:id="rId102" w:history="1">
           <w:r>
             <w:rPr>
               <w:rStyle w:val="Hyperlink"/>
@@ -13652,7 +13566,7 @@
           <w:color w:val="0000FF"/>
           <w:sz w:val="24"/>
         </w:rPr>
-        <w:hyperlink r:id="rId101" w:history="1">
+        <w:hyperlink r:id="rId102" w:history="1">
           <w:r>
             <w:rPr>
               <w:rStyle w:val="Hyperlink"/>
@@ -13669,7 +13583,7 @@
           <w:color w:val="0000FF"/>
           <w:sz w:val="24"/>
         </w:rPr>
-        <w:hyperlink r:id="rId101" w:history="1">
+        <w:hyperlink r:id="rId102" w:history="1">
           <w:r>
             <w:rPr>
               <w:rStyle w:val="Hyperlink"/>
@@ -13767,7 +13681,7 @@
           <w:color w:val="0000FF"/>
           <w:sz w:val="24"/>
         </w:rPr>
-        <w:hyperlink r:id="rId102" w:history="1">
+        <w:hyperlink r:id="rId103" w:history="1">
           <w:r>
             <w:rPr>
               <w:rStyle w:val="Hyperlink"/>
@@ -13784,7 +13698,7 @@
           <w:color w:val="0000FF"/>
           <w:sz w:val="24"/>
         </w:rPr>
-        <w:hyperlink r:id="rId102" w:history="1">
+        <w:hyperlink r:id="rId103" w:history="1">
           <w:r>
             <w:rPr>
               <w:rStyle w:val="Hyperlink"/>
@@ -13801,7 +13715,7 @@
           <w:color w:val="0000FF"/>
           <w:sz w:val="24"/>
         </w:rPr>
-        <w:hyperlink r:id="rId102" w:history="1">
+        <w:hyperlink r:id="rId103" w:history="1">
           <w:r>
             <w:rPr>
               <w:rStyle w:val="Hyperlink"/>
@@ -13818,7 +13732,7 @@
           <w:color w:val="0000FF"/>
           <w:sz w:val="24"/>
         </w:rPr>
-        <w:hyperlink r:id="rId102" w:history="1">
+        <w:hyperlink r:id="rId103" w:history="1">
           <w:r>
             <w:rPr>
               <w:rStyle w:val="Hyperlink"/>
@@ -13835,7 +13749,7 @@
           <w:color w:val="0000FF"/>
           <w:sz w:val="24"/>
         </w:rPr>
-        <w:hyperlink r:id="rId102" w:history="1">
+        <w:hyperlink r:id="rId103" w:history="1">
           <w:r>
             <w:rPr>
               <w:rStyle w:val="Hyperlink"/>
@@ -13944,7 +13858,7 @@
           <w:color w:val="0000FF"/>
           <w:sz w:val="24"/>
         </w:rPr>
-        <w:hyperlink r:id="rId103" w:history="1">
+        <w:hyperlink r:id="rId104" w:history="1">
           <w:r>
             <w:rPr>
               <w:rStyle w:val="Hyperlink"/>
@@ -13961,7 +13875,7 @@
           <w:color w:val="0000FF"/>
           <w:sz w:val="24"/>
         </w:rPr>
-        <w:hyperlink r:id="rId103" w:history="1">
+        <w:hyperlink r:id="rId104" w:history="1">
           <w:r>
             <w:rPr>
               <w:rStyle w:val="Hyperlink"/>
@@ -13978,7 +13892,7 @@
           <w:color w:val="0000FF"/>
           <w:sz w:val="24"/>
         </w:rPr>
-        <w:hyperlink r:id="rId103" w:history="1">
+        <w:hyperlink r:id="rId104" w:history="1">
           <w:r>
             <w:rPr>
               <w:rStyle w:val="Hyperlink"/>
@@ -13995,7 +13909,7 @@
           <w:color w:val="0000FF"/>
           <w:sz w:val="24"/>
         </w:rPr>
-        <w:hyperlink r:id="rId103" w:history="1">
+        <w:hyperlink r:id="rId104" w:history="1">
           <w:r>
             <w:rPr>
               <w:rStyle w:val="Hyperlink"/>
@@ -14012,7 +13926,7 @@
           <w:color w:val="0000FF"/>
           <w:sz w:val="24"/>
         </w:rPr>
-        <w:hyperlink r:id="rId103" w:history="1">
+        <w:hyperlink r:id="rId104" w:history="1">
           <w:r>
             <w:rPr>
               <w:rStyle w:val="Hyperlink"/>
@@ -14135,7 +14049,7 @@
           <w:sz w:val="24"/>
           <w:u w:val="single"/>
         </w:rPr>
-        <w:hyperlink r:id="rId104" w:history="1">
+        <w:hyperlink r:id="rId105" w:history="1">
           <w:r>
             <w:rPr>
               <w:rStyle w:val="Hyperlink"/>
@@ -14164,7 +14078,7 @@
           <w:sz w:val="24"/>
           <w:u w:val="single"/>
         </w:rPr>
-        <w:hyperlink r:id="rId104" w:history="1">
+        <w:hyperlink r:id="rId105" w:history="1">
           <w:r>
             <w:rPr>
               <w:rStyle w:val="Hyperlink"/>
@@ -14273,7 +14187,7 @@
           <w:color w:val="0000FF"/>
           <w:sz w:val="24"/>
         </w:rPr>
-        <w:hyperlink r:id="rId105" w:history="1">
+        <w:hyperlink r:id="rId106" w:history="1">
           <w:r>
             <w:rPr>
               <w:rStyle w:val="Hyperlink"/>
@@ -14290,7 +14204,7 @@
           <w:color w:val="0000FF"/>
           <w:sz w:val="24"/>
         </w:rPr>
-        <w:hyperlink r:id="rId105" w:history="1">
+        <w:hyperlink r:id="rId106" w:history="1">
           <w:r>
             <w:rPr>
               <w:rStyle w:val="Hyperlink"/>
@@ -14307,7 +14221,7 @@
           <w:color w:val="0000FF"/>
           <w:sz w:val="24"/>
         </w:rPr>
-        <w:hyperlink r:id="rId105" w:history="1">
+        <w:hyperlink r:id="rId106" w:history="1">
           <w:r>
             <w:rPr>
               <w:rStyle w:val="Hyperlink"/>
@@ -14324,7 +14238,7 @@
           <w:color w:val="0000FF"/>
           <w:sz w:val="24"/>
         </w:rPr>
-        <w:hyperlink r:id="rId105" w:history="1">
+        <w:hyperlink r:id="rId106" w:history="1">
           <w:r>
             <w:rPr>
               <w:rStyle w:val="Hyperlink"/>
@@ -14341,7 +14255,7 @@
           <w:color w:val="0000FF"/>
           <w:sz w:val="24"/>
         </w:rPr>
-        <w:hyperlink r:id="rId105" w:history="1">
+        <w:hyperlink r:id="rId106" w:history="1">
           <w:r>
             <w:rPr>
               <w:rStyle w:val="Hyperlink"/>
@@ -14358,7 +14272,7 @@
           <w:color w:val="0000FF"/>
           <w:sz w:val="24"/>
         </w:rPr>
-        <w:hyperlink r:id="rId105" w:history="1">
+        <w:hyperlink r:id="rId106" w:history="1">
           <w:r>
             <w:rPr>
               <w:rStyle w:val="Hyperlink"/>
@@ -14375,7 +14289,7 @@
           <w:color w:val="0000FF"/>
           <w:sz w:val="24"/>
         </w:rPr>
-        <w:hyperlink r:id="rId105" w:history="1">
+        <w:hyperlink r:id="rId106" w:history="1">
           <w:r>
             <w:rPr>
               <w:rStyle w:val="Hyperlink"/>
@@ -14393,7 +14307,7 @@
           <w:sz w:val="24"/>
           <w:u w:val="single"/>
         </w:rPr>
-        <w:hyperlink r:id="rId105" w:history="1">
+        <w:hyperlink r:id="rId106" w:history="1">
           <w:r>
             <w:rPr>
               <w:rStyle w:val="Hyperlink"/>
@@ -14411,7 +14325,7 @@
           <w:sz w:val="24"/>
           <w:u w:val="single"/>
         </w:rPr>
-        <w:hyperlink r:id="rId105" w:history="1">
+        <w:hyperlink r:id="rId106" w:history="1">
           <w:r>
             <w:rPr>
               <w:rStyle w:val="Hyperlink"/>
@@ -14429,7 +14343,7 @@
           <w:sz w:val="24"/>
           <w:u w:val="single"/>
         </w:rPr>
-        <w:hyperlink r:id="rId105" w:history="1">
+        <w:hyperlink r:id="rId106" w:history="1">
           <w:r>
             <w:rPr>
               <w:rStyle w:val="Hyperlink"/>
@@ -14447,7 +14361,7 @@
           <w:sz w:val="24"/>
           <w:u w:val="single"/>
         </w:rPr>
-        <w:hyperlink r:id="rId105" w:history="1">
+        <w:hyperlink r:id="rId106" w:history="1">
           <w:r>
             <w:rPr>
               <w:rStyle w:val="Hyperlink"/>
@@ -14465,7 +14379,7 @@
           <w:sz w:val="24"/>
           <w:u w:val="single"/>
         </w:rPr>
-        <w:hyperlink r:id="rId105" w:history="1">
+        <w:hyperlink r:id="rId106" w:history="1">
           <w:r>
             <w:rPr>
               <w:rStyle w:val="Hyperlink"/>
@@ -14483,7 +14397,7 @@
           <w:sz w:val="24"/>
           <w:u w:val="single"/>
         </w:rPr>
-        <w:hyperlink r:id="rId105" w:history="1">
+        <w:hyperlink r:id="rId106" w:history="1">
           <w:r>
             <w:rPr>
               <w:rStyle w:val="Hyperlink"/>
@@ -14501,7 +14415,7 @@
           <w:sz w:val="24"/>
           <w:u w:val="single"/>
         </w:rPr>
-        <w:hyperlink r:id="rId105" w:history="1">
+        <w:hyperlink r:id="rId106" w:history="1">
           <w:r>
             <w:rPr>
               <w:rStyle w:val="Hyperlink"/>
@@ -14519,7 +14433,7 @@
           <w:sz w:val="24"/>
           <w:u w:val="single"/>
         </w:rPr>
-        <w:hyperlink r:id="rId105" w:history="1">
+        <w:hyperlink r:id="rId106" w:history="1">
           <w:r>
             <w:rPr>
               <w:rStyle w:val="Hyperlink"/>
@@ -14537,7 +14451,7 @@
           <w:sz w:val="24"/>
           <w:u w:val="single"/>
         </w:rPr>
-        <w:hyperlink r:id="rId105" w:history="1">
+        <w:hyperlink r:id="rId106" w:history="1">
           <w:r>
             <w:rPr>
               <w:rStyle w:val="Hyperlink"/>
@@ -14555,7 +14469,7 @@
           <w:sz w:val="24"/>
           <w:u w:val="single"/>
         </w:rPr>
-        <w:hyperlink r:id="rId105" w:history="1">
+        <w:hyperlink r:id="rId106" w:history="1">
           <w:r>
             <w:rPr>
               <w:rStyle w:val="Hyperlink"/>

--- a/EXPORTS/DOCX/published/niveau2/English/Suriname.docx
+++ b/EXPORTS/DOCX/published/niveau2/English/Suriname.docx
@@ -1534,37 +1534,154 @@
           <w:i w:val="0"/>
           <w:color w:val="0000FF"/>
           <w:sz w:val="24"/>
+        </w:rPr>
+        <w:t>m</w:t>
+      </w:r>
+      <w:r>
+        <w:rPr>
+          <w:rFonts w:ascii="Charis SIL Regular" w:hAnsi="Charis SIL Regular" w:eastAsia="Charis SIL Regular"/>
+          <w:b w:val="0"/>
+          <w:i w:val="0"/>
+          <w:color w:val="0000FF"/>
+          <w:sz w:val="24"/>
           <w:u w:val="single"/>
         </w:rPr>
+        <w:hyperlink r:id="rId13" w:history="1">
+          <w:r>
+            <w:rPr>
+              <w:rStyle w:val="Hyperlink"/>
+            </w:rPr>
+            <w:t>ens</w:t>
+          </w:r>
+        </w:hyperlink>
+      </w:r>
+      <w:r>
+        <w:rPr>
+          <w:u w:val="single" w:color="0000ff"/>
+          <w:rFonts w:ascii="Charis SIL Regular" w:hAnsi="Charis SIL Regular" w:eastAsia="Charis SIL Regular"/>
+          <w:b w:val="0"/>
+          <w:i w:val="0"/>
+          <w:color w:val="000000"/>
+          <w:sz w:val="24"/>
+        </w:rPr>
+        <w:hyperlink r:id="rId13" w:history="1">
+          <w:r>
+            <w:rPr>
+              <w:rStyle w:val="Hyperlink"/>
+            </w:rPr>
+            <w:t>. La</w:t>
+          </w:r>
+        </w:hyperlink>
+      </w:r>
+      <w:r>
+        <w:rPr>
+          <w:rFonts w:ascii="Charis SIL Regular" w:hAnsi="Charis SIL Regular" w:eastAsia="Charis SIL Regular"/>
+          <w:b w:val="0"/>
+          <w:i w:val="0"/>
+          <w:color w:val="000000"/>
+          <w:sz w:val="24"/>
+        </w:rPr>
         <w:t>m</w:t>
       </w:r>
       <w:r>
         <w:rPr>
-          <w:rFonts w:ascii="Charis SIL Regular" w:hAnsi="Charis SIL Regular" w:eastAsia="Charis SIL Regular"/>
-          <w:b w:val="0"/>
-          <w:i w:val="0"/>
-          <w:color w:val="0000FF"/>
-          <w:sz w:val="24"/>
-          <w:u w:val="single"/>
-        </w:rPr>
-        <w:hyperlink r:id="rId13" w:history="1">
-          <w:r>
-            <w:rPr>
-              <w:rStyle w:val="Hyperlink"/>
-            </w:rPr>
-            <w:t>ens</w:t>
-          </w:r>
-        </w:hyperlink>
-      </w:r>
-      <w:r>
-        <w:rPr>
-          <w:rFonts w:ascii="Charis SIL Regular" w:hAnsi="Charis SIL Regular" w:eastAsia="Charis SIL Regular"/>
-          <w:b w:val="0"/>
-          <w:i w:val="0"/>
-          <w:color w:val="000000"/>
-          <w:sz w:val="24"/>
-        </w:rPr>
-        <w:t xml:space="preserve">. Lammens, son-in-law and admirer of </w:t>
+          <w:u w:val="single" w:color="0000ff"/>
+          <w:rFonts w:ascii="Charis SIL Regular" w:hAnsi="Charis SIL Regular" w:eastAsia="Charis SIL Regular"/>
+          <w:b w:val="0"/>
+          <w:i w:val="0"/>
+          <w:color w:val="000000"/>
+          <w:sz w:val="24"/>
+        </w:rPr>
+        <w:hyperlink r:id="rId14" w:history="1">
+          <w:r>
+            <w:rPr>
+              <w:rStyle w:val="Hyperlink"/>
+            </w:rPr>
+            <w:t>mens, s</w:t>
+          </w:r>
+        </w:hyperlink>
+      </w:r>
+      <w:r>
+        <w:rPr>
+          <w:u w:val="single" w:color="0000ff"/>
+          <w:rFonts w:ascii="Charis SIL Regular" w:hAnsi="Charis SIL Regular" w:eastAsia="Charis SIL Regular"/>
+          <w:b w:val="0"/>
+          <w:i w:val="0"/>
+          <w:color w:val="000000"/>
+          <w:sz w:val="24"/>
+        </w:rPr>
+        <w:hyperlink r:id="rId14" w:history="1">
+          <w:r>
+            <w:rPr>
+              <w:rStyle w:val="Hyperlink"/>
+            </w:rPr>
+            <w:t>on-in-law an</w:t>
+          </w:r>
+        </w:hyperlink>
+      </w:r>
+      <w:r>
+        <w:rPr>
+          <w:rFonts w:ascii="Charis SIL Regular" w:hAnsi="Charis SIL Regular" w:eastAsia="Charis SIL Regular"/>
+          <w:b w:val="0"/>
+          <w:i w:val="0"/>
+          <w:color w:val="000000"/>
+          <w:sz w:val="24"/>
+        </w:rPr>
+        <w:t>d</w:t>
+      </w:r>
+      <w:r>
+        <w:rPr>
+          <w:u w:val="single" w:color="0000ff"/>
+          <w:rFonts w:ascii="Charis SIL Regular" w:hAnsi="Charis SIL Regular" w:eastAsia="Charis SIL Regular"/>
+          <w:b w:val="0"/>
+          <w:i w:val="0"/>
+          <w:color w:val="000000"/>
+          <w:sz w:val="24"/>
+        </w:rPr>
+        <w:hyperlink r:id="rId15" w:history="1">
+          <w:r>
+            <w:rPr>
+              <w:rStyle w:val="Hyperlink"/>
+            </w:rPr>
+            <w:t xml:space="preserve"> admire</w:t>
+          </w:r>
+        </w:hyperlink>
+      </w:r>
+      <w:r>
+        <w:rPr>
+          <w:u w:val="single" w:color="0000ff"/>
+          <w:rFonts w:ascii="Charis SIL Regular" w:hAnsi="Charis SIL Regular" w:eastAsia="Charis SIL Regular"/>
+          <w:b w:val="0"/>
+          <w:i w:val="0"/>
+          <w:color w:val="000000"/>
+          <w:sz w:val="24"/>
+        </w:rPr>
+        <w:hyperlink r:id="rId15" w:history="1">
+          <w:r>
+            <w:rPr>
+              <w:rStyle w:val="Hyperlink"/>
+            </w:rPr>
+            <w:t>r</w:t>
+          </w:r>
+        </w:hyperlink>
+      </w:r>
+      <w:r>
+        <w:rPr>
+          <w:u w:val="single" w:color="0000ff"/>
+          <w:rFonts w:ascii="Charis SIL Regular" w:hAnsi="Charis SIL Regular" w:eastAsia="Charis SIL Regular"/>
+          <w:b w:val="0"/>
+          <w:i w:val="0"/>
+          <w:color w:val="000000"/>
+          <w:sz w:val="24"/>
+        </w:rPr>
+        <w:hyperlink r:id="rId15" w:history="1">
+          <w:r>
+            <w:rPr>
+              <w:rStyle w:val="Hyperlink"/>
+            </w:rPr>
+            <w:t xml:space="preserve"> of </w:t>
+          </w:r>
+        </w:hyperlink>
       </w:r>
       <w:r>
         <w:rPr>
@@ -2825,6 +2942,7 @@
           <w:i w:val="0"/>
           <w:color w:val="0000FF"/>
           <w:sz w:val="24"/>
+          <w:u w:val="single"/>
         </w:rPr>
         <w:t>s</w:t>
       </w:r>
@@ -3351,7 +3469,14 @@
           <w:color w:val="000000"/>
           <w:sz w:val="24"/>
         </w:rPr>
-        <w:t xml:space="preserve">r </w:t>
+        <w:hyperlink r:id="rId26" w:history="1">
+          <w:r>
+            <w:rPr>
+              <w:rStyle w:val="Hyperlink"/>
+            </w:rPr>
+            <w:t xml:space="preserve">r </w:t>
+          </w:r>
+        </w:hyperlink>
       </w:r>
       <w:r>
         <w:rPr>
@@ -3514,12 +3639,130 @@
           <w:sz w:val="24"/>
           <w:u w:val="single"/>
         </w:rPr>
+        <w:hyperlink r:id="rId27" w:history="1">
+          <w:r>
+            <w:rPr>
+              <w:rStyle w:val="Hyperlink"/>
+            </w:rPr>
+            <w:t>Oye</w:t>
+          </w:r>
+        </w:hyperlink>
+      </w:r>
+      <w:r>
+        <w:rPr>
+          <w:u w:val="single" w:color="0000ff"/>
+          <w:rFonts w:ascii="Charis SIL Regular" w:hAnsi="Charis SIL Regular" w:eastAsia="Charis SIL Regular"/>
+          <w:b w:val="0"/>
+          <w:i w:val="0"/>
+          <w:color w:val="000000"/>
+          <w:sz w:val="24"/>
+        </w:rPr>
+        <w:hyperlink r:id="rId27" w:history="1">
+          <w:r>
+            <w:rPr>
+              <w:rStyle w:val="Hyperlink"/>
+            </w:rPr>
+            <w:t>. The</w:t>
+          </w:r>
+        </w:hyperlink>
+      </w:r>
+      <w:r>
+        <w:rPr>
+          <w:u w:val="single" w:color="0000ff"/>
+          <w:rFonts w:ascii="Charis SIL Regular" w:hAnsi="Charis SIL Regular" w:eastAsia="Charis SIL Regular"/>
+          <w:b w:val="0"/>
+          <w:i w:val="0"/>
+          <w:color w:val="000000"/>
+          <w:sz w:val="24"/>
+        </w:rPr>
+        <w:hyperlink r:id="rId27" w:history="1">
+          <w:r>
+            <w:rPr>
+              <w:rStyle w:val="Hyperlink"/>
+            </w:rPr>
+            <w:t>s</w:t>
+          </w:r>
+        </w:hyperlink>
+      </w:r>
+      <w:r>
+        <w:rPr>
+          <w:u w:val="single" w:color="0000ff"/>
+          <w:rFonts w:ascii="Charis SIL Regular" w:hAnsi="Charis SIL Regular" w:eastAsia="Charis SIL Regular"/>
+          <w:b w:val="0"/>
+          <w:i w:val="0"/>
+          <w:color w:val="000000"/>
+          <w:sz w:val="24"/>
+        </w:rPr>
+        <w:hyperlink r:id="rId27" w:history="1">
+          <w:r>
+            <w:rPr>
+              <w:rStyle w:val="Hyperlink"/>
+            </w:rPr>
+            <w:t>e w</w:t>
+          </w:r>
+        </w:hyperlink>
+      </w:r>
+      <w:r>
+        <w:rPr>
+          <w:u w:val="single" w:color="0000ff"/>
+          <w:rFonts w:ascii="Charis SIL Regular" w:hAnsi="Charis SIL Regular" w:eastAsia="Charis SIL Regular"/>
+          <w:b w:val="0"/>
+          <w:i w:val="0"/>
+          <w:color w:val="000000"/>
+          <w:sz w:val="24"/>
+        </w:rPr>
+        <w:hyperlink r:id="rId27" w:history="1">
+          <w:r>
+            <w:rPr>
+              <w:rStyle w:val="Hyperlink"/>
+            </w:rPr>
+            <w:t>e</w:t>
+          </w:r>
+        </w:hyperlink>
+      </w:r>
+      <w:r>
+        <w:rPr>
+          <w:u w:val="single" w:color="0000ff"/>
+          <w:rFonts w:ascii="Charis SIL Regular" w:hAnsi="Charis SIL Regular" w:eastAsia="Charis SIL Regular"/>
+          <w:b w:val="0"/>
+          <w:i w:val="0"/>
+          <w:color w:val="000000"/>
+          <w:sz w:val="24"/>
+        </w:rPr>
+        <w:hyperlink r:id="rId27" w:history="1">
+          <w:r>
+            <w:rPr>
+              <w:rStyle w:val="Hyperlink"/>
+            </w:rPr>
+            <w:t>re donate</w:t>
+          </w:r>
+        </w:hyperlink>
+      </w:r>
+      <w:r>
+        <w:rPr>
+          <w:rFonts w:ascii="Charis SIL Regular" w:hAnsi="Charis SIL Regular" w:eastAsia="Charis SIL Regular"/>
+          <w:b w:val="0"/>
+          <w:i w:val="0"/>
+          <w:color w:val="000000"/>
+          <w:sz w:val="24"/>
+        </w:rPr>
+        <w:t>d to the National Ethnograp</w:t>
+      </w:r>
+      <w:r>
+        <w:rPr>
+          <w:u w:val="single" w:color="0000ff"/>
+          <w:rFonts w:ascii="Charis SIL Regular" w:hAnsi="Charis SIL Regular" w:eastAsia="Charis SIL Regular"/>
+          <w:b w:val="0"/>
+          <w:i w:val="0"/>
+          <w:color w:val="000000"/>
+          <w:sz w:val="24"/>
+        </w:rPr>
         <w:hyperlink r:id="rId28" w:history="1">
           <w:r>
             <w:rPr>
               <w:rStyle w:val="Hyperlink"/>
             </w:rPr>
-            <w:t>Oye</w:t>
+            <w:t>hic Mu</w:t>
           </w:r>
         </w:hyperlink>
       </w:r>
@@ -3532,12 +3775,12 @@
           <w:color w:val="000000"/>
           <w:sz w:val="24"/>
         </w:rPr>
-        <w:hyperlink r:id="rId27" w:history="1">
-          <w:r>
-            <w:rPr>
-              <w:rStyle w:val="Hyperlink"/>
-            </w:rPr>
-            <w:t>. The</w:t>
+        <w:hyperlink r:id="rId28" w:history="1">
+          <w:r>
+            <w:rPr>
+              <w:rStyle w:val="Hyperlink"/>
+            </w:rPr>
+            <w:t>s</w:t>
           </w:r>
         </w:hyperlink>
       </w:r>
@@ -3550,12 +3793,12 @@
           <w:color w:val="000000"/>
           <w:sz w:val="24"/>
         </w:rPr>
-        <w:hyperlink r:id="rId27" w:history="1">
-          <w:r>
-            <w:rPr>
-              <w:rStyle w:val="Hyperlink"/>
-            </w:rPr>
-            <w:t>s</w:t>
+        <w:hyperlink r:id="rId28" w:history="1">
+          <w:r>
+            <w:rPr>
+              <w:rStyle w:val="Hyperlink"/>
+            </w:rPr>
+            <w:t xml:space="preserve">eum, </w:t>
           </w:r>
         </w:hyperlink>
       </w:r>
@@ -3568,12 +3811,12 @@
           <w:color w:val="000000"/>
           <w:sz w:val="24"/>
         </w:rPr>
-        <w:hyperlink r:id="rId27" w:history="1">
-          <w:r>
-            <w:rPr>
-              <w:rStyle w:val="Hyperlink"/>
-            </w:rPr>
-            <w:t>e w</w:t>
+        <w:hyperlink r:id="rId28" w:history="1">
+          <w:r>
+            <w:rPr>
+              <w:rStyle w:val="Hyperlink"/>
+            </w:rPr>
+            <w:t>n</w:t>
           </w:r>
         </w:hyperlink>
       </w:r>
@@ -3586,145 +3829,82 @@
           <w:color w:val="000000"/>
           <w:sz w:val="24"/>
         </w:rPr>
-        <w:hyperlink r:id="rId27" w:history="1">
-          <w:r>
-            <w:rPr>
-              <w:rStyle w:val="Hyperlink"/>
-            </w:rPr>
-            <w:t>e</w:t>
-          </w:r>
-        </w:hyperlink>
-      </w:r>
-      <w:r>
-        <w:rPr>
-          <w:u w:val="single" w:color="0000ff"/>
-          <w:rFonts w:ascii="Charis SIL Regular" w:hAnsi="Charis SIL Regular" w:eastAsia="Charis SIL Regular"/>
-          <w:b w:val="0"/>
-          <w:i w:val="0"/>
-          <w:color w:val="000000"/>
-          <w:sz w:val="24"/>
-        </w:rPr>
-        <w:hyperlink r:id="rId27" w:history="1">
-          <w:r>
-            <w:rPr>
-              <w:rStyle w:val="Hyperlink"/>
-            </w:rPr>
-            <w:t>re donate</w:t>
-          </w:r>
-        </w:hyperlink>
-      </w:r>
-      <w:r>
-        <w:rPr>
-          <w:rFonts w:ascii="Charis SIL Regular" w:hAnsi="Charis SIL Regular" w:eastAsia="Charis SIL Regular"/>
-          <w:b w:val="0"/>
-          <w:i w:val="0"/>
-          <w:color w:val="000000"/>
-          <w:sz w:val="24"/>
-        </w:rPr>
-        <w:t>d to the National Ethnograp</w:t>
-      </w:r>
-      <w:r>
-        <w:rPr>
-          <w:u w:val="single" w:color="0000ff"/>
-          <w:rFonts w:ascii="Charis SIL Regular" w:hAnsi="Charis SIL Regular" w:eastAsia="Charis SIL Regular"/>
-          <w:b w:val="0"/>
-          <w:i w:val="0"/>
-          <w:color w:val="000000"/>
-          <w:sz w:val="24"/>
-        </w:rPr>
         <w:hyperlink r:id="rId28" w:history="1">
           <w:r>
             <w:rPr>
               <w:rStyle w:val="Hyperlink"/>
             </w:rPr>
-            <w:t>hic Mu</w:t>
-          </w:r>
-        </w:hyperlink>
-      </w:r>
-      <w:r>
-        <w:rPr>
-          <w:u w:val="single" w:color="0000ff"/>
-          <w:rFonts w:ascii="Charis SIL Regular" w:hAnsi="Charis SIL Regular" w:eastAsia="Charis SIL Regular"/>
-          <w:b w:val="0"/>
-          <w:i w:val="0"/>
-          <w:color w:val="000000"/>
-          <w:sz w:val="24"/>
+            <w:t xml:space="preserve">ow the </w:t>
+          </w:r>
+        </w:hyperlink>
+      </w:r>
+      <w:r>
+        <w:br/>
+      </w:r>
+      <w:r>
+        <w:rPr>
+          <w:rFonts w:ascii="Charis SIL Regular" w:hAnsi="Charis SIL Regular" w:eastAsia="Charis SIL Regular"/>
+          <w:b w:val="0"/>
+          <w:i w:val="0"/>
+          <w:color w:val="0000FF"/>
+          <w:sz w:val="24"/>
+          <w:u w:val="single"/>
         </w:rPr>
         <w:hyperlink r:id="rId28" w:history="1">
           <w:r>
             <w:rPr>
               <w:rStyle w:val="Hyperlink"/>
             </w:rPr>
-            <w:t>s</w:t>
-          </w:r>
-        </w:hyperlink>
-      </w:r>
-      <w:r>
-        <w:rPr>
-          <w:u w:val="single" w:color="0000ff"/>
-          <w:rFonts w:ascii="Charis SIL Regular" w:hAnsi="Charis SIL Regular" w:eastAsia="Charis SIL Regular"/>
-          <w:b w:val="0"/>
-          <w:i w:val="0"/>
-          <w:color w:val="000000"/>
-          <w:sz w:val="24"/>
+            <w:t>We</w:t>
+          </w:r>
+        </w:hyperlink>
+      </w:r>
+      <w:r>
+        <w:rPr>
+          <w:rFonts w:ascii="Charis SIL Regular" w:hAnsi="Charis SIL Regular" w:eastAsia="Charis SIL Regular"/>
+          <w:b w:val="0"/>
+          <w:i w:val="0"/>
+          <w:color w:val="0000FF"/>
+          <w:sz w:val="24"/>
+          <w:u w:val="single"/>
         </w:rPr>
         <w:hyperlink r:id="rId28" w:history="1">
           <w:r>
             <w:rPr>
               <w:rStyle w:val="Hyperlink"/>
             </w:rPr>
-            <w:t xml:space="preserve">eum, </w:t>
-          </w:r>
-        </w:hyperlink>
-      </w:r>
-      <w:r>
-        <w:rPr>
-          <w:u w:val="single" w:color="0000ff"/>
-          <w:rFonts w:ascii="Charis SIL Regular" w:hAnsi="Charis SIL Regular" w:eastAsia="Charis SIL Regular"/>
-          <w:b w:val="0"/>
-          <w:i w:val="0"/>
-          <w:color w:val="000000"/>
-          <w:sz w:val="24"/>
+            <w:t>r</w:t>
+          </w:r>
+        </w:hyperlink>
+      </w:r>
+      <w:r>
+        <w:rPr>
+          <w:rFonts w:ascii="Charis SIL Regular" w:hAnsi="Charis SIL Regular" w:eastAsia="Charis SIL Regular"/>
+          <w:b w:val="0"/>
+          <w:i w:val="0"/>
+          <w:color w:val="0000FF"/>
+          <w:sz w:val="24"/>
+          <w:u w:val="single"/>
         </w:rPr>
         <w:hyperlink r:id="rId28" w:history="1">
           <w:r>
             <w:rPr>
               <w:rStyle w:val="Hyperlink"/>
             </w:rPr>
-            <w:t>n</w:t>
-          </w:r>
-        </w:hyperlink>
-      </w:r>
-      <w:r>
-        <w:rPr>
-          <w:u w:val="single" w:color="0000ff"/>
-          <w:rFonts w:ascii="Charis SIL Regular" w:hAnsi="Charis SIL Regular" w:eastAsia="Charis SIL Regular"/>
-          <w:b w:val="0"/>
-          <w:i w:val="0"/>
-          <w:color w:val="000000"/>
-          <w:sz w:val="24"/>
-        </w:rPr>
-        <w:hyperlink r:id="rId28" w:history="1">
-          <w:r>
-            <w:rPr>
-              <w:rStyle w:val="Hyperlink"/>
-            </w:rPr>
-            <w:t xml:space="preserve">ow the </w:t>
-          </w:r>
-        </w:hyperlink>
-      </w:r>
-      <w:r>
-        <w:br/>
-      </w:r>
-      <w:r>
-        <w:rPr>
-          <w:rFonts w:ascii="Charis SIL Regular" w:hAnsi="Charis SIL Regular" w:eastAsia="Charis SIL Regular"/>
-          <w:b w:val="0"/>
-          <w:i w:val="0"/>
-          <w:color w:val="0000FF"/>
-          <w:sz w:val="24"/>
-        </w:rPr>
-        <w:t>Wereldm</w:t>
+            <w:t>eld</w:t>
+          </w:r>
+        </w:hyperlink>
+      </w:r>
+      <w:r>
+        <w:rPr>
+          <w:rFonts w:ascii="Charis SIL Regular" w:hAnsi="Charis SIL Regular" w:eastAsia="Charis SIL Regular"/>
+          <w:b w:val="0"/>
+          <w:i w:val="0"/>
+          <w:color w:val="0000FF"/>
+          <w:sz w:val="24"/>
+          <w:u w:val="single"/>
+        </w:rPr>
+        <w:t>m</w:t>
       </w:r>
       <w:r>
         <w:rPr>
@@ -4427,6 +4607,7 @@
           <w:i w:val="0"/>
           <w:color w:val="0000FF"/>
           <w:sz w:val="24"/>
+          <w:u w:val="single"/>
         </w:rPr>
         <w:t>donated</w:t>
       </w:r>
@@ -4490,6 +4671,7 @@
       </w:r>
       <w:r>
         <w:rPr>
+          <w:u w:val="single" w:color="0000ff"/>
           <w:rFonts w:ascii="Charis SIL Regular" w:hAnsi="Charis SIL Regular" w:eastAsia="Charis SIL Regular"/>
           <w:b w:val="0"/>
           <w:i w:val="0"/>
@@ -6051,13 +6233,21 @@
       </w:r>
       <w:r>
         <w:rPr>
-          <w:rFonts w:ascii="Charis SIL Regular" w:hAnsi="Charis SIL Regular" w:eastAsia="Charis SIL Regular"/>
-          <w:b w:val="0"/>
-          <w:i w:val="0"/>
-          <w:color w:val="000000"/>
-          <w:sz w:val="24"/>
-        </w:rPr>
-        <w:t xml:space="preserve">the </w:t>
+          <w:u w:val="single" w:color="0000ff"/>
+          <w:rFonts w:ascii="Charis SIL Regular" w:hAnsi="Charis SIL Regular" w:eastAsia="Charis SIL Regular"/>
+          <w:b w:val="0"/>
+          <w:i w:val="0"/>
+          <w:color w:val="000000"/>
+          <w:sz w:val="24"/>
+        </w:rPr>
+        <w:hyperlink r:id="rId47" w:history="1">
+          <w:r>
+            <w:rPr>
+              <w:rStyle w:val="Hyperlink"/>
+            </w:rPr>
+            <w:t xml:space="preserve">the </w:t>
+          </w:r>
+        </w:hyperlink>
       </w:r>
       <w:r>
         <w:rPr>
@@ -6179,29 +6369,148 @@
           <w:i w:val="0"/>
           <w:color w:val="0000FF"/>
           <w:sz w:val="24"/>
+        </w:rPr>
+        <w:hyperlink r:id="rId49" w:history="1">
+          <w:r>
+            <w:rPr>
+              <w:rStyle w:val="Hyperlink"/>
+            </w:rPr>
+            <w:t>o</w:t>
+          </w:r>
+        </w:hyperlink>
+      </w:r>
+      <w:r>
+        <w:rPr>
+          <w:rFonts w:ascii="Charis SIL Regular" w:hAnsi="Charis SIL Regular" w:eastAsia="Charis SIL Regular"/>
+          <w:b w:val="0"/>
+          <w:i w:val="0"/>
+          <w:color w:val="0000FF"/>
+          <w:sz w:val="24"/>
+        </w:rPr>
+        <w:t>y</w:t>
+      </w:r>
+      <w:r>
+        <w:rPr>
+          <w:rFonts w:ascii="Charis SIL Regular" w:hAnsi="Charis SIL Regular" w:eastAsia="Charis SIL Regular"/>
+          <w:b w:val="0"/>
+          <w:i w:val="0"/>
+          <w:color w:val="000000"/>
+          <w:sz w:val="24"/>
+        </w:rPr>
+        <w:t xml:space="preserve">, director of the </w:t>
+      </w:r>
+      <w:r>
+        <w:rPr>
+          <w:rFonts w:ascii="Charis SIL Italic" w:hAnsi="Charis SIL Italic" w:eastAsia="Charis SIL Italic"/>
+          <w:b w:val="0"/>
+          <w:i/>
+          <w:color w:val="000000"/>
+          <w:sz w:val="24"/>
+        </w:rPr>
+        <w:t>Compagnie des mines d'or de la Guyane hollandaise</w:t>
+      </w:r>
+      <w:r>
+        <w:rPr>
+          <w:rFonts w:ascii="Charis SIL Regular" w:hAnsi="Charis SIL Regular" w:eastAsia="Charis SIL Regular"/>
+          <w:b w:val="0"/>
+          <w:i w:val="0"/>
+          <w:color w:val="000000"/>
+          <w:sz w:val="24"/>
+        </w:rPr>
+        <w:t xml:space="preserve">, </w:t>
+      </w:r>
+      <w:r>
+        <w:rPr>
+          <w:rFonts w:ascii="Charis SIL Regular" w:hAnsi="Charis SIL Regular" w:eastAsia="Charis SIL Regular"/>
+          <w:b w:val="0"/>
+          <w:i w:val="0"/>
+          <w:color w:val="0000FF"/>
+          <w:sz w:val="24"/>
           <w:u w:val="single"/>
         </w:rPr>
-        <w:t>o</w:t>
-      </w:r>
-      <w:r>
-        <w:rPr>
-          <w:rFonts w:ascii="Charis SIL Regular" w:hAnsi="Charis SIL Regular" w:eastAsia="Charis SIL Regular"/>
-          <w:b w:val="0"/>
-          <w:i w:val="0"/>
-          <w:color w:val="0000FF"/>
-          <w:sz w:val="24"/>
-        </w:rPr>
-        <w:t>y</w:t>
-      </w:r>
-      <w:r>
-        <w:rPr>
-          <w:rFonts w:ascii="Charis SIL Regular" w:hAnsi="Charis SIL Regular" w:eastAsia="Charis SIL Regular"/>
-          <w:b w:val="0"/>
-          <w:i w:val="0"/>
-          <w:color w:val="000000"/>
-          <w:sz w:val="24"/>
-        </w:rPr>
-        <w:t xml:space="preserve">, director of the </w:t>
+        <w:hyperlink r:id="rId50" w:history="1">
+          <w:r>
+            <w:rPr>
+              <w:rStyle w:val="Hyperlink"/>
+            </w:rPr>
+            <w:t>donated</w:t>
+          </w:r>
+        </w:hyperlink>
+      </w:r>
+      <w:r>
+        <w:rPr>
+          <w:u w:val="single" w:color="0000ff"/>
+          <w:rFonts w:ascii="Charis SIL Regular" w:hAnsi="Charis SIL Regular" w:eastAsia="Charis SIL Regular"/>
+          <w:b w:val="0"/>
+          <w:i w:val="0"/>
+          <w:color w:val="000000"/>
+          <w:sz w:val="24"/>
+        </w:rPr>
+        <w:t xml:space="preserve"> </w:t>
+      </w:r>
+      <w:r>
+        <w:rPr>
+          <w:u w:val="single" w:color="0000ff"/>
+          <w:rFonts w:ascii="Charis SIL Regular" w:hAnsi="Charis SIL Regular" w:eastAsia="Charis SIL Regular"/>
+          <w:b w:val="0"/>
+          <w:i w:val="0"/>
+          <w:color w:val="000000"/>
+          <w:sz w:val="24"/>
+        </w:rPr>
+        <w:hyperlink r:id="rId49" w:history="1">
+          <w:r>
+            <w:rPr>
+              <w:rStyle w:val="Hyperlink"/>
+            </w:rPr>
+            <w:t xml:space="preserve">a large </w:t>
+          </w:r>
+        </w:hyperlink>
+      </w:r>
+      <w:r>
+        <w:rPr>
+          <w:u w:val="single" w:color="0000ff"/>
+          <w:rFonts w:ascii="Charis SIL Regular" w:hAnsi="Charis SIL Regular" w:eastAsia="Charis SIL Regular"/>
+          <w:b w:val="0"/>
+          <w:i w:val="0"/>
+          <w:color w:val="000000"/>
+          <w:sz w:val="24"/>
+        </w:rPr>
+        <w:hyperlink r:id="rId49" w:history="1">
+          <w:r>
+            <w:rPr>
+              <w:rStyle w:val="Hyperlink"/>
+            </w:rPr>
+            <w:t>c</w:t>
+          </w:r>
+        </w:hyperlink>
+      </w:r>
+      <w:r>
+        <w:rPr>
+          <w:u w:val="single" w:color="0000ff"/>
+          <w:rFonts w:ascii="Charis SIL Regular" w:hAnsi="Charis SIL Regular" w:eastAsia="Charis SIL Regular"/>
+          <w:b w:val="0"/>
+          <w:i w:val="0"/>
+          <w:color w:val="000000"/>
+          <w:sz w:val="24"/>
+        </w:rPr>
+        <w:hyperlink r:id="rId49" w:history="1">
+          <w:r>
+            <w:rPr>
+              <w:rStyle w:val="Hyperlink"/>
+            </w:rPr>
+            <w:t>ollectio</w:t>
+          </w:r>
+        </w:hyperlink>
+      </w:r>
+      <w:r>
+        <w:rPr>
+          <w:rFonts w:ascii="Charis SIL Regular" w:hAnsi="Charis SIL Regular" w:eastAsia="Charis SIL Regular"/>
+          <w:b w:val="0"/>
+          <w:i w:val="0"/>
+          <w:color w:val="000000"/>
+          <w:sz w:val="24"/>
+        </w:rPr>
+        <w:t xml:space="preserve">n of Wayana and Aluku artifacts to the </w:t>
       </w:r>
       <w:r>
         <w:rPr>
@@ -6211,17 +6520,65 @@
           <w:color w:val="000000"/>
           <w:sz w:val="24"/>
         </w:rPr>
-        <w:t>Compagnie des mines d'or de la Guyane hollandaise</w:t>
-      </w:r>
-      <w:r>
-        <w:rPr>
-          <w:rFonts w:ascii="Charis SIL Regular" w:hAnsi="Charis SIL Regular" w:eastAsia="Charis SIL Regular"/>
-          <w:b w:val="0"/>
-          <w:i w:val="0"/>
-          <w:color w:val="000000"/>
-          <w:sz w:val="24"/>
-        </w:rPr>
-        <w:t xml:space="preserve">, </w:t>
+        <w:t>Musée du Trocadéro</w:t>
+      </w:r>
+      <w:r>
+        <w:rPr>
+          <w:rFonts w:ascii="Charis SIL Regular" w:hAnsi="Charis SIL Regular" w:eastAsia="Charis SIL Regular"/>
+          <w:b w:val="0"/>
+          <w:i w:val="0"/>
+          <w:color w:val="000000"/>
+          <w:sz w:val="24"/>
+        </w:rPr>
+        <w:t xml:space="preserve">. Three of </w:t>
+      </w:r>
+      <w:r>
+        <w:rPr>
+          <w:u w:val="single" w:color="0000ff"/>
+          <w:rFonts w:ascii="Charis SIL Regular" w:hAnsi="Charis SIL Regular" w:eastAsia="Charis SIL Regular"/>
+          <w:b w:val="0"/>
+          <w:i w:val="0"/>
+          <w:color w:val="000000"/>
+          <w:sz w:val="24"/>
+        </w:rPr>
+        <w:hyperlink r:id="rId50" w:history="1">
+          <w:r>
+            <w:rPr>
+              <w:rStyle w:val="Hyperlink"/>
+            </w:rPr>
+            <w:t>the eigh</w:t>
+          </w:r>
+        </w:hyperlink>
+      </w:r>
+      <w:r>
+        <w:rPr>
+          <w:rFonts w:ascii="Charis SIL Regular" w:hAnsi="Charis SIL Regular" w:eastAsia="Charis SIL Regular"/>
+          <w:b w:val="0"/>
+          <w:i w:val="0"/>
+          <w:color w:val="000000"/>
+          <w:sz w:val="24"/>
+        </w:rPr>
+        <w:t xml:space="preserve">t expeditions to Suriname organised shortly after the turn of the century under the </w:t>
+      </w:r>
+      <w:r>
+        <w:rPr>
+          <w:rFonts w:ascii="Charis SIL Regular" w:hAnsi="Charis SIL Regular" w:eastAsia="Charis SIL Regular"/>
+          <w:b w:val="0"/>
+          <w:i w:val="0"/>
+          <w:color w:val="000000"/>
+          <w:sz w:val="24"/>
+        </w:rPr>
+        <w:t xml:space="preserve">auspices of the Royal Dutch Geographical Society (KNAG) yielded extensive ethnographic </w:t>
+      </w:r>
+      <w:r>
+        <w:rPr>
+          <w:rFonts w:ascii="Charis SIL Regular" w:hAnsi="Charis SIL Regular" w:eastAsia="Charis SIL Regular"/>
+          <w:b w:val="0"/>
+          <w:i w:val="0"/>
+          <w:color w:val="000000"/>
+          <w:sz w:val="24"/>
+        </w:rPr>
+        <w:t xml:space="preserve">collections, which are now part of the collection of the </w:t>
       </w:r>
       <w:r>
         <w:rPr>
@@ -6232,12 +6589,96 @@
           <w:sz w:val="24"/>
           <w:u w:val="single"/>
         </w:rPr>
-        <w:hyperlink r:id="rId50" w:history="1">
-          <w:r>
-            <w:rPr>
-              <w:rStyle w:val="Hyperlink"/>
-            </w:rPr>
-            <w:t>donated</w:t>
+        <w:hyperlink r:id="rId51" w:history="1">
+          <w:r>
+            <w:rPr>
+              <w:rStyle w:val="Hyperlink"/>
+            </w:rPr>
+            <w:t>Wereldmuseum</w:t>
+          </w:r>
+        </w:hyperlink>
+      </w:r>
+      <w:r>
+        <w:rPr>
+          <w:rFonts w:ascii="Charis SIL Regular" w:hAnsi="Charis SIL Regular" w:eastAsia="Charis SIL Regular"/>
+          <w:b w:val="0"/>
+          <w:i w:val="0"/>
+          <w:color w:val="0000FF"/>
+          <w:sz w:val="24"/>
+          <w:u w:val="single"/>
+        </w:rPr>
+        <w:t xml:space="preserve"> </w:t>
+      </w:r>
+      <w:r>
+        <w:rPr>
+          <w:rFonts w:ascii="Charis SIL Regular" w:hAnsi="Charis SIL Regular" w:eastAsia="Charis SIL Regular"/>
+          <w:b w:val="0"/>
+          <w:i w:val="0"/>
+          <w:color w:val="0000FF"/>
+          <w:sz w:val="24"/>
+          <w:u w:val="single"/>
+        </w:rPr>
+        <w:hyperlink r:id="rId51" w:history="1">
+          <w:r>
+            <w:rPr>
+              <w:rStyle w:val="Hyperlink"/>
+            </w:rPr>
+            <w:t>Amsterdam</w:t>
+          </w:r>
+        </w:hyperlink>
+      </w:r>
+      <w:r>
+        <w:rPr>
+          <w:rFonts w:ascii="Charis SIL Regular" w:hAnsi="Charis SIL Regular" w:eastAsia="Charis SIL Regular"/>
+          <w:b w:val="0"/>
+          <w:i w:val="0"/>
+          <w:color w:val="000000"/>
+          <w:sz w:val="24"/>
+        </w:rPr>
+        <w:t xml:space="preserve">. The </w:t>
+      </w:r>
+      <w:r>
+        <w:rPr>
+          <w:rFonts w:ascii="Charis SIL Regular" w:hAnsi="Charis SIL Regular" w:eastAsia="Charis SIL Regular"/>
+          <w:b w:val="0"/>
+          <w:i w:val="0"/>
+          <w:color w:val="000000"/>
+          <w:sz w:val="24"/>
+        </w:rPr>
+        <w:t xml:space="preserve">1903 expedition to the Gonini River resulted in series </w:t>
+      </w:r>
+      <w:r>
+        <w:rPr>
+          <w:rFonts w:ascii="Charis SIL Regular" w:hAnsi="Charis SIL Regular" w:eastAsia="Charis SIL Regular"/>
+          <w:b w:val="0"/>
+          <w:i w:val="0"/>
+          <w:color w:val="0000FF"/>
+          <w:sz w:val="24"/>
+        </w:rPr>
+        <w:hyperlink r:id="rId52" w:history="1">
+          <w:r>
+            <w:rPr>
+              <w:rStyle w:val="Hyperlink"/>
+            </w:rPr>
+            <w:t>T</w:t>
+          </w:r>
+        </w:hyperlink>
+      </w:r>
+      <w:r>
+        <w:rPr>
+          <w:rFonts w:ascii="Charis SIL Regular" w:hAnsi="Charis SIL Regular" w:eastAsia="Charis SIL Regular"/>
+          <w:b w:val="0"/>
+          <w:i w:val="0"/>
+          <w:color w:val="0000FF"/>
+          <w:sz w:val="24"/>
+          <w:u w:val="single"/>
+        </w:rPr>
+        <w:hyperlink r:id="rId51" w:history="1">
+          <w:r>
+            <w:rPr>
+              <w:rStyle w:val="Hyperlink"/>
+            </w:rPr>
+            <w:t>M-401</w:t>
           </w:r>
         </w:hyperlink>
       </w:r>
@@ -6250,10 +6691,241 @@
           <w:color w:val="000000"/>
           <w:sz w:val="24"/>
         </w:rPr>
+        <w:hyperlink r:id="rId51" w:history="1">
+          <w:r>
+            <w:rPr>
+              <w:rStyle w:val="Hyperlink"/>
+            </w:rPr>
+            <w:t xml:space="preserve"> with 86 </w:t>
+          </w:r>
+        </w:hyperlink>
+      </w:r>
+      <w:r>
+        <w:rPr>
+          <w:u w:val="single" w:color="0000ff"/>
+          <w:rFonts w:ascii="Charis SIL Regular" w:hAnsi="Charis SIL Regular" w:eastAsia="Charis SIL Regular"/>
+          <w:b w:val="0"/>
+          <w:i w:val="0"/>
+          <w:color w:val="000000"/>
+          <w:sz w:val="24"/>
+        </w:rPr>
+        <w:hyperlink r:id="rId51" w:history="1">
+          <w:r>
+            <w:rPr>
+              <w:rStyle w:val="Hyperlink"/>
+            </w:rPr>
+            <w:t xml:space="preserve">objects, the </w:t>
+          </w:r>
+        </w:hyperlink>
+      </w:r>
+      <w:r>
+        <w:rPr>
+          <w:rFonts w:ascii="Charis SIL Regular" w:hAnsi="Charis SIL Regular" w:eastAsia="Charis SIL Regular"/>
+          <w:b w:val="0"/>
+          <w:i w:val="0"/>
+          <w:color w:val="000000"/>
+          <w:sz w:val="24"/>
+        </w:rPr>
+        <w:t xml:space="preserve">1904 </w:t>
+      </w:r>
+      <w:r>
+        <w:rPr>
+          <w:rFonts w:ascii="Charis SIL Regular" w:hAnsi="Charis SIL Regular" w:eastAsia="Charis SIL Regular"/>
+          <w:b w:val="0"/>
+          <w:i w:val="0"/>
+          <w:color w:val="000000"/>
+          <w:sz w:val="24"/>
+        </w:rPr>
+        <w:t xml:space="preserve">expedition to the Tapanahony River yielded series </w:t>
+      </w:r>
+      <w:r>
+        <w:rPr>
+          <w:rFonts w:ascii="Charis SIL Regular" w:hAnsi="Charis SIL Regular" w:eastAsia="Charis SIL Regular"/>
+          <w:b w:val="0"/>
+          <w:i w:val="0"/>
+          <w:color w:val="0000FF"/>
+          <w:sz w:val="24"/>
+        </w:rPr>
+        <w:hyperlink r:id="rId53" w:history="1">
+          <w:r>
+            <w:rPr>
+              <w:rStyle w:val="Hyperlink"/>
+            </w:rPr>
+            <w:t>TM</w:t>
+          </w:r>
+        </w:hyperlink>
+      </w:r>
+      <w:r>
+        <w:rPr>
+          <w:rFonts w:ascii="Charis SIL Regular" w:hAnsi="Charis SIL Regular" w:eastAsia="Charis SIL Regular"/>
+          <w:b w:val="0"/>
+          <w:i w:val="0"/>
+          <w:color w:val="0000FF"/>
+          <w:sz w:val="24"/>
+          <w:u w:val="single"/>
+        </w:rPr>
+        <w:hyperlink r:id="rId52" w:history="1">
+          <w:r>
+            <w:rPr>
+              <w:rStyle w:val="Hyperlink"/>
+            </w:rPr>
+            <w:t>-402</w:t>
+          </w:r>
+        </w:hyperlink>
+      </w:r>
+      <w:r>
+        <w:rPr>
+          <w:u w:val="single" w:color="0000ff"/>
+          <w:rFonts w:ascii="Charis SIL Regular" w:hAnsi="Charis SIL Regular" w:eastAsia="Charis SIL Regular"/>
+          <w:b w:val="0"/>
+          <w:i w:val="0"/>
+          <w:color w:val="000000"/>
+          <w:sz w:val="24"/>
+        </w:rPr>
+        <w:hyperlink r:id="rId52" w:history="1">
+          <w:r>
+            <w:rPr>
+              <w:rStyle w:val="Hyperlink"/>
+            </w:rPr>
+            <w:t xml:space="preserve"> co</w:t>
+          </w:r>
+        </w:hyperlink>
+      </w:r>
+      <w:r>
+        <w:rPr>
+          <w:rFonts w:ascii="Charis SIL Regular" w:hAnsi="Charis SIL Regular" w:eastAsia="Charis SIL Regular"/>
+          <w:b w:val="0"/>
+          <w:i w:val="0"/>
+          <w:color w:val="000000"/>
+          <w:sz w:val="24"/>
+        </w:rPr>
+        <w:t xml:space="preserve">mprising 493 objects and the </w:t>
+      </w:r>
+      <w:r>
+        <w:rPr>
+          <w:rFonts w:ascii="Charis SIL Regular" w:hAnsi="Charis SIL Regular" w:eastAsia="Charis SIL Regular"/>
+          <w:b w:val="0"/>
+          <w:i w:val="0"/>
+          <w:color w:val="000000"/>
+          <w:sz w:val="24"/>
+        </w:rPr>
+        <w:t>1907 expedition to the Tumuk Humak Mountains y</w:t>
+      </w:r>
+      <w:r>
+        <w:rPr>
+          <w:u w:val="single" w:color="0000ff"/>
+          <w:rFonts w:ascii="Charis SIL Regular" w:hAnsi="Charis SIL Regular" w:eastAsia="Charis SIL Regular"/>
+          <w:b w:val="0"/>
+          <w:i w:val="0"/>
+          <w:color w:val="000000"/>
+          <w:sz w:val="24"/>
+        </w:rPr>
+        <w:hyperlink r:id="rId53" w:history="1">
+          <w:r>
+            <w:rPr>
+              <w:rStyle w:val="Hyperlink"/>
+            </w:rPr>
+            <w:t>ielded s</w:t>
+          </w:r>
+        </w:hyperlink>
+      </w:r>
+      <w:r>
+        <w:rPr>
+          <w:rFonts w:ascii="Charis SIL Regular" w:hAnsi="Charis SIL Regular" w:eastAsia="Charis SIL Regular"/>
+          <w:b w:val="0"/>
+          <w:i w:val="0"/>
+          <w:color w:val="000000"/>
+          <w:sz w:val="24"/>
+        </w:rPr>
+        <w:t xml:space="preserve">eries </w:t>
+      </w:r>
+      <w:r>
+        <w:rPr>
+          <w:rFonts w:ascii="Charis SIL Regular" w:hAnsi="Charis SIL Regular" w:eastAsia="Charis SIL Regular"/>
+          <w:b w:val="0"/>
+          <w:i w:val="0"/>
+          <w:color w:val="0000FF"/>
+          <w:sz w:val="24"/>
+          <w:u w:val="single"/>
+        </w:rPr>
+        <w:hyperlink r:id="rId54" w:history="1">
+          <w:r>
+            <w:rPr>
+              <w:rStyle w:val="Hyperlink"/>
+            </w:rPr>
+            <w:t>TM-403</w:t>
+          </w:r>
+        </w:hyperlink>
+      </w:r>
+      <w:r>
+        <w:rPr>
+          <w:rFonts w:ascii="Charis SIL Regular" w:hAnsi="Charis SIL Regular" w:eastAsia="Charis SIL Regular"/>
+          <w:b w:val="0"/>
+          <w:i w:val="0"/>
+          <w:color w:val="000000"/>
+          <w:sz w:val="24"/>
+        </w:rPr>
+        <w:t xml:space="preserve"> with 186 objects. A </w:t>
+      </w:r>
+      <w:r>
+        <w:rPr>
+          <w:rFonts w:ascii="Charis SIL Regular" w:hAnsi="Charis SIL Regular" w:eastAsia="Charis SIL Regular"/>
+          <w:b w:val="0"/>
+          <w:i w:val="0"/>
+          <w:color w:val="0000FF"/>
+          <w:sz w:val="24"/>
+          <w:u w:val="single"/>
+        </w:rPr>
+        <w:hyperlink r:id="rId55" w:history="1">
+          <w:r>
+            <w:rPr>
+              <w:rStyle w:val="Hyperlink"/>
+            </w:rPr>
+            <w:t>jewellery</w:t>
+          </w:r>
+        </w:hyperlink>
+      </w:r>
+      <w:r>
+        <w:rPr>
+          <w:rFonts w:ascii="Charis SIL Regular" w:hAnsi="Charis SIL Regular" w:eastAsia="Charis SIL Regular"/>
+          <w:b w:val="0"/>
+          <w:i w:val="0"/>
+          <w:color w:val="0000FF"/>
+          <w:sz w:val="24"/>
+          <w:u w:val="single"/>
+        </w:rPr>
         <w:t xml:space="preserve"> </w:t>
       </w:r>
       <w:r>
         <w:rPr>
+          <w:rFonts w:ascii="Charis SIL Regular" w:hAnsi="Charis SIL Regular" w:eastAsia="Charis SIL Regular"/>
+          <w:b w:val="0"/>
+          <w:i w:val="0"/>
+          <w:color w:val="0000FF"/>
+          <w:sz w:val="24"/>
+          <w:u w:val="single"/>
+        </w:rPr>
+        <w:hyperlink r:id="rId55" w:history="1">
+          <w:r>
+            <w:rPr>
+              <w:rStyle w:val="Hyperlink"/>
+            </w:rPr>
+            <w:t>box</w:t>
+          </w:r>
+        </w:hyperlink>
+      </w:r>
+      <w:r>
+        <w:rPr>
+          <w:rFonts w:ascii="Charis SIL Regular" w:hAnsi="Charis SIL Regular" w:eastAsia="Charis SIL Regular"/>
+          <w:b w:val="0"/>
+          <w:i w:val="0"/>
+          <w:color w:val="000000"/>
+          <w:sz w:val="24"/>
+        </w:rPr>
+        <w:t xml:space="preserve"> referencing the Gonini expedition is part of the co</w:t>
+      </w:r>
+      <w:r>
+        <w:rPr>
           <w:u w:val="single" w:color="0000ff"/>
           <w:rFonts w:ascii="Charis SIL Regular" w:hAnsi="Charis SIL Regular" w:eastAsia="Charis SIL Regular"/>
           <w:b w:val="0"/>
@@ -6261,14 +6933,7 @@
           <w:color w:val="000000"/>
           <w:sz w:val="24"/>
         </w:rPr>
-        <w:hyperlink r:id="rId49" w:history="1">
-          <w:r>
-            <w:rPr>
-              <w:rStyle w:val="Hyperlink"/>
-            </w:rPr>
-            <w:t xml:space="preserve">a large </w:t>
-          </w:r>
-        </w:hyperlink>
+        <w:t>l</w:t>
       </w:r>
       <w:r>
         <w:rPr>
@@ -6279,110 +6944,24 @@
           <w:color w:val="000000"/>
           <w:sz w:val="24"/>
         </w:rPr>
-        <w:hyperlink r:id="rId49" w:history="1">
-          <w:r>
-            <w:rPr>
-              <w:rStyle w:val="Hyperlink"/>
-            </w:rPr>
-            <w:t>c</w:t>
-          </w:r>
-        </w:hyperlink>
-      </w:r>
-      <w:r>
-        <w:rPr>
-          <w:u w:val="single" w:color="0000ff"/>
-          <w:rFonts w:ascii="Charis SIL Regular" w:hAnsi="Charis SIL Regular" w:eastAsia="Charis SIL Regular"/>
-          <w:b w:val="0"/>
-          <w:i w:val="0"/>
-          <w:color w:val="000000"/>
-          <w:sz w:val="24"/>
-        </w:rPr>
-        <w:hyperlink r:id="rId49" w:history="1">
-          <w:r>
-            <w:rPr>
-              <w:rStyle w:val="Hyperlink"/>
-            </w:rPr>
-            <w:t>ollectio</w:t>
-          </w:r>
-        </w:hyperlink>
-      </w:r>
-      <w:r>
-        <w:rPr>
-          <w:rFonts w:ascii="Charis SIL Regular" w:hAnsi="Charis SIL Regular" w:eastAsia="Charis SIL Regular"/>
-          <w:b w:val="0"/>
-          <w:i w:val="0"/>
-          <w:color w:val="000000"/>
-          <w:sz w:val="24"/>
-        </w:rPr>
-        <w:t xml:space="preserve">n of Wayana and Aluku artifacts to the </w:t>
-      </w:r>
-      <w:r>
-        <w:rPr>
-          <w:rFonts w:ascii="Charis SIL Italic" w:hAnsi="Charis SIL Italic" w:eastAsia="Charis SIL Italic"/>
-          <w:b w:val="0"/>
-          <w:i/>
-          <w:color w:val="000000"/>
-          <w:sz w:val="24"/>
-        </w:rPr>
-        <w:t>Musée du Trocadéro</w:t>
-      </w:r>
-      <w:r>
-        <w:rPr>
-          <w:rFonts w:ascii="Charis SIL Regular" w:hAnsi="Charis SIL Regular" w:eastAsia="Charis SIL Regular"/>
-          <w:b w:val="0"/>
-          <w:i w:val="0"/>
-          <w:color w:val="000000"/>
-          <w:sz w:val="24"/>
-        </w:rPr>
-        <w:t xml:space="preserve">. Three of </w:t>
-      </w:r>
-      <w:r>
-        <w:rPr>
-          <w:u w:val="single" w:color="0000ff"/>
-          <w:rFonts w:ascii="Charis SIL Regular" w:hAnsi="Charis SIL Regular" w:eastAsia="Charis SIL Regular"/>
-          <w:b w:val="0"/>
-          <w:i w:val="0"/>
-          <w:color w:val="000000"/>
-          <w:sz w:val="24"/>
-        </w:rPr>
-        <w:hyperlink r:id="rId50" w:history="1">
-          <w:r>
-            <w:rPr>
-              <w:rStyle w:val="Hyperlink"/>
-            </w:rPr>
-            <w:t>the eigh</w:t>
-          </w:r>
-        </w:hyperlink>
-      </w:r>
-      <w:r>
-        <w:rPr>
-          <w:rFonts w:ascii="Charis SIL Regular" w:hAnsi="Charis SIL Regular" w:eastAsia="Charis SIL Regular"/>
-          <w:b w:val="0"/>
-          <w:i w:val="0"/>
-          <w:color w:val="000000"/>
-          <w:sz w:val="24"/>
-        </w:rPr>
-        <w:t xml:space="preserve">t expeditions to Suriname organised shortly after the turn of the century under the </w:t>
-      </w:r>
-      <w:r>
-        <w:rPr>
-          <w:rFonts w:ascii="Charis SIL Regular" w:hAnsi="Charis SIL Regular" w:eastAsia="Charis SIL Regular"/>
-          <w:b w:val="0"/>
-          <w:i w:val="0"/>
-          <w:color w:val="000000"/>
-          <w:sz w:val="24"/>
-        </w:rPr>
-        <w:t xml:space="preserve">auspices of the Royal Dutch Geographical Society (KNAG) yielded extensive ethnographic </w:t>
-      </w:r>
-      <w:r>
-        <w:rPr>
-          <w:rFonts w:ascii="Charis SIL Regular" w:hAnsi="Charis SIL Regular" w:eastAsia="Charis SIL Regular"/>
-          <w:b w:val="0"/>
-          <w:i w:val="0"/>
-          <w:color w:val="000000"/>
-          <w:sz w:val="24"/>
-        </w:rPr>
-        <w:t xml:space="preserve">collections, which are now part of the collection of the </w:t>
+        <w:hyperlink r:id="rId54" w:history="1">
+          <w:r>
+            <w:rPr>
+              <w:rStyle w:val="Hyperlink"/>
+            </w:rPr>
+            <w:t xml:space="preserve">lection </w:t>
+          </w:r>
+        </w:hyperlink>
+      </w:r>
+      <w:r>
+        <w:rPr>
+          <w:rFonts w:ascii="Charis SIL Regular" w:hAnsi="Charis SIL Regular" w:eastAsia="Charis SIL Regular"/>
+          <w:b w:val="0"/>
+          <w:i w:val="0"/>
+          <w:color w:val="000000"/>
+          <w:sz w:val="24"/>
+        </w:rPr>
+        <w:t xml:space="preserve">of the </w:t>
       </w:r>
       <w:r>
         <w:rPr>
@@ -6393,12 +6972,12 @@
           <w:sz w:val="24"/>
           <w:u w:val="single"/>
         </w:rPr>
-        <w:hyperlink r:id="rId51" w:history="1">
-          <w:r>
-            <w:rPr>
-              <w:rStyle w:val="Hyperlink"/>
-            </w:rPr>
-            <w:t>Wereldmuseum</w:t>
+        <w:hyperlink r:id="rId56" w:history="1">
+          <w:r>
+            <w:rPr>
+              <w:rStyle w:val="Hyperlink"/>
+            </w:rPr>
+            <w:t xml:space="preserve">Rijksmuseum </w:t>
           </w:r>
         </w:hyperlink>
       </w:r>
@@ -6411,7 +6990,14 @@
           <w:sz w:val="24"/>
           <w:u w:val="single"/>
         </w:rPr>
-        <w:t xml:space="preserve"> </w:t>
+        <w:hyperlink r:id="rId55" w:history="1">
+          <w:r>
+            <w:rPr>
+              <w:rStyle w:val="Hyperlink"/>
+            </w:rPr>
+            <w:t>Amsterda</w:t>
+          </w:r>
+        </w:hyperlink>
       </w:r>
       <w:r>
         <w:rPr>
@@ -6422,434 +7008,24 @@
           <w:sz w:val="24"/>
           <w:u w:val="single"/>
         </w:rPr>
-        <w:hyperlink r:id="rId51" w:history="1">
-          <w:r>
-            <w:rPr>
-              <w:rStyle w:val="Hyperlink"/>
-            </w:rPr>
-            <w:t>Amsterdam</w:t>
-          </w:r>
-        </w:hyperlink>
-      </w:r>
-      <w:r>
-        <w:rPr>
-          <w:rFonts w:ascii="Charis SIL Regular" w:hAnsi="Charis SIL Regular" w:eastAsia="Charis SIL Regular"/>
-          <w:b w:val="0"/>
-          <w:i w:val="0"/>
-          <w:color w:val="000000"/>
-          <w:sz w:val="24"/>
-        </w:rPr>
-        <w:t xml:space="preserve">. The </w:t>
-      </w:r>
-      <w:r>
-        <w:rPr>
-          <w:rFonts w:ascii="Charis SIL Regular" w:hAnsi="Charis SIL Regular" w:eastAsia="Charis SIL Regular"/>
-          <w:b w:val="0"/>
-          <w:i w:val="0"/>
-          <w:color w:val="000000"/>
-          <w:sz w:val="24"/>
-        </w:rPr>
-        <w:t xml:space="preserve">1903 expedition to the Gonini River resulted in series </w:t>
-      </w:r>
-      <w:r>
-        <w:rPr>
-          <w:rFonts w:ascii="Charis SIL Regular" w:hAnsi="Charis SIL Regular" w:eastAsia="Charis SIL Regular"/>
-          <w:b w:val="0"/>
-          <w:i w:val="0"/>
-          <w:color w:val="0000FF"/>
-          <w:sz w:val="24"/>
-          <w:u w:val="single"/>
-        </w:rPr>
-        <w:hyperlink r:id="rId52" w:history="1">
-          <w:r>
-            <w:rPr>
-              <w:rStyle w:val="Hyperlink"/>
-            </w:rPr>
-            <w:t>T</w:t>
-          </w:r>
-        </w:hyperlink>
-      </w:r>
-      <w:r>
-        <w:rPr>
-          <w:rFonts w:ascii="Charis SIL Regular" w:hAnsi="Charis SIL Regular" w:eastAsia="Charis SIL Regular"/>
-          <w:b w:val="0"/>
-          <w:i w:val="0"/>
-          <w:color w:val="0000FF"/>
-          <w:sz w:val="24"/>
-          <w:u w:val="single"/>
-        </w:rPr>
-        <w:hyperlink r:id="rId51" w:history="1">
-          <w:r>
-            <w:rPr>
-              <w:rStyle w:val="Hyperlink"/>
-            </w:rPr>
-            <w:t>M-401</w:t>
-          </w:r>
-        </w:hyperlink>
-      </w:r>
-      <w:r>
-        <w:rPr>
-          <w:u w:val="single" w:color="0000ff"/>
-          <w:rFonts w:ascii="Charis SIL Regular" w:hAnsi="Charis SIL Regular" w:eastAsia="Charis SIL Regular"/>
-          <w:b w:val="0"/>
-          <w:i w:val="0"/>
-          <w:color w:val="000000"/>
-          <w:sz w:val="24"/>
-        </w:rPr>
-        <w:hyperlink r:id="rId51" w:history="1">
-          <w:r>
-            <w:rPr>
-              <w:rStyle w:val="Hyperlink"/>
-            </w:rPr>
-            <w:t xml:space="preserve"> with 86 </w:t>
-          </w:r>
-        </w:hyperlink>
-      </w:r>
-      <w:r>
-        <w:rPr>
-          <w:u w:val="single" w:color="0000ff"/>
-          <w:rFonts w:ascii="Charis SIL Regular" w:hAnsi="Charis SIL Regular" w:eastAsia="Charis SIL Regular"/>
-          <w:b w:val="0"/>
-          <w:i w:val="0"/>
-          <w:color w:val="000000"/>
-          <w:sz w:val="24"/>
-        </w:rPr>
-        <w:hyperlink r:id="rId51" w:history="1">
-          <w:r>
-            <w:rPr>
-              <w:rStyle w:val="Hyperlink"/>
-            </w:rPr>
-            <w:t xml:space="preserve">objects, the </w:t>
-          </w:r>
-        </w:hyperlink>
-      </w:r>
-      <w:r>
-        <w:rPr>
-          <w:rFonts w:ascii="Charis SIL Regular" w:hAnsi="Charis SIL Regular" w:eastAsia="Charis SIL Regular"/>
-          <w:b w:val="0"/>
-          <w:i w:val="0"/>
-          <w:color w:val="000000"/>
-          <w:sz w:val="24"/>
-        </w:rPr>
-        <w:t xml:space="preserve">1904 </w:t>
-      </w:r>
-      <w:r>
-        <w:rPr>
-          <w:rFonts w:ascii="Charis SIL Regular" w:hAnsi="Charis SIL Regular" w:eastAsia="Charis SIL Regular"/>
-          <w:b w:val="0"/>
-          <w:i w:val="0"/>
-          <w:color w:val="000000"/>
-          <w:sz w:val="24"/>
-        </w:rPr>
-        <w:t xml:space="preserve">expedition to the Tapanahony River yielded series </w:t>
-      </w:r>
-      <w:r>
-        <w:rPr>
-          <w:rFonts w:ascii="Charis SIL Regular" w:hAnsi="Charis SIL Regular" w:eastAsia="Charis SIL Regular"/>
-          <w:b w:val="0"/>
-          <w:i w:val="0"/>
-          <w:color w:val="0000FF"/>
-          <w:sz w:val="24"/>
-          <w:u w:val="single"/>
-        </w:rPr>
-        <w:hyperlink r:id="rId53" w:history="1">
-          <w:r>
-            <w:rPr>
-              <w:rStyle w:val="Hyperlink"/>
-            </w:rPr>
-            <w:t>TM</w:t>
-          </w:r>
-        </w:hyperlink>
-      </w:r>
-      <w:r>
-        <w:rPr>
-          <w:rFonts w:ascii="Charis SIL Regular" w:hAnsi="Charis SIL Regular" w:eastAsia="Charis SIL Regular"/>
-          <w:b w:val="0"/>
-          <w:i w:val="0"/>
-          <w:color w:val="0000FF"/>
-          <w:sz w:val="24"/>
-          <w:u w:val="single"/>
-        </w:rPr>
-        <w:hyperlink r:id="rId52" w:history="1">
-          <w:r>
-            <w:rPr>
-              <w:rStyle w:val="Hyperlink"/>
-            </w:rPr>
-            <w:t>-402</w:t>
-          </w:r>
-        </w:hyperlink>
-      </w:r>
-      <w:r>
-        <w:rPr>
-          <w:u w:val="single" w:color="0000ff"/>
-          <w:rFonts w:ascii="Charis SIL Regular" w:hAnsi="Charis SIL Regular" w:eastAsia="Charis SIL Regular"/>
-          <w:b w:val="0"/>
-          <w:i w:val="0"/>
-          <w:color w:val="000000"/>
-          <w:sz w:val="24"/>
-        </w:rPr>
-        <w:hyperlink r:id="rId52" w:history="1">
-          <w:r>
-            <w:rPr>
-              <w:rStyle w:val="Hyperlink"/>
-            </w:rPr>
-            <w:t xml:space="preserve"> co</w:t>
-          </w:r>
-        </w:hyperlink>
-      </w:r>
-      <w:r>
-        <w:rPr>
-          <w:rFonts w:ascii="Charis SIL Regular" w:hAnsi="Charis SIL Regular" w:eastAsia="Charis SIL Regular"/>
-          <w:b w:val="0"/>
-          <w:i w:val="0"/>
-          <w:color w:val="000000"/>
-          <w:sz w:val="24"/>
-        </w:rPr>
-        <w:t xml:space="preserve">mprising 493 objects and the </w:t>
-      </w:r>
-      <w:r>
-        <w:rPr>
-          <w:rFonts w:ascii="Charis SIL Regular" w:hAnsi="Charis SIL Regular" w:eastAsia="Charis SIL Regular"/>
-          <w:b w:val="0"/>
-          <w:i w:val="0"/>
-          <w:color w:val="000000"/>
-          <w:sz w:val="24"/>
-        </w:rPr>
-        <w:t>1907 expedition to the Tumuk Humak Mountains y</w:t>
-      </w:r>
-      <w:r>
-        <w:rPr>
-          <w:u w:val="single" w:color="0000ff"/>
-          <w:rFonts w:ascii="Charis SIL Regular" w:hAnsi="Charis SIL Regular" w:eastAsia="Charis SIL Regular"/>
-          <w:b w:val="0"/>
-          <w:i w:val="0"/>
-          <w:color w:val="000000"/>
-          <w:sz w:val="24"/>
-        </w:rPr>
-        <w:hyperlink r:id="rId53" w:history="1">
-          <w:r>
-            <w:rPr>
-              <w:rStyle w:val="Hyperlink"/>
-            </w:rPr>
-            <w:t>ielded s</w:t>
-          </w:r>
-        </w:hyperlink>
-      </w:r>
-      <w:r>
-        <w:rPr>
-          <w:rFonts w:ascii="Charis SIL Regular" w:hAnsi="Charis SIL Regular" w:eastAsia="Charis SIL Regular"/>
-          <w:b w:val="0"/>
-          <w:i w:val="0"/>
-          <w:color w:val="000000"/>
-          <w:sz w:val="24"/>
-        </w:rPr>
-        <w:t xml:space="preserve">eries </w:t>
-      </w:r>
-      <w:r>
-        <w:rPr>
-          <w:rFonts w:ascii="Charis SIL Regular" w:hAnsi="Charis SIL Regular" w:eastAsia="Charis SIL Regular"/>
-          <w:b w:val="0"/>
-          <w:i w:val="0"/>
-          <w:color w:val="0000FF"/>
-          <w:sz w:val="24"/>
-          <w:u w:val="single"/>
-        </w:rPr>
-        <w:hyperlink r:id="rId54" w:history="1">
-          <w:r>
-            <w:rPr>
-              <w:rStyle w:val="Hyperlink"/>
-            </w:rPr>
-            <w:t>TM-403</w:t>
-          </w:r>
-        </w:hyperlink>
-      </w:r>
-      <w:r>
-        <w:rPr>
-          <w:rFonts w:ascii="Charis SIL Regular" w:hAnsi="Charis SIL Regular" w:eastAsia="Charis SIL Regular"/>
-          <w:b w:val="0"/>
-          <w:i w:val="0"/>
-          <w:color w:val="000000"/>
-          <w:sz w:val="24"/>
-        </w:rPr>
-        <w:t xml:space="preserve"> with 186 objects. A </w:t>
-      </w:r>
-      <w:r>
-        <w:rPr>
-          <w:rFonts w:ascii="Charis SIL Regular" w:hAnsi="Charis SIL Regular" w:eastAsia="Charis SIL Regular"/>
-          <w:b w:val="0"/>
-          <w:i w:val="0"/>
-          <w:color w:val="0000FF"/>
-          <w:sz w:val="24"/>
-          <w:u w:val="single"/>
-        </w:rPr>
         <w:hyperlink r:id="rId55" w:history="1">
           <w:r>
             <w:rPr>
               <w:rStyle w:val="Hyperlink"/>
             </w:rPr>
-            <w:t>jewellery</w:t>
-          </w:r>
-        </w:hyperlink>
-      </w:r>
-      <w:r>
-        <w:rPr>
-          <w:rFonts w:ascii="Charis SIL Regular" w:hAnsi="Charis SIL Regular" w:eastAsia="Charis SIL Regular"/>
-          <w:b w:val="0"/>
-          <w:i w:val="0"/>
-          <w:color w:val="0000FF"/>
-          <w:sz w:val="24"/>
-          <w:u w:val="single"/>
-        </w:rPr>
-        <w:t xml:space="preserve"> </w:t>
-      </w:r>
-      <w:r>
-        <w:rPr>
-          <w:rFonts w:ascii="Charis SIL Regular" w:hAnsi="Charis SIL Regular" w:eastAsia="Charis SIL Regular"/>
-          <w:b w:val="0"/>
-          <w:i w:val="0"/>
-          <w:color w:val="0000FF"/>
-          <w:sz w:val="24"/>
-          <w:u w:val="single"/>
-        </w:rPr>
-        <w:hyperlink r:id="rId55" w:history="1">
-          <w:r>
-            <w:rPr>
-              <w:rStyle w:val="Hyperlink"/>
-            </w:rPr>
-            <w:t>box</w:t>
-          </w:r>
-        </w:hyperlink>
-      </w:r>
-      <w:r>
-        <w:rPr>
-          <w:rFonts w:ascii="Charis SIL Regular" w:hAnsi="Charis SIL Regular" w:eastAsia="Charis SIL Regular"/>
-          <w:b w:val="0"/>
-          <w:i w:val="0"/>
-          <w:color w:val="000000"/>
-          <w:sz w:val="24"/>
-        </w:rPr>
-        <w:t xml:space="preserve"> referencing the Gonini expedition is part of the co</w:t>
-      </w:r>
-      <w:r>
-        <w:rPr>
-          <w:u w:val="single" w:color="0000ff"/>
-          <w:rFonts w:ascii="Charis SIL Regular" w:hAnsi="Charis SIL Regular" w:eastAsia="Charis SIL Regular"/>
-          <w:b w:val="0"/>
-          <w:i w:val="0"/>
-          <w:color w:val="000000"/>
-          <w:sz w:val="24"/>
-        </w:rPr>
-        <w:t>l</w:t>
-      </w:r>
-      <w:r>
-        <w:rPr>
-          <w:u w:val="single" w:color="0000ff"/>
-          <w:rFonts w:ascii="Charis SIL Regular" w:hAnsi="Charis SIL Regular" w:eastAsia="Charis SIL Regular"/>
-          <w:b w:val="0"/>
-          <w:i w:val="0"/>
-          <w:color w:val="000000"/>
-          <w:sz w:val="24"/>
-        </w:rPr>
-        <w:hyperlink r:id="rId54" w:history="1">
-          <w:r>
-            <w:rPr>
-              <w:rStyle w:val="Hyperlink"/>
-            </w:rPr>
-            <w:t xml:space="preserve">lection </w:t>
-          </w:r>
-        </w:hyperlink>
-      </w:r>
-      <w:r>
-        <w:rPr>
-          <w:rFonts w:ascii="Charis SIL Regular" w:hAnsi="Charis SIL Regular" w:eastAsia="Charis SIL Regular"/>
-          <w:b w:val="0"/>
-          <w:i w:val="0"/>
-          <w:color w:val="000000"/>
-          <w:sz w:val="24"/>
-        </w:rPr>
-        <w:t xml:space="preserve">of the </w:t>
-      </w:r>
-      <w:r>
-        <w:rPr>
-          <w:rFonts w:ascii="Charis SIL Regular" w:hAnsi="Charis SIL Regular" w:eastAsia="Charis SIL Regular"/>
-          <w:b w:val="0"/>
-          <w:i w:val="0"/>
-          <w:color w:val="0000FF"/>
-          <w:sz w:val="24"/>
-          <w:u w:val="single"/>
-        </w:rPr>
-        <w:hyperlink r:id="rId56" w:history="1">
-          <w:r>
-            <w:rPr>
-              <w:rStyle w:val="Hyperlink"/>
-            </w:rPr>
-            <w:t xml:space="preserve">Rijksmuseum </w:t>
-          </w:r>
-        </w:hyperlink>
-      </w:r>
-      <w:r>
-        <w:rPr>
-          <w:rFonts w:ascii="Charis SIL Regular" w:hAnsi="Charis SIL Regular" w:eastAsia="Charis SIL Regular"/>
-          <w:b w:val="0"/>
-          <w:i w:val="0"/>
-          <w:color w:val="0000FF"/>
-          <w:sz w:val="24"/>
-          <w:u w:val="single"/>
-        </w:rPr>
-        <w:hyperlink r:id="rId55" w:history="1">
-          <w:r>
-            <w:rPr>
-              <w:rStyle w:val="Hyperlink"/>
-            </w:rPr>
-            <w:t>Amsterda</w:t>
-          </w:r>
-        </w:hyperlink>
-      </w:r>
-      <w:r>
-        <w:rPr>
-          <w:rFonts w:ascii="Charis SIL Regular" w:hAnsi="Charis SIL Regular" w:eastAsia="Charis SIL Regular"/>
-          <w:b w:val="0"/>
-          <w:i w:val="0"/>
-          <w:color w:val="0000FF"/>
-          <w:sz w:val="24"/>
-          <w:u w:val="single"/>
-        </w:rPr>
-        <w:hyperlink r:id="rId55" w:history="1">
-          <w:r>
-            <w:rPr>
-              <w:rStyle w:val="Hyperlink"/>
-            </w:rPr>
             <w:t>m</w:t>
           </w:r>
         </w:hyperlink>
       </w:r>
       <w:r>
         <w:rPr>
-          <w:u w:val="single" w:color="0000ff"/>
-          <w:rFonts w:ascii="Charis SIL Regular" w:hAnsi="Charis SIL Regular" w:eastAsia="Charis SIL Regular"/>
-          <w:b w:val="0"/>
-          <w:i w:val="0"/>
-          <w:color w:val="000000"/>
-          <w:sz w:val="24"/>
-        </w:rPr>
-        <w:hyperlink r:id="rId55" w:history="1">
-          <w:r>
-            <w:rPr>
-              <w:rStyle w:val="Hyperlink"/>
-            </w:rPr>
-            <w:t>. I</w:t>
-          </w:r>
-        </w:hyperlink>
-      </w:r>
-      <w:r>
-        <w:rPr>
-          <w:rFonts w:ascii="Charis SIL Regular" w:hAnsi="Charis SIL Regular" w:eastAsia="Charis SIL Regular"/>
-          <w:b w:val="0"/>
-          <w:i w:val="0"/>
-          <w:color w:val="000000"/>
-          <w:sz w:val="24"/>
-        </w:rPr>
-        <w:t xml:space="preserve">n 1904 expedition member </w:t>
+          <w:rFonts w:ascii="Charis SIL Regular" w:hAnsi="Charis SIL Regular" w:eastAsia="Charis SIL Regular"/>
+          <w:b w:val="0"/>
+          <w:i w:val="0"/>
+          <w:color w:val="000000"/>
+          <w:sz w:val="24"/>
+        </w:rPr>
+        <w:t xml:space="preserve">. In 1904 expedition member </w:t>
       </w:r>
       <w:r>
         <w:rPr>
@@ -7978,7 +8154,54 @@
           <w:color w:val="000000"/>
           <w:sz w:val="24"/>
         </w:rPr>
-        <w:t xml:space="preserve">during their visits is now housed at the </w:t>
+        <w:t>during their visits is now housed</w:t>
+      </w:r>
+      <w:r>
+        <w:rPr>
+          <w:u w:val="single" w:color="0000ff"/>
+          <w:rFonts w:ascii="Charis SIL Regular" w:hAnsi="Charis SIL Regular" w:eastAsia="Charis SIL Regular"/>
+          <w:b w:val="0"/>
+          <w:i w:val="0"/>
+          <w:color w:val="000000"/>
+          <w:sz w:val="24"/>
+        </w:rPr>
+        <w:hyperlink r:id="rId67" w:history="1">
+          <w:r>
+            <w:rPr>
+              <w:rStyle w:val="Hyperlink"/>
+            </w:rPr>
+            <w:t xml:space="preserve"> at th</w:t>
+          </w:r>
+        </w:hyperlink>
+      </w:r>
+      <w:r>
+        <w:rPr>
+          <w:u w:val="single" w:color="0000ff"/>
+          <w:rFonts w:ascii="Charis SIL Regular" w:hAnsi="Charis SIL Regular" w:eastAsia="Charis SIL Regular"/>
+          <w:b w:val="0"/>
+          <w:i w:val="0"/>
+          <w:color w:val="000000"/>
+          <w:sz w:val="24"/>
+        </w:rPr>
+        <w:hyperlink r:id="rId67" w:history="1">
+          <w:r>
+            <w:rPr>
+              <w:rStyle w:val="Hyperlink"/>
+            </w:rPr>
+            <w:t>e</w:t>
+          </w:r>
+        </w:hyperlink>
+      </w:r>
+      <w:r>
+        <w:rPr>
+          <w:u w:val="single" w:color="0000ff"/>
+          <w:rFonts w:ascii="Charis SIL Regular" w:hAnsi="Charis SIL Regular" w:eastAsia="Charis SIL Regular"/>
+          <w:b w:val="0"/>
+          <w:i w:val="0"/>
+          <w:color w:val="000000"/>
+          <w:sz w:val="24"/>
+        </w:rPr>
+        <w:t xml:space="preserve"> </w:t>
       </w:r>
       <w:r>
         <w:rPr>
@@ -8244,23 +8467,23 @@
           <w:color w:val="000000"/>
           <w:sz w:val="24"/>
         </w:rPr>
-        <w:t>New York. The photographs are held in</w:t>
-      </w:r>
-      <w:r>
-        <w:rPr>
-          <w:u w:val="single" w:color="0000ff"/>
-          <w:rFonts w:ascii="Charis SIL Regular" w:hAnsi="Charis SIL Regular" w:eastAsia="Charis SIL Regular"/>
-          <w:b w:val="0"/>
-          <w:i w:val="0"/>
-          <w:color w:val="000000"/>
-          <w:sz w:val="24"/>
+        <w:t xml:space="preserve">New York. The photographs are held in the </w:t>
+      </w:r>
+      <w:r>
+        <w:rPr>
+          <w:rFonts w:ascii="Charis SIL Regular" w:hAnsi="Charis SIL Regular" w:eastAsia="Charis SIL Regular"/>
+          <w:b w:val="0"/>
+          <w:i w:val="0"/>
+          <w:color w:val="0000FF"/>
+          <w:sz w:val="24"/>
+          <w:u w:val="single"/>
         </w:rPr>
         <w:hyperlink r:id="rId68" w:history="1">
           <w:r>
             <w:rPr>
               <w:rStyle w:val="Hyperlink"/>
             </w:rPr>
-            <w:t xml:space="preserve"> the </w:t>
+            <w:t>Eliot</w:t>
           </w:r>
         </w:hyperlink>
       </w:r>
@@ -8273,12 +8496,23 @@
           <w:sz w:val="24"/>
           <w:u w:val="single"/>
         </w:rPr>
+        <w:t xml:space="preserve"> </w:t>
+      </w:r>
+      <w:r>
+        <w:rPr>
+          <w:rFonts w:ascii="Charis SIL Regular" w:hAnsi="Charis SIL Regular" w:eastAsia="Charis SIL Regular"/>
+          <w:b w:val="0"/>
+          <w:i w:val="0"/>
+          <w:color w:val="0000FF"/>
+          <w:sz w:val="24"/>
+          <w:u w:val="single"/>
+        </w:rPr>
         <w:hyperlink r:id="rId68" w:history="1">
           <w:r>
             <w:rPr>
               <w:rStyle w:val="Hyperlink"/>
             </w:rPr>
-            <w:t>Eliot</w:t>
+            <w:t>El</w:t>
           </w:r>
         </w:hyperlink>
       </w:r>
@@ -8291,6 +8525,42 @@
           <w:sz w:val="24"/>
           <w:u w:val="single"/>
         </w:rPr>
+        <w:hyperlink r:id="rId68" w:history="1">
+          <w:r>
+            <w:rPr>
+              <w:rStyle w:val="Hyperlink"/>
+            </w:rPr>
+            <w:t>i</w:t>
+          </w:r>
+        </w:hyperlink>
+      </w:r>
+      <w:r>
+        <w:rPr>
+          <w:rFonts w:ascii="Charis SIL Regular" w:hAnsi="Charis SIL Regular" w:eastAsia="Charis SIL Regular"/>
+          <w:b w:val="0"/>
+          <w:i w:val="0"/>
+          <w:color w:val="0000FF"/>
+          <w:sz w:val="24"/>
+          <w:u w:val="single"/>
+        </w:rPr>
+        <w:hyperlink r:id="rId68" w:history="1">
+          <w:r>
+            <w:rPr>
+              <w:rStyle w:val="Hyperlink"/>
+            </w:rPr>
+            <w:t>sofon</w:t>
+          </w:r>
+        </w:hyperlink>
+      </w:r>
+      <w:r>
+        <w:rPr>
+          <w:rFonts w:ascii="Charis SIL Regular" w:hAnsi="Charis SIL Regular" w:eastAsia="Charis SIL Regular"/>
+          <w:b w:val="0"/>
+          <w:i w:val="0"/>
+          <w:color w:val="0000FF"/>
+          <w:sz w:val="24"/>
+          <w:u w:val="single"/>
+        </w:rPr>
         <w:t xml:space="preserve"> </w:t>
       </w:r>
       <w:r>
@@ -8302,12 +8572,12 @@
           <w:sz w:val="24"/>
           <w:u w:val="single"/>
         </w:rPr>
-        <w:hyperlink r:id="rId68" w:history="1">
-          <w:r>
-            <w:rPr>
-              <w:rStyle w:val="Hyperlink"/>
-            </w:rPr>
-            <w:t>El</w:t>
+        <w:hyperlink r:id="rId69" w:history="1">
+          <w:r>
+            <w:rPr>
+              <w:rStyle w:val="Hyperlink"/>
+            </w:rPr>
+            <w:t>P</w:t>
           </w:r>
         </w:hyperlink>
       </w:r>
@@ -8320,12 +8590,12 @@
           <w:sz w:val="24"/>
           <w:u w:val="single"/>
         </w:rPr>
-        <w:hyperlink r:id="rId68" w:history="1">
-          <w:r>
-            <w:rPr>
-              <w:rStyle w:val="Hyperlink"/>
-            </w:rPr>
-            <w:t>i</w:t>
+        <w:hyperlink r:id="rId69" w:history="1">
+          <w:r>
+            <w:rPr>
+              <w:rStyle w:val="Hyperlink"/>
+            </w:rPr>
+            <w:t>ho</w:t>
           </w:r>
         </w:hyperlink>
       </w:r>
@@ -8338,12 +8608,12 @@
           <w:sz w:val="24"/>
           <w:u w:val="single"/>
         </w:rPr>
-        <w:hyperlink r:id="rId68" w:history="1">
-          <w:r>
-            <w:rPr>
-              <w:rStyle w:val="Hyperlink"/>
-            </w:rPr>
-            <w:t>sofon</w:t>
+        <w:hyperlink r:id="rId69" w:history="1">
+          <w:r>
+            <w:rPr>
+              <w:rStyle w:val="Hyperlink"/>
+            </w:rPr>
+            <w:t>t</w:t>
           </w:r>
         </w:hyperlink>
       </w:r>
@@ -8356,6 +8626,24 @@
           <w:sz w:val="24"/>
           <w:u w:val="single"/>
         </w:rPr>
+        <w:hyperlink r:id="rId69" w:history="1">
+          <w:r>
+            <w:rPr>
+              <w:rStyle w:val="Hyperlink"/>
+            </w:rPr>
+            <w:t>ographic</w:t>
+          </w:r>
+        </w:hyperlink>
+      </w:r>
+      <w:r>
+        <w:rPr>
+          <w:rFonts w:ascii="Charis SIL Regular" w:hAnsi="Charis SIL Regular" w:eastAsia="Charis SIL Regular"/>
+          <w:b w:val="0"/>
+          <w:i w:val="0"/>
+          <w:color w:val="0000FF"/>
+          <w:sz w:val="24"/>
+          <w:u w:val="single"/>
+        </w:rPr>
         <w:t xml:space="preserve"> </w:t>
       </w:r>
       <w:r>
@@ -8367,12 +8655,12 @@
           <w:sz w:val="24"/>
           <w:u w:val="single"/>
         </w:rPr>
-        <w:hyperlink r:id="rId68" w:history="1">
-          <w:r>
-            <w:rPr>
-              <w:rStyle w:val="Hyperlink"/>
-            </w:rPr>
-            <w:t>P</w:t>
+        <w:hyperlink r:id="rId69" w:history="1">
+          <w:r>
+            <w:rPr>
+              <w:rStyle w:val="Hyperlink"/>
+            </w:rPr>
+            <w:t>Ar</w:t>
           </w:r>
         </w:hyperlink>
       </w:r>
@@ -8385,12 +8673,12 @@
           <w:sz w:val="24"/>
           <w:u w:val="single"/>
         </w:rPr>
-        <w:hyperlink r:id="rId68" w:history="1">
-          <w:r>
-            <w:rPr>
-              <w:rStyle w:val="Hyperlink"/>
-            </w:rPr>
-            <w:t>ho</w:t>
+        <w:hyperlink r:id="rId69" w:history="1">
+          <w:r>
+            <w:rPr>
+              <w:rStyle w:val="Hyperlink"/>
+            </w:rPr>
+            <w:t>chive</w:t>
           </w:r>
         </w:hyperlink>
       </w:r>
@@ -8403,12 +8691,12 @@
           <w:sz w:val="24"/>
           <w:u w:val="single"/>
         </w:rPr>
-        <w:hyperlink r:id="rId68" w:history="1">
-          <w:r>
-            <w:rPr>
-              <w:rStyle w:val="Hyperlink"/>
-            </w:rPr>
-            <w:t>t</w:t>
+        <w:hyperlink r:id="rId69" w:history="1">
+          <w:r>
+            <w:rPr>
+              <w:rStyle w:val="Hyperlink"/>
+            </w:rPr>
+            <w:t>s</w:t>
           </w:r>
         </w:hyperlink>
       </w:r>
@@ -8421,12 +8709,12 @@
           <w:sz w:val="24"/>
           <w:u w:val="single"/>
         </w:rPr>
-        <w:hyperlink r:id="rId68" w:history="1">
-          <w:r>
-            <w:rPr>
-              <w:rStyle w:val="Hyperlink"/>
-            </w:rPr>
-            <w:t>ographic</w:t>
+        <w:hyperlink r:id="rId69" w:history="1">
+          <w:r>
+            <w:rPr>
+              <w:rStyle w:val="Hyperlink"/>
+            </w:rPr>
+            <w:t>,</w:t>
           </w:r>
         </w:hyperlink>
       </w:r>
@@ -8450,90 +8738,7 @@
           <w:sz w:val="24"/>
           <w:u w:val="single"/>
         </w:rPr>
-        <w:hyperlink r:id="rId68" w:history="1">
-          <w:r>
-            <w:rPr>
-              <w:rStyle w:val="Hyperlink"/>
-            </w:rPr>
-            <w:t>Ar</w:t>
-          </w:r>
-        </w:hyperlink>
-      </w:r>
-      <w:r>
-        <w:rPr>
-          <w:rFonts w:ascii="Charis SIL Regular" w:hAnsi="Charis SIL Regular" w:eastAsia="Charis SIL Regular"/>
-          <w:b w:val="0"/>
-          <w:i w:val="0"/>
-          <w:color w:val="0000FF"/>
-          <w:sz w:val="24"/>
-          <w:u w:val="single"/>
-        </w:rPr>
-        <w:hyperlink r:id="rId68" w:history="1">
-          <w:r>
-            <w:rPr>
-              <w:rStyle w:val="Hyperlink"/>
-            </w:rPr>
-            <w:t>chive</w:t>
-          </w:r>
-        </w:hyperlink>
-      </w:r>
-      <w:r>
-        <w:rPr>
-          <w:rFonts w:ascii="Charis SIL Regular" w:hAnsi="Charis SIL Regular" w:eastAsia="Charis SIL Regular"/>
-          <w:b w:val="0"/>
-          <w:i w:val="0"/>
-          <w:color w:val="0000FF"/>
-          <w:sz w:val="24"/>
-          <w:u w:val="single"/>
-        </w:rPr>
-        <w:hyperlink r:id="rId68" w:history="1">
-          <w:r>
-            <w:rPr>
-              <w:rStyle w:val="Hyperlink"/>
-            </w:rPr>
-            <w:t>s</w:t>
-          </w:r>
-        </w:hyperlink>
-      </w:r>
-      <w:r>
-        <w:rPr>
-          <w:rFonts w:ascii="Charis SIL Regular" w:hAnsi="Charis SIL Regular" w:eastAsia="Charis SIL Regular"/>
-          <w:b w:val="0"/>
-          <w:i w:val="0"/>
-          <w:color w:val="0000FF"/>
-          <w:sz w:val="24"/>
-          <w:u w:val="single"/>
-        </w:rPr>
-        <w:hyperlink r:id="rId68" w:history="1">
-          <w:r>
-            <w:rPr>
-              <w:rStyle w:val="Hyperlink"/>
-            </w:rPr>
-            <w:t>,</w:t>
-          </w:r>
-        </w:hyperlink>
-      </w:r>
-      <w:r>
-        <w:rPr>
-          <w:rFonts w:ascii="Charis SIL Regular" w:hAnsi="Charis SIL Regular" w:eastAsia="Charis SIL Regular"/>
-          <w:b w:val="0"/>
-          <w:i w:val="0"/>
-          <w:color w:val="0000FF"/>
-          <w:sz w:val="24"/>
-          <w:u w:val="single"/>
-        </w:rPr>
-        <w:t xml:space="preserve"> </w:t>
-      </w:r>
-      <w:r>
-        <w:rPr>
-          <w:rFonts w:ascii="Charis SIL Regular" w:hAnsi="Charis SIL Regular" w:eastAsia="Charis SIL Regular"/>
-          <w:b w:val="0"/>
-          <w:i w:val="0"/>
-          <w:color w:val="0000FF"/>
-          <w:sz w:val="24"/>
-          <w:u w:val="single"/>
-        </w:rPr>
-        <w:hyperlink r:id="rId68" w:history="1">
+        <w:hyperlink r:id="rId69" w:history="1">
           <w:r>
             <w:rPr>
               <w:rStyle w:val="Hyperlink"/>
@@ -9150,7 +9355,6 @@
           <w:i w:val="0"/>
           <w:color w:val="0000FF"/>
           <w:sz w:val="24"/>
-          <w:u w:val="single"/>
         </w:rPr>
         <w:hyperlink r:id="rId73" w:history="1">
           <w:r>
@@ -9741,23 +9945,6 @@
       </w:r>
       <w:r>
         <w:rPr>
-          <w:rFonts w:ascii="Charis SIL Regular" w:hAnsi="Charis SIL Regular" w:eastAsia="Charis SIL Regular"/>
-          <w:b w:val="0"/>
-          <w:i w:val="0"/>
-          <w:color w:val="000000"/>
-          <w:sz w:val="24"/>
-        </w:rPr>
-        <w:hyperlink r:id="rId78" w:history="1">
-          <w:r>
-            <w:rPr>
-              <w:rStyle w:val="Hyperlink"/>
-            </w:rPr>
-            <w:t>n</w:t>
-          </w:r>
-        </w:hyperlink>
-      </w:r>
-      <w:r>
-        <w:rPr>
           <w:u w:val="single" w:color="0000ff"/>
           <w:rFonts w:ascii="Charis SIL Regular" w:hAnsi="Charis SIL Regular" w:eastAsia="Charis SIL Regular"/>
           <w:b w:val="0"/>
@@ -9765,17 +9952,17 @@
           <w:color w:val="000000"/>
           <w:sz w:val="24"/>
         </w:rPr>
-        <w:t>c</w:t>
-      </w:r>
-      <w:r>
-        <w:rPr>
-          <w:rFonts w:ascii="Charis SIL Regular" w:hAnsi="Charis SIL Regular" w:eastAsia="Charis SIL Regular"/>
-          <w:b w:val="0"/>
-          <w:i w:val="0"/>
-          <w:color w:val="000000"/>
-          <w:sz w:val="24"/>
-        </w:rPr>
-        <w:t xml:space="preserve">e for the collections </w:t>
+        <w:t>n</w:t>
+      </w:r>
+      <w:r>
+        <w:rPr>
+          <w:rFonts w:ascii="Charis SIL Regular" w:hAnsi="Charis SIL Regular" w:eastAsia="Charis SIL Regular"/>
+          <w:b w:val="0"/>
+          <w:i w:val="0"/>
+          <w:color w:val="000000"/>
+          <w:sz w:val="24"/>
+        </w:rPr>
+        <w:t xml:space="preserve">ce for the collections </w:t>
       </w:r>
       <w:r>
         <w:rPr>
@@ -10620,54 +10807,47 @@
       </w:r>
       <w:r>
         <w:rPr>
-          <w:u w:val="single" w:color="0000ff"/>
-          <w:rFonts w:ascii="Charis SIL Regular" w:hAnsi="Charis SIL Regular" w:eastAsia="Charis SIL Regular"/>
-          <w:b w:val="0"/>
-          <w:i w:val="0"/>
-          <w:color w:val="000000"/>
-          <w:sz w:val="24"/>
+          <w:rFonts w:ascii="Charis SIL Regular" w:hAnsi="Charis SIL Regular" w:eastAsia="Charis SIL Regular"/>
+          <w:b w:val="0"/>
+          <w:i w:val="0"/>
+          <w:color w:val="000000"/>
+          <w:sz w:val="24"/>
+        </w:rPr>
+        <w:t xml:space="preserve">please contact the </w:t>
+      </w:r>
+      <w:r>
+        <w:rPr>
+          <w:rFonts w:ascii="Charis SIL Regular" w:hAnsi="Charis SIL Regular" w:eastAsia="Charis SIL Regular"/>
+          <w:b w:val="0"/>
+          <w:i w:val="0"/>
+          <w:color w:val="0000FF"/>
+          <w:sz w:val="24"/>
+          <w:u w:val="single"/>
         </w:rPr>
         <w:hyperlink r:id="rId84" w:history="1">
           <w:r>
             <w:rPr>
               <w:rStyle w:val="Hyperlink"/>
             </w:rPr>
-            <w:t>please cont</w:t>
-          </w:r>
-        </w:hyperlink>
-      </w:r>
-      <w:r>
-        <w:rPr>
-          <w:u w:val="single" w:color="0000ff"/>
-          <w:rFonts w:ascii="Charis SIL Regular" w:hAnsi="Charis SIL Regular" w:eastAsia="Charis SIL Regular"/>
-          <w:b w:val="0"/>
-          <w:i w:val="0"/>
-          <w:color w:val="000000"/>
-          <w:sz w:val="24"/>
+            <w:t>Sa</w:t>
+          </w:r>
+        </w:hyperlink>
+      </w:r>
+      <w:r>
+        <w:rPr>
+          <w:rFonts w:ascii="Charis SIL Regular" w:hAnsi="Charis SIL Regular" w:eastAsia="Charis SIL Regular"/>
+          <w:b w:val="0"/>
+          <w:i w:val="0"/>
+          <w:color w:val="0000FF"/>
+          <w:sz w:val="24"/>
+          <w:u w:val="single"/>
         </w:rPr>
         <w:hyperlink r:id="rId84" w:history="1">
           <w:r>
             <w:rPr>
               <w:rStyle w:val="Hyperlink"/>
             </w:rPr>
-            <w:t>a</w:t>
-          </w:r>
-        </w:hyperlink>
-      </w:r>
-      <w:r>
-        <w:rPr>
-          <w:rFonts w:ascii="Charis SIL Regular" w:hAnsi="Charis SIL Regular" w:eastAsia="Charis SIL Regular"/>
-          <w:b w:val="0"/>
-          <w:i w:val="0"/>
-          <w:color w:val="000000"/>
-          <w:sz w:val="24"/>
-        </w:rPr>
-        <w:hyperlink r:id="rId84" w:history="1">
-          <w:r>
-            <w:rPr>
-              <w:rStyle w:val="Hyperlink"/>
-            </w:rPr>
-            <w:t xml:space="preserve">ct the </w:t>
+            <w:t>amaka</w:t>
           </w:r>
         </w:hyperlink>
       </w:r>
@@ -10680,14 +10860,7 @@
           <w:sz w:val="24"/>
           <w:u w:val="single"/>
         </w:rPr>
-        <w:hyperlink r:id="rId84" w:history="1">
-          <w:r>
-            <w:rPr>
-              <w:rStyle w:val="Hyperlink"/>
-            </w:rPr>
-            <w:t>Sa</w:t>
-          </w:r>
-        </w:hyperlink>
+        <w:t xml:space="preserve"> </w:t>
       </w:r>
       <w:r>
         <w:rPr>
@@ -10698,36 +10871,7 @@
           <w:sz w:val="24"/>
           <w:u w:val="single"/>
         </w:rPr>
-        <w:hyperlink r:id="rId84" w:history="1">
-          <w:r>
-            <w:rPr>
-              <w:rStyle w:val="Hyperlink"/>
-            </w:rPr>
-            <w:t>amaka</w:t>
-          </w:r>
-        </w:hyperlink>
-      </w:r>
-      <w:r>
-        <w:rPr>
-          <w:rFonts w:ascii="Charis SIL Regular" w:hAnsi="Charis SIL Regular" w:eastAsia="Charis SIL Regular"/>
-          <w:b w:val="0"/>
-          <w:i w:val="0"/>
-          <w:color w:val="0000FF"/>
-          <w:sz w:val="24"/>
-          <w:u w:val="single"/>
-        </w:rPr>
-        <w:t xml:space="preserve"> </w:t>
-      </w:r>
-      <w:r>
-        <w:rPr>
-          <w:rFonts w:ascii="Charis SIL Regular" w:hAnsi="Charis SIL Regular" w:eastAsia="Charis SIL Regular"/>
-          <w:b w:val="0"/>
-          <w:i w:val="0"/>
-          <w:color w:val="0000FF"/>
-          <w:sz w:val="24"/>
-          <w:u w:val="single"/>
-        </w:rPr>
-        <w:hyperlink r:id="rId84" w:history="1">
+        <w:hyperlink r:id="rId85" w:history="1">
           <w:r>
             <w:rPr>
               <w:rStyle w:val="Hyperlink"/>
@@ -11526,24 +11670,36 @@
             <w:rPr>
               <w:rStyle w:val="Hyperlink"/>
             </w:rPr>
-            <w:t>profie</w:t>
-          </w:r>
-        </w:hyperlink>
-      </w:r>
-      <w:r>
-        <w:rPr>
-          <w:rFonts w:ascii="Charis SIL Regular" w:hAnsi="Charis SIL Regular" w:eastAsia="Charis SIL Regular"/>
-          <w:b w:val="0"/>
-          <w:i w:val="0"/>
-          <w:color w:val="0000FF"/>
-          <w:sz w:val="24"/>
+            <w:t>profiel</w:t>
+          </w:r>
+        </w:hyperlink>
+      </w:r>
+      <w:r>
+        <w:rPr>
+          <w:rFonts w:ascii="Charis SIL Regular" w:hAnsi="Charis SIL Regular" w:eastAsia="Charis SIL Regular"/>
+          <w:b w:val="0"/>
+          <w:i w:val="0"/>
+          <w:color w:val="0000FF"/>
+          <w:sz w:val="24"/>
+          <w:u w:val="single"/>
+        </w:rPr>
+        <w:t>-</w:t>
+      </w:r>
+      <w:r>
+        <w:rPr>
+          <w:rFonts w:ascii="Charis SIL Regular" w:hAnsi="Charis SIL Regular" w:eastAsia="Charis SIL Regular"/>
+          <w:b w:val="0"/>
+          <w:i w:val="0"/>
+          <w:color w:val="0000FF"/>
+          <w:sz w:val="24"/>
+          <w:u w:val="single"/>
         </w:rPr>
         <w:hyperlink r:id="rId87" w:history="1">
           <w:r>
             <w:rPr>
               <w:rStyle w:val="Hyperlink"/>
             </w:rPr>
-            <w:t>l</w:t>
+            <w:t>als</w:t>
           </w:r>
         </w:hyperlink>
       </w:r>
@@ -11556,24 +11712,6 @@
           <w:sz w:val="24"/>
         </w:rPr>
         <w:t>-</w:t>
-      </w:r>
-      <w:r>
-        <w:rPr>
-          <w:rFonts w:ascii="Charis SIL Regular" w:hAnsi="Charis SIL Regular" w:eastAsia="Charis SIL Regular"/>
-          <w:b w:val="0"/>
-          <w:i w:val="0"/>
-          <w:color w:val="0000FF"/>
-          <w:sz w:val="24"/>
-          <w:u w:val="single"/>
-        </w:rPr>
-        <w:hyperlink r:id="rId87" w:history="1">
-          <w:r>
-            <w:rPr>
-              <w:rStyle w:val="Hyperlink"/>
-            </w:rPr>
-            <w:t>als-</w:t>
-          </w:r>
-        </w:hyperlink>
       </w:r>
       <w:r>
         <w:rPr>
@@ -11942,7 +12080,7 @@
           <w:sz w:val="24"/>
           <w:u w:val="single"/>
         </w:rPr>
-        <w:hyperlink r:id="rId89" w:history="1">
+        <w:hyperlink r:id="rId88" w:history="1">
           <w:r>
             <w:rPr>
               <w:rStyle w:val="Hyperlink"/>
@@ -11971,7 +12109,7 @@
           <w:sz w:val="24"/>
           <w:u w:val="single"/>
         </w:rPr>
-        <w:hyperlink r:id="rId89" w:history="1">
+        <w:hyperlink r:id="rId88" w:history="1">
           <w:r>
             <w:rPr>
               <w:rStyle w:val="Hyperlink"/>
@@ -12087,12 +12225,76 @@
           <w:sz w:val="24"/>
           <w:u w:val="single"/>
         </w:rPr>
+        <w:hyperlink r:id="rId89" w:history="1">
+          <w:r>
+            <w:rPr>
+              <w:rStyle w:val="Hyperlink"/>
+            </w:rPr>
+            <w:t>http://</w:t>
+          </w:r>
+        </w:hyperlink>
+      </w:r>
+      <w:r>
+        <w:rPr>
+          <w:rFonts w:ascii="Charis SIL Regular" w:hAnsi="Charis SIL Regular" w:eastAsia="Charis SIL Regular"/>
+          <w:b w:val="0"/>
+          <w:i w:val="0"/>
+          <w:color w:val="0000FF"/>
+          <w:sz w:val="24"/>
+          <w:u w:val="single"/>
+        </w:rPr>
+        <w:hyperlink r:id="rId89" w:history="1">
+          <w:r>
+            <w:rPr>
+              <w:rStyle w:val="Hyperlink"/>
+            </w:rPr>
+            <w:t>hdl.handle.net/1887.1/</w:t>
+          </w:r>
+        </w:hyperlink>
+      </w:r>
+      <w:r>
+        <w:rPr>
+          <w:rFonts w:ascii="Charis SIL Regular" w:hAnsi="Charis SIL Regular" w:eastAsia="Charis SIL Regular"/>
+          <w:b w:val="0"/>
+          <w:i w:val="0"/>
+          <w:color w:val="0000FF"/>
+          <w:sz w:val="24"/>
+          <w:u w:val="single"/>
+        </w:rPr>
+        <w:hyperlink r:id="rId89" w:history="1">
+          <w:r>
+            <w:rPr>
+              <w:rStyle w:val="Hyperlink"/>
+            </w:rPr>
+            <w:t>item:970083</w:t>
+          </w:r>
+        </w:hyperlink>
+      </w:r>
+      <w:r>
+        <w:rPr>
+          <w:rFonts w:ascii="Charis SIL Regular" w:hAnsi="Charis SIL Regular" w:eastAsia="Charis SIL Regular"/>
+          <w:b w:val="0"/>
+          <w:i w:val="0"/>
+          <w:color w:val="000000"/>
+          <w:sz w:val="24"/>
+        </w:rPr>
+        <w:t xml:space="preserve">, </w:t>
+      </w:r>
+      <w:r>
+        <w:rPr>
+          <w:rFonts w:ascii="Charis SIL Regular" w:hAnsi="Charis SIL Regular" w:eastAsia="Charis SIL Regular"/>
+          <w:b w:val="0"/>
+          <w:i w:val="0"/>
+          <w:color w:val="0000FF"/>
+          <w:sz w:val="24"/>
+          <w:u w:val="single"/>
+        </w:rPr>
         <w:hyperlink r:id="rId90" w:history="1">
           <w:r>
             <w:rPr>
               <w:rStyle w:val="Hyperlink"/>
             </w:rPr>
-            <w:t>http://</w:t>
+            <w:t>WorldCat</w:t>
           </w:r>
         </w:hyperlink>
       </w:r>
@@ -12105,82 +12307,18 @@
           <w:sz w:val="24"/>
           <w:u w:val="single"/>
         </w:rPr>
+        <w:t xml:space="preserve"> </w:t>
+      </w:r>
+      <w:r>
+        <w:rPr>
+          <w:rFonts w:ascii="Charis SIL Regular" w:hAnsi="Charis SIL Regular" w:eastAsia="Charis SIL Regular"/>
+          <w:b w:val="0"/>
+          <w:i w:val="0"/>
+          <w:color w:val="0000FF"/>
+          <w:sz w:val="24"/>
+          <w:u w:val="single"/>
+        </w:rPr>
         <w:hyperlink r:id="rId90" w:history="1">
-          <w:r>
-            <w:rPr>
-              <w:rStyle w:val="Hyperlink"/>
-            </w:rPr>
-            <w:t>hdl.handle.net/1887.1/</w:t>
-          </w:r>
-        </w:hyperlink>
-      </w:r>
-      <w:r>
-        <w:rPr>
-          <w:rFonts w:ascii="Charis SIL Regular" w:hAnsi="Charis SIL Regular" w:eastAsia="Charis SIL Regular"/>
-          <w:b w:val="0"/>
-          <w:i w:val="0"/>
-          <w:color w:val="0000FF"/>
-          <w:sz w:val="24"/>
-          <w:u w:val="single"/>
-        </w:rPr>
-        <w:hyperlink r:id="rId90" w:history="1">
-          <w:r>
-            <w:rPr>
-              <w:rStyle w:val="Hyperlink"/>
-            </w:rPr>
-            <w:t>item:970083</w:t>
-          </w:r>
-        </w:hyperlink>
-      </w:r>
-      <w:r>
-        <w:rPr>
-          <w:rFonts w:ascii="Charis SIL Regular" w:hAnsi="Charis SIL Regular" w:eastAsia="Charis SIL Regular"/>
-          <w:b w:val="0"/>
-          <w:i w:val="0"/>
-          <w:color w:val="000000"/>
-          <w:sz w:val="24"/>
-        </w:rPr>
-        <w:t xml:space="preserve">, </w:t>
-      </w:r>
-      <w:r>
-        <w:rPr>
-          <w:rFonts w:ascii="Charis SIL Regular" w:hAnsi="Charis SIL Regular" w:eastAsia="Charis SIL Regular"/>
-          <w:b w:val="0"/>
-          <w:i w:val="0"/>
-          <w:color w:val="0000FF"/>
-          <w:sz w:val="24"/>
-          <w:u w:val="single"/>
-        </w:rPr>
-        <w:hyperlink r:id="rId91" w:history="1">
-          <w:r>
-            <w:rPr>
-              <w:rStyle w:val="Hyperlink"/>
-            </w:rPr>
-            <w:t>WorldCat</w:t>
-          </w:r>
-        </w:hyperlink>
-      </w:r>
-      <w:r>
-        <w:rPr>
-          <w:rFonts w:ascii="Charis SIL Regular" w:hAnsi="Charis SIL Regular" w:eastAsia="Charis SIL Regular"/>
-          <w:b w:val="0"/>
-          <w:i w:val="0"/>
-          <w:color w:val="0000FF"/>
-          <w:sz w:val="24"/>
-          <w:u w:val="single"/>
-        </w:rPr>
-        <w:t xml:space="preserve"> </w:t>
-      </w:r>
-      <w:r>
-        <w:rPr>
-          <w:rFonts w:ascii="Charis SIL Regular" w:hAnsi="Charis SIL Regular" w:eastAsia="Charis SIL Regular"/>
-          <w:b w:val="0"/>
-          <w:i w:val="0"/>
-          <w:color w:val="0000FF"/>
-          <w:sz w:val="24"/>
-          <w:u w:val="single"/>
-        </w:rPr>
-        <w:hyperlink r:id="rId91" w:history="1">
           <w:r>
             <w:rPr>
               <w:rStyle w:val="Hyperlink"/>
@@ -12311,7 +12449,7 @@
           <w:sz w:val="24"/>
           <w:u w:val="single"/>
         </w:rPr>
-        <w:hyperlink r:id="rId92" w:history="1">
+        <w:hyperlink r:id="rId91" w:history="1">
           <w:r>
             <w:rPr>
               <w:rStyle w:val="Hyperlink"/>
@@ -12329,7 +12467,7 @@
           <w:sz w:val="24"/>
           <w:u w:val="single"/>
         </w:rPr>
-        <w:hyperlink r:id="rId92" w:history="1">
+        <w:hyperlink r:id="rId91" w:history="1">
           <w:r>
             <w:rPr>
               <w:rStyle w:val="Hyperlink"/>
@@ -12347,7 +12485,7 @@
           <w:sz w:val="24"/>
           <w:u w:val="single"/>
         </w:rPr>
-        <w:hyperlink r:id="rId92" w:history="1">
+        <w:hyperlink r:id="rId91" w:history="1">
           <w:r>
             <w:rPr>
               <w:rStyle w:val="Hyperlink"/>
@@ -12365,7 +12503,7 @@
           <w:sz w:val="24"/>
           <w:u w:val="single"/>
         </w:rPr>
-        <w:hyperlink r:id="rId92" w:history="1">
+        <w:hyperlink r:id="rId91" w:history="1">
           <w:r>
             <w:rPr>
               <w:rStyle w:val="Hyperlink"/>
@@ -12393,7 +12531,7 @@
           <w:sz w:val="24"/>
           <w:u w:val="single"/>
         </w:rPr>
-        <w:hyperlink r:id="rId93" w:history="1">
+        <w:hyperlink r:id="rId91" w:history="1">
           <w:r>
             <w:rPr>
               <w:rStyle w:val="Hyperlink"/>
@@ -12411,7 +12549,7 @@
           <w:sz w:val="24"/>
           <w:u w:val="single"/>
         </w:rPr>
-        <w:hyperlink r:id="rId92" w:history="1">
+        <w:hyperlink r:id="rId91" w:history="1">
           <w:r>
             <w:rPr>
               <w:rStyle w:val="Hyperlink"/>
@@ -12440,7 +12578,7 @@
           <w:sz w:val="24"/>
           <w:u w:val="single"/>
         </w:rPr>
-        <w:hyperlink r:id="rId92" w:history="1">
+        <w:hyperlink r:id="rId91" w:history="1">
           <w:r>
             <w:rPr>
               <w:rStyle w:val="Hyperlink"/>
@@ -12548,7 +12686,7 @@
           <w:sz w:val="24"/>
           <w:u w:val="single"/>
         </w:rPr>
-        <w:hyperlink r:id="rId94" w:history="1">
+        <w:hyperlink r:id="rId92" w:history="1">
           <w:r>
             <w:rPr>
               <w:rStyle w:val="Hyperlink"/>
@@ -12566,7 +12704,7 @@
           <w:sz w:val="24"/>
           <w:u w:val="single"/>
         </w:rPr>
-        <w:hyperlink r:id="rId94" w:history="1">
+        <w:hyperlink r:id="rId92" w:history="1">
           <w:r>
             <w:rPr>
               <w:rStyle w:val="Hyperlink"/>
@@ -12664,7 +12802,7 @@
           <w:sz w:val="24"/>
           <w:u w:val="single"/>
         </w:rPr>
-        <w:hyperlink r:id="rId95" w:history="1">
+        <w:hyperlink r:id="rId93" w:history="1">
           <w:r>
             <w:rPr>
               <w:rStyle w:val="Hyperlink"/>
@@ -12693,7 +12831,7 @@
           <w:sz w:val="24"/>
           <w:u w:val="single"/>
         </w:rPr>
-        <w:hyperlink r:id="rId95" w:history="1">
+        <w:hyperlink r:id="rId93" w:history="1">
           <w:r>
             <w:rPr>
               <w:rStyle w:val="Hyperlink"/>
@@ -12781,7 +12919,7 @@
           <w:sz w:val="24"/>
           <w:u w:val="single"/>
         </w:rPr>
-        <w:hyperlink r:id="rId96" w:history="1">
+        <w:hyperlink r:id="rId94" w:history="1">
           <w:r>
             <w:rPr>
               <w:rStyle w:val="Hyperlink"/>
@@ -12810,7 +12948,7 @@
           <w:sz w:val="24"/>
           <w:u w:val="single"/>
         </w:rPr>
-        <w:hyperlink r:id="rId96" w:history="1">
+        <w:hyperlink r:id="rId94" w:history="1">
           <w:r>
             <w:rPr>
               <w:rStyle w:val="Hyperlink"/>
@@ -12838,7 +12976,7 @@
           <w:sz w:val="24"/>
           <w:u w:val="single"/>
         </w:rPr>
-        <w:hyperlink r:id="rId97" w:history="1">
+        <w:hyperlink r:id="rId95" w:history="1">
           <w:r>
             <w:rPr>
               <w:rStyle w:val="Hyperlink"/>
@@ -12867,7 +13005,7 @@
           <w:sz w:val="24"/>
           <w:u w:val="single"/>
         </w:rPr>
-        <w:hyperlink r:id="rId97" w:history="1">
+        <w:hyperlink r:id="rId95" w:history="1">
           <w:r>
             <w:rPr>
               <w:rStyle w:val="Hyperlink"/>
@@ -12995,7 +13133,7 @@
           <w:sz w:val="24"/>
           <w:u w:val="single"/>
         </w:rPr>
-        <w:hyperlink r:id="rId98" w:history="1">
+        <w:hyperlink r:id="rId96" w:history="1">
           <w:r>
             <w:rPr>
               <w:rStyle w:val="Hyperlink"/>
@@ -13013,7 +13151,7 @@
           <w:sz w:val="24"/>
           <w:u w:val="single"/>
         </w:rPr>
-        <w:hyperlink r:id="rId98" w:history="1">
+        <w:hyperlink r:id="rId96" w:history="1">
           <w:r>
             <w:rPr>
               <w:rStyle w:val="Hyperlink"/>
@@ -13031,7 +13169,7 @@
           <w:sz w:val="24"/>
           <w:u w:val="single"/>
         </w:rPr>
-        <w:hyperlink r:id="rId98" w:history="1">
+        <w:hyperlink r:id="rId96" w:history="1">
           <w:r>
             <w:rPr>
               <w:rStyle w:val="Hyperlink"/>
@@ -13147,7 +13285,7 @@
           <w:sz w:val="24"/>
           <w:u w:val="single"/>
         </w:rPr>
-        <w:hyperlink r:id="rId99" w:history="1">
+        <w:hyperlink r:id="rId97" w:history="1">
           <w:r>
             <w:rPr>
               <w:rStyle w:val="Hyperlink"/>
@@ -13176,7 +13314,7 @@
           <w:sz w:val="24"/>
           <w:u w:val="single"/>
         </w:rPr>
-        <w:hyperlink r:id="rId99" w:history="1">
+        <w:hyperlink r:id="rId97" w:history="1">
           <w:r>
             <w:rPr>
               <w:rStyle w:val="Hyperlink"/>
@@ -13204,7 +13342,7 @@
           <w:sz w:val="24"/>
           <w:u w:val="single"/>
         </w:rPr>
-        <w:hyperlink r:id="rId100" w:history="1">
+        <w:hyperlink r:id="rId98" w:history="1">
           <w:r>
             <w:rPr>
               <w:rStyle w:val="Hyperlink"/>
@@ -13233,7 +13371,7 @@
           <w:sz w:val="24"/>
           <w:u w:val="single"/>
         </w:rPr>
-        <w:hyperlink r:id="rId100" w:history="1">
+        <w:hyperlink r:id="rId98" w:history="1">
           <w:r>
             <w:rPr>
               <w:rStyle w:val="Hyperlink"/>
@@ -13345,7 +13483,7 @@
           <w:color w:val="0000FF"/>
           <w:sz w:val="24"/>
         </w:rPr>
-        <w:hyperlink r:id="rId101" w:history="1">
+        <w:hyperlink r:id="rId99" w:history="1">
           <w:r>
             <w:rPr>
               <w:rStyle w:val="Hyperlink"/>
@@ -13362,7 +13500,7 @@
           <w:color w:val="0000FF"/>
           <w:sz w:val="24"/>
         </w:rPr>
-        <w:hyperlink r:id="rId101" w:history="1">
+        <w:hyperlink r:id="rId99" w:history="1">
           <w:r>
             <w:rPr>
               <w:rStyle w:val="Hyperlink"/>
@@ -13379,7 +13517,7 @@
           <w:color w:val="0000FF"/>
           <w:sz w:val="24"/>
         </w:rPr>
-        <w:hyperlink r:id="rId101" w:history="1">
+        <w:hyperlink r:id="rId99" w:history="1">
           <w:r>
             <w:rPr>
               <w:rStyle w:val="Hyperlink"/>
@@ -13396,7 +13534,7 @@
           <w:color w:val="0000FF"/>
           <w:sz w:val="24"/>
         </w:rPr>
-        <w:hyperlink r:id="rId101" w:history="1">
+        <w:hyperlink r:id="rId99" w:history="1">
           <w:r>
             <w:rPr>
               <w:rStyle w:val="Hyperlink"/>
@@ -13413,7 +13551,7 @@
           <w:color w:val="0000FF"/>
           <w:sz w:val="24"/>
         </w:rPr>
-        <w:hyperlink r:id="rId101" w:history="1">
+        <w:hyperlink r:id="rId99" w:history="1">
           <w:r>
             <w:rPr>
               <w:rStyle w:val="Hyperlink"/>
@@ -13515,7 +13653,7 @@
           <w:color w:val="0000FF"/>
           <w:sz w:val="24"/>
         </w:rPr>
-        <w:hyperlink r:id="rId102" w:history="1">
+        <w:hyperlink r:id="rId100" w:history="1">
           <w:r>
             <w:rPr>
               <w:rStyle w:val="Hyperlink"/>
@@ -13532,7 +13670,7 @@
           <w:color w:val="0000FF"/>
           <w:sz w:val="24"/>
         </w:rPr>
-        <w:hyperlink r:id="rId102" w:history="1">
+        <w:hyperlink r:id="rId100" w:history="1">
           <w:r>
             <w:rPr>
               <w:rStyle w:val="Hyperlink"/>
@@ -13549,7 +13687,7 @@
           <w:color w:val="0000FF"/>
           <w:sz w:val="24"/>
         </w:rPr>
-        <w:hyperlink r:id="rId102" w:history="1">
+        <w:hyperlink r:id="rId100" w:history="1">
           <w:r>
             <w:rPr>
               <w:rStyle w:val="Hyperlink"/>
@@ -13566,7 +13704,7 @@
           <w:color w:val="0000FF"/>
           <w:sz w:val="24"/>
         </w:rPr>
-        <w:hyperlink r:id="rId102" w:history="1">
+        <w:hyperlink r:id="rId100" w:history="1">
           <w:r>
             <w:rPr>
               <w:rStyle w:val="Hyperlink"/>
@@ -13583,7 +13721,7 @@
           <w:color w:val="0000FF"/>
           <w:sz w:val="24"/>
         </w:rPr>
-        <w:hyperlink r:id="rId102" w:history="1">
+        <w:hyperlink r:id="rId100" w:history="1">
           <w:r>
             <w:rPr>
               <w:rStyle w:val="Hyperlink"/>
@@ -13681,7 +13819,7 @@
           <w:color w:val="0000FF"/>
           <w:sz w:val="24"/>
         </w:rPr>
-        <w:hyperlink r:id="rId103" w:history="1">
+        <w:hyperlink r:id="rId101" w:history="1">
           <w:r>
             <w:rPr>
               <w:rStyle w:val="Hyperlink"/>
@@ -13698,7 +13836,7 @@
           <w:color w:val="0000FF"/>
           <w:sz w:val="24"/>
         </w:rPr>
-        <w:hyperlink r:id="rId103" w:history="1">
+        <w:hyperlink r:id="rId101" w:history="1">
           <w:r>
             <w:rPr>
               <w:rStyle w:val="Hyperlink"/>
@@ -13715,7 +13853,7 @@
           <w:color w:val="0000FF"/>
           <w:sz w:val="24"/>
         </w:rPr>
-        <w:hyperlink r:id="rId103" w:history="1">
+        <w:hyperlink r:id="rId101" w:history="1">
           <w:r>
             <w:rPr>
               <w:rStyle w:val="Hyperlink"/>
@@ -13732,7 +13870,7 @@
           <w:color w:val="0000FF"/>
           <w:sz w:val="24"/>
         </w:rPr>
-        <w:hyperlink r:id="rId103" w:history="1">
+        <w:hyperlink r:id="rId101" w:history="1">
           <w:r>
             <w:rPr>
               <w:rStyle w:val="Hyperlink"/>
@@ -13749,7 +13887,7 @@
           <w:color w:val="0000FF"/>
           <w:sz w:val="24"/>
         </w:rPr>
-        <w:hyperlink r:id="rId103" w:history="1">
+        <w:hyperlink r:id="rId101" w:history="1">
           <w:r>
             <w:rPr>
               <w:rStyle w:val="Hyperlink"/>
@@ -13858,7 +13996,7 @@
           <w:color w:val="0000FF"/>
           <w:sz w:val="24"/>
         </w:rPr>
-        <w:hyperlink r:id="rId104" w:history="1">
+        <w:hyperlink r:id="rId102" w:history="1">
           <w:r>
             <w:rPr>
               <w:rStyle w:val="Hyperlink"/>
@@ -13875,7 +14013,7 @@
           <w:color w:val="0000FF"/>
           <w:sz w:val="24"/>
         </w:rPr>
-        <w:hyperlink r:id="rId104" w:history="1">
+        <w:hyperlink r:id="rId102" w:history="1">
           <w:r>
             <w:rPr>
               <w:rStyle w:val="Hyperlink"/>
@@ -13892,7 +14030,7 @@
           <w:color w:val="0000FF"/>
           <w:sz w:val="24"/>
         </w:rPr>
-        <w:hyperlink r:id="rId104" w:history="1">
+        <w:hyperlink r:id="rId102" w:history="1">
           <w:r>
             <w:rPr>
               <w:rStyle w:val="Hyperlink"/>
@@ -13909,7 +14047,7 @@
           <w:color w:val="0000FF"/>
           <w:sz w:val="24"/>
         </w:rPr>
-        <w:hyperlink r:id="rId104" w:history="1">
+        <w:hyperlink r:id="rId102" w:history="1">
           <w:r>
             <w:rPr>
               <w:rStyle w:val="Hyperlink"/>
@@ -13926,7 +14064,7 @@
           <w:color w:val="0000FF"/>
           <w:sz w:val="24"/>
         </w:rPr>
-        <w:hyperlink r:id="rId104" w:history="1">
+        <w:hyperlink r:id="rId102" w:history="1">
           <w:r>
             <w:rPr>
               <w:rStyle w:val="Hyperlink"/>
@@ -14049,7 +14187,7 @@
           <w:sz w:val="24"/>
           <w:u w:val="single"/>
         </w:rPr>
-        <w:hyperlink r:id="rId105" w:history="1">
+        <w:hyperlink r:id="rId103" w:history="1">
           <w:r>
             <w:rPr>
               <w:rStyle w:val="Hyperlink"/>
@@ -14078,7 +14216,7 @@
           <w:sz w:val="24"/>
           <w:u w:val="single"/>
         </w:rPr>
-        <w:hyperlink r:id="rId105" w:history="1">
+        <w:hyperlink r:id="rId103" w:history="1">
           <w:r>
             <w:rPr>
               <w:rStyle w:val="Hyperlink"/>
@@ -14187,7 +14325,7 @@
           <w:color w:val="0000FF"/>
           <w:sz w:val="24"/>
         </w:rPr>
-        <w:hyperlink r:id="rId106" w:history="1">
+        <w:hyperlink r:id="rId104" w:history="1">
           <w:r>
             <w:rPr>
               <w:rStyle w:val="Hyperlink"/>
@@ -14204,7 +14342,7 @@
           <w:color w:val="0000FF"/>
           <w:sz w:val="24"/>
         </w:rPr>
-        <w:hyperlink r:id="rId106" w:history="1">
+        <w:hyperlink r:id="rId104" w:history="1">
           <w:r>
             <w:rPr>
               <w:rStyle w:val="Hyperlink"/>
@@ -14221,7 +14359,7 @@
           <w:color w:val="0000FF"/>
           <w:sz w:val="24"/>
         </w:rPr>
-        <w:hyperlink r:id="rId106" w:history="1">
+        <w:hyperlink r:id="rId104" w:history="1">
           <w:r>
             <w:rPr>
               <w:rStyle w:val="Hyperlink"/>
@@ -14238,7 +14376,7 @@
           <w:color w:val="0000FF"/>
           <w:sz w:val="24"/>
         </w:rPr>
-        <w:hyperlink r:id="rId106" w:history="1">
+        <w:hyperlink r:id="rId104" w:history="1">
           <w:r>
             <w:rPr>
               <w:rStyle w:val="Hyperlink"/>
@@ -14255,7 +14393,7 @@
           <w:color w:val="0000FF"/>
           <w:sz w:val="24"/>
         </w:rPr>
-        <w:hyperlink r:id="rId106" w:history="1">
+        <w:hyperlink r:id="rId104" w:history="1">
           <w:r>
             <w:rPr>
               <w:rStyle w:val="Hyperlink"/>
@@ -14272,7 +14410,7 @@
           <w:color w:val="0000FF"/>
           <w:sz w:val="24"/>
         </w:rPr>
-        <w:hyperlink r:id="rId106" w:history="1">
+        <w:hyperlink r:id="rId104" w:history="1">
           <w:r>
             <w:rPr>
               <w:rStyle w:val="Hyperlink"/>
@@ -14289,7 +14427,7 @@
           <w:color w:val="0000FF"/>
           <w:sz w:val="24"/>
         </w:rPr>
-        <w:hyperlink r:id="rId106" w:history="1">
+        <w:hyperlink r:id="rId104" w:history="1">
           <w:r>
             <w:rPr>
               <w:rStyle w:val="Hyperlink"/>
@@ -14307,7 +14445,7 @@
           <w:sz w:val="24"/>
           <w:u w:val="single"/>
         </w:rPr>
-        <w:hyperlink r:id="rId106" w:history="1">
+        <w:hyperlink r:id="rId104" w:history="1">
           <w:r>
             <w:rPr>
               <w:rStyle w:val="Hyperlink"/>
@@ -14325,7 +14463,7 @@
           <w:sz w:val="24"/>
           <w:u w:val="single"/>
         </w:rPr>
-        <w:hyperlink r:id="rId106" w:history="1">
+        <w:hyperlink r:id="rId104" w:history="1">
           <w:r>
             <w:rPr>
               <w:rStyle w:val="Hyperlink"/>
@@ -14343,7 +14481,7 @@
           <w:sz w:val="24"/>
           <w:u w:val="single"/>
         </w:rPr>
-        <w:hyperlink r:id="rId106" w:history="1">
+        <w:hyperlink r:id="rId104" w:history="1">
           <w:r>
             <w:rPr>
               <w:rStyle w:val="Hyperlink"/>
@@ -14361,7 +14499,7 @@
           <w:sz w:val="24"/>
           <w:u w:val="single"/>
         </w:rPr>
-        <w:hyperlink r:id="rId106" w:history="1">
+        <w:hyperlink r:id="rId104" w:history="1">
           <w:r>
             <w:rPr>
               <w:rStyle w:val="Hyperlink"/>
@@ -14379,7 +14517,7 @@
           <w:sz w:val="24"/>
           <w:u w:val="single"/>
         </w:rPr>
-        <w:hyperlink r:id="rId106" w:history="1">
+        <w:hyperlink r:id="rId104" w:history="1">
           <w:r>
             <w:rPr>
               <w:rStyle w:val="Hyperlink"/>
@@ -14397,7 +14535,7 @@
           <w:sz w:val="24"/>
           <w:u w:val="single"/>
         </w:rPr>
-        <w:hyperlink r:id="rId106" w:history="1">
+        <w:hyperlink r:id="rId104" w:history="1">
           <w:r>
             <w:rPr>
               <w:rStyle w:val="Hyperlink"/>
@@ -14415,7 +14553,7 @@
           <w:sz w:val="24"/>
           <w:u w:val="single"/>
         </w:rPr>
-        <w:hyperlink r:id="rId106" w:history="1">
+        <w:hyperlink r:id="rId104" w:history="1">
           <w:r>
             <w:rPr>
               <w:rStyle w:val="Hyperlink"/>
@@ -14433,7 +14571,7 @@
           <w:sz w:val="24"/>
           <w:u w:val="single"/>
         </w:rPr>
-        <w:hyperlink r:id="rId106" w:history="1">
+        <w:hyperlink r:id="rId104" w:history="1">
           <w:r>
             <w:rPr>
               <w:rStyle w:val="Hyperlink"/>
@@ -14451,7 +14589,7 @@
           <w:sz w:val="24"/>
           <w:u w:val="single"/>
         </w:rPr>
-        <w:hyperlink r:id="rId106" w:history="1">
+        <w:hyperlink r:id="rId104" w:history="1">
           <w:r>
             <w:rPr>
               <w:rStyle w:val="Hyperlink"/>
@@ -14469,7 +14607,7 @@
           <w:sz w:val="24"/>
           <w:u w:val="single"/>
         </w:rPr>
-        <w:hyperlink r:id="rId106" w:history="1">
+        <w:hyperlink r:id="rId104" w:history="1">
           <w:r>
             <w:rPr>
               <w:rStyle w:val="Hyperlink"/>

--- a/EXPORTS/DOCX/published/niveau2/English/Suriname.docx
+++ b/EXPORTS/DOCX/published/niveau2/English/Suriname.docx
@@ -2515,50 +2515,7 @@
           <w:color w:val="000000"/>
           <w:sz w:val="24"/>
         </w:rPr>
-        <w:hyperlink r:id="rId21" w:history="1">
-          <w:r>
-            <w:rPr>
-              <w:rStyle w:val="Hyperlink"/>
-            </w:rPr>
-            <w:t>hou</w:t>
-          </w:r>
-        </w:hyperlink>
-      </w:r>
-      <w:r>
-        <w:rPr>
-          <w:u w:val="single" w:color="0000ff"/>
-          <w:rFonts w:ascii="Charis SIL Regular" w:hAnsi="Charis SIL Regular" w:eastAsia="Charis SIL Regular"/>
-          <w:b w:val="0"/>
-          <w:i w:val="0"/>
-          <w:color w:val="000000"/>
-          <w:sz w:val="24"/>
-        </w:rPr>
-        <w:hyperlink r:id="rId21" w:history="1">
-          <w:r>
-            <w:rPr>
-              <w:rStyle w:val="Hyperlink"/>
-            </w:rPr>
-            <w:t>s</w:t>
-          </w:r>
-        </w:hyperlink>
-      </w:r>
-      <w:r>
-        <w:rPr>
-          <w:u w:val="single" w:color="0000ff"/>
-          <w:rFonts w:ascii="Charis SIL Regular" w:hAnsi="Charis SIL Regular" w:eastAsia="Charis SIL Regular"/>
-          <w:b w:val="0"/>
-          <w:i w:val="0"/>
-          <w:color w:val="000000"/>
-          <w:sz w:val="24"/>
-        </w:rPr>
-        <w:hyperlink r:id="rId21" w:history="1">
-          <w:r>
-            <w:rPr>
-              <w:rStyle w:val="Hyperlink"/>
-            </w:rPr>
-            <w:t xml:space="preserve">ed at </w:t>
-          </w:r>
-        </w:hyperlink>
+        <w:t xml:space="preserve">housed at </w:t>
       </w:r>
       <w:r>
         <w:rPr>
@@ -2942,7 +2899,6 @@
           <w:i w:val="0"/>
           <w:color w:val="0000FF"/>
           <w:sz w:val="24"/>
-          <w:u w:val="single"/>
         </w:rPr>
         <w:t>s</w:t>
       </w:r>
@@ -3469,14 +3425,7 @@
           <w:color w:val="000000"/>
           <w:sz w:val="24"/>
         </w:rPr>
-        <w:hyperlink r:id="rId26" w:history="1">
-          <w:r>
-            <w:rPr>
-              <w:rStyle w:val="Hyperlink"/>
-            </w:rPr>
-            <w:t xml:space="preserve">r </w:t>
-          </w:r>
-        </w:hyperlink>
+        <w:t xml:space="preserve">r </w:t>
       </w:r>
       <w:r>
         <w:rPr>
@@ -5920,23 +5869,6 @@
       </w:r>
       <w:r>
         <w:rPr>
-          <w:rFonts w:ascii="Charis SIL Italic" w:hAnsi="Charis SIL Italic" w:eastAsia="Charis SIL Italic"/>
-          <w:b w:val="0"/>
-          <w:i/>
-          <w:color w:val="000000"/>
-          <w:sz w:val="24"/>
-        </w:rPr>
-        <w:hyperlink r:id="rId46" w:history="1">
-          <w:r>
-            <w:rPr>
-              <w:rStyle w:val="Hyperlink"/>
-            </w:rPr>
-            <w:t>m</w:t>
-          </w:r>
-        </w:hyperlink>
-      </w:r>
-      <w:r>
-        <w:rPr>
           <w:u w:val="single" w:color="0000ff"/>
           <w:rFonts w:ascii="Charis SIL Italic" w:hAnsi="Charis SIL Italic" w:eastAsia="Charis SIL Italic"/>
           <w:b w:val="0"/>
@@ -5944,7 +5876,7 @@
           <w:color w:val="000000"/>
           <w:sz w:val="24"/>
         </w:rPr>
-        <w:t>u</w:t>
+        <w:t>m</w:t>
       </w:r>
       <w:r>
         <w:rPr>
@@ -5954,7 +5886,7 @@
           <w:color w:val="000000"/>
           <w:sz w:val="24"/>
         </w:rPr>
-        <w:t>seet</w:t>
+        <w:t>useet</w:t>
       </w:r>
       <w:r>
         <w:rPr>
@@ -6148,43 +6080,7 @@
           <w:color w:val="000000"/>
           <w:sz w:val="24"/>
         </w:rPr>
-        <w:t xml:space="preserve"> during his posting in Albina between 1893 and 1896. This </w:t>
-      </w:r>
-      <w:r>
-        <w:rPr>
-          <w:u w:val="single" w:color="0000ff"/>
-          <w:rFonts w:ascii="Charis SIL Regular" w:hAnsi="Charis SIL Regular" w:eastAsia="Charis SIL Regular"/>
-          <w:b w:val="0"/>
-          <w:i w:val="0"/>
-          <w:color w:val="000000"/>
-          <w:sz w:val="24"/>
-        </w:rPr>
-        <w:hyperlink r:id="rId47" w:history="1">
-          <w:r>
-            <w:rPr>
-              <w:rStyle w:val="Hyperlink"/>
-            </w:rPr>
-            <w:t>collec</w:t>
-          </w:r>
-        </w:hyperlink>
-      </w:r>
-      <w:r>
-        <w:rPr>
-          <w:u w:val="single" w:color="0000ff"/>
-          <w:rFonts w:ascii="Charis SIL Regular" w:hAnsi="Charis SIL Regular" w:eastAsia="Charis SIL Regular"/>
-          <w:b w:val="0"/>
-          <w:i w:val="0"/>
-          <w:color w:val="000000"/>
-          <w:sz w:val="24"/>
-        </w:rPr>
-        <w:hyperlink r:id="rId47" w:history="1">
-          <w:r>
-            <w:rPr>
-              <w:rStyle w:val="Hyperlink"/>
-            </w:rPr>
-            <w:t>tion is no</w:t>
-          </w:r>
-        </w:hyperlink>
+        <w:t xml:space="preserve"> during his posting in Albina between 1893 and 1896. This collection is no</w:t>
       </w:r>
       <w:r>
         <w:rPr>
@@ -10822,6 +10718,16 @@
           <w:i w:val="0"/>
           <w:color w:val="0000FF"/>
           <w:sz w:val="24"/>
+        </w:rPr>
+        <w:t>Sa</w:t>
+      </w:r>
+      <w:r>
+        <w:rPr>
+          <w:rFonts w:ascii="Charis SIL Regular" w:hAnsi="Charis SIL Regular" w:eastAsia="Charis SIL Regular"/>
+          <w:b w:val="0"/>
+          <w:i w:val="0"/>
+          <w:color w:val="0000FF"/>
+          <w:sz w:val="24"/>
           <w:u w:val="single"/>
         </w:rPr>
         <w:hyperlink r:id="rId84" w:history="1">
@@ -10829,7 +10735,7 @@
             <w:rPr>
               <w:rStyle w:val="Hyperlink"/>
             </w:rPr>
-            <w:t>Sa</w:t>
+            <w:t>amaka</w:t>
           </w:r>
         </w:hyperlink>
       </w:r>
@@ -10842,36 +10748,18 @@
           <w:sz w:val="24"/>
           <w:u w:val="single"/>
         </w:rPr>
+        <w:t xml:space="preserve"> </w:t>
+      </w:r>
+      <w:r>
+        <w:rPr>
+          <w:rFonts w:ascii="Charis SIL Regular" w:hAnsi="Charis SIL Regular" w:eastAsia="Charis SIL Regular"/>
+          <w:b w:val="0"/>
+          <w:i w:val="0"/>
+          <w:color w:val="0000FF"/>
+          <w:sz w:val="24"/>
+          <w:u w:val="single"/>
+        </w:rPr>
         <w:hyperlink r:id="rId84" w:history="1">
-          <w:r>
-            <w:rPr>
-              <w:rStyle w:val="Hyperlink"/>
-            </w:rPr>
-            <w:t>amaka</w:t>
-          </w:r>
-        </w:hyperlink>
-      </w:r>
-      <w:r>
-        <w:rPr>
-          <w:rFonts w:ascii="Charis SIL Regular" w:hAnsi="Charis SIL Regular" w:eastAsia="Charis SIL Regular"/>
-          <w:b w:val="0"/>
-          <w:i w:val="0"/>
-          <w:color w:val="0000FF"/>
-          <w:sz w:val="24"/>
-          <w:u w:val="single"/>
-        </w:rPr>
-        <w:t xml:space="preserve"> </w:t>
-      </w:r>
-      <w:r>
-        <w:rPr>
-          <w:rFonts w:ascii="Charis SIL Regular" w:hAnsi="Charis SIL Regular" w:eastAsia="Charis SIL Regular"/>
-          <w:b w:val="0"/>
-          <w:i w:val="0"/>
-          <w:color w:val="0000FF"/>
-          <w:sz w:val="24"/>
-          <w:u w:val="single"/>
-        </w:rPr>
-        <w:hyperlink r:id="rId85" w:history="1">
           <w:r>
             <w:rPr>
               <w:rStyle w:val="Hyperlink"/>
@@ -12578,7 +12466,7 @@
           <w:sz w:val="24"/>
           <w:u w:val="single"/>
         </w:rPr>
-        <w:hyperlink r:id="rId91" w:history="1">
+        <w:hyperlink r:id="rId92" w:history="1">
           <w:r>
             <w:rPr>
               <w:rStyle w:val="Hyperlink"/>
@@ -12686,7 +12574,7 @@
           <w:sz w:val="24"/>
           <w:u w:val="single"/>
         </w:rPr>
-        <w:hyperlink r:id="rId92" w:history="1">
+        <w:hyperlink r:id="rId93" w:history="1">
           <w:r>
             <w:rPr>
               <w:rStyle w:val="Hyperlink"/>
@@ -12704,7 +12592,7 @@
           <w:sz w:val="24"/>
           <w:u w:val="single"/>
         </w:rPr>
-        <w:hyperlink r:id="rId92" w:history="1">
+        <w:hyperlink r:id="rId93" w:history="1">
           <w:r>
             <w:rPr>
               <w:rStyle w:val="Hyperlink"/>
@@ -12802,7 +12690,7 @@
           <w:sz w:val="24"/>
           <w:u w:val="single"/>
         </w:rPr>
-        <w:hyperlink r:id="rId93" w:history="1">
+        <w:hyperlink r:id="rId94" w:history="1">
           <w:r>
             <w:rPr>
               <w:rStyle w:val="Hyperlink"/>
@@ -12831,7 +12719,7 @@
           <w:sz w:val="24"/>
           <w:u w:val="single"/>
         </w:rPr>
-        <w:hyperlink r:id="rId93" w:history="1">
+        <w:hyperlink r:id="rId94" w:history="1">
           <w:r>
             <w:rPr>
               <w:rStyle w:val="Hyperlink"/>
@@ -12919,7 +12807,7 @@
           <w:sz w:val="24"/>
           <w:u w:val="single"/>
         </w:rPr>
-        <w:hyperlink r:id="rId94" w:history="1">
+        <w:hyperlink r:id="rId95" w:history="1">
           <w:r>
             <w:rPr>
               <w:rStyle w:val="Hyperlink"/>
@@ -12948,7 +12836,7 @@
           <w:sz w:val="24"/>
           <w:u w:val="single"/>
         </w:rPr>
-        <w:hyperlink r:id="rId94" w:history="1">
+        <w:hyperlink r:id="rId95" w:history="1">
           <w:r>
             <w:rPr>
               <w:rStyle w:val="Hyperlink"/>
@@ -12976,7 +12864,7 @@
           <w:sz w:val="24"/>
           <w:u w:val="single"/>
         </w:rPr>
-        <w:hyperlink r:id="rId95" w:history="1">
+        <w:hyperlink r:id="rId96" w:history="1">
           <w:r>
             <w:rPr>
               <w:rStyle w:val="Hyperlink"/>
@@ -13005,7 +12893,7 @@
           <w:sz w:val="24"/>
           <w:u w:val="single"/>
         </w:rPr>
-        <w:hyperlink r:id="rId95" w:history="1">
+        <w:hyperlink r:id="rId96" w:history="1">
           <w:r>
             <w:rPr>
               <w:rStyle w:val="Hyperlink"/>
@@ -13133,7 +13021,7 @@
           <w:sz w:val="24"/>
           <w:u w:val="single"/>
         </w:rPr>
-        <w:hyperlink r:id="rId96" w:history="1">
+        <w:hyperlink r:id="rId97" w:history="1">
           <w:r>
             <w:rPr>
               <w:rStyle w:val="Hyperlink"/>
@@ -13151,7 +13039,7 @@
           <w:sz w:val="24"/>
           <w:u w:val="single"/>
         </w:rPr>
-        <w:hyperlink r:id="rId96" w:history="1">
+        <w:hyperlink r:id="rId97" w:history="1">
           <w:r>
             <w:rPr>
               <w:rStyle w:val="Hyperlink"/>
@@ -13169,7 +13057,7 @@
           <w:sz w:val="24"/>
           <w:u w:val="single"/>
         </w:rPr>
-        <w:hyperlink r:id="rId96" w:history="1">
+        <w:hyperlink r:id="rId97" w:history="1">
           <w:r>
             <w:rPr>
               <w:rStyle w:val="Hyperlink"/>
@@ -13285,7 +13173,7 @@
           <w:sz w:val="24"/>
           <w:u w:val="single"/>
         </w:rPr>
-        <w:hyperlink r:id="rId97" w:history="1">
+        <w:hyperlink r:id="rId98" w:history="1">
           <w:r>
             <w:rPr>
               <w:rStyle w:val="Hyperlink"/>
@@ -13314,7 +13202,7 @@
           <w:sz w:val="24"/>
           <w:u w:val="single"/>
         </w:rPr>
-        <w:hyperlink r:id="rId97" w:history="1">
+        <w:hyperlink r:id="rId98" w:history="1">
           <w:r>
             <w:rPr>
               <w:rStyle w:val="Hyperlink"/>
@@ -13342,7 +13230,7 @@
           <w:sz w:val="24"/>
           <w:u w:val="single"/>
         </w:rPr>
-        <w:hyperlink r:id="rId98" w:history="1">
+        <w:hyperlink r:id="rId99" w:history="1">
           <w:r>
             <w:rPr>
               <w:rStyle w:val="Hyperlink"/>
@@ -13371,7 +13259,7 @@
           <w:sz w:val="24"/>
           <w:u w:val="single"/>
         </w:rPr>
-        <w:hyperlink r:id="rId98" w:history="1">
+        <w:hyperlink r:id="rId99" w:history="1">
           <w:r>
             <w:rPr>
               <w:rStyle w:val="Hyperlink"/>
@@ -13483,7 +13371,7 @@
           <w:color w:val="0000FF"/>
           <w:sz w:val="24"/>
         </w:rPr>
-        <w:hyperlink r:id="rId99" w:history="1">
+        <w:hyperlink r:id="rId100" w:history="1">
           <w:r>
             <w:rPr>
               <w:rStyle w:val="Hyperlink"/>
@@ -13500,7 +13388,7 @@
           <w:color w:val="0000FF"/>
           <w:sz w:val="24"/>
         </w:rPr>
-        <w:hyperlink r:id="rId99" w:history="1">
+        <w:hyperlink r:id="rId100" w:history="1">
           <w:r>
             <w:rPr>
               <w:rStyle w:val="Hyperlink"/>
@@ -13517,7 +13405,7 @@
           <w:color w:val="0000FF"/>
           <w:sz w:val="24"/>
         </w:rPr>
-        <w:hyperlink r:id="rId99" w:history="1">
+        <w:hyperlink r:id="rId100" w:history="1">
           <w:r>
             <w:rPr>
               <w:rStyle w:val="Hyperlink"/>
@@ -13534,7 +13422,7 @@
           <w:color w:val="0000FF"/>
           <w:sz w:val="24"/>
         </w:rPr>
-        <w:hyperlink r:id="rId99" w:history="1">
+        <w:hyperlink r:id="rId100" w:history="1">
           <w:r>
             <w:rPr>
               <w:rStyle w:val="Hyperlink"/>
@@ -13551,7 +13439,7 @@
           <w:color w:val="0000FF"/>
           <w:sz w:val="24"/>
         </w:rPr>
-        <w:hyperlink r:id="rId99" w:history="1">
+        <w:hyperlink r:id="rId100" w:history="1">
           <w:r>
             <w:rPr>
               <w:rStyle w:val="Hyperlink"/>
@@ -13653,7 +13541,7 @@
           <w:color w:val="0000FF"/>
           <w:sz w:val="24"/>
         </w:rPr>
-        <w:hyperlink r:id="rId100" w:history="1">
+        <w:hyperlink r:id="rId101" w:history="1">
           <w:r>
             <w:rPr>
               <w:rStyle w:val="Hyperlink"/>
@@ -13670,7 +13558,7 @@
           <w:color w:val="0000FF"/>
           <w:sz w:val="24"/>
         </w:rPr>
-        <w:hyperlink r:id="rId100" w:history="1">
+        <w:hyperlink r:id="rId101" w:history="1">
           <w:r>
             <w:rPr>
               <w:rStyle w:val="Hyperlink"/>
@@ -13687,7 +13575,7 @@
           <w:color w:val="0000FF"/>
           <w:sz w:val="24"/>
         </w:rPr>
-        <w:hyperlink r:id="rId100" w:history="1">
+        <w:hyperlink r:id="rId101" w:history="1">
           <w:r>
             <w:rPr>
               <w:rStyle w:val="Hyperlink"/>
@@ -13704,7 +13592,7 @@
           <w:color w:val="0000FF"/>
           <w:sz w:val="24"/>
         </w:rPr>
-        <w:hyperlink r:id="rId100" w:history="1">
+        <w:hyperlink r:id="rId101" w:history="1">
           <w:r>
             <w:rPr>
               <w:rStyle w:val="Hyperlink"/>
@@ -13721,7 +13609,7 @@
           <w:color w:val="0000FF"/>
           <w:sz w:val="24"/>
         </w:rPr>
-        <w:hyperlink r:id="rId100" w:history="1">
+        <w:hyperlink r:id="rId101" w:history="1">
           <w:r>
             <w:rPr>
               <w:rStyle w:val="Hyperlink"/>
@@ -13819,7 +13707,7 @@
           <w:color w:val="0000FF"/>
           <w:sz w:val="24"/>
         </w:rPr>
-        <w:hyperlink r:id="rId101" w:history="1">
+        <w:hyperlink r:id="rId102" w:history="1">
           <w:r>
             <w:rPr>
               <w:rStyle w:val="Hyperlink"/>
@@ -13836,7 +13724,7 @@
           <w:color w:val="0000FF"/>
           <w:sz w:val="24"/>
         </w:rPr>
-        <w:hyperlink r:id="rId101" w:history="1">
+        <w:hyperlink r:id="rId102" w:history="1">
           <w:r>
             <w:rPr>
               <w:rStyle w:val="Hyperlink"/>
@@ -13853,7 +13741,7 @@
           <w:color w:val="0000FF"/>
           <w:sz w:val="24"/>
         </w:rPr>
-        <w:hyperlink r:id="rId101" w:history="1">
+        <w:hyperlink r:id="rId102" w:history="1">
           <w:r>
             <w:rPr>
               <w:rStyle w:val="Hyperlink"/>
@@ -13870,7 +13758,7 @@
           <w:color w:val="0000FF"/>
           <w:sz w:val="24"/>
         </w:rPr>
-        <w:hyperlink r:id="rId101" w:history="1">
+        <w:hyperlink r:id="rId102" w:history="1">
           <w:r>
             <w:rPr>
               <w:rStyle w:val="Hyperlink"/>
@@ -13887,7 +13775,7 @@
           <w:color w:val="0000FF"/>
           <w:sz w:val="24"/>
         </w:rPr>
-        <w:hyperlink r:id="rId101" w:history="1">
+        <w:hyperlink r:id="rId102" w:history="1">
           <w:r>
             <w:rPr>
               <w:rStyle w:val="Hyperlink"/>
@@ -13996,7 +13884,7 @@
           <w:color w:val="0000FF"/>
           <w:sz w:val="24"/>
         </w:rPr>
-        <w:hyperlink r:id="rId102" w:history="1">
+        <w:hyperlink r:id="rId103" w:history="1">
           <w:r>
             <w:rPr>
               <w:rStyle w:val="Hyperlink"/>
@@ -14013,7 +13901,7 @@
           <w:color w:val="0000FF"/>
           <w:sz w:val="24"/>
         </w:rPr>
-        <w:hyperlink r:id="rId102" w:history="1">
+        <w:hyperlink r:id="rId103" w:history="1">
           <w:r>
             <w:rPr>
               <w:rStyle w:val="Hyperlink"/>
@@ -14030,7 +13918,7 @@
           <w:color w:val="0000FF"/>
           <w:sz w:val="24"/>
         </w:rPr>
-        <w:hyperlink r:id="rId102" w:history="1">
+        <w:hyperlink r:id="rId103" w:history="1">
           <w:r>
             <w:rPr>
               <w:rStyle w:val="Hyperlink"/>
@@ -14047,7 +13935,7 @@
           <w:color w:val="0000FF"/>
           <w:sz w:val="24"/>
         </w:rPr>
-        <w:hyperlink r:id="rId102" w:history="1">
+        <w:hyperlink r:id="rId103" w:history="1">
           <w:r>
             <w:rPr>
               <w:rStyle w:val="Hyperlink"/>
@@ -14064,7 +13952,7 @@
           <w:color w:val="0000FF"/>
           <w:sz w:val="24"/>
         </w:rPr>
-        <w:hyperlink r:id="rId102" w:history="1">
+        <w:hyperlink r:id="rId103" w:history="1">
           <w:r>
             <w:rPr>
               <w:rStyle w:val="Hyperlink"/>
@@ -14187,7 +14075,7 @@
           <w:sz w:val="24"/>
           <w:u w:val="single"/>
         </w:rPr>
-        <w:hyperlink r:id="rId103" w:history="1">
+        <w:hyperlink r:id="rId104" w:history="1">
           <w:r>
             <w:rPr>
               <w:rStyle w:val="Hyperlink"/>
@@ -14216,7 +14104,7 @@
           <w:sz w:val="24"/>
           <w:u w:val="single"/>
         </w:rPr>
-        <w:hyperlink r:id="rId103" w:history="1">
+        <w:hyperlink r:id="rId104" w:history="1">
           <w:r>
             <w:rPr>
               <w:rStyle w:val="Hyperlink"/>
@@ -14325,7 +14213,7 @@
           <w:color w:val="0000FF"/>
           <w:sz w:val="24"/>
         </w:rPr>
-        <w:hyperlink r:id="rId104" w:history="1">
+        <w:hyperlink r:id="rId105" w:history="1">
           <w:r>
             <w:rPr>
               <w:rStyle w:val="Hyperlink"/>
@@ -14342,7 +14230,7 @@
           <w:color w:val="0000FF"/>
           <w:sz w:val="24"/>
         </w:rPr>
-        <w:hyperlink r:id="rId104" w:history="1">
+        <w:hyperlink r:id="rId105" w:history="1">
           <w:r>
             <w:rPr>
               <w:rStyle w:val="Hyperlink"/>
@@ -14359,7 +14247,7 @@
           <w:color w:val="0000FF"/>
           <w:sz w:val="24"/>
         </w:rPr>
-        <w:hyperlink r:id="rId104" w:history="1">
+        <w:hyperlink r:id="rId105" w:history="1">
           <w:r>
             <w:rPr>
               <w:rStyle w:val="Hyperlink"/>
@@ -14376,7 +14264,7 @@
           <w:color w:val="0000FF"/>
           <w:sz w:val="24"/>
         </w:rPr>
-        <w:hyperlink r:id="rId104" w:history="1">
+        <w:hyperlink r:id="rId105" w:history="1">
           <w:r>
             <w:rPr>
               <w:rStyle w:val="Hyperlink"/>
@@ -14393,7 +14281,7 @@
           <w:color w:val="0000FF"/>
           <w:sz w:val="24"/>
         </w:rPr>
-        <w:hyperlink r:id="rId104" w:history="1">
+        <w:hyperlink r:id="rId105" w:history="1">
           <w:r>
             <w:rPr>
               <w:rStyle w:val="Hyperlink"/>
@@ -14410,7 +14298,7 @@
           <w:color w:val="0000FF"/>
           <w:sz w:val="24"/>
         </w:rPr>
-        <w:hyperlink r:id="rId104" w:history="1">
+        <w:hyperlink r:id="rId105" w:history="1">
           <w:r>
             <w:rPr>
               <w:rStyle w:val="Hyperlink"/>
@@ -14427,7 +14315,7 @@
           <w:color w:val="0000FF"/>
           <w:sz w:val="24"/>
         </w:rPr>
-        <w:hyperlink r:id="rId104" w:history="1">
+        <w:hyperlink r:id="rId105" w:history="1">
           <w:r>
             <w:rPr>
               <w:rStyle w:val="Hyperlink"/>
@@ -14445,7 +14333,7 @@
           <w:sz w:val="24"/>
           <w:u w:val="single"/>
         </w:rPr>
-        <w:hyperlink r:id="rId104" w:history="1">
+        <w:hyperlink r:id="rId105" w:history="1">
           <w:r>
             <w:rPr>
               <w:rStyle w:val="Hyperlink"/>
@@ -14463,7 +14351,7 @@
           <w:sz w:val="24"/>
           <w:u w:val="single"/>
         </w:rPr>
-        <w:hyperlink r:id="rId104" w:history="1">
+        <w:hyperlink r:id="rId105" w:history="1">
           <w:r>
             <w:rPr>
               <w:rStyle w:val="Hyperlink"/>
@@ -14481,7 +14369,7 @@
           <w:sz w:val="24"/>
           <w:u w:val="single"/>
         </w:rPr>
-        <w:hyperlink r:id="rId104" w:history="1">
+        <w:hyperlink r:id="rId105" w:history="1">
           <w:r>
             <w:rPr>
               <w:rStyle w:val="Hyperlink"/>
@@ -14499,7 +14387,7 @@
           <w:sz w:val="24"/>
           <w:u w:val="single"/>
         </w:rPr>
-        <w:hyperlink r:id="rId104" w:history="1">
+        <w:hyperlink r:id="rId105" w:history="1">
           <w:r>
             <w:rPr>
               <w:rStyle w:val="Hyperlink"/>
@@ -14517,7 +14405,7 @@
           <w:sz w:val="24"/>
           <w:u w:val="single"/>
         </w:rPr>
-        <w:hyperlink r:id="rId104" w:history="1">
+        <w:hyperlink r:id="rId105" w:history="1">
           <w:r>
             <w:rPr>
               <w:rStyle w:val="Hyperlink"/>
@@ -14535,7 +14423,7 @@
           <w:sz w:val="24"/>
           <w:u w:val="single"/>
         </w:rPr>
-        <w:hyperlink r:id="rId104" w:history="1">
+        <w:hyperlink r:id="rId105" w:history="1">
           <w:r>
             <w:rPr>
               <w:rStyle w:val="Hyperlink"/>
@@ -14553,7 +14441,7 @@
           <w:sz w:val="24"/>
           <w:u w:val="single"/>
         </w:rPr>
-        <w:hyperlink r:id="rId104" w:history="1">
+        <w:hyperlink r:id="rId105" w:history="1">
           <w:r>
             <w:rPr>
               <w:rStyle w:val="Hyperlink"/>
@@ -14571,7 +14459,7 @@
           <w:sz w:val="24"/>
           <w:u w:val="single"/>
         </w:rPr>
-        <w:hyperlink r:id="rId104" w:history="1">
+        <w:hyperlink r:id="rId105" w:history="1">
           <w:r>
             <w:rPr>
               <w:rStyle w:val="Hyperlink"/>
@@ -14589,7 +14477,7 @@
           <w:sz w:val="24"/>
           <w:u w:val="single"/>
         </w:rPr>
-        <w:hyperlink r:id="rId104" w:history="1">
+        <w:hyperlink r:id="rId105" w:history="1">
           <w:r>
             <w:rPr>
               <w:rStyle w:val="Hyperlink"/>
@@ -14607,7 +14495,7 @@
           <w:sz w:val="24"/>
           <w:u w:val="single"/>
         </w:rPr>
-        <w:hyperlink r:id="rId104" w:history="1">
+        <w:hyperlink r:id="rId105" w:history="1">
           <w:r>
             <w:rPr>
               <w:rStyle w:val="Hyperlink"/>

--- a/EXPORTS/DOCX/published/niveau2/English/Suriname.docx
+++ b/EXPORTS/DOCX/published/niveau2/English/Suriname.docx
@@ -1534,6 +1534,7 @@
           <w:i w:val="0"/>
           <w:color w:val="0000FF"/>
           <w:sz w:val="24"/>
+          <w:u w:val="single"/>
         </w:rPr>
         <w:t>m</w:t>
       </w:r>
@@ -1557,131 +1558,13 @@
       </w:r>
       <w:r>
         <w:rPr>
-          <w:u w:val="single" w:color="0000ff"/>
-          <w:rFonts w:ascii="Charis SIL Regular" w:hAnsi="Charis SIL Regular" w:eastAsia="Charis SIL Regular"/>
-          <w:b w:val="0"/>
-          <w:i w:val="0"/>
-          <w:color w:val="000000"/>
-          <w:sz w:val="24"/>
-        </w:rPr>
-        <w:hyperlink r:id="rId13" w:history="1">
-          <w:r>
-            <w:rPr>
-              <w:rStyle w:val="Hyperlink"/>
-            </w:rPr>
-            <w:t>. La</w:t>
-          </w:r>
-        </w:hyperlink>
-      </w:r>
-      <w:r>
-        <w:rPr>
-          <w:rFonts w:ascii="Charis SIL Regular" w:hAnsi="Charis SIL Regular" w:eastAsia="Charis SIL Regular"/>
-          <w:b w:val="0"/>
-          <w:i w:val="0"/>
-          <w:color w:val="000000"/>
-          <w:sz w:val="24"/>
-        </w:rPr>
-        <w:t>m</w:t>
-      </w:r>
-      <w:r>
-        <w:rPr>
-          <w:u w:val="single" w:color="0000ff"/>
-          <w:rFonts w:ascii="Charis SIL Regular" w:hAnsi="Charis SIL Regular" w:eastAsia="Charis SIL Regular"/>
-          <w:b w:val="0"/>
-          <w:i w:val="0"/>
-          <w:color w:val="000000"/>
-          <w:sz w:val="24"/>
-        </w:rPr>
-        <w:hyperlink r:id="rId14" w:history="1">
-          <w:r>
-            <w:rPr>
-              <w:rStyle w:val="Hyperlink"/>
-            </w:rPr>
-            <w:t>mens, s</w:t>
-          </w:r>
-        </w:hyperlink>
-      </w:r>
-      <w:r>
-        <w:rPr>
-          <w:u w:val="single" w:color="0000ff"/>
-          <w:rFonts w:ascii="Charis SIL Regular" w:hAnsi="Charis SIL Regular" w:eastAsia="Charis SIL Regular"/>
-          <w:b w:val="0"/>
-          <w:i w:val="0"/>
-          <w:color w:val="000000"/>
-          <w:sz w:val="24"/>
-        </w:rPr>
-        <w:hyperlink r:id="rId14" w:history="1">
-          <w:r>
-            <w:rPr>
-              <w:rStyle w:val="Hyperlink"/>
-            </w:rPr>
-            <w:t>on-in-law an</w:t>
-          </w:r>
-        </w:hyperlink>
-      </w:r>
-      <w:r>
-        <w:rPr>
-          <w:rFonts w:ascii="Charis SIL Regular" w:hAnsi="Charis SIL Regular" w:eastAsia="Charis SIL Regular"/>
-          <w:b w:val="0"/>
-          <w:i w:val="0"/>
-          <w:color w:val="000000"/>
-          <w:sz w:val="24"/>
-        </w:rPr>
-        <w:t>d</w:t>
-      </w:r>
-      <w:r>
-        <w:rPr>
-          <w:u w:val="single" w:color="0000ff"/>
-          <w:rFonts w:ascii="Charis SIL Regular" w:hAnsi="Charis SIL Regular" w:eastAsia="Charis SIL Regular"/>
-          <w:b w:val="0"/>
-          <w:i w:val="0"/>
-          <w:color w:val="000000"/>
-          <w:sz w:val="24"/>
-        </w:rPr>
-        <w:hyperlink r:id="rId15" w:history="1">
-          <w:r>
-            <w:rPr>
-              <w:rStyle w:val="Hyperlink"/>
-            </w:rPr>
-            <w:t xml:space="preserve"> admire</w:t>
-          </w:r>
-        </w:hyperlink>
-      </w:r>
-      <w:r>
-        <w:rPr>
-          <w:u w:val="single" w:color="0000ff"/>
-          <w:rFonts w:ascii="Charis SIL Regular" w:hAnsi="Charis SIL Regular" w:eastAsia="Charis SIL Regular"/>
-          <w:b w:val="0"/>
-          <w:i w:val="0"/>
-          <w:color w:val="000000"/>
-          <w:sz w:val="24"/>
-        </w:rPr>
-        <w:hyperlink r:id="rId15" w:history="1">
-          <w:r>
-            <w:rPr>
-              <w:rStyle w:val="Hyperlink"/>
-            </w:rPr>
-            <w:t>r</w:t>
-          </w:r>
-        </w:hyperlink>
-      </w:r>
-      <w:r>
-        <w:rPr>
-          <w:u w:val="single" w:color="0000ff"/>
-          <w:rFonts w:ascii="Charis SIL Regular" w:hAnsi="Charis SIL Regular" w:eastAsia="Charis SIL Regular"/>
-          <w:b w:val="0"/>
-          <w:i w:val="0"/>
-          <w:color w:val="000000"/>
-          <w:sz w:val="24"/>
-        </w:rPr>
-        <w:hyperlink r:id="rId15" w:history="1">
-          <w:r>
-            <w:rPr>
-              <w:rStyle w:val="Hyperlink"/>
-            </w:rPr>
-            <w:t xml:space="preserve"> of </w:t>
-          </w:r>
-        </w:hyperlink>
+          <w:rFonts w:ascii="Charis SIL Regular" w:hAnsi="Charis SIL Regular" w:eastAsia="Charis SIL Regular"/>
+          <w:b w:val="0"/>
+          <w:i w:val="0"/>
+          <w:color w:val="000000"/>
+          <w:sz w:val="24"/>
+        </w:rPr>
+        <w:t xml:space="preserve">. Lammens, son-in-law and admirer of </w:t>
       </w:r>
       <w:r>
         <w:rPr>
@@ -1979,7 +1862,7 @@
           <w:color w:val="000000"/>
           <w:sz w:val="24"/>
         </w:rPr>
-        <w:t xml:space="preserve"> to the cabinet of curiosities at the Moravian Seminary in Barby, German</w:t>
+        <w:t xml:space="preserve"> to the cabinet of curiosities at the Moravian Seminary in Barby, Germany. In around </w:t>
       </w:r>
       <w:r>
         <w:rPr>
@@ -1995,19 +1878,86 @@
             <w:rPr>
               <w:rStyle w:val="Hyperlink"/>
             </w:rPr>
-            <w:t>y. In arou</w:t>
-          </w:r>
-        </w:hyperlink>
-      </w:r>
-      <w:r>
-        <w:rPr>
-          <w:rFonts w:ascii="Charis SIL Regular" w:hAnsi="Charis SIL Regular" w:eastAsia="Charis SIL Regular"/>
-          <w:b w:val="0"/>
-          <w:i w:val="0"/>
-          <w:color w:val="000000"/>
-          <w:sz w:val="24"/>
-        </w:rPr>
-        <w:t xml:space="preserve">nd </w:t>
+            <w:t>1857 th</w:t>
+          </w:r>
+        </w:hyperlink>
+      </w:r>
+      <w:r>
+        <w:rPr>
+          <w:rFonts w:ascii="Charis SIL Regular" w:hAnsi="Charis SIL Regular" w:eastAsia="Charis SIL Regular"/>
+          <w:b w:val="0"/>
+          <w:i w:val="0"/>
+          <w:color w:val="000000"/>
+          <w:sz w:val="24"/>
+        </w:rPr>
+        <w:t xml:space="preserve">e missionary </w:t>
+      </w:r>
+      <w:r>
+        <w:rPr>
+          <w:rFonts w:ascii="Charis SIL Regular" w:hAnsi="Charis SIL Regular" w:eastAsia="Charis SIL Regular"/>
+          <w:b w:val="0"/>
+          <w:i w:val="0"/>
+          <w:color w:val="0000FF"/>
+          <w:sz w:val="24"/>
+          <w:u w:val="single"/>
+        </w:rPr>
+        <w:hyperlink r:id="rId19" w:history="1">
+          <w:r>
+            <w:rPr>
+              <w:rStyle w:val="Hyperlink"/>
+            </w:rPr>
+            <w:t>Johann</w:t>
+          </w:r>
+        </w:hyperlink>
+      </w:r>
+      <w:r>
+        <w:rPr>
+          <w:rFonts w:ascii="Charis SIL Regular" w:hAnsi="Charis SIL Regular" w:eastAsia="Charis SIL Regular"/>
+          <w:b w:val="0"/>
+          <w:i w:val="0"/>
+          <w:color w:val="0000FF"/>
+          <w:sz w:val="24"/>
+          <w:u w:val="single"/>
+        </w:rPr>
+        <w:t xml:space="preserve"> </w:t>
+      </w:r>
+      <w:r>
+        <w:rPr>
+          <w:rFonts w:ascii="Charis SIL Regular" w:hAnsi="Charis SIL Regular" w:eastAsia="Charis SIL Regular"/>
+          <w:b w:val="0"/>
+          <w:i w:val="0"/>
+          <w:color w:val="0000FF"/>
+          <w:sz w:val="24"/>
+          <w:u w:val="single"/>
+        </w:rPr>
+        <w:hyperlink r:id="rId19" w:history="1">
+          <w:r>
+            <w:rPr>
+              <w:rStyle w:val="Hyperlink"/>
+            </w:rPr>
+            <w:t>Jansa</w:t>
+          </w:r>
+        </w:hyperlink>
+      </w:r>
+      <w:r>
+        <w:rPr>
+          <w:rFonts w:ascii="Charis SIL Regular" w:hAnsi="Charis SIL Regular" w:eastAsia="Charis SIL Regular"/>
+          <w:b w:val="0"/>
+          <w:i w:val="0"/>
+          <w:color w:val="000000"/>
+          <w:sz w:val="24"/>
+        </w:rPr>
+        <w:t xml:space="preserve"> handed over a collection of objects originating from the </w:t>
+      </w:r>
+      <w:r>
+        <w:rPr>
+          <w:rFonts w:ascii="Charis SIL Regular" w:hAnsi="Charis SIL Regular" w:eastAsia="Charis SIL Regular"/>
+          <w:b w:val="0"/>
+          <w:i w:val="0"/>
+          <w:color w:val="000000"/>
+          <w:sz w:val="24"/>
+        </w:rPr>
+        <w:t>area around the Berg</w:t>
       </w:r>
       <w:r>
         <w:rPr>
@@ -2018,24 +1968,63 @@
           <w:color w:val="000000"/>
           <w:sz w:val="24"/>
         </w:rPr>
-        <w:hyperlink r:id="rId18" w:history="1">
-          <w:r>
-            <w:rPr>
-              <w:rStyle w:val="Hyperlink"/>
-            </w:rPr>
-            <w:t>1857 th</w:t>
-          </w:r>
-        </w:hyperlink>
-      </w:r>
-      <w:r>
-        <w:rPr>
-          <w:rFonts w:ascii="Charis SIL Regular" w:hAnsi="Charis SIL Regular" w:eastAsia="Charis SIL Regular"/>
-          <w:b w:val="0"/>
-          <w:i w:val="0"/>
-          <w:color w:val="000000"/>
-          <w:sz w:val="24"/>
-        </w:rPr>
-        <w:t xml:space="preserve">e missionary </w:t>
+        <w:hyperlink r:id="rId19" w:history="1">
+          <w:r>
+            <w:rPr>
+              <w:rStyle w:val="Hyperlink"/>
+            </w:rPr>
+            <w:t xml:space="preserve"> en Dal</w:t>
+          </w:r>
+        </w:hyperlink>
+      </w:r>
+      <w:r>
+        <w:rPr>
+          <w:u w:val="single" w:color="0000ff"/>
+          <w:rFonts w:ascii="Charis SIL Regular" w:hAnsi="Charis SIL Regular" w:eastAsia="Charis SIL Regular"/>
+          <w:b w:val="0"/>
+          <w:i w:val="0"/>
+          <w:color w:val="000000"/>
+          <w:sz w:val="24"/>
+        </w:rPr>
+        <w:t xml:space="preserve"> </w:t>
+      </w:r>
+      <w:r>
+        <w:rPr>
+          <w:u w:val="single" w:color="0000ff"/>
+          <w:rFonts w:ascii="Charis SIL Regular" w:hAnsi="Charis SIL Regular" w:eastAsia="Charis SIL Regular"/>
+          <w:b w:val="0"/>
+          <w:i w:val="0"/>
+          <w:color w:val="000000"/>
+          <w:sz w:val="24"/>
+        </w:rPr>
+        <w:hyperlink r:id="rId19" w:history="1">
+          <w:r>
+            <w:rPr>
+              <w:rStyle w:val="Hyperlink"/>
+            </w:rPr>
+            <w:t>missio</w:t>
+          </w:r>
+        </w:hyperlink>
+      </w:r>
+      <w:r>
+        <w:rPr>
+          <w:rFonts w:ascii="Charis SIL Regular" w:hAnsi="Charis SIL Regular" w:eastAsia="Charis SIL Regular"/>
+          <w:b w:val="0"/>
+          <w:i w:val="0"/>
+          <w:color w:val="000000"/>
+          <w:sz w:val="24"/>
+        </w:rPr>
+        <w:t xml:space="preserve">n station to the archivist of the Moravian Church in </w:t>
+      </w:r>
+      <w:r>
+        <w:rPr>
+          <w:rFonts w:ascii="Charis SIL Regular" w:hAnsi="Charis SIL Regular" w:eastAsia="Charis SIL Regular"/>
+          <w:b w:val="0"/>
+          <w:i w:val="0"/>
+          <w:color w:val="000000"/>
+          <w:sz w:val="24"/>
+        </w:rPr>
+        <w:t xml:space="preserve">Herrnhut. Many of the objects collected by Quandt and Jansa later ended up in the </w:t>
       </w:r>
       <w:r>
         <w:rPr>
@@ -2046,12 +2035,12 @@
           <w:sz w:val="24"/>
           <w:u w:val="single"/>
         </w:rPr>
-        <w:hyperlink r:id="rId19" w:history="1">
-          <w:r>
-            <w:rPr>
-              <w:rStyle w:val="Hyperlink"/>
-            </w:rPr>
-            <w:t>Johann</w:t>
+        <w:hyperlink r:id="rId20" w:history="1">
+          <w:r>
+            <w:rPr>
+              <w:rStyle w:val="Hyperlink"/>
+            </w:rPr>
+            <w:t xml:space="preserve">Herrnhut </w:t>
           </w:r>
         </w:hyperlink>
       </w:r>
@@ -2064,6 +2053,24 @@
           <w:sz w:val="24"/>
           <w:u w:val="single"/>
         </w:rPr>
+        <w:hyperlink r:id="rId20" w:history="1">
+          <w:r>
+            <w:rPr>
+              <w:rStyle w:val="Hyperlink"/>
+            </w:rPr>
+            <w:t>Ethnographic</w:t>
+          </w:r>
+        </w:hyperlink>
+      </w:r>
+      <w:r>
+        <w:rPr>
+          <w:rFonts w:ascii="Charis SIL Regular" w:hAnsi="Charis SIL Regular" w:eastAsia="Charis SIL Regular"/>
+          <w:b w:val="0"/>
+          <w:i w:val="0"/>
+          <w:color w:val="0000FF"/>
+          <w:sz w:val="24"/>
+          <w:u w:val="single"/>
+        </w:rPr>
         <w:t xml:space="preserve"> </w:t>
       </w:r>
       <w:r>
@@ -2075,34 +2082,24 @@
           <w:sz w:val="24"/>
           <w:u w:val="single"/>
         </w:rPr>
-        <w:hyperlink r:id="rId19" w:history="1">
-          <w:r>
-            <w:rPr>
-              <w:rStyle w:val="Hyperlink"/>
-            </w:rPr>
-            <w:t>Jansa</w:t>
-          </w:r>
-        </w:hyperlink>
-      </w:r>
-      <w:r>
-        <w:rPr>
-          <w:rFonts w:ascii="Charis SIL Regular" w:hAnsi="Charis SIL Regular" w:eastAsia="Charis SIL Regular"/>
-          <w:b w:val="0"/>
-          <w:i w:val="0"/>
-          <w:color w:val="000000"/>
-          <w:sz w:val="24"/>
-        </w:rPr>
-        <w:t xml:space="preserve"> handed over a collection of objects originating from the </w:t>
-      </w:r>
-      <w:r>
-        <w:rPr>
-          <w:rFonts w:ascii="Charis SIL Regular" w:hAnsi="Charis SIL Regular" w:eastAsia="Charis SIL Regular"/>
-          <w:b w:val="0"/>
-          <w:i w:val="0"/>
-          <w:color w:val="000000"/>
-          <w:sz w:val="24"/>
-        </w:rPr>
-        <w:t>area around the Berg</w:t>
+        <w:hyperlink r:id="rId20" w:history="1">
+          <w:r>
+            <w:rPr>
+              <w:rStyle w:val="Hyperlink"/>
+            </w:rPr>
+            <w:t>Museum</w:t>
+          </w:r>
+        </w:hyperlink>
+      </w:r>
+      <w:r>
+        <w:rPr>
+          <w:rFonts w:ascii="Charis SIL Regular" w:hAnsi="Charis SIL Regular" w:eastAsia="Charis SIL Regular"/>
+          <w:b w:val="0"/>
+          <w:i w:val="0"/>
+          <w:color w:val="000000"/>
+          <w:sz w:val="24"/>
+        </w:rPr>
+        <w:t>, founded in 1878, although the sale of ethnographic items al</w:t>
       </w:r>
       <w:r>
         <w:rPr>
@@ -2113,12 +2110,12 @@
           <w:color w:val="000000"/>
           <w:sz w:val="24"/>
         </w:rPr>
-        <w:hyperlink r:id="rId19" w:history="1">
-          <w:r>
-            <w:rPr>
-              <w:rStyle w:val="Hyperlink"/>
-            </w:rPr>
-            <w:t xml:space="preserve"> en Dal</w:t>
+        <w:hyperlink r:id="rId20" w:history="1">
+          <w:r>
+            <w:rPr>
+              <w:rStyle w:val="Hyperlink"/>
+            </w:rPr>
+            <w:t xml:space="preserve">so served </w:t>
           </w:r>
         </w:hyperlink>
       </w:r>
@@ -2131,6 +2128,24 @@
           <w:color w:val="000000"/>
           <w:sz w:val="24"/>
         </w:rPr>
+        <w:hyperlink r:id="rId20" w:history="1">
+          <w:r>
+            <w:rPr>
+              <w:rStyle w:val="Hyperlink"/>
+            </w:rPr>
+            <w:t>as a source of</w:t>
+          </w:r>
+        </w:hyperlink>
+      </w:r>
+      <w:r>
+        <w:rPr>
+          <w:u w:val="single" w:color="0000ff"/>
+          <w:rFonts w:ascii="Charis SIL Regular" w:hAnsi="Charis SIL Regular" w:eastAsia="Charis SIL Regular"/>
+          <w:b w:val="0"/>
+          <w:i w:val="0"/>
+          <w:color w:val="000000"/>
+          <w:sz w:val="24"/>
+        </w:rPr>
         <w:t xml:space="preserve"> </w:t>
       </w:r>
       <w:r>
@@ -2142,34 +2157,84 @@
           <w:color w:val="000000"/>
           <w:sz w:val="24"/>
         </w:rPr>
-        <w:hyperlink r:id="rId19" w:history="1">
-          <w:r>
-            <w:rPr>
-              <w:rStyle w:val="Hyperlink"/>
-            </w:rPr>
-            <w:t>missio</w:t>
-          </w:r>
-        </w:hyperlink>
-      </w:r>
-      <w:r>
-        <w:rPr>
-          <w:rFonts w:ascii="Charis SIL Regular" w:hAnsi="Charis SIL Regular" w:eastAsia="Charis SIL Regular"/>
-          <w:b w:val="0"/>
-          <w:i w:val="0"/>
-          <w:color w:val="000000"/>
-          <w:sz w:val="24"/>
-        </w:rPr>
-        <w:t xml:space="preserve">n station to the archivist of the Moravian Church in </w:t>
-      </w:r>
-      <w:r>
-        <w:rPr>
-          <w:rFonts w:ascii="Charis SIL Regular" w:hAnsi="Charis SIL Regular" w:eastAsia="Charis SIL Regular"/>
-          <w:b w:val="0"/>
-          <w:i w:val="0"/>
-          <w:color w:val="000000"/>
-          <w:sz w:val="24"/>
-        </w:rPr>
-        <w:t xml:space="preserve">Herrnhut. Many of the objects collected by Quandt and Jansa later ended up in the </w:t>
+        <w:hyperlink r:id="rId20" w:history="1">
+          <w:r>
+            <w:rPr>
+              <w:rStyle w:val="Hyperlink"/>
+            </w:rPr>
+            <w:t>income f</w:t>
+          </w:r>
+        </w:hyperlink>
+      </w:r>
+      <w:r>
+        <w:rPr>
+          <w:rFonts w:ascii="Charis SIL Regular" w:hAnsi="Charis SIL Regular" w:eastAsia="Charis SIL Regular"/>
+          <w:b w:val="0"/>
+          <w:i w:val="0"/>
+          <w:color w:val="000000"/>
+          <w:sz w:val="24"/>
+        </w:rPr>
+        <w:t xml:space="preserve">or the Moravian Church. For example, in 1861 part of Jansa's </w:t>
+      </w:r>
+      <w:r>
+        <w:rPr>
+          <w:rFonts w:ascii="Charis SIL Regular" w:hAnsi="Charis SIL Regular" w:eastAsia="Charis SIL Regular"/>
+          <w:b w:val="0"/>
+          <w:i w:val="0"/>
+          <w:color w:val="000000"/>
+          <w:sz w:val="24"/>
+        </w:rPr>
+        <w:t xml:space="preserve">collection was sold to the ethnographic cabinet of the Royal Prussian Art Chamber, which </w:t>
+      </w:r>
+      <w:r>
+        <w:rPr>
+          <w:rFonts w:ascii="Charis SIL Regular" w:hAnsi="Charis SIL Regular" w:eastAsia="Charis SIL Regular"/>
+          <w:b w:val="0"/>
+          <w:i w:val="0"/>
+          <w:color w:val="000000"/>
+          <w:sz w:val="24"/>
+        </w:rPr>
+        <w:t xml:space="preserve">was subsumed into the </w:t>
+      </w:r>
+      <w:r>
+        <w:rPr>
+          <w:rFonts w:ascii="Charis SIL Italic" w:hAnsi="Charis SIL Italic" w:eastAsia="Charis SIL Italic"/>
+          <w:b w:val="0"/>
+          <w:i/>
+          <w:color w:val="000000"/>
+          <w:sz w:val="24"/>
+        </w:rPr>
+        <w:t>Ethnologisches Museum</w:t>
+      </w:r>
+      <w:r>
+        <w:rPr>
+          <w:rFonts w:ascii="Charis SIL Regular" w:hAnsi="Charis SIL Regular" w:eastAsia="Charis SIL Regular"/>
+          <w:b w:val="0"/>
+          <w:i w:val="0"/>
+          <w:color w:val="000000"/>
+          <w:sz w:val="24"/>
+        </w:rPr>
+        <w:t xml:space="preserve"> in Berlin in 1873. A small collection of objects </w:t>
+      </w:r>
+      <w:r>
+        <w:rPr>
+          <w:rFonts w:ascii="Charis SIL Regular" w:hAnsi="Charis SIL Regular" w:eastAsia="Charis SIL Regular"/>
+          <w:b w:val="0"/>
+          <w:i w:val="0"/>
+          <w:color w:val="000000"/>
+          <w:sz w:val="24"/>
+        </w:rPr>
+        <w:t xml:space="preserve">from the Zeist Missionary Society, which is affiliated with the Moravian Church, is on display </w:t>
+      </w:r>
+      <w:r>
+        <w:rPr>
+          <w:rFonts w:ascii="Charis SIL Regular" w:hAnsi="Charis SIL Regular" w:eastAsia="Charis SIL Regular"/>
+          <w:b w:val="0"/>
+          <w:i w:val="0"/>
+          <w:color w:val="000000"/>
+          <w:sz w:val="24"/>
+        </w:rPr>
+        <w:t xml:space="preserve">at </w:t>
       </w:r>
       <w:r>
         <w:rPr>
@@ -2180,12 +2245,12 @@
           <w:sz w:val="24"/>
           <w:u w:val="single"/>
         </w:rPr>
-        <w:hyperlink r:id="rId20" w:history="1">
-          <w:r>
-            <w:rPr>
-              <w:rStyle w:val="Hyperlink"/>
-            </w:rPr>
-            <w:t xml:space="preserve">Herrnhut </w:t>
+        <w:hyperlink r:id="rId21" w:history="1">
+          <w:r>
+            <w:rPr>
+              <w:rStyle w:val="Hyperlink"/>
+            </w:rPr>
+            <w:t>Het</w:t>
           </w:r>
         </w:hyperlink>
       </w:r>
@@ -2198,14 +2263,7 @@
           <w:sz w:val="24"/>
           <w:u w:val="single"/>
         </w:rPr>
-        <w:hyperlink r:id="rId20" w:history="1">
-          <w:r>
-            <w:rPr>
-              <w:rStyle w:val="Hyperlink"/>
-            </w:rPr>
-            <w:t>Ethnographic</w:t>
-          </w:r>
-        </w:hyperlink>
+        <w:t xml:space="preserve"> </w:t>
       </w:r>
       <w:r>
         <w:rPr>
@@ -2216,6 +2274,24 @@
           <w:sz w:val="24"/>
           <w:u w:val="single"/>
         </w:rPr>
+        <w:hyperlink r:id="rId21" w:history="1">
+          <w:r>
+            <w:rPr>
+              <w:rStyle w:val="Hyperlink"/>
+            </w:rPr>
+            <w:t>Herrnhutter</w:t>
+          </w:r>
+        </w:hyperlink>
+      </w:r>
+      <w:r>
+        <w:rPr>
+          <w:rFonts w:ascii="Charis SIL Regular" w:hAnsi="Charis SIL Regular" w:eastAsia="Charis SIL Regular"/>
+          <w:b w:val="0"/>
+          <w:i w:val="0"/>
+          <w:color w:val="0000FF"/>
+          <w:sz w:val="24"/>
+          <w:u w:val="single"/>
+        </w:rPr>
         <w:t xml:space="preserve"> </w:t>
       </w:r>
       <w:r>
@@ -2227,7 +2303,36 @@
           <w:sz w:val="24"/>
           <w:u w:val="single"/>
         </w:rPr>
-        <w:hyperlink r:id="rId20" w:history="1">
+        <w:hyperlink r:id="rId21" w:history="1">
+          <w:r>
+            <w:rPr>
+              <w:rStyle w:val="Hyperlink"/>
+            </w:rPr>
+            <w:t>Huis</w:t>
+          </w:r>
+        </w:hyperlink>
+      </w:r>
+      <w:r>
+        <w:rPr>
+          <w:rFonts w:ascii="Charis SIL Regular" w:hAnsi="Charis SIL Regular" w:eastAsia="Charis SIL Regular"/>
+          <w:b w:val="0"/>
+          <w:i w:val="0"/>
+          <w:color w:val="0000FF"/>
+          <w:sz w:val="24"/>
+          <w:u w:val="single"/>
+        </w:rPr>
+        <w:t xml:space="preserve"> </w:t>
+      </w:r>
+      <w:r>
+        <w:rPr>
+          <w:rFonts w:ascii="Charis SIL Regular" w:hAnsi="Charis SIL Regular" w:eastAsia="Charis SIL Regular"/>
+          <w:b w:val="0"/>
+          <w:i w:val="0"/>
+          <w:color w:val="0000FF"/>
+          <w:sz w:val="24"/>
+          <w:u w:val="single"/>
+        </w:rPr>
+        <w:hyperlink r:id="rId21" w:history="1">
           <w:r>
             <w:rPr>
               <w:rStyle w:val="Hyperlink"/>
@@ -2244,7 +2349,17 @@
           <w:color w:val="000000"/>
           <w:sz w:val="24"/>
         </w:rPr>
-        <w:t>, founded in 1878, although the sale of ethnographic items al</w:t>
+        <w:t xml:space="preserve"> in Zeist. A collection belonging to the Redemptorist Fathers </w:t>
+      </w:r>
+      <w:r>
+        <w:rPr>
+          <w:rFonts w:ascii="Charis SIL Regular" w:hAnsi="Charis SIL Regular" w:eastAsia="Charis SIL Regular"/>
+          <w:b w:val="0"/>
+          <w:i w:val="0"/>
+          <w:color w:val="000000"/>
+          <w:sz w:val="24"/>
+        </w:rPr>
+        <w:t xml:space="preserve">is </w:t>
       </w:r>
       <w:r>
         <w:rPr>
@@ -2255,12 +2370,12 @@
           <w:color w:val="000000"/>
           <w:sz w:val="24"/>
         </w:rPr>
-        <w:hyperlink r:id="rId20" w:history="1">
-          <w:r>
-            <w:rPr>
-              <w:rStyle w:val="Hyperlink"/>
-            </w:rPr>
-            <w:t xml:space="preserve">so served </w:t>
+        <w:hyperlink r:id="rId21" w:history="1">
+          <w:r>
+            <w:rPr>
+              <w:rStyle w:val="Hyperlink"/>
+            </w:rPr>
+            <w:t>hou</w:t>
           </w:r>
         </w:hyperlink>
       </w:r>
@@ -2273,12 +2388,12 @@
           <w:color w:val="000000"/>
           <w:sz w:val="24"/>
         </w:rPr>
-        <w:hyperlink r:id="rId20" w:history="1">
-          <w:r>
-            <w:rPr>
-              <w:rStyle w:val="Hyperlink"/>
-            </w:rPr>
-            <w:t>as a source of</w:t>
+        <w:hyperlink r:id="rId21" w:history="1">
+          <w:r>
+            <w:rPr>
+              <w:rStyle w:val="Hyperlink"/>
+            </w:rPr>
+            <w:t>s</w:t>
           </w:r>
         </w:hyperlink>
       </w:r>
@@ -2291,220 +2406,14 @@
           <w:color w:val="000000"/>
           <w:sz w:val="24"/>
         </w:rPr>
-        <w:t xml:space="preserve"> </w:t>
-      </w:r>
-      <w:r>
-        <w:rPr>
-          <w:u w:val="single" w:color="0000ff"/>
-          <w:rFonts w:ascii="Charis SIL Regular" w:hAnsi="Charis SIL Regular" w:eastAsia="Charis SIL Regular"/>
-          <w:b w:val="0"/>
-          <w:i w:val="0"/>
-          <w:color w:val="000000"/>
-          <w:sz w:val="24"/>
-        </w:rPr>
-        <w:hyperlink r:id="rId20" w:history="1">
-          <w:r>
-            <w:rPr>
-              <w:rStyle w:val="Hyperlink"/>
-            </w:rPr>
-            <w:t>income f</w:t>
-          </w:r>
-        </w:hyperlink>
-      </w:r>
-      <w:r>
-        <w:rPr>
-          <w:rFonts w:ascii="Charis SIL Regular" w:hAnsi="Charis SIL Regular" w:eastAsia="Charis SIL Regular"/>
-          <w:b w:val="0"/>
-          <w:i w:val="0"/>
-          <w:color w:val="000000"/>
-          <w:sz w:val="24"/>
-        </w:rPr>
-        <w:t xml:space="preserve">or the Moravian Church. For example, in 1861 part of Jansa's </w:t>
-      </w:r>
-      <w:r>
-        <w:rPr>
-          <w:rFonts w:ascii="Charis SIL Regular" w:hAnsi="Charis SIL Regular" w:eastAsia="Charis SIL Regular"/>
-          <w:b w:val="0"/>
-          <w:i w:val="0"/>
-          <w:color w:val="000000"/>
-          <w:sz w:val="24"/>
-        </w:rPr>
-        <w:t xml:space="preserve">collection was sold to the ethnographic cabinet of the Royal Prussian Art Chamber, which </w:t>
-      </w:r>
-      <w:r>
-        <w:rPr>
-          <w:rFonts w:ascii="Charis SIL Regular" w:hAnsi="Charis SIL Regular" w:eastAsia="Charis SIL Regular"/>
-          <w:b w:val="0"/>
-          <w:i w:val="0"/>
-          <w:color w:val="000000"/>
-          <w:sz w:val="24"/>
-        </w:rPr>
-        <w:t xml:space="preserve">was subsumed into the </w:t>
-      </w:r>
-      <w:r>
-        <w:rPr>
-          <w:rFonts w:ascii="Charis SIL Italic" w:hAnsi="Charis SIL Italic" w:eastAsia="Charis SIL Italic"/>
-          <w:b w:val="0"/>
-          <w:i/>
-          <w:color w:val="000000"/>
-          <w:sz w:val="24"/>
-        </w:rPr>
-        <w:t>Ethnologisches Museum</w:t>
-      </w:r>
-      <w:r>
-        <w:rPr>
-          <w:rFonts w:ascii="Charis SIL Regular" w:hAnsi="Charis SIL Regular" w:eastAsia="Charis SIL Regular"/>
-          <w:b w:val="0"/>
-          <w:i w:val="0"/>
-          <w:color w:val="000000"/>
-          <w:sz w:val="24"/>
-        </w:rPr>
-        <w:t xml:space="preserve"> in Berlin in 1873. A small collection of objects </w:t>
-      </w:r>
-      <w:r>
-        <w:rPr>
-          <w:rFonts w:ascii="Charis SIL Regular" w:hAnsi="Charis SIL Regular" w:eastAsia="Charis SIL Regular"/>
-          <w:b w:val="0"/>
-          <w:i w:val="0"/>
-          <w:color w:val="000000"/>
-          <w:sz w:val="24"/>
-        </w:rPr>
-        <w:t xml:space="preserve">from the Zeist Missionary Society, which is affiliated with the Moravian Church, is on display </w:t>
-      </w:r>
-      <w:r>
-        <w:rPr>
-          <w:rFonts w:ascii="Charis SIL Regular" w:hAnsi="Charis SIL Regular" w:eastAsia="Charis SIL Regular"/>
-          <w:b w:val="0"/>
-          <w:i w:val="0"/>
-          <w:color w:val="000000"/>
-          <w:sz w:val="24"/>
-        </w:rPr>
-        <w:t xml:space="preserve">at </w:t>
-      </w:r>
-      <w:r>
-        <w:rPr>
-          <w:rFonts w:ascii="Charis SIL Regular" w:hAnsi="Charis SIL Regular" w:eastAsia="Charis SIL Regular"/>
-          <w:b w:val="0"/>
-          <w:i w:val="0"/>
-          <w:color w:val="0000FF"/>
-          <w:sz w:val="24"/>
-          <w:u w:val="single"/>
-        </w:rPr>
         <w:hyperlink r:id="rId21" w:history="1">
           <w:r>
             <w:rPr>
               <w:rStyle w:val="Hyperlink"/>
             </w:rPr>
-            <w:t>Het</w:t>
-          </w:r>
-        </w:hyperlink>
-      </w:r>
-      <w:r>
-        <w:rPr>
-          <w:rFonts w:ascii="Charis SIL Regular" w:hAnsi="Charis SIL Regular" w:eastAsia="Charis SIL Regular"/>
-          <w:b w:val="0"/>
-          <w:i w:val="0"/>
-          <w:color w:val="0000FF"/>
-          <w:sz w:val="24"/>
-          <w:u w:val="single"/>
-        </w:rPr>
-        <w:t xml:space="preserve"> </w:t>
-      </w:r>
-      <w:r>
-        <w:rPr>
-          <w:rFonts w:ascii="Charis SIL Regular" w:hAnsi="Charis SIL Regular" w:eastAsia="Charis SIL Regular"/>
-          <w:b w:val="0"/>
-          <w:i w:val="0"/>
-          <w:color w:val="0000FF"/>
-          <w:sz w:val="24"/>
-          <w:u w:val="single"/>
-        </w:rPr>
-        <w:hyperlink r:id="rId21" w:history="1">
-          <w:r>
-            <w:rPr>
-              <w:rStyle w:val="Hyperlink"/>
-            </w:rPr>
-            <w:t>Herrnhutter</w:t>
-          </w:r>
-        </w:hyperlink>
-      </w:r>
-      <w:r>
-        <w:rPr>
-          <w:rFonts w:ascii="Charis SIL Regular" w:hAnsi="Charis SIL Regular" w:eastAsia="Charis SIL Regular"/>
-          <w:b w:val="0"/>
-          <w:i w:val="0"/>
-          <w:color w:val="0000FF"/>
-          <w:sz w:val="24"/>
-          <w:u w:val="single"/>
-        </w:rPr>
-        <w:t xml:space="preserve"> </w:t>
-      </w:r>
-      <w:r>
-        <w:rPr>
-          <w:rFonts w:ascii="Charis SIL Regular" w:hAnsi="Charis SIL Regular" w:eastAsia="Charis SIL Regular"/>
-          <w:b w:val="0"/>
-          <w:i w:val="0"/>
-          <w:color w:val="0000FF"/>
-          <w:sz w:val="24"/>
-          <w:u w:val="single"/>
-        </w:rPr>
-        <w:hyperlink r:id="rId21" w:history="1">
-          <w:r>
-            <w:rPr>
-              <w:rStyle w:val="Hyperlink"/>
-            </w:rPr>
-            <w:t>Huis</w:t>
-          </w:r>
-        </w:hyperlink>
-      </w:r>
-      <w:r>
-        <w:rPr>
-          <w:rFonts w:ascii="Charis SIL Regular" w:hAnsi="Charis SIL Regular" w:eastAsia="Charis SIL Regular"/>
-          <w:b w:val="0"/>
-          <w:i w:val="0"/>
-          <w:color w:val="0000FF"/>
-          <w:sz w:val="24"/>
-          <w:u w:val="single"/>
-        </w:rPr>
-        <w:t xml:space="preserve"> </w:t>
-      </w:r>
-      <w:r>
-        <w:rPr>
-          <w:rFonts w:ascii="Charis SIL Regular" w:hAnsi="Charis SIL Regular" w:eastAsia="Charis SIL Regular"/>
-          <w:b w:val="0"/>
-          <w:i w:val="0"/>
-          <w:color w:val="0000FF"/>
-          <w:sz w:val="24"/>
-          <w:u w:val="single"/>
-        </w:rPr>
-        <w:hyperlink r:id="rId21" w:history="1">
-          <w:r>
-            <w:rPr>
-              <w:rStyle w:val="Hyperlink"/>
-            </w:rPr>
-            <w:t>Museum</w:t>
-          </w:r>
-        </w:hyperlink>
-      </w:r>
-      <w:r>
-        <w:rPr>
-          <w:rFonts w:ascii="Charis SIL Regular" w:hAnsi="Charis SIL Regular" w:eastAsia="Charis SIL Regular"/>
-          <w:b w:val="0"/>
-          <w:i w:val="0"/>
-          <w:color w:val="000000"/>
-          <w:sz w:val="24"/>
-        </w:rPr>
-        <w:t xml:space="preserve"> in Zeist. A collection belonging to the Redemptorist Fathers </w:t>
-      </w:r>
-      <w:r>
-        <w:rPr>
-          <w:rFonts w:ascii="Charis SIL Regular" w:hAnsi="Charis SIL Regular" w:eastAsia="Charis SIL Regular"/>
-          <w:b w:val="0"/>
-          <w:i w:val="0"/>
-          <w:color w:val="000000"/>
-          <w:sz w:val="24"/>
-        </w:rPr>
-        <w:t xml:space="preserve">is housed at </w:t>
+            <w:t xml:space="preserve">ed at </w:t>
+          </w:r>
+        </w:hyperlink>
       </w:r>
       <w:r>
         <w:rPr>
@@ -2800,6 +2709,16 @@
       </w:r>
       <w:r>
         <w:rPr>
+          <w:rFonts w:ascii="Charis SIL Regular" w:hAnsi="Charis SIL Regular" w:eastAsia="Charis SIL Regular"/>
+          <w:b w:val="0"/>
+          <w:i w:val="0"/>
+          <w:color w:val="000000"/>
+          <w:sz w:val="24"/>
+        </w:rPr>
+        <w:t>M</w:t>
+      </w:r>
+      <w:r>
+        <w:rPr>
           <w:u w:val="single" w:color="0000ff"/>
           <w:rFonts w:ascii="Charis SIL Regular" w:hAnsi="Charis SIL Regular" w:eastAsia="Charis SIL Regular"/>
           <w:b w:val="0"/>
@@ -2807,17 +2726,6 @@
           <w:color w:val="000000"/>
           <w:sz w:val="24"/>
         </w:rPr>
-        <w:t>M</w:t>
-      </w:r>
-      <w:r>
-        <w:rPr>
-          <w:u w:val="single" w:color="0000ff"/>
-          <w:rFonts w:ascii="Charis SIL Regular" w:hAnsi="Charis SIL Regular" w:eastAsia="Charis SIL Regular"/>
-          <w:b w:val="0"/>
-          <w:i w:val="0"/>
-          <w:color w:val="000000"/>
-          <w:sz w:val="24"/>
-        </w:rPr>
         <w:hyperlink r:id="rId22" w:history="1">
           <w:r>
             <w:rPr>
@@ -2861,9 +2769,36 @@
             <w:rPr>
               <w:rStyle w:val="Hyperlink"/>
             </w:rPr>
-            <w:t>film</w:t>
-          </w:r>
-        </w:hyperlink>
+            <w:t>fil</w:t>
+          </w:r>
+        </w:hyperlink>
+      </w:r>
+      <w:r>
+        <w:rPr>
+          <w:rFonts w:ascii="Charis SIL Regular" w:hAnsi="Charis SIL Regular" w:eastAsia="Charis SIL Regular"/>
+          <w:b w:val="0"/>
+          <w:i w:val="0"/>
+          <w:color w:val="0000FF"/>
+          <w:sz w:val="24"/>
+        </w:rPr>
+        <w:hyperlink r:id="rId23" w:history="1">
+          <w:r>
+            <w:rPr>
+              <w:rStyle w:val="Hyperlink"/>
+            </w:rPr>
+            <w:t>m</w:t>
+          </w:r>
+        </w:hyperlink>
+      </w:r>
+      <w:r>
+        <w:rPr>
+          <w:rFonts w:ascii="Charis SIL Regular" w:hAnsi="Charis SIL Regular" w:eastAsia="Charis SIL Regular"/>
+          <w:b w:val="0"/>
+          <w:i w:val="0"/>
+          <w:color w:val="0000FF"/>
+          <w:sz w:val="24"/>
+        </w:rPr>
+        <w:t>s</w:t>
       </w:r>
       <w:r>
         <w:rPr>
@@ -2874,7 +2809,7 @@
           <w:sz w:val="24"/>
           <w:u w:val="single"/>
         </w:rPr>
-        <w:t>s</w:t>
+        <w:t xml:space="preserve"> </w:t>
       </w:r>
       <w:r>
         <w:rPr>
@@ -2885,6 +2820,24 @@
           <w:sz w:val="24"/>
           <w:u w:val="single"/>
         </w:rPr>
+        <w:hyperlink r:id="rId23" w:history="1">
+          <w:r>
+            <w:rPr>
+              <w:rStyle w:val="Hyperlink"/>
+            </w:rPr>
+            <w:t>and</w:t>
+          </w:r>
+        </w:hyperlink>
+      </w:r>
+      <w:r>
+        <w:rPr>
+          <w:rFonts w:ascii="Charis SIL Regular" w:hAnsi="Charis SIL Regular" w:eastAsia="Charis SIL Regular"/>
+          <w:b w:val="0"/>
+          <w:i w:val="0"/>
+          <w:color w:val="0000FF"/>
+          <w:sz w:val="24"/>
+          <w:u w:val="single"/>
+        </w:rPr>
         <w:t xml:space="preserve"> </w:t>
       </w:r>
       <w:r>
@@ -2901,48 +2854,9 @@
             <w:rPr>
               <w:rStyle w:val="Hyperlink"/>
             </w:rPr>
-            <w:t>and</w:t>
-          </w:r>
-        </w:hyperlink>
-      </w:r>
-      <w:r>
-        <w:rPr>
-          <w:rFonts w:ascii="Charis SIL Regular" w:hAnsi="Charis SIL Regular" w:eastAsia="Charis SIL Regular"/>
-          <w:b w:val="0"/>
-          <w:i w:val="0"/>
-          <w:color w:val="0000FF"/>
-          <w:sz w:val="24"/>
-          <w:u w:val="single"/>
-        </w:rPr>
-        <w:t xml:space="preserve"> </w:t>
-      </w:r>
-      <w:r>
-        <w:rPr>
-          <w:rFonts w:ascii="Charis SIL Regular" w:hAnsi="Charis SIL Regular" w:eastAsia="Charis SIL Regular"/>
-          <w:b w:val="0"/>
-          <w:i w:val="0"/>
-          <w:color w:val="0000FF"/>
-          <w:sz w:val="24"/>
-          <w:u w:val="single"/>
-        </w:rPr>
-        <w:hyperlink r:id="rId23" w:history="1">
-          <w:r>
-            <w:rPr>
-              <w:rStyle w:val="Hyperlink"/>
-            </w:rPr>
-            <w:t>audi</w:t>
-          </w:r>
-        </w:hyperlink>
-      </w:r>
-      <w:r>
-        <w:rPr>
-          <w:rFonts w:ascii="Charis SIL Regular" w:hAnsi="Charis SIL Regular" w:eastAsia="Charis SIL Regular"/>
-          <w:b w:val="0"/>
-          <w:i w:val="0"/>
-          <w:color w:val="0000FF"/>
-          <w:sz w:val="24"/>
-        </w:rPr>
-        <w:t>o</w:t>
+            <w:t>audio</w:t>
+          </w:r>
+        </w:hyperlink>
       </w:r>
       <w:r>
         <w:rPr>
@@ -3370,7 +3284,46 @@
           <w:color w:val="000000"/>
           <w:sz w:val="24"/>
         </w:rPr>
-        <w:t xml:space="preserve"> and finance administrator </w:t>
+        <w:t xml:space="preserve"> and finance </w:t>
+      </w:r>
+      <w:r>
+        <w:rPr>
+          <w:u w:val="single" w:color="0000ff"/>
+          <w:rFonts w:ascii="Charis SIL Regular" w:hAnsi="Charis SIL Regular" w:eastAsia="Charis SIL Regular"/>
+          <w:b w:val="0"/>
+          <w:i w:val="0"/>
+          <w:color w:val="000000"/>
+          <w:sz w:val="24"/>
+        </w:rPr>
+        <w:hyperlink r:id="rId25" w:history="1">
+          <w:r>
+            <w:rPr>
+              <w:rStyle w:val="Hyperlink"/>
+            </w:rPr>
+            <w:t>admini</w:t>
+          </w:r>
+        </w:hyperlink>
+      </w:r>
+      <w:r>
+        <w:rPr>
+          <w:rFonts w:ascii="Charis SIL Regular" w:hAnsi="Charis SIL Regular" w:eastAsia="Charis SIL Regular"/>
+          <w:b w:val="0"/>
+          <w:i w:val="0"/>
+          <w:color w:val="000000"/>
+          <w:sz w:val="24"/>
+        </w:rPr>
+        <w:t>strato</w:t>
+      </w:r>
+      <w:r>
+        <w:rPr>
+          <w:u w:val="single" w:color="0000ff"/>
+          <w:rFonts w:ascii="Charis SIL Regular" w:hAnsi="Charis SIL Regular" w:eastAsia="Charis SIL Regular"/>
+          <w:b w:val="0"/>
+          <w:i w:val="0"/>
+          <w:color w:val="000000"/>
+          <w:sz w:val="24"/>
+        </w:rPr>
+        <w:t xml:space="preserve">r </w:t>
       </w:r>
       <w:r>
         <w:rPr>
@@ -3475,70 +3428,124 @@
           <w:sz w:val="24"/>
           <w:u w:val="single"/>
         </w:rPr>
+        <w:hyperlink r:id="rId28" w:history="1">
+          <w:r>
+            <w:rPr>
+              <w:rStyle w:val="Hyperlink"/>
+            </w:rPr>
+            <w:t>van</w:t>
+          </w:r>
+        </w:hyperlink>
+      </w:r>
+      <w:r>
+        <w:rPr>
+          <w:rFonts w:ascii="Charis SIL Regular" w:hAnsi="Charis SIL Regular" w:eastAsia="Charis SIL Regular"/>
+          <w:b w:val="0"/>
+          <w:i w:val="0"/>
+          <w:color w:val="0000FF"/>
+          <w:sz w:val="24"/>
+          <w:u w:val="single"/>
+        </w:rPr>
+        <w:t xml:space="preserve"> </w:t>
+      </w:r>
+      <w:r>
+        <w:rPr>
+          <w:rFonts w:ascii="Charis SIL Regular" w:hAnsi="Charis SIL Regular" w:eastAsia="Charis SIL Regular"/>
+          <w:b w:val="0"/>
+          <w:i w:val="0"/>
+          <w:color w:val="0000FF"/>
+          <w:sz w:val="24"/>
+          <w:u w:val="single"/>
+        </w:rPr>
+        <w:hyperlink r:id="rId28" w:history="1">
+          <w:r>
+            <w:rPr>
+              <w:rStyle w:val="Hyperlink"/>
+            </w:rPr>
+            <w:t>der</w:t>
+          </w:r>
+        </w:hyperlink>
+      </w:r>
+      <w:r>
+        <w:rPr>
+          <w:rFonts w:ascii="Charis SIL Regular" w:hAnsi="Charis SIL Regular" w:eastAsia="Charis SIL Regular"/>
+          <w:b w:val="0"/>
+          <w:i w:val="0"/>
+          <w:color w:val="0000FF"/>
+          <w:sz w:val="24"/>
+          <w:u w:val="single"/>
+        </w:rPr>
+        <w:t xml:space="preserve"> </w:t>
+      </w:r>
+      <w:r>
+        <w:rPr>
+          <w:rFonts w:ascii="Charis SIL Regular" w:hAnsi="Charis SIL Regular" w:eastAsia="Charis SIL Regular"/>
+          <w:b w:val="0"/>
+          <w:i w:val="0"/>
+          <w:color w:val="0000FF"/>
+          <w:sz w:val="24"/>
+          <w:u w:val="single"/>
+        </w:rPr>
+        <w:hyperlink r:id="rId28" w:history="1">
+          <w:r>
+            <w:rPr>
+              <w:rStyle w:val="Hyperlink"/>
+            </w:rPr>
+            <w:t>Oye</w:t>
+          </w:r>
+        </w:hyperlink>
+      </w:r>
+      <w:r>
+        <w:rPr>
+          <w:u w:val="single" w:color="0000ff"/>
+          <w:rFonts w:ascii="Charis SIL Regular" w:hAnsi="Charis SIL Regular" w:eastAsia="Charis SIL Regular"/>
+          <w:b w:val="0"/>
+          <w:i w:val="0"/>
+          <w:color w:val="000000"/>
+          <w:sz w:val="24"/>
+        </w:rPr>
         <w:hyperlink r:id="rId27" w:history="1">
           <w:r>
             <w:rPr>
               <w:rStyle w:val="Hyperlink"/>
             </w:rPr>
-            <w:t>van</w:t>
-          </w:r>
-        </w:hyperlink>
-      </w:r>
-      <w:r>
-        <w:rPr>
-          <w:rFonts w:ascii="Charis SIL Regular" w:hAnsi="Charis SIL Regular" w:eastAsia="Charis SIL Regular"/>
-          <w:b w:val="0"/>
-          <w:i w:val="0"/>
-          <w:color w:val="0000FF"/>
-          <w:sz w:val="24"/>
-          <w:u w:val="single"/>
-        </w:rPr>
-        <w:t xml:space="preserve"> </w:t>
-      </w:r>
-      <w:r>
-        <w:rPr>
-          <w:rFonts w:ascii="Charis SIL Regular" w:hAnsi="Charis SIL Regular" w:eastAsia="Charis SIL Regular"/>
-          <w:b w:val="0"/>
-          <w:i w:val="0"/>
-          <w:color w:val="0000FF"/>
-          <w:sz w:val="24"/>
-          <w:u w:val="single"/>
+            <w:t>. The</w:t>
+          </w:r>
+        </w:hyperlink>
+      </w:r>
+      <w:r>
+        <w:rPr>
+          <w:u w:val="single" w:color="0000ff"/>
+          <w:rFonts w:ascii="Charis SIL Regular" w:hAnsi="Charis SIL Regular" w:eastAsia="Charis SIL Regular"/>
+          <w:b w:val="0"/>
+          <w:i w:val="0"/>
+          <w:color w:val="000000"/>
+          <w:sz w:val="24"/>
         </w:rPr>
         <w:hyperlink r:id="rId27" w:history="1">
           <w:r>
             <w:rPr>
               <w:rStyle w:val="Hyperlink"/>
             </w:rPr>
-            <w:t>der</w:t>
-          </w:r>
-        </w:hyperlink>
-      </w:r>
-      <w:r>
-        <w:rPr>
-          <w:rFonts w:ascii="Charis SIL Regular" w:hAnsi="Charis SIL Regular" w:eastAsia="Charis SIL Regular"/>
-          <w:b w:val="0"/>
-          <w:i w:val="0"/>
-          <w:color w:val="0000FF"/>
-          <w:sz w:val="24"/>
-          <w:u w:val="single"/>
-        </w:rPr>
-        <w:t xml:space="preserve"> </w:t>
-      </w:r>
-      <w:r>
-        <w:rPr>
-          <w:rFonts w:ascii="Charis SIL Regular" w:hAnsi="Charis SIL Regular" w:eastAsia="Charis SIL Regular"/>
-          <w:b w:val="0"/>
-          <w:i w:val="0"/>
-          <w:color w:val="0000FF"/>
-          <w:sz w:val="24"/>
-          <w:u w:val="single"/>
+            <w:t>s</w:t>
+          </w:r>
+        </w:hyperlink>
+      </w:r>
+      <w:r>
+        <w:rPr>
+          <w:u w:val="single" w:color="0000ff"/>
+          <w:rFonts w:ascii="Charis SIL Regular" w:hAnsi="Charis SIL Regular" w:eastAsia="Charis SIL Regular"/>
+          <w:b w:val="0"/>
+          <w:i w:val="0"/>
+          <w:color w:val="000000"/>
+          <w:sz w:val="24"/>
         </w:rPr>
         <w:hyperlink r:id="rId27" w:history="1">
           <w:r>
             <w:rPr>
               <w:rStyle w:val="Hyperlink"/>
             </w:rPr>
-            <w:t>Oye</w:t>
+            <w:t>e w</w:t>
           </w:r>
         </w:hyperlink>
       </w:r>
@@ -3556,7 +3563,7 @@
             <w:rPr>
               <w:rStyle w:val="Hyperlink"/>
             </w:rPr>
-            <w:t>. The</w:t>
+            <w:t>e</w:t>
           </w:r>
         </w:hyperlink>
       </w:r>
@@ -3574,6 +3581,52 @@
             <w:rPr>
               <w:rStyle w:val="Hyperlink"/>
             </w:rPr>
+            <w:t>re donate</w:t>
+          </w:r>
+        </w:hyperlink>
+      </w:r>
+      <w:r>
+        <w:rPr>
+          <w:rFonts w:ascii="Charis SIL Regular" w:hAnsi="Charis SIL Regular" w:eastAsia="Charis SIL Regular"/>
+          <w:b w:val="0"/>
+          <w:i w:val="0"/>
+          <w:color w:val="000000"/>
+          <w:sz w:val="24"/>
+        </w:rPr>
+        <w:t>d to the National Ethnograp</w:t>
+      </w:r>
+      <w:r>
+        <w:rPr>
+          <w:u w:val="single" w:color="0000ff"/>
+          <w:rFonts w:ascii="Charis SIL Regular" w:hAnsi="Charis SIL Regular" w:eastAsia="Charis SIL Regular"/>
+          <w:b w:val="0"/>
+          <w:i w:val="0"/>
+          <w:color w:val="000000"/>
+          <w:sz w:val="24"/>
+        </w:rPr>
+        <w:hyperlink r:id="rId28" w:history="1">
+          <w:r>
+            <w:rPr>
+              <w:rStyle w:val="Hyperlink"/>
+            </w:rPr>
+            <w:t>hic Mu</w:t>
+          </w:r>
+        </w:hyperlink>
+      </w:r>
+      <w:r>
+        <w:rPr>
+          <w:u w:val="single" w:color="0000ff"/>
+          <w:rFonts w:ascii="Charis SIL Regular" w:hAnsi="Charis SIL Regular" w:eastAsia="Charis SIL Regular"/>
+          <w:b w:val="0"/>
+          <w:i w:val="0"/>
+          <w:color w:val="000000"/>
+          <w:sz w:val="24"/>
+        </w:rPr>
+        <w:hyperlink r:id="rId28" w:history="1">
+          <w:r>
+            <w:rPr>
+              <w:rStyle w:val="Hyperlink"/>
+            </w:rPr>
             <w:t>s</w:t>
           </w:r>
         </w:hyperlink>
@@ -3587,12 +3640,12 @@
           <w:color w:val="000000"/>
           <w:sz w:val="24"/>
         </w:rPr>
-        <w:hyperlink r:id="rId27" w:history="1">
-          <w:r>
-            <w:rPr>
-              <w:rStyle w:val="Hyperlink"/>
-            </w:rPr>
-            <w:t>e w</w:t>
+        <w:hyperlink r:id="rId28" w:history="1">
+          <w:r>
+            <w:rPr>
+              <w:rStyle w:val="Hyperlink"/>
+            </w:rPr>
+            <w:t xml:space="preserve">eum, </w:t>
           </w:r>
         </w:hyperlink>
       </w:r>
@@ -3605,12 +3658,12 @@
           <w:color w:val="000000"/>
           <w:sz w:val="24"/>
         </w:rPr>
-        <w:hyperlink r:id="rId27" w:history="1">
-          <w:r>
-            <w:rPr>
-              <w:rStyle w:val="Hyperlink"/>
-            </w:rPr>
-            <w:t>e</w:t>
+        <w:hyperlink r:id="rId28" w:history="1">
+          <w:r>
+            <w:rPr>
+              <w:rStyle w:val="Hyperlink"/>
+            </w:rPr>
+            <w:t>n</w:t>
           </w:r>
         </w:hyperlink>
       </w:r>
@@ -3623,111 +3676,11 @@
           <w:color w:val="000000"/>
           <w:sz w:val="24"/>
         </w:rPr>
-        <w:hyperlink r:id="rId27" w:history="1">
-          <w:r>
-            <w:rPr>
-              <w:rStyle w:val="Hyperlink"/>
-            </w:rPr>
-            <w:t>re donate</w:t>
-          </w:r>
-        </w:hyperlink>
-      </w:r>
-      <w:r>
-        <w:rPr>
-          <w:rFonts w:ascii="Charis SIL Regular" w:hAnsi="Charis SIL Regular" w:eastAsia="Charis SIL Regular"/>
-          <w:b w:val="0"/>
-          <w:i w:val="0"/>
-          <w:color w:val="000000"/>
-          <w:sz w:val="24"/>
-        </w:rPr>
-        <w:t>d to the National Ethnograp</w:t>
-      </w:r>
-      <w:r>
-        <w:rPr>
-          <w:u w:val="single" w:color="0000ff"/>
-          <w:rFonts w:ascii="Charis SIL Regular" w:hAnsi="Charis SIL Regular" w:eastAsia="Charis SIL Regular"/>
-          <w:b w:val="0"/>
-          <w:i w:val="0"/>
-          <w:color w:val="000000"/>
-          <w:sz w:val="24"/>
-        </w:rPr>
         <w:hyperlink r:id="rId28" w:history="1">
           <w:r>
             <w:rPr>
               <w:rStyle w:val="Hyperlink"/>
             </w:rPr>
-            <w:t>hic Mu</w:t>
-          </w:r>
-        </w:hyperlink>
-      </w:r>
-      <w:r>
-        <w:rPr>
-          <w:u w:val="single" w:color="0000ff"/>
-          <w:rFonts w:ascii="Charis SIL Regular" w:hAnsi="Charis SIL Regular" w:eastAsia="Charis SIL Regular"/>
-          <w:b w:val="0"/>
-          <w:i w:val="0"/>
-          <w:color w:val="000000"/>
-          <w:sz w:val="24"/>
-        </w:rPr>
-        <w:hyperlink r:id="rId28" w:history="1">
-          <w:r>
-            <w:rPr>
-              <w:rStyle w:val="Hyperlink"/>
-            </w:rPr>
-            <w:t>s</w:t>
-          </w:r>
-        </w:hyperlink>
-      </w:r>
-      <w:r>
-        <w:rPr>
-          <w:u w:val="single" w:color="0000ff"/>
-          <w:rFonts w:ascii="Charis SIL Regular" w:hAnsi="Charis SIL Regular" w:eastAsia="Charis SIL Regular"/>
-          <w:b w:val="0"/>
-          <w:i w:val="0"/>
-          <w:color w:val="000000"/>
-          <w:sz w:val="24"/>
-        </w:rPr>
-        <w:hyperlink r:id="rId28" w:history="1">
-          <w:r>
-            <w:rPr>
-              <w:rStyle w:val="Hyperlink"/>
-            </w:rPr>
-            <w:t xml:space="preserve">eum, </w:t>
-          </w:r>
-        </w:hyperlink>
-      </w:r>
-      <w:r>
-        <w:rPr>
-          <w:u w:val="single" w:color="0000ff"/>
-          <w:rFonts w:ascii="Charis SIL Regular" w:hAnsi="Charis SIL Regular" w:eastAsia="Charis SIL Regular"/>
-          <w:b w:val="0"/>
-          <w:i w:val="0"/>
-          <w:color w:val="000000"/>
-          <w:sz w:val="24"/>
-        </w:rPr>
-        <w:hyperlink r:id="rId28" w:history="1">
-          <w:r>
-            <w:rPr>
-              <w:rStyle w:val="Hyperlink"/>
-            </w:rPr>
-            <w:t>n</w:t>
-          </w:r>
-        </w:hyperlink>
-      </w:r>
-      <w:r>
-        <w:rPr>
-          <w:u w:val="single" w:color="0000ff"/>
-          <w:rFonts w:ascii="Charis SIL Regular" w:hAnsi="Charis SIL Regular" w:eastAsia="Charis SIL Regular"/>
-          <w:b w:val="0"/>
-          <w:i w:val="0"/>
-          <w:color w:val="000000"/>
-          <w:sz w:val="24"/>
-        </w:rPr>
-        <w:hyperlink r:id="rId28" w:history="1">
-          <w:r>
-            <w:rPr>
-              <w:rStyle w:val="Hyperlink"/>
-            </w:rPr>
             <w:t xml:space="preserve">ow the </w:t>
           </w:r>
         </w:hyperlink>
@@ -3742,63 +3695,8 @@
           <w:i w:val="0"/>
           <w:color w:val="0000FF"/>
           <w:sz w:val="24"/>
-          <w:u w:val="single"/>
-        </w:rPr>
-        <w:hyperlink r:id="rId28" w:history="1">
-          <w:r>
-            <w:rPr>
-              <w:rStyle w:val="Hyperlink"/>
-            </w:rPr>
-            <w:t>We</w:t>
-          </w:r>
-        </w:hyperlink>
-      </w:r>
-      <w:r>
-        <w:rPr>
-          <w:rFonts w:ascii="Charis SIL Regular" w:hAnsi="Charis SIL Regular" w:eastAsia="Charis SIL Regular"/>
-          <w:b w:val="0"/>
-          <w:i w:val="0"/>
-          <w:color w:val="0000FF"/>
-          <w:sz w:val="24"/>
-          <w:u w:val="single"/>
-        </w:rPr>
-        <w:hyperlink r:id="rId28" w:history="1">
-          <w:r>
-            <w:rPr>
-              <w:rStyle w:val="Hyperlink"/>
-            </w:rPr>
-            <w:t>r</w:t>
-          </w:r>
-        </w:hyperlink>
-      </w:r>
-      <w:r>
-        <w:rPr>
-          <w:rFonts w:ascii="Charis SIL Regular" w:hAnsi="Charis SIL Regular" w:eastAsia="Charis SIL Regular"/>
-          <w:b w:val="0"/>
-          <w:i w:val="0"/>
-          <w:color w:val="0000FF"/>
-          <w:sz w:val="24"/>
-          <w:u w:val="single"/>
-        </w:rPr>
-        <w:hyperlink r:id="rId28" w:history="1">
-          <w:r>
-            <w:rPr>
-              <w:rStyle w:val="Hyperlink"/>
-            </w:rPr>
-            <w:t>eld</w:t>
-          </w:r>
-        </w:hyperlink>
-      </w:r>
-      <w:r>
-        <w:rPr>
-          <w:rFonts w:ascii="Charis SIL Regular" w:hAnsi="Charis SIL Regular" w:eastAsia="Charis SIL Regular"/>
-          <w:b w:val="0"/>
-          <w:i w:val="0"/>
-          <w:color w:val="0000FF"/>
-          <w:sz w:val="24"/>
-          <w:u w:val="single"/>
-        </w:rPr>
-        <w:t>m</w:t>
+        </w:rPr>
+        <w:t>Wereldm</w:t>
       </w:r>
       <w:r>
         <w:rPr>
@@ -4501,7 +4399,6 @@
           <w:i w:val="0"/>
           <w:color w:val="0000FF"/>
           <w:sz w:val="24"/>
-          <w:u w:val="single"/>
         </w:rPr>
         <w:t>donated</w:t>
       </w:r>
@@ -4565,7 +4462,6 @@
       </w:r>
       <w:r>
         <w:rPr>
-          <w:u w:val="single" w:color="0000ff"/>
           <w:rFonts w:ascii="Charis SIL Regular" w:hAnsi="Charis SIL Regular" w:eastAsia="Charis SIL Regular"/>
           <w:b w:val="0"/>
           <w:i w:val="0"/>
@@ -5814,6 +5710,23 @@
       </w:r>
       <w:r>
         <w:rPr>
+          <w:rFonts w:ascii="Charis SIL Italic" w:hAnsi="Charis SIL Italic" w:eastAsia="Charis SIL Italic"/>
+          <w:b w:val="0"/>
+          <w:i/>
+          <w:color w:val="000000"/>
+          <w:sz w:val="24"/>
+        </w:rPr>
+        <w:hyperlink r:id="rId46" w:history="1">
+          <w:r>
+            <w:rPr>
+              <w:rStyle w:val="Hyperlink"/>
+            </w:rPr>
+            <w:t>m</w:t>
+          </w:r>
+        </w:hyperlink>
+      </w:r>
+      <w:r>
+        <w:rPr>
           <w:u w:val="single" w:color="0000ff"/>
           <w:rFonts w:ascii="Charis SIL Italic" w:hAnsi="Charis SIL Italic" w:eastAsia="Charis SIL Italic"/>
           <w:b w:val="0"/>
@@ -5821,7 +5734,7 @@
           <w:color w:val="000000"/>
           <w:sz w:val="24"/>
         </w:rPr>
-        <w:t>m</w:t>
+        <w:t>u</w:t>
       </w:r>
       <w:r>
         <w:rPr>
@@ -5831,7 +5744,7 @@
           <w:color w:val="000000"/>
           <w:sz w:val="24"/>
         </w:rPr>
-        <w:t>useet</w:t>
+        <w:t>seet</w:t>
       </w:r>
       <w:r>
         <w:rPr>
@@ -6531,6 +6444,7 @@
           <w:i w:val="0"/>
           <w:color w:val="0000FF"/>
           <w:sz w:val="24"/>
+          <w:u w:val="single"/>
         </w:rPr>
         <w:hyperlink r:id="rId52" w:history="1">
           <w:r>
@@ -6622,6 +6536,7 @@
           <w:i w:val="0"/>
           <w:color w:val="0000FF"/>
           <w:sz w:val="24"/>
+          <w:u w:val="single"/>
         </w:rPr>
         <w:hyperlink r:id="rId53" w:history="1">
           <w:r>
@@ -6896,13 +6811,31 @@
       </w:r>
       <w:r>
         <w:rPr>
-          <w:rFonts w:ascii="Charis SIL Regular" w:hAnsi="Charis SIL Regular" w:eastAsia="Charis SIL Regular"/>
-          <w:b w:val="0"/>
-          <w:i w:val="0"/>
-          <w:color w:val="000000"/>
-          <w:sz w:val="24"/>
-        </w:rPr>
-        <w:t xml:space="preserve">. In 1904 expedition member </w:t>
+          <w:u w:val="single" w:color="0000ff"/>
+          <w:rFonts w:ascii="Charis SIL Regular" w:hAnsi="Charis SIL Regular" w:eastAsia="Charis SIL Regular"/>
+          <w:b w:val="0"/>
+          <w:i w:val="0"/>
+          <w:color w:val="000000"/>
+          <w:sz w:val="24"/>
+        </w:rPr>
+        <w:hyperlink r:id="rId55" w:history="1">
+          <w:r>
+            <w:rPr>
+              <w:rStyle w:val="Hyperlink"/>
+            </w:rPr>
+            <w:t>. I</w:t>
+          </w:r>
+        </w:hyperlink>
+      </w:r>
+      <w:r>
+        <w:rPr>
+          <w:rFonts w:ascii="Charis SIL Regular" w:hAnsi="Charis SIL Regular" w:eastAsia="Charis SIL Regular"/>
+          <w:b w:val="0"/>
+          <w:i w:val="0"/>
+          <w:color w:val="000000"/>
+          <w:sz w:val="24"/>
+        </w:rPr>
+        <w:t xml:space="preserve">n 1904 expedition member </w:t>
       </w:r>
       <w:r>
         <w:rPr>
@@ -8071,6 +8004,282 @@
       </w:r>
       <w:r>
         <w:rPr>
+          <w:rFonts w:ascii="Charis SIL Regular" w:hAnsi="Charis SIL Regular" w:eastAsia="Charis SIL Regular"/>
+          <w:b w:val="0"/>
+          <w:i w:val="0"/>
+          <w:color w:val="000000"/>
+          <w:sz w:val="24"/>
+        </w:rPr>
+        <w:t xml:space="preserve"> </w:t>
+      </w:r>
+      <w:r>
+        <w:rPr>
+          <w:rFonts w:ascii="Charis SIL Regular" w:hAnsi="Charis SIL Regular" w:eastAsia="Charis SIL Regular"/>
+          <w:b w:val="0"/>
+          <w:i w:val="0"/>
+          <w:color w:val="0000FF"/>
+          <w:sz w:val="24"/>
+          <w:u w:val="single"/>
+        </w:rPr>
+        <w:hyperlink r:id="rId67" w:history="1">
+          <w:r>
+            <w:rPr>
+              <w:rStyle w:val="Hyperlink"/>
+            </w:rPr>
+            <w:t>Schom</w:t>
+          </w:r>
+        </w:hyperlink>
+      </w:r>
+      <w:r>
+        <w:rPr>
+          <w:rFonts w:ascii="Charis SIL Regular" w:hAnsi="Charis SIL Regular" w:eastAsia="Charis SIL Regular"/>
+          <w:b w:val="0"/>
+          <w:i w:val="0"/>
+          <w:color w:val="0000FF"/>
+          <w:sz w:val="24"/>
+          <w:u w:val="single"/>
+        </w:rPr>
+        <w:hyperlink r:id="rId67" w:history="1">
+          <w:r>
+            <w:rPr>
+              <w:rStyle w:val="Hyperlink"/>
+            </w:rPr>
+            <w:t>b</w:t>
+          </w:r>
+        </w:hyperlink>
+      </w:r>
+      <w:r>
+        <w:rPr>
+          <w:rFonts w:ascii="Charis SIL Regular" w:hAnsi="Charis SIL Regular" w:eastAsia="Charis SIL Regular"/>
+          <w:b w:val="0"/>
+          <w:i w:val="0"/>
+          <w:color w:val="0000FF"/>
+          <w:sz w:val="24"/>
+          <w:u w:val="single"/>
+        </w:rPr>
+        <w:hyperlink r:id="rId67" w:history="1">
+          <w:r>
+            <w:rPr>
+              <w:rStyle w:val="Hyperlink"/>
+            </w:rPr>
+            <w:t>urg</w:t>
+          </w:r>
+        </w:hyperlink>
+      </w:r>
+      <w:r>
+        <w:rPr>
+          <w:rFonts w:ascii="Charis SIL Regular" w:hAnsi="Charis SIL Regular" w:eastAsia="Charis SIL Regular"/>
+          <w:b w:val="0"/>
+          <w:i w:val="0"/>
+          <w:color w:val="0000FF"/>
+          <w:sz w:val="24"/>
+          <w:u w:val="single"/>
+        </w:rPr>
+        <w:t xml:space="preserve"> </w:t>
+      </w:r>
+      <w:r>
+        <w:rPr>
+          <w:rFonts w:ascii="Charis SIL Regular" w:hAnsi="Charis SIL Regular" w:eastAsia="Charis SIL Regular"/>
+          <w:b w:val="0"/>
+          <w:i w:val="0"/>
+          <w:color w:val="0000FF"/>
+          <w:sz w:val="24"/>
+          <w:u w:val="single"/>
+        </w:rPr>
+        <w:hyperlink r:id="rId67" w:history="1">
+          <w:r>
+            <w:rPr>
+              <w:rStyle w:val="Hyperlink"/>
+            </w:rPr>
+            <w:t>C</w:t>
+          </w:r>
+        </w:hyperlink>
+      </w:r>
+      <w:r>
+        <w:rPr>
+          <w:rFonts w:ascii="Charis SIL Regular" w:hAnsi="Charis SIL Regular" w:eastAsia="Charis SIL Regular"/>
+          <w:b w:val="0"/>
+          <w:i w:val="0"/>
+          <w:color w:val="0000FF"/>
+          <w:sz w:val="24"/>
+          <w:u w:val="single"/>
+        </w:rPr>
+        <w:hyperlink r:id="rId68" w:history="1">
+          <w:r>
+            <w:rPr>
+              <w:rStyle w:val="Hyperlink"/>
+            </w:rPr>
+            <w:t>enter</w:t>
+          </w:r>
+        </w:hyperlink>
+      </w:r>
+      <w:r>
+        <w:rPr>
+          <w:rFonts w:ascii="Charis SIL Regular" w:hAnsi="Charis SIL Regular" w:eastAsia="Charis SIL Regular"/>
+          <w:b w:val="0"/>
+          <w:i w:val="0"/>
+          <w:color w:val="0000FF"/>
+          <w:sz w:val="24"/>
+          <w:u w:val="single"/>
+        </w:rPr>
+        <w:t xml:space="preserve"> </w:t>
+      </w:r>
+      <w:r>
+        <w:rPr>
+          <w:rFonts w:ascii="Charis SIL Regular" w:hAnsi="Charis SIL Regular" w:eastAsia="Charis SIL Regular"/>
+          <w:b w:val="0"/>
+          <w:i w:val="0"/>
+          <w:color w:val="0000FF"/>
+          <w:sz w:val="24"/>
+          <w:u w:val="single"/>
+        </w:rPr>
+        <w:hyperlink r:id="rId68" w:history="1">
+          <w:r>
+            <w:rPr>
+              <w:rStyle w:val="Hyperlink"/>
+            </w:rPr>
+            <w:t>for</w:t>
+          </w:r>
+        </w:hyperlink>
+      </w:r>
+      <w:r>
+        <w:rPr>
+          <w:rFonts w:ascii="Charis SIL Regular" w:hAnsi="Charis SIL Regular" w:eastAsia="Charis SIL Regular"/>
+          <w:b w:val="0"/>
+          <w:i w:val="0"/>
+          <w:color w:val="0000FF"/>
+          <w:sz w:val="24"/>
+          <w:u w:val="single"/>
+        </w:rPr>
+        <w:t xml:space="preserve"> </w:t>
+      </w:r>
+      <w:r>
+        <w:rPr>
+          <w:rFonts w:ascii="Charis SIL Regular" w:hAnsi="Charis SIL Regular" w:eastAsia="Charis SIL Regular"/>
+          <w:b w:val="0"/>
+          <w:i w:val="0"/>
+          <w:color w:val="0000FF"/>
+          <w:sz w:val="24"/>
+          <w:u w:val="single"/>
+        </w:rPr>
+        <w:hyperlink r:id="rId68" w:history="1">
+          <w:r>
+            <w:rPr>
+              <w:rStyle w:val="Hyperlink"/>
+            </w:rPr>
+            <w:t>Research</w:t>
+          </w:r>
+        </w:hyperlink>
+      </w:r>
+      <w:r>
+        <w:rPr>
+          <w:rFonts w:ascii="Charis SIL Regular" w:hAnsi="Charis SIL Regular" w:eastAsia="Charis SIL Regular"/>
+          <w:b w:val="0"/>
+          <w:i w:val="0"/>
+          <w:color w:val="0000FF"/>
+          <w:sz w:val="24"/>
+          <w:u w:val="single"/>
+        </w:rPr>
+        <w:t xml:space="preserve"> </w:t>
+      </w:r>
+      <w:r>
+        <w:rPr>
+          <w:rFonts w:ascii="Charis SIL Regular" w:hAnsi="Charis SIL Regular" w:eastAsia="Charis SIL Regular"/>
+          <w:b w:val="0"/>
+          <w:i w:val="0"/>
+          <w:color w:val="0000FF"/>
+          <w:sz w:val="24"/>
+          <w:u w:val="single"/>
+        </w:rPr>
+        <w:hyperlink r:id="rId68" w:history="1">
+          <w:r>
+            <w:rPr>
+              <w:rStyle w:val="Hyperlink"/>
+            </w:rPr>
+            <w:t>in</w:t>
+          </w:r>
+        </w:hyperlink>
+      </w:r>
+      <w:r>
+        <w:rPr>
+          <w:rFonts w:ascii="Charis SIL Regular" w:hAnsi="Charis SIL Regular" w:eastAsia="Charis SIL Regular"/>
+          <w:b w:val="0"/>
+          <w:i w:val="0"/>
+          <w:color w:val="0000FF"/>
+          <w:sz w:val="24"/>
+          <w:u w:val="single"/>
+        </w:rPr>
+        <w:t xml:space="preserve"> </w:t>
+      </w:r>
+      <w:r>
+        <w:rPr>
+          <w:rFonts w:ascii="Charis SIL Regular" w:hAnsi="Charis SIL Regular" w:eastAsia="Charis SIL Regular"/>
+          <w:b w:val="0"/>
+          <w:i w:val="0"/>
+          <w:color w:val="0000FF"/>
+          <w:sz w:val="24"/>
+          <w:u w:val="single"/>
+        </w:rPr>
+        <w:hyperlink r:id="rId68" w:history="1">
+          <w:r>
+            <w:rPr>
+              <w:rStyle w:val="Hyperlink"/>
+            </w:rPr>
+            <w:t>Black</w:t>
+          </w:r>
+        </w:hyperlink>
+      </w:r>
+      <w:r>
+        <w:rPr>
+          <w:rFonts w:ascii="Charis SIL Regular" w:hAnsi="Charis SIL Regular" w:eastAsia="Charis SIL Regular"/>
+          <w:b w:val="0"/>
+          <w:i w:val="0"/>
+          <w:color w:val="0000FF"/>
+          <w:sz w:val="24"/>
+          <w:u w:val="single"/>
+        </w:rPr>
+        <w:t xml:space="preserve"> </w:t>
+      </w:r>
+      <w:r>
+        <w:rPr>
+          <w:rFonts w:ascii="Charis SIL Regular" w:hAnsi="Charis SIL Regular" w:eastAsia="Charis SIL Regular"/>
+          <w:b w:val="0"/>
+          <w:i w:val="0"/>
+          <w:color w:val="0000FF"/>
+          <w:sz w:val="24"/>
+          <w:u w:val="single"/>
+        </w:rPr>
+        <w:hyperlink r:id="rId68" w:history="1">
+          <w:r>
+            <w:rPr>
+              <w:rStyle w:val="Hyperlink"/>
+            </w:rPr>
+            <w:t>Culture</w:t>
+          </w:r>
+        </w:hyperlink>
+      </w:r>
+      <w:r>
+        <w:rPr>
+          <w:rFonts w:ascii="Charis SIL Regular" w:hAnsi="Charis SIL Regular" w:eastAsia="Charis SIL Regular"/>
+          <w:b w:val="0"/>
+          <w:i w:val="0"/>
+          <w:color w:val="000000"/>
+          <w:sz w:val="24"/>
+        </w:rPr>
+        <w:t xml:space="preserve"> in </w:t>
+      </w:r>
+      <w:r>
+        <w:rPr>
+          <w:rFonts w:ascii="Charis SIL Regular" w:hAnsi="Charis SIL Regular" w:eastAsia="Charis SIL Regular"/>
+          <w:b w:val="0"/>
+          <w:i w:val="0"/>
+          <w:color w:val="000000"/>
+          <w:sz w:val="24"/>
+        </w:rPr>
+        <w:t>New York. The photographs are held in</w:t>
+      </w:r>
+      <w:r>
+        <w:rPr>
           <w:u w:val="single" w:color="0000ff"/>
           <w:rFonts w:ascii="Charis SIL Regular" w:hAnsi="Charis SIL Regular" w:eastAsia="Charis SIL Regular"/>
           <w:b w:val="0"/>
@@ -8078,6 +8287,42 @@
           <w:color w:val="000000"/>
           <w:sz w:val="24"/>
         </w:rPr>
+        <w:hyperlink r:id="rId68" w:history="1">
+          <w:r>
+            <w:rPr>
+              <w:rStyle w:val="Hyperlink"/>
+            </w:rPr>
+            <w:t xml:space="preserve"> the </w:t>
+          </w:r>
+        </w:hyperlink>
+      </w:r>
+      <w:r>
+        <w:rPr>
+          <w:rFonts w:ascii="Charis SIL Regular" w:hAnsi="Charis SIL Regular" w:eastAsia="Charis SIL Regular"/>
+          <w:b w:val="0"/>
+          <w:i w:val="0"/>
+          <w:color w:val="0000FF"/>
+          <w:sz w:val="24"/>
+          <w:u w:val="single"/>
+        </w:rPr>
+        <w:hyperlink r:id="rId68" w:history="1">
+          <w:r>
+            <w:rPr>
+              <w:rStyle w:val="Hyperlink"/>
+            </w:rPr>
+            <w:t>Eliot</w:t>
+          </w:r>
+        </w:hyperlink>
+      </w:r>
+      <w:r>
+        <w:rPr>
+          <w:rFonts w:ascii="Charis SIL Regular" w:hAnsi="Charis SIL Regular" w:eastAsia="Charis SIL Regular"/>
+          <w:b w:val="0"/>
+          <w:i w:val="0"/>
+          <w:color w:val="0000FF"/>
+          <w:sz w:val="24"/>
+          <w:u w:val="single"/>
+        </w:rPr>
         <w:t xml:space="preserve"> </w:t>
       </w:r>
       <w:r>
@@ -8089,12 +8334,12 @@
           <w:sz w:val="24"/>
           <w:u w:val="single"/>
         </w:rPr>
-        <w:hyperlink r:id="rId67" w:history="1">
-          <w:r>
-            <w:rPr>
-              <w:rStyle w:val="Hyperlink"/>
-            </w:rPr>
-            <w:t>Schom</w:t>
+        <w:hyperlink r:id="rId68" w:history="1">
+          <w:r>
+            <w:rPr>
+              <w:rStyle w:val="Hyperlink"/>
+            </w:rPr>
+            <w:t>El</w:t>
           </w:r>
         </w:hyperlink>
       </w:r>
@@ -8107,12 +8352,12 @@
           <w:sz w:val="24"/>
           <w:u w:val="single"/>
         </w:rPr>
-        <w:hyperlink r:id="rId67" w:history="1">
-          <w:r>
-            <w:rPr>
-              <w:rStyle w:val="Hyperlink"/>
-            </w:rPr>
-            <w:t>b</w:t>
+        <w:hyperlink r:id="rId68" w:history="1">
+          <w:r>
+            <w:rPr>
+              <w:rStyle w:val="Hyperlink"/>
+            </w:rPr>
+            <w:t>i</w:t>
           </w:r>
         </w:hyperlink>
       </w:r>
@@ -8125,12 +8370,12 @@
           <w:sz w:val="24"/>
           <w:u w:val="single"/>
         </w:rPr>
-        <w:hyperlink r:id="rId67" w:history="1">
-          <w:r>
-            <w:rPr>
-              <w:rStyle w:val="Hyperlink"/>
-            </w:rPr>
-            <w:t>urg</w:t>
+        <w:hyperlink r:id="rId68" w:history="1">
+          <w:r>
+            <w:rPr>
+              <w:rStyle w:val="Hyperlink"/>
+            </w:rPr>
+            <w:t>sofon</w:t>
           </w:r>
         </w:hyperlink>
       </w:r>
@@ -8154,12 +8399,12 @@
           <w:sz w:val="24"/>
           <w:u w:val="single"/>
         </w:rPr>
-        <w:hyperlink r:id="rId67" w:history="1">
-          <w:r>
-            <w:rPr>
-              <w:rStyle w:val="Hyperlink"/>
-            </w:rPr>
-            <w:t>C</w:t>
+        <w:hyperlink r:id="rId68" w:history="1">
+          <w:r>
+            <w:rPr>
+              <w:rStyle w:val="Hyperlink"/>
+            </w:rPr>
+            <w:t>P</w:t>
           </w:r>
         </w:hyperlink>
       </w:r>
@@ -8177,7 +8422,7 @@
             <w:rPr>
               <w:rStyle w:val="Hyperlink"/>
             </w:rPr>
-            <w:t>enter</w:t>
+            <w:t>ho</w:t>
           </w:r>
         </w:hyperlink>
       </w:r>
@@ -8190,6 +8435,42 @@
           <w:sz w:val="24"/>
           <w:u w:val="single"/>
         </w:rPr>
+        <w:hyperlink r:id="rId68" w:history="1">
+          <w:r>
+            <w:rPr>
+              <w:rStyle w:val="Hyperlink"/>
+            </w:rPr>
+            <w:t>t</w:t>
+          </w:r>
+        </w:hyperlink>
+      </w:r>
+      <w:r>
+        <w:rPr>
+          <w:rFonts w:ascii="Charis SIL Regular" w:hAnsi="Charis SIL Regular" w:eastAsia="Charis SIL Regular"/>
+          <w:b w:val="0"/>
+          <w:i w:val="0"/>
+          <w:color w:val="0000FF"/>
+          <w:sz w:val="24"/>
+          <w:u w:val="single"/>
+        </w:rPr>
+        <w:hyperlink r:id="rId68" w:history="1">
+          <w:r>
+            <w:rPr>
+              <w:rStyle w:val="Hyperlink"/>
+            </w:rPr>
+            <w:t>ographic</w:t>
+          </w:r>
+        </w:hyperlink>
+      </w:r>
+      <w:r>
+        <w:rPr>
+          <w:rFonts w:ascii="Charis SIL Regular" w:hAnsi="Charis SIL Regular" w:eastAsia="Charis SIL Regular"/>
+          <w:b w:val="0"/>
+          <w:i w:val="0"/>
+          <w:color w:val="0000FF"/>
+          <w:sz w:val="24"/>
+          <w:u w:val="single"/>
+        </w:rPr>
         <w:t xml:space="preserve"> </w:t>
       </w:r>
       <w:r>
@@ -8206,7 +8487,7 @@
             <w:rPr>
               <w:rStyle w:val="Hyperlink"/>
             </w:rPr>
-            <w:t>for</w:t>
+            <w:t>Ar</w:t>
           </w:r>
         </w:hyperlink>
       </w:r>
@@ -8219,6 +8500,60 @@
           <w:sz w:val="24"/>
           <w:u w:val="single"/>
         </w:rPr>
+        <w:hyperlink r:id="rId68" w:history="1">
+          <w:r>
+            <w:rPr>
+              <w:rStyle w:val="Hyperlink"/>
+            </w:rPr>
+            <w:t>chive</w:t>
+          </w:r>
+        </w:hyperlink>
+      </w:r>
+      <w:r>
+        <w:rPr>
+          <w:rFonts w:ascii="Charis SIL Regular" w:hAnsi="Charis SIL Regular" w:eastAsia="Charis SIL Regular"/>
+          <w:b w:val="0"/>
+          <w:i w:val="0"/>
+          <w:color w:val="0000FF"/>
+          <w:sz w:val="24"/>
+          <w:u w:val="single"/>
+        </w:rPr>
+        <w:hyperlink r:id="rId68" w:history="1">
+          <w:r>
+            <w:rPr>
+              <w:rStyle w:val="Hyperlink"/>
+            </w:rPr>
+            <w:t>s</w:t>
+          </w:r>
+        </w:hyperlink>
+      </w:r>
+      <w:r>
+        <w:rPr>
+          <w:rFonts w:ascii="Charis SIL Regular" w:hAnsi="Charis SIL Regular" w:eastAsia="Charis SIL Regular"/>
+          <w:b w:val="0"/>
+          <w:i w:val="0"/>
+          <w:color w:val="0000FF"/>
+          <w:sz w:val="24"/>
+          <w:u w:val="single"/>
+        </w:rPr>
+        <w:hyperlink r:id="rId68" w:history="1">
+          <w:r>
+            <w:rPr>
+              <w:rStyle w:val="Hyperlink"/>
+            </w:rPr>
+            <w:t>,</w:t>
+          </w:r>
+        </w:hyperlink>
+      </w:r>
+      <w:r>
+        <w:rPr>
+          <w:rFonts w:ascii="Charis SIL Regular" w:hAnsi="Charis SIL Regular" w:eastAsia="Charis SIL Regular"/>
+          <w:b w:val="0"/>
+          <w:i w:val="0"/>
+          <w:color w:val="0000FF"/>
+          <w:sz w:val="24"/>
+          <w:u w:val="single"/>
+        </w:rPr>
         <w:t xml:space="preserve"> </w:t>
       </w:r>
       <w:r>
@@ -8231,391 +8566,6 @@
           <w:u w:val="single"/>
         </w:rPr>
         <w:hyperlink r:id="rId68" w:history="1">
-          <w:r>
-            <w:rPr>
-              <w:rStyle w:val="Hyperlink"/>
-            </w:rPr>
-            <w:t>Research</w:t>
-          </w:r>
-        </w:hyperlink>
-      </w:r>
-      <w:r>
-        <w:rPr>
-          <w:rFonts w:ascii="Charis SIL Regular" w:hAnsi="Charis SIL Regular" w:eastAsia="Charis SIL Regular"/>
-          <w:b w:val="0"/>
-          <w:i w:val="0"/>
-          <w:color w:val="0000FF"/>
-          <w:sz w:val="24"/>
-          <w:u w:val="single"/>
-        </w:rPr>
-        <w:t xml:space="preserve"> </w:t>
-      </w:r>
-      <w:r>
-        <w:rPr>
-          <w:rFonts w:ascii="Charis SIL Regular" w:hAnsi="Charis SIL Regular" w:eastAsia="Charis SIL Regular"/>
-          <w:b w:val="0"/>
-          <w:i w:val="0"/>
-          <w:color w:val="0000FF"/>
-          <w:sz w:val="24"/>
-          <w:u w:val="single"/>
-        </w:rPr>
-        <w:hyperlink r:id="rId68" w:history="1">
-          <w:r>
-            <w:rPr>
-              <w:rStyle w:val="Hyperlink"/>
-            </w:rPr>
-            <w:t>in</w:t>
-          </w:r>
-        </w:hyperlink>
-      </w:r>
-      <w:r>
-        <w:rPr>
-          <w:rFonts w:ascii="Charis SIL Regular" w:hAnsi="Charis SIL Regular" w:eastAsia="Charis SIL Regular"/>
-          <w:b w:val="0"/>
-          <w:i w:val="0"/>
-          <w:color w:val="0000FF"/>
-          <w:sz w:val="24"/>
-          <w:u w:val="single"/>
-        </w:rPr>
-        <w:t xml:space="preserve"> </w:t>
-      </w:r>
-      <w:r>
-        <w:rPr>
-          <w:rFonts w:ascii="Charis SIL Regular" w:hAnsi="Charis SIL Regular" w:eastAsia="Charis SIL Regular"/>
-          <w:b w:val="0"/>
-          <w:i w:val="0"/>
-          <w:color w:val="0000FF"/>
-          <w:sz w:val="24"/>
-          <w:u w:val="single"/>
-        </w:rPr>
-        <w:hyperlink r:id="rId68" w:history="1">
-          <w:r>
-            <w:rPr>
-              <w:rStyle w:val="Hyperlink"/>
-            </w:rPr>
-            <w:t>Black</w:t>
-          </w:r>
-        </w:hyperlink>
-      </w:r>
-      <w:r>
-        <w:rPr>
-          <w:rFonts w:ascii="Charis SIL Regular" w:hAnsi="Charis SIL Regular" w:eastAsia="Charis SIL Regular"/>
-          <w:b w:val="0"/>
-          <w:i w:val="0"/>
-          <w:color w:val="0000FF"/>
-          <w:sz w:val="24"/>
-          <w:u w:val="single"/>
-        </w:rPr>
-        <w:t xml:space="preserve"> </w:t>
-      </w:r>
-      <w:r>
-        <w:rPr>
-          <w:rFonts w:ascii="Charis SIL Regular" w:hAnsi="Charis SIL Regular" w:eastAsia="Charis SIL Regular"/>
-          <w:b w:val="0"/>
-          <w:i w:val="0"/>
-          <w:color w:val="0000FF"/>
-          <w:sz w:val="24"/>
-          <w:u w:val="single"/>
-        </w:rPr>
-        <w:hyperlink r:id="rId68" w:history="1">
-          <w:r>
-            <w:rPr>
-              <w:rStyle w:val="Hyperlink"/>
-            </w:rPr>
-            <w:t>Culture</w:t>
-          </w:r>
-        </w:hyperlink>
-      </w:r>
-      <w:r>
-        <w:rPr>
-          <w:rFonts w:ascii="Charis SIL Regular" w:hAnsi="Charis SIL Regular" w:eastAsia="Charis SIL Regular"/>
-          <w:b w:val="0"/>
-          <w:i w:val="0"/>
-          <w:color w:val="000000"/>
-          <w:sz w:val="24"/>
-        </w:rPr>
-        <w:t xml:space="preserve"> in </w:t>
-      </w:r>
-      <w:r>
-        <w:rPr>
-          <w:rFonts w:ascii="Charis SIL Regular" w:hAnsi="Charis SIL Regular" w:eastAsia="Charis SIL Regular"/>
-          <w:b w:val="0"/>
-          <w:i w:val="0"/>
-          <w:color w:val="000000"/>
-          <w:sz w:val="24"/>
-        </w:rPr>
-        <w:t xml:space="preserve">New York. The photographs are held in the </w:t>
-      </w:r>
-      <w:r>
-        <w:rPr>
-          <w:rFonts w:ascii="Charis SIL Regular" w:hAnsi="Charis SIL Regular" w:eastAsia="Charis SIL Regular"/>
-          <w:b w:val="0"/>
-          <w:i w:val="0"/>
-          <w:color w:val="0000FF"/>
-          <w:sz w:val="24"/>
-          <w:u w:val="single"/>
-        </w:rPr>
-        <w:hyperlink r:id="rId68" w:history="1">
-          <w:r>
-            <w:rPr>
-              <w:rStyle w:val="Hyperlink"/>
-            </w:rPr>
-            <w:t>Eliot</w:t>
-          </w:r>
-        </w:hyperlink>
-      </w:r>
-      <w:r>
-        <w:rPr>
-          <w:rFonts w:ascii="Charis SIL Regular" w:hAnsi="Charis SIL Regular" w:eastAsia="Charis SIL Regular"/>
-          <w:b w:val="0"/>
-          <w:i w:val="0"/>
-          <w:color w:val="0000FF"/>
-          <w:sz w:val="24"/>
-          <w:u w:val="single"/>
-        </w:rPr>
-        <w:t xml:space="preserve"> </w:t>
-      </w:r>
-      <w:r>
-        <w:rPr>
-          <w:rFonts w:ascii="Charis SIL Regular" w:hAnsi="Charis SIL Regular" w:eastAsia="Charis SIL Regular"/>
-          <w:b w:val="0"/>
-          <w:i w:val="0"/>
-          <w:color w:val="0000FF"/>
-          <w:sz w:val="24"/>
-          <w:u w:val="single"/>
-        </w:rPr>
-        <w:hyperlink r:id="rId68" w:history="1">
-          <w:r>
-            <w:rPr>
-              <w:rStyle w:val="Hyperlink"/>
-            </w:rPr>
-            <w:t>El</w:t>
-          </w:r>
-        </w:hyperlink>
-      </w:r>
-      <w:r>
-        <w:rPr>
-          <w:rFonts w:ascii="Charis SIL Regular" w:hAnsi="Charis SIL Regular" w:eastAsia="Charis SIL Regular"/>
-          <w:b w:val="0"/>
-          <w:i w:val="0"/>
-          <w:color w:val="0000FF"/>
-          <w:sz w:val="24"/>
-          <w:u w:val="single"/>
-        </w:rPr>
-        <w:hyperlink r:id="rId68" w:history="1">
-          <w:r>
-            <w:rPr>
-              <w:rStyle w:val="Hyperlink"/>
-            </w:rPr>
-            <w:t>i</w:t>
-          </w:r>
-        </w:hyperlink>
-      </w:r>
-      <w:r>
-        <w:rPr>
-          <w:rFonts w:ascii="Charis SIL Regular" w:hAnsi="Charis SIL Regular" w:eastAsia="Charis SIL Regular"/>
-          <w:b w:val="0"/>
-          <w:i w:val="0"/>
-          <w:color w:val="0000FF"/>
-          <w:sz w:val="24"/>
-          <w:u w:val="single"/>
-        </w:rPr>
-        <w:hyperlink r:id="rId68" w:history="1">
-          <w:r>
-            <w:rPr>
-              <w:rStyle w:val="Hyperlink"/>
-            </w:rPr>
-            <w:t>sofon</w:t>
-          </w:r>
-        </w:hyperlink>
-      </w:r>
-      <w:r>
-        <w:rPr>
-          <w:rFonts w:ascii="Charis SIL Regular" w:hAnsi="Charis SIL Regular" w:eastAsia="Charis SIL Regular"/>
-          <w:b w:val="0"/>
-          <w:i w:val="0"/>
-          <w:color w:val="0000FF"/>
-          <w:sz w:val="24"/>
-          <w:u w:val="single"/>
-        </w:rPr>
-        <w:t xml:space="preserve"> </w:t>
-      </w:r>
-      <w:r>
-        <w:rPr>
-          <w:rFonts w:ascii="Charis SIL Regular" w:hAnsi="Charis SIL Regular" w:eastAsia="Charis SIL Regular"/>
-          <w:b w:val="0"/>
-          <w:i w:val="0"/>
-          <w:color w:val="0000FF"/>
-          <w:sz w:val="24"/>
-          <w:u w:val="single"/>
-        </w:rPr>
-        <w:hyperlink r:id="rId68" w:history="1">
-          <w:r>
-            <w:rPr>
-              <w:rStyle w:val="Hyperlink"/>
-            </w:rPr>
-            <w:t>P</w:t>
-          </w:r>
-        </w:hyperlink>
-      </w:r>
-      <w:r>
-        <w:rPr>
-          <w:rFonts w:ascii="Charis SIL Regular" w:hAnsi="Charis SIL Regular" w:eastAsia="Charis SIL Regular"/>
-          <w:b w:val="0"/>
-          <w:i w:val="0"/>
-          <w:color w:val="0000FF"/>
-          <w:sz w:val="24"/>
-          <w:u w:val="single"/>
-        </w:rPr>
-        <w:hyperlink r:id="rId68" w:history="1">
-          <w:r>
-            <w:rPr>
-              <w:rStyle w:val="Hyperlink"/>
-            </w:rPr>
-            <w:t>ho</w:t>
-          </w:r>
-        </w:hyperlink>
-      </w:r>
-      <w:r>
-        <w:rPr>
-          <w:rFonts w:ascii="Charis SIL Regular" w:hAnsi="Charis SIL Regular" w:eastAsia="Charis SIL Regular"/>
-          <w:b w:val="0"/>
-          <w:i w:val="0"/>
-          <w:color w:val="0000FF"/>
-          <w:sz w:val="24"/>
-          <w:u w:val="single"/>
-        </w:rPr>
-        <w:hyperlink r:id="rId68" w:history="1">
-          <w:r>
-            <w:rPr>
-              <w:rStyle w:val="Hyperlink"/>
-            </w:rPr>
-            <w:t>t</w:t>
-          </w:r>
-        </w:hyperlink>
-      </w:r>
-      <w:r>
-        <w:rPr>
-          <w:rFonts w:ascii="Charis SIL Regular" w:hAnsi="Charis SIL Regular" w:eastAsia="Charis SIL Regular"/>
-          <w:b w:val="0"/>
-          <w:i w:val="0"/>
-          <w:color w:val="0000FF"/>
-          <w:sz w:val="24"/>
-          <w:u w:val="single"/>
-        </w:rPr>
-        <w:hyperlink r:id="rId68" w:history="1">
-          <w:r>
-            <w:rPr>
-              <w:rStyle w:val="Hyperlink"/>
-            </w:rPr>
-            <w:t>ographic</w:t>
-          </w:r>
-        </w:hyperlink>
-      </w:r>
-      <w:r>
-        <w:rPr>
-          <w:rFonts w:ascii="Charis SIL Regular" w:hAnsi="Charis SIL Regular" w:eastAsia="Charis SIL Regular"/>
-          <w:b w:val="0"/>
-          <w:i w:val="0"/>
-          <w:color w:val="0000FF"/>
-          <w:sz w:val="24"/>
-          <w:u w:val="single"/>
-        </w:rPr>
-        <w:t xml:space="preserve"> </w:t>
-      </w:r>
-      <w:r>
-        <w:rPr>
-          <w:rFonts w:ascii="Charis SIL Regular" w:hAnsi="Charis SIL Regular" w:eastAsia="Charis SIL Regular"/>
-          <w:b w:val="0"/>
-          <w:i w:val="0"/>
-          <w:color w:val="0000FF"/>
-          <w:sz w:val="24"/>
-          <w:u w:val="single"/>
-        </w:rPr>
-        <w:hyperlink r:id="rId68" w:history="1">
-          <w:r>
-            <w:rPr>
-              <w:rStyle w:val="Hyperlink"/>
-            </w:rPr>
-            <w:t>Ar</w:t>
-          </w:r>
-        </w:hyperlink>
-      </w:r>
-      <w:r>
-        <w:rPr>
-          <w:rFonts w:ascii="Charis SIL Regular" w:hAnsi="Charis SIL Regular" w:eastAsia="Charis SIL Regular"/>
-          <w:b w:val="0"/>
-          <w:i w:val="0"/>
-          <w:color w:val="0000FF"/>
-          <w:sz w:val="24"/>
-          <w:u w:val="single"/>
-        </w:rPr>
-        <w:hyperlink r:id="rId68" w:history="1">
-          <w:r>
-            <w:rPr>
-              <w:rStyle w:val="Hyperlink"/>
-            </w:rPr>
-            <w:t>chive</w:t>
-          </w:r>
-        </w:hyperlink>
-      </w:r>
-      <w:r>
-        <w:rPr>
-          <w:rFonts w:ascii="Charis SIL Regular" w:hAnsi="Charis SIL Regular" w:eastAsia="Charis SIL Regular"/>
-          <w:b w:val="0"/>
-          <w:i w:val="0"/>
-          <w:color w:val="0000FF"/>
-          <w:sz w:val="24"/>
-          <w:u w:val="single"/>
-        </w:rPr>
-        <w:hyperlink r:id="rId68" w:history="1">
-          <w:r>
-            <w:rPr>
-              <w:rStyle w:val="Hyperlink"/>
-            </w:rPr>
-            <w:t>s</w:t>
-          </w:r>
-        </w:hyperlink>
-      </w:r>
-      <w:r>
-        <w:rPr>
-          <w:rFonts w:ascii="Charis SIL Regular" w:hAnsi="Charis SIL Regular" w:eastAsia="Charis SIL Regular"/>
-          <w:b w:val="0"/>
-          <w:i w:val="0"/>
-          <w:color w:val="0000FF"/>
-          <w:sz w:val="24"/>
-          <w:u w:val="single"/>
-        </w:rPr>
-        <w:hyperlink r:id="rId68" w:history="1">
-          <w:r>
-            <w:rPr>
-              <w:rStyle w:val="Hyperlink"/>
-            </w:rPr>
-            <w:t>,</w:t>
-          </w:r>
-        </w:hyperlink>
-      </w:r>
-      <w:r>
-        <w:rPr>
-          <w:rFonts w:ascii="Charis SIL Regular" w:hAnsi="Charis SIL Regular" w:eastAsia="Charis SIL Regular"/>
-          <w:b w:val="0"/>
-          <w:i w:val="0"/>
-          <w:color w:val="0000FF"/>
-          <w:sz w:val="24"/>
-          <w:u w:val="single"/>
-        </w:rPr>
-        <w:t xml:space="preserve"> </w:t>
-      </w:r>
-      <w:r>
-        <w:rPr>
-          <w:rFonts w:ascii="Charis SIL Regular" w:hAnsi="Charis SIL Regular" w:eastAsia="Charis SIL Regular"/>
-          <w:b w:val="0"/>
-          <w:i w:val="0"/>
-          <w:color w:val="0000FF"/>
-          <w:sz w:val="24"/>
-          <w:u w:val="single"/>
-        </w:rPr>
-        <w:hyperlink r:id="rId69" w:history="1">
           <w:r>
             <w:rPr>
               <w:rStyle w:val="Hyperlink"/>
@@ -9232,6 +9182,7 @@
           <w:i w:val="0"/>
           <w:color w:val="0000FF"/>
           <w:sz w:val="24"/>
+          <w:u w:val="single"/>
         </w:rPr>
         <w:hyperlink r:id="rId73" w:history="1">
           <w:r>
@@ -9822,23 +9773,6 @@
       </w:r>
       <w:r>
         <w:rPr>
-          <w:rFonts w:ascii="Charis SIL Regular" w:hAnsi="Charis SIL Regular" w:eastAsia="Charis SIL Regular"/>
-          <w:b w:val="0"/>
-          <w:i w:val="0"/>
-          <w:color w:val="000000"/>
-          <w:sz w:val="24"/>
-        </w:rPr>
-        <w:hyperlink r:id="rId78" w:history="1">
-          <w:r>
-            <w:rPr>
-              <w:rStyle w:val="Hyperlink"/>
-            </w:rPr>
-            <w:t>n</w:t>
-          </w:r>
-        </w:hyperlink>
-      </w:r>
-      <w:r>
-        <w:rPr>
           <w:u w:val="single" w:color="0000ff"/>
           <w:rFonts w:ascii="Charis SIL Regular" w:hAnsi="Charis SIL Regular" w:eastAsia="Charis SIL Regular"/>
           <w:b w:val="0"/>
@@ -9846,17 +9780,17 @@
           <w:color w:val="000000"/>
           <w:sz w:val="24"/>
         </w:rPr>
-        <w:t>c</w:t>
-      </w:r>
-      <w:r>
-        <w:rPr>
-          <w:rFonts w:ascii="Charis SIL Regular" w:hAnsi="Charis SIL Regular" w:eastAsia="Charis SIL Regular"/>
-          <w:b w:val="0"/>
-          <w:i w:val="0"/>
-          <w:color w:val="000000"/>
-          <w:sz w:val="24"/>
-        </w:rPr>
-        <w:t xml:space="preserve">e for the collections </w:t>
+        <w:t>n</w:t>
+      </w:r>
+      <w:r>
+        <w:rPr>
+          <w:rFonts w:ascii="Charis SIL Regular" w:hAnsi="Charis SIL Regular" w:eastAsia="Charis SIL Regular"/>
+          <w:b w:val="0"/>
+          <w:i w:val="0"/>
+          <w:color w:val="000000"/>
+          <w:sz w:val="24"/>
+        </w:rPr>
+        <w:t xml:space="preserve">ce for the collections </w:t>
       </w:r>
       <w:r>
         <w:rPr>
@@ -10765,7 +10699,7 @@
           <w:sz w:val="24"/>
           <w:u w:val="single"/>
         </w:rPr>
-        <w:hyperlink r:id="rId85" w:history="1">
+        <w:hyperlink r:id="rId84" w:history="1">
           <w:r>
             <w:rPr>
               <w:rStyle w:val="Hyperlink"/>
@@ -11974,7 +11908,7 @@
           <w:sz w:val="24"/>
           <w:u w:val="single"/>
         </w:rPr>
-        <w:hyperlink r:id="rId88" w:history="1">
+        <w:hyperlink r:id="rId89" w:history="1">
           <w:r>
             <w:rPr>
               <w:rStyle w:val="Hyperlink"/>
@@ -12003,7 +11937,7 @@
           <w:sz w:val="24"/>
           <w:u w:val="single"/>
         </w:rPr>
-        <w:hyperlink r:id="rId88" w:history="1">
+        <w:hyperlink r:id="rId89" w:history="1">
           <w:r>
             <w:rPr>
               <w:rStyle w:val="Hyperlink"/>
@@ -12119,7 +12053,7 @@
           <w:sz w:val="24"/>
           <w:u w:val="single"/>
         </w:rPr>
-        <w:hyperlink r:id="rId89" w:history="1">
+        <w:hyperlink r:id="rId90" w:history="1">
           <w:r>
             <w:rPr>
               <w:rStyle w:val="Hyperlink"/>
@@ -12137,7 +12071,7 @@
           <w:sz w:val="24"/>
           <w:u w:val="single"/>
         </w:rPr>
-        <w:hyperlink r:id="rId89" w:history="1">
+        <w:hyperlink r:id="rId90" w:history="1">
           <w:r>
             <w:rPr>
               <w:rStyle w:val="Hyperlink"/>
@@ -12155,7 +12089,7 @@
           <w:sz w:val="24"/>
           <w:u w:val="single"/>
         </w:rPr>
-        <w:hyperlink r:id="rId89" w:history="1">
+        <w:hyperlink r:id="rId90" w:history="1">
           <w:r>
             <w:rPr>
               <w:rStyle w:val="Hyperlink"/>
@@ -12183,7 +12117,7 @@
           <w:sz w:val="24"/>
           <w:u w:val="single"/>
         </w:rPr>
-        <w:hyperlink r:id="rId90" w:history="1">
+        <w:hyperlink r:id="rId91" w:history="1">
           <w:r>
             <w:rPr>
               <w:rStyle w:val="Hyperlink"/>
@@ -12212,7 +12146,7 @@
           <w:sz w:val="24"/>
           <w:u w:val="single"/>
         </w:rPr>
-        <w:hyperlink r:id="rId90" w:history="1">
+        <w:hyperlink r:id="rId91" w:history="1">
           <w:r>
             <w:rPr>
               <w:rStyle w:val="Hyperlink"/>
@@ -12343,7 +12277,7 @@
           <w:sz w:val="24"/>
           <w:u w:val="single"/>
         </w:rPr>
-        <w:hyperlink r:id="rId91" w:history="1">
+        <w:hyperlink r:id="rId92" w:history="1">
           <w:r>
             <w:rPr>
               <w:rStyle w:val="Hyperlink"/>
@@ -12361,7 +12295,7 @@
           <w:sz w:val="24"/>
           <w:u w:val="single"/>
         </w:rPr>
-        <w:hyperlink r:id="rId91" w:history="1">
+        <w:hyperlink r:id="rId92" w:history="1">
           <w:r>
             <w:rPr>
               <w:rStyle w:val="Hyperlink"/>
@@ -12379,7 +12313,7 @@
           <w:sz w:val="24"/>
           <w:u w:val="single"/>
         </w:rPr>
-        <w:hyperlink r:id="rId91" w:history="1">
+        <w:hyperlink r:id="rId92" w:history="1">
           <w:r>
             <w:rPr>
               <w:rStyle w:val="Hyperlink"/>
@@ -12397,7 +12331,7 @@
           <w:sz w:val="24"/>
           <w:u w:val="single"/>
         </w:rPr>
-        <w:hyperlink r:id="rId91" w:history="1">
+        <w:hyperlink r:id="rId92" w:history="1">
           <w:r>
             <w:rPr>
               <w:rStyle w:val="Hyperlink"/>
@@ -12425,7 +12359,7 @@
           <w:sz w:val="24"/>
           <w:u w:val="single"/>
         </w:rPr>
-        <w:hyperlink r:id="rId91" w:history="1">
+        <w:hyperlink r:id="rId93" w:history="1">
           <w:r>
             <w:rPr>
               <w:rStyle w:val="Hyperlink"/>
@@ -12443,7 +12377,7 @@
           <w:sz w:val="24"/>
           <w:u w:val="single"/>
         </w:rPr>
-        <w:hyperlink r:id="rId91" w:history="1">
+        <w:hyperlink r:id="rId93" w:history="1">
           <w:r>
             <w:rPr>
               <w:rStyle w:val="Hyperlink"/>
@@ -12472,7 +12406,7 @@
           <w:sz w:val="24"/>
           <w:u w:val="single"/>
         </w:rPr>
-        <w:hyperlink r:id="rId91" w:history="1">
+        <w:hyperlink r:id="rId93" w:history="1">
           <w:r>
             <w:rPr>
               <w:rStyle w:val="Hyperlink"/>
@@ -12580,7 +12514,7 @@
           <w:sz w:val="24"/>
           <w:u w:val="single"/>
         </w:rPr>
-        <w:hyperlink r:id="rId92" w:history="1">
+        <w:hyperlink r:id="rId94" w:history="1">
           <w:r>
             <w:rPr>
               <w:rStyle w:val="Hyperlink"/>
@@ -12598,7 +12532,7 @@
           <w:sz w:val="24"/>
           <w:u w:val="single"/>
         </w:rPr>
-        <w:hyperlink r:id="rId92" w:history="1">
+        <w:hyperlink r:id="rId94" w:history="1">
           <w:r>
             <w:rPr>
               <w:rStyle w:val="Hyperlink"/>
@@ -12696,7 +12630,7 @@
           <w:sz w:val="24"/>
           <w:u w:val="single"/>
         </w:rPr>
-        <w:hyperlink r:id="rId93" w:history="1">
+        <w:hyperlink r:id="rId95" w:history="1">
           <w:r>
             <w:rPr>
               <w:rStyle w:val="Hyperlink"/>
@@ -12725,7 +12659,7 @@
           <w:sz w:val="24"/>
           <w:u w:val="single"/>
         </w:rPr>
-        <w:hyperlink r:id="rId93" w:history="1">
+        <w:hyperlink r:id="rId95" w:history="1">
           <w:r>
             <w:rPr>
               <w:rStyle w:val="Hyperlink"/>
@@ -12813,7 +12747,7 @@
           <w:sz w:val="24"/>
           <w:u w:val="single"/>
         </w:rPr>
-        <w:hyperlink r:id="rId94" w:history="1">
+        <w:hyperlink r:id="rId96" w:history="1">
           <w:r>
             <w:rPr>
               <w:rStyle w:val="Hyperlink"/>
@@ -12842,7 +12776,7 @@
           <w:sz w:val="24"/>
           <w:u w:val="single"/>
         </w:rPr>
-        <w:hyperlink r:id="rId94" w:history="1">
+        <w:hyperlink r:id="rId96" w:history="1">
           <w:r>
             <w:rPr>
               <w:rStyle w:val="Hyperlink"/>
@@ -12870,7 +12804,7 @@
           <w:sz w:val="24"/>
           <w:u w:val="single"/>
         </w:rPr>
-        <w:hyperlink r:id="rId95" w:history="1">
+        <w:hyperlink r:id="rId97" w:history="1">
           <w:r>
             <w:rPr>
               <w:rStyle w:val="Hyperlink"/>
@@ -12899,7 +12833,7 @@
           <w:sz w:val="24"/>
           <w:u w:val="single"/>
         </w:rPr>
-        <w:hyperlink r:id="rId95" w:history="1">
+        <w:hyperlink r:id="rId97" w:history="1">
           <w:r>
             <w:rPr>
               <w:rStyle w:val="Hyperlink"/>
@@ -13027,7 +12961,7 @@
           <w:sz w:val="24"/>
           <w:u w:val="single"/>
         </w:rPr>
-        <w:hyperlink r:id="rId96" w:history="1">
+        <w:hyperlink r:id="rId98" w:history="1">
           <w:r>
             <w:rPr>
               <w:rStyle w:val="Hyperlink"/>
@@ -13045,7 +12979,7 @@
           <w:sz w:val="24"/>
           <w:u w:val="single"/>
         </w:rPr>
-        <w:hyperlink r:id="rId96" w:history="1">
+        <w:hyperlink r:id="rId98" w:history="1">
           <w:r>
             <w:rPr>
               <w:rStyle w:val="Hyperlink"/>
@@ -13063,7 +12997,7 @@
           <w:sz w:val="24"/>
           <w:u w:val="single"/>
         </w:rPr>
-        <w:hyperlink r:id="rId96" w:history="1">
+        <w:hyperlink r:id="rId98" w:history="1">
           <w:r>
             <w:rPr>
               <w:rStyle w:val="Hyperlink"/>
@@ -13179,7 +13113,7 @@
           <w:sz w:val="24"/>
           <w:u w:val="single"/>
         </w:rPr>
-        <w:hyperlink r:id="rId97" w:history="1">
+        <w:hyperlink r:id="rId99" w:history="1">
           <w:r>
             <w:rPr>
               <w:rStyle w:val="Hyperlink"/>
@@ -13208,7 +13142,7 @@
           <w:sz w:val="24"/>
           <w:u w:val="single"/>
         </w:rPr>
-        <w:hyperlink r:id="rId97" w:history="1">
+        <w:hyperlink r:id="rId99" w:history="1">
           <w:r>
             <w:rPr>
               <w:rStyle w:val="Hyperlink"/>
@@ -13236,7 +13170,7 @@
           <w:sz w:val="24"/>
           <w:u w:val="single"/>
         </w:rPr>
-        <w:hyperlink r:id="rId98" w:history="1">
+        <w:hyperlink r:id="rId100" w:history="1">
           <w:r>
             <w:rPr>
               <w:rStyle w:val="Hyperlink"/>
@@ -13265,7 +13199,7 @@
           <w:sz w:val="24"/>
           <w:u w:val="single"/>
         </w:rPr>
-        <w:hyperlink r:id="rId98" w:history="1">
+        <w:hyperlink r:id="rId100" w:history="1">
           <w:r>
             <w:rPr>
               <w:rStyle w:val="Hyperlink"/>
@@ -13377,7 +13311,7 @@
           <w:color w:val="0000FF"/>
           <w:sz w:val="24"/>
         </w:rPr>
-        <w:hyperlink r:id="rId99" w:history="1">
+        <w:hyperlink r:id="rId101" w:history="1">
           <w:r>
             <w:rPr>
               <w:rStyle w:val="Hyperlink"/>
@@ -13394,7 +13328,7 @@
           <w:color w:val="0000FF"/>
           <w:sz w:val="24"/>
         </w:rPr>
-        <w:hyperlink r:id="rId99" w:history="1">
+        <w:hyperlink r:id="rId101" w:history="1">
           <w:r>
             <w:rPr>
               <w:rStyle w:val="Hyperlink"/>
@@ -13411,7 +13345,7 @@
           <w:color w:val="0000FF"/>
           <w:sz w:val="24"/>
         </w:rPr>
-        <w:hyperlink r:id="rId99" w:history="1">
+        <w:hyperlink r:id="rId101" w:history="1">
           <w:r>
             <w:rPr>
               <w:rStyle w:val="Hyperlink"/>
@@ -13428,7 +13362,7 @@
           <w:color w:val="0000FF"/>
           <w:sz w:val="24"/>
         </w:rPr>
-        <w:hyperlink r:id="rId99" w:history="1">
+        <w:hyperlink r:id="rId101" w:history="1">
           <w:r>
             <w:rPr>
               <w:rStyle w:val="Hyperlink"/>
@@ -13445,7 +13379,7 @@
           <w:color w:val="0000FF"/>
           <w:sz w:val="24"/>
         </w:rPr>
-        <w:hyperlink r:id="rId99" w:history="1">
+        <w:hyperlink r:id="rId101" w:history="1">
           <w:r>
             <w:rPr>
               <w:rStyle w:val="Hyperlink"/>
@@ -13547,7 +13481,7 @@
           <w:color w:val="0000FF"/>
           <w:sz w:val="24"/>
         </w:rPr>
-        <w:hyperlink r:id="rId100" w:history="1">
+        <w:hyperlink r:id="rId102" w:history="1">
           <w:r>
             <w:rPr>
               <w:rStyle w:val="Hyperlink"/>
@@ -13564,7 +13498,7 @@
           <w:color w:val="0000FF"/>
           <w:sz w:val="24"/>
         </w:rPr>
-        <w:hyperlink r:id="rId100" w:history="1">
+        <w:hyperlink r:id="rId102" w:history="1">
           <w:r>
             <w:rPr>
               <w:rStyle w:val="Hyperlink"/>
@@ -13581,7 +13515,7 @@
           <w:color w:val="0000FF"/>
           <w:sz w:val="24"/>
         </w:rPr>
-        <w:hyperlink r:id="rId100" w:history="1">
+        <w:hyperlink r:id="rId102" w:history="1">
           <w:r>
             <w:rPr>
               <w:rStyle w:val="Hyperlink"/>
@@ -13598,7 +13532,7 @@
           <w:color w:val="0000FF"/>
           <w:sz w:val="24"/>
         </w:rPr>
-        <w:hyperlink r:id="rId100" w:history="1">
+        <w:hyperlink r:id="rId102" w:history="1">
           <w:r>
             <w:rPr>
               <w:rStyle w:val="Hyperlink"/>
@@ -13615,7 +13549,7 @@
           <w:color w:val="0000FF"/>
           <w:sz w:val="24"/>
         </w:rPr>
-        <w:hyperlink r:id="rId100" w:history="1">
+        <w:hyperlink r:id="rId102" w:history="1">
           <w:r>
             <w:rPr>
               <w:rStyle w:val="Hyperlink"/>
@@ -13713,7 +13647,7 @@
           <w:color w:val="0000FF"/>
           <w:sz w:val="24"/>
         </w:rPr>
-        <w:hyperlink r:id="rId101" w:history="1">
+        <w:hyperlink r:id="rId103" w:history="1">
           <w:r>
             <w:rPr>
               <w:rStyle w:val="Hyperlink"/>
@@ -13730,7 +13664,7 @@
           <w:color w:val="0000FF"/>
           <w:sz w:val="24"/>
         </w:rPr>
-        <w:hyperlink r:id="rId101" w:history="1">
+        <w:hyperlink r:id="rId103" w:history="1">
           <w:r>
             <w:rPr>
               <w:rStyle w:val="Hyperlink"/>
@@ -13747,7 +13681,7 @@
           <w:color w:val="0000FF"/>
           <w:sz w:val="24"/>
         </w:rPr>
-        <w:hyperlink r:id="rId101" w:history="1">
+        <w:hyperlink r:id="rId103" w:history="1">
           <w:r>
             <w:rPr>
               <w:rStyle w:val="Hyperlink"/>
@@ -13764,7 +13698,7 @@
           <w:color w:val="0000FF"/>
           <w:sz w:val="24"/>
         </w:rPr>
-        <w:hyperlink r:id="rId101" w:history="1">
+        <w:hyperlink r:id="rId103" w:history="1">
           <w:r>
             <w:rPr>
               <w:rStyle w:val="Hyperlink"/>
@@ -13781,7 +13715,7 @@
           <w:color w:val="0000FF"/>
           <w:sz w:val="24"/>
         </w:rPr>
-        <w:hyperlink r:id="rId101" w:history="1">
+        <w:hyperlink r:id="rId103" w:history="1">
           <w:r>
             <w:rPr>
               <w:rStyle w:val="Hyperlink"/>
@@ -13890,7 +13824,7 @@
           <w:color w:val="0000FF"/>
           <w:sz w:val="24"/>
         </w:rPr>
-        <w:hyperlink r:id="rId102" w:history="1">
+        <w:hyperlink r:id="rId104" w:history="1">
           <w:r>
             <w:rPr>
               <w:rStyle w:val="Hyperlink"/>
@@ -13907,7 +13841,7 @@
           <w:color w:val="0000FF"/>
           <w:sz w:val="24"/>
         </w:rPr>
-        <w:hyperlink r:id="rId102" w:history="1">
+        <w:hyperlink r:id="rId104" w:history="1">
           <w:r>
             <w:rPr>
               <w:rStyle w:val="Hyperlink"/>
@@ -13924,7 +13858,7 @@
           <w:color w:val="0000FF"/>
           <w:sz w:val="24"/>
         </w:rPr>
-        <w:hyperlink r:id="rId102" w:history="1">
+        <w:hyperlink r:id="rId104" w:history="1">
           <w:r>
             <w:rPr>
               <w:rStyle w:val="Hyperlink"/>
@@ -13941,7 +13875,7 @@
           <w:color w:val="0000FF"/>
           <w:sz w:val="24"/>
         </w:rPr>
-        <w:hyperlink r:id="rId102" w:history="1">
+        <w:hyperlink r:id="rId104" w:history="1">
           <w:r>
             <w:rPr>
               <w:rStyle w:val="Hyperlink"/>
@@ -13958,7 +13892,7 @@
           <w:color w:val="0000FF"/>
           <w:sz w:val="24"/>
         </w:rPr>
-        <w:hyperlink r:id="rId102" w:history="1">
+        <w:hyperlink r:id="rId104" w:history="1">
           <w:r>
             <w:rPr>
               <w:rStyle w:val="Hyperlink"/>
@@ -14081,7 +14015,7 @@
           <w:sz w:val="24"/>
           <w:u w:val="single"/>
         </w:rPr>
-        <w:hyperlink r:id="rId103" w:history="1">
+        <w:hyperlink r:id="rId105" w:history="1">
           <w:r>
             <w:rPr>
               <w:rStyle w:val="Hyperlink"/>
@@ -14110,7 +14044,7 @@
           <w:sz w:val="24"/>
           <w:u w:val="single"/>
         </w:rPr>
-        <w:hyperlink r:id="rId103" w:history="1">
+        <w:hyperlink r:id="rId105" w:history="1">
           <w:r>
             <w:rPr>
               <w:rStyle w:val="Hyperlink"/>
@@ -14219,7 +14153,7 @@
           <w:color w:val="0000FF"/>
           <w:sz w:val="24"/>
         </w:rPr>
-        <w:hyperlink r:id="rId104" w:history="1">
+        <w:hyperlink r:id="rId106" w:history="1">
           <w:r>
             <w:rPr>
               <w:rStyle w:val="Hyperlink"/>
@@ -14236,7 +14170,7 @@
           <w:color w:val="0000FF"/>
           <w:sz w:val="24"/>
         </w:rPr>
-        <w:hyperlink r:id="rId104" w:history="1">
+        <w:hyperlink r:id="rId106" w:history="1">
           <w:r>
             <w:rPr>
               <w:rStyle w:val="Hyperlink"/>
@@ -14253,7 +14187,7 @@
           <w:color w:val="0000FF"/>
           <w:sz w:val="24"/>
         </w:rPr>
-        <w:hyperlink r:id="rId104" w:history="1">
+        <w:hyperlink r:id="rId106" w:history="1">
           <w:r>
             <w:rPr>
               <w:rStyle w:val="Hyperlink"/>
@@ -14270,7 +14204,7 @@
           <w:color w:val="0000FF"/>
           <w:sz w:val="24"/>
         </w:rPr>
-        <w:hyperlink r:id="rId104" w:history="1">
+        <w:hyperlink r:id="rId106" w:history="1">
           <w:r>
             <w:rPr>
               <w:rStyle w:val="Hyperlink"/>
@@ -14287,7 +14221,7 @@
           <w:color w:val="0000FF"/>
           <w:sz w:val="24"/>
         </w:rPr>
-        <w:hyperlink r:id="rId104" w:history="1">
+        <w:hyperlink r:id="rId106" w:history="1">
           <w:r>
             <w:rPr>
               <w:rStyle w:val="Hyperlink"/>
@@ -14304,7 +14238,7 @@
           <w:color w:val="0000FF"/>
           <w:sz w:val="24"/>
         </w:rPr>
-        <w:hyperlink r:id="rId104" w:history="1">
+        <w:hyperlink r:id="rId106" w:history="1">
           <w:r>
             <w:rPr>
               <w:rStyle w:val="Hyperlink"/>
@@ -14321,7 +14255,7 @@
           <w:color w:val="0000FF"/>
           <w:sz w:val="24"/>
         </w:rPr>
-        <w:hyperlink r:id="rId104" w:history="1">
+        <w:hyperlink r:id="rId106" w:history="1">
           <w:r>
             <w:rPr>
               <w:rStyle w:val="Hyperlink"/>
@@ -14339,7 +14273,7 @@
           <w:sz w:val="24"/>
           <w:u w:val="single"/>
         </w:rPr>
-        <w:hyperlink r:id="rId104" w:history="1">
+        <w:hyperlink r:id="rId106" w:history="1">
           <w:r>
             <w:rPr>
               <w:rStyle w:val="Hyperlink"/>
@@ -14357,7 +14291,7 @@
           <w:sz w:val="24"/>
           <w:u w:val="single"/>
         </w:rPr>
-        <w:hyperlink r:id="rId104" w:history="1">
+        <w:hyperlink r:id="rId106" w:history="1">
           <w:r>
             <w:rPr>
               <w:rStyle w:val="Hyperlink"/>
@@ -14375,7 +14309,7 @@
           <w:sz w:val="24"/>
           <w:u w:val="single"/>
         </w:rPr>
-        <w:hyperlink r:id="rId104" w:history="1">
+        <w:hyperlink r:id="rId106" w:history="1">
           <w:r>
             <w:rPr>
               <w:rStyle w:val="Hyperlink"/>
@@ -14393,7 +14327,7 @@
           <w:sz w:val="24"/>
           <w:u w:val="single"/>
         </w:rPr>
-        <w:hyperlink r:id="rId104" w:history="1">
+        <w:hyperlink r:id="rId106" w:history="1">
           <w:r>
             <w:rPr>
               <w:rStyle w:val="Hyperlink"/>
@@ -14411,7 +14345,7 @@
           <w:sz w:val="24"/>
           <w:u w:val="single"/>
         </w:rPr>
-        <w:hyperlink r:id="rId104" w:history="1">
+        <w:hyperlink r:id="rId106" w:history="1">
           <w:r>
             <w:rPr>
               <w:rStyle w:val="Hyperlink"/>
@@ -14429,7 +14363,7 @@
           <w:sz w:val="24"/>
           <w:u w:val="single"/>
         </w:rPr>
-        <w:hyperlink r:id="rId104" w:history="1">
+        <w:hyperlink r:id="rId106" w:history="1">
           <w:r>
             <w:rPr>
               <w:rStyle w:val="Hyperlink"/>
@@ -14447,7 +14381,7 @@
           <w:sz w:val="24"/>
           <w:u w:val="single"/>
         </w:rPr>
-        <w:hyperlink r:id="rId104" w:history="1">
+        <w:hyperlink r:id="rId106" w:history="1">
           <w:r>
             <w:rPr>
               <w:rStyle w:val="Hyperlink"/>
@@ -14465,7 +14399,7 @@
           <w:sz w:val="24"/>
           <w:u w:val="single"/>
         </w:rPr>
-        <w:hyperlink r:id="rId104" w:history="1">
+        <w:hyperlink r:id="rId106" w:history="1">
           <w:r>
             <w:rPr>
               <w:rStyle w:val="Hyperlink"/>
@@ -14483,7 +14417,7 @@
           <w:sz w:val="24"/>
           <w:u w:val="single"/>
         </w:rPr>
-        <w:hyperlink r:id="rId104" w:history="1">
+        <w:hyperlink r:id="rId106" w:history="1">
           <w:r>
             <w:rPr>
               <w:rStyle w:val="Hyperlink"/>
@@ -14499,8 +14433,9 @@
           <w:i w:val="0"/>
           <w:color w:val="0000FF"/>
           <w:sz w:val="24"/>
-        </w:rPr>
-        <w:hyperlink r:id="rId104" w:history="1">
+          <w:u w:val="single"/>
+        </w:rPr>
+        <w:hyperlink r:id="rId106" w:history="1">
           <w:r>
             <w:rPr>
               <w:rStyle w:val="Hyperlink"/>

--- a/EXPORTS/DOCX/published/niveau2/English/Suriname.docx
+++ b/EXPORTS/DOCX/published/niveau2/English/Suriname.docx
@@ -1534,37 +1534,154 @@
           <w:i w:val="0"/>
           <w:color w:val="0000FF"/>
           <w:sz w:val="24"/>
+        </w:rPr>
+        <w:t>m</w:t>
+      </w:r>
+      <w:r>
+        <w:rPr>
+          <w:rFonts w:ascii="Charis SIL Regular" w:hAnsi="Charis SIL Regular" w:eastAsia="Charis SIL Regular"/>
+          <w:b w:val="0"/>
+          <w:i w:val="0"/>
+          <w:color w:val="0000FF"/>
+          <w:sz w:val="24"/>
           <w:u w:val="single"/>
         </w:rPr>
+        <w:hyperlink r:id="rId13" w:history="1">
+          <w:r>
+            <w:rPr>
+              <w:rStyle w:val="Hyperlink"/>
+            </w:rPr>
+            <w:t>ens</w:t>
+          </w:r>
+        </w:hyperlink>
+      </w:r>
+      <w:r>
+        <w:rPr>
+          <w:u w:val="single" w:color="0000ff"/>
+          <w:rFonts w:ascii="Charis SIL Regular" w:hAnsi="Charis SIL Regular" w:eastAsia="Charis SIL Regular"/>
+          <w:b w:val="0"/>
+          <w:i w:val="0"/>
+          <w:color w:val="000000"/>
+          <w:sz w:val="24"/>
+        </w:rPr>
+        <w:hyperlink r:id="rId13" w:history="1">
+          <w:r>
+            <w:rPr>
+              <w:rStyle w:val="Hyperlink"/>
+            </w:rPr>
+            <w:t>. La</w:t>
+          </w:r>
+        </w:hyperlink>
+      </w:r>
+      <w:r>
+        <w:rPr>
+          <w:rFonts w:ascii="Charis SIL Regular" w:hAnsi="Charis SIL Regular" w:eastAsia="Charis SIL Regular"/>
+          <w:b w:val="0"/>
+          <w:i w:val="0"/>
+          <w:color w:val="000000"/>
+          <w:sz w:val="24"/>
+        </w:rPr>
         <w:t>m</w:t>
       </w:r>
       <w:r>
         <w:rPr>
-          <w:rFonts w:ascii="Charis SIL Regular" w:hAnsi="Charis SIL Regular" w:eastAsia="Charis SIL Regular"/>
-          <w:b w:val="0"/>
-          <w:i w:val="0"/>
-          <w:color w:val="0000FF"/>
-          <w:sz w:val="24"/>
-          <w:u w:val="single"/>
-        </w:rPr>
-        <w:hyperlink r:id="rId13" w:history="1">
-          <w:r>
-            <w:rPr>
-              <w:rStyle w:val="Hyperlink"/>
-            </w:rPr>
-            <w:t>ens</w:t>
-          </w:r>
-        </w:hyperlink>
-      </w:r>
-      <w:r>
-        <w:rPr>
-          <w:rFonts w:ascii="Charis SIL Regular" w:hAnsi="Charis SIL Regular" w:eastAsia="Charis SIL Regular"/>
-          <w:b w:val="0"/>
-          <w:i w:val="0"/>
-          <w:color w:val="000000"/>
-          <w:sz w:val="24"/>
-        </w:rPr>
-        <w:t xml:space="preserve">. Lammens, son-in-law and admirer of </w:t>
+          <w:u w:val="single" w:color="0000ff"/>
+          <w:rFonts w:ascii="Charis SIL Regular" w:hAnsi="Charis SIL Regular" w:eastAsia="Charis SIL Regular"/>
+          <w:b w:val="0"/>
+          <w:i w:val="0"/>
+          <w:color w:val="000000"/>
+          <w:sz w:val="24"/>
+        </w:rPr>
+        <w:hyperlink r:id="rId14" w:history="1">
+          <w:r>
+            <w:rPr>
+              <w:rStyle w:val="Hyperlink"/>
+            </w:rPr>
+            <w:t>mens, s</w:t>
+          </w:r>
+        </w:hyperlink>
+      </w:r>
+      <w:r>
+        <w:rPr>
+          <w:u w:val="single" w:color="0000ff"/>
+          <w:rFonts w:ascii="Charis SIL Regular" w:hAnsi="Charis SIL Regular" w:eastAsia="Charis SIL Regular"/>
+          <w:b w:val="0"/>
+          <w:i w:val="0"/>
+          <w:color w:val="000000"/>
+          <w:sz w:val="24"/>
+        </w:rPr>
+        <w:hyperlink r:id="rId14" w:history="1">
+          <w:r>
+            <w:rPr>
+              <w:rStyle w:val="Hyperlink"/>
+            </w:rPr>
+            <w:t>on-in-law an</w:t>
+          </w:r>
+        </w:hyperlink>
+      </w:r>
+      <w:r>
+        <w:rPr>
+          <w:rFonts w:ascii="Charis SIL Regular" w:hAnsi="Charis SIL Regular" w:eastAsia="Charis SIL Regular"/>
+          <w:b w:val="0"/>
+          <w:i w:val="0"/>
+          <w:color w:val="000000"/>
+          <w:sz w:val="24"/>
+        </w:rPr>
+        <w:t>d</w:t>
+      </w:r>
+      <w:r>
+        <w:rPr>
+          <w:u w:val="single" w:color="0000ff"/>
+          <w:rFonts w:ascii="Charis SIL Regular" w:hAnsi="Charis SIL Regular" w:eastAsia="Charis SIL Regular"/>
+          <w:b w:val="0"/>
+          <w:i w:val="0"/>
+          <w:color w:val="000000"/>
+          <w:sz w:val="24"/>
+        </w:rPr>
+        <w:hyperlink r:id="rId15" w:history="1">
+          <w:r>
+            <w:rPr>
+              <w:rStyle w:val="Hyperlink"/>
+            </w:rPr>
+            <w:t xml:space="preserve"> admire</w:t>
+          </w:r>
+        </w:hyperlink>
+      </w:r>
+      <w:r>
+        <w:rPr>
+          <w:u w:val="single" w:color="0000ff"/>
+          <w:rFonts w:ascii="Charis SIL Regular" w:hAnsi="Charis SIL Regular" w:eastAsia="Charis SIL Regular"/>
+          <w:b w:val="0"/>
+          <w:i w:val="0"/>
+          <w:color w:val="000000"/>
+          <w:sz w:val="24"/>
+        </w:rPr>
+        <w:hyperlink r:id="rId15" w:history="1">
+          <w:r>
+            <w:rPr>
+              <w:rStyle w:val="Hyperlink"/>
+            </w:rPr>
+            <w:t>r</w:t>
+          </w:r>
+        </w:hyperlink>
+      </w:r>
+      <w:r>
+        <w:rPr>
+          <w:u w:val="single" w:color="0000ff"/>
+          <w:rFonts w:ascii="Charis SIL Regular" w:hAnsi="Charis SIL Regular" w:eastAsia="Charis SIL Regular"/>
+          <w:b w:val="0"/>
+          <w:i w:val="0"/>
+          <w:color w:val="000000"/>
+          <w:sz w:val="24"/>
+        </w:rPr>
+        <w:hyperlink r:id="rId15" w:history="1">
+          <w:r>
+            <w:rPr>
+              <w:rStyle w:val="Hyperlink"/>
+            </w:rPr>
+            <w:t xml:space="preserve"> of </w:t>
+          </w:r>
+        </w:hyperlink>
       </w:r>
       <w:r>
         <w:rPr>
@@ -2398,68 +2515,17 @@
           <w:color w:val="000000"/>
           <w:sz w:val="24"/>
         </w:rPr>
-        <w:hyperlink r:id="rId21" w:history="1">
-          <w:r>
-            <w:rPr>
-              <w:rStyle w:val="Hyperlink"/>
-            </w:rPr>
-            <w:t>hou</w:t>
-          </w:r>
-        </w:hyperlink>
-      </w:r>
-      <w:r>
-        <w:rPr>
-          <w:u w:val="single" w:color="0000ff"/>
-          <w:rFonts w:ascii="Charis SIL Regular" w:hAnsi="Charis SIL Regular" w:eastAsia="Charis SIL Regular"/>
-          <w:b w:val="0"/>
-          <w:i w:val="0"/>
-          <w:color w:val="000000"/>
-          <w:sz w:val="24"/>
-        </w:rPr>
-        <w:hyperlink r:id="rId21" w:history="1">
-          <w:r>
-            <w:rPr>
-              <w:rStyle w:val="Hyperlink"/>
-            </w:rPr>
-            <w:t>s</w:t>
-          </w:r>
-        </w:hyperlink>
-      </w:r>
-      <w:r>
-        <w:rPr>
-          <w:u w:val="single" w:color="0000ff"/>
-          <w:rFonts w:ascii="Charis SIL Regular" w:hAnsi="Charis SIL Regular" w:eastAsia="Charis SIL Regular"/>
-          <w:b w:val="0"/>
-          <w:i w:val="0"/>
-          <w:color w:val="000000"/>
-          <w:sz w:val="24"/>
-        </w:rPr>
-        <w:hyperlink r:id="rId21" w:history="1">
-          <w:r>
-            <w:rPr>
-              <w:rStyle w:val="Hyperlink"/>
-            </w:rPr>
-            <w:t xml:space="preserve">ed at </w:t>
-          </w:r>
-        </w:hyperlink>
-      </w:r>
-      <w:r>
-        <w:rPr>
-          <w:rFonts w:ascii="Charis SIL Regular" w:hAnsi="Charis SIL Regular" w:eastAsia="Charis SIL Regular"/>
-          <w:b w:val="0"/>
-          <w:i w:val="0"/>
-          <w:color w:val="0000FF"/>
-          <w:sz w:val="24"/>
-          <w:u w:val="single"/>
-        </w:rPr>
-        <w:hyperlink r:id="rId21" w:history="1">
-          <w:r>
-            <w:rPr>
-              <w:rStyle w:val="Hyperlink"/>
-            </w:rPr>
-            <w:t>Museo</w:t>
-          </w:r>
-        </w:hyperlink>
+        <w:t xml:space="preserve">housed at </w:t>
+      </w:r>
+      <w:r>
+        <w:rPr>
+          <w:rFonts w:ascii="Charis SIL Regular" w:hAnsi="Charis SIL Regular" w:eastAsia="Charis SIL Regular"/>
+          <w:b w:val="0"/>
+          <w:i w:val="0"/>
+          <w:color w:val="0000FF"/>
+          <w:sz w:val="24"/>
+        </w:rPr>
+        <w:t>Museo</w:t>
       </w:r>
       <w:r>
         <w:rPr>
@@ -3944,13 +4010,21 @@
       </w:r>
       <w:r>
         <w:rPr>
-          <w:rFonts w:ascii="Charis SIL Regular" w:hAnsi="Charis SIL Regular" w:eastAsia="Charis SIL Regular"/>
-          <w:b w:val="0"/>
-          <w:i w:val="0"/>
-          <w:color w:val="000000"/>
-          <w:sz w:val="24"/>
-        </w:rPr>
-        <w:t>owned a large S</w:t>
+          <w:u w:val="single" w:color="0000ff"/>
+          <w:rFonts w:ascii="Charis SIL Regular" w:hAnsi="Charis SIL Regular" w:eastAsia="Charis SIL Regular"/>
+          <w:b w:val="0"/>
+          <w:i w:val="0"/>
+          <w:color w:val="000000"/>
+          <w:sz w:val="24"/>
+        </w:rPr>
+        <w:hyperlink r:id="rId29" w:history="1">
+          <w:r>
+            <w:rPr>
+              <w:rStyle w:val="Hyperlink"/>
+            </w:rPr>
+            <w:t>owned a large S</w:t>
+          </w:r>
+        </w:hyperlink>
       </w:r>
       <w:r>
         <w:rPr>
@@ -4790,13 +4864,67 @@
       </w:r>
       <w:r>
         <w:rPr>
-          <w:rFonts w:ascii="Charis SIL Regular" w:hAnsi="Charis SIL Regular" w:eastAsia="Charis SIL Regular"/>
-          <w:b w:val="0"/>
-          <w:i w:val="0"/>
-          <w:color w:val="000000"/>
-          <w:sz w:val="24"/>
-        </w:rPr>
-        <w:t xml:space="preserve">exhibitions; in the Netherlands this resulted in the series </w:t>
+          <w:u w:val="single" w:color="0000ff"/>
+          <w:rFonts w:ascii="Charis SIL Regular" w:hAnsi="Charis SIL Regular" w:eastAsia="Charis SIL Regular"/>
+          <w:b w:val="0"/>
+          <w:i w:val="0"/>
+          <w:color w:val="000000"/>
+          <w:sz w:val="24"/>
+        </w:rPr>
+        <w:hyperlink r:id="rId37" w:history="1">
+          <w:r>
+            <w:rPr>
+              <w:rStyle w:val="Hyperlink"/>
+            </w:rPr>
+            <w:t>exhibiti</w:t>
+          </w:r>
+        </w:hyperlink>
+      </w:r>
+      <w:r>
+        <w:rPr>
+          <w:u w:val="single" w:color="0000ff"/>
+          <w:rFonts w:ascii="Charis SIL Regular" w:hAnsi="Charis SIL Regular" w:eastAsia="Charis SIL Regular"/>
+          <w:b w:val="0"/>
+          <w:i w:val="0"/>
+          <w:color w:val="000000"/>
+          <w:sz w:val="24"/>
+        </w:rPr>
+        <w:hyperlink r:id="rId37" w:history="1">
+          <w:r>
+            <w:rPr>
+              <w:rStyle w:val="Hyperlink"/>
+            </w:rPr>
+            <w:t>o</w:t>
+          </w:r>
+        </w:hyperlink>
+      </w:r>
+      <w:r>
+        <w:rPr>
+          <w:u w:val="single" w:color="0000ff"/>
+          <w:rFonts w:ascii="Charis SIL Regular" w:hAnsi="Charis SIL Regular" w:eastAsia="Charis SIL Regular"/>
+          <w:b w:val="0"/>
+          <w:i w:val="0"/>
+          <w:color w:val="000000"/>
+          <w:sz w:val="24"/>
+        </w:rPr>
+        <w:hyperlink r:id="rId37" w:history="1">
+          <w:r>
+            <w:rPr>
+              <w:rStyle w:val="Hyperlink"/>
+            </w:rPr>
+            <w:t xml:space="preserve">ns; </w:t>
+          </w:r>
+        </w:hyperlink>
+      </w:r>
+      <w:r>
+        <w:rPr>
+          <w:rFonts w:ascii="Charis SIL Regular" w:hAnsi="Charis SIL Regular" w:eastAsia="Charis SIL Regular"/>
+          <w:b w:val="0"/>
+          <w:i w:val="0"/>
+          <w:color w:val="000000"/>
+          <w:sz w:val="24"/>
+        </w:rPr>
+        <w:t xml:space="preserve">in the Netherlands this resulted in the series </w:t>
       </w:r>
       <w:r>
         <w:rPr>
@@ -6051,14 +6179,7 @@
           <w:color w:val="000000"/>
           <w:sz w:val="24"/>
         </w:rPr>
-        <w:hyperlink r:id="rId47" w:history="1">
-          <w:r>
-            <w:rPr>
-              <w:rStyle w:val="Hyperlink"/>
-            </w:rPr>
-            <w:t xml:space="preserve">the </w:t>
-          </w:r>
-        </w:hyperlink>
+        <w:t xml:space="preserve">the </w:t>
       </w:r>
       <w:r>
         <w:rPr>
@@ -6180,15 +6301,9 @@
           <w:i w:val="0"/>
           <w:color w:val="0000FF"/>
           <w:sz w:val="24"/>
-        </w:rPr>
-        <w:hyperlink r:id="rId49" w:history="1">
-          <w:r>
-            <w:rPr>
-              <w:rStyle w:val="Hyperlink"/>
-            </w:rPr>
-            <w:t>o</w:t>
-          </w:r>
-        </w:hyperlink>
+          <w:u w:val="single"/>
+        </w:rPr>
+        <w:t>o</w:t>
       </w:r>
       <w:r>
         <w:rPr>
@@ -8307,193 +8422,8 @@
           <w:i w:val="0"/>
           <w:color w:val="0000FF"/>
           <w:sz w:val="24"/>
-          <w:u w:val="single"/>
-        </w:rPr>
-        <w:hyperlink r:id="rId69" w:history="1">
-          <w:r>
-            <w:rPr>
-              <w:rStyle w:val="Hyperlink"/>
-            </w:rPr>
-            <w:t>Eliot</w:t>
-          </w:r>
-        </w:hyperlink>
-      </w:r>
-      <w:r>
-        <w:rPr>
-          <w:rFonts w:ascii="Charis SIL Regular" w:hAnsi="Charis SIL Regular" w:eastAsia="Charis SIL Regular"/>
-          <w:b w:val="0"/>
-          <w:i w:val="0"/>
-          <w:color w:val="0000FF"/>
-          <w:sz w:val="24"/>
-          <w:u w:val="single"/>
-        </w:rPr>
-        <w:t xml:space="preserve"> </w:t>
-      </w:r>
-      <w:r>
-        <w:rPr>
-          <w:rFonts w:ascii="Charis SIL Regular" w:hAnsi="Charis SIL Regular" w:eastAsia="Charis SIL Regular"/>
-          <w:b w:val="0"/>
-          <w:i w:val="0"/>
-          <w:color w:val="0000FF"/>
-          <w:sz w:val="24"/>
-          <w:u w:val="single"/>
-        </w:rPr>
-        <w:hyperlink r:id="rId69" w:history="1">
-          <w:r>
-            <w:rPr>
-              <w:rStyle w:val="Hyperlink"/>
-            </w:rPr>
-            <w:t>El</w:t>
-          </w:r>
-        </w:hyperlink>
-      </w:r>
-      <w:r>
-        <w:rPr>
-          <w:rFonts w:ascii="Charis SIL Regular" w:hAnsi="Charis SIL Regular" w:eastAsia="Charis SIL Regular"/>
-          <w:b w:val="0"/>
-          <w:i w:val="0"/>
-          <w:color w:val="0000FF"/>
-          <w:sz w:val="24"/>
-          <w:u w:val="single"/>
-        </w:rPr>
-        <w:hyperlink r:id="rId69" w:history="1">
-          <w:r>
-            <w:rPr>
-              <w:rStyle w:val="Hyperlink"/>
-            </w:rPr>
-            <w:t>i</w:t>
-          </w:r>
-        </w:hyperlink>
-      </w:r>
-      <w:r>
-        <w:rPr>
-          <w:rFonts w:ascii="Charis SIL Regular" w:hAnsi="Charis SIL Regular" w:eastAsia="Charis SIL Regular"/>
-          <w:b w:val="0"/>
-          <w:i w:val="0"/>
-          <w:color w:val="0000FF"/>
-          <w:sz w:val="24"/>
-          <w:u w:val="single"/>
-        </w:rPr>
-        <w:hyperlink r:id="rId69" w:history="1">
-          <w:r>
-            <w:rPr>
-              <w:rStyle w:val="Hyperlink"/>
-            </w:rPr>
-            <w:t>sofon</w:t>
-          </w:r>
-        </w:hyperlink>
-      </w:r>
-      <w:r>
-        <w:rPr>
-          <w:rFonts w:ascii="Charis SIL Regular" w:hAnsi="Charis SIL Regular" w:eastAsia="Charis SIL Regular"/>
-          <w:b w:val="0"/>
-          <w:i w:val="0"/>
-          <w:color w:val="0000FF"/>
-          <w:sz w:val="24"/>
-          <w:u w:val="single"/>
-        </w:rPr>
-        <w:t xml:space="preserve"> </w:t>
-      </w:r>
-      <w:r>
-        <w:rPr>
-          <w:rFonts w:ascii="Charis SIL Regular" w:hAnsi="Charis SIL Regular" w:eastAsia="Charis SIL Regular"/>
-          <w:b w:val="0"/>
-          <w:i w:val="0"/>
-          <w:color w:val="0000FF"/>
-          <w:sz w:val="24"/>
-          <w:u w:val="single"/>
-        </w:rPr>
-        <w:hyperlink r:id="rId69" w:history="1">
-          <w:r>
-            <w:rPr>
-              <w:rStyle w:val="Hyperlink"/>
-            </w:rPr>
-            <w:t>P</w:t>
-          </w:r>
-        </w:hyperlink>
-      </w:r>
-      <w:r>
-        <w:rPr>
-          <w:rFonts w:ascii="Charis SIL Regular" w:hAnsi="Charis SIL Regular" w:eastAsia="Charis SIL Regular"/>
-          <w:b w:val="0"/>
-          <w:i w:val="0"/>
-          <w:color w:val="0000FF"/>
-          <w:sz w:val="24"/>
-          <w:u w:val="single"/>
-        </w:rPr>
-        <w:hyperlink r:id="rId69" w:history="1">
-          <w:r>
-            <w:rPr>
-              <w:rStyle w:val="Hyperlink"/>
-            </w:rPr>
-            <w:t>ho</w:t>
-          </w:r>
-        </w:hyperlink>
-      </w:r>
-      <w:r>
-        <w:rPr>
-          <w:rFonts w:ascii="Charis SIL Regular" w:hAnsi="Charis SIL Regular" w:eastAsia="Charis SIL Regular"/>
-          <w:b w:val="0"/>
-          <w:i w:val="0"/>
-          <w:color w:val="0000FF"/>
-          <w:sz w:val="24"/>
-          <w:u w:val="single"/>
-        </w:rPr>
-        <w:hyperlink r:id="rId69" w:history="1">
-          <w:r>
-            <w:rPr>
-              <w:rStyle w:val="Hyperlink"/>
-            </w:rPr>
-            <w:t>t</w:t>
-          </w:r>
-        </w:hyperlink>
-      </w:r>
-      <w:r>
-        <w:rPr>
-          <w:rFonts w:ascii="Charis SIL Regular" w:hAnsi="Charis SIL Regular" w:eastAsia="Charis SIL Regular"/>
-          <w:b w:val="0"/>
-          <w:i w:val="0"/>
-          <w:color w:val="0000FF"/>
-          <w:sz w:val="24"/>
-          <w:u w:val="single"/>
-        </w:rPr>
-        <w:hyperlink r:id="rId69" w:history="1">
-          <w:r>
-            <w:rPr>
-              <w:rStyle w:val="Hyperlink"/>
-            </w:rPr>
-            <w:t>ographic</w:t>
-          </w:r>
-        </w:hyperlink>
-      </w:r>
-      <w:r>
-        <w:rPr>
-          <w:rFonts w:ascii="Charis SIL Regular" w:hAnsi="Charis SIL Regular" w:eastAsia="Charis SIL Regular"/>
-          <w:b w:val="0"/>
-          <w:i w:val="0"/>
-          <w:color w:val="0000FF"/>
-          <w:sz w:val="24"/>
-          <w:u w:val="single"/>
-        </w:rPr>
-        <w:t xml:space="preserve"> </w:t>
-      </w:r>
-      <w:r>
-        <w:rPr>
-          <w:rFonts w:ascii="Charis SIL Regular" w:hAnsi="Charis SIL Regular" w:eastAsia="Charis SIL Regular"/>
-          <w:b w:val="0"/>
-          <w:i w:val="0"/>
-          <w:color w:val="0000FF"/>
-          <w:sz w:val="24"/>
-          <w:u w:val="single"/>
-        </w:rPr>
-        <w:hyperlink r:id="rId68" w:history="1">
-          <w:r>
-            <w:rPr>
-              <w:rStyle w:val="Hyperlink"/>
-            </w:rPr>
-            <w:t>Ar</w:t>
-          </w:r>
-        </w:hyperlink>
+        </w:rPr>
+        <w:t>Eliot Elisofon Photographic Ar</w:t>
       </w:r>
       <w:r>
         <w:rPr>
@@ -10639,13 +10569,56 @@
       </w:r>
       <w:r>
         <w:rPr>
-          <w:rFonts w:ascii="Charis SIL Regular" w:hAnsi="Charis SIL Regular" w:eastAsia="Charis SIL Regular"/>
-          <w:b w:val="0"/>
-          <w:i w:val="0"/>
-          <w:color w:val="000000"/>
-          <w:sz w:val="24"/>
-        </w:rPr>
-        <w:t xml:space="preserve">please contact the </w:t>
+          <w:u w:val="single" w:color="0000ff"/>
+          <w:rFonts w:ascii="Charis SIL Regular" w:hAnsi="Charis SIL Regular" w:eastAsia="Charis SIL Regular"/>
+          <w:b w:val="0"/>
+          <w:i w:val="0"/>
+          <w:color w:val="000000"/>
+          <w:sz w:val="24"/>
+        </w:rPr>
+        <w:hyperlink r:id="rId84" w:history="1">
+          <w:r>
+            <w:rPr>
+              <w:rStyle w:val="Hyperlink"/>
+            </w:rPr>
+            <w:t>please cont</w:t>
+          </w:r>
+        </w:hyperlink>
+      </w:r>
+      <w:r>
+        <w:rPr>
+          <w:u w:val="single" w:color="0000ff"/>
+          <w:rFonts w:ascii="Charis SIL Regular" w:hAnsi="Charis SIL Regular" w:eastAsia="Charis SIL Regular"/>
+          <w:b w:val="0"/>
+          <w:i w:val="0"/>
+          <w:color w:val="000000"/>
+          <w:sz w:val="24"/>
+        </w:rPr>
+        <w:hyperlink r:id="rId84" w:history="1">
+          <w:r>
+            <w:rPr>
+              <w:rStyle w:val="Hyperlink"/>
+            </w:rPr>
+            <w:t>a</w:t>
+          </w:r>
+        </w:hyperlink>
+      </w:r>
+      <w:r>
+        <w:rPr>
+          <w:rFonts w:ascii="Charis SIL Regular" w:hAnsi="Charis SIL Regular" w:eastAsia="Charis SIL Regular"/>
+          <w:b w:val="0"/>
+          <w:i w:val="0"/>
+          <w:color w:val="000000"/>
+          <w:sz w:val="24"/>
+        </w:rPr>
+        <w:hyperlink r:id="rId84" w:history="1">
+          <w:r>
+            <w:rPr>
+              <w:rStyle w:val="Hyperlink"/>
+            </w:rPr>
+            <w:t xml:space="preserve">ct the </w:t>
+          </w:r>
+        </w:hyperlink>
       </w:r>
       <w:r>
         <w:rPr>
@@ -10703,7 +10676,7 @@
           <w:sz w:val="24"/>
           <w:u w:val="single"/>
         </w:rPr>
-        <w:hyperlink r:id="rId85" w:history="1">
+        <w:hyperlink r:id="rId84" w:history="1">
           <w:r>
             <w:rPr>
               <w:rStyle w:val="Hyperlink"/>
@@ -11502,9 +11475,36 @@
             <w:rPr>
               <w:rStyle w:val="Hyperlink"/>
             </w:rPr>
-            <w:t>profiel</w:t>
-          </w:r>
-        </w:hyperlink>
+            <w:t>profie</w:t>
+          </w:r>
+        </w:hyperlink>
+      </w:r>
+      <w:r>
+        <w:rPr>
+          <w:rFonts w:ascii="Charis SIL Regular" w:hAnsi="Charis SIL Regular" w:eastAsia="Charis SIL Regular"/>
+          <w:b w:val="0"/>
+          <w:i w:val="0"/>
+          <w:color w:val="0000FF"/>
+          <w:sz w:val="24"/>
+        </w:rPr>
+        <w:hyperlink r:id="rId87" w:history="1">
+          <w:r>
+            <w:rPr>
+              <w:rStyle w:val="Hyperlink"/>
+            </w:rPr>
+            <w:t>l</w:t>
+          </w:r>
+        </w:hyperlink>
+      </w:r>
+      <w:r>
+        <w:rPr>
+          <w:rFonts w:ascii="Charis SIL Regular" w:hAnsi="Charis SIL Regular" w:eastAsia="Charis SIL Regular"/>
+          <w:b w:val="0"/>
+          <w:i w:val="0"/>
+          <w:color w:val="0000FF"/>
+          <w:sz w:val="24"/>
+        </w:rPr>
+        <w:t>-</w:t>
       </w:r>
       <w:r>
         <w:rPr>
@@ -11515,35 +11515,14 @@
           <w:sz w:val="24"/>
           <w:u w:val="single"/>
         </w:rPr>
-        <w:t>-</w:t>
-      </w:r>
-      <w:r>
-        <w:rPr>
-          <w:rFonts w:ascii="Charis SIL Regular" w:hAnsi="Charis SIL Regular" w:eastAsia="Charis SIL Regular"/>
-          <w:b w:val="0"/>
-          <w:i w:val="0"/>
-          <w:color w:val="0000FF"/>
-          <w:sz w:val="24"/>
-          <w:u w:val="single"/>
-        </w:rPr>
         <w:hyperlink r:id="rId87" w:history="1">
           <w:r>
             <w:rPr>
               <w:rStyle w:val="Hyperlink"/>
             </w:rPr>
-            <w:t>als</w:t>
-          </w:r>
-        </w:hyperlink>
-      </w:r>
-      <w:r>
-        <w:rPr>
-          <w:rFonts w:ascii="Charis SIL Regular" w:hAnsi="Charis SIL Regular" w:eastAsia="Charis SIL Regular"/>
-          <w:b w:val="0"/>
-          <w:i w:val="0"/>
-          <w:color w:val="0000FF"/>
-          <w:sz w:val="24"/>
-        </w:rPr>
-        <w:t>-</w:t>
+            <w:t>als-</w:t>
+          </w:r>
+        </w:hyperlink>
       </w:r>
       <w:r>
         <w:rPr>
@@ -12410,7 +12389,7 @@
           <w:sz w:val="24"/>
           <w:u w:val="single"/>
         </w:rPr>
-        <w:hyperlink r:id="rId91" w:history="1">
+        <w:hyperlink r:id="rId92" w:history="1">
           <w:r>
             <w:rPr>
               <w:rStyle w:val="Hyperlink"/>
@@ -12518,7 +12497,7 @@
           <w:sz w:val="24"/>
           <w:u w:val="single"/>
         </w:rPr>
-        <w:hyperlink r:id="rId92" w:history="1">
+        <w:hyperlink r:id="rId93" w:history="1">
           <w:r>
             <w:rPr>
               <w:rStyle w:val="Hyperlink"/>
@@ -12536,7 +12515,7 @@
           <w:sz w:val="24"/>
           <w:u w:val="single"/>
         </w:rPr>
-        <w:hyperlink r:id="rId92" w:history="1">
+        <w:hyperlink r:id="rId93" w:history="1">
           <w:r>
             <w:rPr>
               <w:rStyle w:val="Hyperlink"/>
@@ -12634,7 +12613,7 @@
           <w:sz w:val="24"/>
           <w:u w:val="single"/>
         </w:rPr>
-        <w:hyperlink r:id="rId93" w:history="1">
+        <w:hyperlink r:id="rId94" w:history="1">
           <w:r>
             <w:rPr>
               <w:rStyle w:val="Hyperlink"/>
@@ -12663,7 +12642,7 @@
           <w:sz w:val="24"/>
           <w:u w:val="single"/>
         </w:rPr>
-        <w:hyperlink r:id="rId93" w:history="1">
+        <w:hyperlink r:id="rId94" w:history="1">
           <w:r>
             <w:rPr>
               <w:rStyle w:val="Hyperlink"/>
@@ -12751,7 +12730,7 @@
           <w:sz w:val="24"/>
           <w:u w:val="single"/>
         </w:rPr>
-        <w:hyperlink r:id="rId94" w:history="1">
+        <w:hyperlink r:id="rId95" w:history="1">
           <w:r>
             <w:rPr>
               <w:rStyle w:val="Hyperlink"/>
@@ -12780,7 +12759,7 @@
           <w:sz w:val="24"/>
           <w:u w:val="single"/>
         </w:rPr>
-        <w:hyperlink r:id="rId94" w:history="1">
+        <w:hyperlink r:id="rId95" w:history="1">
           <w:r>
             <w:rPr>
               <w:rStyle w:val="Hyperlink"/>
@@ -12808,7 +12787,7 @@
           <w:sz w:val="24"/>
           <w:u w:val="single"/>
         </w:rPr>
-        <w:hyperlink r:id="rId95" w:history="1">
+        <w:hyperlink r:id="rId96" w:history="1">
           <w:r>
             <w:rPr>
               <w:rStyle w:val="Hyperlink"/>
@@ -12837,7 +12816,7 @@
           <w:sz w:val="24"/>
           <w:u w:val="single"/>
         </w:rPr>
-        <w:hyperlink r:id="rId95" w:history="1">
+        <w:hyperlink r:id="rId96" w:history="1">
           <w:r>
             <w:rPr>
               <w:rStyle w:val="Hyperlink"/>
@@ -12965,7 +12944,7 @@
           <w:sz w:val="24"/>
           <w:u w:val="single"/>
         </w:rPr>
-        <w:hyperlink r:id="rId96" w:history="1">
+        <w:hyperlink r:id="rId97" w:history="1">
           <w:r>
             <w:rPr>
               <w:rStyle w:val="Hyperlink"/>
@@ -12983,7 +12962,7 @@
           <w:sz w:val="24"/>
           <w:u w:val="single"/>
         </w:rPr>
-        <w:hyperlink r:id="rId96" w:history="1">
+        <w:hyperlink r:id="rId97" w:history="1">
           <w:r>
             <w:rPr>
               <w:rStyle w:val="Hyperlink"/>
@@ -13001,7 +12980,7 @@
           <w:sz w:val="24"/>
           <w:u w:val="single"/>
         </w:rPr>
-        <w:hyperlink r:id="rId96" w:history="1">
+        <w:hyperlink r:id="rId97" w:history="1">
           <w:r>
             <w:rPr>
               <w:rStyle w:val="Hyperlink"/>
@@ -13117,7 +13096,7 @@
           <w:sz w:val="24"/>
           <w:u w:val="single"/>
         </w:rPr>
-        <w:hyperlink r:id="rId97" w:history="1">
+        <w:hyperlink r:id="rId98" w:history="1">
           <w:r>
             <w:rPr>
               <w:rStyle w:val="Hyperlink"/>
@@ -13146,7 +13125,7 @@
           <w:sz w:val="24"/>
           <w:u w:val="single"/>
         </w:rPr>
-        <w:hyperlink r:id="rId97" w:history="1">
+        <w:hyperlink r:id="rId98" w:history="1">
           <w:r>
             <w:rPr>
               <w:rStyle w:val="Hyperlink"/>
@@ -13174,7 +13153,7 @@
           <w:sz w:val="24"/>
           <w:u w:val="single"/>
         </w:rPr>
-        <w:hyperlink r:id="rId98" w:history="1">
+        <w:hyperlink r:id="rId99" w:history="1">
           <w:r>
             <w:rPr>
               <w:rStyle w:val="Hyperlink"/>
@@ -13203,7 +13182,7 @@
           <w:sz w:val="24"/>
           <w:u w:val="single"/>
         </w:rPr>
-        <w:hyperlink r:id="rId98" w:history="1">
+        <w:hyperlink r:id="rId99" w:history="1">
           <w:r>
             <w:rPr>
               <w:rStyle w:val="Hyperlink"/>
@@ -13315,7 +13294,7 @@
           <w:color w:val="0000FF"/>
           <w:sz w:val="24"/>
         </w:rPr>
-        <w:hyperlink r:id="rId99" w:history="1">
+        <w:hyperlink r:id="rId100" w:history="1">
           <w:r>
             <w:rPr>
               <w:rStyle w:val="Hyperlink"/>
@@ -13332,7 +13311,7 @@
           <w:color w:val="0000FF"/>
           <w:sz w:val="24"/>
         </w:rPr>
-        <w:hyperlink r:id="rId99" w:history="1">
+        <w:hyperlink r:id="rId100" w:history="1">
           <w:r>
             <w:rPr>
               <w:rStyle w:val="Hyperlink"/>
@@ -13349,7 +13328,7 @@
           <w:color w:val="0000FF"/>
           <w:sz w:val="24"/>
         </w:rPr>
-        <w:hyperlink r:id="rId99" w:history="1">
+        <w:hyperlink r:id="rId100" w:history="1">
           <w:r>
             <w:rPr>
               <w:rStyle w:val="Hyperlink"/>
@@ -13366,7 +13345,7 @@
           <w:color w:val="0000FF"/>
           <w:sz w:val="24"/>
         </w:rPr>
-        <w:hyperlink r:id="rId99" w:history="1">
+        <w:hyperlink r:id="rId100" w:history="1">
           <w:r>
             <w:rPr>
               <w:rStyle w:val="Hyperlink"/>
@@ -13383,7 +13362,7 @@
           <w:color w:val="0000FF"/>
           <w:sz w:val="24"/>
         </w:rPr>
-        <w:hyperlink r:id="rId99" w:history="1">
+        <w:hyperlink r:id="rId100" w:history="1">
           <w:r>
             <w:rPr>
               <w:rStyle w:val="Hyperlink"/>
@@ -13485,7 +13464,7 @@
           <w:color w:val="0000FF"/>
           <w:sz w:val="24"/>
         </w:rPr>
-        <w:hyperlink r:id="rId100" w:history="1">
+        <w:hyperlink r:id="rId101" w:history="1">
           <w:r>
             <w:rPr>
               <w:rStyle w:val="Hyperlink"/>
@@ -13502,7 +13481,7 @@
           <w:color w:val="0000FF"/>
           <w:sz w:val="24"/>
         </w:rPr>
-        <w:hyperlink r:id="rId100" w:history="1">
+        <w:hyperlink r:id="rId101" w:history="1">
           <w:r>
             <w:rPr>
               <w:rStyle w:val="Hyperlink"/>
@@ -13519,7 +13498,7 @@
           <w:color w:val="0000FF"/>
           <w:sz w:val="24"/>
         </w:rPr>
-        <w:hyperlink r:id="rId100" w:history="1">
+        <w:hyperlink r:id="rId101" w:history="1">
           <w:r>
             <w:rPr>
               <w:rStyle w:val="Hyperlink"/>
@@ -13536,7 +13515,7 @@
           <w:color w:val="0000FF"/>
           <w:sz w:val="24"/>
         </w:rPr>
-        <w:hyperlink r:id="rId100" w:history="1">
+        <w:hyperlink r:id="rId101" w:history="1">
           <w:r>
             <w:rPr>
               <w:rStyle w:val="Hyperlink"/>
@@ -13553,7 +13532,7 @@
           <w:color w:val="0000FF"/>
           <w:sz w:val="24"/>
         </w:rPr>
-        <w:hyperlink r:id="rId100" w:history="1">
+        <w:hyperlink r:id="rId101" w:history="1">
           <w:r>
             <w:rPr>
               <w:rStyle w:val="Hyperlink"/>
@@ -13651,7 +13630,7 @@
           <w:color w:val="0000FF"/>
           <w:sz w:val="24"/>
         </w:rPr>
-        <w:hyperlink r:id="rId101" w:history="1">
+        <w:hyperlink r:id="rId102" w:history="1">
           <w:r>
             <w:rPr>
               <w:rStyle w:val="Hyperlink"/>
@@ -13668,7 +13647,7 @@
           <w:color w:val="0000FF"/>
           <w:sz w:val="24"/>
         </w:rPr>
-        <w:hyperlink r:id="rId101" w:history="1">
+        <w:hyperlink r:id="rId102" w:history="1">
           <w:r>
             <w:rPr>
               <w:rStyle w:val="Hyperlink"/>
@@ -13685,7 +13664,7 @@
           <w:color w:val="0000FF"/>
           <w:sz w:val="24"/>
         </w:rPr>
-        <w:hyperlink r:id="rId101" w:history="1">
+        <w:hyperlink r:id="rId102" w:history="1">
           <w:r>
             <w:rPr>
               <w:rStyle w:val="Hyperlink"/>
@@ -13702,7 +13681,7 @@
           <w:color w:val="0000FF"/>
           <w:sz w:val="24"/>
         </w:rPr>
-        <w:hyperlink r:id="rId101" w:history="1">
+        <w:hyperlink r:id="rId102" w:history="1">
           <w:r>
             <w:rPr>
               <w:rStyle w:val="Hyperlink"/>
@@ -13719,7 +13698,7 @@
           <w:color w:val="0000FF"/>
           <w:sz w:val="24"/>
         </w:rPr>
-        <w:hyperlink r:id="rId101" w:history="1">
+        <w:hyperlink r:id="rId102" w:history="1">
           <w:r>
             <w:rPr>
               <w:rStyle w:val="Hyperlink"/>
@@ -13828,7 +13807,7 @@
           <w:color w:val="0000FF"/>
           <w:sz w:val="24"/>
         </w:rPr>
-        <w:hyperlink r:id="rId102" w:history="1">
+        <w:hyperlink r:id="rId103" w:history="1">
           <w:r>
             <w:rPr>
               <w:rStyle w:val="Hyperlink"/>
@@ -13845,7 +13824,7 @@
           <w:color w:val="0000FF"/>
           <w:sz w:val="24"/>
         </w:rPr>
-        <w:hyperlink r:id="rId102" w:history="1">
+        <w:hyperlink r:id="rId103" w:history="1">
           <w:r>
             <w:rPr>
               <w:rStyle w:val="Hyperlink"/>
@@ -13862,7 +13841,7 @@
           <w:color w:val="0000FF"/>
           <w:sz w:val="24"/>
         </w:rPr>
-        <w:hyperlink r:id="rId102" w:history="1">
+        <w:hyperlink r:id="rId103" w:history="1">
           <w:r>
             <w:rPr>
               <w:rStyle w:val="Hyperlink"/>
@@ -13879,7 +13858,7 @@
           <w:color w:val="0000FF"/>
           <w:sz w:val="24"/>
         </w:rPr>
-        <w:hyperlink r:id="rId102" w:history="1">
+        <w:hyperlink r:id="rId103" w:history="1">
           <w:r>
             <w:rPr>
               <w:rStyle w:val="Hyperlink"/>
@@ -13896,7 +13875,7 @@
           <w:color w:val="0000FF"/>
           <w:sz w:val="24"/>
         </w:rPr>
-        <w:hyperlink r:id="rId102" w:history="1">
+        <w:hyperlink r:id="rId103" w:history="1">
           <w:r>
             <w:rPr>
               <w:rStyle w:val="Hyperlink"/>
@@ -14019,7 +13998,7 @@
           <w:sz w:val="24"/>
           <w:u w:val="single"/>
         </w:rPr>
-        <w:hyperlink r:id="rId103" w:history="1">
+        <w:hyperlink r:id="rId104" w:history="1">
           <w:r>
             <w:rPr>
               <w:rStyle w:val="Hyperlink"/>
@@ -14048,7 +14027,7 @@
           <w:sz w:val="24"/>
           <w:u w:val="single"/>
         </w:rPr>
-        <w:hyperlink r:id="rId103" w:history="1">
+        <w:hyperlink r:id="rId104" w:history="1">
           <w:r>
             <w:rPr>
               <w:rStyle w:val="Hyperlink"/>
@@ -14157,7 +14136,7 @@
           <w:color w:val="0000FF"/>
           <w:sz w:val="24"/>
         </w:rPr>
-        <w:hyperlink r:id="rId104" w:history="1">
+        <w:hyperlink r:id="rId105" w:history="1">
           <w:r>
             <w:rPr>
               <w:rStyle w:val="Hyperlink"/>
@@ -14174,7 +14153,7 @@
           <w:color w:val="0000FF"/>
           <w:sz w:val="24"/>
         </w:rPr>
-        <w:hyperlink r:id="rId104" w:history="1">
+        <w:hyperlink r:id="rId105" w:history="1">
           <w:r>
             <w:rPr>
               <w:rStyle w:val="Hyperlink"/>
@@ -14191,7 +14170,7 @@
           <w:color w:val="0000FF"/>
           <w:sz w:val="24"/>
         </w:rPr>
-        <w:hyperlink r:id="rId104" w:history="1">
+        <w:hyperlink r:id="rId105" w:history="1">
           <w:r>
             <w:rPr>
               <w:rStyle w:val="Hyperlink"/>
@@ -14208,7 +14187,7 @@
           <w:color w:val="0000FF"/>
           <w:sz w:val="24"/>
         </w:rPr>
-        <w:hyperlink r:id="rId104" w:history="1">
+        <w:hyperlink r:id="rId105" w:history="1">
           <w:r>
             <w:rPr>
               <w:rStyle w:val="Hyperlink"/>
@@ -14225,7 +14204,7 @@
           <w:color w:val="0000FF"/>
           <w:sz w:val="24"/>
         </w:rPr>
-        <w:hyperlink r:id="rId104" w:history="1">
+        <w:hyperlink r:id="rId105" w:history="1">
           <w:r>
             <w:rPr>
               <w:rStyle w:val="Hyperlink"/>
@@ -14242,7 +14221,7 @@
           <w:color w:val="0000FF"/>
           <w:sz w:val="24"/>
         </w:rPr>
-        <w:hyperlink r:id="rId104" w:history="1">
+        <w:hyperlink r:id="rId105" w:history="1">
           <w:r>
             <w:rPr>
               <w:rStyle w:val="Hyperlink"/>
@@ -14259,7 +14238,7 @@
           <w:color w:val="0000FF"/>
           <w:sz w:val="24"/>
         </w:rPr>
-        <w:hyperlink r:id="rId104" w:history="1">
+        <w:hyperlink r:id="rId105" w:history="1">
           <w:r>
             <w:rPr>
               <w:rStyle w:val="Hyperlink"/>
@@ -14277,7 +14256,7 @@
           <w:sz w:val="24"/>
           <w:u w:val="single"/>
         </w:rPr>
-        <w:hyperlink r:id="rId104" w:history="1">
+        <w:hyperlink r:id="rId105" w:history="1">
           <w:r>
             <w:rPr>
               <w:rStyle w:val="Hyperlink"/>
@@ -14295,7 +14274,7 @@
           <w:sz w:val="24"/>
           <w:u w:val="single"/>
         </w:rPr>
-        <w:hyperlink r:id="rId104" w:history="1">
+        <w:hyperlink r:id="rId105" w:history="1">
           <w:r>
             <w:rPr>
               <w:rStyle w:val="Hyperlink"/>
@@ -14313,7 +14292,7 @@
           <w:sz w:val="24"/>
           <w:u w:val="single"/>
         </w:rPr>
-        <w:hyperlink r:id="rId104" w:history="1">
+        <w:hyperlink r:id="rId105" w:history="1">
           <w:r>
             <w:rPr>
               <w:rStyle w:val="Hyperlink"/>
@@ -14331,7 +14310,7 @@
           <w:sz w:val="24"/>
           <w:u w:val="single"/>
         </w:rPr>
-        <w:hyperlink r:id="rId104" w:history="1">
+        <w:hyperlink r:id="rId105" w:history="1">
           <w:r>
             <w:rPr>
               <w:rStyle w:val="Hyperlink"/>
@@ -14349,7 +14328,7 @@
           <w:sz w:val="24"/>
           <w:u w:val="single"/>
         </w:rPr>
-        <w:hyperlink r:id="rId104" w:history="1">
+        <w:hyperlink r:id="rId105" w:history="1">
           <w:r>
             <w:rPr>
               <w:rStyle w:val="Hyperlink"/>
@@ -14367,7 +14346,7 @@
           <w:sz w:val="24"/>
           <w:u w:val="single"/>
         </w:rPr>
-        <w:hyperlink r:id="rId104" w:history="1">
+        <w:hyperlink r:id="rId105" w:history="1">
           <w:r>
             <w:rPr>
               <w:rStyle w:val="Hyperlink"/>
@@ -14385,7 +14364,7 @@
           <w:sz w:val="24"/>
           <w:u w:val="single"/>
         </w:rPr>
-        <w:hyperlink r:id="rId104" w:history="1">
+        <w:hyperlink r:id="rId105" w:history="1">
           <w:r>
             <w:rPr>
               <w:rStyle w:val="Hyperlink"/>
@@ -14403,7 +14382,7 @@
           <w:sz w:val="24"/>
           <w:u w:val="single"/>
         </w:rPr>
-        <w:hyperlink r:id="rId104" w:history="1">
+        <w:hyperlink r:id="rId105" w:history="1">
           <w:r>
             <w:rPr>
               <w:rStyle w:val="Hyperlink"/>
@@ -14421,7 +14400,7 @@
           <w:sz w:val="24"/>
           <w:u w:val="single"/>
         </w:rPr>
-        <w:hyperlink r:id="rId104" w:history="1">
+        <w:hyperlink r:id="rId105" w:history="1">
           <w:r>
             <w:rPr>
               <w:rStyle w:val="Hyperlink"/>
@@ -14439,7 +14418,7 @@
           <w:sz w:val="24"/>
           <w:u w:val="single"/>
         </w:rPr>
-        <w:hyperlink r:id="rId104" w:history="1">
+        <w:hyperlink r:id="rId105" w:history="1">
           <w:r>
             <w:rPr>
               <w:rStyle w:val="Hyperlink"/>

--- a/EXPORTS/DOCX/published/niveau2/English/Suriname.docx
+++ b/EXPORTS/DOCX/published/niveau2/English/Suriname.docx
@@ -2524,8 +2524,16 @@
           <w:i w:val="0"/>
           <w:color w:val="0000FF"/>
           <w:sz w:val="24"/>
-        </w:rPr>
-        <w:t>Museo</w:t>
+          <w:u w:val="single"/>
+        </w:rPr>
+        <w:hyperlink r:id="rId21" w:history="1">
+          <w:r>
+            <w:rPr>
+              <w:rStyle w:val="Hyperlink"/>
+            </w:rPr>
+            <w:t>Museo</w:t>
+          </w:r>
+        </w:hyperlink>
       </w:r>
       <w:r>
         <w:rPr>
@@ -2803,6 +2811,7 @@
       </w:r>
       <w:r>
         <w:rPr>
+          <w:u w:val="single" w:color="0000ff"/>
           <w:rFonts w:ascii="Charis SIL Regular" w:hAnsi="Charis SIL Regular" w:eastAsia="Charis SIL Regular"/>
           <w:b w:val="0"/>
           <w:i w:val="0"/>
@@ -4548,6 +4557,7 @@
           <w:i w:val="0"/>
           <w:color w:val="0000FF"/>
           <w:sz w:val="24"/>
+          <w:u w:val="single"/>
         </w:rPr>
         <w:t>donated</w:t>
       </w:r>
@@ -4611,6 +4621,7 @@
       </w:r>
       <w:r>
         <w:rPr>
+          <w:u w:val="single" w:color="0000ff"/>
           <w:rFonts w:ascii="Charis SIL Regular" w:hAnsi="Charis SIL Regular" w:eastAsia="Charis SIL Regular"/>
           <w:b w:val="0"/>
           <w:i w:val="0"/>
@@ -5859,23 +5870,6 @@
       </w:r>
       <w:r>
         <w:rPr>
-          <w:rFonts w:ascii="Charis SIL Italic" w:hAnsi="Charis SIL Italic" w:eastAsia="Charis SIL Italic"/>
-          <w:b w:val="0"/>
-          <w:i/>
-          <w:color w:val="000000"/>
-          <w:sz w:val="24"/>
-        </w:rPr>
-        <w:hyperlink r:id="rId46" w:history="1">
-          <w:r>
-            <w:rPr>
-              <w:rStyle w:val="Hyperlink"/>
-            </w:rPr>
-            <w:t>m</w:t>
-          </w:r>
-        </w:hyperlink>
-      </w:r>
-      <w:r>
-        <w:rPr>
           <w:u w:val="single" w:color="0000ff"/>
           <w:rFonts w:ascii="Charis SIL Italic" w:hAnsi="Charis SIL Italic" w:eastAsia="Charis SIL Italic"/>
           <w:b w:val="0"/>
@@ -5883,7 +5877,7 @@
           <w:color w:val="000000"/>
           <w:sz w:val="24"/>
         </w:rPr>
-        <w:t>u</w:t>
+        <w:t>m</w:t>
       </w:r>
       <w:r>
         <w:rPr>
@@ -5893,7 +5887,7 @@
           <w:color w:val="000000"/>
           <w:sz w:val="24"/>
         </w:rPr>
-        <w:t>seet</w:t>
+        <w:t>useet</w:t>
       </w:r>
       <w:r>
         <w:rPr>
@@ -6179,7 +6173,14 @@
           <w:color w:val="000000"/>
           <w:sz w:val="24"/>
         </w:rPr>
-        <w:t xml:space="preserve">the </w:t>
+        <w:hyperlink r:id="rId47" w:history="1">
+          <w:r>
+            <w:rPr>
+              <w:rStyle w:val="Hyperlink"/>
+            </w:rPr>
+            <w:t xml:space="preserve">the </w:t>
+          </w:r>
+        </w:hyperlink>
       </w:r>
       <w:r>
         <w:rPr>
@@ -6301,29 +6302,148 @@
           <w:i w:val="0"/>
           <w:color w:val="0000FF"/>
           <w:sz w:val="24"/>
+        </w:rPr>
+        <w:hyperlink r:id="rId49" w:history="1">
+          <w:r>
+            <w:rPr>
+              <w:rStyle w:val="Hyperlink"/>
+            </w:rPr>
+            <w:t>o</w:t>
+          </w:r>
+        </w:hyperlink>
+      </w:r>
+      <w:r>
+        <w:rPr>
+          <w:rFonts w:ascii="Charis SIL Regular" w:hAnsi="Charis SIL Regular" w:eastAsia="Charis SIL Regular"/>
+          <w:b w:val="0"/>
+          <w:i w:val="0"/>
+          <w:color w:val="0000FF"/>
+          <w:sz w:val="24"/>
+        </w:rPr>
+        <w:t>y</w:t>
+      </w:r>
+      <w:r>
+        <w:rPr>
+          <w:rFonts w:ascii="Charis SIL Regular" w:hAnsi="Charis SIL Regular" w:eastAsia="Charis SIL Regular"/>
+          <w:b w:val="0"/>
+          <w:i w:val="0"/>
+          <w:color w:val="000000"/>
+          <w:sz w:val="24"/>
+        </w:rPr>
+        <w:t xml:space="preserve">, director of the </w:t>
+      </w:r>
+      <w:r>
+        <w:rPr>
+          <w:rFonts w:ascii="Charis SIL Italic" w:hAnsi="Charis SIL Italic" w:eastAsia="Charis SIL Italic"/>
+          <w:b w:val="0"/>
+          <w:i/>
+          <w:color w:val="000000"/>
+          <w:sz w:val="24"/>
+        </w:rPr>
+        <w:t>Compagnie des mines d'or de la Guyane hollandaise</w:t>
+      </w:r>
+      <w:r>
+        <w:rPr>
+          <w:rFonts w:ascii="Charis SIL Regular" w:hAnsi="Charis SIL Regular" w:eastAsia="Charis SIL Regular"/>
+          <w:b w:val="0"/>
+          <w:i w:val="0"/>
+          <w:color w:val="000000"/>
+          <w:sz w:val="24"/>
+        </w:rPr>
+        <w:t xml:space="preserve">, </w:t>
+      </w:r>
+      <w:r>
+        <w:rPr>
+          <w:rFonts w:ascii="Charis SIL Regular" w:hAnsi="Charis SIL Regular" w:eastAsia="Charis SIL Regular"/>
+          <w:b w:val="0"/>
+          <w:i w:val="0"/>
+          <w:color w:val="0000FF"/>
+          <w:sz w:val="24"/>
           <w:u w:val="single"/>
         </w:rPr>
-        <w:t>o</w:t>
-      </w:r>
-      <w:r>
-        <w:rPr>
-          <w:rFonts w:ascii="Charis SIL Regular" w:hAnsi="Charis SIL Regular" w:eastAsia="Charis SIL Regular"/>
-          <w:b w:val="0"/>
-          <w:i w:val="0"/>
-          <w:color w:val="0000FF"/>
-          <w:sz w:val="24"/>
-        </w:rPr>
-        <w:t>y</w:t>
-      </w:r>
-      <w:r>
-        <w:rPr>
-          <w:rFonts w:ascii="Charis SIL Regular" w:hAnsi="Charis SIL Regular" w:eastAsia="Charis SIL Regular"/>
-          <w:b w:val="0"/>
-          <w:i w:val="0"/>
-          <w:color w:val="000000"/>
-          <w:sz w:val="24"/>
-        </w:rPr>
-        <w:t xml:space="preserve">, director of the </w:t>
+        <w:hyperlink r:id="rId50" w:history="1">
+          <w:r>
+            <w:rPr>
+              <w:rStyle w:val="Hyperlink"/>
+            </w:rPr>
+            <w:t>donated</w:t>
+          </w:r>
+        </w:hyperlink>
+      </w:r>
+      <w:r>
+        <w:rPr>
+          <w:u w:val="single" w:color="0000ff"/>
+          <w:rFonts w:ascii="Charis SIL Regular" w:hAnsi="Charis SIL Regular" w:eastAsia="Charis SIL Regular"/>
+          <w:b w:val="0"/>
+          <w:i w:val="0"/>
+          <w:color w:val="000000"/>
+          <w:sz w:val="24"/>
+        </w:rPr>
+        <w:t xml:space="preserve"> </w:t>
+      </w:r>
+      <w:r>
+        <w:rPr>
+          <w:u w:val="single" w:color="0000ff"/>
+          <w:rFonts w:ascii="Charis SIL Regular" w:hAnsi="Charis SIL Regular" w:eastAsia="Charis SIL Regular"/>
+          <w:b w:val="0"/>
+          <w:i w:val="0"/>
+          <w:color w:val="000000"/>
+          <w:sz w:val="24"/>
+        </w:rPr>
+        <w:hyperlink r:id="rId49" w:history="1">
+          <w:r>
+            <w:rPr>
+              <w:rStyle w:val="Hyperlink"/>
+            </w:rPr>
+            <w:t xml:space="preserve">a large </w:t>
+          </w:r>
+        </w:hyperlink>
+      </w:r>
+      <w:r>
+        <w:rPr>
+          <w:u w:val="single" w:color="0000ff"/>
+          <w:rFonts w:ascii="Charis SIL Regular" w:hAnsi="Charis SIL Regular" w:eastAsia="Charis SIL Regular"/>
+          <w:b w:val="0"/>
+          <w:i w:val="0"/>
+          <w:color w:val="000000"/>
+          <w:sz w:val="24"/>
+        </w:rPr>
+        <w:hyperlink r:id="rId49" w:history="1">
+          <w:r>
+            <w:rPr>
+              <w:rStyle w:val="Hyperlink"/>
+            </w:rPr>
+            <w:t>c</w:t>
+          </w:r>
+        </w:hyperlink>
+      </w:r>
+      <w:r>
+        <w:rPr>
+          <w:u w:val="single" w:color="0000ff"/>
+          <w:rFonts w:ascii="Charis SIL Regular" w:hAnsi="Charis SIL Regular" w:eastAsia="Charis SIL Regular"/>
+          <w:b w:val="0"/>
+          <w:i w:val="0"/>
+          <w:color w:val="000000"/>
+          <w:sz w:val="24"/>
+        </w:rPr>
+        <w:hyperlink r:id="rId49" w:history="1">
+          <w:r>
+            <w:rPr>
+              <w:rStyle w:val="Hyperlink"/>
+            </w:rPr>
+            <w:t>ollectio</w:t>
+          </w:r>
+        </w:hyperlink>
+      </w:r>
+      <w:r>
+        <w:rPr>
+          <w:rFonts w:ascii="Charis SIL Regular" w:hAnsi="Charis SIL Regular" w:eastAsia="Charis SIL Regular"/>
+          <w:b w:val="0"/>
+          <w:i w:val="0"/>
+          <w:color w:val="000000"/>
+          <w:sz w:val="24"/>
+        </w:rPr>
+        <w:t xml:space="preserve">n of Wayana and Aluku artifacts to the </w:t>
       </w:r>
       <w:r>
         <w:rPr>
@@ -6333,17 +6453,65 @@
           <w:color w:val="000000"/>
           <w:sz w:val="24"/>
         </w:rPr>
-        <w:t>Compagnie des mines d'or de la Guyane hollandaise</w:t>
-      </w:r>
-      <w:r>
-        <w:rPr>
-          <w:rFonts w:ascii="Charis SIL Regular" w:hAnsi="Charis SIL Regular" w:eastAsia="Charis SIL Regular"/>
-          <w:b w:val="0"/>
-          <w:i w:val="0"/>
-          <w:color w:val="000000"/>
-          <w:sz w:val="24"/>
-        </w:rPr>
-        <w:t xml:space="preserve">, </w:t>
+        <w:t>Musée du Trocadéro</w:t>
+      </w:r>
+      <w:r>
+        <w:rPr>
+          <w:rFonts w:ascii="Charis SIL Regular" w:hAnsi="Charis SIL Regular" w:eastAsia="Charis SIL Regular"/>
+          <w:b w:val="0"/>
+          <w:i w:val="0"/>
+          <w:color w:val="000000"/>
+          <w:sz w:val="24"/>
+        </w:rPr>
+        <w:t xml:space="preserve">. Three of </w:t>
+      </w:r>
+      <w:r>
+        <w:rPr>
+          <w:u w:val="single" w:color="0000ff"/>
+          <w:rFonts w:ascii="Charis SIL Regular" w:hAnsi="Charis SIL Regular" w:eastAsia="Charis SIL Regular"/>
+          <w:b w:val="0"/>
+          <w:i w:val="0"/>
+          <w:color w:val="000000"/>
+          <w:sz w:val="24"/>
+        </w:rPr>
+        <w:hyperlink r:id="rId50" w:history="1">
+          <w:r>
+            <w:rPr>
+              <w:rStyle w:val="Hyperlink"/>
+            </w:rPr>
+            <w:t>the eigh</w:t>
+          </w:r>
+        </w:hyperlink>
+      </w:r>
+      <w:r>
+        <w:rPr>
+          <w:rFonts w:ascii="Charis SIL Regular" w:hAnsi="Charis SIL Regular" w:eastAsia="Charis SIL Regular"/>
+          <w:b w:val="0"/>
+          <w:i w:val="0"/>
+          <w:color w:val="000000"/>
+          <w:sz w:val="24"/>
+        </w:rPr>
+        <w:t xml:space="preserve">t expeditions to Suriname organised shortly after the turn of the century under the </w:t>
+      </w:r>
+      <w:r>
+        <w:rPr>
+          <w:rFonts w:ascii="Charis SIL Regular" w:hAnsi="Charis SIL Regular" w:eastAsia="Charis SIL Regular"/>
+          <w:b w:val="0"/>
+          <w:i w:val="0"/>
+          <w:color w:val="000000"/>
+          <w:sz w:val="24"/>
+        </w:rPr>
+        <w:t xml:space="preserve">auspices of the Royal Dutch Geographical Society (KNAG) yielded extensive ethnographic </w:t>
+      </w:r>
+      <w:r>
+        <w:rPr>
+          <w:rFonts w:ascii="Charis SIL Regular" w:hAnsi="Charis SIL Regular" w:eastAsia="Charis SIL Regular"/>
+          <w:b w:val="0"/>
+          <w:i w:val="0"/>
+          <w:color w:val="000000"/>
+          <w:sz w:val="24"/>
+        </w:rPr>
+        <w:t xml:space="preserve">collections, which are now part of the collection of the </w:t>
       </w:r>
       <w:r>
         <w:rPr>
@@ -6354,12 +6522,96 @@
           <w:sz w:val="24"/>
           <w:u w:val="single"/>
         </w:rPr>
-        <w:hyperlink r:id="rId50" w:history="1">
-          <w:r>
-            <w:rPr>
-              <w:rStyle w:val="Hyperlink"/>
-            </w:rPr>
-            <w:t>donated</w:t>
+        <w:hyperlink r:id="rId51" w:history="1">
+          <w:r>
+            <w:rPr>
+              <w:rStyle w:val="Hyperlink"/>
+            </w:rPr>
+            <w:t>Wereldmuseum</w:t>
+          </w:r>
+        </w:hyperlink>
+      </w:r>
+      <w:r>
+        <w:rPr>
+          <w:rFonts w:ascii="Charis SIL Regular" w:hAnsi="Charis SIL Regular" w:eastAsia="Charis SIL Regular"/>
+          <w:b w:val="0"/>
+          <w:i w:val="0"/>
+          <w:color w:val="0000FF"/>
+          <w:sz w:val="24"/>
+          <w:u w:val="single"/>
+        </w:rPr>
+        <w:t xml:space="preserve"> </w:t>
+      </w:r>
+      <w:r>
+        <w:rPr>
+          <w:rFonts w:ascii="Charis SIL Regular" w:hAnsi="Charis SIL Regular" w:eastAsia="Charis SIL Regular"/>
+          <w:b w:val="0"/>
+          <w:i w:val="0"/>
+          <w:color w:val="0000FF"/>
+          <w:sz w:val="24"/>
+          <w:u w:val="single"/>
+        </w:rPr>
+        <w:hyperlink r:id="rId51" w:history="1">
+          <w:r>
+            <w:rPr>
+              <w:rStyle w:val="Hyperlink"/>
+            </w:rPr>
+            <w:t>Amsterdam</w:t>
+          </w:r>
+        </w:hyperlink>
+      </w:r>
+      <w:r>
+        <w:rPr>
+          <w:rFonts w:ascii="Charis SIL Regular" w:hAnsi="Charis SIL Regular" w:eastAsia="Charis SIL Regular"/>
+          <w:b w:val="0"/>
+          <w:i w:val="0"/>
+          <w:color w:val="000000"/>
+          <w:sz w:val="24"/>
+        </w:rPr>
+        <w:t xml:space="preserve">. The </w:t>
+      </w:r>
+      <w:r>
+        <w:rPr>
+          <w:rFonts w:ascii="Charis SIL Regular" w:hAnsi="Charis SIL Regular" w:eastAsia="Charis SIL Regular"/>
+          <w:b w:val="0"/>
+          <w:i w:val="0"/>
+          <w:color w:val="000000"/>
+          <w:sz w:val="24"/>
+        </w:rPr>
+        <w:t xml:space="preserve">1903 expedition to the Gonini River resulted in series </w:t>
+      </w:r>
+      <w:r>
+        <w:rPr>
+          <w:rFonts w:ascii="Charis SIL Regular" w:hAnsi="Charis SIL Regular" w:eastAsia="Charis SIL Regular"/>
+          <w:b w:val="0"/>
+          <w:i w:val="0"/>
+          <w:color w:val="0000FF"/>
+          <w:sz w:val="24"/>
+        </w:rPr>
+        <w:hyperlink r:id="rId52" w:history="1">
+          <w:r>
+            <w:rPr>
+              <w:rStyle w:val="Hyperlink"/>
+            </w:rPr>
+            <w:t>T</w:t>
+          </w:r>
+        </w:hyperlink>
+      </w:r>
+      <w:r>
+        <w:rPr>
+          <w:rFonts w:ascii="Charis SIL Regular" w:hAnsi="Charis SIL Regular" w:eastAsia="Charis SIL Regular"/>
+          <w:b w:val="0"/>
+          <w:i w:val="0"/>
+          <w:color w:val="0000FF"/>
+          <w:sz w:val="24"/>
+          <w:u w:val="single"/>
+        </w:rPr>
+        <w:hyperlink r:id="rId51" w:history="1">
+          <w:r>
+            <w:rPr>
+              <w:rStyle w:val="Hyperlink"/>
+            </w:rPr>
+            <w:t>M-401</w:t>
           </w:r>
         </w:hyperlink>
       </w:r>
@@ -6372,10 +6624,241 @@
           <w:color w:val="000000"/>
           <w:sz w:val="24"/>
         </w:rPr>
+        <w:hyperlink r:id="rId51" w:history="1">
+          <w:r>
+            <w:rPr>
+              <w:rStyle w:val="Hyperlink"/>
+            </w:rPr>
+            <w:t xml:space="preserve"> with 86 </w:t>
+          </w:r>
+        </w:hyperlink>
+      </w:r>
+      <w:r>
+        <w:rPr>
+          <w:u w:val="single" w:color="0000ff"/>
+          <w:rFonts w:ascii="Charis SIL Regular" w:hAnsi="Charis SIL Regular" w:eastAsia="Charis SIL Regular"/>
+          <w:b w:val="0"/>
+          <w:i w:val="0"/>
+          <w:color w:val="000000"/>
+          <w:sz w:val="24"/>
+        </w:rPr>
+        <w:hyperlink r:id="rId51" w:history="1">
+          <w:r>
+            <w:rPr>
+              <w:rStyle w:val="Hyperlink"/>
+            </w:rPr>
+            <w:t xml:space="preserve">objects, the </w:t>
+          </w:r>
+        </w:hyperlink>
+      </w:r>
+      <w:r>
+        <w:rPr>
+          <w:rFonts w:ascii="Charis SIL Regular" w:hAnsi="Charis SIL Regular" w:eastAsia="Charis SIL Regular"/>
+          <w:b w:val="0"/>
+          <w:i w:val="0"/>
+          <w:color w:val="000000"/>
+          <w:sz w:val="24"/>
+        </w:rPr>
+        <w:t xml:space="preserve">1904 </w:t>
+      </w:r>
+      <w:r>
+        <w:rPr>
+          <w:rFonts w:ascii="Charis SIL Regular" w:hAnsi="Charis SIL Regular" w:eastAsia="Charis SIL Regular"/>
+          <w:b w:val="0"/>
+          <w:i w:val="0"/>
+          <w:color w:val="000000"/>
+          <w:sz w:val="24"/>
+        </w:rPr>
+        <w:t xml:space="preserve">expedition to the Tapanahony River yielded series </w:t>
+      </w:r>
+      <w:r>
+        <w:rPr>
+          <w:rFonts w:ascii="Charis SIL Regular" w:hAnsi="Charis SIL Regular" w:eastAsia="Charis SIL Regular"/>
+          <w:b w:val="0"/>
+          <w:i w:val="0"/>
+          <w:color w:val="0000FF"/>
+          <w:sz w:val="24"/>
+        </w:rPr>
+        <w:hyperlink r:id="rId53" w:history="1">
+          <w:r>
+            <w:rPr>
+              <w:rStyle w:val="Hyperlink"/>
+            </w:rPr>
+            <w:t>TM</w:t>
+          </w:r>
+        </w:hyperlink>
+      </w:r>
+      <w:r>
+        <w:rPr>
+          <w:rFonts w:ascii="Charis SIL Regular" w:hAnsi="Charis SIL Regular" w:eastAsia="Charis SIL Regular"/>
+          <w:b w:val="0"/>
+          <w:i w:val="0"/>
+          <w:color w:val="0000FF"/>
+          <w:sz w:val="24"/>
+          <w:u w:val="single"/>
+        </w:rPr>
+        <w:hyperlink r:id="rId52" w:history="1">
+          <w:r>
+            <w:rPr>
+              <w:rStyle w:val="Hyperlink"/>
+            </w:rPr>
+            <w:t>-402</w:t>
+          </w:r>
+        </w:hyperlink>
+      </w:r>
+      <w:r>
+        <w:rPr>
+          <w:u w:val="single" w:color="0000ff"/>
+          <w:rFonts w:ascii="Charis SIL Regular" w:hAnsi="Charis SIL Regular" w:eastAsia="Charis SIL Regular"/>
+          <w:b w:val="0"/>
+          <w:i w:val="0"/>
+          <w:color w:val="000000"/>
+          <w:sz w:val="24"/>
+        </w:rPr>
+        <w:hyperlink r:id="rId52" w:history="1">
+          <w:r>
+            <w:rPr>
+              <w:rStyle w:val="Hyperlink"/>
+            </w:rPr>
+            <w:t xml:space="preserve"> co</w:t>
+          </w:r>
+        </w:hyperlink>
+      </w:r>
+      <w:r>
+        <w:rPr>
+          <w:rFonts w:ascii="Charis SIL Regular" w:hAnsi="Charis SIL Regular" w:eastAsia="Charis SIL Regular"/>
+          <w:b w:val="0"/>
+          <w:i w:val="0"/>
+          <w:color w:val="000000"/>
+          <w:sz w:val="24"/>
+        </w:rPr>
+        <w:t xml:space="preserve">mprising 493 objects and the </w:t>
+      </w:r>
+      <w:r>
+        <w:rPr>
+          <w:rFonts w:ascii="Charis SIL Regular" w:hAnsi="Charis SIL Regular" w:eastAsia="Charis SIL Regular"/>
+          <w:b w:val="0"/>
+          <w:i w:val="0"/>
+          <w:color w:val="000000"/>
+          <w:sz w:val="24"/>
+        </w:rPr>
+        <w:t>1907 expedition to the Tumuk Humak Mountains y</w:t>
+      </w:r>
+      <w:r>
+        <w:rPr>
+          <w:u w:val="single" w:color="0000ff"/>
+          <w:rFonts w:ascii="Charis SIL Regular" w:hAnsi="Charis SIL Regular" w:eastAsia="Charis SIL Regular"/>
+          <w:b w:val="0"/>
+          <w:i w:val="0"/>
+          <w:color w:val="000000"/>
+          <w:sz w:val="24"/>
+        </w:rPr>
+        <w:hyperlink r:id="rId53" w:history="1">
+          <w:r>
+            <w:rPr>
+              <w:rStyle w:val="Hyperlink"/>
+            </w:rPr>
+            <w:t>ielded s</w:t>
+          </w:r>
+        </w:hyperlink>
+      </w:r>
+      <w:r>
+        <w:rPr>
+          <w:rFonts w:ascii="Charis SIL Regular" w:hAnsi="Charis SIL Regular" w:eastAsia="Charis SIL Regular"/>
+          <w:b w:val="0"/>
+          <w:i w:val="0"/>
+          <w:color w:val="000000"/>
+          <w:sz w:val="24"/>
+        </w:rPr>
+        <w:t xml:space="preserve">eries </w:t>
+      </w:r>
+      <w:r>
+        <w:rPr>
+          <w:rFonts w:ascii="Charis SIL Regular" w:hAnsi="Charis SIL Regular" w:eastAsia="Charis SIL Regular"/>
+          <w:b w:val="0"/>
+          <w:i w:val="0"/>
+          <w:color w:val="0000FF"/>
+          <w:sz w:val="24"/>
+          <w:u w:val="single"/>
+        </w:rPr>
+        <w:hyperlink r:id="rId54" w:history="1">
+          <w:r>
+            <w:rPr>
+              <w:rStyle w:val="Hyperlink"/>
+            </w:rPr>
+            <w:t>TM-403</w:t>
+          </w:r>
+        </w:hyperlink>
+      </w:r>
+      <w:r>
+        <w:rPr>
+          <w:rFonts w:ascii="Charis SIL Regular" w:hAnsi="Charis SIL Regular" w:eastAsia="Charis SIL Regular"/>
+          <w:b w:val="0"/>
+          <w:i w:val="0"/>
+          <w:color w:val="000000"/>
+          <w:sz w:val="24"/>
+        </w:rPr>
+        <w:t xml:space="preserve"> with 186 objects. A </w:t>
+      </w:r>
+      <w:r>
+        <w:rPr>
+          <w:rFonts w:ascii="Charis SIL Regular" w:hAnsi="Charis SIL Regular" w:eastAsia="Charis SIL Regular"/>
+          <w:b w:val="0"/>
+          <w:i w:val="0"/>
+          <w:color w:val="0000FF"/>
+          <w:sz w:val="24"/>
+          <w:u w:val="single"/>
+        </w:rPr>
+        <w:hyperlink r:id="rId55" w:history="1">
+          <w:r>
+            <w:rPr>
+              <w:rStyle w:val="Hyperlink"/>
+            </w:rPr>
+            <w:t>jewellery</w:t>
+          </w:r>
+        </w:hyperlink>
+      </w:r>
+      <w:r>
+        <w:rPr>
+          <w:rFonts w:ascii="Charis SIL Regular" w:hAnsi="Charis SIL Regular" w:eastAsia="Charis SIL Regular"/>
+          <w:b w:val="0"/>
+          <w:i w:val="0"/>
+          <w:color w:val="0000FF"/>
+          <w:sz w:val="24"/>
+          <w:u w:val="single"/>
+        </w:rPr>
         <w:t xml:space="preserve"> </w:t>
       </w:r>
       <w:r>
         <w:rPr>
+          <w:rFonts w:ascii="Charis SIL Regular" w:hAnsi="Charis SIL Regular" w:eastAsia="Charis SIL Regular"/>
+          <w:b w:val="0"/>
+          <w:i w:val="0"/>
+          <w:color w:val="0000FF"/>
+          <w:sz w:val="24"/>
+          <w:u w:val="single"/>
+        </w:rPr>
+        <w:hyperlink r:id="rId55" w:history="1">
+          <w:r>
+            <w:rPr>
+              <w:rStyle w:val="Hyperlink"/>
+            </w:rPr>
+            <w:t>box</w:t>
+          </w:r>
+        </w:hyperlink>
+      </w:r>
+      <w:r>
+        <w:rPr>
+          <w:rFonts w:ascii="Charis SIL Regular" w:hAnsi="Charis SIL Regular" w:eastAsia="Charis SIL Regular"/>
+          <w:b w:val="0"/>
+          <w:i w:val="0"/>
+          <w:color w:val="000000"/>
+          <w:sz w:val="24"/>
+        </w:rPr>
+        <w:t xml:space="preserve"> referencing the Gonini expedition is part of the co</w:t>
+      </w:r>
+      <w:r>
+        <w:rPr>
           <w:u w:val="single" w:color="0000ff"/>
           <w:rFonts w:ascii="Charis SIL Regular" w:hAnsi="Charis SIL Regular" w:eastAsia="Charis SIL Regular"/>
           <w:b w:val="0"/>
@@ -6383,14 +6866,7 @@
           <w:color w:val="000000"/>
           <w:sz w:val="24"/>
         </w:rPr>
-        <w:hyperlink r:id="rId49" w:history="1">
-          <w:r>
-            <w:rPr>
-              <w:rStyle w:val="Hyperlink"/>
-            </w:rPr>
-            <w:t xml:space="preserve">a large </w:t>
-          </w:r>
-        </w:hyperlink>
+        <w:t>l</w:t>
       </w:r>
       <w:r>
         <w:rPr>
@@ -6401,110 +6877,24 @@
           <w:color w:val="000000"/>
           <w:sz w:val="24"/>
         </w:rPr>
-        <w:hyperlink r:id="rId49" w:history="1">
-          <w:r>
-            <w:rPr>
-              <w:rStyle w:val="Hyperlink"/>
-            </w:rPr>
-            <w:t>c</w:t>
-          </w:r>
-        </w:hyperlink>
-      </w:r>
-      <w:r>
-        <w:rPr>
-          <w:u w:val="single" w:color="0000ff"/>
-          <w:rFonts w:ascii="Charis SIL Regular" w:hAnsi="Charis SIL Regular" w:eastAsia="Charis SIL Regular"/>
-          <w:b w:val="0"/>
-          <w:i w:val="0"/>
-          <w:color w:val="000000"/>
-          <w:sz w:val="24"/>
-        </w:rPr>
-        <w:hyperlink r:id="rId49" w:history="1">
-          <w:r>
-            <w:rPr>
-              <w:rStyle w:val="Hyperlink"/>
-            </w:rPr>
-            <w:t>ollectio</w:t>
-          </w:r>
-        </w:hyperlink>
-      </w:r>
-      <w:r>
-        <w:rPr>
-          <w:rFonts w:ascii="Charis SIL Regular" w:hAnsi="Charis SIL Regular" w:eastAsia="Charis SIL Regular"/>
-          <w:b w:val="0"/>
-          <w:i w:val="0"/>
-          <w:color w:val="000000"/>
-          <w:sz w:val="24"/>
-        </w:rPr>
-        <w:t xml:space="preserve">n of Wayana and Aluku artifacts to the </w:t>
-      </w:r>
-      <w:r>
-        <w:rPr>
-          <w:rFonts w:ascii="Charis SIL Italic" w:hAnsi="Charis SIL Italic" w:eastAsia="Charis SIL Italic"/>
-          <w:b w:val="0"/>
-          <w:i/>
-          <w:color w:val="000000"/>
-          <w:sz w:val="24"/>
-        </w:rPr>
-        <w:t>Musée du Trocadéro</w:t>
-      </w:r>
-      <w:r>
-        <w:rPr>
-          <w:rFonts w:ascii="Charis SIL Regular" w:hAnsi="Charis SIL Regular" w:eastAsia="Charis SIL Regular"/>
-          <w:b w:val="0"/>
-          <w:i w:val="0"/>
-          <w:color w:val="000000"/>
-          <w:sz w:val="24"/>
-        </w:rPr>
-        <w:t xml:space="preserve">. Three of </w:t>
-      </w:r>
-      <w:r>
-        <w:rPr>
-          <w:u w:val="single" w:color="0000ff"/>
-          <w:rFonts w:ascii="Charis SIL Regular" w:hAnsi="Charis SIL Regular" w:eastAsia="Charis SIL Regular"/>
-          <w:b w:val="0"/>
-          <w:i w:val="0"/>
-          <w:color w:val="000000"/>
-          <w:sz w:val="24"/>
-        </w:rPr>
-        <w:hyperlink r:id="rId50" w:history="1">
-          <w:r>
-            <w:rPr>
-              <w:rStyle w:val="Hyperlink"/>
-            </w:rPr>
-            <w:t>the eigh</w:t>
-          </w:r>
-        </w:hyperlink>
-      </w:r>
-      <w:r>
-        <w:rPr>
-          <w:rFonts w:ascii="Charis SIL Regular" w:hAnsi="Charis SIL Regular" w:eastAsia="Charis SIL Regular"/>
-          <w:b w:val="0"/>
-          <w:i w:val="0"/>
-          <w:color w:val="000000"/>
-          <w:sz w:val="24"/>
-        </w:rPr>
-        <w:t xml:space="preserve">t expeditions to Suriname organised shortly after the turn of the century under the </w:t>
-      </w:r>
-      <w:r>
-        <w:rPr>
-          <w:rFonts w:ascii="Charis SIL Regular" w:hAnsi="Charis SIL Regular" w:eastAsia="Charis SIL Regular"/>
-          <w:b w:val="0"/>
-          <w:i w:val="0"/>
-          <w:color w:val="000000"/>
-          <w:sz w:val="24"/>
-        </w:rPr>
-        <w:t xml:space="preserve">auspices of the Royal Dutch Geographical Society (KNAG) yielded extensive ethnographic </w:t>
-      </w:r>
-      <w:r>
-        <w:rPr>
-          <w:rFonts w:ascii="Charis SIL Regular" w:hAnsi="Charis SIL Regular" w:eastAsia="Charis SIL Regular"/>
-          <w:b w:val="0"/>
-          <w:i w:val="0"/>
-          <w:color w:val="000000"/>
-          <w:sz w:val="24"/>
-        </w:rPr>
-        <w:t xml:space="preserve">collections, which are now part of the collection of the </w:t>
+        <w:hyperlink r:id="rId54" w:history="1">
+          <w:r>
+            <w:rPr>
+              <w:rStyle w:val="Hyperlink"/>
+            </w:rPr>
+            <w:t xml:space="preserve">lection </w:t>
+          </w:r>
+        </w:hyperlink>
+      </w:r>
+      <w:r>
+        <w:rPr>
+          <w:rFonts w:ascii="Charis SIL Regular" w:hAnsi="Charis SIL Regular" w:eastAsia="Charis SIL Regular"/>
+          <w:b w:val="0"/>
+          <w:i w:val="0"/>
+          <w:color w:val="000000"/>
+          <w:sz w:val="24"/>
+        </w:rPr>
+        <w:t xml:space="preserve">of the </w:t>
       </w:r>
       <w:r>
         <w:rPr>
@@ -6515,12 +6905,12 @@
           <w:sz w:val="24"/>
           <w:u w:val="single"/>
         </w:rPr>
-        <w:hyperlink r:id="rId51" w:history="1">
-          <w:r>
-            <w:rPr>
-              <w:rStyle w:val="Hyperlink"/>
-            </w:rPr>
-            <w:t>Wereldmuseum</w:t>
+        <w:hyperlink r:id="rId56" w:history="1">
+          <w:r>
+            <w:rPr>
+              <w:rStyle w:val="Hyperlink"/>
+            </w:rPr>
+            <w:t xml:space="preserve">Rijksmuseum </w:t>
           </w:r>
         </w:hyperlink>
       </w:r>
@@ -6533,7 +6923,14 @@
           <w:sz w:val="24"/>
           <w:u w:val="single"/>
         </w:rPr>
-        <w:t xml:space="preserve"> </w:t>
+        <w:hyperlink r:id="rId55" w:history="1">
+          <w:r>
+            <w:rPr>
+              <w:rStyle w:val="Hyperlink"/>
+            </w:rPr>
+            <w:t>Amsterda</w:t>
+          </w:r>
+        </w:hyperlink>
       </w:r>
       <w:r>
         <w:rPr>
@@ -6544,434 +6941,24 @@
           <w:sz w:val="24"/>
           <w:u w:val="single"/>
         </w:rPr>
-        <w:hyperlink r:id="rId51" w:history="1">
-          <w:r>
-            <w:rPr>
-              <w:rStyle w:val="Hyperlink"/>
-            </w:rPr>
-            <w:t>Amsterdam</w:t>
-          </w:r>
-        </w:hyperlink>
-      </w:r>
-      <w:r>
-        <w:rPr>
-          <w:rFonts w:ascii="Charis SIL Regular" w:hAnsi="Charis SIL Regular" w:eastAsia="Charis SIL Regular"/>
-          <w:b w:val="0"/>
-          <w:i w:val="0"/>
-          <w:color w:val="000000"/>
-          <w:sz w:val="24"/>
-        </w:rPr>
-        <w:t xml:space="preserve">. The </w:t>
-      </w:r>
-      <w:r>
-        <w:rPr>
-          <w:rFonts w:ascii="Charis SIL Regular" w:hAnsi="Charis SIL Regular" w:eastAsia="Charis SIL Regular"/>
-          <w:b w:val="0"/>
-          <w:i w:val="0"/>
-          <w:color w:val="000000"/>
-          <w:sz w:val="24"/>
-        </w:rPr>
-        <w:t xml:space="preserve">1903 expedition to the Gonini River resulted in series </w:t>
-      </w:r>
-      <w:r>
-        <w:rPr>
-          <w:rFonts w:ascii="Charis SIL Regular" w:hAnsi="Charis SIL Regular" w:eastAsia="Charis SIL Regular"/>
-          <w:b w:val="0"/>
-          <w:i w:val="0"/>
-          <w:color w:val="0000FF"/>
-          <w:sz w:val="24"/>
-          <w:u w:val="single"/>
-        </w:rPr>
-        <w:hyperlink r:id="rId52" w:history="1">
-          <w:r>
-            <w:rPr>
-              <w:rStyle w:val="Hyperlink"/>
-            </w:rPr>
-            <w:t>T</w:t>
-          </w:r>
-        </w:hyperlink>
-      </w:r>
-      <w:r>
-        <w:rPr>
-          <w:rFonts w:ascii="Charis SIL Regular" w:hAnsi="Charis SIL Regular" w:eastAsia="Charis SIL Regular"/>
-          <w:b w:val="0"/>
-          <w:i w:val="0"/>
-          <w:color w:val="0000FF"/>
-          <w:sz w:val="24"/>
-          <w:u w:val="single"/>
-        </w:rPr>
-        <w:hyperlink r:id="rId51" w:history="1">
-          <w:r>
-            <w:rPr>
-              <w:rStyle w:val="Hyperlink"/>
-            </w:rPr>
-            <w:t>M-401</w:t>
-          </w:r>
-        </w:hyperlink>
-      </w:r>
-      <w:r>
-        <w:rPr>
-          <w:u w:val="single" w:color="0000ff"/>
-          <w:rFonts w:ascii="Charis SIL Regular" w:hAnsi="Charis SIL Regular" w:eastAsia="Charis SIL Regular"/>
-          <w:b w:val="0"/>
-          <w:i w:val="0"/>
-          <w:color w:val="000000"/>
-          <w:sz w:val="24"/>
-        </w:rPr>
-        <w:hyperlink r:id="rId51" w:history="1">
-          <w:r>
-            <w:rPr>
-              <w:rStyle w:val="Hyperlink"/>
-            </w:rPr>
-            <w:t xml:space="preserve"> with 86 </w:t>
-          </w:r>
-        </w:hyperlink>
-      </w:r>
-      <w:r>
-        <w:rPr>
-          <w:u w:val="single" w:color="0000ff"/>
-          <w:rFonts w:ascii="Charis SIL Regular" w:hAnsi="Charis SIL Regular" w:eastAsia="Charis SIL Regular"/>
-          <w:b w:val="0"/>
-          <w:i w:val="0"/>
-          <w:color w:val="000000"/>
-          <w:sz w:val="24"/>
-        </w:rPr>
-        <w:hyperlink r:id="rId51" w:history="1">
-          <w:r>
-            <w:rPr>
-              <w:rStyle w:val="Hyperlink"/>
-            </w:rPr>
-            <w:t xml:space="preserve">objects, the </w:t>
-          </w:r>
-        </w:hyperlink>
-      </w:r>
-      <w:r>
-        <w:rPr>
-          <w:rFonts w:ascii="Charis SIL Regular" w:hAnsi="Charis SIL Regular" w:eastAsia="Charis SIL Regular"/>
-          <w:b w:val="0"/>
-          <w:i w:val="0"/>
-          <w:color w:val="000000"/>
-          <w:sz w:val="24"/>
-        </w:rPr>
-        <w:t xml:space="preserve">1904 </w:t>
-      </w:r>
-      <w:r>
-        <w:rPr>
-          <w:rFonts w:ascii="Charis SIL Regular" w:hAnsi="Charis SIL Regular" w:eastAsia="Charis SIL Regular"/>
-          <w:b w:val="0"/>
-          <w:i w:val="0"/>
-          <w:color w:val="000000"/>
-          <w:sz w:val="24"/>
-        </w:rPr>
-        <w:t xml:space="preserve">expedition to the Tapanahony River yielded series </w:t>
-      </w:r>
-      <w:r>
-        <w:rPr>
-          <w:rFonts w:ascii="Charis SIL Regular" w:hAnsi="Charis SIL Regular" w:eastAsia="Charis SIL Regular"/>
-          <w:b w:val="0"/>
-          <w:i w:val="0"/>
-          <w:color w:val="0000FF"/>
-          <w:sz w:val="24"/>
-          <w:u w:val="single"/>
-        </w:rPr>
-        <w:hyperlink r:id="rId53" w:history="1">
-          <w:r>
-            <w:rPr>
-              <w:rStyle w:val="Hyperlink"/>
-            </w:rPr>
-            <w:t>TM</w:t>
-          </w:r>
-        </w:hyperlink>
-      </w:r>
-      <w:r>
-        <w:rPr>
-          <w:rFonts w:ascii="Charis SIL Regular" w:hAnsi="Charis SIL Regular" w:eastAsia="Charis SIL Regular"/>
-          <w:b w:val="0"/>
-          <w:i w:val="0"/>
-          <w:color w:val="0000FF"/>
-          <w:sz w:val="24"/>
-          <w:u w:val="single"/>
-        </w:rPr>
-        <w:hyperlink r:id="rId52" w:history="1">
-          <w:r>
-            <w:rPr>
-              <w:rStyle w:val="Hyperlink"/>
-            </w:rPr>
-            <w:t>-402</w:t>
-          </w:r>
-        </w:hyperlink>
-      </w:r>
-      <w:r>
-        <w:rPr>
-          <w:u w:val="single" w:color="0000ff"/>
-          <w:rFonts w:ascii="Charis SIL Regular" w:hAnsi="Charis SIL Regular" w:eastAsia="Charis SIL Regular"/>
-          <w:b w:val="0"/>
-          <w:i w:val="0"/>
-          <w:color w:val="000000"/>
-          <w:sz w:val="24"/>
-        </w:rPr>
-        <w:hyperlink r:id="rId52" w:history="1">
-          <w:r>
-            <w:rPr>
-              <w:rStyle w:val="Hyperlink"/>
-            </w:rPr>
-            <w:t xml:space="preserve"> co</w:t>
-          </w:r>
-        </w:hyperlink>
-      </w:r>
-      <w:r>
-        <w:rPr>
-          <w:rFonts w:ascii="Charis SIL Regular" w:hAnsi="Charis SIL Regular" w:eastAsia="Charis SIL Regular"/>
-          <w:b w:val="0"/>
-          <w:i w:val="0"/>
-          <w:color w:val="000000"/>
-          <w:sz w:val="24"/>
-        </w:rPr>
-        <w:t xml:space="preserve">mprising 493 objects and the </w:t>
-      </w:r>
-      <w:r>
-        <w:rPr>
-          <w:rFonts w:ascii="Charis SIL Regular" w:hAnsi="Charis SIL Regular" w:eastAsia="Charis SIL Regular"/>
-          <w:b w:val="0"/>
-          <w:i w:val="0"/>
-          <w:color w:val="000000"/>
-          <w:sz w:val="24"/>
-        </w:rPr>
-        <w:t>1907 expedition to the Tumuk Humak Mountains y</w:t>
-      </w:r>
-      <w:r>
-        <w:rPr>
-          <w:u w:val="single" w:color="0000ff"/>
-          <w:rFonts w:ascii="Charis SIL Regular" w:hAnsi="Charis SIL Regular" w:eastAsia="Charis SIL Regular"/>
-          <w:b w:val="0"/>
-          <w:i w:val="0"/>
-          <w:color w:val="000000"/>
-          <w:sz w:val="24"/>
-        </w:rPr>
-        <w:hyperlink r:id="rId53" w:history="1">
-          <w:r>
-            <w:rPr>
-              <w:rStyle w:val="Hyperlink"/>
-            </w:rPr>
-            <w:t>ielded s</w:t>
-          </w:r>
-        </w:hyperlink>
-      </w:r>
-      <w:r>
-        <w:rPr>
-          <w:rFonts w:ascii="Charis SIL Regular" w:hAnsi="Charis SIL Regular" w:eastAsia="Charis SIL Regular"/>
-          <w:b w:val="0"/>
-          <w:i w:val="0"/>
-          <w:color w:val="000000"/>
-          <w:sz w:val="24"/>
-        </w:rPr>
-        <w:t xml:space="preserve">eries </w:t>
-      </w:r>
-      <w:r>
-        <w:rPr>
-          <w:rFonts w:ascii="Charis SIL Regular" w:hAnsi="Charis SIL Regular" w:eastAsia="Charis SIL Regular"/>
-          <w:b w:val="0"/>
-          <w:i w:val="0"/>
-          <w:color w:val="0000FF"/>
-          <w:sz w:val="24"/>
-          <w:u w:val="single"/>
-        </w:rPr>
-        <w:hyperlink r:id="rId54" w:history="1">
-          <w:r>
-            <w:rPr>
-              <w:rStyle w:val="Hyperlink"/>
-            </w:rPr>
-            <w:t>TM-403</w:t>
-          </w:r>
-        </w:hyperlink>
-      </w:r>
-      <w:r>
-        <w:rPr>
-          <w:rFonts w:ascii="Charis SIL Regular" w:hAnsi="Charis SIL Regular" w:eastAsia="Charis SIL Regular"/>
-          <w:b w:val="0"/>
-          <w:i w:val="0"/>
-          <w:color w:val="000000"/>
-          <w:sz w:val="24"/>
-        </w:rPr>
-        <w:t xml:space="preserve"> with 186 objects. A </w:t>
-      </w:r>
-      <w:r>
-        <w:rPr>
-          <w:rFonts w:ascii="Charis SIL Regular" w:hAnsi="Charis SIL Regular" w:eastAsia="Charis SIL Regular"/>
-          <w:b w:val="0"/>
-          <w:i w:val="0"/>
-          <w:color w:val="0000FF"/>
-          <w:sz w:val="24"/>
-          <w:u w:val="single"/>
-        </w:rPr>
         <w:hyperlink r:id="rId55" w:history="1">
           <w:r>
             <w:rPr>
               <w:rStyle w:val="Hyperlink"/>
             </w:rPr>
-            <w:t>jewellery</w:t>
-          </w:r>
-        </w:hyperlink>
-      </w:r>
-      <w:r>
-        <w:rPr>
-          <w:rFonts w:ascii="Charis SIL Regular" w:hAnsi="Charis SIL Regular" w:eastAsia="Charis SIL Regular"/>
-          <w:b w:val="0"/>
-          <w:i w:val="0"/>
-          <w:color w:val="0000FF"/>
-          <w:sz w:val="24"/>
-          <w:u w:val="single"/>
-        </w:rPr>
-        <w:t xml:space="preserve"> </w:t>
-      </w:r>
-      <w:r>
-        <w:rPr>
-          <w:rFonts w:ascii="Charis SIL Regular" w:hAnsi="Charis SIL Regular" w:eastAsia="Charis SIL Regular"/>
-          <w:b w:val="0"/>
-          <w:i w:val="0"/>
-          <w:color w:val="0000FF"/>
-          <w:sz w:val="24"/>
-          <w:u w:val="single"/>
-        </w:rPr>
-        <w:hyperlink r:id="rId55" w:history="1">
-          <w:r>
-            <w:rPr>
-              <w:rStyle w:val="Hyperlink"/>
-            </w:rPr>
-            <w:t>box</w:t>
-          </w:r>
-        </w:hyperlink>
-      </w:r>
-      <w:r>
-        <w:rPr>
-          <w:rFonts w:ascii="Charis SIL Regular" w:hAnsi="Charis SIL Regular" w:eastAsia="Charis SIL Regular"/>
-          <w:b w:val="0"/>
-          <w:i w:val="0"/>
-          <w:color w:val="000000"/>
-          <w:sz w:val="24"/>
-        </w:rPr>
-        <w:t xml:space="preserve"> referencing the Gonini expedition is part of the co</w:t>
-      </w:r>
-      <w:r>
-        <w:rPr>
-          <w:u w:val="single" w:color="0000ff"/>
-          <w:rFonts w:ascii="Charis SIL Regular" w:hAnsi="Charis SIL Regular" w:eastAsia="Charis SIL Regular"/>
-          <w:b w:val="0"/>
-          <w:i w:val="0"/>
-          <w:color w:val="000000"/>
-          <w:sz w:val="24"/>
-        </w:rPr>
-        <w:t>l</w:t>
-      </w:r>
-      <w:r>
-        <w:rPr>
-          <w:u w:val="single" w:color="0000ff"/>
-          <w:rFonts w:ascii="Charis SIL Regular" w:hAnsi="Charis SIL Regular" w:eastAsia="Charis SIL Regular"/>
-          <w:b w:val="0"/>
-          <w:i w:val="0"/>
-          <w:color w:val="000000"/>
-          <w:sz w:val="24"/>
-        </w:rPr>
-        <w:hyperlink r:id="rId54" w:history="1">
-          <w:r>
-            <w:rPr>
-              <w:rStyle w:val="Hyperlink"/>
-            </w:rPr>
-            <w:t xml:space="preserve">lection </w:t>
-          </w:r>
-        </w:hyperlink>
-      </w:r>
-      <w:r>
-        <w:rPr>
-          <w:rFonts w:ascii="Charis SIL Regular" w:hAnsi="Charis SIL Regular" w:eastAsia="Charis SIL Regular"/>
-          <w:b w:val="0"/>
-          <w:i w:val="0"/>
-          <w:color w:val="000000"/>
-          <w:sz w:val="24"/>
-        </w:rPr>
-        <w:t xml:space="preserve">of the </w:t>
-      </w:r>
-      <w:r>
-        <w:rPr>
-          <w:rFonts w:ascii="Charis SIL Regular" w:hAnsi="Charis SIL Regular" w:eastAsia="Charis SIL Regular"/>
-          <w:b w:val="0"/>
-          <w:i w:val="0"/>
-          <w:color w:val="0000FF"/>
-          <w:sz w:val="24"/>
-          <w:u w:val="single"/>
-        </w:rPr>
-        <w:hyperlink r:id="rId56" w:history="1">
-          <w:r>
-            <w:rPr>
-              <w:rStyle w:val="Hyperlink"/>
-            </w:rPr>
-            <w:t xml:space="preserve">Rijksmuseum </w:t>
-          </w:r>
-        </w:hyperlink>
-      </w:r>
-      <w:r>
-        <w:rPr>
-          <w:rFonts w:ascii="Charis SIL Regular" w:hAnsi="Charis SIL Regular" w:eastAsia="Charis SIL Regular"/>
-          <w:b w:val="0"/>
-          <w:i w:val="0"/>
-          <w:color w:val="0000FF"/>
-          <w:sz w:val="24"/>
-          <w:u w:val="single"/>
-        </w:rPr>
-        <w:hyperlink r:id="rId55" w:history="1">
-          <w:r>
-            <w:rPr>
-              <w:rStyle w:val="Hyperlink"/>
-            </w:rPr>
-            <w:t>Amsterda</w:t>
-          </w:r>
-        </w:hyperlink>
-      </w:r>
-      <w:r>
-        <w:rPr>
-          <w:rFonts w:ascii="Charis SIL Regular" w:hAnsi="Charis SIL Regular" w:eastAsia="Charis SIL Regular"/>
-          <w:b w:val="0"/>
-          <w:i w:val="0"/>
-          <w:color w:val="0000FF"/>
-          <w:sz w:val="24"/>
-          <w:u w:val="single"/>
-        </w:rPr>
-        <w:hyperlink r:id="rId55" w:history="1">
-          <w:r>
-            <w:rPr>
-              <w:rStyle w:val="Hyperlink"/>
-            </w:rPr>
             <w:t>m</w:t>
           </w:r>
         </w:hyperlink>
       </w:r>
       <w:r>
         <w:rPr>
-          <w:u w:val="single" w:color="0000ff"/>
-          <w:rFonts w:ascii="Charis SIL Regular" w:hAnsi="Charis SIL Regular" w:eastAsia="Charis SIL Regular"/>
-          <w:b w:val="0"/>
-          <w:i w:val="0"/>
-          <w:color w:val="000000"/>
-          <w:sz w:val="24"/>
-        </w:rPr>
-        <w:hyperlink r:id="rId55" w:history="1">
-          <w:r>
-            <w:rPr>
-              <w:rStyle w:val="Hyperlink"/>
-            </w:rPr>
-            <w:t>. I</w:t>
-          </w:r>
-        </w:hyperlink>
-      </w:r>
-      <w:r>
-        <w:rPr>
-          <w:rFonts w:ascii="Charis SIL Regular" w:hAnsi="Charis SIL Regular" w:eastAsia="Charis SIL Regular"/>
-          <w:b w:val="0"/>
-          <w:i w:val="0"/>
-          <w:color w:val="000000"/>
-          <w:sz w:val="24"/>
-        </w:rPr>
-        <w:t xml:space="preserve">n 1904 expedition member </w:t>
+          <w:rFonts w:ascii="Charis SIL Regular" w:hAnsi="Charis SIL Regular" w:eastAsia="Charis SIL Regular"/>
+          <w:b w:val="0"/>
+          <w:i w:val="0"/>
+          <w:color w:val="000000"/>
+          <w:sz w:val="24"/>
+        </w:rPr>
+        <w:t xml:space="preserve">. In 1904 expedition member </w:t>
       </w:r>
       <w:r>
         <w:rPr>
@@ -7839,7 +7826,7 @@
           <w:sz w:val="24"/>
           <w:u w:val="single"/>
         </w:rPr>
-        <w:hyperlink r:id="rId65" w:history="1">
+        <w:hyperlink r:id="rId66" w:history="1">
           <w:r>
             <w:rPr>
               <w:rStyle w:val="Hyperlink"/>
@@ -8422,16 +8409,6 @@
           <w:i w:val="0"/>
           <w:color w:val="0000FF"/>
           <w:sz w:val="24"/>
-        </w:rPr>
-        <w:t>Eliot Elisofon Photographic Ar</w:t>
-      </w:r>
-      <w:r>
-        <w:rPr>
-          <w:rFonts w:ascii="Charis SIL Regular" w:hAnsi="Charis SIL Regular" w:eastAsia="Charis SIL Regular"/>
-          <w:b w:val="0"/>
-          <w:i w:val="0"/>
-          <w:color w:val="0000FF"/>
-          <w:sz w:val="24"/>
           <w:u w:val="single"/>
         </w:rPr>
         <w:hyperlink r:id="rId68" w:history="1">
@@ -8439,6 +8416,201 @@
             <w:rPr>
               <w:rStyle w:val="Hyperlink"/>
             </w:rPr>
+            <w:t>Eliot</w:t>
+          </w:r>
+        </w:hyperlink>
+      </w:r>
+      <w:r>
+        <w:rPr>
+          <w:rFonts w:ascii="Charis SIL Regular" w:hAnsi="Charis SIL Regular" w:eastAsia="Charis SIL Regular"/>
+          <w:b w:val="0"/>
+          <w:i w:val="0"/>
+          <w:color w:val="0000FF"/>
+          <w:sz w:val="24"/>
+          <w:u w:val="single"/>
+        </w:rPr>
+        <w:t xml:space="preserve"> </w:t>
+      </w:r>
+      <w:r>
+        <w:rPr>
+          <w:rFonts w:ascii="Charis SIL Regular" w:hAnsi="Charis SIL Regular" w:eastAsia="Charis SIL Regular"/>
+          <w:b w:val="0"/>
+          <w:i w:val="0"/>
+          <w:color w:val="0000FF"/>
+          <w:sz w:val="24"/>
+          <w:u w:val="single"/>
+        </w:rPr>
+        <w:hyperlink r:id="rId69" w:history="1">
+          <w:r>
+            <w:rPr>
+              <w:rStyle w:val="Hyperlink"/>
+            </w:rPr>
+            <w:t>El</w:t>
+          </w:r>
+        </w:hyperlink>
+      </w:r>
+      <w:r>
+        <w:rPr>
+          <w:rFonts w:ascii="Charis SIL Regular" w:hAnsi="Charis SIL Regular" w:eastAsia="Charis SIL Regular"/>
+          <w:b w:val="0"/>
+          <w:i w:val="0"/>
+          <w:color w:val="0000FF"/>
+          <w:sz w:val="24"/>
+          <w:u w:val="single"/>
+        </w:rPr>
+        <w:hyperlink r:id="rId69" w:history="1">
+          <w:r>
+            <w:rPr>
+              <w:rStyle w:val="Hyperlink"/>
+            </w:rPr>
+            <w:t>i</w:t>
+          </w:r>
+        </w:hyperlink>
+      </w:r>
+      <w:r>
+        <w:rPr>
+          <w:rFonts w:ascii="Charis SIL Regular" w:hAnsi="Charis SIL Regular" w:eastAsia="Charis SIL Regular"/>
+          <w:b w:val="0"/>
+          <w:i w:val="0"/>
+          <w:color w:val="0000FF"/>
+          <w:sz w:val="24"/>
+          <w:u w:val="single"/>
+        </w:rPr>
+        <w:hyperlink r:id="rId69" w:history="1">
+          <w:r>
+            <w:rPr>
+              <w:rStyle w:val="Hyperlink"/>
+            </w:rPr>
+            <w:t>sofon</w:t>
+          </w:r>
+        </w:hyperlink>
+      </w:r>
+      <w:r>
+        <w:rPr>
+          <w:rFonts w:ascii="Charis SIL Regular" w:hAnsi="Charis SIL Regular" w:eastAsia="Charis SIL Regular"/>
+          <w:b w:val="0"/>
+          <w:i w:val="0"/>
+          <w:color w:val="0000FF"/>
+          <w:sz w:val="24"/>
+          <w:u w:val="single"/>
+        </w:rPr>
+        <w:t xml:space="preserve"> </w:t>
+      </w:r>
+      <w:r>
+        <w:rPr>
+          <w:rFonts w:ascii="Charis SIL Regular" w:hAnsi="Charis SIL Regular" w:eastAsia="Charis SIL Regular"/>
+          <w:b w:val="0"/>
+          <w:i w:val="0"/>
+          <w:color w:val="0000FF"/>
+          <w:sz w:val="24"/>
+          <w:u w:val="single"/>
+        </w:rPr>
+        <w:hyperlink r:id="rId69" w:history="1">
+          <w:r>
+            <w:rPr>
+              <w:rStyle w:val="Hyperlink"/>
+            </w:rPr>
+            <w:t>P</w:t>
+          </w:r>
+        </w:hyperlink>
+      </w:r>
+      <w:r>
+        <w:rPr>
+          <w:rFonts w:ascii="Charis SIL Regular" w:hAnsi="Charis SIL Regular" w:eastAsia="Charis SIL Regular"/>
+          <w:b w:val="0"/>
+          <w:i w:val="0"/>
+          <w:color w:val="0000FF"/>
+          <w:sz w:val="24"/>
+          <w:u w:val="single"/>
+        </w:rPr>
+        <w:hyperlink r:id="rId69" w:history="1">
+          <w:r>
+            <w:rPr>
+              <w:rStyle w:val="Hyperlink"/>
+            </w:rPr>
+            <w:t>ho</w:t>
+          </w:r>
+        </w:hyperlink>
+      </w:r>
+      <w:r>
+        <w:rPr>
+          <w:rFonts w:ascii="Charis SIL Regular" w:hAnsi="Charis SIL Regular" w:eastAsia="Charis SIL Regular"/>
+          <w:b w:val="0"/>
+          <w:i w:val="0"/>
+          <w:color w:val="0000FF"/>
+          <w:sz w:val="24"/>
+          <w:u w:val="single"/>
+        </w:rPr>
+        <w:hyperlink r:id="rId69" w:history="1">
+          <w:r>
+            <w:rPr>
+              <w:rStyle w:val="Hyperlink"/>
+            </w:rPr>
+            <w:t>t</w:t>
+          </w:r>
+        </w:hyperlink>
+      </w:r>
+      <w:r>
+        <w:rPr>
+          <w:rFonts w:ascii="Charis SIL Regular" w:hAnsi="Charis SIL Regular" w:eastAsia="Charis SIL Regular"/>
+          <w:b w:val="0"/>
+          <w:i w:val="0"/>
+          <w:color w:val="0000FF"/>
+          <w:sz w:val="24"/>
+          <w:u w:val="single"/>
+        </w:rPr>
+        <w:hyperlink r:id="rId69" w:history="1">
+          <w:r>
+            <w:rPr>
+              <w:rStyle w:val="Hyperlink"/>
+            </w:rPr>
+            <w:t>ographic</w:t>
+          </w:r>
+        </w:hyperlink>
+      </w:r>
+      <w:r>
+        <w:rPr>
+          <w:rFonts w:ascii="Charis SIL Regular" w:hAnsi="Charis SIL Regular" w:eastAsia="Charis SIL Regular"/>
+          <w:b w:val="0"/>
+          <w:i w:val="0"/>
+          <w:color w:val="0000FF"/>
+          <w:sz w:val="24"/>
+          <w:u w:val="single"/>
+        </w:rPr>
+        <w:t xml:space="preserve"> </w:t>
+      </w:r>
+      <w:r>
+        <w:rPr>
+          <w:rFonts w:ascii="Charis SIL Regular" w:hAnsi="Charis SIL Regular" w:eastAsia="Charis SIL Regular"/>
+          <w:b w:val="0"/>
+          <w:i w:val="0"/>
+          <w:color w:val="0000FF"/>
+          <w:sz w:val="24"/>
+          <w:u w:val="single"/>
+        </w:rPr>
+        <w:hyperlink r:id="rId69" w:history="1">
+          <w:r>
+            <w:rPr>
+              <w:rStyle w:val="Hyperlink"/>
+            </w:rPr>
+            <w:t>Ar</w:t>
+          </w:r>
+        </w:hyperlink>
+      </w:r>
+      <w:r>
+        <w:rPr>
+          <w:rFonts w:ascii="Charis SIL Regular" w:hAnsi="Charis SIL Regular" w:eastAsia="Charis SIL Regular"/>
+          <w:b w:val="0"/>
+          <w:i w:val="0"/>
+          <w:color w:val="0000FF"/>
+          <w:sz w:val="24"/>
+          <w:u w:val="single"/>
+        </w:rPr>
+        <w:hyperlink r:id="rId69" w:history="1">
+          <w:r>
+            <w:rPr>
+              <w:rStyle w:val="Hyperlink"/>
+            </w:rPr>
             <w:t>chive</w:t>
           </w:r>
         </w:hyperlink>
@@ -8452,7 +8624,7 @@
           <w:sz w:val="24"/>
           <w:u w:val="single"/>
         </w:rPr>
-        <w:hyperlink r:id="rId68" w:history="1">
+        <w:hyperlink r:id="rId69" w:history="1">
           <w:r>
             <w:rPr>
               <w:rStyle w:val="Hyperlink"/>
@@ -8470,7 +8642,7 @@
           <w:sz w:val="24"/>
           <w:u w:val="single"/>
         </w:rPr>
-        <w:hyperlink r:id="rId68" w:history="1">
+        <w:hyperlink r:id="rId69" w:history="1">
           <w:r>
             <w:rPr>
               <w:rStyle w:val="Hyperlink"/>
@@ -8499,7 +8671,7 @@
           <w:sz w:val="24"/>
           <w:u w:val="single"/>
         </w:rPr>
-        <w:hyperlink r:id="rId68" w:history="1">
+        <w:hyperlink r:id="rId69" w:history="1">
           <w:r>
             <w:rPr>
               <w:rStyle w:val="Hyperlink"/>
@@ -8968,6 +9140,16 @@
       </w:r>
       <w:r>
         <w:rPr>
+          <w:rFonts w:ascii="Charis SIL Regular" w:hAnsi="Charis SIL Regular" w:eastAsia="Charis SIL Regular"/>
+          <w:b w:val="0"/>
+          <w:i w:val="0"/>
+          <w:color w:val="000000"/>
+          <w:sz w:val="24"/>
+        </w:rPr>
+        <w:t xml:space="preserve">a </w:t>
+      </w:r>
+      <w:r>
+        <w:rPr>
           <w:u w:val="single" w:color="0000ff"/>
           <w:rFonts w:ascii="Charis SIL Regular" w:hAnsi="Charis SIL Regular" w:eastAsia="Charis SIL Regular"/>
           <w:b w:val="0"/>
@@ -8980,7 +9162,7 @@
             <w:rPr>
               <w:rStyle w:val="Hyperlink"/>
             </w:rPr>
-            <w:t xml:space="preserve">a </w:t>
+            <w:t>multidis</w:t>
           </w:r>
         </w:hyperlink>
       </w:r>
@@ -8998,7 +9180,7 @@
             <w:rPr>
               <w:rStyle w:val="Hyperlink"/>
             </w:rPr>
-            <w:t>multidis</w:t>
+            <w:t>c</w:t>
           </w:r>
         </w:hyperlink>
       </w:r>
@@ -9016,24 +9198,6 @@
             <w:rPr>
               <w:rStyle w:val="Hyperlink"/>
             </w:rPr>
-            <w:t>c</w:t>
-          </w:r>
-        </w:hyperlink>
-      </w:r>
-      <w:r>
-        <w:rPr>
-          <w:u w:val="single" w:color="0000ff"/>
-          <w:rFonts w:ascii="Charis SIL Regular" w:hAnsi="Charis SIL Regular" w:eastAsia="Charis SIL Regular"/>
-          <w:b w:val="0"/>
-          <w:i w:val="0"/>
-          <w:color w:val="000000"/>
-          <w:sz w:val="24"/>
-        </w:rPr>
-        <w:hyperlink r:id="rId71" w:history="1">
-          <w:r>
-            <w:rPr>
-              <w:rStyle w:val="Hyperlink"/>
-            </w:rPr>
             <w:t>iplinar</w:t>
           </w:r>
         </w:hyperlink>
@@ -9116,7 +9280,6 @@
           <w:i w:val="0"/>
           <w:color w:val="0000FF"/>
           <w:sz w:val="24"/>
-          <w:u w:val="single"/>
         </w:rPr>
         <w:hyperlink r:id="rId73" w:history="1">
           <w:r>
@@ -10576,49 +10739,7 @@
           <w:color w:val="000000"/>
           <w:sz w:val="24"/>
         </w:rPr>
-        <w:hyperlink r:id="rId84" w:history="1">
-          <w:r>
-            <w:rPr>
-              <w:rStyle w:val="Hyperlink"/>
-            </w:rPr>
-            <w:t>please cont</w:t>
-          </w:r>
-        </w:hyperlink>
-      </w:r>
-      <w:r>
-        <w:rPr>
-          <w:u w:val="single" w:color="0000ff"/>
-          <w:rFonts w:ascii="Charis SIL Regular" w:hAnsi="Charis SIL Regular" w:eastAsia="Charis SIL Regular"/>
-          <w:b w:val="0"/>
-          <w:i w:val="0"/>
-          <w:color w:val="000000"/>
-          <w:sz w:val="24"/>
-        </w:rPr>
-        <w:hyperlink r:id="rId84" w:history="1">
-          <w:r>
-            <w:rPr>
-              <w:rStyle w:val="Hyperlink"/>
-            </w:rPr>
-            <w:t>a</w:t>
-          </w:r>
-        </w:hyperlink>
-      </w:r>
-      <w:r>
-        <w:rPr>
-          <w:rFonts w:ascii="Charis SIL Regular" w:hAnsi="Charis SIL Regular" w:eastAsia="Charis SIL Regular"/>
-          <w:b w:val="0"/>
-          <w:i w:val="0"/>
-          <w:color w:val="000000"/>
-          <w:sz w:val="24"/>
-        </w:rPr>
-        <w:hyperlink r:id="rId84" w:history="1">
-          <w:r>
-            <w:rPr>
-              <w:rStyle w:val="Hyperlink"/>
-            </w:rPr>
-            <w:t xml:space="preserve">ct the </w:t>
-          </w:r>
-        </w:hyperlink>
+        <w:t xml:space="preserve">please contact the </w:t>
       </w:r>
       <w:r>
         <w:rPr>
@@ -10629,7 +10750,7 @@
           <w:sz w:val="24"/>
           <w:u w:val="single"/>
         </w:rPr>
-        <w:hyperlink r:id="rId84" w:history="1">
+        <w:hyperlink r:id="rId85" w:history="1">
           <w:r>
             <w:rPr>
               <w:rStyle w:val="Hyperlink"/>
@@ -10647,7 +10768,7 @@
           <w:sz w:val="24"/>
           <w:u w:val="single"/>
         </w:rPr>
-        <w:hyperlink r:id="rId84" w:history="1">
+        <w:hyperlink r:id="rId85" w:history="1">
           <w:r>
             <w:rPr>
               <w:rStyle w:val="Hyperlink"/>
@@ -10676,7 +10797,7 @@
           <w:sz w:val="24"/>
           <w:u w:val="single"/>
         </w:rPr>
-        <w:hyperlink r:id="rId84" w:history="1">
+        <w:hyperlink r:id="rId85" w:history="1">
           <w:r>
             <w:rPr>
               <w:rStyle w:val="Hyperlink"/>
@@ -11475,24 +11596,36 @@
             <w:rPr>
               <w:rStyle w:val="Hyperlink"/>
             </w:rPr>
-            <w:t>profie</w:t>
-          </w:r>
-        </w:hyperlink>
-      </w:r>
-      <w:r>
-        <w:rPr>
-          <w:rFonts w:ascii="Charis SIL Regular" w:hAnsi="Charis SIL Regular" w:eastAsia="Charis SIL Regular"/>
-          <w:b w:val="0"/>
-          <w:i w:val="0"/>
-          <w:color w:val="0000FF"/>
-          <w:sz w:val="24"/>
+            <w:t>profiel</w:t>
+          </w:r>
+        </w:hyperlink>
+      </w:r>
+      <w:r>
+        <w:rPr>
+          <w:rFonts w:ascii="Charis SIL Regular" w:hAnsi="Charis SIL Regular" w:eastAsia="Charis SIL Regular"/>
+          <w:b w:val="0"/>
+          <w:i w:val="0"/>
+          <w:color w:val="0000FF"/>
+          <w:sz w:val="24"/>
+          <w:u w:val="single"/>
+        </w:rPr>
+        <w:t>-</w:t>
+      </w:r>
+      <w:r>
+        <w:rPr>
+          <w:rFonts w:ascii="Charis SIL Regular" w:hAnsi="Charis SIL Regular" w:eastAsia="Charis SIL Regular"/>
+          <w:b w:val="0"/>
+          <w:i w:val="0"/>
+          <w:color w:val="0000FF"/>
+          <w:sz w:val="24"/>
+          <w:u w:val="single"/>
         </w:rPr>
         <w:hyperlink r:id="rId87" w:history="1">
           <w:r>
             <w:rPr>
               <w:rStyle w:val="Hyperlink"/>
             </w:rPr>
-            <w:t>l</w:t>
+            <w:t>als</w:t>
           </w:r>
         </w:hyperlink>
       </w:r>
@@ -11505,24 +11638,6 @@
           <w:sz w:val="24"/>
         </w:rPr>
         <w:t>-</w:t>
-      </w:r>
-      <w:r>
-        <w:rPr>
-          <w:rFonts w:ascii="Charis SIL Regular" w:hAnsi="Charis SIL Regular" w:eastAsia="Charis SIL Regular"/>
-          <w:b w:val="0"/>
-          <w:i w:val="0"/>
-          <w:color w:val="0000FF"/>
-          <w:sz w:val="24"/>
-          <w:u w:val="single"/>
-        </w:rPr>
-        <w:hyperlink r:id="rId87" w:history="1">
-          <w:r>
-            <w:rPr>
-              <w:rStyle w:val="Hyperlink"/>
-            </w:rPr>
-            <w:t>als-</w:t>
-          </w:r>
-        </w:hyperlink>
       </w:r>
       <w:r>
         <w:rPr>
@@ -14433,7 +14548,7 @@
         <w:autoSpaceDN w:val="0"/>
         <w:autoSpaceDE w:val="0"/>
         <w:widowControl/>
-        <w:spacing w:line="538" w:lineRule="exact" w:before="478" w:after="0"/>
+        <w:spacing w:line="538" w:lineRule="exact" w:before="458" w:after="0"/>
         <w:ind w:left="0" w:right="0" w:firstLine="0"/>
         <w:jc w:val="left"/>
       </w:pPr>

--- a/EXPORTS/DOCX/published/niveau2/English/Suriname.docx
+++ b/EXPORTS/DOCX/published/niveau2/English/Suriname.docx
@@ -2504,18 +2504,7 @@
           <w:color w:val="000000"/>
           <w:sz w:val="24"/>
         </w:rPr>
-        <w:t xml:space="preserve">is </w:t>
-      </w:r>
-      <w:r>
-        <w:rPr>
-          <w:u w:val="single" w:color="0000ff"/>
-          <w:rFonts w:ascii="Charis SIL Regular" w:hAnsi="Charis SIL Regular" w:eastAsia="Charis SIL Regular"/>
-          <w:b w:val="0"/>
-          <w:i w:val="0"/>
-          <w:color w:val="000000"/>
-          <w:sz w:val="24"/>
-        </w:rPr>
-        <w:t xml:space="preserve">housed at </w:t>
+        <w:t xml:space="preserve">is housed at </w:t>
       </w:r>
       <w:r>
         <w:rPr>
@@ -2872,24 +2861,105 @@
             <w:rPr>
               <w:rStyle w:val="Hyperlink"/>
             </w:rPr>
-            <w:t>fil</w:t>
-          </w:r>
-        </w:hyperlink>
-      </w:r>
-      <w:r>
-        <w:rPr>
-          <w:rFonts w:ascii="Charis SIL Regular" w:hAnsi="Charis SIL Regular" w:eastAsia="Charis SIL Regular"/>
-          <w:b w:val="0"/>
-          <w:i w:val="0"/>
-          <w:color w:val="0000FF"/>
-          <w:sz w:val="24"/>
+            <w:t>film</w:t>
+          </w:r>
+        </w:hyperlink>
+      </w:r>
+      <w:r>
+        <w:rPr>
+          <w:rFonts w:ascii="Charis SIL Regular" w:hAnsi="Charis SIL Regular" w:eastAsia="Charis SIL Regular"/>
+          <w:b w:val="0"/>
+          <w:i w:val="0"/>
+          <w:color w:val="0000FF"/>
+          <w:sz w:val="24"/>
+          <w:u w:val="single"/>
+        </w:rPr>
+        <w:t>s</w:t>
+      </w:r>
+      <w:r>
+        <w:rPr>
+          <w:rFonts w:ascii="Charis SIL Regular" w:hAnsi="Charis SIL Regular" w:eastAsia="Charis SIL Regular"/>
+          <w:b w:val="0"/>
+          <w:i w:val="0"/>
+          <w:color w:val="0000FF"/>
+          <w:sz w:val="24"/>
+          <w:u w:val="single"/>
+        </w:rPr>
+        <w:t xml:space="preserve"> </w:t>
+      </w:r>
+      <w:r>
+        <w:rPr>
+          <w:rFonts w:ascii="Charis SIL Regular" w:hAnsi="Charis SIL Regular" w:eastAsia="Charis SIL Regular"/>
+          <w:b w:val="0"/>
+          <w:i w:val="0"/>
+          <w:color w:val="0000FF"/>
+          <w:sz w:val="24"/>
+          <w:u w:val="single"/>
         </w:rPr>
         <w:hyperlink r:id="rId23" w:history="1">
           <w:r>
             <w:rPr>
               <w:rStyle w:val="Hyperlink"/>
             </w:rPr>
-            <w:t>m</w:t>
+            <w:t>and</w:t>
+          </w:r>
+        </w:hyperlink>
+      </w:r>
+      <w:r>
+        <w:rPr>
+          <w:rFonts w:ascii="Charis SIL Regular" w:hAnsi="Charis SIL Regular" w:eastAsia="Charis SIL Regular"/>
+          <w:b w:val="0"/>
+          <w:i w:val="0"/>
+          <w:color w:val="0000FF"/>
+          <w:sz w:val="24"/>
+          <w:u w:val="single"/>
+        </w:rPr>
+        <w:t xml:space="preserve"> </w:t>
+      </w:r>
+      <w:r>
+        <w:rPr>
+          <w:rFonts w:ascii="Charis SIL Regular" w:hAnsi="Charis SIL Regular" w:eastAsia="Charis SIL Regular"/>
+          <w:b w:val="0"/>
+          <w:i w:val="0"/>
+          <w:color w:val="0000FF"/>
+          <w:sz w:val="24"/>
+          <w:u w:val="single"/>
+        </w:rPr>
+        <w:hyperlink r:id="rId23" w:history="1">
+          <w:r>
+            <w:rPr>
+              <w:rStyle w:val="Hyperlink"/>
+            </w:rPr>
+            <w:t>audio</w:t>
+          </w:r>
+        </w:hyperlink>
+      </w:r>
+      <w:r>
+        <w:rPr>
+          <w:rFonts w:ascii="Charis SIL Regular" w:hAnsi="Charis SIL Regular" w:eastAsia="Charis SIL Regular"/>
+          <w:b w:val="0"/>
+          <w:i w:val="0"/>
+          <w:color w:val="0000FF"/>
+          <w:sz w:val="24"/>
+          <w:u w:val="single"/>
+        </w:rPr>
+        <w:t xml:space="preserve"> </w:t>
+      </w:r>
+      <w:r>
+        <w:rPr>
+          <w:rFonts w:ascii="Charis SIL Regular" w:hAnsi="Charis SIL Regular" w:eastAsia="Charis SIL Regular"/>
+          <w:b w:val="0"/>
+          <w:i w:val="0"/>
+          <w:color w:val="0000FF"/>
+          <w:sz w:val="24"/>
+          <w:u w:val="single"/>
+        </w:rPr>
+        <w:hyperlink r:id="rId23" w:history="1">
+          <w:r>
+            <w:rPr>
+              <w:rStyle w:val="Hyperlink"/>
+            </w:rPr>
+            <w:t>tape</w:t>
           </w:r>
         </w:hyperlink>
       </w:r>
@@ -2902,93 +2972,6 @@
           <w:sz w:val="24"/>
         </w:rPr>
         <w:t>s</w:t>
-      </w:r>
-      <w:r>
-        <w:rPr>
-          <w:rFonts w:ascii="Charis SIL Regular" w:hAnsi="Charis SIL Regular" w:eastAsia="Charis SIL Regular"/>
-          <w:b w:val="0"/>
-          <w:i w:val="0"/>
-          <w:color w:val="0000FF"/>
-          <w:sz w:val="24"/>
-          <w:u w:val="single"/>
-        </w:rPr>
-        <w:t xml:space="preserve"> </w:t>
-      </w:r>
-      <w:r>
-        <w:rPr>
-          <w:rFonts w:ascii="Charis SIL Regular" w:hAnsi="Charis SIL Regular" w:eastAsia="Charis SIL Regular"/>
-          <w:b w:val="0"/>
-          <w:i w:val="0"/>
-          <w:color w:val="0000FF"/>
-          <w:sz w:val="24"/>
-          <w:u w:val="single"/>
-        </w:rPr>
-        <w:hyperlink r:id="rId23" w:history="1">
-          <w:r>
-            <w:rPr>
-              <w:rStyle w:val="Hyperlink"/>
-            </w:rPr>
-            <w:t>and</w:t>
-          </w:r>
-        </w:hyperlink>
-      </w:r>
-      <w:r>
-        <w:rPr>
-          <w:rFonts w:ascii="Charis SIL Regular" w:hAnsi="Charis SIL Regular" w:eastAsia="Charis SIL Regular"/>
-          <w:b w:val="0"/>
-          <w:i w:val="0"/>
-          <w:color w:val="0000FF"/>
-          <w:sz w:val="24"/>
-          <w:u w:val="single"/>
-        </w:rPr>
-        <w:t xml:space="preserve"> </w:t>
-      </w:r>
-      <w:r>
-        <w:rPr>
-          <w:rFonts w:ascii="Charis SIL Regular" w:hAnsi="Charis SIL Regular" w:eastAsia="Charis SIL Regular"/>
-          <w:b w:val="0"/>
-          <w:i w:val="0"/>
-          <w:color w:val="0000FF"/>
-          <w:sz w:val="24"/>
-          <w:u w:val="single"/>
-        </w:rPr>
-        <w:hyperlink r:id="rId23" w:history="1">
-          <w:r>
-            <w:rPr>
-              <w:rStyle w:val="Hyperlink"/>
-            </w:rPr>
-            <w:t>audio</w:t>
-          </w:r>
-        </w:hyperlink>
-      </w:r>
-      <w:r>
-        <w:rPr>
-          <w:rFonts w:ascii="Charis SIL Regular" w:hAnsi="Charis SIL Regular" w:eastAsia="Charis SIL Regular"/>
-          <w:b w:val="0"/>
-          <w:i w:val="0"/>
-          <w:color w:val="0000FF"/>
-          <w:sz w:val="24"/>
-          <w:u w:val="single"/>
-        </w:rPr>
-        <w:t xml:space="preserve"> </w:t>
-      </w:r>
-      <w:r>
-        <w:rPr>
-          <w:rFonts w:ascii="Charis SIL Regular" w:hAnsi="Charis SIL Regular" w:eastAsia="Charis SIL Regular"/>
-          <w:b w:val="0"/>
-          <w:i w:val="0"/>
-          <w:color w:val="0000FF"/>
-          <w:sz w:val="24"/>
-          <w:u w:val="single"/>
-        </w:rPr>
-        <w:hyperlink r:id="rId23" w:history="1">
-          <w:r>
-            <w:rPr>
-              <w:rStyle w:val="Hyperlink"/>
-            </w:rPr>
-            <w:t>tapes</w:t>
-          </w:r>
-        </w:hyperlink>
       </w:r>
       <w:r>
         <w:rPr>
@@ -3387,46 +3370,7 @@
           <w:color w:val="000000"/>
           <w:sz w:val="24"/>
         </w:rPr>
-        <w:t xml:space="preserve"> and finance </w:t>
-      </w:r>
-      <w:r>
-        <w:rPr>
-          <w:u w:val="single" w:color="0000ff"/>
-          <w:rFonts w:ascii="Charis SIL Regular" w:hAnsi="Charis SIL Regular" w:eastAsia="Charis SIL Regular"/>
-          <w:b w:val="0"/>
-          <w:i w:val="0"/>
-          <w:color w:val="000000"/>
-          <w:sz w:val="24"/>
-        </w:rPr>
-        <w:hyperlink r:id="rId25" w:history="1">
-          <w:r>
-            <w:rPr>
-              <w:rStyle w:val="Hyperlink"/>
-            </w:rPr>
-            <w:t>admini</w:t>
-          </w:r>
-        </w:hyperlink>
-      </w:r>
-      <w:r>
-        <w:rPr>
-          <w:rFonts w:ascii="Charis SIL Regular" w:hAnsi="Charis SIL Regular" w:eastAsia="Charis SIL Regular"/>
-          <w:b w:val="0"/>
-          <w:i w:val="0"/>
-          <w:color w:val="000000"/>
-          <w:sz w:val="24"/>
-        </w:rPr>
-        <w:t>strato</w:t>
-      </w:r>
-      <w:r>
-        <w:rPr>
-          <w:u w:val="single" w:color="0000ff"/>
-          <w:rFonts w:ascii="Charis SIL Regular" w:hAnsi="Charis SIL Regular" w:eastAsia="Charis SIL Regular"/>
-          <w:b w:val="0"/>
-          <w:i w:val="0"/>
-          <w:color w:val="000000"/>
-          <w:sz w:val="24"/>
-        </w:rPr>
-        <w:t xml:space="preserve">r </w:t>
+        <w:t xml:space="preserve"> and finance administrator </w:t>
       </w:r>
       <w:r>
         <w:rPr>
@@ -4559,7 +4503,14 @@
           <w:sz w:val="24"/>
           <w:u w:val="single"/>
         </w:rPr>
-        <w:t>donated</w:t>
+        <w:hyperlink r:id="rId35" w:history="1">
+          <w:r>
+            <w:rPr>
+              <w:rStyle w:val="Hyperlink"/>
+            </w:rPr>
+            <w:t>donated</w:t>
+          </w:r>
+        </w:hyperlink>
       </w:r>
       <w:r>
         <w:rPr>
@@ -5512,25 +5463,7 @@
           <w:color w:val="000000"/>
           <w:sz w:val="24"/>
         </w:rPr>
-        <w:t>Berli</w:t>
-      </w:r>
-      <w:r>
-        <w:rPr>
-          <w:u w:val="single" w:color="0000ff"/>
-          <w:rFonts w:ascii="Charis SIL Italic" w:hAnsi="Charis SIL Italic" w:eastAsia="Charis SIL Italic"/>
-          <w:b w:val="0"/>
-          <w:i/>
-          <w:color w:val="000000"/>
-          <w:sz w:val="24"/>
-        </w:rPr>
-        <w:hyperlink r:id="rId44" w:history="1">
-          <w:r>
-            <w:rPr>
-              <w:rStyle w:val="Hyperlink"/>
-            </w:rPr>
-            <w:t>ner G</w:t>
-          </w:r>
-        </w:hyperlink>
+        <w:t>Berliner G</w:t>
       </w:r>
       <w:r>
         <w:rPr>
@@ -6173,14 +6106,7 @@
           <w:color w:val="000000"/>
           <w:sz w:val="24"/>
         </w:rPr>
-        <w:hyperlink r:id="rId47" w:history="1">
-          <w:r>
-            <w:rPr>
-              <w:rStyle w:val="Hyperlink"/>
-            </w:rPr>
-            <w:t xml:space="preserve">the </w:t>
-          </w:r>
-        </w:hyperlink>
+        <w:t xml:space="preserve">the </w:t>
       </w:r>
       <w:r>
         <w:rPr>
@@ -6191,7 +6117,7 @@
           <w:sz w:val="24"/>
           <w:u w:val="single"/>
         </w:rPr>
-        <w:hyperlink r:id="rId47" w:history="1">
+        <w:hyperlink r:id="rId48" w:history="1">
           <w:r>
             <w:rPr>
               <w:rStyle w:val="Hyperlink"/>
@@ -6302,35 +6228,142 @@
           <w:i w:val="0"/>
           <w:color w:val="0000FF"/>
           <w:sz w:val="24"/>
+          <w:u w:val="single"/>
+        </w:rPr>
+        <w:t>o</w:t>
+      </w:r>
+      <w:r>
+        <w:rPr>
+          <w:rFonts w:ascii="Charis SIL Regular" w:hAnsi="Charis SIL Regular" w:eastAsia="Charis SIL Regular"/>
+          <w:b w:val="0"/>
+          <w:i w:val="0"/>
+          <w:color w:val="0000FF"/>
+          <w:sz w:val="24"/>
+        </w:rPr>
+        <w:t>y</w:t>
+      </w:r>
+      <w:r>
+        <w:rPr>
+          <w:rFonts w:ascii="Charis SIL Regular" w:hAnsi="Charis SIL Regular" w:eastAsia="Charis SIL Regular"/>
+          <w:b w:val="0"/>
+          <w:i w:val="0"/>
+          <w:color w:val="000000"/>
+          <w:sz w:val="24"/>
+        </w:rPr>
+        <w:t xml:space="preserve">, director of the </w:t>
+      </w:r>
+      <w:r>
+        <w:rPr>
+          <w:rFonts w:ascii="Charis SIL Italic" w:hAnsi="Charis SIL Italic" w:eastAsia="Charis SIL Italic"/>
+          <w:b w:val="0"/>
+          <w:i/>
+          <w:color w:val="000000"/>
+          <w:sz w:val="24"/>
+        </w:rPr>
+        <w:t>Compagnie des mines d'or de la Guyane hollandaise</w:t>
+      </w:r>
+      <w:r>
+        <w:rPr>
+          <w:rFonts w:ascii="Charis SIL Regular" w:hAnsi="Charis SIL Regular" w:eastAsia="Charis SIL Regular"/>
+          <w:b w:val="0"/>
+          <w:i w:val="0"/>
+          <w:color w:val="000000"/>
+          <w:sz w:val="24"/>
+        </w:rPr>
+        <w:t xml:space="preserve">, </w:t>
+      </w:r>
+      <w:r>
+        <w:rPr>
+          <w:rFonts w:ascii="Charis SIL Regular" w:hAnsi="Charis SIL Regular" w:eastAsia="Charis SIL Regular"/>
+          <w:b w:val="0"/>
+          <w:i w:val="0"/>
+          <w:color w:val="0000FF"/>
+          <w:sz w:val="24"/>
+          <w:u w:val="single"/>
+        </w:rPr>
+        <w:hyperlink r:id="rId50" w:history="1">
+          <w:r>
+            <w:rPr>
+              <w:rStyle w:val="Hyperlink"/>
+            </w:rPr>
+            <w:t>donated</w:t>
+          </w:r>
+        </w:hyperlink>
+      </w:r>
+      <w:r>
+        <w:rPr>
+          <w:u w:val="single" w:color="0000ff"/>
+          <w:rFonts w:ascii="Charis SIL Regular" w:hAnsi="Charis SIL Regular" w:eastAsia="Charis SIL Regular"/>
+          <w:b w:val="0"/>
+          <w:i w:val="0"/>
+          <w:color w:val="000000"/>
+          <w:sz w:val="24"/>
+        </w:rPr>
+        <w:t xml:space="preserve"> </w:t>
+      </w:r>
+      <w:r>
+        <w:rPr>
+          <w:u w:val="single" w:color="0000ff"/>
+          <w:rFonts w:ascii="Charis SIL Regular" w:hAnsi="Charis SIL Regular" w:eastAsia="Charis SIL Regular"/>
+          <w:b w:val="0"/>
+          <w:i w:val="0"/>
+          <w:color w:val="000000"/>
+          <w:sz w:val="24"/>
         </w:rPr>
         <w:hyperlink r:id="rId49" w:history="1">
           <w:r>
             <w:rPr>
               <w:rStyle w:val="Hyperlink"/>
             </w:rPr>
-            <w:t>o</w:t>
-          </w:r>
-        </w:hyperlink>
-      </w:r>
-      <w:r>
-        <w:rPr>
-          <w:rFonts w:ascii="Charis SIL Regular" w:hAnsi="Charis SIL Regular" w:eastAsia="Charis SIL Regular"/>
-          <w:b w:val="0"/>
-          <w:i w:val="0"/>
-          <w:color w:val="0000FF"/>
-          <w:sz w:val="24"/>
-        </w:rPr>
-        <w:t>y</w:t>
-      </w:r>
-      <w:r>
-        <w:rPr>
-          <w:rFonts w:ascii="Charis SIL Regular" w:hAnsi="Charis SIL Regular" w:eastAsia="Charis SIL Regular"/>
-          <w:b w:val="0"/>
-          <w:i w:val="0"/>
-          <w:color w:val="000000"/>
-          <w:sz w:val="24"/>
-        </w:rPr>
-        <w:t xml:space="preserve">, director of the </w:t>
+            <w:t xml:space="preserve">a large </w:t>
+          </w:r>
+        </w:hyperlink>
+      </w:r>
+      <w:r>
+        <w:rPr>
+          <w:u w:val="single" w:color="0000ff"/>
+          <w:rFonts w:ascii="Charis SIL Regular" w:hAnsi="Charis SIL Regular" w:eastAsia="Charis SIL Regular"/>
+          <w:b w:val="0"/>
+          <w:i w:val="0"/>
+          <w:color w:val="000000"/>
+          <w:sz w:val="24"/>
+        </w:rPr>
+        <w:hyperlink r:id="rId49" w:history="1">
+          <w:r>
+            <w:rPr>
+              <w:rStyle w:val="Hyperlink"/>
+            </w:rPr>
+            <w:t>c</w:t>
+          </w:r>
+        </w:hyperlink>
+      </w:r>
+      <w:r>
+        <w:rPr>
+          <w:u w:val="single" w:color="0000ff"/>
+          <w:rFonts w:ascii="Charis SIL Regular" w:hAnsi="Charis SIL Regular" w:eastAsia="Charis SIL Regular"/>
+          <w:b w:val="0"/>
+          <w:i w:val="0"/>
+          <w:color w:val="000000"/>
+          <w:sz w:val="24"/>
+        </w:rPr>
+        <w:hyperlink r:id="rId49" w:history="1">
+          <w:r>
+            <w:rPr>
+              <w:rStyle w:val="Hyperlink"/>
+            </w:rPr>
+            <w:t>ollectio</w:t>
+          </w:r>
+        </w:hyperlink>
+      </w:r>
+      <w:r>
+        <w:rPr>
+          <w:rFonts w:ascii="Charis SIL Regular" w:hAnsi="Charis SIL Regular" w:eastAsia="Charis SIL Regular"/>
+          <w:b w:val="0"/>
+          <w:i w:val="0"/>
+          <w:color w:val="000000"/>
+          <w:sz w:val="24"/>
+        </w:rPr>
+        <w:t xml:space="preserve">n of Wayana and Aluku artifacts to the </w:t>
       </w:r>
       <w:r>
         <w:rPr>
@@ -6340,17 +6373,65 @@
           <w:color w:val="000000"/>
           <w:sz w:val="24"/>
         </w:rPr>
-        <w:t>Compagnie des mines d'or de la Guyane hollandaise</w:t>
-      </w:r>
-      <w:r>
-        <w:rPr>
-          <w:rFonts w:ascii="Charis SIL Regular" w:hAnsi="Charis SIL Regular" w:eastAsia="Charis SIL Regular"/>
-          <w:b w:val="0"/>
-          <w:i w:val="0"/>
-          <w:color w:val="000000"/>
-          <w:sz w:val="24"/>
-        </w:rPr>
-        <w:t xml:space="preserve">, </w:t>
+        <w:t>Musée du Trocadéro</w:t>
+      </w:r>
+      <w:r>
+        <w:rPr>
+          <w:rFonts w:ascii="Charis SIL Regular" w:hAnsi="Charis SIL Regular" w:eastAsia="Charis SIL Regular"/>
+          <w:b w:val="0"/>
+          <w:i w:val="0"/>
+          <w:color w:val="000000"/>
+          <w:sz w:val="24"/>
+        </w:rPr>
+        <w:t xml:space="preserve">. Three of </w:t>
+      </w:r>
+      <w:r>
+        <w:rPr>
+          <w:u w:val="single" w:color="0000ff"/>
+          <w:rFonts w:ascii="Charis SIL Regular" w:hAnsi="Charis SIL Regular" w:eastAsia="Charis SIL Regular"/>
+          <w:b w:val="0"/>
+          <w:i w:val="0"/>
+          <w:color w:val="000000"/>
+          <w:sz w:val="24"/>
+        </w:rPr>
+        <w:hyperlink r:id="rId50" w:history="1">
+          <w:r>
+            <w:rPr>
+              <w:rStyle w:val="Hyperlink"/>
+            </w:rPr>
+            <w:t>the eigh</w:t>
+          </w:r>
+        </w:hyperlink>
+      </w:r>
+      <w:r>
+        <w:rPr>
+          <w:rFonts w:ascii="Charis SIL Regular" w:hAnsi="Charis SIL Regular" w:eastAsia="Charis SIL Regular"/>
+          <w:b w:val="0"/>
+          <w:i w:val="0"/>
+          <w:color w:val="000000"/>
+          <w:sz w:val="24"/>
+        </w:rPr>
+        <w:t xml:space="preserve">t expeditions to Suriname organised shortly after the turn of the century under the </w:t>
+      </w:r>
+      <w:r>
+        <w:rPr>
+          <w:rFonts w:ascii="Charis SIL Regular" w:hAnsi="Charis SIL Regular" w:eastAsia="Charis SIL Regular"/>
+          <w:b w:val="0"/>
+          <w:i w:val="0"/>
+          <w:color w:val="000000"/>
+          <w:sz w:val="24"/>
+        </w:rPr>
+        <w:t xml:space="preserve">auspices of the Royal Dutch Geographical Society (KNAG) yielded extensive ethnographic </w:t>
+      </w:r>
+      <w:r>
+        <w:rPr>
+          <w:rFonts w:ascii="Charis SIL Regular" w:hAnsi="Charis SIL Regular" w:eastAsia="Charis SIL Regular"/>
+          <w:b w:val="0"/>
+          <w:i w:val="0"/>
+          <w:color w:val="000000"/>
+          <w:sz w:val="24"/>
+        </w:rPr>
+        <w:t xml:space="preserve">collections, which are now part of the collection of the </w:t>
       </w:r>
       <w:r>
         <w:rPr>
@@ -6361,12 +6442,97 @@
           <w:sz w:val="24"/>
           <w:u w:val="single"/>
         </w:rPr>
-        <w:hyperlink r:id="rId50" w:history="1">
-          <w:r>
-            <w:rPr>
-              <w:rStyle w:val="Hyperlink"/>
-            </w:rPr>
-            <w:t>donated</w:t>
+        <w:hyperlink r:id="rId51" w:history="1">
+          <w:r>
+            <w:rPr>
+              <w:rStyle w:val="Hyperlink"/>
+            </w:rPr>
+            <w:t>Wereldmuseum</w:t>
+          </w:r>
+        </w:hyperlink>
+      </w:r>
+      <w:r>
+        <w:rPr>
+          <w:rFonts w:ascii="Charis SIL Regular" w:hAnsi="Charis SIL Regular" w:eastAsia="Charis SIL Regular"/>
+          <w:b w:val="0"/>
+          <w:i w:val="0"/>
+          <w:color w:val="0000FF"/>
+          <w:sz w:val="24"/>
+          <w:u w:val="single"/>
+        </w:rPr>
+        <w:t xml:space="preserve"> </w:t>
+      </w:r>
+      <w:r>
+        <w:rPr>
+          <w:rFonts w:ascii="Charis SIL Regular" w:hAnsi="Charis SIL Regular" w:eastAsia="Charis SIL Regular"/>
+          <w:b w:val="0"/>
+          <w:i w:val="0"/>
+          <w:color w:val="0000FF"/>
+          <w:sz w:val="24"/>
+          <w:u w:val="single"/>
+        </w:rPr>
+        <w:hyperlink r:id="rId51" w:history="1">
+          <w:r>
+            <w:rPr>
+              <w:rStyle w:val="Hyperlink"/>
+            </w:rPr>
+            <w:t>Amsterdam</w:t>
+          </w:r>
+        </w:hyperlink>
+      </w:r>
+      <w:r>
+        <w:rPr>
+          <w:rFonts w:ascii="Charis SIL Regular" w:hAnsi="Charis SIL Regular" w:eastAsia="Charis SIL Regular"/>
+          <w:b w:val="0"/>
+          <w:i w:val="0"/>
+          <w:color w:val="000000"/>
+          <w:sz w:val="24"/>
+        </w:rPr>
+        <w:t xml:space="preserve">. The </w:t>
+      </w:r>
+      <w:r>
+        <w:rPr>
+          <w:rFonts w:ascii="Charis SIL Regular" w:hAnsi="Charis SIL Regular" w:eastAsia="Charis SIL Regular"/>
+          <w:b w:val="0"/>
+          <w:i w:val="0"/>
+          <w:color w:val="000000"/>
+          <w:sz w:val="24"/>
+        </w:rPr>
+        <w:t xml:space="preserve">1903 expedition to the Gonini River resulted in series </w:t>
+      </w:r>
+      <w:r>
+        <w:rPr>
+          <w:rFonts w:ascii="Charis SIL Regular" w:hAnsi="Charis SIL Regular" w:eastAsia="Charis SIL Regular"/>
+          <w:b w:val="0"/>
+          <w:i w:val="0"/>
+          <w:color w:val="0000FF"/>
+          <w:sz w:val="24"/>
+          <w:u w:val="single"/>
+        </w:rPr>
+        <w:hyperlink r:id="rId52" w:history="1">
+          <w:r>
+            <w:rPr>
+              <w:rStyle w:val="Hyperlink"/>
+            </w:rPr>
+            <w:t>T</w:t>
+          </w:r>
+        </w:hyperlink>
+      </w:r>
+      <w:r>
+        <w:rPr>
+          <w:rFonts w:ascii="Charis SIL Regular" w:hAnsi="Charis SIL Regular" w:eastAsia="Charis SIL Regular"/>
+          <w:b w:val="0"/>
+          <w:i w:val="0"/>
+          <w:color w:val="0000FF"/>
+          <w:sz w:val="24"/>
+          <w:u w:val="single"/>
+        </w:rPr>
+        <w:hyperlink r:id="rId51" w:history="1">
+          <w:r>
+            <w:rPr>
+              <w:rStyle w:val="Hyperlink"/>
+            </w:rPr>
+            <w:t>M-401</w:t>
           </w:r>
         </w:hyperlink>
       </w:r>
@@ -6379,10 +6545,235 @@
           <w:color w:val="000000"/>
           <w:sz w:val="24"/>
         </w:rPr>
+        <w:t xml:space="preserve"> with 86 </w:t>
+      </w:r>
+      <w:r>
+        <w:rPr>
+          <w:u w:val="single" w:color="0000ff"/>
+          <w:rFonts w:ascii="Charis SIL Regular" w:hAnsi="Charis SIL Regular" w:eastAsia="Charis SIL Regular"/>
+          <w:b w:val="0"/>
+          <w:i w:val="0"/>
+          <w:color w:val="000000"/>
+          <w:sz w:val="24"/>
+        </w:rPr>
+        <w:hyperlink r:id="rId51" w:history="1">
+          <w:r>
+            <w:rPr>
+              <w:rStyle w:val="Hyperlink"/>
+            </w:rPr>
+            <w:t xml:space="preserve">objects, the </w:t>
+          </w:r>
+        </w:hyperlink>
+      </w:r>
+      <w:r>
+        <w:rPr>
+          <w:rFonts w:ascii="Charis SIL Regular" w:hAnsi="Charis SIL Regular" w:eastAsia="Charis SIL Regular"/>
+          <w:b w:val="0"/>
+          <w:i w:val="0"/>
+          <w:color w:val="000000"/>
+          <w:sz w:val="24"/>
+        </w:rPr>
+        <w:t xml:space="preserve">1904 </w:t>
+      </w:r>
+      <w:r>
+        <w:rPr>
+          <w:rFonts w:ascii="Charis SIL Regular" w:hAnsi="Charis SIL Regular" w:eastAsia="Charis SIL Regular"/>
+          <w:b w:val="0"/>
+          <w:i w:val="0"/>
+          <w:color w:val="000000"/>
+          <w:sz w:val="24"/>
+        </w:rPr>
+        <w:t xml:space="preserve">expedition to the Tapanahony River yielded series </w:t>
+      </w:r>
+      <w:r>
+        <w:rPr>
+          <w:rFonts w:ascii="Charis SIL Regular" w:hAnsi="Charis SIL Regular" w:eastAsia="Charis SIL Regular"/>
+          <w:b w:val="0"/>
+          <w:i w:val="0"/>
+          <w:color w:val="0000FF"/>
+          <w:sz w:val="24"/>
+          <w:u w:val="single"/>
+        </w:rPr>
+        <w:hyperlink r:id="rId53" w:history="1">
+          <w:r>
+            <w:rPr>
+              <w:rStyle w:val="Hyperlink"/>
+            </w:rPr>
+            <w:t>TM</w:t>
+          </w:r>
+        </w:hyperlink>
+      </w:r>
+      <w:r>
+        <w:rPr>
+          <w:rFonts w:ascii="Charis SIL Regular" w:hAnsi="Charis SIL Regular" w:eastAsia="Charis SIL Regular"/>
+          <w:b w:val="0"/>
+          <w:i w:val="0"/>
+          <w:color w:val="0000FF"/>
+          <w:sz w:val="24"/>
+          <w:u w:val="single"/>
+        </w:rPr>
+        <w:hyperlink r:id="rId52" w:history="1">
+          <w:r>
+            <w:rPr>
+              <w:rStyle w:val="Hyperlink"/>
+            </w:rPr>
+            <w:t>-402</w:t>
+          </w:r>
+        </w:hyperlink>
+      </w:r>
+      <w:r>
+        <w:rPr>
+          <w:u w:val="single" w:color="0000ff"/>
+          <w:rFonts w:ascii="Charis SIL Regular" w:hAnsi="Charis SIL Regular" w:eastAsia="Charis SIL Regular"/>
+          <w:b w:val="0"/>
+          <w:i w:val="0"/>
+          <w:color w:val="000000"/>
+          <w:sz w:val="24"/>
+        </w:rPr>
+        <w:hyperlink r:id="rId52" w:history="1">
+          <w:r>
+            <w:rPr>
+              <w:rStyle w:val="Hyperlink"/>
+            </w:rPr>
+            <w:t xml:space="preserve"> co</w:t>
+          </w:r>
+        </w:hyperlink>
+      </w:r>
+      <w:r>
+        <w:rPr>
+          <w:rFonts w:ascii="Charis SIL Regular" w:hAnsi="Charis SIL Regular" w:eastAsia="Charis SIL Regular"/>
+          <w:b w:val="0"/>
+          <w:i w:val="0"/>
+          <w:color w:val="000000"/>
+          <w:sz w:val="24"/>
+        </w:rPr>
+        <w:t xml:space="preserve">mprising 493 objects and the </w:t>
+      </w:r>
+      <w:r>
+        <w:rPr>
+          <w:rFonts w:ascii="Charis SIL Regular" w:hAnsi="Charis SIL Regular" w:eastAsia="Charis SIL Regular"/>
+          <w:b w:val="0"/>
+          <w:i w:val="0"/>
+          <w:color w:val="000000"/>
+          <w:sz w:val="24"/>
+        </w:rPr>
+        <w:t>1907 expedition to the Tumuk Humak Mountains y</w:t>
+      </w:r>
+      <w:r>
+        <w:rPr>
+          <w:u w:val="single" w:color="0000ff"/>
+          <w:rFonts w:ascii="Charis SIL Regular" w:hAnsi="Charis SIL Regular" w:eastAsia="Charis SIL Regular"/>
+          <w:b w:val="0"/>
+          <w:i w:val="0"/>
+          <w:color w:val="000000"/>
+          <w:sz w:val="24"/>
+        </w:rPr>
+        <w:hyperlink r:id="rId53" w:history="1">
+          <w:r>
+            <w:rPr>
+              <w:rStyle w:val="Hyperlink"/>
+            </w:rPr>
+            <w:t>ielded s</w:t>
+          </w:r>
+        </w:hyperlink>
+      </w:r>
+      <w:r>
+        <w:rPr>
+          <w:rFonts w:ascii="Charis SIL Regular" w:hAnsi="Charis SIL Regular" w:eastAsia="Charis SIL Regular"/>
+          <w:b w:val="0"/>
+          <w:i w:val="0"/>
+          <w:color w:val="000000"/>
+          <w:sz w:val="24"/>
+        </w:rPr>
+        <w:t xml:space="preserve">eries </w:t>
+      </w:r>
+      <w:r>
+        <w:rPr>
+          <w:rFonts w:ascii="Charis SIL Regular" w:hAnsi="Charis SIL Regular" w:eastAsia="Charis SIL Regular"/>
+          <w:b w:val="0"/>
+          <w:i w:val="0"/>
+          <w:color w:val="0000FF"/>
+          <w:sz w:val="24"/>
+          <w:u w:val="single"/>
+        </w:rPr>
+        <w:hyperlink r:id="rId54" w:history="1">
+          <w:r>
+            <w:rPr>
+              <w:rStyle w:val="Hyperlink"/>
+            </w:rPr>
+            <w:t>TM-403</w:t>
+          </w:r>
+        </w:hyperlink>
+      </w:r>
+      <w:r>
+        <w:rPr>
+          <w:rFonts w:ascii="Charis SIL Regular" w:hAnsi="Charis SIL Regular" w:eastAsia="Charis SIL Regular"/>
+          <w:b w:val="0"/>
+          <w:i w:val="0"/>
+          <w:color w:val="000000"/>
+          <w:sz w:val="24"/>
+        </w:rPr>
+        <w:t xml:space="preserve"> with 186 objects. A </w:t>
+      </w:r>
+      <w:r>
+        <w:rPr>
+          <w:rFonts w:ascii="Charis SIL Regular" w:hAnsi="Charis SIL Regular" w:eastAsia="Charis SIL Regular"/>
+          <w:b w:val="0"/>
+          <w:i w:val="0"/>
+          <w:color w:val="0000FF"/>
+          <w:sz w:val="24"/>
+          <w:u w:val="single"/>
+        </w:rPr>
+        <w:hyperlink r:id="rId55" w:history="1">
+          <w:r>
+            <w:rPr>
+              <w:rStyle w:val="Hyperlink"/>
+            </w:rPr>
+            <w:t>jewellery</w:t>
+          </w:r>
+        </w:hyperlink>
+      </w:r>
+      <w:r>
+        <w:rPr>
+          <w:rFonts w:ascii="Charis SIL Regular" w:hAnsi="Charis SIL Regular" w:eastAsia="Charis SIL Regular"/>
+          <w:b w:val="0"/>
+          <w:i w:val="0"/>
+          <w:color w:val="0000FF"/>
+          <w:sz w:val="24"/>
+          <w:u w:val="single"/>
+        </w:rPr>
         <w:t xml:space="preserve"> </w:t>
       </w:r>
       <w:r>
         <w:rPr>
+          <w:rFonts w:ascii="Charis SIL Regular" w:hAnsi="Charis SIL Regular" w:eastAsia="Charis SIL Regular"/>
+          <w:b w:val="0"/>
+          <w:i w:val="0"/>
+          <w:color w:val="0000FF"/>
+          <w:sz w:val="24"/>
+          <w:u w:val="single"/>
+        </w:rPr>
+        <w:hyperlink r:id="rId55" w:history="1">
+          <w:r>
+            <w:rPr>
+              <w:rStyle w:val="Hyperlink"/>
+            </w:rPr>
+            <w:t>box</w:t>
+          </w:r>
+        </w:hyperlink>
+      </w:r>
+      <w:r>
+        <w:rPr>
+          <w:rFonts w:ascii="Charis SIL Regular" w:hAnsi="Charis SIL Regular" w:eastAsia="Charis SIL Regular"/>
+          <w:b w:val="0"/>
+          <w:i w:val="0"/>
+          <w:color w:val="000000"/>
+          <w:sz w:val="24"/>
+        </w:rPr>
+        <w:t xml:space="preserve"> referencing the Gonini expedition is part of the co</w:t>
+      </w:r>
+      <w:r>
+        <w:rPr>
           <w:u w:val="single" w:color="0000ff"/>
           <w:rFonts w:ascii="Charis SIL Regular" w:hAnsi="Charis SIL Regular" w:eastAsia="Charis SIL Regular"/>
           <w:b w:val="0"/>
@@ -6390,14 +6781,7 @@
           <w:color w:val="000000"/>
           <w:sz w:val="24"/>
         </w:rPr>
-        <w:hyperlink r:id="rId49" w:history="1">
-          <w:r>
-            <w:rPr>
-              <w:rStyle w:val="Hyperlink"/>
-            </w:rPr>
-            <w:t xml:space="preserve">a large </w:t>
-          </w:r>
-        </w:hyperlink>
+        <w:t>l</w:t>
       </w:r>
       <w:r>
         <w:rPr>
@@ -6408,12 +6792,76 @@
           <w:color w:val="000000"/>
           <w:sz w:val="24"/>
         </w:rPr>
-        <w:hyperlink r:id="rId49" w:history="1">
-          <w:r>
-            <w:rPr>
-              <w:rStyle w:val="Hyperlink"/>
-            </w:rPr>
-            <w:t>c</w:t>
+        <w:hyperlink r:id="rId54" w:history="1">
+          <w:r>
+            <w:rPr>
+              <w:rStyle w:val="Hyperlink"/>
+            </w:rPr>
+            <w:t xml:space="preserve">lection </w:t>
+          </w:r>
+        </w:hyperlink>
+      </w:r>
+      <w:r>
+        <w:rPr>
+          <w:rFonts w:ascii="Charis SIL Regular" w:hAnsi="Charis SIL Regular" w:eastAsia="Charis SIL Regular"/>
+          <w:b w:val="0"/>
+          <w:i w:val="0"/>
+          <w:color w:val="000000"/>
+          <w:sz w:val="24"/>
+        </w:rPr>
+        <w:t xml:space="preserve">of the </w:t>
+      </w:r>
+      <w:r>
+        <w:rPr>
+          <w:rFonts w:ascii="Charis SIL Regular" w:hAnsi="Charis SIL Regular" w:eastAsia="Charis SIL Regular"/>
+          <w:b w:val="0"/>
+          <w:i w:val="0"/>
+          <w:color w:val="0000FF"/>
+          <w:sz w:val="24"/>
+          <w:u w:val="single"/>
+        </w:rPr>
+        <w:hyperlink r:id="rId56" w:history="1">
+          <w:r>
+            <w:rPr>
+              <w:rStyle w:val="Hyperlink"/>
+            </w:rPr>
+            <w:t xml:space="preserve">Rijksmuseum </w:t>
+          </w:r>
+        </w:hyperlink>
+      </w:r>
+      <w:r>
+        <w:rPr>
+          <w:rFonts w:ascii="Charis SIL Regular" w:hAnsi="Charis SIL Regular" w:eastAsia="Charis SIL Regular"/>
+          <w:b w:val="0"/>
+          <w:i w:val="0"/>
+          <w:color w:val="0000FF"/>
+          <w:sz w:val="24"/>
+          <w:u w:val="single"/>
+        </w:rPr>
+        <w:hyperlink r:id="rId55" w:history="1">
+          <w:r>
+            <w:rPr>
+              <w:rStyle w:val="Hyperlink"/>
+            </w:rPr>
+            <w:t>Amsterda</w:t>
+          </w:r>
+        </w:hyperlink>
+      </w:r>
+      <w:r>
+        <w:rPr>
+          <w:rFonts w:ascii="Charis SIL Regular" w:hAnsi="Charis SIL Regular" w:eastAsia="Charis SIL Regular"/>
+          <w:b w:val="0"/>
+          <w:i w:val="0"/>
+          <w:color w:val="0000FF"/>
+          <w:sz w:val="24"/>
+          <w:u w:val="single"/>
+        </w:rPr>
+        <w:hyperlink r:id="rId56" w:history="1">
+          <w:r>
+            <w:rPr>
+              <w:rStyle w:val="Hyperlink"/>
+            </w:rPr>
+            <w:t>m</w:t>
           </w:r>
         </w:hyperlink>
       </w:r>
@@ -6426,539 +6874,24 @@
           <w:color w:val="000000"/>
           <w:sz w:val="24"/>
         </w:rPr>
-        <w:hyperlink r:id="rId49" w:history="1">
-          <w:r>
-            <w:rPr>
-              <w:rStyle w:val="Hyperlink"/>
-            </w:rPr>
-            <w:t>ollectio</w:t>
-          </w:r>
-        </w:hyperlink>
-      </w:r>
-      <w:r>
-        <w:rPr>
-          <w:rFonts w:ascii="Charis SIL Regular" w:hAnsi="Charis SIL Regular" w:eastAsia="Charis SIL Regular"/>
-          <w:b w:val="0"/>
-          <w:i w:val="0"/>
-          <w:color w:val="000000"/>
-          <w:sz w:val="24"/>
-        </w:rPr>
-        <w:t xml:space="preserve">n of Wayana and Aluku artifacts to the </w:t>
-      </w:r>
-      <w:r>
-        <w:rPr>
-          <w:rFonts w:ascii="Charis SIL Italic" w:hAnsi="Charis SIL Italic" w:eastAsia="Charis SIL Italic"/>
-          <w:b w:val="0"/>
-          <w:i/>
-          <w:color w:val="000000"/>
-          <w:sz w:val="24"/>
-        </w:rPr>
-        <w:t>Musée du Trocadéro</w:t>
-      </w:r>
-      <w:r>
-        <w:rPr>
-          <w:rFonts w:ascii="Charis SIL Regular" w:hAnsi="Charis SIL Regular" w:eastAsia="Charis SIL Regular"/>
-          <w:b w:val="0"/>
-          <w:i w:val="0"/>
-          <w:color w:val="000000"/>
-          <w:sz w:val="24"/>
-        </w:rPr>
-        <w:t xml:space="preserve">. Three of </w:t>
-      </w:r>
-      <w:r>
-        <w:rPr>
-          <w:u w:val="single" w:color="0000ff"/>
-          <w:rFonts w:ascii="Charis SIL Regular" w:hAnsi="Charis SIL Regular" w:eastAsia="Charis SIL Regular"/>
-          <w:b w:val="0"/>
-          <w:i w:val="0"/>
-          <w:color w:val="000000"/>
-          <w:sz w:val="24"/>
-        </w:rPr>
-        <w:hyperlink r:id="rId50" w:history="1">
-          <w:r>
-            <w:rPr>
-              <w:rStyle w:val="Hyperlink"/>
-            </w:rPr>
-            <w:t>the eigh</w:t>
-          </w:r>
-        </w:hyperlink>
-      </w:r>
-      <w:r>
-        <w:rPr>
-          <w:rFonts w:ascii="Charis SIL Regular" w:hAnsi="Charis SIL Regular" w:eastAsia="Charis SIL Regular"/>
-          <w:b w:val="0"/>
-          <w:i w:val="0"/>
-          <w:color w:val="000000"/>
-          <w:sz w:val="24"/>
-        </w:rPr>
-        <w:t xml:space="preserve">t expeditions to Suriname organised shortly after the turn of the century under the </w:t>
-      </w:r>
-      <w:r>
-        <w:rPr>
-          <w:rFonts w:ascii="Charis SIL Regular" w:hAnsi="Charis SIL Regular" w:eastAsia="Charis SIL Regular"/>
-          <w:b w:val="0"/>
-          <w:i w:val="0"/>
-          <w:color w:val="000000"/>
-          <w:sz w:val="24"/>
-        </w:rPr>
-        <w:t xml:space="preserve">auspices of the Royal Dutch Geographical Society (KNAG) yielded extensive ethnographic </w:t>
-      </w:r>
-      <w:r>
-        <w:rPr>
-          <w:rFonts w:ascii="Charis SIL Regular" w:hAnsi="Charis SIL Regular" w:eastAsia="Charis SIL Regular"/>
-          <w:b w:val="0"/>
-          <w:i w:val="0"/>
-          <w:color w:val="000000"/>
-          <w:sz w:val="24"/>
-        </w:rPr>
-        <w:t xml:space="preserve">collections, which are now part of the collection of the </w:t>
-      </w:r>
-      <w:r>
-        <w:rPr>
-          <w:rFonts w:ascii="Charis SIL Regular" w:hAnsi="Charis SIL Regular" w:eastAsia="Charis SIL Regular"/>
-          <w:b w:val="0"/>
-          <w:i w:val="0"/>
-          <w:color w:val="0000FF"/>
-          <w:sz w:val="24"/>
-          <w:u w:val="single"/>
-        </w:rPr>
-        <w:hyperlink r:id="rId51" w:history="1">
-          <w:r>
-            <w:rPr>
-              <w:rStyle w:val="Hyperlink"/>
-            </w:rPr>
-            <w:t>Wereldmuseum</w:t>
-          </w:r>
-        </w:hyperlink>
-      </w:r>
-      <w:r>
-        <w:rPr>
-          <w:rFonts w:ascii="Charis SIL Regular" w:hAnsi="Charis SIL Regular" w:eastAsia="Charis SIL Regular"/>
-          <w:b w:val="0"/>
-          <w:i w:val="0"/>
-          <w:color w:val="0000FF"/>
-          <w:sz w:val="24"/>
-          <w:u w:val="single"/>
-        </w:rPr>
-        <w:t xml:space="preserve"> </w:t>
-      </w:r>
-      <w:r>
-        <w:rPr>
-          <w:rFonts w:ascii="Charis SIL Regular" w:hAnsi="Charis SIL Regular" w:eastAsia="Charis SIL Regular"/>
-          <w:b w:val="0"/>
-          <w:i w:val="0"/>
-          <w:color w:val="0000FF"/>
-          <w:sz w:val="24"/>
-          <w:u w:val="single"/>
-        </w:rPr>
-        <w:hyperlink r:id="rId51" w:history="1">
-          <w:r>
-            <w:rPr>
-              <w:rStyle w:val="Hyperlink"/>
-            </w:rPr>
-            <w:t>Amsterdam</w:t>
-          </w:r>
-        </w:hyperlink>
-      </w:r>
-      <w:r>
-        <w:rPr>
-          <w:rFonts w:ascii="Charis SIL Regular" w:hAnsi="Charis SIL Regular" w:eastAsia="Charis SIL Regular"/>
-          <w:b w:val="0"/>
-          <w:i w:val="0"/>
-          <w:color w:val="000000"/>
-          <w:sz w:val="24"/>
-        </w:rPr>
-        <w:t xml:space="preserve">. The </w:t>
-      </w:r>
-      <w:r>
-        <w:rPr>
-          <w:rFonts w:ascii="Charis SIL Regular" w:hAnsi="Charis SIL Regular" w:eastAsia="Charis SIL Regular"/>
-          <w:b w:val="0"/>
-          <w:i w:val="0"/>
-          <w:color w:val="000000"/>
-          <w:sz w:val="24"/>
-        </w:rPr>
-        <w:t xml:space="preserve">1903 expedition to the Gonini River resulted in series </w:t>
-      </w:r>
-      <w:r>
-        <w:rPr>
-          <w:rFonts w:ascii="Charis SIL Regular" w:hAnsi="Charis SIL Regular" w:eastAsia="Charis SIL Regular"/>
-          <w:b w:val="0"/>
-          <w:i w:val="0"/>
-          <w:color w:val="0000FF"/>
-          <w:sz w:val="24"/>
-        </w:rPr>
-        <w:hyperlink r:id="rId52" w:history="1">
-          <w:r>
-            <w:rPr>
-              <w:rStyle w:val="Hyperlink"/>
-            </w:rPr>
-            <w:t>T</w:t>
-          </w:r>
-        </w:hyperlink>
-      </w:r>
-      <w:r>
-        <w:rPr>
-          <w:rFonts w:ascii="Charis SIL Regular" w:hAnsi="Charis SIL Regular" w:eastAsia="Charis SIL Regular"/>
-          <w:b w:val="0"/>
-          <w:i w:val="0"/>
-          <w:color w:val="0000FF"/>
-          <w:sz w:val="24"/>
-          <w:u w:val="single"/>
-        </w:rPr>
-        <w:hyperlink r:id="rId51" w:history="1">
-          <w:r>
-            <w:rPr>
-              <w:rStyle w:val="Hyperlink"/>
-            </w:rPr>
-            <w:t>M-401</w:t>
-          </w:r>
-        </w:hyperlink>
-      </w:r>
-      <w:r>
-        <w:rPr>
-          <w:u w:val="single" w:color="0000ff"/>
-          <w:rFonts w:ascii="Charis SIL Regular" w:hAnsi="Charis SIL Regular" w:eastAsia="Charis SIL Regular"/>
-          <w:b w:val="0"/>
-          <w:i w:val="0"/>
-          <w:color w:val="000000"/>
-          <w:sz w:val="24"/>
-        </w:rPr>
-        <w:hyperlink r:id="rId51" w:history="1">
-          <w:r>
-            <w:rPr>
-              <w:rStyle w:val="Hyperlink"/>
-            </w:rPr>
-            <w:t xml:space="preserve"> with 86 </w:t>
-          </w:r>
-        </w:hyperlink>
-      </w:r>
-      <w:r>
-        <w:rPr>
-          <w:u w:val="single" w:color="0000ff"/>
-          <w:rFonts w:ascii="Charis SIL Regular" w:hAnsi="Charis SIL Regular" w:eastAsia="Charis SIL Regular"/>
-          <w:b w:val="0"/>
-          <w:i w:val="0"/>
-          <w:color w:val="000000"/>
-          <w:sz w:val="24"/>
-        </w:rPr>
-        <w:hyperlink r:id="rId51" w:history="1">
-          <w:r>
-            <w:rPr>
-              <w:rStyle w:val="Hyperlink"/>
-            </w:rPr>
-            <w:t xml:space="preserve">objects, the </w:t>
-          </w:r>
-        </w:hyperlink>
-      </w:r>
-      <w:r>
-        <w:rPr>
-          <w:rFonts w:ascii="Charis SIL Regular" w:hAnsi="Charis SIL Regular" w:eastAsia="Charis SIL Regular"/>
-          <w:b w:val="0"/>
-          <w:i w:val="0"/>
-          <w:color w:val="000000"/>
-          <w:sz w:val="24"/>
-        </w:rPr>
-        <w:t xml:space="preserve">1904 </w:t>
-      </w:r>
-      <w:r>
-        <w:rPr>
-          <w:rFonts w:ascii="Charis SIL Regular" w:hAnsi="Charis SIL Regular" w:eastAsia="Charis SIL Regular"/>
-          <w:b w:val="0"/>
-          <w:i w:val="0"/>
-          <w:color w:val="000000"/>
-          <w:sz w:val="24"/>
-        </w:rPr>
-        <w:t xml:space="preserve">expedition to the Tapanahony River yielded series </w:t>
-      </w:r>
-      <w:r>
-        <w:rPr>
-          <w:rFonts w:ascii="Charis SIL Regular" w:hAnsi="Charis SIL Regular" w:eastAsia="Charis SIL Regular"/>
-          <w:b w:val="0"/>
-          <w:i w:val="0"/>
-          <w:color w:val="0000FF"/>
-          <w:sz w:val="24"/>
-        </w:rPr>
-        <w:hyperlink r:id="rId53" w:history="1">
-          <w:r>
-            <w:rPr>
-              <w:rStyle w:val="Hyperlink"/>
-            </w:rPr>
-            <w:t>TM</w:t>
-          </w:r>
-        </w:hyperlink>
-      </w:r>
-      <w:r>
-        <w:rPr>
-          <w:rFonts w:ascii="Charis SIL Regular" w:hAnsi="Charis SIL Regular" w:eastAsia="Charis SIL Regular"/>
-          <w:b w:val="0"/>
-          <w:i w:val="0"/>
-          <w:color w:val="0000FF"/>
-          <w:sz w:val="24"/>
-          <w:u w:val="single"/>
-        </w:rPr>
-        <w:hyperlink r:id="rId52" w:history="1">
-          <w:r>
-            <w:rPr>
-              <w:rStyle w:val="Hyperlink"/>
-            </w:rPr>
-            <w:t>-402</w:t>
-          </w:r>
-        </w:hyperlink>
-      </w:r>
-      <w:r>
-        <w:rPr>
-          <w:u w:val="single" w:color="0000ff"/>
-          <w:rFonts w:ascii="Charis SIL Regular" w:hAnsi="Charis SIL Regular" w:eastAsia="Charis SIL Regular"/>
-          <w:b w:val="0"/>
-          <w:i w:val="0"/>
-          <w:color w:val="000000"/>
-          <w:sz w:val="24"/>
-        </w:rPr>
-        <w:hyperlink r:id="rId52" w:history="1">
-          <w:r>
-            <w:rPr>
-              <w:rStyle w:val="Hyperlink"/>
-            </w:rPr>
-            <w:t xml:space="preserve"> co</w:t>
-          </w:r>
-        </w:hyperlink>
-      </w:r>
-      <w:r>
-        <w:rPr>
-          <w:rFonts w:ascii="Charis SIL Regular" w:hAnsi="Charis SIL Regular" w:eastAsia="Charis SIL Regular"/>
-          <w:b w:val="0"/>
-          <w:i w:val="0"/>
-          <w:color w:val="000000"/>
-          <w:sz w:val="24"/>
-        </w:rPr>
-        <w:t xml:space="preserve">mprising 493 objects and the </w:t>
-      </w:r>
-      <w:r>
-        <w:rPr>
-          <w:rFonts w:ascii="Charis SIL Regular" w:hAnsi="Charis SIL Regular" w:eastAsia="Charis SIL Regular"/>
-          <w:b w:val="0"/>
-          <w:i w:val="0"/>
-          <w:color w:val="000000"/>
-          <w:sz w:val="24"/>
-        </w:rPr>
-        <w:t>1907 expedition to the Tumuk Humak Mountains y</w:t>
-      </w:r>
-      <w:r>
-        <w:rPr>
-          <w:u w:val="single" w:color="0000ff"/>
-          <w:rFonts w:ascii="Charis SIL Regular" w:hAnsi="Charis SIL Regular" w:eastAsia="Charis SIL Regular"/>
-          <w:b w:val="0"/>
-          <w:i w:val="0"/>
-          <w:color w:val="000000"/>
-          <w:sz w:val="24"/>
-        </w:rPr>
-        <w:hyperlink r:id="rId53" w:history="1">
-          <w:r>
-            <w:rPr>
-              <w:rStyle w:val="Hyperlink"/>
-            </w:rPr>
-            <w:t>ielded s</w:t>
-          </w:r>
-        </w:hyperlink>
-      </w:r>
-      <w:r>
-        <w:rPr>
-          <w:rFonts w:ascii="Charis SIL Regular" w:hAnsi="Charis SIL Regular" w:eastAsia="Charis SIL Regular"/>
-          <w:b w:val="0"/>
-          <w:i w:val="0"/>
-          <w:color w:val="000000"/>
-          <w:sz w:val="24"/>
-        </w:rPr>
-        <w:t xml:space="preserve">eries </w:t>
-      </w:r>
-      <w:r>
-        <w:rPr>
-          <w:rFonts w:ascii="Charis SIL Regular" w:hAnsi="Charis SIL Regular" w:eastAsia="Charis SIL Regular"/>
-          <w:b w:val="0"/>
-          <w:i w:val="0"/>
-          <w:color w:val="0000FF"/>
-          <w:sz w:val="24"/>
-          <w:u w:val="single"/>
-        </w:rPr>
-        <w:hyperlink r:id="rId54" w:history="1">
-          <w:r>
-            <w:rPr>
-              <w:rStyle w:val="Hyperlink"/>
-            </w:rPr>
-            <w:t>TM-403</w:t>
-          </w:r>
-        </w:hyperlink>
-      </w:r>
-      <w:r>
-        <w:rPr>
-          <w:rFonts w:ascii="Charis SIL Regular" w:hAnsi="Charis SIL Regular" w:eastAsia="Charis SIL Regular"/>
-          <w:b w:val="0"/>
-          <w:i w:val="0"/>
-          <w:color w:val="000000"/>
-          <w:sz w:val="24"/>
-        </w:rPr>
-        <w:t xml:space="preserve"> with 186 objects. A </w:t>
-      </w:r>
-      <w:r>
-        <w:rPr>
-          <w:rFonts w:ascii="Charis SIL Regular" w:hAnsi="Charis SIL Regular" w:eastAsia="Charis SIL Regular"/>
-          <w:b w:val="0"/>
-          <w:i w:val="0"/>
-          <w:color w:val="0000FF"/>
-          <w:sz w:val="24"/>
-          <w:u w:val="single"/>
-        </w:rPr>
         <w:hyperlink r:id="rId55" w:history="1">
           <w:r>
             <w:rPr>
               <w:rStyle w:val="Hyperlink"/>
             </w:rPr>
-            <w:t>jewellery</w:t>
-          </w:r>
-        </w:hyperlink>
-      </w:r>
-      <w:r>
-        <w:rPr>
-          <w:rFonts w:ascii="Charis SIL Regular" w:hAnsi="Charis SIL Regular" w:eastAsia="Charis SIL Regular"/>
-          <w:b w:val="0"/>
-          <w:i w:val="0"/>
-          <w:color w:val="0000FF"/>
-          <w:sz w:val="24"/>
-          <w:u w:val="single"/>
-        </w:rPr>
-        <w:t xml:space="preserve"> </w:t>
-      </w:r>
-      <w:r>
-        <w:rPr>
-          <w:rFonts w:ascii="Charis SIL Regular" w:hAnsi="Charis SIL Regular" w:eastAsia="Charis SIL Regular"/>
-          <w:b w:val="0"/>
-          <w:i w:val="0"/>
-          <w:color w:val="0000FF"/>
-          <w:sz w:val="24"/>
-          <w:u w:val="single"/>
-        </w:rPr>
-        <w:hyperlink r:id="rId55" w:history="1">
-          <w:r>
-            <w:rPr>
-              <w:rStyle w:val="Hyperlink"/>
-            </w:rPr>
-            <w:t>box</w:t>
-          </w:r>
-        </w:hyperlink>
-      </w:r>
-      <w:r>
-        <w:rPr>
-          <w:rFonts w:ascii="Charis SIL Regular" w:hAnsi="Charis SIL Regular" w:eastAsia="Charis SIL Regular"/>
-          <w:b w:val="0"/>
-          <w:i w:val="0"/>
-          <w:color w:val="000000"/>
-          <w:sz w:val="24"/>
-        </w:rPr>
-        <w:t xml:space="preserve"> referencing the Gonini expedition is part of the co</w:t>
-      </w:r>
-      <w:r>
-        <w:rPr>
-          <w:u w:val="single" w:color="0000ff"/>
-          <w:rFonts w:ascii="Charis SIL Regular" w:hAnsi="Charis SIL Regular" w:eastAsia="Charis SIL Regular"/>
-          <w:b w:val="0"/>
-          <w:i w:val="0"/>
-          <w:color w:val="000000"/>
-          <w:sz w:val="24"/>
-        </w:rPr>
-        <w:t>l</w:t>
-      </w:r>
-      <w:r>
-        <w:rPr>
-          <w:u w:val="single" w:color="0000ff"/>
-          <w:rFonts w:ascii="Charis SIL Regular" w:hAnsi="Charis SIL Regular" w:eastAsia="Charis SIL Regular"/>
-          <w:b w:val="0"/>
-          <w:i w:val="0"/>
-          <w:color w:val="000000"/>
-          <w:sz w:val="24"/>
-        </w:rPr>
-        <w:hyperlink r:id="rId54" w:history="1">
-          <w:r>
-            <w:rPr>
-              <w:rStyle w:val="Hyperlink"/>
-            </w:rPr>
-            <w:t xml:space="preserve">lection </w:t>
-          </w:r>
-        </w:hyperlink>
-      </w:r>
-      <w:r>
-        <w:rPr>
-          <w:rFonts w:ascii="Charis SIL Regular" w:hAnsi="Charis SIL Regular" w:eastAsia="Charis SIL Regular"/>
-          <w:b w:val="0"/>
-          <w:i w:val="0"/>
-          <w:color w:val="000000"/>
-          <w:sz w:val="24"/>
-        </w:rPr>
-        <w:t xml:space="preserve">of the </w:t>
-      </w:r>
-      <w:r>
-        <w:rPr>
-          <w:rFonts w:ascii="Charis SIL Regular" w:hAnsi="Charis SIL Regular" w:eastAsia="Charis SIL Regular"/>
-          <w:b w:val="0"/>
-          <w:i w:val="0"/>
-          <w:color w:val="0000FF"/>
-          <w:sz w:val="24"/>
-          <w:u w:val="single"/>
-        </w:rPr>
-        <w:hyperlink r:id="rId56" w:history="1">
-          <w:r>
-            <w:rPr>
-              <w:rStyle w:val="Hyperlink"/>
-            </w:rPr>
-            <w:t xml:space="preserve">Rijksmuseum </w:t>
-          </w:r>
-        </w:hyperlink>
-      </w:r>
-      <w:r>
-        <w:rPr>
-          <w:rFonts w:ascii="Charis SIL Regular" w:hAnsi="Charis SIL Regular" w:eastAsia="Charis SIL Regular"/>
-          <w:b w:val="0"/>
-          <w:i w:val="0"/>
-          <w:color w:val="0000FF"/>
-          <w:sz w:val="24"/>
-          <w:u w:val="single"/>
-        </w:rPr>
-        <w:hyperlink r:id="rId55" w:history="1">
-          <w:r>
-            <w:rPr>
-              <w:rStyle w:val="Hyperlink"/>
-            </w:rPr>
-            <w:t>Amsterda</w:t>
-          </w:r>
-        </w:hyperlink>
-      </w:r>
-      <w:r>
-        <w:rPr>
-          <w:rFonts w:ascii="Charis SIL Regular" w:hAnsi="Charis SIL Regular" w:eastAsia="Charis SIL Regular"/>
-          <w:b w:val="0"/>
-          <w:i w:val="0"/>
-          <w:color w:val="0000FF"/>
-          <w:sz w:val="24"/>
-          <w:u w:val="single"/>
-        </w:rPr>
-        <w:hyperlink r:id="rId55" w:history="1">
-          <w:r>
-            <w:rPr>
-              <w:rStyle w:val="Hyperlink"/>
-            </w:rPr>
-            <w:t>m</w:t>
-          </w:r>
-        </w:hyperlink>
-      </w:r>
-      <w:r>
-        <w:rPr>
-          <w:rFonts w:ascii="Charis SIL Regular" w:hAnsi="Charis SIL Regular" w:eastAsia="Charis SIL Regular"/>
-          <w:b w:val="0"/>
-          <w:i w:val="0"/>
-          <w:color w:val="000000"/>
-          <w:sz w:val="24"/>
-        </w:rPr>
-        <w:t xml:space="preserve">. In 1904 expedition member </w:t>
+            <w:t>. I</w:t>
+          </w:r>
+        </w:hyperlink>
+      </w:r>
+      <w:r>
+        <w:rPr>
+          <w:rFonts w:ascii="Charis SIL Regular" w:hAnsi="Charis SIL Regular" w:eastAsia="Charis SIL Regular"/>
+          <w:b w:val="0"/>
+          <w:i w:val="0"/>
+          <w:color w:val="000000"/>
+          <w:sz w:val="24"/>
+        </w:rPr>
+        <w:t xml:space="preserve">n 1904 expedition member </w:t>
       </w:r>
       <w:r>
         <w:rPr>
@@ -7826,7 +7759,7 @@
           <w:sz w:val="24"/>
           <w:u w:val="single"/>
         </w:rPr>
-        <w:hyperlink r:id="rId66" w:history="1">
+        <w:hyperlink r:id="rId65" w:history="1">
           <w:r>
             <w:rPr>
               <w:rStyle w:val="Hyperlink"/>
@@ -8440,7 +8373,7 @@
           <w:sz w:val="24"/>
           <w:u w:val="single"/>
         </w:rPr>
-        <w:hyperlink r:id="rId69" w:history="1">
+        <w:hyperlink r:id="rId68" w:history="1">
           <w:r>
             <w:rPr>
               <w:rStyle w:val="Hyperlink"/>
@@ -8458,7 +8391,7 @@
           <w:sz w:val="24"/>
           <w:u w:val="single"/>
         </w:rPr>
-        <w:hyperlink r:id="rId69" w:history="1">
+        <w:hyperlink r:id="rId68" w:history="1">
           <w:r>
             <w:rPr>
               <w:rStyle w:val="Hyperlink"/>
@@ -8476,7 +8409,7 @@
           <w:sz w:val="24"/>
           <w:u w:val="single"/>
         </w:rPr>
-        <w:hyperlink r:id="rId69" w:history="1">
+        <w:hyperlink r:id="rId68" w:history="1">
           <w:r>
             <w:rPr>
               <w:rStyle w:val="Hyperlink"/>
@@ -8505,7 +8438,7 @@
           <w:sz w:val="24"/>
           <w:u w:val="single"/>
         </w:rPr>
-        <w:hyperlink r:id="rId69" w:history="1">
+        <w:hyperlink r:id="rId68" w:history="1">
           <w:r>
             <w:rPr>
               <w:rStyle w:val="Hyperlink"/>
@@ -8523,7 +8456,7 @@
           <w:sz w:val="24"/>
           <w:u w:val="single"/>
         </w:rPr>
-        <w:hyperlink r:id="rId69" w:history="1">
+        <w:hyperlink r:id="rId68" w:history="1">
           <w:r>
             <w:rPr>
               <w:rStyle w:val="Hyperlink"/>
@@ -8541,7 +8474,7 @@
           <w:sz w:val="24"/>
           <w:u w:val="single"/>
         </w:rPr>
-        <w:hyperlink r:id="rId69" w:history="1">
+        <w:hyperlink r:id="rId68" w:history="1">
           <w:r>
             <w:rPr>
               <w:rStyle w:val="Hyperlink"/>
@@ -8559,7 +8492,7 @@
           <w:sz w:val="24"/>
           <w:u w:val="single"/>
         </w:rPr>
-        <w:hyperlink r:id="rId69" w:history="1">
+        <w:hyperlink r:id="rId68" w:history="1">
           <w:r>
             <w:rPr>
               <w:rStyle w:val="Hyperlink"/>
@@ -8588,7 +8521,7 @@
           <w:sz w:val="24"/>
           <w:u w:val="single"/>
         </w:rPr>
-        <w:hyperlink r:id="rId69" w:history="1">
+        <w:hyperlink r:id="rId68" w:history="1">
           <w:r>
             <w:rPr>
               <w:rStyle w:val="Hyperlink"/>
@@ -8606,7 +8539,7 @@
           <w:sz w:val="24"/>
           <w:u w:val="single"/>
         </w:rPr>
-        <w:hyperlink r:id="rId69" w:history="1">
+        <w:hyperlink r:id="rId68" w:history="1">
           <w:r>
             <w:rPr>
               <w:rStyle w:val="Hyperlink"/>
@@ -8624,7 +8557,7 @@
           <w:sz w:val="24"/>
           <w:u w:val="single"/>
         </w:rPr>
-        <w:hyperlink r:id="rId69" w:history="1">
+        <w:hyperlink r:id="rId68" w:history="1">
           <w:r>
             <w:rPr>
               <w:rStyle w:val="Hyperlink"/>
@@ -8642,7 +8575,7 @@
           <w:sz w:val="24"/>
           <w:u w:val="single"/>
         </w:rPr>
-        <w:hyperlink r:id="rId69" w:history="1">
+        <w:hyperlink r:id="rId68" w:history="1">
           <w:r>
             <w:rPr>
               <w:rStyle w:val="Hyperlink"/>
@@ -8671,7 +8604,7 @@
           <w:sz w:val="24"/>
           <w:u w:val="single"/>
         </w:rPr>
-        <w:hyperlink r:id="rId69" w:history="1">
+        <w:hyperlink r:id="rId68" w:history="1">
           <w:r>
             <w:rPr>
               <w:rStyle w:val="Hyperlink"/>
@@ -9140,13 +9073,21 @@
       </w:r>
       <w:r>
         <w:rPr>
-          <w:rFonts w:ascii="Charis SIL Regular" w:hAnsi="Charis SIL Regular" w:eastAsia="Charis SIL Regular"/>
-          <w:b w:val="0"/>
-          <w:i w:val="0"/>
-          <w:color w:val="000000"/>
-          <w:sz w:val="24"/>
-        </w:rPr>
-        <w:t xml:space="preserve">a </w:t>
+          <w:u w:val="single" w:color="0000ff"/>
+          <w:rFonts w:ascii="Charis SIL Regular" w:hAnsi="Charis SIL Regular" w:eastAsia="Charis SIL Regular"/>
+          <w:b w:val="0"/>
+          <w:i w:val="0"/>
+          <w:color w:val="000000"/>
+          <w:sz w:val="24"/>
+        </w:rPr>
+        <w:hyperlink r:id="rId71" w:history="1">
+          <w:r>
+            <w:rPr>
+              <w:rStyle w:val="Hyperlink"/>
+            </w:rPr>
+            <w:t xml:space="preserve">a </w:t>
+          </w:r>
+        </w:hyperlink>
       </w:r>
       <w:r>
         <w:rPr>
@@ -9870,6 +9811,23 @@
       </w:r>
       <w:r>
         <w:rPr>
+          <w:rFonts w:ascii="Charis SIL Regular" w:hAnsi="Charis SIL Regular" w:eastAsia="Charis SIL Regular"/>
+          <w:b w:val="0"/>
+          <w:i w:val="0"/>
+          <w:color w:val="000000"/>
+          <w:sz w:val="24"/>
+        </w:rPr>
+        <w:hyperlink r:id="rId78" w:history="1">
+          <w:r>
+            <w:rPr>
+              <w:rStyle w:val="Hyperlink"/>
+            </w:rPr>
+            <w:t>n</w:t>
+          </w:r>
+        </w:hyperlink>
+      </w:r>
+      <w:r>
+        <w:rPr>
           <w:u w:val="single" w:color="0000ff"/>
           <w:rFonts w:ascii="Charis SIL Regular" w:hAnsi="Charis SIL Regular" w:eastAsia="Charis SIL Regular"/>
           <w:b w:val="0"/>
@@ -9877,17 +9835,17 @@
           <w:color w:val="000000"/>
           <w:sz w:val="24"/>
         </w:rPr>
-        <w:t>n</w:t>
-      </w:r>
-      <w:r>
-        <w:rPr>
-          <w:rFonts w:ascii="Charis SIL Regular" w:hAnsi="Charis SIL Regular" w:eastAsia="Charis SIL Regular"/>
-          <w:b w:val="0"/>
-          <w:i w:val="0"/>
-          <w:color w:val="000000"/>
-          <w:sz w:val="24"/>
-        </w:rPr>
-        <w:t xml:space="preserve">ce for the collections </w:t>
+        <w:t>c</w:t>
+      </w:r>
+      <w:r>
+        <w:rPr>
+          <w:rFonts w:ascii="Charis SIL Regular" w:hAnsi="Charis SIL Regular" w:eastAsia="Charis SIL Regular"/>
+          <w:b w:val="0"/>
+          <w:i w:val="0"/>
+          <w:color w:val="000000"/>
+          <w:sz w:val="24"/>
+        </w:rPr>
+        <w:t xml:space="preserve">e for the collections </w:t>
       </w:r>
       <w:r>
         <w:rPr>
@@ -10739,7 +10697,50 @@
           <w:color w:val="000000"/>
           <w:sz w:val="24"/>
         </w:rPr>
-        <w:t xml:space="preserve">please contact the </w:t>
+        <w:hyperlink r:id="rId84" w:history="1">
+          <w:r>
+            <w:rPr>
+              <w:rStyle w:val="Hyperlink"/>
+            </w:rPr>
+            <w:t>please cont</w:t>
+          </w:r>
+        </w:hyperlink>
+      </w:r>
+      <w:r>
+        <w:rPr>
+          <w:u w:val="single" w:color="0000ff"/>
+          <w:rFonts w:ascii="Charis SIL Regular" w:hAnsi="Charis SIL Regular" w:eastAsia="Charis SIL Regular"/>
+          <w:b w:val="0"/>
+          <w:i w:val="0"/>
+          <w:color w:val="000000"/>
+          <w:sz w:val="24"/>
+        </w:rPr>
+        <w:hyperlink r:id="rId84" w:history="1">
+          <w:r>
+            <w:rPr>
+              <w:rStyle w:val="Hyperlink"/>
+            </w:rPr>
+            <w:t>a</w:t>
+          </w:r>
+        </w:hyperlink>
+      </w:r>
+      <w:r>
+        <w:rPr>
+          <w:u w:val="single" w:color="0000ff"/>
+          <w:rFonts w:ascii="Charis SIL Regular" w:hAnsi="Charis SIL Regular" w:eastAsia="Charis SIL Regular"/>
+          <w:b w:val="0"/>
+          <w:i w:val="0"/>
+          <w:color w:val="000000"/>
+          <w:sz w:val="24"/>
+        </w:rPr>
+        <w:hyperlink r:id="rId84" w:history="1">
+          <w:r>
+            <w:rPr>
+              <w:rStyle w:val="Hyperlink"/>
+            </w:rPr>
+            <w:t xml:space="preserve">ct the </w:t>
+          </w:r>
+        </w:hyperlink>
       </w:r>
       <w:r>
         <w:rPr>
@@ -10750,7 +10751,7 @@
           <w:sz w:val="24"/>
           <w:u w:val="single"/>
         </w:rPr>
-        <w:hyperlink r:id="rId85" w:history="1">
+        <w:hyperlink r:id="rId84" w:history="1">
           <w:r>
             <w:rPr>
               <w:rStyle w:val="Hyperlink"/>
@@ -10768,7 +10769,7 @@
           <w:sz w:val="24"/>
           <w:u w:val="single"/>
         </w:rPr>
-        <w:hyperlink r:id="rId85" w:history="1">
+        <w:hyperlink r:id="rId84" w:history="1">
           <w:r>
             <w:rPr>
               <w:rStyle w:val="Hyperlink"/>
@@ -10797,7 +10798,7 @@
           <w:sz w:val="24"/>
           <w:u w:val="single"/>
         </w:rPr>
-        <w:hyperlink r:id="rId85" w:history="1">
+        <w:hyperlink r:id="rId84" w:history="1">
           <w:r>
             <w:rPr>
               <w:rStyle w:val="Hyperlink"/>
@@ -11596,9 +11597,36 @@
             <w:rPr>
               <w:rStyle w:val="Hyperlink"/>
             </w:rPr>
-            <w:t>profiel</w:t>
-          </w:r>
-        </w:hyperlink>
+            <w:t>profie</w:t>
+          </w:r>
+        </w:hyperlink>
+      </w:r>
+      <w:r>
+        <w:rPr>
+          <w:rFonts w:ascii="Charis SIL Regular" w:hAnsi="Charis SIL Regular" w:eastAsia="Charis SIL Regular"/>
+          <w:b w:val="0"/>
+          <w:i w:val="0"/>
+          <w:color w:val="0000FF"/>
+          <w:sz w:val="24"/>
+        </w:rPr>
+        <w:hyperlink r:id="rId87" w:history="1">
+          <w:r>
+            <w:rPr>
+              <w:rStyle w:val="Hyperlink"/>
+            </w:rPr>
+            <w:t>l</w:t>
+          </w:r>
+        </w:hyperlink>
+      </w:r>
+      <w:r>
+        <w:rPr>
+          <w:rFonts w:ascii="Charis SIL Regular" w:hAnsi="Charis SIL Regular" w:eastAsia="Charis SIL Regular"/>
+          <w:b w:val="0"/>
+          <w:i w:val="0"/>
+          <w:color w:val="0000FF"/>
+          <w:sz w:val="24"/>
+        </w:rPr>
+        <w:t>-</w:t>
       </w:r>
       <w:r>
         <w:rPr>
@@ -11609,35 +11637,14 @@
           <w:sz w:val="24"/>
           <w:u w:val="single"/>
         </w:rPr>
-        <w:t>-</w:t>
-      </w:r>
-      <w:r>
-        <w:rPr>
-          <w:rFonts w:ascii="Charis SIL Regular" w:hAnsi="Charis SIL Regular" w:eastAsia="Charis SIL Regular"/>
-          <w:b w:val="0"/>
-          <w:i w:val="0"/>
-          <w:color w:val="0000FF"/>
-          <w:sz w:val="24"/>
-          <w:u w:val="single"/>
-        </w:rPr>
         <w:hyperlink r:id="rId87" w:history="1">
           <w:r>
             <w:rPr>
               <w:rStyle w:val="Hyperlink"/>
             </w:rPr>
-            <w:t>als</w:t>
-          </w:r>
-        </w:hyperlink>
-      </w:r>
-      <w:r>
-        <w:rPr>
-          <w:rFonts w:ascii="Charis SIL Regular" w:hAnsi="Charis SIL Regular" w:eastAsia="Charis SIL Regular"/>
-          <w:b w:val="0"/>
-          <w:i w:val="0"/>
-          <w:color w:val="0000FF"/>
-          <w:sz w:val="24"/>
-        </w:rPr>
-        <w:t>-</w:t>
+            <w:t>als-</w:t>
+          </w:r>
+        </w:hyperlink>
       </w:r>
       <w:r>
         <w:rPr>
@@ -12006,7 +12013,7 @@
           <w:sz w:val="24"/>
           <w:u w:val="single"/>
         </w:rPr>
-        <w:hyperlink r:id="rId88" w:history="1">
+        <w:hyperlink r:id="rId89" w:history="1">
           <w:r>
             <w:rPr>
               <w:rStyle w:val="Hyperlink"/>
@@ -12035,7 +12042,7 @@
           <w:sz w:val="24"/>
           <w:u w:val="single"/>
         </w:rPr>
-        <w:hyperlink r:id="rId88" w:history="1">
+        <w:hyperlink r:id="rId89" w:history="1">
           <w:r>
             <w:rPr>
               <w:rStyle w:val="Hyperlink"/>
@@ -12151,7 +12158,7 @@
           <w:sz w:val="24"/>
           <w:u w:val="single"/>
         </w:rPr>
-        <w:hyperlink r:id="rId89" w:history="1">
+        <w:hyperlink r:id="rId90" w:history="1">
           <w:r>
             <w:rPr>
               <w:rStyle w:val="Hyperlink"/>
@@ -12169,7 +12176,7 @@
           <w:sz w:val="24"/>
           <w:u w:val="single"/>
         </w:rPr>
-        <w:hyperlink r:id="rId89" w:history="1">
+        <w:hyperlink r:id="rId90" w:history="1">
           <w:r>
             <w:rPr>
               <w:rStyle w:val="Hyperlink"/>
@@ -12187,7 +12194,7 @@
           <w:sz w:val="24"/>
           <w:u w:val="single"/>
         </w:rPr>
-        <w:hyperlink r:id="rId89" w:history="1">
+        <w:hyperlink r:id="rId90" w:history="1">
           <w:r>
             <w:rPr>
               <w:rStyle w:val="Hyperlink"/>
@@ -12215,7 +12222,7 @@
           <w:sz w:val="24"/>
           <w:u w:val="single"/>
         </w:rPr>
-        <w:hyperlink r:id="rId90" w:history="1">
+        <w:hyperlink r:id="rId91" w:history="1">
           <w:r>
             <w:rPr>
               <w:rStyle w:val="Hyperlink"/>
@@ -12244,7 +12251,7 @@
           <w:sz w:val="24"/>
           <w:u w:val="single"/>
         </w:rPr>
-        <w:hyperlink r:id="rId90" w:history="1">
+        <w:hyperlink r:id="rId91" w:history="1">
           <w:r>
             <w:rPr>
               <w:rStyle w:val="Hyperlink"/>
@@ -12375,7 +12382,7 @@
           <w:sz w:val="24"/>
           <w:u w:val="single"/>
         </w:rPr>
-        <w:hyperlink r:id="rId91" w:history="1">
+        <w:hyperlink r:id="rId92" w:history="1">
           <w:r>
             <w:rPr>
               <w:rStyle w:val="Hyperlink"/>
@@ -12393,7 +12400,7 @@
           <w:sz w:val="24"/>
           <w:u w:val="single"/>
         </w:rPr>
-        <w:hyperlink r:id="rId91" w:history="1">
+        <w:hyperlink r:id="rId92" w:history="1">
           <w:r>
             <w:rPr>
               <w:rStyle w:val="Hyperlink"/>
@@ -12411,7 +12418,7 @@
           <w:sz w:val="24"/>
           <w:u w:val="single"/>
         </w:rPr>
-        <w:hyperlink r:id="rId91" w:history="1">
+        <w:hyperlink r:id="rId92" w:history="1">
           <w:r>
             <w:rPr>
               <w:rStyle w:val="Hyperlink"/>
@@ -12429,7 +12436,7 @@
           <w:sz w:val="24"/>
           <w:u w:val="single"/>
         </w:rPr>
-        <w:hyperlink r:id="rId91" w:history="1">
+        <w:hyperlink r:id="rId92" w:history="1">
           <w:r>
             <w:rPr>
               <w:rStyle w:val="Hyperlink"/>
@@ -12457,7 +12464,7 @@
           <w:sz w:val="24"/>
           <w:u w:val="single"/>
         </w:rPr>
-        <w:hyperlink r:id="rId91" w:history="1">
+        <w:hyperlink r:id="rId93" w:history="1">
           <w:r>
             <w:rPr>
               <w:rStyle w:val="Hyperlink"/>
@@ -12475,7 +12482,7 @@
           <w:sz w:val="24"/>
           <w:u w:val="single"/>
         </w:rPr>
-        <w:hyperlink r:id="rId91" w:history="1">
+        <w:hyperlink r:id="rId93" w:history="1">
           <w:r>
             <w:rPr>
               <w:rStyle w:val="Hyperlink"/>
@@ -12504,7 +12511,7 @@
           <w:sz w:val="24"/>
           <w:u w:val="single"/>
         </w:rPr>
-        <w:hyperlink r:id="rId92" w:history="1">
+        <w:hyperlink r:id="rId93" w:history="1">
           <w:r>
             <w:rPr>
               <w:rStyle w:val="Hyperlink"/>
@@ -12612,7 +12619,7 @@
           <w:sz w:val="24"/>
           <w:u w:val="single"/>
         </w:rPr>
-        <w:hyperlink r:id="rId93" w:history="1">
+        <w:hyperlink r:id="rId94" w:history="1">
           <w:r>
             <w:rPr>
               <w:rStyle w:val="Hyperlink"/>
@@ -12630,7 +12637,7 @@
           <w:sz w:val="24"/>
           <w:u w:val="single"/>
         </w:rPr>
-        <w:hyperlink r:id="rId93" w:history="1">
+        <w:hyperlink r:id="rId94" w:history="1">
           <w:r>
             <w:rPr>
               <w:rStyle w:val="Hyperlink"/>
@@ -12728,7 +12735,7 @@
           <w:sz w:val="24"/>
           <w:u w:val="single"/>
         </w:rPr>
-        <w:hyperlink r:id="rId94" w:history="1">
+        <w:hyperlink r:id="rId95" w:history="1">
           <w:r>
             <w:rPr>
               <w:rStyle w:val="Hyperlink"/>
@@ -12757,7 +12764,7 @@
           <w:sz w:val="24"/>
           <w:u w:val="single"/>
         </w:rPr>
-        <w:hyperlink r:id="rId94" w:history="1">
+        <w:hyperlink r:id="rId95" w:history="1">
           <w:r>
             <w:rPr>
               <w:rStyle w:val="Hyperlink"/>
@@ -12845,7 +12852,7 @@
           <w:sz w:val="24"/>
           <w:u w:val="single"/>
         </w:rPr>
-        <w:hyperlink r:id="rId95" w:history="1">
+        <w:hyperlink r:id="rId96" w:history="1">
           <w:r>
             <w:rPr>
               <w:rStyle w:val="Hyperlink"/>
@@ -12874,7 +12881,7 @@
           <w:sz w:val="24"/>
           <w:u w:val="single"/>
         </w:rPr>
-        <w:hyperlink r:id="rId95" w:history="1">
+        <w:hyperlink r:id="rId96" w:history="1">
           <w:r>
             <w:rPr>
               <w:rStyle w:val="Hyperlink"/>
@@ -12902,7 +12909,7 @@
           <w:sz w:val="24"/>
           <w:u w:val="single"/>
         </w:rPr>
-        <w:hyperlink r:id="rId96" w:history="1">
+        <w:hyperlink r:id="rId97" w:history="1">
           <w:r>
             <w:rPr>
               <w:rStyle w:val="Hyperlink"/>
@@ -12931,7 +12938,7 @@
           <w:sz w:val="24"/>
           <w:u w:val="single"/>
         </w:rPr>
-        <w:hyperlink r:id="rId96" w:history="1">
+        <w:hyperlink r:id="rId97" w:history="1">
           <w:r>
             <w:rPr>
               <w:rStyle w:val="Hyperlink"/>
@@ -13059,7 +13066,7 @@
           <w:sz w:val="24"/>
           <w:u w:val="single"/>
         </w:rPr>
-        <w:hyperlink r:id="rId97" w:history="1">
+        <w:hyperlink r:id="rId98" w:history="1">
           <w:r>
             <w:rPr>
               <w:rStyle w:val="Hyperlink"/>
@@ -13077,7 +13084,7 @@
           <w:sz w:val="24"/>
           <w:u w:val="single"/>
         </w:rPr>
-        <w:hyperlink r:id="rId97" w:history="1">
+        <w:hyperlink r:id="rId98" w:history="1">
           <w:r>
             <w:rPr>
               <w:rStyle w:val="Hyperlink"/>
@@ -13095,7 +13102,7 @@
           <w:sz w:val="24"/>
           <w:u w:val="single"/>
         </w:rPr>
-        <w:hyperlink r:id="rId97" w:history="1">
+        <w:hyperlink r:id="rId98" w:history="1">
           <w:r>
             <w:rPr>
               <w:rStyle w:val="Hyperlink"/>
@@ -13211,7 +13218,7 @@
           <w:sz w:val="24"/>
           <w:u w:val="single"/>
         </w:rPr>
-        <w:hyperlink r:id="rId98" w:history="1">
+        <w:hyperlink r:id="rId99" w:history="1">
           <w:r>
             <w:rPr>
               <w:rStyle w:val="Hyperlink"/>
@@ -13240,7 +13247,7 @@
           <w:sz w:val="24"/>
           <w:u w:val="single"/>
         </w:rPr>
-        <w:hyperlink r:id="rId98" w:history="1">
+        <w:hyperlink r:id="rId99" w:history="1">
           <w:r>
             <w:rPr>
               <w:rStyle w:val="Hyperlink"/>
@@ -13268,7 +13275,7 @@
           <w:sz w:val="24"/>
           <w:u w:val="single"/>
         </w:rPr>
-        <w:hyperlink r:id="rId99" w:history="1">
+        <w:hyperlink r:id="rId100" w:history="1">
           <w:r>
             <w:rPr>
               <w:rStyle w:val="Hyperlink"/>
@@ -13297,7 +13304,7 @@
           <w:sz w:val="24"/>
           <w:u w:val="single"/>
         </w:rPr>
-        <w:hyperlink r:id="rId99" w:history="1">
+        <w:hyperlink r:id="rId100" w:history="1">
           <w:r>
             <w:rPr>
               <w:rStyle w:val="Hyperlink"/>
@@ -13409,7 +13416,7 @@
           <w:color w:val="0000FF"/>
           <w:sz w:val="24"/>
         </w:rPr>
-        <w:hyperlink r:id="rId100" w:history="1">
+        <w:hyperlink r:id="rId101" w:history="1">
           <w:r>
             <w:rPr>
               <w:rStyle w:val="Hyperlink"/>
@@ -13426,7 +13433,7 @@
           <w:color w:val="0000FF"/>
           <w:sz w:val="24"/>
         </w:rPr>
-        <w:hyperlink r:id="rId100" w:history="1">
+        <w:hyperlink r:id="rId101" w:history="1">
           <w:r>
             <w:rPr>
               <w:rStyle w:val="Hyperlink"/>
@@ -13443,7 +13450,7 @@
           <w:color w:val="0000FF"/>
           <w:sz w:val="24"/>
         </w:rPr>
-        <w:hyperlink r:id="rId100" w:history="1">
+        <w:hyperlink r:id="rId101" w:history="1">
           <w:r>
             <w:rPr>
               <w:rStyle w:val="Hyperlink"/>
@@ -13460,7 +13467,7 @@
           <w:color w:val="0000FF"/>
           <w:sz w:val="24"/>
         </w:rPr>
-        <w:hyperlink r:id="rId100" w:history="1">
+        <w:hyperlink r:id="rId101" w:history="1">
           <w:r>
             <w:rPr>
               <w:rStyle w:val="Hyperlink"/>
@@ -13477,7 +13484,7 @@
           <w:color w:val="0000FF"/>
           <w:sz w:val="24"/>
         </w:rPr>
-        <w:hyperlink r:id="rId100" w:history="1">
+        <w:hyperlink r:id="rId101" w:history="1">
           <w:r>
             <w:rPr>
               <w:rStyle w:val="Hyperlink"/>
@@ -13579,7 +13586,7 @@
           <w:color w:val="0000FF"/>
           <w:sz w:val="24"/>
         </w:rPr>
-        <w:hyperlink r:id="rId101" w:history="1">
+        <w:hyperlink r:id="rId102" w:history="1">
           <w:r>
             <w:rPr>
               <w:rStyle w:val="Hyperlink"/>
@@ -13596,7 +13603,7 @@
           <w:color w:val="0000FF"/>
           <w:sz w:val="24"/>
         </w:rPr>
-        <w:hyperlink r:id="rId101" w:history="1">
+        <w:hyperlink r:id="rId102" w:history="1">
           <w:r>
             <w:rPr>
               <w:rStyle w:val="Hyperlink"/>
@@ -13613,7 +13620,7 @@
           <w:color w:val="0000FF"/>
           <w:sz w:val="24"/>
         </w:rPr>
-        <w:hyperlink r:id="rId101" w:history="1">
+        <w:hyperlink r:id="rId102" w:history="1">
           <w:r>
             <w:rPr>
               <w:rStyle w:val="Hyperlink"/>
@@ -13630,7 +13637,7 @@
           <w:color w:val="0000FF"/>
           <w:sz w:val="24"/>
         </w:rPr>
-        <w:hyperlink r:id="rId101" w:history="1">
+        <w:hyperlink r:id="rId102" w:history="1">
           <w:r>
             <w:rPr>
               <w:rStyle w:val="Hyperlink"/>
@@ -13647,7 +13654,7 @@
           <w:color w:val="0000FF"/>
           <w:sz w:val="24"/>
         </w:rPr>
-        <w:hyperlink r:id="rId101" w:history="1">
+        <w:hyperlink r:id="rId102" w:history="1">
           <w:r>
             <w:rPr>
               <w:rStyle w:val="Hyperlink"/>
@@ -13745,7 +13752,7 @@
           <w:color w:val="0000FF"/>
           <w:sz w:val="24"/>
         </w:rPr>
-        <w:hyperlink r:id="rId102" w:history="1">
+        <w:hyperlink r:id="rId103" w:history="1">
           <w:r>
             <w:rPr>
               <w:rStyle w:val="Hyperlink"/>
@@ -13762,7 +13769,7 @@
           <w:color w:val="0000FF"/>
           <w:sz w:val="24"/>
         </w:rPr>
-        <w:hyperlink r:id="rId102" w:history="1">
+        <w:hyperlink r:id="rId103" w:history="1">
           <w:r>
             <w:rPr>
               <w:rStyle w:val="Hyperlink"/>
@@ -13779,7 +13786,7 @@
           <w:color w:val="0000FF"/>
           <w:sz w:val="24"/>
         </w:rPr>
-        <w:hyperlink r:id="rId102" w:history="1">
+        <w:hyperlink r:id="rId103" w:history="1">
           <w:r>
             <w:rPr>
               <w:rStyle w:val="Hyperlink"/>
@@ -13796,7 +13803,7 @@
           <w:color w:val="0000FF"/>
           <w:sz w:val="24"/>
         </w:rPr>
-        <w:hyperlink r:id="rId102" w:history="1">
+        <w:hyperlink r:id="rId103" w:history="1">
           <w:r>
             <w:rPr>
               <w:rStyle w:val="Hyperlink"/>
@@ -13813,7 +13820,7 @@
           <w:color w:val="0000FF"/>
           <w:sz w:val="24"/>
         </w:rPr>
-        <w:hyperlink r:id="rId102" w:history="1">
+        <w:hyperlink r:id="rId103" w:history="1">
           <w:r>
             <w:rPr>
               <w:rStyle w:val="Hyperlink"/>
@@ -13922,7 +13929,7 @@
           <w:color w:val="0000FF"/>
           <w:sz w:val="24"/>
         </w:rPr>
-        <w:hyperlink r:id="rId103" w:history="1">
+        <w:hyperlink r:id="rId104" w:history="1">
           <w:r>
             <w:rPr>
               <w:rStyle w:val="Hyperlink"/>
@@ -13939,7 +13946,7 @@
           <w:color w:val="0000FF"/>
           <w:sz w:val="24"/>
         </w:rPr>
-        <w:hyperlink r:id="rId103" w:history="1">
+        <w:hyperlink r:id="rId104" w:history="1">
           <w:r>
             <w:rPr>
               <w:rStyle w:val="Hyperlink"/>
@@ -13956,7 +13963,7 @@
           <w:color w:val="0000FF"/>
           <w:sz w:val="24"/>
         </w:rPr>
-        <w:hyperlink r:id="rId103" w:history="1">
+        <w:hyperlink r:id="rId104" w:history="1">
           <w:r>
             <w:rPr>
               <w:rStyle w:val="Hyperlink"/>
@@ -13973,7 +13980,7 @@
           <w:color w:val="0000FF"/>
           <w:sz w:val="24"/>
         </w:rPr>
-        <w:hyperlink r:id="rId103" w:history="1">
+        <w:hyperlink r:id="rId104" w:history="1">
           <w:r>
             <w:rPr>
               <w:rStyle w:val="Hyperlink"/>
@@ -13990,7 +13997,7 @@
           <w:color w:val="0000FF"/>
           <w:sz w:val="24"/>
         </w:rPr>
-        <w:hyperlink r:id="rId103" w:history="1">
+        <w:hyperlink r:id="rId104" w:history="1">
           <w:r>
             <w:rPr>
               <w:rStyle w:val="Hyperlink"/>
@@ -14113,7 +14120,7 @@
           <w:sz w:val="24"/>
           <w:u w:val="single"/>
         </w:rPr>
-        <w:hyperlink r:id="rId104" w:history="1">
+        <w:hyperlink r:id="rId105" w:history="1">
           <w:r>
             <w:rPr>
               <w:rStyle w:val="Hyperlink"/>
@@ -14142,7 +14149,7 @@
           <w:sz w:val="24"/>
           <w:u w:val="single"/>
         </w:rPr>
-        <w:hyperlink r:id="rId104" w:history="1">
+        <w:hyperlink r:id="rId105" w:history="1">
           <w:r>
             <w:rPr>
               <w:rStyle w:val="Hyperlink"/>
@@ -14251,7 +14258,7 @@
           <w:color w:val="0000FF"/>
           <w:sz w:val="24"/>
         </w:rPr>
-        <w:hyperlink r:id="rId105" w:history="1">
+        <w:hyperlink r:id="rId106" w:history="1">
           <w:r>
             <w:rPr>
               <w:rStyle w:val="Hyperlink"/>
@@ -14268,7 +14275,7 @@
           <w:color w:val="0000FF"/>
           <w:sz w:val="24"/>
         </w:rPr>
-        <w:hyperlink r:id="rId105" w:history="1">
+        <w:hyperlink r:id="rId106" w:history="1">
           <w:r>
             <w:rPr>
               <w:rStyle w:val="Hyperlink"/>
@@ -14285,7 +14292,7 @@
           <w:color w:val="0000FF"/>
           <w:sz w:val="24"/>
         </w:rPr>
-        <w:hyperlink r:id="rId105" w:history="1">
+        <w:hyperlink r:id="rId106" w:history="1">
           <w:r>
             <w:rPr>
               <w:rStyle w:val="Hyperlink"/>
@@ -14302,7 +14309,7 @@
           <w:color w:val="0000FF"/>
           <w:sz w:val="24"/>
         </w:rPr>
-        <w:hyperlink r:id="rId105" w:history="1">
+        <w:hyperlink r:id="rId106" w:history="1">
           <w:r>
             <w:rPr>
               <w:rStyle w:val="Hyperlink"/>
@@ -14319,7 +14326,7 @@
           <w:color w:val="0000FF"/>
           <w:sz w:val="24"/>
         </w:rPr>
-        <w:hyperlink r:id="rId105" w:history="1">
+        <w:hyperlink r:id="rId106" w:history="1">
           <w:r>
             <w:rPr>
               <w:rStyle w:val="Hyperlink"/>
@@ -14336,7 +14343,7 @@
           <w:color w:val="0000FF"/>
           <w:sz w:val="24"/>
         </w:rPr>
-        <w:hyperlink r:id="rId105" w:history="1">
+        <w:hyperlink r:id="rId106" w:history="1">
           <w:r>
             <w:rPr>
               <w:rStyle w:val="Hyperlink"/>
@@ -14353,7 +14360,7 @@
           <w:color w:val="0000FF"/>
           <w:sz w:val="24"/>
         </w:rPr>
-        <w:hyperlink r:id="rId105" w:history="1">
+        <w:hyperlink r:id="rId106" w:history="1">
           <w:r>
             <w:rPr>
               <w:rStyle w:val="Hyperlink"/>
@@ -14371,7 +14378,7 @@
           <w:sz w:val="24"/>
           <w:u w:val="single"/>
         </w:rPr>
-        <w:hyperlink r:id="rId105" w:history="1">
+        <w:hyperlink r:id="rId106" w:history="1">
           <w:r>
             <w:rPr>
               <w:rStyle w:val="Hyperlink"/>
@@ -14389,7 +14396,7 @@
           <w:sz w:val="24"/>
           <w:u w:val="single"/>
         </w:rPr>
-        <w:hyperlink r:id="rId105" w:history="1">
+        <w:hyperlink r:id="rId106" w:history="1">
           <w:r>
             <w:rPr>
               <w:rStyle w:val="Hyperlink"/>
@@ -14407,7 +14414,7 @@
           <w:sz w:val="24"/>
           <w:u w:val="single"/>
         </w:rPr>
-        <w:hyperlink r:id="rId105" w:history="1">
+        <w:hyperlink r:id="rId106" w:history="1">
           <w:r>
             <w:rPr>
               <w:rStyle w:val="Hyperlink"/>
@@ -14425,7 +14432,7 @@
           <w:sz w:val="24"/>
           <w:u w:val="single"/>
         </w:rPr>
-        <w:hyperlink r:id="rId105" w:history="1">
+        <w:hyperlink r:id="rId106" w:history="1">
           <w:r>
             <w:rPr>
               <w:rStyle w:val="Hyperlink"/>
@@ -14443,7 +14450,7 @@
           <w:sz w:val="24"/>
           <w:u w:val="single"/>
         </w:rPr>
-        <w:hyperlink r:id="rId105" w:history="1">
+        <w:hyperlink r:id="rId106" w:history="1">
           <w:r>
             <w:rPr>
               <w:rStyle w:val="Hyperlink"/>
@@ -14461,7 +14468,7 @@
           <w:sz w:val="24"/>
           <w:u w:val="single"/>
         </w:rPr>
-        <w:hyperlink r:id="rId105" w:history="1">
+        <w:hyperlink r:id="rId106" w:history="1">
           <w:r>
             <w:rPr>
               <w:rStyle w:val="Hyperlink"/>
@@ -14479,7 +14486,7 @@
           <w:sz w:val="24"/>
           <w:u w:val="single"/>
         </w:rPr>
-        <w:hyperlink r:id="rId105" w:history="1">
+        <w:hyperlink r:id="rId106" w:history="1">
           <w:r>
             <w:rPr>
               <w:rStyle w:val="Hyperlink"/>
@@ -14497,7 +14504,7 @@
           <w:sz w:val="24"/>
           <w:u w:val="single"/>
         </w:rPr>
-        <w:hyperlink r:id="rId105" w:history="1">
+        <w:hyperlink r:id="rId106" w:history="1">
           <w:r>
             <w:rPr>
               <w:rStyle w:val="Hyperlink"/>
@@ -14515,7 +14522,7 @@
           <w:sz w:val="24"/>
           <w:u w:val="single"/>
         </w:rPr>
-        <w:hyperlink r:id="rId105" w:history="1">
+        <w:hyperlink r:id="rId106" w:history="1">
           <w:r>
             <w:rPr>
               <w:rStyle w:val="Hyperlink"/>
@@ -14533,7 +14540,7 @@
           <w:sz w:val="24"/>
           <w:u w:val="single"/>
         </w:rPr>
-        <w:hyperlink r:id="rId105" w:history="1">
+        <w:hyperlink r:id="rId106" w:history="1">
           <w:r>
             <w:rPr>
               <w:rStyle w:val="Hyperlink"/>

--- a/EXPORTS/DOCX/published/niveau2/English/Suriname.docx
+++ b/EXPORTS/DOCX/published/niveau2/English/Suriname.docx
@@ -1518,27 +1518,138 @@
           <w:sz w:val="24"/>
           <w:u w:val="single"/>
         </w:rPr>
+        <w:hyperlink r:id="rId16" w:history="1">
+          <w:r>
+            <w:rPr>
+              <w:rStyle w:val="Hyperlink"/>
+            </w:rPr>
+            <w:t>Lam</w:t>
+          </w:r>
+        </w:hyperlink>
+      </w:r>
+      <w:r>
+        <w:rPr>
+          <w:rFonts w:ascii="Charis SIL Regular" w:hAnsi="Charis SIL Regular" w:eastAsia="Charis SIL Regular"/>
+          <w:b w:val="0"/>
+          <w:i w:val="0"/>
+          <w:color w:val="0000FF"/>
+          <w:sz w:val="24"/>
+          <w:u w:val="single"/>
+        </w:rPr>
+        <w:hyperlink r:id="rId16" w:history="1">
+          <w:r>
+            <w:rPr>
+              <w:rStyle w:val="Hyperlink"/>
+            </w:rPr>
+            <w:t>m</w:t>
+          </w:r>
+        </w:hyperlink>
+      </w:r>
+      <w:r>
+        <w:rPr>
+          <w:rFonts w:ascii="Charis SIL Regular" w:hAnsi="Charis SIL Regular" w:eastAsia="Charis SIL Regular"/>
+          <w:b w:val="0"/>
+          <w:i w:val="0"/>
+          <w:color w:val="0000FF"/>
+          <w:sz w:val="24"/>
+          <w:u w:val="single"/>
+        </w:rPr>
+        <w:hyperlink r:id="rId16" w:history="1">
+          <w:r>
+            <w:rPr>
+              <w:rStyle w:val="Hyperlink"/>
+            </w:rPr>
+            <w:t>ens</w:t>
+          </w:r>
+        </w:hyperlink>
+      </w:r>
+      <w:r>
+        <w:rPr>
+          <w:u w:val="single" w:color="0000ff"/>
+          <w:rFonts w:ascii="Charis SIL Regular" w:hAnsi="Charis SIL Regular" w:eastAsia="Charis SIL Regular"/>
+          <w:b w:val="0"/>
+          <w:i w:val="0"/>
+          <w:color w:val="000000"/>
+          <w:sz w:val="24"/>
+        </w:rPr>
         <w:hyperlink r:id="rId13" w:history="1">
           <w:r>
             <w:rPr>
               <w:rStyle w:val="Hyperlink"/>
             </w:rPr>
-            <w:t>Lam</w:t>
-          </w:r>
-        </w:hyperlink>
-      </w:r>
-      <w:r>
-        <w:rPr>
-          <w:rFonts w:ascii="Charis SIL Regular" w:hAnsi="Charis SIL Regular" w:eastAsia="Charis SIL Regular"/>
-          <w:b w:val="0"/>
-          <w:i w:val="0"/>
-          <w:color w:val="0000FF"/>
+            <w:t>. La</w:t>
+          </w:r>
+        </w:hyperlink>
+      </w:r>
+      <w:r>
+        <w:rPr>
+          <w:rFonts w:ascii="Charis SIL Regular" w:hAnsi="Charis SIL Regular" w:eastAsia="Charis SIL Regular"/>
+          <w:b w:val="0"/>
+          <w:i w:val="0"/>
+          <w:color w:val="000000"/>
           <w:sz w:val="24"/>
         </w:rPr>
         <w:t>m</w:t>
       </w:r>
       <w:r>
         <w:rPr>
+          <w:u w:val="single" w:color="0000ff"/>
+          <w:rFonts w:ascii="Charis SIL Regular" w:hAnsi="Charis SIL Regular" w:eastAsia="Charis SIL Regular"/>
+          <w:b w:val="0"/>
+          <w:i w:val="0"/>
+          <w:color w:val="000000"/>
+          <w:sz w:val="24"/>
+        </w:rPr>
+        <w:hyperlink r:id="rId14" w:history="1">
+          <w:r>
+            <w:rPr>
+              <w:rStyle w:val="Hyperlink"/>
+            </w:rPr>
+            <w:t>mens, s</w:t>
+          </w:r>
+        </w:hyperlink>
+      </w:r>
+      <w:r>
+        <w:rPr>
+          <w:u w:val="single" w:color="0000ff"/>
+          <w:rFonts w:ascii="Charis SIL Regular" w:hAnsi="Charis SIL Regular" w:eastAsia="Charis SIL Regular"/>
+          <w:b w:val="0"/>
+          <w:i w:val="0"/>
+          <w:color w:val="000000"/>
+          <w:sz w:val="24"/>
+        </w:rPr>
+        <w:hyperlink r:id="rId14" w:history="1">
+          <w:r>
+            <w:rPr>
+              <w:rStyle w:val="Hyperlink"/>
+            </w:rPr>
+            <w:t>on-in-law an</w:t>
+          </w:r>
+        </w:hyperlink>
+      </w:r>
+      <w:r>
+        <w:rPr>
+          <w:rFonts w:ascii="Charis SIL Regular" w:hAnsi="Charis SIL Regular" w:eastAsia="Charis SIL Regular"/>
+          <w:b w:val="0"/>
+          <w:i w:val="0"/>
+          <w:color w:val="000000"/>
+          <w:sz w:val="24"/>
+        </w:rPr>
+        <w:t>d</w:t>
+      </w:r>
+      <w:r>
+        <w:rPr>
+          <w:u w:val="single" w:color="0000ff"/>
+          <w:rFonts w:ascii="Charis SIL Regular" w:hAnsi="Charis SIL Regular" w:eastAsia="Charis SIL Regular"/>
+          <w:b w:val="0"/>
+          <w:i w:val="0"/>
+          <w:color w:val="000000"/>
+          <w:sz w:val="24"/>
+        </w:rPr>
+        <w:t xml:space="preserve"> admirer of </w:t>
+      </w:r>
+      <w:r>
+        <w:rPr>
           <w:rFonts w:ascii="Charis SIL Regular" w:hAnsi="Charis SIL Regular" w:eastAsia="Charis SIL Regular"/>
           <w:b w:val="0"/>
           <w:i w:val="0"/>
@@ -1546,153 +1657,7 @@
           <w:sz w:val="24"/>
           <w:u w:val="single"/>
         </w:rPr>
-        <w:hyperlink r:id="rId13" w:history="1">
-          <w:r>
-            <w:rPr>
-              <w:rStyle w:val="Hyperlink"/>
-            </w:rPr>
-            <w:t>ens</w:t>
-          </w:r>
-        </w:hyperlink>
-      </w:r>
-      <w:r>
-        <w:rPr>
-          <w:u w:val="single" w:color="0000ff"/>
-          <w:rFonts w:ascii="Charis SIL Regular" w:hAnsi="Charis SIL Regular" w:eastAsia="Charis SIL Regular"/>
-          <w:b w:val="0"/>
-          <w:i w:val="0"/>
-          <w:color w:val="000000"/>
-          <w:sz w:val="24"/>
-        </w:rPr>
-        <w:hyperlink r:id="rId13" w:history="1">
-          <w:r>
-            <w:rPr>
-              <w:rStyle w:val="Hyperlink"/>
-            </w:rPr>
-            <w:t>. La</w:t>
-          </w:r>
-        </w:hyperlink>
-      </w:r>
-      <w:r>
-        <w:rPr>
-          <w:rFonts w:ascii="Charis SIL Regular" w:hAnsi="Charis SIL Regular" w:eastAsia="Charis SIL Regular"/>
-          <w:b w:val="0"/>
-          <w:i w:val="0"/>
-          <w:color w:val="000000"/>
-          <w:sz w:val="24"/>
-        </w:rPr>
-        <w:t>m</w:t>
-      </w:r>
-      <w:r>
-        <w:rPr>
-          <w:u w:val="single" w:color="0000ff"/>
-          <w:rFonts w:ascii="Charis SIL Regular" w:hAnsi="Charis SIL Regular" w:eastAsia="Charis SIL Regular"/>
-          <w:b w:val="0"/>
-          <w:i w:val="0"/>
-          <w:color w:val="000000"/>
-          <w:sz w:val="24"/>
-        </w:rPr>
-        <w:hyperlink r:id="rId14" w:history="1">
-          <w:r>
-            <w:rPr>
-              <w:rStyle w:val="Hyperlink"/>
-            </w:rPr>
-            <w:t>mens, s</w:t>
-          </w:r>
-        </w:hyperlink>
-      </w:r>
-      <w:r>
-        <w:rPr>
-          <w:u w:val="single" w:color="0000ff"/>
-          <w:rFonts w:ascii="Charis SIL Regular" w:hAnsi="Charis SIL Regular" w:eastAsia="Charis SIL Regular"/>
-          <w:b w:val="0"/>
-          <w:i w:val="0"/>
-          <w:color w:val="000000"/>
-          <w:sz w:val="24"/>
-        </w:rPr>
-        <w:hyperlink r:id="rId14" w:history="1">
-          <w:r>
-            <w:rPr>
-              <w:rStyle w:val="Hyperlink"/>
-            </w:rPr>
-            <w:t>on-in-law an</w:t>
-          </w:r>
-        </w:hyperlink>
-      </w:r>
-      <w:r>
-        <w:rPr>
-          <w:rFonts w:ascii="Charis SIL Regular" w:hAnsi="Charis SIL Regular" w:eastAsia="Charis SIL Regular"/>
-          <w:b w:val="0"/>
-          <w:i w:val="0"/>
-          <w:color w:val="000000"/>
-          <w:sz w:val="24"/>
-        </w:rPr>
-        <w:t>d</w:t>
-      </w:r>
-      <w:r>
-        <w:rPr>
-          <w:u w:val="single" w:color="0000ff"/>
-          <w:rFonts w:ascii="Charis SIL Regular" w:hAnsi="Charis SIL Regular" w:eastAsia="Charis SIL Regular"/>
-          <w:b w:val="0"/>
-          <w:i w:val="0"/>
-          <w:color w:val="000000"/>
-          <w:sz w:val="24"/>
-        </w:rPr>
-        <w:hyperlink r:id="rId15" w:history="1">
-          <w:r>
-            <w:rPr>
-              <w:rStyle w:val="Hyperlink"/>
-            </w:rPr>
-            <w:t xml:space="preserve"> admire</w:t>
-          </w:r>
-        </w:hyperlink>
-      </w:r>
-      <w:r>
-        <w:rPr>
-          <w:u w:val="single" w:color="0000ff"/>
-          <w:rFonts w:ascii="Charis SIL Regular" w:hAnsi="Charis SIL Regular" w:eastAsia="Charis SIL Regular"/>
-          <w:b w:val="0"/>
-          <w:i w:val="0"/>
-          <w:color w:val="000000"/>
-          <w:sz w:val="24"/>
-        </w:rPr>
-        <w:hyperlink r:id="rId15" w:history="1">
-          <w:r>
-            <w:rPr>
-              <w:rStyle w:val="Hyperlink"/>
-            </w:rPr>
-            <w:t>r</w:t>
-          </w:r>
-        </w:hyperlink>
-      </w:r>
-      <w:r>
-        <w:rPr>
-          <w:u w:val="single" w:color="0000ff"/>
-          <w:rFonts w:ascii="Charis SIL Regular" w:hAnsi="Charis SIL Regular" w:eastAsia="Charis SIL Regular"/>
-          <w:b w:val="0"/>
-          <w:i w:val="0"/>
-          <w:color w:val="000000"/>
-          <w:sz w:val="24"/>
-        </w:rPr>
-        <w:hyperlink r:id="rId15" w:history="1">
-          <w:r>
-            <w:rPr>
-              <w:rStyle w:val="Hyperlink"/>
-            </w:rPr>
-            <w:t xml:space="preserve"> of </w:t>
-          </w:r>
-        </w:hyperlink>
-      </w:r>
-      <w:r>
-        <w:rPr>
-          <w:rFonts w:ascii="Charis SIL Regular" w:hAnsi="Charis SIL Regular" w:eastAsia="Charis SIL Regular"/>
-          <w:b w:val="0"/>
-          <w:i w:val="0"/>
-          <w:color w:val="0000FF"/>
-          <w:sz w:val="24"/>
-          <w:u w:val="single"/>
-        </w:rPr>
-        <w:hyperlink r:id="rId15" w:history="1">
+        <w:hyperlink r:id="rId17" w:history="1">
           <w:r>
             <w:rPr>
               <w:rStyle w:val="Hyperlink"/>
@@ -2504,7 +2469,61 @@
           <w:color w:val="000000"/>
           <w:sz w:val="24"/>
         </w:rPr>
-        <w:t xml:space="preserve">is housed at </w:t>
+        <w:t xml:space="preserve">is </w:t>
+      </w:r>
+      <w:r>
+        <w:rPr>
+          <w:u w:val="single" w:color="0000ff"/>
+          <w:rFonts w:ascii="Charis SIL Regular" w:hAnsi="Charis SIL Regular" w:eastAsia="Charis SIL Regular"/>
+          <w:b w:val="0"/>
+          <w:i w:val="0"/>
+          <w:color w:val="000000"/>
+          <w:sz w:val="24"/>
+        </w:rPr>
+        <w:hyperlink r:id="rId21" w:history="1">
+          <w:r>
+            <w:rPr>
+              <w:rStyle w:val="Hyperlink"/>
+            </w:rPr>
+            <w:t>hou</w:t>
+          </w:r>
+        </w:hyperlink>
+      </w:r>
+      <w:r>
+        <w:rPr>
+          <w:u w:val="single" w:color="0000ff"/>
+          <w:rFonts w:ascii="Charis SIL Regular" w:hAnsi="Charis SIL Regular" w:eastAsia="Charis SIL Regular"/>
+          <w:b w:val="0"/>
+          <w:i w:val="0"/>
+          <w:color w:val="000000"/>
+          <w:sz w:val="24"/>
+        </w:rPr>
+        <w:hyperlink r:id="rId21" w:history="1">
+          <w:r>
+            <w:rPr>
+              <w:rStyle w:val="Hyperlink"/>
+            </w:rPr>
+            <w:t>s</w:t>
+          </w:r>
+        </w:hyperlink>
+      </w:r>
+      <w:r>
+        <w:rPr>
+          <w:u w:val="single" w:color="0000ff"/>
+          <w:rFonts w:ascii="Charis SIL Regular" w:hAnsi="Charis SIL Regular" w:eastAsia="Charis SIL Regular"/>
+          <w:b w:val="0"/>
+          <w:i w:val="0"/>
+          <w:color w:val="000000"/>
+          <w:sz w:val="24"/>
+        </w:rPr>
+        <w:hyperlink r:id="rId21" w:history="1">
+          <w:r>
+            <w:rPr>
+              <w:rStyle w:val="Hyperlink"/>
+            </w:rPr>
+            <w:t xml:space="preserve">ed at </w:t>
+          </w:r>
+        </w:hyperlink>
       </w:r>
       <w:r>
         <w:rPr>
@@ -2800,7 +2819,6 @@
       </w:r>
       <w:r>
         <w:rPr>
-          <w:u w:val="single" w:color="0000ff"/>
           <w:rFonts w:ascii="Charis SIL Regular" w:hAnsi="Charis SIL Regular" w:eastAsia="Charis SIL Regular"/>
           <w:b w:val="0"/>
           <w:i w:val="0"/>
@@ -3370,7 +3388,46 @@
           <w:color w:val="000000"/>
           <w:sz w:val="24"/>
         </w:rPr>
-        <w:t xml:space="preserve"> and finance administrator </w:t>
+        <w:t xml:space="preserve"> and finance </w:t>
+      </w:r>
+      <w:r>
+        <w:rPr>
+          <w:u w:val="single" w:color="0000ff"/>
+          <w:rFonts w:ascii="Charis SIL Regular" w:hAnsi="Charis SIL Regular" w:eastAsia="Charis SIL Regular"/>
+          <w:b w:val="0"/>
+          <w:i w:val="0"/>
+          <w:color w:val="000000"/>
+          <w:sz w:val="24"/>
+        </w:rPr>
+        <w:hyperlink r:id="rId25" w:history="1">
+          <w:r>
+            <w:rPr>
+              <w:rStyle w:val="Hyperlink"/>
+            </w:rPr>
+            <w:t>admini</w:t>
+          </w:r>
+        </w:hyperlink>
+      </w:r>
+      <w:r>
+        <w:rPr>
+          <w:rFonts w:ascii="Charis SIL Regular" w:hAnsi="Charis SIL Regular" w:eastAsia="Charis SIL Regular"/>
+          <w:b w:val="0"/>
+          <w:i w:val="0"/>
+          <w:color w:val="000000"/>
+          <w:sz w:val="24"/>
+        </w:rPr>
+        <w:t>strato</w:t>
+      </w:r>
+      <w:r>
+        <w:rPr>
+          <w:u w:val="single" w:color="0000ff"/>
+          <w:rFonts w:ascii="Charis SIL Regular" w:hAnsi="Charis SIL Regular" w:eastAsia="Charis SIL Regular"/>
+          <w:b w:val="0"/>
+          <w:i w:val="0"/>
+          <w:color w:val="000000"/>
+          <w:sz w:val="24"/>
+        </w:rPr>
+        <w:t xml:space="preserve">r </w:t>
       </w:r>
       <w:r>
         <w:rPr>
@@ -3381,7 +3438,7 @@
           <w:sz w:val="24"/>
           <w:u w:val="single"/>
         </w:rPr>
-        <w:hyperlink r:id="rId26" w:history="1">
+        <w:hyperlink r:id="rId28" w:history="1">
           <w:r>
             <w:rPr>
               <w:rStyle w:val="Hyperlink"/>
@@ -3475,7 +3532,7 @@
           <w:sz w:val="24"/>
           <w:u w:val="single"/>
         </w:rPr>
-        <w:hyperlink r:id="rId27" w:history="1">
+        <w:hyperlink r:id="rId28" w:history="1">
           <w:r>
             <w:rPr>
               <w:rStyle w:val="Hyperlink"/>
@@ -3504,7 +3561,7 @@
           <w:sz w:val="24"/>
           <w:u w:val="single"/>
         </w:rPr>
-        <w:hyperlink r:id="rId27" w:history="1">
+        <w:hyperlink r:id="rId28" w:history="1">
           <w:r>
             <w:rPr>
               <w:rStyle w:val="Hyperlink"/>
@@ -3533,7 +3590,7 @@
           <w:sz w:val="24"/>
           <w:u w:val="single"/>
         </w:rPr>
-        <w:hyperlink r:id="rId27" w:history="1">
+        <w:hyperlink r:id="rId28" w:history="1">
           <w:r>
             <w:rPr>
               <w:rStyle w:val="Hyperlink"/>
@@ -4501,16 +4558,8 @@
           <w:i w:val="0"/>
           <w:color w:val="0000FF"/>
           <w:sz w:val="24"/>
-          <w:u w:val="single"/>
-        </w:rPr>
-        <w:hyperlink r:id="rId35" w:history="1">
-          <w:r>
-            <w:rPr>
-              <w:rStyle w:val="Hyperlink"/>
-            </w:rPr>
-            <w:t>donated</w:t>
-          </w:r>
-        </w:hyperlink>
+        </w:rPr>
+        <w:t>donated</w:t>
       </w:r>
       <w:r>
         <w:rPr>
@@ -4572,7 +4621,6 @@
       </w:r>
       <w:r>
         <w:rPr>
-          <w:u w:val="single" w:color="0000ff"/>
           <w:rFonts w:ascii="Charis SIL Regular" w:hAnsi="Charis SIL Regular" w:eastAsia="Charis SIL Regular"/>
           <w:b w:val="0"/>
           <w:i w:val="0"/>
@@ -5463,7 +5511,25 @@
           <w:color w:val="000000"/>
           <w:sz w:val="24"/>
         </w:rPr>
-        <w:t>Berliner G</w:t>
+        <w:t>Berli</w:t>
+      </w:r>
+      <w:r>
+        <w:rPr>
+          <w:u w:val="single" w:color="0000ff"/>
+          <w:rFonts w:ascii="Charis SIL Italic" w:hAnsi="Charis SIL Italic" w:eastAsia="Charis SIL Italic"/>
+          <w:b w:val="0"/>
+          <w:i/>
+          <w:color w:val="000000"/>
+          <w:sz w:val="24"/>
+        </w:rPr>
+        <w:hyperlink r:id="rId44" w:history="1">
+          <w:r>
+            <w:rPr>
+              <w:rStyle w:val="Hyperlink"/>
+            </w:rPr>
+            <w:t>ner G</w:t>
+          </w:r>
+        </w:hyperlink>
       </w:r>
       <w:r>
         <w:rPr>
@@ -5803,6 +5869,23 @@
       </w:r>
       <w:r>
         <w:rPr>
+          <w:rFonts w:ascii="Charis SIL Italic" w:hAnsi="Charis SIL Italic" w:eastAsia="Charis SIL Italic"/>
+          <w:b w:val="0"/>
+          <w:i/>
+          <w:color w:val="000000"/>
+          <w:sz w:val="24"/>
+        </w:rPr>
+        <w:hyperlink r:id="rId46" w:history="1">
+          <w:r>
+            <w:rPr>
+              <w:rStyle w:val="Hyperlink"/>
+            </w:rPr>
+            <w:t>m</w:t>
+          </w:r>
+        </w:hyperlink>
+      </w:r>
+      <w:r>
+        <w:rPr>
           <w:u w:val="single" w:color="0000ff"/>
           <w:rFonts w:ascii="Charis SIL Italic" w:hAnsi="Charis SIL Italic" w:eastAsia="Charis SIL Italic"/>
           <w:b w:val="0"/>
@@ -5810,7 +5893,7 @@
           <w:color w:val="000000"/>
           <w:sz w:val="24"/>
         </w:rPr>
-        <w:t>m</w:t>
+        <w:t>u</w:t>
       </w:r>
       <w:r>
         <w:rPr>
@@ -5820,7 +5903,7 @@
           <w:color w:val="000000"/>
           <w:sz w:val="24"/>
         </w:rPr>
-        <w:t>useet</w:t>
+        <w:t>seet</w:t>
       </w:r>
       <w:r>
         <w:rPr>
@@ -6117,7 +6200,7 @@
           <w:sz w:val="24"/>
           <w:u w:val="single"/>
         </w:rPr>
-        <w:hyperlink r:id="rId48" w:history="1">
+        <w:hyperlink r:id="rId47" w:history="1">
           <w:r>
             <w:rPr>
               <w:rStyle w:val="Hyperlink"/>
@@ -6545,7 +6628,14 @@
           <w:color w:val="000000"/>
           <w:sz w:val="24"/>
         </w:rPr>
-        <w:t xml:space="preserve"> with 86 </w:t>
+        <w:hyperlink r:id="rId51" w:history="1">
+          <w:r>
+            <w:rPr>
+              <w:rStyle w:val="Hyperlink"/>
+            </w:rPr>
+            <w:t xml:space="preserve"> with 86 </w:t>
+          </w:r>
+        </w:hyperlink>
       </w:r>
       <w:r>
         <w:rPr>
@@ -6838,7 +6928,7 @@
           <w:sz w:val="24"/>
           <w:u w:val="single"/>
         </w:rPr>
-        <w:hyperlink r:id="rId55" w:history="1">
+        <w:hyperlink r:id="rId56" w:history="1">
           <w:r>
             <w:rPr>
               <w:rStyle w:val="Hyperlink"/>
@@ -8333,7 +8423,25 @@
           <w:color w:val="000000"/>
           <w:sz w:val="24"/>
         </w:rPr>
-        <w:t xml:space="preserve">New York. The photographs are held in the </w:t>
+        <w:t>New York. The photographs are held in</w:t>
+      </w:r>
+      <w:r>
+        <w:rPr>
+          <w:u w:val="single" w:color="0000ff"/>
+          <w:rFonts w:ascii="Charis SIL Regular" w:hAnsi="Charis SIL Regular" w:eastAsia="Charis SIL Regular"/>
+          <w:b w:val="0"/>
+          <w:i w:val="0"/>
+          <w:color w:val="000000"/>
+          <w:sz w:val="24"/>
+        </w:rPr>
+        <w:hyperlink r:id="rId68" w:history="1">
+          <w:r>
+            <w:rPr>
+              <w:rStyle w:val="Hyperlink"/>
+            </w:rPr>
+            <w:t xml:space="preserve"> the </w:t>
+          </w:r>
+        </w:hyperlink>
       </w:r>
       <w:r>
         <w:rPr>
@@ -9029,12 +9137,35 @@
             <w:rPr>
               <w:rStyle w:val="Hyperlink"/>
             </w:rPr>
-            <w:t>financ</w:t>
-          </w:r>
-        </w:hyperlink>
-      </w:r>
-      <w:r>
-        <w:rPr>
+            <w:t>finance</w:t>
+          </w:r>
+        </w:hyperlink>
+      </w:r>
+      <w:r>
+        <w:rPr>
+          <w:u w:val="single" w:color="0000ff"/>
+          <w:rFonts w:ascii="Charis SIL Regular" w:hAnsi="Charis SIL Regular" w:eastAsia="Charis SIL Regular"/>
+          <w:b w:val="0"/>
+          <w:i w:val="0"/>
+          <w:color w:val="000000"/>
+          <w:sz w:val="24"/>
+        </w:rPr>
+        <w:t>d</w:t>
+      </w:r>
+      <w:r>
+        <w:rPr>
+          <w:u w:val="single" w:color="0000ff"/>
+          <w:rFonts w:ascii="Charis SIL Regular" w:hAnsi="Charis SIL Regular" w:eastAsia="Charis SIL Regular"/>
+          <w:b w:val="0"/>
+          <w:i w:val="0"/>
+          <w:color w:val="000000"/>
+          <w:sz w:val="24"/>
+        </w:rPr>
+        <w:t xml:space="preserve"> </w:t>
+      </w:r>
+      <w:r>
+        <w:rPr>
+          <w:u w:val="single" w:color="0000ff"/>
           <w:rFonts w:ascii="Charis SIL Regular" w:hAnsi="Charis SIL Regular" w:eastAsia="Charis SIL Regular"/>
           <w:b w:val="0"/>
           <w:i w:val="0"/>
@@ -9046,19 +9177,9 @@
             <w:rPr>
               <w:rStyle w:val="Hyperlink"/>
             </w:rPr>
-            <w:t>e</w:t>
-          </w:r>
-        </w:hyperlink>
-      </w:r>
-      <w:r>
-        <w:rPr>
-          <w:rFonts w:ascii="Charis SIL Regular" w:hAnsi="Charis SIL Regular" w:eastAsia="Charis SIL Regular"/>
-          <w:b w:val="0"/>
-          <w:i w:val="0"/>
-          <w:color w:val="000000"/>
-          <w:sz w:val="24"/>
-        </w:rPr>
-        <w:t>d</w:t>
+            <w:t xml:space="preserve">a </w:t>
+          </w:r>
+        </w:hyperlink>
       </w:r>
       <w:r>
         <w:rPr>
@@ -9069,43 +9190,24 @@
           <w:color w:val="000000"/>
           <w:sz w:val="24"/>
         </w:rPr>
-        <w:t xml:space="preserve"> </w:t>
-      </w:r>
-      <w:r>
-        <w:rPr>
-          <w:u w:val="single" w:color="0000ff"/>
-          <w:rFonts w:ascii="Charis SIL Regular" w:hAnsi="Charis SIL Regular" w:eastAsia="Charis SIL Regular"/>
-          <w:b w:val="0"/>
-          <w:i w:val="0"/>
-          <w:color w:val="000000"/>
-          <w:sz w:val="24"/>
-        </w:rPr>
         <w:hyperlink r:id="rId71" w:history="1">
           <w:r>
             <w:rPr>
               <w:rStyle w:val="Hyperlink"/>
             </w:rPr>
-            <w:t xml:space="preserve">a </w:t>
-          </w:r>
-        </w:hyperlink>
-      </w:r>
-      <w:r>
-        <w:rPr>
-          <w:u w:val="single" w:color="0000ff"/>
-          <w:rFonts w:ascii="Charis SIL Regular" w:hAnsi="Charis SIL Regular" w:eastAsia="Charis SIL Regular"/>
-          <w:b w:val="0"/>
-          <w:i w:val="0"/>
-          <w:color w:val="000000"/>
-          <w:sz w:val="24"/>
-        </w:rPr>
-        <w:hyperlink r:id="rId71" w:history="1">
-          <w:r>
-            <w:rPr>
-              <w:rStyle w:val="Hyperlink"/>
-            </w:rPr>
-            <w:t>multidis</w:t>
-          </w:r>
-        </w:hyperlink>
+            <w:t>multidi</w:t>
+          </w:r>
+        </w:hyperlink>
+      </w:r>
+      <w:r>
+        <w:rPr>
+          <w:rFonts w:ascii="Charis SIL Regular" w:hAnsi="Charis SIL Regular" w:eastAsia="Charis SIL Regular"/>
+          <w:b w:val="0"/>
+          <w:i w:val="0"/>
+          <w:color w:val="000000"/>
+          <w:sz w:val="24"/>
+        </w:rPr>
+        <w:t>s</w:t>
       </w:r>
       <w:r>
         <w:rPr>
@@ -10726,7 +10828,6 @@
       </w:r>
       <w:r>
         <w:rPr>
-          <w:u w:val="single" w:color="0000ff"/>
           <w:rFonts w:ascii="Charis SIL Regular" w:hAnsi="Charis SIL Regular" w:eastAsia="Charis SIL Regular"/>
           <w:b w:val="0"/>
           <w:i w:val="0"/>
@@ -11625,6 +11726,7 @@
           <w:i w:val="0"/>
           <w:color w:val="0000FF"/>
           <w:sz w:val="24"/>
+          <w:u w:val="single"/>
         </w:rPr>
         <w:t>-</w:t>
       </w:r>
@@ -12013,7 +12115,7 @@
           <w:sz w:val="24"/>
           <w:u w:val="single"/>
         </w:rPr>
-        <w:hyperlink r:id="rId89" w:history="1">
+        <w:hyperlink r:id="rId88" w:history="1">
           <w:r>
             <w:rPr>
               <w:rStyle w:val="Hyperlink"/>
@@ -12042,7 +12144,7 @@
           <w:sz w:val="24"/>
           <w:u w:val="single"/>
         </w:rPr>
-        <w:hyperlink r:id="rId89" w:history="1">
+        <w:hyperlink r:id="rId88" w:history="1">
           <w:r>
             <w:rPr>
               <w:rStyle w:val="Hyperlink"/>
@@ -12158,12 +12260,76 @@
           <w:sz w:val="24"/>
           <w:u w:val="single"/>
         </w:rPr>
+        <w:hyperlink r:id="rId89" w:history="1">
+          <w:r>
+            <w:rPr>
+              <w:rStyle w:val="Hyperlink"/>
+            </w:rPr>
+            <w:t>http://</w:t>
+          </w:r>
+        </w:hyperlink>
+      </w:r>
+      <w:r>
+        <w:rPr>
+          <w:rFonts w:ascii="Charis SIL Regular" w:hAnsi="Charis SIL Regular" w:eastAsia="Charis SIL Regular"/>
+          <w:b w:val="0"/>
+          <w:i w:val="0"/>
+          <w:color w:val="0000FF"/>
+          <w:sz w:val="24"/>
+          <w:u w:val="single"/>
+        </w:rPr>
+        <w:hyperlink r:id="rId89" w:history="1">
+          <w:r>
+            <w:rPr>
+              <w:rStyle w:val="Hyperlink"/>
+            </w:rPr>
+            <w:t>hdl.handle.net/1887.1/</w:t>
+          </w:r>
+        </w:hyperlink>
+      </w:r>
+      <w:r>
+        <w:rPr>
+          <w:rFonts w:ascii="Charis SIL Regular" w:hAnsi="Charis SIL Regular" w:eastAsia="Charis SIL Regular"/>
+          <w:b w:val="0"/>
+          <w:i w:val="0"/>
+          <w:color w:val="0000FF"/>
+          <w:sz w:val="24"/>
+          <w:u w:val="single"/>
+        </w:rPr>
+        <w:hyperlink r:id="rId89" w:history="1">
+          <w:r>
+            <w:rPr>
+              <w:rStyle w:val="Hyperlink"/>
+            </w:rPr>
+            <w:t>item:970083</w:t>
+          </w:r>
+        </w:hyperlink>
+      </w:r>
+      <w:r>
+        <w:rPr>
+          <w:rFonts w:ascii="Charis SIL Regular" w:hAnsi="Charis SIL Regular" w:eastAsia="Charis SIL Regular"/>
+          <w:b w:val="0"/>
+          <w:i w:val="0"/>
+          <w:color w:val="000000"/>
+          <w:sz w:val="24"/>
+        </w:rPr>
+        <w:t xml:space="preserve">, </w:t>
+      </w:r>
+      <w:r>
+        <w:rPr>
+          <w:rFonts w:ascii="Charis SIL Regular" w:hAnsi="Charis SIL Regular" w:eastAsia="Charis SIL Regular"/>
+          <w:b w:val="0"/>
+          <w:i w:val="0"/>
+          <w:color w:val="0000FF"/>
+          <w:sz w:val="24"/>
+          <w:u w:val="single"/>
+        </w:rPr>
         <w:hyperlink r:id="rId90" w:history="1">
           <w:r>
             <w:rPr>
               <w:rStyle w:val="Hyperlink"/>
             </w:rPr>
-            <w:t>http://</w:t>
+            <w:t>WorldCat</w:t>
           </w:r>
         </w:hyperlink>
       </w:r>
@@ -12176,82 +12342,18 @@
           <w:sz w:val="24"/>
           <w:u w:val="single"/>
         </w:rPr>
+        <w:t xml:space="preserve"> </w:t>
+      </w:r>
+      <w:r>
+        <w:rPr>
+          <w:rFonts w:ascii="Charis SIL Regular" w:hAnsi="Charis SIL Regular" w:eastAsia="Charis SIL Regular"/>
+          <w:b w:val="0"/>
+          <w:i w:val="0"/>
+          <w:color w:val="0000FF"/>
+          <w:sz w:val="24"/>
+          <w:u w:val="single"/>
+        </w:rPr>
         <w:hyperlink r:id="rId90" w:history="1">
-          <w:r>
-            <w:rPr>
-              <w:rStyle w:val="Hyperlink"/>
-            </w:rPr>
-            <w:t>hdl.handle.net/1887.1/</w:t>
-          </w:r>
-        </w:hyperlink>
-      </w:r>
-      <w:r>
-        <w:rPr>
-          <w:rFonts w:ascii="Charis SIL Regular" w:hAnsi="Charis SIL Regular" w:eastAsia="Charis SIL Regular"/>
-          <w:b w:val="0"/>
-          <w:i w:val="0"/>
-          <w:color w:val="0000FF"/>
-          <w:sz w:val="24"/>
-          <w:u w:val="single"/>
-        </w:rPr>
-        <w:hyperlink r:id="rId90" w:history="1">
-          <w:r>
-            <w:rPr>
-              <w:rStyle w:val="Hyperlink"/>
-            </w:rPr>
-            <w:t>item:970083</w:t>
-          </w:r>
-        </w:hyperlink>
-      </w:r>
-      <w:r>
-        <w:rPr>
-          <w:rFonts w:ascii="Charis SIL Regular" w:hAnsi="Charis SIL Regular" w:eastAsia="Charis SIL Regular"/>
-          <w:b w:val="0"/>
-          <w:i w:val="0"/>
-          <w:color w:val="000000"/>
-          <w:sz w:val="24"/>
-        </w:rPr>
-        <w:t xml:space="preserve">, </w:t>
-      </w:r>
-      <w:r>
-        <w:rPr>
-          <w:rFonts w:ascii="Charis SIL Regular" w:hAnsi="Charis SIL Regular" w:eastAsia="Charis SIL Regular"/>
-          <w:b w:val="0"/>
-          <w:i w:val="0"/>
-          <w:color w:val="0000FF"/>
-          <w:sz w:val="24"/>
-          <w:u w:val="single"/>
-        </w:rPr>
-        <w:hyperlink r:id="rId91" w:history="1">
-          <w:r>
-            <w:rPr>
-              <w:rStyle w:val="Hyperlink"/>
-            </w:rPr>
-            <w:t>WorldCat</w:t>
-          </w:r>
-        </w:hyperlink>
-      </w:r>
-      <w:r>
-        <w:rPr>
-          <w:rFonts w:ascii="Charis SIL Regular" w:hAnsi="Charis SIL Regular" w:eastAsia="Charis SIL Regular"/>
-          <w:b w:val="0"/>
-          <w:i w:val="0"/>
-          <w:color w:val="0000FF"/>
-          <w:sz w:val="24"/>
-          <w:u w:val="single"/>
-        </w:rPr>
-        <w:t xml:space="preserve"> </w:t>
-      </w:r>
-      <w:r>
-        <w:rPr>
-          <w:rFonts w:ascii="Charis SIL Regular" w:hAnsi="Charis SIL Regular" w:eastAsia="Charis SIL Regular"/>
-          <w:b w:val="0"/>
-          <w:i w:val="0"/>
-          <w:color w:val="0000FF"/>
-          <w:sz w:val="24"/>
-          <w:u w:val="single"/>
-        </w:rPr>
-        <w:hyperlink r:id="rId91" w:history="1">
           <w:r>
             <w:rPr>
               <w:rStyle w:val="Hyperlink"/>
@@ -12382,12 +12484,94 @@
           <w:sz w:val="24"/>
           <w:u w:val="single"/>
         </w:rPr>
+        <w:hyperlink r:id="rId91" w:history="1">
+          <w:r>
+            <w:rPr>
+              <w:rStyle w:val="Hyperlink"/>
+            </w:rPr>
+            <w:t>https://</w:t>
+          </w:r>
+        </w:hyperlink>
+      </w:r>
+      <w:r>
+        <w:rPr>
+          <w:rFonts w:ascii="Charis SIL Regular" w:hAnsi="Charis SIL Regular" w:eastAsia="Charis SIL Regular"/>
+          <w:b w:val="0"/>
+          <w:i w:val="0"/>
+          <w:color w:val="0000FF"/>
+          <w:sz w:val="24"/>
+          <w:u w:val="single"/>
+        </w:rPr>
+        <w:hyperlink r:id="rId91" w:history="1">
+          <w:r>
+            <w:rPr>
+              <w:rStyle w:val="Hyperlink"/>
+            </w:rPr>
+            <w:t>search.worldcat.org/</w:t>
+          </w:r>
+        </w:hyperlink>
+      </w:r>
+      <w:r>
+        <w:rPr>
+          <w:rFonts w:ascii="Charis SIL Regular" w:hAnsi="Charis SIL Regular" w:eastAsia="Charis SIL Regular"/>
+          <w:b w:val="0"/>
+          <w:i w:val="0"/>
+          <w:color w:val="0000FF"/>
+          <w:sz w:val="24"/>
+          <w:u w:val="single"/>
+        </w:rPr>
+        <w:hyperlink r:id="rId91" w:history="1">
+          <w:r>
+            <w:rPr>
+              <w:rStyle w:val="Hyperlink"/>
+            </w:rPr>
+            <w:t>title/163275947?</w:t>
+          </w:r>
+        </w:hyperlink>
+      </w:r>
+      <w:r>
+        <w:rPr>
+          <w:rFonts w:ascii="Charis SIL Regular" w:hAnsi="Charis SIL Regular" w:eastAsia="Charis SIL Regular"/>
+          <w:b w:val="0"/>
+          <w:i w:val="0"/>
+          <w:color w:val="0000FF"/>
+          <w:sz w:val="24"/>
+          <w:u w:val="single"/>
+        </w:rPr>
+        <w:hyperlink r:id="rId91" w:history="1">
+          <w:r>
+            <w:rPr>
+              <w:rStyle w:val="Hyperlink"/>
+            </w:rPr>
+            <w:t>oclcNum=163275947</w:t>
+          </w:r>
+        </w:hyperlink>
+      </w:r>
+      <w:r>
+        <w:rPr>
+          <w:rFonts w:ascii="Charis SIL Regular" w:hAnsi="Charis SIL Regular" w:eastAsia="Charis SIL Regular"/>
+          <w:b w:val="0"/>
+          <w:i w:val="0"/>
+          <w:color w:val="000000"/>
+          <w:sz w:val="24"/>
+        </w:rPr>
+        <w:t xml:space="preserve">, </w:t>
+      </w:r>
+      <w:r>
+        <w:rPr>
+          <w:rFonts w:ascii="Charis SIL Regular" w:hAnsi="Charis SIL Regular" w:eastAsia="Charis SIL Regular"/>
+          <w:b w:val="0"/>
+          <w:i w:val="0"/>
+          <w:color w:val="0000FF"/>
+          <w:sz w:val="24"/>
+          <w:u w:val="single"/>
+        </w:rPr>
         <w:hyperlink r:id="rId92" w:history="1">
           <w:r>
             <w:rPr>
               <w:rStyle w:val="Hyperlink"/>
             </w:rPr>
-            <w:t>https://</w:t>
+            <w:t>WorldC</w:t>
           </w:r>
         </w:hyperlink>
       </w:r>
@@ -12405,7 +12589,7 @@
             <w:rPr>
               <w:rStyle w:val="Hyperlink"/>
             </w:rPr>
-            <w:t>search.worldcat.org/</w:t>
+            <w:t>at</w:t>
           </w:r>
         </w:hyperlink>
       </w:r>
@@ -12418,100 +12602,18 @@
           <w:sz w:val="24"/>
           <w:u w:val="single"/>
         </w:rPr>
+        <w:t xml:space="preserve"> </w:t>
+      </w:r>
+      <w:r>
+        <w:rPr>
+          <w:rFonts w:ascii="Charis SIL Regular" w:hAnsi="Charis SIL Regular" w:eastAsia="Charis SIL Regular"/>
+          <w:b w:val="0"/>
+          <w:i w:val="0"/>
+          <w:color w:val="0000FF"/>
+          <w:sz w:val="24"/>
+          <w:u w:val="single"/>
+        </w:rPr>
         <w:hyperlink r:id="rId92" w:history="1">
-          <w:r>
-            <w:rPr>
-              <w:rStyle w:val="Hyperlink"/>
-            </w:rPr>
-            <w:t>title/163275947?</w:t>
-          </w:r>
-        </w:hyperlink>
-      </w:r>
-      <w:r>
-        <w:rPr>
-          <w:rFonts w:ascii="Charis SIL Regular" w:hAnsi="Charis SIL Regular" w:eastAsia="Charis SIL Regular"/>
-          <w:b w:val="0"/>
-          <w:i w:val="0"/>
-          <w:color w:val="0000FF"/>
-          <w:sz w:val="24"/>
-          <w:u w:val="single"/>
-        </w:rPr>
-        <w:hyperlink r:id="rId92" w:history="1">
-          <w:r>
-            <w:rPr>
-              <w:rStyle w:val="Hyperlink"/>
-            </w:rPr>
-            <w:t>oclcNum=163275947</w:t>
-          </w:r>
-        </w:hyperlink>
-      </w:r>
-      <w:r>
-        <w:rPr>
-          <w:rFonts w:ascii="Charis SIL Regular" w:hAnsi="Charis SIL Regular" w:eastAsia="Charis SIL Regular"/>
-          <w:b w:val="0"/>
-          <w:i w:val="0"/>
-          <w:color w:val="000000"/>
-          <w:sz w:val="24"/>
-        </w:rPr>
-        <w:t xml:space="preserve">, </w:t>
-      </w:r>
-      <w:r>
-        <w:rPr>
-          <w:rFonts w:ascii="Charis SIL Regular" w:hAnsi="Charis SIL Regular" w:eastAsia="Charis SIL Regular"/>
-          <w:b w:val="0"/>
-          <w:i w:val="0"/>
-          <w:color w:val="0000FF"/>
-          <w:sz w:val="24"/>
-          <w:u w:val="single"/>
-        </w:rPr>
-        <w:hyperlink r:id="rId93" w:history="1">
-          <w:r>
-            <w:rPr>
-              <w:rStyle w:val="Hyperlink"/>
-            </w:rPr>
-            <w:t>WorldC</w:t>
-          </w:r>
-        </w:hyperlink>
-      </w:r>
-      <w:r>
-        <w:rPr>
-          <w:rFonts w:ascii="Charis SIL Regular" w:hAnsi="Charis SIL Regular" w:eastAsia="Charis SIL Regular"/>
-          <w:b w:val="0"/>
-          <w:i w:val="0"/>
-          <w:color w:val="0000FF"/>
-          <w:sz w:val="24"/>
-          <w:u w:val="single"/>
-        </w:rPr>
-        <w:hyperlink r:id="rId93" w:history="1">
-          <w:r>
-            <w:rPr>
-              <w:rStyle w:val="Hyperlink"/>
-            </w:rPr>
-            <w:t>at</w:t>
-          </w:r>
-        </w:hyperlink>
-      </w:r>
-      <w:r>
-        <w:rPr>
-          <w:rFonts w:ascii="Charis SIL Regular" w:hAnsi="Charis SIL Regular" w:eastAsia="Charis SIL Regular"/>
-          <w:b w:val="0"/>
-          <w:i w:val="0"/>
-          <w:color w:val="0000FF"/>
-          <w:sz w:val="24"/>
-          <w:u w:val="single"/>
-        </w:rPr>
-        <w:t xml:space="preserve"> </w:t>
-      </w:r>
-      <w:r>
-        <w:rPr>
-          <w:rFonts w:ascii="Charis SIL Regular" w:hAnsi="Charis SIL Regular" w:eastAsia="Charis SIL Regular"/>
-          <w:b w:val="0"/>
-          <w:i w:val="0"/>
-          <w:color w:val="0000FF"/>
-          <w:sz w:val="24"/>
-          <w:u w:val="single"/>
-        </w:rPr>
-        <w:hyperlink r:id="rId93" w:history="1">
           <w:r>
             <w:rPr>
               <w:rStyle w:val="Hyperlink"/>
@@ -12619,7 +12721,7 @@
           <w:sz w:val="24"/>
           <w:u w:val="single"/>
         </w:rPr>
-        <w:hyperlink r:id="rId94" w:history="1">
+        <w:hyperlink r:id="rId93" w:history="1">
           <w:r>
             <w:rPr>
               <w:rStyle w:val="Hyperlink"/>
@@ -12637,7 +12739,7 @@
           <w:sz w:val="24"/>
           <w:u w:val="single"/>
         </w:rPr>
-        <w:hyperlink r:id="rId94" w:history="1">
+        <w:hyperlink r:id="rId93" w:history="1">
           <w:r>
             <w:rPr>
               <w:rStyle w:val="Hyperlink"/>
@@ -12735,7 +12837,7 @@
           <w:sz w:val="24"/>
           <w:u w:val="single"/>
         </w:rPr>
-        <w:hyperlink r:id="rId95" w:history="1">
+        <w:hyperlink r:id="rId94" w:history="1">
           <w:r>
             <w:rPr>
               <w:rStyle w:val="Hyperlink"/>
@@ -12764,7 +12866,7 @@
           <w:sz w:val="24"/>
           <w:u w:val="single"/>
         </w:rPr>
-        <w:hyperlink r:id="rId95" w:history="1">
+        <w:hyperlink r:id="rId94" w:history="1">
           <w:r>
             <w:rPr>
               <w:rStyle w:val="Hyperlink"/>
@@ -12852,12 +12954,69 @@
           <w:sz w:val="24"/>
           <w:u w:val="single"/>
         </w:rPr>
+        <w:hyperlink r:id="rId95" w:history="1">
+          <w:r>
+            <w:rPr>
+              <w:rStyle w:val="Hyperlink"/>
+            </w:rPr>
+            <w:t>WorldCat</w:t>
+          </w:r>
+        </w:hyperlink>
+      </w:r>
+      <w:r>
+        <w:rPr>
+          <w:rFonts w:ascii="Charis SIL Regular" w:hAnsi="Charis SIL Regular" w:eastAsia="Charis SIL Regular"/>
+          <w:b w:val="0"/>
+          <w:i w:val="0"/>
+          <w:color w:val="0000FF"/>
+          <w:sz w:val="24"/>
+          <w:u w:val="single"/>
+        </w:rPr>
+        <w:t xml:space="preserve"> </w:t>
+      </w:r>
+      <w:r>
+        <w:rPr>
+          <w:rFonts w:ascii="Charis SIL Regular" w:hAnsi="Charis SIL Regular" w:eastAsia="Charis SIL Regular"/>
+          <w:b w:val="0"/>
+          <w:i w:val="0"/>
+          <w:color w:val="0000FF"/>
+          <w:sz w:val="24"/>
+          <w:u w:val="single"/>
+        </w:rPr>
+        <w:hyperlink r:id="rId95" w:history="1">
+          <w:r>
+            <w:rPr>
+              <w:rStyle w:val="Hyperlink"/>
+            </w:rPr>
+            <w:t>905783269</w:t>
+          </w:r>
+        </w:hyperlink>
+      </w:r>
+      <w:r>
+        <w:rPr>
+          <w:rFonts w:ascii="Charis SIL Regular" w:hAnsi="Charis SIL Regular" w:eastAsia="Charis SIL Regular"/>
+          <w:b w:val="0"/>
+          <w:i w:val="0"/>
+          <w:color w:val="000000"/>
+          <w:sz w:val="24"/>
+        </w:rPr>
+        <w:t xml:space="preserve">, </w:t>
+      </w:r>
+      <w:r>
+        <w:rPr>
+          <w:rFonts w:ascii="Charis SIL Regular" w:hAnsi="Charis SIL Regular" w:eastAsia="Charis SIL Regular"/>
+          <w:b w:val="0"/>
+          <w:i w:val="0"/>
+          <w:color w:val="0000FF"/>
+          <w:sz w:val="24"/>
+          <w:u w:val="single"/>
+        </w:rPr>
         <w:hyperlink r:id="rId96" w:history="1">
           <w:r>
             <w:rPr>
               <w:rStyle w:val="Hyperlink"/>
             </w:rPr>
-            <w:t>WorldCat</w:t>
+            <w:t>ISBN</w:t>
           </w:r>
         </w:hyperlink>
       </w:r>
@@ -12882,63 +13041,6 @@
           <w:u w:val="single"/>
         </w:rPr>
         <w:hyperlink r:id="rId96" w:history="1">
-          <w:r>
-            <w:rPr>
-              <w:rStyle w:val="Hyperlink"/>
-            </w:rPr>
-            <w:t>905783269</w:t>
-          </w:r>
-        </w:hyperlink>
-      </w:r>
-      <w:r>
-        <w:rPr>
-          <w:rFonts w:ascii="Charis SIL Regular" w:hAnsi="Charis SIL Regular" w:eastAsia="Charis SIL Regular"/>
-          <w:b w:val="0"/>
-          <w:i w:val="0"/>
-          <w:color w:val="000000"/>
-          <w:sz w:val="24"/>
-        </w:rPr>
-        <w:t xml:space="preserve">, </w:t>
-      </w:r>
-      <w:r>
-        <w:rPr>
-          <w:rFonts w:ascii="Charis SIL Regular" w:hAnsi="Charis SIL Regular" w:eastAsia="Charis SIL Regular"/>
-          <w:b w:val="0"/>
-          <w:i w:val="0"/>
-          <w:color w:val="0000FF"/>
-          <w:sz w:val="24"/>
-          <w:u w:val="single"/>
-        </w:rPr>
-        <w:hyperlink r:id="rId97" w:history="1">
-          <w:r>
-            <w:rPr>
-              <w:rStyle w:val="Hyperlink"/>
-            </w:rPr>
-            <w:t>ISBN</w:t>
-          </w:r>
-        </w:hyperlink>
-      </w:r>
-      <w:r>
-        <w:rPr>
-          <w:rFonts w:ascii="Charis SIL Regular" w:hAnsi="Charis SIL Regular" w:eastAsia="Charis SIL Regular"/>
-          <w:b w:val="0"/>
-          <w:i w:val="0"/>
-          <w:color w:val="0000FF"/>
-          <w:sz w:val="24"/>
-          <w:u w:val="single"/>
-        </w:rPr>
-        <w:t xml:space="preserve"> </w:t>
-      </w:r>
-      <w:r>
-        <w:rPr>
-          <w:rFonts w:ascii="Charis SIL Regular" w:hAnsi="Charis SIL Regular" w:eastAsia="Charis SIL Regular"/>
-          <w:b w:val="0"/>
-          <w:i w:val="0"/>
-          <w:color w:val="0000FF"/>
-          <w:sz w:val="24"/>
-          <w:u w:val="single"/>
-        </w:rPr>
-        <w:hyperlink r:id="rId97" w:history="1">
           <w:r>
             <w:rPr>
               <w:rStyle w:val="Hyperlink"/>
@@ -13066,7 +13168,7 @@
           <w:sz w:val="24"/>
           <w:u w:val="single"/>
         </w:rPr>
-        <w:hyperlink r:id="rId98" w:history="1">
+        <w:hyperlink r:id="rId97" w:history="1">
           <w:r>
             <w:rPr>
               <w:rStyle w:val="Hyperlink"/>
@@ -13084,7 +13186,7 @@
           <w:sz w:val="24"/>
           <w:u w:val="single"/>
         </w:rPr>
-        <w:hyperlink r:id="rId98" w:history="1">
+        <w:hyperlink r:id="rId97" w:history="1">
           <w:r>
             <w:rPr>
               <w:rStyle w:val="Hyperlink"/>
@@ -13102,7 +13204,7 @@
           <w:sz w:val="24"/>
           <w:u w:val="single"/>
         </w:rPr>
-        <w:hyperlink r:id="rId98" w:history="1">
+        <w:hyperlink r:id="rId97" w:history="1">
           <w:r>
             <w:rPr>
               <w:rStyle w:val="Hyperlink"/>
@@ -13218,12 +13320,69 @@
           <w:sz w:val="24"/>
           <w:u w:val="single"/>
         </w:rPr>
+        <w:hyperlink r:id="rId98" w:history="1">
+          <w:r>
+            <w:rPr>
+              <w:rStyle w:val="Hyperlink"/>
+            </w:rPr>
+            <w:t>WorldCat</w:t>
+          </w:r>
+        </w:hyperlink>
+      </w:r>
+      <w:r>
+        <w:rPr>
+          <w:rFonts w:ascii="Charis SIL Regular" w:hAnsi="Charis SIL Regular" w:eastAsia="Charis SIL Regular"/>
+          <w:b w:val="0"/>
+          <w:i w:val="0"/>
+          <w:color w:val="0000FF"/>
+          <w:sz w:val="24"/>
+          <w:u w:val="single"/>
+        </w:rPr>
+        <w:t xml:space="preserve"> </w:t>
+      </w:r>
+      <w:r>
+        <w:rPr>
+          <w:rFonts w:ascii="Charis SIL Regular" w:hAnsi="Charis SIL Regular" w:eastAsia="Charis SIL Regular"/>
+          <w:b w:val="0"/>
+          <w:i w:val="0"/>
+          <w:color w:val="0000FF"/>
+          <w:sz w:val="24"/>
+          <w:u w:val="single"/>
+        </w:rPr>
+        <w:hyperlink r:id="rId98" w:history="1">
+          <w:r>
+            <w:rPr>
+              <w:rStyle w:val="Hyperlink"/>
+            </w:rPr>
+            <w:t>1041816245</w:t>
+          </w:r>
+        </w:hyperlink>
+      </w:r>
+      <w:r>
+        <w:rPr>
+          <w:rFonts w:ascii="Charis SIL Regular" w:hAnsi="Charis SIL Regular" w:eastAsia="Charis SIL Regular"/>
+          <w:b w:val="0"/>
+          <w:i w:val="0"/>
+          <w:color w:val="000000"/>
+          <w:sz w:val="24"/>
+        </w:rPr>
+        <w:t xml:space="preserve">, </w:t>
+      </w:r>
+      <w:r>
+        <w:rPr>
+          <w:rFonts w:ascii="Charis SIL Regular" w:hAnsi="Charis SIL Regular" w:eastAsia="Charis SIL Regular"/>
+          <w:b w:val="0"/>
+          <w:i w:val="0"/>
+          <w:color w:val="0000FF"/>
+          <w:sz w:val="24"/>
+          <w:u w:val="single"/>
+        </w:rPr>
         <w:hyperlink r:id="rId99" w:history="1">
           <w:r>
             <w:rPr>
               <w:rStyle w:val="Hyperlink"/>
             </w:rPr>
-            <w:t>WorldCat</w:t>
+            <w:t>ISBN</w:t>
           </w:r>
         </w:hyperlink>
       </w:r>
@@ -13248,63 +13407,6 @@
           <w:u w:val="single"/>
         </w:rPr>
         <w:hyperlink r:id="rId99" w:history="1">
-          <w:r>
-            <w:rPr>
-              <w:rStyle w:val="Hyperlink"/>
-            </w:rPr>
-            <w:t>1041816245</w:t>
-          </w:r>
-        </w:hyperlink>
-      </w:r>
-      <w:r>
-        <w:rPr>
-          <w:rFonts w:ascii="Charis SIL Regular" w:hAnsi="Charis SIL Regular" w:eastAsia="Charis SIL Regular"/>
-          <w:b w:val="0"/>
-          <w:i w:val="0"/>
-          <w:color w:val="000000"/>
-          <w:sz w:val="24"/>
-        </w:rPr>
-        <w:t xml:space="preserve">, </w:t>
-      </w:r>
-      <w:r>
-        <w:rPr>
-          <w:rFonts w:ascii="Charis SIL Regular" w:hAnsi="Charis SIL Regular" w:eastAsia="Charis SIL Regular"/>
-          <w:b w:val="0"/>
-          <w:i w:val="0"/>
-          <w:color w:val="0000FF"/>
-          <w:sz w:val="24"/>
-          <w:u w:val="single"/>
-        </w:rPr>
-        <w:hyperlink r:id="rId100" w:history="1">
-          <w:r>
-            <w:rPr>
-              <w:rStyle w:val="Hyperlink"/>
-            </w:rPr>
-            <w:t>ISBN</w:t>
-          </w:r>
-        </w:hyperlink>
-      </w:r>
-      <w:r>
-        <w:rPr>
-          <w:rFonts w:ascii="Charis SIL Regular" w:hAnsi="Charis SIL Regular" w:eastAsia="Charis SIL Regular"/>
-          <w:b w:val="0"/>
-          <w:i w:val="0"/>
-          <w:color w:val="0000FF"/>
-          <w:sz w:val="24"/>
-          <w:u w:val="single"/>
-        </w:rPr>
-        <w:t xml:space="preserve"> </w:t>
-      </w:r>
-      <w:r>
-        <w:rPr>
-          <w:rFonts w:ascii="Charis SIL Regular" w:hAnsi="Charis SIL Regular" w:eastAsia="Charis SIL Regular"/>
-          <w:b w:val="0"/>
-          <w:i w:val="0"/>
-          <w:color w:val="0000FF"/>
-          <w:sz w:val="24"/>
-          <w:u w:val="single"/>
-        </w:rPr>
-        <w:hyperlink r:id="rId100" w:history="1">
           <w:r>
             <w:rPr>
               <w:rStyle w:val="Hyperlink"/>
@@ -13416,7 +13518,7 @@
           <w:color w:val="0000FF"/>
           <w:sz w:val="24"/>
         </w:rPr>
-        <w:hyperlink r:id="rId101" w:history="1">
+        <w:hyperlink r:id="rId100" w:history="1">
           <w:r>
             <w:rPr>
               <w:rStyle w:val="Hyperlink"/>
@@ -13433,7 +13535,7 @@
           <w:color w:val="0000FF"/>
           <w:sz w:val="24"/>
         </w:rPr>
-        <w:hyperlink r:id="rId101" w:history="1">
+        <w:hyperlink r:id="rId100" w:history="1">
           <w:r>
             <w:rPr>
               <w:rStyle w:val="Hyperlink"/>
@@ -13450,7 +13552,7 @@
           <w:color w:val="0000FF"/>
           <w:sz w:val="24"/>
         </w:rPr>
-        <w:hyperlink r:id="rId101" w:history="1">
+        <w:hyperlink r:id="rId100" w:history="1">
           <w:r>
             <w:rPr>
               <w:rStyle w:val="Hyperlink"/>
@@ -13467,7 +13569,7 @@
           <w:color w:val="0000FF"/>
           <w:sz w:val="24"/>
         </w:rPr>
-        <w:hyperlink r:id="rId101" w:history="1">
+        <w:hyperlink r:id="rId100" w:history="1">
           <w:r>
             <w:rPr>
               <w:rStyle w:val="Hyperlink"/>
@@ -13484,7 +13586,7 @@
           <w:color w:val="0000FF"/>
           <w:sz w:val="24"/>
         </w:rPr>
-        <w:hyperlink r:id="rId101" w:history="1">
+        <w:hyperlink r:id="rId100" w:history="1">
           <w:r>
             <w:rPr>
               <w:rStyle w:val="Hyperlink"/>
@@ -13586,7 +13688,7 @@
           <w:color w:val="0000FF"/>
           <w:sz w:val="24"/>
         </w:rPr>
-        <w:hyperlink r:id="rId102" w:history="1">
+        <w:hyperlink r:id="rId101" w:history="1">
           <w:r>
             <w:rPr>
               <w:rStyle w:val="Hyperlink"/>
@@ -13603,7 +13705,7 @@
           <w:color w:val="0000FF"/>
           <w:sz w:val="24"/>
         </w:rPr>
-        <w:hyperlink r:id="rId102" w:history="1">
+        <w:hyperlink r:id="rId101" w:history="1">
           <w:r>
             <w:rPr>
               <w:rStyle w:val="Hyperlink"/>
@@ -13620,7 +13722,7 @@
           <w:color w:val="0000FF"/>
           <w:sz w:val="24"/>
         </w:rPr>
-        <w:hyperlink r:id="rId102" w:history="1">
+        <w:hyperlink r:id="rId101" w:history="1">
           <w:r>
             <w:rPr>
               <w:rStyle w:val="Hyperlink"/>
@@ -13637,7 +13739,7 @@
           <w:color w:val="0000FF"/>
           <w:sz w:val="24"/>
         </w:rPr>
-        <w:hyperlink r:id="rId102" w:history="1">
+        <w:hyperlink r:id="rId101" w:history="1">
           <w:r>
             <w:rPr>
               <w:rStyle w:val="Hyperlink"/>
@@ -13654,7 +13756,7 @@
           <w:color w:val="0000FF"/>
           <w:sz w:val="24"/>
         </w:rPr>
-        <w:hyperlink r:id="rId102" w:history="1">
+        <w:hyperlink r:id="rId101" w:history="1">
           <w:r>
             <w:rPr>
               <w:rStyle w:val="Hyperlink"/>
@@ -13752,7 +13854,7 @@
           <w:color w:val="0000FF"/>
           <w:sz w:val="24"/>
         </w:rPr>
-        <w:hyperlink r:id="rId103" w:history="1">
+        <w:hyperlink r:id="rId102" w:history="1">
           <w:r>
             <w:rPr>
               <w:rStyle w:val="Hyperlink"/>
@@ -13769,7 +13871,7 @@
           <w:color w:val="0000FF"/>
           <w:sz w:val="24"/>
         </w:rPr>
-        <w:hyperlink r:id="rId103" w:history="1">
+        <w:hyperlink r:id="rId102" w:history="1">
           <w:r>
             <w:rPr>
               <w:rStyle w:val="Hyperlink"/>
@@ -13786,7 +13888,7 @@
           <w:color w:val="0000FF"/>
           <w:sz w:val="24"/>
         </w:rPr>
-        <w:hyperlink r:id="rId103" w:history="1">
+        <w:hyperlink r:id="rId102" w:history="1">
           <w:r>
             <w:rPr>
               <w:rStyle w:val="Hyperlink"/>
@@ -13803,7 +13905,7 @@
           <w:color w:val="0000FF"/>
           <w:sz w:val="24"/>
         </w:rPr>
-        <w:hyperlink r:id="rId103" w:history="1">
+        <w:hyperlink r:id="rId102" w:history="1">
           <w:r>
             <w:rPr>
               <w:rStyle w:val="Hyperlink"/>
@@ -13820,7 +13922,7 @@
           <w:color w:val="0000FF"/>
           <w:sz w:val="24"/>
         </w:rPr>
-        <w:hyperlink r:id="rId103" w:history="1">
+        <w:hyperlink r:id="rId102" w:history="1">
           <w:r>
             <w:rPr>
               <w:rStyle w:val="Hyperlink"/>
@@ -13929,7 +14031,7 @@
           <w:color w:val="0000FF"/>
           <w:sz w:val="24"/>
         </w:rPr>
-        <w:hyperlink r:id="rId104" w:history="1">
+        <w:hyperlink r:id="rId103" w:history="1">
           <w:r>
             <w:rPr>
               <w:rStyle w:val="Hyperlink"/>
@@ -13946,7 +14048,7 @@
           <w:color w:val="0000FF"/>
           <w:sz w:val="24"/>
         </w:rPr>
-        <w:hyperlink r:id="rId104" w:history="1">
+        <w:hyperlink r:id="rId103" w:history="1">
           <w:r>
             <w:rPr>
               <w:rStyle w:val="Hyperlink"/>
@@ -13963,7 +14065,7 @@
           <w:color w:val="0000FF"/>
           <w:sz w:val="24"/>
         </w:rPr>
-        <w:hyperlink r:id="rId104" w:history="1">
+        <w:hyperlink r:id="rId103" w:history="1">
           <w:r>
             <w:rPr>
               <w:rStyle w:val="Hyperlink"/>
@@ -13980,7 +14082,7 @@
           <w:color w:val="0000FF"/>
           <w:sz w:val="24"/>
         </w:rPr>
-        <w:hyperlink r:id="rId104" w:history="1">
+        <w:hyperlink r:id="rId103" w:history="1">
           <w:r>
             <w:rPr>
               <w:rStyle w:val="Hyperlink"/>
@@ -13997,7 +14099,7 @@
           <w:color w:val="0000FF"/>
           <w:sz w:val="24"/>
         </w:rPr>
-        <w:hyperlink r:id="rId104" w:history="1">
+        <w:hyperlink r:id="rId103" w:history="1">
           <w:r>
             <w:rPr>
               <w:rStyle w:val="Hyperlink"/>
@@ -14120,7 +14222,7 @@
           <w:sz w:val="24"/>
           <w:u w:val="single"/>
         </w:rPr>
-        <w:hyperlink r:id="rId105" w:history="1">
+        <w:hyperlink r:id="rId104" w:history="1">
           <w:r>
             <w:rPr>
               <w:rStyle w:val="Hyperlink"/>
@@ -14149,7 +14251,7 @@
           <w:sz w:val="24"/>
           <w:u w:val="single"/>
         </w:rPr>
-        <w:hyperlink r:id="rId105" w:history="1">
+        <w:hyperlink r:id="rId104" w:history="1">
           <w:r>
             <w:rPr>
               <w:rStyle w:val="Hyperlink"/>
@@ -14258,7 +14360,7 @@
           <w:color w:val="0000FF"/>
           <w:sz w:val="24"/>
         </w:rPr>
-        <w:hyperlink r:id="rId106" w:history="1">
+        <w:hyperlink r:id="rId105" w:history="1">
           <w:r>
             <w:rPr>
               <w:rStyle w:val="Hyperlink"/>
@@ -14275,7 +14377,7 @@
           <w:color w:val="0000FF"/>
           <w:sz w:val="24"/>
         </w:rPr>
-        <w:hyperlink r:id="rId106" w:history="1">
+        <w:hyperlink r:id="rId105" w:history="1">
           <w:r>
             <w:rPr>
               <w:rStyle w:val="Hyperlink"/>
@@ -14292,7 +14394,7 @@
           <w:color w:val="0000FF"/>
           <w:sz w:val="24"/>
         </w:rPr>
-        <w:hyperlink r:id="rId106" w:history="1">
+        <w:hyperlink r:id="rId105" w:history="1">
           <w:r>
             <w:rPr>
               <w:rStyle w:val="Hyperlink"/>
@@ -14309,7 +14411,7 @@
           <w:color w:val="0000FF"/>
           <w:sz w:val="24"/>
         </w:rPr>
-        <w:hyperlink r:id="rId106" w:history="1">
+        <w:hyperlink r:id="rId105" w:history="1">
           <w:r>
             <w:rPr>
               <w:rStyle w:val="Hyperlink"/>
@@ -14326,7 +14428,7 @@
           <w:color w:val="0000FF"/>
           <w:sz w:val="24"/>
         </w:rPr>
-        <w:hyperlink r:id="rId106" w:history="1">
+        <w:hyperlink r:id="rId105" w:history="1">
           <w:r>
             <w:rPr>
               <w:rStyle w:val="Hyperlink"/>
@@ -14343,7 +14445,7 @@
           <w:color w:val="0000FF"/>
           <w:sz w:val="24"/>
         </w:rPr>
-        <w:hyperlink r:id="rId106" w:history="1">
+        <w:hyperlink r:id="rId105" w:history="1">
           <w:r>
             <w:rPr>
               <w:rStyle w:val="Hyperlink"/>
@@ -14360,7 +14462,7 @@
           <w:color w:val="0000FF"/>
           <w:sz w:val="24"/>
         </w:rPr>
-        <w:hyperlink r:id="rId106" w:history="1">
+        <w:hyperlink r:id="rId105" w:history="1">
           <w:r>
             <w:rPr>
               <w:rStyle w:val="Hyperlink"/>
@@ -14378,7 +14480,7 @@
           <w:sz w:val="24"/>
           <w:u w:val="single"/>
         </w:rPr>
-        <w:hyperlink r:id="rId106" w:history="1">
+        <w:hyperlink r:id="rId105" w:history="1">
           <w:r>
             <w:rPr>
               <w:rStyle w:val="Hyperlink"/>
@@ -14396,7 +14498,7 @@
           <w:sz w:val="24"/>
           <w:u w:val="single"/>
         </w:rPr>
-        <w:hyperlink r:id="rId106" w:history="1">
+        <w:hyperlink r:id="rId105" w:history="1">
           <w:r>
             <w:rPr>
               <w:rStyle w:val="Hyperlink"/>
@@ -14414,7 +14516,7 @@
           <w:sz w:val="24"/>
           <w:u w:val="single"/>
         </w:rPr>
-        <w:hyperlink r:id="rId106" w:history="1">
+        <w:hyperlink r:id="rId105" w:history="1">
           <w:r>
             <w:rPr>
               <w:rStyle w:val="Hyperlink"/>
@@ -14432,7 +14534,7 @@
           <w:sz w:val="24"/>
           <w:u w:val="single"/>
         </w:rPr>
-        <w:hyperlink r:id="rId106" w:history="1">
+        <w:hyperlink r:id="rId105" w:history="1">
           <w:r>
             <w:rPr>
               <w:rStyle w:val="Hyperlink"/>
@@ -14450,7 +14552,7 @@
           <w:sz w:val="24"/>
           <w:u w:val="single"/>
         </w:rPr>
-        <w:hyperlink r:id="rId106" w:history="1">
+        <w:hyperlink r:id="rId105" w:history="1">
           <w:r>
             <w:rPr>
               <w:rStyle w:val="Hyperlink"/>
@@ -14468,7 +14570,7 @@
           <w:sz w:val="24"/>
           <w:u w:val="single"/>
         </w:rPr>
-        <w:hyperlink r:id="rId106" w:history="1">
+        <w:hyperlink r:id="rId105" w:history="1">
           <w:r>
             <w:rPr>
               <w:rStyle w:val="Hyperlink"/>
@@ -14486,7 +14588,7 @@
           <w:sz w:val="24"/>
           <w:u w:val="single"/>
         </w:rPr>
-        <w:hyperlink r:id="rId106" w:history="1">
+        <w:hyperlink r:id="rId105" w:history="1">
           <w:r>
             <w:rPr>
               <w:rStyle w:val="Hyperlink"/>
@@ -14504,7 +14606,7 @@
           <w:sz w:val="24"/>
           <w:u w:val="single"/>
         </w:rPr>
-        <w:hyperlink r:id="rId106" w:history="1">
+        <w:hyperlink r:id="rId105" w:history="1">
           <w:r>
             <w:rPr>
               <w:rStyle w:val="Hyperlink"/>
@@ -14522,7 +14624,7 @@
           <w:sz w:val="24"/>
           <w:u w:val="single"/>
         </w:rPr>
-        <w:hyperlink r:id="rId106" w:history="1">
+        <w:hyperlink r:id="rId105" w:history="1">
           <w:r>
             <w:rPr>
               <w:rStyle w:val="Hyperlink"/>
@@ -14540,7 +14642,7 @@
           <w:sz w:val="24"/>
           <w:u w:val="single"/>
         </w:rPr>
-        <w:hyperlink r:id="rId106" w:history="1">
+        <w:hyperlink r:id="rId105" w:history="1">
           <w:r>
             <w:rPr>
               <w:rStyle w:val="Hyperlink"/>

--- a/EXPORTS/DOCX/published/niveau2/English/Suriname.docx
+++ b/EXPORTS/DOCX/published/niveau2/English/Suriname.docx
@@ -1646,7 +1646,50 @@
           <w:color w:val="000000"/>
           <w:sz w:val="24"/>
         </w:rPr>
-        <w:t xml:space="preserve"> admirer of </w:t>
+        <w:hyperlink r:id="rId15" w:history="1">
+          <w:r>
+            <w:rPr>
+              <w:rStyle w:val="Hyperlink"/>
+            </w:rPr>
+            <w:t xml:space="preserve"> admire</w:t>
+          </w:r>
+        </w:hyperlink>
+      </w:r>
+      <w:r>
+        <w:rPr>
+          <w:u w:val="single" w:color="0000ff"/>
+          <w:rFonts w:ascii="Charis SIL Regular" w:hAnsi="Charis SIL Regular" w:eastAsia="Charis SIL Regular"/>
+          <w:b w:val="0"/>
+          <w:i w:val="0"/>
+          <w:color w:val="000000"/>
+          <w:sz w:val="24"/>
+        </w:rPr>
+        <w:hyperlink r:id="rId15" w:history="1">
+          <w:r>
+            <w:rPr>
+              <w:rStyle w:val="Hyperlink"/>
+            </w:rPr>
+            <w:t>r</w:t>
+          </w:r>
+        </w:hyperlink>
+      </w:r>
+      <w:r>
+        <w:rPr>
+          <w:u w:val="single" w:color="0000ff"/>
+          <w:rFonts w:ascii="Charis SIL Regular" w:hAnsi="Charis SIL Regular" w:eastAsia="Charis SIL Regular"/>
+          <w:b w:val="0"/>
+          <w:i w:val="0"/>
+          <w:color w:val="000000"/>
+          <w:sz w:val="24"/>
+        </w:rPr>
+        <w:hyperlink r:id="rId15" w:history="1">
+          <w:r>
+            <w:rPr>
+              <w:rStyle w:val="Hyperlink"/>
+            </w:rPr>
+            <w:t xml:space="preserve"> of </w:t>
+          </w:r>
+        </w:hyperlink>
       </w:r>
       <w:r>
         <w:rPr>
@@ -1657,7 +1700,7 @@
           <w:sz w:val="24"/>
           <w:u w:val="single"/>
         </w:rPr>
-        <w:hyperlink r:id="rId17" w:history="1">
+        <w:hyperlink r:id="rId15" w:history="1">
           <w:r>
             <w:rPr>
               <w:rStyle w:val="Hyperlink"/>
@@ -2819,6 +2862,7 @@
       </w:r>
       <w:r>
         <w:rPr>
+          <w:u w:val="single" w:color="0000ff"/>
           <w:rFonts w:ascii="Charis SIL Regular" w:hAnsi="Charis SIL Regular" w:eastAsia="Charis SIL Regular"/>
           <w:b w:val="0"/>
           <w:i w:val="0"/>
@@ -3427,7 +3471,14 @@
           <w:color w:val="000000"/>
           <w:sz w:val="24"/>
         </w:rPr>
-        <w:t xml:space="preserve">r </w:t>
+        <w:hyperlink r:id="rId26" w:history="1">
+          <w:r>
+            <w:rPr>
+              <w:rStyle w:val="Hyperlink"/>
+            </w:rPr>
+            <w:t xml:space="preserve">r </w:t>
+          </w:r>
+        </w:hyperlink>
       </w:r>
       <w:r>
         <w:rPr>
@@ -3438,12 +3489,30 @@
           <w:sz w:val="24"/>
           <w:u w:val="single"/>
         </w:rPr>
+        <w:hyperlink r:id="rId26" w:history="1">
+          <w:r>
+            <w:rPr>
+              <w:rStyle w:val="Hyperlink"/>
+            </w:rPr>
+            <w:t>Assuee</w:t>
+          </w:r>
+        </w:hyperlink>
+      </w:r>
+      <w:r>
+        <w:rPr>
+          <w:rFonts w:ascii="Charis SIL Regular" w:hAnsi="Charis SIL Regular" w:eastAsia="Charis SIL Regular"/>
+          <w:b w:val="0"/>
+          <w:i w:val="0"/>
+          <w:color w:val="0000FF"/>
+          <w:sz w:val="24"/>
+          <w:u w:val="single"/>
+        </w:rPr>
         <w:hyperlink r:id="rId28" w:history="1">
           <w:r>
             <w:rPr>
               <w:rStyle w:val="Hyperlink"/>
             </w:rPr>
-            <w:t>Assuee</w:t>
+            <w:t>r</w:t>
           </w:r>
         </w:hyperlink>
       </w:r>
@@ -3456,12 +3525,23 @@
           <w:sz w:val="24"/>
           <w:u w:val="single"/>
         </w:rPr>
+        <w:t xml:space="preserve"> </w:t>
+      </w:r>
+      <w:r>
+        <w:rPr>
+          <w:rFonts w:ascii="Charis SIL Regular" w:hAnsi="Charis SIL Regular" w:eastAsia="Charis SIL Regular"/>
+          <w:b w:val="0"/>
+          <w:i w:val="0"/>
+          <w:color w:val="0000FF"/>
+          <w:sz w:val="24"/>
+          <w:u w:val="single"/>
+        </w:rPr>
         <w:hyperlink r:id="rId28" w:history="1">
           <w:r>
             <w:rPr>
               <w:rStyle w:val="Hyperlink"/>
             </w:rPr>
-            <w:t>r</w:t>
+            <w:t>Jacob</w:t>
           </w:r>
         </w:hyperlink>
       </w:r>
@@ -3490,7 +3570,7 @@
             <w:rPr>
               <w:rStyle w:val="Hyperlink"/>
             </w:rPr>
-            <w:t>Jacob</w:t>
+            <w:t xml:space="preserve">Schimmelpenninck </w:t>
           </w:r>
         </w:hyperlink>
       </w:r>
@@ -3503,6 +3583,24 @@
           <w:sz w:val="24"/>
           <w:u w:val="single"/>
         </w:rPr>
+        <w:hyperlink r:id="rId27" w:history="1">
+          <w:r>
+            <w:rPr>
+              <w:rStyle w:val="Hyperlink"/>
+            </w:rPr>
+            <w:t>van</w:t>
+          </w:r>
+        </w:hyperlink>
+      </w:r>
+      <w:r>
+        <w:rPr>
+          <w:rFonts w:ascii="Charis SIL Regular" w:hAnsi="Charis SIL Regular" w:eastAsia="